--- a/Robyn Doyle Dissertation Draft.docx
+++ b/Robyn Doyle Dissertation Draft.docx
@@ -161,7 +161,6 @@
         <w:rPr>
           <w:sz w:val="40"/>
           <w:szCs w:val="40"/>
-          <w:lang w:val="de-DE"/>
         </w:rPr>
       </w:pPr>
       <w:r>
@@ -5091,9 +5090,8 @@
         <w:pStyle w:val="Heading1"/>
         <w:numPr>
           <w:ilvl w:val="0"/>
-          <w:numId w:val="3"/>
+          <w:numId w:val="23"/>
         </w:numPr>
-        <w:ind w:left="567" w:hanging="567"/>
       </w:pPr>
       <w:bookmarkStart w:id="9" w:name="_Ref357510072"/>
       <w:bookmarkStart w:id="10" w:name="_Toc101374241"/>
@@ -6178,16 +6176,6 @@
         </w:rPr>
         <w:t xml:space="preserve"> to hardware, network or operational failures. In an era where cyber security risks have become more prevalent there is an increased risk that such a component can be attacked on purpose. </w:t>
       </w:r>
-    </w:p>
-    <w:p>
-      <w:pPr>
-        <w:spacing w:after="0" w:line="360" w:lineRule="auto"/>
-        <w:jc w:val="both"/>
-        <w:rPr>
-          <w:sz w:val="24"/>
-          <w:szCs w:val="24"/>
-        </w:rPr>
-      </w:pPr>
     </w:p>
     <w:p>
       <w:pPr>
@@ -8015,7 +8003,21 @@
           <w:sz w:val="24"/>
           <w:szCs w:val="24"/>
         </w:rPr>
-        <w:t>transition from monolith to orchestrated streamed communications across systems of systems in critical services be achieved within the requirements of 250</w:t>
+        <w:t xml:space="preserve">transition from monolith to </w:t>
+      </w:r>
+      <w:r>
+        <w:rPr>
+          <w:sz w:val="24"/>
+          <w:szCs w:val="24"/>
+        </w:rPr>
+        <w:t xml:space="preserve">event streaming </w:t>
+      </w:r>
+      <w:r>
+        <w:rPr>
+          <w:sz w:val="24"/>
+          <w:szCs w:val="24"/>
+        </w:rPr>
+        <w:t>across systems of systems in critical services be achieved within the requirements of 250</w:t>
       </w:r>
       <w:r>
         <w:rPr>
@@ -8118,6 +8120,246 @@
     </w:p>
     <w:p>
       <w:pPr>
+        <w:spacing w:after="0" w:line="360" w:lineRule="auto"/>
+        <w:jc w:val="both"/>
+        <w:rPr>
+          <w:sz w:val="24"/>
+          <w:szCs w:val="24"/>
+        </w:rPr>
+      </w:pPr>
+    </w:p>
+    <w:p>
+      <w:pPr>
+        <w:spacing w:after="0" w:line="360" w:lineRule="auto"/>
+        <w:jc w:val="both"/>
+        <w:rPr>
+          <w:sz w:val="24"/>
+          <w:szCs w:val="24"/>
+        </w:rPr>
+      </w:pPr>
+    </w:p>
+    <w:p>
+      <w:pPr>
+        <w:spacing w:after="0" w:line="360" w:lineRule="auto"/>
+        <w:jc w:val="both"/>
+        <w:rPr>
+          <w:sz w:val="24"/>
+          <w:szCs w:val="24"/>
+        </w:rPr>
+      </w:pPr>
+    </w:p>
+    <w:p>
+      <w:pPr>
+        <w:spacing w:after="0" w:line="360" w:lineRule="auto"/>
+        <w:jc w:val="both"/>
+        <w:rPr>
+          <w:sz w:val="24"/>
+          <w:szCs w:val="24"/>
+        </w:rPr>
+      </w:pPr>
+    </w:p>
+    <w:p>
+      <w:pPr>
+        <w:spacing w:after="0" w:line="360" w:lineRule="auto"/>
+        <w:jc w:val="both"/>
+        <w:rPr>
+          <w:sz w:val="24"/>
+          <w:szCs w:val="24"/>
+        </w:rPr>
+      </w:pPr>
+    </w:p>
+    <w:p>
+      <w:pPr>
+        <w:spacing w:after="0" w:line="360" w:lineRule="auto"/>
+        <w:jc w:val="both"/>
+        <w:rPr>
+          <w:sz w:val="24"/>
+          <w:szCs w:val="24"/>
+        </w:rPr>
+      </w:pPr>
+    </w:p>
+    <w:p>
+      <w:pPr>
+        <w:spacing w:after="0" w:line="360" w:lineRule="auto"/>
+        <w:jc w:val="both"/>
+        <w:rPr>
+          <w:sz w:val="24"/>
+          <w:szCs w:val="24"/>
+        </w:rPr>
+      </w:pPr>
+    </w:p>
+    <w:p>
+      <w:pPr>
+        <w:spacing w:after="0" w:line="360" w:lineRule="auto"/>
+        <w:jc w:val="both"/>
+        <w:rPr>
+          <w:sz w:val="24"/>
+          <w:szCs w:val="24"/>
+        </w:rPr>
+      </w:pPr>
+    </w:p>
+    <w:p>
+      <w:pPr>
+        <w:spacing w:after="0" w:line="360" w:lineRule="auto"/>
+        <w:jc w:val="both"/>
+        <w:rPr>
+          <w:sz w:val="24"/>
+          <w:szCs w:val="24"/>
+        </w:rPr>
+      </w:pPr>
+    </w:p>
+    <w:p>
+      <w:pPr>
+        <w:spacing w:after="0" w:line="360" w:lineRule="auto"/>
+        <w:jc w:val="both"/>
+        <w:rPr>
+          <w:sz w:val="24"/>
+          <w:szCs w:val="24"/>
+        </w:rPr>
+      </w:pPr>
+    </w:p>
+    <w:p>
+      <w:pPr>
+        <w:spacing w:after="0" w:line="360" w:lineRule="auto"/>
+        <w:jc w:val="both"/>
+        <w:rPr>
+          <w:sz w:val="24"/>
+          <w:szCs w:val="24"/>
+        </w:rPr>
+      </w:pPr>
+    </w:p>
+    <w:p>
+      <w:pPr>
+        <w:spacing w:after="0" w:line="360" w:lineRule="auto"/>
+        <w:jc w:val="both"/>
+        <w:rPr>
+          <w:sz w:val="24"/>
+          <w:szCs w:val="24"/>
+        </w:rPr>
+      </w:pPr>
+    </w:p>
+    <w:p>
+      <w:pPr>
+        <w:spacing w:after="0" w:line="360" w:lineRule="auto"/>
+        <w:jc w:val="both"/>
+        <w:rPr>
+          <w:sz w:val="24"/>
+          <w:szCs w:val="24"/>
+        </w:rPr>
+      </w:pPr>
+    </w:p>
+    <w:p>
+      <w:pPr>
+        <w:spacing w:after="0" w:line="360" w:lineRule="auto"/>
+        <w:jc w:val="both"/>
+        <w:rPr>
+          <w:sz w:val="24"/>
+          <w:szCs w:val="24"/>
+        </w:rPr>
+      </w:pPr>
+    </w:p>
+    <w:p>
+      <w:pPr>
+        <w:spacing w:after="0" w:line="360" w:lineRule="auto"/>
+        <w:jc w:val="both"/>
+        <w:rPr>
+          <w:sz w:val="24"/>
+          <w:szCs w:val="24"/>
+        </w:rPr>
+      </w:pPr>
+    </w:p>
+    <w:p>
+      <w:pPr>
+        <w:spacing w:after="0" w:line="360" w:lineRule="auto"/>
+        <w:jc w:val="both"/>
+        <w:rPr>
+          <w:sz w:val="24"/>
+          <w:szCs w:val="24"/>
+        </w:rPr>
+      </w:pPr>
+    </w:p>
+    <w:p>
+      <w:pPr>
+        <w:spacing w:after="0" w:line="360" w:lineRule="auto"/>
+        <w:jc w:val="both"/>
+        <w:rPr>
+          <w:sz w:val="24"/>
+          <w:szCs w:val="24"/>
+        </w:rPr>
+      </w:pPr>
+    </w:p>
+    <w:p>
+      <w:pPr>
+        <w:spacing w:after="0" w:line="360" w:lineRule="auto"/>
+        <w:jc w:val="both"/>
+        <w:rPr>
+          <w:sz w:val="24"/>
+          <w:szCs w:val="24"/>
+        </w:rPr>
+      </w:pPr>
+    </w:p>
+    <w:p>
+      <w:pPr>
+        <w:spacing w:after="0" w:line="360" w:lineRule="auto"/>
+        <w:jc w:val="both"/>
+        <w:rPr>
+          <w:sz w:val="24"/>
+          <w:szCs w:val="24"/>
+        </w:rPr>
+      </w:pPr>
+    </w:p>
+    <w:p>
+      <w:pPr>
+        <w:spacing w:after="0" w:line="360" w:lineRule="auto"/>
+        <w:jc w:val="both"/>
+        <w:rPr>
+          <w:sz w:val="24"/>
+          <w:szCs w:val="24"/>
+        </w:rPr>
+      </w:pPr>
+    </w:p>
+    <w:p>
+      <w:pPr>
+        <w:spacing w:after="0" w:line="360" w:lineRule="auto"/>
+        <w:jc w:val="both"/>
+        <w:rPr>
+          <w:sz w:val="24"/>
+          <w:szCs w:val="24"/>
+        </w:rPr>
+      </w:pPr>
+    </w:p>
+    <w:p>
+      <w:pPr>
+        <w:spacing w:after="0" w:line="360" w:lineRule="auto"/>
+        <w:jc w:val="both"/>
+        <w:rPr>
+          <w:sz w:val="24"/>
+          <w:szCs w:val="24"/>
+        </w:rPr>
+      </w:pPr>
+    </w:p>
+    <w:p>
+      <w:pPr>
+        <w:spacing w:after="0" w:line="360" w:lineRule="auto"/>
+        <w:jc w:val="both"/>
+        <w:rPr>
+          <w:sz w:val="24"/>
+          <w:szCs w:val="24"/>
+        </w:rPr>
+      </w:pPr>
+    </w:p>
+    <w:p>
+      <w:pPr>
+        <w:spacing w:after="0" w:line="360" w:lineRule="auto"/>
+        <w:jc w:val="both"/>
+        <w:rPr>
+          <w:sz w:val="24"/>
+          <w:szCs w:val="24"/>
+        </w:rPr>
+      </w:pPr>
+    </w:p>
+    <w:p>
+      <w:pPr>
         <w:pStyle w:val="Heading1"/>
         <w:numPr>
           <w:ilvl w:val="0"/>
@@ -8126,6 +8368,7 @@
         <w:ind w:left="567" w:hanging="567"/>
       </w:pPr>
       <w:r>
+        <w:lastRenderedPageBreak/>
         <w:t>Literature Review</w:t>
       </w:r>
     </w:p>
@@ -8157,7 +8400,35 @@
           <w:sz w:val="24"/>
           <w:szCs w:val="24"/>
         </w:rPr>
-        <w:t>Due to the proliferation of digital technology the postal sector has needed to adapt in order</w:t>
+        <w:t xml:space="preserve">Due to the </w:t>
+      </w:r>
+      <w:r>
+        <w:rPr>
+          <w:sz w:val="24"/>
+          <w:szCs w:val="24"/>
+        </w:rPr>
+        <w:t>rise</w:t>
+      </w:r>
+      <w:r>
+        <w:rPr>
+          <w:sz w:val="24"/>
+          <w:szCs w:val="24"/>
+        </w:rPr>
+        <w:t xml:space="preserve"> </w:t>
+      </w:r>
+      <w:r>
+        <w:rPr>
+          <w:sz w:val="24"/>
+          <w:szCs w:val="24"/>
+        </w:rPr>
+        <w:t>of digital technology the</w:t>
+      </w:r>
+      <w:r>
+        <w:rPr>
+          <w:sz w:val="24"/>
+          <w:szCs w:val="24"/>
+        </w:rPr>
+        <w:t xml:space="preserve"> postal sector has needed to adapt in order</w:t>
       </w:r>
       <w:r>
         <w:rPr>
@@ -8350,27 +8621,7 @@
           <w:szCs w:val="24"/>
           <w:lang w:val="en-GB"/>
         </w:rPr>
-        <w:t>(</w:t>
-      </w:r>
-      <w:proofErr w:type="spellStart"/>
-      <w:r>
-        <w:rPr>
-          <w:rFonts w:ascii="Calibri" w:eastAsiaTheme="minorHAnsi" w:cs="Calibri"/>
-          <w:sz w:val="24"/>
-          <w:szCs w:val="24"/>
-          <w:lang w:val="en-GB"/>
-        </w:rPr>
-        <w:t>Kalske</w:t>
-      </w:r>
-      <w:proofErr w:type="spellEnd"/>
-      <w:r>
-        <w:rPr>
-          <w:rFonts w:ascii="Calibri" w:eastAsiaTheme="minorHAnsi" w:cs="Calibri"/>
-          <w:sz w:val="24"/>
-          <w:szCs w:val="24"/>
-          <w:lang w:val="en-GB"/>
-        </w:rPr>
-        <w:t xml:space="preserve"> </w:t>
+        <w:t xml:space="preserve">(Kalske </w:t>
       </w:r>
       <w:r>
         <w:rPr>
@@ -8765,7 +9016,6 @@
           <w:sz w:val="24"/>
           <w:szCs w:val="24"/>
         </w:rPr>
-        <w:lastRenderedPageBreak/>
         <w:fldChar w:fldCharType="begin"/>
       </w:r>
       <w:r>
@@ -8846,27 +9096,7 @@
           <w:szCs w:val="24"/>
           <w:lang w:val="en-GB"/>
         </w:rPr>
-        <w:t>(</w:t>
-      </w:r>
-      <w:proofErr w:type="spellStart"/>
-      <w:r>
-        <w:rPr>
-          <w:rFonts w:ascii="Calibri" w:eastAsiaTheme="minorHAnsi" w:cs="Calibri"/>
-          <w:sz w:val="24"/>
-          <w:szCs w:val="24"/>
-          <w:lang w:val="en-GB"/>
-        </w:rPr>
-        <w:t>Ilieva</w:t>
-      </w:r>
-      <w:proofErr w:type="spellEnd"/>
-      <w:r>
-        <w:rPr>
-          <w:rFonts w:ascii="Calibri" w:eastAsiaTheme="minorHAnsi" w:cs="Calibri"/>
-          <w:sz w:val="24"/>
-          <w:szCs w:val="24"/>
-          <w:lang w:val="en-GB"/>
-        </w:rPr>
-        <w:t xml:space="preserve"> </w:t>
+        <w:t xml:space="preserve">(Ilieva </w:t>
       </w:r>
       <w:r>
         <w:rPr>
@@ -9069,7 +9299,15 @@
           <w:sz w:val="24"/>
           <w:szCs w:val="24"/>
         </w:rPr>
-        <w:t>At the same time the demands from customers have leaned towards digital products and faster processing time, resulting in a drastic changes affecting the postal sector</w:t>
+        <w:t xml:space="preserve">At the same time the demands </w:t>
+      </w:r>
+      <w:r>
+        <w:rPr>
+          <w:sz w:val="24"/>
+          <w:szCs w:val="24"/>
+        </w:rPr>
+        <w:lastRenderedPageBreak/>
+        <w:t>from customers have leaned towards digital products and faster processing time, resulting in a drastic changes affecting the postal sector</w:t>
       </w:r>
       <w:r>
         <w:rPr>
@@ -9269,18 +9507,456 @@
         </w:rPr>
         <w:t xml:space="preserve"> </w:t>
       </w:r>
-    </w:p>
-    <w:p/>
-    <w:p/>
-    <w:p>
-      <w:pPr>
-        <w:spacing w:after="0" w:line="360" w:lineRule="auto"/>
-        <w:jc w:val="both"/>
-        <w:rPr>
-          <w:sz w:val="24"/>
-          <w:szCs w:val="24"/>
-        </w:rPr>
-      </w:pPr>
+      <w:r>
+        <w:rPr>
+          <w:sz w:val="24"/>
+          <w:szCs w:val="24"/>
+        </w:rPr>
+        <w:t xml:space="preserve">The modern </w:t>
+      </w:r>
+      <w:r>
+        <w:rPr>
+          <w:sz w:val="24"/>
+          <w:szCs w:val="24"/>
+        </w:rPr>
+        <w:t xml:space="preserve">critical systems the </w:t>
+      </w:r>
+      <w:r>
+        <w:rPr>
+          <w:sz w:val="24"/>
+          <w:szCs w:val="24"/>
+        </w:rPr>
+        <w:t xml:space="preserve"> entire </w:t>
+      </w:r>
+      <w:r>
+        <w:rPr>
+          <w:sz w:val="24"/>
+          <w:szCs w:val="24"/>
+        </w:rPr>
+        <w:t xml:space="preserve">the </w:t>
+      </w:r>
+      <w:r>
+        <w:rPr>
+          <w:sz w:val="24"/>
+          <w:szCs w:val="24"/>
+        </w:rPr>
+        <w:t>chain</w:t>
+      </w:r>
+      <w:r>
+        <w:rPr>
+          <w:sz w:val="24"/>
+          <w:szCs w:val="24"/>
+        </w:rPr>
+        <w:t xml:space="preserve"> needs to be kept</w:t>
+      </w:r>
+      <w:r>
+        <w:rPr>
+          <w:sz w:val="24"/>
+          <w:szCs w:val="24"/>
+        </w:rPr>
+        <w:t xml:space="preserve"> online, a single break in the chain can result in financial loss and reputational damage</w:t>
+      </w:r>
+      <w:r>
+        <w:rPr>
+          <w:sz w:val="24"/>
+          <w:szCs w:val="24"/>
+        </w:rPr>
+        <w:t xml:space="preserve"> </w:t>
+      </w:r>
+      <w:r>
+        <w:rPr>
+          <w:sz w:val="24"/>
+          <w:szCs w:val="24"/>
+        </w:rPr>
+        <w:fldChar w:fldCharType="begin"/>
+      </w:r>
+      <w:r>
+        <w:rPr>
+          <w:sz w:val="24"/>
+          <w:szCs w:val="24"/>
+        </w:rPr>
+        <w:instrText xml:space="preserve"> ADDIN ZOTERO_ITEM CSL_CITATION {"citationID":"5tvxW4DZ","properties":{"unsorted":false,"formattedCitation":"(Qi {\\i{}et al.} 2023)","plainCitation":"(Qi et al. 2023)","noteIndex":0},"citationItems":[{"id":187,"uris":["http://zotero.org/users/local/x6OJxADO/items/XUN9NU2D"],"itemData":{"id":187,"type":"paper-conference","abstract":"In order to meet the high availability requirements of critical systems represented by aerospace launch process control system, this paper studied the high availability cluster technology and its application scenarios, designed a critical system based on high availability cluster technology, ensured the high availability of the system through cluster management software, and tested and analyzed the system performance under typical failure modes. The results show that the critical system based on high availability cluster technology can meet the requirements of fast switching under various failure modes, ensure the normal operation of application software, and effectively improve the high availability of critical systems in the aerospace field.","container-title":"2023 4th International Conference on Big Data &amp; Artificial Intelligence &amp; Software Engineering (ICBASE)","DOI":"10.1109/ICBASE59196.2023.10303051","event-title":"2023 4th International Conference on Big Data &amp; Artificial Intelligence &amp; Software Engineering (ICBASE)","ISBN":"979-8-3503-2949-0","language":"en","license":"https://doi.org/10.15223/policy-029","page":"439-443","publisher":"IEEE","publisher-place":"Nanjing, China","source":"DOI.org (Crossref)","title":"Critical System Design Based on High Availability Cluster Technology","URL":"https://ieeexplore.ieee.org/document/10303051/","author":[{"family":"Qi","given":"Junqing"},{"family":"Li","given":"Shipeng"},{"family":"Wang","given":"Hongsen"},{"family":"Yuan","given":"Saisai"},{"family":"Li","given":"Pengcheng"},{"family":"Qian","given":"Hang"},{"family":"Liu","given":"Zhaoyang"},{"family":"He","given":"Xinhua"}],"accessed":{"date-parts":[["2026",6,30]]},"issued":{"date-parts":[["2023",8,25]]}}}],"schema":"https://github.com/citation-style-language/schema/raw/master/csl-citation.json"} </w:instrText>
+      </w:r>
+      <w:r>
+        <w:rPr>
+          <w:sz w:val="24"/>
+          <w:szCs w:val="24"/>
+        </w:rPr>
+        <w:fldChar w:fldCharType="separate"/>
+      </w:r>
+      <w:r>
+        <w:rPr>
+          <w:rFonts w:ascii="Calibri" w:eastAsiaTheme="minorHAnsi" w:cs="Calibri"/>
+          <w:sz w:val="24"/>
+          <w:szCs w:val="24"/>
+          <w:lang w:val="en-GB"/>
+        </w:rPr>
+        <w:t xml:space="preserve">(Qi </w:t>
+      </w:r>
+      <w:r>
+        <w:rPr>
+          <w:rFonts w:ascii="Calibri" w:eastAsiaTheme="minorHAnsi" w:cs="Calibri"/>
+          <w:i/>
+          <w:iCs/>
+          <w:sz w:val="24"/>
+          <w:szCs w:val="24"/>
+          <w:lang w:val="en-GB"/>
+        </w:rPr>
+        <w:t>et al.</w:t>
+      </w:r>
+      <w:r>
+        <w:rPr>
+          <w:rFonts w:ascii="Calibri" w:eastAsiaTheme="minorHAnsi" w:cs="Calibri"/>
+          <w:sz w:val="24"/>
+          <w:szCs w:val="24"/>
+          <w:lang w:val="en-GB"/>
+        </w:rPr>
+        <w:t xml:space="preserve"> 2023)</w:t>
+      </w:r>
+      <w:r>
+        <w:rPr>
+          <w:sz w:val="24"/>
+          <w:szCs w:val="24"/>
+        </w:rPr>
+        <w:fldChar w:fldCharType="end"/>
+      </w:r>
+      <w:r>
+        <w:rPr>
+          <w:sz w:val="24"/>
+          <w:szCs w:val="24"/>
+        </w:rPr>
+        <w:t>.</w:t>
+      </w:r>
+      <w:r>
+        <w:rPr>
+          <w:sz w:val="24"/>
+          <w:szCs w:val="24"/>
+        </w:rPr>
+        <w:t xml:space="preserve"> However, this redundancy also needs to be achievable within a realistic range for cost.</w:t>
+      </w:r>
+      <w:r>
+        <w:rPr>
+          <w:sz w:val="24"/>
+          <w:szCs w:val="24"/>
+        </w:rPr>
+        <w:t xml:space="preserve"> A trade-off between the highest possible availability and the cost of the setup needs to be found in order for an enterprise to gain the most advantage. </w:t>
+      </w:r>
+      <w:r>
+        <w:rPr>
+          <w:sz w:val="24"/>
+          <w:szCs w:val="24"/>
+        </w:rPr>
+        <w:t xml:space="preserve">Despite associated costs, investing into fault tolerant and highly </w:t>
+      </w:r>
+      <w:r>
+        <w:rPr>
+          <w:sz w:val="24"/>
+          <w:szCs w:val="24"/>
+        </w:rPr>
+        <w:t>available</w:t>
+      </w:r>
+      <w:r>
+        <w:rPr>
+          <w:sz w:val="24"/>
+          <w:szCs w:val="24"/>
+        </w:rPr>
+        <w:t xml:space="preserve"> systems is crucial and thus cannot be avoided without significant risk to the business model </w:t>
+      </w:r>
+      <w:r>
+        <w:rPr>
+          <w:sz w:val="24"/>
+          <w:szCs w:val="24"/>
+        </w:rPr>
+        <w:fldChar w:fldCharType="begin"/>
+      </w:r>
+      <w:r>
+        <w:rPr>
+          <w:sz w:val="24"/>
+          <w:szCs w:val="24"/>
+        </w:rPr>
+        <w:instrText xml:space="preserve"> ADDIN ZOTERO_ITEM CSL_CITATION {"citationID":"2lOVdaL8","properties":{"unsorted":false,"formattedCitation":"(Alyahya {\\i{}et al.} 2025)","plainCitation":"(Alyahya et al. 2025)","noteIndex":0},"citationItems":[{"id":189,"uris":["http://zotero.org/users/local/x6OJxADO/items/5TJYQ3XD"],"itemData":{"id":189,"type":"article-journal","abstract":"Byzantine Fault Tolerant (BFT) system designs have evolved to withstand increasingly challenging threat scenarios. In particular, network-attack-resilient BFT systems have developed frameworks for distributing replicas among multiple geographical sites to withstand sophisticated network denial of service attacks that can isolate an entire site. To make such systems economically feasible, data centers can be used in addition to on-premises sites to reduce the overall cost. Prior work focuses on developing system designs that tolerate a ﬁxed number of replica failures and site disconnections. However, it has not considered the trade-offs between these designs in terms of their availability and cost. In this paper, we develop a framework to assess network-attack-resilient BFT systems in terms of their cost and availability, while accounting for differences between onpremises and data center sites. We compare ﬁve system designs proposed in the literature and identify the most cost-effective designs for a given availability target.","container-title":"IEEE Transactions on Network and Service Management","DOI":"10.1109/TNSM.2025.3589936","ISSN":"1932-4537, 2373-7379","issue":"5","journalAbbreviation":"IEEE Trans. Netw. Serv. Manage.","language":"en","license":"https://ieeexplore.ieee.org/Xplorehelp/downloads/license-information/IEEE.html","page":"3895-3908","source":"DOI.org (Crossref)","title":"Availability and Cost Analysis of Network-Attack-Resilient Byzantine Fault Tolerant Systems","volume":"22","author":[{"family":"Alyahya","given":"Aren"},{"family":"Tipper","given":"David"},{"family":"Babay","given":"Amy"}],"issued":{"date-parts":[["2025",10]]}}}],"schema":"https://github.com/citation-style-language/schema/raw/master/csl-citation.json"} </w:instrText>
+      </w:r>
+      <w:r>
+        <w:rPr>
+          <w:sz w:val="24"/>
+          <w:szCs w:val="24"/>
+        </w:rPr>
+        <w:fldChar w:fldCharType="separate"/>
+      </w:r>
+      <w:r>
+        <w:rPr>
+          <w:rFonts w:ascii="Calibri" w:eastAsiaTheme="minorHAnsi" w:cs="Calibri"/>
+          <w:sz w:val="24"/>
+          <w:szCs w:val="24"/>
+          <w:lang w:val="en-GB"/>
+        </w:rPr>
+        <w:t>(</w:t>
+      </w:r>
+      <w:proofErr w:type="spellStart"/>
+      <w:r>
+        <w:rPr>
+          <w:rFonts w:ascii="Calibri" w:eastAsiaTheme="minorHAnsi" w:cs="Calibri"/>
+          <w:sz w:val="24"/>
+          <w:szCs w:val="24"/>
+          <w:lang w:val="en-GB"/>
+        </w:rPr>
+        <w:t>Alyahya</w:t>
+      </w:r>
+      <w:proofErr w:type="spellEnd"/>
+      <w:r>
+        <w:rPr>
+          <w:rFonts w:ascii="Calibri" w:eastAsiaTheme="minorHAnsi" w:cs="Calibri"/>
+          <w:sz w:val="24"/>
+          <w:szCs w:val="24"/>
+          <w:lang w:val="en-GB"/>
+        </w:rPr>
+        <w:t xml:space="preserve"> </w:t>
+      </w:r>
+      <w:r>
+        <w:rPr>
+          <w:rFonts w:ascii="Calibri" w:eastAsiaTheme="minorHAnsi" w:cs="Calibri"/>
+          <w:i/>
+          <w:iCs/>
+          <w:sz w:val="24"/>
+          <w:szCs w:val="24"/>
+          <w:lang w:val="en-GB"/>
+        </w:rPr>
+        <w:t>et al.</w:t>
+      </w:r>
+      <w:r>
+        <w:rPr>
+          <w:rFonts w:ascii="Calibri" w:eastAsiaTheme="minorHAnsi" w:cs="Calibri"/>
+          <w:sz w:val="24"/>
+          <w:szCs w:val="24"/>
+          <w:lang w:val="en-GB"/>
+        </w:rPr>
+        <w:t xml:space="preserve"> 2025)</w:t>
+      </w:r>
+      <w:r>
+        <w:rPr>
+          <w:sz w:val="24"/>
+          <w:szCs w:val="24"/>
+        </w:rPr>
+        <w:fldChar w:fldCharType="end"/>
+      </w:r>
+      <w:r>
+        <w:rPr>
+          <w:sz w:val="24"/>
+          <w:szCs w:val="24"/>
+        </w:rPr>
+        <w:t xml:space="preserve">. </w:t>
+      </w:r>
+      <w:r>
+        <w:rPr>
+          <w:sz w:val="24"/>
+          <w:szCs w:val="24"/>
+        </w:rPr>
+        <w:t>The technologies that make this transition possible in an affordable way are built using cloud solutions. Cloud based products such as highly available container orchestration tools like Kubernetes offer a possibility for resilience and cost efficiency. The</w:t>
+      </w:r>
+      <w:r>
+        <w:rPr>
+          <w:sz w:val="24"/>
+          <w:szCs w:val="24"/>
+        </w:rPr>
+        <w:t xml:space="preserve"> rapid</w:t>
+      </w:r>
+      <w:r>
+        <w:rPr>
+          <w:sz w:val="24"/>
+          <w:szCs w:val="24"/>
+        </w:rPr>
+        <w:t xml:space="preserve"> rise of Kubernetes</w:t>
+      </w:r>
+      <w:r>
+        <w:rPr>
+          <w:sz w:val="24"/>
+          <w:szCs w:val="24"/>
+        </w:rPr>
+        <w:t>, which</w:t>
+      </w:r>
+      <w:r>
+        <w:rPr>
+          <w:sz w:val="24"/>
+          <w:szCs w:val="24"/>
+        </w:rPr>
+        <w:t xml:space="preserve"> has </w:t>
+      </w:r>
+      <w:r>
+        <w:rPr>
+          <w:sz w:val="24"/>
+          <w:szCs w:val="24"/>
+        </w:rPr>
+        <w:t>cemented it in enterprises in less than a decade, has been due to its balance of operational benefits and innovative approach to high availability</w:t>
+      </w:r>
+      <w:r>
+        <w:rPr>
+          <w:sz w:val="24"/>
+          <w:szCs w:val="24"/>
+        </w:rPr>
+        <w:t xml:space="preserve"> </w:t>
+      </w:r>
+      <w:r>
+        <w:rPr>
+          <w:sz w:val="24"/>
+          <w:szCs w:val="24"/>
+        </w:rPr>
+        <w:fldChar w:fldCharType="begin"/>
+      </w:r>
+      <w:r>
+        <w:rPr>
+          <w:sz w:val="24"/>
+          <w:szCs w:val="24"/>
+        </w:rPr>
+        <w:instrText xml:space="preserve"> ADDIN ZOTERO_ITEM CSL_CITATION {"citationID":"nFSv6iEM","properties":{"unsorted":false,"formattedCitation":"(Miyachi 2021)","plainCitation":"(Miyachi 2021)","noteIndex":0},"citationItems":[{"id":193,"uris":["http://zotero.org/users/local/x6OJxADO/items/QXZP7F43"],"itemData":{"id":193,"type":"paper-conference","container-title":"2021 Cloud Continuum","DOI":"10.1109/CloudContinuum54760.2021.00002","event-title":"2021 Cloud Continuum","ISBN":"978-1-7281-7075-6","language":"en","license":"https://doi.org/10.15223/policy-029","page":"1-5","publisher":"IEEE","publisher-place":"Los Alamitos, CA, USA","source":"DOI.org (Crossref)","title":"The Rise of Kubernetes","URL":"https://ieeexplore.ieee.org/document/9721323/","author":[{"family":"Miyachi","given":"Christine"}],"accessed":{"date-parts":[["2026",6,30]]},"issued":{"date-parts":[["2021",11]]}}}],"schema":"https://github.com/citation-style-language/schema/raw/master/csl-citation.json"} </w:instrText>
+      </w:r>
+      <w:r>
+        <w:rPr>
+          <w:sz w:val="24"/>
+          <w:szCs w:val="24"/>
+        </w:rPr>
+        <w:fldChar w:fldCharType="separate"/>
+      </w:r>
+      <w:r>
+        <w:rPr>
+          <w:noProof/>
+          <w:sz w:val="24"/>
+          <w:szCs w:val="24"/>
+        </w:rPr>
+        <w:t>(Miyachi 2021)</w:t>
+      </w:r>
+      <w:r>
+        <w:rPr>
+          <w:sz w:val="24"/>
+          <w:szCs w:val="24"/>
+        </w:rPr>
+        <w:fldChar w:fldCharType="end"/>
+      </w:r>
+      <w:r>
+        <w:rPr>
+          <w:sz w:val="24"/>
+          <w:szCs w:val="24"/>
+        </w:rPr>
+        <w:t xml:space="preserve">. </w:t>
+      </w:r>
+      <w:r>
+        <w:rPr>
+          <w:sz w:val="24"/>
+          <w:szCs w:val="24"/>
+        </w:rPr>
+        <w:t xml:space="preserve">This technology is now a standard for the deployment of modern microservice applications, and thus is a key part of the problem context. Kubernetes, combined with Event Streaming technologies are becoming the back bone of how every application is deployed and how they communicate with each other within a Domain Driven </w:t>
+      </w:r>
+      <w:r>
+        <w:rPr>
+          <w:sz w:val="24"/>
+          <w:szCs w:val="24"/>
+        </w:rPr>
+        <w:t>enterprise</w:t>
+      </w:r>
+      <w:r>
+        <w:rPr>
+          <w:sz w:val="24"/>
+          <w:szCs w:val="24"/>
+        </w:rPr>
+        <w:t xml:space="preserve"> </w:t>
+      </w:r>
+      <w:r>
+        <w:rPr>
+          <w:sz w:val="24"/>
+          <w:szCs w:val="24"/>
+        </w:rPr>
+        <w:fldChar w:fldCharType="begin"/>
+      </w:r>
+      <w:r>
+        <w:rPr>
+          <w:sz w:val="24"/>
+          <w:szCs w:val="24"/>
+        </w:rPr>
+        <w:instrText xml:space="preserve"> ADDIN ZOTERO_ITEM CSL_CITATION {"citationID":"DsWCfzM0","properties":{"unsorted":false,"formattedCitation":"(Myllynen {\\i{}et al.} 2023)","plainCitation":"(Myllynen et al. 2023)","noteIndex":0},"citationItems":[{"id":66,"uris":["http://zotero.org/users/local/x6OJxADO/items/ASS435NV"],"itemData":{"id":66,"type":"article-journal","abstract":"The growing complexity of modern software systems necessitates architectural approaches that enhance scalability, flexibility, and maintainability. Microservices architecture has emerged as a leading solution, particularly for cross-domain applications. This paper presents a conceptual model for cross-domain microservices by integrating Event-Driven Design (EDD) and DomainDriven Design (DDD) principles. The proposed model focuses on structuring microservices around distinct bounded contexts, enabling modular development and fostering a deep alignment between technical architecture and business objectives. By employing EDD, the model leverages asynchronous communication and event streaming to decouple microservices, ensuring resilience and real-time responsiveness across domains. DDD is utilized to define domain boundaries, prioritize business logic, and establish ubiquitous language, facilitating seamless collaboration between technical and non-technical stakeholders. The model also introduces a unified framework for orchestrating complex interactions across microservices, enhancing system coherence without compromising autonomy. Key components of the conceptual model include event sourcing for maintaining robust data consistency, CQRS (Command Query Responsibility Segregation) to separate read and write operations, and aggregate design to manage domain entities efficiently. The model emphasizes event choreography over centralized orchestration, promoting loose coupling and scalability. Integration challenges, such as data synchronization, eventual consistency, and cross-domain event propagation, are addressed with practical guidelines for implementing resilient patterns. A comparative analysis with traditional service-oriented architectures underscores the model's advantages in supporting diverse business needs and rapid adaptability to changing requirements. The proposed conceptual model is validated through case studies in e-commerce and financial services, demonstrating its potential to optimize operational workflows and enhance user experiences. This research contributes to the growing discourse on microservices by bridging the gap between technical and business domains, offering a robust framework for designing cross-domain systems. Future work will explore extending the model with advanced AI-driven decision-making and monitoring capabilities.","container-title":"International Journal of Multidisciplinary Research and Growth Evaluation","DOI":"10.54660/.IJMRGE.2023.4.1.635-638","ISSN":"25827138","issue":"1","journalAbbreviation":"IJMRGE","language":"en","page":"635-638","source":"DOI.org (Crossref)","title":"Developing a Conceptual Model for Cross-Domain Microservices Using Event-Driven and Domain-Driven Design","volume":"4","author":[{"family":"Myllynen","given":"Teemu"},{"family":"Kamau","given":"Eunice"},{"family":"Mustapha","given":"Sikirat Damilola"},{"family":"Babatunde","given":"Gideon Opeyemi"},{"family":"Alabi","given":"Abidemi Adeleye"}],"issued":{"date-parts":[["2023"]]}}}],"schema":"https://github.com/citation-style-language/schema/raw/master/csl-citation.json"} </w:instrText>
+      </w:r>
+      <w:r>
+        <w:rPr>
+          <w:sz w:val="24"/>
+          <w:szCs w:val="24"/>
+        </w:rPr>
+        <w:fldChar w:fldCharType="separate"/>
+      </w:r>
+      <w:r>
+        <w:rPr>
+          <w:rFonts w:ascii="Calibri" w:eastAsiaTheme="minorHAnsi" w:cs="Calibri"/>
+          <w:sz w:val="24"/>
+          <w:szCs w:val="24"/>
+          <w:lang w:val="en-GB"/>
+        </w:rPr>
+        <w:t>(</w:t>
+      </w:r>
+      <w:proofErr w:type="spellStart"/>
+      <w:r>
+        <w:rPr>
+          <w:rFonts w:ascii="Calibri" w:eastAsiaTheme="minorHAnsi" w:cs="Calibri"/>
+          <w:sz w:val="24"/>
+          <w:szCs w:val="24"/>
+          <w:lang w:val="en-GB"/>
+        </w:rPr>
+        <w:t>Myllynen</w:t>
+      </w:r>
+      <w:proofErr w:type="spellEnd"/>
+      <w:r>
+        <w:rPr>
+          <w:rFonts w:ascii="Calibri" w:eastAsiaTheme="minorHAnsi" w:cs="Calibri"/>
+          <w:sz w:val="24"/>
+          <w:szCs w:val="24"/>
+          <w:lang w:val="en-GB"/>
+        </w:rPr>
+        <w:t xml:space="preserve"> </w:t>
+      </w:r>
+      <w:r>
+        <w:rPr>
+          <w:rFonts w:ascii="Calibri" w:eastAsiaTheme="minorHAnsi" w:cs="Calibri"/>
+          <w:i/>
+          <w:iCs/>
+          <w:sz w:val="24"/>
+          <w:szCs w:val="24"/>
+          <w:lang w:val="en-GB"/>
+        </w:rPr>
+        <w:t>et al.</w:t>
+      </w:r>
+      <w:r>
+        <w:rPr>
+          <w:rFonts w:ascii="Calibri" w:eastAsiaTheme="minorHAnsi" w:cs="Calibri"/>
+          <w:sz w:val="24"/>
+          <w:szCs w:val="24"/>
+          <w:lang w:val="en-GB"/>
+        </w:rPr>
+        <w:t xml:space="preserve"> 2023)</w:t>
+      </w:r>
+      <w:r>
+        <w:rPr>
+          <w:sz w:val="24"/>
+          <w:szCs w:val="24"/>
+        </w:rPr>
+        <w:fldChar w:fldCharType="end"/>
+      </w:r>
+      <w:r>
+        <w:rPr>
+          <w:sz w:val="24"/>
+          <w:szCs w:val="24"/>
+        </w:rPr>
+        <w:t>.</w:t>
+      </w:r>
+      <w:r>
+        <w:rPr>
+          <w:sz w:val="24"/>
+          <w:szCs w:val="24"/>
+        </w:rPr>
+        <w:t xml:space="preserve"> However, to achieve high availability in this specific set up is a problem that has not been explored in detail. </w:t>
+      </w:r>
+      <w:r>
+        <w:rPr>
+          <w:sz w:val="24"/>
+          <w:szCs w:val="24"/>
+        </w:rPr>
+        <w:t xml:space="preserve"> </w:t>
+      </w:r>
     </w:p>
     <w:p>
       <w:pPr>
@@ -9301,22 +9977,49 @@
         <w:t xml:space="preserve">ransformation </w:t>
       </w:r>
       <w:r>
-        <w:t xml:space="preserve">and Enterprise Architecture </w:t>
-      </w:r>
-      <w:r>
-        <w:t xml:space="preserve">in the </w:t>
-      </w:r>
-      <w:r>
-        <w:t>P</w:t>
-      </w:r>
-      <w:r>
-        <w:t xml:space="preserve">ostal </w:t>
-      </w:r>
-      <w:r>
-        <w:t>S</w:t>
-      </w:r>
-      <w:r>
-        <w:t xml:space="preserve">ector.  </w:t>
+        <w:t>and Enterprise Architecture</w:t>
+      </w:r>
+    </w:p>
+    <w:p>
+      <w:pPr>
+        <w:pStyle w:val="Heading3"/>
+        <w:numPr>
+          <w:ilvl w:val="2"/>
+          <w:numId w:val="3"/>
+        </w:numPr>
+        <w:ind w:left="1134" w:hanging="1134"/>
+      </w:pPr>
+      <w:r>
+        <w:t>Digital Transformation in Enterprise</w:t>
+      </w:r>
+    </w:p>
+    <w:p>
+      <w:pPr>
+        <w:pStyle w:val="Heading3"/>
+        <w:numPr>
+          <w:ilvl w:val="2"/>
+          <w:numId w:val="3"/>
+        </w:numPr>
+        <w:ind w:left="1134" w:hanging="1134"/>
+      </w:pPr>
+      <w:r>
+        <w:t>Enterprise Architecture for transformation</w:t>
+      </w:r>
+    </w:p>
+    <w:p>
+      <w:pPr>
+        <w:pStyle w:val="Heading3"/>
+        <w:numPr>
+          <w:ilvl w:val="2"/>
+          <w:numId w:val="3"/>
+        </w:numPr>
+        <w:ind w:left="1134" w:hanging="1134"/>
+      </w:pPr>
+      <w:r>
+        <w:t xml:space="preserve">Domain Driven </w:t>
+      </w:r>
+      <w:r>
+        <w:t xml:space="preserve">Enterprise </w:t>
       </w:r>
     </w:p>
     <w:p>
@@ -9328,47 +10031,6 @@
           <w:szCs w:val="24"/>
         </w:rPr>
       </w:pPr>
-      <w:r>
-        <w:rPr>
-          <w:sz w:val="24"/>
-          <w:szCs w:val="24"/>
-        </w:rPr>
-        <w:t>Digital Transformation in the postal services</w:t>
-      </w:r>
-    </w:p>
-    <w:p>
-      <w:pPr>
-        <w:spacing w:after="0" w:line="360" w:lineRule="auto"/>
-        <w:jc w:val="both"/>
-        <w:rPr>
-          <w:sz w:val="24"/>
-          <w:szCs w:val="24"/>
-        </w:rPr>
-      </w:pPr>
-      <w:r>
-        <w:rPr>
-          <w:sz w:val="24"/>
-          <w:szCs w:val="24"/>
-        </w:rPr>
-        <w:t>Enterprise Architecture for transformation</w:t>
-      </w:r>
-    </w:p>
-    <w:p>
-      <w:pPr>
-        <w:spacing w:after="0" w:line="360" w:lineRule="auto"/>
-        <w:jc w:val="both"/>
-        <w:rPr>
-          <w:sz w:val="24"/>
-          <w:szCs w:val="24"/>
-        </w:rPr>
-      </w:pPr>
-      <w:r>
-        <w:rPr>
-          <w:sz w:val="24"/>
-          <w:szCs w:val="24"/>
-        </w:rPr>
-        <w:t>Domain Driven Enterprise</w:t>
-      </w:r>
     </w:p>
     <w:p>
       <w:pPr>
@@ -9390,6 +10052,7 @@
         <w:ind w:left="851" w:hanging="851"/>
       </w:pPr>
       <w:r>
+        <w:lastRenderedPageBreak/>
         <w:t>The transition from Monolith</w:t>
       </w:r>
       <w:r>
@@ -9405,6 +10068,68 @@
         <w:t xml:space="preserve"> Microservices</w:t>
       </w:r>
     </w:p>
+    <w:p>
+      <w:pPr>
+        <w:pStyle w:val="Heading3"/>
+        <w:numPr>
+          <w:ilvl w:val="2"/>
+          <w:numId w:val="3"/>
+        </w:numPr>
+        <w:ind w:left="1134" w:hanging="1134"/>
+      </w:pPr>
+      <w:r>
+        <w:t>Monolithic Architecture</w:t>
+      </w:r>
+    </w:p>
+    <w:p/>
+    <w:p>
+      <w:pPr>
+        <w:pStyle w:val="Heading3"/>
+        <w:numPr>
+          <w:ilvl w:val="2"/>
+          <w:numId w:val="3"/>
+        </w:numPr>
+        <w:ind w:left="1134" w:hanging="1134"/>
+      </w:pPr>
+      <w:r>
+        <w:t>M</w:t>
+      </w:r>
+      <w:r>
+        <w:t>icroservice A</w:t>
+      </w:r>
+      <w:r>
+        <w:t>rchitecture</w:t>
+      </w:r>
+    </w:p>
+    <w:p/>
+    <w:p>
+      <w:pPr>
+        <w:pStyle w:val="Heading3"/>
+        <w:numPr>
+          <w:ilvl w:val="2"/>
+          <w:numId w:val="3"/>
+        </w:numPr>
+        <w:ind w:left="1134" w:hanging="1134"/>
+      </w:pPr>
+      <w:r>
+        <w:t>Domain Driven Design with Microservices and System of Systems</w:t>
+      </w:r>
+    </w:p>
+    <w:p/>
+    <w:p>
+      <w:pPr>
+        <w:pStyle w:val="Heading3"/>
+        <w:numPr>
+          <w:ilvl w:val="2"/>
+          <w:numId w:val="3"/>
+        </w:numPr>
+        <w:ind w:left="1134" w:hanging="1134"/>
+      </w:pPr>
+      <w:r>
+        <w:t>Migration Strategies</w:t>
+      </w:r>
+    </w:p>
+    <w:p/>
     <w:p>
       <w:pPr>
         <w:spacing w:after="0" w:line="360" w:lineRule="auto"/>
@@ -9414,96 +10139,6 @@
           <w:szCs w:val="24"/>
         </w:rPr>
       </w:pPr>
-      <w:r>
-        <w:rPr>
-          <w:sz w:val="24"/>
-          <w:szCs w:val="24"/>
-        </w:rPr>
-        <w:t>Monolithic architecture</w:t>
-      </w:r>
-    </w:p>
-    <w:p>
-      <w:pPr>
-        <w:spacing w:after="0" w:line="360" w:lineRule="auto"/>
-        <w:jc w:val="both"/>
-        <w:rPr>
-          <w:sz w:val="24"/>
-          <w:szCs w:val="24"/>
-        </w:rPr>
-      </w:pPr>
-      <w:r>
-        <w:rPr>
-          <w:sz w:val="24"/>
-          <w:szCs w:val="24"/>
-        </w:rPr>
-        <w:t>The microservices need to be deploy</w:t>
-      </w:r>
-      <w:r>
-        <w:rPr>
-          <w:sz w:val="24"/>
-          <w:szCs w:val="24"/>
-        </w:rPr>
-        <w:t xml:space="preserve"> At the same time a need for IT systems to avoid vendor lock in also arose. Kubernetes became a popular choice since it was open source and could </w:t>
-      </w:r>
-      <w:r>
-        <w:rPr>
-          <w:sz w:val="24"/>
-          <w:szCs w:val="24"/>
-        </w:rPr>
-        <w:lastRenderedPageBreak/>
-        <w:t xml:space="preserve">be deployed on various cloud platforms as well as private cloud and it was easy to migrate between them. </w:t>
-      </w:r>
-    </w:p>
-    <w:p>
-      <w:pPr>
-        <w:spacing w:after="0" w:line="360" w:lineRule="auto"/>
-        <w:jc w:val="both"/>
-        <w:rPr>
-          <w:sz w:val="24"/>
-          <w:szCs w:val="24"/>
-        </w:rPr>
-      </w:pPr>
-    </w:p>
-    <w:p>
-      <w:pPr>
-        <w:spacing w:after="0" w:line="360" w:lineRule="auto"/>
-        <w:jc w:val="both"/>
-        <w:rPr>
-          <w:sz w:val="24"/>
-          <w:szCs w:val="24"/>
-        </w:rPr>
-      </w:pPr>
-      <w:r>
-        <w:rPr>
-          <w:sz w:val="24"/>
-          <w:szCs w:val="24"/>
-        </w:rPr>
-        <w:t>Microservice architecture</w:t>
-      </w:r>
-    </w:p>
-    <w:p>
-      <w:pPr>
-        <w:spacing w:after="0" w:line="360" w:lineRule="auto"/>
-        <w:jc w:val="both"/>
-        <w:rPr>
-          <w:sz w:val="24"/>
-          <w:szCs w:val="24"/>
-        </w:rPr>
-      </w:pPr>
-      <w:r>
-        <w:rPr>
-          <w:sz w:val="24"/>
-          <w:szCs w:val="24"/>
-        </w:rPr>
-        <w:t>Domain Driven Design with Microservices</w:t>
-      </w:r>
-      <w:r>
-        <w:rPr>
-          <w:sz w:val="24"/>
-          <w:szCs w:val="24"/>
-        </w:rPr>
-        <w:t xml:space="preserve"> and systems of systems</w:t>
-      </w:r>
     </w:p>
     <w:p>
       <w:pPr>
@@ -9759,6 +10394,7 @@
           <w:sz w:val="24"/>
           <w:szCs w:val="24"/>
         </w:rPr>
+        <w:lastRenderedPageBreak/>
         <w:t>High availability and resilience</w:t>
       </w:r>
     </w:p>
@@ -9794,24 +10430,106 @@
     </w:p>
     <w:p>
       <w:pPr>
-        <w:rPr>
-          <w:sz w:val="24"/>
-          <w:szCs w:val="24"/>
-        </w:rPr>
-      </w:pPr>
-      <w:r>
-        <w:rPr>
-          <w:sz w:val="24"/>
-          <w:szCs w:val="24"/>
-        </w:rPr>
-        <w:t>Cloud portability and s</w:t>
-      </w:r>
-      <w:r>
-        <w:rPr>
-          <w:sz w:val="24"/>
-          <w:szCs w:val="24"/>
-        </w:rPr>
-        <w:t>overeignty,</w:t>
+        <w:spacing w:after="0" w:line="360" w:lineRule="auto"/>
+        <w:jc w:val="both"/>
+        <w:rPr>
+          <w:sz w:val="24"/>
+          <w:szCs w:val="24"/>
+        </w:rPr>
+      </w:pPr>
+      <w:r>
+        <w:rPr>
+          <w:sz w:val="24"/>
+          <w:szCs w:val="24"/>
+        </w:rPr>
+        <w:t xml:space="preserve">The need for microservices to be deployed in structured and orchestrated manner arose once the number of microservices began to grow within </w:t>
+      </w:r>
+      <w:proofErr w:type="spellStart"/>
+      <w:r>
+        <w:rPr>
+          <w:sz w:val="24"/>
+          <w:szCs w:val="24"/>
+        </w:rPr>
+        <w:t>enteprises</w:t>
+      </w:r>
+      <w:proofErr w:type="spellEnd"/>
+      <w:r>
+        <w:rPr>
+          <w:sz w:val="24"/>
+          <w:szCs w:val="24"/>
+        </w:rPr>
+        <w:t xml:space="preserve">.. </w:t>
+      </w:r>
+    </w:p>
+    <w:p>
+      <w:pPr>
+        <w:spacing w:after="0" w:line="360" w:lineRule="auto"/>
+        <w:jc w:val="both"/>
+        <w:rPr>
+          <w:sz w:val="24"/>
+          <w:szCs w:val="24"/>
+        </w:rPr>
+      </w:pPr>
+      <w:r>
+        <w:rPr>
+          <w:sz w:val="24"/>
+          <w:szCs w:val="24"/>
+        </w:rPr>
+        <w:t xml:space="preserve"> At the same time a need for IT systems to avoid vendor lock in also arose. Kubernetes became a popular choice since it was open source and could be deployed on various cloud platforms as well as private cloud and it was easy to migrate between them. </w:t>
+      </w:r>
+    </w:p>
+    <w:p>
+      <w:pPr>
+        <w:rPr>
+          <w:sz w:val="24"/>
+          <w:szCs w:val="24"/>
+        </w:rPr>
+      </w:pPr>
+    </w:p>
+    <w:p>
+      <w:pPr>
+        <w:rPr>
+          <w:sz w:val="24"/>
+          <w:szCs w:val="24"/>
+        </w:rPr>
+      </w:pPr>
+    </w:p>
+    <w:p>
+      <w:pPr>
+        <w:rPr>
+          <w:sz w:val="24"/>
+          <w:szCs w:val="24"/>
+        </w:rPr>
+      </w:pPr>
+      <w:r>
+        <w:rPr>
+          <w:sz w:val="24"/>
+          <w:szCs w:val="24"/>
+        </w:rPr>
+        <w:t>Cloud portability and sovereignty,</w:t>
+      </w:r>
+    </w:p>
+    <w:p>
+      <w:pPr>
+        <w:rPr>
+          <w:sz w:val="24"/>
+          <w:szCs w:val="24"/>
+        </w:rPr>
+      </w:pPr>
+    </w:p>
+    <w:p>
+      <w:pPr>
+        <w:rPr>
+          <w:sz w:val="24"/>
+          <w:szCs w:val="24"/>
+        </w:rPr>
+      </w:pPr>
+      <w:r>
+        <w:rPr>
+          <w:sz w:val="24"/>
+          <w:szCs w:val="24"/>
+        </w:rPr>
+        <w:t xml:space="preserve">ON multiples clouds just talk about it. </w:t>
       </w:r>
     </w:p>
     <w:p>
@@ -9894,7 +10612,25 @@
         <w:t>23</w:t>
       </w:r>
     </w:p>
-    <w:p/>
+    <w:p>
+      <w:r>
+        <w:t xml:space="preserve">ISO/IEC IEEE </w:t>
+      </w:r>
+      <w:r>
+        <w:t>32675</w:t>
+      </w:r>
+      <w:r>
+        <w:t xml:space="preserve"> </w:t>
+      </w:r>
+      <w:proofErr w:type="spellStart"/>
+      <w:r>
+        <w:t>devops</w:t>
+      </w:r>
+      <w:proofErr w:type="spellEnd"/>
+      <w:r>
+        <w:t xml:space="preserve"> standard. </w:t>
+      </w:r>
+    </w:p>
     <w:p>
       <w:r>
         <w:t>R</w:t>
@@ -9909,11 +10645,6 @@
       </w:r>
       <w:r>
         <w:t>vailability</w:t>
-      </w:r>
-    </w:p>
-    <w:p>
-      <w:r>
-        <w:t xml:space="preserve">Performance efficiency </w:t>
       </w:r>
     </w:p>
     <w:p>
@@ -9953,6 +10684,160 @@
     <w:p>
       <w:pPr>
         <w:spacing w:after="0" w:line="360" w:lineRule="auto"/>
+        <w:ind w:left="851"/>
+        <w:jc w:val="both"/>
+        <w:rPr>
+          <w:sz w:val="24"/>
+          <w:szCs w:val="24"/>
+        </w:rPr>
+      </w:pPr>
+    </w:p>
+    <w:p>
+      <w:pPr>
+        <w:spacing w:after="0" w:line="360" w:lineRule="auto"/>
+        <w:ind w:left="851"/>
+        <w:jc w:val="both"/>
+        <w:rPr>
+          <w:sz w:val="24"/>
+          <w:szCs w:val="24"/>
+        </w:rPr>
+      </w:pPr>
+    </w:p>
+    <w:p>
+      <w:pPr>
+        <w:spacing w:after="0" w:line="360" w:lineRule="auto"/>
+        <w:ind w:left="851"/>
+        <w:jc w:val="both"/>
+        <w:rPr>
+          <w:sz w:val="24"/>
+          <w:szCs w:val="24"/>
+        </w:rPr>
+      </w:pPr>
+    </w:p>
+    <w:p>
+      <w:pPr>
+        <w:spacing w:after="0" w:line="360" w:lineRule="auto"/>
+        <w:ind w:left="851"/>
+        <w:jc w:val="both"/>
+        <w:rPr>
+          <w:sz w:val="24"/>
+          <w:szCs w:val="24"/>
+        </w:rPr>
+      </w:pPr>
+    </w:p>
+    <w:p>
+      <w:pPr>
+        <w:spacing w:after="0" w:line="360" w:lineRule="auto"/>
+        <w:ind w:left="851"/>
+        <w:jc w:val="both"/>
+        <w:rPr>
+          <w:sz w:val="24"/>
+          <w:szCs w:val="24"/>
+        </w:rPr>
+      </w:pPr>
+    </w:p>
+    <w:p>
+      <w:pPr>
+        <w:spacing w:after="0" w:line="360" w:lineRule="auto"/>
+        <w:ind w:left="851"/>
+        <w:jc w:val="both"/>
+        <w:rPr>
+          <w:sz w:val="24"/>
+          <w:szCs w:val="24"/>
+        </w:rPr>
+      </w:pPr>
+    </w:p>
+    <w:p>
+      <w:pPr>
+        <w:spacing w:after="0" w:line="360" w:lineRule="auto"/>
+        <w:ind w:left="851"/>
+        <w:jc w:val="both"/>
+        <w:rPr>
+          <w:sz w:val="24"/>
+          <w:szCs w:val="24"/>
+        </w:rPr>
+      </w:pPr>
+    </w:p>
+    <w:p>
+      <w:pPr>
+        <w:spacing w:after="0" w:line="360" w:lineRule="auto"/>
+        <w:ind w:left="851"/>
+        <w:jc w:val="both"/>
+        <w:rPr>
+          <w:sz w:val="24"/>
+          <w:szCs w:val="24"/>
+        </w:rPr>
+      </w:pPr>
+    </w:p>
+    <w:p>
+      <w:pPr>
+        <w:spacing w:after="0" w:line="360" w:lineRule="auto"/>
+        <w:ind w:left="851"/>
+        <w:jc w:val="both"/>
+        <w:rPr>
+          <w:sz w:val="24"/>
+          <w:szCs w:val="24"/>
+        </w:rPr>
+      </w:pPr>
+    </w:p>
+    <w:p>
+      <w:pPr>
+        <w:spacing w:after="0" w:line="360" w:lineRule="auto"/>
+        <w:ind w:left="851"/>
+        <w:jc w:val="both"/>
+        <w:rPr>
+          <w:sz w:val="24"/>
+          <w:szCs w:val="24"/>
+        </w:rPr>
+      </w:pPr>
+    </w:p>
+    <w:p>
+      <w:pPr>
+        <w:spacing w:after="0" w:line="360" w:lineRule="auto"/>
+        <w:ind w:left="851"/>
+        <w:jc w:val="both"/>
+        <w:rPr>
+          <w:sz w:val="24"/>
+          <w:szCs w:val="24"/>
+        </w:rPr>
+      </w:pPr>
+    </w:p>
+    <w:p>
+      <w:pPr>
+        <w:spacing w:after="0" w:line="360" w:lineRule="auto"/>
+        <w:ind w:left="851"/>
+        <w:jc w:val="both"/>
+        <w:rPr>
+          <w:sz w:val="24"/>
+          <w:szCs w:val="24"/>
+        </w:rPr>
+      </w:pPr>
+    </w:p>
+    <w:p>
+      <w:pPr>
+        <w:spacing w:after="0" w:line="360" w:lineRule="auto"/>
+        <w:ind w:left="851"/>
+        <w:jc w:val="both"/>
+        <w:rPr>
+          <w:sz w:val="24"/>
+          <w:szCs w:val="24"/>
+        </w:rPr>
+      </w:pPr>
+    </w:p>
+    <w:p>
+      <w:pPr>
+        <w:spacing w:after="0" w:line="360" w:lineRule="auto"/>
+        <w:ind w:left="851"/>
+        <w:jc w:val="both"/>
+        <w:rPr>
+          <w:sz w:val="24"/>
+          <w:szCs w:val="24"/>
+        </w:rPr>
+      </w:pPr>
+    </w:p>
+    <w:p>
+      <w:pPr>
+        <w:spacing w:after="0" w:line="360" w:lineRule="auto"/>
         <w:jc w:val="both"/>
         <w:rPr>
           <w:sz w:val="24"/>
@@ -10032,6 +10917,57 @@
     </w:p>
     <w:p>
       <w:pPr>
+        <w:spacing w:after="0" w:line="360" w:lineRule="auto"/>
+        <w:jc w:val="both"/>
+        <w:rPr>
+          <w:sz w:val="24"/>
+          <w:szCs w:val="24"/>
+        </w:rPr>
+      </w:pPr>
+      <w:r>
+        <w:rPr>
+          <w:sz w:val="24"/>
+          <w:szCs w:val="24"/>
+        </w:rPr>
+        <w:t>Reduce the downtime, how do we measure that.</w:t>
+      </w:r>
+    </w:p>
+    <w:p>
+      <w:pPr>
+        <w:spacing w:after="0" w:line="360" w:lineRule="auto"/>
+        <w:jc w:val="both"/>
+        <w:rPr>
+          <w:sz w:val="24"/>
+          <w:szCs w:val="24"/>
+        </w:rPr>
+      </w:pPr>
+      <w:r>
+        <w:rPr>
+          <w:sz w:val="24"/>
+          <w:szCs w:val="24"/>
+        </w:rPr>
+        <w:t xml:space="preserve">The chain of services need to be intact. </w:t>
+      </w:r>
+    </w:p>
+    <w:p>
+      <w:pPr>
+        <w:spacing w:after="0" w:line="360" w:lineRule="auto"/>
+        <w:jc w:val="both"/>
+        <w:rPr>
+          <w:sz w:val="24"/>
+          <w:szCs w:val="24"/>
+        </w:rPr>
+      </w:pPr>
+      <w:r>
+        <w:rPr>
+          <w:sz w:val="24"/>
+          <w:szCs w:val="24"/>
+        </w:rPr>
+        <w:t xml:space="preserve">What does HA mean?, standard, pick specifics that will be written up in the implementation. You need to ensure there is a backup of this end.  </w:t>
+      </w:r>
+    </w:p>
+    <w:p>
+      <w:pPr>
         <w:pStyle w:val="ListParagraph"/>
         <w:spacing w:after="0" w:line="360" w:lineRule="auto"/>
         <w:ind w:left="792"/>
@@ -10051,7 +10987,6 @@
         <w:rPr>
           <w:sz w:val="24"/>
           <w:szCs w:val="24"/>
-          <w:lang w:val="de-DE"/>
         </w:rPr>
       </w:pPr>
     </w:p>
@@ -10133,6 +11068,7 @@
           <w:szCs w:val="24"/>
           <w:lang w:val="en-GB"/>
         </w:rPr>
+        <w:lastRenderedPageBreak/>
         <w:t>Consumes and processes the Kafka event data via an aggregator microservice hosted in AKS.</w:t>
       </w:r>
     </w:p>
@@ -10156,7 +11092,6 @@
           <w:szCs w:val="24"/>
           <w:lang w:val="en-GB"/>
         </w:rPr>
-        <w:lastRenderedPageBreak/>
         <w:t xml:space="preserve">Persists the aggregated data in an Azure hosted Redis which acts as a materialised view for a AKS hosted </w:t>
       </w:r>
       <w:proofErr w:type="spellStart"/>
@@ -10334,6 +11269,39 @@
         </w:rPr>
         <w:t>, baseline to target architecture</w:t>
       </w:r>
+    </w:p>
+    <w:p>
+      <w:pPr>
+        <w:spacing w:after="0" w:line="360" w:lineRule="auto"/>
+        <w:jc w:val="both"/>
+        <w:rPr>
+          <w:sz w:val="24"/>
+          <w:szCs w:val="24"/>
+          <w:lang w:val="en-US"/>
+        </w:rPr>
+      </w:pPr>
+    </w:p>
+    <w:p>
+      <w:pPr>
+        <w:spacing w:after="0" w:line="360" w:lineRule="auto"/>
+        <w:jc w:val="both"/>
+        <w:rPr>
+          <w:sz w:val="24"/>
+          <w:szCs w:val="24"/>
+          <w:lang w:val="en-US"/>
+        </w:rPr>
+      </w:pPr>
+    </w:p>
+    <w:p>
+      <w:pPr>
+        <w:spacing w:after="0" w:line="360" w:lineRule="auto"/>
+        <w:jc w:val="both"/>
+        <w:rPr>
+          <w:sz w:val="24"/>
+          <w:szCs w:val="24"/>
+          <w:lang w:val="en-US"/>
+        </w:rPr>
+      </w:pPr>
     </w:p>
     <w:p>
       <w:pPr>
@@ -10441,12 +11409,53 @@
       <w:r>
         <w:fldChar w:fldCharType="separate"/>
       </w:r>
+      <w:proofErr w:type="spellStart"/>
       <w:r>
         <w:rPr>
           <w:rFonts w:ascii="Calibri" w:eastAsiaTheme="minorHAnsi" w:cs="Calibri"/>
           <w:lang w:val="en-GB"/>
         </w:rPr>
-        <w:t>Angela Dawn Lawson (2020) Deploying the Right Technology- a Framework for Digital Strategy and Selection at the United States Postal Service to Shape the Future of Work, Thesis.</w:t>
+        <w:t>Alyahya</w:t>
+      </w:r>
+      <w:proofErr w:type="spellEnd"/>
+      <w:r>
+        <w:rPr>
+          <w:rFonts w:ascii="Calibri" w:eastAsiaTheme="minorHAnsi" w:cs="Calibri"/>
+          <w:lang w:val="en-GB"/>
+        </w:rPr>
+        <w:t xml:space="preserve">, A., Tipper, D., and </w:t>
+      </w:r>
+      <w:proofErr w:type="spellStart"/>
+      <w:r>
+        <w:rPr>
+          <w:rFonts w:ascii="Calibri" w:eastAsiaTheme="minorHAnsi" w:cs="Calibri"/>
+          <w:lang w:val="en-GB"/>
+        </w:rPr>
+        <w:t>Babay</w:t>
+      </w:r>
+      <w:proofErr w:type="spellEnd"/>
+      <w:r>
+        <w:rPr>
+          <w:rFonts w:ascii="Calibri" w:eastAsiaTheme="minorHAnsi" w:cs="Calibri"/>
+          <w:lang w:val="en-GB"/>
+        </w:rPr>
+        <w:t xml:space="preserve">, A. (2025) ‘Availability and Cost Analysis of Network-Attack-Resilient Byzantine Fault Tolerant Systems’, </w:t>
+      </w:r>
+      <w:r>
+        <w:rPr>
+          <w:rFonts w:ascii="Calibri" w:eastAsiaTheme="minorHAnsi" w:cs="Calibri"/>
+          <w:i/>
+          <w:iCs/>
+          <w:lang w:val="en-GB"/>
+        </w:rPr>
+        <w:t>IEEE Transactions on Network and Service Management</w:t>
+      </w:r>
+      <w:r>
+        <w:rPr>
+          <w:rFonts w:ascii="Calibri" w:eastAsiaTheme="minorHAnsi" w:cs="Calibri"/>
+          <w:lang w:val="en-GB"/>
+        </w:rPr>
+        <w:t>, 22(5), 3895–3908, available: https://doi.org/10.1109/TNSM.2025.3589936.</w:t>
       </w:r>
     </w:p>
     <w:p>
@@ -10462,6 +11471,38 @@
           <w:rFonts w:ascii="Calibri" w:eastAsiaTheme="minorHAnsi" w:cs="Calibri"/>
           <w:lang w:val="en-GB"/>
         </w:rPr>
+        <w:t xml:space="preserve">Angela Dawn Lawson (2020) </w:t>
+      </w:r>
+      <w:r>
+        <w:rPr>
+          <w:rFonts w:ascii="Calibri" w:eastAsiaTheme="minorHAnsi" w:cs="Calibri"/>
+          <w:i/>
+          <w:iCs/>
+          <w:lang w:val="en-GB"/>
+        </w:rPr>
+        <w:t>Deploying the Right Technology- a Framework for Digital Strategy and Selection at the United States Postal Service to Shape the Future of Work</w:t>
+      </w:r>
+      <w:r>
+        <w:rPr>
+          <w:rFonts w:ascii="Calibri" w:eastAsiaTheme="minorHAnsi" w:cs="Calibri"/>
+          <w:lang w:val="en-GB"/>
+        </w:rPr>
+        <w:t>, Thesis.</w:t>
+      </w:r>
+    </w:p>
+    <w:p>
+      <w:pPr>
+        <w:pStyle w:val="Bibliography"/>
+        <w:rPr>
+          <w:rFonts w:ascii="Calibri" w:eastAsiaTheme="minorHAnsi" w:cs="Calibri"/>
+          <w:lang w:val="en-GB"/>
+        </w:rPr>
+      </w:pPr>
+      <w:r>
+        <w:rPr>
+          <w:rFonts w:ascii="Calibri" w:eastAsiaTheme="minorHAnsi" w:cs="Calibri"/>
+          <w:lang w:val="en-GB"/>
+        </w:rPr>
         <w:t>Aung, T. and Maw, A.H. (2017) ‘Analytics of Reliability for Real-Time Big Data Pipeline Architecture’, Presented at the 1st International Conference on Advanced Information Technologies, Yangon, Myanmar, available: https://meral.edu.mm/records/6257 [accessed 28 May 2026].</w:t>
       </w:r>
     </w:p>
@@ -10494,7 +11535,23 @@
           <w:rFonts w:ascii="Calibri" w:eastAsiaTheme="minorHAnsi" w:cs="Calibri"/>
           <w:lang w:val="en-GB"/>
         </w:rPr>
-        <w:t xml:space="preserve"> (2008) Event Driven Business Process Management Taking the Example of Deutsche Post AG: An Evaluation of the Approach of Oracle and the SOPERA Open Source SOA Framework, Diploma Thesis.</w:t>
+        <w:t xml:space="preserve"> (2008) </w:t>
+      </w:r>
+      <w:r>
+        <w:rPr>
+          <w:rFonts w:ascii="Calibri" w:eastAsiaTheme="minorHAnsi" w:cs="Calibri"/>
+          <w:i/>
+          <w:iCs/>
+          <w:lang w:val="en-GB"/>
+        </w:rPr>
+        <w:t>Event Driven Business Process Management Taking the Example of Deutsche Post AG: An Evaluation of the Approach of Oracle and the SOPERA Open Source SOA Framework</w:t>
+      </w:r>
+      <w:r>
+        <w:rPr>
+          <w:rFonts w:ascii="Calibri" w:eastAsiaTheme="minorHAnsi" w:cs="Calibri"/>
+          <w:lang w:val="en-GB"/>
+        </w:rPr>
+        <w:t>, Diploma Thesis.</w:t>
       </w:r>
     </w:p>
     <w:p>
@@ -10510,7 +11567,23 @@
           <w:rFonts w:ascii="Calibri" w:eastAsiaTheme="minorHAnsi" w:cs="Calibri"/>
           <w:lang w:val="en-GB"/>
         </w:rPr>
-        <w:t>Ghosh, A. (2025) ‘Transforming Enterprise Systems through Event-Driven Architecture: Implementation, Benefits, and Future Trends’, International Journal of Scientific Research in Computer Science, Engineering and Information Technology, 11(1), 3507–3514, available: https://doi.org/10.32628/CSEIT251112347.</w:t>
+        <w:t xml:space="preserve">Ghosh, A. (2025) ‘Transforming Enterprise Systems through Event-Driven Architecture: Implementation, Benefits, and Future Trends’, </w:t>
+      </w:r>
+      <w:r>
+        <w:rPr>
+          <w:rFonts w:ascii="Calibri" w:eastAsiaTheme="minorHAnsi" w:cs="Calibri"/>
+          <w:i/>
+          <w:iCs/>
+          <w:lang w:val="en-GB"/>
+        </w:rPr>
+        <w:t>International Journal of Scientific Research in Computer Science, Engineering and Information Technology</w:t>
+      </w:r>
+      <w:r>
+        <w:rPr>
+          <w:rFonts w:ascii="Calibri" w:eastAsiaTheme="minorHAnsi" w:cs="Calibri"/>
+          <w:lang w:val="en-GB"/>
+        </w:rPr>
+        <w:t>, 11(1), 3507–3514, available: https://doi.org/10.32628/CSEIT251112347.</w:t>
       </w:r>
     </w:p>
     <w:p>
@@ -10551,7 +11624,23 @@
           <w:rFonts w:ascii="Calibri" w:eastAsiaTheme="minorHAnsi" w:cs="Calibri"/>
           <w:lang w:val="en-GB"/>
         </w:rPr>
-        <w:t xml:space="preserve">, V. (2024) ‘Investigation of the Impact of Artificial Intelligence and Automation in the Postal Services Sector Labour Market’, in 2024 5th International Conference on Communications, Information, Electronic and Energy Systems (CIEES), Presented at the 2024 5th International Conference on Communications, Information, Electronic and Energy Systems (CIEES), </w:t>
+        <w:t xml:space="preserve">, V. (2024) ‘Investigation of the Impact of Artificial Intelligence and Automation in the Postal Services Sector Labour Market’, in </w:t>
+      </w:r>
+      <w:r>
+        <w:rPr>
+          <w:rFonts w:ascii="Calibri" w:eastAsiaTheme="minorHAnsi" w:cs="Calibri"/>
+          <w:i/>
+          <w:iCs/>
+          <w:lang w:val="en-GB"/>
+        </w:rPr>
+        <w:t>2024 5th International Conference on Communications, Information, Electronic and Energy Systems (CIEES)</w:t>
+      </w:r>
+      <w:r>
+        <w:rPr>
+          <w:rFonts w:ascii="Calibri" w:eastAsiaTheme="minorHAnsi" w:cs="Calibri"/>
+          <w:lang w:val="en-GB"/>
+        </w:rPr>
+        <w:t xml:space="preserve">, Presented at the 2024 5th International Conference on Communications, Information, Electronic and Energy Systems (CIEES), </w:t>
       </w:r>
       <w:proofErr w:type="spellStart"/>
       <w:r>
@@ -10631,7 +11720,23 @@
           <w:rFonts w:ascii="Calibri" w:eastAsiaTheme="minorHAnsi" w:cs="Calibri"/>
           <w:lang w:val="en-GB"/>
         </w:rPr>
-        <w:t>, N. (2025) ‘Delphi and fuzzy TOPSIS approach for redefining the scope of postal universal service obligation’, Journal of Regulatory Economics, 68(1), 38–52, available: https://doi.org/10.1007/s11149-025-09489-6.</w:t>
+        <w:t xml:space="preserve">, N. (2025) ‘Delphi and fuzzy TOPSIS approach for redefining the scope of postal universal service obligation’, </w:t>
+      </w:r>
+      <w:r>
+        <w:rPr>
+          <w:rFonts w:ascii="Calibri" w:eastAsiaTheme="minorHAnsi" w:cs="Calibri"/>
+          <w:i/>
+          <w:iCs/>
+          <w:lang w:val="en-GB"/>
+        </w:rPr>
+        <w:t>Journal of Regulatory Economics</w:t>
+      </w:r>
+      <w:r>
+        <w:rPr>
+          <w:rFonts w:ascii="Calibri" w:eastAsiaTheme="minorHAnsi" w:cs="Calibri"/>
+          <w:lang w:val="en-GB"/>
+        </w:rPr>
+        <w:t>, 68(1), 38–52, available: https://doi.org/10.1007/s11149-025-09489-6.</w:t>
       </w:r>
     </w:p>
     <w:p>
@@ -10720,7 +11825,23 @@
           <w:rFonts w:ascii="Calibri" w:eastAsiaTheme="minorHAnsi" w:cs="Calibri"/>
           <w:lang w:val="en-GB"/>
         </w:rPr>
-        <w:t>, M., eds, Current Trends in Web Engineering, Lecture Notes in Computer Science, Cham: Springer International Publishing, 32–47, available: https://doi.org/10.1007/978-3-319-74433-9_3.</w:t>
+        <w:t xml:space="preserve">, M., eds, </w:t>
+      </w:r>
+      <w:r>
+        <w:rPr>
+          <w:rFonts w:ascii="Calibri" w:eastAsiaTheme="minorHAnsi" w:cs="Calibri"/>
+          <w:i/>
+          <w:iCs/>
+          <w:lang w:val="en-GB"/>
+        </w:rPr>
+        <w:t>Current Trends in Web Engineering</w:t>
+      </w:r>
+      <w:r>
+        <w:rPr>
+          <w:rFonts w:ascii="Calibri" w:eastAsiaTheme="minorHAnsi" w:cs="Calibri"/>
+          <w:lang w:val="en-GB"/>
+        </w:rPr>
+        <w:t>, Lecture Notes in Computer Science, Cham: Springer International Publishing, 32–47, available: https://doi.org/10.1007/978-3-319-74433-9_3.</w:t>
       </w:r>
     </w:p>
     <w:p>
@@ -10745,7 +11866,23 @@
           <w:rFonts w:ascii="Calibri" w:eastAsiaTheme="minorHAnsi" w:cs="Calibri"/>
           <w:lang w:val="en-GB"/>
         </w:rPr>
-        <w:t>, C.R. (2023) ‘Harnessing Asynchronous Patterns with Event Driven Kafka and Microservices Architectures’, Journal of Artificial Intelligence &amp; Cloud Computing, 2(4), 1, available: https://doi.org/10.47363/JAICC/2023(2)502.</w:t>
+        <w:t xml:space="preserve">, C.R. (2023) ‘Harnessing Asynchronous Patterns with Event Driven Kafka and Microservices Architectures’, </w:t>
+      </w:r>
+      <w:r>
+        <w:rPr>
+          <w:rFonts w:ascii="Calibri" w:eastAsiaTheme="minorHAnsi" w:cs="Calibri"/>
+          <w:i/>
+          <w:iCs/>
+          <w:lang w:val="en-GB"/>
+        </w:rPr>
+        <w:t>Journal of Artificial Intelligence &amp; Cloud Computing</w:t>
+      </w:r>
+      <w:r>
+        <w:rPr>
+          <w:rFonts w:ascii="Calibri" w:eastAsiaTheme="minorHAnsi" w:cs="Calibri"/>
+          <w:lang w:val="en-GB"/>
+        </w:rPr>
+        <w:t>, 2(4), 1, available: https://doi.org/10.47363/JAICC/2023(2)502.</w:t>
       </w:r>
     </w:p>
     <w:p>
@@ -10756,12 +11893,85 @@
           <w:lang w:val="en-GB"/>
         </w:rPr>
       </w:pPr>
+      <w:r>
+        <w:rPr>
+          <w:rFonts w:ascii="Calibri" w:eastAsiaTheme="minorHAnsi" w:cs="Calibri"/>
+          <w:lang w:val="en-GB"/>
+        </w:rPr>
+        <w:t xml:space="preserve">Miyachi, C. (2021) ‘The Rise of Kubernetes’, in </w:t>
+      </w:r>
+      <w:r>
+        <w:rPr>
+          <w:rFonts w:ascii="Calibri" w:eastAsiaTheme="minorHAnsi" w:cs="Calibri"/>
+          <w:i/>
+          <w:iCs/>
+          <w:lang w:val="en-GB"/>
+        </w:rPr>
+        <w:t>2021 Cloud Continuum</w:t>
+      </w:r>
+      <w:r>
+        <w:rPr>
+          <w:rFonts w:ascii="Calibri" w:eastAsiaTheme="minorHAnsi" w:cs="Calibri"/>
+          <w:lang w:val="en-GB"/>
+        </w:rPr>
+        <w:t>, Presented at the 2021 Cloud Continuum, Los Alamitos, CA, USA: IEEE, 1–5, available: https://doi.org/10.1109/CloudContinuum54760.2021.00002.</w:t>
+      </w:r>
+    </w:p>
+    <w:p>
+      <w:pPr>
+        <w:pStyle w:val="Bibliography"/>
+        <w:rPr>
+          <w:rFonts w:ascii="Calibri" w:eastAsiaTheme="minorHAnsi" w:cs="Calibri"/>
+          <w:lang w:val="en-GB"/>
+        </w:rPr>
+      </w:pPr>
       <w:proofErr w:type="spellStart"/>
       <w:r>
         <w:rPr>
           <w:rFonts w:ascii="Calibri" w:eastAsiaTheme="minorHAnsi" w:cs="Calibri"/>
           <w:lang w:val="en-GB"/>
         </w:rPr>
+        <w:t>Myllynen</w:t>
+      </w:r>
+      <w:proofErr w:type="spellEnd"/>
+      <w:r>
+        <w:rPr>
+          <w:rFonts w:ascii="Calibri" w:eastAsiaTheme="minorHAnsi" w:cs="Calibri"/>
+          <w:lang w:val="en-GB"/>
+        </w:rPr>
+        <w:t xml:space="preserve">, T., Kamau, E., Mustapha, S.D., Babatunde, G.O., and Alabi, A.A. (2023) ‘Developing a Conceptual Model for Cross-Domain Microservices Using Event-Driven and Domain-Driven Design’, </w:t>
+      </w:r>
+      <w:r>
+        <w:rPr>
+          <w:rFonts w:ascii="Calibri" w:eastAsiaTheme="minorHAnsi" w:cs="Calibri"/>
+          <w:i/>
+          <w:iCs/>
+          <w:lang w:val="en-GB"/>
+        </w:rPr>
+        <w:t>International Journal of Multidisciplinary Research and Growth Evaluation</w:t>
+      </w:r>
+      <w:r>
+        <w:rPr>
+          <w:rFonts w:ascii="Calibri" w:eastAsiaTheme="minorHAnsi" w:cs="Calibri"/>
+          <w:lang w:val="en-GB"/>
+        </w:rPr>
+        <w:t>, 4(1), 635–638, available: https://doi.org/10.54660/.IJMRGE.2023.4.1.635-638.</w:t>
+      </w:r>
+    </w:p>
+    <w:p>
+      <w:pPr>
+        <w:pStyle w:val="Bibliography"/>
+        <w:rPr>
+          <w:rFonts w:ascii="Calibri" w:eastAsiaTheme="minorHAnsi" w:cs="Calibri"/>
+          <w:lang w:val="en-GB"/>
+        </w:rPr>
+      </w:pPr>
+      <w:proofErr w:type="spellStart"/>
+      <w:r>
+        <w:rPr>
+          <w:rFonts w:ascii="Calibri" w:eastAsiaTheme="minorHAnsi" w:cs="Calibri"/>
+          <w:lang w:val="en-GB"/>
+        </w:rPr>
         <w:t>Otsetova</w:t>
       </w:r>
       <w:proofErr w:type="spellEnd"/>
@@ -10770,7 +11980,23 @@
           <w:rFonts w:ascii="Calibri" w:eastAsiaTheme="minorHAnsi" w:cs="Calibri"/>
           <w:lang w:val="en-GB"/>
         </w:rPr>
-        <w:t>, A. (2019) ‘Postal Sector Transformation in Digital Economy’, International Journal, 8(2).</w:t>
+        <w:t xml:space="preserve">, A. (2019) ‘Postal Sector Transformation in Digital Economy’, </w:t>
+      </w:r>
+      <w:r>
+        <w:rPr>
+          <w:rFonts w:ascii="Calibri" w:eastAsiaTheme="minorHAnsi" w:cs="Calibri"/>
+          <w:i/>
+          <w:iCs/>
+          <w:lang w:val="en-GB"/>
+        </w:rPr>
+        <w:t>International Journal</w:t>
+      </w:r>
+      <w:r>
+        <w:rPr>
+          <w:rFonts w:ascii="Calibri" w:eastAsiaTheme="minorHAnsi" w:cs="Calibri"/>
+          <w:lang w:val="en-GB"/>
+        </w:rPr>
+        <w:t>, 8(2).</w:t>
       </w:r>
     </w:p>
     <w:p>
@@ -10781,6 +12007,38 @@
           <w:lang w:val="en-GB"/>
         </w:rPr>
       </w:pPr>
+      <w:r>
+        <w:rPr>
+          <w:rFonts w:ascii="Calibri" w:eastAsiaTheme="minorHAnsi" w:cs="Calibri"/>
+          <w:lang w:val="en-GB"/>
+        </w:rPr>
+        <w:t xml:space="preserve">Qi, J., Li, S., Wang, H., Yuan, S., Li, P., Qian, H., Liu, Z., and He, X. (2023) ‘Critical System Design Based on High Availability Cluster Technology’, in </w:t>
+      </w:r>
+      <w:r>
+        <w:rPr>
+          <w:rFonts w:ascii="Calibri" w:eastAsiaTheme="minorHAnsi" w:cs="Calibri"/>
+          <w:i/>
+          <w:iCs/>
+          <w:lang w:val="en-GB"/>
+        </w:rPr>
+        <w:t>2023 4th International Conference on Big Data &amp; Artificial Intelligence &amp; Software Engineering (ICBASE)</w:t>
+      </w:r>
+      <w:r>
+        <w:rPr>
+          <w:rFonts w:ascii="Calibri" w:eastAsiaTheme="minorHAnsi" w:cs="Calibri"/>
+          <w:lang w:val="en-GB"/>
+        </w:rPr>
+        <w:t>, Presented at the 2023 4th International Conference on Big Data &amp; Artificial Intelligence &amp; Software Engineering (ICBASE), Nanjing, China: IEEE, 439–443, available: https://doi.org/10.1109/ICBASE59196.2023.10303051.</w:t>
+      </w:r>
+    </w:p>
+    <w:p>
+      <w:pPr>
+        <w:pStyle w:val="Bibliography"/>
+        <w:rPr>
+          <w:rFonts w:ascii="Calibri" w:eastAsiaTheme="minorHAnsi" w:cs="Calibri"/>
+          <w:lang w:val="en-GB"/>
+        </w:rPr>
+      </w:pPr>
       <w:proofErr w:type="spellStart"/>
       <w:r>
         <w:rPr>
@@ -10811,7 +12069,24 @@
           <w:rFonts w:ascii="Calibri" w:eastAsiaTheme="minorHAnsi" w:cs="Calibri"/>
           <w:lang w:val="en-GB"/>
         </w:rPr>
-        <w:t>, C. (2025) ‘OUTSMARTING THE HURDLES TO DIGITALIZING THE POSTAL SECTOR: THE CASE OF DEUTSCHE POST, POSTE ITALIANE, AND ROYAL MAIL’, International Journal of Professional Business Review, 10(3), e05355, available: https://doi.org/10.26668/businessreview/2025.v10i3.5355.</w:t>
+        <w:t xml:space="preserve">, C. (2025) ‘OUTSMARTING THE HURDLES TO DIGITALIZING THE POSTAL SECTOR: THE CASE OF DEUTSCHE POST, POSTE ITALIANE, AND ROYAL MAIL’, </w:t>
+      </w:r>
+      <w:r>
+        <w:rPr>
+          <w:rFonts w:ascii="Calibri" w:eastAsiaTheme="minorHAnsi" w:cs="Calibri"/>
+          <w:i/>
+          <w:iCs/>
+          <w:lang w:val="en-GB"/>
+        </w:rPr>
+        <w:lastRenderedPageBreak/>
+        <w:t>International Journal of Professional Business Review</w:t>
+      </w:r>
+      <w:r>
+        <w:rPr>
+          <w:rFonts w:ascii="Calibri" w:eastAsiaTheme="minorHAnsi" w:cs="Calibri"/>
+          <w:lang w:val="en-GB"/>
+        </w:rPr>
+        <w:t>, 10(3), e05355, available: https://doi.org/10.26668/businessreview/2025.v10i3.5355.</w:t>
       </w:r>
     </w:p>
     <w:p>
@@ -10827,7 +12102,23 @@
           <w:rFonts w:ascii="Calibri" w:eastAsiaTheme="minorHAnsi" w:cs="Calibri"/>
           <w:lang w:val="en-GB"/>
         </w:rPr>
-        <w:t>Solanki, J.M. (2026) ‘AI Driven Multi Cloud Strategies for Financial Services: Ensuring High Availability with AWS and Kubernetes’, in 2026 IEEE 5th International Conference on AI in Cybersecurity (ICAIC), Presented at the 2026 IEEE 5th International Conference on AI in Cybersecurity (ICAIC), Houston, TX, USA: IEEE, 1–5, available: https://doi.org/10.1109/ICAIC67076.2026.11395684.</w:t>
+        <w:t xml:space="preserve">Solanki, J.M. (2026) ‘AI Driven Multi Cloud Strategies for Financial Services: Ensuring High Availability with AWS and Kubernetes’, in </w:t>
+      </w:r>
+      <w:r>
+        <w:rPr>
+          <w:rFonts w:ascii="Calibri" w:eastAsiaTheme="minorHAnsi" w:cs="Calibri"/>
+          <w:i/>
+          <w:iCs/>
+          <w:lang w:val="en-GB"/>
+        </w:rPr>
+        <w:t>2026 IEEE 5th International Conference on AI in Cybersecurity (ICAIC)</w:t>
+      </w:r>
+      <w:r>
+        <w:rPr>
+          <w:rFonts w:ascii="Calibri" w:eastAsiaTheme="minorHAnsi" w:cs="Calibri"/>
+          <w:lang w:val="en-GB"/>
+        </w:rPr>
+        <w:t>, Presented at the 2026 IEEE 5th International Conference on AI in Cybersecurity (ICAIC), Houston, TX, USA: IEEE, 1–5, available: https://doi.org/10.1109/ICAIC67076.2026.11395684.</w:t>
       </w:r>
     </w:p>
     <w:p>
@@ -10843,7 +12134,23 @@
           <w:rFonts w:ascii="Calibri" w:eastAsiaTheme="minorHAnsi" w:cs="Calibri"/>
           <w:lang w:val="en-GB"/>
         </w:rPr>
-        <w:t>Xu, Y. and Villiers, C. (2025) ‘The takeover of Royal Mail: lessons for the new owners from past corporate governance and trust failures’, Journal of Corporate Law Studies, 1–40, available: https://doi.org/10.1080/14735970.2025.2553430.</w:t>
+        <w:t xml:space="preserve">Xu, Y. and Villiers, C. (2025) ‘The takeover of Royal Mail: lessons for the new owners from past corporate governance and trust failures’, </w:t>
+      </w:r>
+      <w:r>
+        <w:rPr>
+          <w:rFonts w:ascii="Calibri" w:eastAsiaTheme="minorHAnsi" w:cs="Calibri"/>
+          <w:i/>
+          <w:iCs/>
+          <w:lang w:val="en-GB"/>
+        </w:rPr>
+        <w:t>Journal of Corporate Law Studies</w:t>
+      </w:r>
+      <w:r>
+        <w:rPr>
+          <w:rFonts w:ascii="Calibri" w:eastAsiaTheme="minorHAnsi" w:cs="Calibri"/>
+          <w:lang w:val="en-GB"/>
+        </w:rPr>
+        <w:t>, 1–40, available: https://doi.org/10.1080/14735970.2025.2553430.</w:t>
       </w:r>
     </w:p>
     <w:p>
@@ -10859,7 +12166,23 @@
           <w:rFonts w:ascii="Calibri" w:eastAsiaTheme="minorHAnsi" w:cs="Calibri"/>
           <w:lang w:val="en-GB"/>
         </w:rPr>
-        <w:t>Zhong, C., Li, S., Huang, H., Liu, X., Chen, Z., Zhang, Y., and Zhang, H. (2024) ‘Domain-Driven Design for Microservices: An Evidence-Based Investigation’, IEEE Transactions on Software Engineering, 50(6), 1425–1449, available: https://doi.org/10.1109/TSE.2024.3385835.</w:t>
+        <w:t xml:space="preserve">Zhong, C., Li, S., Huang, H., Liu, X., Chen, Z., Zhang, Y., and Zhang, H. (2024) ‘Domain-Driven Design for Microservices: An Evidence-Based Investigation’, </w:t>
+      </w:r>
+      <w:r>
+        <w:rPr>
+          <w:rFonts w:ascii="Calibri" w:eastAsiaTheme="minorHAnsi" w:cs="Calibri"/>
+          <w:i/>
+          <w:iCs/>
+          <w:lang w:val="en-GB"/>
+        </w:rPr>
+        <w:t>IEEE Transactions on Software Engineering</w:t>
+      </w:r>
+      <w:r>
+        <w:rPr>
+          <w:rFonts w:ascii="Calibri" w:eastAsiaTheme="minorHAnsi" w:cs="Calibri"/>
+          <w:lang w:val="en-GB"/>
+        </w:rPr>
+        <w:t>, 50(6), 1425–1449, available: https://doi.org/10.1109/TSE.2024.3385835.</w:t>
       </w:r>
     </w:p>
     <w:p>
@@ -11210,6 +12533,12 @@
     </w:lvl>
   </w:abstractNum>
   <w:abstractNum w:abstractNumId="1" w15:restartNumberingAfterBreak="0">
+    <w:nsid w:val="10665048"/>
+    <w:multiLevelType w:val="multilevel"/>
+    <w:tmpl w:val="0809001F"/>
+    <w:numStyleLink w:val="111111"/>
+  </w:abstractNum>
+  <w:abstractNum w:abstractNumId="2" w15:restartNumberingAfterBreak="0">
     <w:nsid w:val="181A4D2C"/>
     <w:multiLevelType w:val="hybridMultilevel"/>
     <w:tmpl w:val="99C0D91E"/>
@@ -11322,7 +12651,7 @@
       </w:rPr>
     </w:lvl>
   </w:abstractNum>
-  <w:abstractNum w:abstractNumId="2" w15:restartNumberingAfterBreak="0">
+  <w:abstractNum w:abstractNumId="3" w15:restartNumberingAfterBreak="0">
     <w:nsid w:val="186170B5"/>
     <w:multiLevelType w:val="hybridMultilevel"/>
     <w:tmpl w:val="40F8DE54"/>
@@ -11408,7 +12737,7 @@
       </w:pPr>
     </w:lvl>
   </w:abstractNum>
-  <w:abstractNum w:abstractNumId="3" w15:restartNumberingAfterBreak="0">
+  <w:abstractNum w:abstractNumId="4" w15:restartNumberingAfterBreak="0">
     <w:nsid w:val="192A1224"/>
     <w:multiLevelType w:val="multilevel"/>
     <w:tmpl w:val="1809001F"/>
@@ -11494,7 +12823,7 @@
       </w:pPr>
     </w:lvl>
   </w:abstractNum>
-  <w:abstractNum w:abstractNumId="4" w15:restartNumberingAfterBreak="0">
+  <w:abstractNum w:abstractNumId="5" w15:restartNumberingAfterBreak="0">
     <w:nsid w:val="210F64D0"/>
     <w:multiLevelType w:val="hybridMultilevel"/>
     <w:tmpl w:val="7A6639DA"/>
@@ -11607,7 +12936,179 @@
       </w:rPr>
     </w:lvl>
   </w:abstractNum>
-  <w:abstractNum w:abstractNumId="5" w15:restartNumberingAfterBreak="0">
+  <w:abstractNum w:abstractNumId="6" w15:restartNumberingAfterBreak="0">
+    <w:nsid w:val="239263A3"/>
+    <w:multiLevelType w:val="multilevel"/>
+    <w:tmpl w:val="1809001F"/>
+    <w:lvl w:ilvl="0">
+      <w:start w:val="1"/>
+      <w:numFmt w:val="decimal"/>
+      <w:lvlText w:val="%1."/>
+      <w:lvlJc w:val="left"/>
+      <w:pPr>
+        <w:ind w:left="360" w:hanging="360"/>
+      </w:pPr>
+    </w:lvl>
+    <w:lvl w:ilvl="1">
+      <w:start w:val="1"/>
+      <w:numFmt w:val="decimal"/>
+      <w:lvlText w:val="%1.%2."/>
+      <w:lvlJc w:val="left"/>
+      <w:pPr>
+        <w:ind w:left="792" w:hanging="432"/>
+      </w:pPr>
+    </w:lvl>
+    <w:lvl w:ilvl="2">
+      <w:start w:val="1"/>
+      <w:numFmt w:val="decimal"/>
+      <w:lvlText w:val="%1.%2.%3."/>
+      <w:lvlJc w:val="left"/>
+      <w:pPr>
+        <w:ind w:left="1224" w:hanging="504"/>
+      </w:pPr>
+    </w:lvl>
+    <w:lvl w:ilvl="3">
+      <w:start w:val="1"/>
+      <w:numFmt w:val="decimal"/>
+      <w:lvlText w:val="%1.%2.%3.%4."/>
+      <w:lvlJc w:val="left"/>
+      <w:pPr>
+        <w:ind w:left="1728" w:hanging="648"/>
+      </w:pPr>
+    </w:lvl>
+    <w:lvl w:ilvl="4">
+      <w:start w:val="1"/>
+      <w:numFmt w:val="decimal"/>
+      <w:lvlText w:val="%1.%2.%3.%4.%5."/>
+      <w:lvlJc w:val="left"/>
+      <w:pPr>
+        <w:ind w:left="2232" w:hanging="792"/>
+      </w:pPr>
+    </w:lvl>
+    <w:lvl w:ilvl="5">
+      <w:start w:val="1"/>
+      <w:numFmt w:val="decimal"/>
+      <w:lvlText w:val="%1.%2.%3.%4.%5.%6."/>
+      <w:lvlJc w:val="left"/>
+      <w:pPr>
+        <w:ind w:left="2736" w:hanging="936"/>
+      </w:pPr>
+    </w:lvl>
+    <w:lvl w:ilvl="6">
+      <w:start w:val="1"/>
+      <w:numFmt w:val="decimal"/>
+      <w:lvlText w:val="%1.%2.%3.%4.%5.%6.%7."/>
+      <w:lvlJc w:val="left"/>
+      <w:pPr>
+        <w:ind w:left="3240" w:hanging="1080"/>
+      </w:pPr>
+    </w:lvl>
+    <w:lvl w:ilvl="7">
+      <w:start w:val="1"/>
+      <w:numFmt w:val="decimal"/>
+      <w:lvlText w:val="%1.%2.%3.%4.%5.%6.%7.%8."/>
+      <w:lvlJc w:val="left"/>
+      <w:pPr>
+        <w:ind w:left="3744" w:hanging="1224"/>
+      </w:pPr>
+    </w:lvl>
+    <w:lvl w:ilvl="8">
+      <w:start w:val="1"/>
+      <w:numFmt w:val="decimal"/>
+      <w:lvlText w:val="%1.%2.%3.%4.%5.%6.%7.%8.%9."/>
+      <w:lvlJc w:val="left"/>
+      <w:pPr>
+        <w:ind w:left="4320" w:hanging="1440"/>
+      </w:pPr>
+    </w:lvl>
+  </w:abstractNum>
+  <w:abstractNum w:abstractNumId="7" w15:restartNumberingAfterBreak="0">
+    <w:nsid w:val="23B20EB6"/>
+    <w:multiLevelType w:val="multilevel"/>
+    <w:tmpl w:val="0809001F"/>
+    <w:lvl w:ilvl="0">
+      <w:start w:val="1"/>
+      <w:numFmt w:val="decimal"/>
+      <w:lvlText w:val="%1."/>
+      <w:lvlJc w:val="left"/>
+      <w:pPr>
+        <w:ind w:left="360" w:hanging="360"/>
+      </w:pPr>
+    </w:lvl>
+    <w:lvl w:ilvl="1">
+      <w:start w:val="1"/>
+      <w:numFmt w:val="decimal"/>
+      <w:lvlText w:val="%1.%2."/>
+      <w:lvlJc w:val="left"/>
+      <w:pPr>
+        <w:ind w:left="792" w:hanging="432"/>
+      </w:pPr>
+    </w:lvl>
+    <w:lvl w:ilvl="2">
+      <w:start w:val="1"/>
+      <w:numFmt w:val="decimal"/>
+      <w:lvlText w:val="%1.%2.%3."/>
+      <w:lvlJc w:val="left"/>
+      <w:pPr>
+        <w:ind w:left="1224" w:hanging="504"/>
+      </w:pPr>
+    </w:lvl>
+    <w:lvl w:ilvl="3">
+      <w:start w:val="1"/>
+      <w:numFmt w:val="decimal"/>
+      <w:lvlText w:val="%1.%2.%3.%4."/>
+      <w:lvlJc w:val="left"/>
+      <w:pPr>
+        <w:ind w:left="1728" w:hanging="648"/>
+      </w:pPr>
+    </w:lvl>
+    <w:lvl w:ilvl="4">
+      <w:start w:val="1"/>
+      <w:numFmt w:val="decimal"/>
+      <w:lvlText w:val="%1.%2.%3.%4.%5."/>
+      <w:lvlJc w:val="left"/>
+      <w:pPr>
+        <w:ind w:left="2232" w:hanging="792"/>
+      </w:pPr>
+    </w:lvl>
+    <w:lvl w:ilvl="5">
+      <w:start w:val="1"/>
+      <w:numFmt w:val="decimal"/>
+      <w:lvlText w:val="%1.%2.%3.%4.%5.%6."/>
+      <w:lvlJc w:val="left"/>
+      <w:pPr>
+        <w:ind w:left="2736" w:hanging="936"/>
+      </w:pPr>
+    </w:lvl>
+    <w:lvl w:ilvl="6">
+      <w:start w:val="1"/>
+      <w:numFmt w:val="decimal"/>
+      <w:lvlText w:val="%1.%2.%3.%4.%5.%6.%7."/>
+      <w:lvlJc w:val="left"/>
+      <w:pPr>
+        <w:ind w:left="3240" w:hanging="1080"/>
+      </w:pPr>
+    </w:lvl>
+    <w:lvl w:ilvl="7">
+      <w:start w:val="1"/>
+      <w:numFmt w:val="decimal"/>
+      <w:lvlText w:val="%1.%2.%3.%4.%5.%6.%7.%8."/>
+      <w:lvlJc w:val="left"/>
+      <w:pPr>
+        <w:ind w:left="3744" w:hanging="1224"/>
+      </w:pPr>
+    </w:lvl>
+    <w:lvl w:ilvl="8">
+      <w:start w:val="1"/>
+      <w:numFmt w:val="decimal"/>
+      <w:lvlText w:val="%1.%2.%3.%4.%5.%6.%7.%8.%9."/>
+      <w:lvlJc w:val="left"/>
+      <w:pPr>
+        <w:ind w:left="4320" w:hanging="1440"/>
+      </w:pPr>
+    </w:lvl>
+  </w:abstractNum>
+  <w:abstractNum w:abstractNumId="8" w15:restartNumberingAfterBreak="0">
     <w:nsid w:val="24952DE9"/>
     <w:multiLevelType w:val="multilevel"/>
     <w:tmpl w:val="1809001F"/>
@@ -11693,7 +13194,94 @@
       </w:pPr>
     </w:lvl>
   </w:abstractNum>
-  <w:abstractNum w:abstractNumId="6" w15:restartNumberingAfterBreak="0">
+  <w:abstractNum w:abstractNumId="9" w15:restartNumberingAfterBreak="0">
+    <w:nsid w:val="29D45ED1"/>
+    <w:multiLevelType w:val="multilevel"/>
+    <w:tmpl w:val="1809001F"/>
+    <w:styleLink w:val="CurrentList1"/>
+    <w:lvl w:ilvl="0">
+      <w:start w:val="1"/>
+      <w:numFmt w:val="decimal"/>
+      <w:lvlText w:val="%1."/>
+      <w:lvlJc w:val="left"/>
+      <w:pPr>
+        <w:ind w:left="360" w:hanging="360"/>
+      </w:pPr>
+    </w:lvl>
+    <w:lvl w:ilvl="1">
+      <w:start w:val="1"/>
+      <w:numFmt w:val="decimal"/>
+      <w:lvlText w:val="%1.%2."/>
+      <w:lvlJc w:val="left"/>
+      <w:pPr>
+        <w:ind w:left="792" w:hanging="432"/>
+      </w:pPr>
+    </w:lvl>
+    <w:lvl w:ilvl="2">
+      <w:start w:val="1"/>
+      <w:numFmt w:val="decimal"/>
+      <w:lvlText w:val="%1.%2.%3."/>
+      <w:lvlJc w:val="left"/>
+      <w:pPr>
+        <w:ind w:left="1224" w:hanging="504"/>
+      </w:pPr>
+    </w:lvl>
+    <w:lvl w:ilvl="3">
+      <w:start w:val="1"/>
+      <w:numFmt w:val="decimal"/>
+      <w:lvlText w:val="%1.%2.%3.%4."/>
+      <w:lvlJc w:val="left"/>
+      <w:pPr>
+        <w:ind w:left="1728" w:hanging="648"/>
+      </w:pPr>
+    </w:lvl>
+    <w:lvl w:ilvl="4">
+      <w:start w:val="1"/>
+      <w:numFmt w:val="decimal"/>
+      <w:lvlText w:val="%1.%2.%3.%4.%5."/>
+      <w:lvlJc w:val="left"/>
+      <w:pPr>
+        <w:ind w:left="2232" w:hanging="792"/>
+      </w:pPr>
+    </w:lvl>
+    <w:lvl w:ilvl="5">
+      <w:start w:val="1"/>
+      <w:numFmt w:val="decimal"/>
+      <w:lvlText w:val="%1.%2.%3.%4.%5.%6."/>
+      <w:lvlJc w:val="left"/>
+      <w:pPr>
+        <w:ind w:left="2736" w:hanging="936"/>
+      </w:pPr>
+    </w:lvl>
+    <w:lvl w:ilvl="6">
+      <w:start w:val="1"/>
+      <w:numFmt w:val="decimal"/>
+      <w:lvlText w:val="%1.%2.%3.%4.%5.%6.%7."/>
+      <w:lvlJc w:val="left"/>
+      <w:pPr>
+        <w:ind w:left="3240" w:hanging="1080"/>
+      </w:pPr>
+    </w:lvl>
+    <w:lvl w:ilvl="7">
+      <w:start w:val="1"/>
+      <w:numFmt w:val="decimal"/>
+      <w:lvlText w:val="%1.%2.%3.%4.%5.%6.%7.%8."/>
+      <w:lvlJc w:val="left"/>
+      <w:pPr>
+        <w:ind w:left="3744" w:hanging="1224"/>
+      </w:pPr>
+    </w:lvl>
+    <w:lvl w:ilvl="8">
+      <w:start w:val="1"/>
+      <w:numFmt w:val="decimal"/>
+      <w:lvlText w:val="%1.%2.%3.%4.%5.%6.%7.%8.%9."/>
+      <w:lvlJc w:val="left"/>
+      <w:pPr>
+        <w:ind w:left="4320" w:hanging="1440"/>
+      </w:pPr>
+    </w:lvl>
+  </w:abstractNum>
+  <w:abstractNum w:abstractNumId="10" w15:restartNumberingAfterBreak="0">
     <w:nsid w:val="2E605D2F"/>
     <w:multiLevelType w:val="hybridMultilevel"/>
     <w:tmpl w:val="A566D61A"/>
@@ -11806,7 +13394,7 @@
       </w:rPr>
     </w:lvl>
   </w:abstractNum>
-  <w:abstractNum w:abstractNumId="7" w15:restartNumberingAfterBreak="0">
+  <w:abstractNum w:abstractNumId="11" w15:restartNumberingAfterBreak="0">
     <w:nsid w:val="2E9011F7"/>
     <w:multiLevelType w:val="hybridMultilevel"/>
     <w:tmpl w:val="793A1CB0"/>
@@ -11895,7 +13483,179 @@
       </w:pPr>
     </w:lvl>
   </w:abstractNum>
-  <w:abstractNum w:abstractNumId="8" w15:restartNumberingAfterBreak="0">
+  <w:abstractNum w:abstractNumId="12" w15:restartNumberingAfterBreak="0">
+    <w:nsid w:val="30527F73"/>
+    <w:multiLevelType w:val="multilevel"/>
+    <w:tmpl w:val="1809001F"/>
+    <w:lvl w:ilvl="0">
+      <w:start w:val="1"/>
+      <w:numFmt w:val="decimal"/>
+      <w:lvlText w:val="%1."/>
+      <w:lvlJc w:val="left"/>
+      <w:pPr>
+        <w:ind w:left="360" w:hanging="360"/>
+      </w:pPr>
+    </w:lvl>
+    <w:lvl w:ilvl="1">
+      <w:start w:val="1"/>
+      <w:numFmt w:val="decimal"/>
+      <w:lvlText w:val="%1.%2."/>
+      <w:lvlJc w:val="left"/>
+      <w:pPr>
+        <w:ind w:left="792" w:hanging="432"/>
+      </w:pPr>
+    </w:lvl>
+    <w:lvl w:ilvl="2">
+      <w:start w:val="1"/>
+      <w:numFmt w:val="decimal"/>
+      <w:lvlText w:val="%1.%2.%3."/>
+      <w:lvlJc w:val="left"/>
+      <w:pPr>
+        <w:ind w:left="1224" w:hanging="504"/>
+      </w:pPr>
+    </w:lvl>
+    <w:lvl w:ilvl="3">
+      <w:start w:val="1"/>
+      <w:numFmt w:val="decimal"/>
+      <w:lvlText w:val="%1.%2.%3.%4."/>
+      <w:lvlJc w:val="left"/>
+      <w:pPr>
+        <w:ind w:left="1728" w:hanging="648"/>
+      </w:pPr>
+    </w:lvl>
+    <w:lvl w:ilvl="4">
+      <w:start w:val="1"/>
+      <w:numFmt w:val="decimal"/>
+      <w:lvlText w:val="%1.%2.%3.%4.%5."/>
+      <w:lvlJc w:val="left"/>
+      <w:pPr>
+        <w:ind w:left="2232" w:hanging="792"/>
+      </w:pPr>
+    </w:lvl>
+    <w:lvl w:ilvl="5">
+      <w:start w:val="1"/>
+      <w:numFmt w:val="decimal"/>
+      <w:lvlText w:val="%1.%2.%3.%4.%5.%6."/>
+      <w:lvlJc w:val="left"/>
+      <w:pPr>
+        <w:ind w:left="2736" w:hanging="936"/>
+      </w:pPr>
+    </w:lvl>
+    <w:lvl w:ilvl="6">
+      <w:start w:val="1"/>
+      <w:numFmt w:val="decimal"/>
+      <w:lvlText w:val="%1.%2.%3.%4.%5.%6.%7."/>
+      <w:lvlJc w:val="left"/>
+      <w:pPr>
+        <w:ind w:left="3240" w:hanging="1080"/>
+      </w:pPr>
+    </w:lvl>
+    <w:lvl w:ilvl="7">
+      <w:start w:val="1"/>
+      <w:numFmt w:val="decimal"/>
+      <w:lvlText w:val="%1.%2.%3.%4.%5.%6.%7.%8."/>
+      <w:lvlJc w:val="left"/>
+      <w:pPr>
+        <w:ind w:left="3744" w:hanging="1224"/>
+      </w:pPr>
+    </w:lvl>
+    <w:lvl w:ilvl="8">
+      <w:start w:val="1"/>
+      <w:numFmt w:val="decimal"/>
+      <w:lvlText w:val="%1.%2.%3.%4.%5.%6.%7.%8.%9."/>
+      <w:lvlJc w:val="left"/>
+      <w:pPr>
+        <w:ind w:left="4320" w:hanging="1440"/>
+      </w:pPr>
+    </w:lvl>
+  </w:abstractNum>
+  <w:abstractNum w:abstractNumId="13" w15:restartNumberingAfterBreak="0">
+    <w:nsid w:val="31B823FD"/>
+    <w:multiLevelType w:val="multilevel"/>
+    <w:tmpl w:val="D504B0E2"/>
+    <w:lvl w:ilvl="0">
+      <w:start w:val="1"/>
+      <w:numFmt w:val="decimal"/>
+      <w:lvlText w:val="%1."/>
+      <w:lvlJc w:val="left"/>
+      <w:pPr>
+        <w:ind w:left="360" w:hanging="360"/>
+      </w:pPr>
+    </w:lvl>
+    <w:lvl w:ilvl="1">
+      <w:start w:val="1"/>
+      <w:numFmt w:val="decimal"/>
+      <w:lvlText w:val="%1.%2."/>
+      <w:lvlJc w:val="left"/>
+      <w:pPr>
+        <w:ind w:left="792" w:hanging="432"/>
+      </w:pPr>
+    </w:lvl>
+    <w:lvl w:ilvl="2">
+      <w:start w:val="1"/>
+      <w:numFmt w:val="decimal"/>
+      <w:lvlText w:val="%1.%2.%3."/>
+      <w:lvlJc w:val="left"/>
+      <w:pPr>
+        <w:ind w:left="1224" w:hanging="504"/>
+      </w:pPr>
+    </w:lvl>
+    <w:lvl w:ilvl="3">
+      <w:start w:val="1"/>
+      <w:numFmt w:val="decimal"/>
+      <w:lvlText w:val="%1.%2.%3.%4."/>
+      <w:lvlJc w:val="left"/>
+      <w:pPr>
+        <w:ind w:left="1728" w:hanging="648"/>
+      </w:pPr>
+    </w:lvl>
+    <w:lvl w:ilvl="4">
+      <w:start w:val="1"/>
+      <w:numFmt w:val="decimal"/>
+      <w:lvlText w:val="%1.%2.%3.%4.%5."/>
+      <w:lvlJc w:val="left"/>
+      <w:pPr>
+        <w:ind w:left="2232" w:hanging="792"/>
+      </w:pPr>
+    </w:lvl>
+    <w:lvl w:ilvl="5">
+      <w:start w:val="1"/>
+      <w:numFmt w:val="decimal"/>
+      <w:lvlText w:val="%1.%2.%3.%4.%5.%6."/>
+      <w:lvlJc w:val="left"/>
+      <w:pPr>
+        <w:ind w:left="2736" w:hanging="936"/>
+      </w:pPr>
+    </w:lvl>
+    <w:lvl w:ilvl="6">
+      <w:start w:val="1"/>
+      <w:numFmt w:val="decimal"/>
+      <w:lvlText w:val="%1.%2.%3.%4.%5.%6.%7."/>
+      <w:lvlJc w:val="left"/>
+      <w:pPr>
+        <w:ind w:left="3240" w:hanging="1080"/>
+      </w:pPr>
+    </w:lvl>
+    <w:lvl w:ilvl="7">
+      <w:start w:val="1"/>
+      <w:numFmt w:val="decimal"/>
+      <w:lvlText w:val="%1.%2.%3.%4.%5.%6.%7.%8."/>
+      <w:lvlJc w:val="left"/>
+      <w:pPr>
+        <w:ind w:left="3744" w:hanging="1224"/>
+      </w:pPr>
+    </w:lvl>
+    <w:lvl w:ilvl="8">
+      <w:start w:val="1"/>
+      <w:numFmt w:val="decimal"/>
+      <w:lvlText w:val="%1.%2.%3.%4.%5.%6.%7.%8.%9."/>
+      <w:lvlJc w:val="left"/>
+      <w:pPr>
+        <w:ind w:left="4320" w:hanging="1440"/>
+      </w:pPr>
+    </w:lvl>
+  </w:abstractNum>
+  <w:abstractNum w:abstractNumId="14" w15:restartNumberingAfterBreak="0">
     <w:nsid w:val="31C20F72"/>
     <w:multiLevelType w:val="multilevel"/>
     <w:tmpl w:val="42A63998"/>
@@ -12008,7 +13768,180 @@
       </w:rPr>
     </w:lvl>
   </w:abstractNum>
-  <w:abstractNum w:abstractNumId="9" w15:restartNumberingAfterBreak="0">
+  <w:abstractNum w:abstractNumId="15" w15:restartNumberingAfterBreak="0">
+    <w:nsid w:val="338C4B8B"/>
+    <w:multiLevelType w:val="multilevel"/>
+    <w:tmpl w:val="1809001F"/>
+    <w:lvl w:ilvl="0">
+      <w:start w:val="1"/>
+      <w:numFmt w:val="decimal"/>
+      <w:lvlText w:val="%1."/>
+      <w:lvlJc w:val="left"/>
+      <w:pPr>
+        <w:ind w:left="360" w:hanging="360"/>
+      </w:pPr>
+    </w:lvl>
+    <w:lvl w:ilvl="1">
+      <w:start w:val="1"/>
+      <w:numFmt w:val="decimal"/>
+      <w:lvlText w:val="%1.%2."/>
+      <w:lvlJc w:val="left"/>
+      <w:pPr>
+        <w:ind w:left="792" w:hanging="432"/>
+      </w:pPr>
+    </w:lvl>
+    <w:lvl w:ilvl="2">
+      <w:start w:val="1"/>
+      <w:numFmt w:val="decimal"/>
+      <w:lvlText w:val="%1.%2.%3."/>
+      <w:lvlJc w:val="left"/>
+      <w:pPr>
+        <w:ind w:left="1224" w:hanging="504"/>
+      </w:pPr>
+    </w:lvl>
+    <w:lvl w:ilvl="3">
+      <w:start w:val="1"/>
+      <w:numFmt w:val="decimal"/>
+      <w:lvlText w:val="%1.%2.%3.%4."/>
+      <w:lvlJc w:val="left"/>
+      <w:pPr>
+        <w:ind w:left="1728" w:hanging="648"/>
+      </w:pPr>
+    </w:lvl>
+    <w:lvl w:ilvl="4">
+      <w:start w:val="1"/>
+      <w:numFmt w:val="decimal"/>
+      <w:lvlText w:val="%1.%2.%3.%4.%5."/>
+      <w:lvlJc w:val="left"/>
+      <w:pPr>
+        <w:ind w:left="2232" w:hanging="792"/>
+      </w:pPr>
+    </w:lvl>
+    <w:lvl w:ilvl="5">
+      <w:start w:val="1"/>
+      <w:numFmt w:val="decimal"/>
+      <w:lvlText w:val="%1.%2.%3.%4.%5.%6."/>
+      <w:lvlJc w:val="left"/>
+      <w:pPr>
+        <w:ind w:left="2736" w:hanging="936"/>
+      </w:pPr>
+    </w:lvl>
+    <w:lvl w:ilvl="6">
+      <w:start w:val="1"/>
+      <w:numFmt w:val="decimal"/>
+      <w:lvlText w:val="%1.%2.%3.%4.%5.%6.%7."/>
+      <w:lvlJc w:val="left"/>
+      <w:pPr>
+        <w:ind w:left="3240" w:hanging="1080"/>
+      </w:pPr>
+    </w:lvl>
+    <w:lvl w:ilvl="7">
+      <w:start w:val="1"/>
+      <w:numFmt w:val="decimal"/>
+      <w:lvlText w:val="%1.%2.%3.%4.%5.%6.%7.%8."/>
+      <w:lvlJc w:val="left"/>
+      <w:pPr>
+        <w:ind w:left="3744" w:hanging="1224"/>
+      </w:pPr>
+    </w:lvl>
+    <w:lvl w:ilvl="8">
+      <w:start w:val="1"/>
+      <w:numFmt w:val="decimal"/>
+      <w:lvlText w:val="%1.%2.%3.%4.%5.%6.%7.%8.%9."/>
+      <w:lvlJc w:val="left"/>
+      <w:pPr>
+        <w:ind w:left="4320" w:hanging="1440"/>
+      </w:pPr>
+    </w:lvl>
+  </w:abstractNum>
+  <w:abstractNum w:abstractNumId="16" w15:restartNumberingAfterBreak="0">
+    <w:nsid w:val="366C1880"/>
+    <w:multiLevelType w:val="multilevel"/>
+    <w:tmpl w:val="0809001F"/>
+    <w:styleLink w:val="111111"/>
+    <w:lvl w:ilvl="0">
+      <w:start w:val="1"/>
+      <w:numFmt w:val="decimal"/>
+      <w:lvlText w:val="%1."/>
+      <w:lvlJc w:val="left"/>
+      <w:pPr>
+        <w:ind w:left="360" w:hanging="360"/>
+      </w:pPr>
+    </w:lvl>
+    <w:lvl w:ilvl="1">
+      <w:start w:val="1"/>
+      <w:numFmt w:val="decimal"/>
+      <w:lvlText w:val="%1.%2."/>
+      <w:lvlJc w:val="left"/>
+      <w:pPr>
+        <w:ind w:left="792" w:hanging="432"/>
+      </w:pPr>
+    </w:lvl>
+    <w:lvl w:ilvl="2">
+      <w:start w:val="1"/>
+      <w:numFmt w:val="decimal"/>
+      <w:lvlText w:val="%1.%2.%3."/>
+      <w:lvlJc w:val="left"/>
+      <w:pPr>
+        <w:ind w:left="1224" w:hanging="504"/>
+      </w:pPr>
+    </w:lvl>
+    <w:lvl w:ilvl="3">
+      <w:start w:val="1"/>
+      <w:numFmt w:val="decimal"/>
+      <w:lvlText w:val="%1.%2.%3.%4."/>
+      <w:lvlJc w:val="left"/>
+      <w:pPr>
+        <w:ind w:left="1728" w:hanging="648"/>
+      </w:pPr>
+    </w:lvl>
+    <w:lvl w:ilvl="4">
+      <w:start w:val="1"/>
+      <w:numFmt w:val="decimal"/>
+      <w:lvlText w:val="%1.%2.%3.%4.%5."/>
+      <w:lvlJc w:val="left"/>
+      <w:pPr>
+        <w:ind w:left="2232" w:hanging="792"/>
+      </w:pPr>
+    </w:lvl>
+    <w:lvl w:ilvl="5">
+      <w:start w:val="1"/>
+      <w:numFmt w:val="decimal"/>
+      <w:lvlText w:val="%1.%2.%3.%4.%5.%6."/>
+      <w:lvlJc w:val="left"/>
+      <w:pPr>
+        <w:ind w:left="2736" w:hanging="936"/>
+      </w:pPr>
+    </w:lvl>
+    <w:lvl w:ilvl="6">
+      <w:start w:val="1"/>
+      <w:numFmt w:val="decimal"/>
+      <w:lvlText w:val="%1.%2.%3.%4.%5.%6.%7."/>
+      <w:lvlJc w:val="left"/>
+      <w:pPr>
+        <w:ind w:left="3240" w:hanging="1080"/>
+      </w:pPr>
+    </w:lvl>
+    <w:lvl w:ilvl="7">
+      <w:start w:val="1"/>
+      <w:numFmt w:val="decimal"/>
+      <w:lvlText w:val="%1.%2.%3.%4.%5.%6.%7.%8."/>
+      <w:lvlJc w:val="left"/>
+      <w:pPr>
+        <w:ind w:left="3744" w:hanging="1224"/>
+      </w:pPr>
+    </w:lvl>
+    <w:lvl w:ilvl="8">
+      <w:start w:val="1"/>
+      <w:numFmt w:val="decimal"/>
+      <w:lvlText w:val="%1.%2.%3.%4.%5.%6.%7.%8.%9."/>
+      <w:lvlJc w:val="left"/>
+      <w:pPr>
+        <w:ind w:left="4320" w:hanging="1440"/>
+      </w:pPr>
+    </w:lvl>
+  </w:abstractNum>
+  <w:abstractNum w:abstractNumId="17" w15:restartNumberingAfterBreak="0">
     <w:nsid w:val="3B752C93"/>
     <w:multiLevelType w:val="multilevel"/>
     <w:tmpl w:val="4A3E9AAE"/>
@@ -12096,7 +14029,7 @@
       </w:pPr>
     </w:lvl>
   </w:abstractNum>
-  <w:abstractNum w:abstractNumId="10" w15:restartNumberingAfterBreak="0">
+  <w:abstractNum w:abstractNumId="18" w15:restartNumberingAfterBreak="0">
     <w:nsid w:val="3C27653E"/>
     <w:multiLevelType w:val="multilevel"/>
     <w:tmpl w:val="1809001F"/>
@@ -12182,7 +14115,7 @@
       </w:pPr>
     </w:lvl>
   </w:abstractNum>
-  <w:abstractNum w:abstractNumId="11" w15:restartNumberingAfterBreak="0">
+  <w:abstractNum w:abstractNumId="19" w15:restartNumberingAfterBreak="0">
     <w:nsid w:val="483F539D"/>
     <w:multiLevelType w:val="multilevel"/>
     <w:tmpl w:val="1809001F"/>
@@ -12268,10 +14201,10 @@
       </w:pPr>
     </w:lvl>
   </w:abstractNum>
-  <w:abstractNum w:abstractNumId="12" w15:restartNumberingAfterBreak="0">
+  <w:abstractNum w:abstractNumId="20" w15:restartNumberingAfterBreak="0">
     <w:nsid w:val="57D843FE"/>
     <w:multiLevelType w:val="multilevel"/>
-    <w:tmpl w:val="1809001F"/>
+    <w:tmpl w:val="4D204568"/>
     <w:lvl w:ilvl="0">
       <w:start w:val="1"/>
       <w:numFmt w:val="decimal"/>
@@ -12354,7 +14287,7 @@
       </w:pPr>
     </w:lvl>
   </w:abstractNum>
-  <w:abstractNum w:abstractNumId="13" w15:restartNumberingAfterBreak="0">
+  <w:abstractNum w:abstractNumId="21" w15:restartNumberingAfterBreak="0">
     <w:nsid w:val="596E17BB"/>
     <w:multiLevelType w:val="multilevel"/>
     <w:tmpl w:val="1809001F"/>
@@ -12440,7 +14373,7 @@
       </w:pPr>
     </w:lvl>
   </w:abstractNum>
-  <w:abstractNum w:abstractNumId="14" w15:restartNumberingAfterBreak="0">
+  <w:abstractNum w:abstractNumId="22" w15:restartNumberingAfterBreak="0">
     <w:nsid w:val="5DE55647"/>
     <w:multiLevelType w:val="multilevel"/>
     <w:tmpl w:val="6F86BF78"/>
@@ -12527,7 +14460,7 @@
       </w:pPr>
     </w:lvl>
   </w:abstractNum>
-  <w:abstractNum w:abstractNumId="15" w15:restartNumberingAfterBreak="0">
+  <w:abstractNum w:abstractNumId="23" w15:restartNumberingAfterBreak="0">
     <w:nsid w:val="5FD07D7A"/>
     <w:multiLevelType w:val="hybridMultilevel"/>
     <w:tmpl w:val="40F8DE54"/>
@@ -12613,7 +14546,7 @@
       </w:pPr>
     </w:lvl>
   </w:abstractNum>
-  <w:abstractNum w:abstractNumId="16" w15:restartNumberingAfterBreak="0">
+  <w:abstractNum w:abstractNumId="24" w15:restartNumberingAfterBreak="0">
     <w:nsid w:val="62FF0E61"/>
     <w:multiLevelType w:val="multilevel"/>
     <w:tmpl w:val="1809001F"/>
@@ -12699,7 +14632,13 @@
       </w:pPr>
     </w:lvl>
   </w:abstractNum>
-  <w:abstractNum w:abstractNumId="17" w15:restartNumberingAfterBreak="0">
+  <w:abstractNum w:abstractNumId="25" w15:restartNumberingAfterBreak="0">
+    <w:nsid w:val="63B14F14"/>
+    <w:multiLevelType w:val="multilevel"/>
+    <w:tmpl w:val="0809001F"/>
+    <w:numStyleLink w:val="111111"/>
+  </w:abstractNum>
+  <w:abstractNum w:abstractNumId="26" w15:restartNumberingAfterBreak="0">
     <w:nsid w:val="6A5E6769"/>
     <w:multiLevelType w:val="hybridMultilevel"/>
     <w:tmpl w:val="021C52B4"/>
@@ -12785,7 +14724,7 @@
       </w:pPr>
     </w:lvl>
   </w:abstractNum>
-  <w:abstractNum w:abstractNumId="18" w15:restartNumberingAfterBreak="0">
+  <w:abstractNum w:abstractNumId="27" w15:restartNumberingAfterBreak="0">
     <w:nsid w:val="76E157EA"/>
     <w:multiLevelType w:val="multilevel"/>
     <w:tmpl w:val="42A63998"/>
@@ -12898,7 +14837,7 @@
       </w:rPr>
     </w:lvl>
   </w:abstractNum>
-  <w:abstractNum w:abstractNumId="19" w15:restartNumberingAfterBreak="0">
+  <w:abstractNum w:abstractNumId="28" w15:restartNumberingAfterBreak="0">
     <w:nsid w:val="76F72D90"/>
     <w:multiLevelType w:val="multilevel"/>
     <w:tmpl w:val="1809001F"/>
@@ -12984,7 +14923,7 @@
       </w:pPr>
     </w:lvl>
   </w:abstractNum>
-  <w:abstractNum w:abstractNumId="20" w15:restartNumberingAfterBreak="0">
+  <w:abstractNum w:abstractNumId="29" w15:restartNumberingAfterBreak="0">
     <w:nsid w:val="78CA2FFE"/>
     <w:multiLevelType w:val="multilevel"/>
     <w:tmpl w:val="1809001F"/>
@@ -13071,67 +15010,94 @@
     </w:lvl>
   </w:abstractNum>
   <w:num w:numId="1">
+    <w:abstractNumId w:val="14"/>
+  </w:num>
+  <w:num w:numId="2">
+    <w:abstractNumId w:val="5"/>
+  </w:num>
+  <w:num w:numId="3">
+    <w:abstractNumId w:val="20"/>
+  </w:num>
+  <w:num w:numId="4">
+    <w:abstractNumId w:val="24"/>
+  </w:num>
+  <w:num w:numId="5">
+    <w:abstractNumId w:val="21"/>
+  </w:num>
+  <w:num w:numId="6">
+    <w:abstractNumId w:val="19"/>
+  </w:num>
+  <w:num w:numId="7">
+    <w:abstractNumId w:val="28"/>
+  </w:num>
+  <w:num w:numId="8">
     <w:abstractNumId w:val="8"/>
   </w:num>
-  <w:num w:numId="2">
+  <w:num w:numId="9">
     <w:abstractNumId w:val="4"/>
   </w:num>
-  <w:num w:numId="3">
-    <w:abstractNumId w:val="12"/>
-  </w:num>
-  <w:num w:numId="4">
-    <w:abstractNumId w:val="16"/>
-  </w:num>
-  <w:num w:numId="5">
-    <w:abstractNumId w:val="13"/>
-  </w:num>
-  <w:num w:numId="6">
-    <w:abstractNumId w:val="11"/>
-  </w:num>
-  <w:num w:numId="7">
-    <w:abstractNumId w:val="19"/>
-  </w:num>
-  <w:num w:numId="8">
-    <w:abstractNumId w:val="5"/>
-  </w:num>
-  <w:num w:numId="9">
-    <w:abstractNumId w:val="3"/>
-  </w:num>
   <w:num w:numId="10">
-    <w:abstractNumId w:val="18"/>
+    <w:abstractNumId w:val="27"/>
   </w:num>
   <w:num w:numId="11">
     <w:abstractNumId w:val="0"/>
   </w:num>
   <w:num w:numId="12">
+    <w:abstractNumId w:val="18"/>
+  </w:num>
+  <w:num w:numId="13">
     <w:abstractNumId w:val="10"/>
   </w:num>
-  <w:num w:numId="13">
+  <w:num w:numId="14">
+    <w:abstractNumId w:val="2"/>
+  </w:num>
+  <w:num w:numId="15">
+    <w:abstractNumId w:val="11"/>
+  </w:num>
+  <w:num w:numId="16">
+    <w:abstractNumId w:val="3"/>
+  </w:num>
+  <w:num w:numId="17">
+    <w:abstractNumId w:val="26"/>
+  </w:num>
+  <w:num w:numId="18">
+    <w:abstractNumId w:val="23"/>
+  </w:num>
+  <w:num w:numId="19">
+    <w:abstractNumId w:val="29"/>
+  </w:num>
+  <w:num w:numId="20">
+    <w:abstractNumId w:val="22"/>
+  </w:num>
+  <w:num w:numId="21">
+    <w:abstractNumId w:val="17"/>
+  </w:num>
+  <w:num w:numId="22">
     <w:abstractNumId w:val="6"/>
   </w:num>
-  <w:num w:numId="14">
+  <w:num w:numId="23">
+    <w:abstractNumId w:val="15"/>
+  </w:num>
+  <w:num w:numId="24">
+    <w:abstractNumId w:val="13"/>
+  </w:num>
+  <w:num w:numId="25">
+    <w:abstractNumId w:val="12"/>
+  </w:num>
+  <w:num w:numId="26">
+    <w:abstractNumId w:val="9"/>
+  </w:num>
+  <w:num w:numId="27">
+    <w:abstractNumId w:val="16"/>
+  </w:num>
+  <w:num w:numId="28">
     <w:abstractNumId w:val="1"/>
   </w:num>
-  <w:num w:numId="15">
+  <w:num w:numId="29">
     <w:abstractNumId w:val="7"/>
   </w:num>
-  <w:num w:numId="16">
-    <w:abstractNumId w:val="2"/>
-  </w:num>
-  <w:num w:numId="17">
-    <w:abstractNumId w:val="17"/>
-  </w:num>
-  <w:num w:numId="18">
-    <w:abstractNumId w:val="15"/>
-  </w:num>
-  <w:num w:numId="19">
-    <w:abstractNumId w:val="20"/>
-  </w:num>
-  <w:num w:numId="20">
-    <w:abstractNumId w:val="14"/>
-  </w:num>
-  <w:num w:numId="21">
-    <w:abstractNumId w:val="9"/>
+  <w:num w:numId="30">
+    <w:abstractNumId w:val="25"/>
   </w:num>
 </w:numbering>
 </file>
@@ -13592,7 +15558,7 @@
     <w:uiPriority w:val="9"/>
     <w:unhideWhenUsed/>
     <w:qFormat/>
-    <w:rsid w:val="000C7AE3"/>
+    <w:rsid w:val="00396500"/>
     <w:pPr>
       <w:keepNext/>
       <w:keepLines/>
@@ -13854,7 +15820,7 @@
     <w:basedOn w:val="DefaultParagraphFont"/>
     <w:link w:val="Heading3"/>
     <w:uiPriority w:val="9"/>
-    <w:rsid w:val="000C7AE3"/>
+    <w:rsid w:val="00396500"/>
     <w:rPr>
       <w:rFonts w:asciiTheme="majorHAnsi" w:eastAsiaTheme="majorEastAsia" w:hAnsiTheme="majorHAnsi" w:cstheme="majorBidi"/>
       <w:color w:val="1F4D78" w:themeColor="accent1" w:themeShade="7F"/>
@@ -14018,6 +15984,7 @@
   <w:style w:type="paragraph" w:customStyle="1" w:styleId="DissChHeading">
     <w:name w:val="Diss Ch Heading"/>
     <w:basedOn w:val="Normal"/>
+    <w:qFormat/>
     <w:rsid w:val="00A806B5"/>
     <w:pPr>
       <w:numPr>
@@ -14028,11 +15995,35 @@
   <w:style w:type="paragraph" w:customStyle="1" w:styleId="Disslevel3">
     <w:name w:val="Diss level 3"/>
     <w:basedOn w:val="Normal"/>
+    <w:qFormat/>
     <w:rsid w:val="00A806B5"/>
     <w:pPr>
       <w:numPr>
         <w:ilvl w:val="2"/>
         <w:numId w:val="21"/>
+      </w:numPr>
+    </w:pPr>
+  </w:style>
+  <w:style w:type="numbering" w:customStyle="1" w:styleId="CurrentList1">
+    <w:name w:val="Current List1"/>
+    <w:uiPriority w:val="99"/>
+    <w:rsid w:val="008C1231"/>
+    <w:pPr>
+      <w:numPr>
+        <w:numId w:val="26"/>
+      </w:numPr>
+    </w:pPr>
+  </w:style>
+  <w:style w:type="numbering" w:styleId="111111">
+    <w:name w:val="Outline List 2"/>
+    <w:basedOn w:val="NoList"/>
+    <w:uiPriority w:val="99"/>
+    <w:semiHidden/>
+    <w:unhideWhenUsed/>
+    <w:rsid w:val="008C1231"/>
+    <w:pPr>
+      <w:numPr>
+        <w:numId w:val="27"/>
       </w:numPr>
     </w:pPr>
   </w:style>

--- a/Robyn Doyle Dissertation Draft.docx
+++ b/Robyn Doyle Dissertation Draft.docx
@@ -9993,6 +9993,7 @@
         <w:t>Digital Transformation in Enterprise</w:t>
       </w:r>
     </w:p>
+    <w:p/>
     <w:p>
       <w:pPr>
         <w:pStyle w:val="Heading3"/>
@@ -10006,6 +10007,7 @@
         <w:t>Enterprise Architecture for transformation</w:t>
       </w:r>
     </w:p>
+    <w:p/>
     <w:p>
       <w:pPr>
         <w:pStyle w:val="Heading3"/>
@@ -10052,7 +10054,6 @@
         <w:ind w:left="851" w:hanging="851"/>
       </w:pPr>
       <w:r>
-        <w:lastRenderedPageBreak/>
         <w:t>The transition from Monolith</w:t>
       </w:r>
       <w:r>
@@ -10132,34 +10133,6 @@
     <w:p/>
     <w:p>
       <w:pPr>
-        <w:spacing w:after="0" w:line="360" w:lineRule="auto"/>
-        <w:jc w:val="both"/>
-        <w:rPr>
-          <w:sz w:val="24"/>
-          <w:szCs w:val="24"/>
-        </w:rPr>
-      </w:pPr>
-    </w:p>
-    <w:p>
-      <w:pPr>
-        <w:spacing w:after="0" w:line="360" w:lineRule="auto"/>
-        <w:jc w:val="both"/>
-        <w:rPr>
-          <w:sz w:val="24"/>
-          <w:szCs w:val="24"/>
-        </w:rPr>
-      </w:pPr>
-      <w:r>
-        <w:rPr>
-          <w:sz w:val="24"/>
-          <w:szCs w:val="24"/>
-        </w:rPr>
-        <w:t>Migration Strategies</w:t>
-      </w:r>
-    </w:p>
-    <w:p/>
-    <w:p>
-      <w:pPr>
         <w:pStyle w:val="Heading2"/>
         <w:numPr>
           <w:ilvl w:val="1"/>
@@ -10175,20 +10148,47 @@
       </w:r>
     </w:p>
     <w:p>
-      <w:r>
-        <w:t xml:space="preserve">Event Driven Architecture </w:t>
-      </w:r>
-    </w:p>
-    <w:p>
+      <w:pPr>
+        <w:pStyle w:val="Heading3"/>
+        <w:numPr>
+          <w:ilvl w:val="2"/>
+          <w:numId w:val="3"/>
+        </w:numPr>
+        <w:ind w:left="1134" w:hanging="1134"/>
+      </w:pPr>
+      <w:r>
+        <w:t>Event Driven Architecture</w:t>
+      </w:r>
+    </w:p>
+    <w:p/>
+    <w:p>
+      <w:pPr>
+        <w:pStyle w:val="Heading3"/>
+        <w:numPr>
+          <w:ilvl w:val="2"/>
+          <w:numId w:val="3"/>
+        </w:numPr>
+        <w:ind w:left="1134" w:hanging="1134"/>
+      </w:pPr>
       <w:r>
         <w:t>Event Streaming Systems and fault tolerance</w:t>
       </w:r>
     </w:p>
-    <w:p>
+    <w:p/>
+    <w:p>
+      <w:pPr>
+        <w:pStyle w:val="Heading3"/>
+        <w:numPr>
+          <w:ilvl w:val="2"/>
+          <w:numId w:val="3"/>
+        </w:numPr>
+        <w:ind w:left="1134" w:hanging="1134"/>
+      </w:pPr>
       <w:r>
         <w:t>Event Aggregation</w:t>
       </w:r>
     </w:p>
+    <w:p/>
     <w:p/>
     <w:p/>
     <w:p>
@@ -10219,129 +10219,77 @@
     </w:p>
     <w:p>
       <w:pPr>
-        <w:spacing w:after="0" w:line="360" w:lineRule="auto"/>
-        <w:jc w:val="both"/>
-        <w:rPr>
-          <w:sz w:val="24"/>
-          <w:szCs w:val="24"/>
-        </w:rPr>
-      </w:pPr>
-      <w:r>
-        <w:rPr>
-          <w:sz w:val="24"/>
-          <w:szCs w:val="24"/>
-        </w:rPr>
-        <w:t>Challenges related to data access in distrusted systems of systems</w:t>
-      </w:r>
-    </w:p>
-    <w:p>
-      <w:pPr>
-        <w:spacing w:after="0" w:line="360" w:lineRule="auto"/>
-        <w:jc w:val="both"/>
-        <w:rPr>
-          <w:sz w:val="24"/>
-          <w:szCs w:val="24"/>
-        </w:rPr>
-      </w:pPr>
-      <w:r>
-        <w:rPr>
-          <w:sz w:val="24"/>
-          <w:szCs w:val="24"/>
-        </w:rPr>
-        <w:t>CQRS</w:t>
-      </w:r>
-    </w:p>
-    <w:p>
-      <w:pPr>
-        <w:spacing w:after="0" w:line="360" w:lineRule="auto"/>
-        <w:jc w:val="both"/>
-        <w:rPr>
-          <w:sz w:val="24"/>
-          <w:szCs w:val="24"/>
-        </w:rPr>
-      </w:pPr>
-      <w:r>
-        <w:rPr>
-          <w:sz w:val="24"/>
-          <w:szCs w:val="24"/>
-        </w:rPr>
-        <w:t>Materialised view</w:t>
-      </w:r>
-    </w:p>
-    <w:p>
-      <w:pPr>
-        <w:spacing w:after="0" w:line="360" w:lineRule="auto"/>
-        <w:jc w:val="both"/>
-        <w:rPr>
-          <w:sz w:val="24"/>
-          <w:szCs w:val="24"/>
-        </w:rPr>
-      </w:pPr>
-      <w:r>
-        <w:rPr>
-          <w:sz w:val="24"/>
-          <w:szCs w:val="24"/>
-        </w:rPr>
-        <w:t>E</w:t>
-      </w:r>
-      <w:r>
-        <w:rPr>
-          <w:sz w:val="24"/>
-          <w:szCs w:val="24"/>
-        </w:rPr>
-        <w:t>vent replay</w:t>
-      </w:r>
-      <w:r>
-        <w:rPr>
-          <w:sz w:val="24"/>
-          <w:szCs w:val="24"/>
-        </w:rPr>
-        <w:t xml:space="preserve"> and </w:t>
-      </w:r>
-      <w:r>
-        <w:rPr>
-          <w:sz w:val="24"/>
-          <w:szCs w:val="24"/>
-        </w:rPr>
-        <w:t>state reconstruction</w:t>
-      </w:r>
-    </w:p>
-    <w:p>
-      <w:pPr>
-        <w:spacing w:after="0" w:line="360" w:lineRule="auto"/>
-        <w:jc w:val="both"/>
-        <w:rPr>
-          <w:sz w:val="24"/>
-          <w:szCs w:val="24"/>
-        </w:rPr>
-      </w:pPr>
-      <w:r>
-        <w:rPr>
-          <w:sz w:val="24"/>
-          <w:szCs w:val="24"/>
-        </w:rPr>
-        <w:t>Distributed Caching Techniques (</w:t>
-      </w:r>
-      <w:r>
-        <w:rPr>
-          <w:sz w:val="24"/>
-          <w:szCs w:val="24"/>
-        </w:rPr>
+        <w:pStyle w:val="Heading3"/>
+        <w:numPr>
+          <w:ilvl w:val="2"/>
+          <w:numId w:val="3"/>
+        </w:numPr>
+        <w:ind w:left="1134" w:hanging="1134"/>
+      </w:pPr>
+      <w:r>
+        <w:t>Challenges in data access in distributed systems of systems</w:t>
+      </w:r>
+    </w:p>
+    <w:p/>
+    <w:p>
+      <w:pPr>
+        <w:pStyle w:val="Heading3"/>
+        <w:numPr>
+          <w:ilvl w:val="2"/>
+          <w:numId w:val="3"/>
+        </w:numPr>
+        <w:ind w:left="1134" w:hanging="1134"/>
+      </w:pPr>
+      <w:r>
+        <w:t xml:space="preserve">Command Query Responsibility Segregation </w:t>
+      </w:r>
+    </w:p>
+    <w:p/>
+    <w:p>
+      <w:pPr>
+        <w:pStyle w:val="Heading3"/>
+        <w:numPr>
+          <w:ilvl w:val="2"/>
+          <w:numId w:val="3"/>
+        </w:numPr>
+        <w:ind w:left="1134" w:hanging="1134"/>
+      </w:pPr>
+      <w:r>
+        <w:t>Materialised View</w:t>
+      </w:r>
+    </w:p>
+    <w:p/>
+    <w:p>
+      <w:pPr>
+        <w:pStyle w:val="Heading3"/>
+        <w:numPr>
+          <w:ilvl w:val="2"/>
+          <w:numId w:val="3"/>
+        </w:numPr>
+        <w:ind w:left="1134" w:hanging="1134"/>
+      </w:pPr>
+      <w:r>
+        <w:t>Event replay and state reconstruction</w:t>
+      </w:r>
+    </w:p>
+    <w:p/>
+    <w:p>
+      <w:pPr>
+        <w:pStyle w:val="Heading3"/>
+        <w:numPr>
+          <w:ilvl w:val="2"/>
+          <w:numId w:val="3"/>
+        </w:numPr>
+        <w:ind w:left="1134" w:hanging="1134"/>
+      </w:pPr>
+      <w:r>
+        <w:lastRenderedPageBreak/>
+        <w:t>Distributed Caching Techniques</w:t>
+      </w:r>
+    </w:p>
+    <w:p>
+      <w:r>
         <w:t>Redis</w:t>
-      </w:r>
-      <w:r>
-        <w:rPr>
-          <w:sz w:val="24"/>
-          <w:szCs w:val="24"/>
-        </w:rPr>
-        <w:t>)</w:t>
-      </w:r>
-      <w:r>
-        <w:rPr>
-          <w:sz w:val="24"/>
-          <w:szCs w:val="24"/>
-        </w:rPr>
-        <w:t xml:space="preserve"> </w:t>
       </w:r>
     </w:p>
     <w:p>
@@ -10369,63 +10317,57 @@
     </w:p>
     <w:p>
       <w:pPr>
-        <w:rPr>
-          <w:sz w:val="24"/>
-          <w:szCs w:val="24"/>
-        </w:rPr>
-      </w:pPr>
-      <w:r>
-        <w:rPr>
-          <w:sz w:val="24"/>
-          <w:szCs w:val="24"/>
-        </w:rPr>
-        <w:t>Cloud native architecture</w:t>
-      </w:r>
-    </w:p>
-    <w:p>
-      <w:pPr>
-        <w:rPr>
-          <w:sz w:val="24"/>
-          <w:szCs w:val="24"/>
-        </w:rPr>
-      </w:pPr>
-      <w:r>
-        <w:rPr>
-          <w:sz w:val="24"/>
-          <w:szCs w:val="24"/>
-        </w:rPr>
-        <w:lastRenderedPageBreak/>
-        <w:t>High availability and resilience</w:t>
-      </w:r>
-    </w:p>
-    <w:p>
-      <w:pPr>
-        <w:rPr>
-          <w:sz w:val="24"/>
-          <w:szCs w:val="24"/>
-        </w:rPr>
-      </w:pPr>
-      <w:r>
-        <w:rPr>
-          <w:sz w:val="24"/>
-          <w:szCs w:val="24"/>
-        </w:rPr>
-        <w:t>Disaster recovery strategies</w:t>
-      </w:r>
-    </w:p>
-    <w:p>
-      <w:pPr>
-        <w:rPr>
-          <w:sz w:val="24"/>
-          <w:szCs w:val="24"/>
-        </w:rPr>
-      </w:pPr>
-      <w:r>
-        <w:rPr>
-          <w:sz w:val="24"/>
-          <w:szCs w:val="24"/>
-        </w:rPr>
-        <w:t xml:space="preserve">Cloud resilience with Kubernetes </w:t>
+        <w:pStyle w:val="Heading3"/>
+        <w:numPr>
+          <w:ilvl w:val="2"/>
+          <w:numId w:val="3"/>
+        </w:numPr>
+        <w:ind w:left="1134" w:hanging="1134"/>
+      </w:pPr>
+      <w:r>
+        <w:t>Cloud Native Architecture</w:t>
+      </w:r>
+    </w:p>
+    <w:p>
+      <w:pPr>
+        <w:pStyle w:val="Heading3"/>
+        <w:numPr>
+          <w:ilvl w:val="2"/>
+          <w:numId w:val="3"/>
+        </w:numPr>
+        <w:ind w:left="1134" w:hanging="1134"/>
+      </w:pPr>
+      <w:r>
+        <w:t>High Availability and Resilience</w:t>
+      </w:r>
+    </w:p>
+    <w:p>
+      <w:pPr>
+        <w:pStyle w:val="Heading3"/>
+        <w:numPr>
+          <w:ilvl w:val="2"/>
+          <w:numId w:val="3"/>
+        </w:numPr>
+        <w:ind w:left="1134" w:hanging="1134"/>
+      </w:pPr>
+      <w:r>
+        <w:t>Disaster Recovery Strategies</w:t>
+      </w:r>
+    </w:p>
+    <w:p>
+      <w:pPr>
+        <w:pStyle w:val="Heading3"/>
+        <w:numPr>
+          <w:ilvl w:val="2"/>
+          <w:numId w:val="3"/>
+        </w:numPr>
+        <w:ind w:left="1134" w:hanging="1134"/>
+      </w:pPr>
+      <w:r>
+        <w:t xml:space="preserve">Cloud </w:t>
+      </w:r>
+      <w:r>
+        <w:t>Resilience with Kubernetes</w:t>
       </w:r>
     </w:p>
     <w:p>
@@ -10444,15 +10386,13 @@
         </w:rPr>
         <w:t xml:space="preserve">The need for microservices to be deployed in structured and orchestrated manner arose once the number of microservices began to grow within </w:t>
       </w:r>
-      <w:proofErr w:type="spellStart"/>
-      <w:r>
-        <w:rPr>
-          <w:sz w:val="24"/>
-          <w:szCs w:val="24"/>
-        </w:rPr>
-        <w:t>enteprises</w:t>
-      </w:r>
-      <w:proofErr w:type="spellEnd"/>
+      <w:r>
+        <w:rPr>
+          <w:sz w:val="24"/>
+          <w:szCs w:val="24"/>
+        </w:rPr>
+        <w:t>enterprises</w:t>
+      </w:r>
       <w:r>
         <w:rPr>
           <w:sz w:val="24"/>
@@ -10488,48 +10428,47 @@
     </w:p>
     <w:p>
       <w:pPr>
-        <w:rPr>
-          <w:sz w:val="24"/>
-          <w:szCs w:val="24"/>
-        </w:rPr>
-      </w:pPr>
-    </w:p>
-    <w:p>
-      <w:pPr>
-        <w:rPr>
-          <w:sz w:val="24"/>
-          <w:szCs w:val="24"/>
-        </w:rPr>
-      </w:pPr>
-      <w:r>
-        <w:rPr>
-          <w:sz w:val="24"/>
-          <w:szCs w:val="24"/>
-        </w:rPr>
-        <w:t>Cloud portability and sovereignty,</w:t>
-      </w:r>
-    </w:p>
-    <w:p>
-      <w:pPr>
-        <w:rPr>
-          <w:sz w:val="24"/>
-          <w:szCs w:val="24"/>
-        </w:rPr>
-      </w:pPr>
-    </w:p>
-    <w:p>
-      <w:pPr>
-        <w:rPr>
-          <w:sz w:val="24"/>
-          <w:szCs w:val="24"/>
-        </w:rPr>
-      </w:pPr>
-      <w:r>
-        <w:rPr>
-          <w:sz w:val="24"/>
-          <w:szCs w:val="24"/>
-        </w:rPr>
-        <w:t xml:space="preserve">ON multiples clouds just talk about it. </w:t>
+        <w:pStyle w:val="Heading3"/>
+        <w:numPr>
+          <w:ilvl w:val="2"/>
+          <w:numId w:val="3"/>
+        </w:numPr>
+        <w:ind w:left="1134" w:hanging="1134"/>
+      </w:pPr>
+      <w:r>
+        <w:t xml:space="preserve">Cloud </w:t>
+      </w:r>
+      <w:r>
+        <w:t>Portability and sovereignty</w:t>
+      </w:r>
+    </w:p>
+    <w:p>
+      <w:pPr>
+        <w:rPr>
+          <w:sz w:val="24"/>
+          <w:szCs w:val="24"/>
+        </w:rPr>
+      </w:pPr>
+      <w:r>
+        <w:rPr>
+          <w:sz w:val="24"/>
+          <w:szCs w:val="24"/>
+        </w:rPr>
+        <w:t>ON multiples clouds just talk about it</w:t>
+      </w:r>
+      <w:r>
+        <w:rPr>
+          <w:sz w:val="24"/>
+          <w:szCs w:val="24"/>
+        </w:rPr>
+        <w:t xml:space="preserve"> don’t need to implement</w:t>
+      </w:r>
+      <w:r>
+        <w:rPr>
+          <w:sz w:val="24"/>
+          <w:szCs w:val="24"/>
+        </w:rPr>
+        <w:t xml:space="preserve">. </w:t>
       </w:r>
     </w:p>
     <w:p>
@@ -10575,6 +10514,22 @@
     </w:p>
     <w:p>
       <w:pPr>
+        <w:pStyle w:val="Heading3"/>
+        <w:numPr>
+          <w:ilvl w:val="2"/>
+          <w:numId w:val="3"/>
+        </w:numPr>
+        <w:ind w:left="1134" w:hanging="1134"/>
+      </w:pPr>
+      <w:r>
+        <w:t>Software Quality standards</w:t>
+      </w:r>
+      <w:r>
+        <w:t xml:space="preserve"> and measurement</w:t>
+      </w:r>
+    </w:p>
+    <w:p>
+      <w:pPr>
         <w:rPr>
           <w:b/>
           <w:bCs/>
@@ -10614,10 +10569,11 @@
     </w:p>
     <w:p>
       <w:r>
-        <w:t xml:space="preserve">ISO/IEC IEEE </w:t>
-      </w:r>
-      <w:r>
-        <w:t>32675</w:t>
+        <w:rPr>
+          <w:b/>
+          <w:bCs/>
+        </w:rPr>
+        <w:t>ISO/IEC IEEE 32675</w:t>
       </w:r>
       <w:r>
         <w:t xml:space="preserve"> </w:t>
@@ -10631,22 +10587,35 @@
         <w:t xml:space="preserve"> standard. </w:t>
       </w:r>
     </w:p>
-    <w:p>
-      <w:r>
-        <w:t>R</w:t>
-      </w:r>
-      <w:r>
-        <w:t>eliability</w:t>
-      </w:r>
-    </w:p>
-    <w:p>
-      <w:r>
-        <w:t>A</w:t>
-      </w:r>
-      <w:r>
-        <w:t>vailability</w:t>
-      </w:r>
-    </w:p>
+    <w:p/>
+    <w:p>
+      <w:pPr>
+        <w:pStyle w:val="Heading3"/>
+        <w:numPr>
+          <w:ilvl w:val="2"/>
+          <w:numId w:val="3"/>
+        </w:numPr>
+        <w:ind w:left="1134" w:hanging="1134"/>
+      </w:pPr>
+      <w:r>
+        <w:t>Reliability</w:t>
+      </w:r>
+    </w:p>
+    <w:p/>
+    <w:p>
+      <w:pPr>
+        <w:pStyle w:val="Heading3"/>
+        <w:numPr>
+          <w:ilvl w:val="2"/>
+          <w:numId w:val="3"/>
+        </w:numPr>
+        <w:ind w:left="1134" w:hanging="1134"/>
+      </w:pPr>
+      <w:r>
+        <w:t>Availability</w:t>
+      </w:r>
+    </w:p>
+    <w:p/>
     <w:p>
       <w:pPr>
         <w:spacing w:after="0" w:line="360" w:lineRule="auto"/>
@@ -10667,6 +10636,7 @@
         <w:ind w:hanging="792"/>
       </w:pPr>
       <w:r>
+        <w:lastRenderedPageBreak/>
         <w:t>Research Gap and Conclusion</w:t>
       </w:r>
     </w:p>
@@ -11068,7 +11038,6 @@
           <w:szCs w:val="24"/>
           <w:lang w:val="en-GB"/>
         </w:rPr>
-        <w:lastRenderedPageBreak/>
         <w:t>Consumes and processes the Kafka event data via an aggregator microservice hosted in AKS.</w:t>
       </w:r>
     </w:p>

--- a/Robyn Doyle Dissertation Draft.docx
+++ b/Robyn Doyle Dissertation Draft.docx
@@ -799,7 +799,7 @@
         <w:pStyle w:val="Heading1"/>
         <w:ind w:left="1134" w:hanging="1134"/>
       </w:pPr>
-      <w:bookmarkStart w:id="0" w:name="_Toc101374233"/>
+      <w:bookmarkStart w:id="0" w:name="_Toc233796034"/>
       <w:r>
         <w:t>Declaration</w:t>
       </w:r>
@@ -1144,7 +1144,7 @@
         <w:spacing w:before="0" w:line="360" w:lineRule="auto"/>
         <w:ind w:left="1134" w:hanging="1134"/>
       </w:pPr>
-      <w:bookmarkStart w:id="1" w:name="_Toc101374234"/>
+      <w:bookmarkStart w:id="1" w:name="_Toc233796035"/>
       <w:r>
         <w:t>Acknowledgements</w:t>
       </w:r>
@@ -1234,7 +1234,7 @@
         <w:spacing w:before="0" w:line="360" w:lineRule="auto"/>
         <w:ind w:left="1134" w:hanging="1134"/>
       </w:pPr>
-      <w:bookmarkStart w:id="2" w:name="_Toc101374235"/>
+      <w:bookmarkStart w:id="2" w:name="_Toc233796036"/>
       <w:r>
         <w:lastRenderedPageBreak/>
         <w:t>Abstract</w:t>
@@ -1305,14 +1305,32 @@
           <w:sz w:val="24"/>
           <w:szCs w:val="24"/>
         </w:rPr>
-        <w:t>historically used for their Information technology (IT) processes. These monolith systems have large code bases which many functionalities that are complicated to separate from one another. Not only have these systems become difficult to maintain, they are also limiting potential growth for new capabilities. For this reason there has been trend in large enterprises to break out the functionality of these monoliths into independent systems of systems (SoS) using technologies like event streaming and microservice orchestration tools.</w:t>
-      </w:r>
+        <w:t>historically used for their Information technology (IT) processes. These monolith systems have large code bases which many functionalities that are complicated to separate from one another. Not only have these systems become difficult to maintain, they are also limiting potential growth for new capabilities. For this reason there has been trend in large enterprises to break out the functionality of these monoliths into independent systems of systems (</w:t>
+      </w:r>
+      <w:proofErr w:type="spellStart"/>
       <w:r>
         <w:rPr>
           <w:rFonts w:eastAsia="Times New Roman" w:cs="Times New Roman"/>
           <w:sz w:val="24"/>
           <w:szCs w:val="24"/>
         </w:rPr>
+        <w:t>SoS</w:t>
+      </w:r>
+      <w:proofErr w:type="spellEnd"/>
+      <w:r>
+        <w:rPr>
+          <w:rFonts w:eastAsia="Times New Roman" w:cs="Times New Roman"/>
+          <w:sz w:val="24"/>
+          <w:szCs w:val="24"/>
+        </w:rPr>
+        <w:t>) using technologies like event streaming and microservice orchestration tools.</w:t>
+      </w:r>
+      <w:r>
+        <w:rPr>
+          <w:rFonts w:eastAsia="Times New Roman" w:cs="Times New Roman"/>
+          <w:sz w:val="24"/>
+          <w:szCs w:val="24"/>
+        </w:rPr>
         <w:t xml:space="preserve"> Since the original systems are live this migration is often implemented with the Strangler Pattern.</w:t>
       </w:r>
       <w:r>
@@ -1353,7 +1371,43 @@
           <w:sz w:val="24"/>
           <w:szCs w:val="24"/>
         </w:rPr>
-        <w:t xml:space="preserve"> its own set of challenges such as single points of failure (SPoF). These SPoF are often mission critical components that </w:t>
+        <w:t xml:space="preserve"> its own set of challenges such as single points of failure (</w:t>
+      </w:r>
+      <w:proofErr w:type="spellStart"/>
+      <w:r>
+        <w:rPr>
+          <w:rFonts w:eastAsia="Times New Roman" w:cs="Times New Roman"/>
+          <w:sz w:val="24"/>
+          <w:szCs w:val="24"/>
+        </w:rPr>
+        <w:t>SPoF</w:t>
+      </w:r>
+      <w:proofErr w:type="spellEnd"/>
+      <w:r>
+        <w:rPr>
+          <w:rFonts w:eastAsia="Times New Roman" w:cs="Times New Roman"/>
+          <w:sz w:val="24"/>
+          <w:szCs w:val="24"/>
+        </w:rPr>
+        <w:t xml:space="preserve">). These </w:t>
+      </w:r>
+      <w:proofErr w:type="spellStart"/>
+      <w:r>
+        <w:rPr>
+          <w:rFonts w:eastAsia="Times New Roman" w:cs="Times New Roman"/>
+          <w:sz w:val="24"/>
+          <w:szCs w:val="24"/>
+        </w:rPr>
+        <w:t>SPoF</w:t>
+      </w:r>
+      <w:proofErr w:type="spellEnd"/>
+      <w:r>
+        <w:rPr>
+          <w:rFonts w:eastAsia="Times New Roman" w:cs="Times New Roman"/>
+          <w:sz w:val="24"/>
+          <w:szCs w:val="24"/>
+        </w:rPr>
+        <w:t xml:space="preserve"> are often mission critical components that </w:t>
       </w:r>
       <w:r>
         <w:rPr>
@@ -1556,11 +1610,19 @@
         </w:rPr>
         <w:t xml:space="preserve"> a mission critical </w:t>
       </w:r>
-      <w:r>
-        <w:rPr>
-          <w:sz w:val="24"/>
-        </w:rPr>
-        <w:t xml:space="preserve">SPoF that could disable key business processes and cost significant sums in lost sales if </w:t>
+      <w:proofErr w:type="spellStart"/>
+      <w:r>
+        <w:rPr>
+          <w:sz w:val="24"/>
+        </w:rPr>
+        <w:t>SPoF</w:t>
+      </w:r>
+      <w:proofErr w:type="spellEnd"/>
+      <w:r>
+        <w:rPr>
+          <w:sz w:val="24"/>
+        </w:rPr>
+        <w:t xml:space="preserve"> that could disable key business processes and cost significant sums in lost sales if </w:t>
       </w:r>
       <w:r>
         <w:rPr>
@@ -1908,7 +1970,7 @@
         <w:ind w:left="567" w:hanging="567"/>
       </w:pPr>
       <w:bookmarkStart w:id="3" w:name="_Ref357437742"/>
-      <w:bookmarkStart w:id="4" w:name="_Toc101374236"/>
+      <w:bookmarkStart w:id="4" w:name="_Toc233796037"/>
       <w:r>
         <w:lastRenderedPageBreak/>
         <w:t>Acronyms</w:t>
@@ -2124,6 +2186,7 @@
                 <w:sz w:val="24"/>
               </w:rPr>
             </w:pPr>
+            <w:proofErr w:type="spellStart"/>
             <w:r>
               <w:rPr>
                 <w:rFonts w:asciiTheme="minorHAnsi" w:hAnsiTheme="minorHAnsi"/>
@@ -2131,6 +2194,7 @@
               </w:rPr>
               <w:t>SPoF</w:t>
             </w:r>
+            <w:proofErr w:type="spellEnd"/>
           </w:p>
           <w:p>
             <w:pPr>
@@ -2158,6 +2222,7 @@
                 <w:sz w:val="24"/>
               </w:rPr>
             </w:pPr>
+            <w:proofErr w:type="spellStart"/>
             <w:r>
               <w:rPr>
                 <w:rFonts w:asciiTheme="minorHAnsi" w:hAnsiTheme="minorHAnsi"/>
@@ -2165,6 +2230,7 @@
               </w:rPr>
               <w:t>SoS</w:t>
             </w:r>
+            <w:proofErr w:type="spellEnd"/>
           </w:p>
           <w:p>
             <w:pPr>
@@ -2181,6 +2247,57 @@
                 <w:sz w:val="24"/>
               </w:rPr>
               <w:t>USO</w:t>
+            </w:r>
+          </w:p>
+          <w:p>
+            <w:pPr>
+              <w:pStyle w:val="PRBodyText"/>
+              <w:spacing w:line="360" w:lineRule="auto"/>
+              <w:rPr>
+                <w:rFonts w:asciiTheme="minorHAnsi" w:hAnsiTheme="minorHAnsi"/>
+                <w:sz w:val="24"/>
+              </w:rPr>
+            </w:pPr>
+            <w:r>
+              <w:rPr>
+                <w:rFonts w:asciiTheme="minorHAnsi" w:hAnsiTheme="minorHAnsi"/>
+                <w:sz w:val="24"/>
+              </w:rPr>
+              <w:t>TOGAF</w:t>
+            </w:r>
+          </w:p>
+          <w:p>
+            <w:pPr>
+              <w:pStyle w:val="PRBodyText"/>
+              <w:spacing w:line="360" w:lineRule="auto"/>
+              <w:rPr>
+                <w:rFonts w:asciiTheme="minorHAnsi" w:hAnsiTheme="minorHAnsi"/>
+                <w:sz w:val="24"/>
+              </w:rPr>
+            </w:pPr>
+            <w:r>
+              <w:rPr>
+                <w:rFonts w:asciiTheme="minorHAnsi" w:hAnsiTheme="minorHAnsi"/>
+                <w:sz w:val="24"/>
+              </w:rPr>
+              <w:t>ADM</w:t>
+            </w:r>
+          </w:p>
+          <w:p>
+            <w:pPr>
+              <w:pStyle w:val="PRBodyText"/>
+              <w:spacing w:line="360" w:lineRule="auto"/>
+              <w:rPr>
+                <w:rFonts w:asciiTheme="minorHAnsi" w:hAnsiTheme="minorHAnsi"/>
+                <w:sz w:val="24"/>
+              </w:rPr>
+            </w:pPr>
+            <w:r>
+              <w:rPr>
+                <w:rFonts w:asciiTheme="minorHAnsi" w:hAnsiTheme="minorHAnsi"/>
+                <w:sz w:val="24"/>
+              </w:rPr>
+              <w:t>ReST</w:t>
             </w:r>
           </w:p>
         </w:tc>
@@ -2367,6 +2484,47 @@
                 <w:sz w:val="24"/>
               </w:rPr>
             </w:pPr>
+            <w:r>
+              <w:rPr>
+                <w:rFonts w:asciiTheme="minorHAnsi" w:hAnsiTheme="minorHAnsi"/>
+                <w:sz w:val="24"/>
+              </w:rPr>
+              <w:t xml:space="preserve">The Open Group Architecture Framework </w:t>
+            </w:r>
+          </w:p>
+          <w:p>
+            <w:pPr>
+              <w:pStyle w:val="PRBodyText"/>
+              <w:spacing w:line="360" w:lineRule="auto"/>
+              <w:rPr>
+                <w:rFonts w:asciiTheme="minorHAnsi" w:hAnsiTheme="minorHAnsi"/>
+                <w:sz w:val="24"/>
+              </w:rPr>
+            </w:pPr>
+            <w:r>
+              <w:rPr>
+                <w:rFonts w:asciiTheme="minorHAnsi" w:hAnsiTheme="minorHAnsi"/>
+                <w:sz w:val="24"/>
+              </w:rPr>
+              <w:t>Architecture Development Method</w:t>
+            </w:r>
+          </w:p>
+          <w:p>
+            <w:pPr>
+              <w:pStyle w:val="PRBodyText"/>
+              <w:spacing w:line="360" w:lineRule="auto"/>
+              <w:rPr>
+                <w:rFonts w:asciiTheme="minorHAnsi" w:hAnsiTheme="minorHAnsi"/>
+                <w:sz w:val="24"/>
+              </w:rPr>
+            </w:pPr>
+            <w:r>
+              <w:rPr>
+                <w:rFonts w:asciiTheme="minorHAnsi" w:hAnsiTheme="minorHAnsi"/>
+                <w:sz w:val="24"/>
+              </w:rPr>
+              <w:t>Representational State Transfer</w:t>
+            </w:r>
           </w:p>
         </w:tc>
         <w:tc>
@@ -2495,6 +2653,108 @@
               <w:t>??</w:t>
             </w:r>
           </w:p>
+          <w:p>
+            <w:pPr>
+              <w:pStyle w:val="PRBodyText"/>
+              <w:spacing w:line="360" w:lineRule="auto"/>
+              <w:rPr>
+                <w:rFonts w:asciiTheme="minorHAnsi" w:hAnsiTheme="minorHAnsi"/>
+                <w:sz w:val="24"/>
+              </w:rPr>
+            </w:pPr>
+            <w:r>
+              <w:rPr>
+                <w:rFonts w:asciiTheme="minorHAnsi" w:hAnsiTheme="minorHAnsi"/>
+                <w:sz w:val="24"/>
+              </w:rPr>
+              <w:t>?</w:t>
+            </w:r>
+          </w:p>
+          <w:p>
+            <w:pPr>
+              <w:pStyle w:val="PRBodyText"/>
+              <w:spacing w:line="360" w:lineRule="auto"/>
+              <w:rPr>
+                <w:rFonts w:asciiTheme="minorHAnsi" w:hAnsiTheme="minorHAnsi"/>
+                <w:sz w:val="24"/>
+              </w:rPr>
+            </w:pPr>
+            <w:r>
+              <w:rPr>
+                <w:rFonts w:asciiTheme="minorHAnsi" w:hAnsiTheme="minorHAnsi"/>
+                <w:sz w:val="24"/>
+              </w:rPr>
+              <w:t>?</w:t>
+            </w:r>
+          </w:p>
+          <w:p>
+            <w:pPr>
+              <w:pStyle w:val="PRBodyText"/>
+              <w:spacing w:line="360" w:lineRule="auto"/>
+              <w:rPr>
+                <w:rFonts w:asciiTheme="minorHAnsi" w:hAnsiTheme="minorHAnsi"/>
+                <w:sz w:val="24"/>
+              </w:rPr>
+            </w:pPr>
+            <w:r>
+              <w:rPr>
+                <w:rFonts w:asciiTheme="minorHAnsi" w:hAnsiTheme="minorHAnsi"/>
+                <w:sz w:val="24"/>
+              </w:rPr>
+              <w:t>?</w:t>
+            </w:r>
+          </w:p>
+          <w:p>
+            <w:pPr>
+              <w:pStyle w:val="PRBodyText"/>
+              <w:spacing w:line="360" w:lineRule="auto"/>
+              <w:rPr>
+                <w:rFonts w:asciiTheme="minorHAnsi" w:hAnsiTheme="minorHAnsi"/>
+                <w:sz w:val="24"/>
+              </w:rPr>
+            </w:pPr>
+            <w:r>
+              <w:rPr>
+                <w:rFonts w:asciiTheme="minorHAnsi" w:hAnsiTheme="minorHAnsi"/>
+                <w:sz w:val="24"/>
+              </w:rPr>
+              <w:t>?</w:t>
+            </w:r>
+          </w:p>
+          <w:p>
+            <w:pPr>
+              <w:pStyle w:val="PRBodyText"/>
+              <w:spacing w:line="360" w:lineRule="auto"/>
+              <w:rPr>
+                <w:rFonts w:asciiTheme="minorHAnsi" w:hAnsiTheme="minorHAnsi"/>
+                <w:sz w:val="24"/>
+              </w:rPr>
+            </w:pPr>
+            <w:r>
+              <w:rPr>
+                <w:rFonts w:asciiTheme="minorHAnsi" w:hAnsiTheme="minorHAnsi"/>
+                <w:sz w:val="24"/>
+              </w:rPr>
+              <w:t>?</w:t>
+            </w:r>
+          </w:p>
+          <w:p>
+            <w:pPr>
+              <w:pStyle w:val="PRBodyText"/>
+              <w:spacing w:line="360" w:lineRule="auto"/>
+              <w:rPr>
+                <w:rFonts w:asciiTheme="minorHAnsi" w:hAnsiTheme="minorHAnsi"/>
+                <w:sz w:val="24"/>
+              </w:rPr>
+            </w:pPr>
+            <w:r>
+              <w:rPr>
+                <w:rFonts w:asciiTheme="minorHAnsi" w:hAnsiTheme="minorHAnsi"/>
+                <w:sz w:val="24"/>
+              </w:rPr>
+              <w:t>?</w:t>
+            </w:r>
+          </w:p>
         </w:tc>
       </w:tr>
       <w:tr>
@@ -2716,7 +2976,7 @@
       <w:pPr>
         <w:pStyle w:val="Heading1"/>
       </w:pPr>
-      <w:bookmarkStart w:id="5" w:name="_Toc101374237"/>
+      <w:bookmarkStart w:id="5" w:name="_Toc233796038"/>
       <w:r>
         <w:lastRenderedPageBreak/>
         <w:t>Table of Contents</w:t>
@@ -2748,7 +3008,9 @@
             </w:tabs>
             <w:rPr>
               <w:noProof/>
-              <w:lang w:eastAsia="en-IE"/>
+              <w:sz w:val="24"/>
+              <w:szCs w:val="24"/>
+              <w:lang w:eastAsia="en-GB"/>
             </w:rPr>
           </w:pPr>
           <w:r>
@@ -2760,7 +3022,7 @@
           <w:r>
             <w:fldChar w:fldCharType="separate"/>
           </w:r>
-          <w:hyperlink w:anchor="_Toc101374233" w:history="1">
+          <w:hyperlink w:anchor="_Toc233796034" w:history="1">
             <w:r>
               <w:rPr>
                 <w:rStyle w:val="Hyperlink"/>
@@ -2787,7 +3049,7 @@
                 <w:noProof/>
                 <w:webHidden/>
               </w:rPr>
-              <w:instrText xml:space="preserve"> PAGEREF _Toc101374233 \h </w:instrText>
+              <w:instrText xml:space="preserve"> PAGEREF _Toc233796034 \h </w:instrText>
             </w:r>
             <w:r>
               <w:rPr>
@@ -2826,10 +3088,12 @@
             </w:tabs>
             <w:rPr>
               <w:noProof/>
-              <w:lang w:eastAsia="en-IE"/>
+              <w:sz w:val="24"/>
+              <w:szCs w:val="24"/>
+              <w:lang w:eastAsia="en-GB"/>
             </w:rPr>
           </w:pPr>
-          <w:hyperlink w:anchor="_Toc101374234" w:history="1">
+          <w:hyperlink w:anchor="_Toc233796035" w:history="1">
             <w:r>
               <w:rPr>
                 <w:rStyle w:val="Hyperlink"/>
@@ -2856,7 +3120,7 @@
                 <w:noProof/>
                 <w:webHidden/>
               </w:rPr>
-              <w:instrText xml:space="preserve"> PAGEREF _Toc101374234 \h </w:instrText>
+              <w:instrText xml:space="preserve"> PAGEREF _Toc233796035 \h </w:instrText>
             </w:r>
             <w:r>
               <w:rPr>
@@ -2895,10 +3159,12 @@
             </w:tabs>
             <w:rPr>
               <w:noProof/>
-              <w:lang w:eastAsia="en-IE"/>
+              <w:sz w:val="24"/>
+              <w:szCs w:val="24"/>
+              <w:lang w:eastAsia="en-GB"/>
             </w:rPr>
           </w:pPr>
-          <w:hyperlink w:anchor="_Toc101374235" w:history="1">
+          <w:hyperlink w:anchor="_Toc233796036" w:history="1">
             <w:r>
               <w:rPr>
                 <w:rStyle w:val="Hyperlink"/>
@@ -2925,7 +3191,7 @@
                 <w:noProof/>
                 <w:webHidden/>
               </w:rPr>
-              <w:instrText xml:space="preserve"> PAGEREF _Toc101374235 \h </w:instrText>
+              <w:instrText xml:space="preserve"> PAGEREF _Toc233796036 \h </w:instrText>
             </w:r>
             <w:r>
               <w:rPr>
@@ -2964,10 +3230,12 @@
             </w:tabs>
             <w:rPr>
               <w:noProof/>
-              <w:lang w:eastAsia="en-IE"/>
+              <w:sz w:val="24"/>
+              <w:szCs w:val="24"/>
+              <w:lang w:eastAsia="en-GB"/>
             </w:rPr>
           </w:pPr>
-          <w:hyperlink w:anchor="_Toc101374236" w:history="1">
+          <w:hyperlink w:anchor="_Toc233796037" w:history="1">
             <w:r>
               <w:rPr>
                 <w:rStyle w:val="Hyperlink"/>
@@ -2994,7 +3262,7 @@
                 <w:noProof/>
                 <w:webHidden/>
               </w:rPr>
-              <w:instrText xml:space="preserve"> PAGEREF _Toc101374236 \h </w:instrText>
+              <w:instrText xml:space="preserve"> PAGEREF _Toc233796037 \h </w:instrText>
             </w:r>
             <w:r>
               <w:rPr>
@@ -3014,7 +3282,7 @@
                 <w:noProof/>
                 <w:webHidden/>
               </w:rPr>
-              <w:t>7</w:t>
+              <w:t>8</w:t>
             </w:r>
             <w:r>
               <w:rPr>
@@ -3033,10 +3301,12 @@
             </w:tabs>
             <w:rPr>
               <w:noProof/>
-              <w:lang w:eastAsia="en-IE"/>
+              <w:sz w:val="24"/>
+              <w:szCs w:val="24"/>
+              <w:lang w:eastAsia="en-GB"/>
             </w:rPr>
           </w:pPr>
-          <w:hyperlink w:anchor="_Toc101374237" w:history="1">
+          <w:hyperlink w:anchor="_Toc233796038" w:history="1">
             <w:r>
               <w:rPr>
                 <w:rStyle w:val="Hyperlink"/>
@@ -3063,7 +3333,7 @@
                 <w:noProof/>
                 <w:webHidden/>
               </w:rPr>
-              <w:instrText xml:space="preserve"> PAGEREF _Toc101374237 \h </w:instrText>
+              <w:instrText xml:space="preserve"> PAGEREF _Toc233796038 \h </w:instrText>
             </w:r>
             <w:r>
               <w:rPr>
@@ -3083,7 +3353,7 @@
                 <w:noProof/>
                 <w:webHidden/>
               </w:rPr>
-              <w:t>8</w:t>
+              <w:t>9</w:t>
             </w:r>
             <w:r>
               <w:rPr>
@@ -3102,10 +3372,12 @@
             </w:tabs>
             <w:rPr>
               <w:noProof/>
-              <w:lang w:eastAsia="en-IE"/>
+              <w:sz w:val="24"/>
+              <w:szCs w:val="24"/>
+              <w:lang w:eastAsia="en-GB"/>
             </w:rPr>
           </w:pPr>
-          <w:hyperlink w:anchor="_Toc101374238" w:history="1">
+          <w:hyperlink w:anchor="_Toc233796039" w:history="1">
             <w:r>
               <w:rPr>
                 <w:rStyle w:val="Hyperlink"/>
@@ -3132,7 +3404,7 @@
                 <w:noProof/>
                 <w:webHidden/>
               </w:rPr>
-              <w:instrText xml:space="preserve"> PAGEREF _Toc101374238 \h </w:instrText>
+              <w:instrText xml:space="preserve"> PAGEREF _Toc233796039 \h </w:instrText>
             </w:r>
             <w:r>
               <w:rPr>
@@ -3152,7 +3424,7 @@
                 <w:noProof/>
                 <w:webHidden/>
               </w:rPr>
-              <w:t>9</w:t>
+              <w:t>11</w:t>
             </w:r>
             <w:r>
               <w:rPr>
@@ -3171,10 +3443,12 @@
             </w:tabs>
             <w:rPr>
               <w:noProof/>
-              <w:lang w:eastAsia="en-IE"/>
+              <w:sz w:val="24"/>
+              <w:szCs w:val="24"/>
+              <w:lang w:eastAsia="en-GB"/>
             </w:rPr>
           </w:pPr>
-          <w:hyperlink w:anchor="_Toc101374239" w:history="1">
+          <w:hyperlink w:anchor="_Toc233796040" w:history="1">
             <w:r>
               <w:rPr>
                 <w:rStyle w:val="Hyperlink"/>
@@ -3201,7 +3475,7 @@
                 <w:noProof/>
                 <w:webHidden/>
               </w:rPr>
-              <w:instrText xml:space="preserve"> PAGEREF _Toc101374239 \h </w:instrText>
+              <w:instrText xml:space="preserve"> PAGEREF _Toc233796040 \h </w:instrText>
             </w:r>
             <w:r>
               <w:rPr>
@@ -3221,7 +3495,7 @@
                 <w:noProof/>
                 <w:webHidden/>
               </w:rPr>
-              <w:t>10</w:t>
+              <w:t>12</w:t>
             </w:r>
             <w:r>
               <w:rPr>
@@ -3240,10 +3514,12 @@
             </w:tabs>
             <w:rPr>
               <w:noProof/>
-              <w:lang w:eastAsia="en-IE"/>
+              <w:sz w:val="24"/>
+              <w:szCs w:val="24"/>
+              <w:lang w:eastAsia="en-GB"/>
             </w:rPr>
           </w:pPr>
-          <w:hyperlink w:anchor="_Toc101374240" w:history="1">
+          <w:hyperlink w:anchor="_Toc233796041" w:history="1">
             <w:r>
               <w:rPr>
                 <w:rStyle w:val="Hyperlink"/>
@@ -3270,7 +3546,7 @@
                 <w:noProof/>
                 <w:webHidden/>
               </w:rPr>
-              <w:instrText xml:space="preserve"> PAGEREF _Toc101374240 \h </w:instrText>
+              <w:instrText xml:space="preserve"> PAGEREF _Toc233796041 \h </w:instrText>
             </w:r>
             <w:r>
               <w:rPr>
@@ -3290,7 +3566,7 @@
                 <w:noProof/>
                 <w:webHidden/>
               </w:rPr>
-              <w:t>11</w:t>
+              <w:t>13</w:t>
             </w:r>
             <w:r>
               <w:rPr>
@@ -3310,10 +3586,12 @@
             </w:tabs>
             <w:rPr>
               <w:noProof/>
-              <w:lang w:eastAsia="en-IE"/>
+              <w:sz w:val="24"/>
+              <w:szCs w:val="24"/>
+              <w:lang w:eastAsia="en-GB"/>
             </w:rPr>
           </w:pPr>
-          <w:hyperlink w:anchor="_Toc101374241" w:history="1">
+          <w:hyperlink w:anchor="_Toc233796042" w:history="1">
             <w:r>
               <w:rPr>
                 <w:rStyle w:val="Hyperlink"/>
@@ -3324,7 +3602,9 @@
             <w:r>
               <w:rPr>
                 <w:noProof/>
-                <w:lang w:eastAsia="en-IE"/>
+                <w:sz w:val="24"/>
+                <w:szCs w:val="24"/>
+                <w:lang w:eastAsia="en-GB"/>
               </w:rPr>
               <w:tab/>
             </w:r>
@@ -3354,7 +3634,7 @@
                 <w:noProof/>
                 <w:webHidden/>
               </w:rPr>
-              <w:instrText xml:space="preserve"> PAGEREF _Toc101374241 \h </w:instrText>
+              <w:instrText xml:space="preserve"> PAGEREF _Toc233796042 \h </w:instrText>
             </w:r>
             <w:r>
               <w:rPr>
@@ -3389,15 +3669,17 @@
           <w:pPr>
             <w:pStyle w:val="TOC2"/>
             <w:tabs>
-              <w:tab w:val="left" w:pos="880"/>
+              <w:tab w:val="left" w:pos="960"/>
               <w:tab w:val="right" w:leader="dot" w:pos="9016"/>
             </w:tabs>
             <w:rPr>
               <w:noProof/>
-              <w:lang w:eastAsia="en-IE"/>
+              <w:sz w:val="24"/>
+              <w:szCs w:val="24"/>
+              <w:lang w:eastAsia="en-GB"/>
             </w:rPr>
           </w:pPr>
-          <w:hyperlink w:anchor="_Toc101374242" w:history="1">
+          <w:hyperlink w:anchor="_Toc233796043" w:history="1">
             <w:r>
               <w:rPr>
                 <w:rStyle w:val="Hyperlink"/>
@@ -3408,7 +3690,9 @@
             <w:r>
               <w:rPr>
                 <w:noProof/>
-                <w:lang w:eastAsia="en-IE"/>
+                <w:sz w:val="24"/>
+                <w:szCs w:val="24"/>
+                <w:lang w:eastAsia="en-GB"/>
               </w:rPr>
               <w:tab/>
             </w:r>
@@ -3438,7 +3722,7 @@
                 <w:noProof/>
                 <w:webHidden/>
               </w:rPr>
-              <w:instrText xml:space="preserve"> PAGEREF _Toc101374242 \h </w:instrText>
+              <w:instrText xml:space="preserve"> PAGEREF _Toc233796043 \h </w:instrText>
             </w:r>
             <w:r>
               <w:rPr>
@@ -3458,7 +3742,7 @@
                 <w:noProof/>
                 <w:webHidden/>
               </w:rPr>
-              <w:t>1</w:t>
+              <w:t>2</w:t>
             </w:r>
             <w:r>
               <w:rPr>
@@ -3473,15 +3757,17 @@
           <w:pPr>
             <w:pStyle w:val="TOC2"/>
             <w:tabs>
-              <w:tab w:val="left" w:pos="880"/>
+              <w:tab w:val="left" w:pos="960"/>
               <w:tab w:val="right" w:leader="dot" w:pos="9016"/>
             </w:tabs>
             <w:rPr>
               <w:noProof/>
-              <w:lang w:eastAsia="en-IE"/>
+              <w:sz w:val="24"/>
+              <w:szCs w:val="24"/>
+              <w:lang w:eastAsia="en-GB"/>
             </w:rPr>
           </w:pPr>
-          <w:hyperlink w:anchor="_Toc101374243" w:history="1">
+          <w:hyperlink w:anchor="_Toc233796044" w:history="1">
             <w:r>
               <w:rPr>
                 <w:rStyle w:val="Hyperlink"/>
@@ -3492,7 +3778,9 @@
             <w:r>
               <w:rPr>
                 <w:noProof/>
-                <w:lang w:eastAsia="en-IE"/>
+                <w:sz w:val="24"/>
+                <w:szCs w:val="24"/>
+                <w:lang w:eastAsia="en-GB"/>
               </w:rPr>
               <w:tab/>
             </w:r>
@@ -3501,7 +3789,7 @@
                 <w:rStyle w:val="Hyperlink"/>
                 <w:noProof/>
               </w:rPr>
-              <w:t>Background</w:t>
+              <w:t>Aims</w:t>
             </w:r>
             <w:r>
               <w:rPr>
@@ -3522,7 +3810,7 @@
                 <w:noProof/>
                 <w:webHidden/>
               </w:rPr>
-              <w:instrText xml:space="preserve"> PAGEREF _Toc101374243 \h </w:instrText>
+              <w:instrText xml:space="preserve"> PAGEREF _Toc233796044 \h </w:instrText>
             </w:r>
             <w:r>
               <w:rPr>
@@ -3542,175 +3830,7 @@
                 <w:noProof/>
                 <w:webHidden/>
               </w:rPr>
-              <w:t>1</w:t>
-            </w:r>
-            <w:r>
-              <w:rPr>
-                <w:noProof/>
-                <w:webHidden/>
-              </w:rPr>
-              <w:fldChar w:fldCharType="end"/>
-            </w:r>
-          </w:hyperlink>
-        </w:p>
-        <w:p>
-          <w:pPr>
-            <w:pStyle w:val="TOC3"/>
-            <w:tabs>
-              <w:tab w:val="left" w:pos="1320"/>
-              <w:tab w:val="right" w:leader="dot" w:pos="9016"/>
-            </w:tabs>
-            <w:rPr>
-              <w:noProof/>
-              <w:lang w:val="en-IE" w:eastAsia="en-IE"/>
-            </w:rPr>
-          </w:pPr>
-          <w:hyperlink w:anchor="_Toc101374244" w:history="1">
-            <w:r>
-              <w:rPr>
-                <w:rStyle w:val="Hyperlink"/>
-                <w:noProof/>
-              </w:rPr>
-              <w:t>1.2.1.</w:t>
-            </w:r>
-            <w:r>
-              <w:rPr>
-                <w:noProof/>
-                <w:lang w:val="en-IE" w:eastAsia="en-IE"/>
-              </w:rPr>
-              <w:tab/>
-            </w:r>
-            <w:r>
-              <w:rPr>
-                <w:rStyle w:val="Hyperlink"/>
-                <w:noProof/>
-              </w:rPr>
-              <w:t>One liner</w:t>
-            </w:r>
-            <w:r>
-              <w:rPr>
-                <w:noProof/>
-                <w:webHidden/>
-              </w:rPr>
-              <w:tab/>
-            </w:r>
-            <w:r>
-              <w:rPr>
-                <w:noProof/>
-                <w:webHidden/>
-              </w:rPr>
-              <w:fldChar w:fldCharType="begin"/>
-            </w:r>
-            <w:r>
-              <w:rPr>
-                <w:noProof/>
-                <w:webHidden/>
-              </w:rPr>
-              <w:instrText xml:space="preserve"> PAGEREF _Toc101374244 \h </w:instrText>
-            </w:r>
-            <w:r>
-              <w:rPr>
-                <w:noProof/>
-                <w:webHidden/>
-              </w:rPr>
-            </w:r>
-            <w:r>
-              <w:rPr>
-                <w:noProof/>
-                <w:webHidden/>
-              </w:rPr>
-              <w:fldChar w:fldCharType="separate"/>
-            </w:r>
-            <w:r>
-              <w:rPr>
-                <w:noProof/>
-                <w:webHidden/>
-              </w:rPr>
-              <w:t>1</w:t>
-            </w:r>
-            <w:r>
-              <w:rPr>
-                <w:noProof/>
-                <w:webHidden/>
-              </w:rPr>
-              <w:fldChar w:fldCharType="end"/>
-            </w:r>
-          </w:hyperlink>
-        </w:p>
-        <w:p>
-          <w:pPr>
-            <w:pStyle w:val="TOC3"/>
-            <w:tabs>
-              <w:tab w:val="left" w:pos="1320"/>
-              <w:tab w:val="right" w:leader="dot" w:pos="9016"/>
-            </w:tabs>
-            <w:rPr>
-              <w:noProof/>
-              <w:lang w:val="en-IE" w:eastAsia="en-IE"/>
-            </w:rPr>
-          </w:pPr>
-          <w:hyperlink w:anchor="_Toc101374245" w:history="1">
-            <w:r>
-              <w:rPr>
-                <w:rStyle w:val="Hyperlink"/>
-                <w:noProof/>
-              </w:rPr>
-              <w:t>1.2.2.</w:t>
-            </w:r>
-            <w:r>
-              <w:rPr>
-                <w:noProof/>
-                <w:lang w:val="en-IE" w:eastAsia="en-IE"/>
-              </w:rPr>
-              <w:tab/>
-            </w:r>
-            <w:r>
-              <w:rPr>
-                <w:rStyle w:val="Hyperlink"/>
-                <w:noProof/>
-              </w:rPr>
-              <w:t>Sub-Item</w:t>
-            </w:r>
-            <w:r>
-              <w:rPr>
-                <w:noProof/>
-                <w:webHidden/>
-              </w:rPr>
-              <w:tab/>
-            </w:r>
-            <w:r>
-              <w:rPr>
-                <w:noProof/>
-                <w:webHidden/>
-              </w:rPr>
-              <w:fldChar w:fldCharType="begin"/>
-            </w:r>
-            <w:r>
-              <w:rPr>
-                <w:noProof/>
-                <w:webHidden/>
-              </w:rPr>
-              <w:instrText xml:space="preserve"> PAGEREF _Toc101374245 \h </w:instrText>
-            </w:r>
-            <w:r>
-              <w:rPr>
-                <w:noProof/>
-                <w:webHidden/>
-              </w:rPr>
-            </w:r>
-            <w:r>
-              <w:rPr>
-                <w:noProof/>
-                <w:webHidden/>
-              </w:rPr>
-              <w:fldChar w:fldCharType="separate"/>
-            </w:r>
-            <w:r>
-              <w:rPr>
-                <w:noProof/>
-                <w:webHidden/>
-              </w:rPr>
-              <w:t>1</w:t>
+              <w:t>2</w:t>
             </w:r>
             <w:r>
               <w:rPr>
@@ -3725,15 +3845,17 @@
           <w:pPr>
             <w:pStyle w:val="TOC2"/>
             <w:tabs>
-              <w:tab w:val="left" w:pos="880"/>
+              <w:tab w:val="left" w:pos="960"/>
               <w:tab w:val="right" w:leader="dot" w:pos="9016"/>
             </w:tabs>
             <w:rPr>
               <w:noProof/>
-              <w:lang w:eastAsia="en-IE"/>
+              <w:sz w:val="24"/>
+              <w:szCs w:val="24"/>
+              <w:lang w:eastAsia="en-GB"/>
             </w:rPr>
           </w:pPr>
-          <w:hyperlink w:anchor="_Toc101374246" w:history="1">
+          <w:hyperlink w:anchor="_Toc233796045" w:history="1">
             <w:r>
               <w:rPr>
                 <w:rStyle w:val="Hyperlink"/>
@@ -3744,7 +3866,9 @@
             <w:r>
               <w:rPr>
                 <w:noProof/>
-                <w:lang w:eastAsia="en-IE"/>
+                <w:sz w:val="24"/>
+                <w:szCs w:val="24"/>
+                <w:lang w:eastAsia="en-GB"/>
               </w:rPr>
               <w:tab/>
             </w:r>
@@ -3753,7 +3877,7 @@
                 <w:rStyle w:val="Hyperlink"/>
                 <w:noProof/>
               </w:rPr>
-              <w:t>Research Question</w:t>
+              <w:t>Objectives</w:t>
             </w:r>
             <w:r>
               <w:rPr>
@@ -3774,7 +3898,7 @@
                 <w:noProof/>
                 <w:webHidden/>
               </w:rPr>
-              <w:instrText xml:space="preserve"> PAGEREF _Toc101374246 \h </w:instrText>
+              <w:instrText xml:space="preserve"> PAGEREF _Toc233796045 \h </w:instrText>
             </w:r>
             <w:r>
               <w:rPr>
@@ -3794,7 +3918,7 @@
                 <w:noProof/>
                 <w:webHidden/>
               </w:rPr>
-              <w:t>1</w:t>
+              <w:t>3</w:t>
             </w:r>
             <w:r>
               <w:rPr>
@@ -3809,15 +3933,17 @@
           <w:pPr>
             <w:pStyle w:val="TOC2"/>
             <w:tabs>
-              <w:tab w:val="left" w:pos="880"/>
+              <w:tab w:val="left" w:pos="960"/>
               <w:tab w:val="right" w:leader="dot" w:pos="9016"/>
             </w:tabs>
             <w:rPr>
               <w:noProof/>
-              <w:lang w:eastAsia="en-IE"/>
+              <w:sz w:val="24"/>
+              <w:szCs w:val="24"/>
+              <w:lang w:eastAsia="en-GB"/>
             </w:rPr>
           </w:pPr>
-          <w:hyperlink w:anchor="_Toc101374247" w:history="1">
+          <w:hyperlink w:anchor="_Toc233796046" w:history="1">
             <w:r>
               <w:rPr>
                 <w:rStyle w:val="Hyperlink"/>
@@ -3828,7 +3954,9 @@
             <w:r>
               <w:rPr>
                 <w:noProof/>
-                <w:lang w:eastAsia="en-IE"/>
+                <w:sz w:val="24"/>
+                <w:szCs w:val="24"/>
+                <w:lang w:eastAsia="en-GB"/>
               </w:rPr>
               <w:tab/>
             </w:r>
@@ -3837,7 +3965,7 @@
                 <w:rStyle w:val="Hyperlink"/>
                 <w:noProof/>
               </w:rPr>
-              <w:t>Report Outline</w:t>
+              <w:t>Background &amp; Technology of Interest</w:t>
             </w:r>
             <w:r>
               <w:rPr>
@@ -3858,7 +3986,7 @@
                 <w:noProof/>
                 <w:webHidden/>
               </w:rPr>
-              <w:instrText xml:space="preserve"> PAGEREF _Toc101374247 \h </w:instrText>
+              <w:instrText xml:space="preserve"> PAGEREF _Toc233796046 \h </w:instrText>
             </w:r>
             <w:r>
               <w:rPr>
@@ -3878,7 +4006,271 @@
                 <w:noProof/>
                 <w:webHidden/>
               </w:rPr>
-              <w:t>2</w:t>
+              <w:t>3</w:t>
+            </w:r>
+            <w:r>
+              <w:rPr>
+                <w:noProof/>
+                <w:webHidden/>
+              </w:rPr>
+              <w:fldChar w:fldCharType="end"/>
+            </w:r>
+          </w:hyperlink>
+        </w:p>
+        <w:p>
+          <w:pPr>
+            <w:pStyle w:val="TOC2"/>
+            <w:tabs>
+              <w:tab w:val="left" w:pos="960"/>
+              <w:tab w:val="right" w:leader="dot" w:pos="9016"/>
+            </w:tabs>
+            <w:rPr>
+              <w:noProof/>
+              <w:sz w:val="24"/>
+              <w:szCs w:val="24"/>
+              <w:lang w:eastAsia="en-GB"/>
+            </w:rPr>
+          </w:pPr>
+          <w:hyperlink w:anchor="_Toc233796047" w:history="1">
+            <w:r>
+              <w:rPr>
+                <w:rStyle w:val="Hyperlink"/>
+                <w:noProof/>
+              </w:rPr>
+              <w:t>1.5.</w:t>
+            </w:r>
+            <w:r>
+              <w:rPr>
+                <w:noProof/>
+                <w:sz w:val="24"/>
+                <w:szCs w:val="24"/>
+                <w:lang w:eastAsia="en-GB"/>
+              </w:rPr>
+              <w:tab/>
+            </w:r>
+            <w:r>
+              <w:rPr>
+                <w:rStyle w:val="Hyperlink"/>
+                <w:noProof/>
+              </w:rPr>
+              <w:t>Problem Statement</w:t>
+            </w:r>
+            <w:r>
+              <w:rPr>
+                <w:noProof/>
+                <w:webHidden/>
+              </w:rPr>
+              <w:tab/>
+            </w:r>
+            <w:r>
+              <w:rPr>
+                <w:noProof/>
+                <w:webHidden/>
+              </w:rPr>
+              <w:fldChar w:fldCharType="begin"/>
+            </w:r>
+            <w:r>
+              <w:rPr>
+                <w:noProof/>
+                <w:webHidden/>
+              </w:rPr>
+              <w:instrText xml:space="preserve"> PAGEREF _Toc233796047 \h </w:instrText>
+            </w:r>
+            <w:r>
+              <w:rPr>
+                <w:noProof/>
+                <w:webHidden/>
+              </w:rPr>
+            </w:r>
+            <w:r>
+              <w:rPr>
+                <w:noProof/>
+                <w:webHidden/>
+              </w:rPr>
+              <w:fldChar w:fldCharType="separate"/>
+            </w:r>
+            <w:r>
+              <w:rPr>
+                <w:noProof/>
+                <w:webHidden/>
+              </w:rPr>
+              <w:t>5</w:t>
+            </w:r>
+            <w:r>
+              <w:rPr>
+                <w:noProof/>
+                <w:webHidden/>
+              </w:rPr>
+              <w:fldChar w:fldCharType="end"/>
+            </w:r>
+          </w:hyperlink>
+        </w:p>
+        <w:p>
+          <w:pPr>
+            <w:pStyle w:val="TOC2"/>
+            <w:tabs>
+              <w:tab w:val="left" w:pos="960"/>
+              <w:tab w:val="right" w:leader="dot" w:pos="9016"/>
+            </w:tabs>
+            <w:rPr>
+              <w:noProof/>
+              <w:sz w:val="24"/>
+              <w:szCs w:val="24"/>
+              <w:lang w:eastAsia="en-GB"/>
+            </w:rPr>
+          </w:pPr>
+          <w:hyperlink w:anchor="_Toc233796048" w:history="1">
+            <w:r>
+              <w:rPr>
+                <w:rStyle w:val="Hyperlink"/>
+                <w:noProof/>
+              </w:rPr>
+              <w:t>1.6.</w:t>
+            </w:r>
+            <w:r>
+              <w:rPr>
+                <w:noProof/>
+                <w:sz w:val="24"/>
+                <w:szCs w:val="24"/>
+                <w:lang w:eastAsia="en-GB"/>
+              </w:rPr>
+              <w:tab/>
+            </w:r>
+            <w:r>
+              <w:rPr>
+                <w:rStyle w:val="Hyperlink"/>
+                <w:noProof/>
+              </w:rPr>
+              <w:t>Research Question</w:t>
+            </w:r>
+            <w:r>
+              <w:rPr>
+                <w:noProof/>
+                <w:webHidden/>
+              </w:rPr>
+              <w:tab/>
+            </w:r>
+            <w:r>
+              <w:rPr>
+                <w:noProof/>
+                <w:webHidden/>
+              </w:rPr>
+              <w:fldChar w:fldCharType="begin"/>
+            </w:r>
+            <w:r>
+              <w:rPr>
+                <w:noProof/>
+                <w:webHidden/>
+              </w:rPr>
+              <w:instrText xml:space="preserve"> PAGEREF _Toc233796048 \h </w:instrText>
+            </w:r>
+            <w:r>
+              <w:rPr>
+                <w:noProof/>
+                <w:webHidden/>
+              </w:rPr>
+            </w:r>
+            <w:r>
+              <w:rPr>
+                <w:noProof/>
+                <w:webHidden/>
+              </w:rPr>
+              <w:fldChar w:fldCharType="separate"/>
+            </w:r>
+            <w:r>
+              <w:rPr>
+                <w:noProof/>
+                <w:webHidden/>
+              </w:rPr>
+              <w:t>5</w:t>
+            </w:r>
+            <w:r>
+              <w:rPr>
+                <w:noProof/>
+                <w:webHidden/>
+              </w:rPr>
+              <w:fldChar w:fldCharType="end"/>
+            </w:r>
+          </w:hyperlink>
+        </w:p>
+        <w:p>
+          <w:pPr>
+            <w:pStyle w:val="TOC2"/>
+            <w:tabs>
+              <w:tab w:val="left" w:pos="960"/>
+              <w:tab w:val="right" w:leader="dot" w:pos="9016"/>
+            </w:tabs>
+            <w:rPr>
+              <w:noProof/>
+              <w:sz w:val="24"/>
+              <w:szCs w:val="24"/>
+              <w:lang w:eastAsia="en-GB"/>
+            </w:rPr>
+          </w:pPr>
+          <w:hyperlink w:anchor="_Toc233796049" w:history="1">
+            <w:r>
+              <w:rPr>
+                <w:rStyle w:val="Hyperlink"/>
+                <w:noProof/>
+              </w:rPr>
+              <w:t>1.7.</w:t>
+            </w:r>
+            <w:r>
+              <w:rPr>
+                <w:noProof/>
+                <w:sz w:val="24"/>
+                <w:szCs w:val="24"/>
+                <w:lang w:eastAsia="en-GB"/>
+              </w:rPr>
+              <w:tab/>
+            </w:r>
+            <w:r>
+              <w:rPr>
+                <w:rStyle w:val="Hyperlink"/>
+                <w:noProof/>
+              </w:rPr>
+              <w:t>Chapter 1 conclusion</w:t>
+            </w:r>
+            <w:r>
+              <w:rPr>
+                <w:noProof/>
+                <w:webHidden/>
+              </w:rPr>
+              <w:tab/>
+            </w:r>
+            <w:r>
+              <w:rPr>
+                <w:noProof/>
+                <w:webHidden/>
+              </w:rPr>
+              <w:fldChar w:fldCharType="begin"/>
+            </w:r>
+            <w:r>
+              <w:rPr>
+                <w:noProof/>
+                <w:webHidden/>
+              </w:rPr>
+              <w:instrText xml:space="preserve"> PAGEREF _Toc233796049 \h </w:instrText>
+            </w:r>
+            <w:r>
+              <w:rPr>
+                <w:noProof/>
+                <w:webHidden/>
+              </w:rPr>
+            </w:r>
+            <w:r>
+              <w:rPr>
+                <w:noProof/>
+                <w:webHidden/>
+              </w:rPr>
+              <w:fldChar w:fldCharType="separate"/>
+            </w:r>
+            <w:r>
+              <w:rPr>
+                <w:noProof/>
+                <w:webHidden/>
+              </w:rPr>
+              <w:t>5</w:t>
             </w:r>
             <w:r>
               <w:rPr>
@@ -3898,21 +4290,25 @@
             </w:tabs>
             <w:rPr>
               <w:noProof/>
-              <w:lang w:eastAsia="en-IE"/>
+              <w:sz w:val="24"/>
+              <w:szCs w:val="24"/>
+              <w:lang w:eastAsia="en-GB"/>
             </w:rPr>
           </w:pPr>
-          <w:hyperlink w:anchor="_Toc101374248" w:history="1">
+          <w:hyperlink w:anchor="_Toc233796050" w:history="1">
             <w:r>
               <w:rPr>
                 <w:rStyle w:val="Hyperlink"/>
                 <w:noProof/>
               </w:rPr>
-              <w:t>2.</w:t>
-            </w:r>
-            <w:r>
-              <w:rPr>
-                <w:noProof/>
-                <w:lang w:eastAsia="en-IE"/>
+              <w:t>1.</w:t>
+            </w:r>
+            <w:r>
+              <w:rPr>
+                <w:noProof/>
+                <w:sz w:val="24"/>
+                <w:szCs w:val="24"/>
+                <w:lang w:eastAsia="en-GB"/>
               </w:rPr>
               <w:tab/>
             </w:r>
@@ -3921,7 +4317,7 @@
                 <w:rStyle w:val="Hyperlink"/>
                 <w:noProof/>
               </w:rPr>
-              <w:t>Chapter Name</w:t>
+              <w:t>Literature Review</w:t>
             </w:r>
             <w:r>
               <w:rPr>
@@ -3942,7 +4338,7 @@
                 <w:noProof/>
                 <w:webHidden/>
               </w:rPr>
-              <w:instrText xml:space="preserve"> PAGEREF _Toc101374248 \h </w:instrText>
+              <w:instrText xml:space="preserve"> PAGEREF _Toc233796050 \h </w:instrText>
             </w:r>
             <w:r>
               <w:rPr>
@@ -3962,7 +4358,7 @@
                 <w:noProof/>
                 <w:webHidden/>
               </w:rPr>
-              <w:t>3</w:t>
+              <w:t>7</w:t>
             </w:r>
             <w:r>
               <w:rPr>
@@ -3977,26 +4373,30 @@
           <w:pPr>
             <w:pStyle w:val="TOC2"/>
             <w:tabs>
-              <w:tab w:val="left" w:pos="880"/>
+              <w:tab w:val="left" w:pos="960"/>
               <w:tab w:val="right" w:leader="dot" w:pos="9016"/>
             </w:tabs>
             <w:rPr>
               <w:noProof/>
-              <w:lang w:eastAsia="en-IE"/>
+              <w:sz w:val="24"/>
+              <w:szCs w:val="24"/>
+              <w:lang w:eastAsia="en-GB"/>
             </w:rPr>
           </w:pPr>
-          <w:hyperlink w:anchor="_Toc101374249" w:history="1">
+          <w:hyperlink w:anchor="_Toc233796051" w:history="1">
             <w:r>
               <w:rPr>
                 <w:rStyle w:val="Hyperlink"/>
                 <w:noProof/>
               </w:rPr>
-              <w:t>2.1.</w:t>
-            </w:r>
-            <w:r>
-              <w:rPr>
-                <w:noProof/>
-                <w:lang w:eastAsia="en-IE"/>
+              <w:t>1.1.</w:t>
+            </w:r>
+            <w:r>
+              <w:rPr>
+                <w:noProof/>
+                <w:sz w:val="24"/>
+                <w:szCs w:val="24"/>
+                <w:lang w:eastAsia="en-GB"/>
               </w:rPr>
               <w:tab/>
             </w:r>
@@ -4005,7 +4405,7 @@
                 <w:rStyle w:val="Hyperlink"/>
                 <w:noProof/>
               </w:rPr>
-              <w:t>Problem Context</w:t>
+              <w:t>Introduction</w:t>
             </w:r>
             <w:r>
               <w:rPr>
@@ -4026,7 +4426,7 @@
                 <w:noProof/>
                 <w:webHidden/>
               </w:rPr>
-              <w:instrText xml:space="preserve"> PAGEREF _Toc101374249 \h </w:instrText>
+              <w:instrText xml:space="preserve"> PAGEREF _Toc233796051 \h </w:instrText>
             </w:r>
             <w:r>
               <w:rPr>
@@ -4046,7 +4446,7 @@
                 <w:noProof/>
                 <w:webHidden/>
               </w:rPr>
-              <w:t>3</w:t>
+              <w:t>7</w:t>
             </w:r>
             <w:r>
               <w:rPr>
@@ -4061,26 +4461,30 @@
           <w:pPr>
             <w:pStyle w:val="TOC2"/>
             <w:tabs>
-              <w:tab w:val="left" w:pos="880"/>
+              <w:tab w:val="left" w:pos="960"/>
               <w:tab w:val="right" w:leader="dot" w:pos="9016"/>
             </w:tabs>
             <w:rPr>
               <w:noProof/>
-              <w:lang w:eastAsia="en-IE"/>
+              <w:sz w:val="24"/>
+              <w:szCs w:val="24"/>
+              <w:lang w:eastAsia="en-GB"/>
             </w:rPr>
           </w:pPr>
-          <w:hyperlink w:anchor="_Toc101374250" w:history="1">
+          <w:hyperlink w:anchor="_Toc233796052" w:history="1">
             <w:r>
               <w:rPr>
                 <w:rStyle w:val="Hyperlink"/>
                 <w:noProof/>
               </w:rPr>
-              <w:t>2.2.</w:t>
-            </w:r>
-            <w:r>
-              <w:rPr>
-                <w:noProof/>
-                <w:lang w:eastAsia="en-IE"/>
+              <w:t>1.2.</w:t>
+            </w:r>
+            <w:r>
+              <w:rPr>
+                <w:noProof/>
+                <w:sz w:val="24"/>
+                <w:szCs w:val="24"/>
+                <w:lang w:eastAsia="en-GB"/>
               </w:rPr>
               <w:tab/>
             </w:r>
@@ -4089,7 +4493,7 @@
                 <w:rStyle w:val="Hyperlink"/>
                 <w:noProof/>
               </w:rPr>
-              <w:t>Report Outline</w:t>
+              <w:t>Problem Context</w:t>
             </w:r>
             <w:r>
               <w:rPr>
@@ -4110,7 +4514,7 @@
                 <w:noProof/>
                 <w:webHidden/>
               </w:rPr>
-              <w:instrText xml:space="preserve"> PAGEREF _Toc101374250 \h </w:instrText>
+              <w:instrText xml:space="preserve"> PAGEREF _Toc233796052 \h </w:instrText>
             </w:r>
             <w:r>
               <w:rPr>
@@ -4130,7 +4534,7 @@
                 <w:noProof/>
                 <w:webHidden/>
               </w:rPr>
-              <w:t>3</w:t>
+              <w:t>7</w:t>
             </w:r>
             <w:r>
               <w:rPr>
@@ -4145,26 +4549,30 @@
           <w:pPr>
             <w:pStyle w:val="TOC2"/>
             <w:tabs>
-              <w:tab w:val="left" w:pos="880"/>
+              <w:tab w:val="left" w:pos="960"/>
               <w:tab w:val="right" w:leader="dot" w:pos="9016"/>
             </w:tabs>
             <w:rPr>
               <w:noProof/>
-              <w:lang w:eastAsia="en-IE"/>
+              <w:sz w:val="24"/>
+              <w:szCs w:val="24"/>
+              <w:lang w:eastAsia="en-GB"/>
             </w:rPr>
           </w:pPr>
-          <w:hyperlink w:anchor="_Toc101374251" w:history="1">
+          <w:hyperlink w:anchor="_Toc233796053" w:history="1">
             <w:r>
               <w:rPr>
                 <w:rStyle w:val="Hyperlink"/>
                 <w:noProof/>
               </w:rPr>
-              <w:t>2.3.</w:t>
-            </w:r>
-            <w:r>
-              <w:rPr>
-                <w:noProof/>
-                <w:lang w:eastAsia="en-IE"/>
+              <w:t>1.3.</w:t>
+            </w:r>
+            <w:r>
+              <w:rPr>
+                <w:noProof/>
+                <w:sz w:val="24"/>
+                <w:szCs w:val="24"/>
+                <w:lang w:eastAsia="en-GB"/>
               </w:rPr>
               <w:tab/>
             </w:r>
@@ -4173,7 +4581,7 @@
                 <w:rStyle w:val="Hyperlink"/>
                 <w:noProof/>
               </w:rPr>
-              <w:t>Tables</w:t>
+              <w:t>Digital Transformation and Enterprise Architecture</w:t>
             </w:r>
             <w:r>
               <w:rPr>
@@ -4194,7 +4602,7 @@
                 <w:noProof/>
                 <w:webHidden/>
               </w:rPr>
-              <w:instrText xml:space="preserve"> PAGEREF _Toc101374251 \h </w:instrText>
+              <w:instrText xml:space="preserve"> PAGEREF _Toc233796053 \h </w:instrText>
             </w:r>
             <w:r>
               <w:rPr>
@@ -4214,7 +4622,271 @@
                 <w:noProof/>
                 <w:webHidden/>
               </w:rPr>
-              <w:t>4</w:t>
+              <w:t>8</w:t>
+            </w:r>
+            <w:r>
+              <w:rPr>
+                <w:noProof/>
+                <w:webHidden/>
+              </w:rPr>
+              <w:fldChar w:fldCharType="end"/>
+            </w:r>
+          </w:hyperlink>
+        </w:p>
+        <w:p>
+          <w:pPr>
+            <w:pStyle w:val="TOC3"/>
+            <w:tabs>
+              <w:tab w:val="left" w:pos="1200"/>
+              <w:tab w:val="right" w:leader="dot" w:pos="9016"/>
+            </w:tabs>
+            <w:rPr>
+              <w:noProof/>
+              <w:sz w:val="24"/>
+              <w:szCs w:val="24"/>
+              <w:lang w:val="en-IE" w:eastAsia="en-GB"/>
+            </w:rPr>
+          </w:pPr>
+          <w:hyperlink w:anchor="_Toc233796054" w:history="1">
+            <w:r>
+              <w:rPr>
+                <w:rStyle w:val="Hyperlink"/>
+                <w:noProof/>
+              </w:rPr>
+              <w:t>1.3.1.</w:t>
+            </w:r>
+            <w:r>
+              <w:rPr>
+                <w:noProof/>
+                <w:sz w:val="24"/>
+                <w:szCs w:val="24"/>
+                <w:lang w:val="en-IE" w:eastAsia="en-GB"/>
+              </w:rPr>
+              <w:tab/>
+            </w:r>
+            <w:r>
+              <w:rPr>
+                <w:rStyle w:val="Hyperlink"/>
+                <w:noProof/>
+              </w:rPr>
+              <w:t>Digital Transformation in the Postal Sector</w:t>
+            </w:r>
+            <w:r>
+              <w:rPr>
+                <w:noProof/>
+                <w:webHidden/>
+              </w:rPr>
+              <w:tab/>
+            </w:r>
+            <w:r>
+              <w:rPr>
+                <w:noProof/>
+                <w:webHidden/>
+              </w:rPr>
+              <w:fldChar w:fldCharType="begin"/>
+            </w:r>
+            <w:r>
+              <w:rPr>
+                <w:noProof/>
+                <w:webHidden/>
+              </w:rPr>
+              <w:instrText xml:space="preserve"> PAGEREF _Toc233796054 \h </w:instrText>
+            </w:r>
+            <w:r>
+              <w:rPr>
+                <w:noProof/>
+                <w:webHidden/>
+              </w:rPr>
+            </w:r>
+            <w:r>
+              <w:rPr>
+                <w:noProof/>
+                <w:webHidden/>
+              </w:rPr>
+              <w:fldChar w:fldCharType="separate"/>
+            </w:r>
+            <w:r>
+              <w:rPr>
+                <w:noProof/>
+                <w:webHidden/>
+              </w:rPr>
+              <w:t>8</w:t>
+            </w:r>
+            <w:r>
+              <w:rPr>
+                <w:noProof/>
+                <w:webHidden/>
+              </w:rPr>
+              <w:fldChar w:fldCharType="end"/>
+            </w:r>
+          </w:hyperlink>
+        </w:p>
+        <w:p>
+          <w:pPr>
+            <w:pStyle w:val="TOC3"/>
+            <w:tabs>
+              <w:tab w:val="left" w:pos="1200"/>
+              <w:tab w:val="right" w:leader="dot" w:pos="9016"/>
+            </w:tabs>
+            <w:rPr>
+              <w:noProof/>
+              <w:sz w:val="24"/>
+              <w:szCs w:val="24"/>
+              <w:lang w:val="en-IE" w:eastAsia="en-GB"/>
+            </w:rPr>
+          </w:pPr>
+          <w:hyperlink w:anchor="_Toc233796055" w:history="1">
+            <w:r>
+              <w:rPr>
+                <w:rStyle w:val="Hyperlink"/>
+                <w:noProof/>
+              </w:rPr>
+              <w:t>1.3.2.</w:t>
+            </w:r>
+            <w:r>
+              <w:rPr>
+                <w:noProof/>
+                <w:sz w:val="24"/>
+                <w:szCs w:val="24"/>
+                <w:lang w:val="en-IE" w:eastAsia="en-GB"/>
+              </w:rPr>
+              <w:tab/>
+            </w:r>
+            <w:r>
+              <w:rPr>
+                <w:rStyle w:val="Hyperlink"/>
+                <w:noProof/>
+              </w:rPr>
+              <w:t>Enterprise Architecture for Digital Transformations</w:t>
+            </w:r>
+            <w:r>
+              <w:rPr>
+                <w:noProof/>
+                <w:webHidden/>
+              </w:rPr>
+              <w:tab/>
+            </w:r>
+            <w:r>
+              <w:rPr>
+                <w:noProof/>
+                <w:webHidden/>
+              </w:rPr>
+              <w:fldChar w:fldCharType="begin"/>
+            </w:r>
+            <w:r>
+              <w:rPr>
+                <w:noProof/>
+                <w:webHidden/>
+              </w:rPr>
+              <w:instrText xml:space="preserve"> PAGEREF _Toc233796055 \h </w:instrText>
+            </w:r>
+            <w:r>
+              <w:rPr>
+                <w:noProof/>
+                <w:webHidden/>
+              </w:rPr>
+            </w:r>
+            <w:r>
+              <w:rPr>
+                <w:noProof/>
+                <w:webHidden/>
+              </w:rPr>
+              <w:fldChar w:fldCharType="separate"/>
+            </w:r>
+            <w:r>
+              <w:rPr>
+                <w:noProof/>
+                <w:webHidden/>
+              </w:rPr>
+              <w:t>9</w:t>
+            </w:r>
+            <w:r>
+              <w:rPr>
+                <w:noProof/>
+                <w:webHidden/>
+              </w:rPr>
+              <w:fldChar w:fldCharType="end"/>
+            </w:r>
+          </w:hyperlink>
+        </w:p>
+        <w:p>
+          <w:pPr>
+            <w:pStyle w:val="TOC3"/>
+            <w:tabs>
+              <w:tab w:val="left" w:pos="1200"/>
+              <w:tab w:val="right" w:leader="dot" w:pos="9016"/>
+            </w:tabs>
+            <w:rPr>
+              <w:noProof/>
+              <w:sz w:val="24"/>
+              <w:szCs w:val="24"/>
+              <w:lang w:val="en-IE" w:eastAsia="en-GB"/>
+            </w:rPr>
+          </w:pPr>
+          <w:hyperlink w:anchor="_Toc233796056" w:history="1">
+            <w:r>
+              <w:rPr>
+                <w:rStyle w:val="Hyperlink"/>
+                <w:noProof/>
+              </w:rPr>
+              <w:t>1.3.3.</w:t>
+            </w:r>
+            <w:r>
+              <w:rPr>
+                <w:noProof/>
+                <w:sz w:val="24"/>
+                <w:szCs w:val="24"/>
+                <w:lang w:val="en-IE" w:eastAsia="en-GB"/>
+              </w:rPr>
+              <w:tab/>
+            </w:r>
+            <w:r>
+              <w:rPr>
+                <w:rStyle w:val="Hyperlink"/>
+                <w:noProof/>
+              </w:rPr>
+              <w:t>Domain Driven Enterprise</w:t>
+            </w:r>
+            <w:r>
+              <w:rPr>
+                <w:noProof/>
+                <w:webHidden/>
+              </w:rPr>
+              <w:tab/>
+            </w:r>
+            <w:r>
+              <w:rPr>
+                <w:noProof/>
+                <w:webHidden/>
+              </w:rPr>
+              <w:fldChar w:fldCharType="begin"/>
+            </w:r>
+            <w:r>
+              <w:rPr>
+                <w:noProof/>
+                <w:webHidden/>
+              </w:rPr>
+              <w:instrText xml:space="preserve"> PAGEREF _Toc233796056 \h </w:instrText>
+            </w:r>
+            <w:r>
+              <w:rPr>
+                <w:noProof/>
+                <w:webHidden/>
+              </w:rPr>
+            </w:r>
+            <w:r>
+              <w:rPr>
+                <w:noProof/>
+                <w:webHidden/>
+              </w:rPr>
+              <w:fldChar w:fldCharType="separate"/>
+            </w:r>
+            <w:r>
+              <w:rPr>
+                <w:noProof/>
+                <w:webHidden/>
+              </w:rPr>
+              <w:t>9</w:t>
             </w:r>
             <w:r>
               <w:rPr>
@@ -4229,26 +4901,30 @@
           <w:pPr>
             <w:pStyle w:val="TOC2"/>
             <w:tabs>
-              <w:tab w:val="left" w:pos="880"/>
+              <w:tab w:val="left" w:pos="960"/>
               <w:tab w:val="right" w:leader="dot" w:pos="9016"/>
             </w:tabs>
             <w:rPr>
               <w:noProof/>
-              <w:lang w:eastAsia="en-IE"/>
+              <w:sz w:val="24"/>
+              <w:szCs w:val="24"/>
+              <w:lang w:eastAsia="en-GB"/>
             </w:rPr>
           </w:pPr>
-          <w:hyperlink w:anchor="_Toc101374252" w:history="1">
+          <w:hyperlink w:anchor="_Toc233796057" w:history="1">
             <w:r>
               <w:rPr>
                 <w:rStyle w:val="Hyperlink"/>
                 <w:noProof/>
               </w:rPr>
-              <w:t>2.4.</w:t>
-            </w:r>
-            <w:r>
-              <w:rPr>
-                <w:noProof/>
-                <w:lang w:eastAsia="en-IE"/>
+              <w:t>1.4.</w:t>
+            </w:r>
+            <w:r>
+              <w:rPr>
+                <w:noProof/>
+                <w:sz w:val="24"/>
+                <w:szCs w:val="24"/>
+                <w:lang w:eastAsia="en-GB"/>
               </w:rPr>
               <w:tab/>
             </w:r>
@@ -4257,7 +4933,7 @@
                 <w:rStyle w:val="Hyperlink"/>
                 <w:noProof/>
               </w:rPr>
-              <w:t>Code and Formulae</w:t>
+              <w:t>The transition from Monoliths to Domain Driven Microservices</w:t>
             </w:r>
             <w:r>
               <w:rPr>
@@ -4278,7 +4954,7 @@
                 <w:noProof/>
                 <w:webHidden/>
               </w:rPr>
-              <w:instrText xml:space="preserve"> PAGEREF _Toc101374252 \h </w:instrText>
+              <w:instrText xml:space="preserve"> PAGEREF _Toc233796057 \h </w:instrText>
             </w:r>
             <w:r>
               <w:rPr>
@@ -4298,7 +4974,2295 @@
                 <w:noProof/>
                 <w:webHidden/>
               </w:rPr>
-              <w:t>5</w:t>
+              <w:t>9</w:t>
+            </w:r>
+            <w:r>
+              <w:rPr>
+                <w:noProof/>
+                <w:webHidden/>
+              </w:rPr>
+              <w:fldChar w:fldCharType="end"/>
+            </w:r>
+          </w:hyperlink>
+        </w:p>
+        <w:p>
+          <w:pPr>
+            <w:pStyle w:val="TOC3"/>
+            <w:tabs>
+              <w:tab w:val="left" w:pos="1200"/>
+              <w:tab w:val="right" w:leader="dot" w:pos="9016"/>
+            </w:tabs>
+            <w:rPr>
+              <w:noProof/>
+              <w:sz w:val="24"/>
+              <w:szCs w:val="24"/>
+              <w:lang w:val="en-IE" w:eastAsia="en-GB"/>
+            </w:rPr>
+          </w:pPr>
+          <w:hyperlink w:anchor="_Toc233796058" w:history="1">
+            <w:r>
+              <w:rPr>
+                <w:rStyle w:val="Hyperlink"/>
+                <w:noProof/>
+              </w:rPr>
+              <w:t>1.4.1.</w:t>
+            </w:r>
+            <w:r>
+              <w:rPr>
+                <w:noProof/>
+                <w:sz w:val="24"/>
+                <w:szCs w:val="24"/>
+                <w:lang w:val="en-IE" w:eastAsia="en-GB"/>
+              </w:rPr>
+              <w:tab/>
+            </w:r>
+            <w:r>
+              <w:rPr>
+                <w:rStyle w:val="Hyperlink"/>
+                <w:noProof/>
+              </w:rPr>
+              <w:t>Monolithic Architecture</w:t>
+            </w:r>
+            <w:r>
+              <w:rPr>
+                <w:noProof/>
+                <w:webHidden/>
+              </w:rPr>
+              <w:tab/>
+            </w:r>
+            <w:r>
+              <w:rPr>
+                <w:noProof/>
+                <w:webHidden/>
+              </w:rPr>
+              <w:fldChar w:fldCharType="begin"/>
+            </w:r>
+            <w:r>
+              <w:rPr>
+                <w:noProof/>
+                <w:webHidden/>
+              </w:rPr>
+              <w:instrText xml:space="preserve"> PAGEREF _Toc233796058 \h </w:instrText>
+            </w:r>
+            <w:r>
+              <w:rPr>
+                <w:noProof/>
+                <w:webHidden/>
+              </w:rPr>
+            </w:r>
+            <w:r>
+              <w:rPr>
+                <w:noProof/>
+                <w:webHidden/>
+              </w:rPr>
+              <w:fldChar w:fldCharType="separate"/>
+            </w:r>
+            <w:r>
+              <w:rPr>
+                <w:noProof/>
+                <w:webHidden/>
+              </w:rPr>
+              <w:t>10</w:t>
+            </w:r>
+            <w:r>
+              <w:rPr>
+                <w:noProof/>
+                <w:webHidden/>
+              </w:rPr>
+              <w:fldChar w:fldCharType="end"/>
+            </w:r>
+          </w:hyperlink>
+        </w:p>
+        <w:p>
+          <w:pPr>
+            <w:pStyle w:val="TOC3"/>
+            <w:tabs>
+              <w:tab w:val="left" w:pos="1200"/>
+              <w:tab w:val="right" w:leader="dot" w:pos="9016"/>
+            </w:tabs>
+            <w:rPr>
+              <w:noProof/>
+              <w:sz w:val="24"/>
+              <w:szCs w:val="24"/>
+              <w:lang w:val="en-IE" w:eastAsia="en-GB"/>
+            </w:rPr>
+          </w:pPr>
+          <w:hyperlink w:anchor="_Toc233796059" w:history="1">
+            <w:r>
+              <w:rPr>
+                <w:rStyle w:val="Hyperlink"/>
+                <w:noProof/>
+              </w:rPr>
+              <w:t>1.4.2.</w:t>
+            </w:r>
+            <w:r>
+              <w:rPr>
+                <w:noProof/>
+                <w:sz w:val="24"/>
+                <w:szCs w:val="24"/>
+                <w:lang w:val="en-IE" w:eastAsia="en-GB"/>
+              </w:rPr>
+              <w:tab/>
+            </w:r>
+            <w:r>
+              <w:rPr>
+                <w:rStyle w:val="Hyperlink"/>
+                <w:noProof/>
+              </w:rPr>
+              <w:t>Microservice Architecture</w:t>
+            </w:r>
+            <w:r>
+              <w:rPr>
+                <w:noProof/>
+                <w:webHidden/>
+              </w:rPr>
+              <w:tab/>
+            </w:r>
+            <w:r>
+              <w:rPr>
+                <w:noProof/>
+                <w:webHidden/>
+              </w:rPr>
+              <w:fldChar w:fldCharType="begin"/>
+            </w:r>
+            <w:r>
+              <w:rPr>
+                <w:noProof/>
+                <w:webHidden/>
+              </w:rPr>
+              <w:instrText xml:space="preserve"> PAGEREF _Toc233796059 \h </w:instrText>
+            </w:r>
+            <w:r>
+              <w:rPr>
+                <w:noProof/>
+                <w:webHidden/>
+              </w:rPr>
+            </w:r>
+            <w:r>
+              <w:rPr>
+                <w:noProof/>
+                <w:webHidden/>
+              </w:rPr>
+              <w:fldChar w:fldCharType="separate"/>
+            </w:r>
+            <w:r>
+              <w:rPr>
+                <w:noProof/>
+                <w:webHidden/>
+              </w:rPr>
+              <w:t>10</w:t>
+            </w:r>
+            <w:r>
+              <w:rPr>
+                <w:noProof/>
+                <w:webHidden/>
+              </w:rPr>
+              <w:fldChar w:fldCharType="end"/>
+            </w:r>
+          </w:hyperlink>
+        </w:p>
+        <w:p>
+          <w:pPr>
+            <w:pStyle w:val="TOC3"/>
+            <w:tabs>
+              <w:tab w:val="left" w:pos="1200"/>
+              <w:tab w:val="right" w:leader="dot" w:pos="9016"/>
+            </w:tabs>
+            <w:rPr>
+              <w:noProof/>
+              <w:sz w:val="24"/>
+              <w:szCs w:val="24"/>
+              <w:lang w:val="en-IE" w:eastAsia="en-GB"/>
+            </w:rPr>
+          </w:pPr>
+          <w:hyperlink w:anchor="_Toc233796060" w:history="1">
+            <w:r>
+              <w:rPr>
+                <w:rStyle w:val="Hyperlink"/>
+                <w:noProof/>
+              </w:rPr>
+              <w:t>1.4.3.</w:t>
+            </w:r>
+            <w:r>
+              <w:rPr>
+                <w:noProof/>
+                <w:sz w:val="24"/>
+                <w:szCs w:val="24"/>
+                <w:lang w:val="en-IE" w:eastAsia="en-GB"/>
+              </w:rPr>
+              <w:tab/>
+            </w:r>
+            <w:r>
+              <w:rPr>
+                <w:rStyle w:val="Hyperlink"/>
+                <w:noProof/>
+              </w:rPr>
+              <w:t>Domain Driven Design with Microservices and System of Systems</w:t>
+            </w:r>
+            <w:r>
+              <w:rPr>
+                <w:noProof/>
+                <w:webHidden/>
+              </w:rPr>
+              <w:tab/>
+            </w:r>
+            <w:r>
+              <w:rPr>
+                <w:noProof/>
+                <w:webHidden/>
+              </w:rPr>
+              <w:fldChar w:fldCharType="begin"/>
+            </w:r>
+            <w:r>
+              <w:rPr>
+                <w:noProof/>
+                <w:webHidden/>
+              </w:rPr>
+              <w:instrText xml:space="preserve"> PAGEREF _Toc233796060 \h </w:instrText>
+            </w:r>
+            <w:r>
+              <w:rPr>
+                <w:noProof/>
+                <w:webHidden/>
+              </w:rPr>
+            </w:r>
+            <w:r>
+              <w:rPr>
+                <w:noProof/>
+                <w:webHidden/>
+              </w:rPr>
+              <w:fldChar w:fldCharType="separate"/>
+            </w:r>
+            <w:r>
+              <w:rPr>
+                <w:noProof/>
+                <w:webHidden/>
+              </w:rPr>
+              <w:t>10</w:t>
+            </w:r>
+            <w:r>
+              <w:rPr>
+                <w:noProof/>
+                <w:webHidden/>
+              </w:rPr>
+              <w:fldChar w:fldCharType="end"/>
+            </w:r>
+          </w:hyperlink>
+        </w:p>
+        <w:p>
+          <w:pPr>
+            <w:pStyle w:val="TOC3"/>
+            <w:tabs>
+              <w:tab w:val="left" w:pos="1200"/>
+              <w:tab w:val="right" w:leader="dot" w:pos="9016"/>
+            </w:tabs>
+            <w:rPr>
+              <w:noProof/>
+              <w:sz w:val="24"/>
+              <w:szCs w:val="24"/>
+              <w:lang w:val="en-IE" w:eastAsia="en-GB"/>
+            </w:rPr>
+          </w:pPr>
+          <w:hyperlink w:anchor="_Toc233796061" w:history="1">
+            <w:r>
+              <w:rPr>
+                <w:rStyle w:val="Hyperlink"/>
+                <w:noProof/>
+              </w:rPr>
+              <w:t>1.4.4.</w:t>
+            </w:r>
+            <w:r>
+              <w:rPr>
+                <w:noProof/>
+                <w:sz w:val="24"/>
+                <w:szCs w:val="24"/>
+                <w:lang w:val="en-IE" w:eastAsia="en-GB"/>
+              </w:rPr>
+              <w:tab/>
+            </w:r>
+            <w:r>
+              <w:rPr>
+                <w:rStyle w:val="Hyperlink"/>
+                <w:noProof/>
+              </w:rPr>
+              <w:t>Migration Strategies</w:t>
+            </w:r>
+            <w:r>
+              <w:rPr>
+                <w:noProof/>
+                <w:webHidden/>
+              </w:rPr>
+              <w:tab/>
+            </w:r>
+            <w:r>
+              <w:rPr>
+                <w:noProof/>
+                <w:webHidden/>
+              </w:rPr>
+              <w:fldChar w:fldCharType="begin"/>
+            </w:r>
+            <w:r>
+              <w:rPr>
+                <w:noProof/>
+                <w:webHidden/>
+              </w:rPr>
+              <w:instrText xml:space="preserve"> PAGEREF _Toc233796061 \h </w:instrText>
+            </w:r>
+            <w:r>
+              <w:rPr>
+                <w:noProof/>
+                <w:webHidden/>
+              </w:rPr>
+            </w:r>
+            <w:r>
+              <w:rPr>
+                <w:noProof/>
+                <w:webHidden/>
+              </w:rPr>
+              <w:fldChar w:fldCharType="separate"/>
+            </w:r>
+            <w:r>
+              <w:rPr>
+                <w:noProof/>
+                <w:webHidden/>
+              </w:rPr>
+              <w:t>10</w:t>
+            </w:r>
+            <w:r>
+              <w:rPr>
+                <w:noProof/>
+                <w:webHidden/>
+              </w:rPr>
+              <w:fldChar w:fldCharType="end"/>
+            </w:r>
+          </w:hyperlink>
+        </w:p>
+        <w:p>
+          <w:pPr>
+            <w:pStyle w:val="TOC2"/>
+            <w:tabs>
+              <w:tab w:val="left" w:pos="960"/>
+              <w:tab w:val="right" w:leader="dot" w:pos="9016"/>
+            </w:tabs>
+            <w:rPr>
+              <w:noProof/>
+              <w:sz w:val="24"/>
+              <w:szCs w:val="24"/>
+              <w:lang w:eastAsia="en-GB"/>
+            </w:rPr>
+          </w:pPr>
+          <w:hyperlink w:anchor="_Toc233796062" w:history="1">
+            <w:r>
+              <w:rPr>
+                <w:rStyle w:val="Hyperlink"/>
+                <w:noProof/>
+              </w:rPr>
+              <w:t>1.5.</w:t>
+            </w:r>
+            <w:r>
+              <w:rPr>
+                <w:noProof/>
+                <w:sz w:val="24"/>
+                <w:szCs w:val="24"/>
+                <w:lang w:eastAsia="en-GB"/>
+              </w:rPr>
+              <w:tab/>
+            </w:r>
+            <w:r>
+              <w:rPr>
+                <w:rStyle w:val="Hyperlink"/>
+                <w:noProof/>
+              </w:rPr>
+              <w:t>Event-Driven Architecture and Event Aggregation</w:t>
+            </w:r>
+            <w:r>
+              <w:rPr>
+                <w:noProof/>
+                <w:webHidden/>
+              </w:rPr>
+              <w:tab/>
+            </w:r>
+            <w:r>
+              <w:rPr>
+                <w:noProof/>
+                <w:webHidden/>
+              </w:rPr>
+              <w:fldChar w:fldCharType="begin"/>
+            </w:r>
+            <w:r>
+              <w:rPr>
+                <w:noProof/>
+                <w:webHidden/>
+              </w:rPr>
+              <w:instrText xml:space="preserve"> PAGEREF _Toc233796062 \h </w:instrText>
+            </w:r>
+            <w:r>
+              <w:rPr>
+                <w:noProof/>
+                <w:webHidden/>
+              </w:rPr>
+            </w:r>
+            <w:r>
+              <w:rPr>
+                <w:noProof/>
+                <w:webHidden/>
+              </w:rPr>
+              <w:fldChar w:fldCharType="separate"/>
+            </w:r>
+            <w:r>
+              <w:rPr>
+                <w:noProof/>
+                <w:webHidden/>
+              </w:rPr>
+              <w:t>10</w:t>
+            </w:r>
+            <w:r>
+              <w:rPr>
+                <w:noProof/>
+                <w:webHidden/>
+              </w:rPr>
+              <w:fldChar w:fldCharType="end"/>
+            </w:r>
+          </w:hyperlink>
+        </w:p>
+        <w:p>
+          <w:pPr>
+            <w:pStyle w:val="TOC3"/>
+            <w:tabs>
+              <w:tab w:val="left" w:pos="1200"/>
+              <w:tab w:val="right" w:leader="dot" w:pos="9016"/>
+            </w:tabs>
+            <w:rPr>
+              <w:noProof/>
+              <w:sz w:val="24"/>
+              <w:szCs w:val="24"/>
+              <w:lang w:val="en-IE" w:eastAsia="en-GB"/>
+            </w:rPr>
+          </w:pPr>
+          <w:hyperlink w:anchor="_Toc233796063" w:history="1">
+            <w:r>
+              <w:rPr>
+                <w:rStyle w:val="Hyperlink"/>
+                <w:noProof/>
+              </w:rPr>
+              <w:t>1.5.1.</w:t>
+            </w:r>
+            <w:r>
+              <w:rPr>
+                <w:noProof/>
+                <w:sz w:val="24"/>
+                <w:szCs w:val="24"/>
+                <w:lang w:val="en-IE" w:eastAsia="en-GB"/>
+              </w:rPr>
+              <w:tab/>
+            </w:r>
+            <w:r>
+              <w:rPr>
+                <w:rStyle w:val="Hyperlink"/>
+                <w:noProof/>
+              </w:rPr>
+              <w:t>Event Driven Architecture</w:t>
+            </w:r>
+            <w:r>
+              <w:rPr>
+                <w:noProof/>
+                <w:webHidden/>
+              </w:rPr>
+              <w:tab/>
+            </w:r>
+            <w:r>
+              <w:rPr>
+                <w:noProof/>
+                <w:webHidden/>
+              </w:rPr>
+              <w:fldChar w:fldCharType="begin"/>
+            </w:r>
+            <w:r>
+              <w:rPr>
+                <w:noProof/>
+                <w:webHidden/>
+              </w:rPr>
+              <w:instrText xml:space="preserve"> PAGEREF _Toc233796063 \h </w:instrText>
+            </w:r>
+            <w:r>
+              <w:rPr>
+                <w:noProof/>
+                <w:webHidden/>
+              </w:rPr>
+            </w:r>
+            <w:r>
+              <w:rPr>
+                <w:noProof/>
+                <w:webHidden/>
+              </w:rPr>
+              <w:fldChar w:fldCharType="separate"/>
+            </w:r>
+            <w:r>
+              <w:rPr>
+                <w:noProof/>
+                <w:webHidden/>
+              </w:rPr>
+              <w:t>10</w:t>
+            </w:r>
+            <w:r>
+              <w:rPr>
+                <w:noProof/>
+                <w:webHidden/>
+              </w:rPr>
+              <w:fldChar w:fldCharType="end"/>
+            </w:r>
+          </w:hyperlink>
+        </w:p>
+        <w:p>
+          <w:pPr>
+            <w:pStyle w:val="TOC3"/>
+            <w:tabs>
+              <w:tab w:val="left" w:pos="1200"/>
+              <w:tab w:val="right" w:leader="dot" w:pos="9016"/>
+            </w:tabs>
+            <w:rPr>
+              <w:noProof/>
+              <w:sz w:val="24"/>
+              <w:szCs w:val="24"/>
+              <w:lang w:val="en-IE" w:eastAsia="en-GB"/>
+            </w:rPr>
+          </w:pPr>
+          <w:hyperlink w:anchor="_Toc233796064" w:history="1">
+            <w:r>
+              <w:rPr>
+                <w:rStyle w:val="Hyperlink"/>
+                <w:noProof/>
+              </w:rPr>
+              <w:t>1.5.2.</w:t>
+            </w:r>
+            <w:r>
+              <w:rPr>
+                <w:noProof/>
+                <w:sz w:val="24"/>
+                <w:szCs w:val="24"/>
+                <w:lang w:val="en-IE" w:eastAsia="en-GB"/>
+              </w:rPr>
+              <w:tab/>
+            </w:r>
+            <w:r>
+              <w:rPr>
+                <w:rStyle w:val="Hyperlink"/>
+                <w:noProof/>
+              </w:rPr>
+              <w:t>Event Streaming Systems and fault tolerance</w:t>
+            </w:r>
+            <w:r>
+              <w:rPr>
+                <w:noProof/>
+                <w:webHidden/>
+              </w:rPr>
+              <w:tab/>
+            </w:r>
+            <w:r>
+              <w:rPr>
+                <w:noProof/>
+                <w:webHidden/>
+              </w:rPr>
+              <w:fldChar w:fldCharType="begin"/>
+            </w:r>
+            <w:r>
+              <w:rPr>
+                <w:noProof/>
+                <w:webHidden/>
+              </w:rPr>
+              <w:instrText xml:space="preserve"> PAGEREF _Toc233796064 \h </w:instrText>
+            </w:r>
+            <w:r>
+              <w:rPr>
+                <w:noProof/>
+                <w:webHidden/>
+              </w:rPr>
+            </w:r>
+            <w:r>
+              <w:rPr>
+                <w:noProof/>
+                <w:webHidden/>
+              </w:rPr>
+              <w:fldChar w:fldCharType="separate"/>
+            </w:r>
+            <w:r>
+              <w:rPr>
+                <w:noProof/>
+                <w:webHidden/>
+              </w:rPr>
+              <w:t>10</w:t>
+            </w:r>
+            <w:r>
+              <w:rPr>
+                <w:noProof/>
+                <w:webHidden/>
+              </w:rPr>
+              <w:fldChar w:fldCharType="end"/>
+            </w:r>
+          </w:hyperlink>
+        </w:p>
+        <w:p>
+          <w:pPr>
+            <w:pStyle w:val="TOC3"/>
+            <w:tabs>
+              <w:tab w:val="left" w:pos="1200"/>
+              <w:tab w:val="right" w:leader="dot" w:pos="9016"/>
+            </w:tabs>
+            <w:rPr>
+              <w:noProof/>
+              <w:sz w:val="24"/>
+              <w:szCs w:val="24"/>
+              <w:lang w:val="en-IE" w:eastAsia="en-GB"/>
+            </w:rPr>
+          </w:pPr>
+          <w:hyperlink w:anchor="_Toc233796065" w:history="1">
+            <w:r>
+              <w:rPr>
+                <w:rStyle w:val="Hyperlink"/>
+                <w:noProof/>
+              </w:rPr>
+              <w:t>1.5.3.</w:t>
+            </w:r>
+            <w:r>
+              <w:rPr>
+                <w:noProof/>
+                <w:sz w:val="24"/>
+                <w:szCs w:val="24"/>
+                <w:lang w:val="en-IE" w:eastAsia="en-GB"/>
+              </w:rPr>
+              <w:tab/>
+            </w:r>
+            <w:r>
+              <w:rPr>
+                <w:rStyle w:val="Hyperlink"/>
+                <w:noProof/>
+              </w:rPr>
+              <w:t>Event Aggregation</w:t>
+            </w:r>
+            <w:r>
+              <w:rPr>
+                <w:noProof/>
+                <w:webHidden/>
+              </w:rPr>
+              <w:tab/>
+            </w:r>
+            <w:r>
+              <w:rPr>
+                <w:noProof/>
+                <w:webHidden/>
+              </w:rPr>
+              <w:fldChar w:fldCharType="begin"/>
+            </w:r>
+            <w:r>
+              <w:rPr>
+                <w:noProof/>
+                <w:webHidden/>
+              </w:rPr>
+              <w:instrText xml:space="preserve"> PAGEREF _Toc233796065 \h </w:instrText>
+            </w:r>
+            <w:r>
+              <w:rPr>
+                <w:noProof/>
+                <w:webHidden/>
+              </w:rPr>
+            </w:r>
+            <w:r>
+              <w:rPr>
+                <w:noProof/>
+                <w:webHidden/>
+              </w:rPr>
+              <w:fldChar w:fldCharType="separate"/>
+            </w:r>
+            <w:r>
+              <w:rPr>
+                <w:noProof/>
+                <w:webHidden/>
+              </w:rPr>
+              <w:t>10</w:t>
+            </w:r>
+            <w:r>
+              <w:rPr>
+                <w:noProof/>
+                <w:webHidden/>
+              </w:rPr>
+              <w:fldChar w:fldCharType="end"/>
+            </w:r>
+          </w:hyperlink>
+        </w:p>
+        <w:p>
+          <w:pPr>
+            <w:pStyle w:val="TOC2"/>
+            <w:tabs>
+              <w:tab w:val="left" w:pos="960"/>
+              <w:tab w:val="right" w:leader="dot" w:pos="9016"/>
+            </w:tabs>
+            <w:rPr>
+              <w:noProof/>
+              <w:sz w:val="24"/>
+              <w:szCs w:val="24"/>
+              <w:lang w:eastAsia="en-GB"/>
+            </w:rPr>
+          </w:pPr>
+          <w:hyperlink w:anchor="_Toc233796066" w:history="1">
+            <w:r>
+              <w:rPr>
+                <w:rStyle w:val="Hyperlink"/>
+                <w:noProof/>
+              </w:rPr>
+              <w:t>1.6.</w:t>
+            </w:r>
+            <w:r>
+              <w:rPr>
+                <w:noProof/>
+                <w:sz w:val="24"/>
+                <w:szCs w:val="24"/>
+                <w:lang w:eastAsia="en-GB"/>
+              </w:rPr>
+              <w:tab/>
+            </w:r>
+            <w:r>
+              <w:rPr>
+                <w:rStyle w:val="Hyperlink"/>
+                <w:noProof/>
+              </w:rPr>
+              <w:t>Patterns for Data access in Distributed Event Systems</w:t>
+            </w:r>
+            <w:r>
+              <w:rPr>
+                <w:noProof/>
+                <w:webHidden/>
+              </w:rPr>
+              <w:tab/>
+            </w:r>
+            <w:r>
+              <w:rPr>
+                <w:noProof/>
+                <w:webHidden/>
+              </w:rPr>
+              <w:fldChar w:fldCharType="begin"/>
+            </w:r>
+            <w:r>
+              <w:rPr>
+                <w:noProof/>
+                <w:webHidden/>
+              </w:rPr>
+              <w:instrText xml:space="preserve"> PAGEREF _Toc233796066 \h </w:instrText>
+            </w:r>
+            <w:r>
+              <w:rPr>
+                <w:noProof/>
+                <w:webHidden/>
+              </w:rPr>
+            </w:r>
+            <w:r>
+              <w:rPr>
+                <w:noProof/>
+                <w:webHidden/>
+              </w:rPr>
+              <w:fldChar w:fldCharType="separate"/>
+            </w:r>
+            <w:r>
+              <w:rPr>
+                <w:noProof/>
+                <w:webHidden/>
+              </w:rPr>
+              <w:t>10</w:t>
+            </w:r>
+            <w:r>
+              <w:rPr>
+                <w:noProof/>
+                <w:webHidden/>
+              </w:rPr>
+              <w:fldChar w:fldCharType="end"/>
+            </w:r>
+          </w:hyperlink>
+        </w:p>
+        <w:p>
+          <w:pPr>
+            <w:pStyle w:val="TOC3"/>
+            <w:tabs>
+              <w:tab w:val="left" w:pos="1200"/>
+              <w:tab w:val="right" w:leader="dot" w:pos="9016"/>
+            </w:tabs>
+            <w:rPr>
+              <w:noProof/>
+              <w:sz w:val="24"/>
+              <w:szCs w:val="24"/>
+              <w:lang w:val="en-IE" w:eastAsia="en-GB"/>
+            </w:rPr>
+          </w:pPr>
+          <w:hyperlink w:anchor="_Toc233796067" w:history="1">
+            <w:r>
+              <w:rPr>
+                <w:rStyle w:val="Hyperlink"/>
+                <w:noProof/>
+              </w:rPr>
+              <w:t>1.6.1.</w:t>
+            </w:r>
+            <w:r>
+              <w:rPr>
+                <w:noProof/>
+                <w:sz w:val="24"/>
+                <w:szCs w:val="24"/>
+                <w:lang w:val="en-IE" w:eastAsia="en-GB"/>
+              </w:rPr>
+              <w:tab/>
+            </w:r>
+            <w:r>
+              <w:rPr>
+                <w:rStyle w:val="Hyperlink"/>
+                <w:noProof/>
+              </w:rPr>
+              <w:t>Challenges in data access in distributed systems of systems</w:t>
+            </w:r>
+            <w:r>
+              <w:rPr>
+                <w:noProof/>
+                <w:webHidden/>
+              </w:rPr>
+              <w:tab/>
+            </w:r>
+            <w:r>
+              <w:rPr>
+                <w:noProof/>
+                <w:webHidden/>
+              </w:rPr>
+              <w:fldChar w:fldCharType="begin"/>
+            </w:r>
+            <w:r>
+              <w:rPr>
+                <w:noProof/>
+                <w:webHidden/>
+              </w:rPr>
+              <w:instrText xml:space="preserve"> PAGEREF _Toc233796067 \h </w:instrText>
+            </w:r>
+            <w:r>
+              <w:rPr>
+                <w:noProof/>
+                <w:webHidden/>
+              </w:rPr>
+            </w:r>
+            <w:r>
+              <w:rPr>
+                <w:noProof/>
+                <w:webHidden/>
+              </w:rPr>
+              <w:fldChar w:fldCharType="separate"/>
+            </w:r>
+            <w:r>
+              <w:rPr>
+                <w:noProof/>
+                <w:webHidden/>
+              </w:rPr>
+              <w:t>10</w:t>
+            </w:r>
+            <w:r>
+              <w:rPr>
+                <w:noProof/>
+                <w:webHidden/>
+              </w:rPr>
+              <w:fldChar w:fldCharType="end"/>
+            </w:r>
+          </w:hyperlink>
+        </w:p>
+        <w:p>
+          <w:pPr>
+            <w:pStyle w:val="TOC3"/>
+            <w:tabs>
+              <w:tab w:val="left" w:pos="1200"/>
+              <w:tab w:val="right" w:leader="dot" w:pos="9016"/>
+            </w:tabs>
+            <w:rPr>
+              <w:noProof/>
+              <w:sz w:val="24"/>
+              <w:szCs w:val="24"/>
+              <w:lang w:val="en-IE" w:eastAsia="en-GB"/>
+            </w:rPr>
+          </w:pPr>
+          <w:hyperlink w:anchor="_Toc233796068" w:history="1">
+            <w:r>
+              <w:rPr>
+                <w:rStyle w:val="Hyperlink"/>
+                <w:noProof/>
+              </w:rPr>
+              <w:t>1.6.2.</w:t>
+            </w:r>
+            <w:r>
+              <w:rPr>
+                <w:noProof/>
+                <w:sz w:val="24"/>
+                <w:szCs w:val="24"/>
+                <w:lang w:val="en-IE" w:eastAsia="en-GB"/>
+              </w:rPr>
+              <w:tab/>
+            </w:r>
+            <w:r>
+              <w:rPr>
+                <w:rStyle w:val="Hyperlink"/>
+                <w:noProof/>
+              </w:rPr>
+              <w:t>Command Query Responsibility Segregation</w:t>
+            </w:r>
+            <w:r>
+              <w:rPr>
+                <w:noProof/>
+                <w:webHidden/>
+              </w:rPr>
+              <w:tab/>
+            </w:r>
+            <w:r>
+              <w:rPr>
+                <w:noProof/>
+                <w:webHidden/>
+              </w:rPr>
+              <w:fldChar w:fldCharType="begin"/>
+            </w:r>
+            <w:r>
+              <w:rPr>
+                <w:noProof/>
+                <w:webHidden/>
+              </w:rPr>
+              <w:instrText xml:space="preserve"> PAGEREF _Toc233796068 \h </w:instrText>
+            </w:r>
+            <w:r>
+              <w:rPr>
+                <w:noProof/>
+                <w:webHidden/>
+              </w:rPr>
+            </w:r>
+            <w:r>
+              <w:rPr>
+                <w:noProof/>
+                <w:webHidden/>
+              </w:rPr>
+              <w:fldChar w:fldCharType="separate"/>
+            </w:r>
+            <w:r>
+              <w:rPr>
+                <w:noProof/>
+                <w:webHidden/>
+              </w:rPr>
+              <w:t>10</w:t>
+            </w:r>
+            <w:r>
+              <w:rPr>
+                <w:noProof/>
+                <w:webHidden/>
+              </w:rPr>
+              <w:fldChar w:fldCharType="end"/>
+            </w:r>
+          </w:hyperlink>
+        </w:p>
+        <w:p>
+          <w:pPr>
+            <w:pStyle w:val="TOC3"/>
+            <w:tabs>
+              <w:tab w:val="left" w:pos="1200"/>
+              <w:tab w:val="right" w:leader="dot" w:pos="9016"/>
+            </w:tabs>
+            <w:rPr>
+              <w:noProof/>
+              <w:sz w:val="24"/>
+              <w:szCs w:val="24"/>
+              <w:lang w:val="en-IE" w:eastAsia="en-GB"/>
+            </w:rPr>
+          </w:pPr>
+          <w:hyperlink w:anchor="_Toc233796069" w:history="1">
+            <w:r>
+              <w:rPr>
+                <w:rStyle w:val="Hyperlink"/>
+                <w:noProof/>
+              </w:rPr>
+              <w:t>1.6.3.</w:t>
+            </w:r>
+            <w:r>
+              <w:rPr>
+                <w:noProof/>
+                <w:sz w:val="24"/>
+                <w:szCs w:val="24"/>
+                <w:lang w:val="en-IE" w:eastAsia="en-GB"/>
+              </w:rPr>
+              <w:tab/>
+            </w:r>
+            <w:r>
+              <w:rPr>
+                <w:rStyle w:val="Hyperlink"/>
+                <w:noProof/>
+              </w:rPr>
+              <w:t>Materialised View</w:t>
+            </w:r>
+            <w:r>
+              <w:rPr>
+                <w:noProof/>
+                <w:webHidden/>
+              </w:rPr>
+              <w:tab/>
+            </w:r>
+            <w:r>
+              <w:rPr>
+                <w:noProof/>
+                <w:webHidden/>
+              </w:rPr>
+              <w:fldChar w:fldCharType="begin"/>
+            </w:r>
+            <w:r>
+              <w:rPr>
+                <w:noProof/>
+                <w:webHidden/>
+              </w:rPr>
+              <w:instrText xml:space="preserve"> PAGEREF _Toc233796069 \h </w:instrText>
+            </w:r>
+            <w:r>
+              <w:rPr>
+                <w:noProof/>
+                <w:webHidden/>
+              </w:rPr>
+            </w:r>
+            <w:r>
+              <w:rPr>
+                <w:noProof/>
+                <w:webHidden/>
+              </w:rPr>
+              <w:fldChar w:fldCharType="separate"/>
+            </w:r>
+            <w:r>
+              <w:rPr>
+                <w:noProof/>
+                <w:webHidden/>
+              </w:rPr>
+              <w:t>10</w:t>
+            </w:r>
+            <w:r>
+              <w:rPr>
+                <w:noProof/>
+                <w:webHidden/>
+              </w:rPr>
+              <w:fldChar w:fldCharType="end"/>
+            </w:r>
+          </w:hyperlink>
+        </w:p>
+        <w:p>
+          <w:pPr>
+            <w:pStyle w:val="TOC3"/>
+            <w:tabs>
+              <w:tab w:val="left" w:pos="1200"/>
+              <w:tab w:val="right" w:leader="dot" w:pos="9016"/>
+            </w:tabs>
+            <w:rPr>
+              <w:noProof/>
+              <w:sz w:val="24"/>
+              <w:szCs w:val="24"/>
+              <w:lang w:val="en-IE" w:eastAsia="en-GB"/>
+            </w:rPr>
+          </w:pPr>
+          <w:hyperlink w:anchor="_Toc233796070" w:history="1">
+            <w:r>
+              <w:rPr>
+                <w:rStyle w:val="Hyperlink"/>
+                <w:noProof/>
+              </w:rPr>
+              <w:t>1.6.4.</w:t>
+            </w:r>
+            <w:r>
+              <w:rPr>
+                <w:noProof/>
+                <w:sz w:val="24"/>
+                <w:szCs w:val="24"/>
+                <w:lang w:val="en-IE" w:eastAsia="en-GB"/>
+              </w:rPr>
+              <w:tab/>
+            </w:r>
+            <w:r>
+              <w:rPr>
+                <w:rStyle w:val="Hyperlink"/>
+                <w:noProof/>
+              </w:rPr>
+              <w:t>Event replay and state reconstruction</w:t>
+            </w:r>
+            <w:r>
+              <w:rPr>
+                <w:noProof/>
+                <w:webHidden/>
+              </w:rPr>
+              <w:tab/>
+            </w:r>
+            <w:r>
+              <w:rPr>
+                <w:noProof/>
+                <w:webHidden/>
+              </w:rPr>
+              <w:fldChar w:fldCharType="begin"/>
+            </w:r>
+            <w:r>
+              <w:rPr>
+                <w:noProof/>
+                <w:webHidden/>
+              </w:rPr>
+              <w:instrText xml:space="preserve"> PAGEREF _Toc233796070 \h </w:instrText>
+            </w:r>
+            <w:r>
+              <w:rPr>
+                <w:noProof/>
+                <w:webHidden/>
+              </w:rPr>
+            </w:r>
+            <w:r>
+              <w:rPr>
+                <w:noProof/>
+                <w:webHidden/>
+              </w:rPr>
+              <w:fldChar w:fldCharType="separate"/>
+            </w:r>
+            <w:r>
+              <w:rPr>
+                <w:noProof/>
+                <w:webHidden/>
+              </w:rPr>
+              <w:t>10</w:t>
+            </w:r>
+            <w:r>
+              <w:rPr>
+                <w:noProof/>
+                <w:webHidden/>
+              </w:rPr>
+              <w:fldChar w:fldCharType="end"/>
+            </w:r>
+          </w:hyperlink>
+        </w:p>
+        <w:p>
+          <w:pPr>
+            <w:pStyle w:val="TOC3"/>
+            <w:tabs>
+              <w:tab w:val="left" w:pos="1200"/>
+              <w:tab w:val="right" w:leader="dot" w:pos="9016"/>
+            </w:tabs>
+            <w:rPr>
+              <w:noProof/>
+              <w:sz w:val="24"/>
+              <w:szCs w:val="24"/>
+              <w:lang w:val="en-IE" w:eastAsia="en-GB"/>
+            </w:rPr>
+          </w:pPr>
+          <w:hyperlink w:anchor="_Toc233796071" w:history="1">
+            <w:r>
+              <w:rPr>
+                <w:rStyle w:val="Hyperlink"/>
+                <w:noProof/>
+              </w:rPr>
+              <w:t>1.6.5.</w:t>
+            </w:r>
+            <w:r>
+              <w:rPr>
+                <w:noProof/>
+                <w:sz w:val="24"/>
+                <w:szCs w:val="24"/>
+                <w:lang w:val="en-IE" w:eastAsia="en-GB"/>
+              </w:rPr>
+              <w:tab/>
+            </w:r>
+            <w:r>
+              <w:rPr>
+                <w:rStyle w:val="Hyperlink"/>
+                <w:noProof/>
+              </w:rPr>
+              <w:t>Distributed Caching Techniques</w:t>
+            </w:r>
+            <w:r>
+              <w:rPr>
+                <w:noProof/>
+                <w:webHidden/>
+              </w:rPr>
+              <w:tab/>
+            </w:r>
+            <w:r>
+              <w:rPr>
+                <w:noProof/>
+                <w:webHidden/>
+              </w:rPr>
+              <w:fldChar w:fldCharType="begin"/>
+            </w:r>
+            <w:r>
+              <w:rPr>
+                <w:noProof/>
+                <w:webHidden/>
+              </w:rPr>
+              <w:instrText xml:space="preserve"> PAGEREF _Toc233796071 \h </w:instrText>
+            </w:r>
+            <w:r>
+              <w:rPr>
+                <w:noProof/>
+                <w:webHidden/>
+              </w:rPr>
+            </w:r>
+            <w:r>
+              <w:rPr>
+                <w:noProof/>
+                <w:webHidden/>
+              </w:rPr>
+              <w:fldChar w:fldCharType="separate"/>
+            </w:r>
+            <w:r>
+              <w:rPr>
+                <w:noProof/>
+                <w:webHidden/>
+              </w:rPr>
+              <w:t>10</w:t>
+            </w:r>
+            <w:r>
+              <w:rPr>
+                <w:noProof/>
+                <w:webHidden/>
+              </w:rPr>
+              <w:fldChar w:fldCharType="end"/>
+            </w:r>
+          </w:hyperlink>
+        </w:p>
+        <w:p>
+          <w:pPr>
+            <w:pStyle w:val="TOC2"/>
+            <w:tabs>
+              <w:tab w:val="left" w:pos="960"/>
+              <w:tab w:val="right" w:leader="dot" w:pos="9016"/>
+            </w:tabs>
+            <w:rPr>
+              <w:noProof/>
+              <w:sz w:val="24"/>
+              <w:szCs w:val="24"/>
+              <w:lang w:eastAsia="en-GB"/>
+            </w:rPr>
+          </w:pPr>
+          <w:hyperlink w:anchor="_Toc233796072" w:history="1">
+            <w:r>
+              <w:rPr>
+                <w:rStyle w:val="Hyperlink"/>
+                <w:noProof/>
+              </w:rPr>
+              <w:t>1.7.</w:t>
+            </w:r>
+            <w:r>
+              <w:rPr>
+                <w:noProof/>
+                <w:sz w:val="24"/>
+                <w:szCs w:val="24"/>
+                <w:lang w:eastAsia="en-GB"/>
+              </w:rPr>
+              <w:tab/>
+            </w:r>
+            <w:r>
+              <w:rPr>
+                <w:rStyle w:val="Hyperlink"/>
+                <w:noProof/>
+              </w:rPr>
+              <w:t>Cloud-Native Resilience, High Availability and Disaster Recovery</w:t>
+            </w:r>
+            <w:r>
+              <w:rPr>
+                <w:noProof/>
+                <w:webHidden/>
+              </w:rPr>
+              <w:tab/>
+            </w:r>
+            <w:r>
+              <w:rPr>
+                <w:noProof/>
+                <w:webHidden/>
+              </w:rPr>
+              <w:fldChar w:fldCharType="begin"/>
+            </w:r>
+            <w:r>
+              <w:rPr>
+                <w:noProof/>
+                <w:webHidden/>
+              </w:rPr>
+              <w:instrText xml:space="preserve"> PAGEREF _Toc233796072 \h </w:instrText>
+            </w:r>
+            <w:r>
+              <w:rPr>
+                <w:noProof/>
+                <w:webHidden/>
+              </w:rPr>
+            </w:r>
+            <w:r>
+              <w:rPr>
+                <w:noProof/>
+                <w:webHidden/>
+              </w:rPr>
+              <w:fldChar w:fldCharType="separate"/>
+            </w:r>
+            <w:r>
+              <w:rPr>
+                <w:noProof/>
+                <w:webHidden/>
+              </w:rPr>
+              <w:t>11</w:t>
+            </w:r>
+            <w:r>
+              <w:rPr>
+                <w:noProof/>
+                <w:webHidden/>
+              </w:rPr>
+              <w:fldChar w:fldCharType="end"/>
+            </w:r>
+          </w:hyperlink>
+        </w:p>
+        <w:p>
+          <w:pPr>
+            <w:pStyle w:val="TOC3"/>
+            <w:tabs>
+              <w:tab w:val="left" w:pos="1200"/>
+              <w:tab w:val="right" w:leader="dot" w:pos="9016"/>
+            </w:tabs>
+            <w:rPr>
+              <w:noProof/>
+              <w:sz w:val="24"/>
+              <w:szCs w:val="24"/>
+              <w:lang w:val="en-IE" w:eastAsia="en-GB"/>
+            </w:rPr>
+          </w:pPr>
+          <w:hyperlink w:anchor="_Toc233796073" w:history="1">
+            <w:r>
+              <w:rPr>
+                <w:rStyle w:val="Hyperlink"/>
+                <w:noProof/>
+              </w:rPr>
+              <w:t>1.7.1.</w:t>
+            </w:r>
+            <w:r>
+              <w:rPr>
+                <w:noProof/>
+                <w:sz w:val="24"/>
+                <w:szCs w:val="24"/>
+                <w:lang w:val="en-IE" w:eastAsia="en-GB"/>
+              </w:rPr>
+              <w:tab/>
+            </w:r>
+            <w:r>
+              <w:rPr>
+                <w:rStyle w:val="Hyperlink"/>
+                <w:noProof/>
+              </w:rPr>
+              <w:t>Cloud Native Architecture</w:t>
+            </w:r>
+            <w:r>
+              <w:rPr>
+                <w:noProof/>
+                <w:webHidden/>
+              </w:rPr>
+              <w:tab/>
+            </w:r>
+            <w:r>
+              <w:rPr>
+                <w:noProof/>
+                <w:webHidden/>
+              </w:rPr>
+              <w:fldChar w:fldCharType="begin"/>
+            </w:r>
+            <w:r>
+              <w:rPr>
+                <w:noProof/>
+                <w:webHidden/>
+              </w:rPr>
+              <w:instrText xml:space="preserve"> PAGEREF _Toc233796073 \h </w:instrText>
+            </w:r>
+            <w:r>
+              <w:rPr>
+                <w:noProof/>
+                <w:webHidden/>
+              </w:rPr>
+            </w:r>
+            <w:r>
+              <w:rPr>
+                <w:noProof/>
+                <w:webHidden/>
+              </w:rPr>
+              <w:fldChar w:fldCharType="separate"/>
+            </w:r>
+            <w:r>
+              <w:rPr>
+                <w:noProof/>
+                <w:webHidden/>
+              </w:rPr>
+              <w:t>11</w:t>
+            </w:r>
+            <w:r>
+              <w:rPr>
+                <w:noProof/>
+                <w:webHidden/>
+              </w:rPr>
+              <w:fldChar w:fldCharType="end"/>
+            </w:r>
+          </w:hyperlink>
+        </w:p>
+        <w:p>
+          <w:pPr>
+            <w:pStyle w:val="TOC3"/>
+            <w:tabs>
+              <w:tab w:val="left" w:pos="1200"/>
+              <w:tab w:val="right" w:leader="dot" w:pos="9016"/>
+            </w:tabs>
+            <w:rPr>
+              <w:noProof/>
+              <w:sz w:val="24"/>
+              <w:szCs w:val="24"/>
+              <w:lang w:val="en-IE" w:eastAsia="en-GB"/>
+            </w:rPr>
+          </w:pPr>
+          <w:hyperlink w:anchor="_Toc233796074" w:history="1">
+            <w:r>
+              <w:rPr>
+                <w:rStyle w:val="Hyperlink"/>
+                <w:noProof/>
+              </w:rPr>
+              <w:t>1.7.2.</w:t>
+            </w:r>
+            <w:r>
+              <w:rPr>
+                <w:noProof/>
+                <w:sz w:val="24"/>
+                <w:szCs w:val="24"/>
+                <w:lang w:val="en-IE" w:eastAsia="en-GB"/>
+              </w:rPr>
+              <w:tab/>
+            </w:r>
+            <w:r>
+              <w:rPr>
+                <w:rStyle w:val="Hyperlink"/>
+                <w:noProof/>
+              </w:rPr>
+              <w:t>High Availability and Resilience</w:t>
+            </w:r>
+            <w:r>
+              <w:rPr>
+                <w:noProof/>
+                <w:webHidden/>
+              </w:rPr>
+              <w:tab/>
+            </w:r>
+            <w:r>
+              <w:rPr>
+                <w:noProof/>
+                <w:webHidden/>
+              </w:rPr>
+              <w:fldChar w:fldCharType="begin"/>
+            </w:r>
+            <w:r>
+              <w:rPr>
+                <w:noProof/>
+                <w:webHidden/>
+              </w:rPr>
+              <w:instrText xml:space="preserve"> PAGEREF _Toc233796074 \h </w:instrText>
+            </w:r>
+            <w:r>
+              <w:rPr>
+                <w:noProof/>
+                <w:webHidden/>
+              </w:rPr>
+            </w:r>
+            <w:r>
+              <w:rPr>
+                <w:noProof/>
+                <w:webHidden/>
+              </w:rPr>
+              <w:fldChar w:fldCharType="separate"/>
+            </w:r>
+            <w:r>
+              <w:rPr>
+                <w:noProof/>
+                <w:webHidden/>
+              </w:rPr>
+              <w:t>11</w:t>
+            </w:r>
+            <w:r>
+              <w:rPr>
+                <w:noProof/>
+                <w:webHidden/>
+              </w:rPr>
+              <w:fldChar w:fldCharType="end"/>
+            </w:r>
+          </w:hyperlink>
+        </w:p>
+        <w:p>
+          <w:pPr>
+            <w:pStyle w:val="TOC3"/>
+            <w:tabs>
+              <w:tab w:val="left" w:pos="1200"/>
+              <w:tab w:val="right" w:leader="dot" w:pos="9016"/>
+            </w:tabs>
+            <w:rPr>
+              <w:noProof/>
+              <w:sz w:val="24"/>
+              <w:szCs w:val="24"/>
+              <w:lang w:val="en-IE" w:eastAsia="en-GB"/>
+            </w:rPr>
+          </w:pPr>
+          <w:hyperlink w:anchor="_Toc233796075" w:history="1">
+            <w:r>
+              <w:rPr>
+                <w:rStyle w:val="Hyperlink"/>
+                <w:noProof/>
+              </w:rPr>
+              <w:t>1.7.3.</w:t>
+            </w:r>
+            <w:r>
+              <w:rPr>
+                <w:noProof/>
+                <w:sz w:val="24"/>
+                <w:szCs w:val="24"/>
+                <w:lang w:val="en-IE" w:eastAsia="en-GB"/>
+              </w:rPr>
+              <w:tab/>
+            </w:r>
+            <w:r>
+              <w:rPr>
+                <w:rStyle w:val="Hyperlink"/>
+                <w:noProof/>
+              </w:rPr>
+              <w:t>Disaster Recovery Strategies</w:t>
+            </w:r>
+            <w:r>
+              <w:rPr>
+                <w:noProof/>
+                <w:webHidden/>
+              </w:rPr>
+              <w:tab/>
+            </w:r>
+            <w:r>
+              <w:rPr>
+                <w:noProof/>
+                <w:webHidden/>
+              </w:rPr>
+              <w:fldChar w:fldCharType="begin"/>
+            </w:r>
+            <w:r>
+              <w:rPr>
+                <w:noProof/>
+                <w:webHidden/>
+              </w:rPr>
+              <w:instrText xml:space="preserve"> PAGEREF _Toc233796075 \h </w:instrText>
+            </w:r>
+            <w:r>
+              <w:rPr>
+                <w:noProof/>
+                <w:webHidden/>
+              </w:rPr>
+            </w:r>
+            <w:r>
+              <w:rPr>
+                <w:noProof/>
+                <w:webHidden/>
+              </w:rPr>
+              <w:fldChar w:fldCharType="separate"/>
+            </w:r>
+            <w:r>
+              <w:rPr>
+                <w:noProof/>
+                <w:webHidden/>
+              </w:rPr>
+              <w:t>11</w:t>
+            </w:r>
+            <w:r>
+              <w:rPr>
+                <w:noProof/>
+                <w:webHidden/>
+              </w:rPr>
+              <w:fldChar w:fldCharType="end"/>
+            </w:r>
+          </w:hyperlink>
+        </w:p>
+        <w:p>
+          <w:pPr>
+            <w:pStyle w:val="TOC3"/>
+            <w:tabs>
+              <w:tab w:val="left" w:pos="1200"/>
+              <w:tab w:val="right" w:leader="dot" w:pos="9016"/>
+            </w:tabs>
+            <w:rPr>
+              <w:noProof/>
+              <w:sz w:val="24"/>
+              <w:szCs w:val="24"/>
+              <w:lang w:val="en-IE" w:eastAsia="en-GB"/>
+            </w:rPr>
+          </w:pPr>
+          <w:hyperlink w:anchor="_Toc233796076" w:history="1">
+            <w:r>
+              <w:rPr>
+                <w:rStyle w:val="Hyperlink"/>
+                <w:noProof/>
+              </w:rPr>
+              <w:t>1.7.4.</w:t>
+            </w:r>
+            <w:r>
+              <w:rPr>
+                <w:noProof/>
+                <w:sz w:val="24"/>
+                <w:szCs w:val="24"/>
+                <w:lang w:val="en-IE" w:eastAsia="en-GB"/>
+              </w:rPr>
+              <w:tab/>
+            </w:r>
+            <w:r>
+              <w:rPr>
+                <w:rStyle w:val="Hyperlink"/>
+                <w:noProof/>
+              </w:rPr>
+              <w:t>Cloud Resilience with Kubernetes</w:t>
+            </w:r>
+            <w:r>
+              <w:rPr>
+                <w:noProof/>
+                <w:webHidden/>
+              </w:rPr>
+              <w:tab/>
+            </w:r>
+            <w:r>
+              <w:rPr>
+                <w:noProof/>
+                <w:webHidden/>
+              </w:rPr>
+              <w:fldChar w:fldCharType="begin"/>
+            </w:r>
+            <w:r>
+              <w:rPr>
+                <w:noProof/>
+                <w:webHidden/>
+              </w:rPr>
+              <w:instrText xml:space="preserve"> PAGEREF _Toc233796076 \h </w:instrText>
+            </w:r>
+            <w:r>
+              <w:rPr>
+                <w:noProof/>
+                <w:webHidden/>
+              </w:rPr>
+            </w:r>
+            <w:r>
+              <w:rPr>
+                <w:noProof/>
+                <w:webHidden/>
+              </w:rPr>
+              <w:fldChar w:fldCharType="separate"/>
+            </w:r>
+            <w:r>
+              <w:rPr>
+                <w:noProof/>
+                <w:webHidden/>
+              </w:rPr>
+              <w:t>11</w:t>
+            </w:r>
+            <w:r>
+              <w:rPr>
+                <w:noProof/>
+                <w:webHidden/>
+              </w:rPr>
+              <w:fldChar w:fldCharType="end"/>
+            </w:r>
+          </w:hyperlink>
+        </w:p>
+        <w:p>
+          <w:pPr>
+            <w:pStyle w:val="TOC3"/>
+            <w:tabs>
+              <w:tab w:val="left" w:pos="1200"/>
+              <w:tab w:val="right" w:leader="dot" w:pos="9016"/>
+            </w:tabs>
+            <w:rPr>
+              <w:noProof/>
+              <w:sz w:val="24"/>
+              <w:szCs w:val="24"/>
+              <w:lang w:val="en-IE" w:eastAsia="en-GB"/>
+            </w:rPr>
+          </w:pPr>
+          <w:hyperlink w:anchor="_Toc233796077" w:history="1">
+            <w:r>
+              <w:rPr>
+                <w:rStyle w:val="Hyperlink"/>
+                <w:noProof/>
+              </w:rPr>
+              <w:t>1.7.5.</w:t>
+            </w:r>
+            <w:r>
+              <w:rPr>
+                <w:noProof/>
+                <w:sz w:val="24"/>
+                <w:szCs w:val="24"/>
+                <w:lang w:val="en-IE" w:eastAsia="en-GB"/>
+              </w:rPr>
+              <w:tab/>
+            </w:r>
+            <w:r>
+              <w:rPr>
+                <w:rStyle w:val="Hyperlink"/>
+                <w:noProof/>
+              </w:rPr>
+              <w:t>Cloud Portability and sovereignty</w:t>
+            </w:r>
+            <w:r>
+              <w:rPr>
+                <w:noProof/>
+                <w:webHidden/>
+              </w:rPr>
+              <w:tab/>
+            </w:r>
+            <w:r>
+              <w:rPr>
+                <w:noProof/>
+                <w:webHidden/>
+              </w:rPr>
+              <w:fldChar w:fldCharType="begin"/>
+            </w:r>
+            <w:r>
+              <w:rPr>
+                <w:noProof/>
+                <w:webHidden/>
+              </w:rPr>
+              <w:instrText xml:space="preserve"> PAGEREF _Toc233796077 \h </w:instrText>
+            </w:r>
+            <w:r>
+              <w:rPr>
+                <w:noProof/>
+                <w:webHidden/>
+              </w:rPr>
+            </w:r>
+            <w:r>
+              <w:rPr>
+                <w:noProof/>
+                <w:webHidden/>
+              </w:rPr>
+              <w:fldChar w:fldCharType="separate"/>
+            </w:r>
+            <w:r>
+              <w:rPr>
+                <w:noProof/>
+                <w:webHidden/>
+              </w:rPr>
+              <w:t>11</w:t>
+            </w:r>
+            <w:r>
+              <w:rPr>
+                <w:noProof/>
+                <w:webHidden/>
+              </w:rPr>
+              <w:fldChar w:fldCharType="end"/>
+            </w:r>
+          </w:hyperlink>
+        </w:p>
+        <w:p>
+          <w:pPr>
+            <w:pStyle w:val="TOC2"/>
+            <w:tabs>
+              <w:tab w:val="left" w:pos="960"/>
+              <w:tab w:val="right" w:leader="dot" w:pos="9016"/>
+            </w:tabs>
+            <w:rPr>
+              <w:noProof/>
+              <w:sz w:val="24"/>
+              <w:szCs w:val="24"/>
+              <w:lang w:eastAsia="en-GB"/>
+            </w:rPr>
+          </w:pPr>
+          <w:hyperlink w:anchor="_Toc233796078" w:history="1">
+            <w:r>
+              <w:rPr>
+                <w:rStyle w:val="Hyperlink"/>
+                <w:noProof/>
+              </w:rPr>
+              <w:t>1.8.</w:t>
+            </w:r>
+            <w:r>
+              <w:rPr>
+                <w:noProof/>
+                <w:sz w:val="24"/>
+                <w:szCs w:val="24"/>
+                <w:lang w:eastAsia="en-GB"/>
+              </w:rPr>
+              <w:tab/>
+            </w:r>
+            <w:r>
+              <w:rPr>
+                <w:rStyle w:val="Hyperlink"/>
+                <w:noProof/>
+              </w:rPr>
+              <w:t>Software Quality standards</w:t>
+            </w:r>
+            <w:r>
+              <w:rPr>
+                <w:noProof/>
+                <w:webHidden/>
+              </w:rPr>
+              <w:tab/>
+            </w:r>
+            <w:r>
+              <w:rPr>
+                <w:noProof/>
+                <w:webHidden/>
+              </w:rPr>
+              <w:fldChar w:fldCharType="begin"/>
+            </w:r>
+            <w:r>
+              <w:rPr>
+                <w:noProof/>
+                <w:webHidden/>
+              </w:rPr>
+              <w:instrText xml:space="preserve"> PAGEREF _Toc233796078 \h </w:instrText>
+            </w:r>
+            <w:r>
+              <w:rPr>
+                <w:noProof/>
+                <w:webHidden/>
+              </w:rPr>
+            </w:r>
+            <w:r>
+              <w:rPr>
+                <w:noProof/>
+                <w:webHidden/>
+              </w:rPr>
+              <w:fldChar w:fldCharType="separate"/>
+            </w:r>
+            <w:r>
+              <w:rPr>
+                <w:noProof/>
+                <w:webHidden/>
+              </w:rPr>
+              <w:t>11</w:t>
+            </w:r>
+            <w:r>
+              <w:rPr>
+                <w:noProof/>
+                <w:webHidden/>
+              </w:rPr>
+              <w:fldChar w:fldCharType="end"/>
+            </w:r>
+          </w:hyperlink>
+        </w:p>
+        <w:p>
+          <w:pPr>
+            <w:pStyle w:val="TOC3"/>
+            <w:tabs>
+              <w:tab w:val="left" w:pos="1200"/>
+              <w:tab w:val="right" w:leader="dot" w:pos="9016"/>
+            </w:tabs>
+            <w:rPr>
+              <w:noProof/>
+              <w:sz w:val="24"/>
+              <w:szCs w:val="24"/>
+              <w:lang w:val="en-IE" w:eastAsia="en-GB"/>
+            </w:rPr>
+          </w:pPr>
+          <w:hyperlink w:anchor="_Toc233796079" w:history="1">
+            <w:r>
+              <w:rPr>
+                <w:rStyle w:val="Hyperlink"/>
+                <w:noProof/>
+              </w:rPr>
+              <w:t>1.8.1.</w:t>
+            </w:r>
+            <w:r>
+              <w:rPr>
+                <w:noProof/>
+                <w:sz w:val="24"/>
+                <w:szCs w:val="24"/>
+                <w:lang w:val="en-IE" w:eastAsia="en-GB"/>
+              </w:rPr>
+              <w:tab/>
+            </w:r>
+            <w:r>
+              <w:rPr>
+                <w:rStyle w:val="Hyperlink"/>
+                <w:noProof/>
+              </w:rPr>
+              <w:t>Software Quality standards and measurement</w:t>
+            </w:r>
+            <w:r>
+              <w:rPr>
+                <w:noProof/>
+                <w:webHidden/>
+              </w:rPr>
+              <w:tab/>
+            </w:r>
+            <w:r>
+              <w:rPr>
+                <w:noProof/>
+                <w:webHidden/>
+              </w:rPr>
+              <w:fldChar w:fldCharType="begin"/>
+            </w:r>
+            <w:r>
+              <w:rPr>
+                <w:noProof/>
+                <w:webHidden/>
+              </w:rPr>
+              <w:instrText xml:space="preserve"> PAGEREF _Toc233796079 \h </w:instrText>
+            </w:r>
+            <w:r>
+              <w:rPr>
+                <w:noProof/>
+                <w:webHidden/>
+              </w:rPr>
+            </w:r>
+            <w:r>
+              <w:rPr>
+                <w:noProof/>
+                <w:webHidden/>
+              </w:rPr>
+              <w:fldChar w:fldCharType="separate"/>
+            </w:r>
+            <w:r>
+              <w:rPr>
+                <w:noProof/>
+                <w:webHidden/>
+              </w:rPr>
+              <w:t>11</w:t>
+            </w:r>
+            <w:r>
+              <w:rPr>
+                <w:noProof/>
+                <w:webHidden/>
+              </w:rPr>
+              <w:fldChar w:fldCharType="end"/>
+            </w:r>
+          </w:hyperlink>
+        </w:p>
+        <w:p>
+          <w:pPr>
+            <w:pStyle w:val="TOC3"/>
+            <w:tabs>
+              <w:tab w:val="left" w:pos="1200"/>
+              <w:tab w:val="right" w:leader="dot" w:pos="9016"/>
+            </w:tabs>
+            <w:rPr>
+              <w:noProof/>
+              <w:sz w:val="24"/>
+              <w:szCs w:val="24"/>
+              <w:lang w:val="en-IE" w:eastAsia="en-GB"/>
+            </w:rPr>
+          </w:pPr>
+          <w:hyperlink w:anchor="_Toc233796080" w:history="1">
+            <w:r>
+              <w:rPr>
+                <w:rStyle w:val="Hyperlink"/>
+                <w:noProof/>
+              </w:rPr>
+              <w:t>1.8.2.</w:t>
+            </w:r>
+            <w:r>
+              <w:rPr>
+                <w:noProof/>
+                <w:sz w:val="24"/>
+                <w:szCs w:val="24"/>
+                <w:lang w:val="en-IE" w:eastAsia="en-GB"/>
+              </w:rPr>
+              <w:tab/>
+            </w:r>
+            <w:r>
+              <w:rPr>
+                <w:rStyle w:val="Hyperlink"/>
+                <w:noProof/>
+              </w:rPr>
+              <w:t>Reliability</w:t>
+            </w:r>
+            <w:r>
+              <w:rPr>
+                <w:noProof/>
+                <w:webHidden/>
+              </w:rPr>
+              <w:tab/>
+            </w:r>
+            <w:r>
+              <w:rPr>
+                <w:noProof/>
+                <w:webHidden/>
+              </w:rPr>
+              <w:fldChar w:fldCharType="begin"/>
+            </w:r>
+            <w:r>
+              <w:rPr>
+                <w:noProof/>
+                <w:webHidden/>
+              </w:rPr>
+              <w:instrText xml:space="preserve"> PAGEREF _Toc233796080 \h </w:instrText>
+            </w:r>
+            <w:r>
+              <w:rPr>
+                <w:noProof/>
+                <w:webHidden/>
+              </w:rPr>
+            </w:r>
+            <w:r>
+              <w:rPr>
+                <w:noProof/>
+                <w:webHidden/>
+              </w:rPr>
+              <w:fldChar w:fldCharType="separate"/>
+            </w:r>
+            <w:r>
+              <w:rPr>
+                <w:noProof/>
+                <w:webHidden/>
+              </w:rPr>
+              <w:t>11</w:t>
+            </w:r>
+            <w:r>
+              <w:rPr>
+                <w:noProof/>
+                <w:webHidden/>
+              </w:rPr>
+              <w:fldChar w:fldCharType="end"/>
+            </w:r>
+          </w:hyperlink>
+        </w:p>
+        <w:p>
+          <w:pPr>
+            <w:pStyle w:val="TOC3"/>
+            <w:tabs>
+              <w:tab w:val="left" w:pos="1200"/>
+              <w:tab w:val="right" w:leader="dot" w:pos="9016"/>
+            </w:tabs>
+            <w:rPr>
+              <w:noProof/>
+              <w:sz w:val="24"/>
+              <w:szCs w:val="24"/>
+              <w:lang w:val="en-IE" w:eastAsia="en-GB"/>
+            </w:rPr>
+          </w:pPr>
+          <w:hyperlink w:anchor="_Toc233796081" w:history="1">
+            <w:r>
+              <w:rPr>
+                <w:rStyle w:val="Hyperlink"/>
+                <w:noProof/>
+              </w:rPr>
+              <w:t>1.8.3.</w:t>
+            </w:r>
+            <w:r>
+              <w:rPr>
+                <w:noProof/>
+                <w:sz w:val="24"/>
+                <w:szCs w:val="24"/>
+                <w:lang w:val="en-IE" w:eastAsia="en-GB"/>
+              </w:rPr>
+              <w:tab/>
+            </w:r>
+            <w:r>
+              <w:rPr>
+                <w:rStyle w:val="Hyperlink"/>
+                <w:noProof/>
+              </w:rPr>
+              <w:t>Availability</w:t>
+            </w:r>
+            <w:r>
+              <w:rPr>
+                <w:noProof/>
+                <w:webHidden/>
+              </w:rPr>
+              <w:tab/>
+            </w:r>
+            <w:r>
+              <w:rPr>
+                <w:noProof/>
+                <w:webHidden/>
+              </w:rPr>
+              <w:fldChar w:fldCharType="begin"/>
+            </w:r>
+            <w:r>
+              <w:rPr>
+                <w:noProof/>
+                <w:webHidden/>
+              </w:rPr>
+              <w:instrText xml:space="preserve"> PAGEREF _Toc233796081 \h </w:instrText>
+            </w:r>
+            <w:r>
+              <w:rPr>
+                <w:noProof/>
+                <w:webHidden/>
+              </w:rPr>
+            </w:r>
+            <w:r>
+              <w:rPr>
+                <w:noProof/>
+                <w:webHidden/>
+              </w:rPr>
+              <w:fldChar w:fldCharType="separate"/>
+            </w:r>
+            <w:r>
+              <w:rPr>
+                <w:noProof/>
+                <w:webHidden/>
+              </w:rPr>
+              <w:t>11</w:t>
+            </w:r>
+            <w:r>
+              <w:rPr>
+                <w:noProof/>
+                <w:webHidden/>
+              </w:rPr>
+              <w:fldChar w:fldCharType="end"/>
+            </w:r>
+          </w:hyperlink>
+        </w:p>
+        <w:p>
+          <w:pPr>
+            <w:pStyle w:val="TOC2"/>
+            <w:tabs>
+              <w:tab w:val="left" w:pos="960"/>
+              <w:tab w:val="right" w:leader="dot" w:pos="9016"/>
+            </w:tabs>
+            <w:rPr>
+              <w:noProof/>
+              <w:sz w:val="24"/>
+              <w:szCs w:val="24"/>
+              <w:lang w:eastAsia="en-GB"/>
+            </w:rPr>
+          </w:pPr>
+          <w:hyperlink w:anchor="_Toc233796082" w:history="1">
+            <w:r>
+              <w:rPr>
+                <w:rStyle w:val="Hyperlink"/>
+                <w:noProof/>
+              </w:rPr>
+              <w:t>1.9.</w:t>
+            </w:r>
+            <w:r>
+              <w:rPr>
+                <w:noProof/>
+                <w:sz w:val="24"/>
+                <w:szCs w:val="24"/>
+                <w:lang w:eastAsia="en-GB"/>
+              </w:rPr>
+              <w:tab/>
+            </w:r>
+            <w:r>
+              <w:rPr>
+                <w:rStyle w:val="Hyperlink"/>
+                <w:noProof/>
+              </w:rPr>
+              <w:t>Research Gap and Conclusion</w:t>
+            </w:r>
+            <w:r>
+              <w:rPr>
+                <w:noProof/>
+                <w:webHidden/>
+              </w:rPr>
+              <w:tab/>
+            </w:r>
+            <w:r>
+              <w:rPr>
+                <w:noProof/>
+                <w:webHidden/>
+              </w:rPr>
+              <w:fldChar w:fldCharType="begin"/>
+            </w:r>
+            <w:r>
+              <w:rPr>
+                <w:noProof/>
+                <w:webHidden/>
+              </w:rPr>
+              <w:instrText xml:space="preserve"> PAGEREF _Toc233796082 \h </w:instrText>
+            </w:r>
+            <w:r>
+              <w:rPr>
+                <w:noProof/>
+                <w:webHidden/>
+              </w:rPr>
+            </w:r>
+            <w:r>
+              <w:rPr>
+                <w:noProof/>
+                <w:webHidden/>
+              </w:rPr>
+              <w:fldChar w:fldCharType="separate"/>
+            </w:r>
+            <w:r>
+              <w:rPr>
+                <w:noProof/>
+                <w:webHidden/>
+              </w:rPr>
+              <w:t>11</w:t>
+            </w:r>
+            <w:r>
+              <w:rPr>
+                <w:noProof/>
+                <w:webHidden/>
+              </w:rPr>
+              <w:fldChar w:fldCharType="end"/>
+            </w:r>
+          </w:hyperlink>
+        </w:p>
+        <w:p>
+          <w:pPr>
+            <w:pStyle w:val="TOC2"/>
+            <w:tabs>
+              <w:tab w:val="left" w:pos="720"/>
+              <w:tab w:val="right" w:leader="dot" w:pos="9016"/>
+            </w:tabs>
+            <w:rPr>
+              <w:noProof/>
+              <w:sz w:val="24"/>
+              <w:szCs w:val="24"/>
+              <w:lang w:eastAsia="en-GB"/>
+            </w:rPr>
+          </w:pPr>
+          <w:hyperlink w:anchor="_Toc233796083" w:history="1">
+            <w:r>
+              <w:rPr>
+                <w:rStyle w:val="Hyperlink"/>
+                <w:noProof/>
+              </w:rPr>
+              <w:t>2.</w:t>
+            </w:r>
+            <w:r>
+              <w:rPr>
+                <w:noProof/>
+                <w:sz w:val="24"/>
+                <w:szCs w:val="24"/>
+                <w:lang w:eastAsia="en-GB"/>
+              </w:rPr>
+              <w:tab/>
+            </w:r>
+            <w:r>
+              <w:rPr>
+                <w:rStyle w:val="Hyperlink"/>
+                <w:noProof/>
+              </w:rPr>
+              <w:t>Design</w:t>
+            </w:r>
+            <w:r>
+              <w:rPr>
+                <w:noProof/>
+                <w:webHidden/>
+              </w:rPr>
+              <w:tab/>
+            </w:r>
+            <w:r>
+              <w:rPr>
+                <w:noProof/>
+                <w:webHidden/>
+              </w:rPr>
+              <w:fldChar w:fldCharType="begin"/>
+            </w:r>
+            <w:r>
+              <w:rPr>
+                <w:noProof/>
+                <w:webHidden/>
+              </w:rPr>
+              <w:instrText xml:space="preserve"> PAGEREF _Toc233796083 \h </w:instrText>
+            </w:r>
+            <w:r>
+              <w:rPr>
+                <w:noProof/>
+                <w:webHidden/>
+              </w:rPr>
+            </w:r>
+            <w:r>
+              <w:rPr>
+                <w:noProof/>
+                <w:webHidden/>
+              </w:rPr>
+              <w:fldChar w:fldCharType="separate"/>
+            </w:r>
+            <w:r>
+              <w:rPr>
+                <w:noProof/>
+                <w:webHidden/>
+              </w:rPr>
+              <w:t>12</w:t>
             </w:r>
             <w:r>
               <w:rPr>
@@ -4317,10 +7281,12 @@
             </w:tabs>
             <w:rPr>
               <w:noProof/>
-              <w:lang w:eastAsia="en-IE"/>
+              <w:sz w:val="24"/>
+              <w:szCs w:val="24"/>
+              <w:lang w:eastAsia="en-GB"/>
             </w:rPr>
           </w:pPr>
-          <w:hyperlink w:anchor="_Toc101374253" w:history="1">
+          <w:hyperlink w:anchor="_Toc233796084" w:history="1">
             <w:r>
               <w:rPr>
                 <w:rStyle w:val="Hyperlink"/>
@@ -4347,7 +7313,7 @@
                 <w:noProof/>
                 <w:webHidden/>
               </w:rPr>
-              <w:instrText xml:space="preserve"> PAGEREF _Toc101374253 \h </w:instrText>
+              <w:instrText xml:space="preserve"> PAGEREF _Toc233796084 \h </w:instrText>
             </w:r>
             <w:r>
               <w:rPr>
@@ -4386,10 +7352,12 @@
             </w:tabs>
             <w:rPr>
               <w:noProof/>
-              <w:lang w:eastAsia="en-IE"/>
+              <w:sz w:val="24"/>
+              <w:szCs w:val="24"/>
+              <w:lang w:eastAsia="en-GB"/>
             </w:rPr>
           </w:pPr>
-          <w:hyperlink w:anchor="_Toc101374254" w:history="1">
+          <w:hyperlink w:anchor="_Toc233796085" w:history="1">
             <w:r>
               <w:rPr>
                 <w:rStyle w:val="Hyperlink"/>
@@ -4416,7 +7384,7 @@
                 <w:noProof/>
                 <w:webHidden/>
               </w:rPr>
-              <w:instrText xml:space="preserve"> PAGEREF _Toc101374254 \h </w:instrText>
+              <w:instrText xml:space="preserve"> PAGEREF _Toc233796085 \h </w:instrText>
             </w:r>
             <w:r>
               <w:rPr>
@@ -4436,7 +7404,7 @@
                 <w:noProof/>
                 <w:webHidden/>
               </w:rPr>
-              <w:t>ii</w:t>
+              <w:t>iii</w:t>
             </w:r>
             <w:r>
               <w:rPr>
@@ -4455,10 +7423,12 @@
             </w:tabs>
             <w:rPr>
               <w:noProof/>
-              <w:lang w:eastAsia="en-IE"/>
+              <w:sz w:val="24"/>
+              <w:szCs w:val="24"/>
+              <w:lang w:eastAsia="en-GB"/>
             </w:rPr>
           </w:pPr>
-          <w:hyperlink w:anchor="_Toc101374255" w:history="1">
+          <w:hyperlink w:anchor="_Toc233796086" w:history="1">
             <w:r>
               <w:rPr>
                 <w:rStyle w:val="Hyperlink"/>
@@ -4485,7 +7455,7 @@
                 <w:noProof/>
                 <w:webHidden/>
               </w:rPr>
-              <w:instrText xml:space="preserve"> PAGEREF _Toc101374255 \h </w:instrText>
+              <w:instrText xml:space="preserve"> PAGEREF _Toc233796086 \h </w:instrText>
             </w:r>
             <w:r>
               <w:rPr>
@@ -4505,7 +7475,7 @@
                 <w:noProof/>
                 <w:webHidden/>
               </w:rPr>
-              <w:t>iii</w:t>
+              <w:t>iv</w:t>
             </w:r>
             <w:r>
               <w:rPr>
@@ -4548,7 +7518,7 @@
       <w:pPr>
         <w:pStyle w:val="Heading1"/>
       </w:pPr>
-      <w:bookmarkStart w:id="6" w:name="_Toc101374238"/>
+      <w:bookmarkStart w:id="6" w:name="_Toc233796039"/>
       <w:r>
         <w:lastRenderedPageBreak/>
         <w:t>Table of Figures</w:t>
@@ -4794,7 +7764,7 @@
       <w:pPr>
         <w:pStyle w:val="Heading1"/>
       </w:pPr>
-      <w:bookmarkStart w:id="7" w:name="_Toc101374239"/>
+      <w:bookmarkStart w:id="7" w:name="_Toc233796040"/>
       <w:r>
         <w:lastRenderedPageBreak/>
         <w:t>Table of Tables</w:t>
@@ -4980,7 +7950,7 @@
       <w:pPr>
         <w:pStyle w:val="Heading1"/>
       </w:pPr>
-      <w:bookmarkStart w:id="8" w:name="_Toc101374240"/>
+      <w:bookmarkStart w:id="8" w:name="_Toc233796041"/>
       <w:r>
         <w:lastRenderedPageBreak/>
         <w:t>Table of Code Listings</w:t>
@@ -5094,7 +8064,7 @@
         </w:numPr>
       </w:pPr>
       <w:bookmarkStart w:id="9" w:name="_Ref357510072"/>
-      <w:bookmarkStart w:id="10" w:name="_Toc101374241"/>
+      <w:bookmarkStart w:id="10" w:name="_Toc233796042"/>
       <w:r>
         <w:lastRenderedPageBreak/>
         <w:t>Introduction</w:t>
@@ -5337,8 +8307,17 @@
           <w:sz w:val="24"/>
           <w:szCs w:val="24"/>
         </w:rPr>
-        <w:t>e, leading to an enterprise of interconnected SoS</w:t>
-      </w:r>
+        <w:t xml:space="preserve">e, leading to an enterprise of interconnected </w:t>
+      </w:r>
+      <w:proofErr w:type="spellStart"/>
+      <w:r>
+        <w:rPr>
+          <w:sz w:val="24"/>
+          <w:szCs w:val="24"/>
+        </w:rPr>
+        <w:t>SoS</w:t>
+      </w:r>
+      <w:proofErr w:type="spellEnd"/>
       <w:r>
         <w:rPr>
           <w:sz w:val="24"/>
@@ -5516,8 +8495,17 @@
           <w:sz w:val="24"/>
           <w:szCs w:val="24"/>
         </w:rPr>
-        <w:t xml:space="preserve"> the SoS</w:t>
-      </w:r>
+        <w:t xml:space="preserve"> the </w:t>
+      </w:r>
+      <w:proofErr w:type="spellStart"/>
+      <w:r>
+        <w:rPr>
+          <w:sz w:val="24"/>
+          <w:szCs w:val="24"/>
+        </w:rPr>
+        <w:t>SoS</w:t>
+      </w:r>
+      <w:proofErr w:type="spellEnd"/>
       <w:r>
         <w:rPr>
           <w:sz w:val="24"/>
@@ -5874,6 +8862,7 @@
         </w:rPr>
         <w:t xml:space="preserve">afka events and creating a </w:t>
       </w:r>
+      <w:proofErr w:type="spellStart"/>
       <w:r>
         <w:rPr>
           <w:sz w:val="24"/>
@@ -5895,6 +8884,7 @@
         </w:rPr>
         <w:t>QL</w:t>
       </w:r>
+      <w:proofErr w:type="spellEnd"/>
       <w:r>
         <w:rPr>
           <w:sz w:val="24"/>
@@ -5965,12 +8955,21 @@
         </w:rPr>
         <w:t xml:space="preserve"> </w:t>
       </w:r>
-      <w:r>
-        <w:rPr>
-          <w:sz w:val="24"/>
-          <w:szCs w:val="24"/>
-        </w:rPr>
-        <w:t xml:space="preserve">GraphQL </w:t>
+      <w:proofErr w:type="spellStart"/>
+      <w:r>
+        <w:rPr>
+          <w:sz w:val="24"/>
+          <w:szCs w:val="24"/>
+        </w:rPr>
+        <w:t>GraphQL</w:t>
+      </w:r>
+      <w:proofErr w:type="spellEnd"/>
+      <w:r>
+        <w:rPr>
+          <w:sz w:val="24"/>
+          <w:szCs w:val="24"/>
+        </w:rPr>
+        <w:t xml:space="preserve"> </w:t>
       </w:r>
       <w:r>
         <w:rPr>
@@ -6076,7 +9075,23 @@
           <w:sz w:val="24"/>
           <w:szCs w:val="24"/>
         </w:rPr>
-        <w:t xml:space="preserve"> (SPoF)</w:t>
+        <w:t xml:space="preserve"> (</w:t>
+      </w:r>
+      <w:proofErr w:type="spellStart"/>
+      <w:r>
+        <w:rPr>
+          <w:sz w:val="24"/>
+          <w:szCs w:val="24"/>
+        </w:rPr>
+        <w:t>SPoF</w:t>
+      </w:r>
+      <w:proofErr w:type="spellEnd"/>
+      <w:r>
+        <w:rPr>
+          <w:sz w:val="24"/>
+          <w:szCs w:val="24"/>
+        </w:rPr>
+        <w:t>)</w:t>
       </w:r>
       <w:r>
         <w:rPr>
@@ -6196,7 +9211,7 @@
         </w:numPr>
         <w:ind w:left="851" w:hanging="851"/>
       </w:pPr>
-      <w:bookmarkStart w:id="11" w:name="_Toc101374242"/>
+      <w:bookmarkStart w:id="11" w:name="_Toc233796043"/>
       <w:r>
         <w:t>Purpose</w:t>
       </w:r>
@@ -6293,7 +9308,23 @@
           <w:sz w:val="24"/>
           <w:szCs w:val="24"/>
         </w:rPr>
-        <w:t xml:space="preserve"> during a transition from monoliths towards SoS in large enterprises like those found in the postal sector</w:t>
+        <w:t xml:space="preserve"> during a transition from monoliths towards </w:t>
+      </w:r>
+      <w:proofErr w:type="spellStart"/>
+      <w:r>
+        <w:rPr>
+          <w:sz w:val="24"/>
+          <w:szCs w:val="24"/>
+        </w:rPr>
+        <w:t>SoS</w:t>
+      </w:r>
+      <w:proofErr w:type="spellEnd"/>
+      <w:r>
+        <w:rPr>
+          <w:sz w:val="24"/>
+          <w:szCs w:val="24"/>
+        </w:rPr>
+        <w:t xml:space="preserve"> in large enterprises like those found in the postal sector</w:t>
       </w:r>
       <w:r>
         <w:rPr>
@@ -6307,7 +9338,23 @@
           <w:sz w:val="24"/>
           <w:szCs w:val="24"/>
         </w:rPr>
-        <w:t xml:space="preserve">Can the decentralised benefits of event streaming and microservices be coupled with high availability without a major increase in complexity and cost? To aid the investigation various technical artifacts will be created. A set of microservices will be configured to act as the producers for a Kafka topic. These will run as containers in AKS. Then various different implementations will be created to demonstrate how high availability can be made possible for a consumer to aggregate the data and make it searchable via a GraphQL </w:t>
+        <w:t xml:space="preserve">Can the decentralised benefits of event streaming and microservices be coupled with high availability without a major increase in complexity and cost? To aid the investigation various technical artifacts will be created. A set of microservices will be configured to act as the producers for a Kafka topic. These will run as containers in AKS. Then various different implementations will be created to demonstrate how high availability can be made possible for a consumer to aggregate the data and make it searchable via a </w:t>
+      </w:r>
+      <w:proofErr w:type="spellStart"/>
+      <w:r>
+        <w:rPr>
+          <w:sz w:val="24"/>
+          <w:szCs w:val="24"/>
+        </w:rPr>
+        <w:t>GraphQL</w:t>
+      </w:r>
+      <w:proofErr w:type="spellEnd"/>
+      <w:r>
+        <w:rPr>
+          <w:sz w:val="24"/>
+          <w:szCs w:val="24"/>
+        </w:rPr>
+        <w:t xml:space="preserve"> </w:t>
       </w:r>
       <w:r>
         <w:rPr>
@@ -6455,9 +9502,11 @@
         </w:numPr>
         <w:ind w:left="851" w:hanging="851"/>
       </w:pPr>
+      <w:bookmarkStart w:id="12" w:name="_Toc233796044"/>
       <w:r>
         <w:t>Aims</w:t>
       </w:r>
+      <w:bookmarkEnd w:id="12"/>
     </w:p>
     <w:p>
       <w:pPr>
@@ -6555,9 +9604,11 @@
         </w:numPr>
         <w:ind w:left="851" w:hanging="851"/>
       </w:pPr>
+      <w:bookmarkStart w:id="13" w:name="_Toc233796045"/>
       <w:r>
         <w:t>Objectives</w:t>
       </w:r>
+      <w:bookmarkEnd w:id="13"/>
     </w:p>
     <w:p/>
     <w:p>
@@ -6638,13 +9689,23 @@
         </w:rPr>
         <w:t xml:space="preserve">Deploy the </w:t>
       </w:r>
-      <w:r>
-        <w:rPr>
-          <w:sz w:val="24"/>
-          <w:szCs w:val="24"/>
-          <w:lang w:val="en-GB"/>
-        </w:rPr>
-        <w:t xml:space="preserve">SPoF components of the </w:t>
+      <w:proofErr w:type="spellStart"/>
+      <w:r>
+        <w:rPr>
+          <w:sz w:val="24"/>
+          <w:szCs w:val="24"/>
+          <w:lang w:val="en-GB"/>
+        </w:rPr>
+        <w:t>SPoF</w:t>
+      </w:r>
+      <w:proofErr w:type="spellEnd"/>
+      <w:r>
+        <w:rPr>
+          <w:sz w:val="24"/>
+          <w:szCs w:val="24"/>
+          <w:lang w:val="en-GB"/>
+        </w:rPr>
+        <w:t xml:space="preserve"> components of the </w:t>
       </w:r>
       <w:r>
         <w:rPr>
@@ -7012,14 +10073,14 @@
         </w:numPr>
         <w:ind w:left="851" w:hanging="851"/>
       </w:pPr>
-      <w:bookmarkStart w:id="12" w:name="_Toc101374243"/>
+      <w:bookmarkStart w:id="14" w:name="_Toc233796046"/>
       <w:r>
         <w:t>Background</w:t>
       </w:r>
-      <w:bookmarkEnd w:id="12"/>
       <w:r>
         <w:t xml:space="preserve"> &amp; Technology of Interest</w:t>
       </w:r>
+      <w:bookmarkEnd w:id="14"/>
     </w:p>
     <w:p>
       <w:pPr>
@@ -7189,7 +10250,23 @@
           <w:sz w:val="24"/>
           <w:szCs w:val="24"/>
         </w:rPr>
-        <w:t>The architectural shift associated with this transition sets the enterprise up with an interconnected SoS and away from a centralised core. Since the postal sector provides critical services that should never go offline, the legacy monolith systems need to be incrementally dismantled using the Strangler Fig Pattern. This allows the new system to be built up in stages without any downtime</w:t>
+        <w:t xml:space="preserve">The architectural shift associated with this transition sets the enterprise up with an interconnected </w:t>
+      </w:r>
+      <w:proofErr w:type="spellStart"/>
+      <w:r>
+        <w:rPr>
+          <w:sz w:val="24"/>
+          <w:szCs w:val="24"/>
+        </w:rPr>
+        <w:t>SoS</w:t>
+      </w:r>
+      <w:proofErr w:type="spellEnd"/>
+      <w:r>
+        <w:rPr>
+          <w:sz w:val="24"/>
+          <w:szCs w:val="24"/>
+        </w:rPr>
+        <w:t xml:space="preserve"> and away from a centralised core. Since the postal sector provides critical services that should never go offline, the legacy monolith systems need to be incrementally dismantled using the Strangler Fig Pattern. This allows the new system to be built up in stages without any downtime</w:t>
       </w:r>
       <w:r>
         <w:rPr>
@@ -7302,6 +10379,7 @@
         </w:rPr>
         <w:t xml:space="preserve"> a critical </w:t>
       </w:r>
+      <w:proofErr w:type="spellStart"/>
       <w:r>
         <w:rPr>
           <w:sz w:val="24"/>
@@ -7309,6 +10387,7 @@
         </w:rPr>
         <w:t>SPoF</w:t>
       </w:r>
+      <w:proofErr w:type="spellEnd"/>
       <w:r>
         <w:rPr>
           <w:sz w:val="24"/>
@@ -7522,8 +10601,17 @@
           <w:sz w:val="24"/>
           <w:szCs w:val="24"/>
         </w:rPr>
-        <w:t>, aggregation and GraphQL</w:t>
-      </w:r>
+        <w:t xml:space="preserve">, aggregation and </w:t>
+      </w:r>
+      <w:proofErr w:type="spellStart"/>
+      <w:r>
+        <w:rPr>
+          <w:sz w:val="24"/>
+          <w:szCs w:val="24"/>
+        </w:rPr>
+        <w:t>GraphQL</w:t>
+      </w:r>
+      <w:proofErr w:type="spellEnd"/>
       <w:r>
         <w:rPr>
           <w:sz w:val="24"/>
@@ -7556,7 +10644,21 @@
         <w:rPr>
           <w:sz w:val="24"/>
         </w:rPr>
-        <w:t>An Azure hosted Redis database will be utilised as a low latency materialised view for the GraphQL API. This allow</w:t>
+        <w:t xml:space="preserve">An Azure hosted Redis database will be utilised as a low latency materialised view for the </w:t>
+      </w:r>
+      <w:proofErr w:type="spellStart"/>
+      <w:r>
+        <w:rPr>
+          <w:sz w:val="24"/>
+        </w:rPr>
+        <w:t>GraphQL</w:t>
+      </w:r>
+      <w:proofErr w:type="spellEnd"/>
+      <w:r>
+        <w:rPr>
+          <w:sz w:val="24"/>
+        </w:rPr>
+        <w:t xml:space="preserve"> API. This allow</w:t>
       </w:r>
       <w:r>
         <w:rPr>
@@ -7670,9 +10772,11 @@
         </w:numPr>
         <w:ind w:left="851" w:hanging="851"/>
       </w:pPr>
+      <w:bookmarkStart w:id="15" w:name="_Toc233796047"/>
       <w:r>
         <w:t>Problem Statement</w:t>
       </w:r>
+      <w:bookmarkEnd w:id="15"/>
     </w:p>
     <w:p>
       <w:pPr>
@@ -7807,7 +10911,23 @@
           <w:sz w:val="24"/>
           <w:szCs w:val="24"/>
         </w:rPr>
-        <w:t xml:space="preserve">an orchestrated SoS is when the risk increases if a wrong setup is pursued. Engineering teams lack a framework to benchmark the infrastructure architecture decisions with </w:t>
+        <w:t xml:space="preserve">an orchestrated </w:t>
+      </w:r>
+      <w:proofErr w:type="spellStart"/>
+      <w:r>
+        <w:rPr>
+          <w:sz w:val="24"/>
+          <w:szCs w:val="24"/>
+        </w:rPr>
+        <w:t>SoS</w:t>
+      </w:r>
+      <w:proofErr w:type="spellEnd"/>
+      <w:r>
+        <w:rPr>
+          <w:sz w:val="24"/>
+          <w:szCs w:val="24"/>
+        </w:rPr>
+        <w:t xml:space="preserve"> is when the risk increases if a wrong setup is pursued. Engineering teams lack a framework to benchmark the infrastructure architecture decisions with </w:t>
       </w:r>
       <w:proofErr w:type="spellStart"/>
       <w:r>
@@ -7939,11 +11059,11 @@
         </w:numPr>
         <w:ind w:left="851" w:hanging="851"/>
       </w:pPr>
-      <w:bookmarkStart w:id="13" w:name="_Toc101374246"/>
+      <w:bookmarkStart w:id="16" w:name="_Toc233796048"/>
       <w:r>
         <w:t>Research Question</w:t>
       </w:r>
-      <w:bookmarkEnd w:id="13"/>
+      <w:bookmarkEnd w:id="16"/>
       <w:r>
         <w:t xml:space="preserve"> </w:t>
       </w:r>
@@ -8052,9 +11172,11 @@
         </w:numPr>
         <w:ind w:left="851" w:hanging="851"/>
       </w:pPr>
+      <w:bookmarkStart w:id="17" w:name="_Toc233796049"/>
       <w:r>
         <w:t>Chapter 1 conclusion</w:t>
       </w:r>
+      <w:bookmarkEnd w:id="17"/>
     </w:p>
     <w:p>
       <w:pPr>
@@ -8367,10 +11489,12 @@
         </w:numPr>
         <w:ind w:left="567" w:hanging="567"/>
       </w:pPr>
+      <w:bookmarkStart w:id="18" w:name="_Toc233796050"/>
       <w:r>
         <w:lastRenderedPageBreak/>
         <w:t>Literature Review</w:t>
       </w:r>
+      <w:bookmarkEnd w:id="18"/>
     </w:p>
     <w:p>
       <w:pPr>
@@ -8381,9 +11505,11 @@
         </w:numPr>
         <w:ind w:left="851" w:hanging="851"/>
       </w:pPr>
+      <w:bookmarkStart w:id="19" w:name="_Toc233796051"/>
       <w:r>
         <w:t>Introduction</w:t>
       </w:r>
+      <w:bookmarkEnd w:id="19"/>
     </w:p>
     <w:p/>
     <w:p>
@@ -8506,21 +11632,35 @@
           <w:sz w:val="24"/>
           <w:szCs w:val="24"/>
         </w:rPr>
-        <w:t xml:space="preserve">This has meant the constant adding on of features to business applications which </w:t>
-      </w:r>
-      <w:r>
-        <w:rPr>
-          <w:sz w:val="24"/>
-          <w:szCs w:val="24"/>
-        </w:rPr>
-        <w:t xml:space="preserve">then </w:t>
-      </w:r>
-      <w:r>
-        <w:rPr>
-          <w:sz w:val="24"/>
-          <w:szCs w:val="24"/>
-        </w:rPr>
-        <w:t>turned into monoliths. These monoliths became so complex that their functionality needed to be split into microservices</w:t>
+        <w:t>This has meant the constant adding on of features to business applications</w:t>
+      </w:r>
+      <w:r>
+        <w:rPr>
+          <w:sz w:val="24"/>
+          <w:szCs w:val="24"/>
+        </w:rPr>
+        <w:t>,</w:t>
+      </w:r>
+      <w:r>
+        <w:rPr>
+          <w:sz w:val="24"/>
+          <w:szCs w:val="24"/>
+        </w:rPr>
+        <w:t xml:space="preserve"> </w:t>
+      </w:r>
+      <w:r>
+        <w:rPr>
+          <w:sz w:val="24"/>
+          <w:szCs w:val="24"/>
+        </w:rPr>
+        <w:t>a process which created large unwieldy</w:t>
+      </w:r>
+      <w:r>
+        <w:rPr>
+          <w:sz w:val="24"/>
+          <w:szCs w:val="24"/>
+        </w:rPr>
+        <w:t xml:space="preserve"> monoliths. These monoliths became so complex that their functionality needed to be split into microservices</w:t>
       </w:r>
       <w:r>
         <w:rPr>
@@ -8621,7 +11761,27 @@
           <w:szCs w:val="24"/>
           <w:lang w:val="en-GB"/>
         </w:rPr>
-        <w:t xml:space="preserve">(Kalske </w:t>
+        <w:t>(</w:t>
+      </w:r>
+      <w:proofErr w:type="spellStart"/>
+      <w:r>
+        <w:rPr>
+          <w:rFonts w:ascii="Calibri" w:eastAsiaTheme="minorHAnsi" w:cs="Calibri"/>
+          <w:sz w:val="24"/>
+          <w:szCs w:val="24"/>
+          <w:lang w:val="en-GB"/>
+        </w:rPr>
+        <w:t>Kalske</w:t>
+      </w:r>
+      <w:proofErr w:type="spellEnd"/>
+      <w:r>
+        <w:rPr>
+          <w:rFonts w:ascii="Calibri" w:eastAsiaTheme="minorHAnsi" w:cs="Calibri"/>
+          <w:sz w:val="24"/>
+          <w:szCs w:val="24"/>
+          <w:lang w:val="en-GB"/>
+        </w:rPr>
+        <w:t xml:space="preserve"> </w:t>
       </w:r>
       <w:r>
         <w:rPr>
@@ -9096,7 +12256,27 @@
           <w:szCs w:val="24"/>
           <w:lang w:val="en-GB"/>
         </w:rPr>
-        <w:t xml:space="preserve">(Ilieva </w:t>
+        <w:t>(</w:t>
+      </w:r>
+      <w:proofErr w:type="spellStart"/>
+      <w:r>
+        <w:rPr>
+          <w:rFonts w:ascii="Calibri" w:eastAsiaTheme="minorHAnsi" w:cs="Calibri"/>
+          <w:sz w:val="24"/>
+          <w:szCs w:val="24"/>
+          <w:lang w:val="en-GB"/>
+        </w:rPr>
+        <w:t>Ilieva</w:t>
+      </w:r>
+      <w:proofErr w:type="spellEnd"/>
+      <w:r>
+        <w:rPr>
+          <w:rFonts w:ascii="Calibri" w:eastAsiaTheme="minorHAnsi" w:cs="Calibri"/>
+          <w:sz w:val="24"/>
+          <w:szCs w:val="24"/>
+          <w:lang w:val="en-GB"/>
+        </w:rPr>
+        <w:t xml:space="preserve"> </w:t>
       </w:r>
       <w:r>
         <w:rPr>
@@ -9180,9 +12360,11 @@
         </w:numPr>
         <w:ind w:left="851" w:hanging="851"/>
       </w:pPr>
+      <w:bookmarkStart w:id="20" w:name="_Toc233796052"/>
       <w:r>
         <w:t>Problem Context</w:t>
       </w:r>
+      <w:bookmarkEnd w:id="20"/>
     </w:p>
     <w:p>
       <w:pPr>
@@ -9197,6 +12379,7 @@
           <w:sz w:val="24"/>
           <w:szCs w:val="24"/>
         </w:rPr>
+        <w:lastRenderedPageBreak/>
         <w:t>Enterprises in the</w:t>
       </w:r>
       <w:r>
@@ -9234,8 +12417,8 @@
         </w:rPr>
         <w:t xml:space="preserve">considered to be critical infrastructure that need to fulfil a </w:t>
       </w:r>
-      <w:bookmarkStart w:id="14" w:name="OLE_LINK1"/>
-      <w:bookmarkStart w:id="15" w:name="OLE_LINK2"/>
+      <w:bookmarkStart w:id="21" w:name="OLE_LINK1"/>
+      <w:bookmarkStart w:id="22" w:name="OLE_LINK2"/>
       <w:r>
         <w:rPr>
           <w:sz w:val="24"/>
@@ -9243,8 +12426,8 @@
         </w:rPr>
         <w:t xml:space="preserve">Universal Service Obligation </w:t>
       </w:r>
-      <w:bookmarkEnd w:id="14"/>
-      <w:bookmarkEnd w:id="15"/>
+      <w:bookmarkEnd w:id="21"/>
+      <w:bookmarkEnd w:id="22"/>
       <w:r>
         <w:rPr>
           <w:sz w:val="24"/>
@@ -9299,15 +12482,7 @@
           <w:sz w:val="24"/>
           <w:szCs w:val="24"/>
         </w:rPr>
-        <w:t xml:space="preserve">At the same time the demands </w:t>
-      </w:r>
-      <w:r>
-        <w:rPr>
-          <w:sz w:val="24"/>
-          <w:szCs w:val="24"/>
-        </w:rPr>
-        <w:lastRenderedPageBreak/>
-        <w:t>from customers have leaned towards digital products and faster processing time, resulting in a drastic changes affecting the postal sector</w:t>
+        <w:t>At the same time the demands from customers have leaned towards digital products and faster processing time, resulting in a drastic changes affecting the postal sector</w:t>
       </w:r>
       <w:r>
         <w:rPr>
@@ -9641,6 +12816,15 @@
         </w:rPr>
         <w:t xml:space="preserve"> A trade-off between the highest possible availability and the cost of the setup needs to be found in order for an enterprise to gain the most advantage. </w:t>
       </w:r>
+    </w:p>
+    <w:p>
+      <w:pPr>
+        <w:spacing w:line="360" w:lineRule="auto"/>
+        <w:rPr>
+          <w:sz w:val="24"/>
+          <w:szCs w:val="24"/>
+        </w:rPr>
+      </w:pPr>
       <w:r>
         <w:rPr>
           <w:sz w:val="24"/>
@@ -9887,27 +13071,7 @@
           <w:szCs w:val="24"/>
           <w:lang w:val="en-GB"/>
         </w:rPr>
-        <w:t>(</w:t>
-      </w:r>
-      <w:proofErr w:type="spellStart"/>
-      <w:r>
-        <w:rPr>
-          <w:rFonts w:ascii="Calibri" w:eastAsiaTheme="minorHAnsi" w:cs="Calibri"/>
-          <w:sz w:val="24"/>
-          <w:szCs w:val="24"/>
-          <w:lang w:val="en-GB"/>
-        </w:rPr>
-        <w:t>Myllynen</w:t>
-      </w:r>
-      <w:proofErr w:type="spellEnd"/>
-      <w:r>
-        <w:rPr>
-          <w:rFonts w:ascii="Calibri" w:eastAsiaTheme="minorHAnsi" w:cs="Calibri"/>
-          <w:sz w:val="24"/>
-          <w:szCs w:val="24"/>
-          <w:lang w:val="en-GB"/>
-        </w:rPr>
-        <w:t xml:space="preserve"> </w:t>
+        <w:t xml:space="preserve">(Myllynen </w:t>
       </w:r>
       <w:r>
         <w:rPr>
@@ -9967,6 +13131,7 @@
         </w:numPr>
         <w:ind w:left="851" w:hanging="851"/>
       </w:pPr>
+      <w:bookmarkStart w:id="23" w:name="_Toc233796053"/>
       <w:r>
         <w:t xml:space="preserve">Digital </w:t>
       </w:r>
@@ -9979,7 +13144,9 @@
       <w:r>
         <w:t>and Enterprise Architecture</w:t>
       </w:r>
-    </w:p>
+      <w:bookmarkEnd w:id="23"/>
+    </w:p>
+    <w:p/>
     <w:p>
       <w:pPr>
         <w:pStyle w:val="Heading3"/>
@@ -9989,11 +13156,869 @@
         </w:numPr>
         <w:ind w:left="1134" w:hanging="1134"/>
       </w:pPr>
-      <w:r>
-        <w:t>Digital Transformation in Enterprise</w:t>
-      </w:r>
-    </w:p>
-    <w:p/>
+      <w:bookmarkStart w:id="24" w:name="_Toc233796054"/>
+      <w:r>
+        <w:lastRenderedPageBreak/>
+        <w:t xml:space="preserve">Digital Transformation in </w:t>
+      </w:r>
+      <w:r>
+        <w:t>the Postal Sector</w:t>
+      </w:r>
+      <w:bookmarkEnd w:id="24"/>
+    </w:p>
+    <w:p>
+      <w:pPr>
+        <w:spacing w:line="360" w:lineRule="auto"/>
+        <w:rPr>
+          <w:sz w:val="24"/>
+          <w:szCs w:val="24"/>
+        </w:rPr>
+      </w:pPr>
+      <w:r>
+        <w:rPr>
+          <w:sz w:val="24"/>
+          <w:szCs w:val="24"/>
+        </w:rPr>
+        <w:t>When an enterprise needs to adapt to changing</w:t>
+      </w:r>
+      <w:r>
+        <w:rPr>
+          <w:sz w:val="24"/>
+          <w:szCs w:val="24"/>
+        </w:rPr>
+        <w:t xml:space="preserve"> production</w:t>
+      </w:r>
+      <w:r>
+        <w:rPr>
+          <w:sz w:val="24"/>
+          <w:szCs w:val="24"/>
+        </w:rPr>
+        <w:t xml:space="preserve"> requirements</w:t>
+      </w:r>
+      <w:r>
+        <w:rPr>
+          <w:sz w:val="24"/>
+          <w:szCs w:val="24"/>
+        </w:rPr>
+        <w:t xml:space="preserve"> or consumer preferences</w:t>
+      </w:r>
+      <w:r>
+        <w:rPr>
+          <w:sz w:val="24"/>
+          <w:szCs w:val="24"/>
+        </w:rPr>
+        <w:t xml:space="preserve"> a need</w:t>
+      </w:r>
+      <w:r>
+        <w:rPr>
+          <w:sz w:val="24"/>
+          <w:szCs w:val="24"/>
+        </w:rPr>
+        <w:t xml:space="preserve"> can arise</w:t>
+      </w:r>
+      <w:r>
+        <w:rPr>
+          <w:sz w:val="24"/>
+          <w:szCs w:val="24"/>
+        </w:rPr>
+        <w:t xml:space="preserve"> for structured change within the organisation</w:t>
+      </w:r>
+      <w:r>
+        <w:rPr>
+          <w:sz w:val="24"/>
+          <w:szCs w:val="24"/>
+        </w:rPr>
+        <w:t xml:space="preserve"> </w:t>
+      </w:r>
+      <w:r>
+        <w:rPr>
+          <w:sz w:val="24"/>
+          <w:szCs w:val="24"/>
+        </w:rPr>
+        <w:fldChar w:fldCharType="begin"/>
+      </w:r>
+      <w:r>
+        <w:rPr>
+          <w:sz w:val="24"/>
+          <w:szCs w:val="24"/>
+        </w:rPr>
+        <w:instrText xml:space="preserve"> ADDIN ZOTERO_ITEM CSL_CITATION {"citationID":"j8khebdH","properties":{"unsorted":false,"formattedCitation":"(Sharavova {\\i{}et al.} 2025)","plainCitation":"(Sharavova et al. 2025)","noteIndex":0},"citationItems":[{"id":195,"uris":["http://zotero.org/users/local/x6OJxADO/items/58HVP5T9"],"itemData":{"id":195,"type":"paper-conference","abstract":"The article is devoted to the study of the evolution of the characteristics of the digital economy and society, highlights the key aspects of assessing the processes of digitalization — the development of information and communication infrastructure, the active introduction of digital technologies and platforms, the strengthening of the role of knowledge as an important element of production, increased attention to information security and adaptation of social institutions. The features of digital development and the consequences of the introduction of new technologies are considered, and the importance of deep transformations in measurement methodology is emphasized, which are necessary to adequately reflect the changes taking place. The systematization of international composite indices of global development, national characteristics of digital development, including changes in the statistical model of digital transformation characteristics, has been carried out. The interrelated system of sources and results of digital transformation is substantiated.","container-title":"2025 International Conference on Engineering Management of Communication and Technology (EMCTECH)","DOI":"10.1109/EMCTECH65814.2025.11220588","event-title":"2025 International Conference on Engineering Management of Communication and Technology (EMCTECH)","ISBN":"978-1-6654-6572-4","language":"en","license":"https://doi.org/10.15223/policy-029","page":"1-6","publisher":"IEEE","publisher-place":"Vienna, Austria","source":"DOI.org (Crossref)","title":"Digital Transformation and the Evolution of its Socio-Economic Consequences","URL":"https://ieeexplore.ieee.org/document/11220588/","author":[{"family":"Sharavova","given":"Olga I."},{"family":"Sharavova","given":"Maria M."},{"family":"Kuzovkova","given":"Tatyana A."},{"family":"Zholtikova","given":"Polina A."}],"accessed":{"date-parts":[["2026",6,30]]},"issued":{"date-parts":[["2025",10,15]]}}}],"schema":"https://github.com/citation-style-language/schema/raw/master/csl-citation.json"} </w:instrText>
+      </w:r>
+      <w:r>
+        <w:rPr>
+          <w:sz w:val="24"/>
+          <w:szCs w:val="24"/>
+        </w:rPr>
+        <w:fldChar w:fldCharType="separate"/>
+      </w:r>
+      <w:r>
+        <w:rPr>
+          <w:rFonts w:ascii="Calibri" w:eastAsiaTheme="minorHAnsi" w:cs="Calibri"/>
+          <w:sz w:val="24"/>
+          <w:szCs w:val="24"/>
+          <w:lang w:val="en-GB"/>
+        </w:rPr>
+        <w:t>(</w:t>
+      </w:r>
+      <w:proofErr w:type="spellStart"/>
+      <w:r>
+        <w:rPr>
+          <w:rFonts w:ascii="Calibri" w:eastAsiaTheme="minorHAnsi" w:cs="Calibri"/>
+          <w:sz w:val="24"/>
+          <w:szCs w:val="24"/>
+          <w:lang w:val="en-GB"/>
+        </w:rPr>
+        <w:t>Sharavova</w:t>
+      </w:r>
+      <w:proofErr w:type="spellEnd"/>
+      <w:r>
+        <w:rPr>
+          <w:rFonts w:ascii="Calibri" w:eastAsiaTheme="minorHAnsi" w:cs="Calibri"/>
+          <w:sz w:val="24"/>
+          <w:szCs w:val="24"/>
+          <w:lang w:val="en-GB"/>
+        </w:rPr>
+        <w:t xml:space="preserve"> </w:t>
+      </w:r>
+      <w:r>
+        <w:rPr>
+          <w:rFonts w:ascii="Calibri" w:eastAsiaTheme="minorHAnsi" w:cs="Calibri"/>
+          <w:i/>
+          <w:iCs/>
+          <w:sz w:val="24"/>
+          <w:szCs w:val="24"/>
+          <w:lang w:val="en-GB"/>
+        </w:rPr>
+        <w:t>et al.</w:t>
+      </w:r>
+      <w:r>
+        <w:rPr>
+          <w:rFonts w:ascii="Calibri" w:eastAsiaTheme="minorHAnsi" w:cs="Calibri"/>
+          <w:sz w:val="24"/>
+          <w:szCs w:val="24"/>
+          <w:lang w:val="en-GB"/>
+        </w:rPr>
+        <w:t xml:space="preserve"> 2025)</w:t>
+      </w:r>
+      <w:r>
+        <w:rPr>
+          <w:sz w:val="24"/>
+          <w:szCs w:val="24"/>
+        </w:rPr>
+        <w:fldChar w:fldCharType="end"/>
+      </w:r>
+      <w:r>
+        <w:rPr>
+          <w:sz w:val="24"/>
+          <w:szCs w:val="24"/>
+        </w:rPr>
+        <w:t xml:space="preserve">. </w:t>
+      </w:r>
+      <w:r>
+        <w:rPr>
+          <w:sz w:val="24"/>
+          <w:szCs w:val="24"/>
+        </w:rPr>
+        <w:t xml:space="preserve">Digital transformations occur when information technology and its associated processes are integrated into organisations or updated to provide a renewed and more digitally integrated landscape. Such transformations can </w:t>
+      </w:r>
+      <w:r>
+        <w:rPr>
+          <w:sz w:val="24"/>
+          <w:szCs w:val="24"/>
+        </w:rPr>
+        <w:t>influence</w:t>
+      </w:r>
+      <w:r>
+        <w:rPr>
+          <w:sz w:val="24"/>
+          <w:szCs w:val="24"/>
+        </w:rPr>
+        <w:t xml:space="preserve"> various parts of an ent</w:t>
+      </w:r>
+      <w:r>
+        <w:rPr>
+          <w:sz w:val="24"/>
+          <w:szCs w:val="24"/>
+        </w:rPr>
+        <w:t>er</w:t>
+      </w:r>
+      <w:r>
+        <w:rPr>
+          <w:sz w:val="24"/>
+          <w:szCs w:val="24"/>
+        </w:rPr>
+        <w:t xml:space="preserve">prise including </w:t>
+      </w:r>
+      <w:r>
+        <w:rPr>
+          <w:sz w:val="24"/>
+          <w:szCs w:val="24"/>
+        </w:rPr>
+        <w:t xml:space="preserve">but not limited to </w:t>
+      </w:r>
+      <w:r>
+        <w:rPr>
+          <w:sz w:val="24"/>
+          <w:szCs w:val="24"/>
+        </w:rPr>
+        <w:t xml:space="preserve">products, </w:t>
+      </w:r>
+      <w:r>
+        <w:rPr>
+          <w:sz w:val="24"/>
+          <w:szCs w:val="24"/>
+        </w:rPr>
+        <w:t xml:space="preserve">management approaches, </w:t>
+      </w:r>
+      <w:r>
+        <w:rPr>
+          <w:sz w:val="24"/>
+          <w:szCs w:val="24"/>
+        </w:rPr>
+        <w:t xml:space="preserve">business </w:t>
+      </w:r>
+      <w:r>
+        <w:rPr>
+          <w:sz w:val="24"/>
+          <w:szCs w:val="24"/>
+        </w:rPr>
+        <w:t>processes</w:t>
+      </w:r>
+      <w:r>
+        <w:rPr>
+          <w:sz w:val="24"/>
+          <w:szCs w:val="24"/>
+        </w:rPr>
+        <w:t xml:space="preserve"> and </w:t>
+      </w:r>
+      <w:r>
+        <w:rPr>
+          <w:sz w:val="24"/>
+          <w:szCs w:val="24"/>
+        </w:rPr>
+        <w:t>corporate culture</w:t>
+      </w:r>
+      <w:r>
+        <w:rPr>
+          <w:sz w:val="24"/>
+          <w:szCs w:val="24"/>
+        </w:rPr>
+        <w:t xml:space="preserve"> </w:t>
+      </w:r>
+      <w:r>
+        <w:rPr>
+          <w:sz w:val="24"/>
+          <w:szCs w:val="24"/>
+        </w:rPr>
+        <w:fldChar w:fldCharType="begin"/>
+      </w:r>
+      <w:r>
+        <w:rPr>
+          <w:sz w:val="24"/>
+          <w:szCs w:val="24"/>
+        </w:rPr>
+        <w:instrText xml:space="preserve"> ADDIN ZOTERO_ITEM CSL_CITATION {"citationID":"PQMY0uCx","properties":{"unsorted":false,"formattedCitation":"(Tcukanova {\\i{}et al.} 2022)","plainCitation":"(Tcukanova et al. 2022)","noteIndex":0},"citationItems":[{"id":197,"uris":["http://zotero.org/users/local/x6OJxADO/items/TTPINVR3"],"itemData":{"id":197,"type":"paper-conference","abstract":"The article discusses the features of managing the digital transformation of medical institutions. The main tools and approaches to digital transformation, the possibility of their application at various stages are determined. The methods of digital transformation of medical institutions are analyzed and their limitations are identified. The results of the analysis of approaches, methods and digital tools make it possible to take into account the features of management and choose the most appropriate tools, approaches and methods for digital transformation in a medical institution.","container-title":"2022 International Conference on Quality Management, Transport and Information Security, Information Technologies (IT&amp;QM&amp;IS)","DOI":"10.1109/ITQMIS56172.2022.9976813","event-title":"2022 International Conference on Quality Management, Transport and Information Security, Information Technologies (IT&amp;QM&amp;IS)","ISBN":"978-1-6654-8870-9","language":"en","license":"https://doi.org/10.15223/policy-029","page":"258-261","publisher":"IEEE","publisher-place":"Saint Petersburg, Russian Federation","source":"DOI.org (Crossref)","title":"Features of Managing the Digital Transformation of Medical Institutions","URL":"https://ieeexplore.ieee.org/document/9976813/","author":[{"family":"Tcukanova","given":"Olga A."},{"family":"Torosyan","given":"Elena K."},{"family":"Kiykova","given":"Daria A."},{"family":"Panteleev","given":"Mikhail V."}],"accessed":{"date-parts":[["2026",6,30]]},"issued":{"date-parts":[["2022",9,26]]}}}],"schema":"https://github.com/citation-style-language/schema/raw/master/csl-citation.json"} </w:instrText>
+      </w:r>
+      <w:r>
+        <w:rPr>
+          <w:sz w:val="24"/>
+          <w:szCs w:val="24"/>
+        </w:rPr>
+        <w:fldChar w:fldCharType="separate"/>
+      </w:r>
+      <w:r>
+        <w:rPr>
+          <w:rFonts w:ascii="Calibri" w:eastAsiaTheme="minorHAnsi" w:cs="Calibri"/>
+          <w:sz w:val="24"/>
+          <w:szCs w:val="24"/>
+          <w:lang w:val="en-GB"/>
+        </w:rPr>
+        <w:t>(</w:t>
+      </w:r>
+      <w:proofErr w:type="spellStart"/>
+      <w:r>
+        <w:rPr>
+          <w:rFonts w:ascii="Calibri" w:eastAsiaTheme="minorHAnsi" w:cs="Calibri"/>
+          <w:sz w:val="24"/>
+          <w:szCs w:val="24"/>
+          <w:lang w:val="en-GB"/>
+        </w:rPr>
+        <w:t>Tcukanova</w:t>
+      </w:r>
+      <w:proofErr w:type="spellEnd"/>
+      <w:r>
+        <w:rPr>
+          <w:rFonts w:ascii="Calibri" w:eastAsiaTheme="minorHAnsi" w:cs="Calibri"/>
+          <w:sz w:val="24"/>
+          <w:szCs w:val="24"/>
+          <w:lang w:val="en-GB"/>
+        </w:rPr>
+        <w:t xml:space="preserve"> </w:t>
+      </w:r>
+      <w:r>
+        <w:rPr>
+          <w:rFonts w:ascii="Calibri" w:eastAsiaTheme="minorHAnsi" w:cs="Calibri"/>
+          <w:i/>
+          <w:iCs/>
+          <w:sz w:val="24"/>
+          <w:szCs w:val="24"/>
+          <w:lang w:val="en-GB"/>
+        </w:rPr>
+        <w:t>et al.</w:t>
+      </w:r>
+      <w:r>
+        <w:rPr>
+          <w:rFonts w:ascii="Calibri" w:eastAsiaTheme="minorHAnsi" w:cs="Calibri"/>
+          <w:sz w:val="24"/>
+          <w:szCs w:val="24"/>
+          <w:lang w:val="en-GB"/>
+        </w:rPr>
+        <w:t xml:space="preserve"> 2022)</w:t>
+      </w:r>
+      <w:r>
+        <w:rPr>
+          <w:sz w:val="24"/>
+          <w:szCs w:val="24"/>
+        </w:rPr>
+        <w:fldChar w:fldCharType="end"/>
+      </w:r>
+      <w:r>
+        <w:rPr>
+          <w:sz w:val="24"/>
+          <w:szCs w:val="24"/>
+        </w:rPr>
+        <w:t xml:space="preserve">. </w:t>
+      </w:r>
+      <w:r>
+        <w:rPr>
+          <w:sz w:val="24"/>
+          <w:szCs w:val="24"/>
+        </w:rPr>
+        <w:t xml:space="preserve">Digital transformations have cyclically led to fundamental change in how people live their daily lives and how businesses operate </w:t>
+      </w:r>
+      <w:r>
+        <w:rPr>
+          <w:sz w:val="24"/>
+          <w:szCs w:val="24"/>
+        </w:rPr>
+        <w:fldChar w:fldCharType="begin"/>
+      </w:r>
+      <w:r>
+        <w:rPr>
+          <w:sz w:val="24"/>
+          <w:szCs w:val="24"/>
+        </w:rPr>
+        <w:instrText xml:space="preserve"> ADDIN ZOTERO_ITEM CSL_CITATION {"citationID":"tQHQoXle","properties":{"unsorted":false,"formattedCitation":"(Platunina {\\i{}et al.} 2025)","plainCitation":"(Platunina et al. 2025)","noteIndex":0},"citationItems":[{"id":201,"uris":["http://zotero.org/users/local/x6OJxADO/items/4U46ETGN"],"itemData":{"id":201,"type":"paper-conference","abstract":"The main technological trends that transform controlling are analyzed: the use of big Data for predictive analytics, the introduction of artificial intelligence and machine learning to automate decision-making processes, the use of Enterprise resource planning (ERP) and Corporate performance management (CPM) systems to integrate business processes, as well as the use of Business Intelligence (BI) tools for data visualization. Special attention is paid to promising areas, including cognitive controlling, digital twins and autonomous control systems. The transformation of the role of the controller in the context of digitalization is being investigated: from the reporting function to a strategic business partnership. It emphasizes the need to develop new competencies among financial professionals, including skills in working with modern analytical tools and understanding the principles of artificial intelligence algorithms. The final part of the article discusses the prospects for the development of technological controlling. The thesis is substantiated that in the coming years, companies that will be able to integrate digital technologies into the management system most effectively will have a competitive advantage. The need for a transition from reactive to proactive data-based management is emphasized, which requires not only technological investments, but also a transformation of managerial thinking.","container-title":"2025 International Conference on Engineering Management of Communication and Technology (EMCTECH)","DOI":"10.1109/EMCTECH65814.2025.11220558","event-title":"2025 International Conference on Engineering Management of Communication and Technology (EMCTECH)","ISBN":"978-1-6654-6572-4","language":"en","license":"https://doi.org/10.15223/policy-029","page":"1-5","publisher":"IEEE","publisher-place":"Vienna, Austria","source":"DOI.org (Crossref)","title":"Technological controlling: digital transformation of management decisions","title-short":"Technological controlling","URL":"https://ieeexplore.ieee.org/document/11220558/","author":[{"family":"Platunina","given":"Galina P."},{"family":"Salutina","given":"Tatyana Y."},{"family":"Gnezdova","given":"Yulia V."},{"family":"Frank","given":"Irina A."}],"accessed":{"date-parts":[["2026",7,1]]},"issued":{"date-parts":[["2025",10,15]]}}}],"schema":"https://github.com/citation-style-language/schema/raw/master/csl-citation.json"} </w:instrText>
+      </w:r>
+      <w:r>
+        <w:rPr>
+          <w:sz w:val="24"/>
+          <w:szCs w:val="24"/>
+        </w:rPr>
+        <w:fldChar w:fldCharType="separate"/>
+      </w:r>
+      <w:r>
+        <w:rPr>
+          <w:rFonts w:ascii="Calibri" w:eastAsiaTheme="minorHAnsi" w:cs="Calibri"/>
+          <w:sz w:val="24"/>
+          <w:szCs w:val="24"/>
+          <w:lang w:val="en-GB"/>
+        </w:rPr>
+        <w:t>(</w:t>
+      </w:r>
+      <w:proofErr w:type="spellStart"/>
+      <w:r>
+        <w:rPr>
+          <w:rFonts w:ascii="Calibri" w:eastAsiaTheme="minorHAnsi" w:cs="Calibri"/>
+          <w:sz w:val="24"/>
+          <w:szCs w:val="24"/>
+          <w:lang w:val="en-GB"/>
+        </w:rPr>
+        <w:t>Platunina</w:t>
+      </w:r>
+      <w:proofErr w:type="spellEnd"/>
+      <w:r>
+        <w:rPr>
+          <w:rFonts w:ascii="Calibri" w:eastAsiaTheme="minorHAnsi" w:cs="Calibri"/>
+          <w:sz w:val="24"/>
+          <w:szCs w:val="24"/>
+          <w:lang w:val="en-GB"/>
+        </w:rPr>
+        <w:t xml:space="preserve"> </w:t>
+      </w:r>
+      <w:r>
+        <w:rPr>
+          <w:rFonts w:ascii="Calibri" w:eastAsiaTheme="minorHAnsi" w:cs="Calibri"/>
+          <w:i/>
+          <w:iCs/>
+          <w:sz w:val="24"/>
+          <w:szCs w:val="24"/>
+          <w:lang w:val="en-GB"/>
+        </w:rPr>
+        <w:t>et al.</w:t>
+      </w:r>
+      <w:r>
+        <w:rPr>
+          <w:rFonts w:ascii="Calibri" w:eastAsiaTheme="minorHAnsi" w:cs="Calibri"/>
+          <w:sz w:val="24"/>
+          <w:szCs w:val="24"/>
+          <w:lang w:val="en-GB"/>
+        </w:rPr>
+        <w:t xml:space="preserve"> 2025)</w:t>
+      </w:r>
+      <w:r>
+        <w:rPr>
+          <w:sz w:val="24"/>
+          <w:szCs w:val="24"/>
+        </w:rPr>
+        <w:fldChar w:fldCharType="end"/>
+      </w:r>
+      <w:r>
+        <w:rPr>
+          <w:sz w:val="24"/>
+          <w:szCs w:val="24"/>
+        </w:rPr>
+        <w:t xml:space="preserve">. For the postal sector specifically this has meant that they need to offer new services and products that reflect the growing mandate to connect a countries citizens together where people increasingly prefer to communicate digitally </w:t>
+      </w:r>
+      <w:r>
+        <w:rPr>
+          <w:sz w:val="24"/>
+          <w:szCs w:val="24"/>
+        </w:rPr>
+        <w:fldChar w:fldCharType="begin"/>
+      </w:r>
+      <w:r>
+        <w:rPr>
+          <w:sz w:val="24"/>
+          <w:szCs w:val="24"/>
+        </w:rPr>
+        <w:instrText xml:space="preserve"> ADDIN ZOTERO_ITEM CSL_CITATION {"citationID":"HSC8OZdV","properties":{"unsorted":false,"formattedCitation":"(Otsetova 2019)","plainCitation":"(Otsetova 2019)","noteIndex":0},"citationItems":[{"id":76,"uris":["http://zotero.org/users/local/x6OJxADO/items/2IUDDL2U"],"itemData":{"id":76,"type":"article-journal","abstract":"In today`s rapidly changing world, the essential role that postal services play in ensuring the right to communication through the exchanges of messages and goods, and sending of money is more relevant than ever. Postal services market around the world is currently undergoing rapid and significant changes. The Internet and the digital revolution are fundamentally changing the worlds of communications, business and commerce. The digital economy continues to grow at a rapid rate. Technological change, digitalization and big data have transformed customer needs, thus leading to the creation of new products and services. The boundaries of many industries have therefore become even more blurred. The postal sector is no exception in this regard. Electronic substitution of traditional postal services is accelerating as both consumers and businesses adopt electronic processes across multiple domains. In the conditions of digital economy postal services need to modernize theirs role to accommodate for the digital age. Postal operators should offer new products and services that reflect the evolving mandate to bind the nation together in a new world where people are increasingly communicating digitally. In this regard the present paper discusses the postal sector development in condition of digital economy.","container-title":"International Journal","issue":"2","language":"en","source":"Zotero","title":"Postal Sector Transformation in Digital Economy","volume":"8","author":[{"family":"Otsetova","given":"Anna"}],"accessed":{"date-parts":[["2026",5,28]]},"issued":{"date-parts":[["2019"]]}}}],"schema":"https://github.com/citation-style-language/schema/raw/master/csl-citation.json"} </w:instrText>
+      </w:r>
+      <w:r>
+        <w:rPr>
+          <w:sz w:val="24"/>
+          <w:szCs w:val="24"/>
+        </w:rPr>
+        <w:fldChar w:fldCharType="separate"/>
+      </w:r>
+      <w:r>
+        <w:rPr>
+          <w:noProof/>
+          <w:sz w:val="24"/>
+          <w:szCs w:val="24"/>
+        </w:rPr>
+        <w:t>(Otsetova 2019)</w:t>
+      </w:r>
+      <w:r>
+        <w:rPr>
+          <w:sz w:val="24"/>
+          <w:szCs w:val="24"/>
+        </w:rPr>
+        <w:fldChar w:fldCharType="end"/>
+      </w:r>
+      <w:r>
+        <w:rPr>
+          <w:sz w:val="24"/>
+          <w:szCs w:val="24"/>
+        </w:rPr>
+        <w:t xml:space="preserve">. </w:t>
+      </w:r>
+    </w:p>
+    <w:p>
+      <w:pPr>
+        <w:spacing w:line="360" w:lineRule="auto"/>
+        <w:rPr>
+          <w:sz w:val="24"/>
+          <w:szCs w:val="24"/>
+        </w:rPr>
+      </w:pPr>
+      <w:r>
+        <w:rPr>
+          <w:sz w:val="24"/>
+          <w:szCs w:val="24"/>
+        </w:rPr>
+        <w:t>Such undertakings are often complex</w:t>
+      </w:r>
+      <w:r>
+        <w:rPr>
+          <w:sz w:val="24"/>
+          <w:szCs w:val="24"/>
+        </w:rPr>
+        <w:t xml:space="preserve"> and</w:t>
+      </w:r>
+      <w:r>
+        <w:rPr>
+          <w:sz w:val="24"/>
+          <w:szCs w:val="24"/>
+        </w:rPr>
+        <w:t xml:space="preserve"> challenging</w:t>
+      </w:r>
+      <w:r>
+        <w:rPr>
+          <w:sz w:val="24"/>
+          <w:szCs w:val="24"/>
+        </w:rPr>
+        <w:t xml:space="preserve">, </w:t>
+      </w:r>
+      <w:r>
+        <w:rPr>
+          <w:sz w:val="24"/>
+          <w:szCs w:val="24"/>
+        </w:rPr>
+        <w:t>requir</w:t>
+      </w:r>
+      <w:r>
+        <w:rPr>
+          <w:sz w:val="24"/>
+          <w:szCs w:val="24"/>
+        </w:rPr>
+        <w:t>ing</w:t>
+      </w:r>
+      <w:r>
+        <w:rPr>
+          <w:sz w:val="24"/>
+          <w:szCs w:val="24"/>
+        </w:rPr>
+        <w:t xml:space="preserve"> good planning to be successful. </w:t>
+      </w:r>
+      <w:r>
+        <w:rPr>
+          <w:sz w:val="24"/>
+          <w:szCs w:val="24"/>
+        </w:rPr>
+        <w:t xml:space="preserve">For a transformation to be a </w:t>
+      </w:r>
+      <w:r>
+        <w:rPr>
+          <w:sz w:val="24"/>
+          <w:szCs w:val="24"/>
+        </w:rPr>
+        <w:t>“</w:t>
+      </w:r>
+      <w:r>
+        <w:rPr>
+          <w:sz w:val="24"/>
+          <w:szCs w:val="24"/>
+        </w:rPr>
+        <w:t>digital</w:t>
+      </w:r>
+      <w:r>
+        <w:rPr>
+          <w:sz w:val="24"/>
+          <w:szCs w:val="24"/>
+        </w:rPr>
+        <w:t>”</w:t>
+      </w:r>
+      <w:r>
+        <w:rPr>
+          <w:sz w:val="24"/>
+          <w:szCs w:val="24"/>
+        </w:rPr>
+        <w:t xml:space="preserve"> transformation some aspect of information technology needs to involved. Example</w:t>
+      </w:r>
+      <w:r>
+        <w:rPr>
+          <w:sz w:val="24"/>
+          <w:szCs w:val="24"/>
+        </w:rPr>
+        <w:t>s</w:t>
+      </w:r>
+      <w:r>
+        <w:rPr>
+          <w:sz w:val="24"/>
+          <w:szCs w:val="24"/>
+        </w:rPr>
+        <w:t xml:space="preserve"> can include a postal service moving away from sorting letters by hand and instead implementing an automated system that uses </w:t>
+      </w:r>
+      <w:bookmarkStart w:id="25" w:name="OLE_LINK3"/>
+      <w:bookmarkStart w:id="26" w:name="OLE_LINK4"/>
+      <w:r>
+        <w:rPr>
+          <w:sz w:val="24"/>
+          <w:szCs w:val="24"/>
+        </w:rPr>
+        <w:t xml:space="preserve">optical character recognition </w:t>
+      </w:r>
+      <w:bookmarkEnd w:id="25"/>
+      <w:bookmarkEnd w:id="26"/>
+      <w:r>
+        <w:rPr>
+          <w:sz w:val="24"/>
+          <w:szCs w:val="24"/>
+        </w:rPr>
+        <w:t>(OCR)</w:t>
+      </w:r>
+      <w:r>
+        <w:rPr>
+          <w:sz w:val="24"/>
+          <w:szCs w:val="24"/>
+        </w:rPr>
+        <w:t xml:space="preserve"> that can analyse hand writing </w:t>
+      </w:r>
+      <w:r>
+        <w:rPr>
+          <w:sz w:val="24"/>
+          <w:szCs w:val="24"/>
+        </w:rPr>
+        <w:fldChar w:fldCharType="begin"/>
+      </w:r>
+      <w:r>
+        <w:rPr>
+          <w:sz w:val="24"/>
+          <w:szCs w:val="24"/>
+        </w:rPr>
+        <w:instrText xml:space="preserve"> ADDIN ZOTERO_ITEM CSL_CITATION {"citationID":"nLLSfP9N","properties":{"unsorted":false,"formattedCitation":"(Pallempati {\\i{}et al.} 2024)","plainCitation":"(Pallempati et al. 2024)","noteIndex":0},"citationItems":[{"id":199,"uris":["http://zotero.org/users/local/x6OJxADO/items/6SM5VKW3"],"itemData":{"id":199,"type":"paper-conference","abstract":"Handwritten character recognition is a fundamental problem in pattern recognition and machine learning with numerous applications in diverse ﬁelds. Vehicle registration nameplate recognition is the most important part of the identiﬁcation of vehicles. The present methods are time-consuming and require manual operations. We proposed a model for handwritten pattern identiﬁcation and Vehicle number plate recognition using the Optical Character Recognition (OCR) Method. We conducted the experiments in Python and the results and presented. In the future, the proposed method can be extended for other Indian languages and Automatic detection of number plates using other Machine Learning methods.","container-title":"2024 Third International Conference on Trends in Electrical, Electronics, and Computer Engineering (TEECCON)","DOI":"10.1109/TEECCON64024.2024.10939189","event-title":"2024 Third International Conference on Trends in Electrical, Electronics, and Computer Engineering (TEECCON)","ISBN":"979-8-3315-0571-4","language":"en","license":"https://doi.org/10.15223/policy-029","page":"41-45","publisher":"IEEE","publisher-place":"Bangalore, India","source":"DOI.org (Crossref)","title":"Handwritten Character Recognition and Vehicle Number Recognition using OCR Method","URL":"https://ieeexplore.ieee.org/document/10939189/","author":[{"family":"Pallempati","given":"Ishita"},{"family":"Lakshmi","given":"D. Vijaya"},{"family":"Das","given":"M Swami"}],"accessed":{"date-parts":[["2026",6,30]]},"issued":{"date-parts":[["2024",11,7]]}}}],"schema":"https://github.com/citation-style-language/schema/raw/master/csl-citation.json"} </w:instrText>
+      </w:r>
+      <w:r>
+        <w:rPr>
+          <w:sz w:val="24"/>
+          <w:szCs w:val="24"/>
+        </w:rPr>
+        <w:fldChar w:fldCharType="separate"/>
+      </w:r>
+      <w:r>
+        <w:rPr>
+          <w:rFonts w:ascii="Calibri" w:eastAsiaTheme="minorHAnsi" w:cs="Calibri"/>
+          <w:sz w:val="24"/>
+          <w:szCs w:val="24"/>
+          <w:lang w:val="en-GB"/>
+        </w:rPr>
+        <w:t>(</w:t>
+      </w:r>
+      <w:proofErr w:type="spellStart"/>
+      <w:r>
+        <w:rPr>
+          <w:rFonts w:ascii="Calibri" w:eastAsiaTheme="minorHAnsi" w:cs="Calibri"/>
+          <w:sz w:val="24"/>
+          <w:szCs w:val="24"/>
+          <w:lang w:val="en-GB"/>
+        </w:rPr>
+        <w:t>Pallempati</w:t>
+      </w:r>
+      <w:proofErr w:type="spellEnd"/>
+      <w:r>
+        <w:rPr>
+          <w:rFonts w:ascii="Calibri" w:eastAsiaTheme="minorHAnsi" w:cs="Calibri"/>
+          <w:sz w:val="24"/>
+          <w:szCs w:val="24"/>
+          <w:lang w:val="en-GB"/>
+        </w:rPr>
+        <w:t xml:space="preserve"> </w:t>
+      </w:r>
+      <w:r>
+        <w:rPr>
+          <w:rFonts w:ascii="Calibri" w:eastAsiaTheme="minorHAnsi" w:cs="Calibri"/>
+          <w:i/>
+          <w:iCs/>
+          <w:sz w:val="24"/>
+          <w:szCs w:val="24"/>
+          <w:lang w:val="en-GB"/>
+        </w:rPr>
+        <w:t>et al.</w:t>
+      </w:r>
+      <w:r>
+        <w:rPr>
+          <w:rFonts w:ascii="Calibri" w:eastAsiaTheme="minorHAnsi" w:cs="Calibri"/>
+          <w:sz w:val="24"/>
+          <w:szCs w:val="24"/>
+          <w:lang w:val="en-GB"/>
+        </w:rPr>
+        <w:t xml:space="preserve"> 2024)</w:t>
+      </w:r>
+      <w:r>
+        <w:rPr>
+          <w:sz w:val="24"/>
+          <w:szCs w:val="24"/>
+        </w:rPr>
+        <w:fldChar w:fldCharType="end"/>
+      </w:r>
+      <w:r>
+        <w:rPr>
+          <w:sz w:val="24"/>
+          <w:szCs w:val="24"/>
+        </w:rPr>
+        <w:t xml:space="preserve">. </w:t>
+      </w:r>
+      <w:r>
+        <w:rPr>
+          <w:sz w:val="24"/>
+          <w:szCs w:val="24"/>
+        </w:rPr>
+        <w:t xml:space="preserve">Another example </w:t>
+      </w:r>
+      <w:r>
+        <w:rPr>
+          <w:sz w:val="24"/>
+          <w:szCs w:val="24"/>
+        </w:rPr>
+        <w:t>can be how</w:t>
+      </w:r>
+      <w:r>
+        <w:rPr>
+          <w:sz w:val="24"/>
+          <w:szCs w:val="24"/>
+        </w:rPr>
+        <w:t xml:space="preserve"> a post service updates it legacy parcel tracking system</w:t>
+      </w:r>
+      <w:r>
+        <w:rPr>
+          <w:sz w:val="24"/>
+          <w:szCs w:val="24"/>
+        </w:rPr>
+        <w:t>,</w:t>
+      </w:r>
+      <w:r>
+        <w:rPr>
+          <w:sz w:val="24"/>
+          <w:szCs w:val="24"/>
+        </w:rPr>
+        <w:t xml:space="preserve"> that only updated shipment data once per</w:t>
+      </w:r>
+      <w:r>
+        <w:rPr>
+          <w:sz w:val="24"/>
+          <w:szCs w:val="24"/>
+        </w:rPr>
+        <w:t xml:space="preserve"> day,</w:t>
+      </w:r>
+      <w:r>
+        <w:rPr>
+          <w:sz w:val="24"/>
+          <w:szCs w:val="24"/>
+        </w:rPr>
+        <w:t xml:space="preserve"> with a real-time event driven tracking platform which allows customer to view regular updates in an app or website. </w:t>
+      </w:r>
+      <w:r>
+        <w:rPr>
+          <w:sz w:val="24"/>
+          <w:szCs w:val="24"/>
+        </w:rPr>
+        <w:t>Key players like Amazon are leading the way in how the traditional delivery space has been increasingly digitalised</w:t>
+      </w:r>
+      <w:r>
+        <w:rPr>
+          <w:sz w:val="24"/>
+          <w:szCs w:val="24"/>
+        </w:rPr>
+        <w:t xml:space="preserve"> </w:t>
+      </w:r>
+      <w:r>
+        <w:rPr>
+          <w:sz w:val="24"/>
+          <w:szCs w:val="24"/>
+        </w:rPr>
+        <w:fldChar w:fldCharType="begin"/>
+      </w:r>
+      <w:r>
+        <w:rPr>
+          <w:sz w:val="24"/>
+          <w:szCs w:val="24"/>
+        </w:rPr>
+        <w:instrText xml:space="preserve"> ADDIN ZOTERO_ITEM CSL_CITATION {"citationID":"vc6gjBf3","properties":{"unsorted":false,"formattedCitation":"(Hassel and Sieker 2022)","plainCitation":"(Hassel and Sieker 2022)","noteIndex":0},"citationItems":[{"id":166,"uris":["http://zotero.org/users/local/x6OJxADO/items/687FTX9D"],"itemData":{"id":166,"type":"article-journal","abstract":"While the effects of the platform economy on work are mainly studied through the lens of gig or cloud workers, many more employees are likely to be affected in non-platform ﬁrms or sectors. We discuss the mechanisms of platform economy’s impact on the employment relationships and indirect effect on employment trends. Platform ﬁrms enter the service economy with business models that put existing service providers under pressure and advance a platform model of employment relationship. However, their transformative force is limited by three factors: employment regulations, access to welfare provisions and the employment relations at legacy ﬁrms. We examine the case of Amazon logistics in the US, Germany and the UK and ﬁnd that the employment contract, as a legal institution, prevents the dissemination of independent contracting as the preferred employment model. Moreover, the welfare state has a paradoxical effect on platform work: universal welfare and liberal employment law facilitate the rise of precarious work.","container-title":"European Journal of Industrial Relations","DOI":"10.1177/09596801221082456","ISSN":"0959-6801, 1461-7129","issue":"3","journalAbbreviation":"European Journal of Industrial Relations","language":"en","page":"363-382","source":"DOI.org (Crossref)","title":"The platform effect: How Amazon changed work in logistics in Germany, the United States and the United Kingdom","title-short":"The platform effect","volume":"28","author":[{"family":"Hassel","given":"Anke"},{"family":"Sieker","given":"Felix"}],"issued":{"date-parts":[["2022",9]]}}}],"schema":"https://github.com/citation-style-language/schema/raw/master/csl-citation.json"} </w:instrText>
+      </w:r>
+      <w:r>
+        <w:rPr>
+          <w:sz w:val="24"/>
+          <w:szCs w:val="24"/>
+        </w:rPr>
+        <w:fldChar w:fldCharType="separate"/>
+      </w:r>
+      <w:r>
+        <w:rPr>
+          <w:noProof/>
+          <w:sz w:val="24"/>
+          <w:szCs w:val="24"/>
+        </w:rPr>
+        <w:t>(Hassel and Sieker 2022)</w:t>
+      </w:r>
+      <w:r>
+        <w:rPr>
+          <w:sz w:val="24"/>
+          <w:szCs w:val="24"/>
+        </w:rPr>
+        <w:fldChar w:fldCharType="end"/>
+      </w:r>
+      <w:r>
+        <w:rPr>
+          <w:sz w:val="24"/>
+          <w:szCs w:val="24"/>
+        </w:rPr>
+        <w:t xml:space="preserve">. The growth of </w:t>
+      </w:r>
+      <w:r>
+        <w:rPr>
+          <w:sz w:val="24"/>
+          <w:szCs w:val="24"/>
+        </w:rPr>
+        <w:t>Amazons</w:t>
+      </w:r>
+      <w:r>
+        <w:rPr>
+          <w:sz w:val="24"/>
+          <w:szCs w:val="24"/>
+        </w:rPr>
+        <w:t xml:space="preserve"> market share in Europe highlights how digital transformation has become vital for the survival of the incumbent postal services, who either need to </w:t>
+      </w:r>
+      <w:r>
+        <w:rPr>
+          <w:sz w:val="24"/>
+          <w:szCs w:val="24"/>
+        </w:rPr>
+        <w:t xml:space="preserve">innovate and transform or risk losing out to new players </w:t>
+      </w:r>
+      <w:r>
+        <w:rPr>
+          <w:sz w:val="24"/>
+          <w:szCs w:val="24"/>
+        </w:rPr>
+        <w:fldChar w:fldCharType="begin"/>
+      </w:r>
+      <w:r>
+        <w:rPr>
+          <w:sz w:val="24"/>
+          <w:szCs w:val="24"/>
+        </w:rPr>
+        <w:instrText xml:space="preserve"> ADDIN ZOTERO_ITEM CSL_CITATION {"citationID":"xkCmSBEg","properties":{"unsorted":false,"formattedCitation":"(Samambet and Khouangvichit 2025)","plainCitation":"(Samambet and Khouangvichit 2025)","noteIndex":0},"citationItems":[{"id":142,"uris":["http://zotero.org/users/local/x6OJxADO/items/KQX2P3JQ"],"itemData":{"id":142,"type":"article-journal","abstract":"Objective: The objective of this study is to explore the transition route from monopolistic, state-controlled postal service models to open and digitalized postal service systems, focusing on Deutsche Post, Poste Italiane, and Royal Mail. The research aims to understand how these companies leveraged their resources for digital transformation and the challenges they faced during this process.\n \nTheoretical Framework: The study is grounded in the Resource-Based View (RBV) theory, which emphasizes the strategic use of internal resources and capabilities to achieve competitive advantage. This framework provides a lens to analyze how Deutsche Post, Poste Italiane, and Royal Mail utilized their unique resources and capabilities to navigate digital transformation.\n \nMethod: An explorative research design with a qualitative approach and interpretivist philosophical worldview was employed. Secondary data from 54 documents sourced from EBSCO Business Source Complete, Scopus, and Wiley Online Library were systematically reviewed. The data were categorized and analyzed according to the research questions, focusing on resource utilization and challenges in digital transformation.\n \nResults and Discussion: The study revealed shared patterns and obstacles in the digital transformation journeys of the three postal companies. Key strategies included strategic asset utilization, proactive leadership, workforce capability development, leveraging reputational resources, and effective government policy frameworks. Challenges such as the digital divide, employment stability, pricing tactics, and balancing profitability with social accountability were identified. The companies successfully managed these challenges by enhancing digital services and adopting innovative strategies like diversifying into new business areas and fostering collaborations.\n \nResearch Implications: The findings offer practical insights for postal companies undergoing digital transformation, emphasizing the importance of investing in advanced technologies, sustainable practices, and strategic partnerships. Policymakers are encouraged to create supportive regulatory environments that promote fair competition and innovation in the postal sector.\n \nOriginality/Value: This study contributes to the literature by providing a comparative analysis of digital transformation in the postal sector, highlighting innovative strategies and practical solutions to common challenges. Its value lies in offering actionable recommendations for postal companies and policymakers, as well as identifying areas for future research, such as digitalization in African, American, and Asian postal markets and digital risk mitigation strategies.","container-title":"International Journal of Professional Business Review","DOI":"10.26668/businessreview/2025.v10i3.5355","ISSN":"2525-3654, 2525-3654","issue":"3","journalAbbreviation":"J. Professional Business Review","language":"en","license":"https://creativecommons.org/licenses/by-nd/4.0","page":"e05355","source":"DOI.org (Crossref)","title":"OUTSMARTING THE HURDLES TO DIGITALIZING THE POSTAL SECTOR: THE CASE OF DEUTSCHE POST, POSTE ITALIANE, AND ROYAL MAIL","title-short":"OUTSMARTING THE HURDLES TO DIGITALIZING THE POSTAL SECTOR","volume":"10","author":[{"family":"Samambet","given":"Mansiya"},{"family":"Khouangvichit","given":"Chintana"}],"issued":{"date-parts":[["2025",3,10]]}}}],"schema":"https://github.com/citation-style-language/schema/raw/master/csl-citation.json"} </w:instrText>
+      </w:r>
+      <w:r>
+        <w:rPr>
+          <w:sz w:val="24"/>
+          <w:szCs w:val="24"/>
+        </w:rPr>
+        <w:fldChar w:fldCharType="separate"/>
+      </w:r>
+      <w:r>
+        <w:rPr>
+          <w:noProof/>
+          <w:sz w:val="24"/>
+          <w:szCs w:val="24"/>
+        </w:rPr>
+        <w:t>(Samambet and Khouangvichit 2025)</w:t>
+      </w:r>
+      <w:r>
+        <w:rPr>
+          <w:sz w:val="24"/>
+          <w:szCs w:val="24"/>
+        </w:rPr>
+        <w:fldChar w:fldCharType="end"/>
+      </w:r>
+      <w:r>
+        <w:rPr>
+          <w:sz w:val="24"/>
+          <w:szCs w:val="24"/>
+        </w:rPr>
+        <w:t>.</w:t>
+      </w:r>
+    </w:p>
+    <w:p>
+      <w:pPr>
+        <w:spacing w:line="360" w:lineRule="auto"/>
+        <w:rPr>
+          <w:sz w:val="24"/>
+          <w:szCs w:val="24"/>
+        </w:rPr>
+      </w:pPr>
+    </w:p>
     <w:p>
       <w:pPr>
         <w:pStyle w:val="Heading3"/>
@@ -10003,11 +14028,567 @@
         </w:numPr>
         <w:ind w:left="1134" w:hanging="1134"/>
       </w:pPr>
-      <w:r>
-        <w:t>Enterprise Architecture for transformation</w:t>
-      </w:r>
+      <w:bookmarkStart w:id="27" w:name="_Toc233796055"/>
+      <w:r>
+        <w:t xml:space="preserve">Enterprise Architecture for </w:t>
+      </w:r>
+      <w:r>
+        <w:t>Digital T</w:t>
+      </w:r>
+      <w:r>
+        <w:t>ransformation</w:t>
+      </w:r>
+      <w:r>
+        <w:t>s</w:t>
+      </w:r>
+      <w:bookmarkEnd w:id="27"/>
+    </w:p>
+    <w:p>
+      <w:pPr>
+        <w:spacing w:line="360" w:lineRule="auto"/>
+        <w:rPr>
+          <w:sz w:val="24"/>
+          <w:szCs w:val="24"/>
+        </w:rPr>
+      </w:pPr>
+      <w:r>
+        <w:rPr>
+          <w:sz w:val="24"/>
+          <w:szCs w:val="24"/>
+        </w:rPr>
+        <w:t>Various frameworks have been established to support organisations in achieving successful digital transformations. Many of these are</w:t>
+      </w:r>
+      <w:r>
+        <w:rPr>
+          <w:sz w:val="24"/>
+          <w:szCs w:val="24"/>
+        </w:rPr>
+        <w:t xml:space="preserve"> based </w:t>
+      </w:r>
+      <w:r>
+        <w:rPr>
+          <w:sz w:val="24"/>
+          <w:szCs w:val="24"/>
+        </w:rPr>
+        <w:t>on enterprise architecture</w:t>
+      </w:r>
+      <w:r>
+        <w:rPr>
+          <w:sz w:val="24"/>
+          <w:szCs w:val="24"/>
+        </w:rPr>
+        <w:t xml:space="preserve"> which is an IT discipline focused on the translation of corporate strategy into the daily operations</w:t>
+      </w:r>
+      <w:r>
+        <w:rPr>
+          <w:sz w:val="24"/>
+          <w:szCs w:val="24"/>
+        </w:rPr>
+        <w:t xml:space="preserve"> </w:t>
+      </w:r>
+      <w:r>
+        <w:rPr>
+          <w:sz w:val="24"/>
+          <w:szCs w:val="24"/>
+        </w:rPr>
+        <w:t xml:space="preserve">to </w:t>
+      </w:r>
+      <w:r>
+        <w:rPr>
+          <w:sz w:val="24"/>
+          <w:szCs w:val="24"/>
+        </w:rPr>
+        <w:lastRenderedPageBreak/>
+        <w:t xml:space="preserve">improve timeliness, efficiency and reliability of business information </w:t>
+      </w:r>
+      <w:r>
+        <w:rPr>
+          <w:sz w:val="24"/>
+          <w:szCs w:val="24"/>
+        </w:rPr>
+        <w:fldChar w:fldCharType="begin"/>
+      </w:r>
+      <w:r>
+        <w:rPr>
+          <w:sz w:val="24"/>
+          <w:szCs w:val="24"/>
+        </w:rPr>
+        <w:instrText xml:space="preserve"> ADDIN ZOTERO_ITEM CSL_CITATION {"citationID":"q222ThOd","properties":{"unsorted":false,"formattedCitation":"(Costa and Brito 2022)","plainCitation":"(Costa and Brito 2022)","noteIndex":0},"citationItems":[{"id":203,"uris":["http://zotero.org/users/local/x6OJxADO/items/82KM5S85"],"itemData":{"id":203,"type":"paper-conference","abstract":"The most important characteristic of an enterprise architecture is that it provides a holistic view of the enterprise [1]. For an enterprise architecture to play a central role in organizations, it must focus on processes, people, activities, workflows, relevant information, and must facilitate the translation of corporate strategy into daily operations. This is the only way to achieve EA objectives, which include improving efficiency, timeliness and reliability of business information. EA models support these goals by creating more transparency, measurability, and consistency [2]. For EA to do its job and add value to the organization, all information, data, processes, architectures and technologies need to be in sync with the business, which means they need to be constantly updated, which requires constant maintenance of the enterprise architecture. Thus, the solution proposed at the end of this document consists of a proposal for a constant maintenance of the EA that will contribute to the quality of the EA and, consequently, to the success of the organization.","container-title":"2022 17th Iberian Conference on Information Systems and Technologies (CISTI)","DOI":"10.23919/CISTI54924.2022.9820068","event-title":"2022 17th Iberian Conference on Information Systems and Technologies (CISTI)","ISBN":"978-989-33-3436-2","language":"en","license":"https://doi.org/10.15223/policy-029","page":"1-5","publisher":"IEEE","publisher-place":"Madrid, Spain","source":"DOI.org (Crossref)","title":"Enterprise Architecture Management : Constant maintenance and updating of the Enterprise Architecture","title-short":"Enterprise Architecture Management","URL":"https://ieeexplore.ieee.org/document/9820068/","author":[{"family":"Costa","given":"Ana B."},{"family":"Brito","given":"Miguel A."}],"accessed":{"date-parts":[["2026",7,1]]},"issued":{"date-parts":[["2022",6,22]]}}}],"schema":"https://github.com/citation-style-language/schema/raw/master/csl-citation.json"} </w:instrText>
+      </w:r>
+      <w:r>
+        <w:rPr>
+          <w:sz w:val="24"/>
+          <w:szCs w:val="24"/>
+        </w:rPr>
+        <w:fldChar w:fldCharType="separate"/>
+      </w:r>
+      <w:r>
+        <w:rPr>
+          <w:noProof/>
+          <w:sz w:val="24"/>
+          <w:szCs w:val="24"/>
+        </w:rPr>
+        <w:t>(Costa and Brito 2022)</w:t>
+      </w:r>
+      <w:r>
+        <w:rPr>
+          <w:sz w:val="24"/>
+          <w:szCs w:val="24"/>
+        </w:rPr>
+        <w:fldChar w:fldCharType="end"/>
+      </w:r>
+      <w:r>
+        <w:rPr>
+          <w:sz w:val="24"/>
+          <w:szCs w:val="24"/>
+        </w:rPr>
+        <w:t xml:space="preserve">. </w:t>
+      </w:r>
+      <w:r>
+        <w:rPr>
+          <w:sz w:val="24"/>
+          <w:szCs w:val="24"/>
+        </w:rPr>
+        <w:t xml:space="preserve">Its scope includes but is not limited to </w:t>
+      </w:r>
+      <w:r>
+        <w:rPr>
+          <w:sz w:val="24"/>
+          <w:szCs w:val="24"/>
+        </w:rPr>
+        <w:t>activities, workflows, people</w:t>
+      </w:r>
+      <w:r>
+        <w:rPr>
+          <w:sz w:val="24"/>
+          <w:szCs w:val="24"/>
+        </w:rPr>
+        <w:t xml:space="preserve"> and</w:t>
+      </w:r>
+      <w:r>
+        <w:rPr>
+          <w:sz w:val="24"/>
+          <w:szCs w:val="24"/>
+        </w:rPr>
+        <w:t xml:space="preserve"> processes</w:t>
+      </w:r>
+      <w:r>
+        <w:rPr>
+          <w:sz w:val="24"/>
+          <w:szCs w:val="24"/>
+        </w:rPr>
+        <w:t xml:space="preserve"> which occur in the business </w:t>
+      </w:r>
+      <w:r>
+        <w:rPr>
+          <w:sz w:val="24"/>
+          <w:szCs w:val="24"/>
+        </w:rPr>
+        <w:fldChar w:fldCharType="begin"/>
+      </w:r>
+      <w:r>
+        <w:rPr>
+          <w:sz w:val="24"/>
+          <w:szCs w:val="24"/>
+        </w:rPr>
+        <w:instrText xml:space="preserve"> ADDIN ZOTERO_ITEM CSL_CITATION {"citationID":"9xwnX5Di","properties":{"unsorted":false,"formattedCitation":"(Costa and Brito 2022)","plainCitation":"(Costa and Brito 2022)","noteIndex":0},"citationItems":[{"id":203,"uris":["http://zotero.org/users/local/x6OJxADO/items/82KM5S85"],"itemData":{"id":203,"type":"paper-conference","abstract":"The most important characteristic of an enterprise architecture is that it provides a holistic view of the enterprise [1]. For an enterprise architecture to play a central role in organizations, it must focus on processes, people, activities, workflows, relevant information, and must facilitate the translation of corporate strategy into daily operations. This is the only way to achieve EA objectives, which include improving efficiency, timeliness and reliability of business information. EA models support these goals by creating more transparency, measurability, and consistency [2]. For EA to do its job and add value to the organization, all information, data, processes, architectures and technologies need to be in sync with the business, which means they need to be constantly updated, which requires constant maintenance of the enterprise architecture. Thus, the solution proposed at the end of this document consists of a proposal for a constant maintenance of the EA that will contribute to the quality of the EA and, consequently, to the success of the organization.","container-title":"2022 17th Iberian Conference on Information Systems and Technologies (CISTI)","DOI":"10.23919/CISTI54924.2022.9820068","event-title":"2022 17th Iberian Conference on Information Systems and Technologies (CISTI)","ISBN":"978-989-33-3436-2","language":"en","license":"https://doi.org/10.15223/policy-029","page":"1-5","publisher":"IEEE","publisher-place":"Madrid, Spain","source":"DOI.org (Crossref)","title":"Enterprise Architecture Management : Constant maintenance and updating of the Enterprise Architecture","title-short":"Enterprise Architecture Management","URL":"https://ieeexplore.ieee.org/document/9820068/","author":[{"family":"Costa","given":"Ana B."},{"family":"Brito","given":"Miguel A."}],"accessed":{"date-parts":[["2026",7,1]]},"issued":{"date-parts":[["2022",6,22]]}}}],"schema":"https://github.com/citation-style-language/schema/raw/master/csl-citation.json"} </w:instrText>
+      </w:r>
+      <w:r>
+        <w:rPr>
+          <w:sz w:val="24"/>
+          <w:szCs w:val="24"/>
+        </w:rPr>
+        <w:fldChar w:fldCharType="separate"/>
+      </w:r>
+      <w:r>
+        <w:rPr>
+          <w:noProof/>
+          <w:sz w:val="24"/>
+          <w:szCs w:val="24"/>
+        </w:rPr>
+        <w:t>(Costa and Brito 2022)</w:t>
+      </w:r>
+      <w:r>
+        <w:rPr>
+          <w:sz w:val="24"/>
+          <w:szCs w:val="24"/>
+        </w:rPr>
+        <w:fldChar w:fldCharType="end"/>
+      </w:r>
+      <w:r>
+        <w:rPr>
+          <w:sz w:val="24"/>
+          <w:szCs w:val="24"/>
+        </w:rPr>
+        <w:t xml:space="preserve">. </w:t>
+      </w:r>
+      <w:r>
+        <w:rPr>
+          <w:sz w:val="24"/>
+          <w:szCs w:val="24"/>
+        </w:rPr>
+        <w:t>Enterprise Architecture frameworks like The Open Group Architecture Framework (TOGAF)</w:t>
+      </w:r>
+      <w:r>
+        <w:rPr>
+          <w:sz w:val="24"/>
+          <w:szCs w:val="24"/>
+        </w:rPr>
+        <w:t xml:space="preserve"> </w:t>
+      </w:r>
+      <w:r>
+        <w:rPr>
+          <w:sz w:val="24"/>
+          <w:szCs w:val="24"/>
+        </w:rPr>
+        <w:t>which w</w:t>
+      </w:r>
+      <w:r>
+        <w:rPr>
+          <w:sz w:val="24"/>
+          <w:szCs w:val="24"/>
+        </w:rPr>
+        <w:t>ere</w:t>
+      </w:r>
+      <w:r>
+        <w:rPr>
+          <w:sz w:val="24"/>
+          <w:szCs w:val="24"/>
+        </w:rPr>
+        <w:t xml:space="preserve"> designed to support organisational transformation </w:t>
+      </w:r>
+      <w:r>
+        <w:rPr>
+          <w:sz w:val="24"/>
+          <w:szCs w:val="24"/>
+        </w:rPr>
+        <w:t xml:space="preserve">that allow </w:t>
+      </w:r>
+      <w:r>
+        <w:rPr>
+          <w:sz w:val="24"/>
+          <w:szCs w:val="24"/>
+        </w:rPr>
+        <w:t>an enterprise</w:t>
+      </w:r>
+      <w:r>
+        <w:rPr>
+          <w:sz w:val="24"/>
+          <w:szCs w:val="24"/>
+        </w:rPr>
+        <w:t xml:space="preserve"> to adopt new trends in business and technology</w:t>
+      </w:r>
+      <w:r>
+        <w:rPr>
+          <w:sz w:val="24"/>
+          <w:szCs w:val="24"/>
+        </w:rPr>
+        <w:t xml:space="preserve"> </w:t>
+      </w:r>
+      <w:r>
+        <w:rPr>
+          <w:sz w:val="24"/>
+          <w:szCs w:val="24"/>
+        </w:rPr>
+        <w:fldChar w:fldCharType="begin"/>
+      </w:r>
+      <w:r>
+        <w:rPr>
+          <w:sz w:val="24"/>
+          <w:szCs w:val="24"/>
+        </w:rPr>
+        <w:instrText xml:space="preserve"> ADDIN ZOTERO_ITEM CSL_CITATION {"citationID":"e8YQHjFT","properties":{"unsorted":false,"formattedCitation":"(The Open Group 2022a)","plainCitation":"(The Open Group 2022a)","noteIndex":0},"citationItems":[{"id":205,"uris":["http://zotero.org/users/local/x6OJxADO/items/LV5NZZL7"],"itemData":{"id":205,"type":"book","edition":"10th","language":"en","source":"Zotero","title":"TOGAF® Standard – Introduction and Core Concepts","author":[{"literal":"The Open Group"}],"accessed":{"date-parts":[["2026",1,7]]},"issued":{"date-parts":[["2022"]]}}}],"schema":"https://github.com/citation-style-language/schema/raw/master/csl-citation.json"} </w:instrText>
+      </w:r>
+      <w:r>
+        <w:rPr>
+          <w:sz w:val="24"/>
+          <w:szCs w:val="24"/>
+        </w:rPr>
+        <w:fldChar w:fldCharType="separate"/>
+      </w:r>
+      <w:r>
+        <w:rPr>
+          <w:noProof/>
+          <w:sz w:val="24"/>
+          <w:szCs w:val="24"/>
+        </w:rPr>
+        <w:t>(The Open Group 2022a)</w:t>
+      </w:r>
+      <w:r>
+        <w:rPr>
+          <w:sz w:val="24"/>
+          <w:szCs w:val="24"/>
+        </w:rPr>
+        <w:fldChar w:fldCharType="end"/>
+      </w:r>
+      <w:r>
+        <w:rPr>
+          <w:sz w:val="24"/>
+          <w:szCs w:val="24"/>
+        </w:rPr>
+        <w:t>.</w:t>
+      </w:r>
+      <w:r>
+        <w:rPr>
+          <w:sz w:val="24"/>
+          <w:szCs w:val="24"/>
+        </w:rPr>
+        <w:t xml:space="preserve"> </w:t>
+      </w:r>
+      <w:r>
+        <w:rPr>
+          <w:sz w:val="24"/>
+          <w:szCs w:val="24"/>
+        </w:rPr>
+        <w:t xml:space="preserve">These frameworks provide structure to process that support the digital transformation process. </w:t>
+      </w:r>
+    </w:p>
+    <w:p>
+      <w:pPr>
+        <w:spacing w:line="360" w:lineRule="auto"/>
+        <w:rPr>
+          <w:sz w:val="24"/>
+          <w:szCs w:val="24"/>
+        </w:rPr>
+      </w:pPr>
+      <w:r>
+        <w:rPr>
+          <w:sz w:val="24"/>
+          <w:szCs w:val="24"/>
+        </w:rPr>
+        <w:t>The need for an Enterprise Architecture unit in a business arises when it wants to change towards a new target architecture and away from a current “baseline” architecture</w:t>
+      </w:r>
+      <w:r>
+        <w:rPr>
+          <w:sz w:val="24"/>
+          <w:szCs w:val="24"/>
+        </w:rPr>
+        <w:t xml:space="preserve"> </w:t>
+      </w:r>
+      <w:r>
+        <w:rPr>
+          <w:sz w:val="24"/>
+          <w:szCs w:val="24"/>
+        </w:rPr>
+        <w:t>. These change is often prompted by a desire to create or improve digital services and products. The implementation of such targets effect the underlying architecture at</w:t>
+      </w:r>
+      <w:r>
+        <w:rPr>
+          <w:sz w:val="24"/>
+          <w:szCs w:val="24"/>
+        </w:rPr>
+        <w:t xml:space="preserve"> the Business level, the application level, the data level and the technology level.</w:t>
+      </w:r>
+      <w:r>
+        <w:rPr>
+          <w:sz w:val="24"/>
+          <w:szCs w:val="24"/>
+        </w:rPr>
+        <w:t xml:space="preserve"> </w:t>
+      </w:r>
+      <w:r>
+        <w:rPr>
+          <w:sz w:val="24"/>
+          <w:szCs w:val="24"/>
+        </w:rPr>
+        <w:t xml:space="preserve">In TOGAF there is an emphasis on gathering the requirements from the Business and mapping these to </w:t>
+      </w:r>
+      <w:r>
+        <w:rPr>
+          <w:sz w:val="24"/>
+          <w:szCs w:val="24"/>
+        </w:rPr>
+        <w:t>levels and steps</w:t>
+      </w:r>
+      <w:r>
+        <w:rPr>
+          <w:sz w:val="24"/>
+          <w:szCs w:val="24"/>
+        </w:rPr>
+        <w:t xml:space="preserve"> within the Architecture Development Method (ADM). </w:t>
+      </w:r>
+    </w:p>
+    <w:p>
+      <w:pPr>
+        <w:spacing w:line="360" w:lineRule="auto"/>
+        <w:rPr>
+          <w:sz w:val="24"/>
+          <w:szCs w:val="24"/>
+        </w:rPr>
+      </w:pPr>
+    </w:p>
+    <w:p>
+      <w:pPr>
+        <w:keepNext/>
+        <w:spacing w:line="360" w:lineRule="auto"/>
+        <w:jc w:val="center"/>
+      </w:pPr>
+      <w:r>
+        <w:drawing>
+          <wp:inline distT="0" distB="0" distL="0" distR="0" wp14:anchorId="5F0F917E" wp14:editId="525295E9">
+            <wp:extent cx="2967592" cy="3148423"/>
+            <wp:effectExtent l="0" t="0" r="4445" b="1270"/>
+            <wp:docPr id="1" name="Picture 1"/>
+            <wp:cNvGraphicFramePr>
+              <a:graphicFrameLocks xmlns:a="http://schemas.openxmlformats.org/drawingml/2006/main" noChangeAspect="1"/>
+            </wp:cNvGraphicFramePr>
+            <a:graphic xmlns:a="http://schemas.openxmlformats.org/drawingml/2006/main">
+              <a:graphicData uri="http://schemas.openxmlformats.org/drawingml/2006/picture">
+                <pic:pic xmlns:pic="http://schemas.openxmlformats.org/drawingml/2006/picture">
+                  <pic:nvPicPr>
+                    <pic:cNvPr id="1" name=""/>
+                    <pic:cNvPicPr/>
+                  </pic:nvPicPr>
+                  <pic:blipFill>
+                    <a:blip r:embed="rId10"/>
+                    <a:stretch>
+                      <a:fillRect/>
+                    </a:stretch>
+                  </pic:blipFill>
+                  <pic:spPr>
+                    <a:xfrm>
+                      <a:off x="0" y="0"/>
+                      <a:ext cx="2980931" cy="3162575"/>
+                    </a:xfrm>
+                    <a:prstGeom prst="rect">
+                      <a:avLst/>
+                    </a:prstGeom>
+                  </pic:spPr>
+                </pic:pic>
+              </a:graphicData>
+            </a:graphic>
+          </wp:inline>
+        </w:drawing>
+      </w:r>
+    </w:p>
+    <w:p>
+      <w:pPr>
+        <w:pStyle w:val="Caption"/>
+      </w:pPr>
+      <w:r>
+        <w:t xml:space="preserve">Figure </w:t>
+      </w:r>
+      <w:r>
+        <w:fldChar w:fldCharType="begin"/>
+      </w:r>
+      <w:r>
+        <w:instrText xml:space="preserve"> STYLEREF 3 \s </w:instrText>
+      </w:r>
+      <w:r>
+        <w:fldChar w:fldCharType="separate"/>
+      </w:r>
+      <w:r>
+        <w:rPr>
+          <w:noProof/>
+        </w:rPr>
+        <w:t>1.3.2</w:t>
+      </w:r>
+      <w:r>
+        <w:fldChar w:fldCharType="end"/>
+      </w:r>
+      <w:r>
+        <w:noBreakHyphen/>
+      </w:r>
+      <w:r>
+        <w:fldChar w:fldCharType="begin"/>
+      </w:r>
+      <w:r>
+        <w:instrText xml:space="preserve"> SEQ Figure \* ARABIC \s 3 </w:instrText>
+      </w:r>
+      <w:r>
+        <w:fldChar w:fldCharType="separate"/>
+      </w:r>
+      <w:r>
+        <w:rPr>
+          <w:noProof/>
+        </w:rPr>
+        <w:t>1</w:t>
+      </w:r>
+      <w:r>
+        <w:fldChar w:fldCharType="end"/>
+      </w:r>
+      <w:r>
+        <w:t xml:space="preserve"> </w:t>
+      </w:r>
+      <w:r>
+        <w:t>TOGAF ADM Cycle</w:t>
+      </w:r>
+    </w:p>
+    <w:p>
+      <w:pPr>
+        <w:keepNext/>
+        <w:spacing w:line="360" w:lineRule="auto"/>
+        <w:jc w:val="center"/>
+      </w:pPr>
     </w:p>
     <w:p/>
+    <w:p>
+      <w:pPr>
+        <w:spacing w:line="360" w:lineRule="auto"/>
+        <w:rPr>
+          <w:sz w:val="24"/>
+          <w:szCs w:val="24"/>
+        </w:rPr>
+      </w:pPr>
+      <w:r>
+        <w:rPr>
+          <w:sz w:val="24"/>
+          <w:szCs w:val="24"/>
+        </w:rPr>
+        <w:lastRenderedPageBreak/>
+        <w:t xml:space="preserve">There are various stage in the ADM with the main steps being A to D where requirements are gathered for the specific levels of architecture and target architectures are created. These target architectures are then used as a blueprint for the implementation teams that work on the work packages associated with the digital transformation program. The ADM is an iterative process where a vision is established a stage A, the requirements are collected and targets visualised in B to C, the possible solutions identified in E, a roadmap for implementation developed at F and a governance taskforce setup at G to oversee the transformation </w:t>
+      </w:r>
+      <w:r>
+        <w:rPr>
+          <w:sz w:val="24"/>
+          <w:szCs w:val="24"/>
+        </w:rPr>
+        <w:fldChar w:fldCharType="begin"/>
+      </w:r>
+      <w:r>
+        <w:rPr>
+          <w:sz w:val="24"/>
+          <w:szCs w:val="24"/>
+        </w:rPr>
+        <w:instrText xml:space="preserve"> ADDIN ZOTERO_ITEM CSL_CITATION {"citationID":"bTFyBqny","properties":{"unsorted":false,"formattedCitation":"(The Open Group 2022b)","plainCitation":"(The Open Group 2022b)","noteIndex":0},"citationItems":[{"id":207,"uris":["http://zotero.org/users/local/x6OJxADO/items/J3R76WCC"],"itemData":{"id":207,"type":"book","edition":"10th","ISBN":"1-947754-90-4","language":"en","source":"Zotero","title":"TOGAF® Standard — Architecture Development Method","author":[{"literal":"The Open Group"}],"accessed":{"date-parts":[["2026",1,7]]},"issued":{"date-parts":[["2022"]]}}}],"schema":"https://github.com/citation-style-language/schema/raw/master/csl-citation.json"} </w:instrText>
+      </w:r>
+      <w:r>
+        <w:rPr>
+          <w:sz w:val="24"/>
+          <w:szCs w:val="24"/>
+        </w:rPr>
+        <w:fldChar w:fldCharType="separate"/>
+      </w:r>
+      <w:r>
+        <w:rPr>
+          <w:noProof/>
+          <w:sz w:val="24"/>
+          <w:szCs w:val="24"/>
+        </w:rPr>
+        <w:t>(The Open Group 2022b)</w:t>
+      </w:r>
+      <w:r>
+        <w:rPr>
+          <w:sz w:val="24"/>
+          <w:szCs w:val="24"/>
+        </w:rPr>
+        <w:fldChar w:fldCharType="end"/>
+      </w:r>
+      <w:r>
+        <w:rPr>
+          <w:sz w:val="24"/>
+          <w:szCs w:val="24"/>
+        </w:rPr>
+        <w:t xml:space="preserve">. </w:t>
+      </w:r>
+      <w:r>
+        <w:rPr>
+          <w:sz w:val="24"/>
+          <w:szCs w:val="24"/>
+        </w:rPr>
+        <w:t xml:space="preserve">Having a structured framework in place is key in ensuring that a digital transformation has the best chance of success. It must be noted that many digital transformation fail due to the complexity of such initiatives and associated factors like budget overspending and milestones not being reached on time. </w:t>
+      </w:r>
+    </w:p>
     <w:p>
       <w:pPr>
         <w:pStyle w:val="Heading3"/>
@@ -10017,11 +14598,16 @@
         </w:numPr>
         <w:ind w:left="1134" w:hanging="1134"/>
       </w:pPr>
+      <w:bookmarkStart w:id="28" w:name="_Toc233796056"/>
       <w:r>
         <w:t xml:space="preserve">Domain Driven </w:t>
       </w:r>
       <w:r>
-        <w:t xml:space="preserve">Enterprise </w:t>
+        <w:t>Enterprise</w:t>
+      </w:r>
+      <w:bookmarkEnd w:id="28"/>
+      <w:r>
+        <w:t xml:space="preserve"> </w:t>
       </w:r>
     </w:p>
     <w:p>
@@ -10033,6 +14619,493 @@
           <w:szCs w:val="24"/>
         </w:rPr>
       </w:pPr>
+      <w:r>
+        <w:rPr>
+          <w:sz w:val="24"/>
+          <w:szCs w:val="24"/>
+        </w:rPr>
+        <w:t xml:space="preserve">The idea of a Domain Driven Enterprise revolves around </w:t>
+      </w:r>
+      <w:r>
+        <w:rPr>
+          <w:sz w:val="24"/>
+          <w:szCs w:val="24"/>
+        </w:rPr>
+        <w:t>microservices that are deployed within a bounded context</w:t>
+      </w:r>
+      <w:r>
+        <w:rPr>
+          <w:sz w:val="24"/>
+          <w:szCs w:val="24"/>
+        </w:rPr>
+        <w:t xml:space="preserve"> relating to IT operations and services</w:t>
+      </w:r>
+      <w:r>
+        <w:rPr>
+          <w:sz w:val="24"/>
+          <w:szCs w:val="24"/>
+        </w:rPr>
+        <w:t xml:space="preserve"> </w:t>
+      </w:r>
+      <w:r>
+        <w:rPr>
+          <w:sz w:val="24"/>
+          <w:szCs w:val="24"/>
+        </w:rPr>
+        <w:fldChar w:fldCharType="begin"/>
+      </w:r>
+      <w:r>
+        <w:rPr>
+          <w:sz w:val="24"/>
+          <w:szCs w:val="24"/>
+        </w:rPr>
+        <w:instrText xml:space="preserve"> ADDIN ZOTERO_ITEM CSL_CITATION {"citationID":"X8OD3eqE","properties":{"unsorted":false,"formattedCitation":"(Myllynen {\\i{}et al.} 2023)","plainCitation":"(Myllynen et al. 2023)","noteIndex":0},"citationItems":[{"id":66,"uris":["http://zotero.org/users/local/x6OJxADO/items/ASS435NV"],"itemData":{"id":66,"type":"article-journal","abstract":"The growing complexity of modern software systems necessitates architectural approaches that enhance scalability, flexibility, and maintainability. Microservices architecture has emerged as a leading solution, particularly for cross-domain applications. This paper presents a conceptual model for cross-domain microservices by integrating Event-Driven Design (EDD) and DomainDriven Design (DDD) principles. The proposed model focuses on structuring microservices around distinct bounded contexts, enabling modular development and fostering a deep alignment between technical architecture and business objectives. By employing EDD, the model leverages asynchronous communication and event streaming to decouple microservices, ensuring resilience and real-time responsiveness across domains. DDD is utilized to define domain boundaries, prioritize business logic, and establish ubiquitous language, facilitating seamless collaboration between technical and non-technical stakeholders. The model also introduces a unified framework for orchestrating complex interactions across microservices, enhancing system coherence without compromising autonomy. Key components of the conceptual model include event sourcing for maintaining robust data consistency, CQRS (Command Query Responsibility Segregation) to separate read and write operations, and aggregate design to manage domain entities efficiently. The model emphasizes event choreography over centralized orchestration, promoting loose coupling and scalability. Integration challenges, such as data synchronization, eventual consistency, and cross-domain event propagation, are addressed with practical guidelines for implementing resilient patterns. A comparative analysis with traditional service-oriented architectures underscores the model's advantages in supporting diverse business needs and rapid adaptability to changing requirements. The proposed conceptual model is validated through case studies in e-commerce and financial services, demonstrating its potential to optimize operational workflows and enhance user experiences. This research contributes to the growing discourse on microservices by bridging the gap between technical and business domains, offering a robust framework for designing cross-domain systems. Future work will explore extending the model with advanced AI-driven decision-making and monitoring capabilities.","container-title":"International Journal of Multidisciplinary Research and Growth Evaluation","DOI":"10.54660/.IJMRGE.2023.4.1.635-638","ISSN":"25827138","issue":"1","journalAbbreviation":"IJMRGE","language":"en","page":"635-638","source":"DOI.org (Crossref)","title":"Developing a Conceptual Model for Cross-Domain Microservices Using Event-Driven and Domain-Driven Design","volume":"4","author":[{"family":"Myllynen","given":"Teemu"},{"family":"Kamau","given":"Eunice"},{"family":"Mustapha","given":"Sikirat Damilola"},{"family":"Babatunde","given":"Gideon Opeyemi"},{"family":"Alabi","given":"Abidemi Adeleye"}],"issued":{"date-parts":[["2023"]]}}}],"schema":"https://github.com/citation-style-language/schema/raw/master/csl-citation.json"} </w:instrText>
+      </w:r>
+      <w:r>
+        <w:rPr>
+          <w:sz w:val="24"/>
+          <w:szCs w:val="24"/>
+        </w:rPr>
+        <w:fldChar w:fldCharType="separate"/>
+      </w:r>
+      <w:r>
+        <w:rPr>
+          <w:rFonts w:ascii="Calibri" w:eastAsiaTheme="minorHAnsi" w:cs="Calibri"/>
+          <w:sz w:val="24"/>
+          <w:szCs w:val="24"/>
+          <w:lang w:val="en-GB"/>
+        </w:rPr>
+        <w:t xml:space="preserve">(Myllynen </w:t>
+      </w:r>
+      <w:r>
+        <w:rPr>
+          <w:rFonts w:ascii="Calibri" w:eastAsiaTheme="minorHAnsi" w:cs="Calibri"/>
+          <w:i/>
+          <w:iCs/>
+          <w:sz w:val="24"/>
+          <w:szCs w:val="24"/>
+          <w:lang w:val="en-GB"/>
+        </w:rPr>
+        <w:t>et al.</w:t>
+      </w:r>
+      <w:r>
+        <w:rPr>
+          <w:rFonts w:ascii="Calibri" w:eastAsiaTheme="minorHAnsi" w:cs="Calibri"/>
+          <w:sz w:val="24"/>
+          <w:szCs w:val="24"/>
+          <w:lang w:val="en-GB"/>
+        </w:rPr>
+        <w:t xml:space="preserve"> 2023)</w:t>
+      </w:r>
+      <w:r>
+        <w:rPr>
+          <w:sz w:val="24"/>
+          <w:szCs w:val="24"/>
+        </w:rPr>
+        <w:fldChar w:fldCharType="end"/>
+      </w:r>
+      <w:r>
+        <w:rPr>
+          <w:sz w:val="24"/>
+          <w:szCs w:val="24"/>
+        </w:rPr>
+        <w:t>. This bounded context is called a</w:t>
+      </w:r>
+      <w:r>
+        <w:rPr>
+          <w:sz w:val="24"/>
+          <w:szCs w:val="24"/>
+        </w:rPr>
+        <w:t>n IT</w:t>
+      </w:r>
+      <w:r>
+        <w:rPr>
+          <w:sz w:val="24"/>
+          <w:szCs w:val="24"/>
+        </w:rPr>
+        <w:t xml:space="preserve"> domain and is responsible for a specific </w:t>
+      </w:r>
+      <w:r>
+        <w:rPr>
+          <w:sz w:val="24"/>
+          <w:szCs w:val="24"/>
+        </w:rPr>
+        <w:t xml:space="preserve">IT </w:t>
+      </w:r>
+      <w:r>
+        <w:rPr>
+          <w:sz w:val="24"/>
+          <w:szCs w:val="24"/>
+        </w:rPr>
+        <w:t xml:space="preserve">capability within an enterprise. Each enterprise can decide how detailed there domains can be. For a smaller organisation there might be a few core domains </w:t>
+      </w:r>
+      <w:r>
+        <w:rPr>
+          <w:sz w:val="24"/>
+          <w:szCs w:val="24"/>
+        </w:rPr>
+        <w:t xml:space="preserve">for IT applications used by groups </w:t>
+      </w:r>
+      <w:r>
+        <w:rPr>
+          <w:sz w:val="24"/>
+          <w:szCs w:val="24"/>
+        </w:rPr>
+        <w:t xml:space="preserve">such as “Finance”, “Human Relations” or Accounting”. In a larger enterprise there normally is a need for sub domains in order to differentiate between finer core </w:t>
+      </w:r>
+      <w:r>
+        <w:rPr>
+          <w:sz w:val="24"/>
+          <w:szCs w:val="24"/>
+        </w:rPr>
+        <w:t xml:space="preserve">IT </w:t>
+      </w:r>
+      <w:r>
+        <w:rPr>
+          <w:sz w:val="24"/>
+          <w:szCs w:val="24"/>
+        </w:rPr>
+        <w:t>capabilities such as “finance/invoice management”. In a postal service there could be domains such as a “</w:t>
+      </w:r>
+      <w:bookmarkStart w:id="29" w:name="OLE_LINK7"/>
+      <w:bookmarkStart w:id="30" w:name="OLE_LINK8"/>
+      <w:r>
+        <w:rPr>
+          <w:sz w:val="24"/>
+          <w:szCs w:val="24"/>
+        </w:rPr>
+        <w:t>Logistics/</w:t>
+      </w:r>
+      <w:bookmarkEnd w:id="29"/>
+      <w:bookmarkEnd w:id="30"/>
+      <w:r>
+        <w:rPr>
+          <w:sz w:val="24"/>
+          <w:szCs w:val="24"/>
+        </w:rPr>
+        <w:t>Parcel Tracking”, “</w:t>
+      </w:r>
+      <w:r>
+        <w:rPr>
+          <w:sz w:val="24"/>
+          <w:szCs w:val="24"/>
+        </w:rPr>
+        <w:t>Logistics/</w:t>
+      </w:r>
+      <w:r>
+        <w:rPr>
+          <w:sz w:val="24"/>
+          <w:szCs w:val="24"/>
+        </w:rPr>
+        <w:t>Logistic Centre” and “</w:t>
+      </w:r>
+      <w:r>
+        <w:rPr>
+          <w:sz w:val="24"/>
+          <w:szCs w:val="24"/>
+        </w:rPr>
+        <w:t>Logistics/</w:t>
+      </w:r>
+      <w:r>
+        <w:rPr>
+          <w:sz w:val="24"/>
+          <w:szCs w:val="24"/>
+        </w:rPr>
+        <w:t xml:space="preserve">Delivery Base”.  </w:t>
+      </w:r>
+      <w:r>
+        <w:rPr>
+          <w:sz w:val="24"/>
+          <w:szCs w:val="24"/>
+        </w:rPr>
+        <w:t xml:space="preserve">Each of these </w:t>
+      </w:r>
+      <w:r>
+        <w:rPr>
+          <w:sz w:val="24"/>
+          <w:szCs w:val="24"/>
+        </w:rPr>
+        <w:t xml:space="preserve">IT </w:t>
+      </w:r>
+      <w:r>
+        <w:rPr>
+          <w:sz w:val="24"/>
+          <w:szCs w:val="24"/>
+        </w:rPr>
+        <w:t>domains is</w:t>
+      </w:r>
+      <w:r>
+        <w:rPr>
+          <w:sz w:val="24"/>
+          <w:szCs w:val="24"/>
+        </w:rPr>
+        <w:t xml:space="preserve"> managed</w:t>
+      </w:r>
+      <w:r>
+        <w:rPr>
+          <w:sz w:val="24"/>
+          <w:szCs w:val="24"/>
+        </w:rPr>
+        <w:t xml:space="preserve"> by a specific </w:t>
+      </w:r>
+      <w:r>
+        <w:rPr>
+          <w:sz w:val="24"/>
+          <w:szCs w:val="24"/>
+        </w:rPr>
+        <w:t xml:space="preserve">IT </w:t>
+      </w:r>
+      <w:r>
+        <w:rPr>
+          <w:sz w:val="24"/>
+          <w:szCs w:val="24"/>
+        </w:rPr>
+        <w:t>team that manages the IT applications and operations for t</w:t>
+      </w:r>
+      <w:r>
+        <w:rPr>
+          <w:sz w:val="24"/>
+          <w:szCs w:val="24"/>
+        </w:rPr>
+        <w:t>he</w:t>
+      </w:r>
+      <w:r>
+        <w:rPr>
+          <w:sz w:val="24"/>
+          <w:szCs w:val="24"/>
+        </w:rPr>
+        <w:t xml:space="preserve"> unique bounded context. </w:t>
+      </w:r>
+    </w:p>
+    <w:p>
+      <w:pPr>
+        <w:spacing w:after="0" w:line="360" w:lineRule="auto"/>
+        <w:jc w:val="both"/>
+        <w:rPr>
+          <w:sz w:val="24"/>
+          <w:szCs w:val="24"/>
+        </w:rPr>
+      </w:pPr>
+    </w:p>
+    <w:p>
+      <w:pPr>
+        <w:spacing w:after="0" w:line="360" w:lineRule="auto"/>
+        <w:jc w:val="both"/>
+        <w:rPr>
+          <w:sz w:val="24"/>
+          <w:szCs w:val="24"/>
+        </w:rPr>
+      </w:pPr>
+      <w:r>
+        <w:rPr>
+          <w:sz w:val="24"/>
+          <w:szCs w:val="24"/>
+        </w:rPr>
+        <w:t xml:space="preserve">Each domain has its own set of applications that are ideally set up as microservices performing one core function each. The microservices can then communicate with other systems by consuming interfaces provided by the other microservices. These integrations can be </w:t>
+      </w:r>
+      <w:r>
+        <w:rPr>
+          <w:sz w:val="24"/>
+          <w:szCs w:val="24"/>
+        </w:rPr>
+        <w:t>implemented</w:t>
+      </w:r>
+      <w:r>
+        <w:rPr>
+          <w:sz w:val="24"/>
+          <w:szCs w:val="24"/>
+        </w:rPr>
+        <w:t xml:space="preserve"> with synchronous technologies like </w:t>
+      </w:r>
+      <w:bookmarkStart w:id="31" w:name="OLE_LINK9"/>
+      <w:bookmarkStart w:id="32" w:name="OLE_LINK10"/>
+      <w:r>
+        <w:rPr>
+          <w:sz w:val="24"/>
+          <w:szCs w:val="24"/>
+        </w:rPr>
+        <w:t xml:space="preserve">Representational State Transfer </w:t>
+      </w:r>
+      <w:bookmarkEnd w:id="31"/>
+      <w:bookmarkEnd w:id="32"/>
+      <w:r>
+        <w:rPr>
+          <w:sz w:val="24"/>
+          <w:szCs w:val="24"/>
+        </w:rPr>
+        <w:t>(</w:t>
+      </w:r>
+      <w:r>
+        <w:rPr>
+          <w:sz w:val="24"/>
+          <w:szCs w:val="24"/>
+        </w:rPr>
+        <w:t>ReST</w:t>
+      </w:r>
+      <w:r>
+        <w:rPr>
+          <w:sz w:val="24"/>
+          <w:szCs w:val="24"/>
+        </w:rPr>
+        <w:t>)</w:t>
+      </w:r>
+      <w:r>
+        <w:rPr>
+          <w:sz w:val="24"/>
+          <w:szCs w:val="24"/>
+        </w:rPr>
+        <w:t xml:space="preserve">, but it is often more efficient to use asynchronous set ups </w:t>
+      </w:r>
+      <w:r>
+        <w:rPr>
+          <w:sz w:val="24"/>
+          <w:szCs w:val="24"/>
+        </w:rPr>
+        <w:t xml:space="preserve">following Event Driven Design (EDD) </w:t>
+      </w:r>
+      <w:r>
+        <w:rPr>
+          <w:sz w:val="24"/>
+          <w:szCs w:val="24"/>
+        </w:rPr>
+        <w:fldChar w:fldCharType="begin"/>
+      </w:r>
+      <w:r>
+        <w:rPr>
+          <w:sz w:val="24"/>
+          <w:szCs w:val="24"/>
+        </w:rPr>
+        <w:instrText xml:space="preserve"> ADDIN ZOTERO_ITEM CSL_CITATION {"citationID":"t1nf6tSo","properties":{"unsorted":false,"formattedCitation":"(Myllynen {\\i{}et al.} 2023)","plainCitation":"(Myllynen et al. 2023)","noteIndex":0},"citationItems":[{"id":66,"uris":["http://zotero.org/users/local/x6OJxADO/items/ASS435NV"],"itemData":{"id":66,"type":"article-journal","abstract":"The growing complexity of modern software systems necessitates architectural approaches that enhance scalability, flexibility, and maintainability. Microservices architecture has emerged as a leading solution, particularly for cross-domain applications. This paper presents a conceptual model for cross-domain microservices by integrating Event-Driven Design (EDD) and DomainDriven Design (DDD) principles. The proposed model focuses on structuring microservices around distinct bounded contexts, enabling modular development and fostering a deep alignment between technical architecture and business objectives. By employing EDD, the model leverages asynchronous communication and event streaming to decouple microservices, ensuring resilience and real-time responsiveness across domains. DDD is utilized to define domain boundaries, prioritize business logic, and establish ubiquitous language, facilitating seamless collaboration between technical and non-technical stakeholders. The model also introduces a unified framework for orchestrating complex interactions across microservices, enhancing system coherence without compromising autonomy. Key components of the conceptual model include event sourcing for maintaining robust data consistency, CQRS (Command Query Responsibility Segregation) to separate read and write operations, and aggregate design to manage domain entities efficiently. The model emphasizes event choreography over centralized orchestration, promoting loose coupling and scalability. Integration challenges, such as data synchronization, eventual consistency, and cross-domain event propagation, are addressed with practical guidelines for implementing resilient patterns. A comparative analysis with traditional service-oriented architectures underscores the model's advantages in supporting diverse business needs and rapid adaptability to changing requirements. The proposed conceptual model is validated through case studies in e-commerce and financial services, demonstrating its potential to optimize operational workflows and enhance user experiences. This research contributes to the growing discourse on microservices by bridging the gap between technical and business domains, offering a robust framework for designing cross-domain systems. Future work will explore extending the model with advanced AI-driven decision-making and monitoring capabilities.","container-title":"International Journal of Multidisciplinary Research and Growth Evaluation","DOI":"10.54660/.IJMRGE.2023.4.1.635-638","ISSN":"25827138","issue":"1","journalAbbreviation":"IJMRGE","language":"en","page":"635-638","source":"DOI.org (Crossref)","title":"Developing a Conceptual Model for Cross-Domain Microservices Using Event-Driven and Domain-Driven Design","volume":"4","author":[{"family":"Myllynen","given":"Teemu"},{"family":"Kamau","given":"Eunice"},{"family":"Mustapha","given":"Sikirat Damilola"},{"family":"Babatunde","given":"Gideon Opeyemi"},{"family":"Alabi","given":"Abidemi Adeleye"}],"issued":{"date-parts":[["2023"]]}}}],"schema":"https://github.com/citation-style-language/schema/raw/master/csl-citation.json"} </w:instrText>
+      </w:r>
+      <w:r>
+        <w:rPr>
+          <w:sz w:val="24"/>
+          <w:szCs w:val="24"/>
+        </w:rPr>
+        <w:fldChar w:fldCharType="separate"/>
+      </w:r>
+      <w:r>
+        <w:rPr>
+          <w:rFonts w:ascii="Calibri" w:eastAsiaTheme="minorHAnsi" w:cs="Calibri"/>
+          <w:sz w:val="24"/>
+          <w:szCs w:val="24"/>
+          <w:lang w:val="en-GB"/>
+        </w:rPr>
+        <w:t xml:space="preserve">(Myllynen </w:t>
+      </w:r>
+      <w:r>
+        <w:rPr>
+          <w:rFonts w:ascii="Calibri" w:eastAsiaTheme="minorHAnsi" w:cs="Calibri"/>
+          <w:i/>
+          <w:iCs/>
+          <w:sz w:val="24"/>
+          <w:szCs w:val="24"/>
+          <w:lang w:val="en-GB"/>
+        </w:rPr>
+        <w:t>et al.</w:t>
+      </w:r>
+      <w:r>
+        <w:rPr>
+          <w:rFonts w:ascii="Calibri" w:eastAsiaTheme="minorHAnsi" w:cs="Calibri"/>
+          <w:sz w:val="24"/>
+          <w:szCs w:val="24"/>
+          <w:lang w:val="en-GB"/>
+        </w:rPr>
+        <w:t xml:space="preserve"> 2023)</w:t>
+      </w:r>
+      <w:r>
+        <w:rPr>
+          <w:sz w:val="24"/>
+          <w:szCs w:val="24"/>
+        </w:rPr>
+        <w:fldChar w:fldCharType="end"/>
+      </w:r>
+      <w:r>
+        <w:rPr>
+          <w:sz w:val="24"/>
+          <w:szCs w:val="24"/>
+        </w:rPr>
+        <w:t xml:space="preserve">. </w:t>
+      </w:r>
+      <w:r>
+        <w:rPr>
+          <w:sz w:val="24"/>
+          <w:szCs w:val="24"/>
+        </w:rPr>
+        <w:t xml:space="preserve">The combination of microservices deployed in domains following DDD </w:t>
+      </w:r>
+      <w:r>
+        <w:rPr>
+          <w:sz w:val="24"/>
+          <w:szCs w:val="24"/>
+        </w:rPr>
+        <w:lastRenderedPageBreak/>
+        <w:t xml:space="preserve">and integrated using EDD allows for modular development that creates a clear alignment between business objectives and technical architecture </w:t>
+      </w:r>
+      <w:r>
+        <w:rPr>
+          <w:sz w:val="24"/>
+          <w:szCs w:val="24"/>
+        </w:rPr>
+        <w:fldChar w:fldCharType="begin"/>
+      </w:r>
+      <w:r>
+        <w:rPr>
+          <w:sz w:val="24"/>
+          <w:szCs w:val="24"/>
+        </w:rPr>
+        <w:instrText xml:space="preserve"> ADDIN ZOTERO_ITEM CSL_CITATION {"citationID":"rJUMyTzM","properties":{"unsorted":false,"formattedCitation":"(Myllynen {\\i{}et al.} 2023)","plainCitation":"(Myllynen et al. 2023)","noteIndex":0},"citationItems":[{"id":66,"uris":["http://zotero.org/users/local/x6OJxADO/items/ASS435NV"],"itemData":{"id":66,"type":"article-journal","abstract":"The growing complexity of modern software systems necessitates architectural approaches that enhance scalability, flexibility, and maintainability. Microservices architecture has emerged as a leading solution, particularly for cross-domain applications. This paper presents a conceptual model for cross-domain microservices by integrating Event-Driven Design (EDD) and DomainDriven Design (DDD) principles. The proposed model focuses on structuring microservices around distinct bounded contexts, enabling modular development and fostering a deep alignment between technical architecture and business objectives. By employing EDD, the model leverages asynchronous communication and event streaming to decouple microservices, ensuring resilience and real-time responsiveness across domains. DDD is utilized to define domain boundaries, prioritize business logic, and establish ubiquitous language, facilitating seamless collaboration between technical and non-technical stakeholders. The model also introduces a unified framework for orchestrating complex interactions across microservices, enhancing system coherence without compromising autonomy. Key components of the conceptual model include event sourcing for maintaining robust data consistency, CQRS (Command Query Responsibility Segregation) to separate read and write operations, and aggregate design to manage domain entities efficiently. The model emphasizes event choreography over centralized orchestration, promoting loose coupling and scalability. Integration challenges, such as data synchronization, eventual consistency, and cross-domain event propagation, are addressed with practical guidelines for implementing resilient patterns. A comparative analysis with traditional service-oriented architectures underscores the model's advantages in supporting diverse business needs and rapid adaptability to changing requirements. The proposed conceptual model is validated through case studies in e-commerce and financial services, demonstrating its potential to optimize operational workflows and enhance user experiences. This research contributes to the growing discourse on microservices by bridging the gap between technical and business domains, offering a robust framework for designing cross-domain systems. Future work will explore extending the model with advanced AI-driven decision-making and monitoring capabilities.","container-title":"International Journal of Multidisciplinary Research and Growth Evaluation","DOI":"10.54660/.IJMRGE.2023.4.1.635-638","ISSN":"25827138","issue":"1","journalAbbreviation":"IJMRGE","language":"en","page":"635-638","source":"DOI.org (Crossref)","title":"Developing a Conceptual Model for Cross-Domain Microservices Using Event-Driven and Domain-Driven Design","volume":"4","author":[{"family":"Myllynen","given":"Teemu"},{"family":"Kamau","given":"Eunice"},{"family":"Mustapha","given":"Sikirat Damilola"},{"family":"Babatunde","given":"Gideon Opeyemi"},{"family":"Alabi","given":"Abidemi Adeleye"}],"issued":{"date-parts":[["2023"]]}}}],"schema":"https://github.com/citation-style-language/schema/raw/master/csl-citation.json"} </w:instrText>
+      </w:r>
+      <w:r>
+        <w:rPr>
+          <w:sz w:val="24"/>
+          <w:szCs w:val="24"/>
+        </w:rPr>
+        <w:fldChar w:fldCharType="separate"/>
+      </w:r>
+      <w:r>
+        <w:rPr>
+          <w:rFonts w:ascii="Calibri" w:eastAsiaTheme="minorHAnsi" w:cs="Calibri"/>
+          <w:sz w:val="24"/>
+          <w:szCs w:val="24"/>
+          <w:lang w:val="en-GB"/>
+        </w:rPr>
+        <w:t xml:space="preserve">(Myllynen </w:t>
+      </w:r>
+      <w:r>
+        <w:rPr>
+          <w:rFonts w:ascii="Calibri" w:eastAsiaTheme="minorHAnsi" w:cs="Calibri"/>
+          <w:i/>
+          <w:iCs/>
+          <w:sz w:val="24"/>
+          <w:szCs w:val="24"/>
+          <w:lang w:val="en-GB"/>
+        </w:rPr>
+        <w:t>et al.</w:t>
+      </w:r>
+      <w:r>
+        <w:rPr>
+          <w:rFonts w:ascii="Calibri" w:eastAsiaTheme="minorHAnsi" w:cs="Calibri"/>
+          <w:sz w:val="24"/>
+          <w:szCs w:val="24"/>
+          <w:lang w:val="en-GB"/>
+        </w:rPr>
+        <w:t xml:space="preserve"> 2023)</w:t>
+      </w:r>
+      <w:r>
+        <w:rPr>
+          <w:sz w:val="24"/>
+          <w:szCs w:val="24"/>
+        </w:rPr>
+        <w:fldChar w:fldCharType="end"/>
+      </w:r>
+      <w:r>
+        <w:rPr>
+          <w:sz w:val="24"/>
+          <w:szCs w:val="24"/>
+        </w:rPr>
+        <w:t xml:space="preserve">. </w:t>
+      </w:r>
     </w:p>
     <w:p>
       <w:pPr>
@@ -10053,6 +15126,7 @@
         </w:numPr>
         <w:ind w:left="851" w:hanging="851"/>
       </w:pPr>
+      <w:bookmarkStart w:id="33" w:name="_Toc233796057"/>
       <w:r>
         <w:t>The transition from Monolith</w:t>
       </w:r>
@@ -10068,6 +15142,7 @@
       <w:r>
         <w:t xml:space="preserve"> Microservices</w:t>
       </w:r>
+      <w:bookmarkEnd w:id="33"/>
     </w:p>
     <w:p>
       <w:pPr>
@@ -10078,9 +15153,11 @@
         </w:numPr>
         <w:ind w:left="1134" w:hanging="1134"/>
       </w:pPr>
+      <w:bookmarkStart w:id="34" w:name="_Toc233796058"/>
       <w:r>
         <w:t>Monolithic Architecture</w:t>
       </w:r>
+      <w:bookmarkEnd w:id="34"/>
     </w:p>
     <w:p/>
     <w:p>
@@ -10092,6 +15169,7 @@
         </w:numPr>
         <w:ind w:left="1134" w:hanging="1134"/>
       </w:pPr>
+      <w:bookmarkStart w:id="35" w:name="_Toc233796059"/>
       <w:r>
         <w:t>M</w:t>
       </w:r>
@@ -10101,6 +15179,7 @@
       <w:r>
         <w:t>rchitecture</w:t>
       </w:r>
+      <w:bookmarkEnd w:id="35"/>
     </w:p>
     <w:p/>
     <w:p>
@@ -10112,9 +15191,11 @@
         </w:numPr>
         <w:ind w:left="1134" w:hanging="1134"/>
       </w:pPr>
+      <w:bookmarkStart w:id="36" w:name="_Toc233796060"/>
       <w:r>
         <w:t>Domain Driven Design with Microservices and System of Systems</w:t>
       </w:r>
+      <w:bookmarkEnd w:id="36"/>
     </w:p>
     <w:p/>
     <w:p>
@@ -10126,9 +15207,11 @@
         </w:numPr>
         <w:ind w:left="1134" w:hanging="1134"/>
       </w:pPr>
+      <w:bookmarkStart w:id="37" w:name="_Toc233796061"/>
       <w:r>
         <w:t>Migration Strategies</w:t>
       </w:r>
+      <w:bookmarkEnd w:id="37"/>
     </w:p>
     <w:p/>
     <w:p>
@@ -10140,12 +15223,14 @@
         </w:numPr>
         <w:ind w:left="851" w:hanging="851"/>
       </w:pPr>
+      <w:bookmarkStart w:id="38" w:name="_Toc233796062"/>
       <w:r>
         <w:t xml:space="preserve">Event-Driven Architecture </w:t>
       </w:r>
       <w:r>
         <w:t>and Event Aggregation</w:t>
       </w:r>
+      <w:bookmarkEnd w:id="38"/>
     </w:p>
     <w:p>
       <w:pPr>
@@ -10156,9 +15241,11 @@
         </w:numPr>
         <w:ind w:left="1134" w:hanging="1134"/>
       </w:pPr>
+      <w:bookmarkStart w:id="39" w:name="_Toc233796063"/>
       <w:r>
         <w:t>Event Driven Architecture</w:t>
       </w:r>
+      <w:bookmarkEnd w:id="39"/>
     </w:p>
     <w:p/>
     <w:p>
@@ -10170,9 +15257,11 @@
         </w:numPr>
         <w:ind w:left="1134" w:hanging="1134"/>
       </w:pPr>
+      <w:bookmarkStart w:id="40" w:name="_Toc233796064"/>
       <w:r>
         <w:t>Event Streaming Systems and fault tolerance</w:t>
       </w:r>
+      <w:bookmarkEnd w:id="40"/>
     </w:p>
     <w:p/>
     <w:p>
@@ -10184,9 +15273,11 @@
         </w:numPr>
         <w:ind w:left="1134" w:hanging="1134"/>
       </w:pPr>
+      <w:bookmarkStart w:id="41" w:name="_Toc233796065"/>
       <w:r>
         <w:t>Event Aggregation</w:t>
       </w:r>
+      <w:bookmarkEnd w:id="41"/>
     </w:p>
     <w:p/>
     <w:p/>
@@ -10210,12 +15301,14 @@
         </w:numPr>
         <w:ind w:left="851" w:hanging="851"/>
       </w:pPr>
+      <w:bookmarkStart w:id="42" w:name="_Toc233796066"/>
       <w:r>
         <w:t xml:space="preserve">Patterns for Data access in </w:t>
       </w:r>
       <w:r>
         <w:t>Distributed Event Systems</w:t>
       </w:r>
+      <w:bookmarkEnd w:id="42"/>
     </w:p>
     <w:p>
       <w:pPr>
@@ -10226,9 +15319,11 @@
         </w:numPr>
         <w:ind w:left="1134" w:hanging="1134"/>
       </w:pPr>
+      <w:bookmarkStart w:id="43" w:name="_Toc233796067"/>
       <w:r>
         <w:t>Challenges in data access in distributed systems of systems</w:t>
       </w:r>
+      <w:bookmarkEnd w:id="43"/>
     </w:p>
     <w:p/>
     <w:p>
@@ -10240,11 +15335,55 @@
         </w:numPr>
         <w:ind w:left="1134" w:hanging="1134"/>
       </w:pPr>
-      <w:r>
-        <w:t xml:space="preserve">Command Query Responsibility Segregation </w:t>
-      </w:r>
-    </w:p>
-    <w:p/>
+      <w:bookmarkStart w:id="44" w:name="_Toc233796068"/>
+      <w:r>
+        <w:t>Command Query Responsibility Segregation</w:t>
+      </w:r>
+      <w:bookmarkEnd w:id="44"/>
+      <w:r>
+        <w:t xml:space="preserve"> </w:t>
+      </w:r>
+    </w:p>
+    <w:p>
+      <w:r>
+        <w:fldChar w:fldCharType="begin"/>
+      </w:r>
+      <w:r>
+        <w:instrText xml:space="preserve"> ADDIN ZOTERO_ITEM CSL_CITATION {"citationID":"CMDXNxAV","properties":{"unsorted":false,"formattedCitation":"(Myllynen {\\i{}et al.} 2023)","plainCitation":"(Myllynen et al. 2023)","noteIndex":0},"citationItems":[{"id":66,"uris":["http://zotero.org/users/local/x6OJxADO/items/ASS435NV"],"itemData":{"id":66,"type":"article-journal","abstract":"The growing complexity of modern software systems necessitates architectural approaches that enhance scalability, flexibility, and maintainability. Microservices architecture has emerged as a leading solution, particularly for cross-domain applications. This paper presents a conceptual model for cross-domain microservices by integrating Event-Driven Design (EDD) and DomainDriven Design (DDD) principles. The proposed model focuses on structuring microservices around distinct bounded contexts, enabling modular development and fostering a deep alignment between technical architecture and business objectives. By employing EDD, the model leverages asynchronous communication and event streaming to decouple microservices, ensuring resilience and real-time responsiveness across domains. DDD is utilized to define domain boundaries, prioritize business logic, and establish ubiquitous language, facilitating seamless collaboration between technical and non-technical stakeholders. The model also introduces a unified framework for orchestrating complex interactions across microservices, enhancing system coherence without compromising autonomy. Key components of the conceptual model include event sourcing for maintaining robust data consistency, CQRS (Command Query Responsibility Segregation) to separate read and write operations, and aggregate design to manage domain entities efficiently. The model emphasizes event choreography over centralized orchestration, promoting loose coupling and scalability. Integration challenges, such as data synchronization, eventual consistency, and cross-domain event propagation, are addressed with practical guidelines for implementing resilient patterns. A comparative analysis with traditional service-oriented architectures underscores the model's advantages in supporting diverse business needs and rapid adaptability to changing requirements. The proposed conceptual model is validated through case studies in e-commerce and financial services, demonstrating its potential to optimize operational workflows and enhance user experiences. This research contributes to the growing discourse on microservices by bridging the gap between technical and business domains, offering a robust framework for designing cross-domain systems. Future work will explore extending the model with advanced AI-driven decision-making and monitoring capabilities.","container-title":"International Journal of Multidisciplinary Research and Growth Evaluation","DOI":"10.54660/.IJMRGE.2023.4.1.635-638","ISSN":"25827138","issue":"1","journalAbbreviation":"IJMRGE","language":"en","page":"635-638","source":"DOI.org (Crossref)","title":"Developing a Conceptual Model for Cross-Domain Microservices Using Event-Driven and Domain-Driven Design","volume":"4","author":[{"family":"Myllynen","given":"Teemu"},{"family":"Kamau","given":"Eunice"},{"family":"Mustapha","given":"Sikirat Damilola"},{"family":"Babatunde","given":"Gideon Opeyemi"},{"family":"Alabi","given":"Abidemi Adeleye"}],"issued":{"date-parts":[["2023"]]}}}],"schema":"https://github.com/citation-style-language/schema/raw/master/csl-citation.json"} </w:instrText>
+      </w:r>
+      <w:r>
+        <w:fldChar w:fldCharType="separate"/>
+      </w:r>
+      <w:r>
+        <w:rPr>
+          <w:rFonts w:ascii="Calibri" w:eastAsiaTheme="minorHAnsi" w:cs="Calibri"/>
+          <w:szCs w:val="24"/>
+          <w:lang w:val="en-GB"/>
+        </w:rPr>
+        <w:t xml:space="preserve">(Myllynen </w:t>
+      </w:r>
+      <w:r>
+        <w:rPr>
+          <w:rFonts w:ascii="Calibri" w:eastAsiaTheme="minorHAnsi" w:cs="Calibri"/>
+          <w:i/>
+          <w:iCs/>
+          <w:szCs w:val="24"/>
+          <w:lang w:val="en-GB"/>
+        </w:rPr>
+        <w:t>et al.</w:t>
+      </w:r>
+      <w:r>
+        <w:rPr>
+          <w:rFonts w:ascii="Calibri" w:eastAsiaTheme="minorHAnsi" w:cs="Calibri"/>
+          <w:szCs w:val="24"/>
+          <w:lang w:val="en-GB"/>
+        </w:rPr>
+        <w:t xml:space="preserve"> 2023)</w:t>
+      </w:r>
+      <w:r>
+        <w:fldChar w:fldCharType="end"/>
+      </w:r>
+    </w:p>
     <w:p>
       <w:pPr>
         <w:pStyle w:val="Heading3"/>
@@ -10254,9 +15393,11 @@
         </w:numPr>
         <w:ind w:left="1134" w:hanging="1134"/>
       </w:pPr>
+      <w:bookmarkStart w:id="45" w:name="_Toc233796069"/>
       <w:r>
         <w:t>Materialised View</w:t>
       </w:r>
+      <w:bookmarkEnd w:id="45"/>
     </w:p>
     <w:p/>
     <w:p>
@@ -10268,9 +15409,12 @@
         </w:numPr>
         <w:ind w:left="1134" w:hanging="1134"/>
       </w:pPr>
-      <w:r>
+      <w:bookmarkStart w:id="46" w:name="_Toc233796070"/>
+      <w:r>
+        <w:lastRenderedPageBreak/>
         <w:t>Event replay and state reconstruction</w:t>
       </w:r>
+      <w:bookmarkEnd w:id="46"/>
     </w:p>
     <w:p/>
     <w:p>
@@ -10282,10 +15426,11 @@
         </w:numPr>
         <w:ind w:left="1134" w:hanging="1134"/>
       </w:pPr>
-      <w:r>
-        <w:lastRenderedPageBreak/>
+      <w:bookmarkStart w:id="47" w:name="_Toc233796071"/>
+      <w:r>
         <w:t>Distributed Caching Techniques</w:t>
       </w:r>
+      <w:bookmarkEnd w:id="47"/>
     </w:p>
     <w:p>
       <w:r>
@@ -10311,9 +15456,11 @@
         </w:numPr>
         <w:ind w:left="851" w:hanging="851"/>
       </w:pPr>
+      <w:bookmarkStart w:id="48" w:name="_Toc233796072"/>
       <w:r>
         <w:t>Cloud-Native Resilience, High Availability and Disaster Recovery</w:t>
       </w:r>
+      <w:bookmarkEnd w:id="48"/>
     </w:p>
     <w:p>
       <w:pPr>
@@ -10324,9 +15471,11 @@
         </w:numPr>
         <w:ind w:left="1134" w:hanging="1134"/>
       </w:pPr>
+      <w:bookmarkStart w:id="49" w:name="_Toc233796073"/>
       <w:r>
         <w:t>Cloud Native Architecture</w:t>
       </w:r>
+      <w:bookmarkEnd w:id="49"/>
     </w:p>
     <w:p>
       <w:pPr>
@@ -10337,9 +15486,11 @@
         </w:numPr>
         <w:ind w:left="1134" w:hanging="1134"/>
       </w:pPr>
+      <w:bookmarkStart w:id="50" w:name="_Toc233796074"/>
       <w:r>
         <w:t>High Availability and Resilience</w:t>
       </w:r>
+      <w:bookmarkEnd w:id="50"/>
     </w:p>
     <w:p>
       <w:pPr>
@@ -10350,9 +15501,11 @@
         </w:numPr>
         <w:ind w:left="1134" w:hanging="1134"/>
       </w:pPr>
+      <w:bookmarkStart w:id="51" w:name="_Toc233796075"/>
       <w:r>
         <w:t>Disaster Recovery Strategies</w:t>
       </w:r>
+      <w:bookmarkEnd w:id="51"/>
     </w:p>
     <w:p>
       <w:pPr>
@@ -10363,12 +15516,14 @@
         </w:numPr>
         <w:ind w:left="1134" w:hanging="1134"/>
       </w:pPr>
+      <w:bookmarkStart w:id="52" w:name="_Toc233796076"/>
       <w:r>
         <w:t xml:space="preserve">Cloud </w:t>
       </w:r>
       <w:r>
         <w:t>Resilience with Kubernetes</w:t>
       </w:r>
+      <w:bookmarkEnd w:id="52"/>
     </w:p>
     <w:p>
       <w:pPr>
@@ -10398,7 +15553,14 @@
           <w:sz w:val="24"/>
           <w:szCs w:val="24"/>
         </w:rPr>
-        <w:t xml:space="preserve">.. </w:t>
+        <w:t>.</w:t>
+      </w:r>
+      <w:r>
+        <w:rPr>
+          <w:sz w:val="24"/>
+          <w:szCs w:val="24"/>
+        </w:rPr>
+        <w:t xml:space="preserve"> </w:t>
       </w:r>
     </w:p>
     <w:p>
@@ -10435,12 +15597,14 @@
         </w:numPr>
         <w:ind w:left="1134" w:hanging="1134"/>
       </w:pPr>
+      <w:bookmarkStart w:id="53" w:name="_Toc233796077"/>
       <w:r>
         <w:t xml:space="preserve">Cloud </w:t>
       </w:r>
       <w:r>
         <w:t>Portability and sovereignty</w:t>
       </w:r>
+      <w:bookmarkEnd w:id="53"/>
     </w:p>
     <w:p>
       <w:pPr>
@@ -10508,9 +15672,11 @@
         </w:numPr>
         <w:ind w:left="851" w:hanging="851"/>
       </w:pPr>
+      <w:bookmarkStart w:id="54" w:name="_Toc233796078"/>
       <w:r>
         <w:t>Software Quality standards</w:t>
       </w:r>
+      <w:bookmarkEnd w:id="54"/>
     </w:p>
     <w:p>
       <w:pPr>
@@ -10521,12 +15687,14 @@
         </w:numPr>
         <w:ind w:left="1134" w:hanging="1134"/>
       </w:pPr>
+      <w:bookmarkStart w:id="55" w:name="_Toc233796079"/>
       <w:r>
         <w:t>Software Quality standards</w:t>
       </w:r>
       <w:r>
         <w:t xml:space="preserve"> and measurement</w:t>
       </w:r>
+      <w:bookmarkEnd w:id="55"/>
     </w:p>
     <w:p>
       <w:pPr>
@@ -10597,9 +15765,11 @@
         </w:numPr>
         <w:ind w:left="1134" w:hanging="1134"/>
       </w:pPr>
+      <w:bookmarkStart w:id="56" w:name="_Toc233796080"/>
       <w:r>
         <w:t>Reliability</w:t>
       </w:r>
+      <w:bookmarkEnd w:id="56"/>
     </w:p>
     <w:p/>
     <w:p>
@@ -10611,9 +15781,11 @@
         </w:numPr>
         <w:ind w:left="1134" w:hanging="1134"/>
       </w:pPr>
+      <w:bookmarkStart w:id="57" w:name="_Toc233796081"/>
       <w:r>
         <w:t>Availability</w:t>
       </w:r>
+      <w:bookmarkEnd w:id="57"/>
     </w:p>
     <w:p/>
     <w:p>
@@ -10635,10 +15807,11 @@
         </w:numPr>
         <w:ind w:hanging="792"/>
       </w:pPr>
-      <w:r>
-        <w:lastRenderedPageBreak/>
+      <w:bookmarkStart w:id="58" w:name="_Toc233796082"/>
+      <w:r>
         <w:t>Research Gap and Conclusion</w:t>
       </w:r>
+      <w:bookmarkEnd w:id="58"/>
     </w:p>
     <w:p>
       <w:pPr>
@@ -10833,9 +16006,11 @@
           <w:numId w:val="3"/>
         </w:numPr>
       </w:pPr>
+      <w:bookmarkStart w:id="59" w:name="_Toc233796083"/>
       <w:r>
         <w:t>Design</w:t>
       </w:r>
+      <w:bookmarkEnd w:id="59"/>
     </w:p>
     <w:p>
       <w:pPr>
@@ -10872,7 +16047,21 @@
         <w:rPr>
           <w:sz w:val="24"/>
         </w:rPr>
-        <w:t xml:space="preserve">An Azure hosted Redis database will be utilised as a low latency materialised view for the GraphQL API. This would allow for a Command Query Responsibility Segregation (CQRS) pattern to be implemented allowing for efficient querying. If Redis service were to crash it could be rebuilt by rereading the data in the Kafka topics. Thus it would be self-healing.  </w:t>
+        <w:t xml:space="preserve">An Azure hosted Redis database will be utilised as a low latency materialised view for the </w:t>
+      </w:r>
+      <w:proofErr w:type="spellStart"/>
+      <w:r>
+        <w:rPr>
+          <w:sz w:val="24"/>
+        </w:rPr>
+        <w:t>GraphQL</w:t>
+      </w:r>
+      <w:proofErr w:type="spellEnd"/>
+      <w:r>
+        <w:rPr>
+          <w:sz w:val="24"/>
+        </w:rPr>
+        <w:t xml:space="preserve"> API. This would allow for a Command Query Responsibility Segregation (CQRS) pattern to be implemented allowing for efficient querying. If Redis service were to crash it could be rebuilt by rereading the data in the Kafka topics. Thus it would be self-healing.  </w:t>
       </w:r>
     </w:p>
     <w:p>
@@ -11287,7 +16476,7 @@
       <w:pPr>
         <w:ind w:left="1701" w:hanging="1701"/>
         <w:sectPr>
-          <w:footerReference w:type="default" r:id="rId10"/>
+          <w:footerReference w:type="default" r:id="rId11"/>
           <w:pgSz w:w="11906" w:h="16838"/>
           <w:pgMar w:top="1440" w:right="1440" w:bottom="1440" w:left="1440" w:header="708" w:footer="708" w:gutter="0"/>
           <w:pgNumType w:start="1"/>
@@ -11316,7 +16505,7 @@
                     <pic:cNvPicPr/>
                   </pic:nvPicPr>
                   <pic:blipFill>
-                    <a:blip r:embed="rId11" cstate="print">
+                    <a:blip r:embed="rId12" cstate="print">
                       <a:extLst>
                         <a:ext uri="{28A0092B-C50C-407E-A947-70E740481C1C}">
                           <a14:useLocalDpi xmlns:a14="http://schemas.microsoft.com/office/drawing/2010/main" val="0"/>
@@ -11349,12 +16538,12 @@
         <w:spacing w:before="0" w:line="360" w:lineRule="auto"/>
         <w:ind w:left="567" w:hanging="567"/>
       </w:pPr>
-      <w:bookmarkStart w:id="16" w:name="_Toc101374253"/>
+      <w:bookmarkStart w:id="60" w:name="_Toc233796084"/>
       <w:r>
         <w:lastRenderedPageBreak/>
         <w:t>References</w:t>
       </w:r>
-      <w:bookmarkEnd w:id="16"/>
+      <w:bookmarkEnd w:id="60"/>
     </w:p>
     <w:p>
       <w:pPr>
@@ -11488,23 +16677,7 @@
           <w:rFonts w:ascii="Calibri" w:eastAsiaTheme="minorHAnsi" w:cs="Calibri"/>
           <w:lang w:val="en-GB"/>
         </w:rPr>
-        <w:t xml:space="preserve">Florian Springer and Christoph </w:t>
-      </w:r>
-      <w:proofErr w:type="spellStart"/>
-      <w:r>
-        <w:rPr>
-          <w:rFonts w:ascii="Calibri" w:eastAsiaTheme="minorHAnsi" w:cs="Calibri"/>
-          <w:lang w:val="en-GB"/>
-        </w:rPr>
-        <w:t>Emmersberger</w:t>
-      </w:r>
-      <w:proofErr w:type="spellEnd"/>
-      <w:r>
-        <w:rPr>
-          <w:rFonts w:ascii="Calibri" w:eastAsiaTheme="minorHAnsi" w:cs="Calibri"/>
-          <w:lang w:val="en-GB"/>
-        </w:rPr>
-        <w:t xml:space="preserve"> (2008) </w:t>
+        <w:t xml:space="preserve">Costa, A.B. and Brito, M.A. (2022) ‘Enterprise Architecture Management : Constant maintenance and updating of the Enterprise Architecture’, in </w:t>
       </w:r>
       <w:r>
         <w:rPr>
@@ -11513,14 +16686,14 @@
           <w:iCs/>
           <w:lang w:val="en-GB"/>
         </w:rPr>
-        <w:t>Event Driven Business Process Management Taking the Example of Deutsche Post AG: An Evaluation of the Approach of Oracle and the SOPERA Open Source SOA Framework</w:t>
+        <w:t>2022 17th Iberian Conference on Information Systems and Technologies (CISTI)</w:t>
       </w:r>
       <w:r>
         <w:rPr>
           <w:rFonts w:ascii="Calibri" w:eastAsiaTheme="minorHAnsi" w:cs="Calibri"/>
           <w:lang w:val="en-GB"/>
         </w:rPr>
-        <w:t>, Diploma Thesis.</w:t>
+        <w:t>, Presented at the 2022 17th Iberian Conference on Information Systems and Technologies (CISTI), Madrid, Spain: IEEE, 1–5, available: https://doi.org/10.23919/CISTI54924.2022.9820068.</w:t>
       </w:r>
     </w:p>
     <w:p>
@@ -11536,7 +16709,23 @@
           <w:rFonts w:ascii="Calibri" w:eastAsiaTheme="minorHAnsi" w:cs="Calibri"/>
           <w:lang w:val="en-GB"/>
         </w:rPr>
-        <w:t xml:space="preserve">Ghosh, A. (2025) ‘Transforming Enterprise Systems through Event-Driven Architecture: Implementation, Benefits, and Future Trends’, </w:t>
+        <w:t xml:space="preserve">Florian Springer and Christoph </w:t>
+      </w:r>
+      <w:proofErr w:type="spellStart"/>
+      <w:r>
+        <w:rPr>
+          <w:rFonts w:ascii="Calibri" w:eastAsiaTheme="minorHAnsi" w:cs="Calibri"/>
+          <w:lang w:val="en-GB"/>
+        </w:rPr>
+        <w:t>Emmersberger</w:t>
+      </w:r>
+      <w:proofErr w:type="spellEnd"/>
+      <w:r>
+        <w:rPr>
+          <w:rFonts w:ascii="Calibri" w:eastAsiaTheme="minorHAnsi" w:cs="Calibri"/>
+          <w:lang w:val="en-GB"/>
+        </w:rPr>
+        <w:t xml:space="preserve"> (2008) </w:t>
       </w:r>
       <w:r>
         <w:rPr>
@@ -11545,14 +16734,14 @@
           <w:iCs/>
           <w:lang w:val="en-GB"/>
         </w:rPr>
-        <w:t>International Journal of Scientific Research in Computer Science, Engineering and Information Technology</w:t>
+        <w:t>Event Driven Business Process Management Taking the Example of Deutsche Post AG: An Evaluation of the Approach of Oracle and the SOPERA Open Source SOA Framework</w:t>
       </w:r>
       <w:r>
         <w:rPr>
           <w:rFonts w:ascii="Calibri" w:eastAsiaTheme="minorHAnsi" w:cs="Calibri"/>
           <w:lang w:val="en-GB"/>
         </w:rPr>
-        <w:t>, 11(1), 3507–3514, available: https://doi.org/10.32628/CSEIT251112347.</w:t>
+        <w:t>, Diploma Thesis.</w:t>
       </w:r>
     </w:p>
     <w:p>
@@ -11563,37 +16752,12 @@
           <w:lang w:val="en-GB"/>
         </w:rPr>
       </w:pPr>
-      <w:proofErr w:type="spellStart"/>
       <w:r>
         <w:rPr>
           <w:rFonts w:ascii="Calibri" w:eastAsiaTheme="minorHAnsi" w:cs="Calibri"/>
           <w:lang w:val="en-GB"/>
         </w:rPr>
-        <w:t>Ilieva</w:t>
-      </w:r>
-      <w:proofErr w:type="spellEnd"/>
-      <w:r>
-        <w:rPr>
-          <w:rFonts w:ascii="Calibri" w:eastAsiaTheme="minorHAnsi" w:cs="Calibri"/>
-          <w:lang w:val="en-GB"/>
-        </w:rPr>
-        <w:t xml:space="preserve">, D., Kolev, D., and </w:t>
-      </w:r>
-      <w:proofErr w:type="spellStart"/>
-      <w:r>
-        <w:rPr>
-          <w:rFonts w:ascii="Calibri" w:eastAsiaTheme="minorHAnsi" w:cs="Calibri"/>
-          <w:lang w:val="en-GB"/>
-        </w:rPr>
-        <w:t>Gladchenko</w:t>
-      </w:r>
-      <w:proofErr w:type="spellEnd"/>
-      <w:r>
-        <w:rPr>
-          <w:rFonts w:ascii="Calibri" w:eastAsiaTheme="minorHAnsi" w:cs="Calibri"/>
-          <w:lang w:val="en-GB"/>
-        </w:rPr>
-        <w:t xml:space="preserve">, V. (2024) ‘Investigation of the Impact of Artificial Intelligence and Automation in the Postal Services Sector Labour Market’, in </w:t>
+        <w:t xml:space="preserve">Ghosh, A. (2025) ‘Transforming Enterprise Systems through Event-Driven Architecture: Implementation, Benefits, and Future Trends’, </w:t>
       </w:r>
       <w:r>
         <w:rPr>
@@ -11602,14 +16766,30 @@
           <w:iCs/>
           <w:lang w:val="en-GB"/>
         </w:rPr>
-        <w:t>2024 5th International Conference on Communications, Information, Electronic and Energy Systems (CIEES)</w:t>
+        <w:t>International Journal of Scientific Research in Computer Science, Engineering and Information Technology</w:t>
       </w:r>
       <w:r>
         <w:rPr>
           <w:rFonts w:ascii="Calibri" w:eastAsiaTheme="minorHAnsi" w:cs="Calibri"/>
           <w:lang w:val="en-GB"/>
         </w:rPr>
-        <w:t xml:space="preserve">, Presented at the 2024 5th International Conference on Communications, Information, Electronic and Energy Systems (CIEES), </w:t>
+        <w:t>, 11(1), 3507–3514, available: https://doi.org/10.32628/CSEIT251112347.</w:t>
+      </w:r>
+    </w:p>
+    <w:p>
+      <w:pPr>
+        <w:pStyle w:val="Bibliography"/>
+        <w:rPr>
+          <w:rFonts w:ascii="Calibri" w:eastAsiaTheme="minorHAnsi" w:cs="Calibri"/>
+          <w:lang w:val="en-GB"/>
+        </w:rPr>
+      </w:pPr>
+      <w:r>
+        <w:rPr>
+          <w:rFonts w:ascii="Calibri" w:eastAsiaTheme="minorHAnsi" w:cs="Calibri"/>
+          <w:lang w:val="en-GB"/>
+        </w:rPr>
+        <w:t xml:space="preserve">Hassel, A. and </w:t>
       </w:r>
       <w:proofErr w:type="spellStart"/>
       <w:r>
@@ -11617,7 +16797,7 @@
           <w:rFonts w:ascii="Calibri" w:eastAsiaTheme="minorHAnsi" w:cs="Calibri"/>
           <w:lang w:val="en-GB"/>
         </w:rPr>
-        <w:t>Veliko</w:t>
+        <w:t>Sieker</w:t>
       </w:r>
       <w:proofErr w:type="spellEnd"/>
       <w:r>
@@ -11625,71 +16805,7 @@
           <w:rFonts w:ascii="Calibri" w:eastAsiaTheme="minorHAnsi" w:cs="Calibri"/>
           <w:lang w:val="en-GB"/>
         </w:rPr>
-        <w:t xml:space="preserve"> </w:t>
-      </w:r>
-      <w:proofErr w:type="spellStart"/>
-      <w:r>
-        <w:rPr>
-          <w:rFonts w:ascii="Calibri" w:eastAsiaTheme="minorHAnsi" w:cs="Calibri"/>
-          <w:lang w:val="en-GB"/>
-        </w:rPr>
-        <w:t>Tarnovo</w:t>
-      </w:r>
-      <w:proofErr w:type="spellEnd"/>
-      <w:r>
-        <w:rPr>
-          <w:rFonts w:ascii="Calibri" w:eastAsiaTheme="minorHAnsi" w:cs="Calibri"/>
-          <w:lang w:val="en-GB"/>
-        </w:rPr>
-        <w:t>, Bulgaria: IEEE, 1–7, available: https://doi.org/10.1109/CIEES62939.2024.10811359.</w:t>
-      </w:r>
-    </w:p>
-    <w:p>
-      <w:pPr>
-        <w:pStyle w:val="Bibliography"/>
-        <w:rPr>
-          <w:rFonts w:ascii="Calibri" w:eastAsiaTheme="minorHAnsi" w:cs="Calibri"/>
-          <w:lang w:val="en-GB"/>
-        </w:rPr>
-      </w:pPr>
-      <w:r>
-        <w:rPr>
-          <w:rFonts w:ascii="Calibri" w:eastAsiaTheme="minorHAnsi" w:cs="Calibri"/>
-          <w:lang w:val="en-GB"/>
-        </w:rPr>
-        <w:t xml:space="preserve">Jovanović, B., </w:t>
-      </w:r>
-      <w:proofErr w:type="spellStart"/>
-      <w:r>
-        <w:rPr>
-          <w:rFonts w:ascii="Calibri" w:eastAsiaTheme="minorHAnsi" w:cs="Calibri"/>
-          <w:lang w:val="en-GB"/>
-        </w:rPr>
-        <w:t>Šarac</w:t>
-      </w:r>
-      <w:proofErr w:type="spellEnd"/>
-      <w:r>
-        <w:rPr>
-          <w:rFonts w:ascii="Calibri" w:eastAsiaTheme="minorHAnsi" w:cs="Calibri"/>
-          <w:lang w:val="en-GB"/>
-        </w:rPr>
-        <w:t xml:space="preserve">, D., and </w:t>
-      </w:r>
-      <w:proofErr w:type="spellStart"/>
-      <w:r>
-        <w:rPr>
-          <w:rFonts w:ascii="Calibri" w:eastAsiaTheme="minorHAnsi" w:cs="Calibri"/>
-          <w:lang w:val="en-GB"/>
-        </w:rPr>
-        <w:t>Čačić</w:t>
-      </w:r>
-      <w:proofErr w:type="spellEnd"/>
-      <w:r>
-        <w:rPr>
-          <w:rFonts w:ascii="Calibri" w:eastAsiaTheme="minorHAnsi" w:cs="Calibri"/>
-          <w:lang w:val="en-GB"/>
-        </w:rPr>
-        <w:t xml:space="preserve">, N. (2025) ‘Delphi and fuzzy TOPSIS approach for redefining the scope of postal universal service obligation’, </w:t>
+        <w:t xml:space="preserve">, F. (2022) ‘The platform effect: How Amazon changed work in logistics in Germany, the United States and the United Kingdom’, </w:t>
       </w:r>
       <w:r>
         <w:rPr>
@@ -11698,14 +16814,14 @@
           <w:iCs/>
           <w:lang w:val="en-GB"/>
         </w:rPr>
-        <w:t>Journal of Regulatory Economics</w:t>
+        <w:t>European Journal of Industrial Relations</w:t>
       </w:r>
       <w:r>
         <w:rPr>
           <w:rFonts w:ascii="Calibri" w:eastAsiaTheme="minorHAnsi" w:cs="Calibri"/>
           <w:lang w:val="en-GB"/>
         </w:rPr>
-        <w:t>, 68(1), 38–52, available: https://doi.org/10.1007/s11149-025-09489-6.</w:t>
+        <w:t>, 28(3), 363–382, available: https://doi.org/10.1177/09596801221082456.</w:t>
       </w:r>
     </w:p>
     <w:p>
@@ -11722,7 +16838,7 @@
           <w:rFonts w:ascii="Calibri" w:eastAsiaTheme="minorHAnsi" w:cs="Calibri"/>
           <w:lang w:val="en-GB"/>
         </w:rPr>
-        <w:t>Kalske</w:t>
+        <w:t>Ilieva</w:t>
       </w:r>
       <w:proofErr w:type="spellEnd"/>
       <w:r>
@@ -11730,7 +16846,7 @@
           <w:rFonts w:ascii="Calibri" w:eastAsiaTheme="minorHAnsi" w:cs="Calibri"/>
           <w:lang w:val="en-GB"/>
         </w:rPr>
-        <w:t xml:space="preserve">, M., </w:t>
+        <w:t xml:space="preserve">, D., Kolev, D., and </w:t>
       </w:r>
       <w:proofErr w:type="spellStart"/>
       <w:r>
@@ -11738,7 +16854,7 @@
           <w:rFonts w:ascii="Calibri" w:eastAsiaTheme="minorHAnsi" w:cs="Calibri"/>
           <w:lang w:val="en-GB"/>
         </w:rPr>
-        <w:t>Mäkitalo</w:t>
+        <w:t>Gladchenko</w:t>
       </w:r>
       <w:proofErr w:type="spellEnd"/>
       <w:r>
@@ -11746,55 +16862,7 @@
           <w:rFonts w:ascii="Calibri" w:eastAsiaTheme="minorHAnsi" w:cs="Calibri"/>
           <w:lang w:val="en-GB"/>
         </w:rPr>
-        <w:t xml:space="preserve">, N., and </w:t>
-      </w:r>
-      <w:proofErr w:type="spellStart"/>
-      <w:r>
-        <w:rPr>
-          <w:rFonts w:ascii="Calibri" w:eastAsiaTheme="minorHAnsi" w:cs="Calibri"/>
-          <w:lang w:val="en-GB"/>
-        </w:rPr>
-        <w:t>Mikkonen</w:t>
-      </w:r>
-      <w:proofErr w:type="spellEnd"/>
-      <w:r>
-        <w:rPr>
-          <w:rFonts w:ascii="Calibri" w:eastAsiaTheme="minorHAnsi" w:cs="Calibri"/>
-          <w:lang w:val="en-GB"/>
-        </w:rPr>
-        <w:t xml:space="preserve">, T. (2018) ‘Challenges When Moving from Monolith to Microservice Architecture’, in </w:t>
-      </w:r>
-      <w:proofErr w:type="spellStart"/>
-      <w:r>
-        <w:rPr>
-          <w:rFonts w:ascii="Calibri" w:eastAsiaTheme="minorHAnsi" w:cs="Calibri"/>
-          <w:lang w:val="en-GB"/>
-        </w:rPr>
-        <w:t>Garrigós</w:t>
-      </w:r>
-      <w:proofErr w:type="spellEnd"/>
-      <w:r>
-        <w:rPr>
-          <w:rFonts w:ascii="Calibri" w:eastAsiaTheme="minorHAnsi" w:cs="Calibri"/>
-          <w:lang w:val="en-GB"/>
-        </w:rPr>
-        <w:t xml:space="preserve">, I. and </w:t>
-      </w:r>
-      <w:proofErr w:type="spellStart"/>
-      <w:r>
-        <w:rPr>
-          <w:rFonts w:ascii="Calibri" w:eastAsiaTheme="minorHAnsi" w:cs="Calibri"/>
-          <w:lang w:val="en-GB"/>
-        </w:rPr>
-        <w:t>Wimmer</w:t>
-      </w:r>
-      <w:proofErr w:type="spellEnd"/>
-      <w:r>
-        <w:rPr>
-          <w:rFonts w:ascii="Calibri" w:eastAsiaTheme="minorHAnsi" w:cs="Calibri"/>
-          <w:lang w:val="en-GB"/>
-        </w:rPr>
-        <w:t xml:space="preserve">, M., eds, </w:t>
+        <w:t xml:space="preserve">, V. (2024) ‘Investigation of the Impact of Artificial Intelligence and Automation in the Postal Services Sector Labour Market’, in </w:t>
       </w:r>
       <w:r>
         <w:rPr>
@@ -11803,14 +16871,46 @@
           <w:iCs/>
           <w:lang w:val="en-GB"/>
         </w:rPr>
-        <w:t>Current Trends in Web Engineering</w:t>
+        <w:t>2024 5th International Conference on Communications, Information, Electronic and Energy Systems (CIEES)</w:t>
       </w:r>
       <w:r>
         <w:rPr>
           <w:rFonts w:ascii="Calibri" w:eastAsiaTheme="minorHAnsi" w:cs="Calibri"/>
           <w:lang w:val="en-GB"/>
         </w:rPr>
-        <w:t>, Lecture Notes in Computer Science, Cham: Springer International Publishing, 32–47, available: https://doi.org/10.1007/978-3-319-74433-9_3.</w:t>
+        <w:t xml:space="preserve">, Presented at the 2024 5th International Conference on Communications, Information, Electronic and Energy Systems (CIEES), </w:t>
+      </w:r>
+      <w:proofErr w:type="spellStart"/>
+      <w:r>
+        <w:rPr>
+          <w:rFonts w:ascii="Calibri" w:eastAsiaTheme="minorHAnsi" w:cs="Calibri"/>
+          <w:lang w:val="en-GB"/>
+        </w:rPr>
+        <w:t>Veliko</w:t>
+      </w:r>
+      <w:proofErr w:type="spellEnd"/>
+      <w:r>
+        <w:rPr>
+          <w:rFonts w:ascii="Calibri" w:eastAsiaTheme="minorHAnsi" w:cs="Calibri"/>
+          <w:lang w:val="en-GB"/>
+        </w:rPr>
+        <w:t xml:space="preserve"> </w:t>
+      </w:r>
+      <w:proofErr w:type="spellStart"/>
+      <w:r>
+        <w:rPr>
+          <w:rFonts w:ascii="Calibri" w:eastAsiaTheme="minorHAnsi" w:cs="Calibri"/>
+          <w:lang w:val="en-GB"/>
+        </w:rPr>
+        <w:t>Tarnovo</w:t>
+      </w:r>
+      <w:proofErr w:type="spellEnd"/>
+      <w:r>
+        <w:rPr>
+          <w:rFonts w:ascii="Calibri" w:eastAsiaTheme="minorHAnsi" w:cs="Calibri"/>
+          <w:lang w:val="en-GB"/>
+        </w:rPr>
+        <w:t>, Bulgaria: IEEE, 1–7, available: https://doi.org/10.1109/CIEES62939.2024.10811359.</w:t>
       </w:r>
     </w:p>
     <w:p>
@@ -11821,13 +16921,20 @@
           <w:lang w:val="en-GB"/>
         </w:rPr>
       </w:pPr>
+      <w:r>
+        <w:rPr>
+          <w:rFonts w:ascii="Calibri" w:eastAsiaTheme="minorHAnsi" w:cs="Calibri"/>
+          <w:lang w:val="en-GB"/>
+        </w:rPr>
+        <w:t xml:space="preserve">Jovanović, B., </w:t>
+      </w:r>
       <w:proofErr w:type="spellStart"/>
       <w:r>
         <w:rPr>
           <w:rFonts w:ascii="Calibri" w:eastAsiaTheme="minorHAnsi" w:cs="Calibri"/>
           <w:lang w:val="en-GB"/>
         </w:rPr>
-        <w:t>Kasaram</w:t>
+        <w:t>Šarac</w:t>
       </w:r>
       <w:proofErr w:type="spellEnd"/>
       <w:r>
@@ -11835,7 +16942,23 @@
           <w:rFonts w:ascii="Calibri" w:eastAsiaTheme="minorHAnsi" w:cs="Calibri"/>
           <w:lang w:val="en-GB"/>
         </w:rPr>
-        <w:t xml:space="preserve">, C.R. (2023) ‘Harnessing Asynchronous Patterns with Event Driven Kafka and Microservices Architectures’, </w:t>
+        <w:t xml:space="preserve">, D., and </w:t>
+      </w:r>
+      <w:proofErr w:type="spellStart"/>
+      <w:r>
+        <w:rPr>
+          <w:rFonts w:ascii="Calibri" w:eastAsiaTheme="minorHAnsi" w:cs="Calibri"/>
+          <w:lang w:val="en-GB"/>
+        </w:rPr>
+        <w:t>Čačić</w:t>
+      </w:r>
+      <w:proofErr w:type="spellEnd"/>
+      <w:r>
+        <w:rPr>
+          <w:rFonts w:ascii="Calibri" w:eastAsiaTheme="minorHAnsi" w:cs="Calibri"/>
+          <w:lang w:val="en-GB"/>
+        </w:rPr>
+        <w:t xml:space="preserve">, N. (2025) ‘Delphi and fuzzy TOPSIS approach for redefining the scope of postal universal service obligation’, </w:t>
       </w:r>
       <w:r>
         <w:rPr>
@@ -11844,14 +16967,14 @@
           <w:iCs/>
           <w:lang w:val="en-GB"/>
         </w:rPr>
-        <w:t>Journal of Artificial Intelligence &amp; Cloud Computing</w:t>
+        <w:t>Journal of Regulatory Economics</w:t>
       </w:r>
       <w:r>
         <w:rPr>
           <w:rFonts w:ascii="Calibri" w:eastAsiaTheme="minorHAnsi" w:cs="Calibri"/>
           <w:lang w:val="en-GB"/>
         </w:rPr>
-        <w:t>, 2(4), 1, available: https://doi.org/10.47363/JAICC/2023(2)502.</w:t>
+        <w:t>, 68(1), 38–52, available: https://doi.org/10.1007/s11149-025-09489-6.</w:t>
       </w:r>
     </w:p>
     <w:p>
@@ -11862,12 +16985,85 @@
           <w:lang w:val="en-GB"/>
         </w:rPr>
       </w:pPr>
+      <w:proofErr w:type="spellStart"/>
       <w:r>
         <w:rPr>
           <w:rFonts w:ascii="Calibri" w:eastAsiaTheme="minorHAnsi" w:cs="Calibri"/>
           <w:lang w:val="en-GB"/>
         </w:rPr>
-        <w:t xml:space="preserve">Miyachi, C. (2021) ‘The Rise of Kubernetes’, in </w:t>
+        <w:t>Kalske</w:t>
+      </w:r>
+      <w:proofErr w:type="spellEnd"/>
+      <w:r>
+        <w:rPr>
+          <w:rFonts w:ascii="Calibri" w:eastAsiaTheme="minorHAnsi" w:cs="Calibri"/>
+          <w:lang w:val="en-GB"/>
+        </w:rPr>
+        <w:t xml:space="preserve">, M., </w:t>
+      </w:r>
+      <w:proofErr w:type="spellStart"/>
+      <w:r>
+        <w:rPr>
+          <w:rFonts w:ascii="Calibri" w:eastAsiaTheme="minorHAnsi" w:cs="Calibri"/>
+          <w:lang w:val="en-GB"/>
+        </w:rPr>
+        <w:t>Mäkitalo</w:t>
+      </w:r>
+      <w:proofErr w:type="spellEnd"/>
+      <w:r>
+        <w:rPr>
+          <w:rFonts w:ascii="Calibri" w:eastAsiaTheme="minorHAnsi" w:cs="Calibri"/>
+          <w:lang w:val="en-GB"/>
+        </w:rPr>
+        <w:t xml:space="preserve">, N., and </w:t>
+      </w:r>
+      <w:proofErr w:type="spellStart"/>
+      <w:r>
+        <w:rPr>
+          <w:rFonts w:ascii="Calibri" w:eastAsiaTheme="minorHAnsi" w:cs="Calibri"/>
+          <w:lang w:val="en-GB"/>
+        </w:rPr>
+        <w:t>Mikkonen</w:t>
+      </w:r>
+      <w:proofErr w:type="spellEnd"/>
+      <w:r>
+        <w:rPr>
+          <w:rFonts w:ascii="Calibri" w:eastAsiaTheme="minorHAnsi" w:cs="Calibri"/>
+          <w:lang w:val="en-GB"/>
+        </w:rPr>
+        <w:t xml:space="preserve">, T. (2018) ‘Challenges When Moving from Monolith to Microservice Architecture’, in </w:t>
+      </w:r>
+      <w:proofErr w:type="spellStart"/>
+      <w:r>
+        <w:rPr>
+          <w:rFonts w:ascii="Calibri" w:eastAsiaTheme="minorHAnsi" w:cs="Calibri"/>
+          <w:lang w:val="en-GB"/>
+        </w:rPr>
+        <w:t>Garrigós</w:t>
+      </w:r>
+      <w:proofErr w:type="spellEnd"/>
+      <w:r>
+        <w:rPr>
+          <w:rFonts w:ascii="Calibri" w:eastAsiaTheme="minorHAnsi" w:cs="Calibri"/>
+          <w:lang w:val="en-GB"/>
+        </w:rPr>
+        <w:t xml:space="preserve">, I. and </w:t>
+      </w:r>
+      <w:proofErr w:type="spellStart"/>
+      <w:r>
+        <w:rPr>
+          <w:rFonts w:ascii="Calibri" w:eastAsiaTheme="minorHAnsi" w:cs="Calibri"/>
+          <w:lang w:val="en-GB"/>
+        </w:rPr>
+        <w:t>Wimmer</w:t>
+      </w:r>
+      <w:proofErr w:type="spellEnd"/>
+      <w:r>
+        <w:rPr>
+          <w:rFonts w:ascii="Calibri" w:eastAsiaTheme="minorHAnsi" w:cs="Calibri"/>
+          <w:lang w:val="en-GB"/>
+        </w:rPr>
+        <w:t xml:space="preserve">, M., eds, </w:t>
       </w:r>
       <w:r>
         <w:rPr>
@@ -11876,14 +17072,14 @@
           <w:iCs/>
           <w:lang w:val="en-GB"/>
         </w:rPr>
-        <w:t>2021 Cloud Continuum</w:t>
+        <w:t>Current Trends in Web Engineering</w:t>
       </w:r>
       <w:r>
         <w:rPr>
           <w:rFonts w:ascii="Calibri" w:eastAsiaTheme="minorHAnsi" w:cs="Calibri"/>
           <w:lang w:val="en-GB"/>
         </w:rPr>
-        <w:t>, Presented at the 2021 Cloud Continuum, Los Alamitos, CA, USA: IEEE, 1–5, available: https://doi.org/10.1109/CloudContinuum54760.2021.00002.</w:t>
+        <w:t>, Lecture Notes in Computer Science, Cham: Springer International Publishing, 32–47, available: https://doi.org/10.1007/978-3-319-74433-9_3.</w:t>
       </w:r>
     </w:p>
     <w:p>
@@ -11900,7 +17096,7 @@
           <w:rFonts w:ascii="Calibri" w:eastAsiaTheme="minorHAnsi" w:cs="Calibri"/>
           <w:lang w:val="en-GB"/>
         </w:rPr>
-        <w:t>Myllynen</w:t>
+        <w:t>Kasaram</w:t>
       </w:r>
       <w:proofErr w:type="spellEnd"/>
       <w:r>
@@ -11908,7 +17104,7 @@
           <w:rFonts w:ascii="Calibri" w:eastAsiaTheme="minorHAnsi" w:cs="Calibri"/>
           <w:lang w:val="en-GB"/>
         </w:rPr>
-        <w:t xml:space="preserve">, T., Kamau, E., Mustapha, S.D., Babatunde, G.O., and Alabi, A.A. (2023) ‘Developing a Conceptual Model for Cross-Domain Microservices Using Event-Driven and Domain-Driven Design’, </w:t>
+        <w:t xml:space="preserve">, C.R. (2023) ‘Harnessing Asynchronous Patterns with Event Driven Kafka and Microservices Architectures’, </w:t>
       </w:r>
       <w:r>
         <w:rPr>
@@ -11917,14 +17113,14 @@
           <w:iCs/>
           <w:lang w:val="en-GB"/>
         </w:rPr>
-        <w:t>International Journal of Multidisciplinary Research and Growth Evaluation</w:t>
+        <w:t>Journal of Artificial Intelligence &amp; Cloud Computing</w:t>
       </w:r>
       <w:r>
         <w:rPr>
           <w:rFonts w:ascii="Calibri" w:eastAsiaTheme="minorHAnsi" w:cs="Calibri"/>
           <w:lang w:val="en-GB"/>
         </w:rPr>
-        <w:t>, 4(1), 635–638, available: https://doi.org/10.54660/.IJMRGE.2023.4.1.635-638.</w:t>
+        <w:t>, 2(4), 1, available: https://doi.org/10.47363/JAICC/2023(2)502.</w:t>
       </w:r>
     </w:p>
     <w:p>
@@ -11935,21 +17131,12 @@
           <w:lang w:val="en-GB"/>
         </w:rPr>
       </w:pPr>
-      <w:proofErr w:type="spellStart"/>
       <w:r>
         <w:rPr>
           <w:rFonts w:ascii="Calibri" w:eastAsiaTheme="minorHAnsi" w:cs="Calibri"/>
           <w:lang w:val="en-GB"/>
         </w:rPr>
-        <w:t>Otsetova</w:t>
-      </w:r>
-      <w:proofErr w:type="spellEnd"/>
-      <w:r>
-        <w:rPr>
-          <w:rFonts w:ascii="Calibri" w:eastAsiaTheme="minorHAnsi" w:cs="Calibri"/>
-          <w:lang w:val="en-GB"/>
-        </w:rPr>
-        <w:t xml:space="preserve">, A. (2019) ‘Postal Sector Transformation in Digital Economy’, </w:t>
+        <w:t xml:space="preserve">Miyachi, C. (2021) ‘The Rise of Kubernetes’, in </w:t>
       </w:r>
       <w:r>
         <w:rPr>
@@ -11958,14 +17145,14 @@
           <w:iCs/>
           <w:lang w:val="en-GB"/>
         </w:rPr>
-        <w:t>International Journal</w:t>
+        <w:t>2021 Cloud Continuum</w:t>
       </w:r>
       <w:r>
         <w:rPr>
           <w:rFonts w:ascii="Calibri" w:eastAsiaTheme="minorHAnsi" w:cs="Calibri"/>
           <w:lang w:val="en-GB"/>
         </w:rPr>
-        <w:t>, 8(2).</w:t>
+        <w:t>, Presented at the 2021 Cloud Continuum, Los Alamitos, CA, USA: IEEE, 1–5, available: https://doi.org/10.1109/CloudContinuum54760.2021.00002.</w:t>
       </w:r>
     </w:p>
     <w:p>
@@ -11981,7 +17168,7 @@
           <w:rFonts w:ascii="Calibri" w:eastAsiaTheme="minorHAnsi" w:cs="Calibri"/>
           <w:lang w:val="en-GB"/>
         </w:rPr>
-        <w:t xml:space="preserve">Qi, J., Li, S., Wang, H., Yuan, S., Li, P., Qian, H., Liu, Z., and He, X. (2023) ‘Critical System Design Based on High Availability Cluster Technology’, in </w:t>
+        <w:t xml:space="preserve">Myllynen, T., Kamau, E., Mustapha, S.D., Babatunde, G.O., and Alabi, A.A. (2023) ‘Developing a Conceptual Model for Cross-Domain Microservices Using Event-Driven and Domain-Driven Design’, </w:t>
       </w:r>
       <w:r>
         <w:rPr>
@@ -11990,14 +17177,14 @@
           <w:iCs/>
           <w:lang w:val="en-GB"/>
         </w:rPr>
-        <w:t>2023 4th International Conference on Big Data &amp; Artificial Intelligence &amp; Software Engineering (ICBASE)</w:t>
+        <w:t>International Journal of Multidisciplinary Research and Growth Evaluation</w:t>
       </w:r>
       <w:r>
         <w:rPr>
           <w:rFonts w:ascii="Calibri" w:eastAsiaTheme="minorHAnsi" w:cs="Calibri"/>
           <w:lang w:val="en-GB"/>
         </w:rPr>
-        <w:t>, Presented at the 2023 4th International Conference on Big Data &amp; Artificial Intelligence &amp; Software Engineering (ICBASE), Nanjing, China: IEEE, 439–443, available: https://doi.org/10.1109/ICBASE59196.2023.10303051.</w:t>
+        <w:t>, 4(1), 635–638, available: https://doi.org/10.54660/.IJMRGE.2023.4.1.635-638.</w:t>
       </w:r>
     </w:p>
     <w:p>
@@ -12014,7 +17201,7 @@
           <w:rFonts w:ascii="Calibri" w:eastAsiaTheme="minorHAnsi" w:cs="Calibri"/>
           <w:lang w:val="en-GB"/>
         </w:rPr>
-        <w:t>Samambet</w:t>
+        <w:t>Otsetova</w:t>
       </w:r>
       <w:proofErr w:type="spellEnd"/>
       <w:r>
@@ -12022,23 +17209,7 @@
           <w:rFonts w:ascii="Calibri" w:eastAsiaTheme="minorHAnsi" w:cs="Calibri"/>
           <w:lang w:val="en-GB"/>
         </w:rPr>
-        <w:t xml:space="preserve">, M. and </w:t>
-      </w:r>
-      <w:proofErr w:type="spellStart"/>
-      <w:r>
-        <w:rPr>
-          <w:rFonts w:ascii="Calibri" w:eastAsiaTheme="minorHAnsi" w:cs="Calibri"/>
-          <w:lang w:val="en-GB"/>
-        </w:rPr>
-        <w:t>Khouangvichit</w:t>
-      </w:r>
-      <w:proofErr w:type="spellEnd"/>
-      <w:r>
-        <w:rPr>
-          <w:rFonts w:ascii="Calibri" w:eastAsiaTheme="minorHAnsi" w:cs="Calibri"/>
-          <w:lang w:val="en-GB"/>
-        </w:rPr>
-        <w:t xml:space="preserve">, C. (2025) ‘OUTSMARTING THE HURDLES TO DIGITALIZING THE POSTAL SECTOR: THE CASE OF DEUTSCHE POST, POSTE ITALIANE, AND ROYAL MAIL’, </w:t>
+        <w:t xml:space="preserve">, A. (2019) ‘Postal Sector Transformation in Digital Economy’, </w:t>
       </w:r>
       <w:r>
         <w:rPr>
@@ -12047,31 +17218,40 @@
           <w:iCs/>
           <w:lang w:val="en-GB"/>
         </w:rPr>
+        <w:t>International Journal</w:t>
+      </w:r>
+      <w:r>
+        <w:rPr>
+          <w:rFonts w:ascii="Calibri" w:eastAsiaTheme="minorHAnsi" w:cs="Calibri"/>
+          <w:lang w:val="en-GB"/>
+        </w:rPr>
+        <w:t>, 8(2).</w:t>
+      </w:r>
+    </w:p>
+    <w:p>
+      <w:pPr>
+        <w:pStyle w:val="Bibliography"/>
+        <w:rPr>
+          <w:rFonts w:ascii="Calibri" w:eastAsiaTheme="minorHAnsi" w:cs="Calibri"/>
+          <w:lang w:val="en-GB"/>
+        </w:rPr>
+      </w:pPr>
+      <w:proofErr w:type="spellStart"/>
+      <w:r>
+        <w:rPr>
+          <w:rFonts w:ascii="Calibri" w:eastAsiaTheme="minorHAnsi" w:cs="Calibri"/>
+          <w:lang w:val="en-GB"/>
+        </w:rPr>
         <w:lastRenderedPageBreak/>
-        <w:t>International Journal of Professional Business Review</w:t>
-      </w:r>
+        <w:t>Pallempati</w:t>
+      </w:r>
+      <w:proofErr w:type="spellEnd"/>
       <w:r>
         <w:rPr>
           <w:rFonts w:ascii="Calibri" w:eastAsiaTheme="minorHAnsi" w:cs="Calibri"/>
           <w:lang w:val="en-GB"/>
         </w:rPr>
-        <w:t>, 10(3), e05355, available: https://doi.org/10.26668/businessreview/2025.v10i3.5355.</w:t>
-      </w:r>
-    </w:p>
-    <w:p>
-      <w:pPr>
-        <w:pStyle w:val="Bibliography"/>
-        <w:rPr>
-          <w:rFonts w:ascii="Calibri" w:eastAsiaTheme="minorHAnsi" w:cs="Calibri"/>
-          <w:lang w:val="en-GB"/>
-        </w:rPr>
-      </w:pPr>
-      <w:r>
-        <w:rPr>
-          <w:rFonts w:ascii="Calibri" w:eastAsiaTheme="minorHAnsi" w:cs="Calibri"/>
-          <w:lang w:val="en-GB"/>
-        </w:rPr>
-        <w:t xml:space="preserve">Solanki, J.M. (2026) ‘AI Driven Multi Cloud Strategies for Financial Services: Ensuring High Availability with AWS and Kubernetes’, in </w:t>
+        <w:t xml:space="preserve">, I., Lakshmi, D.V., and Das, M.S. (2024) ‘Handwritten Character Recognition and Vehicle Number Recognition using OCR Method’, in </w:t>
       </w:r>
       <w:r>
         <w:rPr>
@@ -12080,14 +17260,14 @@
           <w:iCs/>
           <w:lang w:val="en-GB"/>
         </w:rPr>
-        <w:t>2026 IEEE 5th International Conference on AI in Cybersecurity (ICAIC)</w:t>
+        <w:t>2024 Third International Conference on Trends in Electrical, Electronics, and Computer Engineering (TEECCON)</w:t>
       </w:r>
       <w:r>
         <w:rPr>
           <w:rFonts w:ascii="Calibri" w:eastAsiaTheme="minorHAnsi" w:cs="Calibri"/>
           <w:lang w:val="en-GB"/>
         </w:rPr>
-        <w:t>, Presented at the 2026 IEEE 5th International Conference on AI in Cybersecurity (ICAIC), Houston, TX, USA: IEEE, 1–5, available: https://doi.org/10.1109/ICAIC67076.2026.11395684.</w:t>
+        <w:t>, Presented at the 2024 Third International Conference on Trends in Electrical, Electronics, and Computer Engineering (TEECCON), Bangalore, India: IEEE, 41–45, available: https://doi.org/10.1109/TEECCON64024.2024.10939189.</w:t>
       </w:r>
     </w:p>
     <w:p>
@@ -12098,12 +17278,53 @@
           <w:lang w:val="en-GB"/>
         </w:rPr>
       </w:pPr>
+      <w:proofErr w:type="spellStart"/>
       <w:r>
         <w:rPr>
           <w:rFonts w:ascii="Calibri" w:eastAsiaTheme="minorHAnsi" w:cs="Calibri"/>
           <w:lang w:val="en-GB"/>
         </w:rPr>
-        <w:t xml:space="preserve">Xu, Y. and Villiers, C. (2025) ‘The takeover of Royal Mail: lessons for the new owners from past corporate governance and trust failures’, </w:t>
+        <w:t>Platunina</w:t>
+      </w:r>
+      <w:proofErr w:type="spellEnd"/>
+      <w:r>
+        <w:rPr>
+          <w:rFonts w:ascii="Calibri" w:eastAsiaTheme="minorHAnsi" w:cs="Calibri"/>
+          <w:lang w:val="en-GB"/>
+        </w:rPr>
+        <w:t xml:space="preserve">, G.P., </w:t>
+      </w:r>
+      <w:proofErr w:type="spellStart"/>
+      <w:r>
+        <w:rPr>
+          <w:rFonts w:ascii="Calibri" w:eastAsiaTheme="minorHAnsi" w:cs="Calibri"/>
+          <w:lang w:val="en-GB"/>
+        </w:rPr>
+        <w:t>Salutina</w:t>
+      </w:r>
+      <w:proofErr w:type="spellEnd"/>
+      <w:r>
+        <w:rPr>
+          <w:rFonts w:ascii="Calibri" w:eastAsiaTheme="minorHAnsi" w:cs="Calibri"/>
+          <w:lang w:val="en-GB"/>
+        </w:rPr>
+        <w:t xml:space="preserve">, T.Y., </w:t>
+      </w:r>
+      <w:proofErr w:type="spellStart"/>
+      <w:r>
+        <w:rPr>
+          <w:rFonts w:ascii="Calibri" w:eastAsiaTheme="minorHAnsi" w:cs="Calibri"/>
+          <w:lang w:val="en-GB"/>
+        </w:rPr>
+        <w:t>Gnezdova</w:t>
+      </w:r>
+      <w:proofErr w:type="spellEnd"/>
+      <w:r>
+        <w:rPr>
+          <w:rFonts w:ascii="Calibri" w:eastAsiaTheme="minorHAnsi" w:cs="Calibri"/>
+          <w:lang w:val="en-GB"/>
+        </w:rPr>
+        <w:t xml:space="preserve">, Y.V., and Frank, I.A. (2025) ‘Technological controlling: digital transformation of management decisions’, in </w:t>
       </w:r>
       <w:r>
         <w:rPr>
@@ -12112,14 +17333,14 @@
           <w:iCs/>
           <w:lang w:val="en-GB"/>
         </w:rPr>
-        <w:t>Journal of Corporate Law Studies</w:t>
+        <w:t>2025 International Conference on Engineering Management of Communication and Technology (EMCTECH)</w:t>
       </w:r>
       <w:r>
         <w:rPr>
           <w:rFonts w:ascii="Calibri" w:eastAsiaTheme="minorHAnsi" w:cs="Calibri"/>
           <w:lang w:val="en-GB"/>
         </w:rPr>
-        <w:t>, 1–40, available: https://doi.org/10.1080/14735970.2025.2553430.</w:t>
+        <w:t>, Presented at the 2025 International Conference on Engineering Management of Communication and Technology (EMCTECH), Vienna, Austria: IEEE, 1–5, available: https://doi.org/10.1109/EMCTECH65814.2025.11220558.</w:t>
       </w:r>
     </w:p>
     <w:p>
@@ -12135,7 +17356,7 @@
           <w:rFonts w:ascii="Calibri" w:eastAsiaTheme="minorHAnsi" w:cs="Calibri"/>
           <w:lang w:val="en-GB"/>
         </w:rPr>
-        <w:t xml:space="preserve">Zhong, C., Li, S., Huang, H., Liu, X., Chen, Z., Zhang, Y., and Zhang, H. (2024) ‘Domain-Driven Design for Microservices: An Evidence-Based Investigation’, </w:t>
+        <w:t xml:space="preserve">Qi, J., Li, S., Wang, H., Yuan, S., Li, P., Qian, H., Liu, Z., and He, X. (2023) ‘Critical System Design Based on High Availability Cluster Technology’, in </w:t>
       </w:r>
       <w:r>
         <w:rPr>
@@ -12144,6 +17365,417 @@
           <w:iCs/>
           <w:lang w:val="en-GB"/>
         </w:rPr>
+        <w:t>2023 4th International Conference on Big Data &amp; Artificial Intelligence &amp; Software Engineering (ICBASE)</w:t>
+      </w:r>
+      <w:r>
+        <w:rPr>
+          <w:rFonts w:ascii="Calibri" w:eastAsiaTheme="minorHAnsi" w:cs="Calibri"/>
+          <w:lang w:val="en-GB"/>
+        </w:rPr>
+        <w:t>, Presented at the 2023 4th International Conference on Big Data &amp; Artificial Intelligence &amp; Software Engineering (ICBASE), Nanjing, China: IEEE, 439–443, available: https://doi.org/10.1109/ICBASE59196.2023.10303051.</w:t>
+      </w:r>
+    </w:p>
+    <w:p>
+      <w:pPr>
+        <w:pStyle w:val="Bibliography"/>
+        <w:rPr>
+          <w:rFonts w:ascii="Calibri" w:eastAsiaTheme="minorHAnsi" w:cs="Calibri"/>
+          <w:lang w:val="en-GB"/>
+        </w:rPr>
+      </w:pPr>
+      <w:proofErr w:type="spellStart"/>
+      <w:r>
+        <w:rPr>
+          <w:rFonts w:ascii="Calibri" w:eastAsiaTheme="minorHAnsi" w:cs="Calibri"/>
+          <w:lang w:val="en-GB"/>
+        </w:rPr>
+        <w:t>Samambet</w:t>
+      </w:r>
+      <w:proofErr w:type="spellEnd"/>
+      <w:r>
+        <w:rPr>
+          <w:rFonts w:ascii="Calibri" w:eastAsiaTheme="minorHAnsi" w:cs="Calibri"/>
+          <w:lang w:val="en-GB"/>
+        </w:rPr>
+        <w:t xml:space="preserve">, M. and </w:t>
+      </w:r>
+      <w:proofErr w:type="spellStart"/>
+      <w:r>
+        <w:rPr>
+          <w:rFonts w:ascii="Calibri" w:eastAsiaTheme="minorHAnsi" w:cs="Calibri"/>
+          <w:lang w:val="en-GB"/>
+        </w:rPr>
+        <w:t>Khouangvichit</w:t>
+      </w:r>
+      <w:proofErr w:type="spellEnd"/>
+      <w:r>
+        <w:rPr>
+          <w:rFonts w:ascii="Calibri" w:eastAsiaTheme="minorHAnsi" w:cs="Calibri"/>
+          <w:lang w:val="en-GB"/>
+        </w:rPr>
+        <w:t xml:space="preserve">, C. (2025) ‘OUTSMARTING THE HURDLES TO DIGITALIZING THE POSTAL SECTOR: THE CASE OF DEUTSCHE POST, POSTE ITALIANE, AND ROYAL MAIL’, </w:t>
+      </w:r>
+      <w:r>
+        <w:rPr>
+          <w:rFonts w:ascii="Calibri" w:eastAsiaTheme="minorHAnsi" w:cs="Calibri"/>
+          <w:i/>
+          <w:iCs/>
+          <w:lang w:val="en-GB"/>
+        </w:rPr>
+        <w:t>International Journal of Professional Business Review</w:t>
+      </w:r>
+      <w:r>
+        <w:rPr>
+          <w:rFonts w:ascii="Calibri" w:eastAsiaTheme="minorHAnsi" w:cs="Calibri"/>
+          <w:lang w:val="en-GB"/>
+        </w:rPr>
+        <w:t>, 10(3), e05355, available: https://doi.org/10.26668/businessreview/2025.v10i3.5355.</w:t>
+      </w:r>
+    </w:p>
+    <w:p>
+      <w:pPr>
+        <w:pStyle w:val="Bibliography"/>
+        <w:rPr>
+          <w:rFonts w:ascii="Calibri" w:eastAsiaTheme="minorHAnsi" w:cs="Calibri"/>
+          <w:lang w:val="en-GB"/>
+        </w:rPr>
+      </w:pPr>
+      <w:proofErr w:type="spellStart"/>
+      <w:r>
+        <w:rPr>
+          <w:rFonts w:ascii="Calibri" w:eastAsiaTheme="minorHAnsi" w:cs="Calibri"/>
+          <w:lang w:val="en-GB"/>
+        </w:rPr>
+        <w:t>Sharavova</w:t>
+      </w:r>
+      <w:proofErr w:type="spellEnd"/>
+      <w:r>
+        <w:rPr>
+          <w:rFonts w:ascii="Calibri" w:eastAsiaTheme="minorHAnsi" w:cs="Calibri"/>
+          <w:lang w:val="en-GB"/>
+        </w:rPr>
+        <w:t xml:space="preserve">, O.I., </w:t>
+      </w:r>
+      <w:proofErr w:type="spellStart"/>
+      <w:r>
+        <w:rPr>
+          <w:rFonts w:ascii="Calibri" w:eastAsiaTheme="minorHAnsi" w:cs="Calibri"/>
+          <w:lang w:val="en-GB"/>
+        </w:rPr>
+        <w:t>Sharavova</w:t>
+      </w:r>
+      <w:proofErr w:type="spellEnd"/>
+      <w:r>
+        <w:rPr>
+          <w:rFonts w:ascii="Calibri" w:eastAsiaTheme="minorHAnsi" w:cs="Calibri"/>
+          <w:lang w:val="en-GB"/>
+        </w:rPr>
+        <w:t xml:space="preserve">, M.M., </w:t>
+      </w:r>
+      <w:proofErr w:type="spellStart"/>
+      <w:r>
+        <w:rPr>
+          <w:rFonts w:ascii="Calibri" w:eastAsiaTheme="minorHAnsi" w:cs="Calibri"/>
+          <w:lang w:val="en-GB"/>
+        </w:rPr>
+        <w:t>Kuzovkova</w:t>
+      </w:r>
+      <w:proofErr w:type="spellEnd"/>
+      <w:r>
+        <w:rPr>
+          <w:rFonts w:ascii="Calibri" w:eastAsiaTheme="minorHAnsi" w:cs="Calibri"/>
+          <w:lang w:val="en-GB"/>
+        </w:rPr>
+        <w:t xml:space="preserve">, T.A., and </w:t>
+      </w:r>
+      <w:proofErr w:type="spellStart"/>
+      <w:r>
+        <w:rPr>
+          <w:rFonts w:ascii="Calibri" w:eastAsiaTheme="minorHAnsi" w:cs="Calibri"/>
+          <w:lang w:val="en-GB"/>
+        </w:rPr>
+        <w:t>Zholtikova</w:t>
+      </w:r>
+      <w:proofErr w:type="spellEnd"/>
+      <w:r>
+        <w:rPr>
+          <w:rFonts w:ascii="Calibri" w:eastAsiaTheme="minorHAnsi" w:cs="Calibri"/>
+          <w:lang w:val="en-GB"/>
+        </w:rPr>
+        <w:t xml:space="preserve">, P.A. (2025) ‘Digital Transformation and the Evolution of its Socio-Economic Consequences’, in </w:t>
+      </w:r>
+      <w:r>
+        <w:rPr>
+          <w:rFonts w:ascii="Calibri" w:eastAsiaTheme="minorHAnsi" w:cs="Calibri"/>
+          <w:i/>
+          <w:iCs/>
+          <w:lang w:val="en-GB"/>
+        </w:rPr>
+        <w:t>2025 International Conference on Engineering Management of Communication and Technology (EMCTECH)</w:t>
+      </w:r>
+      <w:r>
+        <w:rPr>
+          <w:rFonts w:ascii="Calibri" w:eastAsiaTheme="minorHAnsi" w:cs="Calibri"/>
+          <w:lang w:val="en-GB"/>
+        </w:rPr>
+        <w:t>, Presented at the 2025 International Conference on Engineering Management of Communication and Technology (EMCTECH), Vienna, Austria: IEEE, 1–6, available: https://doi.org/10.1109/EMCTECH65814.2025.11220588.</w:t>
+      </w:r>
+    </w:p>
+    <w:p>
+      <w:pPr>
+        <w:pStyle w:val="Bibliography"/>
+        <w:rPr>
+          <w:rFonts w:ascii="Calibri" w:eastAsiaTheme="minorHAnsi" w:cs="Calibri"/>
+          <w:lang w:val="en-GB"/>
+        </w:rPr>
+      </w:pPr>
+      <w:r>
+        <w:rPr>
+          <w:rFonts w:ascii="Calibri" w:eastAsiaTheme="minorHAnsi" w:cs="Calibri"/>
+          <w:lang w:val="en-GB"/>
+        </w:rPr>
+        <w:t xml:space="preserve">Solanki, J.M. (2026) ‘AI Driven Multi Cloud Strategies for Financial Services: Ensuring High Availability with AWS and Kubernetes’, in </w:t>
+      </w:r>
+      <w:r>
+        <w:rPr>
+          <w:rFonts w:ascii="Calibri" w:eastAsiaTheme="minorHAnsi" w:cs="Calibri"/>
+          <w:i/>
+          <w:iCs/>
+          <w:lang w:val="en-GB"/>
+        </w:rPr>
+        <w:t>2026 IEEE 5th International Conference on AI in Cybersecurity (ICAIC)</w:t>
+      </w:r>
+      <w:r>
+        <w:rPr>
+          <w:rFonts w:ascii="Calibri" w:eastAsiaTheme="minorHAnsi" w:cs="Calibri"/>
+          <w:lang w:val="en-GB"/>
+        </w:rPr>
+        <w:t>, Presented at the 2026 IEEE 5th International Conference on AI in Cybersecurity (ICAIC), Houston, TX, USA: IEEE, 1–5, available: https://doi.org/10.1109/ICAIC67076.2026.11395684.</w:t>
+      </w:r>
+    </w:p>
+    <w:p>
+      <w:pPr>
+        <w:pStyle w:val="Bibliography"/>
+        <w:rPr>
+          <w:rFonts w:ascii="Calibri" w:eastAsiaTheme="minorHAnsi" w:cs="Calibri"/>
+          <w:lang w:val="en-GB"/>
+        </w:rPr>
+      </w:pPr>
+      <w:proofErr w:type="spellStart"/>
+      <w:r>
+        <w:rPr>
+          <w:rFonts w:ascii="Calibri" w:eastAsiaTheme="minorHAnsi" w:cs="Calibri"/>
+          <w:lang w:val="en-GB"/>
+        </w:rPr>
+        <w:t>Tcukanova</w:t>
+      </w:r>
+      <w:proofErr w:type="spellEnd"/>
+      <w:r>
+        <w:rPr>
+          <w:rFonts w:ascii="Calibri" w:eastAsiaTheme="minorHAnsi" w:cs="Calibri"/>
+          <w:lang w:val="en-GB"/>
+        </w:rPr>
+        <w:t xml:space="preserve">, O.A., Torosyan, E.K., </w:t>
+      </w:r>
+      <w:proofErr w:type="spellStart"/>
+      <w:r>
+        <w:rPr>
+          <w:rFonts w:ascii="Calibri" w:eastAsiaTheme="minorHAnsi" w:cs="Calibri"/>
+          <w:lang w:val="en-GB"/>
+        </w:rPr>
+        <w:t>Kiykova</w:t>
+      </w:r>
+      <w:proofErr w:type="spellEnd"/>
+      <w:r>
+        <w:rPr>
+          <w:rFonts w:ascii="Calibri" w:eastAsiaTheme="minorHAnsi" w:cs="Calibri"/>
+          <w:lang w:val="en-GB"/>
+        </w:rPr>
+        <w:t xml:space="preserve">, D.A., and </w:t>
+      </w:r>
+      <w:proofErr w:type="spellStart"/>
+      <w:r>
+        <w:rPr>
+          <w:rFonts w:ascii="Calibri" w:eastAsiaTheme="minorHAnsi" w:cs="Calibri"/>
+          <w:lang w:val="en-GB"/>
+        </w:rPr>
+        <w:t>Panteleev</w:t>
+      </w:r>
+      <w:proofErr w:type="spellEnd"/>
+      <w:r>
+        <w:rPr>
+          <w:rFonts w:ascii="Calibri" w:eastAsiaTheme="minorHAnsi" w:cs="Calibri"/>
+          <w:lang w:val="en-GB"/>
+        </w:rPr>
+        <w:t xml:space="preserve">, M.V. (2022) ‘Features of Managing the Digital Transformation of Medical Institutions’, in </w:t>
+      </w:r>
+      <w:r>
+        <w:rPr>
+          <w:rFonts w:ascii="Calibri" w:eastAsiaTheme="minorHAnsi" w:cs="Calibri"/>
+          <w:i/>
+          <w:iCs/>
+          <w:lang w:val="en-GB"/>
+        </w:rPr>
+        <w:t>2022 International Conference on Quality Management, Transport and Information Security, Information Technologies (IT&amp;QM&amp;IS)</w:t>
+      </w:r>
+      <w:r>
+        <w:rPr>
+          <w:rFonts w:ascii="Calibri" w:eastAsiaTheme="minorHAnsi" w:cs="Calibri"/>
+          <w:lang w:val="en-GB"/>
+        </w:rPr>
+        <w:t>, Presented at the 2022 International Conference on Quality Management, Transport and Information Security, Information Technologies (IT&amp;QM&amp;IS), Saint Petersburg, Russian Federation: IEEE, 258–261, available: https://doi.org/10.1109/ITQMIS56172.2022.9976813.</w:t>
+      </w:r>
+    </w:p>
+    <w:p>
+      <w:pPr>
+        <w:pStyle w:val="Bibliography"/>
+        <w:rPr>
+          <w:rFonts w:ascii="Calibri" w:eastAsiaTheme="minorHAnsi" w:cs="Calibri"/>
+          <w:lang w:val="en-GB"/>
+        </w:rPr>
+      </w:pPr>
+      <w:r>
+        <w:rPr>
+          <w:rFonts w:ascii="Calibri" w:eastAsiaTheme="minorHAnsi" w:cs="Calibri"/>
+          <w:lang w:val="en-GB"/>
+        </w:rPr>
+        <w:t xml:space="preserve">The Open Group (2022a) </w:t>
+      </w:r>
+      <w:r>
+        <w:rPr>
+          <w:rFonts w:ascii="Calibri" w:eastAsiaTheme="minorHAnsi" w:cs="Calibri"/>
+          <w:i/>
+          <w:iCs/>
+          <w:lang w:val="en-GB"/>
+        </w:rPr>
+        <w:t>TOGAF® Standard – Introduction and Core Concepts</w:t>
+      </w:r>
+      <w:r>
+        <w:rPr>
+          <w:rFonts w:ascii="Calibri" w:eastAsiaTheme="minorHAnsi" w:cs="Calibri"/>
+          <w:lang w:val="en-GB"/>
+        </w:rPr>
+        <w:t xml:space="preserve">, 10th </w:t>
+      </w:r>
+      <w:proofErr w:type="spellStart"/>
+      <w:r>
+        <w:rPr>
+          <w:rFonts w:ascii="Calibri" w:eastAsiaTheme="minorHAnsi" w:cs="Calibri"/>
+          <w:lang w:val="en-GB"/>
+        </w:rPr>
+        <w:t>edn</w:t>
+      </w:r>
+      <w:proofErr w:type="spellEnd"/>
+      <w:r>
+        <w:rPr>
+          <w:rFonts w:ascii="Calibri" w:eastAsiaTheme="minorHAnsi" w:cs="Calibri"/>
+          <w:lang w:val="en-GB"/>
+        </w:rPr>
+        <w:t>.</w:t>
+      </w:r>
+    </w:p>
+    <w:p>
+      <w:pPr>
+        <w:pStyle w:val="Bibliography"/>
+        <w:rPr>
+          <w:rFonts w:ascii="Calibri" w:eastAsiaTheme="minorHAnsi" w:cs="Calibri"/>
+          <w:lang w:val="en-GB"/>
+        </w:rPr>
+      </w:pPr>
+      <w:r>
+        <w:rPr>
+          <w:rFonts w:ascii="Calibri" w:eastAsiaTheme="minorHAnsi" w:cs="Calibri"/>
+          <w:lang w:val="en-GB"/>
+        </w:rPr>
+        <w:t xml:space="preserve">The Open Group (2022b) </w:t>
+      </w:r>
+      <w:r>
+        <w:rPr>
+          <w:rFonts w:ascii="Calibri" w:eastAsiaTheme="minorHAnsi" w:cs="Calibri"/>
+          <w:i/>
+          <w:iCs/>
+          <w:lang w:val="en-GB"/>
+        </w:rPr>
+        <w:t>TOGAF® Standard — Architecture Development Method</w:t>
+      </w:r>
+      <w:r>
+        <w:rPr>
+          <w:rFonts w:ascii="Calibri" w:eastAsiaTheme="minorHAnsi" w:cs="Calibri"/>
+          <w:lang w:val="en-GB"/>
+        </w:rPr>
+        <w:t xml:space="preserve">, 10th </w:t>
+      </w:r>
+      <w:proofErr w:type="spellStart"/>
+      <w:r>
+        <w:rPr>
+          <w:rFonts w:ascii="Calibri" w:eastAsiaTheme="minorHAnsi" w:cs="Calibri"/>
+          <w:lang w:val="en-GB"/>
+        </w:rPr>
+        <w:t>edn</w:t>
+      </w:r>
+      <w:proofErr w:type="spellEnd"/>
+      <w:r>
+        <w:rPr>
+          <w:rFonts w:ascii="Calibri" w:eastAsiaTheme="minorHAnsi" w:cs="Calibri"/>
+          <w:lang w:val="en-GB"/>
+        </w:rPr>
+        <w:t>.</w:t>
+      </w:r>
+    </w:p>
+    <w:p>
+      <w:pPr>
+        <w:pStyle w:val="Bibliography"/>
+        <w:rPr>
+          <w:rFonts w:ascii="Calibri" w:eastAsiaTheme="minorHAnsi" w:cs="Calibri"/>
+          <w:lang w:val="en-GB"/>
+        </w:rPr>
+      </w:pPr>
+      <w:r>
+        <w:rPr>
+          <w:rFonts w:ascii="Calibri" w:eastAsiaTheme="minorHAnsi" w:cs="Calibri"/>
+          <w:lang w:val="en-GB"/>
+        </w:rPr>
+        <w:t xml:space="preserve">Xu, Y. and Villiers, C. (2025) ‘The takeover of Royal Mail: lessons for the new owners from past corporate governance and trust failures’, </w:t>
+      </w:r>
+      <w:r>
+        <w:rPr>
+          <w:rFonts w:ascii="Calibri" w:eastAsiaTheme="minorHAnsi" w:cs="Calibri"/>
+          <w:i/>
+          <w:iCs/>
+          <w:lang w:val="en-GB"/>
+        </w:rPr>
+        <w:t>Journal of Corporate Law Studies</w:t>
+      </w:r>
+      <w:r>
+        <w:rPr>
+          <w:rFonts w:ascii="Calibri" w:eastAsiaTheme="minorHAnsi" w:cs="Calibri"/>
+          <w:lang w:val="en-GB"/>
+        </w:rPr>
+        <w:t>, 1–40, available: https://doi.org/10.1080/14735970.2025.2553430.</w:t>
+      </w:r>
+    </w:p>
+    <w:p>
+      <w:pPr>
+        <w:pStyle w:val="Bibliography"/>
+        <w:rPr>
+          <w:rFonts w:ascii="Calibri" w:eastAsiaTheme="minorHAnsi" w:cs="Calibri"/>
+          <w:lang w:val="en-GB"/>
+        </w:rPr>
+      </w:pPr>
+      <w:r>
+        <w:rPr>
+          <w:rFonts w:ascii="Calibri" w:eastAsiaTheme="minorHAnsi" w:cs="Calibri"/>
+          <w:lang w:val="en-GB"/>
+        </w:rPr>
+        <w:t xml:space="preserve">Zhong, C., Li, S., Huang, H., Liu, X., Chen, Z., Zhang, Y., and Zhang, H. (2024) ‘Domain-Driven Design for Microservices: An Evidence-Based Investigation’, </w:t>
+      </w:r>
+      <w:r>
+        <w:rPr>
+          <w:rFonts w:ascii="Calibri" w:eastAsiaTheme="minorHAnsi" w:cs="Calibri"/>
+          <w:i/>
+          <w:iCs/>
+          <w:lang w:val="en-GB"/>
+        </w:rPr>
         <w:t>IEEE Transactions on Software Engineering</w:t>
       </w:r>
       <w:r>
@@ -12189,12 +17821,12 @@
       <w:pPr>
         <w:pStyle w:val="Heading1"/>
       </w:pPr>
-      <w:bookmarkStart w:id="17" w:name="_Toc101374254"/>
+      <w:bookmarkStart w:id="61" w:name="_Toc233796085"/>
       <w:r>
         <w:lastRenderedPageBreak/>
         <w:t>Appendices</w:t>
       </w:r>
-      <w:bookmarkEnd w:id="17"/>
+      <w:bookmarkEnd w:id="61"/>
     </w:p>
     <w:p>
       <w:pPr>
@@ -12215,7 +17847,7 @@
       <w:pPr>
         <w:pStyle w:val="Heading1"/>
       </w:pPr>
-      <w:bookmarkStart w:id="18" w:name="_Toc101374255"/>
+      <w:bookmarkStart w:id="62" w:name="_Toc233796086"/>
       <w:r>
         <w:lastRenderedPageBreak/>
         <w:t xml:space="preserve">Appendix </w:t>
@@ -12226,11 +17858,11 @@
       <w:r>
         <w:t>:  Code Listing</w:t>
       </w:r>
-      <w:bookmarkEnd w:id="18"/>
+      <w:bookmarkEnd w:id="62"/>
     </w:p>
     <w:p/>
     <w:sectPr>
-      <w:footerReference w:type="default" r:id="rId12"/>
+      <w:footerReference w:type="default" r:id="rId13"/>
       <w:pgSz w:w="11906" w:h="16838"/>
       <w:pgMar w:top="1440" w:right="1440" w:bottom="1440" w:left="1440" w:header="708" w:footer="708" w:gutter="0"/>
       <w:pgNumType w:fmt="lowerRoman" w:start="1"/>
@@ -15469,7 +21101,7 @@
   <w:style w:type="paragraph" w:default="1" w:styleId="Normal">
     <w:name w:val="Normal"/>
     <w:qFormat/>
-    <w:rsid w:val="003A67BF"/>
+    <w:rsid w:val="008F380A"/>
     <w:pPr>
       <w:spacing w:after="200" w:line="276" w:lineRule="auto"/>
     </w:pPr>

--- a/Robyn Doyle Dissertation Draft.docx
+++ b/Robyn Doyle Dissertation Draft.docx
@@ -14009,6 +14009,20 @@
         </w:rPr>
         <w:t>.</w:t>
       </w:r>
+      <w:r>
+        <w:rPr>
+          <w:sz w:val="24"/>
+          <w:szCs w:val="24"/>
+        </w:rPr>
+        <w:t xml:space="preserve"> Understanding why digital transformation occur is necessary before examining </w:t>
+      </w:r>
+      <w:r>
+        <w:rPr>
+          <w:sz w:val="24"/>
+          <w:szCs w:val="24"/>
+        </w:rPr>
+        <w:t>the enterprise architecture frameworks that organisations use to plan and govern such transformations.</w:t>
+      </w:r>
     </w:p>
     <w:p>
       <w:pPr>
@@ -14030,6 +14044,7 @@
       </w:pPr>
       <w:bookmarkStart w:id="27" w:name="_Toc233796055"/>
       <w:r>
+        <w:lastRenderedPageBreak/>
         <w:t xml:space="preserve">Enterprise Architecture for </w:t>
       </w:r>
       <w:r>
@@ -14091,15 +14106,7 @@
           <w:sz w:val="24"/>
           <w:szCs w:val="24"/>
         </w:rPr>
-        <w:t xml:space="preserve">to </w:t>
-      </w:r>
-      <w:r>
-        <w:rPr>
-          <w:sz w:val="24"/>
-          <w:szCs w:val="24"/>
-        </w:rPr>
-        <w:lastRenderedPageBreak/>
-        <w:t xml:space="preserve">improve timeliness, efficiency and reliability of business information </w:t>
+        <w:t xml:space="preserve">to improve timeliness, efficiency and reliability of business information </w:t>
       </w:r>
       <w:r>
         <w:rPr>
@@ -14255,7 +14262,21 @@
           <w:sz w:val="24"/>
           <w:szCs w:val="24"/>
         </w:rPr>
-        <w:t xml:space="preserve"> designed to support organisational transformation </w:t>
+        <w:t xml:space="preserve"> designed to support organisational transformation</w:t>
+      </w:r>
+      <w:r>
+        <w:rPr>
+          <w:sz w:val="24"/>
+          <w:szCs w:val="24"/>
+        </w:rPr>
+        <w:t>s</w:t>
+      </w:r>
+      <w:r>
+        <w:rPr>
+          <w:sz w:val="24"/>
+          <w:szCs w:val="24"/>
+        </w:rPr>
+        <w:t xml:space="preserve"> </w:t>
       </w:r>
       <w:r>
         <w:rPr>
@@ -14424,6 +14445,7 @@
         <w:jc w:val="center"/>
       </w:pPr>
       <w:r>
+        <w:lastRenderedPageBreak/>
         <w:drawing>
           <wp:inline distT="0" distB="0" distL="0" distR="0" wp14:anchorId="5F0F917E" wp14:editId="525295E9">
             <wp:extent cx="2967592" cy="3148423"/>
@@ -14535,7 +14557,6 @@
           <w:sz w:val="24"/>
           <w:szCs w:val="24"/>
         </w:rPr>
-        <w:lastRenderedPageBreak/>
         <w:t xml:space="preserve">There are various stage in the ADM with the main steps being A to D where requirements are gathered for the specific levels of architecture and target architectures are created. These target architectures are then used as a blueprint for the implementation teams that work on the work packages associated with the digital transformation program. The ADM is an iterative process where a vision is established a stage A, the requirements are collected and targets visualised in B to C, the possible solutions identified in E, a roadmap for implementation developed at F and a governance taskforce setup at G to oversee the transformation </w:t>
       </w:r>
       <w:r>
@@ -14587,6 +14608,62 @@
           <w:szCs w:val="24"/>
         </w:rPr>
         <w:t xml:space="preserve">Having a structured framework in place is key in ensuring that a digital transformation has the best chance of success. It must be noted that many digital transformation fail due to the complexity of such initiatives and associated factors like budget overspending and milestones not being reached on time. </w:t>
+      </w:r>
+      <w:r>
+        <w:rPr>
+          <w:sz w:val="24"/>
+          <w:szCs w:val="24"/>
+        </w:rPr>
+        <w:t xml:space="preserve">Understanding how digital transformations are planned </w:t>
+      </w:r>
+      <w:r>
+        <w:rPr>
+          <w:sz w:val="24"/>
+          <w:szCs w:val="24"/>
+        </w:rPr>
+        <w:t xml:space="preserve">provides the </w:t>
+      </w:r>
+      <w:r>
+        <w:rPr>
+          <w:sz w:val="24"/>
+          <w:szCs w:val="24"/>
+        </w:rPr>
+        <w:t>baseline</w:t>
+      </w:r>
+      <w:r>
+        <w:rPr>
+          <w:sz w:val="24"/>
+          <w:szCs w:val="24"/>
+        </w:rPr>
+        <w:t xml:space="preserve"> for examining how enterprises organise their business capabilities into domains </w:t>
+      </w:r>
+      <w:r>
+        <w:rPr>
+          <w:sz w:val="24"/>
+          <w:szCs w:val="24"/>
+        </w:rPr>
+        <w:t>to</w:t>
+      </w:r>
+      <w:r>
+        <w:rPr>
+          <w:sz w:val="24"/>
+          <w:szCs w:val="24"/>
+        </w:rPr>
+        <w:t xml:space="preserve"> </w:t>
+      </w:r>
+      <w:r>
+        <w:rPr>
+          <w:sz w:val="24"/>
+          <w:szCs w:val="24"/>
+        </w:rPr>
+        <w:t>support scalable software architectures</w:t>
+      </w:r>
+      <w:r>
+        <w:rPr>
+          <w:sz w:val="24"/>
+          <w:szCs w:val="24"/>
+        </w:rPr>
+        <w:t>.</w:t>
       </w:r>
     </w:p>
     <w:p>
@@ -14600,6 +14677,7 @@
       </w:pPr>
       <w:bookmarkStart w:id="28" w:name="_Toc233796056"/>
       <w:r>
+        <w:lastRenderedPageBreak/>
         <w:t xml:space="preserve">Domain Driven </w:t>
       </w:r>
       <w:r>
@@ -14645,7 +14723,7 @@
           <w:sz w:val="24"/>
           <w:szCs w:val="24"/>
         </w:rPr>
-        <w:t xml:space="preserve"> </w:t>
+        <w:t xml:space="preserve"> of a business </w:t>
       </w:r>
       <w:r>
         <w:rPr>
@@ -14659,7 +14737,7 @@
           <w:sz w:val="24"/>
           <w:szCs w:val="24"/>
         </w:rPr>
-        <w:instrText xml:space="preserve"> ADDIN ZOTERO_ITEM CSL_CITATION {"citationID":"X8OD3eqE","properties":{"unsorted":false,"formattedCitation":"(Myllynen {\\i{}et al.} 2023)","plainCitation":"(Myllynen et al. 2023)","noteIndex":0},"citationItems":[{"id":66,"uris":["http://zotero.org/users/local/x6OJxADO/items/ASS435NV"],"itemData":{"id":66,"type":"article-journal","abstract":"The growing complexity of modern software systems necessitates architectural approaches that enhance scalability, flexibility, and maintainability. Microservices architecture has emerged as a leading solution, particularly for cross-domain applications. This paper presents a conceptual model for cross-domain microservices by integrating Event-Driven Design (EDD) and DomainDriven Design (DDD) principles. The proposed model focuses on structuring microservices around distinct bounded contexts, enabling modular development and fostering a deep alignment between technical architecture and business objectives. By employing EDD, the model leverages asynchronous communication and event streaming to decouple microservices, ensuring resilience and real-time responsiveness across domains. DDD is utilized to define domain boundaries, prioritize business logic, and establish ubiquitous language, facilitating seamless collaboration between technical and non-technical stakeholders. The model also introduces a unified framework for orchestrating complex interactions across microservices, enhancing system coherence without compromising autonomy. Key components of the conceptual model include event sourcing for maintaining robust data consistency, CQRS (Command Query Responsibility Segregation) to separate read and write operations, and aggregate design to manage domain entities efficiently. The model emphasizes event choreography over centralized orchestration, promoting loose coupling and scalability. Integration challenges, such as data synchronization, eventual consistency, and cross-domain event propagation, are addressed with practical guidelines for implementing resilient patterns. A comparative analysis with traditional service-oriented architectures underscores the model's advantages in supporting diverse business needs and rapid adaptability to changing requirements. The proposed conceptual model is validated through case studies in e-commerce and financial services, demonstrating its potential to optimize operational workflows and enhance user experiences. This research contributes to the growing discourse on microservices by bridging the gap between technical and business domains, offering a robust framework for designing cross-domain systems. Future work will explore extending the model with advanced AI-driven decision-making and monitoring capabilities.","container-title":"International Journal of Multidisciplinary Research and Growth Evaluation","DOI":"10.54660/.IJMRGE.2023.4.1.635-638","ISSN":"25827138","issue":"1","journalAbbreviation":"IJMRGE","language":"en","page":"635-638","source":"DOI.org (Crossref)","title":"Developing a Conceptual Model for Cross-Domain Microservices Using Event-Driven and Domain-Driven Design","volume":"4","author":[{"family":"Myllynen","given":"Teemu"},{"family":"Kamau","given":"Eunice"},{"family":"Mustapha","given":"Sikirat Damilola"},{"family":"Babatunde","given":"Gideon Opeyemi"},{"family":"Alabi","given":"Abidemi Adeleye"}],"issued":{"date-parts":[["2023"]]}}}],"schema":"https://github.com/citation-style-language/schema/raw/master/csl-citation.json"} </w:instrText>
+        <w:instrText xml:space="preserve"> ADDIN ZOTERO_ITEM CSL_CITATION {"citationID":"kmfbeFEQ","properties":{"unsorted":false,"formattedCitation":"(Zhong {\\i{}et al.} 2024)","plainCitation":"(Zhong et al. 2024)","noteIndex":0},"citationItems":[{"id":69,"uris":["http://zotero.org/users/local/x6OJxADO/items/7T7AHXHR"],"itemData":{"id":69,"type":"article-journal","abstract":"MicroService Architecture (MSA), a predominant architectural style in recent years, still faces the arduous task of identifying the boundaries of microservices. Domain-Driven Design (DDD) is regarded as one of the major design methods for addressing this task in practice, which aims to iteratively build domain models using a series of patterns, principles, and practices. The adoption of DDD for MSA (DDD4M in short) can, however, present considerable challenges in terms of a sufﬁcient understanding of the methodological requirements and the application domains. It is imperative to establish a systematic understanding about the various aspects of employing DDD4M and provide effective guidance. This study reports an empirical inquiry that integrates a systematic literature review and a conﬁrmatory survey. By reviewing 34 scientiﬁc studies and consulting 63 practitioners, this study reveals several distinctive ﬁndings with regard to the state and challenges of as well as the possible solutions for DDD4M applications, from the 5W1H perspectives: When, Where, Why, Who, What, and How. The analysis and synthesis of evidence show a wide variation in understanding of domain modeling artifacts. The status quo indicates the need for further methodological support in terms of application process, domain model design and implementation, and domain knowledge acquisition and management. To advance the state-of-the-practice, our ﬁndings were organized into a preliminary checklist that intends to assist practitioners by illuminating a DDD4M application process and the speciﬁc key considerations along the way.","container-title":"IEEE Transactions on Software Engineering","DOI":"10.1109/TSE.2024.3385835","ISSN":"0098-5589, 1939-3520, 2326-3881","issue":"6","journalAbbreviation":"IIEEE Trans. Software Eng.","language":"en","license":"https://ieeexplore.ieee.org/Xplorehelp/downloads/license-information/IEEE.html","page":"1425-1449","source":"DOI.org (Crossref)","title":"Domain-Driven Design for Microservices: An Evidence-Based Investigation","title-short":"Domain-Driven Design for Microservices","volume":"50","author":[{"family":"Zhong","given":"Chenxing"},{"family":"Li","given":"Shanshan"},{"family":"Huang","given":"Huang"},{"family":"Liu","given":"Xiaodong"},{"family":"Chen","given":"Zhikun"},{"family":"Zhang","given":"Yi"},{"family":"Zhang","given":"He"}],"issued":{"date-parts":[["2024",6]]}}}],"schema":"https://github.com/citation-style-language/schema/raw/master/csl-citation.json"} </w:instrText>
       </w:r>
       <w:r>
         <w:rPr>
@@ -14675,7 +14753,7 @@
           <w:szCs w:val="24"/>
           <w:lang w:val="en-GB"/>
         </w:rPr>
-        <w:t xml:space="preserve">(Myllynen </w:t>
+        <w:t xml:space="preserve">(Zhong </w:t>
       </w:r>
       <w:r>
         <w:rPr>
@@ -14695,7 +14773,7 @@
           <w:szCs w:val="24"/>
           <w:lang w:val="en-GB"/>
         </w:rPr>
-        <w:t xml:space="preserve"> 2023)</w:t>
+        <w:t xml:space="preserve"> 2024)</w:t>
       </w:r>
       <w:r>
         <w:rPr>
@@ -14709,7 +14787,21 @@
           <w:sz w:val="24"/>
           <w:szCs w:val="24"/>
         </w:rPr>
-        <w:t>. This bounded context is called a</w:t>
+        <w:t>.</w:t>
+      </w:r>
+      <w:r>
+        <w:rPr>
+          <w:sz w:val="24"/>
+          <w:szCs w:val="24"/>
+        </w:rPr>
+        <w:t xml:space="preserve"> </w:t>
+      </w:r>
+      <w:r>
+        <w:rPr>
+          <w:sz w:val="24"/>
+          <w:szCs w:val="24"/>
+        </w:rPr>
+        <w:t>This bounded context is called a</w:t>
       </w:r>
       <w:r>
         <w:rPr>
@@ -14901,7 +14993,35 @@
           <w:sz w:val="24"/>
           <w:szCs w:val="24"/>
         </w:rPr>
-        <w:t xml:space="preserve">Each domain has its own set of applications that are ideally set up as microservices performing one core function each. The microservices can then communicate with other systems by consuming interfaces provided by the other microservices. These integrations can be </w:t>
+        <w:t>Each domain has its own set of applications that are ideally set up as microservices performing one core function each. The microservices can then communicate with other systems by consuming interfaces provided by other microservices</w:t>
+      </w:r>
+      <w:r>
+        <w:rPr>
+          <w:sz w:val="24"/>
+          <w:szCs w:val="24"/>
+        </w:rPr>
+        <w:t xml:space="preserve"> including from other domains</w:t>
+      </w:r>
+      <w:r>
+        <w:rPr>
+          <w:sz w:val="24"/>
+          <w:szCs w:val="24"/>
+        </w:rPr>
+        <w:t xml:space="preserve">. </w:t>
+      </w:r>
+      <w:r>
+        <w:rPr>
+          <w:sz w:val="24"/>
+          <w:szCs w:val="24"/>
+        </w:rPr>
+        <w:t xml:space="preserve">If a domain is receiving data from another domain it is considered to be downstream. If it is writing data to another domain it is considered to upstream. A domain can be both upstream and downstream of other domains at the same time, depending on the nature of the data flow. </w:t>
+      </w:r>
+      <w:r>
+        <w:rPr>
+          <w:sz w:val="24"/>
+          <w:szCs w:val="24"/>
+        </w:rPr>
+        <w:t xml:space="preserve">These integrations can be </w:t>
       </w:r>
       <w:r>
         <w:rPr>
@@ -15032,15 +15152,7 @@
           <w:sz w:val="24"/>
           <w:szCs w:val="24"/>
         </w:rPr>
-        <w:t xml:space="preserve">The combination of microservices deployed in domains following DDD </w:t>
-      </w:r>
-      <w:r>
-        <w:rPr>
-          <w:sz w:val="24"/>
-          <w:szCs w:val="24"/>
-        </w:rPr>
-        <w:lastRenderedPageBreak/>
-        <w:t xml:space="preserve">and integrated using EDD allows for modular development that creates a clear alignment between business objectives and technical architecture </w:t>
+        <w:t xml:space="preserve">The combination of microservices deployed in domains following DDD and integrated using EDD allows for modular development that creates a clear alignment between business objectives and technical architecture </w:t>
       </w:r>
       <w:r>
         <w:rPr>
@@ -15105,6 +15217,182 @@
           <w:szCs w:val="24"/>
         </w:rPr>
         <w:t xml:space="preserve">. </w:t>
+      </w:r>
+      <w:r>
+        <w:rPr>
+          <w:sz w:val="24"/>
+          <w:szCs w:val="24"/>
+        </w:rPr>
+        <w:t xml:space="preserve">When microservices are designed to perform on function for one domain and asynchronous communication is leveraged a decoupling effect occurs. No application needs to wait for another application, increasing the availability of the services and allowing a single failure to not impact the entire system </w:t>
+      </w:r>
+      <w:r>
+        <w:rPr>
+          <w:sz w:val="24"/>
+          <w:szCs w:val="24"/>
+        </w:rPr>
+        <w:fldChar w:fldCharType="begin"/>
+      </w:r>
+      <w:r>
+        <w:rPr>
+          <w:sz w:val="24"/>
+          <w:szCs w:val="24"/>
+        </w:rPr>
+        <w:instrText xml:space="preserve"> ADDIN ZOTERO_ITEM CSL_CITATION {"citationID":"yB9e2WOT","properties":{"unsorted":false,"formattedCitation":"(Vural and Koyuncu 2021)","plainCitation":"(Vural and Koyuncu 2021)","noteIndex":0},"citationItems":[{"id":67,"uris":["http://zotero.org/users/local/x6OJxADO/items/MLB2NM3X"],"itemData":{"id":67,"type":"article-journal","abstract":"Information systems are moving into the cloud. The new requirements enforced by cloud standards are high availability, high scalability, and a reduced mean time to recovery. Due to these new requirements, information system architecture styles are also evolving. Microservice architecture is becoming the de facto standard for developing highly modular cloud information systems. Since microservices were introduced, there has been an ongoing debate concerning how to choose the granularity of a microservice. In this study, the optimal point of granularity for microservices is examined based on coupling and cohesion values. The present study is based on two design examples generated in previous studies that applied domaindriven design in proposing microservices. Both examples are modiﬁed to generate more and less granular microservices. The coupling and cohesion values of the original examples are compared to those of the more and less granular microservices. We observe that domain-driven design has delivered a good end result for ﬁnding modular microservices.","container-title":"IEEE Access","DOI":"10.1109/ACCESS.2021.3060895","ISSN":"2169-3536","journalAbbreviation":"IEEE Access","language":"en","license":"https://creativecommons.org/licenses/by/4.0/legalcode","page":"32721-32733","source":"DOI.org (Crossref)","title":"Does Domain-Driven Design Lead to Finding the Optimal Modularity of a Microservice?","volume":"9","author":[{"family":"Vural","given":"Hulya"},{"family":"Koyuncu","given":"Murat"}],"issued":{"date-parts":[["2021"]]}}}],"schema":"https://github.com/citation-style-language/schema/raw/master/csl-citation.json"} </w:instrText>
+      </w:r>
+      <w:r>
+        <w:rPr>
+          <w:sz w:val="24"/>
+          <w:szCs w:val="24"/>
+        </w:rPr>
+        <w:fldChar w:fldCharType="separate"/>
+      </w:r>
+      <w:r>
+        <w:rPr>
+          <w:noProof/>
+          <w:sz w:val="24"/>
+          <w:szCs w:val="24"/>
+        </w:rPr>
+        <w:t>(Vural and Koyuncu 2021)</w:t>
+      </w:r>
+      <w:r>
+        <w:rPr>
+          <w:sz w:val="24"/>
+          <w:szCs w:val="24"/>
+        </w:rPr>
+        <w:fldChar w:fldCharType="end"/>
+      </w:r>
+      <w:r>
+        <w:rPr>
+          <w:sz w:val="24"/>
+          <w:szCs w:val="24"/>
+        </w:rPr>
+        <w:t xml:space="preserve">.  </w:t>
+      </w:r>
+      <w:r>
+        <w:rPr>
+          <w:sz w:val="24"/>
+          <w:szCs w:val="24"/>
+        </w:rPr>
+        <w:t>Havin established</w:t>
+      </w:r>
+      <w:r>
+        <w:rPr>
+          <w:sz w:val="24"/>
+          <w:szCs w:val="24"/>
+        </w:rPr>
+        <w:t xml:space="preserve"> </w:t>
+      </w:r>
+      <w:r>
+        <w:rPr>
+          <w:sz w:val="24"/>
+          <w:szCs w:val="24"/>
+        </w:rPr>
+        <w:t>why</w:t>
+      </w:r>
+      <w:r>
+        <w:rPr>
+          <w:sz w:val="24"/>
+          <w:szCs w:val="24"/>
+        </w:rPr>
+        <w:t xml:space="preserve"> enterprises </w:t>
+      </w:r>
+      <w:r>
+        <w:rPr>
+          <w:sz w:val="24"/>
+          <w:szCs w:val="24"/>
+        </w:rPr>
+        <w:t>design</w:t>
+      </w:r>
+      <w:r>
+        <w:rPr>
+          <w:sz w:val="24"/>
+          <w:szCs w:val="24"/>
+        </w:rPr>
+        <w:t xml:space="preserve"> bounded domains</w:t>
+      </w:r>
+      <w:r>
+        <w:rPr>
+          <w:sz w:val="24"/>
+          <w:szCs w:val="24"/>
+        </w:rPr>
+        <w:t xml:space="preserve"> </w:t>
+      </w:r>
+      <w:r>
+        <w:rPr>
+          <w:sz w:val="24"/>
+          <w:szCs w:val="24"/>
+        </w:rPr>
+        <w:t>we can now</w:t>
+      </w:r>
+      <w:r>
+        <w:rPr>
+          <w:sz w:val="24"/>
+          <w:szCs w:val="24"/>
+        </w:rPr>
+        <w:t xml:space="preserve"> </w:t>
+      </w:r>
+      <w:r>
+        <w:rPr>
+          <w:sz w:val="24"/>
+          <w:szCs w:val="24"/>
+        </w:rPr>
+        <w:t>exami</w:t>
+      </w:r>
+      <w:r>
+        <w:rPr>
+          <w:sz w:val="24"/>
+          <w:szCs w:val="24"/>
+        </w:rPr>
+        <w:t>ne</w:t>
+      </w:r>
+      <w:r>
+        <w:rPr>
+          <w:sz w:val="24"/>
+          <w:szCs w:val="24"/>
+        </w:rPr>
+        <w:t xml:space="preserve"> the</w:t>
+      </w:r>
+      <w:r>
+        <w:rPr>
+          <w:sz w:val="24"/>
+          <w:szCs w:val="24"/>
+        </w:rPr>
+        <w:t xml:space="preserve"> </w:t>
+      </w:r>
+      <w:r>
+        <w:rPr>
+          <w:sz w:val="24"/>
+          <w:szCs w:val="24"/>
+        </w:rPr>
+        <w:t>transition from</w:t>
+      </w:r>
+      <w:r>
+        <w:rPr>
+          <w:sz w:val="24"/>
+          <w:szCs w:val="24"/>
+        </w:rPr>
+        <w:t xml:space="preserve"> legacy </w:t>
+      </w:r>
+      <w:r>
+        <w:rPr>
+          <w:sz w:val="24"/>
+          <w:szCs w:val="24"/>
+        </w:rPr>
+        <w:t xml:space="preserve">monolithic applications towards </w:t>
+      </w:r>
+      <w:r>
+        <w:rPr>
+          <w:sz w:val="24"/>
+          <w:szCs w:val="24"/>
+        </w:rPr>
+        <w:t xml:space="preserve">modern </w:t>
+      </w:r>
+      <w:r>
+        <w:rPr>
+          <w:sz w:val="24"/>
+          <w:szCs w:val="24"/>
+        </w:rPr>
+        <w:t>domain-driven microservice architectures.</w:t>
       </w:r>
     </w:p>
     <w:p>
@@ -15128,6 +15416,7 @@
       </w:pPr>
       <w:bookmarkStart w:id="33" w:name="_Toc233796057"/>
       <w:r>
+        <w:lastRenderedPageBreak/>
         <w:t>The transition from Monolith</w:t>
       </w:r>
       <w:r>
@@ -15411,7 +15700,6 @@
       </w:pPr>
       <w:bookmarkStart w:id="46" w:name="_Toc233796070"/>
       <w:r>
-        <w:lastRenderedPageBreak/>
         <w:t>Event replay and state reconstruction</w:t>
       </w:r>
       <w:bookmarkEnd w:id="46"/>
@@ -16181,6 +16469,7 @@
           <w:szCs w:val="24"/>
           <w:lang w:val="en-GB"/>
         </w:rPr>
+        <w:lastRenderedPageBreak/>
         <w:t>Design and test a prototype event stream domain-driven setup that:</w:t>
       </w:r>
     </w:p>
@@ -17720,6 +18009,63 @@
           <w:lang w:val="en-GB"/>
         </w:rPr>
         <w:t>.</w:t>
+      </w:r>
+    </w:p>
+    <w:p>
+      <w:pPr>
+        <w:pStyle w:val="Bibliography"/>
+        <w:rPr>
+          <w:rFonts w:ascii="Calibri" w:eastAsiaTheme="minorHAnsi" w:cs="Calibri"/>
+          <w:lang w:val="en-GB"/>
+        </w:rPr>
+      </w:pPr>
+      <w:proofErr w:type="spellStart"/>
+      <w:r>
+        <w:rPr>
+          <w:rFonts w:ascii="Calibri" w:eastAsiaTheme="minorHAnsi" w:cs="Calibri"/>
+          <w:lang w:val="en-GB"/>
+        </w:rPr>
+        <w:t>Vural</w:t>
+      </w:r>
+      <w:proofErr w:type="spellEnd"/>
+      <w:r>
+        <w:rPr>
+          <w:rFonts w:ascii="Calibri" w:eastAsiaTheme="minorHAnsi" w:cs="Calibri"/>
+          <w:lang w:val="en-GB"/>
+        </w:rPr>
+        <w:t xml:space="preserve">, H. and </w:t>
+      </w:r>
+      <w:proofErr w:type="spellStart"/>
+      <w:r>
+        <w:rPr>
+          <w:rFonts w:ascii="Calibri" w:eastAsiaTheme="minorHAnsi" w:cs="Calibri"/>
+          <w:lang w:val="en-GB"/>
+        </w:rPr>
+        <w:t>Koyuncu</w:t>
+      </w:r>
+      <w:proofErr w:type="spellEnd"/>
+      <w:r>
+        <w:rPr>
+          <w:rFonts w:ascii="Calibri" w:eastAsiaTheme="minorHAnsi" w:cs="Calibri"/>
+          <w:lang w:val="en-GB"/>
+        </w:rPr>
+        <w:t xml:space="preserve">, M. (2021) ‘Does Domain-Driven Design Lead to Finding the Optimal Modularity of a Microservice?’, </w:t>
+      </w:r>
+      <w:r>
+        <w:rPr>
+          <w:rFonts w:ascii="Calibri" w:eastAsiaTheme="minorHAnsi" w:cs="Calibri"/>
+          <w:i/>
+          <w:iCs/>
+          <w:lang w:val="en-GB"/>
+        </w:rPr>
+        <w:t>IEEE Access</w:t>
+      </w:r>
+      <w:r>
+        <w:rPr>
+          <w:rFonts w:ascii="Calibri" w:eastAsiaTheme="minorHAnsi" w:cs="Calibri"/>
+          <w:lang w:val="en-GB"/>
+        </w:rPr>
+        <w:t>, 9, 32721–32733, available: https://doi.org/10.1109/ACCESS.2021.3060895.</w:t>
       </w:r>
     </w:p>
     <w:p>
@@ -21101,7 +21447,7 @@
   <w:style w:type="paragraph" w:default="1" w:styleId="Normal">
     <w:name w:val="Normal"/>
     <w:qFormat/>
-    <w:rsid w:val="008F380A"/>
+    <w:rsid w:val="006769DA"/>
     <w:pPr>
       <w:spacing w:after="200" w:line="276" w:lineRule="auto"/>
     </w:pPr>

--- a/Robyn Doyle Dissertation Draft.docx
+++ b/Robyn Doyle Dissertation Draft.docx
@@ -2292,12 +2292,31 @@
                 <w:sz w:val="24"/>
               </w:rPr>
             </w:pPr>
+            <w:proofErr w:type="spellStart"/>
             <w:r>
               <w:rPr>
                 <w:rFonts w:asciiTheme="minorHAnsi" w:hAnsiTheme="minorHAnsi"/>
                 <w:sz w:val="24"/>
               </w:rPr>
               <w:t>ReST</w:t>
+            </w:r>
+            <w:proofErr w:type="spellEnd"/>
+          </w:p>
+          <w:p>
+            <w:pPr>
+              <w:pStyle w:val="PRBodyText"/>
+              <w:spacing w:line="360" w:lineRule="auto"/>
+              <w:rPr>
+                <w:rFonts w:asciiTheme="minorHAnsi" w:hAnsiTheme="minorHAnsi"/>
+                <w:sz w:val="24"/>
+              </w:rPr>
+            </w:pPr>
+            <w:r>
+              <w:rPr>
+                <w:rFonts w:asciiTheme="minorHAnsi" w:hAnsiTheme="minorHAnsi"/>
+                <w:sz w:val="24"/>
+              </w:rPr>
+              <w:t>MSA</w:t>
             </w:r>
           </w:p>
         </w:tc>
@@ -2524,6 +2543,23 @@
                 <w:sz w:val="24"/>
               </w:rPr>
               <w:t>Representational State Transfer</w:t>
+            </w:r>
+          </w:p>
+          <w:p>
+            <w:pPr>
+              <w:pStyle w:val="PRBodyText"/>
+              <w:spacing w:line="360" w:lineRule="auto"/>
+              <w:rPr>
+                <w:rFonts w:asciiTheme="minorHAnsi" w:hAnsiTheme="minorHAnsi"/>
+                <w:sz w:val="24"/>
+              </w:rPr>
+            </w:pPr>
+            <w:r>
+              <w:rPr>
+                <w:rFonts w:asciiTheme="minorHAnsi" w:hAnsiTheme="minorHAnsi"/>
+                <w:sz w:val="24"/>
+              </w:rPr>
+              <w:t>Microservices Architecture</w:t>
             </w:r>
           </w:p>
         </w:tc>
@@ -11761,27 +11797,7 @@
           <w:szCs w:val="24"/>
           <w:lang w:val="en-GB"/>
         </w:rPr>
-        <w:t>(</w:t>
-      </w:r>
-      <w:proofErr w:type="spellStart"/>
-      <w:r>
-        <w:rPr>
-          <w:rFonts w:ascii="Calibri" w:eastAsiaTheme="minorHAnsi" w:cs="Calibri"/>
-          <w:sz w:val="24"/>
-          <w:szCs w:val="24"/>
-          <w:lang w:val="en-GB"/>
-        </w:rPr>
-        <w:t>Kalske</w:t>
-      </w:r>
-      <w:proofErr w:type="spellEnd"/>
-      <w:r>
-        <w:rPr>
-          <w:rFonts w:ascii="Calibri" w:eastAsiaTheme="minorHAnsi" w:cs="Calibri"/>
-          <w:sz w:val="24"/>
-          <w:szCs w:val="24"/>
-          <w:lang w:val="en-GB"/>
-        </w:rPr>
-        <w:t xml:space="preserve"> </w:t>
+        <w:t xml:space="preserve">(Kalske </w:t>
       </w:r>
       <w:r>
         <w:rPr>
@@ -12256,27 +12272,7 @@
           <w:szCs w:val="24"/>
           <w:lang w:val="en-GB"/>
         </w:rPr>
-        <w:t>(</w:t>
-      </w:r>
-      <w:proofErr w:type="spellStart"/>
-      <w:r>
-        <w:rPr>
-          <w:rFonts w:ascii="Calibri" w:eastAsiaTheme="minorHAnsi" w:cs="Calibri"/>
-          <w:sz w:val="24"/>
-          <w:szCs w:val="24"/>
-          <w:lang w:val="en-GB"/>
-        </w:rPr>
-        <w:t>Ilieva</w:t>
-      </w:r>
-      <w:proofErr w:type="spellEnd"/>
-      <w:r>
-        <w:rPr>
-          <w:rFonts w:ascii="Calibri" w:eastAsiaTheme="minorHAnsi" w:cs="Calibri"/>
-          <w:sz w:val="24"/>
-          <w:szCs w:val="24"/>
-          <w:lang w:val="en-GB"/>
-        </w:rPr>
-        <w:t xml:space="preserve"> </w:t>
+        <w:t xml:space="preserve">(Ilieva </w:t>
       </w:r>
       <w:r>
         <w:rPr>
@@ -12874,27 +12870,7 @@
           <w:szCs w:val="24"/>
           <w:lang w:val="en-GB"/>
         </w:rPr>
-        <w:t>(</w:t>
-      </w:r>
-      <w:proofErr w:type="spellStart"/>
-      <w:r>
-        <w:rPr>
-          <w:rFonts w:ascii="Calibri" w:eastAsiaTheme="minorHAnsi" w:cs="Calibri"/>
-          <w:sz w:val="24"/>
-          <w:szCs w:val="24"/>
-          <w:lang w:val="en-GB"/>
-        </w:rPr>
-        <w:t>Alyahya</w:t>
-      </w:r>
-      <w:proofErr w:type="spellEnd"/>
-      <w:r>
-        <w:rPr>
-          <w:rFonts w:ascii="Calibri" w:eastAsiaTheme="minorHAnsi" w:cs="Calibri"/>
-          <w:sz w:val="24"/>
-          <w:szCs w:val="24"/>
-          <w:lang w:val="en-GB"/>
-        </w:rPr>
-        <w:t xml:space="preserve"> </w:t>
+        <w:t xml:space="preserve">(Alyahya </w:t>
       </w:r>
       <w:r>
         <w:rPr>
@@ -13258,27 +13234,7 @@
           <w:szCs w:val="24"/>
           <w:lang w:val="en-GB"/>
         </w:rPr>
-        <w:t>(</w:t>
-      </w:r>
-      <w:proofErr w:type="spellStart"/>
-      <w:r>
-        <w:rPr>
-          <w:rFonts w:ascii="Calibri" w:eastAsiaTheme="minorHAnsi" w:cs="Calibri"/>
-          <w:sz w:val="24"/>
-          <w:szCs w:val="24"/>
-          <w:lang w:val="en-GB"/>
-        </w:rPr>
-        <w:t>Sharavova</w:t>
-      </w:r>
-      <w:proofErr w:type="spellEnd"/>
-      <w:r>
-        <w:rPr>
-          <w:rFonts w:ascii="Calibri" w:eastAsiaTheme="minorHAnsi" w:cs="Calibri"/>
-          <w:sz w:val="24"/>
-          <w:szCs w:val="24"/>
-          <w:lang w:val="en-GB"/>
-        </w:rPr>
-        <w:t xml:space="preserve"> </w:t>
+        <w:t xml:space="preserve">(Sharavova </w:t>
       </w:r>
       <w:r>
         <w:rPr>
@@ -13433,27 +13389,7 @@
           <w:szCs w:val="24"/>
           <w:lang w:val="en-GB"/>
         </w:rPr>
-        <w:t>(</w:t>
-      </w:r>
-      <w:proofErr w:type="spellStart"/>
-      <w:r>
-        <w:rPr>
-          <w:rFonts w:ascii="Calibri" w:eastAsiaTheme="minorHAnsi" w:cs="Calibri"/>
-          <w:sz w:val="24"/>
-          <w:szCs w:val="24"/>
-          <w:lang w:val="en-GB"/>
-        </w:rPr>
-        <w:t>Tcukanova</w:t>
-      </w:r>
-      <w:proofErr w:type="spellEnd"/>
-      <w:r>
-        <w:rPr>
-          <w:rFonts w:ascii="Calibri" w:eastAsiaTheme="minorHAnsi" w:cs="Calibri"/>
-          <w:sz w:val="24"/>
-          <w:szCs w:val="24"/>
-          <w:lang w:val="en-GB"/>
-        </w:rPr>
-        <w:t xml:space="preserve"> </w:t>
+        <w:t xml:space="preserve">(Tcukanova </w:t>
       </w:r>
       <w:r>
         <w:rPr>
@@ -13524,27 +13460,7 @@
           <w:szCs w:val="24"/>
           <w:lang w:val="en-GB"/>
         </w:rPr>
-        <w:t>(</w:t>
-      </w:r>
-      <w:proofErr w:type="spellStart"/>
-      <w:r>
-        <w:rPr>
-          <w:rFonts w:ascii="Calibri" w:eastAsiaTheme="minorHAnsi" w:cs="Calibri"/>
-          <w:sz w:val="24"/>
-          <w:szCs w:val="24"/>
-          <w:lang w:val="en-GB"/>
-        </w:rPr>
-        <w:t>Platunina</w:t>
-      </w:r>
-      <w:proofErr w:type="spellEnd"/>
-      <w:r>
-        <w:rPr>
-          <w:rFonts w:ascii="Calibri" w:eastAsiaTheme="minorHAnsi" w:cs="Calibri"/>
-          <w:sz w:val="24"/>
-          <w:szCs w:val="24"/>
-          <w:lang w:val="en-GB"/>
-        </w:rPr>
-        <w:t xml:space="preserve"> </w:t>
+        <w:t xml:space="preserve">(Platunina </w:t>
       </w:r>
       <w:r>
         <w:rPr>
@@ -13783,27 +13699,7 @@
           <w:szCs w:val="24"/>
           <w:lang w:val="en-GB"/>
         </w:rPr>
-        <w:t>(</w:t>
-      </w:r>
-      <w:proofErr w:type="spellStart"/>
-      <w:r>
-        <w:rPr>
-          <w:rFonts w:ascii="Calibri" w:eastAsiaTheme="minorHAnsi" w:cs="Calibri"/>
-          <w:sz w:val="24"/>
-          <w:szCs w:val="24"/>
-          <w:lang w:val="en-GB"/>
-        </w:rPr>
-        <w:t>Pallempati</w:t>
-      </w:r>
-      <w:proofErr w:type="spellEnd"/>
-      <w:r>
-        <w:rPr>
-          <w:rFonts w:ascii="Calibri" w:eastAsiaTheme="minorHAnsi" w:cs="Calibri"/>
-          <w:sz w:val="24"/>
-          <w:szCs w:val="24"/>
-          <w:lang w:val="en-GB"/>
-        </w:rPr>
-        <w:t xml:space="preserve"> </w:t>
+        <w:t xml:space="preserve">(Pallempati </w:t>
       </w:r>
       <w:r>
         <w:rPr>
@@ -14156,35 +14052,7 @@
           <w:sz w:val="24"/>
           <w:szCs w:val="24"/>
         </w:rPr>
-        <w:t xml:space="preserve">Its scope includes but is not limited to </w:t>
-      </w:r>
-      <w:r>
-        <w:rPr>
-          <w:sz w:val="24"/>
-          <w:szCs w:val="24"/>
-        </w:rPr>
-        <w:t>activities, workflows, people</w:t>
-      </w:r>
-      <w:r>
-        <w:rPr>
-          <w:sz w:val="24"/>
-          <w:szCs w:val="24"/>
-        </w:rPr>
-        <w:t xml:space="preserve"> and</w:t>
-      </w:r>
-      <w:r>
-        <w:rPr>
-          <w:sz w:val="24"/>
-          <w:szCs w:val="24"/>
-        </w:rPr>
-        <w:t xml:space="preserve"> processes</w:t>
-      </w:r>
-      <w:r>
-        <w:rPr>
-          <w:sz w:val="24"/>
-          <w:szCs w:val="24"/>
-        </w:rPr>
-        <w:t xml:space="preserve"> which occur in the business </w:t>
+        <w:t xml:space="preserve">Its scope includes but is not limited to activities, workflows, people and processes which occur in the business </w:t>
       </w:r>
       <w:r>
         <w:rPr>
@@ -14377,35 +14245,7 @@
           <w:sz w:val="24"/>
           <w:szCs w:val="24"/>
         </w:rPr>
-        <w:t>The need for an Enterprise Architecture unit in a business arises when it wants to change towards a new target architecture and away from a current “baseline” architecture</w:t>
-      </w:r>
-      <w:r>
-        <w:rPr>
-          <w:sz w:val="24"/>
-          <w:szCs w:val="24"/>
-        </w:rPr>
-        <w:t xml:space="preserve"> </w:t>
-      </w:r>
-      <w:r>
-        <w:rPr>
-          <w:sz w:val="24"/>
-          <w:szCs w:val="24"/>
-        </w:rPr>
-        <w:t>. These change is often prompted by a desire to create or improve digital services and products. The implementation of such targets effect the underlying architecture at</w:t>
-      </w:r>
-      <w:r>
-        <w:rPr>
-          <w:sz w:val="24"/>
-          <w:szCs w:val="24"/>
-        </w:rPr>
-        <w:t xml:space="preserve"> the Business level, the application level, the data level and the technology level.</w:t>
-      </w:r>
-      <w:r>
-        <w:rPr>
-          <w:sz w:val="24"/>
-          <w:szCs w:val="24"/>
-        </w:rPr>
-        <w:t xml:space="preserve"> </w:t>
+        <w:t xml:space="preserve">The need for an Enterprise Architecture unit in a business arises when it wants to change towards a new target architecture and away from a current “baseline” architecture . These change is often prompted by a desire to create or improve digital services and products. The implementation of such targets effect the underlying architecture at the Business level, the application level, the data level and the technology level. </w:t>
       </w:r>
       <w:r>
         <w:rPr>
@@ -14445,6 +14285,9 @@
         <w:jc w:val="center"/>
       </w:pPr>
       <w:r>
+        <w:rPr>
+          <w:noProof/>
+        </w:rPr>
         <w:lastRenderedPageBreak/>
         <w:drawing>
           <wp:inline distT="0" distB="0" distL="0" distR="0" wp14:anchorId="5F0F917E" wp14:editId="525295E9">
@@ -14490,50 +14333,27 @@
       <w:r>
         <w:t xml:space="preserve">Figure </w:t>
       </w:r>
-      <w:r>
-        <w:fldChar w:fldCharType="begin"/>
-      </w:r>
-      <w:r>
-        <w:instrText xml:space="preserve"> STYLEREF 3 \s </w:instrText>
-      </w:r>
-      <w:r>
-        <w:fldChar w:fldCharType="separate"/>
-      </w:r>
-      <w:r>
-        <w:rPr>
-          <w:noProof/>
-        </w:rPr>
-        <w:t>1.3.2</w:t>
-      </w:r>
-      <w:r>
-        <w:fldChar w:fldCharType="end"/>
-      </w:r>
+      <w:fldSimple w:instr=" STYLEREF 3 \s ">
+        <w:r>
+          <w:rPr>
+            <w:noProof/>
+          </w:rPr>
+          <w:t>1.3.2</w:t>
+        </w:r>
+      </w:fldSimple>
       <w:r>
         <w:noBreakHyphen/>
       </w:r>
-      <w:r>
-        <w:fldChar w:fldCharType="begin"/>
-      </w:r>
-      <w:r>
-        <w:instrText xml:space="preserve"> SEQ Figure \* ARABIC \s 3 </w:instrText>
-      </w:r>
-      <w:r>
-        <w:fldChar w:fldCharType="separate"/>
-      </w:r>
-      <w:r>
-        <w:rPr>
-          <w:noProof/>
-        </w:rPr>
-        <w:t>1</w:t>
-      </w:r>
-      <w:r>
-        <w:fldChar w:fldCharType="end"/>
-      </w:r>
-      <w:r>
-        <w:t xml:space="preserve"> </w:t>
-      </w:r>
-      <w:r>
-        <w:t>TOGAF ADM Cycle</w:t>
+      <w:fldSimple w:instr=" SEQ Figure \* ARABIC \s 3 ">
+        <w:r>
+          <w:rPr>
+            <w:noProof/>
+          </w:rPr>
+          <w:t>1</w:t>
+        </w:r>
+      </w:fldSimple>
+      <w:r>
+        <w:t xml:space="preserve"> TOGAF ADM Cycle</w:t>
       </w:r>
     </w:p>
     <w:p>
@@ -14678,10 +14498,7 @@
       <w:bookmarkStart w:id="28" w:name="_Toc233796056"/>
       <w:r>
         <w:lastRenderedPageBreak/>
-        <w:t xml:space="preserve">Domain Driven </w:t>
-      </w:r>
-      <w:r>
-        <w:t>Enterprise</w:t>
+        <w:t>Domain Driven Enterprise</w:t>
       </w:r>
       <w:bookmarkEnd w:id="28"/>
       <w:r>
@@ -14875,35 +14692,7 @@
           <w:sz w:val="24"/>
           <w:szCs w:val="24"/>
         </w:rPr>
-        <w:t>Parcel Tracking”, “</w:t>
-      </w:r>
-      <w:r>
-        <w:rPr>
-          <w:sz w:val="24"/>
-          <w:szCs w:val="24"/>
-        </w:rPr>
-        <w:t>Logistics/</w:t>
-      </w:r>
-      <w:r>
-        <w:rPr>
-          <w:sz w:val="24"/>
-          <w:szCs w:val="24"/>
-        </w:rPr>
-        <w:t>Logistic Centre” and “</w:t>
-      </w:r>
-      <w:r>
-        <w:rPr>
-          <w:sz w:val="24"/>
-          <w:szCs w:val="24"/>
-        </w:rPr>
-        <w:t>Logistics/</w:t>
-      </w:r>
-      <w:r>
-        <w:rPr>
-          <w:sz w:val="24"/>
-          <w:szCs w:val="24"/>
-        </w:rPr>
-        <w:t xml:space="preserve">Delivery Base”.  </w:t>
+        <w:t xml:space="preserve">Parcel Tracking”, “Logistics/Logistic Centre” and “Logistics/Delivery Base”.  </w:t>
       </w:r>
       <w:r>
         <w:rPr>
@@ -14968,442 +14757,6 @@
         </w:rPr>
         <w:t xml:space="preserve"> unique bounded context. </w:t>
       </w:r>
-    </w:p>
-    <w:p>
-      <w:pPr>
-        <w:spacing w:after="0" w:line="360" w:lineRule="auto"/>
-        <w:jc w:val="both"/>
-        <w:rPr>
-          <w:sz w:val="24"/>
-          <w:szCs w:val="24"/>
-        </w:rPr>
-      </w:pPr>
-    </w:p>
-    <w:p>
-      <w:pPr>
-        <w:spacing w:after="0" w:line="360" w:lineRule="auto"/>
-        <w:jc w:val="both"/>
-        <w:rPr>
-          <w:sz w:val="24"/>
-          <w:szCs w:val="24"/>
-        </w:rPr>
-      </w:pPr>
-      <w:r>
-        <w:rPr>
-          <w:sz w:val="24"/>
-          <w:szCs w:val="24"/>
-        </w:rPr>
-        <w:t>Each domain has its own set of applications that are ideally set up as microservices performing one core function each. The microservices can then communicate with other systems by consuming interfaces provided by other microservices</w:t>
-      </w:r>
-      <w:r>
-        <w:rPr>
-          <w:sz w:val="24"/>
-          <w:szCs w:val="24"/>
-        </w:rPr>
-        <w:t xml:space="preserve"> including from other domains</w:t>
-      </w:r>
-      <w:r>
-        <w:rPr>
-          <w:sz w:val="24"/>
-          <w:szCs w:val="24"/>
-        </w:rPr>
-        <w:t xml:space="preserve">. </w:t>
-      </w:r>
-      <w:r>
-        <w:rPr>
-          <w:sz w:val="24"/>
-          <w:szCs w:val="24"/>
-        </w:rPr>
-        <w:t xml:space="preserve">If a domain is receiving data from another domain it is considered to be downstream. If it is writing data to another domain it is considered to upstream. A domain can be both upstream and downstream of other domains at the same time, depending on the nature of the data flow. </w:t>
-      </w:r>
-      <w:r>
-        <w:rPr>
-          <w:sz w:val="24"/>
-          <w:szCs w:val="24"/>
-        </w:rPr>
-        <w:t xml:space="preserve">These integrations can be </w:t>
-      </w:r>
-      <w:r>
-        <w:rPr>
-          <w:sz w:val="24"/>
-          <w:szCs w:val="24"/>
-        </w:rPr>
-        <w:t>implemented</w:t>
-      </w:r>
-      <w:r>
-        <w:rPr>
-          <w:sz w:val="24"/>
-          <w:szCs w:val="24"/>
-        </w:rPr>
-        <w:t xml:space="preserve"> with synchronous technologies like </w:t>
-      </w:r>
-      <w:bookmarkStart w:id="31" w:name="OLE_LINK9"/>
-      <w:bookmarkStart w:id="32" w:name="OLE_LINK10"/>
-      <w:r>
-        <w:rPr>
-          <w:sz w:val="24"/>
-          <w:szCs w:val="24"/>
-        </w:rPr>
-        <w:t xml:space="preserve">Representational State Transfer </w:t>
-      </w:r>
-      <w:bookmarkEnd w:id="31"/>
-      <w:bookmarkEnd w:id="32"/>
-      <w:r>
-        <w:rPr>
-          <w:sz w:val="24"/>
-          <w:szCs w:val="24"/>
-        </w:rPr>
-        <w:t>(</w:t>
-      </w:r>
-      <w:r>
-        <w:rPr>
-          <w:sz w:val="24"/>
-          <w:szCs w:val="24"/>
-        </w:rPr>
-        <w:t>ReST</w:t>
-      </w:r>
-      <w:r>
-        <w:rPr>
-          <w:sz w:val="24"/>
-          <w:szCs w:val="24"/>
-        </w:rPr>
-        <w:t>)</w:t>
-      </w:r>
-      <w:r>
-        <w:rPr>
-          <w:sz w:val="24"/>
-          <w:szCs w:val="24"/>
-        </w:rPr>
-        <w:t xml:space="preserve">, but it is often more efficient to use asynchronous set ups </w:t>
-      </w:r>
-      <w:r>
-        <w:rPr>
-          <w:sz w:val="24"/>
-          <w:szCs w:val="24"/>
-        </w:rPr>
-        <w:t xml:space="preserve">following Event Driven Design (EDD) </w:t>
-      </w:r>
-      <w:r>
-        <w:rPr>
-          <w:sz w:val="24"/>
-          <w:szCs w:val="24"/>
-        </w:rPr>
-        <w:fldChar w:fldCharType="begin"/>
-      </w:r>
-      <w:r>
-        <w:rPr>
-          <w:sz w:val="24"/>
-          <w:szCs w:val="24"/>
-        </w:rPr>
-        <w:instrText xml:space="preserve"> ADDIN ZOTERO_ITEM CSL_CITATION {"citationID":"t1nf6tSo","properties":{"unsorted":false,"formattedCitation":"(Myllynen {\\i{}et al.} 2023)","plainCitation":"(Myllynen et al. 2023)","noteIndex":0},"citationItems":[{"id":66,"uris":["http://zotero.org/users/local/x6OJxADO/items/ASS435NV"],"itemData":{"id":66,"type":"article-journal","abstract":"The growing complexity of modern software systems necessitates architectural approaches that enhance scalability, flexibility, and maintainability. Microservices architecture has emerged as a leading solution, particularly for cross-domain applications. This paper presents a conceptual model for cross-domain microservices by integrating Event-Driven Design (EDD) and DomainDriven Design (DDD) principles. The proposed model focuses on structuring microservices around distinct bounded contexts, enabling modular development and fostering a deep alignment between technical architecture and business objectives. By employing EDD, the model leverages asynchronous communication and event streaming to decouple microservices, ensuring resilience and real-time responsiveness across domains. DDD is utilized to define domain boundaries, prioritize business logic, and establish ubiquitous language, facilitating seamless collaboration between technical and non-technical stakeholders. The model also introduces a unified framework for orchestrating complex interactions across microservices, enhancing system coherence without compromising autonomy. Key components of the conceptual model include event sourcing for maintaining robust data consistency, CQRS (Command Query Responsibility Segregation) to separate read and write operations, and aggregate design to manage domain entities efficiently. The model emphasizes event choreography over centralized orchestration, promoting loose coupling and scalability. Integration challenges, such as data synchronization, eventual consistency, and cross-domain event propagation, are addressed with practical guidelines for implementing resilient patterns. A comparative analysis with traditional service-oriented architectures underscores the model's advantages in supporting diverse business needs and rapid adaptability to changing requirements. The proposed conceptual model is validated through case studies in e-commerce and financial services, demonstrating its potential to optimize operational workflows and enhance user experiences. This research contributes to the growing discourse on microservices by bridging the gap between technical and business domains, offering a robust framework for designing cross-domain systems. Future work will explore extending the model with advanced AI-driven decision-making and monitoring capabilities.","container-title":"International Journal of Multidisciplinary Research and Growth Evaluation","DOI":"10.54660/.IJMRGE.2023.4.1.635-638","ISSN":"25827138","issue":"1","journalAbbreviation":"IJMRGE","language":"en","page":"635-638","source":"DOI.org (Crossref)","title":"Developing a Conceptual Model for Cross-Domain Microservices Using Event-Driven and Domain-Driven Design","volume":"4","author":[{"family":"Myllynen","given":"Teemu"},{"family":"Kamau","given":"Eunice"},{"family":"Mustapha","given":"Sikirat Damilola"},{"family":"Babatunde","given":"Gideon Opeyemi"},{"family":"Alabi","given":"Abidemi Adeleye"}],"issued":{"date-parts":[["2023"]]}}}],"schema":"https://github.com/citation-style-language/schema/raw/master/csl-citation.json"} </w:instrText>
-      </w:r>
-      <w:r>
-        <w:rPr>
-          <w:sz w:val="24"/>
-          <w:szCs w:val="24"/>
-        </w:rPr>
-        <w:fldChar w:fldCharType="separate"/>
-      </w:r>
-      <w:r>
-        <w:rPr>
-          <w:rFonts w:ascii="Calibri" w:eastAsiaTheme="minorHAnsi" w:cs="Calibri"/>
-          <w:sz w:val="24"/>
-          <w:szCs w:val="24"/>
-          <w:lang w:val="en-GB"/>
-        </w:rPr>
-        <w:t xml:space="preserve">(Myllynen </w:t>
-      </w:r>
-      <w:r>
-        <w:rPr>
-          <w:rFonts w:ascii="Calibri" w:eastAsiaTheme="minorHAnsi" w:cs="Calibri"/>
-          <w:i/>
-          <w:iCs/>
-          <w:sz w:val="24"/>
-          <w:szCs w:val="24"/>
-          <w:lang w:val="en-GB"/>
-        </w:rPr>
-        <w:t>et al.</w:t>
-      </w:r>
-      <w:r>
-        <w:rPr>
-          <w:rFonts w:ascii="Calibri" w:eastAsiaTheme="minorHAnsi" w:cs="Calibri"/>
-          <w:sz w:val="24"/>
-          <w:szCs w:val="24"/>
-          <w:lang w:val="en-GB"/>
-        </w:rPr>
-        <w:t xml:space="preserve"> 2023)</w:t>
-      </w:r>
-      <w:r>
-        <w:rPr>
-          <w:sz w:val="24"/>
-          <w:szCs w:val="24"/>
-        </w:rPr>
-        <w:fldChar w:fldCharType="end"/>
-      </w:r>
-      <w:r>
-        <w:rPr>
-          <w:sz w:val="24"/>
-          <w:szCs w:val="24"/>
-        </w:rPr>
-        <w:t xml:space="preserve">. </w:t>
-      </w:r>
-      <w:r>
-        <w:rPr>
-          <w:sz w:val="24"/>
-          <w:szCs w:val="24"/>
-        </w:rPr>
-        <w:t xml:space="preserve">The combination of microservices deployed in domains following DDD and integrated using EDD allows for modular development that creates a clear alignment between business objectives and technical architecture </w:t>
-      </w:r>
-      <w:r>
-        <w:rPr>
-          <w:sz w:val="24"/>
-          <w:szCs w:val="24"/>
-        </w:rPr>
-        <w:fldChar w:fldCharType="begin"/>
-      </w:r>
-      <w:r>
-        <w:rPr>
-          <w:sz w:val="24"/>
-          <w:szCs w:val="24"/>
-        </w:rPr>
-        <w:instrText xml:space="preserve"> ADDIN ZOTERO_ITEM CSL_CITATION {"citationID":"rJUMyTzM","properties":{"unsorted":false,"formattedCitation":"(Myllynen {\\i{}et al.} 2023)","plainCitation":"(Myllynen et al. 2023)","noteIndex":0},"citationItems":[{"id":66,"uris":["http://zotero.org/users/local/x6OJxADO/items/ASS435NV"],"itemData":{"id":66,"type":"article-journal","abstract":"The growing complexity of modern software systems necessitates architectural approaches that enhance scalability, flexibility, and maintainability. Microservices architecture has emerged as a leading solution, particularly for cross-domain applications. This paper presents a conceptual model for cross-domain microservices by integrating Event-Driven Design (EDD) and DomainDriven Design (DDD) principles. The proposed model focuses on structuring microservices around distinct bounded contexts, enabling modular development and fostering a deep alignment between technical architecture and business objectives. By employing EDD, the model leverages asynchronous communication and event streaming to decouple microservices, ensuring resilience and real-time responsiveness across domains. DDD is utilized to define domain boundaries, prioritize business logic, and establish ubiquitous language, facilitating seamless collaboration between technical and non-technical stakeholders. The model also introduces a unified framework for orchestrating complex interactions across microservices, enhancing system coherence without compromising autonomy. Key components of the conceptual model include event sourcing for maintaining robust data consistency, CQRS (Command Query Responsibility Segregation) to separate read and write operations, and aggregate design to manage domain entities efficiently. The model emphasizes event choreography over centralized orchestration, promoting loose coupling and scalability. Integration challenges, such as data synchronization, eventual consistency, and cross-domain event propagation, are addressed with practical guidelines for implementing resilient patterns. A comparative analysis with traditional service-oriented architectures underscores the model's advantages in supporting diverse business needs and rapid adaptability to changing requirements. The proposed conceptual model is validated through case studies in e-commerce and financial services, demonstrating its potential to optimize operational workflows and enhance user experiences. This research contributes to the growing discourse on microservices by bridging the gap between technical and business domains, offering a robust framework for designing cross-domain systems. Future work will explore extending the model with advanced AI-driven decision-making and monitoring capabilities.","container-title":"International Journal of Multidisciplinary Research and Growth Evaluation","DOI":"10.54660/.IJMRGE.2023.4.1.635-638","ISSN":"25827138","issue":"1","journalAbbreviation":"IJMRGE","language":"en","page":"635-638","source":"DOI.org (Crossref)","title":"Developing a Conceptual Model for Cross-Domain Microservices Using Event-Driven and Domain-Driven Design","volume":"4","author":[{"family":"Myllynen","given":"Teemu"},{"family":"Kamau","given":"Eunice"},{"family":"Mustapha","given":"Sikirat Damilola"},{"family":"Babatunde","given":"Gideon Opeyemi"},{"family":"Alabi","given":"Abidemi Adeleye"}],"issued":{"date-parts":[["2023"]]}}}],"schema":"https://github.com/citation-style-language/schema/raw/master/csl-citation.json"} </w:instrText>
-      </w:r>
-      <w:r>
-        <w:rPr>
-          <w:sz w:val="24"/>
-          <w:szCs w:val="24"/>
-        </w:rPr>
-        <w:fldChar w:fldCharType="separate"/>
-      </w:r>
-      <w:r>
-        <w:rPr>
-          <w:rFonts w:ascii="Calibri" w:eastAsiaTheme="minorHAnsi" w:cs="Calibri"/>
-          <w:sz w:val="24"/>
-          <w:szCs w:val="24"/>
-          <w:lang w:val="en-GB"/>
-        </w:rPr>
-        <w:t xml:space="preserve">(Myllynen </w:t>
-      </w:r>
-      <w:r>
-        <w:rPr>
-          <w:rFonts w:ascii="Calibri" w:eastAsiaTheme="minorHAnsi" w:cs="Calibri"/>
-          <w:i/>
-          <w:iCs/>
-          <w:sz w:val="24"/>
-          <w:szCs w:val="24"/>
-          <w:lang w:val="en-GB"/>
-        </w:rPr>
-        <w:t>et al.</w:t>
-      </w:r>
-      <w:r>
-        <w:rPr>
-          <w:rFonts w:ascii="Calibri" w:eastAsiaTheme="minorHAnsi" w:cs="Calibri"/>
-          <w:sz w:val="24"/>
-          <w:szCs w:val="24"/>
-          <w:lang w:val="en-GB"/>
-        </w:rPr>
-        <w:t xml:space="preserve"> 2023)</w:t>
-      </w:r>
-      <w:r>
-        <w:rPr>
-          <w:sz w:val="24"/>
-          <w:szCs w:val="24"/>
-        </w:rPr>
-        <w:fldChar w:fldCharType="end"/>
-      </w:r>
-      <w:r>
-        <w:rPr>
-          <w:sz w:val="24"/>
-          <w:szCs w:val="24"/>
-        </w:rPr>
-        <w:t xml:space="preserve">. </w:t>
-      </w:r>
-      <w:r>
-        <w:rPr>
-          <w:sz w:val="24"/>
-          <w:szCs w:val="24"/>
-        </w:rPr>
-        <w:t xml:space="preserve">When microservices are designed to perform on function for one domain and asynchronous communication is leveraged a decoupling effect occurs. No application needs to wait for another application, increasing the availability of the services and allowing a single failure to not impact the entire system </w:t>
-      </w:r>
-      <w:r>
-        <w:rPr>
-          <w:sz w:val="24"/>
-          <w:szCs w:val="24"/>
-        </w:rPr>
-        <w:fldChar w:fldCharType="begin"/>
-      </w:r>
-      <w:r>
-        <w:rPr>
-          <w:sz w:val="24"/>
-          <w:szCs w:val="24"/>
-        </w:rPr>
-        <w:instrText xml:space="preserve"> ADDIN ZOTERO_ITEM CSL_CITATION {"citationID":"yB9e2WOT","properties":{"unsorted":false,"formattedCitation":"(Vural and Koyuncu 2021)","plainCitation":"(Vural and Koyuncu 2021)","noteIndex":0},"citationItems":[{"id":67,"uris":["http://zotero.org/users/local/x6OJxADO/items/MLB2NM3X"],"itemData":{"id":67,"type":"article-journal","abstract":"Information systems are moving into the cloud. The new requirements enforced by cloud standards are high availability, high scalability, and a reduced mean time to recovery. Due to these new requirements, information system architecture styles are also evolving. Microservice architecture is becoming the de facto standard for developing highly modular cloud information systems. Since microservices were introduced, there has been an ongoing debate concerning how to choose the granularity of a microservice. In this study, the optimal point of granularity for microservices is examined based on coupling and cohesion values. The present study is based on two design examples generated in previous studies that applied domaindriven design in proposing microservices. Both examples are modiﬁed to generate more and less granular microservices. The coupling and cohesion values of the original examples are compared to those of the more and less granular microservices. We observe that domain-driven design has delivered a good end result for ﬁnding modular microservices.","container-title":"IEEE Access","DOI":"10.1109/ACCESS.2021.3060895","ISSN":"2169-3536","journalAbbreviation":"IEEE Access","language":"en","license":"https://creativecommons.org/licenses/by/4.0/legalcode","page":"32721-32733","source":"DOI.org (Crossref)","title":"Does Domain-Driven Design Lead to Finding the Optimal Modularity of a Microservice?","volume":"9","author":[{"family":"Vural","given":"Hulya"},{"family":"Koyuncu","given":"Murat"}],"issued":{"date-parts":[["2021"]]}}}],"schema":"https://github.com/citation-style-language/schema/raw/master/csl-citation.json"} </w:instrText>
-      </w:r>
-      <w:r>
-        <w:rPr>
-          <w:sz w:val="24"/>
-          <w:szCs w:val="24"/>
-        </w:rPr>
-        <w:fldChar w:fldCharType="separate"/>
-      </w:r>
-      <w:r>
-        <w:rPr>
-          <w:noProof/>
-          <w:sz w:val="24"/>
-          <w:szCs w:val="24"/>
-        </w:rPr>
-        <w:t>(Vural and Koyuncu 2021)</w:t>
-      </w:r>
-      <w:r>
-        <w:rPr>
-          <w:sz w:val="24"/>
-          <w:szCs w:val="24"/>
-        </w:rPr>
-        <w:fldChar w:fldCharType="end"/>
-      </w:r>
-      <w:r>
-        <w:rPr>
-          <w:sz w:val="24"/>
-          <w:szCs w:val="24"/>
-        </w:rPr>
-        <w:t xml:space="preserve">.  </w:t>
-      </w:r>
-      <w:r>
-        <w:rPr>
-          <w:sz w:val="24"/>
-          <w:szCs w:val="24"/>
-        </w:rPr>
-        <w:t>Havin established</w:t>
-      </w:r>
-      <w:r>
-        <w:rPr>
-          <w:sz w:val="24"/>
-          <w:szCs w:val="24"/>
-        </w:rPr>
-        <w:t xml:space="preserve"> </w:t>
-      </w:r>
-      <w:r>
-        <w:rPr>
-          <w:sz w:val="24"/>
-          <w:szCs w:val="24"/>
-        </w:rPr>
-        <w:t>why</w:t>
-      </w:r>
-      <w:r>
-        <w:rPr>
-          <w:sz w:val="24"/>
-          <w:szCs w:val="24"/>
-        </w:rPr>
-        <w:t xml:space="preserve"> enterprises </w:t>
-      </w:r>
-      <w:r>
-        <w:rPr>
-          <w:sz w:val="24"/>
-          <w:szCs w:val="24"/>
-        </w:rPr>
-        <w:t>design</w:t>
-      </w:r>
-      <w:r>
-        <w:rPr>
-          <w:sz w:val="24"/>
-          <w:szCs w:val="24"/>
-        </w:rPr>
-        <w:t xml:space="preserve"> bounded domains</w:t>
-      </w:r>
-      <w:r>
-        <w:rPr>
-          <w:sz w:val="24"/>
-          <w:szCs w:val="24"/>
-        </w:rPr>
-        <w:t xml:space="preserve"> </w:t>
-      </w:r>
-      <w:r>
-        <w:rPr>
-          <w:sz w:val="24"/>
-          <w:szCs w:val="24"/>
-        </w:rPr>
-        <w:t>we can now</w:t>
-      </w:r>
-      <w:r>
-        <w:rPr>
-          <w:sz w:val="24"/>
-          <w:szCs w:val="24"/>
-        </w:rPr>
-        <w:t xml:space="preserve"> </w:t>
-      </w:r>
-      <w:r>
-        <w:rPr>
-          <w:sz w:val="24"/>
-          <w:szCs w:val="24"/>
-        </w:rPr>
-        <w:t>exami</w:t>
-      </w:r>
-      <w:r>
-        <w:rPr>
-          <w:sz w:val="24"/>
-          <w:szCs w:val="24"/>
-        </w:rPr>
-        <w:t>ne</w:t>
-      </w:r>
-      <w:r>
-        <w:rPr>
-          <w:sz w:val="24"/>
-          <w:szCs w:val="24"/>
-        </w:rPr>
-        <w:t xml:space="preserve"> the</w:t>
-      </w:r>
-      <w:r>
-        <w:rPr>
-          <w:sz w:val="24"/>
-          <w:szCs w:val="24"/>
-        </w:rPr>
-        <w:t xml:space="preserve"> </w:t>
-      </w:r>
-      <w:r>
-        <w:rPr>
-          <w:sz w:val="24"/>
-          <w:szCs w:val="24"/>
-        </w:rPr>
-        <w:t>transition from</w:t>
-      </w:r>
-      <w:r>
-        <w:rPr>
-          <w:sz w:val="24"/>
-          <w:szCs w:val="24"/>
-        </w:rPr>
-        <w:t xml:space="preserve"> legacy </w:t>
-      </w:r>
-      <w:r>
-        <w:rPr>
-          <w:sz w:val="24"/>
-          <w:szCs w:val="24"/>
-        </w:rPr>
-        <w:t xml:space="preserve">monolithic applications towards </w:t>
-      </w:r>
-      <w:r>
-        <w:rPr>
-          <w:sz w:val="24"/>
-          <w:szCs w:val="24"/>
-        </w:rPr>
-        <w:t xml:space="preserve">modern </w:t>
-      </w:r>
-      <w:r>
-        <w:rPr>
-          <w:sz w:val="24"/>
-          <w:szCs w:val="24"/>
-        </w:rPr>
-        <w:t>domain-driven microservice architectures.</w:t>
-      </w:r>
-    </w:p>
-    <w:p>
-      <w:pPr>
-        <w:spacing w:after="0" w:line="360" w:lineRule="auto"/>
-        <w:jc w:val="both"/>
-        <w:rPr>
-          <w:sz w:val="24"/>
-          <w:szCs w:val="24"/>
-        </w:rPr>
-      </w:pPr>
     </w:p>
     <w:p>
       <w:pPr>
@@ -15414,9 +14767,8 @@
         </w:numPr>
         <w:ind w:left="851" w:hanging="851"/>
       </w:pPr>
-      <w:bookmarkStart w:id="33" w:name="_Toc233796057"/>
-      <w:r>
-        <w:lastRenderedPageBreak/>
+      <w:bookmarkStart w:id="31" w:name="_Toc233796057"/>
+      <w:r>
         <w:t>The transition from Monolith</w:t>
       </w:r>
       <w:r>
@@ -15431,7 +14783,7 @@
       <w:r>
         <w:t xml:space="preserve"> Microservices</w:t>
       </w:r>
-      <w:bookmarkEnd w:id="33"/>
+      <w:bookmarkEnd w:id="31"/>
     </w:p>
     <w:p>
       <w:pPr>
@@ -15442,13 +14794,451 @@
         </w:numPr>
         <w:ind w:left="1134" w:hanging="1134"/>
       </w:pPr>
-      <w:bookmarkStart w:id="34" w:name="_Toc233796058"/>
+      <w:bookmarkStart w:id="32" w:name="_Toc233796058"/>
       <w:r>
         <w:t>Monolithic Architecture</w:t>
       </w:r>
-      <w:bookmarkEnd w:id="34"/>
-    </w:p>
-    <w:p/>
+      <w:bookmarkEnd w:id="32"/>
+    </w:p>
+    <w:p>
+      <w:pPr>
+        <w:spacing w:line="360" w:lineRule="auto"/>
+        <w:rPr>
+          <w:sz w:val="24"/>
+          <w:szCs w:val="24"/>
+        </w:rPr>
+      </w:pPr>
+      <w:r>
+        <w:rPr>
+          <w:sz w:val="24"/>
+          <w:szCs w:val="24"/>
+        </w:rPr>
+        <w:t>Software architecture is how IT applications are designed. The nature of the architecture can affect every aspect of the application including its functionality, reliability, scalability and associated costs</w:t>
+      </w:r>
+      <w:r>
+        <w:rPr>
+          <w:sz w:val="24"/>
+          <w:szCs w:val="24"/>
+        </w:rPr>
+        <w:t xml:space="preserve"> </w:t>
+      </w:r>
+      <w:r>
+        <w:rPr>
+          <w:sz w:val="24"/>
+          <w:szCs w:val="24"/>
+        </w:rPr>
+        <w:fldChar w:fldCharType="begin"/>
+      </w:r>
+      <w:r>
+        <w:rPr>
+          <w:sz w:val="24"/>
+          <w:szCs w:val="24"/>
+        </w:rPr>
+        <w:instrText xml:space="preserve"> ADDIN ZOTERO_ITEM CSL_CITATION {"citationID":"dyVGjhVB","properties":{"unsorted":false,"formattedCitation":"(Mishra {\\i{}et al.} 2022)","plainCitation":"(Mishra et al. 2022)","noteIndex":0},"citationItems":[{"id":212,"uris":["http://zotero.org/users/local/x6OJxADO/items/7NE48WHA"],"itemData":{"id":212,"type":"paper-conference","abstract":"Nowadays people demand fast and efficient web applications. With the fastest internet facility and readily available resources to run the web application, reliability and efficiency can be provided by the efficient developers. As a matter of fact, it is necessary to choose proper architecture for the proposed solution to make sure the apps can supplement as user needs and requirements grow. Out of the two most popular architectures in software development : Monolithic and Microservices , later provides advantages of scalability and maintainability. Several big companies are working to migrate their monolithic architecture to microservices based architecture making it easier for programmers to build and scale apps. The purpose of this research work is to understand the need and techniques of migrating Monolithic applications to Microservices architecture. Since legacy monolithic application terms have such deep meaning it is not possible to mention that there is a particular way to convert Monolithic applications to Microservices. Therefore we reviewed proposed algorithms for the migration process and analyzed their benefits and drawbacks. This research work concludes by providing a generalized pipeline that will provide assistive technological architecture to migrate to microservices based systems for greater flexibility and scalability.","container-title":"2022 International Conference on Futuristic Technologies (INCOFT)","DOI":"10.1109/INCOFT55651.2022.10094556","event-title":"2022 International Conference on Futuristic Technologies (INCOFT)","ISBN":"978-1-6654-5046-1","language":"en","license":"https://doi.org/10.15223/policy-029","page":"1-6","publisher":"IEEE","publisher-place":"Belgaum, India","source":"DOI.org (Crossref)","title":"Transition from Monolithic to Microservices Architecture: Need and proposed pipeline","title-short":"Transition from Monolithic to Microservices Architecture","URL":"https://ieeexplore.ieee.org/document/10094556/","author":[{"family":"Mishra","given":"Ridhima"},{"family":"Jaiswal","given":"Nishtha"},{"family":"Prakash","given":"Rishi"},{"family":"Barwal","given":"Paras Nath"}],"accessed":{"date-parts":[["2026",7,4]]},"issued":{"date-parts":[["2022",11,25]]}}}],"schema":"https://github.com/citation-style-language/schema/raw/master/csl-citation.json"} </w:instrText>
+      </w:r>
+      <w:r>
+        <w:rPr>
+          <w:sz w:val="24"/>
+          <w:szCs w:val="24"/>
+        </w:rPr>
+        <w:fldChar w:fldCharType="separate"/>
+      </w:r>
+      <w:r>
+        <w:rPr>
+          <w:sz w:val="24"/>
+          <w:szCs w:val="24"/>
+        </w:rPr>
+        <w:t>(Mishra et al. 2022)</w:t>
+      </w:r>
+      <w:r>
+        <w:rPr>
+          <w:sz w:val="24"/>
+          <w:szCs w:val="24"/>
+        </w:rPr>
+        <w:fldChar w:fldCharType="end"/>
+      </w:r>
+      <w:r>
+        <w:rPr>
+          <w:sz w:val="24"/>
+          <w:szCs w:val="24"/>
+        </w:rPr>
+        <w:t xml:space="preserve">. </w:t>
+      </w:r>
+      <w:r>
+        <w:rPr>
+          <w:sz w:val="24"/>
+          <w:szCs w:val="24"/>
+        </w:rPr>
+        <w:t xml:space="preserve">Monolithic architecture is a specific kind of software architecture. </w:t>
+      </w:r>
+      <w:r>
+        <w:rPr>
+          <w:sz w:val="24"/>
+          <w:szCs w:val="24"/>
+        </w:rPr>
+        <w:t xml:space="preserve">It is a traditional method to develop applications where a single application houses multiple functionalities which many aspects of the business may rely on including </w:t>
+      </w:r>
+      <w:r>
+        <w:rPr>
+          <w:sz w:val="24"/>
+          <w:szCs w:val="24"/>
+        </w:rPr>
+        <w:t xml:space="preserve">a client and server side operations as well as interfaces, integrations layers, business logic and database layers </w:t>
+      </w:r>
+      <w:r>
+        <w:rPr>
+          <w:sz w:val="24"/>
+          <w:szCs w:val="24"/>
+        </w:rPr>
+        <w:fldChar w:fldCharType="begin"/>
+      </w:r>
+      <w:r>
+        <w:rPr>
+          <w:sz w:val="24"/>
+          <w:szCs w:val="24"/>
+        </w:rPr>
+        <w:instrText xml:space="preserve"> ADDIN ZOTERO_ITEM CSL_CITATION {"citationID":"Ea4mJete","properties":{"unsorted":false,"formattedCitation":"(Mishra {\\i{}et al.} 2022)","plainCitation":"(Mishra et al. 2022)","noteIndex":0},"citationItems":[{"id":212,"uris":["http://zotero.org/users/local/x6OJxADO/items/7NE48WHA"],"itemData":{"id":212,"type":"paper-conference","abstract":"Nowadays people demand fast and efficient web applications. With the fastest internet facility and readily available resources to run the web application, reliability and efficiency can be provided by the efficient developers. As a matter of fact, it is necessary to choose proper architecture for the proposed solution to make sure the apps can supplement as user needs and requirements grow. Out of the two most popular architectures in software development : Monolithic and Microservices , later provides advantages of scalability and maintainability. Several big companies are working to migrate their monolithic architecture to microservices based architecture making it easier for programmers to build and scale apps. The purpose of this research work is to understand the need and techniques of migrating Monolithic applications to Microservices architecture. Since legacy monolithic application terms have such deep meaning it is not possible to mention that there is a particular way to convert Monolithic applications to Microservices. Therefore we reviewed proposed algorithms for the migration process and analyzed their benefits and drawbacks. This research work concludes by providing a generalized pipeline that will provide assistive technological architecture to migrate to microservices based systems for greater flexibility and scalability.","container-title":"2022 International Conference on Futuristic Technologies (INCOFT)","DOI":"10.1109/INCOFT55651.2022.10094556","event-title":"2022 International Conference on Futuristic Technologies (INCOFT)","ISBN":"978-1-6654-5046-1","language":"en","license":"https://doi.org/10.15223/policy-029","page":"1-6","publisher":"IEEE","publisher-place":"Belgaum, India","source":"DOI.org (Crossref)","title":"Transition from Monolithic to Microservices Architecture: Need and proposed pipeline","title-short":"Transition from Monolithic to Microservices Architecture","URL":"https://ieeexplore.ieee.org/document/10094556/","author":[{"family":"Mishra","given":"Ridhima"},{"family":"Jaiswal","given":"Nishtha"},{"family":"Prakash","given":"Rishi"},{"family":"Barwal","given":"Paras Nath"}],"accessed":{"date-parts":[["2026",7,4]]},"issued":{"date-parts":[["2022",11,25]]}}}],"schema":"https://github.com/citation-style-language/schema/raw/master/csl-citation.json"} </w:instrText>
+      </w:r>
+      <w:r>
+        <w:rPr>
+          <w:sz w:val="24"/>
+          <w:szCs w:val="24"/>
+        </w:rPr>
+        <w:fldChar w:fldCharType="separate"/>
+      </w:r>
+      <w:r>
+        <w:rPr>
+          <w:sz w:val="24"/>
+          <w:szCs w:val="24"/>
+        </w:rPr>
+        <w:t>(Mishra et al. 2022)</w:t>
+      </w:r>
+      <w:r>
+        <w:rPr>
+          <w:sz w:val="24"/>
+          <w:szCs w:val="24"/>
+        </w:rPr>
+        <w:fldChar w:fldCharType="end"/>
+      </w:r>
+      <w:r>
+        <w:rPr>
+          <w:sz w:val="24"/>
+          <w:szCs w:val="24"/>
+        </w:rPr>
+        <w:t xml:space="preserve">. </w:t>
+      </w:r>
+      <w:r>
+        <w:rPr>
+          <w:sz w:val="24"/>
+          <w:szCs w:val="24"/>
+        </w:rPr>
+        <w:t>Essentially a monolith cannot run its modules independently and is often deployment as a single application</w:t>
+      </w:r>
+      <w:r>
+        <w:rPr>
+          <w:sz w:val="24"/>
+          <w:szCs w:val="24"/>
+        </w:rPr>
+        <w:t xml:space="preserve"> with tight coupling to other systems</w:t>
+      </w:r>
+      <w:r>
+        <w:rPr>
+          <w:sz w:val="24"/>
+          <w:szCs w:val="24"/>
+        </w:rPr>
+        <w:t xml:space="preserve"> </w:t>
+      </w:r>
+      <w:r>
+        <w:rPr>
+          <w:sz w:val="24"/>
+          <w:szCs w:val="24"/>
+        </w:rPr>
+        <w:fldChar w:fldCharType="begin"/>
+      </w:r>
+      <w:r>
+        <w:rPr>
+          <w:sz w:val="24"/>
+          <w:szCs w:val="24"/>
+        </w:rPr>
+        <w:instrText xml:space="preserve"> ADDIN ZOTERO_ITEM CSL_CITATION {"citationID":"MYZMNYdj","properties":{"unsorted":false,"formattedCitation":"(Kiani {\\i{}et al.} 2024)","plainCitation":"(Kiani et al. 2024)","noteIndex":0},"citationItems":[{"id":220,"uris":["http://zotero.org/users/local/x6OJxADO/items/H95EVJGW"],"itemData":{"id":220,"type":"paper-conference","abstract":"The Microservices Architecture (MSA) promotes small, independently distributed services over a single monolithic system. Hence Nowadays, switching from monolithic to microservices architectures is a common trend. Even though a number of strategies have been put forth in the literature to help with this migration, there is still more work to be done in this field of open research. Therefore, this paper's primary goal is to suggest a new approach for accelerating this migration process. For a smooth transition from monolithic to microservices architecture, the proposed approach made use of gradual decomposition integrating pilot projects, specifying service boundaries, code base refactoring, and continuous optimization. To assess the proposed approach, we carried out the controlled experiment. The findings demonstrate that the proposed approach proved to be a more reliable and error-resistant way to convert monolithic architecture into microservices. Moreover, the proposed approach offers a flexible migration strategy in addition to accelerating and smoothing the migration process.","container-title":"2024 International Conference on Engineering &amp;amp; Computing Technologies (ICECT)","DOI":"10.1109/ICECT61618.2024.10581399","event-title":"2024 International Conference on Engineering &amp;amp; Computing Technologies (ICECT)","ISBN":"979-8-3503-4971-9","language":"en","license":"https://doi.org/10.15223/policy-029","page":"1-7","publisher":"IEEE","publisher-place":"Islamabad, Pakistan","source":"DOI.org (Crossref)","title":"Catalysing Monolithic to Microsevices Migration: A Strategic Approach Using Refactoring and Pilot Projects","title-short":"Catalysing Monolithic to Microsevices Migration","URL":"https://ieeexplore.ieee.org/document/10581399/","author":[{"family":"Kiani","given":"Azaz Ahmed"},{"family":"Sarwar","given":"Amber"},{"family":"Arshad","given":"Hira"},{"family":"Bibi","given":"Amna"},{"family":"Ahmad","given":"Fahad Burhan"},{"family":"Ahmed","given":"Waseem"}],"accessed":{"date-parts":[["2026",7,13]]},"issued":{"date-parts":[["2024",5,23]]}}}],"schema":"https://github.com/citation-style-language/schema/raw/master/csl-citation.json"} </w:instrText>
+      </w:r>
+      <w:r>
+        <w:rPr>
+          <w:sz w:val="24"/>
+          <w:szCs w:val="24"/>
+        </w:rPr>
+        <w:fldChar w:fldCharType="separate"/>
+      </w:r>
+      <w:r>
+        <w:rPr>
+          <w:rFonts w:ascii="Calibri" w:eastAsiaTheme="minorHAnsi" w:cs="Calibri"/>
+          <w:sz w:val="24"/>
+          <w:szCs w:val="24"/>
+          <w:lang w:val="en-GB"/>
+        </w:rPr>
+        <w:t>(</w:t>
+      </w:r>
+      <w:proofErr w:type="spellStart"/>
+      <w:r>
+        <w:rPr>
+          <w:rFonts w:ascii="Calibri" w:eastAsiaTheme="minorHAnsi" w:cs="Calibri"/>
+          <w:sz w:val="24"/>
+          <w:szCs w:val="24"/>
+          <w:lang w:val="en-GB"/>
+        </w:rPr>
+        <w:t>Kiani</w:t>
+      </w:r>
+      <w:proofErr w:type="spellEnd"/>
+      <w:r>
+        <w:rPr>
+          <w:rFonts w:ascii="Calibri" w:eastAsiaTheme="minorHAnsi" w:cs="Calibri"/>
+          <w:sz w:val="24"/>
+          <w:szCs w:val="24"/>
+          <w:lang w:val="en-GB"/>
+        </w:rPr>
+        <w:t xml:space="preserve"> </w:t>
+      </w:r>
+      <w:r>
+        <w:rPr>
+          <w:rFonts w:ascii="Calibri" w:eastAsiaTheme="minorHAnsi" w:cs="Calibri"/>
+          <w:i/>
+          <w:iCs/>
+          <w:sz w:val="24"/>
+          <w:szCs w:val="24"/>
+          <w:lang w:val="en-GB"/>
+        </w:rPr>
+        <w:t>et al.</w:t>
+      </w:r>
+      <w:r>
+        <w:rPr>
+          <w:rFonts w:ascii="Calibri" w:eastAsiaTheme="minorHAnsi" w:cs="Calibri"/>
+          <w:sz w:val="24"/>
+          <w:szCs w:val="24"/>
+          <w:lang w:val="en-GB"/>
+        </w:rPr>
+        <w:t xml:space="preserve"> 2024)</w:t>
+      </w:r>
+      <w:r>
+        <w:rPr>
+          <w:sz w:val="24"/>
+          <w:szCs w:val="24"/>
+        </w:rPr>
+        <w:fldChar w:fldCharType="end"/>
+      </w:r>
+      <w:r>
+        <w:rPr>
+          <w:sz w:val="24"/>
+          <w:szCs w:val="24"/>
+        </w:rPr>
+        <w:t xml:space="preserve">. </w:t>
+      </w:r>
+      <w:r>
+        <w:rPr>
+          <w:sz w:val="24"/>
+          <w:szCs w:val="24"/>
+        </w:rPr>
+        <w:t>A monolithic can have advantages early in its lifetime when it has not become too complex since it requires less deployments and can be worked on centrally. However, this tend to change as</w:t>
+      </w:r>
+      <w:r>
+        <w:rPr>
+          <w:sz w:val="24"/>
+          <w:szCs w:val="24"/>
+        </w:rPr>
+        <w:t xml:space="preserve"> </w:t>
+      </w:r>
+      <w:r>
+        <w:rPr>
+          <w:sz w:val="24"/>
+          <w:szCs w:val="24"/>
+        </w:rPr>
+        <w:t xml:space="preserve">a large amount functionality is often accumulated organically over years </w:t>
+      </w:r>
+      <w:r>
+        <w:rPr>
+          <w:sz w:val="24"/>
+          <w:szCs w:val="24"/>
+        </w:rPr>
+        <w:t>via</w:t>
+      </w:r>
+      <w:r>
+        <w:rPr>
+          <w:sz w:val="24"/>
+          <w:szCs w:val="24"/>
+        </w:rPr>
+        <w:t xml:space="preserve"> add-ons and </w:t>
+      </w:r>
+      <w:r>
+        <w:rPr>
+          <w:sz w:val="24"/>
+          <w:szCs w:val="24"/>
+        </w:rPr>
+        <w:t xml:space="preserve">unplanned </w:t>
+      </w:r>
+      <w:r>
+        <w:rPr>
+          <w:sz w:val="24"/>
+          <w:szCs w:val="24"/>
+        </w:rPr>
+        <w:t>extensions</w:t>
+      </w:r>
+      <w:r>
+        <w:rPr>
+          <w:sz w:val="24"/>
+          <w:szCs w:val="24"/>
+        </w:rPr>
+        <w:t xml:space="preserve">. </w:t>
+      </w:r>
+      <w:r>
+        <w:rPr>
+          <w:sz w:val="24"/>
+          <w:szCs w:val="24"/>
+        </w:rPr>
+        <w:t>Therefore the structure of a monolith tends to be</w:t>
+      </w:r>
+      <w:r>
+        <w:rPr>
+          <w:sz w:val="24"/>
+          <w:szCs w:val="24"/>
+        </w:rPr>
+        <w:t>come more</w:t>
+      </w:r>
+      <w:r>
+        <w:rPr>
+          <w:sz w:val="24"/>
+          <w:szCs w:val="24"/>
+        </w:rPr>
+        <w:t xml:space="preserve"> </w:t>
+      </w:r>
+      <w:r>
+        <w:rPr>
+          <w:sz w:val="24"/>
+          <w:szCs w:val="24"/>
+        </w:rPr>
+        <w:t>complicated</w:t>
+      </w:r>
+      <w:r>
+        <w:rPr>
+          <w:sz w:val="24"/>
+          <w:szCs w:val="24"/>
+        </w:rPr>
+        <w:t xml:space="preserve"> and even chaotic, with software developers often only understanding certain parts that they are responsible for and not the overall application itself due to its complexity and size. </w:t>
+      </w:r>
+    </w:p>
+    <w:p>
+      <w:pPr>
+        <w:spacing w:line="360" w:lineRule="auto"/>
+        <w:rPr>
+          <w:sz w:val="24"/>
+          <w:szCs w:val="24"/>
+        </w:rPr>
+      </w:pPr>
+      <w:r>
+        <w:rPr>
+          <w:sz w:val="24"/>
+          <w:szCs w:val="24"/>
+        </w:rPr>
+        <w:lastRenderedPageBreak/>
+        <w:t>Some of the key disadvantages that mature monolithic applications present include</w:t>
+      </w:r>
+      <w:r>
+        <w:rPr>
+          <w:sz w:val="24"/>
+          <w:szCs w:val="24"/>
+        </w:rPr>
+        <w:t xml:space="preserve"> the difficulty to make changes due to tight coupling, any update forces the entire application to be redeployed</w:t>
+      </w:r>
+      <w:r>
+        <w:rPr>
+          <w:sz w:val="24"/>
+          <w:szCs w:val="24"/>
+        </w:rPr>
+        <w:t xml:space="preserve"> and if a single failure occurs within the system everything can stop working </w:t>
+      </w:r>
+      <w:r>
+        <w:rPr>
+          <w:sz w:val="24"/>
+          <w:szCs w:val="24"/>
+        </w:rPr>
+        <w:fldChar w:fldCharType="begin"/>
+      </w:r>
+      <w:r>
+        <w:rPr>
+          <w:sz w:val="24"/>
+          <w:szCs w:val="24"/>
+        </w:rPr>
+        <w:instrText xml:space="preserve"> ADDIN ZOTERO_ITEM CSL_CITATION {"citationID":"TxBHJaQN","properties":{"unsorted":false,"formattedCitation":"(Kiani {\\i{}et al.} 2024)","plainCitation":"(Kiani et al. 2024)","noteIndex":0},"citationItems":[{"id":220,"uris":["http://zotero.org/users/local/x6OJxADO/items/H95EVJGW"],"itemData":{"id":220,"type":"paper-conference","abstract":"The Microservices Architecture (MSA) promotes small, independently distributed services over a single monolithic system. Hence Nowadays, switching from monolithic to microservices architectures is a common trend. Even though a number of strategies have been put forth in the literature to help with this migration, there is still more work to be done in this field of open research. Therefore, this paper's primary goal is to suggest a new approach for accelerating this migration process. For a smooth transition from monolithic to microservices architecture, the proposed approach made use of gradual decomposition integrating pilot projects, specifying service boundaries, code base refactoring, and continuous optimization. To assess the proposed approach, we carried out the controlled experiment. The findings demonstrate that the proposed approach proved to be a more reliable and error-resistant way to convert monolithic architecture into microservices. Moreover, the proposed approach offers a flexible migration strategy in addition to accelerating and smoothing the migration process.","container-title":"2024 International Conference on Engineering &amp;amp; Computing Technologies (ICECT)","DOI":"10.1109/ICECT61618.2024.10581399","event-title":"2024 International Conference on Engineering &amp;amp; Computing Technologies (ICECT)","ISBN":"979-8-3503-4971-9","language":"en","license":"https://doi.org/10.15223/policy-029","page":"1-7","publisher":"IEEE","publisher-place":"Islamabad, Pakistan","source":"DOI.org (Crossref)","title":"Catalysing Monolithic to Microsevices Migration: A Strategic Approach Using Refactoring and Pilot Projects","title-short":"Catalysing Monolithic to Microsevices Migration","URL":"https://ieeexplore.ieee.org/document/10581399/","author":[{"family":"Kiani","given":"Azaz Ahmed"},{"family":"Sarwar","given":"Amber"},{"family":"Arshad","given":"Hira"},{"family":"Bibi","given":"Amna"},{"family":"Ahmad","given":"Fahad Burhan"},{"family":"Ahmed","given":"Waseem"}],"accessed":{"date-parts":[["2026",7,13]]},"issued":{"date-parts":[["2024",5,23]]}}}],"schema":"https://github.com/citation-style-language/schema/raw/master/csl-citation.json"} </w:instrText>
+      </w:r>
+      <w:r>
+        <w:rPr>
+          <w:sz w:val="24"/>
+          <w:szCs w:val="24"/>
+        </w:rPr>
+        <w:fldChar w:fldCharType="separate"/>
+      </w:r>
+      <w:r>
+        <w:rPr>
+          <w:rFonts w:ascii="Calibri" w:eastAsiaTheme="minorHAnsi" w:cs="Calibri"/>
+          <w:sz w:val="24"/>
+          <w:szCs w:val="24"/>
+          <w:lang w:val="en-GB"/>
+        </w:rPr>
+        <w:t>(</w:t>
+      </w:r>
+      <w:proofErr w:type="spellStart"/>
+      <w:r>
+        <w:rPr>
+          <w:rFonts w:ascii="Calibri" w:eastAsiaTheme="minorHAnsi" w:cs="Calibri"/>
+          <w:sz w:val="24"/>
+          <w:szCs w:val="24"/>
+          <w:lang w:val="en-GB"/>
+        </w:rPr>
+        <w:t>Kiani</w:t>
+      </w:r>
+      <w:proofErr w:type="spellEnd"/>
+      <w:r>
+        <w:rPr>
+          <w:rFonts w:ascii="Calibri" w:eastAsiaTheme="minorHAnsi" w:cs="Calibri"/>
+          <w:sz w:val="24"/>
+          <w:szCs w:val="24"/>
+          <w:lang w:val="en-GB"/>
+        </w:rPr>
+        <w:t xml:space="preserve"> </w:t>
+      </w:r>
+      <w:r>
+        <w:rPr>
+          <w:rFonts w:ascii="Calibri" w:eastAsiaTheme="minorHAnsi" w:cs="Calibri"/>
+          <w:i/>
+          <w:iCs/>
+          <w:sz w:val="24"/>
+          <w:szCs w:val="24"/>
+          <w:lang w:val="en-GB"/>
+        </w:rPr>
+        <w:t>et al.</w:t>
+      </w:r>
+      <w:r>
+        <w:rPr>
+          <w:rFonts w:ascii="Calibri" w:eastAsiaTheme="minorHAnsi" w:cs="Calibri"/>
+          <w:sz w:val="24"/>
+          <w:szCs w:val="24"/>
+          <w:lang w:val="en-GB"/>
+        </w:rPr>
+        <w:t xml:space="preserve"> 2024)</w:t>
+      </w:r>
+      <w:r>
+        <w:rPr>
+          <w:sz w:val="24"/>
+          <w:szCs w:val="24"/>
+        </w:rPr>
+        <w:fldChar w:fldCharType="end"/>
+      </w:r>
+      <w:r>
+        <w:rPr>
+          <w:sz w:val="24"/>
+          <w:szCs w:val="24"/>
+        </w:rPr>
+        <w:t xml:space="preserve">.  </w:t>
+      </w:r>
+    </w:p>
     <w:p>
       <w:pPr>
         <w:pStyle w:val="Heading3"/>
@@ -15458,19 +15248,253 @@
         </w:numPr>
         <w:ind w:left="1134" w:hanging="1134"/>
       </w:pPr>
-      <w:bookmarkStart w:id="35" w:name="_Toc233796059"/>
-      <w:r>
-        <w:t>M</w:t>
-      </w:r>
-      <w:r>
-        <w:t>icroservice A</w:t>
-      </w:r>
-      <w:r>
-        <w:t>rchitecture</w:t>
-      </w:r>
-      <w:bookmarkEnd w:id="35"/>
-    </w:p>
-    <w:p/>
+      <w:bookmarkStart w:id="33" w:name="_Toc233796059"/>
+      <w:r>
+        <w:t>Microservice</w:t>
+      </w:r>
+      <w:r>
+        <w:t>s</w:t>
+      </w:r>
+      <w:r>
+        <w:t xml:space="preserve"> Architecture</w:t>
+      </w:r>
+      <w:bookmarkEnd w:id="33"/>
+    </w:p>
+    <w:p>
+      <w:pPr>
+        <w:spacing w:line="360" w:lineRule="auto"/>
+        <w:rPr>
+          <w:sz w:val="24"/>
+          <w:szCs w:val="24"/>
+        </w:rPr>
+      </w:pPr>
+      <w:r>
+        <w:rPr>
+          <w:sz w:val="24"/>
+          <w:szCs w:val="24"/>
+        </w:rPr>
+        <w:t xml:space="preserve">There has been a trend in enterprises to move towards </w:t>
+      </w:r>
+      <w:r>
+        <w:rPr>
+          <w:sz w:val="24"/>
+          <w:szCs w:val="24"/>
+        </w:rPr>
+        <w:t>Microservices Architecture (MSA)</w:t>
+      </w:r>
+      <w:r>
+        <w:rPr>
+          <w:sz w:val="24"/>
+          <w:szCs w:val="24"/>
+        </w:rPr>
+        <w:t xml:space="preserve"> in order to enable the immediate modifications of business applications and reduce their complexity </w:t>
+      </w:r>
+      <w:r>
+        <w:rPr>
+          <w:sz w:val="24"/>
+          <w:szCs w:val="24"/>
+        </w:rPr>
+        <w:fldChar w:fldCharType="begin"/>
+      </w:r>
+      <w:r>
+        <w:rPr>
+          <w:sz w:val="24"/>
+          <w:szCs w:val="24"/>
+        </w:rPr>
+        <w:instrText xml:space="preserve"> ADDIN ZOTERO_ITEM CSL_CITATION {"citationID":"4VGdSmCT","properties":{"unsorted":false,"formattedCitation":"(Kiani {\\i{}et al.} 2024)","plainCitation":"(Kiani et al. 2024)","noteIndex":0},"citationItems":[{"id":220,"uris":["http://zotero.org/users/local/x6OJxADO/items/H95EVJGW"],"itemData":{"id":220,"type":"paper-conference","abstract":"The Microservices Architecture (MSA) promotes small, independently distributed services over a single monolithic system. Hence Nowadays, switching from monolithic to microservices architectures is a common trend. Even though a number of strategies have been put forth in the literature to help with this migration, there is still more work to be done in this field of open research. Therefore, this paper's primary goal is to suggest a new approach for accelerating this migration process. For a smooth transition from monolithic to microservices architecture, the proposed approach made use of gradual decomposition integrating pilot projects, specifying service boundaries, code base refactoring, and continuous optimization. To assess the proposed approach, we carried out the controlled experiment. The findings demonstrate that the proposed approach proved to be a more reliable and error-resistant way to convert monolithic architecture into microservices. Moreover, the proposed approach offers a flexible migration strategy in addition to accelerating and smoothing the migration process.","container-title":"2024 International Conference on Engineering &amp;amp; Computing Technologies (ICECT)","DOI":"10.1109/ICECT61618.2024.10581399","event-title":"2024 International Conference on Engineering &amp;amp; Computing Technologies (ICECT)","ISBN":"979-8-3503-4971-9","language":"en","license":"https://doi.org/10.15223/policy-029","page":"1-7","publisher":"IEEE","publisher-place":"Islamabad, Pakistan","source":"DOI.org (Crossref)","title":"Catalysing Monolithic to Microsevices Migration: A Strategic Approach Using Refactoring and Pilot Projects","title-short":"Catalysing Monolithic to Microsevices Migration","URL":"https://ieeexplore.ieee.org/document/10581399/","author":[{"family":"Kiani","given":"Azaz Ahmed"},{"family":"Sarwar","given":"Amber"},{"family":"Arshad","given":"Hira"},{"family":"Bibi","given":"Amna"},{"family":"Ahmad","given":"Fahad Burhan"},{"family":"Ahmed","given":"Waseem"}],"accessed":{"date-parts":[["2026",7,13]]},"issued":{"date-parts":[["2024",5,23]]}}}],"schema":"https://github.com/citation-style-language/schema/raw/master/csl-citation.json"} </w:instrText>
+      </w:r>
+      <w:r>
+        <w:rPr>
+          <w:sz w:val="24"/>
+          <w:szCs w:val="24"/>
+        </w:rPr>
+        <w:fldChar w:fldCharType="separate"/>
+      </w:r>
+      <w:r>
+        <w:rPr>
+          <w:rFonts w:ascii="Calibri" w:eastAsiaTheme="minorHAnsi" w:cs="Calibri"/>
+          <w:sz w:val="24"/>
+          <w:szCs w:val="24"/>
+          <w:lang w:val="en-GB"/>
+        </w:rPr>
+        <w:t>(</w:t>
+      </w:r>
+      <w:proofErr w:type="spellStart"/>
+      <w:r>
+        <w:rPr>
+          <w:rFonts w:ascii="Calibri" w:eastAsiaTheme="minorHAnsi" w:cs="Calibri"/>
+          <w:sz w:val="24"/>
+          <w:szCs w:val="24"/>
+          <w:lang w:val="en-GB"/>
+        </w:rPr>
+        <w:t>Kiani</w:t>
+      </w:r>
+      <w:proofErr w:type="spellEnd"/>
+      <w:r>
+        <w:rPr>
+          <w:rFonts w:ascii="Calibri" w:eastAsiaTheme="minorHAnsi" w:cs="Calibri"/>
+          <w:sz w:val="24"/>
+          <w:szCs w:val="24"/>
+          <w:lang w:val="en-GB"/>
+        </w:rPr>
+        <w:t xml:space="preserve"> </w:t>
+      </w:r>
+      <w:r>
+        <w:rPr>
+          <w:rFonts w:ascii="Calibri" w:eastAsiaTheme="minorHAnsi" w:cs="Calibri"/>
+          <w:i/>
+          <w:iCs/>
+          <w:sz w:val="24"/>
+          <w:szCs w:val="24"/>
+          <w:lang w:val="en-GB"/>
+        </w:rPr>
+        <w:t>et al.</w:t>
+      </w:r>
+      <w:r>
+        <w:rPr>
+          <w:rFonts w:ascii="Calibri" w:eastAsiaTheme="minorHAnsi" w:cs="Calibri"/>
+          <w:sz w:val="24"/>
+          <w:szCs w:val="24"/>
+          <w:lang w:val="en-GB"/>
+        </w:rPr>
+        <w:t xml:space="preserve"> 2024)</w:t>
+      </w:r>
+      <w:r>
+        <w:rPr>
+          <w:sz w:val="24"/>
+          <w:szCs w:val="24"/>
+        </w:rPr>
+        <w:fldChar w:fldCharType="end"/>
+      </w:r>
+      <w:r>
+        <w:rPr>
+          <w:sz w:val="24"/>
+          <w:szCs w:val="24"/>
+        </w:rPr>
+        <w:t xml:space="preserve">. </w:t>
+      </w:r>
+      <w:r>
+        <w:rPr>
+          <w:sz w:val="24"/>
+          <w:szCs w:val="24"/>
+        </w:rPr>
+        <w:t xml:space="preserve">MSA allows applications to deployed independently with fully </w:t>
+      </w:r>
+      <w:r>
+        <w:rPr>
+          <w:sz w:val="24"/>
+          <w:szCs w:val="24"/>
+        </w:rPr>
+        <w:t>self-contained</w:t>
+      </w:r>
+      <w:r>
+        <w:rPr>
+          <w:sz w:val="24"/>
+          <w:szCs w:val="24"/>
+        </w:rPr>
+        <w:t xml:space="preserve"> services</w:t>
+      </w:r>
+      <w:r>
+        <w:rPr>
+          <w:sz w:val="24"/>
+          <w:szCs w:val="24"/>
+        </w:rPr>
+        <w:t xml:space="preserve"> that allows for faster releases and improved maintainability and scalability </w:t>
+      </w:r>
+      <w:r>
+        <w:rPr>
+          <w:sz w:val="24"/>
+          <w:szCs w:val="24"/>
+        </w:rPr>
+        <w:fldChar w:fldCharType="begin"/>
+      </w:r>
+      <w:r>
+        <w:rPr>
+          <w:sz w:val="24"/>
+          <w:szCs w:val="24"/>
+        </w:rPr>
+        <w:instrText xml:space="preserve"> ADDIN ZOTERO_ITEM CSL_CITATION {"citationID":"qdhTBErX","properties":{"unsorted":false,"formattedCitation":"(Oumoussa and Saidi 2024)","plainCitation":"(Oumoussa and Saidi 2024)","noteIndex":0},"citationItems":[{"id":217,"uris":["http://zotero.org/users/local/x6OJxADO/items/AMCJN9CK"],"itemData":{"id":217,"type":"article-journal","abstract":"Modernizing monolithic systems through microservices architectures (MSAs) promises significant benefits in terms of scalability, agility, and cloud adoption. However, this transition hinges on accurate and efficient microservices identification, a complex area of research still in its evolution. This systematic literature review delves into this challenge by exploring three critical questions: First, we examine how the field of microservices identification has evolved over time, analyzing publication trends, categorizing existing research, and mapping out different research objectives and methodologies employed. Second, we dive into the current state-of-the-art, showcasing cutting-edge methodologies and tools developed to address microservices identification challenges. We highlight promising approaches while identifying potential limitations. Third, we unveil both existing hurdles and future challenges in this domain, painting a comprehensive picture of the obstacles and opportunities that lie ahead. Our findings illuminate key areas demanding further attention, including the need for more automated and accurate identification tools, standardized evaluation benchmarks, and a deeper understanding of the human factors involved in successful transitions. By addressing these critical gaps, we aim to pave the way for smoother and more effective modernization of monolithic systems through microservices adoption.","container-title":"IEEE Access","DOI":"10.1109/ACCESS.2024.3365079","ISSN":"2169-3536","journalAbbreviation":"IEEE Access","language":"en","license":"https://creativecommons.org/licenses/by-nc-nd/4.0/","page":"23389-23405","source":"DOI.org (Crossref)","title":"Evolution of Microservices Identification in Monolith Decomposition: A Systematic Review","title-short":"Evolution of Microservices Identification in Monolith Decomposition","volume":"12","author":[{"family":"Oumoussa","given":"Idris"},{"family":"Saidi","given":"Rajaa"}],"issued":{"date-parts":[["2024"]]}}}],"schema":"https://github.com/citation-style-language/schema/raw/master/csl-citation.json"} </w:instrText>
+      </w:r>
+      <w:r>
+        <w:rPr>
+          <w:sz w:val="24"/>
+          <w:szCs w:val="24"/>
+        </w:rPr>
+        <w:fldChar w:fldCharType="separate"/>
+      </w:r>
+      <w:r>
+        <w:rPr>
+          <w:noProof/>
+          <w:sz w:val="24"/>
+          <w:szCs w:val="24"/>
+        </w:rPr>
+        <w:t>(Oumoussa and Saidi 2024)</w:t>
+      </w:r>
+      <w:r>
+        <w:rPr>
+          <w:sz w:val="24"/>
+          <w:szCs w:val="24"/>
+        </w:rPr>
+        <w:fldChar w:fldCharType="end"/>
+      </w:r>
+      <w:r>
+        <w:rPr>
+          <w:sz w:val="24"/>
+          <w:szCs w:val="24"/>
+        </w:rPr>
+        <w:t>. They follow a core concept of the Unix operating system where each function does only one thing and does it well</w:t>
+      </w:r>
+      <w:r>
+        <w:rPr>
+          <w:sz w:val="24"/>
+          <w:szCs w:val="24"/>
+        </w:rPr>
+        <w:t xml:space="preserve"> </w:t>
+      </w:r>
+      <w:r>
+        <w:rPr>
+          <w:sz w:val="24"/>
+          <w:szCs w:val="24"/>
+        </w:rPr>
+        <w:fldChar w:fldCharType="begin"/>
+      </w:r>
+      <w:r>
+        <w:rPr>
+          <w:sz w:val="24"/>
+          <w:szCs w:val="24"/>
+        </w:rPr>
+        <w:instrText xml:space="preserve"> ADDIN ZOTERO_ITEM CSL_CITATION {"citationID":"fB4SpQJp","properties":{"unsorted":false,"formattedCitation":"(Ritchie and Thompson 1978)","plainCitation":"(Ritchie and Thompson 1978)","noteIndex":0},"citationItems":[{"id":222,"uris":["http://zotero.org/users/local/x6OJxADO/items/AQ2VN8I6"],"itemData":{"id":222,"type":"article-journal","container-title":"Bell System Technical Journal","DOI":"10.1002/j.1538-7305.1978.tb02136.x","ISSN":"00058580","issue":"6","language":"en","page":"1905-1929","source":"DOI.org (Crossref)","title":"The UNIX Time-Sharing System†","volume":"57","author":[{"family":"Ritchie","given":"D. M."},{"family":"Thompson","given":"K."}],"issued":{"date-parts":[["1978",7,8]]}}}],"schema":"https://github.com/citation-style-language/schema/raw/master/csl-citation.json"} </w:instrText>
+      </w:r>
+      <w:r>
+        <w:rPr>
+          <w:sz w:val="24"/>
+          <w:szCs w:val="24"/>
+        </w:rPr>
+        <w:fldChar w:fldCharType="separate"/>
+      </w:r>
+      <w:r>
+        <w:rPr>
+          <w:noProof/>
+          <w:sz w:val="24"/>
+          <w:szCs w:val="24"/>
+        </w:rPr>
+        <w:t>(Ritchie and Thompson 1978)</w:t>
+      </w:r>
+      <w:r>
+        <w:rPr>
+          <w:sz w:val="24"/>
+          <w:szCs w:val="24"/>
+        </w:rPr>
+        <w:fldChar w:fldCharType="end"/>
+      </w:r>
+      <w:r>
+        <w:rPr>
+          <w:sz w:val="24"/>
+          <w:szCs w:val="24"/>
+        </w:rPr>
+        <w:t xml:space="preserve">. </w:t>
+      </w:r>
+    </w:p>
     <w:p>
       <w:pPr>
         <w:pStyle w:val="Heading3"/>
@@ -15480,12 +15504,362 @@
         </w:numPr>
         <w:ind w:left="1134" w:hanging="1134"/>
       </w:pPr>
-      <w:bookmarkStart w:id="36" w:name="_Toc233796060"/>
+      <w:bookmarkStart w:id="34" w:name="_Toc233796060"/>
       <w:r>
         <w:t>Domain Driven Design with Microservices and System of Systems</w:t>
       </w:r>
-      <w:bookmarkEnd w:id="36"/>
-    </w:p>
+      <w:bookmarkEnd w:id="34"/>
+    </w:p>
+    <w:p>
+      <w:pPr>
+        <w:spacing w:after="0" w:line="360" w:lineRule="auto"/>
+        <w:jc w:val="both"/>
+        <w:rPr>
+          <w:sz w:val="24"/>
+          <w:szCs w:val="24"/>
+        </w:rPr>
+      </w:pPr>
+      <w:r>
+        <w:rPr>
+          <w:sz w:val="24"/>
+          <w:szCs w:val="24"/>
+        </w:rPr>
+        <w:t>Each domain has its own set of applications that are ideally set up as microservices performing one core function each. The microservices can then communicate with other systems by consuming interfaces provided by other microservices including from other domains. If a domain is receiving data from another domain it is considered to be downstream. If it is writing data to another domain it is considered to upstream. A domain can be both upstream and downstream of other domains at the same time, depending on the nature of the data flow. These integrations can be implemented with synchronous technologies like Representational State Transfer (</w:t>
+      </w:r>
+      <w:proofErr w:type="spellStart"/>
+      <w:r>
+        <w:rPr>
+          <w:sz w:val="24"/>
+          <w:szCs w:val="24"/>
+        </w:rPr>
+        <w:t>ReST</w:t>
+      </w:r>
+      <w:proofErr w:type="spellEnd"/>
+      <w:r>
+        <w:rPr>
+          <w:sz w:val="24"/>
+          <w:szCs w:val="24"/>
+        </w:rPr>
+        <w:t xml:space="preserve">), but it is often more efficient to use asynchronous set ups following Event Driven Design (EDD) </w:t>
+      </w:r>
+      <w:r>
+        <w:rPr>
+          <w:sz w:val="24"/>
+          <w:szCs w:val="24"/>
+        </w:rPr>
+        <w:fldChar w:fldCharType="begin"/>
+      </w:r>
+      <w:r>
+        <w:rPr>
+          <w:sz w:val="24"/>
+          <w:szCs w:val="24"/>
+        </w:rPr>
+        <w:instrText xml:space="preserve"> ADDIN ZOTERO_ITEM CSL_CITATION {"citationID":"t1nf6tSo","properties":{"unsorted":false,"formattedCitation":"(Myllynen {\\i{}et al.} 2023)","plainCitation":"(Myllynen et al. 2023)","noteIndex":0},"citationItems":[{"id":66,"uris":["http://zotero.org/users/local/x6OJxADO/items/ASS435NV"],"itemData":{"id":66,"type":"article-journal","abstract":"The growing complexity of modern software systems necessitates architectural approaches that enhance scalability, flexibility, and maintainability. Microservices architecture has emerged as a leading solution, particularly for cross-domain applications. This paper presents a conceptual model for cross-domain microservices by integrating Event-Driven Design (EDD) and DomainDriven Design (DDD) principles. The proposed model focuses on structuring microservices around distinct bounded contexts, enabling modular development and fostering a deep alignment between technical architecture and business objectives. By employing EDD, the model leverages asynchronous communication and event streaming to decouple microservices, ensuring resilience and real-time responsiveness across domains. DDD is utilized to define domain boundaries, prioritize business logic, and establish ubiquitous language, facilitating seamless collaboration between technical and non-technical stakeholders. The model also introduces a unified framework for orchestrating complex interactions across microservices, enhancing system coherence without compromising autonomy. Key components of the conceptual model include event sourcing for maintaining robust data consistency, CQRS (Command Query Responsibility Segregation) to separate read and write operations, and aggregate design to manage domain entities efficiently. The model emphasizes event choreography over centralized orchestration, promoting loose coupling and scalability. Integration challenges, such as data synchronization, eventual consistency, and cross-domain event propagation, are addressed with practical guidelines for implementing resilient patterns. A comparative analysis with traditional service-oriented architectures underscores the model's advantages in supporting diverse business needs and rapid adaptability to changing requirements. The proposed conceptual model is validated through case studies in e-commerce and financial services, demonstrating its potential to optimize operational workflows and enhance user experiences. This research contributes to the growing discourse on microservices by bridging the gap between technical and business domains, offering a robust framework for designing cross-domain systems. Future work will explore extending the model with advanced AI-driven decision-making and monitoring capabilities.","container-title":"International Journal of Multidisciplinary Research and Growth Evaluation","DOI":"10.54660/.IJMRGE.2023.4.1.635-638","ISSN":"25827138","issue":"1","journalAbbreviation":"IJMRGE","language":"en","page":"635-638","source":"DOI.org (Crossref)","title":"Developing a Conceptual Model for Cross-Domain Microservices Using Event-Driven and Domain-Driven Design","volume":"4","author":[{"family":"Myllynen","given":"Teemu"},{"family":"Kamau","given":"Eunice"},{"family":"Mustapha","given":"Sikirat Damilola"},{"family":"Babatunde","given":"Gideon Opeyemi"},{"family":"Alabi","given":"Abidemi Adeleye"}],"issued":{"date-parts":[["2023"]]}}}],"schema":"https://github.com/citation-style-language/schema/raw/master/csl-citation.json"} </w:instrText>
+      </w:r>
+      <w:r>
+        <w:rPr>
+          <w:sz w:val="24"/>
+          <w:szCs w:val="24"/>
+        </w:rPr>
+        <w:fldChar w:fldCharType="separate"/>
+      </w:r>
+      <w:r>
+        <w:rPr>
+          <w:rFonts w:ascii="Calibri" w:eastAsiaTheme="minorHAnsi" w:cs="Calibri"/>
+          <w:sz w:val="24"/>
+          <w:szCs w:val="24"/>
+          <w:lang w:val="en-GB"/>
+        </w:rPr>
+        <w:t>(</w:t>
+      </w:r>
+      <w:proofErr w:type="spellStart"/>
+      <w:r>
+        <w:rPr>
+          <w:rFonts w:ascii="Calibri" w:eastAsiaTheme="minorHAnsi" w:cs="Calibri"/>
+          <w:sz w:val="24"/>
+          <w:szCs w:val="24"/>
+          <w:lang w:val="en-GB"/>
+        </w:rPr>
+        <w:t>Myllynen</w:t>
+      </w:r>
+      <w:proofErr w:type="spellEnd"/>
+      <w:r>
+        <w:rPr>
+          <w:rFonts w:ascii="Calibri" w:eastAsiaTheme="minorHAnsi" w:cs="Calibri"/>
+          <w:sz w:val="24"/>
+          <w:szCs w:val="24"/>
+          <w:lang w:val="en-GB"/>
+        </w:rPr>
+        <w:t xml:space="preserve"> </w:t>
+      </w:r>
+      <w:r>
+        <w:rPr>
+          <w:rFonts w:ascii="Calibri" w:eastAsiaTheme="minorHAnsi" w:cs="Calibri"/>
+          <w:i/>
+          <w:iCs/>
+          <w:sz w:val="24"/>
+          <w:szCs w:val="24"/>
+          <w:lang w:val="en-GB"/>
+        </w:rPr>
+        <w:t>et al.</w:t>
+      </w:r>
+      <w:r>
+        <w:rPr>
+          <w:rFonts w:ascii="Calibri" w:eastAsiaTheme="minorHAnsi" w:cs="Calibri"/>
+          <w:sz w:val="24"/>
+          <w:szCs w:val="24"/>
+          <w:lang w:val="en-GB"/>
+        </w:rPr>
+        <w:t xml:space="preserve"> 2023)</w:t>
+      </w:r>
+      <w:r>
+        <w:rPr>
+          <w:sz w:val="24"/>
+          <w:szCs w:val="24"/>
+        </w:rPr>
+        <w:fldChar w:fldCharType="end"/>
+      </w:r>
+      <w:r>
+        <w:rPr>
+          <w:sz w:val="24"/>
+          <w:szCs w:val="24"/>
+        </w:rPr>
+        <w:t xml:space="preserve">. The combination of microservices deployed in domains following DDD and integrated using EDD allows for modular development that creates a clear alignment between business objectives and technical architecture </w:t>
+      </w:r>
+      <w:r>
+        <w:rPr>
+          <w:sz w:val="24"/>
+          <w:szCs w:val="24"/>
+        </w:rPr>
+        <w:fldChar w:fldCharType="begin"/>
+      </w:r>
+      <w:r>
+        <w:rPr>
+          <w:sz w:val="24"/>
+          <w:szCs w:val="24"/>
+        </w:rPr>
+        <w:instrText xml:space="preserve"> ADDIN ZOTERO_ITEM CSL_CITATION {"citationID":"rJUMyTzM","properties":{"unsorted":false,"formattedCitation":"(Myllynen {\\i{}et al.} 2023)","plainCitation":"(Myllynen et al. 2023)","noteIndex":0},"citationItems":[{"id":66,"uris":["http://zotero.org/users/local/x6OJxADO/items/ASS435NV"],"itemData":{"id":66,"type":"article-journal","abstract":"The growing complexity of modern software systems necessitates architectural approaches that enhance scalability, flexibility, and maintainability. Microservices architecture has emerged as a leading solution, particularly for cross-domain applications. This paper presents a conceptual model for cross-domain microservices by integrating Event-Driven Design (EDD) and DomainDriven Design (DDD) principles. The proposed model focuses on structuring microservices around distinct bounded contexts, enabling modular development and fostering a deep alignment between technical architecture and business objectives. By employing EDD, the model leverages asynchronous communication and event streaming to decouple microservices, ensuring resilience and real-time responsiveness across domains. DDD is utilized to define domain boundaries, prioritize business logic, and establish ubiquitous language, facilitating seamless collaboration between technical and non-technical stakeholders. The model also introduces a unified framework for orchestrating complex interactions across microservices, enhancing system coherence without compromising autonomy. Key components of the conceptual model include event sourcing for maintaining robust data consistency, CQRS (Command Query Responsibility Segregation) to separate read and write operations, and aggregate design to manage domain entities efficiently. The model emphasizes event choreography over centralized orchestration, promoting loose coupling and scalability. Integration challenges, such as data synchronization, eventual consistency, and cross-domain event propagation, are addressed with practical guidelines for implementing resilient patterns. A comparative analysis with traditional service-oriented architectures underscores the model's advantages in supporting diverse business needs and rapid adaptability to changing requirements. The proposed conceptual model is validated through case studies in e-commerce and financial services, demonstrating its potential to optimize operational workflows and enhance user experiences. This research contributes to the growing discourse on microservices by bridging the gap between technical and business domains, offering a robust framework for designing cross-domain systems. Future work will explore extending the model with advanced AI-driven decision-making and monitoring capabilities.","container-title":"International Journal of Multidisciplinary Research and Growth Evaluation","DOI":"10.54660/.IJMRGE.2023.4.1.635-638","ISSN":"25827138","issue":"1","journalAbbreviation":"IJMRGE","language":"en","page":"635-638","source":"DOI.org (Crossref)","title":"Developing a Conceptual Model for Cross-Domain Microservices Using Event-Driven and Domain-Driven Design","volume":"4","author":[{"family":"Myllynen","given":"Teemu"},{"family":"Kamau","given":"Eunice"},{"family":"Mustapha","given":"Sikirat Damilola"},{"family":"Babatunde","given":"Gideon Opeyemi"},{"family":"Alabi","given":"Abidemi Adeleye"}],"issued":{"date-parts":[["2023"]]}}}],"schema":"https://github.com/citation-style-language/schema/raw/master/csl-citation.json"} </w:instrText>
+      </w:r>
+      <w:r>
+        <w:rPr>
+          <w:sz w:val="24"/>
+          <w:szCs w:val="24"/>
+        </w:rPr>
+        <w:fldChar w:fldCharType="separate"/>
+      </w:r>
+      <w:r>
+        <w:rPr>
+          <w:rFonts w:ascii="Calibri" w:eastAsiaTheme="minorHAnsi" w:cs="Calibri"/>
+          <w:sz w:val="24"/>
+          <w:szCs w:val="24"/>
+          <w:lang w:val="en-GB"/>
+        </w:rPr>
+        <w:t>(</w:t>
+      </w:r>
+      <w:proofErr w:type="spellStart"/>
+      <w:r>
+        <w:rPr>
+          <w:rFonts w:ascii="Calibri" w:eastAsiaTheme="minorHAnsi" w:cs="Calibri"/>
+          <w:sz w:val="24"/>
+          <w:szCs w:val="24"/>
+          <w:lang w:val="en-GB"/>
+        </w:rPr>
+        <w:t>Myllynen</w:t>
+      </w:r>
+      <w:proofErr w:type="spellEnd"/>
+      <w:r>
+        <w:rPr>
+          <w:rFonts w:ascii="Calibri" w:eastAsiaTheme="minorHAnsi" w:cs="Calibri"/>
+          <w:sz w:val="24"/>
+          <w:szCs w:val="24"/>
+          <w:lang w:val="en-GB"/>
+        </w:rPr>
+        <w:t xml:space="preserve"> </w:t>
+      </w:r>
+      <w:r>
+        <w:rPr>
+          <w:rFonts w:ascii="Calibri" w:eastAsiaTheme="minorHAnsi" w:cs="Calibri"/>
+          <w:i/>
+          <w:iCs/>
+          <w:sz w:val="24"/>
+          <w:szCs w:val="24"/>
+          <w:lang w:val="en-GB"/>
+        </w:rPr>
+        <w:t>et al.</w:t>
+      </w:r>
+      <w:r>
+        <w:rPr>
+          <w:rFonts w:ascii="Calibri" w:eastAsiaTheme="minorHAnsi" w:cs="Calibri"/>
+          <w:sz w:val="24"/>
+          <w:szCs w:val="24"/>
+          <w:lang w:val="en-GB"/>
+        </w:rPr>
+        <w:t xml:space="preserve"> 2023)</w:t>
+      </w:r>
+      <w:r>
+        <w:rPr>
+          <w:sz w:val="24"/>
+          <w:szCs w:val="24"/>
+        </w:rPr>
+        <w:fldChar w:fldCharType="end"/>
+      </w:r>
+      <w:r>
+        <w:rPr>
+          <w:sz w:val="24"/>
+          <w:szCs w:val="24"/>
+        </w:rPr>
+        <w:t xml:space="preserve">. When microservices are designed to perform one function for one domain and asynchronous communication is leveraged a decoupling effect occurs. No application needs to wait for another application, increasing the availability of the services and allowing a single failure to not impact the entire system </w:t>
+      </w:r>
+      <w:r>
+        <w:rPr>
+          <w:sz w:val="24"/>
+          <w:szCs w:val="24"/>
+        </w:rPr>
+        <w:fldChar w:fldCharType="begin"/>
+      </w:r>
+      <w:r>
+        <w:rPr>
+          <w:sz w:val="24"/>
+          <w:szCs w:val="24"/>
+        </w:rPr>
+        <w:instrText xml:space="preserve"> ADDIN ZOTERO_ITEM CSL_CITATION {"citationID":"yB9e2WOT","properties":{"unsorted":false,"formattedCitation":"(Vural and Koyuncu 2021)","plainCitation":"(Vural and Koyuncu 2021)","noteIndex":0},"citationItems":[{"id":67,"uris":["http://zotero.org/users/local/x6OJxADO/items/MLB2NM3X"],"itemData":{"id":67,"type":"article-journal","abstract":"Information systems are moving into the cloud. The new requirements enforced by cloud standards are high availability, high scalability, and a reduced mean time to recovery. Due to these new requirements, information system architecture styles are also evolving. Microservice architecture is becoming the de facto standard for developing highly modular cloud information systems. Since microservices were introduced, there has been an ongoing debate concerning how to choose the granularity of a microservice. In this study, the optimal point of granularity for microservices is examined based on coupling and cohesion values. The present study is based on two design examples generated in previous studies that applied domaindriven design in proposing microservices. Both examples are modiﬁed to generate more and less granular microservices. The coupling and cohesion values of the original examples are compared to those of the more and less granular microservices. We observe that domain-driven design has delivered a good end result for ﬁnding modular microservices.","container-title":"IEEE Access","DOI":"10.1109/ACCESS.2021.3060895","ISSN":"2169-3536","journalAbbreviation":"IEEE Access","language":"en","license":"https://creativecommons.org/licenses/by/4.0/legalcode","page":"32721-32733","source":"DOI.org (Crossref)","title":"Does Domain-Driven Design Lead to Finding the Optimal Modularity of a Microservice?","volume":"9","author":[{"family":"Vural","given":"Hulya"},{"family":"Koyuncu","given":"Murat"}],"issued":{"date-parts":[["2021"]]}}}],"schema":"https://github.com/citation-style-language/schema/raw/master/csl-citation.json"} </w:instrText>
+      </w:r>
+      <w:r>
+        <w:rPr>
+          <w:sz w:val="24"/>
+          <w:szCs w:val="24"/>
+        </w:rPr>
+        <w:fldChar w:fldCharType="separate"/>
+      </w:r>
+      <w:r>
+        <w:rPr>
+          <w:noProof/>
+          <w:sz w:val="24"/>
+          <w:szCs w:val="24"/>
+        </w:rPr>
+        <w:t>(Vural and Koyuncu 2021)</w:t>
+      </w:r>
+      <w:r>
+        <w:rPr>
+          <w:sz w:val="24"/>
+          <w:szCs w:val="24"/>
+        </w:rPr>
+        <w:fldChar w:fldCharType="end"/>
+      </w:r>
+      <w:r>
+        <w:rPr>
+          <w:sz w:val="24"/>
+          <w:szCs w:val="24"/>
+        </w:rPr>
+        <w:t>.  Having established</w:t>
+      </w:r>
+      <w:r>
+        <w:rPr>
+          <w:sz w:val="24"/>
+          <w:szCs w:val="24"/>
+        </w:rPr>
+        <w:t xml:space="preserve"> </w:t>
+      </w:r>
+      <w:r>
+        <w:rPr>
+          <w:sz w:val="24"/>
+          <w:szCs w:val="24"/>
+        </w:rPr>
+        <w:t>why</w:t>
+      </w:r>
+      <w:r>
+        <w:rPr>
+          <w:sz w:val="24"/>
+          <w:szCs w:val="24"/>
+        </w:rPr>
+        <w:t xml:space="preserve"> enterprises </w:t>
+      </w:r>
+      <w:r>
+        <w:rPr>
+          <w:sz w:val="24"/>
+          <w:szCs w:val="24"/>
+        </w:rPr>
+        <w:t>design</w:t>
+      </w:r>
+      <w:r>
+        <w:rPr>
+          <w:sz w:val="24"/>
+          <w:szCs w:val="24"/>
+        </w:rPr>
+        <w:t xml:space="preserve"> bounded domains</w:t>
+      </w:r>
+      <w:r>
+        <w:rPr>
+          <w:sz w:val="24"/>
+          <w:szCs w:val="24"/>
+        </w:rPr>
+        <w:t xml:space="preserve"> we can now </w:t>
+      </w:r>
+      <w:r>
+        <w:rPr>
+          <w:sz w:val="24"/>
+          <w:szCs w:val="24"/>
+        </w:rPr>
+        <w:t>exami</w:t>
+      </w:r>
+      <w:r>
+        <w:rPr>
+          <w:sz w:val="24"/>
+          <w:szCs w:val="24"/>
+        </w:rPr>
+        <w:t>ne</w:t>
+      </w:r>
+      <w:r>
+        <w:rPr>
+          <w:sz w:val="24"/>
+          <w:szCs w:val="24"/>
+        </w:rPr>
+        <w:t xml:space="preserve"> the</w:t>
+      </w:r>
+      <w:r>
+        <w:rPr>
+          <w:sz w:val="24"/>
+          <w:szCs w:val="24"/>
+        </w:rPr>
+        <w:t xml:space="preserve"> </w:t>
+      </w:r>
+      <w:r>
+        <w:rPr>
+          <w:sz w:val="24"/>
+          <w:szCs w:val="24"/>
+        </w:rPr>
+        <w:t>transition from</w:t>
+      </w:r>
+      <w:r>
+        <w:rPr>
+          <w:sz w:val="24"/>
+          <w:szCs w:val="24"/>
+        </w:rPr>
+        <w:t xml:space="preserve"> legacy </w:t>
+      </w:r>
+      <w:r>
+        <w:rPr>
+          <w:sz w:val="24"/>
+          <w:szCs w:val="24"/>
+        </w:rPr>
+        <w:t xml:space="preserve">monolithic applications towards </w:t>
+      </w:r>
+      <w:r>
+        <w:rPr>
+          <w:sz w:val="24"/>
+          <w:szCs w:val="24"/>
+        </w:rPr>
+        <w:t xml:space="preserve">modern </w:t>
+      </w:r>
+      <w:r>
+        <w:rPr>
+          <w:sz w:val="24"/>
+          <w:szCs w:val="24"/>
+        </w:rPr>
+        <w:t>domain-driven microservice architectures.</w:t>
+      </w:r>
+    </w:p>
+    <w:p/>
     <w:p/>
     <w:p>
       <w:pPr>
@@ -15496,13 +15870,102 @@
         </w:numPr>
         <w:ind w:left="1134" w:hanging="1134"/>
       </w:pPr>
-      <w:bookmarkStart w:id="37" w:name="_Toc233796061"/>
+      <w:bookmarkStart w:id="35" w:name="_Toc233796061"/>
       <w:r>
         <w:t>Migration Strategies</w:t>
       </w:r>
-      <w:bookmarkEnd w:id="37"/>
-    </w:p>
-    <w:p/>
+      <w:bookmarkEnd w:id="35"/>
+    </w:p>
+    <w:p>
+      <w:pPr>
+        <w:spacing w:line="360" w:lineRule="auto"/>
+        <w:rPr>
+          <w:sz w:val="24"/>
+          <w:szCs w:val="24"/>
+        </w:rPr>
+      </w:pPr>
+      <w:r>
+        <w:rPr>
+          <w:sz w:val="24"/>
+          <w:szCs w:val="24"/>
+        </w:rPr>
+        <w:t xml:space="preserve">Companies around the world are working to migrate from monolithic applications towards microservice based architecture in order to </w:t>
+      </w:r>
+      <w:r>
+        <w:rPr>
+          <w:sz w:val="24"/>
+          <w:szCs w:val="24"/>
+        </w:rPr>
+        <w:t xml:space="preserve">the development easier and more scalable </w:t>
+      </w:r>
+      <w:r>
+        <w:rPr>
+          <w:sz w:val="24"/>
+          <w:szCs w:val="24"/>
+        </w:rPr>
+        <w:fldChar w:fldCharType="begin"/>
+      </w:r>
+      <w:r>
+        <w:rPr>
+          <w:sz w:val="24"/>
+          <w:szCs w:val="24"/>
+        </w:rPr>
+        <w:instrText xml:space="preserve"> ADDIN ZOTERO_ITEM CSL_CITATION {"citationID":"f249hHx3","properties":{"unsorted":false,"formattedCitation":"(Mishra {\\i{}et al.} 2022)","plainCitation":"(Mishra et al. 2022)","noteIndex":0},"citationItems":[{"id":212,"uris":["http://zotero.org/users/local/x6OJxADO/items/7NE48WHA"],"itemData":{"id":212,"type":"paper-conference","abstract":"Nowadays people demand fast and efficient web applications. With the fastest internet facility and readily available resources to run the web application, reliability and efficiency can be provided by the efficient developers. As a matter of fact, it is necessary to choose proper architecture for the proposed solution to make sure the apps can supplement as user needs and requirements grow. Out of the two most popular architectures in software development : Monolithic and Microservices , later provides advantages of scalability and maintainability. Several big companies are working to migrate their monolithic architecture to microservices based architecture making it easier for programmers to build and scale apps. The purpose of this research work is to understand the need and techniques of migrating Monolithic applications to Microservices architecture. Since legacy monolithic application terms have such deep meaning it is not possible to mention that there is a particular way to convert Monolithic applications to Microservices. Therefore we reviewed proposed algorithms for the migration process and analyzed their benefits and drawbacks. This research work concludes by providing a generalized pipeline that will provide assistive technological architecture to migrate to microservices based systems for greater flexibility and scalability.","container-title":"2022 International Conference on Futuristic Technologies (INCOFT)","DOI":"10.1109/INCOFT55651.2022.10094556","event-title":"2022 International Conference on Futuristic Technologies (INCOFT)","ISBN":"978-1-6654-5046-1","language":"en","license":"https://doi.org/10.15223/policy-029","page":"1-6","publisher":"IEEE","publisher-place":"Belgaum, India","source":"DOI.org (Crossref)","title":"Transition from Monolithic to Microservices Architecture: Need and proposed pipeline","title-short":"Transition from Monolithic to Microservices Architecture","URL":"https://ieeexplore.ieee.org/document/10094556/","author":[{"family":"Mishra","given":"Ridhima"},{"family":"Jaiswal","given":"Nishtha"},{"family":"Prakash","given":"Rishi"},{"family":"Barwal","given":"Paras Nath"}],"accessed":{"date-parts":[["2026",7,4]]},"issued":{"date-parts":[["2022",11,25]]}}}],"schema":"https://github.com/citation-style-language/schema/raw/master/csl-citation.json"} </w:instrText>
+      </w:r>
+      <w:r>
+        <w:rPr>
+          <w:sz w:val="24"/>
+          <w:szCs w:val="24"/>
+        </w:rPr>
+        <w:fldChar w:fldCharType="separate"/>
+      </w:r>
+      <w:r>
+        <w:rPr>
+          <w:sz w:val="24"/>
+          <w:szCs w:val="24"/>
+        </w:rPr>
+        <w:t>(Mishra et al. 2022)</w:t>
+      </w:r>
+      <w:r>
+        <w:rPr>
+          <w:sz w:val="24"/>
+          <w:szCs w:val="24"/>
+        </w:rPr>
+        <w:fldChar w:fldCharType="end"/>
+      </w:r>
+      <w:r>
+        <w:rPr>
+          <w:sz w:val="24"/>
+          <w:szCs w:val="24"/>
+        </w:rPr>
+        <w:t xml:space="preserve">. </w:t>
+      </w:r>
+    </w:p>
+    <w:p>
+      <w:pPr>
+        <w:spacing w:line="360" w:lineRule="auto"/>
+        <w:rPr>
+          <w:sz w:val="24"/>
+          <w:szCs w:val="24"/>
+        </w:rPr>
+      </w:pPr>
+    </w:p>
+    <w:p>
+      <w:pPr>
+        <w:spacing w:line="360" w:lineRule="auto"/>
+        <w:rPr>
+          <w:sz w:val="24"/>
+          <w:szCs w:val="24"/>
+        </w:rPr>
+      </w:pPr>
+      <w:r>
+        <w:rPr>
+          <w:sz w:val="24"/>
+          <w:szCs w:val="24"/>
+        </w:rPr>
+        <w:t>Strangler fig tree pattern</w:t>
+      </w:r>
+    </w:p>
     <w:p>
       <w:pPr>
         <w:pStyle w:val="Heading2"/>
@@ -15512,14 +15975,14 @@
         </w:numPr>
         <w:ind w:left="851" w:hanging="851"/>
       </w:pPr>
-      <w:bookmarkStart w:id="38" w:name="_Toc233796062"/>
+      <w:bookmarkStart w:id="36" w:name="_Toc233796062"/>
       <w:r>
         <w:t xml:space="preserve">Event-Driven Architecture </w:t>
       </w:r>
       <w:r>
         <w:t>and Event Aggregation</w:t>
       </w:r>
-      <w:bookmarkEnd w:id="38"/>
+      <w:bookmarkEnd w:id="36"/>
     </w:p>
     <w:p>
       <w:pPr>
@@ -15530,11 +15993,11 @@
         </w:numPr>
         <w:ind w:left="1134" w:hanging="1134"/>
       </w:pPr>
-      <w:bookmarkStart w:id="39" w:name="_Toc233796063"/>
+      <w:bookmarkStart w:id="37" w:name="_Toc233796063"/>
       <w:r>
         <w:t>Event Driven Architecture</w:t>
       </w:r>
-      <w:bookmarkEnd w:id="39"/>
+      <w:bookmarkEnd w:id="37"/>
     </w:p>
     <w:p/>
     <w:p>
@@ -15546,11 +16009,11 @@
         </w:numPr>
         <w:ind w:left="1134" w:hanging="1134"/>
       </w:pPr>
-      <w:bookmarkStart w:id="40" w:name="_Toc233796064"/>
+      <w:bookmarkStart w:id="38" w:name="_Toc233796064"/>
       <w:r>
         <w:t>Event Streaming Systems and fault tolerance</w:t>
       </w:r>
-      <w:bookmarkEnd w:id="40"/>
+      <w:bookmarkEnd w:id="38"/>
     </w:p>
     <w:p/>
     <w:p>
@@ -15562,11 +16025,11 @@
         </w:numPr>
         <w:ind w:left="1134" w:hanging="1134"/>
       </w:pPr>
-      <w:bookmarkStart w:id="41" w:name="_Toc233796065"/>
+      <w:bookmarkStart w:id="39" w:name="_Toc233796065"/>
       <w:r>
         <w:t>Event Aggregation</w:t>
       </w:r>
-      <w:bookmarkEnd w:id="41"/>
+      <w:bookmarkEnd w:id="39"/>
     </w:p>
     <w:p/>
     <w:p/>
@@ -15590,14 +16053,14 @@
         </w:numPr>
         <w:ind w:left="851" w:hanging="851"/>
       </w:pPr>
-      <w:bookmarkStart w:id="42" w:name="_Toc233796066"/>
+      <w:bookmarkStart w:id="40" w:name="_Toc233796066"/>
       <w:r>
         <w:t xml:space="preserve">Patterns for Data access in </w:t>
       </w:r>
       <w:r>
         <w:t>Distributed Event Systems</w:t>
       </w:r>
-      <w:bookmarkEnd w:id="42"/>
+      <w:bookmarkEnd w:id="40"/>
     </w:p>
     <w:p>
       <w:pPr>
@@ -15608,11 +16071,11 @@
         </w:numPr>
         <w:ind w:left="1134" w:hanging="1134"/>
       </w:pPr>
-      <w:bookmarkStart w:id="43" w:name="_Toc233796067"/>
+      <w:bookmarkStart w:id="41" w:name="_Toc233796067"/>
       <w:r>
         <w:t>Challenges in data access in distributed systems of systems</w:t>
       </w:r>
-      <w:bookmarkEnd w:id="43"/>
+      <w:bookmarkEnd w:id="41"/>
     </w:p>
     <w:p/>
     <w:p>
@@ -15624,11 +16087,11 @@
         </w:numPr>
         <w:ind w:left="1134" w:hanging="1134"/>
       </w:pPr>
-      <w:bookmarkStart w:id="44" w:name="_Toc233796068"/>
+      <w:bookmarkStart w:id="42" w:name="_Toc233796068"/>
       <w:r>
         <w:t>Command Query Responsibility Segregation</w:t>
       </w:r>
-      <w:bookmarkEnd w:id="44"/>
+      <w:bookmarkEnd w:id="42"/>
       <w:r>
         <w:t xml:space="preserve"> </w:t>
       </w:r>
@@ -15682,11 +16145,11 @@
         </w:numPr>
         <w:ind w:left="1134" w:hanging="1134"/>
       </w:pPr>
-      <w:bookmarkStart w:id="45" w:name="_Toc233796069"/>
+      <w:bookmarkStart w:id="43" w:name="_Toc233796069"/>
       <w:r>
         <w:t>Materialised View</w:t>
       </w:r>
-      <w:bookmarkEnd w:id="45"/>
+      <w:bookmarkEnd w:id="43"/>
     </w:p>
     <w:p/>
     <w:p>
@@ -15698,11 +16161,11 @@
         </w:numPr>
         <w:ind w:left="1134" w:hanging="1134"/>
       </w:pPr>
-      <w:bookmarkStart w:id="46" w:name="_Toc233796070"/>
+      <w:bookmarkStart w:id="44" w:name="_Toc233796070"/>
       <w:r>
         <w:t>Event replay and state reconstruction</w:t>
       </w:r>
-      <w:bookmarkEnd w:id="46"/>
+      <w:bookmarkEnd w:id="44"/>
     </w:p>
     <w:p/>
     <w:p>
@@ -15714,11 +16177,11 @@
         </w:numPr>
         <w:ind w:left="1134" w:hanging="1134"/>
       </w:pPr>
-      <w:bookmarkStart w:id="47" w:name="_Toc233796071"/>
+      <w:bookmarkStart w:id="45" w:name="_Toc233796071"/>
       <w:r>
         <w:t>Distributed Caching Techniques</w:t>
       </w:r>
-      <w:bookmarkEnd w:id="47"/>
+      <w:bookmarkEnd w:id="45"/>
     </w:p>
     <w:p>
       <w:r>
@@ -15744,11 +16207,12 @@
         </w:numPr>
         <w:ind w:left="851" w:hanging="851"/>
       </w:pPr>
-      <w:bookmarkStart w:id="48" w:name="_Toc233796072"/>
-      <w:r>
+      <w:bookmarkStart w:id="46" w:name="_Toc233796072"/>
+      <w:r>
+        <w:lastRenderedPageBreak/>
         <w:t>Cloud-Native Resilience, High Availability and Disaster Recovery</w:t>
       </w:r>
-      <w:bookmarkEnd w:id="48"/>
+      <w:bookmarkEnd w:id="46"/>
     </w:p>
     <w:p>
       <w:pPr>
@@ -15759,11 +16223,11 @@
         </w:numPr>
         <w:ind w:left="1134" w:hanging="1134"/>
       </w:pPr>
-      <w:bookmarkStart w:id="49" w:name="_Toc233796073"/>
+      <w:bookmarkStart w:id="47" w:name="_Toc233796073"/>
       <w:r>
         <w:t>Cloud Native Architecture</w:t>
       </w:r>
-      <w:bookmarkEnd w:id="49"/>
+      <w:bookmarkEnd w:id="47"/>
     </w:p>
     <w:p>
       <w:pPr>
@@ -15774,11 +16238,11 @@
         </w:numPr>
         <w:ind w:left="1134" w:hanging="1134"/>
       </w:pPr>
-      <w:bookmarkStart w:id="50" w:name="_Toc233796074"/>
+      <w:bookmarkStart w:id="48" w:name="_Toc233796074"/>
       <w:r>
         <w:t>High Availability and Resilience</w:t>
       </w:r>
-      <w:bookmarkEnd w:id="50"/>
+      <w:bookmarkEnd w:id="48"/>
     </w:p>
     <w:p>
       <w:pPr>
@@ -15789,11 +16253,11 @@
         </w:numPr>
         <w:ind w:left="1134" w:hanging="1134"/>
       </w:pPr>
-      <w:bookmarkStart w:id="51" w:name="_Toc233796075"/>
+      <w:bookmarkStart w:id="49" w:name="_Toc233796075"/>
       <w:r>
         <w:t>Disaster Recovery Strategies</w:t>
       </w:r>
-      <w:bookmarkEnd w:id="51"/>
+      <w:bookmarkEnd w:id="49"/>
     </w:p>
     <w:p>
       <w:pPr>
@@ -15804,14 +16268,11 @@
         </w:numPr>
         <w:ind w:left="1134" w:hanging="1134"/>
       </w:pPr>
-      <w:bookmarkStart w:id="52" w:name="_Toc233796076"/>
-      <w:r>
-        <w:t xml:space="preserve">Cloud </w:t>
-      </w:r>
-      <w:r>
-        <w:t>Resilience with Kubernetes</w:t>
-      </w:r>
-      <w:bookmarkEnd w:id="52"/>
+      <w:bookmarkStart w:id="50" w:name="_Toc233796076"/>
+      <w:r>
+        <w:t>Cloud Resilience with Kubernetes</w:t>
+      </w:r>
+      <w:bookmarkEnd w:id="50"/>
     </w:p>
     <w:p>
       <w:pPr>
@@ -15885,14 +16346,11 @@
         </w:numPr>
         <w:ind w:left="1134" w:hanging="1134"/>
       </w:pPr>
-      <w:bookmarkStart w:id="53" w:name="_Toc233796077"/>
-      <w:r>
-        <w:t xml:space="preserve">Cloud </w:t>
-      </w:r>
-      <w:r>
-        <w:t>Portability and sovereignty</w:t>
-      </w:r>
-      <w:bookmarkEnd w:id="53"/>
+      <w:bookmarkStart w:id="51" w:name="_Toc233796077"/>
+      <w:r>
+        <w:t>Cloud Portability and sovereignty</w:t>
+      </w:r>
+      <w:bookmarkEnd w:id="51"/>
     </w:p>
     <w:p>
       <w:pPr>
@@ -15960,11 +16418,11 @@
         </w:numPr>
         <w:ind w:left="851" w:hanging="851"/>
       </w:pPr>
-      <w:bookmarkStart w:id="54" w:name="_Toc233796078"/>
+      <w:bookmarkStart w:id="52" w:name="_Toc233796078"/>
       <w:r>
         <w:t>Software Quality standards</w:t>
       </w:r>
-      <w:bookmarkEnd w:id="54"/>
+      <w:bookmarkEnd w:id="52"/>
     </w:p>
     <w:p>
       <w:pPr>
@@ -15975,14 +16433,14 @@
         </w:numPr>
         <w:ind w:left="1134" w:hanging="1134"/>
       </w:pPr>
-      <w:bookmarkStart w:id="55" w:name="_Toc233796079"/>
+      <w:bookmarkStart w:id="53" w:name="_Toc233796079"/>
       <w:r>
         <w:t>Software Quality standards</w:t>
       </w:r>
       <w:r>
         <w:t xml:space="preserve"> and measurement</w:t>
       </w:r>
-      <w:bookmarkEnd w:id="55"/>
+      <w:bookmarkEnd w:id="53"/>
     </w:p>
     <w:p>
       <w:pPr>
@@ -16053,11 +16511,11 @@
         </w:numPr>
         <w:ind w:left="1134" w:hanging="1134"/>
       </w:pPr>
-      <w:bookmarkStart w:id="56" w:name="_Toc233796080"/>
+      <w:bookmarkStart w:id="54" w:name="_Toc233796080"/>
       <w:r>
         <w:t>Reliability</w:t>
       </w:r>
-      <w:bookmarkEnd w:id="56"/>
+      <w:bookmarkEnd w:id="54"/>
     </w:p>
     <w:p/>
     <w:p>
@@ -16069,11 +16527,11 @@
         </w:numPr>
         <w:ind w:left="1134" w:hanging="1134"/>
       </w:pPr>
-      <w:bookmarkStart w:id="57" w:name="_Toc233796081"/>
+      <w:bookmarkStart w:id="55" w:name="_Toc233796081"/>
       <w:r>
         <w:t>Availability</w:t>
       </w:r>
-      <w:bookmarkEnd w:id="57"/>
+      <w:bookmarkEnd w:id="55"/>
     </w:p>
     <w:p/>
     <w:p>
@@ -16095,11 +16553,11 @@
         </w:numPr>
         <w:ind w:hanging="792"/>
       </w:pPr>
-      <w:bookmarkStart w:id="58" w:name="_Toc233796082"/>
+      <w:bookmarkStart w:id="56" w:name="_Toc233796082"/>
       <w:r>
         <w:t>Research Gap and Conclusion</w:t>
       </w:r>
-      <w:bookmarkEnd w:id="58"/>
+      <w:bookmarkEnd w:id="56"/>
     </w:p>
     <w:p>
       <w:pPr>
@@ -16294,11 +16752,11 @@
           <w:numId w:val="3"/>
         </w:numPr>
       </w:pPr>
-      <w:bookmarkStart w:id="59" w:name="_Toc233796083"/>
+      <w:bookmarkStart w:id="57" w:name="_Toc233796083"/>
       <w:r>
         <w:t>Design</w:t>
       </w:r>
-      <w:bookmarkEnd w:id="59"/>
+      <w:bookmarkEnd w:id="57"/>
     </w:p>
     <w:p>
       <w:pPr>
@@ -16469,7 +16927,6 @@
           <w:szCs w:val="24"/>
           <w:lang w:val="en-GB"/>
         </w:rPr>
-        <w:lastRenderedPageBreak/>
         <w:t>Design and test a prototype event stream domain-driven setup that:</w:t>
       </w:r>
     </w:p>
@@ -16493,6 +16950,7 @@
           <w:szCs w:val="24"/>
           <w:lang w:val="en-GB"/>
         </w:rPr>
+        <w:lastRenderedPageBreak/>
         <w:t>Produces data into Azure Event Hubs Kafka topics from two Python microservices hosted in AKS.</w:t>
       </w:r>
     </w:p>
@@ -16827,12 +17285,12 @@
         <w:spacing w:before="0" w:line="360" w:lineRule="auto"/>
         <w:ind w:left="567" w:hanging="567"/>
       </w:pPr>
-      <w:bookmarkStart w:id="60" w:name="_Toc233796084"/>
+      <w:bookmarkStart w:id="58" w:name="_Toc233796084"/>
       <w:r>
         <w:lastRenderedPageBreak/>
         <w:t>References</w:t>
       </w:r>
-      <w:bookmarkEnd w:id="60"/>
+      <w:bookmarkEnd w:id="58"/>
     </w:p>
     <w:p>
       <w:pPr>
@@ -17420,12 +17878,37 @@
           <w:lang w:val="en-GB"/>
         </w:rPr>
       </w:pPr>
-      <w:r>
-        <w:rPr>
-          <w:rFonts w:ascii="Calibri" w:eastAsiaTheme="minorHAnsi" w:cs="Calibri"/>
-          <w:lang w:val="en-GB"/>
-        </w:rPr>
-        <w:t xml:space="preserve">Miyachi, C. (2021) ‘The Rise of Kubernetes’, in </w:t>
+      <w:proofErr w:type="spellStart"/>
+      <w:r>
+        <w:rPr>
+          <w:rFonts w:ascii="Calibri" w:eastAsiaTheme="minorHAnsi" w:cs="Calibri"/>
+          <w:lang w:val="en-GB"/>
+        </w:rPr>
+        <w:t>Kiani</w:t>
+      </w:r>
+      <w:proofErr w:type="spellEnd"/>
+      <w:r>
+        <w:rPr>
+          <w:rFonts w:ascii="Calibri" w:eastAsiaTheme="minorHAnsi" w:cs="Calibri"/>
+          <w:lang w:val="en-GB"/>
+        </w:rPr>
+        <w:t xml:space="preserve">, A.A., Sarwar, A., Arshad, H., Bibi, A., Ahmad, F.B., and Ahmed, W. (2024) ‘Catalysing Monolithic to </w:t>
+      </w:r>
+      <w:proofErr w:type="spellStart"/>
+      <w:r>
+        <w:rPr>
+          <w:rFonts w:ascii="Calibri" w:eastAsiaTheme="minorHAnsi" w:cs="Calibri"/>
+          <w:lang w:val="en-GB"/>
+        </w:rPr>
+        <w:t>Microsevices</w:t>
+      </w:r>
+      <w:proofErr w:type="spellEnd"/>
+      <w:r>
+        <w:rPr>
+          <w:rFonts w:ascii="Calibri" w:eastAsiaTheme="minorHAnsi" w:cs="Calibri"/>
+          <w:lang w:val="en-GB"/>
+        </w:rPr>
+        <w:t xml:space="preserve"> Migration: A Strategic Approach Using Refactoring and Pilot Projects’, in </w:t>
       </w:r>
       <w:r>
         <w:rPr>
@@ -17434,14 +17917,14 @@
           <w:iCs/>
           <w:lang w:val="en-GB"/>
         </w:rPr>
-        <w:t>2021 Cloud Continuum</w:t>
-      </w:r>
-      <w:r>
-        <w:rPr>
-          <w:rFonts w:ascii="Calibri" w:eastAsiaTheme="minorHAnsi" w:cs="Calibri"/>
-          <w:lang w:val="en-GB"/>
-        </w:rPr>
-        <w:t>, Presented at the 2021 Cloud Continuum, Los Alamitos, CA, USA: IEEE, 1–5, available: https://doi.org/10.1109/CloudContinuum54760.2021.00002.</w:t>
+        <w:t>2024 International Conference on Engineering &amp;amp; Computing Technologies (ICECT)</w:t>
+      </w:r>
+      <w:r>
+        <w:rPr>
+          <w:rFonts w:ascii="Calibri" w:eastAsiaTheme="minorHAnsi" w:cs="Calibri"/>
+          <w:lang w:val="en-GB"/>
+        </w:rPr>
+        <w:t>, Presented at the 2024 International Conference on Engineering &amp;amp; Computing Technologies (ICECT), Islamabad, Pakistan: IEEE, 1–7, available: https://doi.org/10.1109/ICECT61618.2024.10581399.</w:t>
       </w:r>
     </w:p>
     <w:p>
@@ -17457,7 +17940,23 @@
           <w:rFonts w:ascii="Calibri" w:eastAsiaTheme="minorHAnsi" w:cs="Calibri"/>
           <w:lang w:val="en-GB"/>
         </w:rPr>
-        <w:t xml:space="preserve">Myllynen, T., Kamau, E., Mustapha, S.D., Babatunde, G.O., and Alabi, A.A. (2023) ‘Developing a Conceptual Model for Cross-Domain Microservices Using Event-Driven and Domain-Driven Design’, </w:t>
+        <w:t xml:space="preserve">Mishra, R., Jaiswal, N., Prakash, R., and </w:t>
+      </w:r>
+      <w:proofErr w:type="spellStart"/>
+      <w:r>
+        <w:rPr>
+          <w:rFonts w:ascii="Calibri" w:eastAsiaTheme="minorHAnsi" w:cs="Calibri"/>
+          <w:lang w:val="en-GB"/>
+        </w:rPr>
+        <w:t>Barwal</w:t>
+      </w:r>
+      <w:proofErr w:type="spellEnd"/>
+      <w:r>
+        <w:rPr>
+          <w:rFonts w:ascii="Calibri" w:eastAsiaTheme="minorHAnsi" w:cs="Calibri"/>
+          <w:lang w:val="en-GB"/>
+        </w:rPr>
+        <w:t xml:space="preserve">, P.N. (2022) ‘Transition from Monolithic to Microservices Architecture: Need and proposed pipeline’, in </w:t>
       </w:r>
       <w:r>
         <w:rPr>
@@ -17466,39 +17965,7 @@
           <w:iCs/>
           <w:lang w:val="en-GB"/>
         </w:rPr>
-        <w:t>International Journal of Multidisciplinary Research and Growth Evaluation</w:t>
-      </w:r>
-      <w:r>
-        <w:rPr>
-          <w:rFonts w:ascii="Calibri" w:eastAsiaTheme="minorHAnsi" w:cs="Calibri"/>
-          <w:lang w:val="en-GB"/>
-        </w:rPr>
-        <w:t>, 4(1), 635–638, available: https://doi.org/10.54660/.IJMRGE.2023.4.1.635-638.</w:t>
-      </w:r>
-    </w:p>
-    <w:p>
-      <w:pPr>
-        <w:pStyle w:val="Bibliography"/>
-        <w:rPr>
-          <w:rFonts w:ascii="Calibri" w:eastAsiaTheme="minorHAnsi" w:cs="Calibri"/>
-          <w:lang w:val="en-GB"/>
-        </w:rPr>
-      </w:pPr>
-      <w:proofErr w:type="spellStart"/>
-      <w:r>
-        <w:rPr>
-          <w:rFonts w:ascii="Calibri" w:eastAsiaTheme="minorHAnsi" w:cs="Calibri"/>
-          <w:lang w:val="en-GB"/>
-        </w:rPr>
-        <w:t>Otsetova</w:t>
-      </w:r>
-      <w:proofErr w:type="spellEnd"/>
-      <w:r>
-        <w:rPr>
-          <w:rFonts w:ascii="Calibri" w:eastAsiaTheme="minorHAnsi" w:cs="Calibri"/>
-          <w:lang w:val="en-GB"/>
-        </w:rPr>
-        <w:t xml:space="preserve">, A. (2019) ‘Postal Sector Transformation in Digital Economy’, </w:t>
+        <w:t xml:space="preserve">2022 International Conference </w:t>
       </w:r>
       <w:r>
         <w:rPr>
@@ -17507,14 +17974,15 @@
           <w:iCs/>
           <w:lang w:val="en-GB"/>
         </w:rPr>
-        <w:t>International Journal</w:t>
-      </w:r>
-      <w:r>
-        <w:rPr>
-          <w:rFonts w:ascii="Calibri" w:eastAsiaTheme="minorHAnsi" w:cs="Calibri"/>
-          <w:lang w:val="en-GB"/>
-        </w:rPr>
-        <w:t>, 8(2).</w:t>
+        <w:lastRenderedPageBreak/>
+        <w:t>on Futuristic Technologies (INCOFT)</w:t>
+      </w:r>
+      <w:r>
+        <w:rPr>
+          <w:rFonts w:ascii="Calibri" w:eastAsiaTheme="minorHAnsi" w:cs="Calibri"/>
+          <w:lang w:val="en-GB"/>
+        </w:rPr>
+        <w:t>, Presented at the 2022 International Conference on Futuristic Technologies (INCOFT), Belgaum, India: IEEE, 1–6, available: https://doi.org/10.1109/INCOFT55651.2022.10094556.</w:t>
       </w:r>
     </w:p>
     <w:p>
@@ -17525,22 +17993,12 @@
           <w:lang w:val="en-GB"/>
         </w:rPr>
       </w:pPr>
-      <w:proofErr w:type="spellStart"/>
-      <w:r>
-        <w:rPr>
-          <w:rFonts w:ascii="Calibri" w:eastAsiaTheme="minorHAnsi" w:cs="Calibri"/>
-          <w:lang w:val="en-GB"/>
-        </w:rPr>
-        <w:lastRenderedPageBreak/>
-        <w:t>Pallempati</w:t>
-      </w:r>
-      <w:proofErr w:type="spellEnd"/>
-      <w:r>
-        <w:rPr>
-          <w:rFonts w:ascii="Calibri" w:eastAsiaTheme="minorHAnsi" w:cs="Calibri"/>
-          <w:lang w:val="en-GB"/>
-        </w:rPr>
-        <w:t xml:space="preserve">, I., Lakshmi, D.V., and Das, M.S. (2024) ‘Handwritten Character Recognition and Vehicle Number Recognition using OCR Method’, in </w:t>
+      <w:r>
+        <w:rPr>
+          <w:rFonts w:ascii="Calibri" w:eastAsiaTheme="minorHAnsi" w:cs="Calibri"/>
+          <w:lang w:val="en-GB"/>
+        </w:rPr>
+        <w:t xml:space="preserve">Miyachi, C. (2021) ‘The Rise of Kubernetes’, in </w:t>
       </w:r>
       <w:r>
         <w:rPr>
@@ -17549,14 +18007,14 @@
           <w:iCs/>
           <w:lang w:val="en-GB"/>
         </w:rPr>
-        <w:t>2024 Third International Conference on Trends in Electrical, Electronics, and Computer Engineering (TEECCON)</w:t>
-      </w:r>
-      <w:r>
-        <w:rPr>
-          <w:rFonts w:ascii="Calibri" w:eastAsiaTheme="minorHAnsi" w:cs="Calibri"/>
-          <w:lang w:val="en-GB"/>
-        </w:rPr>
-        <w:t>, Presented at the 2024 Third International Conference on Trends in Electrical, Electronics, and Computer Engineering (TEECCON), Bangalore, India: IEEE, 41–45, available: https://doi.org/10.1109/TEECCON64024.2024.10939189.</w:t>
+        <w:t>2021 Cloud Continuum</w:t>
+      </w:r>
+      <w:r>
+        <w:rPr>
+          <w:rFonts w:ascii="Calibri" w:eastAsiaTheme="minorHAnsi" w:cs="Calibri"/>
+          <w:lang w:val="en-GB"/>
+        </w:rPr>
+        <w:t>, Presented at the 2021 Cloud Continuum, Los Alamitos, CA, USA: IEEE, 1–5, available: https://doi.org/10.1109/CloudContinuum54760.2021.00002.</w:t>
       </w:r>
     </w:p>
     <w:p>
@@ -17573,7 +18031,7 @@
           <w:rFonts w:ascii="Calibri" w:eastAsiaTheme="minorHAnsi" w:cs="Calibri"/>
           <w:lang w:val="en-GB"/>
         </w:rPr>
-        <w:t>Platunina</w:t>
+        <w:t>Myllynen</w:t>
       </w:r>
       <w:proofErr w:type="spellEnd"/>
       <w:r>
@@ -17581,39 +18039,7 @@
           <w:rFonts w:ascii="Calibri" w:eastAsiaTheme="minorHAnsi" w:cs="Calibri"/>
           <w:lang w:val="en-GB"/>
         </w:rPr>
-        <w:t xml:space="preserve">, G.P., </w:t>
-      </w:r>
-      <w:proofErr w:type="spellStart"/>
-      <w:r>
-        <w:rPr>
-          <w:rFonts w:ascii="Calibri" w:eastAsiaTheme="minorHAnsi" w:cs="Calibri"/>
-          <w:lang w:val="en-GB"/>
-        </w:rPr>
-        <w:t>Salutina</w:t>
-      </w:r>
-      <w:proofErr w:type="spellEnd"/>
-      <w:r>
-        <w:rPr>
-          <w:rFonts w:ascii="Calibri" w:eastAsiaTheme="minorHAnsi" w:cs="Calibri"/>
-          <w:lang w:val="en-GB"/>
-        </w:rPr>
-        <w:t xml:space="preserve">, T.Y., </w:t>
-      </w:r>
-      <w:proofErr w:type="spellStart"/>
-      <w:r>
-        <w:rPr>
-          <w:rFonts w:ascii="Calibri" w:eastAsiaTheme="minorHAnsi" w:cs="Calibri"/>
-          <w:lang w:val="en-GB"/>
-        </w:rPr>
-        <w:t>Gnezdova</w:t>
-      </w:r>
-      <w:proofErr w:type="spellEnd"/>
-      <w:r>
-        <w:rPr>
-          <w:rFonts w:ascii="Calibri" w:eastAsiaTheme="minorHAnsi" w:cs="Calibri"/>
-          <w:lang w:val="en-GB"/>
-        </w:rPr>
-        <w:t xml:space="preserve">, Y.V., and Frank, I.A. (2025) ‘Technological controlling: digital transformation of management decisions’, in </w:t>
+        <w:t xml:space="preserve">, T., Kamau, E., Mustapha, S.D., Babatunde, G.O., and Alabi, A.A. (2023) ‘Developing a Conceptual Model for Cross-Domain Microservices Using Event-Driven and Domain-Driven Design’, </w:t>
       </w:r>
       <w:r>
         <w:rPr>
@@ -17622,14 +18048,14 @@
           <w:iCs/>
           <w:lang w:val="en-GB"/>
         </w:rPr>
-        <w:t>2025 International Conference on Engineering Management of Communication and Technology (EMCTECH)</w:t>
-      </w:r>
-      <w:r>
-        <w:rPr>
-          <w:rFonts w:ascii="Calibri" w:eastAsiaTheme="minorHAnsi" w:cs="Calibri"/>
-          <w:lang w:val="en-GB"/>
-        </w:rPr>
-        <w:t>, Presented at the 2025 International Conference on Engineering Management of Communication and Technology (EMCTECH), Vienna, Austria: IEEE, 1–5, available: https://doi.org/10.1109/EMCTECH65814.2025.11220558.</w:t>
+        <w:t>International Journal of Multidisciplinary Research and Growth Evaluation</w:t>
+      </w:r>
+      <w:r>
+        <w:rPr>
+          <w:rFonts w:ascii="Calibri" w:eastAsiaTheme="minorHAnsi" w:cs="Calibri"/>
+          <w:lang w:val="en-GB"/>
+        </w:rPr>
+        <w:t>, 4(1), 635–638, available: https://doi.org/10.54660/.IJMRGE.2023.4.1.635-638.</w:t>
       </w:r>
     </w:p>
     <w:p>
@@ -17640,12 +18066,21 @@
           <w:lang w:val="en-GB"/>
         </w:rPr>
       </w:pPr>
-      <w:r>
-        <w:rPr>
-          <w:rFonts w:ascii="Calibri" w:eastAsiaTheme="minorHAnsi" w:cs="Calibri"/>
-          <w:lang w:val="en-GB"/>
-        </w:rPr>
-        <w:t xml:space="preserve">Qi, J., Li, S., Wang, H., Yuan, S., Li, P., Qian, H., Liu, Z., and He, X. (2023) ‘Critical System Design Based on High Availability Cluster Technology’, in </w:t>
+      <w:proofErr w:type="spellStart"/>
+      <w:r>
+        <w:rPr>
+          <w:rFonts w:ascii="Calibri" w:eastAsiaTheme="minorHAnsi" w:cs="Calibri"/>
+          <w:lang w:val="en-GB"/>
+        </w:rPr>
+        <w:t>Otsetova</w:t>
+      </w:r>
+      <w:proofErr w:type="spellEnd"/>
+      <w:r>
+        <w:rPr>
+          <w:rFonts w:ascii="Calibri" w:eastAsiaTheme="minorHAnsi" w:cs="Calibri"/>
+          <w:lang w:val="en-GB"/>
+        </w:rPr>
+        <w:t xml:space="preserve">, A. (2019) ‘Postal Sector Transformation in Digital Economy’, </w:t>
       </w:r>
       <w:r>
         <w:rPr>
@@ -17654,14 +18089,14 @@
           <w:iCs/>
           <w:lang w:val="en-GB"/>
         </w:rPr>
-        <w:t>2023 4th International Conference on Big Data &amp; Artificial Intelligence &amp; Software Engineering (ICBASE)</w:t>
-      </w:r>
-      <w:r>
-        <w:rPr>
-          <w:rFonts w:ascii="Calibri" w:eastAsiaTheme="minorHAnsi" w:cs="Calibri"/>
-          <w:lang w:val="en-GB"/>
-        </w:rPr>
-        <w:t>, Presented at the 2023 4th International Conference on Big Data &amp; Artificial Intelligence &amp; Software Engineering (ICBASE), Nanjing, China: IEEE, 439–443, available: https://doi.org/10.1109/ICBASE59196.2023.10303051.</w:t>
+        <w:t>International Journal</w:t>
+      </w:r>
+      <w:r>
+        <w:rPr>
+          <w:rFonts w:ascii="Calibri" w:eastAsiaTheme="minorHAnsi" w:cs="Calibri"/>
+          <w:lang w:val="en-GB"/>
+        </w:rPr>
+        <w:t>, 8(2).</w:t>
       </w:r>
     </w:p>
     <w:p>
@@ -17678,7 +18113,7 @@
           <w:rFonts w:ascii="Calibri" w:eastAsiaTheme="minorHAnsi" w:cs="Calibri"/>
           <w:lang w:val="en-GB"/>
         </w:rPr>
-        <w:t>Samambet</w:t>
+        <w:t>Oumoussa</w:t>
       </w:r>
       <w:proofErr w:type="spellEnd"/>
       <w:r>
@@ -17686,7 +18121,7 @@
           <w:rFonts w:ascii="Calibri" w:eastAsiaTheme="minorHAnsi" w:cs="Calibri"/>
           <w:lang w:val="en-GB"/>
         </w:rPr>
-        <w:t xml:space="preserve">, M. and </w:t>
+        <w:t xml:space="preserve">, I. and </w:t>
       </w:r>
       <w:proofErr w:type="spellStart"/>
       <w:r>
@@ -17694,7 +18129,7 @@
           <w:rFonts w:ascii="Calibri" w:eastAsiaTheme="minorHAnsi" w:cs="Calibri"/>
           <w:lang w:val="en-GB"/>
         </w:rPr>
-        <w:t>Khouangvichit</w:t>
+        <w:t>Saidi</w:t>
       </w:r>
       <w:proofErr w:type="spellEnd"/>
       <w:r>
@@ -17702,7 +18137,7 @@
           <w:rFonts w:ascii="Calibri" w:eastAsiaTheme="minorHAnsi" w:cs="Calibri"/>
           <w:lang w:val="en-GB"/>
         </w:rPr>
-        <w:t xml:space="preserve">, C. (2025) ‘OUTSMARTING THE HURDLES TO DIGITALIZING THE POSTAL SECTOR: THE CASE OF DEUTSCHE POST, POSTE ITALIANE, AND ROYAL MAIL’, </w:t>
+        <w:t xml:space="preserve">, R. (2024) ‘Evolution of Microservices Identification in Monolith Decomposition: A Systematic Review’, </w:t>
       </w:r>
       <w:r>
         <w:rPr>
@@ -17711,14 +18146,14 @@
           <w:iCs/>
           <w:lang w:val="en-GB"/>
         </w:rPr>
-        <w:t>International Journal of Professional Business Review</w:t>
-      </w:r>
-      <w:r>
-        <w:rPr>
-          <w:rFonts w:ascii="Calibri" w:eastAsiaTheme="minorHAnsi" w:cs="Calibri"/>
-          <w:lang w:val="en-GB"/>
-        </w:rPr>
-        <w:t>, 10(3), e05355, available: https://doi.org/10.26668/businessreview/2025.v10i3.5355.</w:t>
+        <w:t>IEEE Access</w:t>
+      </w:r>
+      <w:r>
+        <w:rPr>
+          <w:rFonts w:ascii="Calibri" w:eastAsiaTheme="minorHAnsi" w:cs="Calibri"/>
+          <w:lang w:val="en-GB"/>
+        </w:rPr>
+        <w:t>, 12, 23389–23405, available: https://doi.org/10.1109/ACCESS.2024.3365079.</w:t>
       </w:r>
     </w:p>
     <w:p>
@@ -17735,7 +18170,7 @@
           <w:rFonts w:ascii="Calibri" w:eastAsiaTheme="minorHAnsi" w:cs="Calibri"/>
           <w:lang w:val="en-GB"/>
         </w:rPr>
-        <w:t>Sharavova</w:t>
+        <w:t>Pallempati</w:t>
       </w:r>
       <w:proofErr w:type="spellEnd"/>
       <w:r>
@@ -17743,55 +18178,7 @@
           <w:rFonts w:ascii="Calibri" w:eastAsiaTheme="minorHAnsi" w:cs="Calibri"/>
           <w:lang w:val="en-GB"/>
         </w:rPr>
-        <w:t xml:space="preserve">, O.I., </w:t>
-      </w:r>
-      <w:proofErr w:type="spellStart"/>
-      <w:r>
-        <w:rPr>
-          <w:rFonts w:ascii="Calibri" w:eastAsiaTheme="minorHAnsi" w:cs="Calibri"/>
-          <w:lang w:val="en-GB"/>
-        </w:rPr>
-        <w:t>Sharavova</w:t>
-      </w:r>
-      <w:proofErr w:type="spellEnd"/>
-      <w:r>
-        <w:rPr>
-          <w:rFonts w:ascii="Calibri" w:eastAsiaTheme="minorHAnsi" w:cs="Calibri"/>
-          <w:lang w:val="en-GB"/>
-        </w:rPr>
-        <w:t xml:space="preserve">, M.M., </w:t>
-      </w:r>
-      <w:proofErr w:type="spellStart"/>
-      <w:r>
-        <w:rPr>
-          <w:rFonts w:ascii="Calibri" w:eastAsiaTheme="minorHAnsi" w:cs="Calibri"/>
-          <w:lang w:val="en-GB"/>
-        </w:rPr>
-        <w:t>Kuzovkova</w:t>
-      </w:r>
-      <w:proofErr w:type="spellEnd"/>
-      <w:r>
-        <w:rPr>
-          <w:rFonts w:ascii="Calibri" w:eastAsiaTheme="minorHAnsi" w:cs="Calibri"/>
-          <w:lang w:val="en-GB"/>
-        </w:rPr>
-        <w:t xml:space="preserve">, T.A., and </w:t>
-      </w:r>
-      <w:proofErr w:type="spellStart"/>
-      <w:r>
-        <w:rPr>
-          <w:rFonts w:ascii="Calibri" w:eastAsiaTheme="minorHAnsi" w:cs="Calibri"/>
-          <w:lang w:val="en-GB"/>
-        </w:rPr>
-        <w:t>Zholtikova</w:t>
-      </w:r>
-      <w:proofErr w:type="spellEnd"/>
-      <w:r>
-        <w:rPr>
-          <w:rFonts w:ascii="Calibri" w:eastAsiaTheme="minorHAnsi" w:cs="Calibri"/>
-          <w:lang w:val="en-GB"/>
-        </w:rPr>
-        <w:t xml:space="preserve">, P.A. (2025) ‘Digital Transformation and the Evolution of its Socio-Economic Consequences’, in </w:t>
+        <w:t xml:space="preserve">, I., Lakshmi, D.V., and Das, M.S. (2024) ‘Handwritten Character Recognition and Vehicle Number Recognition using OCR Method’, in </w:t>
       </w:r>
       <w:r>
         <w:rPr>
@@ -17800,14 +18187,14 @@
           <w:iCs/>
           <w:lang w:val="en-GB"/>
         </w:rPr>
-        <w:t>2025 International Conference on Engineering Management of Communication and Technology (EMCTECH)</w:t>
-      </w:r>
-      <w:r>
-        <w:rPr>
-          <w:rFonts w:ascii="Calibri" w:eastAsiaTheme="minorHAnsi" w:cs="Calibri"/>
-          <w:lang w:val="en-GB"/>
-        </w:rPr>
-        <w:t>, Presented at the 2025 International Conference on Engineering Management of Communication and Technology (EMCTECH), Vienna, Austria: IEEE, 1–6, available: https://doi.org/10.1109/EMCTECH65814.2025.11220588.</w:t>
+        <w:t>2024 Third International Conference on Trends in Electrical, Electronics, and Computer Engineering (TEECCON)</w:t>
+      </w:r>
+      <w:r>
+        <w:rPr>
+          <w:rFonts w:ascii="Calibri" w:eastAsiaTheme="minorHAnsi" w:cs="Calibri"/>
+          <w:lang w:val="en-GB"/>
+        </w:rPr>
+        <w:t>, Presented at the 2024 Third International Conference on Trends in Electrical, Electronics, and Computer Engineering (TEECCON), Bangalore, India: IEEE, 41–45, available: https://doi.org/10.1109/TEECCON64024.2024.10939189.</w:t>
       </w:r>
     </w:p>
     <w:p>
@@ -17818,12 +18205,53 @@
           <w:lang w:val="en-GB"/>
         </w:rPr>
       </w:pPr>
-      <w:r>
-        <w:rPr>
-          <w:rFonts w:ascii="Calibri" w:eastAsiaTheme="minorHAnsi" w:cs="Calibri"/>
-          <w:lang w:val="en-GB"/>
-        </w:rPr>
-        <w:t xml:space="preserve">Solanki, J.M. (2026) ‘AI Driven Multi Cloud Strategies for Financial Services: Ensuring High Availability with AWS and Kubernetes’, in </w:t>
+      <w:proofErr w:type="spellStart"/>
+      <w:r>
+        <w:rPr>
+          <w:rFonts w:ascii="Calibri" w:eastAsiaTheme="minorHAnsi" w:cs="Calibri"/>
+          <w:lang w:val="en-GB"/>
+        </w:rPr>
+        <w:t>Platunina</w:t>
+      </w:r>
+      <w:proofErr w:type="spellEnd"/>
+      <w:r>
+        <w:rPr>
+          <w:rFonts w:ascii="Calibri" w:eastAsiaTheme="minorHAnsi" w:cs="Calibri"/>
+          <w:lang w:val="en-GB"/>
+        </w:rPr>
+        <w:t xml:space="preserve">, G.P., </w:t>
+      </w:r>
+      <w:proofErr w:type="spellStart"/>
+      <w:r>
+        <w:rPr>
+          <w:rFonts w:ascii="Calibri" w:eastAsiaTheme="minorHAnsi" w:cs="Calibri"/>
+          <w:lang w:val="en-GB"/>
+        </w:rPr>
+        <w:t>Salutina</w:t>
+      </w:r>
+      <w:proofErr w:type="spellEnd"/>
+      <w:r>
+        <w:rPr>
+          <w:rFonts w:ascii="Calibri" w:eastAsiaTheme="minorHAnsi" w:cs="Calibri"/>
+          <w:lang w:val="en-GB"/>
+        </w:rPr>
+        <w:t xml:space="preserve">, T.Y., </w:t>
+      </w:r>
+      <w:proofErr w:type="spellStart"/>
+      <w:r>
+        <w:rPr>
+          <w:rFonts w:ascii="Calibri" w:eastAsiaTheme="minorHAnsi" w:cs="Calibri"/>
+          <w:lang w:val="en-GB"/>
+        </w:rPr>
+        <w:t>Gnezdova</w:t>
+      </w:r>
+      <w:proofErr w:type="spellEnd"/>
+      <w:r>
+        <w:rPr>
+          <w:rFonts w:ascii="Calibri" w:eastAsiaTheme="minorHAnsi" w:cs="Calibri"/>
+          <w:lang w:val="en-GB"/>
+        </w:rPr>
+        <w:t xml:space="preserve">, Y.V., and Frank, I.A. (2025) ‘Technological controlling: digital transformation of management decisions’, in </w:t>
       </w:r>
       <w:r>
         <w:rPr>
@@ -17832,14 +18260,14 @@
           <w:iCs/>
           <w:lang w:val="en-GB"/>
         </w:rPr>
-        <w:t>2026 IEEE 5th International Conference on AI in Cybersecurity (ICAIC)</w:t>
-      </w:r>
-      <w:r>
-        <w:rPr>
-          <w:rFonts w:ascii="Calibri" w:eastAsiaTheme="minorHAnsi" w:cs="Calibri"/>
-          <w:lang w:val="en-GB"/>
-        </w:rPr>
-        <w:t>, Presented at the 2026 IEEE 5th International Conference on AI in Cybersecurity (ICAIC), Houston, TX, USA: IEEE, 1–5, available: https://doi.org/10.1109/ICAIC67076.2026.11395684.</w:t>
+        <w:t>2025 International Conference on Engineering Management of Communication and Technology (EMCTECH)</w:t>
+      </w:r>
+      <w:r>
+        <w:rPr>
+          <w:rFonts w:ascii="Calibri" w:eastAsiaTheme="minorHAnsi" w:cs="Calibri"/>
+          <w:lang w:val="en-GB"/>
+        </w:rPr>
+        <w:t>, Presented at the 2025 International Conference on Engineering Management of Communication and Technology (EMCTECH), Vienna, Austria: IEEE, 1–5, available: https://doi.org/10.1109/EMCTECH65814.2025.11220558.</w:t>
       </w:r>
     </w:p>
     <w:p>
@@ -17850,53 +18278,12 @@
           <w:lang w:val="en-GB"/>
         </w:rPr>
       </w:pPr>
-      <w:proofErr w:type="spellStart"/>
-      <w:r>
-        <w:rPr>
-          <w:rFonts w:ascii="Calibri" w:eastAsiaTheme="minorHAnsi" w:cs="Calibri"/>
-          <w:lang w:val="en-GB"/>
-        </w:rPr>
-        <w:t>Tcukanova</w:t>
-      </w:r>
-      <w:proofErr w:type="spellEnd"/>
-      <w:r>
-        <w:rPr>
-          <w:rFonts w:ascii="Calibri" w:eastAsiaTheme="minorHAnsi" w:cs="Calibri"/>
-          <w:lang w:val="en-GB"/>
-        </w:rPr>
-        <w:t xml:space="preserve">, O.A., Torosyan, E.K., </w:t>
-      </w:r>
-      <w:proofErr w:type="spellStart"/>
-      <w:r>
-        <w:rPr>
-          <w:rFonts w:ascii="Calibri" w:eastAsiaTheme="minorHAnsi" w:cs="Calibri"/>
-          <w:lang w:val="en-GB"/>
-        </w:rPr>
-        <w:t>Kiykova</w:t>
-      </w:r>
-      <w:proofErr w:type="spellEnd"/>
-      <w:r>
-        <w:rPr>
-          <w:rFonts w:ascii="Calibri" w:eastAsiaTheme="minorHAnsi" w:cs="Calibri"/>
-          <w:lang w:val="en-GB"/>
-        </w:rPr>
-        <w:t xml:space="preserve">, D.A., and </w:t>
-      </w:r>
-      <w:proofErr w:type="spellStart"/>
-      <w:r>
-        <w:rPr>
-          <w:rFonts w:ascii="Calibri" w:eastAsiaTheme="minorHAnsi" w:cs="Calibri"/>
-          <w:lang w:val="en-GB"/>
-        </w:rPr>
-        <w:t>Panteleev</w:t>
-      </w:r>
-      <w:proofErr w:type="spellEnd"/>
-      <w:r>
-        <w:rPr>
-          <w:rFonts w:ascii="Calibri" w:eastAsiaTheme="minorHAnsi" w:cs="Calibri"/>
-          <w:lang w:val="en-GB"/>
-        </w:rPr>
-        <w:t xml:space="preserve">, M.V. (2022) ‘Features of Managing the Digital Transformation of Medical Institutions’, in </w:t>
+      <w:r>
+        <w:rPr>
+          <w:rFonts w:ascii="Calibri" w:eastAsiaTheme="minorHAnsi" w:cs="Calibri"/>
+          <w:lang w:val="en-GB"/>
+        </w:rPr>
+        <w:t xml:space="preserve">Qi, J., Li, S., Wang, H., Yuan, S., Li, P., Qian, H., Liu, Z., and He, X. (2023) ‘Critical System Design Based on High Availability Cluster Technology’, in </w:t>
       </w:r>
       <w:r>
         <w:rPr>
@@ -17905,14 +18292,14 @@
           <w:iCs/>
           <w:lang w:val="en-GB"/>
         </w:rPr>
-        <w:t>2022 International Conference on Quality Management, Transport and Information Security, Information Technologies (IT&amp;QM&amp;IS)</w:t>
-      </w:r>
-      <w:r>
-        <w:rPr>
-          <w:rFonts w:ascii="Calibri" w:eastAsiaTheme="minorHAnsi" w:cs="Calibri"/>
-          <w:lang w:val="en-GB"/>
-        </w:rPr>
-        <w:t>, Presented at the 2022 International Conference on Quality Management, Transport and Information Security, Information Technologies (IT&amp;QM&amp;IS), Saint Petersburg, Russian Federation: IEEE, 258–261, available: https://doi.org/10.1109/ITQMIS56172.2022.9976813.</w:t>
+        <w:t>2023 4th International Conference on Big Data &amp; Artificial Intelligence &amp; Software Engineering (ICBASE)</w:t>
+      </w:r>
+      <w:r>
+        <w:rPr>
+          <w:rFonts w:ascii="Calibri" w:eastAsiaTheme="minorHAnsi" w:cs="Calibri"/>
+          <w:lang w:val="en-GB"/>
+        </w:rPr>
+        <w:t>, Presented at the 2023 4th International Conference on Big Data &amp; Artificial Intelligence &amp; Software Engineering (ICBASE), Nanjing, China: IEEE, 439–443, available: https://doi.org/10.1109/ICBASE59196.2023.10303051.</w:t>
       </w:r>
     </w:p>
     <w:p>
@@ -17928,7 +18315,7 @@
           <w:rFonts w:ascii="Calibri" w:eastAsiaTheme="minorHAnsi" w:cs="Calibri"/>
           <w:lang w:val="en-GB"/>
         </w:rPr>
-        <w:t xml:space="preserve">The Open Group (2022a) </w:t>
+        <w:t xml:space="preserve">Ritchie, D.M. and Thompson, K. (1978) ‘The UNIX Time-Sharing System†’, </w:t>
       </w:r>
       <w:r>
         <w:rPr>
@@ -17937,22 +18324,31 @@
           <w:iCs/>
           <w:lang w:val="en-GB"/>
         </w:rPr>
-        <w:t>TOGAF® Standard – Introduction and Core Concepts</w:t>
-      </w:r>
-      <w:r>
-        <w:rPr>
-          <w:rFonts w:ascii="Calibri" w:eastAsiaTheme="minorHAnsi" w:cs="Calibri"/>
-          <w:lang w:val="en-GB"/>
-        </w:rPr>
-        <w:t xml:space="preserve">, 10th </w:t>
-      </w:r>
+        <w:t>Bell System Technical Journal</w:t>
+      </w:r>
+      <w:r>
+        <w:rPr>
+          <w:rFonts w:ascii="Calibri" w:eastAsiaTheme="minorHAnsi" w:cs="Calibri"/>
+          <w:lang w:val="en-GB"/>
+        </w:rPr>
+        <w:t>, 57(6), 1905–1929, available: https://doi.org/10.1002/j.1538-7305.1978.tb02136.x.</w:t>
+      </w:r>
+    </w:p>
+    <w:p>
+      <w:pPr>
+        <w:pStyle w:val="Bibliography"/>
+        <w:rPr>
+          <w:rFonts w:ascii="Calibri" w:eastAsiaTheme="minorHAnsi" w:cs="Calibri"/>
+          <w:lang w:val="en-GB"/>
+        </w:rPr>
+      </w:pPr>
       <w:proofErr w:type="spellStart"/>
       <w:r>
         <w:rPr>
           <w:rFonts w:ascii="Calibri" w:eastAsiaTheme="minorHAnsi" w:cs="Calibri"/>
           <w:lang w:val="en-GB"/>
         </w:rPr>
-        <w:t>edn</w:t>
+        <w:t>Samambet</w:t>
       </w:r>
       <w:proofErr w:type="spellEnd"/>
       <w:r>
@@ -17960,23 +18356,23 @@
           <w:rFonts w:ascii="Calibri" w:eastAsiaTheme="minorHAnsi" w:cs="Calibri"/>
           <w:lang w:val="en-GB"/>
         </w:rPr>
-        <w:t>.</w:t>
-      </w:r>
-    </w:p>
-    <w:p>
-      <w:pPr>
-        <w:pStyle w:val="Bibliography"/>
-        <w:rPr>
-          <w:rFonts w:ascii="Calibri" w:eastAsiaTheme="minorHAnsi" w:cs="Calibri"/>
-          <w:lang w:val="en-GB"/>
-        </w:rPr>
-      </w:pPr>
-      <w:r>
-        <w:rPr>
-          <w:rFonts w:ascii="Calibri" w:eastAsiaTheme="minorHAnsi" w:cs="Calibri"/>
-          <w:lang w:val="en-GB"/>
-        </w:rPr>
-        <w:t xml:space="preserve">The Open Group (2022b) </w:t>
+        <w:t xml:space="preserve">, M. and </w:t>
+      </w:r>
+      <w:proofErr w:type="spellStart"/>
+      <w:r>
+        <w:rPr>
+          <w:rFonts w:ascii="Calibri" w:eastAsiaTheme="minorHAnsi" w:cs="Calibri"/>
+          <w:lang w:val="en-GB"/>
+        </w:rPr>
+        <w:t>Khouangvichit</w:t>
+      </w:r>
+      <w:proofErr w:type="spellEnd"/>
+      <w:r>
+        <w:rPr>
+          <w:rFonts w:ascii="Calibri" w:eastAsiaTheme="minorHAnsi" w:cs="Calibri"/>
+          <w:lang w:val="en-GB"/>
+        </w:rPr>
+        <w:t xml:space="preserve">, C. (2025) ‘OUTSMARTING THE HURDLES TO DIGITALIZING THE POSTAL SECTOR: THE CASE OF DEUTSCHE POST, POSTE ITALIANE, AND ROYAL MAIL’, </w:t>
       </w:r>
       <w:r>
         <w:rPr>
@@ -17985,22 +18381,31 @@
           <w:iCs/>
           <w:lang w:val="en-GB"/>
         </w:rPr>
-        <w:t>TOGAF® Standard — Architecture Development Method</w:t>
-      </w:r>
-      <w:r>
-        <w:rPr>
-          <w:rFonts w:ascii="Calibri" w:eastAsiaTheme="minorHAnsi" w:cs="Calibri"/>
-          <w:lang w:val="en-GB"/>
-        </w:rPr>
-        <w:t xml:space="preserve">, 10th </w:t>
-      </w:r>
+        <w:t>International Journal of Professional Business Review</w:t>
+      </w:r>
+      <w:r>
+        <w:rPr>
+          <w:rFonts w:ascii="Calibri" w:eastAsiaTheme="minorHAnsi" w:cs="Calibri"/>
+          <w:lang w:val="en-GB"/>
+        </w:rPr>
+        <w:t>, 10(3), e05355, available: https://doi.org/10.26668/businessreview/2025.v10i3.5355.</w:t>
+      </w:r>
+    </w:p>
+    <w:p>
+      <w:pPr>
+        <w:pStyle w:val="Bibliography"/>
+        <w:rPr>
+          <w:rFonts w:ascii="Calibri" w:eastAsiaTheme="minorHAnsi" w:cs="Calibri"/>
+          <w:lang w:val="en-GB"/>
+        </w:rPr>
+      </w:pPr>
       <w:proofErr w:type="spellStart"/>
       <w:r>
         <w:rPr>
           <w:rFonts w:ascii="Calibri" w:eastAsiaTheme="minorHAnsi" w:cs="Calibri"/>
           <w:lang w:val="en-GB"/>
         </w:rPr>
-        <w:t>edn</w:t>
+        <w:t>Sharavova</w:t>
       </w:r>
       <w:proofErr w:type="spellEnd"/>
       <w:r>
@@ -18008,24 +18413,15 @@
           <w:rFonts w:ascii="Calibri" w:eastAsiaTheme="minorHAnsi" w:cs="Calibri"/>
           <w:lang w:val="en-GB"/>
         </w:rPr>
-        <w:t>.</w:t>
-      </w:r>
-    </w:p>
-    <w:p>
-      <w:pPr>
-        <w:pStyle w:val="Bibliography"/>
-        <w:rPr>
-          <w:rFonts w:ascii="Calibri" w:eastAsiaTheme="minorHAnsi" w:cs="Calibri"/>
-          <w:lang w:val="en-GB"/>
-        </w:rPr>
-      </w:pPr>
+        <w:t xml:space="preserve">, O.I., </w:t>
+      </w:r>
       <w:proofErr w:type="spellStart"/>
       <w:r>
         <w:rPr>
           <w:rFonts w:ascii="Calibri" w:eastAsiaTheme="minorHAnsi" w:cs="Calibri"/>
           <w:lang w:val="en-GB"/>
         </w:rPr>
-        <w:t>Vural</w:t>
+        <w:t>Sharavova</w:t>
       </w:r>
       <w:proofErr w:type="spellEnd"/>
       <w:r>
@@ -18033,7 +18429,7 @@
           <w:rFonts w:ascii="Calibri" w:eastAsiaTheme="minorHAnsi" w:cs="Calibri"/>
           <w:lang w:val="en-GB"/>
         </w:rPr>
-        <w:t xml:space="preserve">, H. and </w:t>
+        <w:t xml:space="preserve">, M.M., </w:t>
       </w:r>
       <w:proofErr w:type="spellStart"/>
       <w:r>
@@ -18041,7 +18437,7 @@
           <w:rFonts w:ascii="Calibri" w:eastAsiaTheme="minorHAnsi" w:cs="Calibri"/>
           <w:lang w:val="en-GB"/>
         </w:rPr>
-        <w:t>Koyuncu</w:t>
+        <w:t>Kuzovkova</w:t>
       </w:r>
       <w:proofErr w:type="spellEnd"/>
       <w:r>
@@ -18049,7 +18445,23 @@
           <w:rFonts w:ascii="Calibri" w:eastAsiaTheme="minorHAnsi" w:cs="Calibri"/>
           <w:lang w:val="en-GB"/>
         </w:rPr>
-        <w:t xml:space="preserve">, M. (2021) ‘Does Domain-Driven Design Lead to Finding the Optimal Modularity of a Microservice?’, </w:t>
+        <w:t xml:space="preserve">, T.A., and </w:t>
+      </w:r>
+      <w:proofErr w:type="spellStart"/>
+      <w:r>
+        <w:rPr>
+          <w:rFonts w:ascii="Calibri" w:eastAsiaTheme="minorHAnsi" w:cs="Calibri"/>
+          <w:lang w:val="en-GB"/>
+        </w:rPr>
+        <w:t>Zholtikova</w:t>
+      </w:r>
+      <w:proofErr w:type="spellEnd"/>
+      <w:r>
+        <w:rPr>
+          <w:rFonts w:ascii="Calibri" w:eastAsiaTheme="minorHAnsi" w:cs="Calibri"/>
+          <w:lang w:val="en-GB"/>
+        </w:rPr>
+        <w:t xml:space="preserve">, P.A. (2025) ‘Digital Transformation and the Evolution of its Socio-Economic Consequences’, in </w:t>
       </w:r>
       <w:r>
         <w:rPr>
@@ -18058,14 +18470,14 @@
           <w:iCs/>
           <w:lang w:val="en-GB"/>
         </w:rPr>
-        <w:t>IEEE Access</w:t>
-      </w:r>
-      <w:r>
-        <w:rPr>
-          <w:rFonts w:ascii="Calibri" w:eastAsiaTheme="minorHAnsi" w:cs="Calibri"/>
-          <w:lang w:val="en-GB"/>
-        </w:rPr>
-        <w:t>, 9, 32721–32733, available: https://doi.org/10.1109/ACCESS.2021.3060895.</w:t>
+        <w:t>2025 International Conference on Engineering Management of Communication and Technology (EMCTECH)</w:t>
+      </w:r>
+      <w:r>
+        <w:rPr>
+          <w:rFonts w:ascii="Calibri" w:eastAsiaTheme="minorHAnsi" w:cs="Calibri"/>
+          <w:lang w:val="en-GB"/>
+        </w:rPr>
+        <w:t>, Presented at the 2025 International Conference on Engineering Management of Communication and Technology (EMCTECH), Vienna, Austria: IEEE, 1–6, available: https://doi.org/10.1109/EMCTECH65814.2025.11220588.</w:t>
       </w:r>
     </w:p>
     <w:p>
@@ -18081,7 +18493,7 @@
           <w:rFonts w:ascii="Calibri" w:eastAsiaTheme="minorHAnsi" w:cs="Calibri"/>
           <w:lang w:val="en-GB"/>
         </w:rPr>
-        <w:t xml:space="preserve">Xu, Y. and Villiers, C. (2025) ‘The takeover of Royal Mail: lessons for the new owners from past corporate governance and trust failures’, </w:t>
+        <w:t xml:space="preserve">Solanki, J.M. (2026) ‘AI Driven Multi Cloud Strategies for Financial Services: Ensuring High Availability with AWS and Kubernetes’, in </w:t>
       </w:r>
       <w:r>
         <w:rPr>
@@ -18090,14 +18502,14 @@
           <w:iCs/>
           <w:lang w:val="en-GB"/>
         </w:rPr>
-        <w:t>Journal of Corporate Law Studies</w:t>
-      </w:r>
-      <w:r>
-        <w:rPr>
-          <w:rFonts w:ascii="Calibri" w:eastAsiaTheme="minorHAnsi" w:cs="Calibri"/>
-          <w:lang w:val="en-GB"/>
-        </w:rPr>
-        <w:t>, 1–40, available: https://doi.org/10.1080/14735970.2025.2553430.</w:t>
+        <w:t>2026 IEEE 5th International Conference on AI in Cybersecurity (ICAIC)</w:t>
+      </w:r>
+      <w:r>
+        <w:rPr>
+          <w:rFonts w:ascii="Calibri" w:eastAsiaTheme="minorHAnsi" w:cs="Calibri"/>
+          <w:lang w:val="en-GB"/>
+        </w:rPr>
+        <w:t>, Presented at the 2026 IEEE 5th International Conference on AI in Cybersecurity (ICAIC), Houston, TX, USA: IEEE, 1–5, available: https://doi.org/10.1109/ICAIC67076.2026.11395684.</w:t>
       </w:r>
     </w:p>
     <w:p>
@@ -18108,12 +18520,53 @@
           <w:lang w:val="en-GB"/>
         </w:rPr>
       </w:pPr>
-      <w:r>
-        <w:rPr>
-          <w:rFonts w:ascii="Calibri" w:eastAsiaTheme="minorHAnsi" w:cs="Calibri"/>
-          <w:lang w:val="en-GB"/>
-        </w:rPr>
-        <w:t xml:space="preserve">Zhong, C., Li, S., Huang, H., Liu, X., Chen, Z., Zhang, Y., and Zhang, H. (2024) ‘Domain-Driven Design for Microservices: An Evidence-Based Investigation’, </w:t>
+      <w:proofErr w:type="spellStart"/>
+      <w:r>
+        <w:rPr>
+          <w:rFonts w:ascii="Calibri" w:eastAsiaTheme="minorHAnsi" w:cs="Calibri"/>
+          <w:lang w:val="en-GB"/>
+        </w:rPr>
+        <w:t>Tcukanova</w:t>
+      </w:r>
+      <w:proofErr w:type="spellEnd"/>
+      <w:r>
+        <w:rPr>
+          <w:rFonts w:ascii="Calibri" w:eastAsiaTheme="minorHAnsi" w:cs="Calibri"/>
+          <w:lang w:val="en-GB"/>
+        </w:rPr>
+        <w:t xml:space="preserve">, O.A., Torosyan, E.K., </w:t>
+      </w:r>
+      <w:proofErr w:type="spellStart"/>
+      <w:r>
+        <w:rPr>
+          <w:rFonts w:ascii="Calibri" w:eastAsiaTheme="minorHAnsi" w:cs="Calibri"/>
+          <w:lang w:val="en-GB"/>
+        </w:rPr>
+        <w:t>Kiykova</w:t>
+      </w:r>
+      <w:proofErr w:type="spellEnd"/>
+      <w:r>
+        <w:rPr>
+          <w:rFonts w:ascii="Calibri" w:eastAsiaTheme="minorHAnsi" w:cs="Calibri"/>
+          <w:lang w:val="en-GB"/>
+        </w:rPr>
+        <w:t xml:space="preserve">, D.A., and </w:t>
+      </w:r>
+      <w:proofErr w:type="spellStart"/>
+      <w:r>
+        <w:rPr>
+          <w:rFonts w:ascii="Calibri" w:eastAsiaTheme="minorHAnsi" w:cs="Calibri"/>
+          <w:lang w:val="en-GB"/>
+        </w:rPr>
+        <w:t>Panteleev</w:t>
+      </w:r>
+      <w:proofErr w:type="spellEnd"/>
+      <w:r>
+        <w:rPr>
+          <w:rFonts w:ascii="Calibri" w:eastAsiaTheme="minorHAnsi" w:cs="Calibri"/>
+          <w:lang w:val="en-GB"/>
+        </w:rPr>
+        <w:t xml:space="preserve">, M.V. (2022) ‘Features of Managing the Digital Transformation of Medical Institutions’, in </w:t>
       </w:r>
       <w:r>
         <w:rPr>
@@ -18122,6 +18575,233 @@
           <w:iCs/>
           <w:lang w:val="en-GB"/>
         </w:rPr>
+        <w:t xml:space="preserve">2022 International Conference on Quality </w:t>
+      </w:r>
+      <w:r>
+        <w:rPr>
+          <w:rFonts w:ascii="Calibri" w:eastAsiaTheme="minorHAnsi" w:cs="Calibri"/>
+          <w:i/>
+          <w:iCs/>
+          <w:lang w:val="en-GB"/>
+        </w:rPr>
+        <w:lastRenderedPageBreak/>
+        <w:t>Management, Transport and Information Security, Information Technologies (IT&amp;QM&amp;IS)</w:t>
+      </w:r>
+      <w:r>
+        <w:rPr>
+          <w:rFonts w:ascii="Calibri" w:eastAsiaTheme="minorHAnsi" w:cs="Calibri"/>
+          <w:lang w:val="en-GB"/>
+        </w:rPr>
+        <w:t>, Presented at the 2022 International Conference on Quality Management, Transport and Information Security, Information Technologies (IT&amp;QM&amp;IS), Saint Petersburg, Russian Federation: IEEE, 258–261, available: https://doi.org/10.1109/ITQMIS56172.2022.9976813.</w:t>
+      </w:r>
+    </w:p>
+    <w:p>
+      <w:pPr>
+        <w:pStyle w:val="Bibliography"/>
+        <w:rPr>
+          <w:rFonts w:ascii="Calibri" w:eastAsiaTheme="minorHAnsi" w:cs="Calibri"/>
+          <w:lang w:val="en-GB"/>
+        </w:rPr>
+      </w:pPr>
+      <w:r>
+        <w:rPr>
+          <w:rFonts w:ascii="Calibri" w:eastAsiaTheme="minorHAnsi" w:cs="Calibri"/>
+          <w:lang w:val="en-GB"/>
+        </w:rPr>
+        <w:t xml:space="preserve">The Open Group (2022a) </w:t>
+      </w:r>
+      <w:r>
+        <w:rPr>
+          <w:rFonts w:ascii="Calibri" w:eastAsiaTheme="minorHAnsi" w:cs="Calibri"/>
+          <w:i/>
+          <w:iCs/>
+          <w:lang w:val="en-GB"/>
+        </w:rPr>
+        <w:t>TOGAF® Standard – Introduction and Core Concepts</w:t>
+      </w:r>
+      <w:r>
+        <w:rPr>
+          <w:rFonts w:ascii="Calibri" w:eastAsiaTheme="minorHAnsi" w:cs="Calibri"/>
+          <w:lang w:val="en-GB"/>
+        </w:rPr>
+        <w:t xml:space="preserve">, 10th </w:t>
+      </w:r>
+      <w:proofErr w:type="spellStart"/>
+      <w:r>
+        <w:rPr>
+          <w:rFonts w:ascii="Calibri" w:eastAsiaTheme="minorHAnsi" w:cs="Calibri"/>
+          <w:lang w:val="en-GB"/>
+        </w:rPr>
+        <w:t>edn</w:t>
+      </w:r>
+      <w:proofErr w:type="spellEnd"/>
+      <w:r>
+        <w:rPr>
+          <w:rFonts w:ascii="Calibri" w:eastAsiaTheme="minorHAnsi" w:cs="Calibri"/>
+          <w:lang w:val="en-GB"/>
+        </w:rPr>
+        <w:t>.</w:t>
+      </w:r>
+    </w:p>
+    <w:p>
+      <w:pPr>
+        <w:pStyle w:val="Bibliography"/>
+        <w:rPr>
+          <w:rFonts w:ascii="Calibri" w:eastAsiaTheme="minorHAnsi" w:cs="Calibri"/>
+          <w:lang w:val="en-GB"/>
+        </w:rPr>
+      </w:pPr>
+      <w:r>
+        <w:rPr>
+          <w:rFonts w:ascii="Calibri" w:eastAsiaTheme="minorHAnsi" w:cs="Calibri"/>
+          <w:lang w:val="en-GB"/>
+        </w:rPr>
+        <w:t xml:space="preserve">The Open Group (2022b) </w:t>
+      </w:r>
+      <w:r>
+        <w:rPr>
+          <w:rFonts w:ascii="Calibri" w:eastAsiaTheme="minorHAnsi" w:cs="Calibri"/>
+          <w:i/>
+          <w:iCs/>
+          <w:lang w:val="en-GB"/>
+        </w:rPr>
+        <w:t>TOGAF® Standard — Architecture Development Method</w:t>
+      </w:r>
+      <w:r>
+        <w:rPr>
+          <w:rFonts w:ascii="Calibri" w:eastAsiaTheme="minorHAnsi" w:cs="Calibri"/>
+          <w:lang w:val="en-GB"/>
+        </w:rPr>
+        <w:t xml:space="preserve">, 10th </w:t>
+      </w:r>
+      <w:proofErr w:type="spellStart"/>
+      <w:r>
+        <w:rPr>
+          <w:rFonts w:ascii="Calibri" w:eastAsiaTheme="minorHAnsi" w:cs="Calibri"/>
+          <w:lang w:val="en-GB"/>
+        </w:rPr>
+        <w:t>edn</w:t>
+      </w:r>
+      <w:proofErr w:type="spellEnd"/>
+      <w:r>
+        <w:rPr>
+          <w:rFonts w:ascii="Calibri" w:eastAsiaTheme="minorHAnsi" w:cs="Calibri"/>
+          <w:lang w:val="en-GB"/>
+        </w:rPr>
+        <w:t>.</w:t>
+      </w:r>
+    </w:p>
+    <w:p>
+      <w:pPr>
+        <w:pStyle w:val="Bibliography"/>
+        <w:rPr>
+          <w:rFonts w:ascii="Calibri" w:eastAsiaTheme="minorHAnsi" w:cs="Calibri"/>
+          <w:lang w:val="en-GB"/>
+        </w:rPr>
+      </w:pPr>
+      <w:proofErr w:type="spellStart"/>
+      <w:r>
+        <w:rPr>
+          <w:rFonts w:ascii="Calibri" w:eastAsiaTheme="minorHAnsi" w:cs="Calibri"/>
+          <w:lang w:val="en-GB"/>
+        </w:rPr>
+        <w:t>Vural</w:t>
+      </w:r>
+      <w:proofErr w:type="spellEnd"/>
+      <w:r>
+        <w:rPr>
+          <w:rFonts w:ascii="Calibri" w:eastAsiaTheme="minorHAnsi" w:cs="Calibri"/>
+          <w:lang w:val="en-GB"/>
+        </w:rPr>
+        <w:t xml:space="preserve">, H. and </w:t>
+      </w:r>
+      <w:proofErr w:type="spellStart"/>
+      <w:r>
+        <w:rPr>
+          <w:rFonts w:ascii="Calibri" w:eastAsiaTheme="minorHAnsi" w:cs="Calibri"/>
+          <w:lang w:val="en-GB"/>
+        </w:rPr>
+        <w:t>Koyuncu</w:t>
+      </w:r>
+      <w:proofErr w:type="spellEnd"/>
+      <w:r>
+        <w:rPr>
+          <w:rFonts w:ascii="Calibri" w:eastAsiaTheme="minorHAnsi" w:cs="Calibri"/>
+          <w:lang w:val="en-GB"/>
+        </w:rPr>
+        <w:t xml:space="preserve">, M. (2021) ‘Does Domain-Driven Design Lead to Finding the Optimal Modularity of a Microservice?’, </w:t>
+      </w:r>
+      <w:r>
+        <w:rPr>
+          <w:rFonts w:ascii="Calibri" w:eastAsiaTheme="minorHAnsi" w:cs="Calibri"/>
+          <w:i/>
+          <w:iCs/>
+          <w:lang w:val="en-GB"/>
+        </w:rPr>
+        <w:t>IEEE Access</w:t>
+      </w:r>
+      <w:r>
+        <w:rPr>
+          <w:rFonts w:ascii="Calibri" w:eastAsiaTheme="minorHAnsi" w:cs="Calibri"/>
+          <w:lang w:val="en-GB"/>
+        </w:rPr>
+        <w:t>, 9, 32721–32733, available: https://doi.org/10.1109/ACCESS.2021.3060895.</w:t>
+      </w:r>
+    </w:p>
+    <w:p>
+      <w:pPr>
+        <w:pStyle w:val="Bibliography"/>
+        <w:rPr>
+          <w:rFonts w:ascii="Calibri" w:eastAsiaTheme="minorHAnsi" w:cs="Calibri"/>
+          <w:lang w:val="en-GB"/>
+        </w:rPr>
+      </w:pPr>
+      <w:r>
+        <w:rPr>
+          <w:rFonts w:ascii="Calibri" w:eastAsiaTheme="minorHAnsi" w:cs="Calibri"/>
+          <w:lang w:val="en-GB"/>
+        </w:rPr>
+        <w:t xml:space="preserve">Xu, Y. and Villiers, C. (2025) ‘The takeover of Royal Mail: lessons for the new owners from past corporate governance and trust failures’, </w:t>
+      </w:r>
+      <w:r>
+        <w:rPr>
+          <w:rFonts w:ascii="Calibri" w:eastAsiaTheme="minorHAnsi" w:cs="Calibri"/>
+          <w:i/>
+          <w:iCs/>
+          <w:lang w:val="en-GB"/>
+        </w:rPr>
+        <w:t>Journal of Corporate Law Studies</w:t>
+      </w:r>
+      <w:r>
+        <w:rPr>
+          <w:rFonts w:ascii="Calibri" w:eastAsiaTheme="minorHAnsi" w:cs="Calibri"/>
+          <w:lang w:val="en-GB"/>
+        </w:rPr>
+        <w:t>, 1–40, available: https://doi.org/10.1080/14735970.2025.2553430.</w:t>
+      </w:r>
+    </w:p>
+    <w:p>
+      <w:pPr>
+        <w:pStyle w:val="Bibliography"/>
+        <w:rPr>
+          <w:rFonts w:ascii="Calibri" w:eastAsiaTheme="minorHAnsi" w:cs="Calibri"/>
+          <w:lang w:val="en-GB"/>
+        </w:rPr>
+      </w:pPr>
+      <w:r>
+        <w:rPr>
+          <w:rFonts w:ascii="Calibri" w:eastAsiaTheme="minorHAnsi" w:cs="Calibri"/>
+          <w:lang w:val="en-GB"/>
+        </w:rPr>
+        <w:t xml:space="preserve">Zhong, C., Li, S., Huang, H., Liu, X., Chen, Z., Zhang, Y., and Zhang, H. (2024) ‘Domain-Driven Design for Microservices: An Evidence-Based Investigation’, </w:t>
+      </w:r>
+      <w:r>
+        <w:rPr>
+          <w:rFonts w:ascii="Calibri" w:eastAsiaTheme="minorHAnsi" w:cs="Calibri"/>
+          <w:i/>
+          <w:iCs/>
+          <w:lang w:val="en-GB"/>
+        </w:rPr>
         <w:t>IEEE Transactions on Software Engineering</w:t>
       </w:r>
       <w:r>
@@ -18167,12 +18847,12 @@
       <w:pPr>
         <w:pStyle w:val="Heading1"/>
       </w:pPr>
-      <w:bookmarkStart w:id="61" w:name="_Toc233796085"/>
+      <w:bookmarkStart w:id="59" w:name="_Toc233796085"/>
       <w:r>
         <w:lastRenderedPageBreak/>
         <w:t>Appendices</w:t>
       </w:r>
-      <w:bookmarkEnd w:id="61"/>
+      <w:bookmarkEnd w:id="59"/>
     </w:p>
     <w:p>
       <w:pPr>
@@ -18193,7 +18873,7 @@
       <w:pPr>
         <w:pStyle w:val="Heading1"/>
       </w:pPr>
-      <w:bookmarkStart w:id="62" w:name="_Toc233796086"/>
+      <w:bookmarkStart w:id="60" w:name="_Toc233796086"/>
       <w:r>
         <w:lastRenderedPageBreak/>
         <w:t xml:space="preserve">Appendix </w:t>
@@ -18204,7 +18884,7 @@
       <w:r>
         <w:t>:  Code Listing</w:t>
       </w:r>
-      <w:bookmarkEnd w:id="62"/>
+      <w:bookmarkEnd w:id="60"/>
     </w:p>
     <w:p/>
     <w:sectPr>

--- a/Robyn Doyle Dissertation Draft.docx
+++ b/Robyn Doyle Dissertation Draft.docx
@@ -1233,9 +1233,15 @@
         <w:pStyle w:val="Heading1"/>
         <w:spacing w:before="0" w:line="360" w:lineRule="auto"/>
         <w:ind w:left="1134" w:hanging="1134"/>
+        <w:rPr>
+          <w:color w:val="FF0000"/>
+        </w:rPr>
       </w:pPr>
       <w:bookmarkStart w:id="2" w:name="_Toc233796036"/>
       <w:r>
+        <w:rPr>
+          <w:color w:val="FF0000"/>
+        </w:rPr>
         <w:lastRenderedPageBreak/>
         <w:t>Abstract</w:t>
       </w:r>
@@ -14333,25 +14339,51 @@
       <w:r>
         <w:t xml:space="preserve">Figure </w:t>
       </w:r>
-      <w:fldSimple w:instr=" STYLEREF 3 \s ">
-        <w:r>
-          <w:rPr>
-            <w:noProof/>
-          </w:rPr>
-          <w:t>1.3.2</w:t>
-        </w:r>
-      </w:fldSimple>
+      <w:r>
+        <w:fldChar w:fldCharType="begin"/>
+      </w:r>
+      <w:r>
+        <w:instrText xml:space="preserve"> STYLEREF 3 \s </w:instrText>
+      </w:r>
+      <w:r>
+        <w:fldChar w:fldCharType="separate"/>
+      </w:r>
+      <w:r>
+        <w:rPr>
+          <w:noProof/>
+        </w:rPr>
+        <w:t>1.3.2</w:t>
+      </w:r>
+      <w:r>
+        <w:rPr>
+          <w:noProof/>
+        </w:rPr>
+        <w:fldChar w:fldCharType="end"/>
+      </w:r>
       <w:r>
         <w:noBreakHyphen/>
       </w:r>
-      <w:fldSimple w:instr=" SEQ Figure \* ARABIC \s 3 ">
-        <w:r>
-          <w:rPr>
-            <w:noProof/>
-          </w:rPr>
-          <w:t>1</w:t>
-        </w:r>
-      </w:fldSimple>
+      <w:r>
+        <w:fldChar w:fldCharType="begin"/>
+      </w:r>
+      <w:r>
+        <w:instrText xml:space="preserve"> SEQ Figure \* ARABIC \s 3 </w:instrText>
+      </w:r>
+      <w:r>
+        <w:fldChar w:fldCharType="separate"/>
+      </w:r>
+      <w:r>
+        <w:rPr>
+          <w:noProof/>
+        </w:rPr>
+        <w:t>1</w:t>
+      </w:r>
+      <w:r>
+        <w:rPr>
+          <w:noProof/>
+        </w:rPr>
+        <w:fldChar w:fldCharType="end"/>
+      </w:r>
       <w:r>
         <w:t xml:space="preserve"> TOGAF ADM Cycle</w:t>
       </w:r>
@@ -14760,6 +14792,552 @@
     </w:p>
     <w:p>
       <w:pPr>
+        <w:spacing w:after="0" w:line="360" w:lineRule="auto"/>
+        <w:jc w:val="both"/>
+        <w:rPr>
+          <w:sz w:val="24"/>
+          <w:szCs w:val="24"/>
+        </w:rPr>
+      </w:pPr>
+    </w:p>
+    <w:p>
+      <w:pPr>
+        <w:spacing w:after="0" w:line="360" w:lineRule="auto"/>
+        <w:jc w:val="both"/>
+        <w:rPr>
+          <w:sz w:val="24"/>
+          <w:szCs w:val="24"/>
+        </w:rPr>
+      </w:pPr>
+      <w:r>
+        <w:rPr>
+          <w:sz w:val="24"/>
+          <w:szCs w:val="24"/>
+        </w:rPr>
+        <w:t xml:space="preserve">This </w:t>
+      </w:r>
+      <w:r>
+        <w:rPr>
+          <w:sz w:val="24"/>
+          <w:szCs w:val="24"/>
+        </w:rPr>
+        <w:t xml:space="preserve">domain driven enterprise </w:t>
+      </w:r>
+      <w:r>
+        <w:rPr>
+          <w:sz w:val="24"/>
+          <w:szCs w:val="24"/>
+        </w:rPr>
+        <w:t xml:space="preserve">setup allows for clear </w:t>
+      </w:r>
+      <w:r>
+        <w:rPr>
+          <w:sz w:val="24"/>
+          <w:szCs w:val="24"/>
+        </w:rPr>
+        <w:t>ownership</w:t>
+      </w:r>
+      <w:r>
+        <w:rPr>
+          <w:sz w:val="24"/>
+          <w:szCs w:val="24"/>
+        </w:rPr>
+        <w:t xml:space="preserve"> to be assigned to domain owners who are responsible for their specific business capability within the enterprise. </w:t>
+      </w:r>
+      <w:r>
+        <w:rPr>
+          <w:sz w:val="24"/>
+          <w:szCs w:val="24"/>
+        </w:rPr>
+        <w:t xml:space="preserve">These business capabilities can then be managed in a more focused manner and avoids multiple teams advancing different ideologies for the same purpose. </w:t>
+      </w:r>
+      <w:r>
+        <w:rPr>
+          <w:sz w:val="24"/>
+          <w:szCs w:val="24"/>
+        </w:rPr>
+        <w:t>Thus all core skills, knowledge and expertise for</w:t>
+      </w:r>
+      <w:r>
+        <w:rPr>
+          <w:sz w:val="24"/>
+          <w:szCs w:val="24"/>
+        </w:rPr>
+        <w:t xml:space="preserve"> </w:t>
+      </w:r>
+      <w:r>
+        <w:rPr>
+          <w:sz w:val="24"/>
+          <w:szCs w:val="24"/>
+        </w:rPr>
+        <w:t xml:space="preserve">the business logic required </w:t>
+      </w:r>
+      <w:r>
+        <w:rPr>
+          <w:sz w:val="24"/>
+          <w:szCs w:val="24"/>
+        </w:rPr>
+        <w:t>to satisfy</w:t>
+      </w:r>
+      <w:r>
+        <w:rPr>
+          <w:sz w:val="24"/>
+          <w:szCs w:val="24"/>
+        </w:rPr>
+        <w:t xml:space="preserve"> the </w:t>
+      </w:r>
+      <w:r>
+        <w:rPr>
+          <w:sz w:val="24"/>
+          <w:szCs w:val="24"/>
+        </w:rPr>
+        <w:t>customer of the domain</w:t>
+      </w:r>
+      <w:r>
+        <w:rPr>
+          <w:sz w:val="24"/>
+          <w:szCs w:val="24"/>
+        </w:rPr>
+        <w:t xml:space="preserve"> are centralised within the domain</w:t>
+      </w:r>
+      <w:r>
+        <w:rPr>
+          <w:sz w:val="24"/>
+          <w:szCs w:val="24"/>
+        </w:rPr>
+        <w:t xml:space="preserve"> </w:t>
+      </w:r>
+      <w:r>
+        <w:rPr>
+          <w:sz w:val="24"/>
+          <w:szCs w:val="24"/>
+        </w:rPr>
+        <w:fldChar w:fldCharType="begin"/>
+      </w:r>
+      <w:r>
+        <w:rPr>
+          <w:sz w:val="24"/>
+          <w:szCs w:val="24"/>
+        </w:rPr>
+        <w:instrText xml:space="preserve"> ADDIN ZOTERO_ITEM CSL_CITATION {"citationID":"ZKcGASPs","properties":{"unsorted":false,"formattedCitation":"(Hippchen {\\i{}et al.} 2017)","plainCitation":"(Hippchen et al. 2017)","noteIndex":0},"citationItems":[{"id":68,"uris":["http://zotero.org/users/local/x6OJxADO/items/DB986S8H"],"itemData":{"id":68,"type":"article-journal","abstract":"The current trend of building web applications using microservice architectures is based on the domain-driven design concept. Among practitioners, domain-driven design is a widely accepted approach to building applications. Applying and extending the concepts and tasks of domain-driven design is challenging because it lacks a software development process description and classiﬁcation within existing software development process approaches. For these reasons, this paper provides a brief overview of domain-driven design-based software development activities and their classiﬁcation into a well-known software development process.","language":"en","source":"Zotero","title":"Designing Microservice-Based Applications by Using a Domain-Driven Design Approach","author":[{"family":"Hippchen","given":"Benjamin"},{"family":"Giessler","given":"Pascal"},{"family":"Steinegger","given":"Roland Heinz"},{"family":"Schneider","given":"Michael"},{"family":"Abeck","given":"Sebastian"}],"accessed":{"date-parts":[["2026",5,28]]},"issued":{"date-parts":[["2017"]]}}}],"schema":"https://github.com/citation-style-language/schema/raw/master/csl-citation.json"} </w:instrText>
+      </w:r>
+      <w:r>
+        <w:rPr>
+          <w:sz w:val="24"/>
+          <w:szCs w:val="24"/>
+        </w:rPr>
+        <w:fldChar w:fldCharType="separate"/>
+      </w:r>
+      <w:r>
+        <w:rPr>
+          <w:rFonts w:ascii="Calibri" w:eastAsiaTheme="minorHAnsi" w:cs="Calibri"/>
+          <w:sz w:val="24"/>
+          <w:szCs w:val="24"/>
+          <w:lang w:val="en-GB"/>
+        </w:rPr>
+        <w:t>(</w:t>
+      </w:r>
+      <w:proofErr w:type="spellStart"/>
+      <w:r>
+        <w:rPr>
+          <w:rFonts w:ascii="Calibri" w:eastAsiaTheme="minorHAnsi" w:cs="Calibri"/>
+          <w:sz w:val="24"/>
+          <w:szCs w:val="24"/>
+          <w:lang w:val="en-GB"/>
+        </w:rPr>
+        <w:t>Hippchen</w:t>
+      </w:r>
+      <w:proofErr w:type="spellEnd"/>
+      <w:r>
+        <w:rPr>
+          <w:rFonts w:ascii="Calibri" w:eastAsiaTheme="minorHAnsi" w:cs="Calibri"/>
+          <w:sz w:val="24"/>
+          <w:szCs w:val="24"/>
+          <w:lang w:val="en-GB"/>
+        </w:rPr>
+        <w:t xml:space="preserve"> </w:t>
+      </w:r>
+      <w:r>
+        <w:rPr>
+          <w:rFonts w:ascii="Calibri" w:eastAsiaTheme="minorHAnsi" w:cs="Calibri"/>
+          <w:i/>
+          <w:iCs/>
+          <w:sz w:val="24"/>
+          <w:szCs w:val="24"/>
+          <w:lang w:val="en-GB"/>
+        </w:rPr>
+        <w:t>et al.</w:t>
+      </w:r>
+      <w:r>
+        <w:rPr>
+          <w:rFonts w:ascii="Calibri" w:eastAsiaTheme="minorHAnsi" w:cs="Calibri"/>
+          <w:sz w:val="24"/>
+          <w:szCs w:val="24"/>
+          <w:lang w:val="en-GB"/>
+        </w:rPr>
+        <w:t xml:space="preserve"> 2017)</w:t>
+      </w:r>
+      <w:r>
+        <w:rPr>
+          <w:sz w:val="24"/>
+          <w:szCs w:val="24"/>
+        </w:rPr>
+        <w:fldChar w:fldCharType="end"/>
+      </w:r>
+      <w:r>
+        <w:rPr>
+          <w:sz w:val="24"/>
+          <w:szCs w:val="24"/>
+        </w:rPr>
+        <w:t>.</w:t>
+      </w:r>
+      <w:r>
+        <w:rPr>
+          <w:sz w:val="24"/>
+          <w:szCs w:val="24"/>
+        </w:rPr>
+        <w:t xml:space="preserve"> </w:t>
+      </w:r>
+      <w:r>
+        <w:rPr>
+          <w:sz w:val="24"/>
+          <w:szCs w:val="24"/>
+        </w:rPr>
+        <w:t xml:space="preserve">In this case other domains can be customers of domains. </w:t>
+      </w:r>
+      <w:r>
+        <w:rPr>
+          <w:sz w:val="24"/>
+          <w:szCs w:val="24"/>
+        </w:rPr>
+        <w:t xml:space="preserve">This </w:t>
+      </w:r>
+      <w:r>
+        <w:rPr>
+          <w:sz w:val="24"/>
+          <w:szCs w:val="24"/>
+        </w:rPr>
+        <w:t>should lead to more efficient development since other teams do not need to learn that knowledge.</w:t>
+      </w:r>
+      <w:r>
+        <w:rPr>
+          <w:sz w:val="24"/>
+          <w:szCs w:val="24"/>
+        </w:rPr>
+        <w:t xml:space="preserve"> </w:t>
+      </w:r>
+      <w:r>
+        <w:rPr>
+          <w:sz w:val="24"/>
+          <w:szCs w:val="24"/>
+        </w:rPr>
+        <w:t xml:space="preserve"> Instead, if a team working in the “Parcel Tracking” domain needs a reporting tool to visualise shipments they would send their requirements to the “Reporting and Analytics” domain owner. </w:t>
+      </w:r>
+      <w:r>
+        <w:rPr>
+          <w:sz w:val="24"/>
+          <w:szCs w:val="24"/>
+        </w:rPr>
+        <w:t>That domain owner and their team would take the data from a interface provided by the “Parcel Tracking” domain and prepare the dashboard and then hand it over. Operations and hosting of the dashboard as well as preparation of the data would all occur on the platform managed and owned by “Reporting and Analytics”. It is easy to see the value of only having on</w:t>
+      </w:r>
+      <w:r>
+        <w:rPr>
+          <w:sz w:val="24"/>
+          <w:szCs w:val="24"/>
+        </w:rPr>
+        <w:t>e</w:t>
+      </w:r>
+      <w:r>
+        <w:rPr>
+          <w:sz w:val="24"/>
+          <w:szCs w:val="24"/>
+        </w:rPr>
+        <w:t xml:space="preserve"> core Data and Reporting platform, rather than having multiple different platforms spread out across the enterprise. This expertise should belong to one domain and they should make the key decisions on how that capability is managed and advanced.</w:t>
+      </w:r>
+      <w:r>
+        <w:rPr>
+          <w:sz w:val="24"/>
+          <w:szCs w:val="24"/>
+        </w:rPr>
+        <w:t xml:space="preserve"> This </w:t>
+      </w:r>
+      <w:r>
+        <w:rPr>
+          <w:sz w:val="24"/>
+          <w:szCs w:val="24"/>
+        </w:rPr>
+        <w:t>leads to</w:t>
+      </w:r>
+      <w:r>
+        <w:rPr>
+          <w:sz w:val="24"/>
+          <w:szCs w:val="24"/>
+        </w:rPr>
+        <w:t xml:space="preserve"> the domain-inherent specifications </w:t>
+      </w:r>
+      <w:r>
+        <w:rPr>
+          <w:sz w:val="24"/>
+          <w:szCs w:val="24"/>
+        </w:rPr>
+        <w:t>being</w:t>
+      </w:r>
+      <w:r>
+        <w:rPr>
+          <w:sz w:val="24"/>
+          <w:szCs w:val="24"/>
+        </w:rPr>
+        <w:t xml:space="preserve"> </w:t>
+      </w:r>
+      <w:r>
+        <w:rPr>
+          <w:sz w:val="24"/>
+          <w:szCs w:val="24"/>
+        </w:rPr>
+        <w:t>hidden and abstracted behind the domain boundary</w:t>
+      </w:r>
+      <w:r>
+        <w:rPr>
+          <w:sz w:val="24"/>
+          <w:szCs w:val="24"/>
+        </w:rPr>
+        <w:t xml:space="preserve"> </w:t>
+      </w:r>
+      <w:r>
+        <w:rPr>
+          <w:sz w:val="24"/>
+          <w:szCs w:val="24"/>
+        </w:rPr>
+        <w:fldChar w:fldCharType="begin"/>
+      </w:r>
+      <w:r>
+        <w:rPr>
+          <w:sz w:val="24"/>
+          <w:szCs w:val="24"/>
+        </w:rPr>
+        <w:instrText xml:space="preserve"> ADDIN ZOTERO_ITEM CSL_CITATION {"citationID":"gLxLydBI","properties":{"unsorted":false,"formattedCitation":"(Mac\\uc0\\u237{}as {\\i{}et al.} 2023)","plainCitation":"(Macías et al. 2023)","noteIndex":0},"citationItems":[{"id":70,"uris":["http://zotero.org/users/local/x6OJxADO/items/NWQTDGLC"],"itemData":{"id":70,"type":"paper-conference","abstract":"The Digital Twin (DT) concept has overcome its initial deﬁnition based on a purely descriptive approach focusing on modelling physical objects, often using CAD. Today DT often describes a behavioural approach that can simulate an object’s dynamics, monitor its state, and control or predict its behaviour. Although DTs are attracting signiﬁcant attention and oﬀer many advantages in the design of especially cyber-physical systems, most proposals have focused on developing DTs for a speciﬁc use case or need without providing a more holistic approach to its design. We aim to propose a domain-agnostic approach for architecting DTs. Here, DTs are directly supported by DomainDriven Design’s notion of Bounded Contexts (BCs), hiding all the domain-inherent speciﬁcations behind BC boundaries. These BCs are also the central abstraction in many microservice architectures and can be used to describe DTs. A Wind Turbine DT architecture is used as a running example to describe how every relevant DT property can be satisﬁed following our proposal for architecting digital twins. A qualitative evaluation of this case by ﬁve external practitioners shows that our DDDbased proposal consistently outperforms the 5-dimension model used as the reference approach.","container-title":"2023 IEEE 20th International Conference on Software Architecture (ICSA)","DOI":"10.1109/ICSA56044.2023.00022","event-title":"2023 IEEE 20th International Conference on Software Architecture (ICSA)","ISBN":"979-8-3503-9749-9","language":"en","license":"https://doi.org/10.15223/policy-029","page":"153-163","publisher":"IEEE","publisher-place":"L'Aquila, Italy","source":"DOI.org (Crossref)","title":"Architecting Digital Twins Using a Domain-Driven Design-Based Approach*","URL":"https://ieeexplore.ieee.org/document/10092715/","author":[{"family":"Macías","given":"Aurora"},{"family":"Navarro","given":"Elena"},{"family":"Cuesta","given":"Carlos E."},{"family":"Zdun","given":"Uwe"}],"accessed":{"date-parts":[["2026",5,28]]},"issued":{"date-parts":[["2023",3]]}}}],"schema":"https://github.com/citation-style-language/schema/raw/master/csl-citation.json"} </w:instrText>
+      </w:r>
+      <w:r>
+        <w:rPr>
+          <w:sz w:val="24"/>
+          <w:szCs w:val="24"/>
+        </w:rPr>
+        <w:fldChar w:fldCharType="separate"/>
+      </w:r>
+      <w:r>
+        <w:rPr>
+          <w:rFonts w:ascii="Calibri" w:eastAsiaTheme="minorHAnsi" w:cs="Calibri"/>
+          <w:sz w:val="24"/>
+          <w:szCs w:val="24"/>
+          <w:lang w:val="en-GB"/>
+        </w:rPr>
+        <w:t>(</w:t>
+      </w:r>
+      <w:proofErr w:type="spellStart"/>
+      <w:r>
+        <w:rPr>
+          <w:rFonts w:ascii="Calibri" w:eastAsiaTheme="minorHAnsi" w:cs="Calibri"/>
+          <w:sz w:val="24"/>
+          <w:szCs w:val="24"/>
+          <w:lang w:val="en-GB"/>
+        </w:rPr>
+        <w:t>Macías</w:t>
+      </w:r>
+      <w:proofErr w:type="spellEnd"/>
+      <w:r>
+        <w:rPr>
+          <w:rFonts w:ascii="Calibri" w:eastAsiaTheme="minorHAnsi" w:cs="Calibri"/>
+          <w:sz w:val="24"/>
+          <w:szCs w:val="24"/>
+          <w:lang w:val="en-GB"/>
+        </w:rPr>
+        <w:t xml:space="preserve"> </w:t>
+      </w:r>
+      <w:r>
+        <w:rPr>
+          <w:rFonts w:ascii="Calibri" w:eastAsiaTheme="minorHAnsi" w:cs="Calibri"/>
+          <w:i/>
+          <w:iCs/>
+          <w:sz w:val="24"/>
+          <w:szCs w:val="24"/>
+          <w:lang w:val="en-GB"/>
+        </w:rPr>
+        <w:t>et al.</w:t>
+      </w:r>
+      <w:r>
+        <w:rPr>
+          <w:rFonts w:ascii="Calibri" w:eastAsiaTheme="minorHAnsi" w:cs="Calibri"/>
+          <w:sz w:val="24"/>
+          <w:szCs w:val="24"/>
+          <w:lang w:val="en-GB"/>
+        </w:rPr>
+        <w:t xml:space="preserve"> 2023)</w:t>
+      </w:r>
+      <w:r>
+        <w:rPr>
+          <w:sz w:val="24"/>
+          <w:szCs w:val="24"/>
+        </w:rPr>
+        <w:fldChar w:fldCharType="end"/>
+      </w:r>
+      <w:r>
+        <w:rPr>
+          <w:sz w:val="24"/>
+          <w:szCs w:val="24"/>
+        </w:rPr>
+        <w:t>.</w:t>
+      </w:r>
+      <w:r>
+        <w:rPr>
+          <w:sz w:val="24"/>
+          <w:szCs w:val="24"/>
+        </w:rPr>
+        <w:t xml:space="preserve">   </w:t>
+      </w:r>
+      <w:r>
+        <w:rPr>
+          <w:sz w:val="24"/>
+          <w:szCs w:val="24"/>
+        </w:rPr>
+        <w:t xml:space="preserve"> </w:t>
+      </w:r>
+      <w:r>
+        <w:rPr>
+          <w:sz w:val="24"/>
+          <w:szCs w:val="24"/>
+        </w:rPr>
+        <w:t>Having established</w:t>
+      </w:r>
+      <w:r>
+        <w:rPr>
+          <w:sz w:val="24"/>
+          <w:szCs w:val="24"/>
+        </w:rPr>
+        <w:t xml:space="preserve"> </w:t>
+      </w:r>
+      <w:r>
+        <w:rPr>
+          <w:sz w:val="24"/>
+          <w:szCs w:val="24"/>
+        </w:rPr>
+        <w:t>why</w:t>
+      </w:r>
+      <w:r>
+        <w:rPr>
+          <w:sz w:val="24"/>
+          <w:szCs w:val="24"/>
+        </w:rPr>
+        <w:t xml:space="preserve"> enterprises </w:t>
+      </w:r>
+      <w:r>
+        <w:rPr>
+          <w:sz w:val="24"/>
+          <w:szCs w:val="24"/>
+        </w:rPr>
+        <w:t>design</w:t>
+      </w:r>
+      <w:r>
+        <w:rPr>
+          <w:sz w:val="24"/>
+          <w:szCs w:val="24"/>
+        </w:rPr>
+        <w:t xml:space="preserve"> </w:t>
+      </w:r>
+      <w:r>
+        <w:rPr>
+          <w:sz w:val="24"/>
+          <w:szCs w:val="24"/>
+        </w:rPr>
+        <w:lastRenderedPageBreak/>
+        <w:t>bounded domains</w:t>
+      </w:r>
+      <w:r>
+        <w:rPr>
+          <w:sz w:val="24"/>
+          <w:szCs w:val="24"/>
+        </w:rPr>
+        <w:t xml:space="preserve"> we can now </w:t>
+      </w:r>
+      <w:r>
+        <w:rPr>
+          <w:sz w:val="24"/>
+          <w:szCs w:val="24"/>
+        </w:rPr>
+        <w:t>exami</w:t>
+      </w:r>
+      <w:r>
+        <w:rPr>
+          <w:sz w:val="24"/>
+          <w:szCs w:val="24"/>
+        </w:rPr>
+        <w:t>ne</w:t>
+      </w:r>
+      <w:r>
+        <w:rPr>
+          <w:sz w:val="24"/>
+          <w:szCs w:val="24"/>
+        </w:rPr>
+        <w:t xml:space="preserve"> the</w:t>
+      </w:r>
+      <w:r>
+        <w:rPr>
+          <w:sz w:val="24"/>
+          <w:szCs w:val="24"/>
+        </w:rPr>
+        <w:t xml:space="preserve"> </w:t>
+      </w:r>
+      <w:r>
+        <w:rPr>
+          <w:sz w:val="24"/>
+          <w:szCs w:val="24"/>
+        </w:rPr>
+        <w:t>transition from</w:t>
+      </w:r>
+      <w:r>
+        <w:rPr>
+          <w:sz w:val="24"/>
+          <w:szCs w:val="24"/>
+        </w:rPr>
+        <w:t xml:space="preserve"> legacy </w:t>
+      </w:r>
+      <w:r>
+        <w:rPr>
+          <w:sz w:val="24"/>
+          <w:szCs w:val="24"/>
+        </w:rPr>
+        <w:t xml:space="preserve">monolithic applications towards </w:t>
+      </w:r>
+      <w:r>
+        <w:rPr>
+          <w:sz w:val="24"/>
+          <w:szCs w:val="24"/>
+        </w:rPr>
+        <w:t xml:space="preserve">modern </w:t>
+      </w:r>
+      <w:r>
+        <w:rPr>
+          <w:sz w:val="24"/>
+          <w:szCs w:val="24"/>
+        </w:rPr>
+        <w:t>domain-driven</w:t>
+      </w:r>
+      <w:r>
+        <w:rPr>
+          <w:sz w:val="24"/>
+          <w:szCs w:val="24"/>
+        </w:rPr>
+        <w:t xml:space="preserve"> orientated</w:t>
+      </w:r>
+      <w:r>
+        <w:rPr>
+          <w:sz w:val="24"/>
+          <w:szCs w:val="24"/>
+        </w:rPr>
+        <w:t xml:space="preserve"> microservice architectures.</w:t>
+      </w:r>
+    </w:p>
+    <w:p>
+      <w:pPr>
         <w:pStyle w:val="Heading2"/>
         <w:numPr>
           <w:ilvl w:val="1"/>
@@ -14976,27 +15554,7 @@
           <w:szCs w:val="24"/>
           <w:lang w:val="en-GB"/>
         </w:rPr>
-        <w:t>(</w:t>
-      </w:r>
-      <w:proofErr w:type="spellStart"/>
-      <w:r>
-        <w:rPr>
-          <w:rFonts w:ascii="Calibri" w:eastAsiaTheme="minorHAnsi" w:cs="Calibri"/>
-          <w:sz w:val="24"/>
-          <w:szCs w:val="24"/>
-          <w:lang w:val="en-GB"/>
-        </w:rPr>
-        <w:t>Kiani</w:t>
-      </w:r>
-      <w:proofErr w:type="spellEnd"/>
-      <w:r>
-        <w:rPr>
-          <w:rFonts w:ascii="Calibri" w:eastAsiaTheme="minorHAnsi" w:cs="Calibri"/>
-          <w:sz w:val="24"/>
-          <w:szCs w:val="24"/>
-          <w:lang w:val="en-GB"/>
-        </w:rPr>
-        <w:t xml:space="preserve"> </w:t>
+        <w:t xml:space="preserve">(Kiani </w:t>
       </w:r>
       <w:r>
         <w:rPr>
@@ -15137,7 +15695,6 @@
           <w:sz w:val="24"/>
           <w:szCs w:val="24"/>
         </w:rPr>
-        <w:lastRenderedPageBreak/>
         <w:t>Some of the key disadvantages that mature monolithic applications present include</w:t>
       </w:r>
       <w:r>
@@ -15182,27 +15739,7 @@
           <w:szCs w:val="24"/>
           <w:lang w:val="en-GB"/>
         </w:rPr>
-        <w:t>(</w:t>
-      </w:r>
-      <w:proofErr w:type="spellStart"/>
-      <w:r>
-        <w:rPr>
-          <w:rFonts w:ascii="Calibri" w:eastAsiaTheme="minorHAnsi" w:cs="Calibri"/>
-          <w:sz w:val="24"/>
-          <w:szCs w:val="24"/>
-          <w:lang w:val="en-GB"/>
-        </w:rPr>
-        <w:t>Kiani</w:t>
-      </w:r>
-      <w:proofErr w:type="spellEnd"/>
-      <w:r>
-        <w:rPr>
-          <w:rFonts w:ascii="Calibri" w:eastAsiaTheme="minorHAnsi" w:cs="Calibri"/>
-          <w:sz w:val="24"/>
-          <w:szCs w:val="24"/>
-          <w:lang w:val="en-GB"/>
-        </w:rPr>
-        <w:t xml:space="preserve"> </w:t>
+        <w:t xml:space="preserve">(Kiani </w:t>
       </w:r>
       <w:r>
         <w:rPr>
@@ -15317,27 +15854,7 @@
           <w:szCs w:val="24"/>
           <w:lang w:val="en-GB"/>
         </w:rPr>
-        <w:t>(</w:t>
-      </w:r>
-      <w:proofErr w:type="spellStart"/>
-      <w:r>
-        <w:rPr>
-          <w:rFonts w:ascii="Calibri" w:eastAsiaTheme="minorHAnsi" w:cs="Calibri"/>
-          <w:sz w:val="24"/>
-          <w:szCs w:val="24"/>
-          <w:lang w:val="en-GB"/>
-        </w:rPr>
-        <w:t>Kiani</w:t>
-      </w:r>
-      <w:proofErr w:type="spellEnd"/>
-      <w:r>
-        <w:rPr>
-          <w:rFonts w:ascii="Calibri" w:eastAsiaTheme="minorHAnsi" w:cs="Calibri"/>
-          <w:sz w:val="24"/>
-          <w:szCs w:val="24"/>
-          <w:lang w:val="en-GB"/>
-        </w:rPr>
-        <w:t xml:space="preserve"> </w:t>
+        <w:t xml:space="preserve">(Kiani </w:t>
       </w:r>
       <w:r>
         <w:rPr>
@@ -15442,7 +15959,22 @@
           <w:sz w:val="24"/>
           <w:szCs w:val="24"/>
         </w:rPr>
-        <w:t>. They follow a core concept of the Unix operating system where each function does only one thing and does it well</w:t>
+        <w:t xml:space="preserve">. </w:t>
+      </w:r>
+      <w:r>
+        <w:rPr>
+          <w:sz w:val="24"/>
+          <w:szCs w:val="24"/>
+        </w:rPr>
+        <w:t xml:space="preserve">This architectural approach reflects principles found </w:t>
+      </w:r>
+      <w:r>
+        <w:rPr>
+          <w:sz w:val="24"/>
+          <w:szCs w:val="24"/>
+        </w:rPr>
+        <w:lastRenderedPageBreak/>
+        <w:t>in the Unix philosophy</w:t>
       </w:r>
       <w:r>
         <w:rPr>
@@ -15456,6 +15988,34 @@
           <w:sz w:val="24"/>
           <w:szCs w:val="24"/>
         </w:rPr>
+        <w:t xml:space="preserve">where each </w:t>
+      </w:r>
+      <w:r>
+        <w:rPr>
+          <w:sz w:val="24"/>
+          <w:szCs w:val="24"/>
+        </w:rPr>
+        <w:t>program</w:t>
+      </w:r>
+      <w:r>
+        <w:rPr>
+          <w:sz w:val="24"/>
+          <w:szCs w:val="24"/>
+        </w:rPr>
+        <w:t xml:space="preserve"> does only one thing and does it well</w:t>
+      </w:r>
+      <w:r>
+        <w:rPr>
+          <w:sz w:val="24"/>
+          <w:szCs w:val="24"/>
+        </w:rPr>
+        <w:t xml:space="preserve"> </w:t>
+      </w:r>
+      <w:r>
+        <w:rPr>
+          <w:sz w:val="24"/>
+          <w:szCs w:val="24"/>
+        </w:rPr>
         <w:fldChar w:fldCharType="begin"/>
       </w:r>
       <w:r>
@@ -15463,7 +16023,7 @@
           <w:sz w:val="24"/>
           <w:szCs w:val="24"/>
         </w:rPr>
-        <w:instrText xml:space="preserve"> ADDIN ZOTERO_ITEM CSL_CITATION {"citationID":"fB4SpQJp","properties":{"unsorted":false,"formattedCitation":"(Ritchie and Thompson 1978)","plainCitation":"(Ritchie and Thompson 1978)","noteIndex":0},"citationItems":[{"id":222,"uris":["http://zotero.org/users/local/x6OJxADO/items/AQ2VN8I6"],"itemData":{"id":222,"type":"article-journal","container-title":"Bell System Technical Journal","DOI":"10.1002/j.1538-7305.1978.tb02136.x","ISSN":"00058580","issue":"6","language":"en","page":"1905-1929","source":"DOI.org (Crossref)","title":"The UNIX Time-Sharing System†","volume":"57","author":[{"family":"Ritchie","given":"D. M."},{"family":"Thompson","given":"K."}],"issued":{"date-parts":[["1978",7,8]]}}}],"schema":"https://github.com/citation-style-language/schema/raw/master/csl-citation.json"} </w:instrText>
+        <w:instrText xml:space="preserve"> ADDIN ZOTERO_ITEM CSL_CITATION {"citationID":"Jj7iXxQy","properties":{"unsorted":false,"formattedCitation":"(McIlroy {\\i{}et al.} 1978)","plainCitation":"(McIlroy et al. 1978)","noteIndex":0},"citationItems":[{"id":224,"uris":["http://zotero.org/users/local/x6OJxADO/items/7YCQCI34"],"itemData":{"id":224,"type":"article-journal","container-title":"Bell System Technical Journal","DOI":"10.1002/j.1538-7305.1978.tb02135.x","ISSN":"00058580","issue":"6","language":"en","page":"1899-1904","source":"DOI.org (Crossref)","title":"UNIX Time-Sharing System: Foreword","title-short":"UNIX Time-Sharing System","volume":"57","author":[{"family":"McIlroy","given":"M. D."},{"family":"Pinson","given":"E. N."},{"family":"Tague","given":"B. A."}],"issued":{"date-parts":[["1978",7,8]]}}}],"schema":"https://github.com/citation-style-language/schema/raw/master/csl-citation.json"} </w:instrText>
       </w:r>
       <w:r>
         <w:rPr>
@@ -15474,11 +16034,32 @@
       </w:r>
       <w:r>
         <w:rPr>
-          <w:noProof/>
-          <w:sz w:val="24"/>
-          <w:szCs w:val="24"/>
-        </w:rPr>
-        <w:t>(Ritchie and Thompson 1978)</w:t>
+          <w:rFonts w:ascii="Calibri" w:eastAsiaTheme="minorHAnsi" w:cs="Calibri"/>
+          <w:sz w:val="24"/>
+          <w:szCs w:val="24"/>
+          <w:lang w:val="en-GB"/>
+        </w:rPr>
+        <w:t xml:space="preserve">(McIlroy </w:t>
+      </w:r>
+      <w:r>
+        <w:rPr>
+          <w:rFonts w:ascii="Calibri" w:eastAsiaTheme="minorHAnsi" w:cs="Calibri"/>
+          <w:i/>
+          <w:iCs/>
+          <w:sz w:val="24"/>
+          <w:szCs w:val="24"/>
+          <w:lang w:val="en-GB"/>
+        </w:rPr>
+        <w:t>et al.</w:t>
+      </w:r>
+      <w:r>
+        <w:rPr>
+          <w:rFonts w:ascii="Calibri" w:eastAsiaTheme="minorHAnsi" w:cs="Calibri"/>
+          <w:sz w:val="24"/>
+          <w:szCs w:val="24"/>
+          <w:lang w:val="en-GB"/>
+        </w:rPr>
+        <w:t xml:space="preserve"> 1978)</w:t>
       </w:r>
       <w:r>
         <w:rPr>
@@ -15492,7 +16073,14 @@
           <w:sz w:val="24"/>
           <w:szCs w:val="24"/>
         </w:rPr>
-        <w:t xml:space="preserve">. </w:t>
+        <w:t>.</w:t>
+      </w:r>
+      <w:r>
+        <w:rPr>
+          <w:sz w:val="24"/>
+          <w:szCs w:val="24"/>
+        </w:rPr>
+        <w:t xml:space="preserve"> </w:t>
       </w:r>
     </w:p>
     <w:p>
@@ -15524,7 +16112,14 @@
           <w:sz w:val="24"/>
           <w:szCs w:val="24"/>
         </w:rPr>
-        <w:t>Each domain has its own set of applications that are ideally set up as microservices performing one core function each. The microservices can then communicate with other systems by consuming interfaces provided by other microservices including from other domains. If a domain is receiving data from another domain it is considered to be downstream. If it is writing data to another domain it is considered to upstream. A domain can be both upstream and downstream of other domains at the same time, depending on the nature of the data flow. These integrations can be implemented with synchronous technologies like Representational State Transfer (</w:t>
+        <w:t>In a domain driven enterprise each</w:t>
+      </w:r>
+      <w:r>
+        <w:rPr>
+          <w:sz w:val="24"/>
+          <w:szCs w:val="24"/>
+        </w:rPr>
+        <w:t xml:space="preserve"> domain has its own set of applications that are ideally set up as microservices performing one core function each. The microservices can then communicate with other systems by consuming interfaces provided by other microservices including from other domains. If a domain is receiving data from another domain it is considered to be downstream. If it is writing data to another domain it is considered to upstream. A domain can be both upstream and downstream of other domains at the same time, depending on the nature of the data flow. These integrations can be implemented with synchronous technologies like Representational State Transfer (</w:t>
       </w:r>
       <w:proofErr w:type="spellStart"/>
       <w:r>
@@ -15570,27 +16165,7 @@
           <w:szCs w:val="24"/>
           <w:lang w:val="en-GB"/>
         </w:rPr>
-        <w:t>(</w:t>
-      </w:r>
-      <w:proofErr w:type="spellStart"/>
-      <w:r>
-        <w:rPr>
-          <w:rFonts w:ascii="Calibri" w:eastAsiaTheme="minorHAnsi" w:cs="Calibri"/>
-          <w:sz w:val="24"/>
-          <w:szCs w:val="24"/>
-          <w:lang w:val="en-GB"/>
-        </w:rPr>
-        <w:t>Myllynen</w:t>
-      </w:r>
-      <w:proofErr w:type="spellEnd"/>
-      <w:r>
-        <w:rPr>
-          <w:rFonts w:ascii="Calibri" w:eastAsiaTheme="minorHAnsi" w:cs="Calibri"/>
-          <w:sz w:val="24"/>
-          <w:szCs w:val="24"/>
-          <w:lang w:val="en-GB"/>
-        </w:rPr>
-        <w:t xml:space="preserve"> </w:t>
+        <w:t xml:space="preserve">(Myllynen </w:t>
       </w:r>
       <w:r>
         <w:rPr>
@@ -15654,27 +16229,7 @@
           <w:szCs w:val="24"/>
           <w:lang w:val="en-GB"/>
         </w:rPr>
-        <w:t>(</w:t>
-      </w:r>
-      <w:proofErr w:type="spellStart"/>
-      <w:r>
-        <w:rPr>
-          <w:rFonts w:ascii="Calibri" w:eastAsiaTheme="minorHAnsi" w:cs="Calibri"/>
-          <w:sz w:val="24"/>
-          <w:szCs w:val="24"/>
-          <w:lang w:val="en-GB"/>
-        </w:rPr>
-        <w:t>Myllynen</w:t>
-      </w:r>
-      <w:proofErr w:type="spellEnd"/>
-      <w:r>
-        <w:rPr>
-          <w:rFonts w:ascii="Calibri" w:eastAsiaTheme="minorHAnsi" w:cs="Calibri"/>
-          <w:sz w:val="24"/>
-          <w:szCs w:val="24"/>
-          <w:lang w:val="en-GB"/>
-        </w:rPr>
-        <w:t xml:space="preserve"> </w:t>
+        <w:t xml:space="preserve">(Myllynen </w:t>
       </w:r>
       <w:r>
         <w:rPr>
@@ -15751,112 +16306,7 @@
           <w:sz w:val="24"/>
           <w:szCs w:val="24"/>
         </w:rPr>
-        <w:t>.  Having established</w:t>
-      </w:r>
-      <w:r>
-        <w:rPr>
-          <w:sz w:val="24"/>
-          <w:szCs w:val="24"/>
-        </w:rPr>
-        <w:t xml:space="preserve"> </w:t>
-      </w:r>
-      <w:r>
-        <w:rPr>
-          <w:sz w:val="24"/>
-          <w:szCs w:val="24"/>
-        </w:rPr>
-        <w:t>why</w:t>
-      </w:r>
-      <w:r>
-        <w:rPr>
-          <w:sz w:val="24"/>
-          <w:szCs w:val="24"/>
-        </w:rPr>
-        <w:t xml:space="preserve"> enterprises </w:t>
-      </w:r>
-      <w:r>
-        <w:rPr>
-          <w:sz w:val="24"/>
-          <w:szCs w:val="24"/>
-        </w:rPr>
-        <w:t>design</w:t>
-      </w:r>
-      <w:r>
-        <w:rPr>
-          <w:sz w:val="24"/>
-          <w:szCs w:val="24"/>
-        </w:rPr>
-        <w:t xml:space="preserve"> bounded domains</w:t>
-      </w:r>
-      <w:r>
-        <w:rPr>
-          <w:sz w:val="24"/>
-          <w:szCs w:val="24"/>
-        </w:rPr>
-        <w:t xml:space="preserve"> we can now </w:t>
-      </w:r>
-      <w:r>
-        <w:rPr>
-          <w:sz w:val="24"/>
-          <w:szCs w:val="24"/>
-        </w:rPr>
-        <w:t>exami</w:t>
-      </w:r>
-      <w:r>
-        <w:rPr>
-          <w:sz w:val="24"/>
-          <w:szCs w:val="24"/>
-        </w:rPr>
-        <w:t>ne</w:t>
-      </w:r>
-      <w:r>
-        <w:rPr>
-          <w:sz w:val="24"/>
-          <w:szCs w:val="24"/>
-        </w:rPr>
-        <w:t xml:space="preserve"> the</w:t>
-      </w:r>
-      <w:r>
-        <w:rPr>
-          <w:sz w:val="24"/>
-          <w:szCs w:val="24"/>
-        </w:rPr>
-        <w:t xml:space="preserve"> </w:t>
-      </w:r>
-      <w:r>
-        <w:rPr>
-          <w:sz w:val="24"/>
-          <w:szCs w:val="24"/>
-        </w:rPr>
-        <w:t>transition from</w:t>
-      </w:r>
-      <w:r>
-        <w:rPr>
-          <w:sz w:val="24"/>
-          <w:szCs w:val="24"/>
-        </w:rPr>
-        <w:t xml:space="preserve"> legacy </w:t>
-      </w:r>
-      <w:r>
-        <w:rPr>
-          <w:sz w:val="24"/>
-          <w:szCs w:val="24"/>
-        </w:rPr>
-        <w:t xml:space="preserve">monolithic applications towards </w:t>
-      </w:r>
-      <w:r>
-        <w:rPr>
-          <w:sz w:val="24"/>
-          <w:szCs w:val="24"/>
-        </w:rPr>
-        <w:t xml:space="preserve">modern </w:t>
-      </w:r>
-      <w:r>
-        <w:rPr>
-          <w:sz w:val="24"/>
-          <w:szCs w:val="24"/>
-        </w:rPr>
-        <w:t>domain-driven microservice architectures.</w:t>
+        <w:t xml:space="preserve">.  </w:t>
       </w:r>
     </w:p>
     <w:p/>
@@ -16011,6 +16461,7 @@
       </w:pPr>
       <w:bookmarkStart w:id="38" w:name="_Toc233796064"/>
       <w:r>
+        <w:lastRenderedPageBreak/>
         <w:t>Event Streaming Systems and fault tolerance</w:t>
       </w:r>
       <w:bookmarkEnd w:id="38"/>
@@ -16209,7 +16660,6 @@
       </w:pPr>
       <w:bookmarkStart w:id="46" w:name="_Toc233796072"/>
       <w:r>
-        <w:lastRenderedPageBreak/>
         <w:t>Cloud-Native Resilience, High Availability and Disaster Recovery</w:t>
       </w:r>
       <w:bookmarkEnd w:id="46"/>
@@ -16348,6 +16798,7 @@
       </w:pPr>
       <w:bookmarkStart w:id="51" w:name="_Toc233796077"/>
       <w:r>
+        <w:lastRenderedPageBreak/>
         <w:t>Cloud Portability and sovereignty</w:t>
       </w:r>
       <w:bookmarkEnd w:id="51"/>
@@ -16950,7 +17401,6 @@
           <w:szCs w:val="24"/>
           <w:lang w:val="en-GB"/>
         </w:rPr>
-        <w:lastRenderedPageBreak/>
         <w:t>Produces data into Azure Event Hubs Kafka topics from two Python microservices hosted in AKS.</w:t>
       </w:r>
     </w:p>
@@ -17585,6 +18035,79 @@
           <w:rFonts w:ascii="Calibri" w:eastAsiaTheme="minorHAnsi" w:cs="Calibri"/>
           <w:lang w:val="en-GB"/>
         </w:rPr>
+        <w:t>Hippchen</w:t>
+      </w:r>
+      <w:proofErr w:type="spellEnd"/>
+      <w:r>
+        <w:rPr>
+          <w:rFonts w:ascii="Calibri" w:eastAsiaTheme="minorHAnsi" w:cs="Calibri"/>
+          <w:lang w:val="en-GB"/>
+        </w:rPr>
+        <w:t xml:space="preserve">, B., </w:t>
+      </w:r>
+      <w:proofErr w:type="spellStart"/>
+      <w:r>
+        <w:rPr>
+          <w:rFonts w:ascii="Calibri" w:eastAsiaTheme="minorHAnsi" w:cs="Calibri"/>
+          <w:lang w:val="en-GB"/>
+        </w:rPr>
+        <w:t>Giessler</w:t>
+      </w:r>
+      <w:proofErr w:type="spellEnd"/>
+      <w:r>
+        <w:rPr>
+          <w:rFonts w:ascii="Calibri" w:eastAsiaTheme="minorHAnsi" w:cs="Calibri"/>
+          <w:lang w:val="en-GB"/>
+        </w:rPr>
+        <w:t xml:space="preserve">, P., </w:t>
+      </w:r>
+      <w:proofErr w:type="spellStart"/>
+      <w:r>
+        <w:rPr>
+          <w:rFonts w:ascii="Calibri" w:eastAsiaTheme="minorHAnsi" w:cs="Calibri"/>
+          <w:lang w:val="en-GB"/>
+        </w:rPr>
+        <w:t>Steinegger</w:t>
+      </w:r>
+      <w:proofErr w:type="spellEnd"/>
+      <w:r>
+        <w:rPr>
+          <w:rFonts w:ascii="Calibri" w:eastAsiaTheme="minorHAnsi" w:cs="Calibri"/>
+          <w:lang w:val="en-GB"/>
+        </w:rPr>
+        <w:t xml:space="preserve">, R.H., Schneider, M., and </w:t>
+      </w:r>
+      <w:proofErr w:type="spellStart"/>
+      <w:r>
+        <w:rPr>
+          <w:rFonts w:ascii="Calibri" w:eastAsiaTheme="minorHAnsi" w:cs="Calibri"/>
+          <w:lang w:val="en-GB"/>
+        </w:rPr>
+        <w:t>Abeck</w:t>
+      </w:r>
+      <w:proofErr w:type="spellEnd"/>
+      <w:r>
+        <w:rPr>
+          <w:rFonts w:ascii="Calibri" w:eastAsiaTheme="minorHAnsi" w:cs="Calibri"/>
+          <w:lang w:val="en-GB"/>
+        </w:rPr>
+        <w:t>, S. (2017) ‘Designing Microservice-Based Applications by Using a Domain-Driven Design Approach’.</w:t>
+      </w:r>
+    </w:p>
+    <w:p>
+      <w:pPr>
+        <w:pStyle w:val="Bibliography"/>
+        <w:rPr>
+          <w:rFonts w:ascii="Calibri" w:eastAsiaTheme="minorHAnsi" w:cs="Calibri"/>
+          <w:lang w:val="en-GB"/>
+        </w:rPr>
+      </w:pPr>
+      <w:proofErr w:type="spellStart"/>
+      <w:r>
+        <w:rPr>
+          <w:rFonts w:ascii="Calibri" w:eastAsiaTheme="minorHAnsi" w:cs="Calibri"/>
+          <w:lang w:val="en-GB"/>
+        </w:rPr>
         <w:t>Ilieva</w:t>
       </w:r>
       <w:proofErr w:type="spellEnd"/>
@@ -17935,20 +18458,14 @@
           <w:lang w:val="en-GB"/>
         </w:rPr>
       </w:pPr>
-      <w:r>
-        <w:rPr>
-          <w:rFonts w:ascii="Calibri" w:eastAsiaTheme="minorHAnsi" w:cs="Calibri"/>
-          <w:lang w:val="en-GB"/>
-        </w:rPr>
-        <w:t xml:space="preserve">Mishra, R., Jaiswal, N., Prakash, R., and </w:t>
-      </w:r>
       <w:proofErr w:type="spellStart"/>
       <w:r>
         <w:rPr>
           <w:rFonts w:ascii="Calibri" w:eastAsiaTheme="minorHAnsi" w:cs="Calibri"/>
           <w:lang w:val="en-GB"/>
         </w:rPr>
-        <w:t>Barwal</w:t>
+        <w:lastRenderedPageBreak/>
+        <w:t>Macías</w:t>
       </w:r>
       <w:proofErr w:type="spellEnd"/>
       <w:r>
@@ -17956,7 +18473,7 @@
           <w:rFonts w:ascii="Calibri" w:eastAsiaTheme="minorHAnsi" w:cs="Calibri"/>
           <w:lang w:val="en-GB"/>
         </w:rPr>
-        <w:t xml:space="preserve">, P.N. (2022) ‘Transition from Monolithic to Microservices Architecture: Need and proposed pipeline’, in </w:t>
+        <w:t xml:space="preserve">, A., Navarro, E., Cuesta, C.E., and Zdun, U. (2023) ‘Architecting Digital Twins Using a Domain-Driven Design-Based Approach*’, in </w:t>
       </w:r>
       <w:r>
         <w:rPr>
@@ -17965,7 +18482,30 @@
           <w:iCs/>
           <w:lang w:val="en-GB"/>
         </w:rPr>
-        <w:t xml:space="preserve">2022 International Conference </w:t>
+        <w:t>2023 IEEE 20th International Conference on Software Architecture (ICSA)</w:t>
+      </w:r>
+      <w:r>
+        <w:rPr>
+          <w:rFonts w:ascii="Calibri" w:eastAsiaTheme="minorHAnsi" w:cs="Calibri"/>
+          <w:lang w:val="en-GB"/>
+        </w:rPr>
+        <w:t>, Presented at the 2023 IEEE 20th International Conference on Software Architecture (ICSA), L’Aquila, Italy: IEEE, 153–163, available: https://doi.org/10.1109/ICSA56044.2023.00022.</w:t>
+      </w:r>
+    </w:p>
+    <w:p>
+      <w:pPr>
+        <w:pStyle w:val="Bibliography"/>
+        <w:rPr>
+          <w:rFonts w:ascii="Calibri" w:eastAsiaTheme="minorHAnsi" w:cs="Calibri"/>
+          <w:lang w:val="en-GB"/>
+        </w:rPr>
+      </w:pPr>
+      <w:r>
+        <w:rPr>
+          <w:rFonts w:ascii="Calibri" w:eastAsiaTheme="minorHAnsi" w:cs="Calibri"/>
+          <w:lang w:val="en-GB"/>
+        </w:rPr>
+        <w:t xml:space="preserve">McIlroy, M.D., Pinson, E.N., and Tague, B.A. (1978) ‘UNIX Time-Sharing System: Foreword’, </w:t>
       </w:r>
       <w:r>
         <w:rPr>
@@ -17974,15 +18514,14 @@
           <w:iCs/>
           <w:lang w:val="en-GB"/>
         </w:rPr>
-        <w:lastRenderedPageBreak/>
-        <w:t>on Futuristic Technologies (INCOFT)</w:t>
-      </w:r>
-      <w:r>
-        <w:rPr>
-          <w:rFonts w:ascii="Calibri" w:eastAsiaTheme="minorHAnsi" w:cs="Calibri"/>
-          <w:lang w:val="en-GB"/>
-        </w:rPr>
-        <w:t>, Presented at the 2022 International Conference on Futuristic Technologies (INCOFT), Belgaum, India: IEEE, 1–6, available: https://doi.org/10.1109/INCOFT55651.2022.10094556.</w:t>
+        <w:t>Bell System Technical Journal</w:t>
+      </w:r>
+      <w:r>
+        <w:rPr>
+          <w:rFonts w:ascii="Calibri" w:eastAsiaTheme="minorHAnsi" w:cs="Calibri"/>
+          <w:lang w:val="en-GB"/>
+        </w:rPr>
+        <w:t>, 57(6), 1899–1904, available: https://doi.org/10.1002/j.1538-7305.1978.tb02135.x.</w:t>
       </w:r>
     </w:p>
     <w:p>
@@ -17998,7 +18537,23 @@
           <w:rFonts w:ascii="Calibri" w:eastAsiaTheme="minorHAnsi" w:cs="Calibri"/>
           <w:lang w:val="en-GB"/>
         </w:rPr>
-        <w:t xml:space="preserve">Miyachi, C. (2021) ‘The Rise of Kubernetes’, in </w:t>
+        <w:t xml:space="preserve">Mishra, R., Jaiswal, N., Prakash, R., and </w:t>
+      </w:r>
+      <w:proofErr w:type="spellStart"/>
+      <w:r>
+        <w:rPr>
+          <w:rFonts w:ascii="Calibri" w:eastAsiaTheme="minorHAnsi" w:cs="Calibri"/>
+          <w:lang w:val="en-GB"/>
+        </w:rPr>
+        <w:t>Barwal</w:t>
+      </w:r>
+      <w:proofErr w:type="spellEnd"/>
+      <w:r>
+        <w:rPr>
+          <w:rFonts w:ascii="Calibri" w:eastAsiaTheme="minorHAnsi" w:cs="Calibri"/>
+          <w:lang w:val="en-GB"/>
+        </w:rPr>
+        <w:t xml:space="preserve">, P.N. (2022) ‘Transition from Monolithic to Microservices Architecture: Need and proposed pipeline’, in </w:t>
       </w:r>
       <w:r>
         <w:rPr>
@@ -18007,14 +18562,14 @@
           <w:iCs/>
           <w:lang w:val="en-GB"/>
         </w:rPr>
-        <w:t>2021 Cloud Continuum</w:t>
-      </w:r>
-      <w:r>
-        <w:rPr>
-          <w:rFonts w:ascii="Calibri" w:eastAsiaTheme="minorHAnsi" w:cs="Calibri"/>
-          <w:lang w:val="en-GB"/>
-        </w:rPr>
-        <w:t>, Presented at the 2021 Cloud Continuum, Los Alamitos, CA, USA: IEEE, 1–5, available: https://doi.org/10.1109/CloudContinuum54760.2021.00002.</w:t>
+        <w:t>2022 International Conference on Futuristic Technologies (INCOFT)</w:t>
+      </w:r>
+      <w:r>
+        <w:rPr>
+          <w:rFonts w:ascii="Calibri" w:eastAsiaTheme="minorHAnsi" w:cs="Calibri"/>
+          <w:lang w:val="en-GB"/>
+        </w:rPr>
+        <w:t>, Presented at the 2022 International Conference on Futuristic Technologies (INCOFT), Belgaum, India: IEEE, 1–6, available: https://doi.org/10.1109/INCOFT55651.2022.10094556.</w:t>
       </w:r>
     </w:p>
     <w:p>
@@ -18025,21 +18580,12 @@
           <w:lang w:val="en-GB"/>
         </w:rPr>
       </w:pPr>
-      <w:proofErr w:type="spellStart"/>
-      <w:r>
-        <w:rPr>
-          <w:rFonts w:ascii="Calibri" w:eastAsiaTheme="minorHAnsi" w:cs="Calibri"/>
-          <w:lang w:val="en-GB"/>
-        </w:rPr>
-        <w:t>Myllynen</w:t>
-      </w:r>
-      <w:proofErr w:type="spellEnd"/>
-      <w:r>
-        <w:rPr>
-          <w:rFonts w:ascii="Calibri" w:eastAsiaTheme="minorHAnsi" w:cs="Calibri"/>
-          <w:lang w:val="en-GB"/>
-        </w:rPr>
-        <w:t xml:space="preserve">, T., Kamau, E., Mustapha, S.D., Babatunde, G.O., and Alabi, A.A. (2023) ‘Developing a Conceptual Model for Cross-Domain Microservices Using Event-Driven and Domain-Driven Design’, </w:t>
+      <w:r>
+        <w:rPr>
+          <w:rFonts w:ascii="Calibri" w:eastAsiaTheme="minorHAnsi" w:cs="Calibri"/>
+          <w:lang w:val="en-GB"/>
+        </w:rPr>
+        <w:t xml:space="preserve">Miyachi, C. (2021) ‘The Rise of Kubernetes’, in </w:t>
       </w:r>
       <w:r>
         <w:rPr>
@@ -18048,14 +18594,14 @@
           <w:iCs/>
           <w:lang w:val="en-GB"/>
         </w:rPr>
-        <w:t>International Journal of Multidisciplinary Research and Growth Evaluation</w:t>
-      </w:r>
-      <w:r>
-        <w:rPr>
-          <w:rFonts w:ascii="Calibri" w:eastAsiaTheme="minorHAnsi" w:cs="Calibri"/>
-          <w:lang w:val="en-GB"/>
-        </w:rPr>
-        <w:t>, 4(1), 635–638, available: https://doi.org/10.54660/.IJMRGE.2023.4.1.635-638.</w:t>
+        <w:t>2021 Cloud Continuum</w:t>
+      </w:r>
+      <w:r>
+        <w:rPr>
+          <w:rFonts w:ascii="Calibri" w:eastAsiaTheme="minorHAnsi" w:cs="Calibri"/>
+          <w:lang w:val="en-GB"/>
+        </w:rPr>
+        <w:t>, Presented at the 2021 Cloud Continuum, Los Alamitos, CA, USA: IEEE, 1–5, available: https://doi.org/10.1109/CloudContinuum54760.2021.00002.</w:t>
       </w:r>
     </w:p>
     <w:p>
@@ -18072,7 +18618,7 @@
           <w:rFonts w:ascii="Calibri" w:eastAsiaTheme="minorHAnsi" w:cs="Calibri"/>
           <w:lang w:val="en-GB"/>
         </w:rPr>
-        <w:t>Otsetova</w:t>
+        <w:t>Myllynen</w:t>
       </w:r>
       <w:proofErr w:type="spellEnd"/>
       <w:r>
@@ -18080,7 +18626,7 @@
           <w:rFonts w:ascii="Calibri" w:eastAsiaTheme="minorHAnsi" w:cs="Calibri"/>
           <w:lang w:val="en-GB"/>
         </w:rPr>
-        <w:t xml:space="preserve">, A. (2019) ‘Postal Sector Transformation in Digital Economy’, </w:t>
+        <w:t xml:space="preserve">, T., Kamau, E., Mustapha, S.D., Babatunde, G.O., and Alabi, A.A. (2023) ‘Developing a Conceptual Model for Cross-Domain Microservices Using Event-Driven and Domain-Driven Design’, </w:t>
       </w:r>
       <w:r>
         <w:rPr>
@@ -18089,14 +18635,14 @@
           <w:iCs/>
           <w:lang w:val="en-GB"/>
         </w:rPr>
-        <w:t>International Journal</w:t>
-      </w:r>
-      <w:r>
-        <w:rPr>
-          <w:rFonts w:ascii="Calibri" w:eastAsiaTheme="minorHAnsi" w:cs="Calibri"/>
-          <w:lang w:val="en-GB"/>
-        </w:rPr>
-        <w:t>, 8(2).</w:t>
+        <w:t>International Journal of Multidisciplinary Research and Growth Evaluation</w:t>
+      </w:r>
+      <w:r>
+        <w:rPr>
+          <w:rFonts w:ascii="Calibri" w:eastAsiaTheme="minorHAnsi" w:cs="Calibri"/>
+          <w:lang w:val="en-GB"/>
+        </w:rPr>
+        <w:t>, 4(1), 635–638, available: https://doi.org/10.54660/.IJMRGE.2023.4.1.635-638.</w:t>
       </w:r>
     </w:p>
     <w:p>
@@ -18113,7 +18659,7 @@
           <w:rFonts w:ascii="Calibri" w:eastAsiaTheme="minorHAnsi" w:cs="Calibri"/>
           <w:lang w:val="en-GB"/>
         </w:rPr>
-        <w:t>Oumoussa</w:t>
+        <w:t>Otsetova</w:t>
       </w:r>
       <w:proofErr w:type="spellEnd"/>
       <w:r>
@@ -18121,23 +18667,7 @@
           <w:rFonts w:ascii="Calibri" w:eastAsiaTheme="minorHAnsi" w:cs="Calibri"/>
           <w:lang w:val="en-GB"/>
         </w:rPr>
-        <w:t xml:space="preserve">, I. and </w:t>
-      </w:r>
-      <w:proofErr w:type="spellStart"/>
-      <w:r>
-        <w:rPr>
-          <w:rFonts w:ascii="Calibri" w:eastAsiaTheme="minorHAnsi" w:cs="Calibri"/>
-          <w:lang w:val="en-GB"/>
-        </w:rPr>
-        <w:t>Saidi</w:t>
-      </w:r>
-      <w:proofErr w:type="spellEnd"/>
-      <w:r>
-        <w:rPr>
-          <w:rFonts w:ascii="Calibri" w:eastAsiaTheme="minorHAnsi" w:cs="Calibri"/>
-          <w:lang w:val="en-GB"/>
-        </w:rPr>
-        <w:t xml:space="preserve">, R. (2024) ‘Evolution of Microservices Identification in Monolith Decomposition: A Systematic Review’, </w:t>
+        <w:t xml:space="preserve">, A. (2019) ‘Postal Sector Transformation in Digital Economy’, </w:t>
       </w:r>
       <w:r>
         <w:rPr>
@@ -18146,14 +18676,14 @@
           <w:iCs/>
           <w:lang w:val="en-GB"/>
         </w:rPr>
-        <w:t>IEEE Access</w:t>
-      </w:r>
-      <w:r>
-        <w:rPr>
-          <w:rFonts w:ascii="Calibri" w:eastAsiaTheme="minorHAnsi" w:cs="Calibri"/>
-          <w:lang w:val="en-GB"/>
-        </w:rPr>
-        <w:t>, 12, 23389–23405, available: https://doi.org/10.1109/ACCESS.2024.3365079.</w:t>
+        <w:t>International Journal</w:t>
+      </w:r>
+      <w:r>
+        <w:rPr>
+          <w:rFonts w:ascii="Calibri" w:eastAsiaTheme="minorHAnsi" w:cs="Calibri"/>
+          <w:lang w:val="en-GB"/>
+        </w:rPr>
+        <w:t>, 8(2).</w:t>
       </w:r>
     </w:p>
     <w:p>
@@ -18170,7 +18700,7 @@
           <w:rFonts w:ascii="Calibri" w:eastAsiaTheme="minorHAnsi" w:cs="Calibri"/>
           <w:lang w:val="en-GB"/>
         </w:rPr>
-        <w:t>Pallempati</w:t>
+        <w:t>Oumoussa</w:t>
       </w:r>
       <w:proofErr w:type="spellEnd"/>
       <w:r>
@@ -18178,7 +18708,23 @@
           <w:rFonts w:ascii="Calibri" w:eastAsiaTheme="minorHAnsi" w:cs="Calibri"/>
           <w:lang w:val="en-GB"/>
         </w:rPr>
-        <w:t xml:space="preserve">, I., Lakshmi, D.V., and Das, M.S. (2024) ‘Handwritten Character Recognition and Vehicle Number Recognition using OCR Method’, in </w:t>
+        <w:t xml:space="preserve">, I. and </w:t>
+      </w:r>
+      <w:proofErr w:type="spellStart"/>
+      <w:r>
+        <w:rPr>
+          <w:rFonts w:ascii="Calibri" w:eastAsiaTheme="minorHAnsi" w:cs="Calibri"/>
+          <w:lang w:val="en-GB"/>
+        </w:rPr>
+        <w:t>Saidi</w:t>
+      </w:r>
+      <w:proofErr w:type="spellEnd"/>
+      <w:r>
+        <w:rPr>
+          <w:rFonts w:ascii="Calibri" w:eastAsiaTheme="minorHAnsi" w:cs="Calibri"/>
+          <w:lang w:val="en-GB"/>
+        </w:rPr>
+        <w:t xml:space="preserve">, R. (2024) ‘Evolution of Microservices Identification in Monolith Decomposition: A Systematic Review’, </w:t>
       </w:r>
       <w:r>
         <w:rPr>
@@ -18187,14 +18733,14 @@
           <w:iCs/>
           <w:lang w:val="en-GB"/>
         </w:rPr>
-        <w:t>2024 Third International Conference on Trends in Electrical, Electronics, and Computer Engineering (TEECCON)</w:t>
-      </w:r>
-      <w:r>
-        <w:rPr>
-          <w:rFonts w:ascii="Calibri" w:eastAsiaTheme="minorHAnsi" w:cs="Calibri"/>
-          <w:lang w:val="en-GB"/>
-        </w:rPr>
-        <w:t>, Presented at the 2024 Third International Conference on Trends in Electrical, Electronics, and Computer Engineering (TEECCON), Bangalore, India: IEEE, 41–45, available: https://doi.org/10.1109/TEECCON64024.2024.10939189.</w:t>
+        <w:t>IEEE Access</w:t>
+      </w:r>
+      <w:r>
+        <w:rPr>
+          <w:rFonts w:ascii="Calibri" w:eastAsiaTheme="minorHAnsi" w:cs="Calibri"/>
+          <w:lang w:val="en-GB"/>
+        </w:rPr>
+        <w:t>, 12, 23389–23405, available: https://doi.org/10.1109/ACCESS.2024.3365079.</w:t>
       </w:r>
     </w:p>
     <w:p>
@@ -18211,7 +18757,7 @@
           <w:rFonts w:ascii="Calibri" w:eastAsiaTheme="minorHAnsi" w:cs="Calibri"/>
           <w:lang w:val="en-GB"/>
         </w:rPr>
-        <w:t>Platunina</w:t>
+        <w:t>Pallempati</w:t>
       </w:r>
       <w:proofErr w:type="spellEnd"/>
       <w:r>
@@ -18219,39 +18765,7 @@
           <w:rFonts w:ascii="Calibri" w:eastAsiaTheme="minorHAnsi" w:cs="Calibri"/>
           <w:lang w:val="en-GB"/>
         </w:rPr>
-        <w:t xml:space="preserve">, G.P., </w:t>
-      </w:r>
-      <w:proofErr w:type="spellStart"/>
-      <w:r>
-        <w:rPr>
-          <w:rFonts w:ascii="Calibri" w:eastAsiaTheme="minorHAnsi" w:cs="Calibri"/>
-          <w:lang w:val="en-GB"/>
-        </w:rPr>
-        <w:t>Salutina</w:t>
-      </w:r>
-      <w:proofErr w:type="spellEnd"/>
-      <w:r>
-        <w:rPr>
-          <w:rFonts w:ascii="Calibri" w:eastAsiaTheme="minorHAnsi" w:cs="Calibri"/>
-          <w:lang w:val="en-GB"/>
-        </w:rPr>
-        <w:t xml:space="preserve">, T.Y., </w:t>
-      </w:r>
-      <w:proofErr w:type="spellStart"/>
-      <w:r>
-        <w:rPr>
-          <w:rFonts w:ascii="Calibri" w:eastAsiaTheme="minorHAnsi" w:cs="Calibri"/>
-          <w:lang w:val="en-GB"/>
-        </w:rPr>
-        <w:t>Gnezdova</w:t>
-      </w:r>
-      <w:proofErr w:type="spellEnd"/>
-      <w:r>
-        <w:rPr>
-          <w:rFonts w:ascii="Calibri" w:eastAsiaTheme="minorHAnsi" w:cs="Calibri"/>
-          <w:lang w:val="en-GB"/>
-        </w:rPr>
-        <w:t xml:space="preserve">, Y.V., and Frank, I.A. (2025) ‘Technological controlling: digital transformation of management decisions’, in </w:t>
+        <w:t xml:space="preserve">, I., Lakshmi, D.V., and Das, M.S. (2024) ‘Handwritten Character Recognition and Vehicle Number Recognition using OCR Method’, in </w:t>
       </w:r>
       <w:r>
         <w:rPr>
@@ -18260,14 +18774,14 @@
           <w:iCs/>
           <w:lang w:val="en-GB"/>
         </w:rPr>
-        <w:t>2025 International Conference on Engineering Management of Communication and Technology (EMCTECH)</w:t>
-      </w:r>
-      <w:r>
-        <w:rPr>
-          <w:rFonts w:ascii="Calibri" w:eastAsiaTheme="minorHAnsi" w:cs="Calibri"/>
-          <w:lang w:val="en-GB"/>
-        </w:rPr>
-        <w:t>, Presented at the 2025 International Conference on Engineering Management of Communication and Technology (EMCTECH), Vienna, Austria: IEEE, 1–5, available: https://doi.org/10.1109/EMCTECH65814.2025.11220558.</w:t>
+        <w:t>2024 Third International Conference on Trends in Electrical, Electronics, and Computer Engineering (TEECCON)</w:t>
+      </w:r>
+      <w:r>
+        <w:rPr>
+          <w:rFonts w:ascii="Calibri" w:eastAsiaTheme="minorHAnsi" w:cs="Calibri"/>
+          <w:lang w:val="en-GB"/>
+        </w:rPr>
+        <w:t>, Presented at the 2024 Third International Conference on Trends in Electrical, Electronics, and Computer Engineering (TEECCON), Bangalore, India: IEEE, 41–45, available: https://doi.org/10.1109/TEECCON64024.2024.10939189.</w:t>
       </w:r>
     </w:p>
     <w:p>
@@ -18278,12 +18792,53 @@
           <w:lang w:val="en-GB"/>
         </w:rPr>
       </w:pPr>
-      <w:r>
-        <w:rPr>
-          <w:rFonts w:ascii="Calibri" w:eastAsiaTheme="minorHAnsi" w:cs="Calibri"/>
-          <w:lang w:val="en-GB"/>
-        </w:rPr>
-        <w:t xml:space="preserve">Qi, J., Li, S., Wang, H., Yuan, S., Li, P., Qian, H., Liu, Z., and He, X. (2023) ‘Critical System Design Based on High Availability Cluster Technology’, in </w:t>
+      <w:proofErr w:type="spellStart"/>
+      <w:r>
+        <w:rPr>
+          <w:rFonts w:ascii="Calibri" w:eastAsiaTheme="minorHAnsi" w:cs="Calibri"/>
+          <w:lang w:val="en-GB"/>
+        </w:rPr>
+        <w:t>Platunina</w:t>
+      </w:r>
+      <w:proofErr w:type="spellEnd"/>
+      <w:r>
+        <w:rPr>
+          <w:rFonts w:ascii="Calibri" w:eastAsiaTheme="minorHAnsi" w:cs="Calibri"/>
+          <w:lang w:val="en-GB"/>
+        </w:rPr>
+        <w:t xml:space="preserve">, G.P., </w:t>
+      </w:r>
+      <w:proofErr w:type="spellStart"/>
+      <w:r>
+        <w:rPr>
+          <w:rFonts w:ascii="Calibri" w:eastAsiaTheme="minorHAnsi" w:cs="Calibri"/>
+          <w:lang w:val="en-GB"/>
+        </w:rPr>
+        <w:t>Salutina</w:t>
+      </w:r>
+      <w:proofErr w:type="spellEnd"/>
+      <w:r>
+        <w:rPr>
+          <w:rFonts w:ascii="Calibri" w:eastAsiaTheme="minorHAnsi" w:cs="Calibri"/>
+          <w:lang w:val="en-GB"/>
+        </w:rPr>
+        <w:t xml:space="preserve">, T.Y., </w:t>
+      </w:r>
+      <w:proofErr w:type="spellStart"/>
+      <w:r>
+        <w:rPr>
+          <w:rFonts w:ascii="Calibri" w:eastAsiaTheme="minorHAnsi" w:cs="Calibri"/>
+          <w:lang w:val="en-GB"/>
+        </w:rPr>
+        <w:t>Gnezdova</w:t>
+      </w:r>
+      <w:proofErr w:type="spellEnd"/>
+      <w:r>
+        <w:rPr>
+          <w:rFonts w:ascii="Calibri" w:eastAsiaTheme="minorHAnsi" w:cs="Calibri"/>
+          <w:lang w:val="en-GB"/>
+        </w:rPr>
+        <w:t xml:space="preserve">, Y.V., and Frank, I.A. (2025) ‘Technological controlling: digital transformation of management decisions’, in </w:t>
       </w:r>
       <w:r>
         <w:rPr>
@@ -18292,14 +18847,14 @@
           <w:iCs/>
           <w:lang w:val="en-GB"/>
         </w:rPr>
-        <w:t>2023 4th International Conference on Big Data &amp; Artificial Intelligence &amp; Software Engineering (ICBASE)</w:t>
-      </w:r>
-      <w:r>
-        <w:rPr>
-          <w:rFonts w:ascii="Calibri" w:eastAsiaTheme="minorHAnsi" w:cs="Calibri"/>
-          <w:lang w:val="en-GB"/>
-        </w:rPr>
-        <w:t>, Presented at the 2023 4th International Conference on Big Data &amp; Artificial Intelligence &amp; Software Engineering (ICBASE), Nanjing, China: IEEE, 439–443, available: https://doi.org/10.1109/ICBASE59196.2023.10303051.</w:t>
+        <w:t>2025 International Conference on Engineering Management of Communication and Technology (EMCTECH)</w:t>
+      </w:r>
+      <w:r>
+        <w:rPr>
+          <w:rFonts w:ascii="Calibri" w:eastAsiaTheme="minorHAnsi" w:cs="Calibri"/>
+          <w:lang w:val="en-GB"/>
+        </w:rPr>
+        <w:t>, Presented at the 2025 International Conference on Engineering Management of Communication and Technology (EMCTECH), Vienna, Austria: IEEE, 1–5, available: https://doi.org/10.1109/EMCTECH65814.2025.11220558.</w:t>
       </w:r>
     </w:p>
     <w:p>
@@ -18315,7 +18870,7 @@
           <w:rFonts w:ascii="Calibri" w:eastAsiaTheme="minorHAnsi" w:cs="Calibri"/>
           <w:lang w:val="en-GB"/>
         </w:rPr>
-        <w:t xml:space="preserve">Ritchie, D.M. and Thompson, K. (1978) ‘The UNIX Time-Sharing System†’, </w:t>
+        <w:t xml:space="preserve">Qi, J., Li, S., Wang, H., Yuan, S., Li, P., Qian, H., Liu, Z., and He, X. (2023) ‘Critical System Design Based on High Availability Cluster Technology’, in </w:t>
       </w:r>
       <w:r>
         <w:rPr>
@@ -18324,14 +18879,14 @@
           <w:iCs/>
           <w:lang w:val="en-GB"/>
         </w:rPr>
-        <w:t>Bell System Technical Journal</w:t>
-      </w:r>
-      <w:r>
-        <w:rPr>
-          <w:rFonts w:ascii="Calibri" w:eastAsiaTheme="minorHAnsi" w:cs="Calibri"/>
-          <w:lang w:val="en-GB"/>
-        </w:rPr>
-        <w:t>, 57(6), 1905–1929, available: https://doi.org/10.1002/j.1538-7305.1978.tb02136.x.</w:t>
+        <w:t>2023 4th International Conference on Big Data &amp; Artificial Intelligence &amp; Software Engineering (ICBASE)</w:t>
+      </w:r>
+      <w:r>
+        <w:rPr>
+          <w:rFonts w:ascii="Calibri" w:eastAsiaTheme="minorHAnsi" w:cs="Calibri"/>
+          <w:lang w:val="en-GB"/>
+        </w:rPr>
+        <w:t>, Presented at the 2023 4th International Conference on Big Data &amp; Artificial Intelligence &amp; Software Engineering (ICBASE), Nanjing, China: IEEE, 439–443, available: https://doi.org/10.1109/ICBASE59196.2023.10303051.</w:t>
       </w:r>
     </w:p>
     <w:p>
@@ -18477,7 +19032,15 @@
           <w:rFonts w:ascii="Calibri" w:eastAsiaTheme="minorHAnsi" w:cs="Calibri"/>
           <w:lang w:val="en-GB"/>
         </w:rPr>
-        <w:t>, Presented at the 2025 International Conference on Engineering Management of Communication and Technology (EMCTECH), Vienna, Austria: IEEE, 1–6, available: https://doi.org/10.1109/EMCTECH65814.2025.11220588.</w:t>
+        <w:t xml:space="preserve">, Presented at the 2025 International Conference on Engineering Management of </w:t>
+      </w:r>
+      <w:r>
+        <w:rPr>
+          <w:rFonts w:ascii="Calibri" w:eastAsiaTheme="minorHAnsi" w:cs="Calibri"/>
+          <w:lang w:val="en-GB"/>
+        </w:rPr>
+        <w:lastRenderedPageBreak/>
+        <w:t>Communication and Technology (EMCTECH), Vienna, Austria: IEEE, 1–6, available: https://doi.org/10.1109/EMCTECH65814.2025.11220588.</w:t>
       </w:r>
     </w:p>
     <w:p>
@@ -18575,17 +19138,7 @@
           <w:iCs/>
           <w:lang w:val="en-GB"/>
         </w:rPr>
-        <w:t xml:space="preserve">2022 International Conference on Quality </w:t>
-      </w:r>
-      <w:r>
-        <w:rPr>
-          <w:rFonts w:ascii="Calibri" w:eastAsiaTheme="minorHAnsi" w:cs="Calibri"/>
-          <w:i/>
-          <w:iCs/>
-          <w:lang w:val="en-GB"/>
-        </w:rPr>
-        <w:lastRenderedPageBreak/>
-        <w:t>Management, Transport and Information Security, Information Technologies (IT&amp;QM&amp;IS)</w:t>
+        <w:t>2022 International Conference on Quality Management, Transport and Information Security, Information Technologies (IT&amp;QM&amp;IS)</w:t>
       </w:r>
       <w:r>
         <w:rPr>

--- a/Robyn Doyle Dissertation Draft.docx
+++ b/Robyn Doyle Dissertation Draft.docx
@@ -2009,14 +2009,14 @@
         <w:tblLook w:val="04A0" w:firstRow="1" w:lastRow="0" w:firstColumn="1" w:lastColumn="0" w:noHBand="0" w:noVBand="1"/>
       </w:tblPr>
       <w:tblGrid>
-        <w:gridCol w:w="2376"/>
-        <w:gridCol w:w="4962"/>
+        <w:gridCol w:w="1843"/>
+        <w:gridCol w:w="5495"/>
         <w:gridCol w:w="1172"/>
       </w:tblGrid>
       <w:tr>
         <w:tc>
           <w:tcPr>
-            <w:tcW w:w="2376" w:type="dxa"/>
+            <w:tcW w:w="1843" w:type="dxa"/>
             <w:tcBorders>
               <w:bottom w:val="single" w:sz="4" w:space="0" w:color="auto"/>
             </w:tcBorders>
@@ -2041,7 +2041,7 @@
         </w:tc>
         <w:tc>
           <w:tcPr>
-            <w:tcW w:w="4962" w:type="dxa"/>
+            <w:tcW w:w="5495" w:type="dxa"/>
             <w:tcBorders>
               <w:bottom w:val="single" w:sz="4" w:space="0" w:color="auto"/>
             </w:tcBorders>
@@ -2093,7 +2093,7 @@
       <w:tr>
         <w:tc>
           <w:tcPr>
-            <w:tcW w:w="2376" w:type="dxa"/>
+            <w:tcW w:w="1843" w:type="dxa"/>
             <w:tcBorders>
               <w:top w:val="single" w:sz="4" w:space="0" w:color="auto"/>
             </w:tcBorders>
@@ -2325,10 +2325,44 @@
               <w:t>MSA</w:t>
             </w:r>
           </w:p>
+          <w:p>
+            <w:pPr>
+              <w:pStyle w:val="PRBodyText"/>
+              <w:spacing w:line="360" w:lineRule="auto"/>
+              <w:rPr>
+                <w:rFonts w:asciiTheme="minorHAnsi" w:hAnsiTheme="minorHAnsi"/>
+                <w:sz w:val="24"/>
+              </w:rPr>
+            </w:pPr>
+            <w:r>
+              <w:rPr>
+                <w:rFonts w:asciiTheme="minorHAnsi" w:hAnsiTheme="minorHAnsi"/>
+                <w:sz w:val="24"/>
+              </w:rPr>
+              <w:t>DevOps</w:t>
+            </w:r>
+          </w:p>
+          <w:p>
+            <w:pPr>
+              <w:pStyle w:val="PRBodyText"/>
+              <w:spacing w:line="360" w:lineRule="auto"/>
+              <w:rPr>
+                <w:rFonts w:asciiTheme="minorHAnsi" w:hAnsiTheme="minorHAnsi"/>
+                <w:sz w:val="24"/>
+              </w:rPr>
+            </w:pPr>
+            <w:r>
+              <w:rPr>
+                <w:rFonts w:asciiTheme="minorHAnsi" w:hAnsiTheme="minorHAnsi"/>
+                <w:sz w:val="24"/>
+              </w:rPr>
+              <w:t>CI/CD</w:t>
+            </w:r>
+          </w:p>
         </w:tc>
         <w:tc>
           <w:tcPr>
-            <w:tcW w:w="4962" w:type="dxa"/>
+            <w:tcW w:w="5495" w:type="dxa"/>
             <w:tcBorders>
               <w:top w:val="single" w:sz="4" w:space="0" w:color="auto"/>
             </w:tcBorders>
@@ -2566,6 +2600,54 @@
                 <w:sz w:val="24"/>
               </w:rPr>
               <w:t>Microservices Architecture</w:t>
+            </w:r>
+          </w:p>
+          <w:p>
+            <w:pPr>
+              <w:pStyle w:val="PRBodyText"/>
+              <w:spacing w:line="360" w:lineRule="auto"/>
+              <w:rPr>
+                <w:rFonts w:asciiTheme="minorHAnsi" w:hAnsiTheme="minorHAnsi"/>
+                <w:sz w:val="24"/>
+              </w:rPr>
+            </w:pPr>
+            <w:r>
+              <w:rPr>
+                <w:rFonts w:asciiTheme="minorHAnsi" w:hAnsiTheme="minorHAnsi"/>
+                <w:sz w:val="24"/>
+              </w:rPr>
+              <w:t>Developer Operations</w:t>
+            </w:r>
+          </w:p>
+          <w:p>
+            <w:pPr>
+              <w:pStyle w:val="PRBodyText"/>
+              <w:spacing w:line="360" w:lineRule="auto"/>
+              <w:rPr>
+                <w:rFonts w:asciiTheme="minorHAnsi" w:hAnsiTheme="minorHAnsi"/>
+                <w:sz w:val="24"/>
+              </w:rPr>
+            </w:pPr>
+            <w:r>
+              <w:rPr>
+                <w:rFonts w:asciiTheme="minorHAnsi" w:hAnsiTheme="minorHAnsi"/>
+                <w:sz w:val="24"/>
+              </w:rPr>
+              <w:t>Continuous</w:t>
+            </w:r>
+            <w:r>
+              <w:rPr>
+                <w:rFonts w:asciiTheme="minorHAnsi" w:hAnsiTheme="minorHAnsi"/>
+                <w:sz w:val="24"/>
+              </w:rPr>
+              <w:t xml:space="preserve"> </w:t>
+            </w:r>
+            <w:r>
+              <w:rPr>
+                <w:rFonts w:asciiTheme="minorHAnsi" w:hAnsiTheme="minorHAnsi"/>
+                <w:sz w:val="24"/>
+              </w:rPr>
+              <w:t>Integration and Continuous Deployment</w:t>
             </w:r>
           </w:p>
         </w:tc>
@@ -2797,12 +2879,80 @@
               <w:t>?</w:t>
             </w:r>
           </w:p>
+          <w:p>
+            <w:pPr>
+              <w:pStyle w:val="PRBodyText"/>
+              <w:spacing w:line="360" w:lineRule="auto"/>
+              <w:rPr>
+                <w:rFonts w:asciiTheme="minorHAnsi" w:hAnsiTheme="minorHAnsi"/>
+                <w:sz w:val="24"/>
+              </w:rPr>
+            </w:pPr>
+            <w:r>
+              <w:rPr>
+                <w:rFonts w:asciiTheme="minorHAnsi" w:hAnsiTheme="minorHAnsi"/>
+                <w:sz w:val="24"/>
+              </w:rPr>
+              <w:t>?</w:t>
+            </w:r>
+          </w:p>
+          <w:p>
+            <w:pPr>
+              <w:pStyle w:val="PRBodyText"/>
+              <w:spacing w:line="360" w:lineRule="auto"/>
+              <w:rPr>
+                <w:rFonts w:asciiTheme="minorHAnsi" w:hAnsiTheme="minorHAnsi"/>
+                <w:sz w:val="24"/>
+              </w:rPr>
+            </w:pPr>
+            <w:r>
+              <w:rPr>
+                <w:rFonts w:asciiTheme="minorHAnsi" w:hAnsiTheme="minorHAnsi"/>
+                <w:sz w:val="24"/>
+              </w:rPr>
+              <w:t>?</w:t>
+            </w:r>
+          </w:p>
+          <w:p>
+            <w:pPr>
+              <w:pStyle w:val="PRBodyText"/>
+              <w:spacing w:line="360" w:lineRule="auto"/>
+              <w:rPr>
+                <w:rFonts w:asciiTheme="minorHAnsi" w:hAnsiTheme="minorHAnsi"/>
+                <w:sz w:val="24"/>
+              </w:rPr>
+            </w:pPr>
+            <w:r>
+              <w:rPr>
+                <w:rFonts w:asciiTheme="minorHAnsi" w:hAnsiTheme="minorHAnsi"/>
+                <w:sz w:val="24"/>
+              </w:rPr>
+              <w:t>?</w:t>
+            </w:r>
+          </w:p>
+          <w:p>
+            <w:pPr>
+              <w:pStyle w:val="PRBodyText"/>
+              <w:spacing w:line="360" w:lineRule="auto"/>
+              <w:rPr>
+                <w:rFonts w:asciiTheme="minorHAnsi" w:hAnsiTheme="minorHAnsi"/>
+                <w:sz w:val="24"/>
+              </w:rPr>
+            </w:pPr>
+            <w:r>
+              <w:rPr>
+                <w:rFonts w:asciiTheme="minorHAnsi" w:hAnsiTheme="minorHAnsi"/>
+                <w:sz w:val="24"/>
+              </w:rPr>
+              <w:t>?</w:t>
+            </w:r>
+          </w:p>
         </w:tc>
       </w:tr>
       <w:tr>
         <w:tc>
           <w:tcPr>
-            <w:tcW w:w="2376" w:type="dxa"/>
+            <w:tcW w:w="1843" w:type="dxa"/>
           </w:tcPr>
           <w:p>
             <w:pPr>
@@ -2817,7 +2967,7 @@
         </w:tc>
         <w:tc>
           <w:tcPr>
-            <w:tcW w:w="4962" w:type="dxa"/>
+            <w:tcW w:w="5495" w:type="dxa"/>
           </w:tcPr>
           <w:p>
             <w:pPr>
@@ -2849,7 +2999,7 @@
       <w:tr>
         <w:tc>
           <w:tcPr>
-            <w:tcW w:w="2376" w:type="dxa"/>
+            <w:tcW w:w="1843" w:type="dxa"/>
           </w:tcPr>
           <w:p>
             <w:pPr>
@@ -2864,7 +3014,7 @@
         </w:tc>
         <w:tc>
           <w:tcPr>
-            <w:tcW w:w="4962" w:type="dxa"/>
+            <w:tcW w:w="5495" w:type="dxa"/>
           </w:tcPr>
           <w:p>
             <w:pPr>
@@ -2896,7 +3046,7 @@
       <w:tr>
         <w:tc>
           <w:tcPr>
-            <w:tcW w:w="2376" w:type="dxa"/>
+            <w:tcW w:w="1843" w:type="dxa"/>
           </w:tcPr>
           <w:p>
             <w:pPr>
@@ -2911,7 +3061,7 @@
         </w:tc>
         <w:tc>
           <w:tcPr>
-            <w:tcW w:w="4962" w:type="dxa"/>
+            <w:tcW w:w="5495" w:type="dxa"/>
           </w:tcPr>
           <w:p>
             <w:pPr>
@@ -2943,7 +3093,7 @@
       <w:tr>
         <w:tc>
           <w:tcPr>
-            <w:tcW w:w="2376" w:type="dxa"/>
+            <w:tcW w:w="1843" w:type="dxa"/>
           </w:tcPr>
           <w:p>
             <w:pPr>
@@ -2958,7 +3108,7 @@
         </w:tc>
         <w:tc>
           <w:tcPr>
-            <w:tcW w:w="4962" w:type="dxa"/>
+            <w:tcW w:w="5495" w:type="dxa"/>
           </w:tcPr>
           <w:p>
             <w:pPr>
@@ -8099,11 +8249,7 @@
     </w:p>
     <w:p>
       <w:pPr>
-        <w:pStyle w:val="Heading1"/>
-        <w:numPr>
-          <w:ilvl w:val="0"/>
-          <w:numId w:val="23"/>
-        </w:numPr>
+        <w:pStyle w:val="DissChHeading"/>
       </w:pPr>
       <w:bookmarkStart w:id="9" w:name="_Ref357510072"/>
       <w:bookmarkStart w:id="10" w:name="_Toc233796042"/>
@@ -11524,32 +11670,32 @@
     </w:p>
     <w:p>
       <w:pPr>
-        <w:pStyle w:val="Heading1"/>
-        <w:numPr>
-          <w:ilvl w:val="0"/>
-          <w:numId w:val="3"/>
-        </w:numPr>
-        <w:ind w:left="567" w:hanging="567"/>
+        <w:pStyle w:val="DissChHeading"/>
       </w:pPr>
       <w:bookmarkStart w:id="18" w:name="_Toc233796050"/>
       <w:r>
         <w:lastRenderedPageBreak/>
-        <w:t>Literature Review</w:t>
+        <w:t xml:space="preserve">Literature </w:t>
+      </w:r>
+      <w:r>
+        <w:t>Review</w:t>
       </w:r>
       <w:bookmarkEnd w:id="18"/>
     </w:p>
     <w:p>
       <w:pPr>
-        <w:pStyle w:val="Heading2"/>
+        <w:pStyle w:val="DissChHeading"/>
         <w:numPr>
           <w:ilvl w:val="1"/>
-          <w:numId w:val="3"/>
+          <w:numId w:val="21"/>
         </w:numPr>
-        <w:ind w:left="851" w:hanging="851"/>
       </w:pPr>
       <w:bookmarkStart w:id="19" w:name="_Toc233796051"/>
       <w:r>
-        <w:t>Introduction</w:t>
+        <w:t>I</w:t>
+      </w:r>
+      <w:r>
+        <w:t>ntroduction</w:t>
       </w:r>
       <w:bookmarkEnd w:id="19"/>
     </w:p>
@@ -12355,12 +12501,11 @@
     </w:p>
     <w:p>
       <w:pPr>
-        <w:pStyle w:val="Heading2"/>
+        <w:pStyle w:val="DissChHeading"/>
         <w:numPr>
           <w:ilvl w:val="1"/>
-          <w:numId w:val="3"/>
+          <w:numId w:val="21"/>
         </w:numPr>
-        <w:ind w:left="851" w:hanging="851"/>
       </w:pPr>
       <w:bookmarkStart w:id="20" w:name="_Toc233796052"/>
       <w:r>
@@ -13106,12 +13251,11 @@
     </w:p>
     <w:p>
       <w:pPr>
-        <w:pStyle w:val="Heading2"/>
+        <w:pStyle w:val="DissChHeading"/>
         <w:numPr>
           <w:ilvl w:val="1"/>
-          <w:numId w:val="3"/>
+          <w:numId w:val="21"/>
         </w:numPr>
-        <w:ind w:left="851" w:hanging="851"/>
       </w:pPr>
       <w:bookmarkStart w:id="23" w:name="_Toc233796053"/>
       <w:r>
@@ -13131,12 +13275,7 @@
     <w:p/>
     <w:p>
       <w:pPr>
-        <w:pStyle w:val="Heading3"/>
-        <w:numPr>
-          <w:ilvl w:val="2"/>
-          <w:numId w:val="3"/>
-        </w:numPr>
-        <w:ind w:left="1134" w:hanging="1134"/>
+        <w:pStyle w:val="Disslevel3"/>
       </w:pPr>
       <w:bookmarkStart w:id="24" w:name="_Toc233796054"/>
       <w:r>
@@ -13937,12 +14076,7 @@
     </w:p>
     <w:p>
       <w:pPr>
-        <w:pStyle w:val="Heading3"/>
-        <w:numPr>
-          <w:ilvl w:val="2"/>
-          <w:numId w:val="3"/>
-        </w:numPr>
-        <w:ind w:left="1134" w:hanging="1134"/>
+        <w:pStyle w:val="Disslevel3"/>
       </w:pPr>
       <w:bookmarkStart w:id="27" w:name="_Toc233796055"/>
       <w:r>
@@ -14520,12 +14654,7 @@
     </w:p>
     <w:p>
       <w:pPr>
-        <w:pStyle w:val="Heading3"/>
-        <w:numPr>
-          <w:ilvl w:val="2"/>
-          <w:numId w:val="3"/>
-        </w:numPr>
-        <w:ind w:left="1134" w:hanging="1134"/>
+        <w:pStyle w:val="Disslevel3"/>
       </w:pPr>
       <w:bookmarkStart w:id="28" w:name="_Toc233796056"/>
       <w:r>
@@ -15338,12 +15467,11 @@
     </w:p>
     <w:p>
       <w:pPr>
-        <w:pStyle w:val="Heading2"/>
+        <w:pStyle w:val="DissChHeading"/>
         <w:numPr>
           <w:ilvl w:val="1"/>
-          <w:numId w:val="3"/>
+          <w:numId w:val="21"/>
         </w:numPr>
-        <w:ind w:left="851" w:hanging="851"/>
       </w:pPr>
       <w:bookmarkStart w:id="31" w:name="_Toc233796057"/>
       <w:r>
@@ -15365,12 +15493,7 @@
     </w:p>
     <w:p>
       <w:pPr>
-        <w:pStyle w:val="Heading3"/>
-        <w:numPr>
-          <w:ilvl w:val="2"/>
-          <w:numId w:val="3"/>
-        </w:numPr>
-        <w:ind w:left="1134" w:hanging="1134"/>
+        <w:pStyle w:val="Disslevel3"/>
       </w:pPr>
       <w:bookmarkStart w:id="32" w:name="_Toc233796058"/>
       <w:r>
@@ -15454,14 +15577,35 @@
           <w:sz w:val="24"/>
           <w:szCs w:val="24"/>
         </w:rPr>
-        <w:t xml:space="preserve">It is a traditional method to develop applications where a single application houses multiple functionalities which many aspects of the business may rely on including </w:t>
-      </w:r>
-      <w:r>
-        <w:rPr>
-          <w:sz w:val="24"/>
-          <w:szCs w:val="24"/>
-        </w:rPr>
-        <w:t xml:space="preserve">a client and server side operations as well as interfaces, integrations layers, business logic and database layers </w:t>
+        <w:t>It is a traditional method to develop applications where a single application houses multiple functionalities which many aspects of the business may rely on</w:t>
+      </w:r>
+      <w:r>
+        <w:rPr>
+          <w:sz w:val="24"/>
+          <w:szCs w:val="24"/>
+        </w:rPr>
+        <w:t>. This can</w:t>
+      </w:r>
+      <w:r>
+        <w:rPr>
+          <w:sz w:val="24"/>
+          <w:szCs w:val="24"/>
+        </w:rPr>
+        <w:t xml:space="preserve"> includ</w:t>
+      </w:r>
+      <w:r>
+        <w:rPr>
+          <w:sz w:val="24"/>
+          <w:szCs w:val="24"/>
+        </w:rPr>
+        <w:t>e</w:t>
+      </w:r>
+      <w:r>
+        <w:rPr>
+          <w:sz w:val="24"/>
+          <w:szCs w:val="24"/>
+        </w:rPr>
+        <w:t xml:space="preserve"> client and server side operations as well as interfaces, integrations layers, business logic and database layers </w:t>
       </w:r>
       <w:r>
         <w:rPr>
@@ -15590,12 +15734,35 @@
         </w:rPr>
         <w:t xml:space="preserve">. </w:t>
       </w:r>
-      <w:r>
-        <w:rPr>
-          <w:sz w:val="24"/>
-          <w:szCs w:val="24"/>
-        </w:rPr>
-        <w:t>A monolithic can have advantages early in its lifetime when it has not become too complex since it requires less deployments and can be worked on centrally. However, this tend to change as</w:t>
+    </w:p>
+    <w:p>
+      <w:pPr>
+        <w:spacing w:line="360" w:lineRule="auto"/>
+        <w:rPr>
+          <w:sz w:val="24"/>
+          <w:szCs w:val="24"/>
+        </w:rPr>
+      </w:pPr>
+      <w:r>
+        <w:rPr>
+          <w:sz w:val="24"/>
+          <w:szCs w:val="24"/>
+        </w:rPr>
+        <w:t>A monolithic can have advantages early in its lifetime when it has not become too complex since it requires less deployments and can be worked on centrally. However, this tend</w:t>
+      </w:r>
+      <w:r>
+        <w:rPr>
+          <w:sz w:val="24"/>
+          <w:szCs w:val="24"/>
+        </w:rPr>
+        <w:t>s</w:t>
+      </w:r>
+      <w:r>
+        <w:rPr>
+          <w:sz w:val="24"/>
+          <w:szCs w:val="24"/>
+        </w:rPr>
+        <w:t xml:space="preserve"> to change as</w:t>
       </w:r>
       <w:r>
         <w:rPr>
@@ -15681,15 +15848,6 @@
         </w:rPr>
         <w:t xml:space="preserve"> and even chaotic, with software developers often only understanding certain parts that they are responsible for and not the overall application itself due to its complexity and size. </w:t>
       </w:r>
-    </w:p>
-    <w:p>
-      <w:pPr>
-        <w:spacing w:line="360" w:lineRule="auto"/>
-        <w:rPr>
-          <w:sz w:val="24"/>
-          <w:szCs w:val="24"/>
-        </w:rPr>
-      </w:pPr>
       <w:r>
         <w:rPr>
           <w:sz w:val="24"/>
@@ -15773,17 +15931,207 @@
           <w:sz w:val="24"/>
           <w:szCs w:val="24"/>
         </w:rPr>
-        <w:t xml:space="preserve">.  </w:t>
-      </w:r>
-    </w:p>
-    <w:p>
-      <w:pPr>
-        <w:pStyle w:val="Heading3"/>
-        <w:numPr>
-          <w:ilvl w:val="2"/>
-          <w:numId w:val="3"/>
-        </w:numPr>
-        <w:ind w:left="1134" w:hanging="1134"/>
+        <w:t xml:space="preserve">. </w:t>
+      </w:r>
+    </w:p>
+    <w:p>
+      <w:pPr>
+        <w:spacing w:line="360" w:lineRule="auto"/>
+        <w:rPr>
+          <w:sz w:val="24"/>
+          <w:szCs w:val="24"/>
+        </w:rPr>
+      </w:pPr>
+      <w:r>
+        <w:rPr>
+          <w:sz w:val="24"/>
+          <w:szCs w:val="24"/>
+        </w:rPr>
+        <w:t xml:space="preserve">Aging monoliths using legacy software are also expensive with a high cost of ownership and maintenance </w:t>
+      </w:r>
+      <w:r>
+        <w:rPr>
+          <w:sz w:val="24"/>
+          <w:szCs w:val="24"/>
+        </w:rPr>
+        <w:fldChar w:fldCharType="begin"/>
+      </w:r>
+      <w:r>
+        <w:rPr>
+          <w:sz w:val="24"/>
+          <w:szCs w:val="24"/>
+        </w:rPr>
+        <w:instrText xml:space="preserve"> ADDIN ZOTERO_ITEM CSL_CITATION {"citationID":"MXZFWm3w","properties":{"unsorted":false,"formattedCitation":"(Ivanov and Tasheva 2021)","plainCitation":"(Ivanov and Tasheva 2021)","noteIndex":0},"citationItems":[{"id":218,"uris":["http://zotero.org/users/local/x6OJxADO/items/P7EC8C26"],"itemData":{"id":218,"type":"paper-conference","abstract":"In the context of the popular microservice architecture we make a brief overview of the software architectures evolution starting as a monolith. We have investigated the decomposition templates for database and business functionalities and then proposed an exemplary procedure for decomposition of monolithic applications that are in operation. The procedure aims to make the transition to microservices gradually without downtime. A proof of concept application is initially implemented as monolithic, and decomposed consequently to microservices.","container-title":"2021 International Conference Automatics and Informatics (ICAI)","DOI":"10.1109/ICAI52893.2021.9639494","event-title":"2021 International Conference Automatics and Informatics (ICAI)","ISBN":"978-1-6654-2661-9","language":"en","license":"https://ieeexplore.ieee.org/Xplorehelp/downloads/license-information/IEEE.html","page":"182-187","publisher":"IEEE","publisher-place":"Varna, Bulgaria","source":"DOI.org (Crossref)","title":"A Hot Decomposition Procedure: Operational Monolith System to Microservices","title-short":"A Hot Decomposition Procedure","URL":"https://ieeexplore.ieee.org/document/9639494/","author":[{"family":"Ivanov","given":"Nikolay"},{"family":"Tasheva","given":"Antoniya"}],"accessed":{"date-parts":[["2026",7,13]]},"issued":{"date-parts":[["2021",9,30]]}}}],"schema":"https://github.com/citation-style-language/schema/raw/master/csl-citation.json"} </w:instrText>
+      </w:r>
+      <w:r>
+        <w:rPr>
+          <w:sz w:val="24"/>
+          <w:szCs w:val="24"/>
+        </w:rPr>
+        <w:fldChar w:fldCharType="separate"/>
+      </w:r>
+      <w:r>
+        <w:rPr>
+          <w:noProof/>
+          <w:sz w:val="24"/>
+          <w:szCs w:val="24"/>
+        </w:rPr>
+        <w:t>(Ivanov and Tasheva 2021)</w:t>
+      </w:r>
+      <w:r>
+        <w:rPr>
+          <w:sz w:val="24"/>
+          <w:szCs w:val="24"/>
+        </w:rPr>
+        <w:fldChar w:fldCharType="end"/>
+      </w:r>
+      <w:r>
+        <w:rPr>
+          <w:sz w:val="24"/>
+          <w:szCs w:val="24"/>
+        </w:rPr>
+        <w:t xml:space="preserve">. They often have low performance and speed which is felt by the end user, resulting in a poor customer experience which can lead to reputational damage and a loss of clients over time </w:t>
+      </w:r>
+      <w:r>
+        <w:rPr>
+          <w:sz w:val="24"/>
+          <w:szCs w:val="24"/>
+        </w:rPr>
+        <w:fldChar w:fldCharType="begin"/>
+      </w:r>
+      <w:r>
+        <w:rPr>
+          <w:sz w:val="24"/>
+          <w:szCs w:val="24"/>
+        </w:rPr>
+        <w:instrText xml:space="preserve"> ADDIN ZOTERO_ITEM CSL_CITATION {"citationID":"jydy2JBp","properties":{"unsorted":false,"formattedCitation":"(Ivanov and Tasheva 2021)","plainCitation":"(Ivanov and Tasheva 2021)","noteIndex":0},"citationItems":[{"id":218,"uris":["http://zotero.org/users/local/x6OJxADO/items/P7EC8C26"],"itemData":{"id":218,"type":"paper-conference","abstract":"In the context of the popular microservice architecture we make a brief overview of the software architectures evolution starting as a monolith. We have investigated the decomposition templates for database and business functionalities and then proposed an exemplary procedure for decomposition of monolithic applications that are in operation. The procedure aims to make the transition to microservices gradually without downtime. A proof of concept application is initially implemented as monolithic, and decomposed consequently to microservices.","container-title":"2021 International Conference Automatics and Informatics (ICAI)","DOI":"10.1109/ICAI52893.2021.9639494","event-title":"2021 International Conference Automatics and Informatics (ICAI)","ISBN":"978-1-6654-2661-9","language":"en","license":"https://ieeexplore.ieee.org/Xplorehelp/downloads/license-information/IEEE.html","page":"182-187","publisher":"IEEE","publisher-place":"Varna, Bulgaria","source":"DOI.org (Crossref)","title":"A Hot Decomposition Procedure: Operational Monolith System to Microservices","title-short":"A Hot Decomposition Procedure","URL":"https://ieeexplore.ieee.org/document/9639494/","author":[{"family":"Ivanov","given":"Nikolay"},{"family":"Tasheva","given":"Antoniya"}],"accessed":{"date-parts":[["2026",7,13]]},"issued":{"date-parts":[["2021",9,30]]}}}],"schema":"https://github.com/citation-style-language/schema/raw/master/csl-citation.json"} </w:instrText>
+      </w:r>
+      <w:r>
+        <w:rPr>
+          <w:sz w:val="24"/>
+          <w:szCs w:val="24"/>
+        </w:rPr>
+        <w:fldChar w:fldCharType="separate"/>
+      </w:r>
+      <w:r>
+        <w:rPr>
+          <w:noProof/>
+          <w:sz w:val="24"/>
+          <w:szCs w:val="24"/>
+        </w:rPr>
+        <w:t>(Ivanov and Tasheva 2021)</w:t>
+      </w:r>
+      <w:r>
+        <w:rPr>
+          <w:sz w:val="24"/>
+          <w:szCs w:val="24"/>
+        </w:rPr>
+        <w:fldChar w:fldCharType="end"/>
+      </w:r>
+      <w:r>
+        <w:rPr>
+          <w:sz w:val="24"/>
+          <w:szCs w:val="24"/>
+        </w:rPr>
+        <w:t xml:space="preserve">. In a fast changing environment the constant threat of hackers and malicious actors is also </w:t>
+      </w:r>
+      <w:r>
+        <w:rPr>
+          <w:sz w:val="24"/>
+          <w:szCs w:val="24"/>
+        </w:rPr>
+        <w:t>harder to defend against while using old</w:t>
+      </w:r>
+      <w:r>
+        <w:rPr>
+          <w:sz w:val="24"/>
+          <w:szCs w:val="24"/>
+        </w:rPr>
+        <w:t xml:space="preserve"> and</w:t>
+      </w:r>
+      <w:r>
+        <w:rPr>
+          <w:sz w:val="24"/>
+          <w:szCs w:val="24"/>
+        </w:rPr>
+        <w:t xml:space="preserve"> unsupported technology that is difficult to maintain</w:t>
+      </w:r>
+      <w:r>
+        <w:rPr>
+          <w:sz w:val="24"/>
+          <w:szCs w:val="24"/>
+        </w:rPr>
+        <w:t xml:space="preserve"> </w:t>
+      </w:r>
+      <w:r>
+        <w:rPr>
+          <w:sz w:val="24"/>
+          <w:szCs w:val="24"/>
+        </w:rPr>
+        <w:lastRenderedPageBreak/>
+        <w:fldChar w:fldCharType="begin"/>
+      </w:r>
+      <w:r>
+        <w:rPr>
+          <w:sz w:val="24"/>
+          <w:szCs w:val="24"/>
+        </w:rPr>
+        <w:instrText xml:space="preserve"> ADDIN ZOTERO_ITEM CSL_CITATION {"citationID":"YBvMuFWl","properties":{"unsorted":false,"formattedCitation":"(Ivanov and Tasheva 2021)","plainCitation":"(Ivanov and Tasheva 2021)","noteIndex":0},"citationItems":[{"id":218,"uris":["http://zotero.org/users/local/x6OJxADO/items/P7EC8C26"],"itemData":{"id":218,"type":"paper-conference","abstract":"In the context of the popular microservice architecture we make a brief overview of the software architectures evolution starting as a monolith. We have investigated the decomposition templates for database and business functionalities and then proposed an exemplary procedure for decomposition of monolithic applications that are in operation. The procedure aims to make the transition to microservices gradually without downtime. A proof of concept application is initially implemented as monolithic, and decomposed consequently to microservices.","container-title":"2021 International Conference Automatics and Informatics (ICAI)","DOI":"10.1109/ICAI52893.2021.9639494","event-title":"2021 International Conference Automatics and Informatics (ICAI)","ISBN":"978-1-6654-2661-9","language":"en","license":"https://ieeexplore.ieee.org/Xplorehelp/downloads/license-information/IEEE.html","page":"182-187","publisher":"IEEE","publisher-place":"Varna, Bulgaria","source":"DOI.org (Crossref)","title":"A Hot Decomposition Procedure: Operational Monolith System to Microservices","title-short":"A Hot Decomposition Procedure","URL":"https://ieeexplore.ieee.org/document/9639494/","author":[{"family":"Ivanov","given":"Nikolay"},{"family":"Tasheva","given":"Antoniya"}],"accessed":{"date-parts":[["2026",7,13]]},"issued":{"date-parts":[["2021",9,30]]}}}],"schema":"https://github.com/citation-style-language/schema/raw/master/csl-citation.json"} </w:instrText>
+      </w:r>
+      <w:r>
+        <w:rPr>
+          <w:sz w:val="24"/>
+          <w:szCs w:val="24"/>
+        </w:rPr>
+        <w:fldChar w:fldCharType="separate"/>
+      </w:r>
+      <w:r>
+        <w:rPr>
+          <w:noProof/>
+          <w:sz w:val="24"/>
+          <w:szCs w:val="24"/>
+        </w:rPr>
+        <w:t>(Ivanov and Tasheva 2021)</w:t>
+      </w:r>
+      <w:r>
+        <w:rPr>
+          <w:sz w:val="24"/>
+          <w:szCs w:val="24"/>
+        </w:rPr>
+        <w:fldChar w:fldCharType="end"/>
+      </w:r>
+      <w:r>
+        <w:rPr>
+          <w:sz w:val="24"/>
+          <w:szCs w:val="24"/>
+        </w:rPr>
+        <w:t xml:space="preserve">. </w:t>
+      </w:r>
+      <w:r>
+        <w:rPr>
+          <w:sz w:val="24"/>
+          <w:szCs w:val="24"/>
+        </w:rPr>
+        <w:t xml:space="preserve">Thus it is possible to understand why many enterprises feel the urgent need to transition away from Monolithic Architecture and towards an architecture </w:t>
+      </w:r>
+      <w:r>
+        <w:rPr>
+          <w:sz w:val="24"/>
+          <w:szCs w:val="24"/>
+        </w:rPr>
+        <w:t>that utilises</w:t>
+      </w:r>
+      <w:r>
+        <w:rPr>
+          <w:sz w:val="24"/>
+          <w:szCs w:val="24"/>
+        </w:rPr>
+        <w:t xml:space="preserve"> Microservices.</w:t>
+      </w:r>
+    </w:p>
+    <w:p>
+      <w:pPr>
+        <w:pStyle w:val="Disslevel3"/>
       </w:pPr>
       <w:bookmarkStart w:id="33" w:name="_Toc233796059"/>
       <w:r>
@@ -15966,15 +16314,7 @@
           <w:sz w:val="24"/>
           <w:szCs w:val="24"/>
         </w:rPr>
-        <w:t xml:space="preserve">This architectural approach reflects principles found </w:t>
-      </w:r>
-      <w:r>
-        <w:rPr>
-          <w:sz w:val="24"/>
-          <w:szCs w:val="24"/>
-        </w:rPr>
-        <w:lastRenderedPageBreak/>
-        <w:t>in the Unix philosophy</w:t>
+        <w:t>This architectural approach reflects principles found in the Unix philosophy</w:t>
       </w:r>
       <w:r>
         <w:rPr>
@@ -16082,21 +16422,356 @@
         </w:rPr>
         <w:t xml:space="preserve"> </w:t>
       </w:r>
-    </w:p>
-    <w:p>
-      <w:pPr>
-        <w:pStyle w:val="Heading3"/>
-        <w:numPr>
-          <w:ilvl w:val="2"/>
-          <w:numId w:val="3"/>
-        </w:numPr>
-        <w:ind w:left="1134" w:hanging="1134"/>
-      </w:pPr>
-      <w:bookmarkStart w:id="34" w:name="_Toc233796060"/>
-      <w:r>
-        <w:t>Domain Driven Design with Microservices and System of Systems</w:t>
+      <w:r>
+        <w:rPr>
+          <w:sz w:val="24"/>
+          <w:szCs w:val="24"/>
+        </w:rPr>
+        <w:t>This simplifies work performed on each microservice, but can lead to more complex deployment operations, since multiple deployments are now required where in the past one may have been sufficient</w:t>
+      </w:r>
+      <w:r>
+        <w:rPr>
+          <w:sz w:val="24"/>
+          <w:szCs w:val="24"/>
+        </w:rPr>
+        <w:t xml:space="preserve"> </w:t>
+      </w:r>
+      <w:r>
+        <w:rPr>
+          <w:sz w:val="24"/>
+          <w:szCs w:val="24"/>
+        </w:rPr>
+        <w:fldChar w:fldCharType="begin"/>
+      </w:r>
+      <w:r>
+        <w:rPr>
+          <w:sz w:val="24"/>
+          <w:szCs w:val="24"/>
+        </w:rPr>
+        <w:instrText xml:space="preserve"> ADDIN ZOTERO_ITEM CSL_CITATION {"citationID":"M9I3k3Mu","properties":{"unsorted":false,"formattedCitation":"(Zeng {\\i{}et al.} 2023)","plainCitation":"(Zeng et al. 2023)","noteIndex":0},"citationItems":[{"id":227,"uris":["http://zotero.org/users/local/x6OJxADO/items/D9ZTHP85"],"itemData":{"id":227,"type":"paper-conference","abstract":"With continuous development ofsoftware architecture, system has changed from single architecture to microservice multi-cluster architecture, and containerization technology has also been developed to solve the increasingly complex deployment model of microservice architecture. Compilation, packaging, image production, deployment, and upgrading during the software releaseprocess are inefficient due to manualprocessing. Although there are many researches on software architecture, containerization technology, construction technology, but they are relatively independent, and there are few comprehensive plans that combine these technologies together to improve overall efficiency. This paper takes software deployment and management of the containerized multi-instance system as the research object, and proposes a construction plan of operation and maintenance platform. We designed a concise comprehensive experimental platform integrating software development, software construction, image production, system deployment, system operation and maintenance and upgrade. Through the construction and testing of the actual platform environment, the utility and stability ofthe platform are verified, improved software release efficiency. At the same time, the solution is simple and easy to manage, it can meet the general software operation and maintenance requirements in most scenarios.","container-title":"2023 International Conference on Networking and Network Applications (NaNA)","DOI":"10.1109/NaNA60121.2023.00116","event-title":"2023 International Conference on Networking and Network Applications (NaNA)","ISBN":"979-8-3503-2738-0","license":"https://doi.org/10.15223/policy-029","page":"674-679","publisher":"IEEE","publisher-place":"Qingdao, China","source":"DOI.org (Crossref)","title":"A Novel Construction Technology of Microservice Multi-Instance System Automatic Deployment and Upgrade","URL":"https://ieeexplore.ieee.org/document/10284899/","author":[{"family":"Zeng","given":"Ruiqi"},{"family":"Niu","given":"Yiru"},{"family":"Qiao","given":"Lanfei"}],"accessed":{"date-parts":[["2026",7,18]]},"issued":{"date-parts":[["2023",8]]}}}],"schema":"https://github.com/citation-style-language/schema/raw/master/csl-citation.json"} </w:instrText>
+      </w:r>
+      <w:r>
+        <w:rPr>
+          <w:sz w:val="24"/>
+          <w:szCs w:val="24"/>
+        </w:rPr>
+        <w:fldChar w:fldCharType="separate"/>
+      </w:r>
+      <w:r>
+        <w:rPr>
+          <w:rFonts w:ascii="Calibri" w:eastAsiaTheme="minorHAnsi" w:cs="Calibri"/>
+          <w:sz w:val="24"/>
+          <w:szCs w:val="24"/>
+          <w:lang w:val="en-GB"/>
+        </w:rPr>
+        <w:t xml:space="preserve">(Zeng </w:t>
+      </w:r>
+      <w:r>
+        <w:rPr>
+          <w:rFonts w:ascii="Calibri" w:eastAsiaTheme="minorHAnsi" w:cs="Calibri"/>
+          <w:i/>
+          <w:iCs/>
+          <w:sz w:val="24"/>
+          <w:szCs w:val="24"/>
+          <w:lang w:val="en-GB"/>
+        </w:rPr>
+        <w:t>et al.</w:t>
+      </w:r>
+      <w:r>
+        <w:rPr>
+          <w:rFonts w:ascii="Calibri" w:eastAsiaTheme="minorHAnsi" w:cs="Calibri"/>
+          <w:sz w:val="24"/>
+          <w:szCs w:val="24"/>
+          <w:lang w:val="en-GB"/>
+        </w:rPr>
+        <w:t xml:space="preserve"> 2023)</w:t>
+      </w:r>
+      <w:r>
+        <w:rPr>
+          <w:sz w:val="24"/>
+          <w:szCs w:val="24"/>
+        </w:rPr>
+        <w:fldChar w:fldCharType="end"/>
+      </w:r>
+      <w:r>
+        <w:rPr>
+          <w:sz w:val="24"/>
+          <w:szCs w:val="24"/>
+        </w:rPr>
+        <w:t>.</w:t>
+      </w:r>
+      <w:r>
+        <w:rPr>
+          <w:sz w:val="24"/>
+          <w:szCs w:val="24"/>
+        </w:rPr>
+        <w:t xml:space="preserve"> </w:t>
+      </w:r>
+    </w:p>
+    <w:p>
+      <w:pPr>
+        <w:spacing w:line="360" w:lineRule="auto"/>
+        <w:rPr>
+          <w:sz w:val="24"/>
+          <w:szCs w:val="24"/>
+        </w:rPr>
+      </w:pPr>
+      <w:r>
+        <w:rPr>
+          <w:sz w:val="24"/>
+          <w:szCs w:val="24"/>
+        </w:rPr>
+        <w:t>Having more applications</w:t>
+      </w:r>
+      <w:r>
+        <w:rPr>
+          <w:sz w:val="24"/>
+          <w:szCs w:val="24"/>
+        </w:rPr>
+        <w:t xml:space="preserve"> meant more maintenance and higher operational overhead. </w:t>
+      </w:r>
+      <w:r>
+        <w:rPr>
+          <w:sz w:val="24"/>
+          <w:szCs w:val="24"/>
+        </w:rPr>
+        <w:t xml:space="preserve">A new </w:t>
+      </w:r>
+      <w:r>
+        <w:rPr>
+          <w:sz w:val="24"/>
+          <w:szCs w:val="24"/>
+        </w:rPr>
+        <w:t xml:space="preserve">approach for the deployment of the microservices evolved that focused on the containerisation of the applications </w:t>
+      </w:r>
+      <w:r>
+        <w:rPr>
+          <w:sz w:val="24"/>
+          <w:szCs w:val="24"/>
+        </w:rPr>
+        <w:fldChar w:fldCharType="begin"/>
+      </w:r>
+      <w:r>
+        <w:rPr>
+          <w:sz w:val="24"/>
+          <w:szCs w:val="24"/>
+        </w:rPr>
+        <w:instrText xml:space="preserve"> ADDIN ZOTERO_ITEM CSL_CITATION {"citationID":"rDqunJhf","properties":{"unsorted":false,"formattedCitation":"(Zeng {\\i{}et al.} 2023)","plainCitation":"(Zeng et al. 2023)","noteIndex":0},"citationItems":[{"id":227,"uris":["http://zotero.org/users/local/x6OJxADO/items/D9ZTHP85"],"itemData":{"id":227,"type":"paper-conference","abstract":"With continuous development ofsoftware architecture, system has changed from single architecture to microservice multi-cluster architecture, and containerization technology has also been developed to solve the increasingly complex deployment model of microservice architecture. Compilation, packaging, image production, deployment, and upgrading during the software releaseprocess are inefficient due to manualprocessing. Although there are many researches on software architecture, containerization technology, construction technology, but they are relatively independent, and there are few comprehensive plans that combine these technologies together to improve overall efficiency. This paper takes software deployment and management of the containerized multi-instance system as the research object, and proposes a construction plan of operation and maintenance platform. We designed a concise comprehensive experimental platform integrating software development, software construction, image production, system deployment, system operation and maintenance and upgrade. Through the construction and testing of the actual platform environment, the utility and stability ofthe platform are verified, improved software release efficiency. At the same time, the solution is simple and easy to manage, it can meet the general software operation and maintenance requirements in most scenarios.","container-title":"2023 International Conference on Networking and Network Applications (NaNA)","DOI":"10.1109/NaNA60121.2023.00116","event-title":"2023 International Conference on Networking and Network Applications (NaNA)","ISBN":"979-8-3503-2738-0","license":"https://doi.org/10.15223/policy-029","page":"674-679","publisher":"IEEE","publisher-place":"Qingdao, China","source":"DOI.org (Crossref)","title":"A Novel Construction Technology of Microservice Multi-Instance System Automatic Deployment and Upgrade","URL":"https://ieeexplore.ieee.org/document/10284899/","author":[{"family":"Zeng","given":"Ruiqi"},{"family":"Niu","given":"Yiru"},{"family":"Qiao","given":"Lanfei"}],"accessed":{"date-parts":[["2026",7,18]]},"issued":{"date-parts":[["2023",8]]}}}],"schema":"https://github.com/citation-style-language/schema/raw/master/csl-citation.json"} </w:instrText>
+      </w:r>
+      <w:r>
+        <w:rPr>
+          <w:sz w:val="24"/>
+          <w:szCs w:val="24"/>
+        </w:rPr>
+        <w:fldChar w:fldCharType="separate"/>
+      </w:r>
+      <w:r>
+        <w:rPr>
+          <w:rFonts w:ascii="Calibri" w:eastAsiaTheme="minorHAnsi" w:cs="Calibri"/>
+          <w:sz w:val="24"/>
+          <w:szCs w:val="24"/>
+          <w:lang w:val="en-GB"/>
+        </w:rPr>
+        <w:t xml:space="preserve">(Zeng </w:t>
+      </w:r>
+      <w:r>
+        <w:rPr>
+          <w:rFonts w:ascii="Calibri" w:eastAsiaTheme="minorHAnsi" w:cs="Calibri"/>
+          <w:i/>
+          <w:iCs/>
+          <w:sz w:val="24"/>
+          <w:szCs w:val="24"/>
+          <w:lang w:val="en-GB"/>
+        </w:rPr>
+        <w:t>et al.</w:t>
+      </w:r>
+      <w:r>
+        <w:rPr>
+          <w:rFonts w:ascii="Calibri" w:eastAsiaTheme="minorHAnsi" w:cs="Calibri"/>
+          <w:sz w:val="24"/>
+          <w:szCs w:val="24"/>
+          <w:lang w:val="en-GB"/>
+        </w:rPr>
+        <w:t xml:space="preserve"> 2023)</w:t>
+      </w:r>
+      <w:r>
+        <w:rPr>
+          <w:sz w:val="24"/>
+          <w:szCs w:val="24"/>
+        </w:rPr>
+        <w:fldChar w:fldCharType="end"/>
+      </w:r>
+      <w:r>
+        <w:rPr>
+          <w:sz w:val="24"/>
+          <w:szCs w:val="24"/>
+        </w:rPr>
+        <w:t xml:space="preserve">. These containers can be quickly deployed using </w:t>
+      </w:r>
+      <w:bookmarkStart w:id="34" w:name="OLE_LINK5"/>
+      <w:bookmarkStart w:id="35" w:name="OLE_LINK6"/>
+      <w:r>
+        <w:rPr>
+          <w:sz w:val="24"/>
+          <w:szCs w:val="24"/>
+        </w:rPr>
+        <w:t xml:space="preserve">Developer Operations </w:t>
       </w:r>
       <w:bookmarkEnd w:id="34"/>
+      <w:bookmarkEnd w:id="35"/>
+      <w:r>
+        <w:rPr>
+          <w:sz w:val="24"/>
+          <w:szCs w:val="24"/>
+        </w:rPr>
+        <w:t xml:space="preserve">(DevOps) pipelines to container orchestration tools like Kubernetes. </w:t>
+      </w:r>
+      <w:r>
+        <w:rPr>
+          <w:sz w:val="24"/>
+          <w:szCs w:val="24"/>
+        </w:rPr>
+        <w:t xml:space="preserve">Specifically Continuous Integration and Continuous Deployment (CI/CD) pipelines are set up to allow for the complete automated deployment of the application </w:t>
+      </w:r>
+      <w:r>
+        <w:rPr>
+          <w:sz w:val="24"/>
+          <w:szCs w:val="24"/>
+        </w:rPr>
+        <w:fldChar w:fldCharType="begin"/>
+      </w:r>
+      <w:r>
+        <w:rPr>
+          <w:sz w:val="24"/>
+          <w:szCs w:val="24"/>
+        </w:rPr>
+        <w:instrText xml:space="preserve"> ADDIN ZOTERO_ITEM CSL_CITATION {"citationID":"WYGstrEb","properties":{"unsorted":false,"formattedCitation":"(Saxena {\\i{}et al.} 2024)","plainCitation":"(Saxena et al. 2024)","noteIndex":0},"citationItems":[{"id":229,"uris":["http://zotero.org/users/local/x6OJxADO/items/NSMWE3L4"],"itemData":{"id":229,"type":"paper-conference","abstract":"DevOps pipeline is a set of automated tasks or processes or jobs that has tasks assigned to execute automatically that allow the Development team and Operations team to collaborate for building and deployment of the software or services. DevOps as a culture includes better collaboration between different teams within an organization and the removal of silos between them. This paper aims to streamline the current software development and deployment process that is being followed in most of today’s generation DevOps deployment as Continuous Integration and Continuous Delivery (CI/CD) pipelines. Centered to the level of software development life cycle (SDLC), it also describes the current ambiguous definition to clarify the implementation of DevOps in practice along a sample CI/CD pipeline deployment. The further objective of the paper is to demonstrate the implementation strategy of DevOps Infrastructure as Code (IaC) and Pipeline as a code and the removal of ambiguity in the definition of DevOps Infrastructure as a Code methodology.","container-title":"2024 IEEE Silchar Subsection Conference (SILCON 2024)","DOI":"10.1109/SILCON63976.2024.10910699","event-title":"2024 IEEE Silchar Subsection Conference (SILCON)","ISBN":"979-8-3315-4082-1","language":"en","license":"https://doi.org/10.15223/policy-029","page":"1-6","publisher":"IEEE","publisher-place":"Agartala, India","source":"DOI.org (Crossref)","title":"DevOps Automation Pipeline Deployment with IaC (Infrastructure as Code)","URL":"https://ieeexplore.ieee.org/document/10910699/","author":[{"family":"Saxena","given":"Adarsh"},{"family":"Singh","given":"Sudhakar"},{"family":"Prakash","given":"Shiv"},{"family":"Yang","given":"Tiansheng"},{"family":"Rathore","given":"Rajkumar Singh"}],"accessed":{"date-parts":[["2026",7,18]]},"issued":{"date-parts":[["2024",11,15]]}}}],"schema":"https://github.com/citation-style-language/schema/raw/master/csl-citation.json"} </w:instrText>
+      </w:r>
+      <w:r>
+        <w:rPr>
+          <w:sz w:val="24"/>
+          <w:szCs w:val="24"/>
+        </w:rPr>
+        <w:fldChar w:fldCharType="separate"/>
+      </w:r>
+      <w:r>
+        <w:rPr>
+          <w:rFonts w:ascii="Calibri" w:eastAsiaTheme="minorHAnsi" w:cs="Calibri"/>
+          <w:sz w:val="24"/>
+          <w:szCs w:val="24"/>
+          <w:lang w:val="en-GB"/>
+        </w:rPr>
+        <w:t xml:space="preserve">(Saxena </w:t>
+      </w:r>
+      <w:r>
+        <w:rPr>
+          <w:rFonts w:ascii="Calibri" w:eastAsiaTheme="minorHAnsi" w:cs="Calibri"/>
+          <w:i/>
+          <w:iCs/>
+          <w:sz w:val="24"/>
+          <w:szCs w:val="24"/>
+          <w:lang w:val="en-GB"/>
+        </w:rPr>
+        <w:t>et al.</w:t>
+      </w:r>
+      <w:r>
+        <w:rPr>
+          <w:rFonts w:ascii="Calibri" w:eastAsiaTheme="minorHAnsi" w:cs="Calibri"/>
+          <w:sz w:val="24"/>
+          <w:szCs w:val="24"/>
+          <w:lang w:val="en-GB"/>
+        </w:rPr>
+        <w:t xml:space="preserve"> 2024)</w:t>
+      </w:r>
+      <w:r>
+        <w:rPr>
+          <w:sz w:val="24"/>
+          <w:szCs w:val="24"/>
+        </w:rPr>
+        <w:fldChar w:fldCharType="end"/>
+      </w:r>
+      <w:r>
+        <w:rPr>
+          <w:sz w:val="24"/>
+          <w:szCs w:val="24"/>
+        </w:rPr>
+        <w:t xml:space="preserve">. Such a system streamlines the work on microservices and removes much of the overhead involved in the deployment and operations. </w:t>
+      </w:r>
+      <w:r>
+        <w:rPr>
+          <w:sz w:val="24"/>
+          <w:szCs w:val="24"/>
+        </w:rPr>
+        <w:t xml:space="preserve">Thus the effectiveness of MSA applications no longer has any major disadvantages in comparison to Monolithic applications. </w:t>
+      </w:r>
+      <w:r>
+        <w:rPr>
+          <w:sz w:val="24"/>
+          <w:szCs w:val="24"/>
+        </w:rPr>
+        <w:t xml:space="preserve">Understanding why </w:t>
+      </w:r>
+      <w:r>
+        <w:rPr>
+          <w:sz w:val="24"/>
+          <w:szCs w:val="24"/>
+        </w:rPr>
+        <w:t xml:space="preserve">the </w:t>
+      </w:r>
+      <w:r>
+        <w:rPr>
+          <w:sz w:val="24"/>
+          <w:szCs w:val="24"/>
+        </w:rPr>
+        <w:t xml:space="preserve">MSA </w:t>
+      </w:r>
+      <w:r>
+        <w:rPr>
+          <w:sz w:val="24"/>
+          <w:szCs w:val="24"/>
+        </w:rPr>
+        <w:t xml:space="preserve">method is an efficient approach for application development and deployment is crucial before examining how enterprises are </w:t>
+      </w:r>
+      <w:r>
+        <w:rPr>
+          <w:sz w:val="24"/>
+          <w:szCs w:val="24"/>
+        </w:rPr>
+        <w:t>utilising</w:t>
+      </w:r>
+      <w:r>
+        <w:rPr>
+          <w:sz w:val="24"/>
+          <w:szCs w:val="24"/>
+        </w:rPr>
+        <w:t xml:space="preserve"> it in a Domain Driven context. </w:t>
+      </w:r>
+      <w:r>
+        <w:rPr>
+          <w:sz w:val="24"/>
+          <w:szCs w:val="24"/>
+        </w:rPr>
+        <w:t xml:space="preserve"> </w:t>
+      </w:r>
+    </w:p>
+    <w:p>
+      <w:pPr>
+        <w:spacing w:line="360" w:lineRule="auto"/>
+        <w:rPr>
+          <w:sz w:val="24"/>
+          <w:szCs w:val="24"/>
+        </w:rPr>
+      </w:pPr>
+    </w:p>
+    <w:p>
+      <w:pPr>
+        <w:pStyle w:val="Disslevel3"/>
+      </w:pPr>
+      <w:bookmarkStart w:id="36" w:name="_Toc233796060"/>
+      <w:r>
+        <w:t>Domain Driven Design with Microservices</w:t>
+      </w:r>
+      <w:bookmarkEnd w:id="36"/>
     </w:p>
     <w:p>
       <w:pPr>
@@ -16119,7 +16794,149 @@
           <w:sz w:val="24"/>
           <w:szCs w:val="24"/>
         </w:rPr>
-        <w:t xml:space="preserve"> domain has its own set of applications that are ideally set up as microservices performing one core function each. The microservices can then communicate with other systems by consuming interfaces provided by other microservices including from other domains. If a domain is receiving data from another domain it is considered to be downstream. If it is writing data to another domain it is considered to upstream. A domain can be both upstream and downstream of other domains at the same time, depending on the nature of the data flow. These integrations can be implemented with synchronous technologies like Representational State Transfer (</w:t>
+        <w:t xml:space="preserve"> domain has its own set of applications that are ideally set up as microservices performing one core function each. The microservices can then communicate with other systems by consuming interfaces provided by other microservices </w:t>
+      </w:r>
+      <w:r>
+        <w:rPr>
+          <w:sz w:val="24"/>
+          <w:szCs w:val="24"/>
+        </w:rPr>
+        <w:lastRenderedPageBreak/>
+        <w:t xml:space="preserve">including from other domains. If a domain </w:t>
+      </w:r>
+      <w:r>
+        <w:rPr>
+          <w:sz w:val="24"/>
+          <w:szCs w:val="24"/>
+        </w:rPr>
+        <w:t>depends on data or services</w:t>
+      </w:r>
+      <w:r>
+        <w:rPr>
+          <w:sz w:val="24"/>
+          <w:szCs w:val="24"/>
+        </w:rPr>
+        <w:t xml:space="preserve"> from another domain </w:t>
+      </w:r>
+      <w:r>
+        <w:rPr>
+          <w:sz w:val="24"/>
+          <w:szCs w:val="24"/>
+        </w:rPr>
+        <w:t xml:space="preserve">then </w:t>
+      </w:r>
+      <w:r>
+        <w:rPr>
+          <w:sz w:val="24"/>
+          <w:szCs w:val="24"/>
+        </w:rPr>
+        <w:t>it is considered to be downstream</w:t>
+      </w:r>
+      <w:r>
+        <w:rPr>
+          <w:sz w:val="24"/>
+          <w:szCs w:val="24"/>
+        </w:rPr>
+        <w:t xml:space="preserve"> of that other domain</w:t>
+      </w:r>
+      <w:r>
+        <w:rPr>
+          <w:sz w:val="24"/>
+          <w:szCs w:val="24"/>
+        </w:rPr>
+        <w:t xml:space="preserve">. If it is </w:t>
+      </w:r>
+      <w:r>
+        <w:rPr>
+          <w:sz w:val="24"/>
+          <w:szCs w:val="24"/>
+        </w:rPr>
+        <w:t>providing</w:t>
+      </w:r>
+      <w:r>
+        <w:rPr>
+          <w:sz w:val="24"/>
+          <w:szCs w:val="24"/>
+        </w:rPr>
+        <w:t xml:space="preserve"> data </w:t>
+      </w:r>
+      <w:r>
+        <w:rPr>
+          <w:sz w:val="24"/>
+          <w:szCs w:val="24"/>
+        </w:rPr>
+        <w:t xml:space="preserve">or services </w:t>
+      </w:r>
+      <w:r>
+        <w:rPr>
+          <w:sz w:val="24"/>
+          <w:szCs w:val="24"/>
+        </w:rPr>
+        <w:t>to another domain it is considered to upstream</w:t>
+      </w:r>
+      <w:r>
+        <w:rPr>
+          <w:sz w:val="24"/>
+          <w:szCs w:val="24"/>
+        </w:rPr>
+        <w:t xml:space="preserve"> of that other domain</w:t>
+      </w:r>
+      <w:r>
+        <w:rPr>
+          <w:sz w:val="24"/>
+          <w:szCs w:val="24"/>
+        </w:rPr>
+        <w:t>. A domain can be both upstream and downstream of other domains at the same time, depending on the nature of the data flow</w:t>
+      </w:r>
+      <w:r>
+        <w:rPr>
+          <w:sz w:val="24"/>
+          <w:szCs w:val="24"/>
+        </w:rPr>
+        <w:t xml:space="preserve"> and dependencies </w:t>
+      </w:r>
+      <w:r>
+        <w:rPr>
+          <w:sz w:val="24"/>
+          <w:szCs w:val="24"/>
+        </w:rPr>
+        <w:fldChar w:fldCharType="begin"/>
+      </w:r>
+      <w:r>
+        <w:rPr>
+          <w:sz w:val="24"/>
+          <w:szCs w:val="24"/>
+        </w:rPr>
+        <w:instrText xml:space="preserve"> ADDIN ZOTERO_ITEM CSL_CITATION {"citationID":"AnAl4MT1","properties":{"unsorted":false,"formattedCitation":"(Evans 2004)","plainCitation":"(Evans 2004)","noteIndex":0},"citationItems":[{"id":225,"uris":["http://zotero.org/users/local/x6OJxADO/items/HTZT44Q4"],"itemData":{"id":225,"type":"book","abstract":"This is not a book ... offers readers a systematic approach to domain-driven design, presenting an extensive set of design best practices, experience-based techniques, and fundamental principles that facilitate the development of software projects facing complex domains.","call-number":"005.1","ISBN":"978-0-321-12521-7","language":"eng","publisher":"Addison-Wesley","publisher-place":"Boston","source":"BnF ISBN","title":"Domain-driven design: tackling complexity in the heart of software","title-short":"Domain-driven design","author":[{"family":"Evans","given":"Eric"}],"issued":{"date-parts":[["2004"]]}}}],"schema":"https://github.com/citation-style-language/schema/raw/master/csl-citation.json"} </w:instrText>
+      </w:r>
+      <w:r>
+        <w:rPr>
+          <w:sz w:val="24"/>
+          <w:szCs w:val="24"/>
+        </w:rPr>
+        <w:fldChar w:fldCharType="separate"/>
+      </w:r>
+      <w:r>
+        <w:rPr>
+          <w:noProof/>
+          <w:sz w:val="24"/>
+          <w:szCs w:val="24"/>
+        </w:rPr>
+        <w:t>(Evans 2004)</w:t>
+      </w:r>
+      <w:r>
+        <w:rPr>
+          <w:sz w:val="24"/>
+          <w:szCs w:val="24"/>
+        </w:rPr>
+        <w:fldChar w:fldCharType="end"/>
+      </w:r>
+      <w:r>
+        <w:rPr>
+          <w:sz w:val="24"/>
+          <w:szCs w:val="24"/>
+        </w:rPr>
+        <w:t>. These integrations can be implemented with synchronous technologies like Representational State Transfer (</w:t>
       </w:r>
       <w:proofErr w:type="spellStart"/>
       <w:r>
@@ -16199,7 +17016,34 @@
           <w:sz w:val="24"/>
           <w:szCs w:val="24"/>
         </w:rPr>
-        <w:t xml:space="preserve">. The combination of microservices deployed in domains following DDD and integrated using EDD allows for modular development that creates a clear alignment between business objectives and technical architecture </w:t>
+        <w:t xml:space="preserve">. </w:t>
+      </w:r>
+    </w:p>
+    <w:p>
+      <w:pPr>
+        <w:spacing w:after="0" w:line="360" w:lineRule="auto"/>
+        <w:jc w:val="both"/>
+        <w:rPr>
+          <w:sz w:val="24"/>
+          <w:szCs w:val="24"/>
+        </w:rPr>
+      </w:pPr>
+    </w:p>
+    <w:p>
+      <w:pPr>
+        <w:spacing w:after="0" w:line="360" w:lineRule="auto"/>
+        <w:jc w:val="both"/>
+        <w:rPr>
+          <w:sz w:val="24"/>
+          <w:szCs w:val="24"/>
+        </w:rPr>
+      </w:pPr>
+      <w:r>
+        <w:rPr>
+          <w:sz w:val="24"/>
+          <w:szCs w:val="24"/>
+        </w:rPr>
+        <w:t xml:space="preserve">The combination of microservices deployed in domains following DDD and integrated using EDD allows for modular development that creates a clear alignment between business objectives and technical architecture </w:t>
       </w:r>
       <w:r>
         <w:rPr>
@@ -16308,23 +17152,60 @@
         </w:rPr>
         <w:t xml:space="preserve">.  </w:t>
       </w:r>
+      <w:r>
+        <w:rPr>
+          <w:sz w:val="24"/>
+          <w:szCs w:val="24"/>
+        </w:rPr>
+        <w:t>This creates a modern infrastructure that provides autonomy to teams and systems to develop at their own pace</w:t>
+      </w:r>
+      <w:r>
+        <w:rPr>
+          <w:sz w:val="24"/>
+          <w:szCs w:val="24"/>
+        </w:rPr>
+        <w:t xml:space="preserve"> and reducing direct dependencies to other applications. When  a domain needs data for its application it can read it from a topic within the Event Streaming</w:t>
+      </w:r>
+      <w:r>
+        <w:rPr>
+          <w:sz w:val="24"/>
+          <w:szCs w:val="24"/>
+        </w:rPr>
+        <w:t xml:space="preserve"> platform</w:t>
+      </w:r>
+      <w:r>
+        <w:rPr>
+          <w:sz w:val="24"/>
+          <w:szCs w:val="24"/>
+        </w:rPr>
+        <w:t xml:space="preserve"> where other domain have been producing events into. There is not request sent to other domains, everything is decoupled. How the EDD</w:t>
+      </w:r>
+      <w:r>
+        <w:rPr>
+          <w:sz w:val="24"/>
+          <w:szCs w:val="24"/>
+        </w:rPr>
+        <w:t xml:space="preserve"> infrastructure</w:t>
+      </w:r>
+      <w:r>
+        <w:rPr>
+          <w:sz w:val="24"/>
+          <w:szCs w:val="24"/>
+        </w:rPr>
+        <w:t xml:space="preserve"> can be implemented will be discussed in later chapters.  </w:t>
+      </w:r>
     </w:p>
     <w:p/>
     <w:p/>
     <w:p>
       <w:pPr>
-        <w:pStyle w:val="Heading3"/>
-        <w:numPr>
-          <w:ilvl w:val="2"/>
-          <w:numId w:val="3"/>
-        </w:numPr>
-        <w:ind w:left="1134" w:hanging="1134"/>
-      </w:pPr>
-      <w:bookmarkStart w:id="35" w:name="_Toc233796061"/>
+        <w:pStyle w:val="Disslevel3"/>
+      </w:pPr>
+      <w:bookmarkStart w:id="37" w:name="_Toc233796061"/>
       <w:r>
         <w:t>Migration Strategies</w:t>
       </w:r>
-      <w:bookmarkEnd w:id="35"/>
+      <w:bookmarkEnd w:id="37"/>
     </w:p>
     <w:p>
       <w:pPr>
@@ -16390,6 +17271,20 @@
         </w:rPr>
         <w:t xml:space="preserve">. </w:t>
       </w:r>
+      <w:r>
+        <w:rPr>
+          <w:sz w:val="24"/>
+          <w:szCs w:val="24"/>
+        </w:rPr>
+        <w:t xml:space="preserve">For businesses that cannot afford much or any down time this provides a difficult question. How to </w:t>
+      </w:r>
+      <w:r>
+        <w:rPr>
+          <w:sz w:val="24"/>
+          <w:szCs w:val="24"/>
+        </w:rPr>
+        <w:t xml:space="preserve">migrate away from the live Monolith which is currently still providing key services and move towards a new MSA. If the service cannot be interrupted then a gradual migration can be considered. A technique known as the Strangler Fig Tree pattern can be followed that allows for a seamless transition. </w:t>
+      </w:r>
     </w:p>
     <w:p>
       <w:pPr>
@@ -16418,69 +17313,70 @@
     </w:p>
     <w:p>
       <w:pPr>
-        <w:pStyle w:val="Heading2"/>
+        <w:pStyle w:val="DissChHeading"/>
         <w:numPr>
           <w:ilvl w:val="1"/>
-          <w:numId w:val="3"/>
+          <w:numId w:val="21"/>
         </w:numPr>
-        <w:ind w:left="851" w:hanging="851"/>
-      </w:pPr>
-      <w:bookmarkStart w:id="36" w:name="_Toc233796062"/>
+      </w:pPr>
+      <w:bookmarkStart w:id="38" w:name="_Toc233796062"/>
       <w:r>
         <w:t xml:space="preserve">Event-Driven Architecture </w:t>
       </w:r>
       <w:r>
         <w:t>and Event Aggregation</w:t>
       </w:r>
-      <w:bookmarkEnd w:id="36"/>
-    </w:p>
-    <w:p>
-      <w:pPr>
-        <w:pStyle w:val="Heading3"/>
+      <w:bookmarkEnd w:id="38"/>
+    </w:p>
+    <w:p>
+      <w:pPr>
+        <w:pStyle w:val="Disslevel3"/>
+      </w:pPr>
+      <w:bookmarkStart w:id="39" w:name="_Toc233796063"/>
+      <w:r>
+        <w:t>Event Driven Architecture</w:t>
+      </w:r>
+      <w:bookmarkEnd w:id="39"/>
+    </w:p>
+    <w:p>
+      <w:pPr>
+        <w:pStyle w:val="Disslevel3"/>
         <w:numPr>
-          <w:ilvl w:val="2"/>
-          <w:numId w:val="3"/>
+          <w:ilvl w:val="0"/>
+          <w:numId w:val="0"/>
         </w:numPr>
-        <w:ind w:left="1134" w:hanging="1134"/>
-      </w:pPr>
-      <w:bookmarkStart w:id="37" w:name="_Toc233796063"/>
-      <w:r>
-        <w:t>Event Driven Architecture</w:t>
-      </w:r>
-      <w:bookmarkEnd w:id="37"/>
-    </w:p>
-    <w:p/>
-    <w:p>
-      <w:pPr>
-        <w:pStyle w:val="Heading3"/>
+        <w:ind w:left="1224"/>
+      </w:pPr>
+    </w:p>
+    <w:p>
+      <w:pPr>
+        <w:pStyle w:val="Disslevel3"/>
+      </w:pPr>
+      <w:bookmarkStart w:id="40" w:name="_Toc233796064"/>
+      <w:r>
+        <w:t>Event Streaming Systems and fault tolerance</w:t>
+      </w:r>
+      <w:bookmarkEnd w:id="40"/>
+    </w:p>
+    <w:p>
+      <w:pPr>
+        <w:pStyle w:val="Disslevel3"/>
         <w:numPr>
-          <w:ilvl w:val="2"/>
-          <w:numId w:val="3"/>
+          <w:ilvl w:val="0"/>
+          <w:numId w:val="0"/>
         </w:numPr>
-        <w:ind w:left="1134" w:hanging="1134"/>
-      </w:pPr>
-      <w:bookmarkStart w:id="38" w:name="_Toc233796064"/>
-      <w:r>
-        <w:lastRenderedPageBreak/>
-        <w:t>Event Streaming Systems and fault tolerance</w:t>
-      </w:r>
-      <w:bookmarkEnd w:id="38"/>
-    </w:p>
-    <w:p/>
-    <w:p>
-      <w:pPr>
-        <w:pStyle w:val="Heading3"/>
-        <w:numPr>
-          <w:ilvl w:val="2"/>
-          <w:numId w:val="3"/>
-        </w:numPr>
-        <w:ind w:left="1134" w:hanging="1134"/>
-      </w:pPr>
-      <w:bookmarkStart w:id="39" w:name="_Toc233796065"/>
+        <w:ind w:left="1224"/>
+      </w:pPr>
+    </w:p>
+    <w:p>
+      <w:pPr>
+        <w:pStyle w:val="Disslevel3"/>
+      </w:pPr>
+      <w:bookmarkStart w:id="41" w:name="_Toc233796065"/>
       <w:r>
         <w:t>Event Aggregation</w:t>
       </w:r>
-      <w:bookmarkEnd w:id="39"/>
+      <w:bookmarkEnd w:id="41"/>
     </w:p>
     <w:p/>
     <w:p/>
@@ -16497,52 +17393,41 @@
     </w:p>
     <w:p>
       <w:pPr>
-        <w:pStyle w:val="Heading2"/>
+        <w:pStyle w:val="DissChHeading"/>
         <w:numPr>
           <w:ilvl w:val="1"/>
-          <w:numId w:val="3"/>
+          <w:numId w:val="21"/>
         </w:numPr>
-        <w:ind w:left="851" w:hanging="851"/>
-      </w:pPr>
-      <w:bookmarkStart w:id="40" w:name="_Toc233796066"/>
+      </w:pPr>
+      <w:bookmarkStart w:id="42" w:name="_Toc233796066"/>
       <w:r>
         <w:t xml:space="preserve">Patterns for Data access in </w:t>
       </w:r>
       <w:r>
         <w:t>Distributed Event Systems</w:t>
       </w:r>
-      <w:bookmarkEnd w:id="40"/>
-    </w:p>
-    <w:p>
-      <w:pPr>
-        <w:pStyle w:val="Heading3"/>
-        <w:numPr>
-          <w:ilvl w:val="2"/>
-          <w:numId w:val="3"/>
-        </w:numPr>
-        <w:ind w:left="1134" w:hanging="1134"/>
-      </w:pPr>
-      <w:bookmarkStart w:id="41" w:name="_Toc233796067"/>
+      <w:bookmarkEnd w:id="42"/>
+    </w:p>
+    <w:p>
+      <w:pPr>
+        <w:pStyle w:val="Disslevel3"/>
+      </w:pPr>
+      <w:bookmarkStart w:id="43" w:name="_Toc233796067"/>
       <w:r>
         <w:t>Challenges in data access in distributed systems of systems</w:t>
       </w:r>
-      <w:bookmarkEnd w:id="41"/>
+      <w:bookmarkEnd w:id="43"/>
     </w:p>
     <w:p/>
     <w:p>
       <w:pPr>
-        <w:pStyle w:val="Heading3"/>
-        <w:numPr>
-          <w:ilvl w:val="2"/>
-          <w:numId w:val="3"/>
-        </w:numPr>
-        <w:ind w:left="1134" w:hanging="1134"/>
-      </w:pPr>
-      <w:bookmarkStart w:id="42" w:name="_Toc233796068"/>
+        <w:pStyle w:val="Disslevel3"/>
+      </w:pPr>
+      <w:bookmarkStart w:id="44" w:name="_Toc233796068"/>
       <w:r>
         <w:t>Command Query Responsibility Segregation</w:t>
       </w:r>
-      <w:bookmarkEnd w:id="42"/>
+      <w:bookmarkEnd w:id="44"/>
       <w:r>
         <w:t xml:space="preserve"> </w:t>
       </w:r>
@@ -16589,50 +17474,35 @@
     </w:p>
     <w:p>
       <w:pPr>
-        <w:pStyle w:val="Heading3"/>
-        <w:numPr>
-          <w:ilvl w:val="2"/>
-          <w:numId w:val="3"/>
-        </w:numPr>
-        <w:ind w:left="1134" w:hanging="1134"/>
-      </w:pPr>
-      <w:bookmarkStart w:id="43" w:name="_Toc233796069"/>
+        <w:pStyle w:val="Disslevel3"/>
+      </w:pPr>
+      <w:bookmarkStart w:id="45" w:name="_Toc233796069"/>
       <w:r>
         <w:t>Materialised View</w:t>
       </w:r>
-      <w:bookmarkEnd w:id="43"/>
+      <w:bookmarkEnd w:id="45"/>
     </w:p>
     <w:p/>
     <w:p>
       <w:pPr>
-        <w:pStyle w:val="Heading3"/>
-        <w:numPr>
-          <w:ilvl w:val="2"/>
-          <w:numId w:val="3"/>
-        </w:numPr>
-        <w:ind w:left="1134" w:hanging="1134"/>
-      </w:pPr>
-      <w:bookmarkStart w:id="44" w:name="_Toc233796070"/>
+        <w:pStyle w:val="Disslevel3"/>
+      </w:pPr>
+      <w:bookmarkStart w:id="46" w:name="_Toc233796070"/>
       <w:r>
         <w:t>Event replay and state reconstruction</w:t>
       </w:r>
-      <w:bookmarkEnd w:id="44"/>
+      <w:bookmarkEnd w:id="46"/>
     </w:p>
     <w:p/>
     <w:p>
       <w:pPr>
-        <w:pStyle w:val="Heading3"/>
-        <w:numPr>
-          <w:ilvl w:val="2"/>
-          <w:numId w:val="3"/>
-        </w:numPr>
-        <w:ind w:left="1134" w:hanging="1134"/>
-      </w:pPr>
-      <w:bookmarkStart w:id="45" w:name="_Toc233796071"/>
+        <w:pStyle w:val="Disslevel3"/>
+      </w:pPr>
+      <w:bookmarkStart w:id="47" w:name="_Toc233796071"/>
       <w:r>
         <w:t>Distributed Caching Techniques</w:t>
       </w:r>
-      <w:bookmarkEnd w:id="45"/>
+      <w:bookmarkEnd w:id="47"/>
     </w:p>
     <w:p>
       <w:r>
@@ -16651,78 +17521,58 @@
     </w:p>
     <w:p>
       <w:pPr>
-        <w:pStyle w:val="Heading2"/>
+        <w:pStyle w:val="DissChHeading"/>
         <w:numPr>
           <w:ilvl w:val="1"/>
-          <w:numId w:val="3"/>
+          <w:numId w:val="21"/>
         </w:numPr>
-        <w:ind w:left="851" w:hanging="851"/>
-      </w:pPr>
-      <w:bookmarkStart w:id="46" w:name="_Toc233796072"/>
+      </w:pPr>
+      <w:bookmarkStart w:id="48" w:name="_Toc233796072"/>
       <w:r>
         <w:t>Cloud-Native Resilience, High Availability and Disaster Recovery</w:t>
       </w:r>
-      <w:bookmarkEnd w:id="46"/>
-    </w:p>
-    <w:p>
-      <w:pPr>
-        <w:pStyle w:val="Heading3"/>
-        <w:numPr>
-          <w:ilvl w:val="2"/>
-          <w:numId w:val="3"/>
-        </w:numPr>
-        <w:ind w:left="1134" w:hanging="1134"/>
-      </w:pPr>
-      <w:bookmarkStart w:id="47" w:name="_Toc233796073"/>
-      <w:r>
+      <w:bookmarkEnd w:id="48"/>
+    </w:p>
+    <w:p>
+      <w:pPr>
+        <w:pStyle w:val="Disslevel3"/>
+      </w:pPr>
+      <w:bookmarkStart w:id="49" w:name="_Toc233796073"/>
+      <w:r>
+        <w:lastRenderedPageBreak/>
         <w:t>Cloud Native Architecture</w:t>
       </w:r>
-      <w:bookmarkEnd w:id="47"/>
-    </w:p>
-    <w:p>
-      <w:pPr>
-        <w:pStyle w:val="Heading3"/>
-        <w:numPr>
-          <w:ilvl w:val="2"/>
-          <w:numId w:val="3"/>
-        </w:numPr>
-        <w:ind w:left="1134" w:hanging="1134"/>
-      </w:pPr>
-      <w:bookmarkStart w:id="48" w:name="_Toc233796074"/>
+      <w:bookmarkEnd w:id="49"/>
+    </w:p>
+    <w:p>
+      <w:pPr>
+        <w:pStyle w:val="Disslevel3"/>
+      </w:pPr>
+      <w:bookmarkStart w:id="50" w:name="_Toc233796074"/>
       <w:r>
         <w:t>High Availability and Resilience</w:t>
       </w:r>
-      <w:bookmarkEnd w:id="48"/>
-    </w:p>
-    <w:p>
-      <w:pPr>
-        <w:pStyle w:val="Heading3"/>
-        <w:numPr>
-          <w:ilvl w:val="2"/>
-          <w:numId w:val="3"/>
-        </w:numPr>
-        <w:ind w:left="1134" w:hanging="1134"/>
-      </w:pPr>
-      <w:bookmarkStart w:id="49" w:name="_Toc233796075"/>
+      <w:bookmarkEnd w:id="50"/>
+    </w:p>
+    <w:p>
+      <w:pPr>
+        <w:pStyle w:val="Disslevel3"/>
+      </w:pPr>
+      <w:bookmarkStart w:id="51" w:name="_Toc233796075"/>
       <w:r>
         <w:t>Disaster Recovery Strategies</w:t>
       </w:r>
-      <w:bookmarkEnd w:id="49"/>
-    </w:p>
-    <w:p>
-      <w:pPr>
-        <w:pStyle w:val="Heading3"/>
-        <w:numPr>
-          <w:ilvl w:val="2"/>
-          <w:numId w:val="3"/>
-        </w:numPr>
-        <w:ind w:left="1134" w:hanging="1134"/>
-      </w:pPr>
-      <w:bookmarkStart w:id="50" w:name="_Toc233796076"/>
+      <w:bookmarkEnd w:id="51"/>
+    </w:p>
+    <w:p>
+      <w:pPr>
+        <w:pStyle w:val="Disslevel3"/>
+      </w:pPr>
+      <w:bookmarkStart w:id="52" w:name="_Toc233796076"/>
       <w:r>
         <w:t>Cloud Resilience with Kubernetes</w:t>
       </w:r>
-      <w:bookmarkEnd w:id="50"/>
+      <w:bookmarkEnd w:id="52"/>
     </w:p>
     <w:p>
       <w:pPr>
@@ -16789,19 +17639,13 @@
     </w:p>
     <w:p>
       <w:pPr>
-        <w:pStyle w:val="Heading3"/>
-        <w:numPr>
-          <w:ilvl w:val="2"/>
-          <w:numId w:val="3"/>
-        </w:numPr>
-        <w:ind w:left="1134" w:hanging="1134"/>
-      </w:pPr>
-      <w:bookmarkStart w:id="51" w:name="_Toc233796077"/>
-      <w:r>
-        <w:lastRenderedPageBreak/>
+        <w:pStyle w:val="Disslevel3"/>
+      </w:pPr>
+      <w:bookmarkStart w:id="53" w:name="_Toc233796077"/>
+      <w:r>
         <w:t>Cloud Portability and sovereignty</w:t>
       </w:r>
-      <w:bookmarkEnd w:id="51"/>
+      <w:bookmarkEnd w:id="53"/>
     </w:p>
     <w:p>
       <w:pPr>
@@ -16862,36 +17706,30 @@
     </w:p>
     <w:p>
       <w:pPr>
-        <w:pStyle w:val="Heading2"/>
+        <w:pStyle w:val="DissChHeading"/>
         <w:numPr>
           <w:ilvl w:val="1"/>
-          <w:numId w:val="3"/>
+          <w:numId w:val="21"/>
         </w:numPr>
-        <w:ind w:left="851" w:hanging="851"/>
-      </w:pPr>
-      <w:bookmarkStart w:id="52" w:name="_Toc233796078"/>
+      </w:pPr>
+      <w:bookmarkStart w:id="54" w:name="_Toc233796078"/>
       <w:r>
         <w:t>Software Quality standards</w:t>
       </w:r>
-      <w:bookmarkEnd w:id="52"/>
-    </w:p>
-    <w:p>
-      <w:pPr>
-        <w:pStyle w:val="Heading3"/>
-        <w:numPr>
-          <w:ilvl w:val="2"/>
-          <w:numId w:val="3"/>
-        </w:numPr>
-        <w:ind w:left="1134" w:hanging="1134"/>
-      </w:pPr>
-      <w:bookmarkStart w:id="53" w:name="_Toc233796079"/>
+      <w:bookmarkEnd w:id="54"/>
+    </w:p>
+    <w:p>
+      <w:pPr>
+        <w:pStyle w:val="Disslevel3"/>
+      </w:pPr>
+      <w:bookmarkStart w:id="55" w:name="_Toc233796079"/>
       <w:r>
         <w:t>Software Quality standards</w:t>
       </w:r>
       <w:r>
         <w:t xml:space="preserve"> and measurement</w:t>
       </w:r>
-      <w:bookmarkEnd w:id="53"/>
+      <w:bookmarkEnd w:id="55"/>
     </w:p>
     <w:p>
       <w:pPr>
@@ -16955,34 +17793,33 @@
     <w:p/>
     <w:p>
       <w:pPr>
-        <w:pStyle w:val="Heading3"/>
+        <w:pStyle w:val="Disslevel3"/>
+      </w:pPr>
+      <w:bookmarkStart w:id="56" w:name="_Toc233796080"/>
+      <w:r>
+        <w:t>Reliability</w:t>
+      </w:r>
+      <w:bookmarkEnd w:id="56"/>
+    </w:p>
+    <w:p>
+      <w:pPr>
+        <w:pStyle w:val="Disslevel3"/>
         <w:numPr>
-          <w:ilvl w:val="2"/>
-          <w:numId w:val="3"/>
+          <w:ilvl w:val="0"/>
+          <w:numId w:val="0"/>
         </w:numPr>
-        <w:ind w:left="1134" w:hanging="1134"/>
-      </w:pPr>
-      <w:bookmarkStart w:id="54" w:name="_Toc233796080"/>
-      <w:r>
-        <w:t>Reliability</w:t>
-      </w:r>
-      <w:bookmarkEnd w:id="54"/>
-    </w:p>
-    <w:p/>
-    <w:p>
-      <w:pPr>
-        <w:pStyle w:val="Heading3"/>
-        <w:numPr>
-          <w:ilvl w:val="2"/>
-          <w:numId w:val="3"/>
-        </w:numPr>
-        <w:ind w:left="1134" w:hanging="1134"/>
-      </w:pPr>
-      <w:bookmarkStart w:id="55" w:name="_Toc233796081"/>
+        <w:ind w:left="1224"/>
+      </w:pPr>
+    </w:p>
+    <w:p>
+      <w:pPr>
+        <w:pStyle w:val="Disslevel3"/>
+      </w:pPr>
+      <w:bookmarkStart w:id="57" w:name="_Toc233796081"/>
       <w:r>
         <w:t>Availability</w:t>
       </w:r>
-      <w:bookmarkEnd w:id="55"/>
+      <w:bookmarkEnd w:id="57"/>
     </w:p>
     <w:p/>
     <w:p>
@@ -16997,18 +17834,17 @@
     </w:p>
     <w:p>
       <w:pPr>
-        <w:pStyle w:val="Heading2"/>
+        <w:pStyle w:val="DissChHeading"/>
         <w:numPr>
           <w:ilvl w:val="1"/>
-          <w:numId w:val="3"/>
+          <w:numId w:val="21"/>
         </w:numPr>
-        <w:ind w:hanging="792"/>
-      </w:pPr>
-      <w:bookmarkStart w:id="56" w:name="_Toc233796082"/>
+      </w:pPr>
+      <w:bookmarkStart w:id="58" w:name="_Toc233796082"/>
       <w:r>
         <w:t>Research Gap and Conclusion</w:t>
       </w:r>
-      <w:bookmarkEnd w:id="56"/>
+      <w:bookmarkEnd w:id="58"/>
     </w:p>
     <w:p>
       <w:pPr>
@@ -17200,14 +18036,14 @@
         <w:pStyle w:val="Heading2"/>
         <w:numPr>
           <w:ilvl w:val="0"/>
-          <w:numId w:val="3"/>
+          <w:numId w:val="32"/>
         </w:numPr>
       </w:pPr>
-      <w:bookmarkStart w:id="57" w:name="_Toc233796083"/>
+      <w:bookmarkStart w:id="59" w:name="_Toc233796083"/>
       <w:r>
         <w:t>Design</w:t>
       </w:r>
-      <w:bookmarkEnd w:id="57"/>
+      <w:bookmarkEnd w:id="59"/>
     </w:p>
     <w:p>
       <w:pPr>
@@ -17424,6 +18260,7 @@
           <w:szCs w:val="24"/>
           <w:lang w:val="en-GB"/>
         </w:rPr>
+        <w:lastRenderedPageBreak/>
         <w:t>Consumes and processes the Kafka event data via an aggregator microservice hosted in AKS.</w:t>
       </w:r>
     </w:p>
@@ -17735,12 +18572,12 @@
         <w:spacing w:before="0" w:line="360" w:lineRule="auto"/>
         <w:ind w:left="567" w:hanging="567"/>
       </w:pPr>
-      <w:bookmarkStart w:id="58" w:name="_Toc233796084"/>
+      <w:bookmarkStart w:id="60" w:name="_Toc233796084"/>
       <w:r>
         <w:lastRenderedPageBreak/>
         <w:t>References</w:t>
       </w:r>
-      <w:bookmarkEnd w:id="58"/>
+      <w:bookmarkEnd w:id="60"/>
     </w:p>
     <w:p>
       <w:pPr>
@@ -17906,23 +18743,7 @@
           <w:rFonts w:ascii="Calibri" w:eastAsiaTheme="minorHAnsi" w:cs="Calibri"/>
           <w:lang w:val="en-GB"/>
         </w:rPr>
-        <w:t xml:space="preserve">Florian Springer and Christoph </w:t>
-      </w:r>
-      <w:proofErr w:type="spellStart"/>
-      <w:r>
-        <w:rPr>
-          <w:rFonts w:ascii="Calibri" w:eastAsiaTheme="minorHAnsi" w:cs="Calibri"/>
-          <w:lang w:val="en-GB"/>
-        </w:rPr>
-        <w:t>Emmersberger</w:t>
-      </w:r>
-      <w:proofErr w:type="spellEnd"/>
-      <w:r>
-        <w:rPr>
-          <w:rFonts w:ascii="Calibri" w:eastAsiaTheme="minorHAnsi" w:cs="Calibri"/>
-          <w:lang w:val="en-GB"/>
-        </w:rPr>
-        <w:t xml:space="preserve"> (2008) </w:t>
+        <w:t xml:space="preserve">Evans, E. (2004) </w:t>
       </w:r>
       <w:r>
         <w:rPr>
@@ -17931,14 +18752,14 @@
           <w:iCs/>
           <w:lang w:val="en-GB"/>
         </w:rPr>
-        <w:t>Event Driven Business Process Management Taking the Example of Deutsche Post AG: An Evaluation of the Approach of Oracle and the SOPERA Open Source SOA Framework</w:t>
-      </w:r>
-      <w:r>
-        <w:rPr>
-          <w:rFonts w:ascii="Calibri" w:eastAsiaTheme="minorHAnsi" w:cs="Calibri"/>
-          <w:lang w:val="en-GB"/>
-        </w:rPr>
-        <w:t>, Diploma Thesis.</w:t>
+        <w:t>Domain-Driven Design: Tackling Complexity in the Heart of Software</w:t>
+      </w:r>
+      <w:r>
+        <w:rPr>
+          <w:rFonts w:ascii="Calibri" w:eastAsiaTheme="minorHAnsi" w:cs="Calibri"/>
+          <w:lang w:val="en-GB"/>
+        </w:rPr>
+        <w:t>, Boston: Addison-Wesley.</w:t>
       </w:r>
     </w:p>
     <w:p>
@@ -17954,7 +18775,23 @@
           <w:rFonts w:ascii="Calibri" w:eastAsiaTheme="minorHAnsi" w:cs="Calibri"/>
           <w:lang w:val="en-GB"/>
         </w:rPr>
-        <w:t xml:space="preserve">Ghosh, A. (2025) ‘Transforming Enterprise Systems through Event-Driven Architecture: Implementation, Benefits, and Future Trends’, </w:t>
+        <w:t xml:space="preserve">Florian Springer and Christoph </w:t>
+      </w:r>
+      <w:proofErr w:type="spellStart"/>
+      <w:r>
+        <w:rPr>
+          <w:rFonts w:ascii="Calibri" w:eastAsiaTheme="minorHAnsi" w:cs="Calibri"/>
+          <w:lang w:val="en-GB"/>
+        </w:rPr>
+        <w:t>Emmersberger</w:t>
+      </w:r>
+      <w:proofErr w:type="spellEnd"/>
+      <w:r>
+        <w:rPr>
+          <w:rFonts w:ascii="Calibri" w:eastAsiaTheme="minorHAnsi" w:cs="Calibri"/>
+          <w:lang w:val="en-GB"/>
+        </w:rPr>
+        <w:t xml:space="preserve"> (2008) </w:t>
       </w:r>
       <w:r>
         <w:rPr>
@@ -17963,14 +18800,14 @@
           <w:iCs/>
           <w:lang w:val="en-GB"/>
         </w:rPr>
-        <w:t>International Journal of Scientific Research in Computer Science, Engineering and Information Technology</w:t>
-      </w:r>
-      <w:r>
-        <w:rPr>
-          <w:rFonts w:ascii="Calibri" w:eastAsiaTheme="minorHAnsi" w:cs="Calibri"/>
-          <w:lang w:val="en-GB"/>
-        </w:rPr>
-        <w:t>, 11(1), 3507–3514, available: https://doi.org/10.32628/CSEIT251112347.</w:t>
+        <w:t>Event Driven Business Process Management Taking the Example of Deutsche Post AG: An Evaluation of the Approach of Oracle and the SOPERA Open Source SOA Framework</w:t>
+      </w:r>
+      <w:r>
+        <w:rPr>
+          <w:rFonts w:ascii="Calibri" w:eastAsiaTheme="minorHAnsi" w:cs="Calibri"/>
+          <w:lang w:val="en-GB"/>
+        </w:rPr>
+        <w:t>, Diploma Thesis.</w:t>
       </w:r>
     </w:p>
     <w:p>
@@ -17986,23 +18823,7 @@
           <w:rFonts w:ascii="Calibri" w:eastAsiaTheme="minorHAnsi" w:cs="Calibri"/>
           <w:lang w:val="en-GB"/>
         </w:rPr>
-        <w:t xml:space="preserve">Hassel, A. and </w:t>
-      </w:r>
-      <w:proofErr w:type="spellStart"/>
-      <w:r>
-        <w:rPr>
-          <w:rFonts w:ascii="Calibri" w:eastAsiaTheme="minorHAnsi" w:cs="Calibri"/>
-          <w:lang w:val="en-GB"/>
-        </w:rPr>
-        <w:t>Sieker</w:t>
-      </w:r>
-      <w:proofErr w:type="spellEnd"/>
-      <w:r>
-        <w:rPr>
-          <w:rFonts w:ascii="Calibri" w:eastAsiaTheme="minorHAnsi" w:cs="Calibri"/>
-          <w:lang w:val="en-GB"/>
-        </w:rPr>
-        <w:t xml:space="preserve">, F. (2022) ‘The platform effect: How Amazon changed work in logistics in Germany, the United States and the United Kingdom’, </w:t>
+        <w:t xml:space="preserve">Ghosh, A. (2025) ‘Transforming Enterprise Systems through Event-Driven Architecture: Implementation, Benefits, and Future Trends’, </w:t>
       </w:r>
       <w:r>
         <w:rPr>
@@ -18011,14 +18832,14 @@
           <w:iCs/>
           <w:lang w:val="en-GB"/>
         </w:rPr>
-        <w:t>European Journal of Industrial Relations</w:t>
-      </w:r>
-      <w:r>
-        <w:rPr>
-          <w:rFonts w:ascii="Calibri" w:eastAsiaTheme="minorHAnsi" w:cs="Calibri"/>
-          <w:lang w:val="en-GB"/>
-        </w:rPr>
-        <w:t>, 28(3), 363–382, available: https://doi.org/10.1177/09596801221082456.</w:t>
+        <w:t>International Journal of Scientific Research in Computer Science, Engineering and Information Technology</w:t>
+      </w:r>
+      <w:r>
+        <w:rPr>
+          <w:rFonts w:ascii="Calibri" w:eastAsiaTheme="minorHAnsi" w:cs="Calibri"/>
+          <w:lang w:val="en-GB"/>
+        </w:rPr>
+        <w:t>, 11(1), 3507–3514, available: https://doi.org/10.32628/CSEIT251112347.</w:t>
       </w:r>
     </w:p>
     <w:p>
@@ -18029,13 +18850,20 @@
           <w:lang w:val="en-GB"/>
         </w:rPr>
       </w:pPr>
+      <w:r>
+        <w:rPr>
+          <w:rFonts w:ascii="Calibri" w:eastAsiaTheme="minorHAnsi" w:cs="Calibri"/>
+          <w:lang w:val="en-GB"/>
+        </w:rPr>
+        <w:t xml:space="preserve">Hassel, A. and </w:t>
+      </w:r>
       <w:proofErr w:type="spellStart"/>
       <w:r>
         <w:rPr>
           <w:rFonts w:ascii="Calibri" w:eastAsiaTheme="minorHAnsi" w:cs="Calibri"/>
           <w:lang w:val="en-GB"/>
         </w:rPr>
-        <w:t>Hippchen</w:t>
+        <w:t>Sieker</w:t>
       </w:r>
       <w:proofErr w:type="spellEnd"/>
       <w:r>
@@ -18043,96 +18871,7 @@
           <w:rFonts w:ascii="Calibri" w:eastAsiaTheme="minorHAnsi" w:cs="Calibri"/>
           <w:lang w:val="en-GB"/>
         </w:rPr>
-        <w:t xml:space="preserve">, B., </w:t>
-      </w:r>
-      <w:proofErr w:type="spellStart"/>
-      <w:r>
-        <w:rPr>
-          <w:rFonts w:ascii="Calibri" w:eastAsiaTheme="minorHAnsi" w:cs="Calibri"/>
-          <w:lang w:val="en-GB"/>
-        </w:rPr>
-        <w:t>Giessler</w:t>
-      </w:r>
-      <w:proofErr w:type="spellEnd"/>
-      <w:r>
-        <w:rPr>
-          <w:rFonts w:ascii="Calibri" w:eastAsiaTheme="minorHAnsi" w:cs="Calibri"/>
-          <w:lang w:val="en-GB"/>
-        </w:rPr>
-        <w:t xml:space="preserve">, P., </w:t>
-      </w:r>
-      <w:proofErr w:type="spellStart"/>
-      <w:r>
-        <w:rPr>
-          <w:rFonts w:ascii="Calibri" w:eastAsiaTheme="minorHAnsi" w:cs="Calibri"/>
-          <w:lang w:val="en-GB"/>
-        </w:rPr>
-        <w:t>Steinegger</w:t>
-      </w:r>
-      <w:proofErr w:type="spellEnd"/>
-      <w:r>
-        <w:rPr>
-          <w:rFonts w:ascii="Calibri" w:eastAsiaTheme="minorHAnsi" w:cs="Calibri"/>
-          <w:lang w:val="en-GB"/>
-        </w:rPr>
-        <w:t xml:space="preserve">, R.H., Schneider, M., and </w:t>
-      </w:r>
-      <w:proofErr w:type="spellStart"/>
-      <w:r>
-        <w:rPr>
-          <w:rFonts w:ascii="Calibri" w:eastAsiaTheme="minorHAnsi" w:cs="Calibri"/>
-          <w:lang w:val="en-GB"/>
-        </w:rPr>
-        <w:t>Abeck</w:t>
-      </w:r>
-      <w:proofErr w:type="spellEnd"/>
-      <w:r>
-        <w:rPr>
-          <w:rFonts w:ascii="Calibri" w:eastAsiaTheme="minorHAnsi" w:cs="Calibri"/>
-          <w:lang w:val="en-GB"/>
-        </w:rPr>
-        <w:t>, S. (2017) ‘Designing Microservice-Based Applications by Using a Domain-Driven Design Approach’.</w:t>
-      </w:r>
-    </w:p>
-    <w:p>
-      <w:pPr>
-        <w:pStyle w:val="Bibliography"/>
-        <w:rPr>
-          <w:rFonts w:ascii="Calibri" w:eastAsiaTheme="minorHAnsi" w:cs="Calibri"/>
-          <w:lang w:val="en-GB"/>
-        </w:rPr>
-      </w:pPr>
-      <w:proofErr w:type="spellStart"/>
-      <w:r>
-        <w:rPr>
-          <w:rFonts w:ascii="Calibri" w:eastAsiaTheme="minorHAnsi" w:cs="Calibri"/>
-          <w:lang w:val="en-GB"/>
-        </w:rPr>
-        <w:t>Ilieva</w:t>
-      </w:r>
-      <w:proofErr w:type="spellEnd"/>
-      <w:r>
-        <w:rPr>
-          <w:rFonts w:ascii="Calibri" w:eastAsiaTheme="minorHAnsi" w:cs="Calibri"/>
-          <w:lang w:val="en-GB"/>
-        </w:rPr>
-        <w:t xml:space="preserve">, D., Kolev, D., and </w:t>
-      </w:r>
-      <w:proofErr w:type="spellStart"/>
-      <w:r>
-        <w:rPr>
-          <w:rFonts w:ascii="Calibri" w:eastAsiaTheme="minorHAnsi" w:cs="Calibri"/>
-          <w:lang w:val="en-GB"/>
-        </w:rPr>
-        <w:t>Gladchenko</w:t>
-      </w:r>
-      <w:proofErr w:type="spellEnd"/>
-      <w:r>
-        <w:rPr>
-          <w:rFonts w:ascii="Calibri" w:eastAsiaTheme="minorHAnsi" w:cs="Calibri"/>
-          <w:lang w:val="en-GB"/>
-        </w:rPr>
-        <w:t xml:space="preserve">, V. (2024) ‘Investigation of the Impact of Artificial Intelligence and Automation in the Postal Services Sector Labour Market’, in </w:t>
+        <w:t xml:space="preserve">, F. (2022) ‘The platform effect: How Amazon changed work in logistics in Germany, the United States and the United Kingdom’, </w:t>
       </w:r>
       <w:r>
         <w:rPr>
@@ -18141,22 +18880,31 @@
           <w:iCs/>
           <w:lang w:val="en-GB"/>
         </w:rPr>
-        <w:t>2024 5th International Conference on Communications, Information, Electronic and Energy Systems (CIEES)</w:t>
-      </w:r>
-      <w:r>
-        <w:rPr>
-          <w:rFonts w:ascii="Calibri" w:eastAsiaTheme="minorHAnsi" w:cs="Calibri"/>
-          <w:lang w:val="en-GB"/>
-        </w:rPr>
-        <w:t xml:space="preserve">, Presented at the 2024 5th International Conference on Communications, Information, Electronic and Energy Systems (CIEES), </w:t>
-      </w:r>
+        <w:t>European Journal of Industrial Relations</w:t>
+      </w:r>
+      <w:r>
+        <w:rPr>
+          <w:rFonts w:ascii="Calibri" w:eastAsiaTheme="minorHAnsi" w:cs="Calibri"/>
+          <w:lang w:val="en-GB"/>
+        </w:rPr>
+        <w:t>, 28(3), 363–382, available: https://doi.org/10.1177/09596801221082456.</w:t>
+      </w:r>
+    </w:p>
+    <w:p>
+      <w:pPr>
+        <w:pStyle w:val="Bibliography"/>
+        <w:rPr>
+          <w:rFonts w:ascii="Calibri" w:eastAsiaTheme="minorHAnsi" w:cs="Calibri"/>
+          <w:lang w:val="en-GB"/>
+        </w:rPr>
+      </w:pPr>
       <w:proofErr w:type="spellStart"/>
       <w:r>
         <w:rPr>
           <w:rFonts w:ascii="Calibri" w:eastAsiaTheme="minorHAnsi" w:cs="Calibri"/>
           <w:lang w:val="en-GB"/>
         </w:rPr>
-        <w:t>Veliko</w:t>
+        <w:t>Hippchen</w:t>
       </w:r>
       <w:proofErr w:type="spellEnd"/>
       <w:r>
@@ -18164,7 +18912,7 @@
           <w:rFonts w:ascii="Calibri" w:eastAsiaTheme="minorHAnsi" w:cs="Calibri"/>
           <w:lang w:val="en-GB"/>
         </w:rPr>
-        <w:t xml:space="preserve"> </w:t>
+        <w:t xml:space="preserve">, B., </w:t>
       </w:r>
       <w:proofErr w:type="spellStart"/>
       <w:r>
@@ -18172,7 +18920,7 @@
           <w:rFonts w:ascii="Calibri" w:eastAsiaTheme="minorHAnsi" w:cs="Calibri"/>
           <w:lang w:val="en-GB"/>
         </w:rPr>
-        <w:t>Tarnovo</w:t>
+        <w:t>Giessler</w:t>
       </w:r>
       <w:proofErr w:type="spellEnd"/>
       <w:r>
@@ -18180,7 +18928,39 @@
           <w:rFonts w:ascii="Calibri" w:eastAsiaTheme="minorHAnsi" w:cs="Calibri"/>
           <w:lang w:val="en-GB"/>
         </w:rPr>
-        <w:t>, Bulgaria: IEEE, 1–7, available: https://doi.org/10.1109/CIEES62939.2024.10811359.</w:t>
+        <w:t xml:space="preserve">, P., </w:t>
+      </w:r>
+      <w:proofErr w:type="spellStart"/>
+      <w:r>
+        <w:rPr>
+          <w:rFonts w:ascii="Calibri" w:eastAsiaTheme="minorHAnsi" w:cs="Calibri"/>
+          <w:lang w:val="en-GB"/>
+        </w:rPr>
+        <w:t>Steinegger</w:t>
+      </w:r>
+      <w:proofErr w:type="spellEnd"/>
+      <w:r>
+        <w:rPr>
+          <w:rFonts w:ascii="Calibri" w:eastAsiaTheme="minorHAnsi" w:cs="Calibri"/>
+          <w:lang w:val="en-GB"/>
+        </w:rPr>
+        <w:t xml:space="preserve">, R.H., Schneider, M., and </w:t>
+      </w:r>
+      <w:proofErr w:type="spellStart"/>
+      <w:r>
+        <w:rPr>
+          <w:rFonts w:ascii="Calibri" w:eastAsiaTheme="minorHAnsi" w:cs="Calibri"/>
+          <w:lang w:val="en-GB"/>
+        </w:rPr>
+        <w:t>Abeck</w:t>
+      </w:r>
+      <w:proofErr w:type="spellEnd"/>
+      <w:r>
+        <w:rPr>
+          <w:rFonts w:ascii="Calibri" w:eastAsiaTheme="minorHAnsi" w:cs="Calibri"/>
+          <w:lang w:val="en-GB"/>
+        </w:rPr>
+        <w:t>, S. (2017) ‘Designing Microservice-Based Applications by Using a Domain-Driven Design Approach’.</w:t>
       </w:r>
     </w:p>
     <w:p>
@@ -18191,20 +18971,13 @@
           <w:lang w:val="en-GB"/>
         </w:rPr>
       </w:pPr>
-      <w:r>
-        <w:rPr>
-          <w:rFonts w:ascii="Calibri" w:eastAsiaTheme="minorHAnsi" w:cs="Calibri"/>
-          <w:lang w:val="en-GB"/>
-        </w:rPr>
-        <w:t xml:space="preserve">Jovanović, B., </w:t>
-      </w:r>
       <w:proofErr w:type="spellStart"/>
       <w:r>
         <w:rPr>
           <w:rFonts w:ascii="Calibri" w:eastAsiaTheme="minorHAnsi" w:cs="Calibri"/>
           <w:lang w:val="en-GB"/>
         </w:rPr>
-        <w:t>Šarac</w:t>
+        <w:t>Ilieva</w:t>
       </w:r>
       <w:proofErr w:type="spellEnd"/>
       <w:r>
@@ -18212,7 +18985,7 @@
           <w:rFonts w:ascii="Calibri" w:eastAsiaTheme="minorHAnsi" w:cs="Calibri"/>
           <w:lang w:val="en-GB"/>
         </w:rPr>
-        <w:t xml:space="preserve">, D., and </w:t>
+        <w:t xml:space="preserve">, D., Kolev, D., and </w:t>
       </w:r>
       <w:proofErr w:type="spellStart"/>
       <w:r>
@@ -18220,7 +18993,7 @@
           <w:rFonts w:ascii="Calibri" w:eastAsiaTheme="minorHAnsi" w:cs="Calibri"/>
           <w:lang w:val="en-GB"/>
         </w:rPr>
-        <w:t>Čačić</w:t>
+        <w:t>Gladchenko</w:t>
       </w:r>
       <w:proofErr w:type="spellEnd"/>
       <w:r>
@@ -18228,7 +19001,7 @@
           <w:rFonts w:ascii="Calibri" w:eastAsiaTheme="minorHAnsi" w:cs="Calibri"/>
           <w:lang w:val="en-GB"/>
         </w:rPr>
-        <w:t xml:space="preserve">, N. (2025) ‘Delphi and fuzzy TOPSIS approach for redefining the scope of postal universal service obligation’, </w:t>
+        <w:t xml:space="preserve">, V. (2024) ‘Investigation of the Impact of Artificial Intelligence and Automation in the Postal Services Sector Labour Market’, in </w:t>
       </w:r>
       <w:r>
         <w:rPr>
@@ -18237,14 +19010,46 @@
           <w:iCs/>
           <w:lang w:val="en-GB"/>
         </w:rPr>
-        <w:t>Journal of Regulatory Economics</w:t>
-      </w:r>
-      <w:r>
-        <w:rPr>
-          <w:rFonts w:ascii="Calibri" w:eastAsiaTheme="minorHAnsi" w:cs="Calibri"/>
-          <w:lang w:val="en-GB"/>
-        </w:rPr>
-        <w:t>, 68(1), 38–52, available: https://doi.org/10.1007/s11149-025-09489-6.</w:t>
+        <w:t>2024 5th International Conference on Communications, Information, Electronic and Energy Systems (CIEES)</w:t>
+      </w:r>
+      <w:r>
+        <w:rPr>
+          <w:rFonts w:ascii="Calibri" w:eastAsiaTheme="minorHAnsi" w:cs="Calibri"/>
+          <w:lang w:val="en-GB"/>
+        </w:rPr>
+        <w:t xml:space="preserve">, Presented at the 2024 5th International Conference on Communications, Information, Electronic and Energy Systems (CIEES), </w:t>
+      </w:r>
+      <w:proofErr w:type="spellStart"/>
+      <w:r>
+        <w:rPr>
+          <w:rFonts w:ascii="Calibri" w:eastAsiaTheme="minorHAnsi" w:cs="Calibri"/>
+          <w:lang w:val="en-GB"/>
+        </w:rPr>
+        <w:t>Veliko</w:t>
+      </w:r>
+      <w:proofErr w:type="spellEnd"/>
+      <w:r>
+        <w:rPr>
+          <w:rFonts w:ascii="Calibri" w:eastAsiaTheme="minorHAnsi" w:cs="Calibri"/>
+          <w:lang w:val="en-GB"/>
+        </w:rPr>
+        <w:t xml:space="preserve"> </w:t>
+      </w:r>
+      <w:proofErr w:type="spellStart"/>
+      <w:r>
+        <w:rPr>
+          <w:rFonts w:ascii="Calibri" w:eastAsiaTheme="minorHAnsi" w:cs="Calibri"/>
+          <w:lang w:val="en-GB"/>
+        </w:rPr>
+        <w:t>Tarnovo</w:t>
+      </w:r>
+      <w:proofErr w:type="spellEnd"/>
+      <w:r>
+        <w:rPr>
+          <w:rFonts w:ascii="Calibri" w:eastAsiaTheme="minorHAnsi" w:cs="Calibri"/>
+          <w:lang w:val="en-GB"/>
+        </w:rPr>
+        <w:t>, Bulgaria: IEEE, 1–7, available: https://doi.org/10.1109/CIEES62939.2024.10811359.</w:t>
       </w:r>
     </w:p>
     <w:p>
@@ -18255,13 +19060,20 @@
           <w:lang w:val="en-GB"/>
         </w:rPr>
       </w:pPr>
+      <w:r>
+        <w:rPr>
+          <w:rFonts w:ascii="Calibri" w:eastAsiaTheme="minorHAnsi" w:cs="Calibri"/>
+          <w:lang w:val="en-GB"/>
+        </w:rPr>
+        <w:t xml:space="preserve">Ivanov, N. and </w:t>
+      </w:r>
       <w:proofErr w:type="spellStart"/>
       <w:r>
         <w:rPr>
           <w:rFonts w:ascii="Calibri" w:eastAsiaTheme="minorHAnsi" w:cs="Calibri"/>
           <w:lang w:val="en-GB"/>
         </w:rPr>
-        <w:t>Kalske</w:t>
+        <w:t>Tasheva</w:t>
       </w:r>
       <w:proofErr w:type="spellEnd"/>
       <w:r>
@@ -18269,71 +19081,7 @@
           <w:rFonts w:ascii="Calibri" w:eastAsiaTheme="minorHAnsi" w:cs="Calibri"/>
           <w:lang w:val="en-GB"/>
         </w:rPr>
-        <w:t xml:space="preserve">, M., </w:t>
-      </w:r>
-      <w:proofErr w:type="spellStart"/>
-      <w:r>
-        <w:rPr>
-          <w:rFonts w:ascii="Calibri" w:eastAsiaTheme="minorHAnsi" w:cs="Calibri"/>
-          <w:lang w:val="en-GB"/>
-        </w:rPr>
-        <w:t>Mäkitalo</w:t>
-      </w:r>
-      <w:proofErr w:type="spellEnd"/>
-      <w:r>
-        <w:rPr>
-          <w:rFonts w:ascii="Calibri" w:eastAsiaTheme="minorHAnsi" w:cs="Calibri"/>
-          <w:lang w:val="en-GB"/>
-        </w:rPr>
-        <w:t xml:space="preserve">, N., and </w:t>
-      </w:r>
-      <w:proofErr w:type="spellStart"/>
-      <w:r>
-        <w:rPr>
-          <w:rFonts w:ascii="Calibri" w:eastAsiaTheme="minorHAnsi" w:cs="Calibri"/>
-          <w:lang w:val="en-GB"/>
-        </w:rPr>
-        <w:t>Mikkonen</w:t>
-      </w:r>
-      <w:proofErr w:type="spellEnd"/>
-      <w:r>
-        <w:rPr>
-          <w:rFonts w:ascii="Calibri" w:eastAsiaTheme="minorHAnsi" w:cs="Calibri"/>
-          <w:lang w:val="en-GB"/>
-        </w:rPr>
-        <w:t xml:space="preserve">, T. (2018) ‘Challenges When Moving from Monolith to Microservice Architecture’, in </w:t>
-      </w:r>
-      <w:proofErr w:type="spellStart"/>
-      <w:r>
-        <w:rPr>
-          <w:rFonts w:ascii="Calibri" w:eastAsiaTheme="minorHAnsi" w:cs="Calibri"/>
-          <w:lang w:val="en-GB"/>
-        </w:rPr>
-        <w:t>Garrigós</w:t>
-      </w:r>
-      <w:proofErr w:type="spellEnd"/>
-      <w:r>
-        <w:rPr>
-          <w:rFonts w:ascii="Calibri" w:eastAsiaTheme="minorHAnsi" w:cs="Calibri"/>
-          <w:lang w:val="en-GB"/>
-        </w:rPr>
-        <w:t xml:space="preserve">, I. and </w:t>
-      </w:r>
-      <w:proofErr w:type="spellStart"/>
-      <w:r>
-        <w:rPr>
-          <w:rFonts w:ascii="Calibri" w:eastAsiaTheme="minorHAnsi" w:cs="Calibri"/>
-          <w:lang w:val="en-GB"/>
-        </w:rPr>
-        <w:t>Wimmer</w:t>
-      </w:r>
-      <w:proofErr w:type="spellEnd"/>
-      <w:r>
-        <w:rPr>
-          <w:rFonts w:ascii="Calibri" w:eastAsiaTheme="minorHAnsi" w:cs="Calibri"/>
-          <w:lang w:val="en-GB"/>
-        </w:rPr>
-        <w:t xml:space="preserve">, M., eds, </w:t>
+        <w:t xml:space="preserve">, A. (2021) ‘A Hot Decomposition Procedure: Operational Monolith System to Microservices’, in </w:t>
       </w:r>
       <w:r>
         <w:rPr>
@@ -18342,14 +19090,14 @@
           <w:iCs/>
           <w:lang w:val="en-GB"/>
         </w:rPr>
-        <w:t>Current Trends in Web Engineering</w:t>
-      </w:r>
-      <w:r>
-        <w:rPr>
-          <w:rFonts w:ascii="Calibri" w:eastAsiaTheme="minorHAnsi" w:cs="Calibri"/>
-          <w:lang w:val="en-GB"/>
-        </w:rPr>
-        <w:t>, Lecture Notes in Computer Science, Cham: Springer International Publishing, 32–47, available: https://doi.org/10.1007/978-3-319-74433-9_3.</w:t>
+        <w:t>2021 International Conference Automatics and Informatics (ICAI)</w:t>
+      </w:r>
+      <w:r>
+        <w:rPr>
+          <w:rFonts w:ascii="Calibri" w:eastAsiaTheme="minorHAnsi" w:cs="Calibri"/>
+          <w:lang w:val="en-GB"/>
+        </w:rPr>
+        <w:t>, Presented at the 2021 International Conference Automatics and Informatics (ICAI), Varna, Bulgaria: IEEE, 182–187, available: https://doi.org/10.1109/ICAI52893.2021.9639494.</w:t>
       </w:r>
     </w:p>
     <w:p>
@@ -18360,13 +19108,20 @@
           <w:lang w:val="en-GB"/>
         </w:rPr>
       </w:pPr>
+      <w:r>
+        <w:rPr>
+          <w:rFonts w:ascii="Calibri" w:eastAsiaTheme="minorHAnsi" w:cs="Calibri"/>
+          <w:lang w:val="en-GB"/>
+        </w:rPr>
+        <w:t xml:space="preserve">Jovanović, B., </w:t>
+      </w:r>
       <w:proofErr w:type="spellStart"/>
       <w:r>
         <w:rPr>
           <w:rFonts w:ascii="Calibri" w:eastAsiaTheme="minorHAnsi" w:cs="Calibri"/>
           <w:lang w:val="en-GB"/>
         </w:rPr>
-        <w:t>Kasaram</w:t>
+        <w:t>Šarac</w:t>
       </w:r>
       <w:proofErr w:type="spellEnd"/>
       <w:r>
@@ -18374,7 +19129,23 @@
           <w:rFonts w:ascii="Calibri" w:eastAsiaTheme="minorHAnsi" w:cs="Calibri"/>
           <w:lang w:val="en-GB"/>
         </w:rPr>
-        <w:t xml:space="preserve">, C.R. (2023) ‘Harnessing Asynchronous Patterns with Event Driven Kafka and Microservices Architectures’, </w:t>
+        <w:t xml:space="preserve">, D., and </w:t>
+      </w:r>
+      <w:proofErr w:type="spellStart"/>
+      <w:r>
+        <w:rPr>
+          <w:rFonts w:ascii="Calibri" w:eastAsiaTheme="minorHAnsi" w:cs="Calibri"/>
+          <w:lang w:val="en-GB"/>
+        </w:rPr>
+        <w:t>Čačić</w:t>
+      </w:r>
+      <w:proofErr w:type="spellEnd"/>
+      <w:r>
+        <w:rPr>
+          <w:rFonts w:ascii="Calibri" w:eastAsiaTheme="minorHAnsi" w:cs="Calibri"/>
+          <w:lang w:val="en-GB"/>
+        </w:rPr>
+        <w:t xml:space="preserve">, N. (2025) ‘Delphi and fuzzy TOPSIS approach for redefining the scope of postal universal service obligation’, </w:t>
       </w:r>
       <w:r>
         <w:rPr>
@@ -18383,14 +19154,14 @@
           <w:iCs/>
           <w:lang w:val="en-GB"/>
         </w:rPr>
-        <w:t>Journal of Artificial Intelligence &amp; Cloud Computing</w:t>
-      </w:r>
-      <w:r>
-        <w:rPr>
-          <w:rFonts w:ascii="Calibri" w:eastAsiaTheme="minorHAnsi" w:cs="Calibri"/>
-          <w:lang w:val="en-GB"/>
-        </w:rPr>
-        <w:t>, 2(4), 1, available: https://doi.org/10.47363/JAICC/2023(2)502.</w:t>
+        <w:t>Journal of Regulatory Economics</w:t>
+      </w:r>
+      <w:r>
+        <w:rPr>
+          <w:rFonts w:ascii="Calibri" w:eastAsiaTheme="minorHAnsi" w:cs="Calibri"/>
+          <w:lang w:val="en-GB"/>
+        </w:rPr>
+        <w:t>, 68(1), 38–52, available: https://doi.org/10.1007/s11149-025-09489-6.</w:t>
       </w:r>
     </w:p>
     <w:p>
@@ -18407,7 +19178,7 @@
           <w:rFonts w:ascii="Calibri" w:eastAsiaTheme="minorHAnsi" w:cs="Calibri"/>
           <w:lang w:val="en-GB"/>
         </w:rPr>
-        <w:t>Kiani</w:t>
+        <w:t>Kalske</w:t>
       </w:r>
       <w:proofErr w:type="spellEnd"/>
       <w:r>
@@ -18415,7 +19186,7 @@
           <w:rFonts w:ascii="Calibri" w:eastAsiaTheme="minorHAnsi" w:cs="Calibri"/>
           <w:lang w:val="en-GB"/>
         </w:rPr>
-        <w:t xml:space="preserve">, A.A., Sarwar, A., Arshad, H., Bibi, A., Ahmad, F.B., and Ahmed, W. (2024) ‘Catalysing Monolithic to </w:t>
+        <w:t xml:space="preserve">, M., </w:t>
       </w:r>
       <w:proofErr w:type="spellStart"/>
       <w:r>
@@ -18423,7 +19194,7 @@
           <w:rFonts w:ascii="Calibri" w:eastAsiaTheme="minorHAnsi" w:cs="Calibri"/>
           <w:lang w:val="en-GB"/>
         </w:rPr>
-        <w:t>Microsevices</w:t>
+        <w:t>Mäkitalo</w:t>
       </w:r>
       <w:proofErr w:type="spellEnd"/>
       <w:r>
@@ -18431,7 +19202,55 @@
           <w:rFonts w:ascii="Calibri" w:eastAsiaTheme="minorHAnsi" w:cs="Calibri"/>
           <w:lang w:val="en-GB"/>
         </w:rPr>
-        <w:t xml:space="preserve"> Migration: A Strategic Approach Using Refactoring and Pilot Projects’, in </w:t>
+        <w:t xml:space="preserve">, N., and </w:t>
+      </w:r>
+      <w:proofErr w:type="spellStart"/>
+      <w:r>
+        <w:rPr>
+          <w:rFonts w:ascii="Calibri" w:eastAsiaTheme="minorHAnsi" w:cs="Calibri"/>
+          <w:lang w:val="en-GB"/>
+        </w:rPr>
+        <w:t>Mikkonen</w:t>
+      </w:r>
+      <w:proofErr w:type="spellEnd"/>
+      <w:r>
+        <w:rPr>
+          <w:rFonts w:ascii="Calibri" w:eastAsiaTheme="minorHAnsi" w:cs="Calibri"/>
+          <w:lang w:val="en-GB"/>
+        </w:rPr>
+        <w:t xml:space="preserve">, T. (2018) ‘Challenges When Moving from Monolith to Microservice Architecture’, in </w:t>
+      </w:r>
+      <w:proofErr w:type="spellStart"/>
+      <w:r>
+        <w:rPr>
+          <w:rFonts w:ascii="Calibri" w:eastAsiaTheme="minorHAnsi" w:cs="Calibri"/>
+          <w:lang w:val="en-GB"/>
+        </w:rPr>
+        <w:t>Garrigós</w:t>
+      </w:r>
+      <w:proofErr w:type="spellEnd"/>
+      <w:r>
+        <w:rPr>
+          <w:rFonts w:ascii="Calibri" w:eastAsiaTheme="minorHAnsi" w:cs="Calibri"/>
+          <w:lang w:val="en-GB"/>
+        </w:rPr>
+        <w:t xml:space="preserve">, I. and </w:t>
+      </w:r>
+      <w:proofErr w:type="spellStart"/>
+      <w:r>
+        <w:rPr>
+          <w:rFonts w:ascii="Calibri" w:eastAsiaTheme="minorHAnsi" w:cs="Calibri"/>
+          <w:lang w:val="en-GB"/>
+        </w:rPr>
+        <w:t>Wimmer</w:t>
+      </w:r>
+      <w:proofErr w:type="spellEnd"/>
+      <w:r>
+        <w:rPr>
+          <w:rFonts w:ascii="Calibri" w:eastAsiaTheme="minorHAnsi" w:cs="Calibri"/>
+          <w:lang w:val="en-GB"/>
+        </w:rPr>
+        <w:t xml:space="preserve">, M., eds, </w:t>
       </w:r>
       <w:r>
         <w:rPr>
@@ -18440,14 +19259,14 @@
           <w:iCs/>
           <w:lang w:val="en-GB"/>
         </w:rPr>
-        <w:t>2024 International Conference on Engineering &amp;amp; Computing Technologies (ICECT)</w:t>
-      </w:r>
-      <w:r>
-        <w:rPr>
-          <w:rFonts w:ascii="Calibri" w:eastAsiaTheme="minorHAnsi" w:cs="Calibri"/>
-          <w:lang w:val="en-GB"/>
-        </w:rPr>
-        <w:t>, Presented at the 2024 International Conference on Engineering &amp;amp; Computing Technologies (ICECT), Islamabad, Pakistan: IEEE, 1–7, available: https://doi.org/10.1109/ICECT61618.2024.10581399.</w:t>
+        <w:t>Current Trends in Web Engineering</w:t>
+      </w:r>
+      <w:r>
+        <w:rPr>
+          <w:rFonts w:ascii="Calibri" w:eastAsiaTheme="minorHAnsi" w:cs="Calibri"/>
+          <w:lang w:val="en-GB"/>
+        </w:rPr>
+        <w:t>, Lecture Notes in Computer Science, Cham: Springer International Publishing, 32–47, available: https://doi.org/10.1007/978-3-319-74433-9_3.</w:t>
       </w:r>
     </w:p>
     <w:p>
@@ -18464,8 +19283,7 @@
           <w:rFonts w:ascii="Calibri" w:eastAsiaTheme="minorHAnsi" w:cs="Calibri"/>
           <w:lang w:val="en-GB"/>
         </w:rPr>
-        <w:lastRenderedPageBreak/>
-        <w:t>Macías</w:t>
+        <w:t>Kasaram</w:t>
       </w:r>
       <w:proofErr w:type="spellEnd"/>
       <w:r>
@@ -18473,7 +19291,7 @@
           <w:rFonts w:ascii="Calibri" w:eastAsiaTheme="minorHAnsi" w:cs="Calibri"/>
           <w:lang w:val="en-GB"/>
         </w:rPr>
-        <w:t xml:space="preserve">, A., Navarro, E., Cuesta, C.E., and Zdun, U. (2023) ‘Architecting Digital Twins Using a Domain-Driven Design-Based Approach*’, in </w:t>
+        <w:t xml:space="preserve">, C.R. (2023) ‘Harnessing Asynchronous Patterns with Event Driven Kafka and Microservices Architectures’, </w:t>
       </w:r>
       <w:r>
         <w:rPr>
@@ -18482,14 +19300,14 @@
           <w:iCs/>
           <w:lang w:val="en-GB"/>
         </w:rPr>
-        <w:t>2023 IEEE 20th International Conference on Software Architecture (ICSA)</w:t>
-      </w:r>
-      <w:r>
-        <w:rPr>
-          <w:rFonts w:ascii="Calibri" w:eastAsiaTheme="minorHAnsi" w:cs="Calibri"/>
-          <w:lang w:val="en-GB"/>
-        </w:rPr>
-        <w:t>, Presented at the 2023 IEEE 20th International Conference on Software Architecture (ICSA), L’Aquila, Italy: IEEE, 153–163, available: https://doi.org/10.1109/ICSA56044.2023.00022.</w:t>
+        <w:t>Journal of Artificial Intelligence &amp; Cloud Computing</w:t>
+      </w:r>
+      <w:r>
+        <w:rPr>
+          <w:rFonts w:ascii="Calibri" w:eastAsiaTheme="minorHAnsi" w:cs="Calibri"/>
+          <w:lang w:val="en-GB"/>
+        </w:rPr>
+        <w:t>, 2(4), 1, available: https://doi.org/10.47363/JAICC/2023(2)502.</w:t>
       </w:r>
     </w:p>
     <w:p>
@@ -18500,12 +19318,38 @@
           <w:lang w:val="en-GB"/>
         </w:rPr>
       </w:pPr>
-      <w:r>
-        <w:rPr>
-          <w:rFonts w:ascii="Calibri" w:eastAsiaTheme="minorHAnsi" w:cs="Calibri"/>
-          <w:lang w:val="en-GB"/>
-        </w:rPr>
-        <w:t xml:space="preserve">McIlroy, M.D., Pinson, E.N., and Tague, B.A. (1978) ‘UNIX Time-Sharing System: Foreword’, </w:t>
+      <w:proofErr w:type="spellStart"/>
+      <w:r>
+        <w:rPr>
+          <w:rFonts w:ascii="Calibri" w:eastAsiaTheme="minorHAnsi" w:cs="Calibri"/>
+          <w:lang w:val="en-GB"/>
+        </w:rPr>
+        <w:lastRenderedPageBreak/>
+        <w:t>Kiani</w:t>
+      </w:r>
+      <w:proofErr w:type="spellEnd"/>
+      <w:r>
+        <w:rPr>
+          <w:rFonts w:ascii="Calibri" w:eastAsiaTheme="minorHAnsi" w:cs="Calibri"/>
+          <w:lang w:val="en-GB"/>
+        </w:rPr>
+        <w:t xml:space="preserve">, A.A., Sarwar, A., Arshad, H., Bibi, A., Ahmad, F.B., and Ahmed, W. (2024) ‘Catalysing Monolithic to </w:t>
+      </w:r>
+      <w:proofErr w:type="spellStart"/>
+      <w:r>
+        <w:rPr>
+          <w:rFonts w:ascii="Calibri" w:eastAsiaTheme="minorHAnsi" w:cs="Calibri"/>
+          <w:lang w:val="en-GB"/>
+        </w:rPr>
+        <w:t>Microsevices</w:t>
+      </w:r>
+      <w:proofErr w:type="spellEnd"/>
+      <w:r>
+        <w:rPr>
+          <w:rFonts w:ascii="Calibri" w:eastAsiaTheme="minorHAnsi" w:cs="Calibri"/>
+          <w:lang w:val="en-GB"/>
+        </w:rPr>
+        <w:t xml:space="preserve"> Migration: A Strategic Approach Using Refactoring and Pilot Projects’, in </w:t>
       </w:r>
       <w:r>
         <w:rPr>
@@ -18514,14 +19358,14 @@
           <w:iCs/>
           <w:lang w:val="en-GB"/>
         </w:rPr>
-        <w:t>Bell System Technical Journal</w:t>
-      </w:r>
-      <w:r>
-        <w:rPr>
-          <w:rFonts w:ascii="Calibri" w:eastAsiaTheme="minorHAnsi" w:cs="Calibri"/>
-          <w:lang w:val="en-GB"/>
-        </w:rPr>
-        <w:t>, 57(6), 1899–1904, available: https://doi.org/10.1002/j.1538-7305.1978.tb02135.x.</w:t>
+        <w:t>2024 International Conference on Engineering &amp;amp; Computing Technologies (ICECT)</w:t>
+      </w:r>
+      <w:r>
+        <w:rPr>
+          <w:rFonts w:ascii="Calibri" w:eastAsiaTheme="minorHAnsi" w:cs="Calibri"/>
+          <w:lang w:val="en-GB"/>
+        </w:rPr>
+        <w:t>, Presented at the 2024 International Conference on Engineering &amp;amp; Computing Technologies (ICECT), Islamabad, Pakistan: IEEE, 1–7, available: https://doi.org/10.1109/ICECT61618.2024.10581399.</w:t>
       </w:r>
     </w:p>
     <w:p>
@@ -18532,20 +19376,13 @@
           <w:lang w:val="en-GB"/>
         </w:rPr>
       </w:pPr>
-      <w:r>
-        <w:rPr>
-          <w:rFonts w:ascii="Calibri" w:eastAsiaTheme="minorHAnsi" w:cs="Calibri"/>
-          <w:lang w:val="en-GB"/>
-        </w:rPr>
-        <w:t xml:space="preserve">Mishra, R., Jaiswal, N., Prakash, R., and </w:t>
-      </w:r>
       <w:proofErr w:type="spellStart"/>
       <w:r>
         <w:rPr>
           <w:rFonts w:ascii="Calibri" w:eastAsiaTheme="minorHAnsi" w:cs="Calibri"/>
           <w:lang w:val="en-GB"/>
         </w:rPr>
-        <w:t>Barwal</w:t>
+        <w:t>Macías</w:t>
       </w:r>
       <w:proofErr w:type="spellEnd"/>
       <w:r>
@@ -18553,7 +19390,7 @@
           <w:rFonts w:ascii="Calibri" w:eastAsiaTheme="minorHAnsi" w:cs="Calibri"/>
           <w:lang w:val="en-GB"/>
         </w:rPr>
-        <w:t xml:space="preserve">, P.N. (2022) ‘Transition from Monolithic to Microservices Architecture: Need and proposed pipeline’, in </w:t>
+        <w:t xml:space="preserve">, A., Navarro, E., Cuesta, C.E., and Zdun, U. (2023) ‘Architecting Digital Twins Using a Domain-Driven Design-Based Approach*’, in </w:t>
       </w:r>
       <w:r>
         <w:rPr>
@@ -18562,14 +19399,14 @@
           <w:iCs/>
           <w:lang w:val="en-GB"/>
         </w:rPr>
-        <w:t>2022 International Conference on Futuristic Technologies (INCOFT)</w:t>
-      </w:r>
-      <w:r>
-        <w:rPr>
-          <w:rFonts w:ascii="Calibri" w:eastAsiaTheme="minorHAnsi" w:cs="Calibri"/>
-          <w:lang w:val="en-GB"/>
-        </w:rPr>
-        <w:t>, Presented at the 2022 International Conference on Futuristic Technologies (INCOFT), Belgaum, India: IEEE, 1–6, available: https://doi.org/10.1109/INCOFT55651.2022.10094556.</w:t>
+        <w:t>2023 IEEE 20th International Conference on Software Architecture (ICSA)</w:t>
+      </w:r>
+      <w:r>
+        <w:rPr>
+          <w:rFonts w:ascii="Calibri" w:eastAsiaTheme="minorHAnsi" w:cs="Calibri"/>
+          <w:lang w:val="en-GB"/>
+        </w:rPr>
+        <w:t>, Presented at the 2023 IEEE 20th International Conference on Software Architecture (ICSA), L’Aquila, Italy: IEEE, 153–163, available: https://doi.org/10.1109/ICSA56044.2023.00022.</w:t>
       </w:r>
     </w:p>
     <w:p>
@@ -18585,7 +19422,7 @@
           <w:rFonts w:ascii="Calibri" w:eastAsiaTheme="minorHAnsi" w:cs="Calibri"/>
           <w:lang w:val="en-GB"/>
         </w:rPr>
-        <w:t xml:space="preserve">Miyachi, C. (2021) ‘The Rise of Kubernetes’, in </w:t>
+        <w:t xml:space="preserve">McIlroy, M.D., Pinson, E.N., and Tague, B.A. (1978) ‘UNIX Time-Sharing System: Foreword’, </w:t>
       </w:r>
       <w:r>
         <w:rPr>
@@ -18594,14 +19431,14 @@
           <w:iCs/>
           <w:lang w:val="en-GB"/>
         </w:rPr>
-        <w:t>2021 Cloud Continuum</w:t>
-      </w:r>
-      <w:r>
-        <w:rPr>
-          <w:rFonts w:ascii="Calibri" w:eastAsiaTheme="minorHAnsi" w:cs="Calibri"/>
-          <w:lang w:val="en-GB"/>
-        </w:rPr>
-        <w:t>, Presented at the 2021 Cloud Continuum, Los Alamitos, CA, USA: IEEE, 1–5, available: https://doi.org/10.1109/CloudContinuum54760.2021.00002.</w:t>
+        <w:t>Bell System Technical Journal</w:t>
+      </w:r>
+      <w:r>
+        <w:rPr>
+          <w:rFonts w:ascii="Calibri" w:eastAsiaTheme="minorHAnsi" w:cs="Calibri"/>
+          <w:lang w:val="en-GB"/>
+        </w:rPr>
+        <w:t>, 57(6), 1899–1904, available: https://doi.org/10.1002/j.1538-7305.1978.tb02135.x.</w:t>
       </w:r>
     </w:p>
     <w:p>
@@ -18612,13 +19449,20 @@
           <w:lang w:val="en-GB"/>
         </w:rPr>
       </w:pPr>
+      <w:r>
+        <w:rPr>
+          <w:rFonts w:ascii="Calibri" w:eastAsiaTheme="minorHAnsi" w:cs="Calibri"/>
+          <w:lang w:val="en-GB"/>
+        </w:rPr>
+        <w:t xml:space="preserve">Mishra, R., Jaiswal, N., Prakash, R., and </w:t>
+      </w:r>
       <w:proofErr w:type="spellStart"/>
       <w:r>
         <w:rPr>
           <w:rFonts w:ascii="Calibri" w:eastAsiaTheme="minorHAnsi" w:cs="Calibri"/>
           <w:lang w:val="en-GB"/>
         </w:rPr>
-        <w:t>Myllynen</w:t>
+        <w:t>Barwal</w:t>
       </w:r>
       <w:proofErr w:type="spellEnd"/>
       <w:r>
@@ -18626,7 +19470,7 @@
           <w:rFonts w:ascii="Calibri" w:eastAsiaTheme="minorHAnsi" w:cs="Calibri"/>
           <w:lang w:val="en-GB"/>
         </w:rPr>
-        <w:t xml:space="preserve">, T., Kamau, E., Mustapha, S.D., Babatunde, G.O., and Alabi, A.A. (2023) ‘Developing a Conceptual Model for Cross-Domain Microservices Using Event-Driven and Domain-Driven Design’, </w:t>
+        <w:t xml:space="preserve">, P.N. (2022) ‘Transition from Monolithic to Microservices Architecture: Need and proposed pipeline’, in </w:t>
       </w:r>
       <w:r>
         <w:rPr>
@@ -18635,14 +19479,14 @@
           <w:iCs/>
           <w:lang w:val="en-GB"/>
         </w:rPr>
-        <w:t>International Journal of Multidisciplinary Research and Growth Evaluation</w:t>
-      </w:r>
-      <w:r>
-        <w:rPr>
-          <w:rFonts w:ascii="Calibri" w:eastAsiaTheme="minorHAnsi" w:cs="Calibri"/>
-          <w:lang w:val="en-GB"/>
-        </w:rPr>
-        <w:t>, 4(1), 635–638, available: https://doi.org/10.54660/.IJMRGE.2023.4.1.635-638.</w:t>
+        <w:t>2022 International Conference on Futuristic Technologies (INCOFT)</w:t>
+      </w:r>
+      <w:r>
+        <w:rPr>
+          <w:rFonts w:ascii="Calibri" w:eastAsiaTheme="minorHAnsi" w:cs="Calibri"/>
+          <w:lang w:val="en-GB"/>
+        </w:rPr>
+        <w:t>, Presented at the 2022 International Conference on Futuristic Technologies (INCOFT), Belgaum, India: IEEE, 1–6, available: https://doi.org/10.1109/INCOFT55651.2022.10094556.</w:t>
       </w:r>
     </w:p>
     <w:p>
@@ -18653,21 +19497,12 @@
           <w:lang w:val="en-GB"/>
         </w:rPr>
       </w:pPr>
-      <w:proofErr w:type="spellStart"/>
-      <w:r>
-        <w:rPr>
-          <w:rFonts w:ascii="Calibri" w:eastAsiaTheme="minorHAnsi" w:cs="Calibri"/>
-          <w:lang w:val="en-GB"/>
-        </w:rPr>
-        <w:t>Otsetova</w:t>
-      </w:r>
-      <w:proofErr w:type="spellEnd"/>
-      <w:r>
-        <w:rPr>
-          <w:rFonts w:ascii="Calibri" w:eastAsiaTheme="minorHAnsi" w:cs="Calibri"/>
-          <w:lang w:val="en-GB"/>
-        </w:rPr>
-        <w:t xml:space="preserve">, A. (2019) ‘Postal Sector Transformation in Digital Economy’, </w:t>
+      <w:r>
+        <w:rPr>
+          <w:rFonts w:ascii="Calibri" w:eastAsiaTheme="minorHAnsi" w:cs="Calibri"/>
+          <w:lang w:val="en-GB"/>
+        </w:rPr>
+        <w:t xml:space="preserve">Miyachi, C. (2021) ‘The Rise of Kubernetes’, in </w:t>
       </w:r>
       <w:r>
         <w:rPr>
@@ -18676,14 +19511,14 @@
           <w:iCs/>
           <w:lang w:val="en-GB"/>
         </w:rPr>
-        <w:t>International Journal</w:t>
-      </w:r>
-      <w:r>
-        <w:rPr>
-          <w:rFonts w:ascii="Calibri" w:eastAsiaTheme="minorHAnsi" w:cs="Calibri"/>
-          <w:lang w:val="en-GB"/>
-        </w:rPr>
-        <w:t>, 8(2).</w:t>
+        <w:t>2021 Cloud Continuum</w:t>
+      </w:r>
+      <w:r>
+        <w:rPr>
+          <w:rFonts w:ascii="Calibri" w:eastAsiaTheme="minorHAnsi" w:cs="Calibri"/>
+          <w:lang w:val="en-GB"/>
+        </w:rPr>
+        <w:t>, Presented at the 2021 Cloud Continuum, Los Alamitos, CA, USA: IEEE, 1–5, available: https://doi.org/10.1109/CloudContinuum54760.2021.00002.</w:t>
       </w:r>
     </w:p>
     <w:p>
@@ -18700,7 +19535,7 @@
           <w:rFonts w:ascii="Calibri" w:eastAsiaTheme="minorHAnsi" w:cs="Calibri"/>
           <w:lang w:val="en-GB"/>
         </w:rPr>
-        <w:t>Oumoussa</w:t>
+        <w:t>Myllynen</w:t>
       </w:r>
       <w:proofErr w:type="spellEnd"/>
       <w:r>
@@ -18708,23 +19543,7 @@
           <w:rFonts w:ascii="Calibri" w:eastAsiaTheme="minorHAnsi" w:cs="Calibri"/>
           <w:lang w:val="en-GB"/>
         </w:rPr>
-        <w:t xml:space="preserve">, I. and </w:t>
-      </w:r>
-      <w:proofErr w:type="spellStart"/>
-      <w:r>
-        <w:rPr>
-          <w:rFonts w:ascii="Calibri" w:eastAsiaTheme="minorHAnsi" w:cs="Calibri"/>
-          <w:lang w:val="en-GB"/>
-        </w:rPr>
-        <w:t>Saidi</w:t>
-      </w:r>
-      <w:proofErr w:type="spellEnd"/>
-      <w:r>
-        <w:rPr>
-          <w:rFonts w:ascii="Calibri" w:eastAsiaTheme="minorHAnsi" w:cs="Calibri"/>
-          <w:lang w:val="en-GB"/>
-        </w:rPr>
-        <w:t xml:space="preserve">, R. (2024) ‘Evolution of Microservices Identification in Monolith Decomposition: A Systematic Review’, </w:t>
+        <w:t xml:space="preserve">, T., Kamau, E., Mustapha, S.D., Babatunde, G.O., and Alabi, A.A. (2023) ‘Developing a Conceptual Model for Cross-Domain Microservices Using Event-Driven and Domain-Driven Design’, </w:t>
       </w:r>
       <w:r>
         <w:rPr>
@@ -18733,14 +19552,14 @@
           <w:iCs/>
           <w:lang w:val="en-GB"/>
         </w:rPr>
-        <w:t>IEEE Access</w:t>
-      </w:r>
-      <w:r>
-        <w:rPr>
-          <w:rFonts w:ascii="Calibri" w:eastAsiaTheme="minorHAnsi" w:cs="Calibri"/>
-          <w:lang w:val="en-GB"/>
-        </w:rPr>
-        <w:t>, 12, 23389–23405, available: https://doi.org/10.1109/ACCESS.2024.3365079.</w:t>
+        <w:t>International Journal of Multidisciplinary Research and Growth Evaluation</w:t>
+      </w:r>
+      <w:r>
+        <w:rPr>
+          <w:rFonts w:ascii="Calibri" w:eastAsiaTheme="minorHAnsi" w:cs="Calibri"/>
+          <w:lang w:val="en-GB"/>
+        </w:rPr>
+        <w:t>, 4(1), 635–638, available: https://doi.org/10.54660/.IJMRGE.2023.4.1.635-638.</w:t>
       </w:r>
     </w:p>
     <w:p>
@@ -18757,7 +19576,7 @@
           <w:rFonts w:ascii="Calibri" w:eastAsiaTheme="minorHAnsi" w:cs="Calibri"/>
           <w:lang w:val="en-GB"/>
         </w:rPr>
-        <w:t>Pallempati</w:t>
+        <w:t>Otsetova</w:t>
       </w:r>
       <w:proofErr w:type="spellEnd"/>
       <w:r>
@@ -18765,7 +19584,7 @@
           <w:rFonts w:ascii="Calibri" w:eastAsiaTheme="minorHAnsi" w:cs="Calibri"/>
           <w:lang w:val="en-GB"/>
         </w:rPr>
-        <w:t xml:space="preserve">, I., Lakshmi, D.V., and Das, M.S. (2024) ‘Handwritten Character Recognition and Vehicle Number Recognition using OCR Method’, in </w:t>
+        <w:t xml:space="preserve">, A. (2019) ‘Postal Sector Transformation in Digital Economy’, </w:t>
       </w:r>
       <w:r>
         <w:rPr>
@@ -18774,14 +19593,14 @@
           <w:iCs/>
           <w:lang w:val="en-GB"/>
         </w:rPr>
-        <w:t>2024 Third International Conference on Trends in Electrical, Electronics, and Computer Engineering (TEECCON)</w:t>
-      </w:r>
-      <w:r>
-        <w:rPr>
-          <w:rFonts w:ascii="Calibri" w:eastAsiaTheme="minorHAnsi" w:cs="Calibri"/>
-          <w:lang w:val="en-GB"/>
-        </w:rPr>
-        <w:t>, Presented at the 2024 Third International Conference on Trends in Electrical, Electronics, and Computer Engineering (TEECCON), Bangalore, India: IEEE, 41–45, available: https://doi.org/10.1109/TEECCON64024.2024.10939189.</w:t>
+        <w:t>International Journal</w:t>
+      </w:r>
+      <w:r>
+        <w:rPr>
+          <w:rFonts w:ascii="Calibri" w:eastAsiaTheme="minorHAnsi" w:cs="Calibri"/>
+          <w:lang w:val="en-GB"/>
+        </w:rPr>
+        <w:t>, 8(2).</w:t>
       </w:r>
     </w:p>
     <w:p>
@@ -18798,7 +19617,7 @@
           <w:rFonts w:ascii="Calibri" w:eastAsiaTheme="minorHAnsi" w:cs="Calibri"/>
           <w:lang w:val="en-GB"/>
         </w:rPr>
-        <w:t>Platunina</w:t>
+        <w:t>Oumoussa</w:t>
       </w:r>
       <w:proofErr w:type="spellEnd"/>
       <w:r>
@@ -18806,7 +19625,7 @@
           <w:rFonts w:ascii="Calibri" w:eastAsiaTheme="minorHAnsi" w:cs="Calibri"/>
           <w:lang w:val="en-GB"/>
         </w:rPr>
-        <w:t xml:space="preserve">, G.P., </w:t>
+        <w:t xml:space="preserve">, I. and </w:t>
       </w:r>
       <w:proofErr w:type="spellStart"/>
       <w:r>
@@ -18814,7 +19633,7 @@
           <w:rFonts w:ascii="Calibri" w:eastAsiaTheme="minorHAnsi" w:cs="Calibri"/>
           <w:lang w:val="en-GB"/>
         </w:rPr>
-        <w:t>Salutina</w:t>
+        <w:t>Saidi</w:t>
       </w:r>
       <w:proofErr w:type="spellEnd"/>
       <w:r>
@@ -18822,23 +19641,7 @@
           <w:rFonts w:ascii="Calibri" w:eastAsiaTheme="minorHAnsi" w:cs="Calibri"/>
           <w:lang w:val="en-GB"/>
         </w:rPr>
-        <w:t xml:space="preserve">, T.Y., </w:t>
-      </w:r>
-      <w:proofErr w:type="spellStart"/>
-      <w:r>
-        <w:rPr>
-          <w:rFonts w:ascii="Calibri" w:eastAsiaTheme="minorHAnsi" w:cs="Calibri"/>
-          <w:lang w:val="en-GB"/>
-        </w:rPr>
-        <w:t>Gnezdova</w:t>
-      </w:r>
-      <w:proofErr w:type="spellEnd"/>
-      <w:r>
-        <w:rPr>
-          <w:rFonts w:ascii="Calibri" w:eastAsiaTheme="minorHAnsi" w:cs="Calibri"/>
-          <w:lang w:val="en-GB"/>
-        </w:rPr>
-        <w:t xml:space="preserve">, Y.V., and Frank, I.A. (2025) ‘Technological controlling: digital transformation of management decisions’, in </w:t>
+        <w:t xml:space="preserve">, R. (2024) ‘Evolution of Microservices Identification in Monolith Decomposition: A Systematic Review’, </w:t>
       </w:r>
       <w:r>
         <w:rPr>
@@ -18847,14 +19650,14 @@
           <w:iCs/>
           <w:lang w:val="en-GB"/>
         </w:rPr>
-        <w:t>2025 International Conference on Engineering Management of Communication and Technology (EMCTECH)</w:t>
-      </w:r>
-      <w:r>
-        <w:rPr>
-          <w:rFonts w:ascii="Calibri" w:eastAsiaTheme="minorHAnsi" w:cs="Calibri"/>
-          <w:lang w:val="en-GB"/>
-        </w:rPr>
-        <w:t>, Presented at the 2025 International Conference on Engineering Management of Communication and Technology (EMCTECH), Vienna, Austria: IEEE, 1–5, available: https://doi.org/10.1109/EMCTECH65814.2025.11220558.</w:t>
+        <w:t>IEEE Access</w:t>
+      </w:r>
+      <w:r>
+        <w:rPr>
+          <w:rFonts w:ascii="Calibri" w:eastAsiaTheme="minorHAnsi" w:cs="Calibri"/>
+          <w:lang w:val="en-GB"/>
+        </w:rPr>
+        <w:t>, 12, 23389–23405, available: https://doi.org/10.1109/ACCESS.2024.3365079.</w:t>
       </w:r>
     </w:p>
     <w:p>
@@ -18865,12 +19668,21 @@
           <w:lang w:val="en-GB"/>
         </w:rPr>
       </w:pPr>
-      <w:r>
-        <w:rPr>
-          <w:rFonts w:ascii="Calibri" w:eastAsiaTheme="minorHAnsi" w:cs="Calibri"/>
-          <w:lang w:val="en-GB"/>
-        </w:rPr>
-        <w:t xml:space="preserve">Qi, J., Li, S., Wang, H., Yuan, S., Li, P., Qian, H., Liu, Z., and He, X. (2023) ‘Critical System Design Based on High Availability Cluster Technology’, in </w:t>
+      <w:proofErr w:type="spellStart"/>
+      <w:r>
+        <w:rPr>
+          <w:rFonts w:ascii="Calibri" w:eastAsiaTheme="minorHAnsi" w:cs="Calibri"/>
+          <w:lang w:val="en-GB"/>
+        </w:rPr>
+        <w:t>Pallempati</w:t>
+      </w:r>
+      <w:proofErr w:type="spellEnd"/>
+      <w:r>
+        <w:rPr>
+          <w:rFonts w:ascii="Calibri" w:eastAsiaTheme="minorHAnsi" w:cs="Calibri"/>
+          <w:lang w:val="en-GB"/>
+        </w:rPr>
+        <w:t xml:space="preserve">, I., Lakshmi, D.V., and Das, M.S. (2024) ‘Handwritten Character Recognition and Vehicle Number Recognition using OCR Method’, in </w:t>
       </w:r>
       <w:r>
         <w:rPr>
@@ -18879,14 +19691,14 @@
           <w:iCs/>
           <w:lang w:val="en-GB"/>
         </w:rPr>
-        <w:t>2023 4th International Conference on Big Data &amp; Artificial Intelligence &amp; Software Engineering (ICBASE)</w:t>
-      </w:r>
-      <w:r>
-        <w:rPr>
-          <w:rFonts w:ascii="Calibri" w:eastAsiaTheme="minorHAnsi" w:cs="Calibri"/>
-          <w:lang w:val="en-GB"/>
-        </w:rPr>
-        <w:t>, Presented at the 2023 4th International Conference on Big Data &amp; Artificial Intelligence &amp; Software Engineering (ICBASE), Nanjing, China: IEEE, 439–443, available: https://doi.org/10.1109/ICBASE59196.2023.10303051.</w:t>
+        <w:t>2024 Third International Conference on Trends in Electrical, Electronics, and Computer Engineering (TEECCON)</w:t>
+      </w:r>
+      <w:r>
+        <w:rPr>
+          <w:rFonts w:ascii="Calibri" w:eastAsiaTheme="minorHAnsi" w:cs="Calibri"/>
+          <w:lang w:val="en-GB"/>
+        </w:rPr>
+        <w:t>, Presented at the 2024 Third International Conference on Trends in Electrical, Electronics, and Computer Engineering (TEECCON), Bangalore, India: IEEE, 41–45, available: https://doi.org/10.1109/TEECCON64024.2024.10939189.</w:t>
       </w:r>
     </w:p>
     <w:p>
@@ -18903,7 +19715,7 @@
           <w:rFonts w:ascii="Calibri" w:eastAsiaTheme="minorHAnsi" w:cs="Calibri"/>
           <w:lang w:val="en-GB"/>
         </w:rPr>
-        <w:t>Samambet</w:t>
+        <w:t>Platunina</w:t>
       </w:r>
       <w:proofErr w:type="spellEnd"/>
       <w:r>
@@ -18911,7 +19723,7 @@
           <w:rFonts w:ascii="Calibri" w:eastAsiaTheme="minorHAnsi" w:cs="Calibri"/>
           <w:lang w:val="en-GB"/>
         </w:rPr>
-        <w:t xml:space="preserve">, M. and </w:t>
+        <w:t xml:space="preserve">, G.P., </w:t>
       </w:r>
       <w:proofErr w:type="spellStart"/>
       <w:r>
@@ -18919,7 +19731,7 @@
           <w:rFonts w:ascii="Calibri" w:eastAsiaTheme="minorHAnsi" w:cs="Calibri"/>
           <w:lang w:val="en-GB"/>
         </w:rPr>
-        <w:t>Khouangvichit</w:t>
+        <w:t>Salutina</w:t>
       </w:r>
       <w:proofErr w:type="spellEnd"/>
       <w:r>
@@ -18927,7 +19739,23 @@
           <w:rFonts w:ascii="Calibri" w:eastAsiaTheme="minorHAnsi" w:cs="Calibri"/>
           <w:lang w:val="en-GB"/>
         </w:rPr>
-        <w:t xml:space="preserve">, C. (2025) ‘OUTSMARTING THE HURDLES TO DIGITALIZING THE POSTAL SECTOR: THE CASE OF DEUTSCHE POST, POSTE ITALIANE, AND ROYAL MAIL’, </w:t>
+        <w:t xml:space="preserve">, T.Y., </w:t>
+      </w:r>
+      <w:proofErr w:type="spellStart"/>
+      <w:r>
+        <w:rPr>
+          <w:rFonts w:ascii="Calibri" w:eastAsiaTheme="minorHAnsi" w:cs="Calibri"/>
+          <w:lang w:val="en-GB"/>
+        </w:rPr>
+        <w:t>Gnezdova</w:t>
+      </w:r>
+      <w:proofErr w:type="spellEnd"/>
+      <w:r>
+        <w:rPr>
+          <w:rFonts w:ascii="Calibri" w:eastAsiaTheme="minorHAnsi" w:cs="Calibri"/>
+          <w:lang w:val="en-GB"/>
+        </w:rPr>
+        <w:t xml:space="preserve">, Y.V., and Frank, I.A. (2025) ‘Technological controlling: digital transformation of management decisions’, in </w:t>
       </w:r>
       <w:r>
         <w:rPr>
@@ -18936,14 +19764,14 @@
           <w:iCs/>
           <w:lang w:val="en-GB"/>
         </w:rPr>
-        <w:t>International Journal of Professional Business Review</w:t>
-      </w:r>
-      <w:r>
-        <w:rPr>
-          <w:rFonts w:ascii="Calibri" w:eastAsiaTheme="minorHAnsi" w:cs="Calibri"/>
-          <w:lang w:val="en-GB"/>
-        </w:rPr>
-        <w:t>, 10(3), e05355, available: https://doi.org/10.26668/businessreview/2025.v10i3.5355.</w:t>
+        <w:t>2025 International Conference on Engineering Management of Communication and Technology (EMCTECH)</w:t>
+      </w:r>
+      <w:r>
+        <w:rPr>
+          <w:rFonts w:ascii="Calibri" w:eastAsiaTheme="minorHAnsi" w:cs="Calibri"/>
+          <w:lang w:val="en-GB"/>
+        </w:rPr>
+        <w:t>, Presented at the 2025 International Conference on Engineering Management of Communication and Technology (EMCTECH), Vienna, Austria: IEEE, 1–5, available: https://doi.org/10.1109/EMCTECH65814.2025.11220558.</w:t>
       </w:r>
     </w:p>
     <w:p>
@@ -18954,69 +19782,12 @@
           <w:lang w:val="en-GB"/>
         </w:rPr>
       </w:pPr>
-      <w:proofErr w:type="spellStart"/>
-      <w:r>
-        <w:rPr>
-          <w:rFonts w:ascii="Calibri" w:eastAsiaTheme="minorHAnsi" w:cs="Calibri"/>
-          <w:lang w:val="en-GB"/>
-        </w:rPr>
-        <w:t>Sharavova</w:t>
-      </w:r>
-      <w:proofErr w:type="spellEnd"/>
-      <w:r>
-        <w:rPr>
-          <w:rFonts w:ascii="Calibri" w:eastAsiaTheme="minorHAnsi" w:cs="Calibri"/>
-          <w:lang w:val="en-GB"/>
-        </w:rPr>
-        <w:t xml:space="preserve">, O.I., </w:t>
-      </w:r>
-      <w:proofErr w:type="spellStart"/>
-      <w:r>
-        <w:rPr>
-          <w:rFonts w:ascii="Calibri" w:eastAsiaTheme="minorHAnsi" w:cs="Calibri"/>
-          <w:lang w:val="en-GB"/>
-        </w:rPr>
-        <w:t>Sharavova</w:t>
-      </w:r>
-      <w:proofErr w:type="spellEnd"/>
-      <w:r>
-        <w:rPr>
-          <w:rFonts w:ascii="Calibri" w:eastAsiaTheme="minorHAnsi" w:cs="Calibri"/>
-          <w:lang w:val="en-GB"/>
-        </w:rPr>
-        <w:t xml:space="preserve">, M.M., </w:t>
-      </w:r>
-      <w:proofErr w:type="spellStart"/>
-      <w:r>
-        <w:rPr>
-          <w:rFonts w:ascii="Calibri" w:eastAsiaTheme="minorHAnsi" w:cs="Calibri"/>
-          <w:lang w:val="en-GB"/>
-        </w:rPr>
-        <w:t>Kuzovkova</w:t>
-      </w:r>
-      <w:proofErr w:type="spellEnd"/>
-      <w:r>
-        <w:rPr>
-          <w:rFonts w:ascii="Calibri" w:eastAsiaTheme="minorHAnsi" w:cs="Calibri"/>
-          <w:lang w:val="en-GB"/>
-        </w:rPr>
-        <w:t xml:space="preserve">, T.A., and </w:t>
-      </w:r>
-      <w:proofErr w:type="spellStart"/>
-      <w:r>
-        <w:rPr>
-          <w:rFonts w:ascii="Calibri" w:eastAsiaTheme="minorHAnsi" w:cs="Calibri"/>
-          <w:lang w:val="en-GB"/>
-        </w:rPr>
-        <w:t>Zholtikova</w:t>
-      </w:r>
-      <w:proofErr w:type="spellEnd"/>
-      <w:r>
-        <w:rPr>
-          <w:rFonts w:ascii="Calibri" w:eastAsiaTheme="minorHAnsi" w:cs="Calibri"/>
-          <w:lang w:val="en-GB"/>
-        </w:rPr>
-        <w:t xml:space="preserve">, P.A. (2025) ‘Digital Transformation and the Evolution of its Socio-Economic Consequences’, in </w:t>
+      <w:r>
+        <w:rPr>
+          <w:rFonts w:ascii="Calibri" w:eastAsiaTheme="minorHAnsi" w:cs="Calibri"/>
+          <w:lang w:val="en-GB"/>
+        </w:rPr>
+        <w:t xml:space="preserve">Qi, J., Li, S., Wang, H., Yuan, S., Li, P., Qian, H., Liu, Z., and He, X. (2023) ‘Critical System Design Based on High Availability Cluster Technology’, in </w:t>
       </w:r>
       <w:r>
         <w:rPr>
@@ -19025,22 +19796,14 @@
           <w:iCs/>
           <w:lang w:val="en-GB"/>
         </w:rPr>
-        <w:t>2025 International Conference on Engineering Management of Communication and Technology (EMCTECH)</w:t>
-      </w:r>
-      <w:r>
-        <w:rPr>
-          <w:rFonts w:ascii="Calibri" w:eastAsiaTheme="minorHAnsi" w:cs="Calibri"/>
-          <w:lang w:val="en-GB"/>
-        </w:rPr>
-        <w:t xml:space="preserve">, Presented at the 2025 International Conference on Engineering Management of </w:t>
-      </w:r>
-      <w:r>
-        <w:rPr>
-          <w:rFonts w:ascii="Calibri" w:eastAsiaTheme="minorHAnsi" w:cs="Calibri"/>
-          <w:lang w:val="en-GB"/>
-        </w:rPr>
-        <w:lastRenderedPageBreak/>
-        <w:t>Communication and Technology (EMCTECH), Vienna, Austria: IEEE, 1–6, available: https://doi.org/10.1109/EMCTECH65814.2025.11220588.</w:t>
+        <w:t>2023 4th International Conference on Big Data &amp; Artificial Intelligence &amp; Software Engineering (ICBASE)</w:t>
+      </w:r>
+      <w:r>
+        <w:rPr>
+          <w:rFonts w:ascii="Calibri" w:eastAsiaTheme="minorHAnsi" w:cs="Calibri"/>
+          <w:lang w:val="en-GB"/>
+        </w:rPr>
+        <w:t>, Presented at the 2023 4th International Conference on Big Data &amp; Artificial Intelligence &amp; Software Engineering (ICBASE), Nanjing, China: IEEE, 439–443, available: https://doi.org/10.1109/ICBASE59196.2023.10303051.</w:t>
       </w:r>
     </w:p>
     <w:p>
@@ -19051,12 +19814,37 @@
           <w:lang w:val="en-GB"/>
         </w:rPr>
       </w:pPr>
-      <w:r>
-        <w:rPr>
-          <w:rFonts w:ascii="Calibri" w:eastAsiaTheme="minorHAnsi" w:cs="Calibri"/>
-          <w:lang w:val="en-GB"/>
-        </w:rPr>
-        <w:t xml:space="preserve">Solanki, J.M. (2026) ‘AI Driven Multi Cloud Strategies for Financial Services: Ensuring High Availability with AWS and Kubernetes’, in </w:t>
+      <w:proofErr w:type="spellStart"/>
+      <w:r>
+        <w:rPr>
+          <w:rFonts w:ascii="Calibri" w:eastAsiaTheme="minorHAnsi" w:cs="Calibri"/>
+          <w:lang w:val="en-GB"/>
+        </w:rPr>
+        <w:t>Samambet</w:t>
+      </w:r>
+      <w:proofErr w:type="spellEnd"/>
+      <w:r>
+        <w:rPr>
+          <w:rFonts w:ascii="Calibri" w:eastAsiaTheme="minorHAnsi" w:cs="Calibri"/>
+          <w:lang w:val="en-GB"/>
+        </w:rPr>
+        <w:t xml:space="preserve">, M. and </w:t>
+      </w:r>
+      <w:proofErr w:type="spellStart"/>
+      <w:r>
+        <w:rPr>
+          <w:rFonts w:ascii="Calibri" w:eastAsiaTheme="minorHAnsi" w:cs="Calibri"/>
+          <w:lang w:val="en-GB"/>
+        </w:rPr>
+        <w:t>Khouangvichit</w:t>
+      </w:r>
+      <w:proofErr w:type="spellEnd"/>
+      <w:r>
+        <w:rPr>
+          <w:rFonts w:ascii="Calibri" w:eastAsiaTheme="minorHAnsi" w:cs="Calibri"/>
+          <w:lang w:val="en-GB"/>
+        </w:rPr>
+        <w:t xml:space="preserve">, C. (2025) ‘OUTSMARTING THE HURDLES TO DIGITALIZING THE POSTAL SECTOR: THE CASE OF DEUTSCHE POST, POSTE ITALIANE, AND ROYAL MAIL’, </w:t>
       </w:r>
       <w:r>
         <w:rPr>
@@ -19065,14 +19853,15 @@
           <w:iCs/>
           <w:lang w:val="en-GB"/>
         </w:rPr>
-        <w:t>2026 IEEE 5th International Conference on AI in Cybersecurity (ICAIC)</w:t>
-      </w:r>
-      <w:r>
-        <w:rPr>
-          <w:rFonts w:ascii="Calibri" w:eastAsiaTheme="minorHAnsi" w:cs="Calibri"/>
-          <w:lang w:val="en-GB"/>
-        </w:rPr>
-        <w:t>, Presented at the 2026 IEEE 5th International Conference on AI in Cybersecurity (ICAIC), Houston, TX, USA: IEEE, 1–5, available: https://doi.org/10.1109/ICAIC67076.2026.11395684.</w:t>
+        <w:lastRenderedPageBreak/>
+        <w:t>International Journal of Professional Business Review</w:t>
+      </w:r>
+      <w:r>
+        <w:rPr>
+          <w:rFonts w:ascii="Calibri" w:eastAsiaTheme="minorHAnsi" w:cs="Calibri"/>
+          <w:lang w:val="en-GB"/>
+        </w:rPr>
+        <w:t>, 10(3), e05355, available: https://doi.org/10.26668/businessreview/2025.v10i3.5355.</w:t>
       </w:r>
     </w:p>
     <w:p>
@@ -19083,13 +19872,20 @@
           <w:lang w:val="en-GB"/>
         </w:rPr>
       </w:pPr>
+      <w:r>
+        <w:rPr>
+          <w:rFonts w:ascii="Calibri" w:eastAsiaTheme="minorHAnsi" w:cs="Calibri"/>
+          <w:lang w:val="en-GB"/>
+        </w:rPr>
+        <w:t xml:space="preserve">Saxena, A., Singh, S., Prakash, S., Yang, T., and Rathore, R.S. (2024) ‘DevOps Automation Pipeline Deployment with </w:t>
+      </w:r>
       <w:proofErr w:type="spellStart"/>
       <w:r>
         <w:rPr>
           <w:rFonts w:ascii="Calibri" w:eastAsiaTheme="minorHAnsi" w:cs="Calibri"/>
           <w:lang w:val="en-GB"/>
         </w:rPr>
-        <w:t>Tcukanova</w:t>
+        <w:t>IaC</w:t>
       </w:r>
       <w:proofErr w:type="spellEnd"/>
       <w:r>
@@ -19097,39 +19893,7 @@
           <w:rFonts w:ascii="Calibri" w:eastAsiaTheme="minorHAnsi" w:cs="Calibri"/>
           <w:lang w:val="en-GB"/>
         </w:rPr>
-        <w:t xml:space="preserve">, O.A., Torosyan, E.K., </w:t>
-      </w:r>
-      <w:proofErr w:type="spellStart"/>
-      <w:r>
-        <w:rPr>
-          <w:rFonts w:ascii="Calibri" w:eastAsiaTheme="minorHAnsi" w:cs="Calibri"/>
-          <w:lang w:val="en-GB"/>
-        </w:rPr>
-        <w:t>Kiykova</w:t>
-      </w:r>
-      <w:proofErr w:type="spellEnd"/>
-      <w:r>
-        <w:rPr>
-          <w:rFonts w:ascii="Calibri" w:eastAsiaTheme="minorHAnsi" w:cs="Calibri"/>
-          <w:lang w:val="en-GB"/>
-        </w:rPr>
-        <w:t xml:space="preserve">, D.A., and </w:t>
-      </w:r>
-      <w:proofErr w:type="spellStart"/>
-      <w:r>
-        <w:rPr>
-          <w:rFonts w:ascii="Calibri" w:eastAsiaTheme="minorHAnsi" w:cs="Calibri"/>
-          <w:lang w:val="en-GB"/>
-        </w:rPr>
-        <w:t>Panteleev</w:t>
-      </w:r>
-      <w:proofErr w:type="spellEnd"/>
-      <w:r>
-        <w:rPr>
-          <w:rFonts w:ascii="Calibri" w:eastAsiaTheme="minorHAnsi" w:cs="Calibri"/>
-          <w:lang w:val="en-GB"/>
-        </w:rPr>
-        <w:t xml:space="preserve">, M.V. (2022) ‘Features of Managing the Digital Transformation of Medical Institutions’, in </w:t>
+        <w:t xml:space="preserve"> (Infrastructure as Code)’, in </w:t>
       </w:r>
       <w:r>
         <w:rPr>
@@ -19138,31 +19902,9 @@
           <w:iCs/>
           <w:lang w:val="en-GB"/>
         </w:rPr>
-        <w:t>2022 International Conference on Quality Management, Transport and Information Security, Information Technologies (IT&amp;QM&amp;IS)</w:t>
-      </w:r>
-      <w:r>
-        <w:rPr>
-          <w:rFonts w:ascii="Calibri" w:eastAsiaTheme="minorHAnsi" w:cs="Calibri"/>
-          <w:lang w:val="en-GB"/>
-        </w:rPr>
-        <w:t>, Presented at the 2022 International Conference on Quality Management, Transport and Information Security, Information Technologies (IT&amp;QM&amp;IS), Saint Petersburg, Russian Federation: IEEE, 258–261, available: https://doi.org/10.1109/ITQMIS56172.2022.9976813.</w:t>
-      </w:r>
-    </w:p>
-    <w:p>
-      <w:pPr>
-        <w:pStyle w:val="Bibliography"/>
-        <w:rPr>
-          <w:rFonts w:ascii="Calibri" w:eastAsiaTheme="minorHAnsi" w:cs="Calibri"/>
-          <w:lang w:val="en-GB"/>
-        </w:rPr>
-      </w:pPr>
-      <w:r>
-        <w:rPr>
-          <w:rFonts w:ascii="Calibri" w:eastAsiaTheme="minorHAnsi" w:cs="Calibri"/>
-          <w:lang w:val="en-GB"/>
-        </w:rPr>
-        <w:t xml:space="preserve">The Open Group (2022a) </w:t>
-      </w:r>
+        <w:t xml:space="preserve">2024 IEEE </w:t>
+      </w:r>
+      <w:proofErr w:type="spellStart"/>
       <w:r>
         <w:rPr>
           <w:rFonts w:ascii="Calibri" w:eastAsiaTheme="minorHAnsi" w:cs="Calibri"/>
@@ -19170,47 +19912,9 @@
           <w:iCs/>
           <w:lang w:val="en-GB"/>
         </w:rPr>
-        <w:t>TOGAF® Standard – Introduction and Core Concepts</w:t>
-      </w:r>
-      <w:r>
-        <w:rPr>
-          <w:rFonts w:ascii="Calibri" w:eastAsiaTheme="minorHAnsi" w:cs="Calibri"/>
-          <w:lang w:val="en-GB"/>
-        </w:rPr>
-        <w:t xml:space="preserve">, 10th </w:t>
-      </w:r>
-      <w:proofErr w:type="spellStart"/>
-      <w:r>
-        <w:rPr>
-          <w:rFonts w:ascii="Calibri" w:eastAsiaTheme="minorHAnsi" w:cs="Calibri"/>
-          <w:lang w:val="en-GB"/>
-        </w:rPr>
-        <w:t>edn</w:t>
+        <w:t>Silchar</w:t>
       </w:r>
       <w:proofErr w:type="spellEnd"/>
-      <w:r>
-        <w:rPr>
-          <w:rFonts w:ascii="Calibri" w:eastAsiaTheme="minorHAnsi" w:cs="Calibri"/>
-          <w:lang w:val="en-GB"/>
-        </w:rPr>
-        <w:t>.</w:t>
-      </w:r>
-    </w:p>
-    <w:p>
-      <w:pPr>
-        <w:pStyle w:val="Bibliography"/>
-        <w:rPr>
-          <w:rFonts w:ascii="Calibri" w:eastAsiaTheme="minorHAnsi" w:cs="Calibri"/>
-          <w:lang w:val="en-GB"/>
-        </w:rPr>
-      </w:pPr>
-      <w:r>
-        <w:rPr>
-          <w:rFonts w:ascii="Calibri" w:eastAsiaTheme="minorHAnsi" w:cs="Calibri"/>
-          <w:lang w:val="en-GB"/>
-        </w:rPr>
-        <w:t xml:space="preserve">The Open Group (2022b) </w:t>
-      </w:r>
       <w:r>
         <w:rPr>
           <w:rFonts w:ascii="Calibri" w:eastAsiaTheme="minorHAnsi" w:cs="Calibri"/>
@@ -19218,14 +19922,14 @@
           <w:iCs/>
           <w:lang w:val="en-GB"/>
         </w:rPr>
-        <w:t>TOGAF® Standard — Architecture Development Method</w:t>
-      </w:r>
-      <w:r>
-        <w:rPr>
-          <w:rFonts w:ascii="Calibri" w:eastAsiaTheme="minorHAnsi" w:cs="Calibri"/>
-          <w:lang w:val="en-GB"/>
-        </w:rPr>
-        <w:t xml:space="preserve">, 10th </w:t>
+        <w:t xml:space="preserve"> Subsection Conference (SILCON 2024)</w:t>
+      </w:r>
+      <w:r>
+        <w:rPr>
+          <w:rFonts w:ascii="Calibri" w:eastAsiaTheme="minorHAnsi" w:cs="Calibri"/>
+          <w:lang w:val="en-GB"/>
+        </w:rPr>
+        <w:t xml:space="preserve">, Presented at the 2024 IEEE </w:t>
       </w:r>
       <w:proofErr w:type="spellStart"/>
       <w:r>
@@ -19233,7 +19937,7 @@
           <w:rFonts w:ascii="Calibri" w:eastAsiaTheme="minorHAnsi" w:cs="Calibri"/>
           <w:lang w:val="en-GB"/>
         </w:rPr>
-        <w:t>edn</w:t>
+        <w:t>Silchar</w:t>
       </w:r>
       <w:proofErr w:type="spellEnd"/>
       <w:r>
@@ -19241,7 +19945,7 @@
           <w:rFonts w:ascii="Calibri" w:eastAsiaTheme="minorHAnsi" w:cs="Calibri"/>
           <w:lang w:val="en-GB"/>
         </w:rPr>
-        <w:t>.</w:t>
+        <w:t xml:space="preserve"> Subsection Conference (SILCON), Agartala, India: IEEE, 1–6, available: https://doi.org/10.1109/SILCON63976.2024.10910699.</w:t>
       </w:r>
     </w:p>
     <w:p>
@@ -19258,7 +19962,7 @@
           <w:rFonts w:ascii="Calibri" w:eastAsiaTheme="minorHAnsi" w:cs="Calibri"/>
           <w:lang w:val="en-GB"/>
         </w:rPr>
-        <w:t>Vural</w:t>
+        <w:t>Sharavova</w:t>
       </w:r>
       <w:proofErr w:type="spellEnd"/>
       <w:r>
@@ -19266,7 +19970,7 @@
           <w:rFonts w:ascii="Calibri" w:eastAsiaTheme="minorHAnsi" w:cs="Calibri"/>
           <w:lang w:val="en-GB"/>
         </w:rPr>
-        <w:t xml:space="preserve">, H. and </w:t>
+        <w:t xml:space="preserve">, O.I., </w:t>
       </w:r>
       <w:proofErr w:type="spellStart"/>
       <w:r>
@@ -19274,7 +19978,7 @@
           <w:rFonts w:ascii="Calibri" w:eastAsiaTheme="minorHAnsi" w:cs="Calibri"/>
           <w:lang w:val="en-GB"/>
         </w:rPr>
-        <w:t>Koyuncu</w:t>
+        <w:t>Sharavova</w:t>
       </w:r>
       <w:proofErr w:type="spellEnd"/>
       <w:r>
@@ -19282,7 +19986,39 @@
           <w:rFonts w:ascii="Calibri" w:eastAsiaTheme="minorHAnsi" w:cs="Calibri"/>
           <w:lang w:val="en-GB"/>
         </w:rPr>
-        <w:t xml:space="preserve">, M. (2021) ‘Does Domain-Driven Design Lead to Finding the Optimal Modularity of a Microservice?’, </w:t>
+        <w:t xml:space="preserve">, M.M., </w:t>
+      </w:r>
+      <w:proofErr w:type="spellStart"/>
+      <w:r>
+        <w:rPr>
+          <w:rFonts w:ascii="Calibri" w:eastAsiaTheme="minorHAnsi" w:cs="Calibri"/>
+          <w:lang w:val="en-GB"/>
+        </w:rPr>
+        <w:t>Kuzovkova</w:t>
+      </w:r>
+      <w:proofErr w:type="spellEnd"/>
+      <w:r>
+        <w:rPr>
+          <w:rFonts w:ascii="Calibri" w:eastAsiaTheme="minorHAnsi" w:cs="Calibri"/>
+          <w:lang w:val="en-GB"/>
+        </w:rPr>
+        <w:t xml:space="preserve">, T.A., and </w:t>
+      </w:r>
+      <w:proofErr w:type="spellStart"/>
+      <w:r>
+        <w:rPr>
+          <w:rFonts w:ascii="Calibri" w:eastAsiaTheme="minorHAnsi" w:cs="Calibri"/>
+          <w:lang w:val="en-GB"/>
+        </w:rPr>
+        <w:t>Zholtikova</w:t>
+      </w:r>
+      <w:proofErr w:type="spellEnd"/>
+      <w:r>
+        <w:rPr>
+          <w:rFonts w:ascii="Calibri" w:eastAsiaTheme="minorHAnsi" w:cs="Calibri"/>
+          <w:lang w:val="en-GB"/>
+        </w:rPr>
+        <w:t xml:space="preserve">, P.A. (2025) ‘Digital Transformation and the Evolution of its Socio-Economic Consequences’, in </w:t>
       </w:r>
       <w:r>
         <w:rPr>
@@ -19291,14 +20027,14 @@
           <w:iCs/>
           <w:lang w:val="en-GB"/>
         </w:rPr>
-        <w:t>IEEE Access</w:t>
-      </w:r>
-      <w:r>
-        <w:rPr>
-          <w:rFonts w:ascii="Calibri" w:eastAsiaTheme="minorHAnsi" w:cs="Calibri"/>
-          <w:lang w:val="en-GB"/>
-        </w:rPr>
-        <w:t>, 9, 32721–32733, available: https://doi.org/10.1109/ACCESS.2021.3060895.</w:t>
+        <w:t>2025 International Conference on Engineering Management of Communication and Technology (EMCTECH)</w:t>
+      </w:r>
+      <w:r>
+        <w:rPr>
+          <w:rFonts w:ascii="Calibri" w:eastAsiaTheme="minorHAnsi" w:cs="Calibri"/>
+          <w:lang w:val="en-GB"/>
+        </w:rPr>
+        <w:t>, Presented at the 2025 International Conference on Engineering Management of Communication and Technology (EMCTECH), Vienna, Austria: IEEE, 1–6, available: https://doi.org/10.1109/EMCTECH65814.2025.11220588.</w:t>
       </w:r>
     </w:p>
     <w:p>
@@ -19314,7 +20050,7 @@
           <w:rFonts w:ascii="Calibri" w:eastAsiaTheme="minorHAnsi" w:cs="Calibri"/>
           <w:lang w:val="en-GB"/>
         </w:rPr>
-        <w:t xml:space="preserve">Xu, Y. and Villiers, C. (2025) ‘The takeover of Royal Mail: lessons for the new owners from past corporate governance and trust failures’, </w:t>
+        <w:t xml:space="preserve">Solanki, J.M. (2026) ‘AI Driven Multi Cloud Strategies for Financial Services: Ensuring High Availability with AWS and Kubernetes’, in </w:t>
       </w:r>
       <w:r>
         <w:rPr>
@@ -19323,14 +20059,14 @@
           <w:iCs/>
           <w:lang w:val="en-GB"/>
         </w:rPr>
-        <w:t>Journal of Corporate Law Studies</w:t>
-      </w:r>
-      <w:r>
-        <w:rPr>
-          <w:rFonts w:ascii="Calibri" w:eastAsiaTheme="minorHAnsi" w:cs="Calibri"/>
-          <w:lang w:val="en-GB"/>
-        </w:rPr>
-        <w:t>, 1–40, available: https://doi.org/10.1080/14735970.2025.2553430.</w:t>
+        <w:t>2026 IEEE 5th International Conference on AI in Cybersecurity (ICAIC)</w:t>
+      </w:r>
+      <w:r>
+        <w:rPr>
+          <w:rFonts w:ascii="Calibri" w:eastAsiaTheme="minorHAnsi" w:cs="Calibri"/>
+          <w:lang w:val="en-GB"/>
+        </w:rPr>
+        <w:t>, Presented at the 2026 IEEE 5th International Conference on AI in Cybersecurity (ICAIC), Houston, TX, USA: IEEE, 1–5, available: https://doi.org/10.1109/ICAIC67076.2026.11395684.</w:t>
       </w:r>
     </w:p>
     <w:p>
@@ -19341,12 +20077,53 @@
           <w:lang w:val="en-GB"/>
         </w:rPr>
       </w:pPr>
-      <w:r>
-        <w:rPr>
-          <w:rFonts w:ascii="Calibri" w:eastAsiaTheme="minorHAnsi" w:cs="Calibri"/>
-          <w:lang w:val="en-GB"/>
-        </w:rPr>
-        <w:t xml:space="preserve">Zhong, C., Li, S., Huang, H., Liu, X., Chen, Z., Zhang, Y., and Zhang, H. (2024) ‘Domain-Driven Design for Microservices: An Evidence-Based Investigation’, </w:t>
+      <w:proofErr w:type="spellStart"/>
+      <w:r>
+        <w:rPr>
+          <w:rFonts w:ascii="Calibri" w:eastAsiaTheme="minorHAnsi" w:cs="Calibri"/>
+          <w:lang w:val="en-GB"/>
+        </w:rPr>
+        <w:t>Tcukanova</w:t>
+      </w:r>
+      <w:proofErr w:type="spellEnd"/>
+      <w:r>
+        <w:rPr>
+          <w:rFonts w:ascii="Calibri" w:eastAsiaTheme="minorHAnsi" w:cs="Calibri"/>
+          <w:lang w:val="en-GB"/>
+        </w:rPr>
+        <w:t xml:space="preserve">, O.A., Torosyan, E.K., </w:t>
+      </w:r>
+      <w:proofErr w:type="spellStart"/>
+      <w:r>
+        <w:rPr>
+          <w:rFonts w:ascii="Calibri" w:eastAsiaTheme="minorHAnsi" w:cs="Calibri"/>
+          <w:lang w:val="en-GB"/>
+        </w:rPr>
+        <w:t>Kiykova</w:t>
+      </w:r>
+      <w:proofErr w:type="spellEnd"/>
+      <w:r>
+        <w:rPr>
+          <w:rFonts w:ascii="Calibri" w:eastAsiaTheme="minorHAnsi" w:cs="Calibri"/>
+          <w:lang w:val="en-GB"/>
+        </w:rPr>
+        <w:t xml:space="preserve">, D.A., and </w:t>
+      </w:r>
+      <w:proofErr w:type="spellStart"/>
+      <w:r>
+        <w:rPr>
+          <w:rFonts w:ascii="Calibri" w:eastAsiaTheme="minorHAnsi" w:cs="Calibri"/>
+          <w:lang w:val="en-GB"/>
+        </w:rPr>
+        <w:t>Panteleev</w:t>
+      </w:r>
+      <w:proofErr w:type="spellEnd"/>
+      <w:r>
+        <w:rPr>
+          <w:rFonts w:ascii="Calibri" w:eastAsiaTheme="minorHAnsi" w:cs="Calibri"/>
+          <w:lang w:val="en-GB"/>
+        </w:rPr>
+        <w:t xml:space="preserve">, M.V. (2022) ‘Features of Managing the Digital Transformation of Medical Institutions’, in </w:t>
       </w:r>
       <w:r>
         <w:rPr>
@@ -19355,6 +20132,323 @@
           <w:iCs/>
           <w:lang w:val="en-GB"/>
         </w:rPr>
+        <w:t>2022 International Conference on Quality Management, Transport and Information Security, Information Technologies (IT&amp;QM&amp;IS)</w:t>
+      </w:r>
+      <w:r>
+        <w:rPr>
+          <w:rFonts w:ascii="Calibri" w:eastAsiaTheme="minorHAnsi" w:cs="Calibri"/>
+          <w:lang w:val="en-GB"/>
+        </w:rPr>
+        <w:t>, Presented at the 2022 International Conference on Quality Management, Transport and Information Security, Information Technologies (IT&amp;QM&amp;IS), Saint Petersburg, Russian Federation: IEEE, 258–261, available: https://doi.org/10.1109/ITQMIS56172.2022.9976813.</w:t>
+      </w:r>
+    </w:p>
+    <w:p>
+      <w:pPr>
+        <w:pStyle w:val="Bibliography"/>
+        <w:rPr>
+          <w:rFonts w:ascii="Calibri" w:eastAsiaTheme="minorHAnsi" w:cs="Calibri"/>
+          <w:lang w:val="en-GB"/>
+        </w:rPr>
+      </w:pPr>
+      <w:r>
+        <w:rPr>
+          <w:rFonts w:ascii="Calibri" w:eastAsiaTheme="minorHAnsi" w:cs="Calibri"/>
+          <w:lang w:val="en-GB"/>
+        </w:rPr>
+        <w:t xml:space="preserve">The Open Group (2022a) </w:t>
+      </w:r>
+      <w:r>
+        <w:rPr>
+          <w:rFonts w:ascii="Calibri" w:eastAsiaTheme="minorHAnsi" w:cs="Calibri"/>
+          <w:i/>
+          <w:iCs/>
+          <w:lang w:val="en-GB"/>
+        </w:rPr>
+        <w:t>TOGAF® Standard – Introduction and Core Concepts</w:t>
+      </w:r>
+      <w:r>
+        <w:rPr>
+          <w:rFonts w:ascii="Calibri" w:eastAsiaTheme="minorHAnsi" w:cs="Calibri"/>
+          <w:lang w:val="en-GB"/>
+        </w:rPr>
+        <w:t xml:space="preserve">, 10th </w:t>
+      </w:r>
+      <w:proofErr w:type="spellStart"/>
+      <w:r>
+        <w:rPr>
+          <w:rFonts w:ascii="Calibri" w:eastAsiaTheme="minorHAnsi" w:cs="Calibri"/>
+          <w:lang w:val="en-GB"/>
+        </w:rPr>
+        <w:t>edn</w:t>
+      </w:r>
+      <w:proofErr w:type="spellEnd"/>
+      <w:r>
+        <w:rPr>
+          <w:rFonts w:ascii="Calibri" w:eastAsiaTheme="minorHAnsi" w:cs="Calibri"/>
+          <w:lang w:val="en-GB"/>
+        </w:rPr>
+        <w:t>.</w:t>
+      </w:r>
+    </w:p>
+    <w:p>
+      <w:pPr>
+        <w:pStyle w:val="Bibliography"/>
+        <w:rPr>
+          <w:rFonts w:ascii="Calibri" w:eastAsiaTheme="minorHAnsi" w:cs="Calibri"/>
+          <w:lang w:val="en-GB"/>
+        </w:rPr>
+      </w:pPr>
+      <w:r>
+        <w:rPr>
+          <w:rFonts w:ascii="Calibri" w:eastAsiaTheme="minorHAnsi" w:cs="Calibri"/>
+          <w:lang w:val="en-GB"/>
+        </w:rPr>
+        <w:t xml:space="preserve">The Open Group (2022b) </w:t>
+      </w:r>
+      <w:r>
+        <w:rPr>
+          <w:rFonts w:ascii="Calibri" w:eastAsiaTheme="minorHAnsi" w:cs="Calibri"/>
+          <w:i/>
+          <w:iCs/>
+          <w:lang w:val="en-GB"/>
+        </w:rPr>
+        <w:t>TOGAF® Standard — Architecture Development Method</w:t>
+      </w:r>
+      <w:r>
+        <w:rPr>
+          <w:rFonts w:ascii="Calibri" w:eastAsiaTheme="minorHAnsi" w:cs="Calibri"/>
+          <w:lang w:val="en-GB"/>
+        </w:rPr>
+        <w:t xml:space="preserve">, 10th </w:t>
+      </w:r>
+      <w:proofErr w:type="spellStart"/>
+      <w:r>
+        <w:rPr>
+          <w:rFonts w:ascii="Calibri" w:eastAsiaTheme="minorHAnsi" w:cs="Calibri"/>
+          <w:lang w:val="en-GB"/>
+        </w:rPr>
+        <w:t>edn</w:t>
+      </w:r>
+      <w:proofErr w:type="spellEnd"/>
+      <w:r>
+        <w:rPr>
+          <w:rFonts w:ascii="Calibri" w:eastAsiaTheme="minorHAnsi" w:cs="Calibri"/>
+          <w:lang w:val="en-GB"/>
+        </w:rPr>
+        <w:t>.</w:t>
+      </w:r>
+    </w:p>
+    <w:p>
+      <w:pPr>
+        <w:pStyle w:val="Bibliography"/>
+        <w:rPr>
+          <w:rFonts w:ascii="Calibri" w:eastAsiaTheme="minorHAnsi" w:cs="Calibri"/>
+          <w:lang w:val="en-GB"/>
+        </w:rPr>
+      </w:pPr>
+      <w:proofErr w:type="spellStart"/>
+      <w:r>
+        <w:rPr>
+          <w:rFonts w:ascii="Calibri" w:eastAsiaTheme="minorHAnsi" w:cs="Calibri"/>
+          <w:lang w:val="en-GB"/>
+        </w:rPr>
+        <w:t>Vural</w:t>
+      </w:r>
+      <w:proofErr w:type="spellEnd"/>
+      <w:r>
+        <w:rPr>
+          <w:rFonts w:ascii="Calibri" w:eastAsiaTheme="minorHAnsi" w:cs="Calibri"/>
+          <w:lang w:val="en-GB"/>
+        </w:rPr>
+        <w:t xml:space="preserve">, H. and </w:t>
+      </w:r>
+      <w:proofErr w:type="spellStart"/>
+      <w:r>
+        <w:rPr>
+          <w:rFonts w:ascii="Calibri" w:eastAsiaTheme="minorHAnsi" w:cs="Calibri"/>
+          <w:lang w:val="en-GB"/>
+        </w:rPr>
+        <w:t>Koyuncu</w:t>
+      </w:r>
+      <w:proofErr w:type="spellEnd"/>
+      <w:r>
+        <w:rPr>
+          <w:rFonts w:ascii="Calibri" w:eastAsiaTheme="minorHAnsi" w:cs="Calibri"/>
+          <w:lang w:val="en-GB"/>
+        </w:rPr>
+        <w:t xml:space="preserve">, M. (2021) ‘Does Domain-Driven Design Lead to Finding the Optimal Modularity of a Microservice?’, </w:t>
+      </w:r>
+      <w:r>
+        <w:rPr>
+          <w:rFonts w:ascii="Calibri" w:eastAsiaTheme="minorHAnsi" w:cs="Calibri"/>
+          <w:i/>
+          <w:iCs/>
+          <w:lang w:val="en-GB"/>
+        </w:rPr>
+        <w:t>IEEE Access</w:t>
+      </w:r>
+      <w:r>
+        <w:rPr>
+          <w:rFonts w:ascii="Calibri" w:eastAsiaTheme="minorHAnsi" w:cs="Calibri"/>
+          <w:lang w:val="en-GB"/>
+        </w:rPr>
+        <w:t>, 9, 32721–32733, available: https://doi.org/10.1109/ACCESS.2021.3060895.</w:t>
+      </w:r>
+    </w:p>
+    <w:p>
+      <w:pPr>
+        <w:pStyle w:val="Bibliography"/>
+        <w:rPr>
+          <w:rFonts w:ascii="Calibri" w:eastAsiaTheme="minorHAnsi" w:cs="Calibri"/>
+          <w:lang w:val="en-GB"/>
+        </w:rPr>
+      </w:pPr>
+      <w:r>
+        <w:rPr>
+          <w:rFonts w:ascii="Calibri" w:eastAsiaTheme="minorHAnsi" w:cs="Calibri"/>
+          <w:lang w:val="en-GB"/>
+        </w:rPr>
+        <w:t xml:space="preserve">Xu, Y. and Villiers, C. (2025) ‘The takeover of Royal Mail: lessons for the new owners from past corporate governance and trust failures’, </w:t>
+      </w:r>
+      <w:r>
+        <w:rPr>
+          <w:rFonts w:ascii="Calibri" w:eastAsiaTheme="minorHAnsi" w:cs="Calibri"/>
+          <w:i/>
+          <w:iCs/>
+          <w:lang w:val="en-GB"/>
+        </w:rPr>
+        <w:t>Journal of Corporate Law Studies</w:t>
+      </w:r>
+      <w:r>
+        <w:rPr>
+          <w:rFonts w:ascii="Calibri" w:eastAsiaTheme="minorHAnsi" w:cs="Calibri"/>
+          <w:lang w:val="en-GB"/>
+        </w:rPr>
+        <w:t>, 1–40, available: https://doi.org/10.1080/14735970.2025.2553430.</w:t>
+      </w:r>
+    </w:p>
+    <w:p>
+      <w:pPr>
+        <w:pStyle w:val="Bibliography"/>
+        <w:rPr>
+          <w:rFonts w:ascii="Calibri" w:eastAsiaTheme="minorHAnsi" w:cs="Calibri"/>
+          <w:lang w:val="en-GB"/>
+        </w:rPr>
+      </w:pPr>
+      <w:r>
+        <w:rPr>
+          <w:rFonts w:ascii="Calibri" w:eastAsiaTheme="minorHAnsi" w:cs="Calibri"/>
+          <w:lang w:val="en-GB"/>
+        </w:rPr>
+        <w:t xml:space="preserve">Zeng, R., </w:t>
+      </w:r>
+      <w:proofErr w:type="spellStart"/>
+      <w:r>
+        <w:rPr>
+          <w:rFonts w:ascii="Calibri" w:eastAsiaTheme="minorHAnsi" w:cs="Calibri"/>
+          <w:lang w:val="en-GB"/>
+        </w:rPr>
+        <w:t>Niu</w:t>
+      </w:r>
+      <w:proofErr w:type="spellEnd"/>
+      <w:r>
+        <w:rPr>
+          <w:rFonts w:ascii="Calibri" w:eastAsiaTheme="minorHAnsi" w:cs="Calibri"/>
+          <w:lang w:val="en-GB"/>
+        </w:rPr>
+        <w:t xml:space="preserve">, Y., and </w:t>
+      </w:r>
+      <w:proofErr w:type="spellStart"/>
+      <w:r>
+        <w:rPr>
+          <w:rFonts w:ascii="Calibri" w:eastAsiaTheme="minorHAnsi" w:cs="Calibri"/>
+          <w:lang w:val="en-GB"/>
+        </w:rPr>
+        <w:t>Qiao</w:t>
+      </w:r>
+      <w:proofErr w:type="spellEnd"/>
+      <w:r>
+        <w:rPr>
+          <w:rFonts w:ascii="Calibri" w:eastAsiaTheme="minorHAnsi" w:cs="Calibri"/>
+          <w:lang w:val="en-GB"/>
+        </w:rPr>
+        <w:t xml:space="preserve">, L. (2023) ‘A Novel Construction Technology of Microservice Multi-Instance System Automatic Deployment and Upgrade’, in </w:t>
+      </w:r>
+      <w:r>
+        <w:rPr>
+          <w:rFonts w:ascii="Calibri" w:eastAsiaTheme="minorHAnsi" w:cs="Calibri"/>
+          <w:i/>
+          <w:iCs/>
+          <w:lang w:val="en-GB"/>
+        </w:rPr>
+        <w:t>2023 International Conference on Networking and Network Applications (</w:t>
+      </w:r>
+      <w:proofErr w:type="spellStart"/>
+      <w:r>
+        <w:rPr>
+          <w:rFonts w:ascii="Calibri" w:eastAsiaTheme="minorHAnsi" w:cs="Calibri"/>
+          <w:i/>
+          <w:iCs/>
+          <w:lang w:val="en-GB"/>
+        </w:rPr>
+        <w:t>NaNA</w:t>
+      </w:r>
+      <w:proofErr w:type="spellEnd"/>
+      <w:r>
+        <w:rPr>
+          <w:rFonts w:ascii="Calibri" w:eastAsiaTheme="minorHAnsi" w:cs="Calibri"/>
+          <w:i/>
+          <w:iCs/>
+          <w:lang w:val="en-GB"/>
+        </w:rPr>
+        <w:t>)</w:t>
+      </w:r>
+      <w:r>
+        <w:rPr>
+          <w:rFonts w:ascii="Calibri" w:eastAsiaTheme="minorHAnsi" w:cs="Calibri"/>
+          <w:lang w:val="en-GB"/>
+        </w:rPr>
+        <w:t>, Presented at the 2023 International Conference on Networking and Network Applications (</w:t>
+      </w:r>
+      <w:proofErr w:type="spellStart"/>
+      <w:r>
+        <w:rPr>
+          <w:rFonts w:ascii="Calibri" w:eastAsiaTheme="minorHAnsi" w:cs="Calibri"/>
+          <w:lang w:val="en-GB"/>
+        </w:rPr>
+        <w:t>NaNA</w:t>
+      </w:r>
+      <w:proofErr w:type="spellEnd"/>
+      <w:r>
+        <w:rPr>
+          <w:rFonts w:ascii="Calibri" w:eastAsiaTheme="minorHAnsi" w:cs="Calibri"/>
+          <w:lang w:val="en-GB"/>
+        </w:rPr>
+        <w:t>), Qingdao, China: IEEE, 674–679, available: https://doi.org/10.1109/NaNA60121.2023.00116.</w:t>
+      </w:r>
+    </w:p>
+    <w:p>
+      <w:pPr>
+        <w:pStyle w:val="Bibliography"/>
+        <w:rPr>
+          <w:rFonts w:ascii="Calibri" w:eastAsiaTheme="minorHAnsi" w:cs="Calibri"/>
+          <w:lang w:val="en-GB"/>
+        </w:rPr>
+      </w:pPr>
+      <w:r>
+        <w:rPr>
+          <w:rFonts w:ascii="Calibri" w:eastAsiaTheme="minorHAnsi" w:cs="Calibri"/>
+          <w:lang w:val="en-GB"/>
+        </w:rPr>
+        <w:t xml:space="preserve">Zhong, C., Li, S., Huang, H., Liu, X., Chen, Z., Zhang, Y., and Zhang, H. (2024) ‘Domain-Driven Design for Microservices: An Evidence-Based Investigation’, </w:t>
+      </w:r>
+      <w:r>
+        <w:rPr>
+          <w:rFonts w:ascii="Calibri" w:eastAsiaTheme="minorHAnsi" w:cs="Calibri"/>
+          <w:i/>
+          <w:iCs/>
+          <w:lang w:val="en-GB"/>
+        </w:rPr>
         <w:t>IEEE Transactions on Software Engineering</w:t>
       </w:r>
       <w:r>
@@ -19400,12 +20494,12 @@
       <w:pPr>
         <w:pStyle w:val="Heading1"/>
       </w:pPr>
-      <w:bookmarkStart w:id="59" w:name="_Toc233796085"/>
+      <w:bookmarkStart w:id="61" w:name="_Toc233796085"/>
       <w:r>
         <w:lastRenderedPageBreak/>
         <w:t>Appendices</w:t>
       </w:r>
-      <w:bookmarkEnd w:id="59"/>
+      <w:bookmarkEnd w:id="61"/>
     </w:p>
     <w:p>
       <w:pPr>
@@ -19426,7 +20520,7 @@
       <w:pPr>
         <w:pStyle w:val="Heading1"/>
       </w:pPr>
-      <w:bookmarkStart w:id="60" w:name="_Toc233796086"/>
+      <w:bookmarkStart w:id="62" w:name="_Toc233796086"/>
       <w:r>
         <w:lastRenderedPageBreak/>
         <w:t xml:space="preserve">Appendix </w:t>
@@ -19437,7 +20531,7 @@
       <w:r>
         <w:t>:  Code Listing</w:t>
       </w:r>
-      <w:bookmarkEnd w:id="60"/>
+      <w:bookmarkEnd w:id="62"/>
     </w:p>
     <w:p/>
     <w:sectPr>
@@ -21296,6 +22390,92 @@
     </w:lvl>
   </w:abstractNum>
   <w:abstractNum w:abstractNumId="19" w15:restartNumberingAfterBreak="0">
+    <w:nsid w:val="3EB02626"/>
+    <w:multiLevelType w:val="multilevel"/>
+    <w:tmpl w:val="4D204568"/>
+    <w:lvl w:ilvl="0">
+      <w:start w:val="1"/>
+      <w:numFmt w:val="decimal"/>
+      <w:lvlText w:val="%1."/>
+      <w:lvlJc w:val="left"/>
+      <w:pPr>
+        <w:ind w:left="360" w:hanging="360"/>
+      </w:pPr>
+    </w:lvl>
+    <w:lvl w:ilvl="1">
+      <w:start w:val="1"/>
+      <w:numFmt w:val="decimal"/>
+      <w:lvlText w:val="%1.%2."/>
+      <w:lvlJc w:val="left"/>
+      <w:pPr>
+        <w:ind w:left="792" w:hanging="432"/>
+      </w:pPr>
+    </w:lvl>
+    <w:lvl w:ilvl="2">
+      <w:start w:val="1"/>
+      <w:numFmt w:val="decimal"/>
+      <w:lvlText w:val="%1.%2.%3."/>
+      <w:lvlJc w:val="left"/>
+      <w:pPr>
+        <w:ind w:left="1224" w:hanging="504"/>
+      </w:pPr>
+    </w:lvl>
+    <w:lvl w:ilvl="3">
+      <w:start w:val="1"/>
+      <w:numFmt w:val="decimal"/>
+      <w:lvlText w:val="%1.%2.%3.%4."/>
+      <w:lvlJc w:val="left"/>
+      <w:pPr>
+        <w:ind w:left="1728" w:hanging="648"/>
+      </w:pPr>
+    </w:lvl>
+    <w:lvl w:ilvl="4">
+      <w:start w:val="1"/>
+      <w:numFmt w:val="decimal"/>
+      <w:lvlText w:val="%1.%2.%3.%4.%5."/>
+      <w:lvlJc w:val="left"/>
+      <w:pPr>
+        <w:ind w:left="2232" w:hanging="792"/>
+      </w:pPr>
+    </w:lvl>
+    <w:lvl w:ilvl="5">
+      <w:start w:val="1"/>
+      <w:numFmt w:val="decimal"/>
+      <w:lvlText w:val="%1.%2.%3.%4.%5.%6."/>
+      <w:lvlJc w:val="left"/>
+      <w:pPr>
+        <w:ind w:left="2736" w:hanging="936"/>
+      </w:pPr>
+    </w:lvl>
+    <w:lvl w:ilvl="6">
+      <w:start w:val="1"/>
+      <w:numFmt w:val="decimal"/>
+      <w:lvlText w:val="%1.%2.%3.%4.%5.%6.%7."/>
+      <w:lvlJc w:val="left"/>
+      <w:pPr>
+        <w:ind w:left="3240" w:hanging="1080"/>
+      </w:pPr>
+    </w:lvl>
+    <w:lvl w:ilvl="7">
+      <w:start w:val="1"/>
+      <w:numFmt w:val="decimal"/>
+      <w:lvlText w:val="%1.%2.%3.%4.%5.%6.%7.%8."/>
+      <w:lvlJc w:val="left"/>
+      <w:pPr>
+        <w:ind w:left="3744" w:hanging="1224"/>
+      </w:pPr>
+    </w:lvl>
+    <w:lvl w:ilvl="8">
+      <w:start w:val="1"/>
+      <w:numFmt w:val="decimal"/>
+      <w:lvlText w:val="%1.%2.%3.%4.%5.%6.%7.%8.%9."/>
+      <w:lvlJc w:val="left"/>
+      <w:pPr>
+        <w:ind w:left="4320" w:hanging="1440"/>
+      </w:pPr>
+    </w:lvl>
+  </w:abstractNum>
+  <w:abstractNum w:abstractNumId="20" w15:restartNumberingAfterBreak="0">
     <w:nsid w:val="483F539D"/>
     <w:multiLevelType w:val="multilevel"/>
     <w:tmpl w:val="1809001F"/>
@@ -21381,7 +22561,7 @@
       </w:pPr>
     </w:lvl>
   </w:abstractNum>
-  <w:abstractNum w:abstractNumId="20" w15:restartNumberingAfterBreak="0">
+  <w:abstractNum w:abstractNumId="21" w15:restartNumberingAfterBreak="0">
     <w:nsid w:val="57D843FE"/>
     <w:multiLevelType w:val="multilevel"/>
     <w:tmpl w:val="4D204568"/>
@@ -21467,7 +22647,7 @@
       </w:pPr>
     </w:lvl>
   </w:abstractNum>
-  <w:abstractNum w:abstractNumId="21" w15:restartNumberingAfterBreak="0">
+  <w:abstractNum w:abstractNumId="22" w15:restartNumberingAfterBreak="0">
     <w:nsid w:val="596E17BB"/>
     <w:multiLevelType w:val="multilevel"/>
     <w:tmpl w:val="1809001F"/>
@@ -21553,7 +22733,7 @@
       </w:pPr>
     </w:lvl>
   </w:abstractNum>
-  <w:abstractNum w:abstractNumId="22" w15:restartNumberingAfterBreak="0">
+  <w:abstractNum w:abstractNumId="23" w15:restartNumberingAfterBreak="0">
     <w:nsid w:val="5DE55647"/>
     <w:multiLevelType w:val="multilevel"/>
     <w:tmpl w:val="6F86BF78"/>
@@ -21640,7 +22820,7 @@
       </w:pPr>
     </w:lvl>
   </w:abstractNum>
-  <w:abstractNum w:abstractNumId="23" w15:restartNumberingAfterBreak="0">
+  <w:abstractNum w:abstractNumId="24" w15:restartNumberingAfterBreak="0">
     <w:nsid w:val="5FD07D7A"/>
     <w:multiLevelType w:val="hybridMultilevel"/>
     <w:tmpl w:val="40F8DE54"/>
@@ -21726,7 +22906,7 @@
       </w:pPr>
     </w:lvl>
   </w:abstractNum>
-  <w:abstractNum w:abstractNumId="24" w15:restartNumberingAfterBreak="0">
+  <w:abstractNum w:abstractNumId="25" w15:restartNumberingAfterBreak="0">
     <w:nsid w:val="62FF0E61"/>
     <w:multiLevelType w:val="multilevel"/>
     <w:tmpl w:val="1809001F"/>
@@ -21812,13 +22992,13 @@
       </w:pPr>
     </w:lvl>
   </w:abstractNum>
-  <w:abstractNum w:abstractNumId="25" w15:restartNumberingAfterBreak="0">
+  <w:abstractNum w:abstractNumId="26" w15:restartNumberingAfterBreak="0">
     <w:nsid w:val="63B14F14"/>
     <w:multiLevelType w:val="multilevel"/>
     <w:tmpl w:val="0809001F"/>
     <w:numStyleLink w:val="111111"/>
   </w:abstractNum>
-  <w:abstractNum w:abstractNumId="26" w15:restartNumberingAfterBreak="0">
+  <w:abstractNum w:abstractNumId="27" w15:restartNumberingAfterBreak="0">
     <w:nsid w:val="6A5E6769"/>
     <w:multiLevelType w:val="hybridMultilevel"/>
     <w:tmpl w:val="021C52B4"/>
@@ -21904,7 +23084,93 @@
       </w:pPr>
     </w:lvl>
   </w:abstractNum>
-  <w:abstractNum w:abstractNumId="27" w15:restartNumberingAfterBreak="0">
+  <w:abstractNum w:abstractNumId="28" w15:restartNumberingAfterBreak="0">
+    <w:nsid w:val="6BDF23E2"/>
+    <w:multiLevelType w:val="multilevel"/>
+    <w:tmpl w:val="4D204568"/>
+    <w:lvl w:ilvl="0">
+      <w:start w:val="1"/>
+      <w:numFmt w:val="decimal"/>
+      <w:lvlText w:val="%1."/>
+      <w:lvlJc w:val="left"/>
+      <w:pPr>
+        <w:ind w:left="360" w:hanging="360"/>
+      </w:pPr>
+    </w:lvl>
+    <w:lvl w:ilvl="1">
+      <w:start w:val="1"/>
+      <w:numFmt w:val="decimal"/>
+      <w:lvlText w:val="%1.%2."/>
+      <w:lvlJc w:val="left"/>
+      <w:pPr>
+        <w:ind w:left="792" w:hanging="432"/>
+      </w:pPr>
+    </w:lvl>
+    <w:lvl w:ilvl="2">
+      <w:start w:val="1"/>
+      <w:numFmt w:val="decimal"/>
+      <w:lvlText w:val="%1.%2.%3."/>
+      <w:lvlJc w:val="left"/>
+      <w:pPr>
+        <w:ind w:left="1224" w:hanging="504"/>
+      </w:pPr>
+    </w:lvl>
+    <w:lvl w:ilvl="3">
+      <w:start w:val="1"/>
+      <w:numFmt w:val="decimal"/>
+      <w:lvlText w:val="%1.%2.%3.%4."/>
+      <w:lvlJc w:val="left"/>
+      <w:pPr>
+        <w:ind w:left="1728" w:hanging="648"/>
+      </w:pPr>
+    </w:lvl>
+    <w:lvl w:ilvl="4">
+      <w:start w:val="1"/>
+      <w:numFmt w:val="decimal"/>
+      <w:lvlText w:val="%1.%2.%3.%4.%5."/>
+      <w:lvlJc w:val="left"/>
+      <w:pPr>
+        <w:ind w:left="2232" w:hanging="792"/>
+      </w:pPr>
+    </w:lvl>
+    <w:lvl w:ilvl="5">
+      <w:start w:val="1"/>
+      <w:numFmt w:val="decimal"/>
+      <w:lvlText w:val="%1.%2.%3.%4.%5.%6."/>
+      <w:lvlJc w:val="left"/>
+      <w:pPr>
+        <w:ind w:left="2736" w:hanging="936"/>
+      </w:pPr>
+    </w:lvl>
+    <w:lvl w:ilvl="6">
+      <w:start w:val="1"/>
+      <w:numFmt w:val="decimal"/>
+      <w:lvlText w:val="%1.%2.%3.%4.%5.%6.%7."/>
+      <w:lvlJc w:val="left"/>
+      <w:pPr>
+        <w:ind w:left="3240" w:hanging="1080"/>
+      </w:pPr>
+    </w:lvl>
+    <w:lvl w:ilvl="7">
+      <w:start w:val="1"/>
+      <w:numFmt w:val="decimal"/>
+      <w:lvlText w:val="%1.%2.%3.%4.%5.%6.%7.%8."/>
+      <w:lvlJc w:val="left"/>
+      <w:pPr>
+        <w:ind w:left="3744" w:hanging="1224"/>
+      </w:pPr>
+    </w:lvl>
+    <w:lvl w:ilvl="8">
+      <w:start w:val="1"/>
+      <w:numFmt w:val="decimal"/>
+      <w:lvlText w:val="%1.%2.%3.%4.%5.%6.%7.%8.%9."/>
+      <w:lvlJc w:val="left"/>
+      <w:pPr>
+        <w:ind w:left="4320" w:hanging="1440"/>
+      </w:pPr>
+    </w:lvl>
+  </w:abstractNum>
+  <w:abstractNum w:abstractNumId="29" w15:restartNumberingAfterBreak="0">
     <w:nsid w:val="76E157EA"/>
     <w:multiLevelType w:val="multilevel"/>
     <w:tmpl w:val="42A63998"/>
@@ -22017,7 +23283,7 @@
       </w:rPr>
     </w:lvl>
   </w:abstractNum>
-  <w:abstractNum w:abstractNumId="28" w15:restartNumberingAfterBreak="0">
+  <w:abstractNum w:abstractNumId="30" w15:restartNumberingAfterBreak="0">
     <w:nsid w:val="76F72D90"/>
     <w:multiLevelType w:val="multilevel"/>
     <w:tmpl w:val="1809001F"/>
@@ -22103,7 +23369,7 @@
       </w:pPr>
     </w:lvl>
   </w:abstractNum>
-  <w:abstractNum w:abstractNumId="29" w15:restartNumberingAfterBreak="0">
+  <w:abstractNum w:abstractNumId="31" w15:restartNumberingAfterBreak="0">
     <w:nsid w:val="78CA2FFE"/>
     <w:multiLevelType w:val="multilevel"/>
     <w:tmpl w:val="1809001F"/>
@@ -22196,19 +23462,19 @@
     <w:abstractNumId w:val="5"/>
   </w:num>
   <w:num w:numId="3">
+    <w:abstractNumId w:val="21"/>
+  </w:num>
+  <w:num w:numId="4">
+    <w:abstractNumId w:val="25"/>
+  </w:num>
+  <w:num w:numId="5">
+    <w:abstractNumId w:val="22"/>
+  </w:num>
+  <w:num w:numId="6">
     <w:abstractNumId w:val="20"/>
   </w:num>
-  <w:num w:numId="4">
-    <w:abstractNumId w:val="24"/>
-  </w:num>
-  <w:num w:numId="5">
-    <w:abstractNumId w:val="21"/>
-  </w:num>
-  <w:num w:numId="6">
-    <w:abstractNumId w:val="19"/>
-  </w:num>
   <w:num w:numId="7">
-    <w:abstractNumId w:val="28"/>
+    <w:abstractNumId w:val="30"/>
   </w:num>
   <w:num w:numId="8">
     <w:abstractNumId w:val="8"/>
@@ -22217,7 +23483,7 @@
     <w:abstractNumId w:val="4"/>
   </w:num>
   <w:num w:numId="10">
-    <w:abstractNumId w:val="27"/>
+    <w:abstractNumId w:val="29"/>
   </w:num>
   <w:num w:numId="11">
     <w:abstractNumId w:val="0"/>
@@ -22238,16 +23504,16 @@
     <w:abstractNumId w:val="3"/>
   </w:num>
   <w:num w:numId="17">
-    <w:abstractNumId w:val="26"/>
+    <w:abstractNumId w:val="27"/>
   </w:num>
   <w:num w:numId="18">
-    <w:abstractNumId w:val="23"/>
+    <w:abstractNumId w:val="24"/>
   </w:num>
   <w:num w:numId="19">
-    <w:abstractNumId w:val="29"/>
+    <w:abstractNumId w:val="31"/>
   </w:num>
   <w:num w:numId="20">
-    <w:abstractNumId w:val="22"/>
+    <w:abstractNumId w:val="23"/>
   </w:num>
   <w:num w:numId="21">
     <w:abstractNumId w:val="17"/>
@@ -22277,7 +23543,13 @@
     <w:abstractNumId w:val="7"/>
   </w:num>
   <w:num w:numId="30">
-    <w:abstractNumId w:val="25"/>
+    <w:abstractNumId w:val="26"/>
+  </w:num>
+  <w:num w:numId="31">
+    <w:abstractNumId w:val="28"/>
+  </w:num>
+  <w:num w:numId="32">
+    <w:abstractNumId w:val="19"/>
   </w:num>
 </w:numbering>
 </file>
@@ -22680,7 +23952,7 @@
   <w:style w:type="paragraph" w:default="1" w:styleId="Normal">
     <w:name w:val="Normal"/>
     <w:qFormat/>
-    <w:rsid w:val="006769DA"/>
+    <w:rsid w:val="00E868D1"/>
     <w:pPr>
       <w:spacing w:after="200" w:line="276" w:lineRule="auto"/>
     </w:pPr>
@@ -22777,7 +24049,6 @@
   <w:style w:type="character" w:default="1" w:styleId="DefaultParagraphFont">
     <w:name w:val="Default Paragraph Font"/>
     <w:uiPriority w:val="1"/>
-    <w:semiHidden/>
     <w:unhideWhenUsed/>
   </w:style>
   <w:style w:type="table" w:default="1" w:styleId="TableNormal">
@@ -23163,7 +24434,7 @@
   </w:style>
   <w:style w:type="paragraph" w:customStyle="1" w:styleId="DissChHeading">
     <w:name w:val="Diss Ch Heading"/>
-    <w:basedOn w:val="Normal"/>
+    <w:basedOn w:val="Heading1"/>
     <w:qFormat/>
     <w:rsid w:val="00A806B5"/>
     <w:pPr>
@@ -23174,7 +24445,7 @@
   </w:style>
   <w:style w:type="paragraph" w:customStyle="1" w:styleId="Disslevel3">
     <w:name w:val="Diss level 3"/>
-    <w:basedOn w:val="Normal"/>
+    <w:basedOn w:val="Heading3"/>
     <w:qFormat/>
     <w:rsid w:val="00A806B5"/>
     <w:pPr>

--- a/Robyn Doyle Dissertation Draft.docx
+++ b/Robyn Doyle Dissertation Draft.docx
@@ -1377,43 +1377,7 @@
           <w:sz w:val="24"/>
           <w:szCs w:val="24"/>
         </w:rPr>
-        <w:t xml:space="preserve"> its own set of challenges such as single points of failure (</w:t>
-      </w:r>
-      <w:proofErr w:type="spellStart"/>
-      <w:r>
-        <w:rPr>
-          <w:rFonts w:eastAsia="Times New Roman" w:cs="Times New Roman"/>
-          <w:sz w:val="24"/>
-          <w:szCs w:val="24"/>
-        </w:rPr>
-        <w:t>SPoF</w:t>
-      </w:r>
-      <w:proofErr w:type="spellEnd"/>
-      <w:r>
-        <w:rPr>
-          <w:rFonts w:eastAsia="Times New Roman" w:cs="Times New Roman"/>
-          <w:sz w:val="24"/>
-          <w:szCs w:val="24"/>
-        </w:rPr>
-        <w:t xml:space="preserve">). These </w:t>
-      </w:r>
-      <w:proofErr w:type="spellStart"/>
-      <w:r>
-        <w:rPr>
-          <w:rFonts w:eastAsia="Times New Roman" w:cs="Times New Roman"/>
-          <w:sz w:val="24"/>
-          <w:szCs w:val="24"/>
-        </w:rPr>
-        <w:t>SPoF</w:t>
-      </w:r>
-      <w:proofErr w:type="spellEnd"/>
-      <w:r>
-        <w:rPr>
-          <w:rFonts w:eastAsia="Times New Roman" w:cs="Times New Roman"/>
-          <w:sz w:val="24"/>
-          <w:szCs w:val="24"/>
-        </w:rPr>
-        <w:t xml:space="preserve"> are often mission critical components that </w:t>
+        <w:t xml:space="preserve"> its own set of challenges such as single points of failure (SPoF). These SPoF are often mission critical components that </w:t>
       </w:r>
       <w:r>
         <w:rPr>
@@ -1616,19 +1580,11 @@
         </w:rPr>
         <w:t xml:space="preserve"> a mission critical </w:t>
       </w:r>
-      <w:proofErr w:type="spellStart"/>
-      <w:r>
-        <w:rPr>
-          <w:sz w:val="24"/>
-        </w:rPr>
-        <w:t>SPoF</w:t>
-      </w:r>
-      <w:proofErr w:type="spellEnd"/>
-      <w:r>
-        <w:rPr>
-          <w:sz w:val="24"/>
-        </w:rPr>
-        <w:t xml:space="preserve"> that could disable key business processes and cost significant sums in lost sales if </w:t>
+      <w:r>
+        <w:rPr>
+          <w:sz w:val="24"/>
+        </w:rPr>
+        <w:t xml:space="preserve">SPoF that could disable key business processes and cost significant sums in lost sales if </w:t>
       </w:r>
       <w:r>
         <w:rPr>
@@ -2192,7 +2148,6 @@
                 <w:sz w:val="24"/>
               </w:rPr>
             </w:pPr>
-            <w:proofErr w:type="spellStart"/>
             <w:r>
               <w:rPr>
                 <w:rFonts w:asciiTheme="minorHAnsi" w:hAnsiTheme="minorHAnsi"/>
@@ -2200,7 +2155,6 @@
               </w:rPr>
               <w:t>SPoF</w:t>
             </w:r>
-            <w:proofErr w:type="spellEnd"/>
           </w:p>
           <w:p>
             <w:pPr>
@@ -4333,7 +4287,21 @@
                 <w:rStyle w:val="Hyperlink"/>
                 <w:noProof/>
               </w:rPr>
-              <w:t>Research Question</w:t>
+              <w:t>Research Que</w:t>
+            </w:r>
+            <w:r>
+              <w:rPr>
+                <w:rStyle w:val="Hyperlink"/>
+                <w:noProof/>
+              </w:rPr>
+              <w:t>s</w:t>
+            </w:r>
+            <w:r>
+              <w:rPr>
+                <w:rStyle w:val="Hyperlink"/>
+                <w:noProof/>
+              </w:rPr>
+              <w:t>tion</w:t>
             </w:r>
             <w:r>
               <w:rPr>
@@ -9263,23 +9231,7 @@
           <w:sz w:val="24"/>
           <w:szCs w:val="24"/>
         </w:rPr>
-        <w:t xml:space="preserve"> (</w:t>
-      </w:r>
-      <w:proofErr w:type="spellStart"/>
-      <w:r>
-        <w:rPr>
-          <w:sz w:val="24"/>
-          <w:szCs w:val="24"/>
-        </w:rPr>
-        <w:t>SPoF</w:t>
-      </w:r>
-      <w:proofErr w:type="spellEnd"/>
-      <w:r>
-        <w:rPr>
-          <w:sz w:val="24"/>
-          <w:szCs w:val="24"/>
-        </w:rPr>
-        <w:t>)</w:t>
+        <w:t xml:space="preserve"> (SPoF)</w:t>
       </w:r>
       <w:r>
         <w:rPr>
@@ -10567,7 +10519,6 @@
         </w:rPr>
         <w:t xml:space="preserve"> a critical </w:t>
       </w:r>
-      <w:proofErr w:type="spellStart"/>
       <w:r>
         <w:rPr>
           <w:sz w:val="24"/>
@@ -10575,7 +10526,6 @@
         </w:rPr>
         <w:t>SPoF</w:t>
       </w:r>
-      <w:proofErr w:type="spellEnd"/>
       <w:r>
         <w:rPr>
           <w:sz w:val="24"/>
@@ -14063,6 +14013,13 @@
           <w:szCs w:val="24"/>
         </w:rPr>
         <w:t>the enterprise architecture frameworks that organisations use to plan and govern such transformations.</w:t>
+      </w:r>
+      <w:r>
+        <w:rPr>
+          <w:sz w:val="24"/>
+          <w:szCs w:val="24"/>
+        </w:rPr>
+        <w:t xml:space="preserve"> </w:t>
       </w:r>
     </w:p>
     <w:p>
@@ -14600,7 +14557,14 @@
           <w:sz w:val="24"/>
           <w:szCs w:val="24"/>
         </w:rPr>
-        <w:t xml:space="preserve">Understanding how digital transformations are planned </w:t>
+        <w:t>Understanding how digital transformations are planned</w:t>
+      </w:r>
+      <w:r>
+        <w:rPr>
+          <w:sz w:val="24"/>
+          <w:szCs w:val="24"/>
+        </w:rPr>
+        <w:t xml:space="preserve"> </w:t>
       </w:r>
       <w:r>
         <w:rPr>
@@ -14642,7 +14606,21 @@
           <w:sz w:val="24"/>
           <w:szCs w:val="24"/>
         </w:rPr>
-        <w:t>support scalable software architectures</w:t>
+        <w:t xml:space="preserve">support </w:t>
+      </w:r>
+      <w:r>
+        <w:rPr>
+          <w:sz w:val="24"/>
+          <w:szCs w:val="24"/>
+        </w:rPr>
+        <w:t xml:space="preserve">resilient </w:t>
+      </w:r>
+      <w:r>
+        <w:rPr>
+          <w:sz w:val="24"/>
+          <w:szCs w:val="24"/>
+        </w:rPr>
+        <w:t>software architectures</w:t>
       </w:r>
       <w:r>
         <w:rPr>
@@ -14650,6 +14628,13 @@
           <w:szCs w:val="24"/>
         </w:rPr>
         <w:t>.</w:t>
+      </w:r>
+      <w:r>
+        <w:rPr>
+          <w:sz w:val="24"/>
+          <w:szCs w:val="24"/>
+        </w:rPr>
+        <w:t xml:space="preserve"> </w:t>
       </w:r>
     </w:p>
     <w:p>
@@ -15370,6 +15355,41 @@
           <w:sz w:val="24"/>
           <w:szCs w:val="24"/>
         </w:rPr>
+        <w:t xml:space="preserve"> bounded domains</w:t>
+      </w:r>
+      <w:r>
+        <w:rPr>
+          <w:sz w:val="24"/>
+          <w:szCs w:val="24"/>
+        </w:rPr>
+        <w:t xml:space="preserve"> we can now </w:t>
+      </w:r>
+      <w:r>
+        <w:rPr>
+          <w:sz w:val="24"/>
+          <w:szCs w:val="24"/>
+        </w:rPr>
+        <w:t>exami</w:t>
+      </w:r>
+      <w:r>
+        <w:rPr>
+          <w:sz w:val="24"/>
+          <w:szCs w:val="24"/>
+        </w:rPr>
+        <w:t>ne</w:t>
+      </w:r>
+      <w:r>
+        <w:rPr>
+          <w:sz w:val="24"/>
+          <w:szCs w:val="24"/>
+        </w:rPr>
+        <w:t xml:space="preserve"> the</w:t>
+      </w:r>
+      <w:r>
+        <w:rPr>
+          <w:sz w:val="24"/>
+          <w:szCs w:val="24"/>
+        </w:rPr>
         <w:t xml:space="preserve"> </w:t>
       </w:r>
       <w:r>
@@ -15377,36 +15397,43 @@
           <w:sz w:val="24"/>
           <w:szCs w:val="24"/>
         </w:rPr>
+        <w:t>transition from</w:t>
+      </w:r>
+      <w:r>
+        <w:rPr>
+          <w:sz w:val="24"/>
+          <w:szCs w:val="24"/>
+        </w:rPr>
+        <w:t xml:space="preserve"> legacy </w:t>
+      </w:r>
+      <w:r>
+        <w:rPr>
+          <w:sz w:val="24"/>
+          <w:szCs w:val="24"/>
+        </w:rPr>
+        <w:t xml:space="preserve">monolithic applications </w:t>
+      </w:r>
+      <w:r>
+        <w:rPr>
+          <w:sz w:val="24"/>
+          <w:szCs w:val="24"/>
+        </w:rPr>
         <w:lastRenderedPageBreak/>
-        <w:t>bounded domains</w:t>
-      </w:r>
-      <w:r>
-        <w:rPr>
-          <w:sz w:val="24"/>
-          <w:szCs w:val="24"/>
-        </w:rPr>
-        <w:t xml:space="preserve"> we can now </w:t>
-      </w:r>
-      <w:r>
-        <w:rPr>
-          <w:sz w:val="24"/>
-          <w:szCs w:val="24"/>
-        </w:rPr>
-        <w:t>exami</w:t>
-      </w:r>
-      <w:r>
-        <w:rPr>
-          <w:sz w:val="24"/>
-          <w:szCs w:val="24"/>
-        </w:rPr>
-        <w:t>ne</w:t>
-      </w:r>
-      <w:r>
-        <w:rPr>
-          <w:sz w:val="24"/>
-          <w:szCs w:val="24"/>
-        </w:rPr>
-        <w:t xml:space="preserve"> the</w:t>
+        <w:t xml:space="preserve">towards </w:t>
+      </w:r>
+      <w:r>
+        <w:rPr>
+          <w:sz w:val="24"/>
+          <w:szCs w:val="24"/>
+        </w:rPr>
+        <w:t xml:space="preserve">modern domain-driven microservice architectures whose availability requirements must be </w:t>
+      </w:r>
+      <w:r>
+        <w:rPr>
+          <w:sz w:val="24"/>
+          <w:szCs w:val="24"/>
+        </w:rPr>
+        <w:t>met</w:t>
       </w:r>
       <w:r>
         <w:rPr>
@@ -15420,49 +15447,42 @@
           <w:sz w:val="24"/>
           <w:szCs w:val="24"/>
         </w:rPr>
-        <w:t>transition from</w:t>
-      </w:r>
-      <w:r>
-        <w:rPr>
-          <w:sz w:val="24"/>
-          <w:szCs w:val="24"/>
-        </w:rPr>
-        <w:t xml:space="preserve"> legacy </w:t>
-      </w:r>
-      <w:r>
-        <w:rPr>
-          <w:sz w:val="24"/>
-          <w:szCs w:val="24"/>
-        </w:rPr>
-        <w:t xml:space="preserve">monolithic applications towards </w:t>
-      </w:r>
-      <w:r>
-        <w:rPr>
-          <w:sz w:val="24"/>
-          <w:szCs w:val="24"/>
-        </w:rPr>
-        <w:t xml:space="preserve">modern </w:t>
-      </w:r>
-      <w:r>
-        <w:rPr>
-          <w:sz w:val="24"/>
-          <w:szCs w:val="24"/>
-        </w:rPr>
-        <w:t>domain-driven</w:t>
-      </w:r>
-      <w:r>
-        <w:rPr>
-          <w:sz w:val="24"/>
-          <w:szCs w:val="24"/>
-        </w:rPr>
-        <w:t xml:space="preserve"> orientated</w:t>
-      </w:r>
-      <w:r>
-        <w:rPr>
-          <w:sz w:val="24"/>
-          <w:szCs w:val="24"/>
-        </w:rPr>
-        <w:t xml:space="preserve"> microservice architectures.</w:t>
+        <w:t>for both</w:t>
+      </w:r>
+      <w:r>
+        <w:rPr>
+          <w:sz w:val="24"/>
+          <w:szCs w:val="24"/>
+        </w:rPr>
+        <w:t xml:space="preserve"> application and </w:t>
+      </w:r>
+      <w:r>
+        <w:rPr>
+          <w:sz w:val="24"/>
+          <w:szCs w:val="24"/>
+        </w:rPr>
+        <w:t xml:space="preserve">the </w:t>
+      </w:r>
+      <w:r>
+        <w:rPr>
+          <w:sz w:val="24"/>
+          <w:szCs w:val="24"/>
+        </w:rPr>
+        <w:t>infrastructure</w:t>
+      </w:r>
+      <w:r>
+        <w:rPr>
+          <w:sz w:val="24"/>
+          <w:szCs w:val="24"/>
+        </w:rPr>
+        <w:t xml:space="preserve"> level</w:t>
+      </w:r>
+      <w:r>
+        <w:rPr>
+          <w:sz w:val="24"/>
+          <w:szCs w:val="24"/>
+        </w:rPr>
+        <w:t>.</w:t>
       </w:r>
     </w:p>
     <w:p>
@@ -15654,7 +15674,21 @@
           <w:sz w:val="24"/>
           <w:szCs w:val="24"/>
         </w:rPr>
-        <w:t>Essentially a monolith cannot run its modules independently and is often deployment as a single application</w:t>
+        <w:t>Essentially a monolith cannot run its modules independently and is often deploy</w:t>
+      </w:r>
+      <w:r>
+        <w:rPr>
+          <w:sz w:val="24"/>
+          <w:szCs w:val="24"/>
+        </w:rPr>
+        <w:t>ed</w:t>
+      </w:r>
+      <w:r>
+        <w:rPr>
+          <w:sz w:val="24"/>
+          <w:szCs w:val="24"/>
+        </w:rPr>
+        <w:t xml:space="preserve"> as a single application</w:t>
       </w:r>
       <w:r>
         <w:rPr>
@@ -15933,6 +15967,13 @@
         </w:rPr>
         <w:t xml:space="preserve">. </w:t>
       </w:r>
+      <w:r>
+        <w:rPr>
+          <w:sz w:val="24"/>
+          <w:szCs w:val="24"/>
+        </w:rPr>
+        <w:t xml:space="preserve">This tight coupling found in Monolithic applications makes it difficult to achieve the resilience and scalability required by the enterprise. </w:t>
+      </w:r>
     </w:p>
     <w:p>
       <w:pPr>
@@ -16040,7 +16081,15 @@
           <w:sz w:val="24"/>
           <w:szCs w:val="24"/>
         </w:rPr>
-        <w:t>harder to defend against while using old</w:t>
+        <w:t xml:space="preserve">harder to </w:t>
+      </w:r>
+      <w:r>
+        <w:rPr>
+          <w:sz w:val="24"/>
+          <w:szCs w:val="24"/>
+        </w:rPr>
+        <w:lastRenderedPageBreak/>
+        <w:t>defend against while using old</w:t>
       </w:r>
       <w:r>
         <w:rPr>
@@ -16068,7 +16117,6 @@
           <w:sz w:val="24"/>
           <w:szCs w:val="24"/>
         </w:rPr>
-        <w:lastRenderedPageBreak/>
         <w:fldChar w:fldCharType="begin"/>
       </w:r>
       <w:r>
@@ -16112,7 +16160,21 @@
           <w:sz w:val="24"/>
           <w:szCs w:val="24"/>
         </w:rPr>
-        <w:t xml:space="preserve">Thus it is possible to understand why many enterprises feel the urgent need to transition away from Monolithic Architecture and towards an architecture </w:t>
+        <w:t>Thus</w:t>
+      </w:r>
+      <w:r>
+        <w:rPr>
+          <w:sz w:val="24"/>
+          <w:szCs w:val="24"/>
+        </w:rPr>
+        <w:t>,</w:t>
+      </w:r>
+      <w:r>
+        <w:rPr>
+          <w:sz w:val="24"/>
+          <w:szCs w:val="24"/>
+        </w:rPr>
+        <w:t xml:space="preserve"> it is possible to understand why many enterprises feel the urgent need to transition away from Monolithic Architecture and towards an architecture </w:t>
       </w:r>
       <w:r>
         <w:rPr>
@@ -16126,7 +16188,42 @@
           <w:sz w:val="24"/>
           <w:szCs w:val="24"/>
         </w:rPr>
-        <w:t xml:space="preserve"> Microservices.</w:t>
+        <w:t xml:space="preserve"> Microservices</w:t>
+      </w:r>
+      <w:r>
+        <w:rPr>
+          <w:sz w:val="24"/>
+          <w:szCs w:val="24"/>
+        </w:rPr>
+        <w:t xml:space="preserve"> and </w:t>
+      </w:r>
+      <w:r>
+        <w:rPr>
+          <w:sz w:val="24"/>
+          <w:szCs w:val="24"/>
+        </w:rPr>
+        <w:t>creates new opportunities</w:t>
+      </w:r>
+      <w:r>
+        <w:rPr>
+          <w:sz w:val="24"/>
+          <w:szCs w:val="24"/>
+        </w:rPr>
+        <w:t xml:space="preserve"> for </w:t>
+      </w:r>
+      <w:r>
+        <w:rPr>
+          <w:sz w:val="24"/>
+          <w:szCs w:val="24"/>
+        </w:rPr>
+        <w:t>HA</w:t>
+      </w:r>
+      <w:r>
+        <w:rPr>
+          <w:sz w:val="24"/>
+          <w:szCs w:val="24"/>
+        </w:rPr>
+        <w:t>.</w:t>
       </w:r>
     </w:p>
     <w:p>
@@ -16427,44 +16524,72 @@
           <w:sz w:val="24"/>
           <w:szCs w:val="24"/>
         </w:rPr>
-        <w:t>This simplifies work performed on each microservice, but can lead to more complex deployment operations, since multiple deployments are now required where in the past one may have been sufficient</w:t>
-      </w:r>
-      <w:r>
-        <w:rPr>
-          <w:sz w:val="24"/>
-          <w:szCs w:val="24"/>
+        <w:t xml:space="preserve">Working with the code base becomes easier and ownership is more easily assignable </w:t>
+      </w:r>
+      <w:r>
+        <w:rPr>
+          <w:sz w:val="24"/>
+          <w:szCs w:val="24"/>
+        </w:rPr>
+        <w:fldChar w:fldCharType="begin"/>
+      </w:r>
+      <w:r>
+        <w:rPr>
+          <w:sz w:val="24"/>
+          <w:szCs w:val="24"/>
+        </w:rPr>
+        <w:instrText xml:space="preserve"> ADDIN ZOTERO_ITEM CSL_CITATION {"citationID":"DRULgpfC","properties":{"unsorted":false,"formattedCitation":"(Kalske {\\i{}et al.} 2018)","plainCitation":"(Kalske et al. 2018)","noteIndex":0},"citationItems":[{"id":176,"uris":["http://zotero.org/users/local/x6OJxADO/items/LXUTEISL"],"itemData":{"id":176,"type":"chapter","abstract":"One of the more recent avenues towards more ﬂexible installations and execution is the transition from monolithic architecture to microservice architecture. In such architecture, where microservices can be more liberally updated, relocated, and replaced, building liquid software also becomes simpler, as adaptation and deployment of code is easier than when using a monolithic architecture where almost everything is connected. In this paper, we study this type of transition. The objective is to identify the reasons why the companies decide to make such transition, and identify the challenges that companies may face during this transition. Our method is a survey based on di</w:instrText>
+      </w:r>
+      <w:r>
+        <w:rPr>
+          <w:rFonts w:ascii="Cambria Math" w:hAnsi="Cambria Math" w:cs="Cambria Math"/>
+          <w:sz w:val="24"/>
+          <w:szCs w:val="24"/>
+        </w:rPr>
+        <w:instrText>↵</w:instrText>
+      </w:r>
+      <w:r>
+        <w:rPr>
+          <w:sz w:val="24"/>
+          <w:szCs w:val="24"/>
+        </w:rPr>
+        <w:instrText xml:space="preserve">erent publications and case studies conducted about these architectural transitions from monolithic architecture to microservices. Our ﬁndings reveal that typical reasons moving towards microservice architecture are complexity, scalability and code ownership. The challenges, on the other hand, can be separated to architectural challenges and organizational challenges. The conclusion is that when a software company grows big enough in size and starts facing problems regarding the size of the codebase, that is when microservices can be a good way to handle the complexity and size. Even though the transition provides its own challenges, these challenges can be easier to solve than the challenges that monolithic architecture presents to company.","container-title":"Current Trends in Web Engineering","DOI":"10.1007/978-3-319-74433-9_3","ISBN":"978-3-319-74432-2","language":"en","note":"collection-title: Lecture Notes in Computer Science","page":"32-47","publisher":"Springer International Publishing","publisher-place":"Cham","source":"DOI.org (Crossref)","title":"Challenges When Moving from Monolith to Microservice Architecture","URL":"http://link.springer.com/10.1007/978-3-319-74433-9_3","volume":"10544","editor":[{"family":"Garrigós","given":"Irene"},{"family":"Wimmer","given":"Manuel"}],"author":[{"family":"Kalske","given":"Miika"},{"family":"Mäkitalo","given":"Niko"},{"family":"Mikkonen","given":"Tommi"}],"accessed":{"date-parts":[["2026",6,3]]},"issued":{"date-parts":[["2018"]]}}}],"schema":"https://github.com/citation-style-language/schema/raw/master/csl-citation.json"} </w:instrText>
+      </w:r>
+      <w:r>
+        <w:rPr>
+          <w:sz w:val="24"/>
+          <w:szCs w:val="24"/>
+        </w:rPr>
+        <w:fldChar w:fldCharType="separate"/>
+      </w:r>
+      <w:r>
+        <w:rPr>
+          <w:rFonts w:ascii="Calibri" w:eastAsiaTheme="minorHAnsi" w:cs="Calibri"/>
+          <w:sz w:val="24"/>
+          <w:szCs w:val="24"/>
+          <w:lang w:val="en-GB"/>
+        </w:rPr>
+        <w:t>(</w:t>
+      </w:r>
+      <w:proofErr w:type="spellStart"/>
+      <w:r>
+        <w:rPr>
+          <w:rFonts w:ascii="Calibri" w:eastAsiaTheme="minorHAnsi" w:cs="Calibri"/>
+          <w:sz w:val="24"/>
+          <w:szCs w:val="24"/>
+          <w:lang w:val="en-GB"/>
+        </w:rPr>
+        <w:t>Kalske</w:t>
+      </w:r>
+      <w:proofErr w:type="spellEnd"/>
+      <w:r>
+        <w:rPr>
+          <w:rFonts w:ascii="Calibri" w:eastAsiaTheme="minorHAnsi" w:cs="Calibri"/>
+          <w:sz w:val="24"/>
+          <w:szCs w:val="24"/>
+          <w:lang w:val="en-GB"/>
         </w:rPr>
         <w:t xml:space="preserve"> </w:t>
-      </w:r>
-      <w:r>
-        <w:rPr>
-          <w:sz w:val="24"/>
-          <w:szCs w:val="24"/>
-        </w:rPr>
-        <w:fldChar w:fldCharType="begin"/>
-      </w:r>
-      <w:r>
-        <w:rPr>
-          <w:sz w:val="24"/>
-          <w:szCs w:val="24"/>
-        </w:rPr>
-        <w:instrText xml:space="preserve"> ADDIN ZOTERO_ITEM CSL_CITATION {"citationID":"M9I3k3Mu","properties":{"unsorted":false,"formattedCitation":"(Zeng {\\i{}et al.} 2023)","plainCitation":"(Zeng et al. 2023)","noteIndex":0},"citationItems":[{"id":227,"uris":["http://zotero.org/users/local/x6OJxADO/items/D9ZTHP85"],"itemData":{"id":227,"type":"paper-conference","abstract":"With continuous development ofsoftware architecture, system has changed from single architecture to microservice multi-cluster architecture, and containerization technology has also been developed to solve the increasingly complex deployment model of microservice architecture. Compilation, packaging, image production, deployment, and upgrading during the software releaseprocess are inefficient due to manualprocessing. Although there are many researches on software architecture, containerization technology, construction technology, but they are relatively independent, and there are few comprehensive plans that combine these technologies together to improve overall efficiency. This paper takes software deployment and management of the containerized multi-instance system as the research object, and proposes a construction plan of operation and maintenance platform. We designed a concise comprehensive experimental platform integrating software development, software construction, image production, system deployment, system operation and maintenance and upgrade. Through the construction and testing of the actual platform environment, the utility and stability ofthe platform are verified, improved software release efficiency. At the same time, the solution is simple and easy to manage, it can meet the general software operation and maintenance requirements in most scenarios.","container-title":"2023 International Conference on Networking and Network Applications (NaNA)","DOI":"10.1109/NaNA60121.2023.00116","event-title":"2023 International Conference on Networking and Network Applications (NaNA)","ISBN":"979-8-3503-2738-0","license":"https://doi.org/10.15223/policy-029","page":"674-679","publisher":"IEEE","publisher-place":"Qingdao, China","source":"DOI.org (Crossref)","title":"A Novel Construction Technology of Microservice Multi-Instance System Automatic Deployment and Upgrade","URL":"https://ieeexplore.ieee.org/document/10284899/","author":[{"family":"Zeng","given":"Ruiqi"},{"family":"Niu","given":"Yiru"},{"family":"Qiao","given":"Lanfei"}],"accessed":{"date-parts":[["2026",7,18]]},"issued":{"date-parts":[["2023",8]]}}}],"schema":"https://github.com/citation-style-language/schema/raw/master/csl-citation.json"} </w:instrText>
-      </w:r>
-      <w:r>
-        <w:rPr>
-          <w:sz w:val="24"/>
-          <w:szCs w:val="24"/>
-        </w:rPr>
-        <w:fldChar w:fldCharType="separate"/>
-      </w:r>
-      <w:r>
-        <w:rPr>
-          <w:rFonts w:ascii="Calibri" w:eastAsiaTheme="minorHAnsi" w:cs="Calibri"/>
-          <w:sz w:val="24"/>
-          <w:szCs w:val="24"/>
-          <w:lang w:val="en-GB"/>
-        </w:rPr>
-        <w:t xml:space="preserve">(Zeng </w:t>
       </w:r>
       <w:r>
         <w:rPr>
@@ -16484,7 +16609,7 @@
           <w:szCs w:val="24"/>
           <w:lang w:val="en-GB"/>
         </w:rPr>
-        <w:t xml:space="preserve"> 2023)</w:t>
+        <w:t xml:space="preserve"> 2018)</w:t>
       </w:r>
       <w:r>
         <w:rPr>
@@ -16498,7 +16623,14 @@
           <w:sz w:val="24"/>
           <w:szCs w:val="24"/>
         </w:rPr>
-        <w:t>.</w:t>
+        <w:t xml:space="preserve">. </w:t>
+      </w:r>
+      <w:r>
+        <w:rPr>
+          <w:sz w:val="24"/>
+          <w:szCs w:val="24"/>
+        </w:rPr>
+        <w:t>This simplifies work performed on each microservice, but can lead to more complex deployment operations, since multiple deployments are now required where in the past one may have been sufficient</w:t>
       </w:r>
       <w:r>
         <w:rPr>
@@ -16507,43 +16639,6 @@
         </w:rPr>
         <w:t xml:space="preserve"> </w:t>
       </w:r>
-    </w:p>
-    <w:p>
-      <w:pPr>
-        <w:spacing w:line="360" w:lineRule="auto"/>
-        <w:rPr>
-          <w:sz w:val="24"/>
-          <w:szCs w:val="24"/>
-        </w:rPr>
-      </w:pPr>
-      <w:r>
-        <w:rPr>
-          <w:sz w:val="24"/>
-          <w:szCs w:val="24"/>
-        </w:rPr>
-        <w:t>Having more applications</w:t>
-      </w:r>
-      <w:r>
-        <w:rPr>
-          <w:sz w:val="24"/>
-          <w:szCs w:val="24"/>
-        </w:rPr>
-        <w:t xml:space="preserve"> meant more maintenance and higher operational overhead. </w:t>
-      </w:r>
-      <w:r>
-        <w:rPr>
-          <w:sz w:val="24"/>
-          <w:szCs w:val="24"/>
-        </w:rPr>
-        <w:t xml:space="preserve">A new </w:t>
-      </w:r>
-      <w:r>
-        <w:rPr>
-          <w:sz w:val="24"/>
-          <w:szCs w:val="24"/>
-        </w:rPr>
-        <w:t xml:space="preserve">approach for the deployment of the microservices evolved that focused on the containerisation of the applications </w:t>
-      </w:r>
       <w:r>
         <w:rPr>
           <w:sz w:val="24"/>
@@ -16556,7 +16651,7 @@
           <w:sz w:val="24"/>
           <w:szCs w:val="24"/>
         </w:rPr>
-        <w:instrText xml:space="preserve"> ADDIN ZOTERO_ITEM CSL_CITATION {"citationID":"rDqunJhf","properties":{"unsorted":false,"formattedCitation":"(Zeng {\\i{}et al.} 2023)","plainCitation":"(Zeng et al. 2023)","noteIndex":0},"citationItems":[{"id":227,"uris":["http://zotero.org/users/local/x6OJxADO/items/D9ZTHP85"],"itemData":{"id":227,"type":"paper-conference","abstract":"With continuous development ofsoftware architecture, system has changed from single architecture to microservice multi-cluster architecture, and containerization technology has also been developed to solve the increasingly complex deployment model of microservice architecture. Compilation, packaging, image production, deployment, and upgrading during the software releaseprocess are inefficient due to manualprocessing. Although there are many researches on software architecture, containerization technology, construction technology, but they are relatively independent, and there are few comprehensive plans that combine these technologies together to improve overall efficiency. This paper takes software deployment and management of the containerized multi-instance system as the research object, and proposes a construction plan of operation and maintenance platform. We designed a concise comprehensive experimental platform integrating software development, software construction, image production, system deployment, system operation and maintenance and upgrade. Through the construction and testing of the actual platform environment, the utility and stability ofthe platform are verified, improved software release efficiency. At the same time, the solution is simple and easy to manage, it can meet the general software operation and maintenance requirements in most scenarios.","container-title":"2023 International Conference on Networking and Network Applications (NaNA)","DOI":"10.1109/NaNA60121.2023.00116","event-title":"2023 International Conference on Networking and Network Applications (NaNA)","ISBN":"979-8-3503-2738-0","license":"https://doi.org/10.15223/policy-029","page":"674-679","publisher":"IEEE","publisher-place":"Qingdao, China","source":"DOI.org (Crossref)","title":"A Novel Construction Technology of Microservice Multi-Instance System Automatic Deployment and Upgrade","URL":"https://ieeexplore.ieee.org/document/10284899/","author":[{"family":"Zeng","given":"Ruiqi"},{"family":"Niu","given":"Yiru"},{"family":"Qiao","given":"Lanfei"}],"accessed":{"date-parts":[["2026",7,18]]},"issued":{"date-parts":[["2023",8]]}}}],"schema":"https://github.com/citation-style-language/schema/raw/master/csl-citation.json"} </w:instrText>
+        <w:instrText xml:space="preserve"> ADDIN ZOTERO_ITEM CSL_CITATION {"citationID":"M9I3k3Mu","properties":{"unsorted":false,"formattedCitation":"(Zeng {\\i{}et al.} 2023)","plainCitation":"(Zeng et al. 2023)","noteIndex":0},"citationItems":[{"id":227,"uris":["http://zotero.org/users/local/x6OJxADO/items/D9ZTHP85"],"itemData":{"id":227,"type":"paper-conference","abstract":"With continuous development ofsoftware architecture, system has changed from single architecture to microservice multi-cluster architecture, and containerization technology has also been developed to solve the increasingly complex deployment model of microservice architecture. Compilation, packaging, image production, deployment, and upgrading during the software releaseprocess are inefficient due to manualprocessing. Although there are many researches on software architecture, containerization technology, construction technology, but they are relatively independent, and there are few comprehensive plans that combine these technologies together to improve overall efficiency. This paper takes software deployment and management of the containerized multi-instance system as the research object, and proposes a construction plan of operation and maintenance platform. We designed a concise comprehensive experimental platform integrating software development, software construction, image production, system deployment, system operation and maintenance and upgrade. Through the construction and testing of the actual platform environment, the utility and stability ofthe platform are verified, improved software release efficiency. At the same time, the solution is simple and easy to manage, it can meet the general software operation and maintenance requirements in most scenarios.","container-title":"2023 International Conference on Networking and Network Applications (NaNA)","DOI":"10.1109/NaNA60121.2023.00116","event-title":"2023 International Conference on Networking and Network Applications (NaNA)","ISBN":"979-8-3503-2738-0","license":"https://doi.org/10.15223/policy-029","page":"674-679","publisher":"IEEE","publisher-place":"Qingdao, China","source":"DOI.org (Crossref)","title":"A Novel Construction Technology of Microservice Multi-Instance System Automatic Deployment and Upgrade","URL":"https://ieeexplore.ieee.org/document/10284899/","author":[{"family":"Zeng","given":"Ruiqi"},{"family":"Niu","given":"Yiru"},{"family":"Qiao","given":"Lanfei"}],"accessed":{"date-parts":[["2026",7,18]]},"issued":{"date-parts":[["2023",8]]}}}],"schema":"https://github.com/citation-style-language/schema/raw/master/csl-citation.json"} </w:instrText>
       </w:r>
       <w:r>
         <w:rPr>
@@ -16606,6 +16701,128 @@
           <w:sz w:val="24"/>
           <w:szCs w:val="24"/>
         </w:rPr>
+        <w:t>.</w:t>
+      </w:r>
+      <w:r>
+        <w:rPr>
+          <w:sz w:val="24"/>
+          <w:szCs w:val="24"/>
+        </w:rPr>
+        <w:t xml:space="preserve"> </w:t>
+      </w:r>
+    </w:p>
+    <w:p>
+      <w:pPr>
+        <w:spacing w:line="360" w:lineRule="auto"/>
+        <w:rPr>
+          <w:sz w:val="24"/>
+          <w:szCs w:val="24"/>
+        </w:rPr>
+      </w:pPr>
+      <w:r>
+        <w:rPr>
+          <w:sz w:val="24"/>
+          <w:szCs w:val="24"/>
+        </w:rPr>
+        <w:t>Having more applications</w:t>
+      </w:r>
+      <w:r>
+        <w:rPr>
+          <w:sz w:val="24"/>
+          <w:szCs w:val="24"/>
+        </w:rPr>
+        <w:t xml:space="preserve"> mean</w:t>
+      </w:r>
+      <w:r>
+        <w:rPr>
+          <w:sz w:val="24"/>
+          <w:szCs w:val="24"/>
+        </w:rPr>
+        <w:t>s</w:t>
+      </w:r>
+      <w:r>
+        <w:rPr>
+          <w:sz w:val="24"/>
+          <w:szCs w:val="24"/>
+        </w:rPr>
+        <w:t xml:space="preserve"> more maintenance and higher operational overhead. </w:t>
+      </w:r>
+      <w:r>
+        <w:rPr>
+          <w:sz w:val="24"/>
+          <w:szCs w:val="24"/>
+        </w:rPr>
+        <w:t xml:space="preserve">A new </w:t>
+      </w:r>
+      <w:r>
+        <w:rPr>
+          <w:sz w:val="24"/>
+          <w:szCs w:val="24"/>
+        </w:rPr>
+        <w:t xml:space="preserve">approach for the deployment of the microservices evolved that focused on the containerisation of the applications </w:t>
+      </w:r>
+      <w:r>
+        <w:rPr>
+          <w:sz w:val="24"/>
+          <w:szCs w:val="24"/>
+        </w:rPr>
+        <w:fldChar w:fldCharType="begin"/>
+      </w:r>
+      <w:r>
+        <w:rPr>
+          <w:sz w:val="24"/>
+          <w:szCs w:val="24"/>
+        </w:rPr>
+        <w:instrText xml:space="preserve"> ADDIN ZOTERO_ITEM CSL_CITATION {"citationID":"rDqunJhf","properties":{"unsorted":false,"formattedCitation":"(Zeng {\\i{}et al.} 2023)","plainCitation":"(Zeng et al. 2023)","noteIndex":0},"citationItems":[{"id":227,"uris":["http://zotero.org/users/local/x6OJxADO/items/D9ZTHP85"],"itemData":{"id":227,"type":"paper-conference","abstract":"With continuous development ofsoftware architecture, system has changed from single architecture to microservice multi-cluster architecture, and containerization technology has also been developed to solve the increasingly complex deployment model of microservice architecture. Compilation, packaging, image production, deployment, and upgrading during the software releaseprocess are inefficient due to manualprocessing. Although there are many researches on software architecture, containerization technology, construction technology, but they are relatively independent, and there are few comprehensive plans that combine these technologies together to improve overall efficiency. This paper takes software deployment and management of the containerized multi-instance system as the research object, and proposes a construction plan of operation and maintenance platform. We designed a concise comprehensive experimental platform integrating software development, software construction, image production, system deployment, system operation and maintenance and upgrade. Through the construction and testing of the actual platform environment, the utility and stability ofthe platform are verified, improved software release efficiency. At the same time, the solution is simple and easy to manage, it can meet the general software operation and maintenance requirements in most scenarios.","container-title":"2023 International Conference on Networking and Network Applications (NaNA)","DOI":"10.1109/NaNA60121.2023.00116","event-title":"2023 International Conference on Networking and Network Applications (NaNA)","ISBN":"979-8-3503-2738-0","license":"https://doi.org/10.15223/policy-029","page":"674-679","publisher":"IEEE","publisher-place":"Qingdao, China","source":"DOI.org (Crossref)","title":"A Novel Construction Technology of Microservice Multi-Instance System Automatic Deployment and Upgrade","URL":"https://ieeexplore.ieee.org/document/10284899/","author":[{"family":"Zeng","given":"Ruiqi"},{"family":"Niu","given":"Yiru"},{"family":"Qiao","given":"Lanfei"}],"accessed":{"date-parts":[["2026",7,18]]},"issued":{"date-parts":[["2023",8]]}}}],"schema":"https://github.com/citation-style-language/schema/raw/master/csl-citation.json"} </w:instrText>
+      </w:r>
+      <w:r>
+        <w:rPr>
+          <w:sz w:val="24"/>
+          <w:szCs w:val="24"/>
+        </w:rPr>
+        <w:fldChar w:fldCharType="separate"/>
+      </w:r>
+      <w:r>
+        <w:rPr>
+          <w:rFonts w:ascii="Calibri" w:eastAsiaTheme="minorHAnsi" w:cs="Calibri"/>
+          <w:sz w:val="24"/>
+          <w:szCs w:val="24"/>
+          <w:lang w:val="en-GB"/>
+        </w:rPr>
+        <w:t xml:space="preserve">(Zeng </w:t>
+      </w:r>
+      <w:r>
+        <w:rPr>
+          <w:rFonts w:ascii="Calibri" w:eastAsiaTheme="minorHAnsi" w:cs="Calibri"/>
+          <w:i/>
+          <w:iCs/>
+          <w:sz w:val="24"/>
+          <w:szCs w:val="24"/>
+          <w:lang w:val="en-GB"/>
+        </w:rPr>
+        <w:t>et al.</w:t>
+      </w:r>
+      <w:r>
+        <w:rPr>
+          <w:rFonts w:ascii="Calibri" w:eastAsiaTheme="minorHAnsi" w:cs="Calibri"/>
+          <w:sz w:val="24"/>
+          <w:szCs w:val="24"/>
+          <w:lang w:val="en-GB"/>
+        </w:rPr>
+        <w:t xml:space="preserve"> 2023)</w:t>
+      </w:r>
+      <w:r>
+        <w:rPr>
+          <w:sz w:val="24"/>
+          <w:szCs w:val="24"/>
+        </w:rPr>
+        <w:fldChar w:fldCharType="end"/>
+      </w:r>
+      <w:r>
+        <w:rPr>
+          <w:sz w:val="24"/>
+          <w:szCs w:val="24"/>
+        </w:rPr>
         <w:t xml:space="preserve">. These containers can be quickly deployed using </w:t>
       </w:r>
       <w:bookmarkStart w:id="34" w:name="OLE_LINK5"/>
@@ -16769,6 +16986,7 @@
       </w:pPr>
       <w:bookmarkStart w:id="36" w:name="_Toc233796060"/>
       <w:r>
+        <w:lastRenderedPageBreak/>
         <w:t>Domain Driven Design with Microservices</w:t>
       </w:r>
       <w:bookmarkEnd w:id="36"/>
@@ -16794,15 +17012,7 @@
           <w:sz w:val="24"/>
           <w:szCs w:val="24"/>
         </w:rPr>
-        <w:t xml:space="preserve"> domain has its own set of applications that are ideally set up as microservices performing one core function each. The microservices can then communicate with other systems by consuming interfaces provided by other microservices </w:t>
-      </w:r>
-      <w:r>
-        <w:rPr>
-          <w:sz w:val="24"/>
-          <w:szCs w:val="24"/>
-        </w:rPr>
-        <w:lastRenderedPageBreak/>
-        <w:t xml:space="preserve">including from other domains. If a domain </w:t>
+        <w:t xml:space="preserve"> domain has its own set of applications that are ideally set up as microservices performing one core function each. The microservices can then communicate with other systems by consuming interfaces provided by other microservices including from other domains. If a domain </w:t>
       </w:r>
       <w:r>
         <w:rPr>
@@ -17220,14 +17430,70 @@
           <w:sz w:val="24"/>
           <w:szCs w:val="24"/>
         </w:rPr>
-        <w:t xml:space="preserve">Companies around the world are working to migrate from monolithic applications towards microservice based architecture in order to </w:t>
-      </w:r>
-      <w:r>
-        <w:rPr>
-          <w:sz w:val="24"/>
-          <w:szCs w:val="24"/>
-        </w:rPr>
-        <w:t xml:space="preserve">the development easier and more scalable </w:t>
+        <w:t>Companies around the world are working to migrate from monolithic applications towards microservice based architecture</w:t>
+      </w:r>
+      <w:r>
+        <w:rPr>
+          <w:sz w:val="24"/>
+          <w:szCs w:val="24"/>
+        </w:rPr>
+        <w:t>s</w:t>
+      </w:r>
+      <w:r>
+        <w:rPr>
+          <w:sz w:val="24"/>
+          <w:szCs w:val="24"/>
+        </w:rPr>
+        <w:t xml:space="preserve"> in order to</w:t>
+      </w:r>
+      <w:r>
+        <w:rPr>
+          <w:sz w:val="24"/>
+          <w:szCs w:val="24"/>
+        </w:rPr>
+        <w:t xml:space="preserve"> make</w:t>
+      </w:r>
+      <w:r>
+        <w:rPr>
+          <w:sz w:val="24"/>
+          <w:szCs w:val="24"/>
+        </w:rPr>
+        <w:t xml:space="preserve"> </w:t>
+      </w:r>
+      <w:r>
+        <w:rPr>
+          <w:sz w:val="24"/>
+          <w:szCs w:val="24"/>
+        </w:rPr>
+        <w:t xml:space="preserve">the </w:t>
+      </w:r>
+      <w:r>
+        <w:rPr>
+          <w:sz w:val="24"/>
+          <w:szCs w:val="24"/>
+        </w:rPr>
+        <w:t>applications more scalable and</w:t>
+      </w:r>
+      <w:r>
+        <w:rPr>
+          <w:sz w:val="24"/>
+          <w:szCs w:val="24"/>
+        </w:rPr>
+        <w:t xml:space="preserve"> easier </w:t>
+      </w:r>
+      <w:r>
+        <w:rPr>
+          <w:sz w:val="24"/>
+          <w:szCs w:val="24"/>
+        </w:rPr>
+        <w:t>to develop</w:t>
+      </w:r>
+      <w:r>
+        <w:rPr>
+          <w:sz w:val="24"/>
+          <w:szCs w:val="24"/>
+        </w:rPr>
+        <w:t xml:space="preserve"> </w:t>
       </w:r>
       <w:r>
         <w:rPr>
@@ -17283,7 +17549,100 @@
           <w:sz w:val="24"/>
           <w:szCs w:val="24"/>
         </w:rPr>
-        <w:t xml:space="preserve">migrate away from the live Monolith which is currently still providing key services and move towards a new MSA. If the service cannot be interrupted then a gradual migration can be considered. A technique known as the Strangler Fig Tree pattern can be followed that allows for a seamless transition. </w:t>
+        <w:t xml:space="preserve">migrate away from the live Monolith which is </w:t>
+      </w:r>
+      <w:r>
+        <w:rPr>
+          <w:sz w:val="24"/>
+          <w:szCs w:val="24"/>
+        </w:rPr>
+        <w:lastRenderedPageBreak/>
+        <w:t xml:space="preserve">currently still providing key services and move towards </w:t>
+      </w:r>
+      <w:r>
+        <w:rPr>
+          <w:sz w:val="24"/>
+          <w:szCs w:val="24"/>
+        </w:rPr>
+        <w:t>the</w:t>
+      </w:r>
+      <w:r>
+        <w:rPr>
+          <w:sz w:val="24"/>
+          <w:szCs w:val="24"/>
+        </w:rPr>
+        <w:t xml:space="preserve"> new MSA</w:t>
+      </w:r>
+      <w:r>
+        <w:rPr>
+          <w:sz w:val="24"/>
+          <w:szCs w:val="24"/>
+        </w:rPr>
+        <w:t xml:space="preserve"> services</w:t>
+      </w:r>
+      <w:r>
+        <w:rPr>
+          <w:sz w:val="24"/>
+          <w:szCs w:val="24"/>
+        </w:rPr>
+        <w:t xml:space="preserve">. If the service cannot be interrupted then a gradual migration can be considered. A technique known as the Strangler Fig Tree pattern can be followed that allows for a seamless transition. </w:t>
+      </w:r>
+      <w:r>
+        <w:rPr>
+          <w:sz w:val="24"/>
+          <w:szCs w:val="24"/>
+        </w:rPr>
+        <w:t xml:space="preserve">This pattern is used to do an evolutionary rewrite of the application system while keeping the original application active in the process </w:t>
+      </w:r>
+      <w:r>
+        <w:rPr>
+          <w:sz w:val="24"/>
+          <w:szCs w:val="24"/>
+        </w:rPr>
+        <w:fldChar w:fldCharType="begin"/>
+      </w:r>
+      <w:r>
+        <w:rPr>
+          <w:sz w:val="24"/>
+          <w:szCs w:val="24"/>
+        </w:rPr>
+        <w:instrText xml:space="preserve"> ADDIN ZOTERO_ITEM CSL_CITATION {"citationID":"nihdd25e","properties":{"unsorted":false,"formattedCitation":"(Yoder and Merson 2020)","plainCitation":"(Yoder and Merson 2020)","noteIndex":0},"citationItems":[{"id":158,"uris":["http://zotero.org/users/local/x6OJxADO/items/8226DMQI"],"itemData":{"id":158,"type":"article-journal","language":"en","source":"Zotero","title":"Strangler Patterns","author":[{"family":"Yoder","given":"Joseph W"},{"family":"Merson","given":"Paulo"}],"issued":{"date-parts":[["2020"]]}}}],"schema":"https://github.com/citation-style-language/schema/raw/master/csl-citation.json"} </w:instrText>
+      </w:r>
+      <w:r>
+        <w:rPr>
+          <w:sz w:val="24"/>
+          <w:szCs w:val="24"/>
+        </w:rPr>
+        <w:fldChar w:fldCharType="separate"/>
+      </w:r>
+      <w:r>
+        <w:rPr>
+          <w:noProof/>
+          <w:sz w:val="24"/>
+          <w:szCs w:val="24"/>
+        </w:rPr>
+        <w:t>(Yoder and Merson 2020)</w:t>
+      </w:r>
+      <w:r>
+        <w:rPr>
+          <w:sz w:val="24"/>
+          <w:szCs w:val="24"/>
+        </w:rPr>
+        <w:fldChar w:fldCharType="end"/>
+      </w:r>
+      <w:r>
+        <w:rPr>
+          <w:sz w:val="24"/>
+          <w:szCs w:val="24"/>
+        </w:rPr>
+        <w:t>.</w:t>
+      </w:r>
+      <w:r>
+        <w:rPr>
+          <w:sz w:val="24"/>
+          <w:szCs w:val="24"/>
+        </w:rPr>
+        <w:t xml:space="preserve"> </w:t>
       </w:r>
     </w:p>
     <w:p>
@@ -17529,6 +17888,7 @@
       </w:pPr>
       <w:bookmarkStart w:id="48" w:name="_Toc233796072"/>
       <w:r>
+        <w:lastRenderedPageBreak/>
         <w:t>Cloud-Native Resilience, High Availability and Disaster Recovery</w:t>
       </w:r>
       <w:bookmarkEnd w:id="48"/>
@@ -17539,7 +17899,6 @@
       </w:pPr>
       <w:bookmarkStart w:id="49" w:name="_Toc233796073"/>
       <w:r>
-        <w:lastRenderedPageBreak/>
         <w:t>Cloud Native Architecture</w:t>
       </w:r>
       <w:bookmarkEnd w:id="49"/>
@@ -18214,6 +18573,7 @@
           <w:szCs w:val="24"/>
           <w:lang w:val="en-GB"/>
         </w:rPr>
+        <w:lastRenderedPageBreak/>
         <w:t>Design and test a prototype event stream domain-driven setup that:</w:t>
       </w:r>
     </w:p>
@@ -18260,7 +18620,6 @@
           <w:szCs w:val="24"/>
           <w:lang w:val="en-GB"/>
         </w:rPr>
-        <w:lastRenderedPageBreak/>
         <w:t>Consumes and processes the Kafka event data via an aggregator microservice hosted in AKS.</w:t>
       </w:r>
     </w:p>
@@ -20325,6 +20684,22 @@
           <w:lang w:val="en-GB"/>
         </w:rPr>
         <w:t>, 1–40, available: https://doi.org/10.1080/14735970.2025.2553430.</w:t>
+      </w:r>
+    </w:p>
+    <w:p>
+      <w:pPr>
+        <w:pStyle w:val="Bibliography"/>
+        <w:rPr>
+          <w:rFonts w:ascii="Calibri" w:eastAsiaTheme="minorHAnsi" w:cs="Calibri"/>
+          <w:lang w:val="en-GB"/>
+        </w:rPr>
+      </w:pPr>
+      <w:r>
+        <w:rPr>
+          <w:rFonts w:ascii="Calibri" w:eastAsiaTheme="minorHAnsi" w:cs="Calibri"/>
+          <w:lang w:val="en-GB"/>
+        </w:rPr>
+        <w:t>Yoder, J.W. and Merson, P. (2020) ‘Strangler Patterns’.</w:t>
       </w:r>
     </w:p>
     <w:p>

--- a/Robyn Doyle Dissertation Draft.docx
+++ b/Robyn Doyle Dissertation Draft.docx
@@ -2252,15 +2252,27 @@
                 <w:sz w:val="24"/>
               </w:rPr>
             </w:pPr>
-            <w:proofErr w:type="spellStart"/>
             <w:r>
               <w:rPr>
                 <w:rFonts w:asciiTheme="minorHAnsi" w:hAnsiTheme="minorHAnsi"/>
                 <w:sz w:val="24"/>
               </w:rPr>
-              <w:t>ReST</w:t>
-            </w:r>
-            <w:proofErr w:type="spellEnd"/>
+              <w:t>R</w:t>
+            </w:r>
+            <w:r>
+              <w:rPr>
+                <w:rFonts w:asciiTheme="minorHAnsi" w:hAnsiTheme="minorHAnsi"/>
+                <w:sz w:val="24"/>
+              </w:rPr>
+              <w:t>E</w:t>
+            </w:r>
+            <w:r>
+              <w:rPr>
+                <w:rFonts w:asciiTheme="minorHAnsi" w:hAnsiTheme="minorHAnsi"/>
+                <w:sz w:val="24"/>
+              </w:rPr>
+              <w:t>ST</w:t>
+            </w:r>
           </w:p>
           <w:p>
             <w:pPr>
@@ -4287,21 +4299,7 @@
                 <w:rStyle w:val="Hyperlink"/>
                 <w:noProof/>
               </w:rPr>
-              <w:t>Research Que</w:t>
-            </w:r>
-            <w:r>
-              <w:rPr>
-                <w:rStyle w:val="Hyperlink"/>
-                <w:noProof/>
-              </w:rPr>
-              <w:t>s</w:t>
-            </w:r>
-            <w:r>
-              <w:rPr>
-                <w:rStyle w:val="Hyperlink"/>
-                <w:noProof/>
-              </w:rPr>
-              <w:t>tion</w:t>
+              <w:t>Research Question</w:t>
             </w:r>
             <w:r>
               <w:rPr>
@@ -9018,7 +9016,6 @@
         </w:rPr>
         <w:t xml:space="preserve">afka events and creating a </w:t>
       </w:r>
-      <w:proofErr w:type="spellStart"/>
       <w:r>
         <w:rPr>
           <w:sz w:val="24"/>
@@ -9040,7 +9037,6 @@
         </w:rPr>
         <w:t>QL</w:t>
       </w:r>
-      <w:proofErr w:type="spellEnd"/>
       <w:r>
         <w:rPr>
           <w:sz w:val="24"/>
@@ -9111,21 +9107,12 @@
         </w:rPr>
         <w:t xml:space="preserve"> </w:t>
       </w:r>
-      <w:proofErr w:type="spellStart"/>
-      <w:r>
-        <w:rPr>
-          <w:sz w:val="24"/>
-          <w:szCs w:val="24"/>
-        </w:rPr>
-        <w:t>GraphQL</w:t>
-      </w:r>
-      <w:proofErr w:type="spellEnd"/>
-      <w:r>
-        <w:rPr>
-          <w:sz w:val="24"/>
-          <w:szCs w:val="24"/>
-        </w:rPr>
-        <w:t xml:space="preserve"> </w:t>
+      <w:r>
+        <w:rPr>
+          <w:sz w:val="24"/>
+          <w:szCs w:val="24"/>
+        </w:rPr>
+        <w:t xml:space="preserve">GraphQL </w:t>
       </w:r>
       <w:r>
         <w:rPr>
@@ -9478,23 +9465,7 @@
           <w:sz w:val="24"/>
           <w:szCs w:val="24"/>
         </w:rPr>
-        <w:t xml:space="preserve">Can the decentralised benefits of event streaming and microservices be coupled with high availability without a major increase in complexity and cost? To aid the investigation various technical artifacts will be created. A set of microservices will be configured to act as the producers for a Kafka topic. These will run as containers in AKS. Then various different implementations will be created to demonstrate how high availability can be made possible for a consumer to aggregate the data and make it searchable via a </w:t>
-      </w:r>
-      <w:proofErr w:type="spellStart"/>
-      <w:r>
-        <w:rPr>
-          <w:sz w:val="24"/>
-          <w:szCs w:val="24"/>
-        </w:rPr>
-        <w:t>GraphQL</w:t>
-      </w:r>
-      <w:proofErr w:type="spellEnd"/>
-      <w:r>
-        <w:rPr>
-          <w:sz w:val="24"/>
-          <w:szCs w:val="24"/>
-        </w:rPr>
-        <w:t xml:space="preserve"> </w:t>
+        <w:t xml:space="preserve">Can the decentralised benefits of event streaming and microservices be coupled with high availability without a major increase in complexity and cost? To aid the investigation various technical artifacts will be created. A set of microservices will be configured to act as the producers for a Kafka topic. These will run as containers in AKS. Then various different implementations will be created to demonstrate how high availability can be made possible for a consumer to aggregate the data and make it searchable via a GraphQL </w:t>
       </w:r>
       <w:r>
         <w:rPr>
@@ -10739,17 +10710,8 @@
           <w:sz w:val="24"/>
           <w:szCs w:val="24"/>
         </w:rPr>
-        <w:t xml:space="preserve">, aggregation and </w:t>
-      </w:r>
-      <w:proofErr w:type="spellStart"/>
-      <w:r>
-        <w:rPr>
-          <w:sz w:val="24"/>
-          <w:szCs w:val="24"/>
-        </w:rPr>
-        <w:t>GraphQL</w:t>
-      </w:r>
-      <w:proofErr w:type="spellEnd"/>
+        <w:t>, aggregation and GraphQL</w:t>
+      </w:r>
       <w:r>
         <w:rPr>
           <w:sz w:val="24"/>
@@ -10782,21 +10744,7 @@
         <w:rPr>
           <w:sz w:val="24"/>
         </w:rPr>
-        <w:t xml:space="preserve">An Azure hosted Redis database will be utilised as a low latency materialised view for the </w:t>
-      </w:r>
-      <w:proofErr w:type="spellStart"/>
-      <w:r>
-        <w:rPr>
-          <w:sz w:val="24"/>
-        </w:rPr>
-        <w:t>GraphQL</w:t>
-      </w:r>
-      <w:proofErr w:type="spellEnd"/>
-      <w:r>
-        <w:rPr>
-          <w:sz w:val="24"/>
-        </w:rPr>
-        <w:t xml:space="preserve"> API. This allow</w:t>
+        <w:t>An Azure hosted Redis database will be utilised as a low latency materialised view for the GraphQL API. This allow</w:t>
       </w:r>
       <w:r>
         <w:rPr>
@@ -14430,51 +14378,25 @@
       <w:r>
         <w:t xml:space="preserve">Figure </w:t>
       </w:r>
-      <w:r>
-        <w:fldChar w:fldCharType="begin"/>
-      </w:r>
-      <w:r>
-        <w:instrText xml:space="preserve"> STYLEREF 3 \s </w:instrText>
-      </w:r>
-      <w:r>
-        <w:fldChar w:fldCharType="separate"/>
-      </w:r>
-      <w:r>
-        <w:rPr>
-          <w:noProof/>
-        </w:rPr>
-        <w:t>1.3.2</w:t>
-      </w:r>
-      <w:r>
-        <w:rPr>
-          <w:noProof/>
-        </w:rPr>
-        <w:fldChar w:fldCharType="end"/>
-      </w:r>
+      <w:fldSimple w:instr=" STYLEREF 3 \s ">
+        <w:r>
+          <w:rPr>
+            <w:noProof/>
+          </w:rPr>
+          <w:t>1.3.2</w:t>
+        </w:r>
+      </w:fldSimple>
       <w:r>
         <w:noBreakHyphen/>
       </w:r>
-      <w:r>
-        <w:fldChar w:fldCharType="begin"/>
-      </w:r>
-      <w:r>
-        <w:instrText xml:space="preserve"> SEQ Figure \* ARABIC \s 3 </w:instrText>
-      </w:r>
-      <w:r>
-        <w:fldChar w:fldCharType="separate"/>
-      </w:r>
-      <w:r>
-        <w:rPr>
-          <w:noProof/>
-        </w:rPr>
-        <w:t>1</w:t>
-      </w:r>
-      <w:r>
-        <w:rPr>
-          <w:noProof/>
-        </w:rPr>
-        <w:fldChar w:fldCharType="end"/>
-      </w:r>
+      <w:fldSimple w:instr=" SEQ Figure \* ARABIC \s 3 ">
+        <w:r>
+          <w:rPr>
+            <w:noProof/>
+          </w:rPr>
+          <w:t>1</w:t>
+        </w:r>
+      </w:fldSimple>
       <w:r>
         <w:t xml:space="preserve"> TOGAF ADM Cycle</w:t>
       </w:r>
@@ -15049,27 +14971,7 @@
           <w:szCs w:val="24"/>
           <w:lang w:val="en-GB"/>
         </w:rPr>
-        <w:t>(</w:t>
-      </w:r>
-      <w:proofErr w:type="spellStart"/>
-      <w:r>
-        <w:rPr>
-          <w:rFonts w:ascii="Calibri" w:eastAsiaTheme="minorHAnsi" w:cs="Calibri"/>
-          <w:sz w:val="24"/>
-          <w:szCs w:val="24"/>
-          <w:lang w:val="en-GB"/>
-        </w:rPr>
-        <w:t>Hippchen</w:t>
-      </w:r>
-      <w:proofErr w:type="spellEnd"/>
-      <w:r>
-        <w:rPr>
-          <w:rFonts w:ascii="Calibri" w:eastAsiaTheme="minorHAnsi" w:cs="Calibri"/>
-          <w:sz w:val="24"/>
-          <w:szCs w:val="24"/>
-          <w:lang w:val="en-GB"/>
-        </w:rPr>
-        <w:t xml:space="preserve"> </w:t>
+        <w:t xml:space="preserve">(Hippchen </w:t>
       </w:r>
       <w:r>
         <w:rPr>
@@ -15245,27 +15147,7 @@
           <w:szCs w:val="24"/>
           <w:lang w:val="en-GB"/>
         </w:rPr>
-        <w:t>(</w:t>
-      </w:r>
-      <w:proofErr w:type="spellStart"/>
-      <w:r>
-        <w:rPr>
-          <w:rFonts w:ascii="Calibri" w:eastAsiaTheme="minorHAnsi" w:cs="Calibri"/>
-          <w:sz w:val="24"/>
-          <w:szCs w:val="24"/>
-          <w:lang w:val="en-GB"/>
-        </w:rPr>
-        <w:t>Macías</w:t>
-      </w:r>
-      <w:proofErr w:type="spellEnd"/>
-      <w:r>
-        <w:rPr>
-          <w:rFonts w:ascii="Calibri" w:eastAsiaTheme="minorHAnsi" w:cs="Calibri"/>
-          <w:sz w:val="24"/>
-          <w:szCs w:val="24"/>
-          <w:lang w:val="en-GB"/>
-        </w:rPr>
-        <w:t xml:space="preserve"> </w:t>
+        <w:t xml:space="preserve">(Macías </w:t>
       </w:r>
       <w:r>
         <w:rPr>
@@ -16569,27 +16451,7 @@
           <w:szCs w:val="24"/>
           <w:lang w:val="en-GB"/>
         </w:rPr>
-        <w:t>(</w:t>
-      </w:r>
-      <w:proofErr w:type="spellStart"/>
-      <w:r>
-        <w:rPr>
-          <w:rFonts w:ascii="Calibri" w:eastAsiaTheme="minorHAnsi" w:cs="Calibri"/>
-          <w:sz w:val="24"/>
-          <w:szCs w:val="24"/>
-          <w:lang w:val="en-GB"/>
-        </w:rPr>
-        <w:t>Kalske</w:t>
-      </w:r>
-      <w:proofErr w:type="spellEnd"/>
-      <w:r>
-        <w:rPr>
-          <w:rFonts w:ascii="Calibri" w:eastAsiaTheme="minorHAnsi" w:cs="Calibri"/>
-          <w:sz w:val="24"/>
-          <w:szCs w:val="24"/>
-          <w:lang w:val="en-GB"/>
-        </w:rPr>
-        <w:t xml:space="preserve"> </w:t>
+        <w:t xml:space="preserve">(Kalske </w:t>
       </w:r>
       <w:r>
         <w:rPr>
@@ -17146,23 +17008,21 @@
           <w:sz w:val="24"/>
           <w:szCs w:val="24"/>
         </w:rPr>
-        <w:t>. These integrations can be implemented with synchronous technologies like Representational State Transfer (</w:t>
-      </w:r>
-      <w:proofErr w:type="spellStart"/>
-      <w:r>
-        <w:rPr>
-          <w:sz w:val="24"/>
-          <w:szCs w:val="24"/>
-        </w:rPr>
-        <w:t>ReST</w:t>
-      </w:r>
-      <w:proofErr w:type="spellEnd"/>
-      <w:r>
-        <w:rPr>
-          <w:sz w:val="24"/>
-          <w:szCs w:val="24"/>
-        </w:rPr>
-        <w:t xml:space="preserve">), but it is often more efficient to use asynchronous set ups following Event Driven Design (EDD) </w:t>
+        <w:t>. These integrations can be implemented with synchronous technologies like Representational State Transfer (R</w:t>
+      </w:r>
+      <w:r>
+        <w:rPr>
+          <w:sz w:val="24"/>
+          <w:szCs w:val="24"/>
+        </w:rPr>
+        <w:t>E</w:t>
+      </w:r>
+      <w:r>
+        <w:rPr>
+          <w:sz w:val="24"/>
+          <w:szCs w:val="24"/>
+        </w:rPr>
+        <w:t xml:space="preserve">ST), but it is often more efficient to use asynchronous set ups following Event Driven Design (EDD) </w:t>
       </w:r>
       <w:r>
         <w:rPr>
@@ -17585,7 +17445,126 @@
           <w:sz w:val="24"/>
           <w:szCs w:val="24"/>
         </w:rPr>
-        <w:t xml:space="preserve">. If the service cannot be interrupted then a gradual migration can be considered. A technique known as the Strangler Fig Tree pattern can be followed that allows for a seamless transition. </w:t>
+        <w:t xml:space="preserve">. If the service cannot be interrupted then a gradual migration can be considered. A technique known as the Strangler </w:t>
+      </w:r>
+      <w:r>
+        <w:rPr>
+          <w:sz w:val="24"/>
+          <w:szCs w:val="24"/>
+        </w:rPr>
+        <w:t>P</w:t>
+      </w:r>
+      <w:r>
+        <w:rPr>
+          <w:sz w:val="24"/>
+          <w:szCs w:val="24"/>
+        </w:rPr>
+        <w:t xml:space="preserve">attern can be followed that allows for a </w:t>
+      </w:r>
+      <w:r>
+        <w:rPr>
+          <w:sz w:val="24"/>
+          <w:szCs w:val="24"/>
+        </w:rPr>
+        <w:t xml:space="preserve">gradual </w:t>
+      </w:r>
+      <w:r>
+        <w:rPr>
+          <w:sz w:val="24"/>
+          <w:szCs w:val="24"/>
+        </w:rPr>
+        <w:t>transition</w:t>
+      </w:r>
+      <w:r>
+        <w:rPr>
+          <w:sz w:val="24"/>
+          <w:szCs w:val="24"/>
+        </w:rPr>
+        <w:t xml:space="preserve"> </w:t>
+      </w:r>
+      <w:r>
+        <w:rPr>
+          <w:sz w:val="24"/>
+          <w:szCs w:val="24"/>
+        </w:rPr>
+        <w:fldChar w:fldCharType="begin"/>
+      </w:r>
+      <w:r>
+        <w:rPr>
+          <w:sz w:val="24"/>
+          <w:szCs w:val="24"/>
+        </w:rPr>
+        <w:instrText xml:space="preserve"> ADDIN ZOTERO_ITEM CSL_CITATION {"citationID":"QlG8YEmo","properties":{"unsorted":false,"formattedCitation":"(Wolfart {\\i{}et al.} 2021)","plainCitation":"(Wolfart et al. 2021)","noteIndex":0},"citationItems":[{"id":152,"uris":["http://zotero.org/users/local/x6OJxADO/items/NNBTKMCR"],"itemData":{"id":152,"type":"paper-conference","abstract":"Legacy systems are long-lived applications, with obsolete technology and degraded architecture. These systems hamper digital transformation and innovation, and require a great amount of resources for maintenance. The modernization of monolithic legacy systems is a strategy to promote better evolution and maintenance, taking advantage of new technologies such as microservices. Microservice architectural style is a paradigm to develop systems as a suite of small and autonomous services, communicating through a lightweight protocol. However, the migration of legacy systems to microservices is complex. Although we can find several studies on this topic, they usually focus on specific activities, e.g., the identification of the microservice boundaries in the legacy code. Also, existing pieces of work do not cover real-world scenarios, since they do not take into account organizational, operational, and technical aspects. To overcome this limitation, in this paper we present a roadmap for modernizing monolithic legacy systems with microservices. The roadmap is distilled from the existing body of knowledge, describing common activities and input/output information. The proposed roadmap is composed of eight activities, grouped in four phases, namely initiation, planning, execution, and monitoring. The main contributions are: (i) serve as a basis for practitioners to plan, execute, and monitor the modernization process; (ii) be a reference for researchers to design new studies; and (iii) motivate tool builders to deal with existing needs.","container-title":"Evaluation and Assessment in Software Engineering","DOI":"10.1145/3463274.3463334","event-title":"EASE 2021: Evaluation and Assessment in Software Engineering","ISBN":"978-1-4503-9053-8","language":"en","page":"149-159","publisher":"ACM","publisher-place":"Trondheim Norway","source":"DOI.org (Crossref)","title":"Modernizing Legacy Systems with Microservices: A Roadmap","title-short":"Modernizing Legacy Systems with Microservices","URL":"https://dl.acm.org/doi/10.1145/3463274.3463334","author":[{"family":"Wolfart","given":"Daniele"},{"family":"Assunção","given":"Wesley K. G."},{"family":"Da Silva","given":"Ivonei F."},{"family":"Domingos","given":"Diogo C. P."},{"family":"Schmeing","given":"Ederson"},{"family":"Villaca","given":"Guilherme L. Donin"},{"family":"Paza","given":"Diogo Do N."}],"accessed":{"date-parts":[["2026",6,3]]},"issued":{"date-parts":[["2021",6,21]]}}}],"schema":"https://github.com/citation-style-language/schema/raw/master/csl-citation.json"} </w:instrText>
+      </w:r>
+      <w:r>
+        <w:rPr>
+          <w:sz w:val="24"/>
+          <w:szCs w:val="24"/>
+        </w:rPr>
+        <w:fldChar w:fldCharType="separate"/>
+      </w:r>
+      <w:r>
+        <w:rPr>
+          <w:rFonts w:ascii="Calibri" w:eastAsiaTheme="minorHAnsi" w:cs="Calibri"/>
+          <w:sz w:val="24"/>
+          <w:szCs w:val="24"/>
+          <w:lang w:val="en-GB"/>
+        </w:rPr>
+        <w:t>(</w:t>
+      </w:r>
+      <w:proofErr w:type="spellStart"/>
+      <w:r>
+        <w:rPr>
+          <w:rFonts w:ascii="Calibri" w:eastAsiaTheme="minorHAnsi" w:cs="Calibri"/>
+          <w:sz w:val="24"/>
+          <w:szCs w:val="24"/>
+          <w:lang w:val="en-GB"/>
+        </w:rPr>
+        <w:t>Wolfart</w:t>
+      </w:r>
+      <w:proofErr w:type="spellEnd"/>
+      <w:r>
+        <w:rPr>
+          <w:rFonts w:ascii="Calibri" w:eastAsiaTheme="minorHAnsi" w:cs="Calibri"/>
+          <w:sz w:val="24"/>
+          <w:szCs w:val="24"/>
+          <w:lang w:val="en-GB"/>
+        </w:rPr>
+        <w:t xml:space="preserve"> </w:t>
+      </w:r>
+      <w:r>
+        <w:rPr>
+          <w:rFonts w:ascii="Calibri" w:eastAsiaTheme="minorHAnsi" w:cs="Calibri"/>
+          <w:i/>
+          <w:iCs/>
+          <w:sz w:val="24"/>
+          <w:szCs w:val="24"/>
+          <w:lang w:val="en-GB"/>
+        </w:rPr>
+        <w:t>et al.</w:t>
+      </w:r>
+      <w:r>
+        <w:rPr>
+          <w:rFonts w:ascii="Calibri" w:eastAsiaTheme="minorHAnsi" w:cs="Calibri"/>
+          <w:sz w:val="24"/>
+          <w:szCs w:val="24"/>
+          <w:lang w:val="en-GB"/>
+        </w:rPr>
+        <w:t xml:space="preserve"> 2021)</w:t>
+      </w:r>
+      <w:r>
+        <w:rPr>
+          <w:sz w:val="24"/>
+          <w:szCs w:val="24"/>
+        </w:rPr>
+        <w:fldChar w:fldCharType="end"/>
+      </w:r>
+      <w:r>
+        <w:rPr>
+          <w:sz w:val="24"/>
+          <w:szCs w:val="24"/>
+        </w:rPr>
+        <w:t xml:space="preserve">. </w:t>
       </w:r>
       <w:r>
         <w:rPr>
@@ -17644,30 +17623,342 @@
         </w:rPr>
         <w:t xml:space="preserve"> </w:t>
       </w:r>
-    </w:p>
-    <w:p>
-      <w:pPr>
-        <w:spacing w:line="360" w:lineRule="auto"/>
-        <w:rPr>
-          <w:sz w:val="24"/>
-          <w:szCs w:val="24"/>
-        </w:rPr>
-      </w:pPr>
-    </w:p>
-    <w:p>
-      <w:pPr>
-        <w:spacing w:line="360" w:lineRule="auto"/>
-        <w:rPr>
-          <w:sz w:val="24"/>
-          <w:szCs w:val="24"/>
-        </w:rPr>
-      </w:pPr>
-      <w:r>
-        <w:rPr>
-          <w:sz w:val="24"/>
-          <w:szCs w:val="24"/>
-        </w:rPr>
-        <w:t>Strangler fig tree pattern</w:t>
+      <w:r>
+        <w:rPr>
+          <w:sz w:val="24"/>
+          <w:szCs w:val="24"/>
+        </w:rPr>
+        <w:t>Since clients of the original monolith may need uninterrupted access to the functionality that the monolith provides</w:t>
+      </w:r>
+      <w:r>
+        <w:rPr>
+          <w:sz w:val="24"/>
+          <w:szCs w:val="24"/>
+        </w:rPr>
+        <w:t>,</w:t>
+      </w:r>
+      <w:r>
+        <w:rPr>
+          <w:sz w:val="24"/>
+          <w:szCs w:val="24"/>
+        </w:rPr>
+        <w:t xml:space="preserve"> an API gateway can be used to route between the old system and new microservices that are gradually built up to replace sections of the monolith </w:t>
+      </w:r>
+      <w:r>
+        <w:rPr>
+          <w:sz w:val="24"/>
+          <w:szCs w:val="24"/>
+        </w:rPr>
+        <w:fldChar w:fldCharType="begin"/>
+      </w:r>
+      <w:r>
+        <w:rPr>
+          <w:sz w:val="24"/>
+          <w:szCs w:val="24"/>
+        </w:rPr>
+        <w:instrText xml:space="preserve"> ADDIN ZOTERO_ITEM CSL_CITATION {"citationID":"mbinJIrw","properties":{"unsorted":false,"formattedCitation":"(Yoder and Merson 2020)","plainCitation":"(Yoder and Merson 2020)","noteIndex":0},"citationItems":[{"id":158,"uris":["http://zotero.org/users/local/x6OJxADO/items/8226DMQI"],"itemData":{"id":158,"type":"article-journal","language":"en","source":"Zotero","title":"Strangler Patterns","author":[{"family":"Yoder","given":"Joseph W"},{"family":"Merson","given":"Paulo"}],"issued":{"date-parts":[["2020"]]}}}],"schema":"https://github.com/citation-style-language/schema/raw/master/csl-citation.json"} </w:instrText>
+      </w:r>
+      <w:r>
+        <w:rPr>
+          <w:sz w:val="24"/>
+          <w:szCs w:val="24"/>
+        </w:rPr>
+        <w:fldChar w:fldCharType="separate"/>
+      </w:r>
+      <w:r>
+        <w:rPr>
+          <w:noProof/>
+          <w:sz w:val="24"/>
+          <w:szCs w:val="24"/>
+        </w:rPr>
+        <w:t>(Yoder and Merson 2020)</w:t>
+      </w:r>
+      <w:r>
+        <w:rPr>
+          <w:sz w:val="24"/>
+          <w:szCs w:val="24"/>
+        </w:rPr>
+        <w:fldChar w:fldCharType="end"/>
+      </w:r>
+      <w:r>
+        <w:rPr>
+          <w:sz w:val="24"/>
+          <w:szCs w:val="24"/>
+        </w:rPr>
+        <w:t xml:space="preserve">. </w:t>
+      </w:r>
+      <w:r>
+        <w:rPr>
+          <w:sz w:val="24"/>
+          <w:szCs w:val="24"/>
+        </w:rPr>
+        <w:t xml:space="preserve">The API gateway </w:t>
+      </w:r>
+      <w:r>
+        <w:rPr>
+          <w:sz w:val="24"/>
+          <w:szCs w:val="24"/>
+        </w:rPr>
+        <w:t>acts</w:t>
+      </w:r>
+      <w:r>
+        <w:rPr>
+          <w:sz w:val="24"/>
+          <w:szCs w:val="24"/>
+        </w:rPr>
+        <w:t xml:space="preserve"> as a façade. It is an abstraction technique that allows  microservice to gradually replace the monolith while hiding these complexities. </w:t>
+      </w:r>
+      <w:r>
+        <w:rPr>
+          <w:sz w:val="24"/>
+          <w:szCs w:val="24"/>
+        </w:rPr>
+        <w:t>Th</w:t>
+      </w:r>
+      <w:r>
+        <w:rPr>
+          <w:sz w:val="24"/>
+          <w:szCs w:val="24"/>
+        </w:rPr>
+        <w:t>e transition</w:t>
+      </w:r>
+      <w:r>
+        <w:rPr>
+          <w:sz w:val="24"/>
+          <w:szCs w:val="24"/>
+        </w:rPr>
+        <w:t xml:space="preserve"> is </w:t>
+      </w:r>
+      <w:r>
+        <w:rPr>
+          <w:sz w:val="24"/>
+          <w:szCs w:val="24"/>
+        </w:rPr>
+        <w:t>c</w:t>
+      </w:r>
+      <w:r>
+        <w:rPr>
+          <w:sz w:val="24"/>
+          <w:szCs w:val="24"/>
+        </w:rPr>
+        <w:t>an</w:t>
+      </w:r>
+      <w:r>
+        <w:rPr>
+          <w:sz w:val="24"/>
+          <w:szCs w:val="24"/>
+        </w:rPr>
+        <w:t xml:space="preserve"> be an</w:t>
+      </w:r>
+      <w:r>
+        <w:rPr>
+          <w:sz w:val="24"/>
+          <w:szCs w:val="24"/>
+        </w:rPr>
+        <w:t xml:space="preserve"> </w:t>
+      </w:r>
+      <w:r>
+        <w:rPr>
+          <w:sz w:val="24"/>
+          <w:szCs w:val="24"/>
+        </w:rPr>
+        <w:t xml:space="preserve">incremental </w:t>
+      </w:r>
+      <w:r>
+        <w:rPr>
+          <w:sz w:val="24"/>
+          <w:szCs w:val="24"/>
+        </w:rPr>
+        <w:t>approach where the monolith is decomposed piece by piece</w:t>
+      </w:r>
+      <w:r>
+        <w:rPr>
+          <w:sz w:val="24"/>
+          <w:szCs w:val="24"/>
+        </w:rPr>
+        <w:t>,</w:t>
+      </w:r>
+      <w:r>
+        <w:rPr>
+          <w:sz w:val="24"/>
+          <w:szCs w:val="24"/>
+        </w:rPr>
+        <w:t xml:space="preserve"> </w:t>
+      </w:r>
+      <w:r>
+        <w:rPr>
+          <w:sz w:val="24"/>
+          <w:szCs w:val="24"/>
+        </w:rPr>
+        <w:t xml:space="preserve">with the possibility to </w:t>
+      </w:r>
+      <w:r>
+        <w:rPr>
+          <w:sz w:val="24"/>
+          <w:szCs w:val="24"/>
+        </w:rPr>
+        <w:t>fall back</w:t>
+      </w:r>
+      <w:r>
+        <w:rPr>
+          <w:sz w:val="24"/>
+          <w:szCs w:val="24"/>
+        </w:rPr>
+        <w:t xml:space="preserve"> to the original monolith if the new microservice has any initial issues </w:t>
+      </w:r>
+      <w:r>
+        <w:rPr>
+          <w:sz w:val="24"/>
+          <w:szCs w:val="24"/>
+        </w:rPr>
+        <w:fldChar w:fldCharType="begin"/>
+      </w:r>
+      <w:r>
+        <w:rPr>
+          <w:sz w:val="24"/>
+          <w:szCs w:val="24"/>
+        </w:rPr>
+        <w:instrText xml:space="preserve"> ADDIN ZOTERO_TEMP </w:instrText>
+      </w:r>
+      <w:r>
+        <w:rPr>
+          <w:sz w:val="24"/>
+          <w:szCs w:val="24"/>
+        </w:rPr>
+        <w:fldChar w:fldCharType="separate"/>
+      </w:r>
+      <w:r>
+        <w:rPr>
+          <w:rFonts w:ascii="Calibri" w:eastAsiaTheme="minorHAnsi" w:cs="Calibri"/>
+          <w:sz w:val="24"/>
+          <w:szCs w:val="24"/>
+          <w:lang w:val="en-GB"/>
+        </w:rPr>
+        <w:t>(</w:t>
+      </w:r>
+      <w:proofErr w:type="spellStart"/>
+      <w:r>
+        <w:rPr>
+          <w:rFonts w:ascii="Calibri" w:eastAsiaTheme="minorHAnsi" w:cs="Calibri"/>
+          <w:sz w:val="24"/>
+          <w:szCs w:val="24"/>
+          <w:lang w:val="en-GB"/>
+        </w:rPr>
+        <w:t>Daya</w:t>
+      </w:r>
+      <w:proofErr w:type="spellEnd"/>
+      <w:r>
+        <w:rPr>
+          <w:rFonts w:ascii="Calibri" w:eastAsiaTheme="minorHAnsi" w:cs="Calibri"/>
+          <w:sz w:val="24"/>
+          <w:szCs w:val="24"/>
+          <w:lang w:val="en-GB"/>
+        </w:rPr>
+        <w:t xml:space="preserve"> </w:t>
+      </w:r>
+      <w:r>
+        <w:rPr>
+          <w:rFonts w:ascii="Calibri" w:eastAsiaTheme="minorHAnsi" w:cs="Calibri"/>
+          <w:i/>
+          <w:iCs/>
+          <w:sz w:val="24"/>
+          <w:szCs w:val="24"/>
+          <w:lang w:val="en-GB"/>
+        </w:rPr>
+        <w:t>et al.</w:t>
+      </w:r>
+      <w:r>
+        <w:rPr>
+          <w:rFonts w:ascii="Calibri" w:eastAsiaTheme="minorHAnsi" w:cs="Calibri"/>
+          <w:sz w:val="24"/>
+          <w:szCs w:val="24"/>
+          <w:lang w:val="en-GB"/>
+        </w:rPr>
+        <w:t xml:space="preserve"> 2021)</w:t>
+      </w:r>
+      <w:r>
+        <w:rPr>
+          <w:sz w:val="24"/>
+          <w:szCs w:val="24"/>
+        </w:rPr>
+        <w:fldChar w:fldCharType="end"/>
+      </w:r>
+      <w:r>
+        <w:rPr>
+          <w:sz w:val="24"/>
+          <w:szCs w:val="24"/>
+        </w:rPr>
+        <w:t xml:space="preserve">. </w:t>
+      </w:r>
+      <w:r>
+        <w:rPr>
+          <w:sz w:val="24"/>
+          <w:szCs w:val="24"/>
+        </w:rPr>
+        <w:t xml:space="preserve">This limits the downtime of the service in such an effective way that clients may not even notice anything at all. </w:t>
+      </w:r>
+      <w:r>
+        <w:rPr>
+          <w:sz w:val="24"/>
+          <w:szCs w:val="24"/>
+        </w:rPr>
+        <w:t>Migration strategies highlight how enterp</w:t>
+      </w:r>
+      <w:r>
+        <w:rPr>
+          <w:sz w:val="24"/>
+          <w:szCs w:val="24"/>
+        </w:rPr>
+        <w:t>r</w:t>
+      </w:r>
+      <w:r>
+        <w:rPr>
+          <w:sz w:val="24"/>
+          <w:szCs w:val="24"/>
+        </w:rPr>
+        <w:t xml:space="preserve">ises transition towards MSA but they do now explain how the newly introduced microservices communicate with each other in a more reliable and scalable way. For that we need to examine </w:t>
+      </w:r>
+      <w:r>
+        <w:rPr>
+          <w:sz w:val="24"/>
+          <w:szCs w:val="24"/>
+        </w:rPr>
+        <w:t>E</w:t>
+      </w:r>
+      <w:r>
+        <w:rPr>
+          <w:sz w:val="24"/>
+          <w:szCs w:val="24"/>
+        </w:rPr>
+        <w:t xml:space="preserve">vent </w:t>
+      </w:r>
+      <w:r>
+        <w:rPr>
+          <w:sz w:val="24"/>
+          <w:szCs w:val="24"/>
+        </w:rPr>
+        <w:t>D</w:t>
+      </w:r>
+      <w:r>
+        <w:rPr>
+          <w:sz w:val="24"/>
+          <w:szCs w:val="24"/>
+        </w:rPr>
+        <w:t xml:space="preserve">riven </w:t>
+      </w:r>
+      <w:r>
+        <w:rPr>
+          <w:sz w:val="24"/>
+          <w:szCs w:val="24"/>
+        </w:rPr>
+        <w:t>A</w:t>
+      </w:r>
+      <w:r>
+        <w:rPr>
+          <w:sz w:val="24"/>
+          <w:szCs w:val="24"/>
+        </w:rPr>
+        <w:t xml:space="preserve">rchitecture in more detail. </w:t>
       </w:r>
     </w:p>
     <w:p>
@@ -17710,12 +18001,85 @@
     <w:p>
       <w:pPr>
         <w:pStyle w:val="Disslevel3"/>
-      </w:pPr>
-      <w:bookmarkStart w:id="40" w:name="_Toc233796064"/>
-      <w:r>
-        <w:t>Event Streaming Systems and fault tolerance</w:t>
-      </w:r>
-      <w:bookmarkEnd w:id="40"/>
+        <w:numPr>
+          <w:ilvl w:val="0"/>
+          <w:numId w:val="0"/>
+        </w:numPr>
+        <w:rPr>
+          <w:rFonts w:asciiTheme="minorHAnsi" w:eastAsiaTheme="minorEastAsia" w:hAnsiTheme="minorHAnsi" w:cstheme="minorBidi"/>
+          <w:color w:val="auto"/>
+        </w:rPr>
+      </w:pPr>
+      <w:r>
+        <w:rPr>
+          <w:rFonts w:asciiTheme="minorHAnsi" w:eastAsiaTheme="minorEastAsia" w:hAnsiTheme="minorHAnsi" w:cstheme="minorBidi"/>
+          <w:color w:val="auto"/>
+        </w:rPr>
+        <w:t>When applications needs to send or receive data from other sources they commonly use application programm</w:t>
+      </w:r>
+      <w:r>
+        <w:rPr>
+          <w:rFonts w:asciiTheme="minorHAnsi" w:eastAsiaTheme="minorEastAsia" w:hAnsiTheme="minorHAnsi" w:cstheme="minorBidi"/>
+          <w:color w:val="auto"/>
+        </w:rPr>
+        <w:t>ing</w:t>
+      </w:r>
+      <w:r>
+        <w:rPr>
+          <w:rFonts w:asciiTheme="minorHAnsi" w:eastAsiaTheme="minorEastAsia" w:hAnsiTheme="minorHAnsi" w:cstheme="minorBidi"/>
+          <w:color w:val="auto"/>
+        </w:rPr>
+        <w:t xml:space="preserve"> interfaces (API)</w:t>
+      </w:r>
+      <w:r>
+        <w:rPr>
+          <w:rFonts w:asciiTheme="minorHAnsi" w:eastAsiaTheme="minorEastAsia" w:hAnsiTheme="minorHAnsi" w:cstheme="minorBidi"/>
+          <w:color w:val="auto"/>
+        </w:rPr>
+        <w:t xml:space="preserve"> to achieve this</w:t>
+      </w:r>
+      <w:r>
+        <w:rPr>
+          <w:rFonts w:asciiTheme="minorHAnsi" w:eastAsiaTheme="minorEastAsia" w:hAnsiTheme="minorHAnsi" w:cstheme="minorBidi"/>
+          <w:color w:val="auto"/>
+        </w:rPr>
+        <w:t>.</w:t>
+      </w:r>
+      <w:r>
+        <w:rPr>
+          <w:rFonts w:asciiTheme="minorHAnsi" w:eastAsiaTheme="minorEastAsia" w:hAnsiTheme="minorHAnsi" w:cstheme="minorBidi"/>
+          <w:color w:val="auto"/>
+        </w:rPr>
+        <w:t xml:space="preserve"> Common API protocol over the years have been SOAP, R</w:t>
+      </w:r>
+      <w:r>
+        <w:rPr>
+          <w:rFonts w:asciiTheme="minorHAnsi" w:eastAsiaTheme="minorEastAsia" w:hAnsiTheme="minorHAnsi" w:cstheme="minorBidi"/>
+          <w:color w:val="auto"/>
+        </w:rPr>
+        <w:t>E</w:t>
+      </w:r>
+      <w:r>
+        <w:rPr>
+          <w:rFonts w:asciiTheme="minorHAnsi" w:eastAsiaTheme="minorEastAsia" w:hAnsiTheme="minorHAnsi" w:cstheme="minorBidi"/>
+          <w:color w:val="auto"/>
+        </w:rPr>
+        <w:t xml:space="preserve">ST, </w:t>
+      </w:r>
+      <w:r>
+        <w:rPr>
+          <w:rFonts w:asciiTheme="minorHAnsi" w:eastAsiaTheme="minorEastAsia" w:hAnsiTheme="minorHAnsi" w:cstheme="minorBidi"/>
+          <w:color w:val="auto"/>
+        </w:rPr>
+        <w:t xml:space="preserve"> </w:t>
+      </w:r>
+      <w:r>
+        <w:rPr>
+          <w:rFonts w:asciiTheme="minorHAnsi" w:eastAsiaTheme="minorEastAsia" w:hAnsiTheme="minorHAnsi" w:cstheme="minorBidi"/>
+          <w:color w:val="auto"/>
+        </w:rPr>
+        <w:t xml:space="preserve">GraphQL, gRPC amongst many others. </w:t>
+      </w:r>
     </w:p>
     <w:p>
       <w:pPr>
@@ -17724,20 +18088,49 @@
           <w:ilvl w:val="0"/>
           <w:numId w:val="0"/>
         </w:numPr>
-        <w:ind w:left="1224"/>
       </w:pPr>
     </w:p>
     <w:p>
       <w:pPr>
         <w:pStyle w:val="Disslevel3"/>
       </w:pPr>
+      <w:bookmarkStart w:id="40" w:name="_Toc233796064"/>
+      <w:r>
+        <w:t>Event Streaming Systems and fault tolerance</w:t>
+      </w:r>
+      <w:bookmarkEnd w:id="40"/>
+    </w:p>
+    <w:p>
+      <w:pPr>
+        <w:pStyle w:val="Disslevel3"/>
+        <w:numPr>
+          <w:ilvl w:val="0"/>
+          <w:numId w:val="0"/>
+        </w:numPr>
+      </w:pPr>
+      <w:r>
+        <w:rPr>
+          <w:rFonts w:asciiTheme="minorHAnsi" w:eastAsiaTheme="minorEastAsia" w:hAnsiTheme="minorHAnsi" w:cstheme="minorBidi"/>
+          <w:color w:val="auto"/>
+        </w:rPr>
+        <w:t>The</w:t>
+      </w:r>
+    </w:p>
+    <w:p>
+      <w:pPr>
+        <w:pStyle w:val="Disslevel3"/>
+      </w:pPr>
       <w:bookmarkStart w:id="41" w:name="_Toc233796065"/>
       <w:r>
         <w:t>Event Aggregation</w:t>
       </w:r>
       <w:bookmarkEnd w:id="41"/>
     </w:p>
-    <w:p/>
+    <w:p>
+      <w:r>
+        <w:t>The</w:t>
+      </w:r>
+    </w:p>
     <w:p/>
     <w:p/>
     <w:p>
@@ -17760,6 +18153,7 @@
       </w:pPr>
       <w:bookmarkStart w:id="42" w:name="_Toc233796066"/>
       <w:r>
+        <w:lastRenderedPageBreak/>
         <w:t xml:space="preserve">Patterns for Data access in </w:t>
       </w:r>
       <w:r>
@@ -17777,7 +18171,11 @@
       </w:r>
       <w:bookmarkEnd w:id="43"/>
     </w:p>
-    <w:p/>
+    <w:p>
+      <w:r>
+        <w:t>The</w:t>
+      </w:r>
+    </w:p>
     <w:p>
       <w:pPr>
         <w:pStyle w:val="Disslevel3"/>
@@ -17841,7 +18239,11 @@
       </w:r>
       <w:bookmarkEnd w:id="45"/>
     </w:p>
-    <w:p/>
+    <w:p>
+      <w:r>
+        <w:t>The</w:t>
+      </w:r>
+    </w:p>
     <w:p>
       <w:pPr>
         <w:pStyle w:val="Disslevel3"/>
@@ -17852,7 +18254,11 @@
       </w:r>
       <w:bookmarkEnd w:id="46"/>
     </w:p>
-    <w:p/>
+    <w:p>
+      <w:r>
+        <w:t>The</w:t>
+      </w:r>
+    </w:p>
     <w:p>
       <w:pPr>
         <w:pStyle w:val="Disslevel3"/>
@@ -17888,7 +18294,6 @@
       </w:pPr>
       <w:bookmarkStart w:id="48" w:name="_Toc233796072"/>
       <w:r>
-        <w:lastRenderedPageBreak/>
         <w:t>Cloud-Native Resilience, High Availability and Disaster Recovery</w:t>
       </w:r>
       <w:bookmarkEnd w:id="48"/>
@@ -17906,6 +18311,22 @@
     <w:p>
       <w:pPr>
         <w:pStyle w:val="Disslevel3"/>
+        <w:numPr>
+          <w:ilvl w:val="0"/>
+          <w:numId w:val="0"/>
+        </w:numPr>
+      </w:pPr>
+      <w:r>
+        <w:rPr>
+          <w:rFonts w:asciiTheme="minorHAnsi" w:eastAsiaTheme="minorEastAsia" w:hAnsiTheme="minorHAnsi" w:cstheme="minorBidi"/>
+          <w:color w:val="auto"/>
+        </w:rPr>
+        <w:t>The</w:t>
+      </w:r>
+    </w:p>
+    <w:p>
+      <w:pPr>
+        <w:pStyle w:val="Disslevel3"/>
       </w:pPr>
       <w:bookmarkStart w:id="50" w:name="_Toc233796074"/>
       <w:r>
@@ -17916,12 +18337,44 @@
     <w:p>
       <w:pPr>
         <w:pStyle w:val="Disslevel3"/>
+        <w:numPr>
+          <w:ilvl w:val="0"/>
+          <w:numId w:val="0"/>
+        </w:numPr>
+      </w:pPr>
+      <w:r>
+        <w:rPr>
+          <w:rFonts w:asciiTheme="minorHAnsi" w:eastAsiaTheme="minorEastAsia" w:hAnsiTheme="minorHAnsi" w:cstheme="minorBidi"/>
+          <w:color w:val="auto"/>
+        </w:rPr>
+        <w:t>The</w:t>
+      </w:r>
+    </w:p>
+    <w:p>
+      <w:pPr>
+        <w:pStyle w:val="Disslevel3"/>
       </w:pPr>
       <w:bookmarkStart w:id="51" w:name="_Toc233796075"/>
       <w:r>
         <w:t>Disaster Recovery Strategies</w:t>
       </w:r>
       <w:bookmarkEnd w:id="51"/>
+    </w:p>
+    <w:p>
+      <w:pPr>
+        <w:pStyle w:val="Disslevel3"/>
+        <w:numPr>
+          <w:ilvl w:val="0"/>
+          <w:numId w:val="0"/>
+        </w:numPr>
+      </w:pPr>
+      <w:r>
+        <w:rPr>
+          <w:rFonts w:asciiTheme="minorHAnsi" w:eastAsiaTheme="minorEastAsia" w:hAnsiTheme="minorHAnsi" w:cstheme="minorBidi"/>
+          <w:color w:val="auto"/>
+        </w:rPr>
+        <w:t>The</w:t>
+      </w:r>
     </w:p>
     <w:p>
       <w:pPr>
@@ -18167,8 +18620,14 @@
           <w:ilvl w:val="0"/>
           <w:numId w:val="0"/>
         </w:numPr>
-        <w:ind w:left="1224"/>
-      </w:pPr>
+      </w:pPr>
+      <w:r>
+        <w:rPr>
+          <w:rFonts w:asciiTheme="minorHAnsi" w:eastAsiaTheme="minorEastAsia" w:hAnsiTheme="minorHAnsi" w:cstheme="minorBidi"/>
+          <w:color w:val="auto"/>
+        </w:rPr>
+        <w:t>The</w:t>
+      </w:r>
     </w:p>
     <w:p>
       <w:pPr>
@@ -18180,7 +18639,11 @@
       </w:r>
       <w:bookmarkEnd w:id="57"/>
     </w:p>
-    <w:p/>
+    <w:p>
+      <w:r>
+        <w:t>The</w:t>
+      </w:r>
+    </w:p>
     <w:p>
       <w:pPr>
         <w:spacing w:after="0" w:line="360" w:lineRule="auto"/>
@@ -18400,6 +18863,7 @@
       </w:pPr>
       <w:bookmarkStart w:id="59" w:name="_Toc233796083"/>
       <w:r>
+        <w:lastRenderedPageBreak/>
         <w:t>Design</w:t>
       </w:r>
       <w:bookmarkEnd w:id="59"/>
@@ -18439,21 +18903,7 @@
         <w:rPr>
           <w:sz w:val="24"/>
         </w:rPr>
-        <w:t xml:space="preserve">An Azure hosted Redis database will be utilised as a low latency materialised view for the </w:t>
-      </w:r>
-      <w:proofErr w:type="spellStart"/>
-      <w:r>
-        <w:rPr>
-          <w:sz w:val="24"/>
-        </w:rPr>
-        <w:t>GraphQL</w:t>
-      </w:r>
-      <w:proofErr w:type="spellEnd"/>
-      <w:r>
-        <w:rPr>
-          <w:sz w:val="24"/>
-        </w:rPr>
-        <w:t xml:space="preserve"> API. This would allow for a Command Query Responsibility Segregation (CQRS) pattern to be implemented allowing for efficient querying. If Redis service were to crash it could be rebuilt by rereading the data in the Kafka topics. Thus it would be self-healing.  </w:t>
+        <w:t xml:space="preserve">An Azure hosted Redis database will be utilised as a low latency materialised view for the GraphQL API. This would allow for a Command Query Responsibility Segregation (CQRS) pattern to be implemented allowing for efficient querying. If Redis service were to crash it could be rebuilt by rereading the data in the Kafka topics. Thus it would be self-healing.  </w:t>
       </w:r>
     </w:p>
     <w:p>
@@ -18573,7 +19023,6 @@
           <w:szCs w:val="24"/>
           <w:lang w:val="en-GB"/>
         </w:rPr>
-        <w:lastRenderedPageBreak/>
         <w:t>Design and test a prototype event stream domain-driven setup that:</w:t>
       </w:r>
     </w:p>
@@ -19097,6 +19546,63 @@
           <w:lang w:val="en-GB"/>
         </w:rPr>
       </w:pPr>
+      <w:proofErr w:type="spellStart"/>
+      <w:r>
+        <w:rPr>
+          <w:rFonts w:ascii="Calibri" w:eastAsiaTheme="minorHAnsi" w:cs="Calibri"/>
+          <w:lang w:val="en-GB"/>
+        </w:rPr>
+        <w:t>Daya</w:t>
+      </w:r>
+      <w:proofErr w:type="spellEnd"/>
+      <w:r>
+        <w:rPr>
+          <w:rFonts w:ascii="Calibri" w:eastAsiaTheme="minorHAnsi" w:cs="Calibri"/>
+          <w:lang w:val="en-GB"/>
+        </w:rPr>
+        <w:t xml:space="preserve">, S., </w:t>
+      </w:r>
+      <w:proofErr w:type="spellStart"/>
+      <w:r>
+        <w:rPr>
+          <w:rFonts w:ascii="Calibri" w:eastAsiaTheme="minorHAnsi" w:cs="Calibri"/>
+          <w:lang w:val="en-GB"/>
+        </w:rPr>
+        <w:t>Maalem</w:t>
+      </w:r>
+      <w:proofErr w:type="spellEnd"/>
+      <w:r>
+        <w:rPr>
+          <w:rFonts w:ascii="Calibri" w:eastAsiaTheme="minorHAnsi" w:cs="Calibri"/>
+          <w:lang w:val="en-GB"/>
+        </w:rPr>
+        <w:t xml:space="preserve">, M., Lau, E., Pandey, S., Safadi, C., and </w:t>
+      </w:r>
+      <w:proofErr w:type="spellStart"/>
+      <w:r>
+        <w:rPr>
+          <w:rFonts w:ascii="Calibri" w:eastAsiaTheme="minorHAnsi" w:cs="Calibri"/>
+          <w:lang w:val="en-GB"/>
+        </w:rPr>
+        <w:t>Kalechstein</w:t>
+      </w:r>
+      <w:proofErr w:type="spellEnd"/>
+      <w:r>
+        <w:rPr>
+          <w:rFonts w:ascii="Calibri" w:eastAsiaTheme="minorHAnsi" w:cs="Calibri"/>
+          <w:lang w:val="en-GB"/>
+        </w:rPr>
+        <w:t>, S. (2021) ‘The Digital Core architecture for Hybrid Modernization’.</w:t>
+      </w:r>
+    </w:p>
+    <w:p>
+      <w:pPr>
+        <w:pStyle w:val="Bibliography"/>
+        <w:rPr>
+          <w:rFonts w:ascii="Calibri" w:eastAsiaTheme="minorHAnsi" w:cs="Calibri"/>
+          <w:lang w:val="en-GB"/>
+        </w:rPr>
+      </w:pPr>
       <w:r>
         <w:rPr>
           <w:rFonts w:ascii="Calibri" w:eastAsiaTheme="minorHAnsi" w:cs="Calibri"/>
@@ -19642,6 +20148,7 @@
           <w:rFonts w:ascii="Calibri" w:eastAsiaTheme="minorHAnsi" w:cs="Calibri"/>
           <w:lang w:val="en-GB"/>
         </w:rPr>
+        <w:lastRenderedPageBreak/>
         <w:t>Kasaram</w:t>
       </w:r>
       <w:proofErr w:type="spellEnd"/>
@@ -19683,7 +20190,6 @@
           <w:rFonts w:ascii="Calibri" w:eastAsiaTheme="minorHAnsi" w:cs="Calibri"/>
           <w:lang w:val="en-GB"/>
         </w:rPr>
-        <w:lastRenderedPageBreak/>
         <w:t>Kiani</w:t>
       </w:r>
       <w:proofErr w:type="spellEnd"/>
@@ -20179,6 +20685,7 @@
           <w:rFonts w:ascii="Calibri" w:eastAsiaTheme="minorHAnsi" w:cs="Calibri"/>
           <w:lang w:val="en-GB"/>
         </w:rPr>
+        <w:lastRenderedPageBreak/>
         <w:t>Samambet</w:t>
       </w:r>
       <w:proofErr w:type="spellEnd"/>
@@ -20212,7 +20719,6 @@
           <w:iCs/>
           <w:lang w:val="en-GB"/>
         </w:rPr>
-        <w:lastRenderedPageBreak/>
         <w:t>International Journal of Professional Business Review</w:t>
       </w:r>
       <w:r>
@@ -20652,6 +21158,127 @@
           <w:lang w:val="en-GB"/>
         </w:rPr>
         <w:t>, 9, 32721–32733, available: https://doi.org/10.1109/ACCESS.2021.3060895.</w:t>
+      </w:r>
+    </w:p>
+    <w:p>
+      <w:pPr>
+        <w:pStyle w:val="Bibliography"/>
+        <w:rPr>
+          <w:rFonts w:ascii="Calibri" w:eastAsiaTheme="minorHAnsi" w:cs="Calibri"/>
+          <w:lang w:val="en-GB"/>
+        </w:rPr>
+      </w:pPr>
+      <w:proofErr w:type="spellStart"/>
+      <w:r>
+        <w:rPr>
+          <w:rFonts w:ascii="Calibri" w:eastAsiaTheme="minorHAnsi" w:cs="Calibri"/>
+          <w:lang w:val="en-GB"/>
+        </w:rPr>
+        <w:t>Wolfart</w:t>
+      </w:r>
+      <w:proofErr w:type="spellEnd"/>
+      <w:r>
+        <w:rPr>
+          <w:rFonts w:ascii="Calibri" w:eastAsiaTheme="minorHAnsi" w:cs="Calibri"/>
+          <w:lang w:val="en-GB"/>
+        </w:rPr>
+        <w:t xml:space="preserve">, D., </w:t>
+      </w:r>
+      <w:proofErr w:type="spellStart"/>
+      <w:r>
+        <w:rPr>
+          <w:rFonts w:ascii="Calibri" w:eastAsiaTheme="minorHAnsi" w:cs="Calibri"/>
+          <w:lang w:val="en-GB"/>
+        </w:rPr>
+        <w:t>Assunção</w:t>
+      </w:r>
+      <w:proofErr w:type="spellEnd"/>
+      <w:r>
+        <w:rPr>
+          <w:rFonts w:ascii="Calibri" w:eastAsiaTheme="minorHAnsi" w:cs="Calibri"/>
+          <w:lang w:val="en-GB"/>
+        </w:rPr>
+        <w:t xml:space="preserve">, W.K.G., Da Silva, I.F., </w:t>
+      </w:r>
+      <w:proofErr w:type="spellStart"/>
+      <w:r>
+        <w:rPr>
+          <w:rFonts w:ascii="Calibri" w:eastAsiaTheme="minorHAnsi" w:cs="Calibri"/>
+          <w:lang w:val="en-GB"/>
+        </w:rPr>
+        <w:t>Domingos</w:t>
+      </w:r>
+      <w:proofErr w:type="spellEnd"/>
+      <w:r>
+        <w:rPr>
+          <w:rFonts w:ascii="Calibri" w:eastAsiaTheme="minorHAnsi" w:cs="Calibri"/>
+          <w:lang w:val="en-GB"/>
+        </w:rPr>
+        <w:t xml:space="preserve">, D.C.P., </w:t>
+      </w:r>
+      <w:proofErr w:type="spellStart"/>
+      <w:r>
+        <w:rPr>
+          <w:rFonts w:ascii="Calibri" w:eastAsiaTheme="minorHAnsi" w:cs="Calibri"/>
+          <w:lang w:val="en-GB"/>
+        </w:rPr>
+        <w:t>Schmeing</w:t>
+      </w:r>
+      <w:proofErr w:type="spellEnd"/>
+      <w:r>
+        <w:rPr>
+          <w:rFonts w:ascii="Calibri" w:eastAsiaTheme="minorHAnsi" w:cs="Calibri"/>
+          <w:lang w:val="en-GB"/>
+        </w:rPr>
+        <w:t xml:space="preserve">, E., </w:t>
+      </w:r>
+      <w:proofErr w:type="spellStart"/>
+      <w:r>
+        <w:rPr>
+          <w:rFonts w:ascii="Calibri" w:eastAsiaTheme="minorHAnsi" w:cs="Calibri"/>
+          <w:lang w:val="en-GB"/>
+        </w:rPr>
+        <w:t>Villaca</w:t>
+      </w:r>
+      <w:proofErr w:type="spellEnd"/>
+      <w:r>
+        <w:rPr>
+          <w:rFonts w:ascii="Calibri" w:eastAsiaTheme="minorHAnsi" w:cs="Calibri"/>
+          <w:lang w:val="en-GB"/>
+        </w:rPr>
+        <w:t xml:space="preserve">, G.L.D., and </w:t>
+      </w:r>
+      <w:proofErr w:type="spellStart"/>
+      <w:r>
+        <w:rPr>
+          <w:rFonts w:ascii="Calibri" w:eastAsiaTheme="minorHAnsi" w:cs="Calibri"/>
+          <w:lang w:val="en-GB"/>
+        </w:rPr>
+        <w:t>Paza</w:t>
+      </w:r>
+      <w:proofErr w:type="spellEnd"/>
+      <w:r>
+        <w:rPr>
+          <w:rFonts w:ascii="Calibri" w:eastAsiaTheme="minorHAnsi" w:cs="Calibri"/>
+          <w:lang w:val="en-GB"/>
+        </w:rPr>
+        <w:t xml:space="preserve">, D.D.N. (2021) ‘Modernizing Legacy Systems with Microservices: A Roadmap’, in </w:t>
+      </w:r>
+      <w:r>
+        <w:rPr>
+          <w:rFonts w:ascii="Calibri" w:eastAsiaTheme="minorHAnsi" w:cs="Calibri"/>
+          <w:i/>
+          <w:iCs/>
+          <w:lang w:val="en-GB"/>
+        </w:rPr>
+        <w:t>Evaluation and Assessment in Software Engineering</w:t>
+      </w:r>
+      <w:r>
+        <w:rPr>
+          <w:rFonts w:ascii="Calibri" w:eastAsiaTheme="minorHAnsi" w:cs="Calibri"/>
+          <w:lang w:val="en-GB"/>
+        </w:rPr>
+        <w:t>, Presented at the EASE 2021: Evaluation and Assessment in Software Engineering, Trondheim Norway: ACM, 149–159, available: https://doi.org/10.1145/3463274.3463334.</w:t>
       </w:r>
     </w:p>
     <w:p>
@@ -24424,6 +25051,7 @@
   <w:style w:type="character" w:default="1" w:styleId="DefaultParagraphFont">
     <w:name w:val="Default Paragraph Font"/>
     <w:uiPriority w:val="1"/>
+    <w:semiHidden/>
     <w:unhideWhenUsed/>
   </w:style>
   <w:style w:type="table" w:default="1" w:styleId="TableNormal">

--- a/Robyn Doyle Dissertation Draft.docx
+++ b/Robyn Doyle Dissertation Draft.docx
@@ -2325,6 +2325,23 @@
               <w:t>CI/CD</w:t>
             </w:r>
           </w:p>
+          <w:p>
+            <w:pPr>
+              <w:pStyle w:val="PRBodyText"/>
+              <w:spacing w:line="360" w:lineRule="auto"/>
+              <w:rPr>
+                <w:rFonts w:asciiTheme="minorHAnsi" w:hAnsiTheme="minorHAnsi"/>
+                <w:sz w:val="24"/>
+              </w:rPr>
+            </w:pPr>
+            <w:r>
+              <w:rPr>
+                <w:rFonts w:asciiTheme="minorHAnsi" w:hAnsiTheme="minorHAnsi"/>
+                <w:sz w:val="24"/>
+              </w:rPr>
+              <w:t>EDA</w:t>
+            </w:r>
+          </w:p>
         </w:tc>
         <w:tc>
           <w:tcPr>
@@ -2614,6 +2631,23 @@
                 <w:sz w:val="24"/>
               </w:rPr>
               <w:t>Integration and Continuous Deployment</w:t>
+            </w:r>
+          </w:p>
+          <w:p>
+            <w:pPr>
+              <w:pStyle w:val="PRBodyText"/>
+              <w:spacing w:line="360" w:lineRule="auto"/>
+              <w:rPr>
+                <w:rFonts w:asciiTheme="minorHAnsi" w:hAnsiTheme="minorHAnsi"/>
+                <w:sz w:val="24"/>
+              </w:rPr>
+            </w:pPr>
+            <w:r>
+              <w:rPr>
+                <w:rFonts w:asciiTheme="minorHAnsi" w:hAnsiTheme="minorHAnsi"/>
+                <w:sz w:val="24"/>
+              </w:rPr>
+              <w:t>Event-Driven Architecture</w:t>
             </w:r>
           </w:p>
         </w:tc>
@@ -17984,6 +18018,7 @@
       </w:pPr>
       <w:bookmarkStart w:id="39" w:name="_Toc233796063"/>
       <w:r>
+        <w:lastRenderedPageBreak/>
         <w:t>Event Driven Architecture</w:t>
       </w:r>
       <w:bookmarkEnd w:id="39"/>
@@ -18015,70 +18050,253 @@
           <w:rFonts w:asciiTheme="minorHAnsi" w:eastAsiaTheme="minorEastAsia" w:hAnsiTheme="minorHAnsi" w:cstheme="minorBidi"/>
           <w:color w:val="auto"/>
         </w:rPr>
-        <w:t>When applications needs to send or receive data from other sources they commonly use application programm</w:t>
+        <w:t xml:space="preserve">As soon as enterprises think about transitioning towards Domain Driven MSA the question of how these new services will communicate arises. Traditionally Microservices </w:t>
       </w:r>
       <w:r>
         <w:rPr>
           <w:rFonts w:asciiTheme="minorHAnsi" w:eastAsiaTheme="minorEastAsia" w:hAnsiTheme="minorHAnsi" w:cstheme="minorBidi"/>
           <w:color w:val="auto"/>
         </w:rPr>
-        <w:t>ing</w:t>
+        <w:t>rely</w:t>
       </w:r>
       <w:r>
         <w:rPr>
           <w:rFonts w:asciiTheme="minorHAnsi" w:eastAsiaTheme="minorEastAsia" w:hAnsiTheme="minorHAnsi" w:cstheme="minorBidi"/>
           <w:color w:val="auto"/>
         </w:rPr>
-        <w:t xml:space="preserve"> interfaces (API)</w:t>
+        <w:t xml:space="preserve"> upon</w:t>
       </w:r>
       <w:r>
         <w:rPr>
           <w:rFonts w:asciiTheme="minorHAnsi" w:eastAsiaTheme="minorEastAsia" w:hAnsiTheme="minorHAnsi" w:cstheme="minorBidi"/>
           <w:color w:val="auto"/>
         </w:rPr>
-        <w:t xml:space="preserve"> to achieve this</w:t>
+        <w:t xml:space="preserve"> various</w:t>
       </w:r>
       <w:r>
         <w:rPr>
           <w:rFonts w:asciiTheme="minorHAnsi" w:eastAsiaTheme="minorEastAsia" w:hAnsiTheme="minorHAnsi" w:cstheme="minorBidi"/>
           <w:color w:val="auto"/>
         </w:rPr>
-        <w:t>.</w:t>
+        <w:t xml:space="preserve"> application programm</w:t>
       </w:r>
       <w:r>
         <w:rPr>
           <w:rFonts w:asciiTheme="minorHAnsi" w:eastAsiaTheme="minorEastAsia" w:hAnsiTheme="minorHAnsi" w:cstheme="minorBidi"/>
           <w:color w:val="auto"/>
         </w:rPr>
-        <w:t xml:space="preserve"> Common API protocol over the years have been SOAP, R</w:t>
+        <w:t>ing</w:t>
       </w:r>
       <w:r>
         <w:rPr>
           <w:rFonts w:asciiTheme="minorHAnsi" w:eastAsiaTheme="minorEastAsia" w:hAnsiTheme="minorHAnsi" w:cstheme="minorBidi"/>
           <w:color w:val="auto"/>
         </w:rPr>
-        <w:t>E</w:t>
+        <w:t xml:space="preserve"> interfaces (API)</w:t>
       </w:r>
       <w:r>
         <w:rPr>
           <w:rFonts w:asciiTheme="minorHAnsi" w:eastAsiaTheme="minorEastAsia" w:hAnsiTheme="minorHAnsi" w:cstheme="minorBidi"/>
           <w:color w:val="auto"/>
         </w:rPr>
-        <w:t xml:space="preserve">ST, </w:t>
+        <w:t xml:space="preserve"> types</w:t>
       </w:r>
       <w:r>
         <w:rPr>
           <w:rFonts w:asciiTheme="minorHAnsi" w:eastAsiaTheme="minorEastAsia" w:hAnsiTheme="minorHAnsi" w:cstheme="minorBidi"/>
           <w:color w:val="auto"/>
         </w:rPr>
-        <w:t xml:space="preserve"> </w:t>
+        <w:t xml:space="preserve"> to </w:t>
       </w:r>
       <w:r>
         <w:rPr>
           <w:rFonts w:asciiTheme="minorHAnsi" w:eastAsiaTheme="minorEastAsia" w:hAnsiTheme="minorHAnsi" w:cstheme="minorBidi"/>
           <w:color w:val="auto"/>
         </w:rPr>
-        <w:t xml:space="preserve">GraphQL, gRPC amongst many others. </w:t>
+        <w:t>send and receive data</w:t>
+      </w:r>
+      <w:r>
+        <w:rPr>
+          <w:rFonts w:asciiTheme="minorHAnsi" w:eastAsiaTheme="minorEastAsia" w:hAnsiTheme="minorHAnsi" w:cstheme="minorBidi"/>
+          <w:color w:val="auto"/>
+        </w:rPr>
+        <w:t>.</w:t>
+      </w:r>
+      <w:r>
+        <w:rPr>
+          <w:rFonts w:asciiTheme="minorHAnsi" w:eastAsiaTheme="minorEastAsia" w:hAnsiTheme="minorHAnsi" w:cstheme="minorBidi"/>
+          <w:color w:val="auto"/>
+        </w:rPr>
+        <w:t xml:space="preserve"> Common API </w:t>
+      </w:r>
+      <w:r>
+        <w:rPr>
+          <w:rFonts w:asciiTheme="minorHAnsi" w:eastAsiaTheme="minorEastAsia" w:hAnsiTheme="minorHAnsi" w:cstheme="minorBidi"/>
+          <w:color w:val="auto"/>
+        </w:rPr>
+        <w:t>technologies include</w:t>
+      </w:r>
+      <w:r>
+        <w:rPr>
+          <w:rFonts w:asciiTheme="minorHAnsi" w:eastAsiaTheme="minorEastAsia" w:hAnsiTheme="minorHAnsi" w:cstheme="minorBidi"/>
+          <w:color w:val="auto"/>
+        </w:rPr>
+        <w:t xml:space="preserve"> SOAP, R</w:t>
+      </w:r>
+      <w:r>
+        <w:rPr>
+          <w:rFonts w:asciiTheme="minorHAnsi" w:eastAsiaTheme="minorEastAsia" w:hAnsiTheme="minorHAnsi" w:cstheme="minorBidi"/>
+          <w:color w:val="auto"/>
+        </w:rPr>
+        <w:t>E</w:t>
+      </w:r>
+      <w:r>
+        <w:rPr>
+          <w:rFonts w:asciiTheme="minorHAnsi" w:eastAsiaTheme="minorEastAsia" w:hAnsiTheme="minorHAnsi" w:cstheme="minorBidi"/>
+          <w:color w:val="auto"/>
+        </w:rPr>
+        <w:t xml:space="preserve">ST, </w:t>
+      </w:r>
+      <w:r>
+        <w:rPr>
+          <w:rFonts w:asciiTheme="minorHAnsi" w:eastAsiaTheme="minorEastAsia" w:hAnsiTheme="minorHAnsi" w:cstheme="minorBidi"/>
+          <w:color w:val="auto"/>
+        </w:rPr>
+        <w:t xml:space="preserve"> </w:t>
+      </w:r>
+      <w:r>
+        <w:rPr>
+          <w:rFonts w:asciiTheme="minorHAnsi" w:eastAsiaTheme="minorEastAsia" w:hAnsiTheme="minorHAnsi" w:cstheme="minorBidi"/>
+          <w:color w:val="auto"/>
+        </w:rPr>
+        <w:t>GraphQL</w:t>
+      </w:r>
+      <w:r>
+        <w:rPr>
+          <w:rFonts w:asciiTheme="minorHAnsi" w:eastAsiaTheme="minorEastAsia" w:hAnsiTheme="minorHAnsi" w:cstheme="minorBidi"/>
+          <w:color w:val="auto"/>
+        </w:rPr>
+        <w:t xml:space="preserve"> and</w:t>
+      </w:r>
+      <w:r>
+        <w:rPr>
+          <w:rFonts w:asciiTheme="minorHAnsi" w:eastAsiaTheme="minorEastAsia" w:hAnsiTheme="minorHAnsi" w:cstheme="minorBidi"/>
+          <w:color w:val="auto"/>
+        </w:rPr>
+        <w:t xml:space="preserve"> gRPC</w:t>
+      </w:r>
+      <w:r>
+        <w:rPr>
+          <w:rFonts w:asciiTheme="minorHAnsi" w:eastAsiaTheme="minorEastAsia" w:hAnsiTheme="minorHAnsi" w:cstheme="minorBidi"/>
+          <w:color w:val="auto"/>
+        </w:rPr>
+        <w:t xml:space="preserve">. These are synchronous APIs which force the sender and receiver to wait upon one another. For large scale </w:t>
+      </w:r>
+      <w:r>
+        <w:rPr>
+          <w:rFonts w:asciiTheme="minorHAnsi" w:eastAsiaTheme="minorEastAsia" w:hAnsiTheme="minorHAnsi" w:cstheme="minorBidi"/>
+          <w:color w:val="auto"/>
+        </w:rPr>
+        <w:t>domain driven enterprises there is a need for a more scalable option. Asynchronous</w:t>
+      </w:r>
+      <w:r>
+        <w:rPr>
+          <w:rFonts w:asciiTheme="minorHAnsi" w:eastAsiaTheme="minorEastAsia" w:hAnsiTheme="minorHAnsi" w:cstheme="minorBidi"/>
+          <w:color w:val="auto"/>
+        </w:rPr>
+        <w:t xml:space="preserve"> methods like Event Streaming fit the bill</w:t>
+      </w:r>
+      <w:r>
+        <w:rPr>
+          <w:rFonts w:asciiTheme="minorHAnsi" w:eastAsiaTheme="minorEastAsia" w:hAnsiTheme="minorHAnsi" w:cstheme="minorBidi"/>
+          <w:color w:val="auto"/>
+        </w:rPr>
+        <w:t xml:space="preserve"> for scalable Event</w:t>
+      </w:r>
+      <w:r>
+        <w:rPr>
+          <w:rFonts w:asciiTheme="minorHAnsi" w:eastAsiaTheme="minorEastAsia" w:hAnsiTheme="minorHAnsi" w:cstheme="minorBidi"/>
+          <w:color w:val="auto"/>
+        </w:rPr>
+        <w:t>-</w:t>
+      </w:r>
+      <w:r>
+        <w:rPr>
+          <w:rFonts w:asciiTheme="minorHAnsi" w:eastAsiaTheme="minorEastAsia" w:hAnsiTheme="minorHAnsi" w:cstheme="minorBidi"/>
+          <w:color w:val="auto"/>
+        </w:rPr>
+        <w:t>Driven Architecture (EDA)</w:t>
+      </w:r>
+      <w:r>
+        <w:rPr>
+          <w:rFonts w:asciiTheme="minorHAnsi" w:eastAsiaTheme="minorEastAsia" w:hAnsiTheme="minorHAnsi" w:cstheme="minorBidi"/>
+          <w:color w:val="auto"/>
+        </w:rPr>
+        <w:t xml:space="preserve"> where microservices produce and consume events into topics</w:t>
+      </w:r>
+      <w:r>
+        <w:rPr>
+          <w:rFonts w:asciiTheme="minorHAnsi" w:eastAsiaTheme="minorEastAsia" w:hAnsiTheme="minorHAnsi" w:cstheme="minorBidi"/>
+          <w:color w:val="auto"/>
+        </w:rPr>
+        <w:t xml:space="preserve">. </w:t>
+      </w:r>
+      <w:r>
+        <w:rPr>
+          <w:rFonts w:asciiTheme="minorHAnsi" w:eastAsiaTheme="minorEastAsia" w:hAnsiTheme="minorHAnsi" w:cstheme="minorBidi"/>
+          <w:color w:val="auto"/>
+        </w:rPr>
+        <w:t>Producers and consumers are decoupled which allows for excellent scalability of the system and adaptability to changing business requirements</w:t>
+      </w:r>
+      <w:r>
+        <w:rPr>
+          <w:rFonts w:asciiTheme="minorHAnsi" w:eastAsiaTheme="minorEastAsia" w:hAnsiTheme="minorHAnsi" w:cstheme="minorBidi"/>
+          <w:color w:val="auto"/>
+        </w:rPr>
+        <w:t xml:space="preserve"> </w:t>
+      </w:r>
+      <w:r>
+        <w:rPr>
+          <w:rFonts w:asciiTheme="minorHAnsi" w:eastAsiaTheme="minorEastAsia" w:hAnsiTheme="minorHAnsi" w:cstheme="minorBidi"/>
+          <w:color w:val="auto"/>
+        </w:rPr>
+        <w:fldChar w:fldCharType="begin"/>
+      </w:r>
+      <w:r>
+        <w:rPr>
+          <w:rFonts w:asciiTheme="minorHAnsi" w:eastAsiaTheme="minorEastAsia" w:hAnsiTheme="minorHAnsi" w:cstheme="minorBidi"/>
+          <w:color w:val="auto"/>
+        </w:rPr>
+        <w:instrText xml:space="preserve"> ADDIN ZOTERO_ITEM CSL_CITATION {"citationID":"LcbTT86P","properties":{"unsorted":false,"formattedCitation":"(- 2025)","plainCitation":"(- 2025)","noteIndex":0},"citationItems":[{"id":89,"uris":["http://zotero.org/users/local/x6OJxADO/items/Y6Q4RAEH"],"itemData":{"id":89,"type":"article-journal","abstract":"Event-Driven Architecture (EDA) has emerged as a foundational paradigm for modern distributed systems, enabling organizations to build resilient, scalable, and responsive applications. This architectural approach fundamentally transforms how system components interact by facilitating asynchronous communication through events rather than direct calls. By decoupling producers and consumers, EDA creates systems that can maintain high availability during failures, scale dynamically under variable loads, and adapt quickly to changing business requirements. Organizations across sectors including finance, healthcare, retail, and manufacturing have realized substantial benefits in performance, maintainability, and operational efficiency after implementing event-driven patterns. The architecture's core components—event producers and consumers, message brokers, and streaming analytics platforms—work in concert to enable real-time processing, reduced dependencies, and enhanced business agility. While offering significant advantages, EDA also introduces challenges in schema management, eventual consistency, debugging, and error handling that must be addressed through deliberate implementation strategies.","container-title":"International Journal on Science and Technology","DOI":"10.71097/IJSAT.v16.i1.2907","ISSN":"2229-7677","issue":"1","journalAbbreviation":"IJSAT","language":"en","page":"2907","source":"DOI.org (Crossref)","title":"Event-Driven Architectures: The Foundation of Modern Distributed Systems","title-short":"Event-Driven Architectures","volume":"16","author":[{"family":"-","given":"Karthik Reddy Thondalapally"}],"issued":{"date-parts":[["2025",3,28]]}}}],"schema":"https://github.com/citation-style-language/schema/raw/master/csl-citation.json"} </w:instrText>
+      </w:r>
+      <w:r>
+        <w:rPr>
+          <w:rFonts w:asciiTheme="minorHAnsi" w:eastAsiaTheme="minorEastAsia" w:hAnsiTheme="minorHAnsi" w:cstheme="minorBidi"/>
+          <w:color w:val="auto"/>
+        </w:rPr>
+        <w:fldChar w:fldCharType="separate"/>
+      </w:r>
+      <w:r>
+        <w:rPr>
+          <w:rFonts w:asciiTheme="minorHAnsi" w:eastAsiaTheme="minorEastAsia" w:hAnsiTheme="minorHAnsi" w:cstheme="minorBidi"/>
+          <w:noProof/>
+          <w:color w:val="auto"/>
+        </w:rPr>
+        <w:t>(Karthik Reddy Thondalapally 2025)</w:t>
+      </w:r>
+      <w:r>
+        <w:rPr>
+          <w:rFonts w:asciiTheme="minorHAnsi" w:eastAsiaTheme="minorEastAsia" w:hAnsiTheme="minorHAnsi" w:cstheme="minorBidi"/>
+          <w:color w:val="auto"/>
+        </w:rPr>
+        <w:fldChar w:fldCharType="end"/>
+      </w:r>
+      <w:r>
+        <w:rPr>
+          <w:rFonts w:asciiTheme="minorHAnsi" w:eastAsiaTheme="minorEastAsia" w:hAnsiTheme="minorHAnsi" w:cstheme="minorBidi"/>
+          <w:color w:val="auto"/>
+        </w:rPr>
+        <w:t xml:space="preserve">. </w:t>
       </w:r>
     </w:p>
     <w:p>
@@ -18153,7 +18371,6 @@
       </w:pPr>
       <w:bookmarkStart w:id="42" w:name="_Toc233796066"/>
       <w:r>
-        <w:lastRenderedPageBreak/>
         <w:t xml:space="preserve">Patterns for Data access in </w:t>
       </w:r>
       <w:r>
@@ -18294,6 +18511,7 @@
       </w:pPr>
       <w:bookmarkStart w:id="48" w:name="_Toc233796072"/>
       <w:r>
+        <w:lastRenderedPageBreak/>
         <w:t>Cloud-Native Resilience, High Availability and Disaster Recovery</w:t>
       </w:r>
       <w:bookmarkEnd w:id="48"/>
@@ -18664,6 +18882,7 @@
       </w:pPr>
       <w:bookmarkStart w:id="58" w:name="_Toc233796082"/>
       <w:r>
+        <w:lastRenderedPageBreak/>
         <w:t>Research Gap and Conclusion</w:t>
       </w:r>
       <w:bookmarkEnd w:id="58"/>
@@ -18863,7 +19082,6 @@
       </w:pPr>
       <w:bookmarkStart w:id="59" w:name="_Toc233796083"/>
       <w:r>
-        <w:lastRenderedPageBreak/>
         <w:t>Design</w:t>
       </w:r>
       <w:bookmarkEnd w:id="59"/>
@@ -19546,63 +19764,6 @@
           <w:lang w:val="en-GB"/>
         </w:rPr>
       </w:pPr>
-      <w:proofErr w:type="spellStart"/>
-      <w:r>
-        <w:rPr>
-          <w:rFonts w:ascii="Calibri" w:eastAsiaTheme="minorHAnsi" w:cs="Calibri"/>
-          <w:lang w:val="en-GB"/>
-        </w:rPr>
-        <w:t>Daya</w:t>
-      </w:r>
-      <w:proofErr w:type="spellEnd"/>
-      <w:r>
-        <w:rPr>
-          <w:rFonts w:ascii="Calibri" w:eastAsiaTheme="minorHAnsi" w:cs="Calibri"/>
-          <w:lang w:val="en-GB"/>
-        </w:rPr>
-        <w:t xml:space="preserve">, S., </w:t>
-      </w:r>
-      <w:proofErr w:type="spellStart"/>
-      <w:r>
-        <w:rPr>
-          <w:rFonts w:ascii="Calibri" w:eastAsiaTheme="minorHAnsi" w:cs="Calibri"/>
-          <w:lang w:val="en-GB"/>
-        </w:rPr>
-        <w:t>Maalem</w:t>
-      </w:r>
-      <w:proofErr w:type="spellEnd"/>
-      <w:r>
-        <w:rPr>
-          <w:rFonts w:ascii="Calibri" w:eastAsiaTheme="minorHAnsi" w:cs="Calibri"/>
-          <w:lang w:val="en-GB"/>
-        </w:rPr>
-        <w:t xml:space="preserve">, M., Lau, E., Pandey, S., Safadi, C., and </w:t>
-      </w:r>
-      <w:proofErr w:type="spellStart"/>
-      <w:r>
-        <w:rPr>
-          <w:rFonts w:ascii="Calibri" w:eastAsiaTheme="minorHAnsi" w:cs="Calibri"/>
-          <w:lang w:val="en-GB"/>
-        </w:rPr>
-        <w:t>Kalechstein</w:t>
-      </w:r>
-      <w:proofErr w:type="spellEnd"/>
-      <w:r>
-        <w:rPr>
-          <w:rFonts w:ascii="Calibri" w:eastAsiaTheme="minorHAnsi" w:cs="Calibri"/>
-          <w:lang w:val="en-GB"/>
-        </w:rPr>
-        <w:t>, S. (2021) ‘The Digital Core architecture for Hybrid Modernization’.</w:t>
-      </w:r>
-    </w:p>
-    <w:p>
-      <w:pPr>
-        <w:pStyle w:val="Bibliography"/>
-        <w:rPr>
-          <w:rFonts w:ascii="Calibri" w:eastAsiaTheme="minorHAnsi" w:cs="Calibri"/>
-          <w:lang w:val="en-GB"/>
-        </w:rPr>
-      </w:pPr>
       <w:r>
         <w:rPr>
           <w:rFonts w:ascii="Calibri" w:eastAsiaTheme="minorHAnsi" w:cs="Calibri"/>
@@ -20132,6 +20293,54 @@
           <w:lang w:val="en-GB"/>
         </w:rPr>
         <w:t>, Lecture Notes in Computer Science, Cham: Springer International Publishing, 32–47, available: https://doi.org/10.1007/978-3-319-74433-9_3.</w:t>
+      </w:r>
+    </w:p>
+    <w:p>
+      <w:pPr>
+        <w:pStyle w:val="Bibliography"/>
+        <w:rPr>
+          <w:rFonts w:ascii="Calibri" w:eastAsiaTheme="minorHAnsi" w:cs="Calibri"/>
+          <w:lang w:val="en-GB"/>
+        </w:rPr>
+      </w:pPr>
+      <w:r>
+        <w:rPr>
+          <w:rFonts w:ascii="Calibri" w:eastAsiaTheme="minorHAnsi" w:cs="Calibri"/>
+          <w:lang w:val="en-GB"/>
+        </w:rPr>
+        <w:t xml:space="preserve">Karthik Reddy </w:t>
+      </w:r>
+      <w:proofErr w:type="spellStart"/>
+      <w:r>
+        <w:rPr>
+          <w:rFonts w:ascii="Calibri" w:eastAsiaTheme="minorHAnsi" w:cs="Calibri"/>
+          <w:lang w:val="en-GB"/>
+        </w:rPr>
+        <w:t>Thondalapally</w:t>
+      </w:r>
+      <w:proofErr w:type="spellEnd"/>
+      <w:r>
+        <w:rPr>
+          <w:rFonts w:ascii="Calibri" w:eastAsiaTheme="minorHAnsi" w:cs="Calibri"/>
+          <w:lang w:val="en-GB"/>
+        </w:rPr>
+        <w:t xml:space="preserve"> (2025) ‘Event-Driven Architectures: The Foundation of Modern Distributed Systems’, </w:t>
+      </w:r>
+      <w:r>
+        <w:rPr>
+          <w:rFonts w:ascii="Calibri" w:eastAsiaTheme="minorHAnsi" w:cs="Calibri"/>
+          <w:i/>
+          <w:iCs/>
+          <w:lang w:val="en-GB"/>
+        </w:rPr>
+        <w:t>International Journal on Science and Technology</w:t>
+      </w:r>
+      <w:r>
+        <w:rPr>
+          <w:rFonts w:ascii="Calibri" w:eastAsiaTheme="minorHAnsi" w:cs="Calibri"/>
+          <w:lang w:val="en-GB"/>
+        </w:rPr>
+        <w:t>, 16(1), 2907, available: https://doi.org/10.71097/IJSAT.v16.i1.2907.</w:t>
       </w:r>
     </w:p>
     <w:p>

--- a/Robyn Doyle Dissertation Draft.docx
+++ b/Robyn Doyle Dissertation Draft.docx
@@ -18246,7 +18246,113 @@
           <w:rFonts w:asciiTheme="minorHAnsi" w:eastAsiaTheme="minorEastAsia" w:hAnsiTheme="minorHAnsi" w:cstheme="minorBidi"/>
           <w:color w:val="auto"/>
         </w:rPr>
-        <w:t>Producers and consumers are decoupled which allows for excellent scalability of the system and adaptability to changing business requirements</w:t>
+        <w:t xml:space="preserve">Events are data objects which communicate notable occurrences or significant changes in state within the system </w:t>
+      </w:r>
+      <w:r>
+        <w:rPr>
+          <w:rFonts w:asciiTheme="minorHAnsi" w:eastAsiaTheme="minorEastAsia" w:hAnsiTheme="minorHAnsi" w:cstheme="minorBidi"/>
+          <w:color w:val="auto"/>
+        </w:rPr>
+        <w:fldChar w:fldCharType="begin"/>
+      </w:r>
+      <w:r>
+        <w:rPr>
+          <w:rFonts w:asciiTheme="minorHAnsi" w:eastAsiaTheme="minorEastAsia" w:hAnsiTheme="minorHAnsi" w:cstheme="minorBidi"/>
+          <w:color w:val="auto"/>
+        </w:rPr>
+        <w:instrText xml:space="preserve"> ADDIN ZOTERO_ITEM CSL_CITATION {"citationID":"yTmamByn","properties":{"unsorted":false,"formattedCitation":"(Karthik Reddy Thondalapally 2025)","plainCitation":"(Karthik Reddy Thondalapally 2025)","noteIndex":0},"citationItems":[{"id":89,"uris":["http://zotero.org/users/local/x6OJxADO/items/Y6Q4RAEH"],"itemData":{"id":89,"type":"article-journal","abstract":"Event-Driven Architecture (EDA) has emerged as a foundational paradigm for modern distributed systems, enabling organizations to build resilient, scalable, and responsive applications. This architectural approach fundamentally transforms how system components interact by facilitating asynchronous communication through events rather than direct calls. By decoupling producers and consumers, EDA creates systems that can maintain high availability during failures, scale dynamically under variable loads, and adapt quickly to changing business requirements. Organizations across sectors including finance, healthcare, retail, and manufacturing have realized substantial benefits in performance, maintainability, and operational efficiency after implementing event-driven patterns. The architecture's core components—event producers and consumers, message brokers, and streaming analytics platforms—work in concert to enable real-time processing, reduced dependencies, and enhanced business agility. While offering significant advantages, EDA also introduces challenges in schema management, eventual consistency, debugging, and error handling that must be addressed through deliberate implementation strategies.","container-title":"International Journal on Science and Technology","DOI":"10.71097/IJSAT.v16.i1.2907","ISSN":"2229-7677","issue":"1","journalAbbreviation":"IJSAT","language":"en","page":"2907","source":"DOI.org (Crossref)","title":"Event-Driven Architectures: The Foundation of Modern Distributed Systems","title-short":"Event-Driven Architectures","volume":"16","author":[{"literal":"Karthik Reddy Thondalapally"}],"issued":{"date-parts":[["2025",3,28]]}}}],"schema":"https://github.com/citation-style-language/schema/raw/master/csl-citation.json"} </w:instrText>
+      </w:r>
+      <w:r>
+        <w:rPr>
+          <w:rFonts w:asciiTheme="minorHAnsi" w:eastAsiaTheme="minorEastAsia" w:hAnsiTheme="minorHAnsi" w:cstheme="minorBidi"/>
+          <w:color w:val="auto"/>
+        </w:rPr>
+        <w:fldChar w:fldCharType="separate"/>
+      </w:r>
+      <w:r>
+        <w:rPr>
+          <w:rFonts w:asciiTheme="minorHAnsi" w:eastAsiaTheme="minorEastAsia" w:hAnsiTheme="minorHAnsi" w:cstheme="minorBidi"/>
+          <w:noProof/>
+          <w:color w:val="auto"/>
+        </w:rPr>
+        <w:t>(Karthik Reddy Thondalapally 2025)</w:t>
+      </w:r>
+      <w:r>
+        <w:rPr>
+          <w:rFonts w:asciiTheme="minorHAnsi" w:eastAsiaTheme="minorEastAsia" w:hAnsiTheme="minorHAnsi" w:cstheme="minorBidi"/>
+          <w:color w:val="auto"/>
+        </w:rPr>
+        <w:fldChar w:fldCharType="end"/>
+      </w:r>
+      <w:r>
+        <w:rPr>
+          <w:rFonts w:asciiTheme="minorHAnsi" w:eastAsiaTheme="minorEastAsia" w:hAnsiTheme="minorHAnsi" w:cstheme="minorBidi"/>
+          <w:color w:val="auto"/>
+        </w:rPr>
+        <w:t xml:space="preserve">. </w:t>
+      </w:r>
+      <w:r>
+        <w:rPr>
+          <w:rFonts w:asciiTheme="minorHAnsi" w:eastAsiaTheme="minorEastAsia" w:hAnsiTheme="minorHAnsi" w:cstheme="minorBidi"/>
+          <w:color w:val="auto"/>
+        </w:rPr>
+        <w:t xml:space="preserve">These events are stored with a fine time stamp which state when the event occurred. </w:t>
+      </w:r>
+      <w:r>
+        <w:rPr>
+          <w:rFonts w:asciiTheme="minorHAnsi" w:eastAsiaTheme="minorEastAsia" w:hAnsiTheme="minorHAnsi" w:cstheme="minorBidi"/>
+          <w:color w:val="auto"/>
+        </w:rPr>
+        <w:t xml:space="preserve">Thus a chronological order of when an event occurs can be established and used to build up a history. </w:t>
+      </w:r>
+      <w:r>
+        <w:rPr>
+          <w:rFonts w:asciiTheme="minorHAnsi" w:eastAsiaTheme="minorEastAsia" w:hAnsiTheme="minorHAnsi" w:cstheme="minorBidi"/>
+          <w:color w:val="auto"/>
+        </w:rPr>
+        <w:t>Producer and consumer</w:t>
+      </w:r>
+      <w:r>
+        <w:rPr>
+          <w:rFonts w:asciiTheme="minorHAnsi" w:eastAsiaTheme="minorEastAsia" w:hAnsiTheme="minorHAnsi" w:cstheme="minorBidi"/>
+          <w:color w:val="auto"/>
+        </w:rPr>
+        <w:t xml:space="preserve"> applications of these events</w:t>
+      </w:r>
+      <w:r>
+        <w:rPr>
+          <w:rFonts w:asciiTheme="minorHAnsi" w:eastAsiaTheme="minorEastAsia" w:hAnsiTheme="minorHAnsi" w:cstheme="minorBidi"/>
+          <w:color w:val="auto"/>
+        </w:rPr>
+        <w:t xml:space="preserve"> </w:t>
+      </w:r>
+      <w:r>
+        <w:rPr>
+          <w:rFonts w:asciiTheme="minorHAnsi" w:eastAsiaTheme="minorEastAsia" w:hAnsiTheme="minorHAnsi" w:cstheme="minorBidi"/>
+          <w:color w:val="auto"/>
+        </w:rPr>
+        <w:t xml:space="preserve">are fully independent and unaware of each other. Thus, they </w:t>
+      </w:r>
+      <w:r>
+        <w:rPr>
+          <w:rFonts w:asciiTheme="minorHAnsi" w:eastAsiaTheme="minorEastAsia" w:hAnsiTheme="minorHAnsi" w:cstheme="minorBidi"/>
+          <w:color w:val="auto"/>
+        </w:rPr>
+        <w:t>are</w:t>
+      </w:r>
+      <w:r>
+        <w:rPr>
+          <w:rFonts w:asciiTheme="minorHAnsi" w:eastAsiaTheme="minorEastAsia" w:hAnsiTheme="minorHAnsi" w:cstheme="minorBidi"/>
+          <w:color w:val="auto"/>
+        </w:rPr>
+        <w:t xml:space="preserve"> fully</w:t>
+      </w:r>
+      <w:r>
+        <w:rPr>
+          <w:rFonts w:asciiTheme="minorHAnsi" w:eastAsiaTheme="minorEastAsia" w:hAnsiTheme="minorHAnsi" w:cstheme="minorBidi"/>
+          <w:color w:val="auto"/>
+        </w:rPr>
+        <w:t xml:space="preserve"> decoupled which allows for excellent scalability of the system and adaptability to changing business requirements</w:t>
       </w:r>
       <w:r>
         <w:rPr>
@@ -18306,17 +18412,11 @@
           <w:ilvl w:val="0"/>
           <w:numId w:val="0"/>
         </w:numPr>
-      </w:pPr>
-    </w:p>
-    <w:p>
-      <w:pPr>
-        <w:pStyle w:val="Disslevel3"/>
-      </w:pPr>
-      <w:bookmarkStart w:id="40" w:name="_Toc233796064"/>
-      <w:r>
-        <w:t>Event Streaming Systems and fault tolerance</w:t>
-      </w:r>
-      <w:bookmarkEnd w:id="40"/>
+        <w:rPr>
+          <w:rFonts w:asciiTheme="minorHAnsi" w:eastAsiaTheme="minorEastAsia" w:hAnsiTheme="minorHAnsi" w:cstheme="minorBidi"/>
+          <w:color w:val="auto"/>
+        </w:rPr>
+      </w:pPr>
     </w:p>
     <w:p>
       <w:pPr>
@@ -18326,12 +18426,38 @@
           <w:numId w:val="0"/>
         </w:numPr>
       </w:pPr>
+    </w:p>
+    <w:p>
+      <w:pPr>
+        <w:pStyle w:val="Disslevel3"/>
+      </w:pPr>
+      <w:bookmarkStart w:id="40" w:name="_Toc233796064"/>
+      <w:r>
+        <w:t>Event Streaming Systems and fault tolerance</w:t>
+      </w:r>
+      <w:bookmarkEnd w:id="40"/>
+    </w:p>
+    <w:p>
+      <w:pPr>
+        <w:pStyle w:val="Disslevel3"/>
+        <w:numPr>
+          <w:ilvl w:val="0"/>
+          <w:numId w:val="0"/>
+        </w:numPr>
+      </w:pPr>
       <w:r>
         <w:rPr>
           <w:rFonts w:asciiTheme="minorHAnsi" w:eastAsiaTheme="minorEastAsia" w:hAnsiTheme="minorHAnsi" w:cstheme="minorBidi"/>
           <w:color w:val="auto"/>
         </w:rPr>
-        <w:t>The</w:t>
+        <w:t>If data</w:t>
+      </w:r>
+      <w:r>
+        <w:rPr>
+          <w:rFonts w:asciiTheme="minorHAnsi" w:eastAsiaTheme="minorEastAsia" w:hAnsiTheme="minorHAnsi" w:cstheme="minorBidi"/>
+          <w:color w:val="auto"/>
+        </w:rPr>
+        <w:t xml:space="preserve"> is lost on the consumer level the history is simply played back from the topic and rebuilt on the local level. </w:t>
       </w:r>
     </w:p>
     <w:p>
@@ -18467,6 +18593,7 @@
       </w:pPr>
       <w:bookmarkStart w:id="46" w:name="_Toc233796070"/>
       <w:r>
+        <w:lastRenderedPageBreak/>
         <w:t>Event replay and state reconstruction</w:t>
       </w:r>
       <w:bookmarkEnd w:id="46"/>
@@ -18511,7 +18638,6 @@
       </w:pPr>
       <w:bookmarkStart w:id="48" w:name="_Toc233796072"/>
       <w:r>
-        <w:lastRenderedPageBreak/>
         <w:t>Cloud-Native Resilience, High Availability and Disaster Recovery</w:t>
       </w:r>
       <w:bookmarkEnd w:id="48"/>
@@ -18827,6 +18953,7 @@
       </w:pPr>
       <w:bookmarkStart w:id="56" w:name="_Toc233796080"/>
       <w:r>
+        <w:lastRenderedPageBreak/>
         <w:t>Reliability</w:t>
       </w:r>
       <w:bookmarkEnd w:id="56"/>
@@ -18882,7 +19009,6 @@
       </w:pPr>
       <w:bookmarkStart w:id="58" w:name="_Toc233796082"/>
       <w:r>
-        <w:lastRenderedPageBreak/>
         <w:t>Research Gap and Conclusion</w:t>
       </w:r>
       <w:bookmarkEnd w:id="58"/>
@@ -20456,6 +20582,47 @@
           <w:rFonts w:ascii="Calibri" w:eastAsiaTheme="minorHAnsi" w:cs="Calibri"/>
           <w:lang w:val="en-GB"/>
         </w:rPr>
+        <w:t>Laigner</w:t>
+      </w:r>
+      <w:proofErr w:type="spellEnd"/>
+      <w:r>
+        <w:rPr>
+          <w:rFonts w:ascii="Calibri" w:eastAsiaTheme="minorHAnsi" w:cs="Calibri"/>
+          <w:lang w:val="en-GB"/>
+        </w:rPr>
+        <w:t xml:space="preserve">, R., Almeida, A.C., </w:t>
+      </w:r>
+      <w:proofErr w:type="spellStart"/>
+      <w:r>
+        <w:rPr>
+          <w:rFonts w:ascii="Calibri" w:eastAsiaTheme="minorHAnsi" w:cs="Calibri"/>
+          <w:lang w:val="en-GB"/>
+        </w:rPr>
+        <w:t>Assunção</w:t>
+      </w:r>
+      <w:proofErr w:type="spellEnd"/>
+      <w:r>
+        <w:rPr>
+          <w:rFonts w:ascii="Calibri" w:eastAsiaTheme="minorHAnsi" w:cs="Calibri"/>
+          <w:lang w:val="en-GB"/>
+        </w:rPr>
+        <w:t>, W.K.G., and Zhou, Y. (2024) ‘An Empirical Study on Challenges of Event Management in Microservice Architectures’, available: https://doi.org/10.48550/arXiv.2408.00440.</w:t>
+      </w:r>
+    </w:p>
+    <w:p>
+      <w:pPr>
+        <w:pStyle w:val="Bibliography"/>
+        <w:rPr>
+          <w:rFonts w:ascii="Calibri" w:eastAsiaTheme="minorHAnsi" w:cs="Calibri"/>
+          <w:lang w:val="en-GB"/>
+        </w:rPr>
+      </w:pPr>
+      <w:proofErr w:type="spellStart"/>
+      <w:r>
+        <w:rPr>
+          <w:rFonts w:ascii="Calibri" w:eastAsiaTheme="minorHAnsi" w:cs="Calibri"/>
+          <w:lang w:val="en-GB"/>
+        </w:rPr>
         <w:t>Macías</w:t>
       </w:r>
       <w:proofErr w:type="spellEnd"/>
@@ -20877,7 +21044,15 @@
           <w:rFonts w:ascii="Calibri" w:eastAsiaTheme="minorHAnsi" w:cs="Calibri"/>
           <w:lang w:val="en-GB"/>
         </w:rPr>
-        <w:t>, Presented at the 2023 4th International Conference on Big Data &amp; Artificial Intelligence &amp; Software Engineering (ICBASE), Nanjing, China: IEEE, 439–443, available: https://doi.org/10.1109/ICBASE59196.2023.10303051.</w:t>
+        <w:t xml:space="preserve">, Presented at the 2023 4th </w:t>
+      </w:r>
+      <w:r>
+        <w:rPr>
+          <w:rFonts w:ascii="Calibri" w:eastAsiaTheme="minorHAnsi" w:cs="Calibri"/>
+          <w:lang w:val="en-GB"/>
+        </w:rPr>
+        <w:lastRenderedPageBreak/>
+        <w:t>International Conference on Big Data &amp; Artificial Intelligence &amp; Software Engineering (ICBASE), Nanjing, China: IEEE, 439–443, available: https://doi.org/10.1109/ICBASE59196.2023.10303051.</w:t>
       </w:r>
     </w:p>
     <w:p>
@@ -20894,7 +21069,6 @@
           <w:rFonts w:ascii="Calibri" w:eastAsiaTheme="minorHAnsi" w:cs="Calibri"/>
           <w:lang w:val="en-GB"/>
         </w:rPr>
-        <w:lastRenderedPageBreak/>
         <w:t>Samambet</w:t>
       </w:r>
       <w:proofErr w:type="spellEnd"/>

--- a/Robyn Doyle Dissertation Draft.docx
+++ b/Robyn Doyle Dissertation Draft.docx
@@ -18190,22 +18190,80 @@
           <w:rFonts w:asciiTheme="minorHAnsi" w:eastAsiaTheme="minorEastAsia" w:hAnsiTheme="minorHAnsi" w:cstheme="minorBidi"/>
           <w:color w:val="auto"/>
         </w:rPr>
-        <w:t xml:space="preserve">. These are synchronous APIs which force the sender and receiver to wait upon one another. For large scale </w:t>
+        <w:t xml:space="preserve">. These are </w:t>
       </w:r>
       <w:r>
         <w:rPr>
           <w:rFonts w:asciiTheme="minorHAnsi" w:eastAsiaTheme="minorEastAsia" w:hAnsiTheme="minorHAnsi" w:cstheme="minorBidi"/>
           <w:color w:val="auto"/>
         </w:rPr>
-        <w:t>domain driven enterprises there is a need for a more scalable option. Asynchronous</w:t>
+        <w:t xml:space="preserve">typically implemented </w:t>
       </w:r>
       <w:r>
         <w:rPr>
           <w:rFonts w:asciiTheme="minorHAnsi" w:eastAsiaTheme="minorEastAsia" w:hAnsiTheme="minorHAnsi" w:cstheme="minorBidi"/>
           <w:color w:val="auto"/>
         </w:rPr>
-        <w:t xml:space="preserve"> methods like Event Streaming fit the bill</w:t>
-      </w:r>
+        <w:t>synchronous</w:t>
+      </w:r>
+      <w:r>
+        <w:rPr>
+          <w:rFonts w:asciiTheme="minorHAnsi" w:eastAsiaTheme="minorEastAsia" w:hAnsiTheme="minorHAnsi" w:cstheme="minorBidi"/>
+          <w:color w:val="auto"/>
+        </w:rPr>
+        <w:t>ly</w:t>
+      </w:r>
+      <w:r>
+        <w:rPr>
+          <w:rFonts w:asciiTheme="minorHAnsi" w:eastAsiaTheme="minorEastAsia" w:hAnsiTheme="minorHAnsi" w:cstheme="minorBidi"/>
+          <w:color w:val="auto"/>
+        </w:rPr>
+        <w:t xml:space="preserve"> which force the sender and receiver to wait upon one another. For large scale </w:t>
+      </w:r>
+      <w:r>
+        <w:rPr>
+          <w:rFonts w:asciiTheme="minorHAnsi" w:eastAsiaTheme="minorEastAsia" w:hAnsiTheme="minorHAnsi" w:cstheme="minorBidi"/>
+          <w:color w:val="auto"/>
+        </w:rPr>
+        <w:t>domain driven enterprises there is a need for a more scalable</w:t>
+      </w:r>
+      <w:r>
+        <w:rPr>
+          <w:rFonts w:asciiTheme="minorHAnsi" w:eastAsiaTheme="minorEastAsia" w:hAnsiTheme="minorHAnsi" w:cstheme="minorBidi"/>
+          <w:color w:val="auto"/>
+        </w:rPr>
+        <w:t xml:space="preserve"> and loosely coupled</w:t>
+      </w:r>
+      <w:r>
+        <w:rPr>
+          <w:rFonts w:asciiTheme="minorHAnsi" w:eastAsiaTheme="minorEastAsia" w:hAnsiTheme="minorHAnsi" w:cstheme="minorBidi"/>
+          <w:color w:val="auto"/>
+        </w:rPr>
+        <w:t xml:space="preserve"> option. Asynchronous</w:t>
+      </w:r>
+      <w:r>
+        <w:rPr>
+          <w:rFonts w:asciiTheme="minorHAnsi" w:eastAsiaTheme="minorEastAsia" w:hAnsiTheme="minorHAnsi" w:cstheme="minorBidi"/>
+          <w:color w:val="auto"/>
+        </w:rPr>
+        <w:t xml:space="preserve"> methods like Event Streaming </w:t>
+      </w:r>
+      <w:r>
+        <w:rPr>
+          <w:rFonts w:asciiTheme="minorHAnsi" w:eastAsiaTheme="minorEastAsia" w:hAnsiTheme="minorHAnsi" w:cstheme="minorBidi"/>
+          <w:color w:val="auto"/>
+        </w:rPr>
+        <w:t xml:space="preserve">provide the </w:t>
+      </w:r>
+      <w:proofErr w:type="spellStart"/>
+      <w:r>
+        <w:rPr>
+          <w:rFonts w:asciiTheme="minorHAnsi" w:eastAsiaTheme="minorEastAsia" w:hAnsiTheme="minorHAnsi" w:cstheme="minorBidi"/>
+          <w:color w:val="auto"/>
+        </w:rPr>
+        <w:t>foundatoin</w:t>
+      </w:r>
+      <w:proofErr w:type="spellEnd"/>
       <w:r>
         <w:rPr>
           <w:rFonts w:asciiTheme="minorHAnsi" w:eastAsiaTheme="minorEastAsia" w:hAnsiTheme="minorHAnsi" w:cstheme="minorBidi"/>
@@ -18296,63 +18354,98 @@
           <w:rFonts w:asciiTheme="minorHAnsi" w:eastAsiaTheme="minorEastAsia" w:hAnsiTheme="minorHAnsi" w:cstheme="minorBidi"/>
           <w:color w:val="auto"/>
         </w:rPr>
-        <w:t xml:space="preserve">These events are stored with a fine time stamp which state when the event occurred. </w:t>
+        <w:t xml:space="preserve">These events are stored with a </w:t>
       </w:r>
       <w:r>
         <w:rPr>
           <w:rFonts w:asciiTheme="minorHAnsi" w:eastAsiaTheme="minorEastAsia" w:hAnsiTheme="minorHAnsi" w:cstheme="minorBidi"/>
           <w:color w:val="auto"/>
         </w:rPr>
-        <w:t xml:space="preserve">Thus a chronological order of when an event occurs can be established and used to build up a history. </w:t>
+        <w:t xml:space="preserve">precise </w:t>
       </w:r>
       <w:r>
         <w:rPr>
           <w:rFonts w:asciiTheme="minorHAnsi" w:eastAsiaTheme="minorEastAsia" w:hAnsiTheme="minorHAnsi" w:cstheme="minorBidi"/>
           <w:color w:val="auto"/>
         </w:rPr>
-        <w:t>Producer and consumer</w:t>
+        <w:t xml:space="preserve">timestamp which state when the event occurred. </w:t>
       </w:r>
       <w:r>
         <w:rPr>
           <w:rFonts w:asciiTheme="minorHAnsi" w:eastAsiaTheme="minorEastAsia" w:hAnsiTheme="minorHAnsi" w:cstheme="minorBidi"/>
           <w:color w:val="auto"/>
         </w:rPr>
-        <w:t xml:space="preserve"> applications of these events</w:t>
+        <w:t xml:space="preserve">Thus a chronological order of when an event occurs can be established and used to build up a history. </w:t>
       </w:r>
       <w:r>
         <w:rPr>
           <w:rFonts w:asciiTheme="minorHAnsi" w:eastAsiaTheme="minorEastAsia" w:hAnsiTheme="minorHAnsi" w:cstheme="minorBidi"/>
           <w:color w:val="auto"/>
         </w:rPr>
-        <w:t xml:space="preserve"> </w:t>
+        <w:t>Producer and consumer</w:t>
       </w:r>
       <w:r>
         <w:rPr>
           <w:rFonts w:asciiTheme="minorHAnsi" w:eastAsiaTheme="minorEastAsia" w:hAnsiTheme="minorHAnsi" w:cstheme="minorBidi"/>
           <w:color w:val="auto"/>
         </w:rPr>
-        <w:t xml:space="preserve">are fully independent and unaware of each other. Thus, they </w:t>
+        <w:t xml:space="preserve"> applications of these events</w:t>
       </w:r>
       <w:r>
         <w:rPr>
           <w:rFonts w:asciiTheme="minorHAnsi" w:eastAsiaTheme="minorEastAsia" w:hAnsiTheme="minorHAnsi" w:cstheme="minorBidi"/>
           <w:color w:val="auto"/>
         </w:rPr>
-        <w:t>are</w:t>
+        <w:t xml:space="preserve"> </w:t>
       </w:r>
       <w:r>
         <w:rPr>
           <w:rFonts w:asciiTheme="minorHAnsi" w:eastAsiaTheme="minorEastAsia" w:hAnsiTheme="minorHAnsi" w:cstheme="minorBidi"/>
           <w:color w:val="auto"/>
         </w:rPr>
-        <w:t xml:space="preserve"> fully</w:t>
+        <w:t xml:space="preserve">are independent and </w:t>
       </w:r>
       <w:r>
         <w:rPr>
           <w:rFonts w:asciiTheme="minorHAnsi" w:eastAsiaTheme="minorEastAsia" w:hAnsiTheme="minorHAnsi" w:cstheme="minorBidi"/>
           <w:color w:val="auto"/>
         </w:rPr>
-        <w:t xml:space="preserve"> decoupled which allows for excellent scalability of the system and adaptability to changing business requirements</w:t>
+        <w:t>communicate without direct knowledge of how the other systems are implemented</w:t>
+      </w:r>
+      <w:r>
+        <w:rPr>
+          <w:rFonts w:asciiTheme="minorHAnsi" w:eastAsiaTheme="minorEastAsia" w:hAnsiTheme="minorHAnsi" w:cstheme="minorBidi"/>
+          <w:color w:val="auto"/>
+        </w:rPr>
+        <w:t>. Th</w:t>
+      </w:r>
+      <w:r>
+        <w:rPr>
+          <w:rFonts w:asciiTheme="minorHAnsi" w:eastAsiaTheme="minorEastAsia" w:hAnsiTheme="minorHAnsi" w:cstheme="minorBidi"/>
+          <w:color w:val="auto"/>
+        </w:rPr>
+        <w:t>is</w:t>
+      </w:r>
+      <w:r>
+        <w:rPr>
+          <w:rFonts w:asciiTheme="minorHAnsi" w:eastAsiaTheme="minorEastAsia" w:hAnsiTheme="minorHAnsi" w:cstheme="minorBidi"/>
+          <w:color w:val="auto"/>
+        </w:rPr>
+        <w:t xml:space="preserve"> decoupl</w:t>
+      </w:r>
+      <w:r>
+        <w:rPr>
+          <w:rFonts w:asciiTheme="minorHAnsi" w:eastAsiaTheme="minorEastAsia" w:hAnsiTheme="minorHAnsi" w:cstheme="minorBidi"/>
+          <w:color w:val="auto"/>
+        </w:rPr>
+        <w:t>ing</w:t>
+      </w:r>
+      <w:r>
+        <w:rPr>
+          <w:rFonts w:asciiTheme="minorHAnsi" w:eastAsiaTheme="minorEastAsia" w:hAnsiTheme="minorHAnsi" w:cstheme="minorBidi"/>
+          <w:color w:val="auto"/>
+        </w:rPr>
+        <w:t xml:space="preserve"> allows for excellent scalability of the system and adaptability to changing business requirements</w:t>
       </w:r>
       <w:r>
         <w:rPr>

--- a/Robyn Doyle Dissertation Draft.docx
+++ b/Robyn Doyle Dissertation Draft.docx
@@ -18255,15 +18255,13 @@
         </w:rPr>
         <w:t xml:space="preserve">provide the </w:t>
       </w:r>
-      <w:proofErr w:type="spellStart"/>
       <w:r>
         <w:rPr>
           <w:rFonts w:asciiTheme="minorHAnsi" w:eastAsiaTheme="minorEastAsia" w:hAnsiTheme="minorHAnsi" w:cstheme="minorBidi"/>
           <w:color w:val="auto"/>
         </w:rPr>
-        <w:t>foundatoin</w:t>
-      </w:r>
-      <w:proofErr w:type="spellEnd"/>
+        <w:t>foundation</w:t>
+      </w:r>
       <w:r>
         <w:rPr>
           <w:rFonts w:asciiTheme="minorHAnsi" w:eastAsiaTheme="minorEastAsia" w:hAnsiTheme="minorHAnsi" w:cstheme="minorBidi"/>

--- a/Robyn Doyle Dissertation Draft.docx
+++ b/Robyn Doyle Dissertation Draft.docx
@@ -18040,6 +18040,7 @@
           <w:ilvl w:val="0"/>
           <w:numId w:val="0"/>
         </w:numPr>
+        <w:spacing w:line="360" w:lineRule="auto"/>
         <w:rPr>
           <w:rFonts w:asciiTheme="minorHAnsi" w:eastAsiaTheme="minorEastAsia" w:hAnsiTheme="minorHAnsi" w:cstheme="minorBidi"/>
           <w:color w:val="auto"/>
@@ -18190,310 +18191,284 @@
           <w:rFonts w:asciiTheme="minorHAnsi" w:eastAsiaTheme="minorEastAsia" w:hAnsiTheme="minorHAnsi" w:cstheme="minorBidi"/>
           <w:color w:val="auto"/>
         </w:rPr>
-        <w:t xml:space="preserve">. These are </w:t>
+        <w:t>.</w:t>
       </w:r>
       <w:r>
         <w:rPr>
           <w:rFonts w:asciiTheme="minorHAnsi" w:eastAsiaTheme="minorEastAsia" w:hAnsiTheme="minorHAnsi" w:cstheme="minorBidi"/>
           <w:color w:val="auto"/>
         </w:rPr>
-        <w:t xml:space="preserve">typically implemented </w:t>
+        <w:t xml:space="preserve"> </w:t>
       </w:r>
       <w:r>
         <w:rPr>
           <w:rFonts w:asciiTheme="minorHAnsi" w:eastAsiaTheme="minorEastAsia" w:hAnsiTheme="minorHAnsi" w:cstheme="minorBidi"/>
           <w:color w:val="auto"/>
         </w:rPr>
-        <w:t>synchronous</w:t>
+        <w:t>These</w:t>
       </w:r>
       <w:r>
         <w:rPr>
           <w:rFonts w:asciiTheme="minorHAnsi" w:eastAsiaTheme="minorEastAsia" w:hAnsiTheme="minorHAnsi" w:cstheme="minorBidi"/>
           <w:color w:val="auto"/>
         </w:rPr>
-        <w:t>ly</w:t>
+        <w:t xml:space="preserve"> follow a</w:t>
       </w:r>
       <w:r>
         <w:rPr>
           <w:rFonts w:asciiTheme="minorHAnsi" w:eastAsiaTheme="minorEastAsia" w:hAnsiTheme="minorHAnsi" w:cstheme="minorBidi"/>
           <w:color w:val="auto"/>
         </w:rPr>
-        <w:t xml:space="preserve"> which force the sender and receiver to wait upon one another. For large scale </w:t>
+        <w:t xml:space="preserve"> </w:t>
       </w:r>
       <w:r>
         <w:rPr>
           <w:rFonts w:asciiTheme="minorHAnsi" w:eastAsiaTheme="minorEastAsia" w:hAnsiTheme="minorHAnsi" w:cstheme="minorBidi"/>
           <w:color w:val="auto"/>
         </w:rPr>
-        <w:t>domain driven enterprises there is a need for a more scalable</w:t>
+        <w:t>traditional</w:t>
       </w:r>
       <w:r>
         <w:rPr>
           <w:rFonts w:asciiTheme="minorHAnsi" w:eastAsiaTheme="minorEastAsia" w:hAnsiTheme="minorHAnsi" w:cstheme="minorBidi"/>
           <w:color w:val="auto"/>
         </w:rPr>
-        <w:t xml:space="preserve"> and loosely coupled</w:t>
+        <w:t xml:space="preserve"> request</w:t>
       </w:r>
       <w:r>
         <w:rPr>
           <w:rFonts w:asciiTheme="minorHAnsi" w:eastAsiaTheme="minorEastAsia" w:hAnsiTheme="minorHAnsi" w:cstheme="minorBidi"/>
           <w:color w:val="auto"/>
         </w:rPr>
-        <w:t xml:space="preserve"> option. Asynchronous</w:t>
+        <w:t>-</w:t>
       </w:r>
       <w:r>
         <w:rPr>
           <w:rFonts w:asciiTheme="minorHAnsi" w:eastAsiaTheme="minorEastAsia" w:hAnsiTheme="minorHAnsi" w:cstheme="minorBidi"/>
           <w:color w:val="auto"/>
         </w:rPr>
-        <w:t xml:space="preserve"> methods like Event Streaming </w:t>
+        <w:t>response architecture</w:t>
       </w:r>
       <w:r>
         <w:rPr>
           <w:rFonts w:asciiTheme="minorHAnsi" w:eastAsiaTheme="minorEastAsia" w:hAnsiTheme="minorHAnsi" w:cstheme="minorBidi"/>
           <w:color w:val="auto"/>
         </w:rPr>
-        <w:t xml:space="preserve">provide the </w:t>
+        <w:t xml:space="preserve"> </w:t>
       </w:r>
       <w:r>
         <w:rPr>
           <w:rFonts w:asciiTheme="minorHAnsi" w:eastAsiaTheme="minorEastAsia" w:hAnsiTheme="minorHAnsi" w:cstheme="minorBidi"/>
           <w:color w:val="auto"/>
         </w:rPr>
-        <w:t>foundation</w:t>
+        <w:t>and are typically implemented synchronously which force the sender and receiver to wait upon one another</w:t>
       </w:r>
       <w:r>
         <w:rPr>
           <w:rFonts w:asciiTheme="minorHAnsi" w:eastAsiaTheme="minorEastAsia" w:hAnsiTheme="minorHAnsi" w:cstheme="minorBidi"/>
           <w:color w:val="auto"/>
         </w:rPr>
-        <w:t xml:space="preserve"> for scalable Event</w:t>
+        <w:t xml:space="preserve"> </w:t>
       </w:r>
       <w:r>
         <w:rPr>
           <w:rFonts w:asciiTheme="minorHAnsi" w:eastAsiaTheme="minorEastAsia" w:hAnsiTheme="minorHAnsi" w:cstheme="minorBidi"/>
           <w:color w:val="auto"/>
         </w:rPr>
-        <w:t>-</w:t>
+        <w:fldChar w:fldCharType="begin"/>
       </w:r>
       <w:r>
         <w:rPr>
           <w:rFonts w:asciiTheme="minorHAnsi" w:eastAsiaTheme="minorEastAsia" w:hAnsiTheme="minorHAnsi" w:cstheme="minorBidi"/>
           <w:color w:val="auto"/>
         </w:rPr>
-        <w:t>Driven Architecture (EDA)</w:t>
+        <w:instrText xml:space="preserve"> ADDIN ZOTERO_ITEM CSL_CITATION {"citationID":"fPSab5Yq","properties":{"unsorted":false,"formattedCitation":"(Choudhary 2025)","plainCitation":"(Choudhary 2025)","noteIndex":0},"citationItems":[{"id":94,"uris":["http://zotero.org/users/local/x6OJxADO/items/XIVLFVRW"],"itemData":{"id":94,"type":"article-journal","abstract":"Event-Driven Architecture (EDA) represents a transformative approach to modern system design, fundamentally changing how organizations process and respond to realtime information. This comprehensive article analysis explores the evolution of EDA from traditional batch processing to real-time event streaming, examining its core principles, implementation patterns, and practical applications across various industries. The article examines real-world implementations and demonstrates how EDA enables organizations to achieve improved scalability, reduced latency, and enhanced system resilience. The article analysis encompasses technical challenges and solutions in data consistency, fault tolerance, and security while addressing emerging trends in serverless computing, edge processing, and artificial intelligence integration.","container-title":"INTERNATIONAL JOURNAL OF COMPUTER ENGINEERING AND TECHNOLOGY","DOI":"10.34218/IJCET_16_01_113","ISSN":"0976-6367, 0976-6375","issue":"1","journalAbbreviation":"IJCET","language":"en","page":"1535-1552","source":"DOI.org (Crossref)","title":"IMPLEMENTING EVENT-DRIVEN ARCHITECTURE FOR REAL-TIME DATA INTEGRATION IN CLOUD ENVIRONMENTS","volume":"16","author":[{"family":"Choudhary","given":"Siddhart Kumar"}],"issued":{"date-parts":[["2025",1,30]]}}}],"schema":"https://github.com/citation-style-language/schema/raw/master/csl-citation.json"} </w:instrText>
       </w:r>
       <w:r>
         <w:rPr>
           <w:rFonts w:asciiTheme="minorHAnsi" w:eastAsiaTheme="minorEastAsia" w:hAnsiTheme="minorHAnsi" w:cstheme="minorBidi"/>
           <w:color w:val="auto"/>
         </w:rPr>
-        <w:t xml:space="preserve"> where microservices produce and consume events into topics</w:t>
+        <w:fldChar w:fldCharType="separate"/>
       </w:r>
       <w:r>
         <w:rPr>
           <w:rFonts w:asciiTheme="minorHAnsi" w:eastAsiaTheme="minorEastAsia" w:hAnsiTheme="minorHAnsi" w:cstheme="minorBidi"/>
           <w:color w:val="auto"/>
         </w:rPr>
-        <w:t xml:space="preserve">. </w:t>
+        <w:t>(Choudhary 2025)</w:t>
       </w:r>
       <w:r>
         <w:rPr>
           <w:rFonts w:asciiTheme="minorHAnsi" w:eastAsiaTheme="minorEastAsia" w:hAnsiTheme="minorHAnsi" w:cstheme="minorBidi"/>
           <w:color w:val="auto"/>
         </w:rPr>
-        <w:t xml:space="preserve">Events are data objects which communicate notable occurrences or significant changes in state within the system </w:t>
+        <w:fldChar w:fldCharType="end"/>
       </w:r>
       <w:r>
         <w:rPr>
           <w:rFonts w:asciiTheme="minorHAnsi" w:eastAsiaTheme="minorEastAsia" w:hAnsiTheme="minorHAnsi" w:cstheme="minorBidi"/>
           <w:color w:val="auto"/>
         </w:rPr>
-        <w:fldChar w:fldCharType="begin"/>
+        <w:t>.</w:t>
       </w:r>
       <w:r>
         <w:rPr>
           <w:rFonts w:asciiTheme="minorHAnsi" w:eastAsiaTheme="minorEastAsia" w:hAnsiTheme="minorHAnsi" w:cstheme="minorBidi"/>
           <w:color w:val="auto"/>
         </w:rPr>
-        <w:instrText xml:space="preserve"> ADDIN ZOTERO_ITEM CSL_CITATION {"citationID":"yTmamByn","properties":{"unsorted":false,"formattedCitation":"(Karthik Reddy Thondalapally 2025)","plainCitation":"(Karthik Reddy Thondalapally 2025)","noteIndex":0},"citationItems":[{"id":89,"uris":["http://zotero.org/users/local/x6OJxADO/items/Y6Q4RAEH"],"itemData":{"id":89,"type":"article-journal","abstract":"Event-Driven Architecture (EDA) has emerged as a foundational paradigm for modern distributed systems, enabling organizations to build resilient, scalable, and responsive applications. This architectural approach fundamentally transforms how system components interact by facilitating asynchronous communication through events rather than direct calls. By decoupling producers and consumers, EDA creates systems that can maintain high availability during failures, scale dynamically under variable loads, and adapt quickly to changing business requirements. Organizations across sectors including finance, healthcare, retail, and manufacturing have realized substantial benefits in performance, maintainability, and operational efficiency after implementing event-driven patterns. The architecture's core components—event producers and consumers, message brokers, and streaming analytics platforms—work in concert to enable real-time processing, reduced dependencies, and enhanced business agility. While offering significant advantages, EDA also introduces challenges in schema management, eventual consistency, debugging, and error handling that must be addressed through deliberate implementation strategies.","container-title":"International Journal on Science and Technology","DOI":"10.71097/IJSAT.v16.i1.2907","ISSN":"2229-7677","issue":"1","journalAbbreviation":"IJSAT","language":"en","page":"2907","source":"DOI.org (Crossref)","title":"Event-Driven Architectures: The Foundation of Modern Distributed Systems","title-short":"Event-Driven Architectures","volume":"16","author":[{"literal":"Karthik Reddy Thondalapally"}],"issued":{"date-parts":[["2025",3,28]]}}}],"schema":"https://github.com/citation-style-language/schema/raw/master/csl-citation.json"} </w:instrText>
+        <w:t xml:space="preserve"> </w:t>
       </w:r>
       <w:r>
         <w:rPr>
           <w:rFonts w:asciiTheme="minorHAnsi" w:eastAsiaTheme="minorEastAsia" w:hAnsiTheme="minorHAnsi" w:cstheme="minorBidi"/>
           <w:color w:val="auto"/>
         </w:rPr>
-        <w:fldChar w:fldCharType="separate"/>
-      </w:r>
-      <w:r>
-        <w:rPr>
-          <w:rFonts w:asciiTheme="minorHAnsi" w:eastAsiaTheme="minorEastAsia" w:hAnsiTheme="minorHAnsi" w:cstheme="minorBidi"/>
-          <w:noProof/>
-          <w:color w:val="auto"/>
-        </w:rPr>
-        <w:t>(Karthik Reddy Thondalapally 2025)</w:t>
+        <w:t xml:space="preserve">For large scale </w:t>
       </w:r>
       <w:r>
         <w:rPr>
           <w:rFonts w:asciiTheme="minorHAnsi" w:eastAsiaTheme="minorEastAsia" w:hAnsiTheme="minorHAnsi" w:cstheme="minorBidi"/>
           <w:color w:val="auto"/>
         </w:rPr>
-        <w:fldChar w:fldCharType="end"/>
+        <w:t>domain driven enterprises there is a need for a more scalable</w:t>
       </w:r>
       <w:r>
         <w:rPr>
           <w:rFonts w:asciiTheme="minorHAnsi" w:eastAsiaTheme="minorEastAsia" w:hAnsiTheme="minorHAnsi" w:cstheme="minorBidi"/>
           <w:color w:val="auto"/>
         </w:rPr>
-        <w:t xml:space="preserve">. </w:t>
+        <w:t xml:space="preserve"> </w:t>
       </w:r>
       <w:r>
         <w:rPr>
           <w:rFonts w:asciiTheme="minorHAnsi" w:eastAsiaTheme="minorEastAsia" w:hAnsiTheme="minorHAnsi" w:cstheme="minorBidi"/>
           <w:color w:val="auto"/>
         </w:rPr>
-        <w:t xml:space="preserve">These events are stored with a </w:t>
+        <w:t xml:space="preserve">option where the producer and consumer are not directly coupled </w:t>
       </w:r>
       <w:r>
         <w:rPr>
           <w:rFonts w:asciiTheme="minorHAnsi" w:eastAsiaTheme="minorEastAsia" w:hAnsiTheme="minorHAnsi" w:cstheme="minorBidi"/>
           <w:color w:val="auto"/>
         </w:rPr>
-        <w:t xml:space="preserve">precise </w:t>
+        <w:fldChar w:fldCharType="begin"/>
       </w:r>
       <w:r>
         <w:rPr>
           <w:rFonts w:asciiTheme="minorHAnsi" w:eastAsiaTheme="minorEastAsia" w:hAnsiTheme="minorHAnsi" w:cstheme="minorBidi"/>
           <w:color w:val="auto"/>
         </w:rPr>
-        <w:t xml:space="preserve">timestamp which state when the event occurred. </w:t>
+        <w:instrText xml:space="preserve"> ADDIN ZOTERO_ITEM CSL_CITATION {"citationID":"L4bfwSuK","properties":{"unsorted":false,"formattedCitation":"(Laigner {\\i{}et al.} 2024)","plainCitation":"(Laigner et al. 2024)","noteIndex":0},"citationItems":[{"id":233,"uris":["http://zotero.org/users/local/x6OJxADO/items/UWKL5LZB"],"itemData":{"id":233,"type":"article","abstract":"Microservices emerged as a popular architectural style over the last decade. Although microservices are designed to be self-contained, they must communicate to realize business capabilities, creating dependencies among their data and functionalities. Developers then resort to asynchronous, event-based communication to fulfill such dependencies while reducing coupling. However, developers are often oblivious to the inherent challenges of the asynchronous and event-based paradigm, leading to frustrations and ultimately making them reconsider the adoption of microservices. To make matters worse, there is a scarcity of literature on the practices and challenges of designing, implementing, testing, monitoring, and troubleshooting event-based microservices. To fill this gap, this paper provides the first comprehensive characterization of event management practices and challenges in microservices based on a repository mining study of over 8000 Stack Overflow questions. Moreover, 628 relevant questions were randomly sampled for an in-depth manual investigation of challenges. We find that developers encounter many problems, including large event payloads, modeling event schemas, auditing event flows, and ordering constraints in processing events. This suggests that developers are not sufficiently served by state-of-the-practice technologies. We provide actionable implications to developers, technology providers, and researchers to advance event management in microservices.","DOI":"10.48550/arXiv.2408.00440","language":"en","note":"arXiv:2408.00440 [cs.SE]","number":"arXiv:2408.00440","publisher":"arXiv","source":"arXiv.org","title":"An Empirical Study on Challenges of Event Management in Microservice Architectures","URL":"http://arxiv.org/abs/2408.00440","author":[{"family":"Laigner","given":"Rodrigo"},{"family":"Almeida","given":"Ana Carolina"},{"family":"Assunção","given":"Wesley K. G."},{"family":"Zhou","given":"Yongluan"}],"accessed":{"date-parts":[["2026",7,19]]},"issued":{"date-parts":[["2024",8,1]]}}}],"schema":"https://github.com/citation-style-language/schema/raw/master/csl-citation.json"} </w:instrText>
       </w:r>
       <w:r>
         <w:rPr>
           <w:rFonts w:asciiTheme="minorHAnsi" w:eastAsiaTheme="minorEastAsia" w:hAnsiTheme="minorHAnsi" w:cstheme="minorBidi"/>
           <w:color w:val="auto"/>
         </w:rPr>
-        <w:t xml:space="preserve">Thus a chronological order of when an event occurs can be established and used to build up a history. </w:t>
+        <w:fldChar w:fldCharType="separate"/>
       </w:r>
       <w:r>
         <w:rPr>
           <w:rFonts w:asciiTheme="minorHAnsi" w:eastAsiaTheme="minorEastAsia" w:hAnsiTheme="minorHAnsi" w:cstheme="minorBidi"/>
           <w:color w:val="auto"/>
         </w:rPr>
-        <w:t>Producer and consumer</w:t>
-      </w:r>
+        <w:t>(</w:t>
+      </w:r>
+      <w:proofErr w:type="spellStart"/>
       <w:r>
         <w:rPr>
           <w:rFonts w:asciiTheme="minorHAnsi" w:eastAsiaTheme="minorEastAsia" w:hAnsiTheme="minorHAnsi" w:cstheme="minorBidi"/>
           <w:color w:val="auto"/>
         </w:rPr>
-        <w:t xml:space="preserve"> applications of these events</w:t>
-      </w:r>
+        <w:t>Laigner</w:t>
+      </w:r>
+      <w:proofErr w:type="spellEnd"/>
       <w:r>
         <w:rPr>
           <w:rFonts w:asciiTheme="minorHAnsi" w:eastAsiaTheme="minorEastAsia" w:hAnsiTheme="minorHAnsi" w:cstheme="minorBidi"/>
           <w:color w:val="auto"/>
         </w:rPr>
-        <w:t xml:space="preserve"> </w:t>
+        <w:t xml:space="preserve"> et al. 2024)</w:t>
       </w:r>
       <w:r>
         <w:rPr>
           <w:rFonts w:asciiTheme="minorHAnsi" w:eastAsiaTheme="minorEastAsia" w:hAnsiTheme="minorHAnsi" w:cstheme="minorBidi"/>
           <w:color w:val="auto"/>
         </w:rPr>
-        <w:t xml:space="preserve">are independent and </w:t>
+        <w:fldChar w:fldCharType="end"/>
       </w:r>
       <w:r>
         <w:rPr>
           <w:rFonts w:asciiTheme="minorHAnsi" w:eastAsiaTheme="minorEastAsia" w:hAnsiTheme="minorHAnsi" w:cstheme="minorBidi"/>
           <w:color w:val="auto"/>
         </w:rPr>
-        <w:t>communicate without direct knowledge of how the other systems are implemented</w:t>
+        <w:t>.</w:t>
       </w:r>
       <w:r>
         <w:rPr>
           <w:rFonts w:asciiTheme="minorHAnsi" w:eastAsiaTheme="minorEastAsia" w:hAnsiTheme="minorHAnsi" w:cstheme="minorBidi"/>
           <w:color w:val="auto"/>
         </w:rPr>
-        <w:t>. Th</w:t>
+        <w:t xml:space="preserve"> Such an approach should positively influence the future development of the application as well reduce the spread of failures and increase the stability of the applications components </w:t>
       </w:r>
       <w:r>
         <w:rPr>
           <w:rFonts w:asciiTheme="minorHAnsi" w:eastAsiaTheme="minorEastAsia" w:hAnsiTheme="minorHAnsi" w:cstheme="minorBidi"/>
           <w:color w:val="auto"/>
         </w:rPr>
-        <w:t>is</w:t>
+        <w:fldChar w:fldCharType="begin"/>
       </w:r>
       <w:r>
         <w:rPr>
           <w:rFonts w:asciiTheme="minorHAnsi" w:eastAsiaTheme="minorEastAsia" w:hAnsiTheme="minorHAnsi" w:cstheme="minorBidi"/>
           <w:color w:val="auto"/>
         </w:rPr>
-        <w:t xml:space="preserve"> decoupl</w:t>
+        <w:instrText xml:space="preserve"> ADDIN ZOTERO_ITEM CSL_CITATION {"citationID":"4fQd3fYJ","properties":{"unsorted":false,"formattedCitation":"(Laigner {\\i{}et al.} 2024)","plainCitation":"(Laigner et al. 2024)","noteIndex":0},"citationItems":[{"id":233,"uris":["http://zotero.org/users/local/x6OJxADO/items/UWKL5LZB"],"itemData":{"id":233,"type":"article","abstract":"Microservices emerged as a popular architectural style over the last decade. Although microservices are designed to be self-contained, they must communicate to realize business capabilities, creating dependencies among their data and functionalities. Developers then resort to asynchronous, event-based communication to fulfill such dependencies while reducing coupling. However, developers are often oblivious to the inherent challenges of the asynchronous and event-based paradigm, leading to frustrations and ultimately making them reconsider the adoption of microservices. To make matters worse, there is a scarcity of literature on the practices and challenges of designing, implementing, testing, monitoring, and troubleshooting event-based microservices. To fill this gap, this paper provides the first comprehensive characterization of event management practices and challenges in microservices based on a repository mining study of over 8000 Stack Overflow questions. Moreover, 628 relevant questions were randomly sampled for an in-depth manual investigation of challenges. We find that developers encounter many problems, including large event payloads, modeling event schemas, auditing event flows, and ordering constraints in processing events. This suggests that developers are not sufficiently served by state-of-the-practice technologies. We provide actionable implications to developers, technology providers, and researchers to advance event management in microservices.","DOI":"10.48550/arXiv.2408.00440","language":"en","note":"arXiv:2408.00440 [cs.SE]","number":"arXiv:2408.00440","publisher":"arXiv","source":"arXiv.org","title":"An Empirical Study on Challenges of Event Management in Microservice Architectures","URL":"http://arxiv.org/abs/2408.00440","author":[{"family":"Laigner","given":"Rodrigo"},{"family":"Almeida","given":"Ana Carolina"},{"family":"Assunção","given":"Wesley K. G."},{"family":"Zhou","given":"Yongluan"}],"accessed":{"date-parts":[["2026",7,19]]},"issued":{"date-parts":[["2024",8,1]]}}}],"schema":"https://github.com/citation-style-language/schema/raw/master/csl-citation.json"} </w:instrText>
       </w:r>
       <w:r>
         <w:rPr>
           <w:rFonts w:asciiTheme="minorHAnsi" w:eastAsiaTheme="minorEastAsia" w:hAnsiTheme="minorHAnsi" w:cstheme="minorBidi"/>
           <w:color w:val="auto"/>
         </w:rPr>
-        <w:t>ing</w:t>
+        <w:fldChar w:fldCharType="separate"/>
       </w:r>
       <w:r>
         <w:rPr>
           <w:rFonts w:asciiTheme="minorHAnsi" w:eastAsiaTheme="minorEastAsia" w:hAnsiTheme="minorHAnsi" w:cstheme="minorBidi"/>
           <w:color w:val="auto"/>
         </w:rPr>
-        <w:t xml:space="preserve"> allows for excellent scalability of the system and adaptability to changing business requirements</w:t>
-      </w:r>
+        <w:t>(</w:t>
+      </w:r>
+      <w:proofErr w:type="spellStart"/>
       <w:r>
         <w:rPr>
           <w:rFonts w:asciiTheme="minorHAnsi" w:eastAsiaTheme="minorEastAsia" w:hAnsiTheme="minorHAnsi" w:cstheme="minorBidi"/>
           <w:color w:val="auto"/>
         </w:rPr>
-        <w:t xml:space="preserve"> </w:t>
-      </w:r>
+        <w:t>Laigner</w:t>
+      </w:r>
+      <w:proofErr w:type="spellEnd"/>
       <w:r>
         <w:rPr>
           <w:rFonts w:asciiTheme="minorHAnsi" w:eastAsiaTheme="minorEastAsia" w:hAnsiTheme="minorHAnsi" w:cstheme="minorBidi"/>
           <w:color w:val="auto"/>
         </w:rPr>
-        <w:fldChar w:fldCharType="begin"/>
+        <w:t xml:space="preserve"> et al. 2024)</w:t>
       </w:r>
       <w:r>
         <w:rPr>
           <w:rFonts w:asciiTheme="minorHAnsi" w:eastAsiaTheme="minorEastAsia" w:hAnsiTheme="minorHAnsi" w:cstheme="minorBidi"/>
           <w:color w:val="auto"/>
         </w:rPr>
-        <w:instrText xml:space="preserve"> ADDIN ZOTERO_ITEM CSL_CITATION {"citationID":"LcbTT86P","properties":{"unsorted":false,"formattedCitation":"(- 2025)","plainCitation":"(- 2025)","noteIndex":0},"citationItems":[{"id":89,"uris":["http://zotero.org/users/local/x6OJxADO/items/Y6Q4RAEH"],"itemData":{"id":89,"type":"article-journal","abstract":"Event-Driven Architecture (EDA) has emerged as a foundational paradigm for modern distributed systems, enabling organizations to build resilient, scalable, and responsive applications. This architectural approach fundamentally transforms how system components interact by facilitating asynchronous communication through events rather than direct calls. By decoupling producers and consumers, EDA creates systems that can maintain high availability during failures, scale dynamically under variable loads, and adapt quickly to changing business requirements. Organizations across sectors including finance, healthcare, retail, and manufacturing have realized substantial benefits in performance, maintainability, and operational efficiency after implementing event-driven patterns. The architecture's core components—event producers and consumers, message brokers, and streaming analytics platforms—work in concert to enable real-time processing, reduced dependencies, and enhanced business agility. While offering significant advantages, EDA also introduces challenges in schema management, eventual consistency, debugging, and error handling that must be addressed through deliberate implementation strategies.","container-title":"International Journal on Science and Technology","DOI":"10.71097/IJSAT.v16.i1.2907","ISSN":"2229-7677","issue":"1","journalAbbreviation":"IJSAT","language":"en","page":"2907","source":"DOI.org (Crossref)","title":"Event-Driven Architectures: The Foundation of Modern Distributed Systems","title-short":"Event-Driven Architectures","volume":"16","author":[{"family":"-","given":"Karthik Reddy Thondalapally"}],"issued":{"date-parts":[["2025",3,28]]}}}],"schema":"https://github.com/citation-style-language/schema/raw/master/csl-citation.json"} </w:instrText>
+        <w:fldChar w:fldCharType="end"/>
       </w:r>
       <w:r>
         <w:rPr>
           <w:rFonts w:asciiTheme="minorHAnsi" w:eastAsiaTheme="minorEastAsia" w:hAnsiTheme="minorHAnsi" w:cstheme="minorBidi"/>
           <w:color w:val="auto"/>
         </w:rPr>
-        <w:fldChar w:fldCharType="separate"/>
-      </w:r>
-      <w:r>
-        <w:rPr>
-          <w:rFonts w:asciiTheme="minorHAnsi" w:eastAsiaTheme="minorEastAsia" w:hAnsiTheme="minorHAnsi" w:cstheme="minorBidi"/>
-          <w:noProof/>
-          <w:color w:val="auto"/>
-        </w:rPr>
-        <w:t>(Karthik Reddy Thondalapally 2025)</w:t>
-      </w:r>
-      <w:r>
-        <w:rPr>
-          <w:rFonts w:asciiTheme="minorHAnsi" w:eastAsiaTheme="minorEastAsia" w:hAnsiTheme="minorHAnsi" w:cstheme="minorBidi"/>
-          <w:color w:val="auto"/>
-        </w:rPr>
-        <w:fldChar w:fldCharType="end"/>
-      </w:r>
-      <w:r>
-        <w:rPr>
-          <w:rFonts w:asciiTheme="minorHAnsi" w:eastAsiaTheme="minorEastAsia" w:hAnsiTheme="minorHAnsi" w:cstheme="minorBidi"/>
-          <w:color w:val="auto"/>
-        </w:rPr>
-        <w:t xml:space="preserve">. </w:t>
+        <w:t>.</w:t>
       </w:r>
     </w:p>
     <w:p>
@@ -18503,6 +18478,7 @@
           <w:ilvl w:val="0"/>
           <w:numId w:val="0"/>
         </w:numPr>
+        <w:spacing w:line="360" w:lineRule="auto"/>
         <w:rPr>
           <w:rFonts w:asciiTheme="minorHAnsi" w:eastAsiaTheme="minorEastAsia" w:hAnsiTheme="minorHAnsi" w:cstheme="minorBidi"/>
           <w:color w:val="auto"/>
@@ -18516,17 +18492,448 @@
           <w:ilvl w:val="0"/>
           <w:numId w:val="0"/>
         </w:numPr>
-      </w:pPr>
-    </w:p>
-    <w:p>
-      <w:pPr>
-        <w:pStyle w:val="Disslevel3"/>
-      </w:pPr>
-      <w:bookmarkStart w:id="40" w:name="_Toc233796064"/>
-      <w:r>
-        <w:t>Event Streaming Systems and fault tolerance</w:t>
-      </w:r>
-      <w:bookmarkEnd w:id="40"/>
+        <w:spacing w:line="360" w:lineRule="auto"/>
+        <w:rPr>
+          <w:rFonts w:asciiTheme="minorHAnsi" w:eastAsiaTheme="minorEastAsia" w:hAnsiTheme="minorHAnsi" w:cstheme="minorBidi"/>
+          <w:color w:val="auto"/>
+        </w:rPr>
+      </w:pPr>
+      <w:r>
+        <w:rPr>
+          <w:rFonts w:asciiTheme="minorHAnsi" w:eastAsiaTheme="minorEastAsia" w:hAnsiTheme="minorHAnsi" w:cstheme="minorBidi"/>
+          <w:color w:val="auto"/>
+        </w:rPr>
+        <w:t>Asynchronous</w:t>
+      </w:r>
+      <w:r>
+        <w:rPr>
+          <w:rFonts w:asciiTheme="minorHAnsi" w:eastAsiaTheme="minorEastAsia" w:hAnsiTheme="minorHAnsi" w:cstheme="minorBidi"/>
+          <w:color w:val="auto"/>
+        </w:rPr>
+        <w:t xml:space="preserve"> methods like Event Streaming </w:t>
+      </w:r>
+      <w:r>
+        <w:rPr>
+          <w:rFonts w:asciiTheme="minorHAnsi" w:eastAsiaTheme="minorEastAsia" w:hAnsiTheme="minorHAnsi" w:cstheme="minorBidi"/>
+          <w:color w:val="auto"/>
+        </w:rPr>
+        <w:t xml:space="preserve">provide the </w:t>
+      </w:r>
+      <w:r>
+        <w:rPr>
+          <w:rFonts w:asciiTheme="minorHAnsi" w:eastAsiaTheme="minorEastAsia" w:hAnsiTheme="minorHAnsi" w:cstheme="minorBidi"/>
+          <w:color w:val="auto"/>
+        </w:rPr>
+        <w:t>foundation</w:t>
+      </w:r>
+      <w:r>
+        <w:rPr>
+          <w:rFonts w:asciiTheme="minorHAnsi" w:eastAsiaTheme="minorEastAsia" w:hAnsiTheme="minorHAnsi" w:cstheme="minorBidi"/>
+          <w:color w:val="auto"/>
+        </w:rPr>
+        <w:t xml:space="preserve"> for scalable Event</w:t>
+      </w:r>
+      <w:r>
+        <w:rPr>
+          <w:rFonts w:asciiTheme="minorHAnsi" w:eastAsiaTheme="minorEastAsia" w:hAnsiTheme="minorHAnsi" w:cstheme="minorBidi"/>
+          <w:color w:val="auto"/>
+        </w:rPr>
+        <w:t>-</w:t>
+      </w:r>
+      <w:r>
+        <w:rPr>
+          <w:rFonts w:asciiTheme="minorHAnsi" w:eastAsiaTheme="minorEastAsia" w:hAnsiTheme="minorHAnsi" w:cstheme="minorBidi"/>
+          <w:color w:val="auto"/>
+        </w:rPr>
+        <w:t>Driven Architecture (EDA)</w:t>
+      </w:r>
+      <w:r>
+        <w:rPr>
+          <w:rFonts w:asciiTheme="minorHAnsi" w:eastAsiaTheme="minorEastAsia" w:hAnsiTheme="minorHAnsi" w:cstheme="minorBidi"/>
+          <w:color w:val="auto"/>
+        </w:rPr>
+        <w:t xml:space="preserve"> where microservices produce and consume events</w:t>
+      </w:r>
+      <w:r>
+        <w:rPr>
+          <w:rFonts w:asciiTheme="minorHAnsi" w:eastAsiaTheme="minorEastAsia" w:hAnsiTheme="minorHAnsi" w:cstheme="minorBidi"/>
+          <w:color w:val="auto"/>
+        </w:rPr>
+        <w:t xml:space="preserve"> into</w:t>
+      </w:r>
+      <w:r>
+        <w:rPr>
+          <w:rFonts w:asciiTheme="minorHAnsi" w:eastAsiaTheme="minorEastAsia" w:hAnsiTheme="minorHAnsi" w:cstheme="minorBidi"/>
+          <w:color w:val="auto"/>
+        </w:rPr>
+        <w:t xml:space="preserve"> </w:t>
+      </w:r>
+      <w:r>
+        <w:rPr>
+          <w:rFonts w:asciiTheme="minorHAnsi" w:eastAsiaTheme="minorEastAsia" w:hAnsiTheme="minorHAnsi" w:cstheme="minorBidi"/>
+          <w:color w:val="auto"/>
+        </w:rPr>
+        <w:t>p</w:t>
+      </w:r>
+      <w:r>
+        <w:rPr>
+          <w:rFonts w:asciiTheme="minorHAnsi" w:eastAsiaTheme="minorEastAsia" w:hAnsiTheme="minorHAnsi" w:cstheme="minorBidi"/>
+          <w:color w:val="auto"/>
+        </w:rPr>
+        <w:t>a</w:t>
+      </w:r>
+      <w:r>
+        <w:rPr>
+          <w:rFonts w:asciiTheme="minorHAnsi" w:eastAsiaTheme="minorEastAsia" w:hAnsiTheme="minorHAnsi" w:cstheme="minorBidi"/>
+          <w:color w:val="auto"/>
+        </w:rPr>
+        <w:t>rt</w:t>
+      </w:r>
+      <w:r>
+        <w:rPr>
+          <w:rFonts w:asciiTheme="minorHAnsi" w:eastAsiaTheme="minorEastAsia" w:hAnsiTheme="minorHAnsi" w:cstheme="minorBidi"/>
+          <w:color w:val="auto"/>
+        </w:rPr>
+        <w:t>itioned</w:t>
+      </w:r>
+      <w:r>
+        <w:rPr>
+          <w:rFonts w:asciiTheme="minorHAnsi" w:eastAsiaTheme="minorEastAsia" w:hAnsiTheme="minorHAnsi" w:cstheme="minorBidi"/>
+          <w:color w:val="auto"/>
+        </w:rPr>
+        <w:t xml:space="preserve"> logs called</w:t>
+      </w:r>
+      <w:r>
+        <w:rPr>
+          <w:rFonts w:asciiTheme="minorHAnsi" w:eastAsiaTheme="minorEastAsia" w:hAnsiTheme="minorHAnsi" w:cstheme="minorBidi"/>
+          <w:color w:val="auto"/>
+        </w:rPr>
+        <w:t xml:space="preserve"> topics</w:t>
+      </w:r>
+      <w:r>
+        <w:rPr>
+          <w:rFonts w:asciiTheme="minorHAnsi" w:eastAsiaTheme="minorEastAsia" w:hAnsiTheme="minorHAnsi" w:cstheme="minorBidi"/>
+          <w:color w:val="auto"/>
+        </w:rPr>
+        <w:t xml:space="preserve"> </w:t>
+      </w:r>
+      <w:r>
+        <w:rPr>
+          <w:rFonts w:asciiTheme="minorHAnsi" w:eastAsiaTheme="minorEastAsia" w:hAnsiTheme="minorHAnsi" w:cstheme="minorBidi"/>
+          <w:color w:val="auto"/>
+        </w:rPr>
+        <w:fldChar w:fldCharType="begin"/>
+      </w:r>
+      <w:r>
+        <w:rPr>
+          <w:rFonts w:asciiTheme="minorHAnsi" w:eastAsiaTheme="minorEastAsia" w:hAnsiTheme="minorHAnsi" w:cstheme="minorBidi"/>
+          <w:color w:val="auto"/>
+        </w:rPr>
+        <w:instrText xml:space="preserve"> ADDIN ZOTERO_ITEM CSL_CITATION {"citationID":"BLuunrNF","properties":{"unsorted":false,"formattedCitation":"(Choudhary 2025)","plainCitation":"(Choudhary 2025)","noteIndex":0},"citationItems":[{"id":94,"uris":["http://zotero.org/users/local/x6OJxADO/items/XIVLFVRW"],"itemData":{"id":94,"type":"article-journal","abstract":"Event-Driven Architecture (EDA) represents a transformative approach to modern system design, fundamentally changing how organizations process and respond to realtime information. This comprehensive article analysis explores the evolution of EDA from traditional batch processing to real-time event streaming, examining its core principles, implementation patterns, and practical applications across various industries. The article examines real-world implementations and demonstrates how EDA enables organizations to achieve improved scalability, reduced latency, and enhanced system resilience. The article analysis encompasses technical challenges and solutions in data consistency, fault tolerance, and security while addressing emerging trends in serverless computing, edge processing, and artificial intelligence integration.","container-title":"INTERNATIONAL JOURNAL OF COMPUTER ENGINEERING AND TECHNOLOGY","DOI":"10.34218/IJCET_16_01_113","ISSN":"0976-6367, 0976-6375","issue":"1","journalAbbreviation":"IJCET","language":"en","page":"1535-1552","source":"DOI.org (Crossref)","title":"IMPLEMENTING EVENT-DRIVEN ARCHITECTURE FOR REAL-TIME DATA INTEGRATION IN CLOUD ENVIRONMENTS","volume":"16","author":[{"family":"Choudhary","given":"Siddhart Kumar"}],"issued":{"date-parts":[["2025",1,30]]}}}],"schema":"https://github.com/citation-style-language/schema/raw/master/csl-citation.json"} </w:instrText>
+      </w:r>
+      <w:r>
+        <w:rPr>
+          <w:rFonts w:asciiTheme="minorHAnsi" w:eastAsiaTheme="minorEastAsia" w:hAnsiTheme="minorHAnsi" w:cstheme="minorBidi"/>
+          <w:color w:val="auto"/>
+        </w:rPr>
+        <w:fldChar w:fldCharType="separate"/>
+      </w:r>
+      <w:r>
+        <w:rPr>
+          <w:rFonts w:asciiTheme="minorHAnsi" w:eastAsiaTheme="minorEastAsia" w:hAnsiTheme="minorHAnsi" w:cstheme="minorBidi"/>
+          <w:color w:val="auto"/>
+        </w:rPr>
+        <w:t>(Choudhary 2025)</w:t>
+      </w:r>
+      <w:r>
+        <w:rPr>
+          <w:rFonts w:asciiTheme="minorHAnsi" w:eastAsiaTheme="minorEastAsia" w:hAnsiTheme="minorHAnsi" w:cstheme="minorBidi"/>
+          <w:color w:val="auto"/>
+        </w:rPr>
+        <w:fldChar w:fldCharType="end"/>
+      </w:r>
+      <w:r>
+        <w:rPr>
+          <w:rFonts w:asciiTheme="minorHAnsi" w:eastAsiaTheme="minorEastAsia" w:hAnsiTheme="minorHAnsi" w:cstheme="minorBidi"/>
+          <w:color w:val="auto"/>
+        </w:rPr>
+        <w:t xml:space="preserve">. </w:t>
+      </w:r>
+      <w:r>
+        <w:rPr>
+          <w:rFonts w:asciiTheme="minorHAnsi" w:eastAsiaTheme="minorEastAsia" w:hAnsiTheme="minorHAnsi" w:cstheme="minorBidi"/>
+          <w:color w:val="auto"/>
+        </w:rPr>
+        <w:t xml:space="preserve">Events are data objects which communicate notable occurrences or significant changes in state within the system </w:t>
+      </w:r>
+      <w:r>
+        <w:rPr>
+          <w:rFonts w:asciiTheme="minorHAnsi" w:eastAsiaTheme="minorEastAsia" w:hAnsiTheme="minorHAnsi" w:cstheme="minorBidi"/>
+          <w:color w:val="auto"/>
+        </w:rPr>
+        <w:fldChar w:fldCharType="begin"/>
+      </w:r>
+      <w:r>
+        <w:rPr>
+          <w:rFonts w:asciiTheme="minorHAnsi" w:eastAsiaTheme="minorEastAsia" w:hAnsiTheme="minorHAnsi" w:cstheme="minorBidi"/>
+          <w:color w:val="auto"/>
+        </w:rPr>
+        <w:instrText xml:space="preserve"> ADDIN ZOTERO_ITEM CSL_CITATION {"citationID":"yTmamByn","properties":{"unsorted":false,"formattedCitation":"(Karthik Reddy Thondalapally 2025)","plainCitation":"(Karthik Reddy Thondalapally 2025)","noteIndex":0},"citationItems":[{"id":89,"uris":["http://zotero.org/users/local/x6OJxADO/items/Y6Q4RAEH"],"itemData":{"id":89,"type":"article-journal","abstract":"Event-Driven Architecture (EDA) has emerged as a foundational paradigm for modern distributed systems, enabling organizations to build resilient, scalable, and responsive applications. This architectural approach fundamentally transforms how system components interact by facilitating asynchronous communication through events rather than direct calls. By decoupling producers and consumers, EDA creates systems that can maintain high availability during failures, scale dynamically under variable loads, and adapt quickly to changing business requirements. Organizations across sectors including finance, healthcare, retail, and manufacturing have realized substantial benefits in performance, maintainability, and operational efficiency after implementing event-driven patterns. The architecture's core components—event producers and consumers, message brokers, and streaming analytics platforms—work in concert to enable real-time processing, reduced dependencies, and enhanced business agility. While offering significant advantages, EDA also introduces challenges in schema management, eventual consistency, debugging, and error handling that must be addressed through deliberate implementation strategies.","container-title":"International Journal on Science and Technology","DOI":"10.71097/IJSAT.v16.i1.2907","ISSN":"2229-7677","issue":"1","journalAbbreviation":"IJSAT","language":"en","page":"2907","source":"DOI.org (Crossref)","title":"Event-Driven Architectures: The Foundation of Modern Distributed Systems","title-short":"Event-Driven Architectures","volume":"16","author":[{"literal":"Karthik Reddy Thondalapally"}],"issued":{"date-parts":[["2025",3,28]]}}}],"schema":"https://github.com/citation-style-language/schema/raw/master/csl-citation.json"} </w:instrText>
+      </w:r>
+      <w:r>
+        <w:rPr>
+          <w:rFonts w:asciiTheme="minorHAnsi" w:eastAsiaTheme="minorEastAsia" w:hAnsiTheme="minorHAnsi" w:cstheme="minorBidi"/>
+          <w:color w:val="auto"/>
+        </w:rPr>
+        <w:fldChar w:fldCharType="separate"/>
+      </w:r>
+      <w:r>
+        <w:rPr>
+          <w:rFonts w:asciiTheme="minorHAnsi" w:eastAsiaTheme="minorEastAsia" w:hAnsiTheme="minorHAnsi" w:cstheme="minorBidi"/>
+          <w:color w:val="auto"/>
+        </w:rPr>
+        <w:t>(Karthik Reddy Thondalapally 2025)</w:t>
+      </w:r>
+      <w:r>
+        <w:rPr>
+          <w:rFonts w:asciiTheme="minorHAnsi" w:eastAsiaTheme="minorEastAsia" w:hAnsiTheme="minorHAnsi" w:cstheme="minorBidi"/>
+          <w:color w:val="auto"/>
+        </w:rPr>
+        <w:fldChar w:fldCharType="end"/>
+      </w:r>
+      <w:r>
+        <w:rPr>
+          <w:rFonts w:asciiTheme="minorHAnsi" w:eastAsiaTheme="minorEastAsia" w:hAnsiTheme="minorHAnsi" w:cstheme="minorBidi"/>
+          <w:color w:val="auto"/>
+        </w:rPr>
+        <w:t xml:space="preserve">. </w:t>
+      </w:r>
+      <w:r>
+        <w:rPr>
+          <w:rFonts w:asciiTheme="minorHAnsi" w:eastAsiaTheme="minorEastAsia" w:hAnsiTheme="minorHAnsi" w:cstheme="minorBidi"/>
+          <w:color w:val="auto"/>
+        </w:rPr>
+        <w:t xml:space="preserve">These events are stored with a </w:t>
+      </w:r>
+      <w:r>
+        <w:rPr>
+          <w:rFonts w:asciiTheme="minorHAnsi" w:eastAsiaTheme="minorEastAsia" w:hAnsiTheme="minorHAnsi" w:cstheme="minorBidi"/>
+          <w:color w:val="auto"/>
+        </w:rPr>
+        <w:t xml:space="preserve">precise </w:t>
+      </w:r>
+      <w:r>
+        <w:rPr>
+          <w:rFonts w:asciiTheme="minorHAnsi" w:eastAsiaTheme="minorEastAsia" w:hAnsiTheme="minorHAnsi" w:cstheme="minorBidi"/>
+          <w:color w:val="auto"/>
+        </w:rPr>
+        <w:t xml:space="preserve">timestamp </w:t>
+      </w:r>
+      <w:r>
+        <w:rPr>
+          <w:rFonts w:asciiTheme="minorHAnsi" w:eastAsiaTheme="minorEastAsia" w:hAnsiTheme="minorHAnsi" w:cstheme="minorBidi"/>
+          <w:color w:val="auto"/>
+        </w:rPr>
+        <w:t>that</w:t>
+      </w:r>
+      <w:r>
+        <w:rPr>
+          <w:rFonts w:asciiTheme="minorHAnsi" w:eastAsiaTheme="minorEastAsia" w:hAnsiTheme="minorHAnsi" w:cstheme="minorBidi"/>
+          <w:color w:val="auto"/>
+        </w:rPr>
+        <w:t xml:space="preserve"> </w:t>
+      </w:r>
+      <w:r>
+        <w:rPr>
+          <w:rFonts w:asciiTheme="minorHAnsi" w:eastAsiaTheme="minorEastAsia" w:hAnsiTheme="minorHAnsi" w:cstheme="minorBidi"/>
+          <w:color w:val="auto"/>
+        </w:rPr>
+        <w:t>record</w:t>
+      </w:r>
+      <w:r>
+        <w:rPr>
+          <w:rFonts w:asciiTheme="minorHAnsi" w:eastAsiaTheme="minorEastAsia" w:hAnsiTheme="minorHAnsi" w:cstheme="minorBidi"/>
+          <w:color w:val="auto"/>
+        </w:rPr>
+        <w:t>s</w:t>
+      </w:r>
+      <w:r>
+        <w:rPr>
+          <w:rFonts w:asciiTheme="minorHAnsi" w:eastAsiaTheme="minorEastAsia" w:hAnsiTheme="minorHAnsi" w:cstheme="minorBidi"/>
+          <w:color w:val="auto"/>
+        </w:rPr>
+        <w:t xml:space="preserve"> when the event occurred. </w:t>
+      </w:r>
+      <w:r>
+        <w:rPr>
+          <w:rFonts w:asciiTheme="minorHAnsi" w:eastAsiaTheme="minorEastAsia" w:hAnsiTheme="minorHAnsi" w:cstheme="minorBidi"/>
+          <w:color w:val="auto"/>
+        </w:rPr>
+        <w:t xml:space="preserve">Thus a chronological order of when an event occurs can be established and used to build up a history. </w:t>
+      </w:r>
+      <w:r>
+        <w:rPr>
+          <w:rFonts w:asciiTheme="minorHAnsi" w:eastAsiaTheme="minorEastAsia" w:hAnsiTheme="minorHAnsi" w:cstheme="minorBidi"/>
+          <w:color w:val="auto"/>
+        </w:rPr>
+        <w:t>Producer and consumer</w:t>
+      </w:r>
+      <w:r>
+        <w:rPr>
+          <w:rFonts w:asciiTheme="minorHAnsi" w:eastAsiaTheme="minorEastAsia" w:hAnsiTheme="minorHAnsi" w:cstheme="minorBidi"/>
+          <w:color w:val="auto"/>
+        </w:rPr>
+        <w:t xml:space="preserve"> applications of these events</w:t>
+      </w:r>
+      <w:r>
+        <w:rPr>
+          <w:rFonts w:asciiTheme="minorHAnsi" w:eastAsiaTheme="minorEastAsia" w:hAnsiTheme="minorHAnsi" w:cstheme="minorBidi"/>
+          <w:color w:val="auto"/>
+        </w:rPr>
+        <w:t xml:space="preserve"> </w:t>
+      </w:r>
+      <w:r>
+        <w:rPr>
+          <w:rFonts w:asciiTheme="minorHAnsi" w:eastAsiaTheme="minorEastAsia" w:hAnsiTheme="minorHAnsi" w:cstheme="minorBidi"/>
+          <w:color w:val="auto"/>
+        </w:rPr>
+        <w:t xml:space="preserve">are independent and </w:t>
+      </w:r>
+      <w:r>
+        <w:rPr>
+          <w:rFonts w:asciiTheme="minorHAnsi" w:eastAsiaTheme="minorEastAsia" w:hAnsiTheme="minorHAnsi" w:cstheme="minorBidi"/>
+          <w:color w:val="auto"/>
+        </w:rPr>
+        <w:t>communicate without direct knowledge of how the other systems are implemented</w:t>
+      </w:r>
+      <w:r>
+        <w:rPr>
+          <w:rFonts w:asciiTheme="minorHAnsi" w:eastAsiaTheme="minorEastAsia" w:hAnsiTheme="minorHAnsi" w:cstheme="minorBidi"/>
+          <w:color w:val="auto"/>
+        </w:rPr>
+        <w:t>. Th</w:t>
+      </w:r>
+      <w:r>
+        <w:rPr>
+          <w:rFonts w:asciiTheme="minorHAnsi" w:eastAsiaTheme="minorEastAsia" w:hAnsiTheme="minorHAnsi" w:cstheme="minorBidi"/>
+          <w:color w:val="auto"/>
+        </w:rPr>
+        <w:t>is</w:t>
+      </w:r>
+      <w:r>
+        <w:rPr>
+          <w:rFonts w:asciiTheme="minorHAnsi" w:eastAsiaTheme="minorEastAsia" w:hAnsiTheme="minorHAnsi" w:cstheme="minorBidi"/>
+          <w:color w:val="auto"/>
+        </w:rPr>
+        <w:t xml:space="preserve"> decoupl</w:t>
+      </w:r>
+      <w:r>
+        <w:rPr>
+          <w:rFonts w:asciiTheme="minorHAnsi" w:eastAsiaTheme="minorEastAsia" w:hAnsiTheme="minorHAnsi" w:cstheme="minorBidi"/>
+          <w:color w:val="auto"/>
+        </w:rPr>
+        <w:t>ing</w:t>
+      </w:r>
+      <w:r>
+        <w:rPr>
+          <w:rFonts w:asciiTheme="minorHAnsi" w:eastAsiaTheme="minorEastAsia" w:hAnsiTheme="minorHAnsi" w:cstheme="minorBidi"/>
+          <w:color w:val="auto"/>
+        </w:rPr>
+        <w:t xml:space="preserve"> allows for </w:t>
+      </w:r>
+      <w:r>
+        <w:rPr>
+          <w:rFonts w:asciiTheme="minorHAnsi" w:eastAsiaTheme="minorEastAsia" w:hAnsiTheme="minorHAnsi" w:cstheme="minorBidi"/>
+          <w:color w:val="auto"/>
+        </w:rPr>
+        <w:t xml:space="preserve">improved </w:t>
+      </w:r>
+      <w:r>
+        <w:rPr>
+          <w:rFonts w:asciiTheme="minorHAnsi" w:eastAsiaTheme="minorEastAsia" w:hAnsiTheme="minorHAnsi" w:cstheme="minorBidi"/>
+          <w:color w:val="auto"/>
+        </w:rPr>
+        <w:t>scalability of the system and</w:t>
+      </w:r>
+      <w:r>
+        <w:rPr>
+          <w:rFonts w:asciiTheme="minorHAnsi" w:eastAsiaTheme="minorEastAsia" w:hAnsiTheme="minorHAnsi" w:cstheme="minorBidi"/>
+          <w:color w:val="auto"/>
+        </w:rPr>
+        <w:t xml:space="preserve"> increased</w:t>
+      </w:r>
+      <w:r>
+        <w:rPr>
+          <w:rFonts w:asciiTheme="minorHAnsi" w:eastAsiaTheme="minorEastAsia" w:hAnsiTheme="minorHAnsi" w:cstheme="minorBidi"/>
+          <w:color w:val="auto"/>
+        </w:rPr>
+        <w:t xml:space="preserve"> adaptability to changing business requirements</w:t>
+      </w:r>
+      <w:r>
+        <w:rPr>
+          <w:rFonts w:asciiTheme="minorHAnsi" w:eastAsiaTheme="minorEastAsia" w:hAnsiTheme="minorHAnsi" w:cstheme="minorBidi"/>
+          <w:color w:val="auto"/>
+        </w:rPr>
+        <w:t xml:space="preserve"> </w:t>
+      </w:r>
+      <w:r>
+        <w:rPr>
+          <w:rFonts w:asciiTheme="minorHAnsi" w:eastAsiaTheme="minorEastAsia" w:hAnsiTheme="minorHAnsi" w:cstheme="minorBidi"/>
+          <w:color w:val="auto"/>
+        </w:rPr>
+        <w:fldChar w:fldCharType="begin"/>
+      </w:r>
+      <w:r>
+        <w:rPr>
+          <w:rFonts w:asciiTheme="minorHAnsi" w:eastAsiaTheme="minorEastAsia" w:hAnsiTheme="minorHAnsi" w:cstheme="minorBidi"/>
+          <w:color w:val="auto"/>
+        </w:rPr>
+        <w:instrText xml:space="preserve"> ADDIN ZOTERO_ITEM CSL_CITATION {"citationID":"LcbTT86P","properties":{"unsorted":false,"formattedCitation":"(- 2025)","plainCitation":"(- 2025)","dontUpdate":true,"noteIndex":0},"citationItems":[{"id":89,"uris":["http://zotero.org/users/local/x6OJxADO/items/Y6Q4RAEH"],"itemData":{"id":89,"type":"article-journal","abstract":"Event-Driven Architecture (EDA) has emerged as a foundational paradigm for modern distributed systems, enabling organizations to build resilient, scalable, and responsive applications. This architectural approach fundamentally transforms how system components interact by facilitating asynchronous communication through events rather than direct calls. By decoupling producers and consumers, EDA creates systems that can maintain high availability during failures, scale dynamically under variable loads, and adapt quickly to changing business requirements. Organizations across sectors including finance, healthcare, retail, and manufacturing have realized substantial benefits in performance, maintainability, and operational efficiency after implementing event-driven patterns. The architecture's core components—event producers and consumers, message brokers, and streaming analytics platforms—work in concert to enable real-time processing, reduced dependencies, and enhanced business agility. While offering significant advantages, EDA also introduces challenges in schema management, eventual consistency, debugging, and error handling that must be addressed through deliberate implementation strategies.","container-title":"International Journal on Science and Technology","DOI":"10.71097/IJSAT.v16.i1.2907","ISSN":"2229-7677","issue":"1","journalAbbreviation":"IJSAT","language":"en","page":"2907","source":"DOI.org (Crossref)","title":"Event-Driven Architectures: The Foundation of Modern Distributed Systems","title-short":"Event-Driven Architectures","volume":"16","author":[{"literal":"Karthik Reddy Thondalapally"}],"issued":{"date-parts":[["2025",3,28]]}}}],"schema":"https://github.com/citation-style-language/schema/raw/master/csl-citation.json"} </w:instrText>
+      </w:r>
+      <w:r>
+        <w:rPr>
+          <w:rFonts w:asciiTheme="minorHAnsi" w:eastAsiaTheme="minorEastAsia" w:hAnsiTheme="minorHAnsi" w:cstheme="minorBidi"/>
+          <w:color w:val="auto"/>
+        </w:rPr>
+        <w:fldChar w:fldCharType="separate"/>
+      </w:r>
+      <w:r>
+        <w:rPr>
+          <w:rFonts w:asciiTheme="minorHAnsi" w:eastAsiaTheme="minorEastAsia" w:hAnsiTheme="minorHAnsi" w:cstheme="minorBidi"/>
+          <w:color w:val="auto"/>
+        </w:rPr>
+        <w:t xml:space="preserve">(Karthik Reddy </w:t>
+      </w:r>
+      <w:proofErr w:type="spellStart"/>
+      <w:r>
+        <w:rPr>
+          <w:rFonts w:asciiTheme="minorHAnsi" w:eastAsiaTheme="minorEastAsia" w:hAnsiTheme="minorHAnsi" w:cstheme="minorBidi"/>
+          <w:color w:val="auto"/>
+        </w:rPr>
+        <w:t>Thondalapally</w:t>
+      </w:r>
+      <w:proofErr w:type="spellEnd"/>
+      <w:r>
+        <w:rPr>
+          <w:rFonts w:asciiTheme="minorHAnsi" w:eastAsiaTheme="minorEastAsia" w:hAnsiTheme="minorHAnsi" w:cstheme="minorBidi"/>
+          <w:color w:val="auto"/>
+        </w:rPr>
+        <w:t xml:space="preserve"> 2025)</w:t>
+      </w:r>
+      <w:r>
+        <w:rPr>
+          <w:rFonts w:asciiTheme="minorHAnsi" w:eastAsiaTheme="minorEastAsia" w:hAnsiTheme="minorHAnsi" w:cstheme="minorBidi"/>
+          <w:color w:val="auto"/>
+        </w:rPr>
+        <w:fldChar w:fldCharType="end"/>
+      </w:r>
+      <w:r>
+        <w:rPr>
+          <w:rFonts w:asciiTheme="minorHAnsi" w:eastAsiaTheme="minorEastAsia" w:hAnsiTheme="minorHAnsi" w:cstheme="minorBidi"/>
+          <w:color w:val="auto"/>
+        </w:rPr>
+        <w:t xml:space="preserve">. </w:t>
+      </w:r>
     </w:p>
     <w:p>
       <w:pPr>
@@ -18535,6 +18942,299 @@
           <w:ilvl w:val="0"/>
           <w:numId w:val="0"/>
         </w:numPr>
+        <w:spacing w:line="360" w:lineRule="auto"/>
+        <w:rPr>
+          <w:rFonts w:asciiTheme="minorHAnsi" w:eastAsiaTheme="minorEastAsia" w:hAnsiTheme="minorHAnsi" w:cstheme="minorBidi"/>
+          <w:color w:val="auto"/>
+        </w:rPr>
+      </w:pPr>
+    </w:p>
+    <w:p>
+      <w:pPr>
+        <w:pStyle w:val="Disslevel3"/>
+        <w:numPr>
+          <w:ilvl w:val="0"/>
+          <w:numId w:val="0"/>
+        </w:numPr>
+        <w:spacing w:line="360" w:lineRule="auto"/>
+        <w:rPr>
+          <w:rFonts w:asciiTheme="minorHAnsi" w:eastAsiaTheme="minorEastAsia" w:hAnsiTheme="minorHAnsi" w:cstheme="minorBidi"/>
+          <w:color w:val="auto"/>
+        </w:rPr>
+      </w:pPr>
+      <w:r>
+        <w:rPr>
+          <w:rFonts w:asciiTheme="minorHAnsi" w:eastAsiaTheme="minorEastAsia" w:hAnsiTheme="minorHAnsi" w:cstheme="minorBidi"/>
+          <w:color w:val="auto"/>
+        </w:rPr>
+        <w:lastRenderedPageBreak/>
+        <w:t xml:space="preserve">In comparison to more traditional request-response, where a sender communicates to a specific target, EDA systems typically implement a publish-subscribe pattern </w:t>
+      </w:r>
+      <w:r>
+        <w:rPr>
+          <w:rFonts w:asciiTheme="minorHAnsi" w:eastAsiaTheme="minorEastAsia" w:hAnsiTheme="minorHAnsi" w:cstheme="minorBidi"/>
+          <w:color w:val="auto"/>
+        </w:rPr>
+        <w:fldChar w:fldCharType="begin"/>
+      </w:r>
+      <w:r>
+        <w:rPr>
+          <w:rFonts w:asciiTheme="minorHAnsi" w:eastAsiaTheme="minorEastAsia" w:hAnsiTheme="minorHAnsi" w:cstheme="minorBidi"/>
+          <w:color w:val="auto"/>
+        </w:rPr>
+        <w:instrText xml:space="preserve"> ADDIN ZOTERO_ITEM CSL_CITATION {"citationID":"BbfUn8FM","properties":{"unsorted":false,"formattedCitation":"(Choudhary 2025)","plainCitation":"(Choudhary 2025)","noteIndex":0},"citationItems":[{"id":94,"uris":["http://zotero.org/users/local/x6OJxADO/items/XIVLFVRW"],"itemData":{"id":94,"type":"article-journal","abstract":"Event-Driven Architecture (EDA) represents a transformative approach to modern system design, fundamentally changing how organizations process and respond to realtime information. This comprehensive article analysis explores the evolution of EDA from traditional batch processing to real-time event streaming, examining its core principles, implementation patterns, and practical applications across various industries. The article examines real-world implementations and demonstrates how EDA enables organizations to achieve improved scalability, reduced latency, and enhanced system resilience. The article analysis encompasses technical challenges and solutions in data consistency, fault tolerance, and security while addressing emerging trends in serverless computing, edge processing, and artificial intelligence integration.","container-title":"INTERNATIONAL JOURNAL OF COMPUTER ENGINEERING AND TECHNOLOGY","DOI":"10.34218/IJCET_16_01_113","ISSN":"0976-6367, 0976-6375","issue":"1","journalAbbreviation":"IJCET","language":"en","page":"1535-1552","source":"DOI.org (Crossref)","title":"IMPLEMENTING EVENT-DRIVEN ARCHITECTURE FOR REAL-TIME DATA INTEGRATION IN CLOUD ENVIRONMENTS","volume":"16","author":[{"family":"Choudhary","given":"Siddhart Kumar"}],"issued":{"date-parts":[["2025",1,30]]}}}],"schema":"https://github.com/citation-style-language/schema/raw/master/csl-citation.json"} </w:instrText>
+      </w:r>
+      <w:r>
+        <w:rPr>
+          <w:rFonts w:asciiTheme="minorHAnsi" w:eastAsiaTheme="minorEastAsia" w:hAnsiTheme="minorHAnsi" w:cstheme="minorBidi"/>
+          <w:color w:val="auto"/>
+        </w:rPr>
+        <w:fldChar w:fldCharType="separate"/>
+      </w:r>
+      <w:r>
+        <w:rPr>
+          <w:rFonts w:asciiTheme="minorHAnsi" w:eastAsiaTheme="minorEastAsia" w:hAnsiTheme="minorHAnsi" w:cstheme="minorBidi"/>
+          <w:color w:val="auto"/>
+        </w:rPr>
+        <w:t>(Choudhary 2025)</w:t>
+      </w:r>
+      <w:r>
+        <w:rPr>
+          <w:rFonts w:asciiTheme="minorHAnsi" w:eastAsiaTheme="minorEastAsia" w:hAnsiTheme="minorHAnsi" w:cstheme="minorBidi"/>
+          <w:color w:val="auto"/>
+        </w:rPr>
+        <w:fldChar w:fldCharType="end"/>
+      </w:r>
+      <w:r>
+        <w:rPr>
+          <w:rFonts w:asciiTheme="minorHAnsi" w:eastAsiaTheme="minorEastAsia" w:hAnsiTheme="minorHAnsi" w:cstheme="minorBidi"/>
+          <w:color w:val="auto"/>
+        </w:rPr>
+        <w:t xml:space="preserve">. This is achieved while guaranteeing delivery and maintaining ordering </w:t>
+      </w:r>
+      <w:r>
+        <w:rPr>
+          <w:rFonts w:asciiTheme="minorHAnsi" w:eastAsiaTheme="minorEastAsia" w:hAnsiTheme="minorHAnsi" w:cstheme="minorBidi"/>
+          <w:color w:val="auto"/>
+        </w:rPr>
+        <w:fldChar w:fldCharType="begin"/>
+      </w:r>
+      <w:r>
+        <w:rPr>
+          <w:rFonts w:asciiTheme="minorHAnsi" w:eastAsiaTheme="minorEastAsia" w:hAnsiTheme="minorHAnsi" w:cstheme="minorBidi"/>
+          <w:color w:val="auto"/>
+        </w:rPr>
+        <w:instrText xml:space="preserve"> ADDIN ZOTERO_ITEM CSL_CITATION {"citationID":"lBKwxaeW","properties":{"unsorted":false,"formattedCitation":"(Choudhary 2025)","plainCitation":"(Choudhary 2025)","noteIndex":0},"citationItems":[{"id":94,"uris":["http://zotero.org/users/local/x6OJxADO/items/XIVLFVRW"],"itemData":{"id":94,"type":"article-journal","abstract":"Event-Driven Architecture (EDA) represents a transformative approach to modern system design, fundamentally changing how organizations process and respond to realtime information. This comprehensive article analysis explores the evolution of EDA from traditional batch processing to real-time event streaming, examining its core principles, implementation patterns, and practical applications across various industries. The article examines real-world implementations and demonstrates how EDA enables organizations to achieve improved scalability, reduced latency, and enhanced system resilience. The article analysis encompasses technical challenges and solutions in data consistency, fault tolerance, and security while addressing emerging trends in serverless computing, edge processing, and artificial intelligence integration.","container-title":"INTERNATIONAL JOURNAL OF COMPUTER ENGINEERING AND TECHNOLOGY","DOI":"10.34218/IJCET_16_01_113","ISSN":"0976-6367, 0976-6375","issue":"1","journalAbbreviation":"IJCET","language":"en","page":"1535-1552","source":"DOI.org (Crossref)","title":"IMPLEMENTING EVENT-DRIVEN ARCHITECTURE FOR REAL-TIME DATA INTEGRATION IN CLOUD ENVIRONMENTS","volume":"16","author":[{"family":"Choudhary","given":"Siddhart Kumar"}],"issued":{"date-parts":[["2025",1,30]]}}}],"schema":"https://github.com/citation-style-language/schema/raw/master/csl-citation.json"} </w:instrText>
+      </w:r>
+      <w:r>
+        <w:rPr>
+          <w:rFonts w:asciiTheme="minorHAnsi" w:eastAsiaTheme="minorEastAsia" w:hAnsiTheme="minorHAnsi" w:cstheme="minorBidi"/>
+          <w:color w:val="auto"/>
+        </w:rPr>
+        <w:fldChar w:fldCharType="separate"/>
+      </w:r>
+      <w:r>
+        <w:rPr>
+          <w:rFonts w:asciiTheme="minorHAnsi" w:eastAsiaTheme="minorEastAsia" w:hAnsiTheme="minorHAnsi" w:cstheme="minorBidi"/>
+          <w:color w:val="auto"/>
+        </w:rPr>
+        <w:t>(Choudhary 2025)</w:t>
+      </w:r>
+      <w:r>
+        <w:rPr>
+          <w:rFonts w:asciiTheme="minorHAnsi" w:eastAsiaTheme="minorEastAsia" w:hAnsiTheme="minorHAnsi" w:cstheme="minorBidi"/>
+          <w:color w:val="auto"/>
+        </w:rPr>
+        <w:fldChar w:fldCharType="end"/>
+      </w:r>
+      <w:r>
+        <w:rPr>
+          <w:rFonts w:asciiTheme="minorHAnsi" w:eastAsiaTheme="minorEastAsia" w:hAnsiTheme="minorHAnsi" w:cstheme="minorBidi"/>
+          <w:color w:val="auto"/>
+        </w:rPr>
+        <w:t xml:space="preserve">.  </w:t>
+      </w:r>
+      <w:r>
+        <w:rPr>
+          <w:rFonts w:asciiTheme="minorHAnsi" w:eastAsiaTheme="minorEastAsia" w:hAnsiTheme="minorHAnsi" w:cstheme="minorBidi"/>
+          <w:color w:val="auto"/>
+        </w:rPr>
+        <w:t xml:space="preserve">Producers publish into </w:t>
+      </w:r>
+      <w:r>
+        <w:rPr>
+          <w:rFonts w:asciiTheme="minorHAnsi" w:eastAsiaTheme="minorEastAsia" w:hAnsiTheme="minorHAnsi" w:cstheme="minorBidi"/>
+          <w:color w:val="auto"/>
+        </w:rPr>
+        <w:t xml:space="preserve">immutable and </w:t>
+      </w:r>
+      <w:r>
+        <w:rPr>
+          <w:rFonts w:asciiTheme="minorHAnsi" w:eastAsiaTheme="minorEastAsia" w:hAnsiTheme="minorHAnsi" w:cstheme="minorBidi"/>
+          <w:color w:val="auto"/>
+        </w:rPr>
+        <w:t xml:space="preserve">centralised </w:t>
+      </w:r>
+      <w:r>
+        <w:rPr>
+          <w:rFonts w:asciiTheme="minorHAnsi" w:eastAsiaTheme="minorEastAsia" w:hAnsiTheme="minorHAnsi" w:cstheme="minorBidi"/>
+          <w:color w:val="auto"/>
+        </w:rPr>
+        <w:t xml:space="preserve">streams </w:t>
+      </w:r>
+      <w:r>
+        <w:rPr>
+          <w:rFonts w:asciiTheme="minorHAnsi" w:eastAsiaTheme="minorEastAsia" w:hAnsiTheme="minorHAnsi" w:cstheme="minorBidi"/>
+          <w:color w:val="auto"/>
+        </w:rPr>
+        <w:t xml:space="preserve">that multiple consuming applications can </w:t>
+      </w:r>
+      <w:r>
+        <w:rPr>
+          <w:rFonts w:asciiTheme="minorHAnsi" w:eastAsiaTheme="minorEastAsia" w:hAnsiTheme="minorHAnsi" w:cstheme="minorBidi"/>
+          <w:color w:val="auto"/>
+        </w:rPr>
+        <w:t>consume</w:t>
+      </w:r>
+      <w:r>
+        <w:rPr>
+          <w:rFonts w:asciiTheme="minorHAnsi" w:eastAsiaTheme="minorEastAsia" w:hAnsiTheme="minorHAnsi" w:cstheme="minorBidi"/>
+          <w:color w:val="auto"/>
+        </w:rPr>
+        <w:t xml:space="preserve"> in real time </w:t>
+      </w:r>
+      <w:r>
+        <w:rPr>
+          <w:rFonts w:asciiTheme="minorHAnsi" w:eastAsiaTheme="minorEastAsia" w:hAnsiTheme="minorHAnsi" w:cstheme="minorBidi"/>
+          <w:color w:val="auto"/>
+        </w:rPr>
+        <w:fldChar w:fldCharType="begin"/>
+      </w:r>
+      <w:r>
+        <w:rPr>
+          <w:rFonts w:asciiTheme="minorHAnsi" w:eastAsiaTheme="minorEastAsia" w:hAnsiTheme="minorHAnsi" w:cstheme="minorBidi"/>
+          <w:color w:val="auto"/>
+        </w:rPr>
+        <w:instrText xml:space="preserve"> ADDIN ZOTERO_ITEM CSL_CITATION {"citationID":"zd7uZuJa","properties":{"unsorted":false,"formattedCitation":"(Ijsrset and Dr. Susheel Kumar Tiwari 2024)","plainCitation":"(Ijsrset and Dr. Susheel Kumar Tiwari 2024)","noteIndex":0},"citationItems":[{"id":96,"uris":["http://zotero.org/users/local/x6OJxADO/items/EMPUXV5K"],"itemData":{"id":96,"type":"article-journal","abstract":"International Journal of Scientific Research in Science, Engineering and Technology (IJSRSET) is peer-reviewed, online international journal published Bimonthly by Technoscience Academy. IJSRSET is a highly-selective journal, covering topics that appeal to a broad readership in various branches of Science, Engineering and Technology and related fields. The journal has many benefits, all geared toward strengthening research skills and advancing academic careers. Journal publications are a vital part of academic career advancement.\nTo maintain a high-quality journal, manuscripts that appear in the IJSRSET Articles section have been subjected to a rigorous review process. This includes blind reviews by one or more members of the international editorial review board, followed by a detailed review by the IJSRSET editors.","container-title":"International Journal of Scientific Research in Science Engineering and Technology","DOI":"10.32628/IJSRSET","ISSN":"2395-1990, 2394-4099","issue":"1","journalAbbreviation":"Int J Sci Res Sci Eng Technol","language":"en","license":"https://creativecommons.org/licenses/by/4.0","page":"1","source":"DOI.org (Crossref)","title":"International Journal of Scientific Research in Science, Engineering and Technology","volume":"1","author":[{"literal":"Ijsrset"},{"literal":"Dr. Susheel Kumar Tiwari"}],"issued":{"date-parts":[["2024"]]}}}],"schema":"https://github.com/citation-style-language/schema/raw/master/csl-citation.json"} </w:instrText>
+      </w:r>
+      <w:r>
+        <w:rPr>
+          <w:rFonts w:asciiTheme="minorHAnsi" w:eastAsiaTheme="minorEastAsia" w:hAnsiTheme="minorHAnsi" w:cstheme="minorBidi"/>
+          <w:color w:val="auto"/>
+        </w:rPr>
+        <w:fldChar w:fldCharType="separate"/>
+      </w:r>
+      <w:r>
+        <w:rPr>
+          <w:rFonts w:asciiTheme="minorHAnsi" w:eastAsiaTheme="minorEastAsia" w:hAnsiTheme="minorHAnsi" w:cstheme="minorBidi"/>
+          <w:noProof/>
+          <w:color w:val="auto"/>
+        </w:rPr>
+        <w:t>(Ijsrset and Dr. Susheel Kumar Tiwari 2024)</w:t>
+      </w:r>
+      <w:r>
+        <w:rPr>
+          <w:rFonts w:asciiTheme="minorHAnsi" w:eastAsiaTheme="minorEastAsia" w:hAnsiTheme="minorHAnsi" w:cstheme="minorBidi"/>
+          <w:color w:val="auto"/>
+        </w:rPr>
+        <w:fldChar w:fldCharType="end"/>
+      </w:r>
+      <w:r>
+        <w:rPr>
+          <w:rFonts w:asciiTheme="minorHAnsi" w:eastAsiaTheme="minorEastAsia" w:hAnsiTheme="minorHAnsi" w:cstheme="minorBidi"/>
+          <w:color w:val="auto"/>
+        </w:rPr>
+        <w:t>, without being directly connected to the producers. This means that more consumers can be added without any impact o</w:t>
+      </w:r>
+      <w:r>
+        <w:rPr>
+          <w:rFonts w:asciiTheme="minorHAnsi" w:eastAsiaTheme="minorEastAsia" w:hAnsiTheme="minorHAnsi" w:cstheme="minorBidi"/>
+          <w:color w:val="auto"/>
+        </w:rPr>
+        <w:t>n</w:t>
+      </w:r>
+      <w:r>
+        <w:rPr>
+          <w:rFonts w:asciiTheme="minorHAnsi" w:eastAsiaTheme="minorEastAsia" w:hAnsiTheme="minorHAnsi" w:cstheme="minorBidi"/>
+          <w:color w:val="auto"/>
+        </w:rPr>
+        <w:t xml:space="preserve"> producers</w:t>
+      </w:r>
+      <w:r>
+        <w:rPr>
+          <w:rFonts w:asciiTheme="minorHAnsi" w:eastAsiaTheme="minorEastAsia" w:hAnsiTheme="minorHAnsi" w:cstheme="minorBidi"/>
+          <w:color w:val="auto"/>
+        </w:rPr>
+        <w:t xml:space="preserve"> and thus avoiding extra development effort</w:t>
+      </w:r>
+      <w:r>
+        <w:rPr>
+          <w:rFonts w:asciiTheme="minorHAnsi" w:eastAsiaTheme="minorEastAsia" w:hAnsiTheme="minorHAnsi" w:cstheme="minorBidi"/>
+          <w:color w:val="auto"/>
+        </w:rPr>
+        <w:t xml:space="preserve">. </w:t>
+      </w:r>
+      <w:r>
+        <w:rPr>
+          <w:rFonts w:asciiTheme="minorHAnsi" w:eastAsiaTheme="minorEastAsia" w:hAnsiTheme="minorHAnsi" w:cstheme="minorBidi"/>
+          <w:color w:val="auto"/>
+        </w:rPr>
+        <w:t xml:space="preserve">This makes EDA an attractive option when </w:t>
+      </w:r>
+      <w:r>
+        <w:rPr>
+          <w:rFonts w:asciiTheme="minorHAnsi" w:eastAsiaTheme="minorEastAsia" w:hAnsiTheme="minorHAnsi" w:cstheme="minorBidi"/>
+          <w:color w:val="auto"/>
+        </w:rPr>
+        <w:t>designing a modern, resilient and scalable enterprise architecture.</w:t>
+      </w:r>
+      <w:r>
+        <w:rPr>
+          <w:rFonts w:asciiTheme="minorHAnsi" w:eastAsiaTheme="minorEastAsia" w:hAnsiTheme="minorHAnsi" w:cstheme="minorBidi"/>
+          <w:color w:val="auto"/>
+        </w:rPr>
+        <w:t xml:space="preserve"> </w:t>
+      </w:r>
+    </w:p>
+    <w:p>
+      <w:pPr>
+        <w:pStyle w:val="Disslevel3"/>
+        <w:numPr>
+          <w:ilvl w:val="0"/>
+          <w:numId w:val="0"/>
+        </w:numPr>
+        <w:rPr>
+          <w:rFonts w:asciiTheme="minorHAnsi" w:eastAsiaTheme="minorEastAsia" w:hAnsiTheme="minorHAnsi" w:cstheme="minorBidi"/>
+          <w:color w:val="auto"/>
+        </w:rPr>
+      </w:pPr>
+    </w:p>
+    <w:p>
+      <w:pPr>
+        <w:pStyle w:val="Disslevel3"/>
+        <w:numPr>
+          <w:ilvl w:val="0"/>
+          <w:numId w:val="0"/>
+        </w:numPr>
+      </w:pPr>
+    </w:p>
+    <w:p>
+      <w:pPr>
+        <w:pStyle w:val="Disslevel3"/>
+      </w:pPr>
+      <w:bookmarkStart w:id="40" w:name="_Toc233796064"/>
+      <w:r>
+        <w:t>Event Streaming Systems and fault tolerance</w:t>
+      </w:r>
+      <w:bookmarkEnd w:id="40"/>
+    </w:p>
+    <w:p>
+      <w:pPr>
+        <w:pStyle w:val="Disslevel3"/>
+        <w:numPr>
+          <w:ilvl w:val="0"/>
+          <w:numId w:val="0"/>
+        </w:numPr>
       </w:pPr>
       <w:r>
         <w:rPr>
@@ -18684,7 +19384,6 @@
       </w:pPr>
       <w:bookmarkStart w:id="46" w:name="_Toc233796070"/>
       <w:r>
-        <w:lastRenderedPageBreak/>
         <w:t>Event replay and state reconstruction</w:t>
       </w:r>
       <w:bookmarkEnd w:id="46"/>
@@ -18729,6 +19428,7 @@
       </w:pPr>
       <w:bookmarkStart w:id="48" w:name="_Toc233796072"/>
       <w:r>
+        <w:lastRenderedPageBreak/>
         <w:t>Cloud-Native Resilience, High Availability and Disaster Recovery</w:t>
       </w:r>
       <w:bookmarkEnd w:id="48"/>
@@ -19044,7 +19744,6 @@
       </w:pPr>
       <w:bookmarkStart w:id="56" w:name="_Toc233796080"/>
       <w:r>
-        <w:lastRenderedPageBreak/>
         <w:t>Reliability</w:t>
       </w:r>
       <w:bookmarkEnd w:id="56"/>
@@ -19100,6 +19799,7 @@
       </w:pPr>
       <w:bookmarkStart w:id="58" w:name="_Toc233796082"/>
       <w:r>
+        <w:lastRenderedPageBreak/>
         <w:t>Research Gap and Conclusion</w:t>
       </w:r>
       <w:bookmarkEnd w:id="58"/>
@@ -19954,7 +20654,7 @@
           <w:rFonts w:ascii="Calibri" w:eastAsiaTheme="minorHAnsi" w:cs="Calibri"/>
           <w:lang w:val="en-GB"/>
         </w:rPr>
-        <w:t xml:space="preserve">Costa, A.B. and Brito, M.A. (2022) ‘Enterprise Architecture Management : Constant maintenance and updating of the Enterprise Architecture’, in </w:t>
+        <w:t xml:space="preserve">Choudhary, S.K. (2025) ‘IMPLEMENTING EVENT-DRIVEN ARCHITECTURE FOR REAL-TIME DATA INTEGRATION IN CLOUD ENVIRONMENTS’, </w:t>
       </w:r>
       <w:r>
         <w:rPr>
@@ -19963,14 +20663,14 @@
           <w:iCs/>
           <w:lang w:val="en-GB"/>
         </w:rPr>
-        <w:t>2022 17th Iberian Conference on Information Systems and Technologies (CISTI)</w:t>
-      </w:r>
-      <w:r>
-        <w:rPr>
-          <w:rFonts w:ascii="Calibri" w:eastAsiaTheme="minorHAnsi" w:cs="Calibri"/>
-          <w:lang w:val="en-GB"/>
-        </w:rPr>
-        <w:t>, Presented at the 2022 17th Iberian Conference on Information Systems and Technologies (CISTI), Madrid, Spain: IEEE, 1–5, available: https://doi.org/10.23919/CISTI54924.2022.9820068.</w:t>
+        <w:t>INTERNATIONAL JOURNAL OF COMPUTER ENGINEERING AND TECHNOLOGY</w:t>
+      </w:r>
+      <w:r>
+        <w:rPr>
+          <w:rFonts w:ascii="Calibri" w:eastAsiaTheme="minorHAnsi" w:cs="Calibri"/>
+          <w:lang w:val="en-GB"/>
+        </w:rPr>
+        <w:t>, 16(1), 1535–1552, available: https://doi.org/10.34218/IJCET_16_01_113.</w:t>
       </w:r>
     </w:p>
     <w:p>
@@ -19986,7 +20686,7 @@
           <w:rFonts w:ascii="Calibri" w:eastAsiaTheme="minorHAnsi" w:cs="Calibri"/>
           <w:lang w:val="en-GB"/>
         </w:rPr>
-        <w:t xml:space="preserve">Evans, E. (2004) </w:t>
+        <w:t xml:space="preserve">Costa, A.B. and Brito, M.A. (2022) ‘Enterprise Architecture Management : Constant maintenance and updating of the Enterprise Architecture’, in </w:t>
       </w:r>
       <w:r>
         <w:rPr>
@@ -19995,14 +20695,14 @@
           <w:iCs/>
           <w:lang w:val="en-GB"/>
         </w:rPr>
-        <w:t>Domain-Driven Design: Tackling Complexity in the Heart of Software</w:t>
-      </w:r>
-      <w:r>
-        <w:rPr>
-          <w:rFonts w:ascii="Calibri" w:eastAsiaTheme="minorHAnsi" w:cs="Calibri"/>
-          <w:lang w:val="en-GB"/>
-        </w:rPr>
-        <w:t>, Boston: Addison-Wesley.</w:t>
+        <w:t>2022 17th Iberian Conference on Information Systems and Technologies (CISTI)</w:t>
+      </w:r>
+      <w:r>
+        <w:rPr>
+          <w:rFonts w:ascii="Calibri" w:eastAsiaTheme="minorHAnsi" w:cs="Calibri"/>
+          <w:lang w:val="en-GB"/>
+        </w:rPr>
+        <w:t>, Presented at the 2022 17th Iberian Conference on Information Systems and Technologies (CISTI), Madrid, Spain: IEEE, 1–5, available: https://doi.org/10.23919/CISTI54924.2022.9820068.</w:t>
       </w:r>
     </w:p>
     <w:p>
@@ -20018,23 +20718,7 @@
           <w:rFonts w:ascii="Calibri" w:eastAsiaTheme="minorHAnsi" w:cs="Calibri"/>
           <w:lang w:val="en-GB"/>
         </w:rPr>
-        <w:t xml:space="preserve">Florian Springer and Christoph </w:t>
-      </w:r>
-      <w:proofErr w:type="spellStart"/>
-      <w:r>
-        <w:rPr>
-          <w:rFonts w:ascii="Calibri" w:eastAsiaTheme="minorHAnsi" w:cs="Calibri"/>
-          <w:lang w:val="en-GB"/>
-        </w:rPr>
-        <w:t>Emmersberger</w:t>
-      </w:r>
-      <w:proofErr w:type="spellEnd"/>
-      <w:r>
-        <w:rPr>
-          <w:rFonts w:ascii="Calibri" w:eastAsiaTheme="minorHAnsi" w:cs="Calibri"/>
-          <w:lang w:val="en-GB"/>
-        </w:rPr>
-        <w:t xml:space="preserve"> (2008) </w:t>
+        <w:t xml:space="preserve">Evans, E. (2004) </w:t>
       </w:r>
       <w:r>
         <w:rPr>
@@ -20043,14 +20727,14 @@
           <w:iCs/>
           <w:lang w:val="en-GB"/>
         </w:rPr>
-        <w:t>Event Driven Business Process Management Taking the Example of Deutsche Post AG: An Evaluation of the Approach of Oracle and the SOPERA Open Source SOA Framework</w:t>
-      </w:r>
-      <w:r>
-        <w:rPr>
-          <w:rFonts w:ascii="Calibri" w:eastAsiaTheme="minorHAnsi" w:cs="Calibri"/>
-          <w:lang w:val="en-GB"/>
-        </w:rPr>
-        <w:t>, Diploma Thesis.</w:t>
+        <w:t>Domain-Driven Design: Tackling Complexity in the Heart of Software</w:t>
+      </w:r>
+      <w:r>
+        <w:rPr>
+          <w:rFonts w:ascii="Calibri" w:eastAsiaTheme="minorHAnsi" w:cs="Calibri"/>
+          <w:lang w:val="en-GB"/>
+        </w:rPr>
+        <w:t>, Boston: Addison-Wesley.</w:t>
       </w:r>
     </w:p>
     <w:p>
@@ -20066,7 +20750,23 @@
           <w:rFonts w:ascii="Calibri" w:eastAsiaTheme="minorHAnsi" w:cs="Calibri"/>
           <w:lang w:val="en-GB"/>
         </w:rPr>
-        <w:t xml:space="preserve">Ghosh, A. (2025) ‘Transforming Enterprise Systems through Event-Driven Architecture: Implementation, Benefits, and Future Trends’, </w:t>
+        <w:t xml:space="preserve">Florian Springer and Christoph </w:t>
+      </w:r>
+      <w:proofErr w:type="spellStart"/>
+      <w:r>
+        <w:rPr>
+          <w:rFonts w:ascii="Calibri" w:eastAsiaTheme="minorHAnsi" w:cs="Calibri"/>
+          <w:lang w:val="en-GB"/>
+        </w:rPr>
+        <w:t>Emmersberger</w:t>
+      </w:r>
+      <w:proofErr w:type="spellEnd"/>
+      <w:r>
+        <w:rPr>
+          <w:rFonts w:ascii="Calibri" w:eastAsiaTheme="minorHAnsi" w:cs="Calibri"/>
+          <w:lang w:val="en-GB"/>
+        </w:rPr>
+        <w:t xml:space="preserve"> (2008) </w:t>
       </w:r>
       <w:r>
         <w:rPr>
@@ -20075,14 +20775,14 @@
           <w:iCs/>
           <w:lang w:val="en-GB"/>
         </w:rPr>
-        <w:t>International Journal of Scientific Research in Computer Science, Engineering and Information Technology</w:t>
-      </w:r>
-      <w:r>
-        <w:rPr>
-          <w:rFonts w:ascii="Calibri" w:eastAsiaTheme="minorHAnsi" w:cs="Calibri"/>
-          <w:lang w:val="en-GB"/>
-        </w:rPr>
-        <w:t>, 11(1), 3507–3514, available: https://doi.org/10.32628/CSEIT251112347.</w:t>
+        <w:t>Event Driven Business Process Management Taking the Example of Deutsche Post AG: An Evaluation of the Approach of Oracle and the SOPERA Open Source SOA Framework</w:t>
+      </w:r>
+      <w:r>
+        <w:rPr>
+          <w:rFonts w:ascii="Calibri" w:eastAsiaTheme="minorHAnsi" w:cs="Calibri"/>
+          <w:lang w:val="en-GB"/>
+        </w:rPr>
+        <w:t>, Diploma Thesis.</w:t>
       </w:r>
     </w:p>
     <w:p>
@@ -20098,23 +20798,7 @@
           <w:rFonts w:ascii="Calibri" w:eastAsiaTheme="minorHAnsi" w:cs="Calibri"/>
           <w:lang w:val="en-GB"/>
         </w:rPr>
-        <w:t xml:space="preserve">Hassel, A. and </w:t>
-      </w:r>
-      <w:proofErr w:type="spellStart"/>
-      <w:r>
-        <w:rPr>
-          <w:rFonts w:ascii="Calibri" w:eastAsiaTheme="minorHAnsi" w:cs="Calibri"/>
-          <w:lang w:val="en-GB"/>
-        </w:rPr>
-        <w:t>Sieker</w:t>
-      </w:r>
-      <w:proofErr w:type="spellEnd"/>
-      <w:r>
-        <w:rPr>
-          <w:rFonts w:ascii="Calibri" w:eastAsiaTheme="minorHAnsi" w:cs="Calibri"/>
-          <w:lang w:val="en-GB"/>
-        </w:rPr>
-        <w:t xml:space="preserve">, F. (2022) ‘The platform effect: How Amazon changed work in logistics in Germany, the United States and the United Kingdom’, </w:t>
+        <w:t xml:space="preserve">Ghosh, A. (2025) ‘Transforming Enterprise Systems through Event-Driven Architecture: Implementation, Benefits, and Future Trends’, </w:t>
       </w:r>
       <w:r>
         <w:rPr>
@@ -20123,14 +20807,14 @@
           <w:iCs/>
           <w:lang w:val="en-GB"/>
         </w:rPr>
-        <w:t>European Journal of Industrial Relations</w:t>
-      </w:r>
-      <w:r>
-        <w:rPr>
-          <w:rFonts w:ascii="Calibri" w:eastAsiaTheme="minorHAnsi" w:cs="Calibri"/>
-          <w:lang w:val="en-GB"/>
-        </w:rPr>
-        <w:t>, 28(3), 363–382, available: https://doi.org/10.1177/09596801221082456.</w:t>
+        <w:t>International Journal of Scientific Research in Computer Science, Engineering and Information Technology</w:t>
+      </w:r>
+      <w:r>
+        <w:rPr>
+          <w:rFonts w:ascii="Calibri" w:eastAsiaTheme="minorHAnsi" w:cs="Calibri"/>
+          <w:lang w:val="en-GB"/>
+        </w:rPr>
+        <w:t>, 11(1), 3507–3514, available: https://doi.org/10.32628/CSEIT251112347.</w:t>
       </w:r>
     </w:p>
     <w:p>
@@ -20141,13 +20825,20 @@
           <w:lang w:val="en-GB"/>
         </w:rPr>
       </w:pPr>
+      <w:r>
+        <w:rPr>
+          <w:rFonts w:ascii="Calibri" w:eastAsiaTheme="minorHAnsi" w:cs="Calibri"/>
+          <w:lang w:val="en-GB"/>
+        </w:rPr>
+        <w:t xml:space="preserve">Hassel, A. and </w:t>
+      </w:r>
       <w:proofErr w:type="spellStart"/>
       <w:r>
         <w:rPr>
           <w:rFonts w:ascii="Calibri" w:eastAsiaTheme="minorHAnsi" w:cs="Calibri"/>
           <w:lang w:val="en-GB"/>
         </w:rPr>
-        <w:t>Hippchen</w:t>
+        <w:t>Sieker</w:t>
       </w:r>
       <w:proofErr w:type="spellEnd"/>
       <w:r>
@@ -20155,96 +20846,7 @@
           <w:rFonts w:ascii="Calibri" w:eastAsiaTheme="minorHAnsi" w:cs="Calibri"/>
           <w:lang w:val="en-GB"/>
         </w:rPr>
-        <w:t xml:space="preserve">, B., </w:t>
-      </w:r>
-      <w:proofErr w:type="spellStart"/>
-      <w:r>
-        <w:rPr>
-          <w:rFonts w:ascii="Calibri" w:eastAsiaTheme="minorHAnsi" w:cs="Calibri"/>
-          <w:lang w:val="en-GB"/>
-        </w:rPr>
-        <w:t>Giessler</w:t>
-      </w:r>
-      <w:proofErr w:type="spellEnd"/>
-      <w:r>
-        <w:rPr>
-          <w:rFonts w:ascii="Calibri" w:eastAsiaTheme="minorHAnsi" w:cs="Calibri"/>
-          <w:lang w:val="en-GB"/>
-        </w:rPr>
-        <w:t xml:space="preserve">, P., </w:t>
-      </w:r>
-      <w:proofErr w:type="spellStart"/>
-      <w:r>
-        <w:rPr>
-          <w:rFonts w:ascii="Calibri" w:eastAsiaTheme="minorHAnsi" w:cs="Calibri"/>
-          <w:lang w:val="en-GB"/>
-        </w:rPr>
-        <w:t>Steinegger</w:t>
-      </w:r>
-      <w:proofErr w:type="spellEnd"/>
-      <w:r>
-        <w:rPr>
-          <w:rFonts w:ascii="Calibri" w:eastAsiaTheme="minorHAnsi" w:cs="Calibri"/>
-          <w:lang w:val="en-GB"/>
-        </w:rPr>
-        <w:t xml:space="preserve">, R.H., Schneider, M., and </w:t>
-      </w:r>
-      <w:proofErr w:type="spellStart"/>
-      <w:r>
-        <w:rPr>
-          <w:rFonts w:ascii="Calibri" w:eastAsiaTheme="minorHAnsi" w:cs="Calibri"/>
-          <w:lang w:val="en-GB"/>
-        </w:rPr>
-        <w:t>Abeck</w:t>
-      </w:r>
-      <w:proofErr w:type="spellEnd"/>
-      <w:r>
-        <w:rPr>
-          <w:rFonts w:ascii="Calibri" w:eastAsiaTheme="minorHAnsi" w:cs="Calibri"/>
-          <w:lang w:val="en-GB"/>
-        </w:rPr>
-        <w:t>, S. (2017) ‘Designing Microservice-Based Applications by Using a Domain-Driven Design Approach’.</w:t>
-      </w:r>
-    </w:p>
-    <w:p>
-      <w:pPr>
-        <w:pStyle w:val="Bibliography"/>
-        <w:rPr>
-          <w:rFonts w:ascii="Calibri" w:eastAsiaTheme="minorHAnsi" w:cs="Calibri"/>
-          <w:lang w:val="en-GB"/>
-        </w:rPr>
-      </w:pPr>
-      <w:proofErr w:type="spellStart"/>
-      <w:r>
-        <w:rPr>
-          <w:rFonts w:ascii="Calibri" w:eastAsiaTheme="minorHAnsi" w:cs="Calibri"/>
-          <w:lang w:val="en-GB"/>
-        </w:rPr>
-        <w:t>Ilieva</w:t>
-      </w:r>
-      <w:proofErr w:type="spellEnd"/>
-      <w:r>
-        <w:rPr>
-          <w:rFonts w:ascii="Calibri" w:eastAsiaTheme="minorHAnsi" w:cs="Calibri"/>
-          <w:lang w:val="en-GB"/>
-        </w:rPr>
-        <w:t xml:space="preserve">, D., Kolev, D., and </w:t>
-      </w:r>
-      <w:proofErr w:type="spellStart"/>
-      <w:r>
-        <w:rPr>
-          <w:rFonts w:ascii="Calibri" w:eastAsiaTheme="minorHAnsi" w:cs="Calibri"/>
-          <w:lang w:val="en-GB"/>
-        </w:rPr>
-        <w:t>Gladchenko</w:t>
-      </w:r>
-      <w:proofErr w:type="spellEnd"/>
-      <w:r>
-        <w:rPr>
-          <w:rFonts w:ascii="Calibri" w:eastAsiaTheme="minorHAnsi" w:cs="Calibri"/>
-          <w:lang w:val="en-GB"/>
-        </w:rPr>
-        <w:t xml:space="preserve">, V. (2024) ‘Investigation of the Impact of Artificial Intelligence and Automation in the Postal Services Sector Labour Market’, in </w:t>
+        <w:t xml:space="preserve">, F. (2022) ‘The platform effect: How Amazon changed work in logistics in Germany, the United States and the United Kingdom’, </w:t>
       </w:r>
       <w:r>
         <w:rPr>
@@ -20253,22 +20855,31 @@
           <w:iCs/>
           <w:lang w:val="en-GB"/>
         </w:rPr>
-        <w:t>2024 5th International Conference on Communications, Information, Electronic and Energy Systems (CIEES)</w:t>
-      </w:r>
-      <w:r>
-        <w:rPr>
-          <w:rFonts w:ascii="Calibri" w:eastAsiaTheme="minorHAnsi" w:cs="Calibri"/>
-          <w:lang w:val="en-GB"/>
-        </w:rPr>
-        <w:t xml:space="preserve">, Presented at the 2024 5th International Conference on Communications, Information, Electronic and Energy Systems (CIEES), </w:t>
-      </w:r>
+        <w:t>European Journal of Industrial Relations</w:t>
+      </w:r>
+      <w:r>
+        <w:rPr>
+          <w:rFonts w:ascii="Calibri" w:eastAsiaTheme="minorHAnsi" w:cs="Calibri"/>
+          <w:lang w:val="en-GB"/>
+        </w:rPr>
+        <w:t>, 28(3), 363–382, available: https://doi.org/10.1177/09596801221082456.</w:t>
+      </w:r>
+    </w:p>
+    <w:p>
+      <w:pPr>
+        <w:pStyle w:val="Bibliography"/>
+        <w:rPr>
+          <w:rFonts w:ascii="Calibri" w:eastAsiaTheme="minorHAnsi" w:cs="Calibri"/>
+          <w:lang w:val="en-GB"/>
+        </w:rPr>
+      </w:pPr>
       <w:proofErr w:type="spellStart"/>
       <w:r>
         <w:rPr>
           <w:rFonts w:ascii="Calibri" w:eastAsiaTheme="minorHAnsi" w:cs="Calibri"/>
           <w:lang w:val="en-GB"/>
         </w:rPr>
-        <w:t>Veliko</w:t>
+        <w:t>Hippchen</w:t>
       </w:r>
       <w:proofErr w:type="spellEnd"/>
       <w:r>
@@ -20276,6 +20887,95 @@
           <w:rFonts w:ascii="Calibri" w:eastAsiaTheme="minorHAnsi" w:cs="Calibri"/>
           <w:lang w:val="en-GB"/>
         </w:rPr>
+        <w:t xml:space="preserve">, B., </w:t>
+      </w:r>
+      <w:proofErr w:type="spellStart"/>
+      <w:r>
+        <w:rPr>
+          <w:rFonts w:ascii="Calibri" w:eastAsiaTheme="minorHAnsi" w:cs="Calibri"/>
+          <w:lang w:val="en-GB"/>
+        </w:rPr>
+        <w:t>Giessler</w:t>
+      </w:r>
+      <w:proofErr w:type="spellEnd"/>
+      <w:r>
+        <w:rPr>
+          <w:rFonts w:ascii="Calibri" w:eastAsiaTheme="minorHAnsi" w:cs="Calibri"/>
+          <w:lang w:val="en-GB"/>
+        </w:rPr>
+        <w:t xml:space="preserve">, P., </w:t>
+      </w:r>
+      <w:proofErr w:type="spellStart"/>
+      <w:r>
+        <w:rPr>
+          <w:rFonts w:ascii="Calibri" w:eastAsiaTheme="minorHAnsi" w:cs="Calibri"/>
+          <w:lang w:val="en-GB"/>
+        </w:rPr>
+        <w:t>Steinegger</w:t>
+      </w:r>
+      <w:proofErr w:type="spellEnd"/>
+      <w:r>
+        <w:rPr>
+          <w:rFonts w:ascii="Calibri" w:eastAsiaTheme="minorHAnsi" w:cs="Calibri"/>
+          <w:lang w:val="en-GB"/>
+        </w:rPr>
+        <w:t xml:space="preserve">, R.H., Schneider, M., and </w:t>
+      </w:r>
+      <w:proofErr w:type="spellStart"/>
+      <w:r>
+        <w:rPr>
+          <w:rFonts w:ascii="Calibri" w:eastAsiaTheme="minorHAnsi" w:cs="Calibri"/>
+          <w:lang w:val="en-GB"/>
+        </w:rPr>
+        <w:t>Abeck</w:t>
+      </w:r>
+      <w:proofErr w:type="spellEnd"/>
+      <w:r>
+        <w:rPr>
+          <w:rFonts w:ascii="Calibri" w:eastAsiaTheme="minorHAnsi" w:cs="Calibri"/>
+          <w:lang w:val="en-GB"/>
+        </w:rPr>
+        <w:t>, S. (2017) ‘Designing Microservice-Based Applications by Using a Domain-Driven Design Approach’.</w:t>
+      </w:r>
+    </w:p>
+    <w:p>
+      <w:pPr>
+        <w:pStyle w:val="Bibliography"/>
+        <w:rPr>
+          <w:rFonts w:ascii="Calibri" w:eastAsiaTheme="minorHAnsi" w:cs="Calibri"/>
+          <w:lang w:val="en-GB"/>
+        </w:rPr>
+      </w:pPr>
+      <w:proofErr w:type="spellStart"/>
+      <w:r>
+        <w:rPr>
+          <w:rFonts w:ascii="Calibri" w:eastAsiaTheme="minorHAnsi" w:cs="Calibri"/>
+          <w:lang w:val="en-GB"/>
+        </w:rPr>
+        <w:t>Ijsrset</w:t>
+      </w:r>
+      <w:proofErr w:type="spellEnd"/>
+      <w:r>
+        <w:rPr>
+          <w:rFonts w:ascii="Calibri" w:eastAsiaTheme="minorHAnsi" w:cs="Calibri"/>
+          <w:lang w:val="en-GB"/>
+        </w:rPr>
+        <w:t xml:space="preserve"> and </w:t>
+      </w:r>
+      <w:proofErr w:type="spellStart"/>
+      <w:r>
+        <w:rPr>
+          <w:rFonts w:ascii="Calibri" w:eastAsiaTheme="minorHAnsi" w:cs="Calibri"/>
+          <w:lang w:val="en-GB"/>
+        </w:rPr>
+        <w:t>Dr.</w:t>
+      </w:r>
+      <w:proofErr w:type="spellEnd"/>
+      <w:r>
+        <w:rPr>
+          <w:rFonts w:ascii="Calibri" w:eastAsiaTheme="minorHAnsi" w:cs="Calibri"/>
+          <w:lang w:val="en-GB"/>
+        </w:rPr>
         <w:t xml:space="preserve"> </w:t>
       </w:r>
       <w:proofErr w:type="spellStart"/>
@@ -20284,7 +20984,7 @@
           <w:rFonts w:ascii="Calibri" w:eastAsiaTheme="minorHAnsi" w:cs="Calibri"/>
           <w:lang w:val="en-GB"/>
         </w:rPr>
-        <w:t>Tarnovo</w:t>
+        <w:t>Susheel</w:t>
       </w:r>
       <w:proofErr w:type="spellEnd"/>
       <w:r>
@@ -20292,39 +20992,7 @@
           <w:rFonts w:ascii="Calibri" w:eastAsiaTheme="minorHAnsi" w:cs="Calibri"/>
           <w:lang w:val="en-GB"/>
         </w:rPr>
-        <w:t>, Bulgaria: IEEE, 1–7, available: https://doi.org/10.1109/CIEES62939.2024.10811359.</w:t>
-      </w:r>
-    </w:p>
-    <w:p>
-      <w:pPr>
-        <w:pStyle w:val="Bibliography"/>
-        <w:rPr>
-          <w:rFonts w:ascii="Calibri" w:eastAsiaTheme="minorHAnsi" w:cs="Calibri"/>
-          <w:lang w:val="en-GB"/>
-        </w:rPr>
-      </w:pPr>
-      <w:r>
-        <w:rPr>
-          <w:rFonts w:ascii="Calibri" w:eastAsiaTheme="minorHAnsi" w:cs="Calibri"/>
-          <w:lang w:val="en-GB"/>
-        </w:rPr>
-        <w:t xml:space="preserve">Ivanov, N. and </w:t>
-      </w:r>
-      <w:proofErr w:type="spellStart"/>
-      <w:r>
-        <w:rPr>
-          <w:rFonts w:ascii="Calibri" w:eastAsiaTheme="minorHAnsi" w:cs="Calibri"/>
-          <w:lang w:val="en-GB"/>
-        </w:rPr>
-        <w:t>Tasheva</w:t>
-      </w:r>
-      <w:proofErr w:type="spellEnd"/>
-      <w:r>
-        <w:rPr>
-          <w:rFonts w:ascii="Calibri" w:eastAsiaTheme="minorHAnsi" w:cs="Calibri"/>
-          <w:lang w:val="en-GB"/>
-        </w:rPr>
-        <w:t xml:space="preserve">, A. (2021) ‘A Hot Decomposition Procedure: Operational Monolith System to Microservices’, in </w:t>
+        <w:t xml:space="preserve"> Kumar Tiwari (2024) ‘International Journal of Scientific Research in Science, Engineering and Technology’, </w:t>
       </w:r>
       <w:r>
         <w:rPr>
@@ -20333,14 +21001,14 @@
           <w:iCs/>
           <w:lang w:val="en-GB"/>
         </w:rPr>
-        <w:t>2021 International Conference Automatics and Informatics (ICAI)</w:t>
-      </w:r>
-      <w:r>
-        <w:rPr>
-          <w:rFonts w:ascii="Calibri" w:eastAsiaTheme="minorHAnsi" w:cs="Calibri"/>
-          <w:lang w:val="en-GB"/>
-        </w:rPr>
-        <w:t>, Presented at the 2021 International Conference Automatics and Informatics (ICAI), Varna, Bulgaria: IEEE, 182–187, available: https://doi.org/10.1109/ICAI52893.2021.9639494.</w:t>
+        <w:t>International Journal of Scientific Research in Science Engineering and Technology</w:t>
+      </w:r>
+      <w:r>
+        <w:rPr>
+          <w:rFonts w:ascii="Calibri" w:eastAsiaTheme="minorHAnsi" w:cs="Calibri"/>
+          <w:lang w:val="en-GB"/>
+        </w:rPr>
+        <w:t>, 1(1), 1, available: https://doi.org/10.32628/IJSRSET.</w:t>
       </w:r>
     </w:p>
     <w:p>
@@ -20351,20 +21019,13 @@
           <w:lang w:val="en-GB"/>
         </w:rPr>
       </w:pPr>
-      <w:r>
-        <w:rPr>
-          <w:rFonts w:ascii="Calibri" w:eastAsiaTheme="minorHAnsi" w:cs="Calibri"/>
-          <w:lang w:val="en-GB"/>
-        </w:rPr>
-        <w:t xml:space="preserve">Jovanović, B., </w:t>
-      </w:r>
       <w:proofErr w:type="spellStart"/>
       <w:r>
         <w:rPr>
           <w:rFonts w:ascii="Calibri" w:eastAsiaTheme="minorHAnsi" w:cs="Calibri"/>
           <w:lang w:val="en-GB"/>
         </w:rPr>
-        <w:t>Šarac</w:t>
+        <w:t>Ilieva</w:t>
       </w:r>
       <w:proofErr w:type="spellEnd"/>
       <w:r>
@@ -20372,7 +21033,7 @@
           <w:rFonts w:ascii="Calibri" w:eastAsiaTheme="minorHAnsi" w:cs="Calibri"/>
           <w:lang w:val="en-GB"/>
         </w:rPr>
-        <w:t xml:space="preserve">, D., and </w:t>
+        <w:t xml:space="preserve">, D., Kolev, D., and </w:t>
       </w:r>
       <w:proofErr w:type="spellStart"/>
       <w:r>
@@ -20380,7 +21041,7 @@
           <w:rFonts w:ascii="Calibri" w:eastAsiaTheme="minorHAnsi" w:cs="Calibri"/>
           <w:lang w:val="en-GB"/>
         </w:rPr>
-        <w:t>Čačić</w:t>
+        <w:t>Gladchenko</w:t>
       </w:r>
       <w:proofErr w:type="spellEnd"/>
       <w:r>
@@ -20388,7 +21049,7 @@
           <w:rFonts w:ascii="Calibri" w:eastAsiaTheme="minorHAnsi" w:cs="Calibri"/>
           <w:lang w:val="en-GB"/>
         </w:rPr>
-        <w:t xml:space="preserve">, N. (2025) ‘Delphi and fuzzy TOPSIS approach for redefining the scope of postal universal service obligation’, </w:t>
+        <w:t xml:space="preserve">, V. (2024) ‘Investigation of the Impact of Artificial Intelligence and Automation in the Postal Services Sector Labour Market’, in </w:t>
       </w:r>
       <w:r>
         <w:rPr>
@@ -20397,14 +21058,46 @@
           <w:iCs/>
           <w:lang w:val="en-GB"/>
         </w:rPr>
-        <w:t>Journal of Regulatory Economics</w:t>
-      </w:r>
-      <w:r>
-        <w:rPr>
-          <w:rFonts w:ascii="Calibri" w:eastAsiaTheme="minorHAnsi" w:cs="Calibri"/>
-          <w:lang w:val="en-GB"/>
-        </w:rPr>
-        <w:t>, 68(1), 38–52, available: https://doi.org/10.1007/s11149-025-09489-6.</w:t>
+        <w:t>2024 5th International Conference on Communications, Information, Electronic and Energy Systems (CIEES)</w:t>
+      </w:r>
+      <w:r>
+        <w:rPr>
+          <w:rFonts w:ascii="Calibri" w:eastAsiaTheme="minorHAnsi" w:cs="Calibri"/>
+          <w:lang w:val="en-GB"/>
+        </w:rPr>
+        <w:t xml:space="preserve">, Presented at the 2024 5th International Conference on Communications, Information, Electronic and Energy Systems (CIEES), </w:t>
+      </w:r>
+      <w:proofErr w:type="spellStart"/>
+      <w:r>
+        <w:rPr>
+          <w:rFonts w:ascii="Calibri" w:eastAsiaTheme="minorHAnsi" w:cs="Calibri"/>
+          <w:lang w:val="en-GB"/>
+        </w:rPr>
+        <w:t>Veliko</w:t>
+      </w:r>
+      <w:proofErr w:type="spellEnd"/>
+      <w:r>
+        <w:rPr>
+          <w:rFonts w:ascii="Calibri" w:eastAsiaTheme="minorHAnsi" w:cs="Calibri"/>
+          <w:lang w:val="en-GB"/>
+        </w:rPr>
+        <w:t xml:space="preserve"> </w:t>
+      </w:r>
+      <w:proofErr w:type="spellStart"/>
+      <w:r>
+        <w:rPr>
+          <w:rFonts w:ascii="Calibri" w:eastAsiaTheme="minorHAnsi" w:cs="Calibri"/>
+          <w:lang w:val="en-GB"/>
+        </w:rPr>
+        <w:t>Tarnovo</w:t>
+      </w:r>
+      <w:proofErr w:type="spellEnd"/>
+      <w:r>
+        <w:rPr>
+          <w:rFonts w:ascii="Calibri" w:eastAsiaTheme="minorHAnsi" w:cs="Calibri"/>
+          <w:lang w:val="en-GB"/>
+        </w:rPr>
+        <w:t>, Bulgaria: IEEE, 1–7, available: https://doi.org/10.1109/CIEES62939.2024.10811359.</w:t>
       </w:r>
     </w:p>
     <w:p>
@@ -20415,13 +21108,20 @@
           <w:lang w:val="en-GB"/>
         </w:rPr>
       </w:pPr>
+      <w:r>
+        <w:rPr>
+          <w:rFonts w:ascii="Calibri" w:eastAsiaTheme="minorHAnsi" w:cs="Calibri"/>
+          <w:lang w:val="en-GB"/>
+        </w:rPr>
+        <w:t xml:space="preserve">Ivanov, N. and </w:t>
+      </w:r>
       <w:proofErr w:type="spellStart"/>
       <w:r>
         <w:rPr>
           <w:rFonts w:ascii="Calibri" w:eastAsiaTheme="minorHAnsi" w:cs="Calibri"/>
           <w:lang w:val="en-GB"/>
         </w:rPr>
-        <w:t>Kalske</w:t>
+        <w:t>Tasheva</w:t>
       </w:r>
       <w:proofErr w:type="spellEnd"/>
       <w:r>
@@ -20429,71 +21129,7 @@
           <w:rFonts w:ascii="Calibri" w:eastAsiaTheme="minorHAnsi" w:cs="Calibri"/>
           <w:lang w:val="en-GB"/>
         </w:rPr>
-        <w:t xml:space="preserve">, M., </w:t>
-      </w:r>
-      <w:proofErr w:type="spellStart"/>
-      <w:r>
-        <w:rPr>
-          <w:rFonts w:ascii="Calibri" w:eastAsiaTheme="minorHAnsi" w:cs="Calibri"/>
-          <w:lang w:val="en-GB"/>
-        </w:rPr>
-        <w:t>Mäkitalo</w:t>
-      </w:r>
-      <w:proofErr w:type="spellEnd"/>
-      <w:r>
-        <w:rPr>
-          <w:rFonts w:ascii="Calibri" w:eastAsiaTheme="minorHAnsi" w:cs="Calibri"/>
-          <w:lang w:val="en-GB"/>
-        </w:rPr>
-        <w:t xml:space="preserve">, N., and </w:t>
-      </w:r>
-      <w:proofErr w:type="spellStart"/>
-      <w:r>
-        <w:rPr>
-          <w:rFonts w:ascii="Calibri" w:eastAsiaTheme="minorHAnsi" w:cs="Calibri"/>
-          <w:lang w:val="en-GB"/>
-        </w:rPr>
-        <w:t>Mikkonen</w:t>
-      </w:r>
-      <w:proofErr w:type="spellEnd"/>
-      <w:r>
-        <w:rPr>
-          <w:rFonts w:ascii="Calibri" w:eastAsiaTheme="minorHAnsi" w:cs="Calibri"/>
-          <w:lang w:val="en-GB"/>
-        </w:rPr>
-        <w:t xml:space="preserve">, T. (2018) ‘Challenges When Moving from Monolith to Microservice Architecture’, in </w:t>
-      </w:r>
-      <w:proofErr w:type="spellStart"/>
-      <w:r>
-        <w:rPr>
-          <w:rFonts w:ascii="Calibri" w:eastAsiaTheme="minorHAnsi" w:cs="Calibri"/>
-          <w:lang w:val="en-GB"/>
-        </w:rPr>
-        <w:t>Garrigós</w:t>
-      </w:r>
-      <w:proofErr w:type="spellEnd"/>
-      <w:r>
-        <w:rPr>
-          <w:rFonts w:ascii="Calibri" w:eastAsiaTheme="minorHAnsi" w:cs="Calibri"/>
-          <w:lang w:val="en-GB"/>
-        </w:rPr>
-        <w:t xml:space="preserve">, I. and </w:t>
-      </w:r>
-      <w:proofErr w:type="spellStart"/>
-      <w:r>
-        <w:rPr>
-          <w:rFonts w:ascii="Calibri" w:eastAsiaTheme="minorHAnsi" w:cs="Calibri"/>
-          <w:lang w:val="en-GB"/>
-        </w:rPr>
-        <w:t>Wimmer</w:t>
-      </w:r>
-      <w:proofErr w:type="spellEnd"/>
-      <w:r>
-        <w:rPr>
-          <w:rFonts w:ascii="Calibri" w:eastAsiaTheme="minorHAnsi" w:cs="Calibri"/>
-          <w:lang w:val="en-GB"/>
-        </w:rPr>
-        <w:t xml:space="preserve">, M., eds, </w:t>
+        <w:t xml:space="preserve">, A. (2021) ‘A Hot Decomposition Procedure: Operational Monolith System to Microservices’, in </w:t>
       </w:r>
       <w:r>
         <w:rPr>
@@ -20502,14 +21138,14 @@
           <w:iCs/>
           <w:lang w:val="en-GB"/>
         </w:rPr>
-        <w:t>Current Trends in Web Engineering</w:t>
-      </w:r>
-      <w:r>
-        <w:rPr>
-          <w:rFonts w:ascii="Calibri" w:eastAsiaTheme="minorHAnsi" w:cs="Calibri"/>
-          <w:lang w:val="en-GB"/>
-        </w:rPr>
-        <w:t>, Lecture Notes in Computer Science, Cham: Springer International Publishing, 32–47, available: https://doi.org/10.1007/978-3-319-74433-9_3.</w:t>
+        <w:t>2021 International Conference Automatics and Informatics (ICAI)</w:t>
+      </w:r>
+      <w:r>
+        <w:rPr>
+          <w:rFonts w:ascii="Calibri" w:eastAsiaTheme="minorHAnsi" w:cs="Calibri"/>
+          <w:lang w:val="en-GB"/>
+        </w:rPr>
+        <w:t>, Presented at the 2021 International Conference Automatics and Informatics (ICAI), Varna, Bulgaria: IEEE, 182–187, available: https://doi.org/10.1109/ICAI52893.2021.9639494.</w:t>
       </w:r>
     </w:p>
     <w:p>
@@ -20525,7 +21161,7 @@
           <w:rFonts w:ascii="Calibri" w:eastAsiaTheme="minorHAnsi" w:cs="Calibri"/>
           <w:lang w:val="en-GB"/>
         </w:rPr>
-        <w:t xml:space="preserve">Karthik Reddy </w:t>
+        <w:t xml:space="preserve">Jovanović, B., </w:t>
       </w:r>
       <w:proofErr w:type="spellStart"/>
       <w:r>
@@ -20533,7 +21169,7 @@
           <w:rFonts w:ascii="Calibri" w:eastAsiaTheme="minorHAnsi" w:cs="Calibri"/>
           <w:lang w:val="en-GB"/>
         </w:rPr>
-        <w:t>Thondalapally</w:t>
+        <w:t>Šarac</w:t>
       </w:r>
       <w:proofErr w:type="spellEnd"/>
       <w:r>
@@ -20541,7 +21177,23 @@
           <w:rFonts w:ascii="Calibri" w:eastAsiaTheme="minorHAnsi" w:cs="Calibri"/>
           <w:lang w:val="en-GB"/>
         </w:rPr>
-        <w:t xml:space="preserve"> (2025) ‘Event-Driven Architectures: The Foundation of Modern Distributed Systems’, </w:t>
+        <w:t xml:space="preserve">, D., and </w:t>
+      </w:r>
+      <w:proofErr w:type="spellStart"/>
+      <w:r>
+        <w:rPr>
+          <w:rFonts w:ascii="Calibri" w:eastAsiaTheme="minorHAnsi" w:cs="Calibri"/>
+          <w:lang w:val="en-GB"/>
+        </w:rPr>
+        <w:t>Čačić</w:t>
+      </w:r>
+      <w:proofErr w:type="spellEnd"/>
+      <w:r>
+        <w:rPr>
+          <w:rFonts w:ascii="Calibri" w:eastAsiaTheme="minorHAnsi" w:cs="Calibri"/>
+          <w:lang w:val="en-GB"/>
+        </w:rPr>
+        <w:t xml:space="preserve">, N. (2025) ‘Delphi and fuzzy TOPSIS approach for redefining the scope of postal universal service obligation’, </w:t>
       </w:r>
       <w:r>
         <w:rPr>
@@ -20550,14 +21202,14 @@
           <w:iCs/>
           <w:lang w:val="en-GB"/>
         </w:rPr>
-        <w:t>International Journal on Science and Technology</w:t>
-      </w:r>
-      <w:r>
-        <w:rPr>
-          <w:rFonts w:ascii="Calibri" w:eastAsiaTheme="minorHAnsi" w:cs="Calibri"/>
-          <w:lang w:val="en-GB"/>
-        </w:rPr>
-        <w:t>, 16(1), 2907, available: https://doi.org/10.71097/IJSAT.v16.i1.2907.</w:t>
+        <w:t>Journal of Regulatory Economics</w:t>
+      </w:r>
+      <w:r>
+        <w:rPr>
+          <w:rFonts w:ascii="Calibri" w:eastAsiaTheme="minorHAnsi" w:cs="Calibri"/>
+          <w:lang w:val="en-GB"/>
+        </w:rPr>
+        <w:t>, 68(1), 38–52, available: https://doi.org/10.1007/s11149-025-09489-6.</w:t>
       </w:r>
     </w:p>
     <w:p>
@@ -20575,7 +21227,7 @@
           <w:lang w:val="en-GB"/>
         </w:rPr>
         <w:lastRenderedPageBreak/>
-        <w:t>Kasaram</w:t>
+        <w:t>Kalske</w:t>
       </w:r>
       <w:proofErr w:type="spellEnd"/>
       <w:r>
@@ -20583,7 +21235,71 @@
           <w:rFonts w:ascii="Calibri" w:eastAsiaTheme="minorHAnsi" w:cs="Calibri"/>
           <w:lang w:val="en-GB"/>
         </w:rPr>
-        <w:t xml:space="preserve">, C.R. (2023) ‘Harnessing Asynchronous Patterns with Event Driven Kafka and Microservices Architectures’, </w:t>
+        <w:t xml:space="preserve">, M., </w:t>
+      </w:r>
+      <w:proofErr w:type="spellStart"/>
+      <w:r>
+        <w:rPr>
+          <w:rFonts w:ascii="Calibri" w:eastAsiaTheme="minorHAnsi" w:cs="Calibri"/>
+          <w:lang w:val="en-GB"/>
+        </w:rPr>
+        <w:t>Mäkitalo</w:t>
+      </w:r>
+      <w:proofErr w:type="spellEnd"/>
+      <w:r>
+        <w:rPr>
+          <w:rFonts w:ascii="Calibri" w:eastAsiaTheme="minorHAnsi" w:cs="Calibri"/>
+          <w:lang w:val="en-GB"/>
+        </w:rPr>
+        <w:t xml:space="preserve">, N., and </w:t>
+      </w:r>
+      <w:proofErr w:type="spellStart"/>
+      <w:r>
+        <w:rPr>
+          <w:rFonts w:ascii="Calibri" w:eastAsiaTheme="minorHAnsi" w:cs="Calibri"/>
+          <w:lang w:val="en-GB"/>
+        </w:rPr>
+        <w:t>Mikkonen</w:t>
+      </w:r>
+      <w:proofErr w:type="spellEnd"/>
+      <w:r>
+        <w:rPr>
+          <w:rFonts w:ascii="Calibri" w:eastAsiaTheme="minorHAnsi" w:cs="Calibri"/>
+          <w:lang w:val="en-GB"/>
+        </w:rPr>
+        <w:t xml:space="preserve">, T. (2018) ‘Challenges When Moving from Monolith to Microservice Architecture’, in </w:t>
+      </w:r>
+      <w:proofErr w:type="spellStart"/>
+      <w:r>
+        <w:rPr>
+          <w:rFonts w:ascii="Calibri" w:eastAsiaTheme="minorHAnsi" w:cs="Calibri"/>
+          <w:lang w:val="en-GB"/>
+        </w:rPr>
+        <w:t>Garrigós</w:t>
+      </w:r>
+      <w:proofErr w:type="spellEnd"/>
+      <w:r>
+        <w:rPr>
+          <w:rFonts w:ascii="Calibri" w:eastAsiaTheme="minorHAnsi" w:cs="Calibri"/>
+          <w:lang w:val="en-GB"/>
+        </w:rPr>
+        <w:t xml:space="preserve">, I. and </w:t>
+      </w:r>
+      <w:proofErr w:type="spellStart"/>
+      <w:r>
+        <w:rPr>
+          <w:rFonts w:ascii="Calibri" w:eastAsiaTheme="minorHAnsi" w:cs="Calibri"/>
+          <w:lang w:val="en-GB"/>
+        </w:rPr>
+        <w:t>Wimmer</w:t>
+      </w:r>
+      <w:proofErr w:type="spellEnd"/>
+      <w:r>
+        <w:rPr>
+          <w:rFonts w:ascii="Calibri" w:eastAsiaTheme="minorHAnsi" w:cs="Calibri"/>
+          <w:lang w:val="en-GB"/>
+        </w:rPr>
+        <w:t xml:space="preserve">, M., eds, </w:t>
       </w:r>
       <w:r>
         <w:rPr>
@@ -20592,14 +21308,14 @@
           <w:iCs/>
           <w:lang w:val="en-GB"/>
         </w:rPr>
-        <w:t>Journal of Artificial Intelligence &amp; Cloud Computing</w:t>
-      </w:r>
-      <w:r>
-        <w:rPr>
-          <w:rFonts w:ascii="Calibri" w:eastAsiaTheme="minorHAnsi" w:cs="Calibri"/>
-          <w:lang w:val="en-GB"/>
-        </w:rPr>
-        <w:t>, 2(4), 1, available: https://doi.org/10.47363/JAICC/2023(2)502.</w:t>
+        <w:t>Current Trends in Web Engineering</w:t>
+      </w:r>
+      <w:r>
+        <w:rPr>
+          <w:rFonts w:ascii="Calibri" w:eastAsiaTheme="minorHAnsi" w:cs="Calibri"/>
+          <w:lang w:val="en-GB"/>
+        </w:rPr>
+        <w:t>, Lecture Notes in Computer Science, Cham: Springer International Publishing, 32–47, available: https://doi.org/10.1007/978-3-319-74433-9_3.</w:t>
       </w:r>
     </w:p>
     <w:p>
@@ -20610,13 +21326,20 @@
           <w:lang w:val="en-GB"/>
         </w:rPr>
       </w:pPr>
+      <w:r>
+        <w:rPr>
+          <w:rFonts w:ascii="Calibri" w:eastAsiaTheme="minorHAnsi" w:cs="Calibri"/>
+          <w:lang w:val="en-GB"/>
+        </w:rPr>
+        <w:t xml:space="preserve">Karthik Reddy </w:t>
+      </w:r>
       <w:proofErr w:type="spellStart"/>
       <w:r>
         <w:rPr>
           <w:rFonts w:ascii="Calibri" w:eastAsiaTheme="minorHAnsi" w:cs="Calibri"/>
           <w:lang w:val="en-GB"/>
         </w:rPr>
-        <w:t>Kiani</w:t>
+        <w:t>Thondalapally</w:t>
       </w:r>
       <w:proofErr w:type="spellEnd"/>
       <w:r>
@@ -20624,23 +21347,7 @@
           <w:rFonts w:ascii="Calibri" w:eastAsiaTheme="minorHAnsi" w:cs="Calibri"/>
           <w:lang w:val="en-GB"/>
         </w:rPr>
-        <w:t xml:space="preserve">, A.A., Sarwar, A., Arshad, H., Bibi, A., Ahmad, F.B., and Ahmed, W. (2024) ‘Catalysing Monolithic to </w:t>
-      </w:r>
-      <w:proofErr w:type="spellStart"/>
-      <w:r>
-        <w:rPr>
-          <w:rFonts w:ascii="Calibri" w:eastAsiaTheme="minorHAnsi" w:cs="Calibri"/>
-          <w:lang w:val="en-GB"/>
-        </w:rPr>
-        <w:t>Microsevices</w:t>
-      </w:r>
-      <w:proofErr w:type="spellEnd"/>
-      <w:r>
-        <w:rPr>
-          <w:rFonts w:ascii="Calibri" w:eastAsiaTheme="minorHAnsi" w:cs="Calibri"/>
-          <w:lang w:val="en-GB"/>
-        </w:rPr>
-        <w:t xml:space="preserve"> Migration: A Strategic Approach Using Refactoring and Pilot Projects’, in </w:t>
+        <w:t xml:space="preserve"> (2025) ‘Event-Driven Architectures: The Foundation of Modern Distributed Systems’, </w:t>
       </w:r>
       <w:r>
         <w:rPr>
@@ -20649,14 +21356,14 @@
           <w:iCs/>
           <w:lang w:val="en-GB"/>
         </w:rPr>
-        <w:t>2024 International Conference on Engineering &amp;amp; Computing Technologies (ICECT)</w:t>
-      </w:r>
-      <w:r>
-        <w:rPr>
-          <w:rFonts w:ascii="Calibri" w:eastAsiaTheme="minorHAnsi" w:cs="Calibri"/>
-          <w:lang w:val="en-GB"/>
-        </w:rPr>
-        <w:t>, Presented at the 2024 International Conference on Engineering &amp;amp; Computing Technologies (ICECT), Islamabad, Pakistan: IEEE, 1–7, available: https://doi.org/10.1109/ICECT61618.2024.10581399.</w:t>
+        <w:t>International Journal on Science and Technology</w:t>
+      </w:r>
+      <w:r>
+        <w:rPr>
+          <w:rFonts w:ascii="Calibri" w:eastAsiaTheme="minorHAnsi" w:cs="Calibri"/>
+          <w:lang w:val="en-GB"/>
+        </w:rPr>
+        <w:t>, 16(1), 2907, available: https://doi.org/10.71097/IJSAT.v16.i1.2907.</w:t>
       </w:r>
     </w:p>
     <w:p>
@@ -20673,7 +21380,7 @@
           <w:rFonts w:ascii="Calibri" w:eastAsiaTheme="minorHAnsi" w:cs="Calibri"/>
           <w:lang w:val="en-GB"/>
         </w:rPr>
-        <w:t>Laigner</w:t>
+        <w:t>Kasaram</w:t>
       </w:r>
       <w:proofErr w:type="spellEnd"/>
       <w:r>
@@ -20681,48 +21388,7 @@
           <w:rFonts w:ascii="Calibri" w:eastAsiaTheme="minorHAnsi" w:cs="Calibri"/>
           <w:lang w:val="en-GB"/>
         </w:rPr>
-        <w:t xml:space="preserve">, R., Almeida, A.C., </w:t>
-      </w:r>
-      <w:proofErr w:type="spellStart"/>
-      <w:r>
-        <w:rPr>
-          <w:rFonts w:ascii="Calibri" w:eastAsiaTheme="minorHAnsi" w:cs="Calibri"/>
-          <w:lang w:val="en-GB"/>
-        </w:rPr>
-        <w:t>Assunção</w:t>
-      </w:r>
-      <w:proofErr w:type="spellEnd"/>
-      <w:r>
-        <w:rPr>
-          <w:rFonts w:ascii="Calibri" w:eastAsiaTheme="minorHAnsi" w:cs="Calibri"/>
-          <w:lang w:val="en-GB"/>
-        </w:rPr>
-        <w:t>, W.K.G., and Zhou, Y. (2024) ‘An Empirical Study on Challenges of Event Management in Microservice Architectures’, available: https://doi.org/10.48550/arXiv.2408.00440.</w:t>
-      </w:r>
-    </w:p>
-    <w:p>
-      <w:pPr>
-        <w:pStyle w:val="Bibliography"/>
-        <w:rPr>
-          <w:rFonts w:ascii="Calibri" w:eastAsiaTheme="minorHAnsi" w:cs="Calibri"/>
-          <w:lang w:val="en-GB"/>
-        </w:rPr>
-      </w:pPr>
-      <w:proofErr w:type="spellStart"/>
-      <w:r>
-        <w:rPr>
-          <w:rFonts w:ascii="Calibri" w:eastAsiaTheme="minorHAnsi" w:cs="Calibri"/>
-          <w:lang w:val="en-GB"/>
-        </w:rPr>
-        <w:t>Macías</w:t>
-      </w:r>
-      <w:proofErr w:type="spellEnd"/>
-      <w:r>
-        <w:rPr>
-          <w:rFonts w:ascii="Calibri" w:eastAsiaTheme="minorHAnsi" w:cs="Calibri"/>
-          <w:lang w:val="en-GB"/>
-        </w:rPr>
-        <w:t xml:space="preserve">, A., Navarro, E., Cuesta, C.E., and Zdun, U. (2023) ‘Architecting Digital Twins Using a Domain-Driven Design-Based Approach*’, in </w:t>
+        <w:t xml:space="preserve">, C.R. (2023) ‘Harnessing Asynchronous Patterns with Event Driven Kafka and Microservices Architectures’, </w:t>
       </w:r>
       <w:r>
         <w:rPr>
@@ -20731,14 +21397,14 @@
           <w:iCs/>
           <w:lang w:val="en-GB"/>
         </w:rPr>
-        <w:t>2023 IEEE 20th International Conference on Software Architecture (ICSA)</w:t>
-      </w:r>
-      <w:r>
-        <w:rPr>
-          <w:rFonts w:ascii="Calibri" w:eastAsiaTheme="minorHAnsi" w:cs="Calibri"/>
-          <w:lang w:val="en-GB"/>
-        </w:rPr>
-        <w:t>, Presented at the 2023 IEEE 20th International Conference on Software Architecture (ICSA), L’Aquila, Italy: IEEE, 153–163, available: https://doi.org/10.1109/ICSA56044.2023.00022.</w:t>
+        <w:t>Journal of Artificial Intelligence &amp; Cloud Computing</w:t>
+      </w:r>
+      <w:r>
+        <w:rPr>
+          <w:rFonts w:ascii="Calibri" w:eastAsiaTheme="minorHAnsi" w:cs="Calibri"/>
+          <w:lang w:val="en-GB"/>
+        </w:rPr>
+        <w:t>, 2(4), 1, available: https://doi.org/10.47363/JAICC/2023(2)502.</w:t>
       </w:r>
     </w:p>
     <w:p>
@@ -20749,12 +21415,37 @@
           <w:lang w:val="en-GB"/>
         </w:rPr>
       </w:pPr>
-      <w:r>
-        <w:rPr>
-          <w:rFonts w:ascii="Calibri" w:eastAsiaTheme="minorHAnsi" w:cs="Calibri"/>
-          <w:lang w:val="en-GB"/>
-        </w:rPr>
-        <w:t xml:space="preserve">McIlroy, M.D., Pinson, E.N., and Tague, B.A. (1978) ‘UNIX Time-Sharing System: Foreword’, </w:t>
+      <w:proofErr w:type="spellStart"/>
+      <w:r>
+        <w:rPr>
+          <w:rFonts w:ascii="Calibri" w:eastAsiaTheme="minorHAnsi" w:cs="Calibri"/>
+          <w:lang w:val="en-GB"/>
+        </w:rPr>
+        <w:t>Kiani</w:t>
+      </w:r>
+      <w:proofErr w:type="spellEnd"/>
+      <w:r>
+        <w:rPr>
+          <w:rFonts w:ascii="Calibri" w:eastAsiaTheme="minorHAnsi" w:cs="Calibri"/>
+          <w:lang w:val="en-GB"/>
+        </w:rPr>
+        <w:t xml:space="preserve">, A.A., Sarwar, A., Arshad, H., Bibi, A., Ahmad, F.B., and Ahmed, W. (2024) ‘Catalysing Monolithic to </w:t>
+      </w:r>
+      <w:proofErr w:type="spellStart"/>
+      <w:r>
+        <w:rPr>
+          <w:rFonts w:ascii="Calibri" w:eastAsiaTheme="minorHAnsi" w:cs="Calibri"/>
+          <w:lang w:val="en-GB"/>
+        </w:rPr>
+        <w:t>Microsevices</w:t>
+      </w:r>
+      <w:proofErr w:type="spellEnd"/>
+      <w:r>
+        <w:rPr>
+          <w:rFonts w:ascii="Calibri" w:eastAsiaTheme="minorHAnsi" w:cs="Calibri"/>
+          <w:lang w:val="en-GB"/>
+        </w:rPr>
+        <w:t xml:space="preserve"> Migration: A Strategic Approach Using Refactoring and Pilot Projects’, in </w:t>
       </w:r>
       <w:r>
         <w:rPr>
@@ -20763,14 +21454,14 @@
           <w:iCs/>
           <w:lang w:val="en-GB"/>
         </w:rPr>
-        <w:t>Bell System Technical Journal</w:t>
-      </w:r>
-      <w:r>
-        <w:rPr>
-          <w:rFonts w:ascii="Calibri" w:eastAsiaTheme="minorHAnsi" w:cs="Calibri"/>
-          <w:lang w:val="en-GB"/>
-        </w:rPr>
-        <w:t>, 57(6), 1899–1904, available: https://doi.org/10.1002/j.1538-7305.1978.tb02135.x.</w:t>
+        <w:t>2024 International Conference on Engineering &amp;amp; Computing Technologies (ICECT)</w:t>
+      </w:r>
+      <w:r>
+        <w:rPr>
+          <w:rFonts w:ascii="Calibri" w:eastAsiaTheme="minorHAnsi" w:cs="Calibri"/>
+          <w:lang w:val="en-GB"/>
+        </w:rPr>
+        <w:t>, Presented at the 2024 International Conference on Engineering &amp;amp; Computing Technologies (ICECT), Islamabad, Pakistan: IEEE, 1–7, available: https://doi.org/10.1109/ICECT61618.2024.10581399.</w:t>
       </w:r>
     </w:p>
     <w:p>
@@ -20781,20 +21472,13 @@
           <w:lang w:val="en-GB"/>
         </w:rPr>
       </w:pPr>
-      <w:r>
-        <w:rPr>
-          <w:rFonts w:ascii="Calibri" w:eastAsiaTheme="minorHAnsi" w:cs="Calibri"/>
-          <w:lang w:val="en-GB"/>
-        </w:rPr>
-        <w:t xml:space="preserve">Mishra, R., Jaiswal, N., Prakash, R., and </w:t>
-      </w:r>
       <w:proofErr w:type="spellStart"/>
       <w:r>
         <w:rPr>
           <w:rFonts w:ascii="Calibri" w:eastAsiaTheme="minorHAnsi" w:cs="Calibri"/>
           <w:lang w:val="en-GB"/>
         </w:rPr>
-        <w:t>Barwal</w:t>
+        <w:t>Laigner</w:t>
       </w:r>
       <w:proofErr w:type="spellEnd"/>
       <w:r>
@@ -20802,7 +21486,48 @@
           <w:rFonts w:ascii="Calibri" w:eastAsiaTheme="minorHAnsi" w:cs="Calibri"/>
           <w:lang w:val="en-GB"/>
         </w:rPr>
-        <w:t xml:space="preserve">, P.N. (2022) ‘Transition from Monolithic to Microservices Architecture: Need and proposed pipeline’, in </w:t>
+        <w:t xml:space="preserve">, R., Almeida, A.C., </w:t>
+      </w:r>
+      <w:proofErr w:type="spellStart"/>
+      <w:r>
+        <w:rPr>
+          <w:rFonts w:ascii="Calibri" w:eastAsiaTheme="minorHAnsi" w:cs="Calibri"/>
+          <w:lang w:val="en-GB"/>
+        </w:rPr>
+        <w:t>Assunção</w:t>
+      </w:r>
+      <w:proofErr w:type="spellEnd"/>
+      <w:r>
+        <w:rPr>
+          <w:rFonts w:ascii="Calibri" w:eastAsiaTheme="minorHAnsi" w:cs="Calibri"/>
+          <w:lang w:val="en-GB"/>
+        </w:rPr>
+        <w:t>, W.K.G., and Zhou, Y. (2024) ‘An Empirical Study on Challenges of Event Management in Microservice Architectures’, available: https://doi.org/10.48550/arXiv.2408.00440.</w:t>
+      </w:r>
+    </w:p>
+    <w:p>
+      <w:pPr>
+        <w:pStyle w:val="Bibliography"/>
+        <w:rPr>
+          <w:rFonts w:ascii="Calibri" w:eastAsiaTheme="minorHAnsi" w:cs="Calibri"/>
+          <w:lang w:val="en-GB"/>
+        </w:rPr>
+      </w:pPr>
+      <w:proofErr w:type="spellStart"/>
+      <w:r>
+        <w:rPr>
+          <w:rFonts w:ascii="Calibri" w:eastAsiaTheme="minorHAnsi" w:cs="Calibri"/>
+          <w:lang w:val="en-GB"/>
+        </w:rPr>
+        <w:t>Macías</w:t>
+      </w:r>
+      <w:proofErr w:type="spellEnd"/>
+      <w:r>
+        <w:rPr>
+          <w:rFonts w:ascii="Calibri" w:eastAsiaTheme="minorHAnsi" w:cs="Calibri"/>
+          <w:lang w:val="en-GB"/>
+        </w:rPr>
+        <w:t xml:space="preserve">, A., Navarro, E., Cuesta, C.E., and Zdun, U. (2023) ‘Architecting Digital Twins Using a Domain-Driven Design-Based Approach*’, in </w:t>
       </w:r>
       <w:r>
         <w:rPr>
@@ -20811,14 +21536,14 @@
           <w:iCs/>
           <w:lang w:val="en-GB"/>
         </w:rPr>
-        <w:t>2022 International Conference on Futuristic Technologies (INCOFT)</w:t>
-      </w:r>
-      <w:r>
-        <w:rPr>
-          <w:rFonts w:ascii="Calibri" w:eastAsiaTheme="minorHAnsi" w:cs="Calibri"/>
-          <w:lang w:val="en-GB"/>
-        </w:rPr>
-        <w:t>, Presented at the 2022 International Conference on Futuristic Technologies (INCOFT), Belgaum, India: IEEE, 1–6, available: https://doi.org/10.1109/INCOFT55651.2022.10094556.</w:t>
+        <w:t>2023 IEEE 20th International Conference on Software Architecture (ICSA)</w:t>
+      </w:r>
+      <w:r>
+        <w:rPr>
+          <w:rFonts w:ascii="Calibri" w:eastAsiaTheme="minorHAnsi" w:cs="Calibri"/>
+          <w:lang w:val="en-GB"/>
+        </w:rPr>
+        <w:t>, Presented at the 2023 IEEE 20th International Conference on Software Architecture (ICSA), L’Aquila, Italy: IEEE, 153–163, available: https://doi.org/10.1109/ICSA56044.2023.00022.</w:t>
       </w:r>
     </w:p>
     <w:p>
@@ -20834,7 +21559,7 @@
           <w:rFonts w:ascii="Calibri" w:eastAsiaTheme="minorHAnsi" w:cs="Calibri"/>
           <w:lang w:val="en-GB"/>
         </w:rPr>
-        <w:t xml:space="preserve">Miyachi, C. (2021) ‘The Rise of Kubernetes’, in </w:t>
+        <w:t xml:space="preserve">McIlroy, M.D., Pinson, E.N., and Tague, B.A. (1978) ‘UNIX Time-Sharing System: Foreword’, </w:t>
       </w:r>
       <w:r>
         <w:rPr>
@@ -20843,14 +21568,14 @@
           <w:iCs/>
           <w:lang w:val="en-GB"/>
         </w:rPr>
-        <w:t>2021 Cloud Continuum</w:t>
-      </w:r>
-      <w:r>
-        <w:rPr>
-          <w:rFonts w:ascii="Calibri" w:eastAsiaTheme="minorHAnsi" w:cs="Calibri"/>
-          <w:lang w:val="en-GB"/>
-        </w:rPr>
-        <w:t>, Presented at the 2021 Cloud Continuum, Los Alamitos, CA, USA: IEEE, 1–5, available: https://doi.org/10.1109/CloudContinuum54760.2021.00002.</w:t>
+        <w:t>Bell System Technical Journal</w:t>
+      </w:r>
+      <w:r>
+        <w:rPr>
+          <w:rFonts w:ascii="Calibri" w:eastAsiaTheme="minorHAnsi" w:cs="Calibri"/>
+          <w:lang w:val="en-GB"/>
+        </w:rPr>
+        <w:t>, 57(6), 1899–1904, available: https://doi.org/10.1002/j.1538-7305.1978.tb02135.x.</w:t>
       </w:r>
     </w:p>
     <w:p>
@@ -20861,13 +21586,20 @@
           <w:lang w:val="en-GB"/>
         </w:rPr>
       </w:pPr>
+      <w:r>
+        <w:rPr>
+          <w:rFonts w:ascii="Calibri" w:eastAsiaTheme="minorHAnsi" w:cs="Calibri"/>
+          <w:lang w:val="en-GB"/>
+        </w:rPr>
+        <w:t xml:space="preserve">Mishra, R., Jaiswal, N., Prakash, R., and </w:t>
+      </w:r>
       <w:proofErr w:type="spellStart"/>
       <w:r>
         <w:rPr>
           <w:rFonts w:ascii="Calibri" w:eastAsiaTheme="minorHAnsi" w:cs="Calibri"/>
           <w:lang w:val="en-GB"/>
         </w:rPr>
-        <w:t>Myllynen</w:t>
+        <w:t>Barwal</w:t>
       </w:r>
       <w:proofErr w:type="spellEnd"/>
       <w:r>
@@ -20875,7 +21607,7 @@
           <w:rFonts w:ascii="Calibri" w:eastAsiaTheme="minorHAnsi" w:cs="Calibri"/>
           <w:lang w:val="en-GB"/>
         </w:rPr>
-        <w:t xml:space="preserve">, T., Kamau, E., Mustapha, S.D., Babatunde, G.O., and Alabi, A.A. (2023) ‘Developing a Conceptual Model for Cross-Domain Microservices Using Event-Driven and Domain-Driven Design’, </w:t>
+        <w:t xml:space="preserve">, P.N. (2022) ‘Transition from Monolithic to Microservices Architecture: Need and proposed pipeline’, in </w:t>
       </w:r>
       <w:r>
         <w:rPr>
@@ -20884,14 +21616,14 @@
           <w:iCs/>
           <w:lang w:val="en-GB"/>
         </w:rPr>
-        <w:t>International Journal of Multidisciplinary Research and Growth Evaluation</w:t>
-      </w:r>
-      <w:r>
-        <w:rPr>
-          <w:rFonts w:ascii="Calibri" w:eastAsiaTheme="minorHAnsi" w:cs="Calibri"/>
-          <w:lang w:val="en-GB"/>
-        </w:rPr>
-        <w:t>, 4(1), 635–638, available: https://doi.org/10.54660/.IJMRGE.2023.4.1.635-638.</w:t>
+        <w:t>2022 International Conference on Futuristic Technologies (INCOFT)</w:t>
+      </w:r>
+      <w:r>
+        <w:rPr>
+          <w:rFonts w:ascii="Calibri" w:eastAsiaTheme="minorHAnsi" w:cs="Calibri"/>
+          <w:lang w:val="en-GB"/>
+        </w:rPr>
+        <w:t>, Presented at the 2022 International Conference on Futuristic Technologies (INCOFT), Belgaum, India: IEEE, 1–6, available: https://doi.org/10.1109/INCOFT55651.2022.10094556.</w:t>
       </w:r>
     </w:p>
     <w:p>
@@ -20902,21 +21634,12 @@
           <w:lang w:val="en-GB"/>
         </w:rPr>
       </w:pPr>
-      <w:proofErr w:type="spellStart"/>
-      <w:r>
-        <w:rPr>
-          <w:rFonts w:ascii="Calibri" w:eastAsiaTheme="minorHAnsi" w:cs="Calibri"/>
-          <w:lang w:val="en-GB"/>
-        </w:rPr>
-        <w:t>Otsetova</w:t>
-      </w:r>
-      <w:proofErr w:type="spellEnd"/>
-      <w:r>
-        <w:rPr>
-          <w:rFonts w:ascii="Calibri" w:eastAsiaTheme="minorHAnsi" w:cs="Calibri"/>
-          <w:lang w:val="en-GB"/>
-        </w:rPr>
-        <w:t xml:space="preserve">, A. (2019) ‘Postal Sector Transformation in Digital Economy’, </w:t>
+      <w:r>
+        <w:rPr>
+          <w:rFonts w:ascii="Calibri" w:eastAsiaTheme="minorHAnsi" w:cs="Calibri"/>
+          <w:lang w:val="en-GB"/>
+        </w:rPr>
+        <w:t xml:space="preserve">Miyachi, C. (2021) ‘The Rise of Kubernetes’, in </w:t>
       </w:r>
       <w:r>
         <w:rPr>
@@ -20925,14 +21648,14 @@
           <w:iCs/>
           <w:lang w:val="en-GB"/>
         </w:rPr>
-        <w:t>International Journal</w:t>
-      </w:r>
-      <w:r>
-        <w:rPr>
-          <w:rFonts w:ascii="Calibri" w:eastAsiaTheme="minorHAnsi" w:cs="Calibri"/>
-          <w:lang w:val="en-GB"/>
-        </w:rPr>
-        <w:t>, 8(2).</w:t>
+        <w:t>2021 Cloud Continuum</w:t>
+      </w:r>
+      <w:r>
+        <w:rPr>
+          <w:rFonts w:ascii="Calibri" w:eastAsiaTheme="minorHAnsi" w:cs="Calibri"/>
+          <w:lang w:val="en-GB"/>
+        </w:rPr>
+        <w:t>, Presented at the 2021 Cloud Continuum, Los Alamitos, CA, USA: IEEE, 1–5, available: https://doi.org/10.1109/CloudContinuum54760.2021.00002.</w:t>
       </w:r>
     </w:p>
     <w:p>
@@ -20949,7 +21672,7 @@
           <w:rFonts w:ascii="Calibri" w:eastAsiaTheme="minorHAnsi" w:cs="Calibri"/>
           <w:lang w:val="en-GB"/>
         </w:rPr>
-        <w:t>Oumoussa</w:t>
+        <w:t>Myllynen</w:t>
       </w:r>
       <w:proofErr w:type="spellEnd"/>
       <w:r>
@@ -20957,23 +21680,7 @@
           <w:rFonts w:ascii="Calibri" w:eastAsiaTheme="minorHAnsi" w:cs="Calibri"/>
           <w:lang w:val="en-GB"/>
         </w:rPr>
-        <w:t xml:space="preserve">, I. and </w:t>
-      </w:r>
-      <w:proofErr w:type="spellStart"/>
-      <w:r>
-        <w:rPr>
-          <w:rFonts w:ascii="Calibri" w:eastAsiaTheme="minorHAnsi" w:cs="Calibri"/>
-          <w:lang w:val="en-GB"/>
-        </w:rPr>
-        <w:t>Saidi</w:t>
-      </w:r>
-      <w:proofErr w:type="spellEnd"/>
-      <w:r>
-        <w:rPr>
-          <w:rFonts w:ascii="Calibri" w:eastAsiaTheme="minorHAnsi" w:cs="Calibri"/>
-          <w:lang w:val="en-GB"/>
-        </w:rPr>
-        <w:t xml:space="preserve">, R. (2024) ‘Evolution of Microservices Identification in Monolith Decomposition: A Systematic Review’, </w:t>
+        <w:t xml:space="preserve">, T., Kamau, E., Mustapha, S.D., Babatunde, G.O., and Alabi, A.A. (2023) ‘Developing a Conceptual Model for Cross-Domain Microservices Using Event-Driven and Domain-Driven Design’, </w:t>
       </w:r>
       <w:r>
         <w:rPr>
@@ -20982,14 +21689,14 @@
           <w:iCs/>
           <w:lang w:val="en-GB"/>
         </w:rPr>
-        <w:t>IEEE Access</w:t>
-      </w:r>
-      <w:r>
-        <w:rPr>
-          <w:rFonts w:ascii="Calibri" w:eastAsiaTheme="minorHAnsi" w:cs="Calibri"/>
-          <w:lang w:val="en-GB"/>
-        </w:rPr>
-        <w:t>, 12, 23389–23405, available: https://doi.org/10.1109/ACCESS.2024.3365079.</w:t>
+        <w:t>International Journal of Multidisciplinary Research and Growth Evaluation</w:t>
+      </w:r>
+      <w:r>
+        <w:rPr>
+          <w:rFonts w:ascii="Calibri" w:eastAsiaTheme="minorHAnsi" w:cs="Calibri"/>
+          <w:lang w:val="en-GB"/>
+        </w:rPr>
+        <w:t>, 4(1), 635–638, available: https://doi.org/10.54660/.IJMRGE.2023.4.1.635-638.</w:t>
       </w:r>
     </w:p>
     <w:p>
@@ -21006,7 +21713,7 @@
           <w:rFonts w:ascii="Calibri" w:eastAsiaTheme="minorHAnsi" w:cs="Calibri"/>
           <w:lang w:val="en-GB"/>
         </w:rPr>
-        <w:t>Pallempati</w:t>
+        <w:t>Otsetova</w:t>
       </w:r>
       <w:proofErr w:type="spellEnd"/>
       <w:r>
@@ -21014,7 +21721,7 @@
           <w:rFonts w:ascii="Calibri" w:eastAsiaTheme="minorHAnsi" w:cs="Calibri"/>
           <w:lang w:val="en-GB"/>
         </w:rPr>
-        <w:t xml:space="preserve">, I., Lakshmi, D.V., and Das, M.S. (2024) ‘Handwritten Character Recognition and Vehicle Number Recognition using OCR Method’, in </w:t>
+        <w:t xml:space="preserve">, A. (2019) ‘Postal Sector Transformation in Digital Economy’, </w:t>
       </w:r>
       <w:r>
         <w:rPr>
@@ -21023,14 +21730,14 @@
           <w:iCs/>
           <w:lang w:val="en-GB"/>
         </w:rPr>
-        <w:t>2024 Third International Conference on Trends in Electrical, Electronics, and Computer Engineering (TEECCON)</w:t>
-      </w:r>
-      <w:r>
-        <w:rPr>
-          <w:rFonts w:ascii="Calibri" w:eastAsiaTheme="minorHAnsi" w:cs="Calibri"/>
-          <w:lang w:val="en-GB"/>
-        </w:rPr>
-        <w:t>, Presented at the 2024 Third International Conference on Trends in Electrical, Electronics, and Computer Engineering (TEECCON), Bangalore, India: IEEE, 41–45, available: https://doi.org/10.1109/TEECCON64024.2024.10939189.</w:t>
+        <w:t>International Journal</w:t>
+      </w:r>
+      <w:r>
+        <w:rPr>
+          <w:rFonts w:ascii="Calibri" w:eastAsiaTheme="minorHAnsi" w:cs="Calibri"/>
+          <w:lang w:val="en-GB"/>
+        </w:rPr>
+        <w:t>, 8(2).</w:t>
       </w:r>
     </w:p>
     <w:p>
@@ -21047,7 +21754,7 @@
           <w:rFonts w:ascii="Calibri" w:eastAsiaTheme="minorHAnsi" w:cs="Calibri"/>
           <w:lang w:val="en-GB"/>
         </w:rPr>
-        <w:t>Platunina</w:t>
+        <w:t>Oumoussa</w:t>
       </w:r>
       <w:proofErr w:type="spellEnd"/>
       <w:r>
@@ -21055,7 +21762,7 @@
           <w:rFonts w:ascii="Calibri" w:eastAsiaTheme="minorHAnsi" w:cs="Calibri"/>
           <w:lang w:val="en-GB"/>
         </w:rPr>
-        <w:t xml:space="preserve">, G.P., </w:t>
+        <w:t xml:space="preserve">, I. and </w:t>
       </w:r>
       <w:proofErr w:type="spellStart"/>
       <w:r>
@@ -21063,7 +21770,7 @@
           <w:rFonts w:ascii="Calibri" w:eastAsiaTheme="minorHAnsi" w:cs="Calibri"/>
           <w:lang w:val="en-GB"/>
         </w:rPr>
-        <w:t>Salutina</w:t>
+        <w:t>Saidi</w:t>
       </w:r>
       <w:proofErr w:type="spellEnd"/>
       <w:r>
@@ -21071,23 +21778,7 @@
           <w:rFonts w:ascii="Calibri" w:eastAsiaTheme="minorHAnsi" w:cs="Calibri"/>
           <w:lang w:val="en-GB"/>
         </w:rPr>
-        <w:t xml:space="preserve">, T.Y., </w:t>
-      </w:r>
-      <w:proofErr w:type="spellStart"/>
-      <w:r>
-        <w:rPr>
-          <w:rFonts w:ascii="Calibri" w:eastAsiaTheme="minorHAnsi" w:cs="Calibri"/>
-          <w:lang w:val="en-GB"/>
-        </w:rPr>
-        <w:t>Gnezdova</w:t>
-      </w:r>
-      <w:proofErr w:type="spellEnd"/>
-      <w:r>
-        <w:rPr>
-          <w:rFonts w:ascii="Calibri" w:eastAsiaTheme="minorHAnsi" w:cs="Calibri"/>
-          <w:lang w:val="en-GB"/>
-        </w:rPr>
-        <w:t xml:space="preserve">, Y.V., and Frank, I.A. (2025) ‘Technological controlling: digital transformation of management decisions’, in </w:t>
+        <w:t xml:space="preserve">, R. (2024) ‘Evolution of Microservices Identification in Monolith Decomposition: A Systematic Review’, </w:t>
       </w:r>
       <w:r>
         <w:rPr>
@@ -21096,14 +21787,14 @@
           <w:iCs/>
           <w:lang w:val="en-GB"/>
         </w:rPr>
-        <w:t>2025 International Conference on Engineering Management of Communication and Technology (EMCTECH)</w:t>
-      </w:r>
-      <w:r>
-        <w:rPr>
-          <w:rFonts w:ascii="Calibri" w:eastAsiaTheme="minorHAnsi" w:cs="Calibri"/>
-          <w:lang w:val="en-GB"/>
-        </w:rPr>
-        <w:t>, Presented at the 2025 International Conference on Engineering Management of Communication and Technology (EMCTECH), Vienna, Austria: IEEE, 1–5, available: https://doi.org/10.1109/EMCTECH65814.2025.11220558.</w:t>
+        <w:t>IEEE Access</w:t>
+      </w:r>
+      <w:r>
+        <w:rPr>
+          <w:rFonts w:ascii="Calibri" w:eastAsiaTheme="minorHAnsi" w:cs="Calibri"/>
+          <w:lang w:val="en-GB"/>
+        </w:rPr>
+        <w:t>, 12, 23389–23405, available: https://doi.org/10.1109/ACCESS.2024.3365079.</w:t>
       </w:r>
     </w:p>
     <w:p>
@@ -21114,12 +21805,21 @@
           <w:lang w:val="en-GB"/>
         </w:rPr>
       </w:pPr>
-      <w:r>
-        <w:rPr>
-          <w:rFonts w:ascii="Calibri" w:eastAsiaTheme="minorHAnsi" w:cs="Calibri"/>
-          <w:lang w:val="en-GB"/>
-        </w:rPr>
-        <w:t xml:space="preserve">Qi, J., Li, S., Wang, H., Yuan, S., Li, P., Qian, H., Liu, Z., and He, X. (2023) ‘Critical System Design Based on High Availability Cluster Technology’, in </w:t>
+      <w:proofErr w:type="spellStart"/>
+      <w:r>
+        <w:rPr>
+          <w:rFonts w:ascii="Calibri" w:eastAsiaTheme="minorHAnsi" w:cs="Calibri"/>
+          <w:lang w:val="en-GB"/>
+        </w:rPr>
+        <w:t>Pallempati</w:t>
+      </w:r>
+      <w:proofErr w:type="spellEnd"/>
+      <w:r>
+        <w:rPr>
+          <w:rFonts w:ascii="Calibri" w:eastAsiaTheme="minorHAnsi" w:cs="Calibri"/>
+          <w:lang w:val="en-GB"/>
+        </w:rPr>
+        <w:t xml:space="preserve">, I., Lakshmi, D.V., and Das, M.S. (2024) ‘Handwritten Character Recognition and Vehicle Number Recognition using OCR Method’, in </w:t>
       </w:r>
       <w:r>
         <w:rPr>
@@ -21128,22 +21828,14 @@
           <w:iCs/>
           <w:lang w:val="en-GB"/>
         </w:rPr>
-        <w:t>2023 4th International Conference on Big Data &amp; Artificial Intelligence &amp; Software Engineering (ICBASE)</w:t>
-      </w:r>
-      <w:r>
-        <w:rPr>
-          <w:rFonts w:ascii="Calibri" w:eastAsiaTheme="minorHAnsi" w:cs="Calibri"/>
-          <w:lang w:val="en-GB"/>
-        </w:rPr>
-        <w:t xml:space="preserve">, Presented at the 2023 4th </w:t>
-      </w:r>
-      <w:r>
-        <w:rPr>
-          <w:rFonts w:ascii="Calibri" w:eastAsiaTheme="minorHAnsi" w:cs="Calibri"/>
-          <w:lang w:val="en-GB"/>
-        </w:rPr>
-        <w:lastRenderedPageBreak/>
-        <w:t>International Conference on Big Data &amp; Artificial Intelligence &amp; Software Engineering (ICBASE), Nanjing, China: IEEE, 439–443, available: https://doi.org/10.1109/ICBASE59196.2023.10303051.</w:t>
+        <w:t>2024 Third International Conference on Trends in Electrical, Electronics, and Computer Engineering (TEECCON)</w:t>
+      </w:r>
+      <w:r>
+        <w:rPr>
+          <w:rFonts w:ascii="Calibri" w:eastAsiaTheme="minorHAnsi" w:cs="Calibri"/>
+          <w:lang w:val="en-GB"/>
+        </w:rPr>
+        <w:t>, Presented at the 2024 Third International Conference on Trends in Electrical, Electronics, and Computer Engineering (TEECCON), Bangalore, India: IEEE, 41–45, available: https://doi.org/10.1109/TEECCON64024.2024.10939189.</w:t>
       </w:r>
     </w:p>
     <w:p>
@@ -21160,7 +21852,7 @@
           <w:rFonts w:ascii="Calibri" w:eastAsiaTheme="minorHAnsi" w:cs="Calibri"/>
           <w:lang w:val="en-GB"/>
         </w:rPr>
-        <w:t>Samambet</w:t>
+        <w:t>Platunina</w:t>
       </w:r>
       <w:proofErr w:type="spellEnd"/>
       <w:r>
@@ -21168,7 +21860,7 @@
           <w:rFonts w:ascii="Calibri" w:eastAsiaTheme="minorHAnsi" w:cs="Calibri"/>
           <w:lang w:val="en-GB"/>
         </w:rPr>
-        <w:t xml:space="preserve">, M. and </w:t>
+        <w:t xml:space="preserve">, G.P., </w:t>
       </w:r>
       <w:proofErr w:type="spellStart"/>
       <w:r>
@@ -21176,7 +21868,7 @@
           <w:rFonts w:ascii="Calibri" w:eastAsiaTheme="minorHAnsi" w:cs="Calibri"/>
           <w:lang w:val="en-GB"/>
         </w:rPr>
-        <w:t>Khouangvichit</w:t>
+        <w:t>Salutina</w:t>
       </w:r>
       <w:proofErr w:type="spellEnd"/>
       <w:r>
@@ -21184,7 +21876,23 @@
           <w:rFonts w:ascii="Calibri" w:eastAsiaTheme="minorHAnsi" w:cs="Calibri"/>
           <w:lang w:val="en-GB"/>
         </w:rPr>
-        <w:t xml:space="preserve">, C. (2025) ‘OUTSMARTING THE HURDLES TO DIGITALIZING THE POSTAL SECTOR: THE CASE OF DEUTSCHE POST, POSTE ITALIANE, AND ROYAL MAIL’, </w:t>
+        <w:t xml:space="preserve">, T.Y., </w:t>
+      </w:r>
+      <w:proofErr w:type="spellStart"/>
+      <w:r>
+        <w:rPr>
+          <w:rFonts w:ascii="Calibri" w:eastAsiaTheme="minorHAnsi" w:cs="Calibri"/>
+          <w:lang w:val="en-GB"/>
+        </w:rPr>
+        <w:t>Gnezdova</w:t>
+      </w:r>
+      <w:proofErr w:type="spellEnd"/>
+      <w:r>
+        <w:rPr>
+          <w:rFonts w:ascii="Calibri" w:eastAsiaTheme="minorHAnsi" w:cs="Calibri"/>
+          <w:lang w:val="en-GB"/>
+        </w:rPr>
+        <w:t xml:space="preserve">, Y.V., and Frank, I.A. (2025) ‘Technological controlling: digital transformation of management decisions’, in </w:t>
       </w:r>
       <w:r>
         <w:rPr>
@@ -21193,46 +21901,7 @@
           <w:iCs/>
           <w:lang w:val="en-GB"/>
         </w:rPr>
-        <w:t>International Journal of Professional Business Review</w:t>
-      </w:r>
-      <w:r>
-        <w:rPr>
-          <w:rFonts w:ascii="Calibri" w:eastAsiaTheme="minorHAnsi" w:cs="Calibri"/>
-          <w:lang w:val="en-GB"/>
-        </w:rPr>
-        <w:t>, 10(3), e05355, available: https://doi.org/10.26668/businessreview/2025.v10i3.5355.</w:t>
-      </w:r>
-    </w:p>
-    <w:p>
-      <w:pPr>
-        <w:pStyle w:val="Bibliography"/>
-        <w:rPr>
-          <w:rFonts w:ascii="Calibri" w:eastAsiaTheme="minorHAnsi" w:cs="Calibri"/>
-          <w:lang w:val="en-GB"/>
-        </w:rPr>
-      </w:pPr>
-      <w:r>
-        <w:rPr>
-          <w:rFonts w:ascii="Calibri" w:eastAsiaTheme="minorHAnsi" w:cs="Calibri"/>
-          <w:lang w:val="en-GB"/>
-        </w:rPr>
-        <w:t xml:space="preserve">Saxena, A., Singh, S., Prakash, S., Yang, T., and Rathore, R.S. (2024) ‘DevOps Automation Pipeline Deployment with </w:t>
-      </w:r>
-      <w:proofErr w:type="spellStart"/>
-      <w:r>
-        <w:rPr>
-          <w:rFonts w:ascii="Calibri" w:eastAsiaTheme="minorHAnsi" w:cs="Calibri"/>
-          <w:lang w:val="en-GB"/>
-        </w:rPr>
-        <w:t>IaC</w:t>
-      </w:r>
-      <w:proofErr w:type="spellEnd"/>
-      <w:r>
-        <w:rPr>
-          <w:rFonts w:ascii="Calibri" w:eastAsiaTheme="minorHAnsi" w:cs="Calibri"/>
-          <w:lang w:val="en-GB"/>
-        </w:rPr>
-        <w:t xml:space="preserve"> (Infrastructure as Code)’, in </w:t>
+        <w:t xml:space="preserve">2025 International Conference on Engineering </w:t>
       </w:r>
       <w:r>
         <w:rPr>
@@ -21241,9 +21910,32 @@
           <w:iCs/>
           <w:lang w:val="en-GB"/>
         </w:rPr>
-        <w:t xml:space="preserve">2024 IEEE </w:t>
-      </w:r>
-      <w:proofErr w:type="spellStart"/>
+        <w:lastRenderedPageBreak/>
+        <w:t>Management of Communication and Technology (EMCTECH)</w:t>
+      </w:r>
+      <w:r>
+        <w:rPr>
+          <w:rFonts w:ascii="Calibri" w:eastAsiaTheme="minorHAnsi" w:cs="Calibri"/>
+          <w:lang w:val="en-GB"/>
+        </w:rPr>
+        <w:t>, Presented at the 2025 International Conference on Engineering Management of Communication and Technology (EMCTECH), Vienna, Austria: IEEE, 1–5, available: https://doi.org/10.1109/EMCTECH65814.2025.11220558.</w:t>
+      </w:r>
+    </w:p>
+    <w:p>
+      <w:pPr>
+        <w:pStyle w:val="Bibliography"/>
+        <w:rPr>
+          <w:rFonts w:ascii="Calibri" w:eastAsiaTheme="minorHAnsi" w:cs="Calibri"/>
+          <w:lang w:val="en-GB"/>
+        </w:rPr>
+      </w:pPr>
+      <w:r>
+        <w:rPr>
+          <w:rFonts w:ascii="Calibri" w:eastAsiaTheme="minorHAnsi" w:cs="Calibri"/>
+          <w:lang w:val="en-GB"/>
+        </w:rPr>
+        <w:t xml:space="preserve">Qi, J., Li, S., Wang, H., Yuan, S., Li, P., Qian, H., Liu, Z., and He, X. (2023) ‘Critical System Design Based on High Availability Cluster Technology’, in </w:t>
+      </w:r>
       <w:r>
         <w:rPr>
           <w:rFonts w:ascii="Calibri" w:eastAsiaTheme="minorHAnsi" w:cs="Calibri"/>
@@ -21251,9 +21943,56 @@
           <w:iCs/>
           <w:lang w:val="en-GB"/>
         </w:rPr>
-        <w:t>Silchar</w:t>
+        <w:t>2023 4th International Conference on Big Data &amp; Artificial Intelligence &amp; Software Engineering (ICBASE)</w:t>
+      </w:r>
+      <w:r>
+        <w:rPr>
+          <w:rFonts w:ascii="Calibri" w:eastAsiaTheme="minorHAnsi" w:cs="Calibri"/>
+          <w:lang w:val="en-GB"/>
+        </w:rPr>
+        <w:t>, Presented at the 2023 4th International Conference on Big Data &amp; Artificial Intelligence &amp; Software Engineering (ICBASE), Nanjing, China: IEEE, 439–443, available: https://doi.org/10.1109/ICBASE59196.2023.10303051.</w:t>
+      </w:r>
+    </w:p>
+    <w:p>
+      <w:pPr>
+        <w:pStyle w:val="Bibliography"/>
+        <w:rPr>
+          <w:rFonts w:ascii="Calibri" w:eastAsiaTheme="minorHAnsi" w:cs="Calibri"/>
+          <w:lang w:val="en-GB"/>
+        </w:rPr>
+      </w:pPr>
+      <w:proofErr w:type="spellStart"/>
+      <w:r>
+        <w:rPr>
+          <w:rFonts w:ascii="Calibri" w:eastAsiaTheme="minorHAnsi" w:cs="Calibri"/>
+          <w:lang w:val="en-GB"/>
+        </w:rPr>
+        <w:t>Samambet</w:t>
       </w:r>
       <w:proofErr w:type="spellEnd"/>
+      <w:r>
+        <w:rPr>
+          <w:rFonts w:ascii="Calibri" w:eastAsiaTheme="minorHAnsi" w:cs="Calibri"/>
+          <w:lang w:val="en-GB"/>
+        </w:rPr>
+        <w:t xml:space="preserve">, M. and </w:t>
+      </w:r>
+      <w:proofErr w:type="spellStart"/>
+      <w:r>
+        <w:rPr>
+          <w:rFonts w:ascii="Calibri" w:eastAsiaTheme="minorHAnsi" w:cs="Calibri"/>
+          <w:lang w:val="en-GB"/>
+        </w:rPr>
+        <w:t>Khouangvichit</w:t>
+      </w:r>
+      <w:proofErr w:type="spellEnd"/>
+      <w:r>
+        <w:rPr>
+          <w:rFonts w:ascii="Calibri" w:eastAsiaTheme="minorHAnsi" w:cs="Calibri"/>
+          <w:lang w:val="en-GB"/>
+        </w:rPr>
+        <w:t xml:space="preserve">, C. (2025) ‘OUTSMARTING THE HURDLES TO DIGITALIZING THE POSTAL SECTOR: THE CASE OF DEUTSCHE POST, POSTE ITALIANE, AND ROYAL MAIL’, </w:t>
+      </w:r>
       <w:r>
         <w:rPr>
           <w:rFonts w:ascii="Calibri" w:eastAsiaTheme="minorHAnsi" w:cs="Calibri"/>
@@ -21261,14 +22000,30 @@
           <w:iCs/>
           <w:lang w:val="en-GB"/>
         </w:rPr>
-        <w:t xml:space="preserve"> Subsection Conference (SILCON 2024)</w:t>
-      </w:r>
-      <w:r>
-        <w:rPr>
-          <w:rFonts w:ascii="Calibri" w:eastAsiaTheme="minorHAnsi" w:cs="Calibri"/>
-          <w:lang w:val="en-GB"/>
-        </w:rPr>
-        <w:t xml:space="preserve">, Presented at the 2024 IEEE </w:t>
+        <w:t>International Journal of Professional Business Review</w:t>
+      </w:r>
+      <w:r>
+        <w:rPr>
+          <w:rFonts w:ascii="Calibri" w:eastAsiaTheme="minorHAnsi" w:cs="Calibri"/>
+          <w:lang w:val="en-GB"/>
+        </w:rPr>
+        <w:t>, 10(3), e05355, available: https://doi.org/10.26668/businessreview/2025.v10i3.5355.</w:t>
+      </w:r>
+    </w:p>
+    <w:p>
+      <w:pPr>
+        <w:pStyle w:val="Bibliography"/>
+        <w:rPr>
+          <w:rFonts w:ascii="Calibri" w:eastAsiaTheme="minorHAnsi" w:cs="Calibri"/>
+          <w:lang w:val="en-GB"/>
+        </w:rPr>
+      </w:pPr>
+      <w:r>
+        <w:rPr>
+          <w:rFonts w:ascii="Calibri" w:eastAsiaTheme="minorHAnsi" w:cs="Calibri"/>
+          <w:lang w:val="en-GB"/>
+        </w:rPr>
+        <w:t xml:space="preserve">Saxena, A., Singh, S., Prakash, S., Yang, T., and Rathore, R.S. (2024) ‘DevOps Automation Pipeline Deployment with </w:t>
       </w:r>
       <w:proofErr w:type="spellStart"/>
       <w:r>
@@ -21276,7 +22031,7 @@
           <w:rFonts w:ascii="Calibri" w:eastAsiaTheme="minorHAnsi" w:cs="Calibri"/>
           <w:lang w:val="en-GB"/>
         </w:rPr>
-        <w:t>Silchar</w:t>
+        <w:t>IaC</w:t>
       </w:r>
       <w:proofErr w:type="spellEnd"/>
       <w:r>
@@ -21284,80 +22039,7 @@
           <w:rFonts w:ascii="Calibri" w:eastAsiaTheme="minorHAnsi" w:cs="Calibri"/>
           <w:lang w:val="en-GB"/>
         </w:rPr>
-        <w:t xml:space="preserve"> Subsection Conference (SILCON), Agartala, India: IEEE, 1–6, available: https://doi.org/10.1109/SILCON63976.2024.10910699.</w:t>
-      </w:r>
-    </w:p>
-    <w:p>
-      <w:pPr>
-        <w:pStyle w:val="Bibliography"/>
-        <w:rPr>
-          <w:rFonts w:ascii="Calibri" w:eastAsiaTheme="minorHAnsi" w:cs="Calibri"/>
-          <w:lang w:val="en-GB"/>
-        </w:rPr>
-      </w:pPr>
-      <w:proofErr w:type="spellStart"/>
-      <w:r>
-        <w:rPr>
-          <w:rFonts w:ascii="Calibri" w:eastAsiaTheme="minorHAnsi" w:cs="Calibri"/>
-          <w:lang w:val="en-GB"/>
-        </w:rPr>
-        <w:t>Sharavova</w:t>
-      </w:r>
-      <w:proofErr w:type="spellEnd"/>
-      <w:r>
-        <w:rPr>
-          <w:rFonts w:ascii="Calibri" w:eastAsiaTheme="minorHAnsi" w:cs="Calibri"/>
-          <w:lang w:val="en-GB"/>
-        </w:rPr>
-        <w:t xml:space="preserve">, O.I., </w:t>
-      </w:r>
-      <w:proofErr w:type="spellStart"/>
-      <w:r>
-        <w:rPr>
-          <w:rFonts w:ascii="Calibri" w:eastAsiaTheme="minorHAnsi" w:cs="Calibri"/>
-          <w:lang w:val="en-GB"/>
-        </w:rPr>
-        <w:t>Sharavova</w:t>
-      </w:r>
-      <w:proofErr w:type="spellEnd"/>
-      <w:r>
-        <w:rPr>
-          <w:rFonts w:ascii="Calibri" w:eastAsiaTheme="minorHAnsi" w:cs="Calibri"/>
-          <w:lang w:val="en-GB"/>
-        </w:rPr>
-        <w:t xml:space="preserve">, M.M., </w:t>
-      </w:r>
-      <w:proofErr w:type="spellStart"/>
-      <w:r>
-        <w:rPr>
-          <w:rFonts w:ascii="Calibri" w:eastAsiaTheme="minorHAnsi" w:cs="Calibri"/>
-          <w:lang w:val="en-GB"/>
-        </w:rPr>
-        <w:t>Kuzovkova</w:t>
-      </w:r>
-      <w:proofErr w:type="spellEnd"/>
-      <w:r>
-        <w:rPr>
-          <w:rFonts w:ascii="Calibri" w:eastAsiaTheme="minorHAnsi" w:cs="Calibri"/>
-          <w:lang w:val="en-GB"/>
-        </w:rPr>
-        <w:t xml:space="preserve">, T.A., and </w:t>
-      </w:r>
-      <w:proofErr w:type="spellStart"/>
-      <w:r>
-        <w:rPr>
-          <w:rFonts w:ascii="Calibri" w:eastAsiaTheme="minorHAnsi" w:cs="Calibri"/>
-          <w:lang w:val="en-GB"/>
-        </w:rPr>
-        <w:t>Zholtikova</w:t>
-      </w:r>
-      <w:proofErr w:type="spellEnd"/>
-      <w:r>
-        <w:rPr>
-          <w:rFonts w:ascii="Calibri" w:eastAsiaTheme="minorHAnsi" w:cs="Calibri"/>
-          <w:lang w:val="en-GB"/>
-        </w:rPr>
-        <w:t xml:space="preserve">, P.A. (2025) ‘Digital Transformation and the Evolution of its Socio-Economic Consequences’, in </w:t>
+        <w:t xml:space="preserve"> (Infrastructure as Code)’, in </w:t>
       </w:r>
       <w:r>
         <w:rPr>
@@ -21366,31 +22048,9 @@
           <w:iCs/>
           <w:lang w:val="en-GB"/>
         </w:rPr>
-        <w:t>2025 International Conference on Engineering Management of Communication and Technology (EMCTECH)</w:t>
-      </w:r>
-      <w:r>
-        <w:rPr>
-          <w:rFonts w:ascii="Calibri" w:eastAsiaTheme="minorHAnsi" w:cs="Calibri"/>
-          <w:lang w:val="en-GB"/>
-        </w:rPr>
-        <w:t>, Presented at the 2025 International Conference on Engineering Management of Communication and Technology (EMCTECH), Vienna, Austria: IEEE, 1–6, available: https://doi.org/10.1109/EMCTECH65814.2025.11220588.</w:t>
-      </w:r>
-    </w:p>
-    <w:p>
-      <w:pPr>
-        <w:pStyle w:val="Bibliography"/>
-        <w:rPr>
-          <w:rFonts w:ascii="Calibri" w:eastAsiaTheme="minorHAnsi" w:cs="Calibri"/>
-          <w:lang w:val="en-GB"/>
-        </w:rPr>
-      </w:pPr>
-      <w:r>
-        <w:rPr>
-          <w:rFonts w:ascii="Calibri" w:eastAsiaTheme="minorHAnsi" w:cs="Calibri"/>
-          <w:lang w:val="en-GB"/>
-        </w:rPr>
-        <w:t xml:space="preserve">Solanki, J.M. (2026) ‘AI Driven Multi Cloud Strategies for Financial Services: Ensuring High Availability with AWS and Kubernetes’, in </w:t>
-      </w:r>
+        <w:t xml:space="preserve">2024 IEEE </w:t>
+      </w:r>
+      <w:proofErr w:type="spellStart"/>
       <w:r>
         <w:rPr>
           <w:rFonts w:ascii="Calibri" w:eastAsiaTheme="minorHAnsi" w:cs="Calibri"/>
@@ -21398,72 +22058,9 @@
           <w:iCs/>
           <w:lang w:val="en-GB"/>
         </w:rPr>
-        <w:t>2026 IEEE 5th International Conference on AI in Cybersecurity (ICAIC)</w:t>
-      </w:r>
-      <w:r>
-        <w:rPr>
-          <w:rFonts w:ascii="Calibri" w:eastAsiaTheme="minorHAnsi" w:cs="Calibri"/>
-          <w:lang w:val="en-GB"/>
-        </w:rPr>
-        <w:t>, Presented at the 2026 IEEE 5th International Conference on AI in Cybersecurity (ICAIC), Houston, TX, USA: IEEE, 1–5, available: https://doi.org/10.1109/ICAIC67076.2026.11395684.</w:t>
-      </w:r>
-    </w:p>
-    <w:p>
-      <w:pPr>
-        <w:pStyle w:val="Bibliography"/>
-        <w:rPr>
-          <w:rFonts w:ascii="Calibri" w:eastAsiaTheme="minorHAnsi" w:cs="Calibri"/>
-          <w:lang w:val="en-GB"/>
-        </w:rPr>
-      </w:pPr>
-      <w:proofErr w:type="spellStart"/>
-      <w:r>
-        <w:rPr>
-          <w:rFonts w:ascii="Calibri" w:eastAsiaTheme="minorHAnsi" w:cs="Calibri"/>
-          <w:lang w:val="en-GB"/>
-        </w:rPr>
-        <w:t>Tcukanova</w:t>
+        <w:t>Silchar</w:t>
       </w:r>
       <w:proofErr w:type="spellEnd"/>
-      <w:r>
-        <w:rPr>
-          <w:rFonts w:ascii="Calibri" w:eastAsiaTheme="minorHAnsi" w:cs="Calibri"/>
-          <w:lang w:val="en-GB"/>
-        </w:rPr>
-        <w:t xml:space="preserve">, O.A., Torosyan, E.K., </w:t>
-      </w:r>
-      <w:proofErr w:type="spellStart"/>
-      <w:r>
-        <w:rPr>
-          <w:rFonts w:ascii="Calibri" w:eastAsiaTheme="minorHAnsi" w:cs="Calibri"/>
-          <w:lang w:val="en-GB"/>
-        </w:rPr>
-        <w:t>Kiykova</w:t>
-      </w:r>
-      <w:proofErr w:type="spellEnd"/>
-      <w:r>
-        <w:rPr>
-          <w:rFonts w:ascii="Calibri" w:eastAsiaTheme="minorHAnsi" w:cs="Calibri"/>
-          <w:lang w:val="en-GB"/>
-        </w:rPr>
-        <w:t xml:space="preserve">, D.A., and </w:t>
-      </w:r>
-      <w:proofErr w:type="spellStart"/>
-      <w:r>
-        <w:rPr>
-          <w:rFonts w:ascii="Calibri" w:eastAsiaTheme="minorHAnsi" w:cs="Calibri"/>
-          <w:lang w:val="en-GB"/>
-        </w:rPr>
-        <w:t>Panteleev</w:t>
-      </w:r>
-      <w:proofErr w:type="spellEnd"/>
-      <w:r>
-        <w:rPr>
-          <w:rFonts w:ascii="Calibri" w:eastAsiaTheme="minorHAnsi" w:cs="Calibri"/>
-          <w:lang w:val="en-GB"/>
-        </w:rPr>
-        <w:t xml:space="preserve">, M.V. (2022) ‘Features of Managing the Digital Transformation of Medical Institutions’, in </w:t>
-      </w:r>
       <w:r>
         <w:rPr>
           <w:rFonts w:ascii="Calibri" w:eastAsiaTheme="minorHAnsi" w:cs="Calibri"/>
@@ -21471,14 +22068,30 @@
           <w:iCs/>
           <w:lang w:val="en-GB"/>
         </w:rPr>
-        <w:t>2022 International Conference on Quality Management, Transport and Information Security, Information Technologies (IT&amp;QM&amp;IS)</w:t>
-      </w:r>
-      <w:r>
-        <w:rPr>
-          <w:rFonts w:ascii="Calibri" w:eastAsiaTheme="minorHAnsi" w:cs="Calibri"/>
-          <w:lang w:val="en-GB"/>
-        </w:rPr>
-        <w:t>, Presented at the 2022 International Conference on Quality Management, Transport and Information Security, Information Technologies (IT&amp;QM&amp;IS), Saint Petersburg, Russian Federation: IEEE, 258–261, available: https://doi.org/10.1109/ITQMIS56172.2022.9976813.</w:t>
+        <w:t xml:space="preserve"> Subsection Conference (SILCON 2024)</w:t>
+      </w:r>
+      <w:r>
+        <w:rPr>
+          <w:rFonts w:ascii="Calibri" w:eastAsiaTheme="minorHAnsi" w:cs="Calibri"/>
+          <w:lang w:val="en-GB"/>
+        </w:rPr>
+        <w:t xml:space="preserve">, Presented at the 2024 IEEE </w:t>
+      </w:r>
+      <w:proofErr w:type="spellStart"/>
+      <w:r>
+        <w:rPr>
+          <w:rFonts w:ascii="Calibri" w:eastAsiaTheme="minorHAnsi" w:cs="Calibri"/>
+          <w:lang w:val="en-GB"/>
+        </w:rPr>
+        <w:t>Silchar</w:t>
+      </w:r>
+      <w:proofErr w:type="spellEnd"/>
+      <w:r>
+        <w:rPr>
+          <w:rFonts w:ascii="Calibri" w:eastAsiaTheme="minorHAnsi" w:cs="Calibri"/>
+          <w:lang w:val="en-GB"/>
+        </w:rPr>
+        <w:t xml:space="preserve"> Subsection Conference (SILCON), Agartala, India: IEEE, 1–6, available: https://doi.org/10.1109/SILCON63976.2024.10910699.</w:t>
       </w:r>
     </w:p>
     <w:p>
@@ -21489,12 +22102,69 @@
           <w:lang w:val="en-GB"/>
         </w:rPr>
       </w:pPr>
-      <w:r>
-        <w:rPr>
-          <w:rFonts w:ascii="Calibri" w:eastAsiaTheme="minorHAnsi" w:cs="Calibri"/>
-          <w:lang w:val="en-GB"/>
-        </w:rPr>
-        <w:t xml:space="preserve">The Open Group (2022a) </w:t>
+      <w:proofErr w:type="spellStart"/>
+      <w:r>
+        <w:rPr>
+          <w:rFonts w:ascii="Calibri" w:eastAsiaTheme="minorHAnsi" w:cs="Calibri"/>
+          <w:lang w:val="en-GB"/>
+        </w:rPr>
+        <w:t>Sharavova</w:t>
+      </w:r>
+      <w:proofErr w:type="spellEnd"/>
+      <w:r>
+        <w:rPr>
+          <w:rFonts w:ascii="Calibri" w:eastAsiaTheme="minorHAnsi" w:cs="Calibri"/>
+          <w:lang w:val="en-GB"/>
+        </w:rPr>
+        <w:t xml:space="preserve">, O.I., </w:t>
+      </w:r>
+      <w:proofErr w:type="spellStart"/>
+      <w:r>
+        <w:rPr>
+          <w:rFonts w:ascii="Calibri" w:eastAsiaTheme="minorHAnsi" w:cs="Calibri"/>
+          <w:lang w:val="en-GB"/>
+        </w:rPr>
+        <w:t>Sharavova</w:t>
+      </w:r>
+      <w:proofErr w:type="spellEnd"/>
+      <w:r>
+        <w:rPr>
+          <w:rFonts w:ascii="Calibri" w:eastAsiaTheme="minorHAnsi" w:cs="Calibri"/>
+          <w:lang w:val="en-GB"/>
+        </w:rPr>
+        <w:t xml:space="preserve">, M.M., </w:t>
+      </w:r>
+      <w:proofErr w:type="spellStart"/>
+      <w:r>
+        <w:rPr>
+          <w:rFonts w:ascii="Calibri" w:eastAsiaTheme="minorHAnsi" w:cs="Calibri"/>
+          <w:lang w:val="en-GB"/>
+        </w:rPr>
+        <w:t>Kuzovkova</w:t>
+      </w:r>
+      <w:proofErr w:type="spellEnd"/>
+      <w:r>
+        <w:rPr>
+          <w:rFonts w:ascii="Calibri" w:eastAsiaTheme="minorHAnsi" w:cs="Calibri"/>
+          <w:lang w:val="en-GB"/>
+        </w:rPr>
+        <w:t xml:space="preserve">, T.A., and </w:t>
+      </w:r>
+      <w:proofErr w:type="spellStart"/>
+      <w:r>
+        <w:rPr>
+          <w:rFonts w:ascii="Calibri" w:eastAsiaTheme="minorHAnsi" w:cs="Calibri"/>
+          <w:lang w:val="en-GB"/>
+        </w:rPr>
+        <w:t>Zholtikova</w:t>
+      </w:r>
+      <w:proofErr w:type="spellEnd"/>
+      <w:r>
+        <w:rPr>
+          <w:rFonts w:ascii="Calibri" w:eastAsiaTheme="minorHAnsi" w:cs="Calibri"/>
+          <w:lang w:val="en-GB"/>
+        </w:rPr>
+        <w:t xml:space="preserve">, P.A. (2025) ‘Digital Transformation and the Evolution of its Socio-Economic Consequences’, in </w:t>
       </w:r>
       <w:r>
         <w:rPr>
@@ -21503,30 +22173,14 @@
           <w:iCs/>
           <w:lang w:val="en-GB"/>
         </w:rPr>
-        <w:t>TOGAF® Standard – Introduction and Core Concepts</w:t>
-      </w:r>
-      <w:r>
-        <w:rPr>
-          <w:rFonts w:ascii="Calibri" w:eastAsiaTheme="minorHAnsi" w:cs="Calibri"/>
-          <w:lang w:val="en-GB"/>
-        </w:rPr>
-        <w:t xml:space="preserve">, 10th </w:t>
-      </w:r>
-      <w:proofErr w:type="spellStart"/>
-      <w:r>
-        <w:rPr>
-          <w:rFonts w:ascii="Calibri" w:eastAsiaTheme="minorHAnsi" w:cs="Calibri"/>
-          <w:lang w:val="en-GB"/>
-        </w:rPr>
-        <w:t>edn</w:t>
-      </w:r>
-      <w:proofErr w:type="spellEnd"/>
-      <w:r>
-        <w:rPr>
-          <w:rFonts w:ascii="Calibri" w:eastAsiaTheme="minorHAnsi" w:cs="Calibri"/>
-          <w:lang w:val="en-GB"/>
-        </w:rPr>
-        <w:t>.</w:t>
+        <w:t>2025 International Conference on Engineering Management of Communication and Technology (EMCTECH)</w:t>
+      </w:r>
+      <w:r>
+        <w:rPr>
+          <w:rFonts w:ascii="Calibri" w:eastAsiaTheme="minorHAnsi" w:cs="Calibri"/>
+          <w:lang w:val="en-GB"/>
+        </w:rPr>
+        <w:t>, Presented at the 2025 International Conference on Engineering Management of Communication and Technology (EMCTECH), Vienna, Austria: IEEE, 1–6, available: https://doi.org/10.1109/EMCTECH65814.2025.11220588.</w:t>
       </w:r>
     </w:p>
     <w:p>
@@ -21542,7 +22196,7 @@
           <w:rFonts w:ascii="Calibri" w:eastAsiaTheme="minorHAnsi" w:cs="Calibri"/>
           <w:lang w:val="en-GB"/>
         </w:rPr>
-        <w:t xml:space="preserve">The Open Group (2022b) </w:t>
+        <w:t xml:space="preserve">Solanki, J.M. (2026) ‘AI Driven Multi Cloud Strategies for Financial Services: Ensuring High Availability with AWS and Kubernetes’, in </w:t>
       </w:r>
       <w:r>
         <w:rPr>
@@ -21551,22 +22205,31 @@
           <w:iCs/>
           <w:lang w:val="en-GB"/>
         </w:rPr>
-        <w:t>TOGAF® Standard — Architecture Development Method</w:t>
-      </w:r>
-      <w:r>
-        <w:rPr>
-          <w:rFonts w:ascii="Calibri" w:eastAsiaTheme="minorHAnsi" w:cs="Calibri"/>
-          <w:lang w:val="en-GB"/>
-        </w:rPr>
-        <w:t xml:space="preserve">, 10th </w:t>
-      </w:r>
+        <w:t>2026 IEEE 5th International Conference on AI in Cybersecurity (ICAIC)</w:t>
+      </w:r>
+      <w:r>
+        <w:rPr>
+          <w:rFonts w:ascii="Calibri" w:eastAsiaTheme="minorHAnsi" w:cs="Calibri"/>
+          <w:lang w:val="en-GB"/>
+        </w:rPr>
+        <w:t>, Presented at the 2026 IEEE 5th International Conference on AI in Cybersecurity (ICAIC), Houston, TX, USA: IEEE, 1–5, available: https://doi.org/10.1109/ICAIC67076.2026.11395684.</w:t>
+      </w:r>
+    </w:p>
+    <w:p>
+      <w:pPr>
+        <w:pStyle w:val="Bibliography"/>
+        <w:rPr>
+          <w:rFonts w:ascii="Calibri" w:eastAsiaTheme="minorHAnsi" w:cs="Calibri"/>
+          <w:lang w:val="en-GB"/>
+        </w:rPr>
+      </w:pPr>
       <w:proofErr w:type="spellStart"/>
       <w:r>
         <w:rPr>
           <w:rFonts w:ascii="Calibri" w:eastAsiaTheme="minorHAnsi" w:cs="Calibri"/>
           <w:lang w:val="en-GB"/>
         </w:rPr>
-        <w:t>edn</w:t>
+        <w:t>Tcukanova</w:t>
       </w:r>
       <w:proofErr w:type="spellEnd"/>
       <w:r>
@@ -21574,24 +22237,15 @@
           <w:rFonts w:ascii="Calibri" w:eastAsiaTheme="minorHAnsi" w:cs="Calibri"/>
           <w:lang w:val="en-GB"/>
         </w:rPr>
-        <w:t>.</w:t>
-      </w:r>
-    </w:p>
-    <w:p>
-      <w:pPr>
-        <w:pStyle w:val="Bibliography"/>
-        <w:rPr>
-          <w:rFonts w:ascii="Calibri" w:eastAsiaTheme="minorHAnsi" w:cs="Calibri"/>
-          <w:lang w:val="en-GB"/>
-        </w:rPr>
-      </w:pPr>
+        <w:t xml:space="preserve">, O.A., Torosyan, E.K., </w:t>
+      </w:r>
       <w:proofErr w:type="spellStart"/>
       <w:r>
         <w:rPr>
           <w:rFonts w:ascii="Calibri" w:eastAsiaTheme="minorHAnsi" w:cs="Calibri"/>
           <w:lang w:val="en-GB"/>
         </w:rPr>
-        <w:t>Vural</w:t>
+        <w:t>Kiykova</w:t>
       </w:r>
       <w:proofErr w:type="spellEnd"/>
       <w:r>
@@ -21599,7 +22253,7 @@
           <w:rFonts w:ascii="Calibri" w:eastAsiaTheme="minorHAnsi" w:cs="Calibri"/>
           <w:lang w:val="en-GB"/>
         </w:rPr>
-        <w:t xml:space="preserve">, H. and </w:t>
+        <w:t xml:space="preserve">, D.A., and </w:t>
       </w:r>
       <w:proofErr w:type="spellStart"/>
       <w:r>
@@ -21607,7 +22261,7 @@
           <w:rFonts w:ascii="Calibri" w:eastAsiaTheme="minorHAnsi" w:cs="Calibri"/>
           <w:lang w:val="en-GB"/>
         </w:rPr>
-        <w:t>Koyuncu</w:t>
+        <w:t>Panteleev</w:t>
       </w:r>
       <w:proofErr w:type="spellEnd"/>
       <w:r>
@@ -21615,7 +22269,7 @@
           <w:rFonts w:ascii="Calibri" w:eastAsiaTheme="minorHAnsi" w:cs="Calibri"/>
           <w:lang w:val="en-GB"/>
         </w:rPr>
-        <w:t xml:space="preserve">, M. (2021) ‘Does Domain-Driven Design Lead to Finding the Optimal Modularity of a Microservice?’, </w:t>
+        <w:t xml:space="preserve">, M.V. (2022) ‘Features of Managing the Digital Transformation of Medical Institutions’, in </w:t>
       </w:r>
       <w:r>
         <w:rPr>
@@ -21624,14 +22278,14 @@
           <w:iCs/>
           <w:lang w:val="en-GB"/>
         </w:rPr>
-        <w:t>IEEE Access</w:t>
-      </w:r>
-      <w:r>
-        <w:rPr>
-          <w:rFonts w:ascii="Calibri" w:eastAsiaTheme="minorHAnsi" w:cs="Calibri"/>
-          <w:lang w:val="en-GB"/>
-        </w:rPr>
-        <w:t>, 9, 32721–32733, available: https://doi.org/10.1109/ACCESS.2021.3060895.</w:t>
+        <w:t>2022 International Conference on Quality Management, Transport and Information Security, Information Technologies (IT&amp;QM&amp;IS)</w:t>
+      </w:r>
+      <w:r>
+        <w:rPr>
+          <w:rFonts w:ascii="Calibri" w:eastAsiaTheme="minorHAnsi" w:cs="Calibri"/>
+          <w:lang w:val="en-GB"/>
+        </w:rPr>
+        <w:t>, Presented at the 2022 International Conference on Quality Management, Transport and Information Security, Information Technologies (IT&amp;QM&amp;IS), Saint Petersburg, Russian Federation: IEEE, 258–261, available: https://doi.org/10.1109/ITQMIS56172.2022.9976813.</w:t>
       </w:r>
     </w:p>
     <w:p>
@@ -21642,101 +22296,12 @@
           <w:lang w:val="en-GB"/>
         </w:rPr>
       </w:pPr>
-      <w:proofErr w:type="spellStart"/>
-      <w:r>
-        <w:rPr>
-          <w:rFonts w:ascii="Calibri" w:eastAsiaTheme="minorHAnsi" w:cs="Calibri"/>
-          <w:lang w:val="en-GB"/>
-        </w:rPr>
-        <w:t>Wolfart</w:t>
-      </w:r>
-      <w:proofErr w:type="spellEnd"/>
-      <w:r>
-        <w:rPr>
-          <w:rFonts w:ascii="Calibri" w:eastAsiaTheme="minorHAnsi" w:cs="Calibri"/>
-          <w:lang w:val="en-GB"/>
-        </w:rPr>
-        <w:t xml:space="preserve">, D., </w:t>
-      </w:r>
-      <w:proofErr w:type="spellStart"/>
-      <w:r>
-        <w:rPr>
-          <w:rFonts w:ascii="Calibri" w:eastAsiaTheme="minorHAnsi" w:cs="Calibri"/>
-          <w:lang w:val="en-GB"/>
-        </w:rPr>
-        <w:t>Assunção</w:t>
-      </w:r>
-      <w:proofErr w:type="spellEnd"/>
-      <w:r>
-        <w:rPr>
-          <w:rFonts w:ascii="Calibri" w:eastAsiaTheme="minorHAnsi" w:cs="Calibri"/>
-          <w:lang w:val="en-GB"/>
-        </w:rPr>
-        <w:t xml:space="preserve">, W.K.G., Da Silva, I.F., </w:t>
-      </w:r>
-      <w:proofErr w:type="spellStart"/>
-      <w:r>
-        <w:rPr>
-          <w:rFonts w:ascii="Calibri" w:eastAsiaTheme="minorHAnsi" w:cs="Calibri"/>
-          <w:lang w:val="en-GB"/>
-        </w:rPr>
-        <w:t>Domingos</w:t>
-      </w:r>
-      <w:proofErr w:type="spellEnd"/>
-      <w:r>
-        <w:rPr>
-          <w:rFonts w:ascii="Calibri" w:eastAsiaTheme="minorHAnsi" w:cs="Calibri"/>
-          <w:lang w:val="en-GB"/>
-        </w:rPr>
-        <w:t xml:space="preserve">, D.C.P., </w:t>
-      </w:r>
-      <w:proofErr w:type="spellStart"/>
-      <w:r>
-        <w:rPr>
-          <w:rFonts w:ascii="Calibri" w:eastAsiaTheme="minorHAnsi" w:cs="Calibri"/>
-          <w:lang w:val="en-GB"/>
-        </w:rPr>
-        <w:t>Schmeing</w:t>
-      </w:r>
-      <w:proofErr w:type="spellEnd"/>
-      <w:r>
-        <w:rPr>
-          <w:rFonts w:ascii="Calibri" w:eastAsiaTheme="minorHAnsi" w:cs="Calibri"/>
-          <w:lang w:val="en-GB"/>
-        </w:rPr>
-        <w:t xml:space="preserve">, E., </w:t>
-      </w:r>
-      <w:proofErr w:type="spellStart"/>
-      <w:r>
-        <w:rPr>
-          <w:rFonts w:ascii="Calibri" w:eastAsiaTheme="minorHAnsi" w:cs="Calibri"/>
-          <w:lang w:val="en-GB"/>
-        </w:rPr>
-        <w:t>Villaca</w:t>
-      </w:r>
-      <w:proofErr w:type="spellEnd"/>
-      <w:r>
-        <w:rPr>
-          <w:rFonts w:ascii="Calibri" w:eastAsiaTheme="minorHAnsi" w:cs="Calibri"/>
-          <w:lang w:val="en-GB"/>
-        </w:rPr>
-        <w:t xml:space="preserve">, G.L.D., and </w:t>
-      </w:r>
-      <w:proofErr w:type="spellStart"/>
-      <w:r>
-        <w:rPr>
-          <w:rFonts w:ascii="Calibri" w:eastAsiaTheme="minorHAnsi" w:cs="Calibri"/>
-          <w:lang w:val="en-GB"/>
-        </w:rPr>
-        <w:t>Paza</w:t>
-      </w:r>
-      <w:proofErr w:type="spellEnd"/>
-      <w:r>
-        <w:rPr>
-          <w:rFonts w:ascii="Calibri" w:eastAsiaTheme="minorHAnsi" w:cs="Calibri"/>
-          <w:lang w:val="en-GB"/>
-        </w:rPr>
-        <w:t xml:space="preserve">, D.D.N. (2021) ‘Modernizing Legacy Systems with Microservices: A Roadmap’, in </w:t>
+      <w:r>
+        <w:rPr>
+          <w:rFonts w:ascii="Calibri" w:eastAsiaTheme="minorHAnsi" w:cs="Calibri"/>
+          <w:lang w:val="en-GB"/>
+        </w:rPr>
+        <w:t xml:space="preserve">The Open Group (2022a) </w:t>
       </w:r>
       <w:r>
         <w:rPr>
@@ -21745,14 +22310,30 @@
           <w:iCs/>
           <w:lang w:val="en-GB"/>
         </w:rPr>
-        <w:t>Evaluation and Assessment in Software Engineering</w:t>
-      </w:r>
-      <w:r>
-        <w:rPr>
-          <w:rFonts w:ascii="Calibri" w:eastAsiaTheme="minorHAnsi" w:cs="Calibri"/>
-          <w:lang w:val="en-GB"/>
-        </w:rPr>
-        <w:t>, Presented at the EASE 2021: Evaluation and Assessment in Software Engineering, Trondheim Norway: ACM, 149–159, available: https://doi.org/10.1145/3463274.3463334.</w:t>
+        <w:t>TOGAF® Standard – Introduction and Core Concepts</w:t>
+      </w:r>
+      <w:r>
+        <w:rPr>
+          <w:rFonts w:ascii="Calibri" w:eastAsiaTheme="minorHAnsi" w:cs="Calibri"/>
+          <w:lang w:val="en-GB"/>
+        </w:rPr>
+        <w:t xml:space="preserve">, 10th </w:t>
+      </w:r>
+      <w:proofErr w:type="spellStart"/>
+      <w:r>
+        <w:rPr>
+          <w:rFonts w:ascii="Calibri" w:eastAsiaTheme="minorHAnsi" w:cs="Calibri"/>
+          <w:lang w:val="en-GB"/>
+        </w:rPr>
+        <w:t>edn</w:t>
+      </w:r>
+      <w:proofErr w:type="spellEnd"/>
+      <w:r>
+        <w:rPr>
+          <w:rFonts w:ascii="Calibri" w:eastAsiaTheme="minorHAnsi" w:cs="Calibri"/>
+          <w:lang w:val="en-GB"/>
+        </w:rPr>
+        <w:t>.</w:t>
       </w:r>
     </w:p>
     <w:p>
@@ -21768,7 +22349,7 @@
           <w:rFonts w:ascii="Calibri" w:eastAsiaTheme="minorHAnsi" w:cs="Calibri"/>
           <w:lang w:val="en-GB"/>
         </w:rPr>
-        <w:t xml:space="preserve">Xu, Y. and Villiers, C. (2025) ‘The takeover of Royal Mail: lessons for the new owners from past corporate governance and trust failures’, </w:t>
+        <w:t xml:space="preserve">The Open Group (2022b) </w:t>
       </w:r>
       <w:r>
         <w:rPr>
@@ -21777,14 +22358,30 @@
           <w:iCs/>
           <w:lang w:val="en-GB"/>
         </w:rPr>
-        <w:t>Journal of Corporate Law Studies</w:t>
-      </w:r>
-      <w:r>
-        <w:rPr>
-          <w:rFonts w:ascii="Calibri" w:eastAsiaTheme="minorHAnsi" w:cs="Calibri"/>
-          <w:lang w:val="en-GB"/>
-        </w:rPr>
-        <w:t>, 1–40, available: https://doi.org/10.1080/14735970.2025.2553430.</w:t>
+        <w:t>TOGAF® Standard — Architecture Development Method</w:t>
+      </w:r>
+      <w:r>
+        <w:rPr>
+          <w:rFonts w:ascii="Calibri" w:eastAsiaTheme="minorHAnsi" w:cs="Calibri"/>
+          <w:lang w:val="en-GB"/>
+        </w:rPr>
+        <w:t xml:space="preserve">, 10th </w:t>
+      </w:r>
+      <w:proofErr w:type="spellStart"/>
+      <w:r>
+        <w:rPr>
+          <w:rFonts w:ascii="Calibri" w:eastAsiaTheme="minorHAnsi" w:cs="Calibri"/>
+          <w:lang w:val="en-GB"/>
+        </w:rPr>
+        <w:t>edn</w:t>
+      </w:r>
+      <w:proofErr w:type="spellEnd"/>
+      <w:r>
+        <w:rPr>
+          <w:rFonts w:ascii="Calibri" w:eastAsiaTheme="minorHAnsi" w:cs="Calibri"/>
+          <w:lang w:val="en-GB"/>
+        </w:rPr>
+        <w:t>.</w:t>
       </w:r>
     </w:p>
     <w:p>
@@ -21795,36 +22392,13 @@
           <w:lang w:val="en-GB"/>
         </w:rPr>
       </w:pPr>
-      <w:r>
-        <w:rPr>
-          <w:rFonts w:ascii="Calibri" w:eastAsiaTheme="minorHAnsi" w:cs="Calibri"/>
-          <w:lang w:val="en-GB"/>
-        </w:rPr>
-        <w:t>Yoder, J.W. and Merson, P. (2020) ‘Strangler Patterns’.</w:t>
-      </w:r>
-    </w:p>
-    <w:p>
-      <w:pPr>
-        <w:pStyle w:val="Bibliography"/>
-        <w:rPr>
-          <w:rFonts w:ascii="Calibri" w:eastAsiaTheme="minorHAnsi" w:cs="Calibri"/>
-          <w:lang w:val="en-GB"/>
-        </w:rPr>
-      </w:pPr>
-      <w:r>
-        <w:rPr>
-          <w:rFonts w:ascii="Calibri" w:eastAsiaTheme="minorHAnsi" w:cs="Calibri"/>
-          <w:lang w:val="en-GB"/>
-        </w:rPr>
-        <w:t xml:space="preserve">Zeng, R., </w:t>
-      </w:r>
       <w:proofErr w:type="spellStart"/>
       <w:r>
         <w:rPr>
           <w:rFonts w:ascii="Calibri" w:eastAsiaTheme="minorHAnsi" w:cs="Calibri"/>
           <w:lang w:val="en-GB"/>
         </w:rPr>
-        <w:t>Niu</w:t>
+        <w:t>Vural</w:t>
       </w:r>
       <w:proofErr w:type="spellEnd"/>
       <w:r>
@@ -21832,7 +22406,7 @@
           <w:rFonts w:ascii="Calibri" w:eastAsiaTheme="minorHAnsi" w:cs="Calibri"/>
           <w:lang w:val="en-GB"/>
         </w:rPr>
-        <w:t xml:space="preserve">, Y., and </w:t>
+        <w:t xml:space="preserve">, H. and </w:t>
       </w:r>
       <w:proofErr w:type="spellStart"/>
       <w:r>
@@ -21840,7 +22414,7 @@
           <w:rFonts w:ascii="Calibri" w:eastAsiaTheme="minorHAnsi" w:cs="Calibri"/>
           <w:lang w:val="en-GB"/>
         </w:rPr>
-        <w:t>Qiao</w:t>
+        <w:t>Koyuncu</w:t>
       </w:r>
       <w:proofErr w:type="spellEnd"/>
       <w:r>
@@ -21848,7 +22422,7 @@
           <w:rFonts w:ascii="Calibri" w:eastAsiaTheme="minorHAnsi" w:cs="Calibri"/>
           <w:lang w:val="en-GB"/>
         </w:rPr>
-        <w:t xml:space="preserve">, L. (2023) ‘A Novel Construction Technology of Microservice Multi-Instance System Automatic Deployment and Upgrade’, in </w:t>
+        <w:t xml:space="preserve">, M. (2021) ‘Does Domain-Driven Design Lead to Finding the Optimal Modularity of a Microservice?’, </w:t>
       </w:r>
       <w:r>
         <w:rPr>
@@ -21857,7 +22431,250 @@
           <w:iCs/>
           <w:lang w:val="en-GB"/>
         </w:rPr>
-        <w:t>2023 International Conference on Networking and Network Applications (</w:t>
+        <w:t>IEEE Access</w:t>
+      </w:r>
+      <w:r>
+        <w:rPr>
+          <w:rFonts w:ascii="Calibri" w:eastAsiaTheme="minorHAnsi" w:cs="Calibri"/>
+          <w:lang w:val="en-GB"/>
+        </w:rPr>
+        <w:t>, 9, 32721–32733, available: https://doi.org/10.1109/ACCESS.2021.3060895.</w:t>
+      </w:r>
+    </w:p>
+    <w:p>
+      <w:pPr>
+        <w:pStyle w:val="Bibliography"/>
+        <w:rPr>
+          <w:rFonts w:ascii="Calibri" w:eastAsiaTheme="minorHAnsi" w:cs="Calibri"/>
+          <w:lang w:val="en-GB"/>
+        </w:rPr>
+      </w:pPr>
+      <w:proofErr w:type="spellStart"/>
+      <w:r>
+        <w:rPr>
+          <w:rFonts w:ascii="Calibri" w:eastAsiaTheme="minorHAnsi" w:cs="Calibri"/>
+          <w:lang w:val="en-GB"/>
+        </w:rPr>
+        <w:t>Wolfart</w:t>
+      </w:r>
+      <w:proofErr w:type="spellEnd"/>
+      <w:r>
+        <w:rPr>
+          <w:rFonts w:ascii="Calibri" w:eastAsiaTheme="minorHAnsi" w:cs="Calibri"/>
+          <w:lang w:val="en-GB"/>
+        </w:rPr>
+        <w:t xml:space="preserve">, D., </w:t>
+      </w:r>
+      <w:proofErr w:type="spellStart"/>
+      <w:r>
+        <w:rPr>
+          <w:rFonts w:ascii="Calibri" w:eastAsiaTheme="minorHAnsi" w:cs="Calibri"/>
+          <w:lang w:val="en-GB"/>
+        </w:rPr>
+        <w:t>Assunção</w:t>
+      </w:r>
+      <w:proofErr w:type="spellEnd"/>
+      <w:r>
+        <w:rPr>
+          <w:rFonts w:ascii="Calibri" w:eastAsiaTheme="minorHAnsi" w:cs="Calibri"/>
+          <w:lang w:val="en-GB"/>
+        </w:rPr>
+        <w:t xml:space="preserve">, W.K.G., Da Silva, I.F., </w:t>
+      </w:r>
+      <w:proofErr w:type="spellStart"/>
+      <w:r>
+        <w:rPr>
+          <w:rFonts w:ascii="Calibri" w:eastAsiaTheme="minorHAnsi" w:cs="Calibri"/>
+          <w:lang w:val="en-GB"/>
+        </w:rPr>
+        <w:t>Domingos</w:t>
+      </w:r>
+      <w:proofErr w:type="spellEnd"/>
+      <w:r>
+        <w:rPr>
+          <w:rFonts w:ascii="Calibri" w:eastAsiaTheme="minorHAnsi" w:cs="Calibri"/>
+          <w:lang w:val="en-GB"/>
+        </w:rPr>
+        <w:t xml:space="preserve">, D.C.P., </w:t>
+      </w:r>
+      <w:proofErr w:type="spellStart"/>
+      <w:r>
+        <w:rPr>
+          <w:rFonts w:ascii="Calibri" w:eastAsiaTheme="minorHAnsi" w:cs="Calibri"/>
+          <w:lang w:val="en-GB"/>
+        </w:rPr>
+        <w:t>Schmeing</w:t>
+      </w:r>
+      <w:proofErr w:type="spellEnd"/>
+      <w:r>
+        <w:rPr>
+          <w:rFonts w:ascii="Calibri" w:eastAsiaTheme="minorHAnsi" w:cs="Calibri"/>
+          <w:lang w:val="en-GB"/>
+        </w:rPr>
+        <w:t xml:space="preserve">, E., </w:t>
+      </w:r>
+      <w:proofErr w:type="spellStart"/>
+      <w:r>
+        <w:rPr>
+          <w:rFonts w:ascii="Calibri" w:eastAsiaTheme="minorHAnsi" w:cs="Calibri"/>
+          <w:lang w:val="en-GB"/>
+        </w:rPr>
+        <w:t>Villaca</w:t>
+      </w:r>
+      <w:proofErr w:type="spellEnd"/>
+      <w:r>
+        <w:rPr>
+          <w:rFonts w:ascii="Calibri" w:eastAsiaTheme="minorHAnsi" w:cs="Calibri"/>
+          <w:lang w:val="en-GB"/>
+        </w:rPr>
+        <w:t xml:space="preserve">, G.L.D., and </w:t>
+      </w:r>
+      <w:proofErr w:type="spellStart"/>
+      <w:r>
+        <w:rPr>
+          <w:rFonts w:ascii="Calibri" w:eastAsiaTheme="minorHAnsi" w:cs="Calibri"/>
+          <w:lang w:val="en-GB"/>
+        </w:rPr>
+        <w:t>Paza</w:t>
+      </w:r>
+      <w:proofErr w:type="spellEnd"/>
+      <w:r>
+        <w:rPr>
+          <w:rFonts w:ascii="Calibri" w:eastAsiaTheme="minorHAnsi" w:cs="Calibri"/>
+          <w:lang w:val="en-GB"/>
+        </w:rPr>
+        <w:t xml:space="preserve">, D.D.N. (2021) ‘Modernizing Legacy Systems with Microservices: A Roadmap’, in </w:t>
+      </w:r>
+      <w:r>
+        <w:rPr>
+          <w:rFonts w:ascii="Calibri" w:eastAsiaTheme="minorHAnsi" w:cs="Calibri"/>
+          <w:i/>
+          <w:iCs/>
+          <w:lang w:val="en-GB"/>
+        </w:rPr>
+        <w:t>Evaluation and Assessment in Software Engineering</w:t>
+      </w:r>
+      <w:r>
+        <w:rPr>
+          <w:rFonts w:ascii="Calibri" w:eastAsiaTheme="minorHAnsi" w:cs="Calibri"/>
+          <w:lang w:val="en-GB"/>
+        </w:rPr>
+        <w:t>, Presented at the EASE 2021: Evaluation and Assessment in Software Engineering, Trondheim Norway: ACM, 149–159, available: https://doi.org/10.1145/3463274.3463334.</w:t>
+      </w:r>
+    </w:p>
+    <w:p>
+      <w:pPr>
+        <w:pStyle w:val="Bibliography"/>
+        <w:rPr>
+          <w:rFonts w:ascii="Calibri" w:eastAsiaTheme="minorHAnsi" w:cs="Calibri"/>
+          <w:lang w:val="en-GB"/>
+        </w:rPr>
+      </w:pPr>
+      <w:r>
+        <w:rPr>
+          <w:rFonts w:ascii="Calibri" w:eastAsiaTheme="minorHAnsi" w:cs="Calibri"/>
+          <w:lang w:val="en-GB"/>
+        </w:rPr>
+        <w:t xml:space="preserve">Xu, Y. and Villiers, C. (2025) ‘The takeover of Royal Mail: lessons for the new owners from past corporate governance and trust failures’, </w:t>
+      </w:r>
+      <w:r>
+        <w:rPr>
+          <w:rFonts w:ascii="Calibri" w:eastAsiaTheme="minorHAnsi" w:cs="Calibri"/>
+          <w:i/>
+          <w:iCs/>
+          <w:lang w:val="en-GB"/>
+        </w:rPr>
+        <w:t>Journal of Corporate Law Studies</w:t>
+      </w:r>
+      <w:r>
+        <w:rPr>
+          <w:rFonts w:ascii="Calibri" w:eastAsiaTheme="minorHAnsi" w:cs="Calibri"/>
+          <w:lang w:val="en-GB"/>
+        </w:rPr>
+        <w:t>, 1–40, available: https://doi.org/10.1080/14735970.2025.2553430.</w:t>
+      </w:r>
+    </w:p>
+    <w:p>
+      <w:pPr>
+        <w:pStyle w:val="Bibliography"/>
+        <w:rPr>
+          <w:rFonts w:ascii="Calibri" w:eastAsiaTheme="minorHAnsi" w:cs="Calibri"/>
+          <w:lang w:val="en-GB"/>
+        </w:rPr>
+      </w:pPr>
+      <w:r>
+        <w:rPr>
+          <w:rFonts w:ascii="Calibri" w:eastAsiaTheme="minorHAnsi" w:cs="Calibri"/>
+          <w:lang w:val="en-GB"/>
+        </w:rPr>
+        <w:t>Yoder, J.W. and Merson, P. (2020) ‘Strangler Patterns’.</w:t>
+      </w:r>
+    </w:p>
+    <w:p>
+      <w:pPr>
+        <w:pStyle w:val="Bibliography"/>
+        <w:rPr>
+          <w:rFonts w:ascii="Calibri" w:eastAsiaTheme="minorHAnsi" w:cs="Calibri"/>
+          <w:lang w:val="en-GB"/>
+        </w:rPr>
+      </w:pPr>
+      <w:r>
+        <w:rPr>
+          <w:rFonts w:ascii="Calibri" w:eastAsiaTheme="minorHAnsi" w:cs="Calibri"/>
+          <w:lang w:val="en-GB"/>
+        </w:rPr>
+        <w:t xml:space="preserve">Zeng, R., </w:t>
+      </w:r>
+      <w:proofErr w:type="spellStart"/>
+      <w:r>
+        <w:rPr>
+          <w:rFonts w:ascii="Calibri" w:eastAsiaTheme="minorHAnsi" w:cs="Calibri"/>
+          <w:lang w:val="en-GB"/>
+        </w:rPr>
+        <w:t>Niu</w:t>
+      </w:r>
+      <w:proofErr w:type="spellEnd"/>
+      <w:r>
+        <w:rPr>
+          <w:rFonts w:ascii="Calibri" w:eastAsiaTheme="minorHAnsi" w:cs="Calibri"/>
+          <w:lang w:val="en-GB"/>
+        </w:rPr>
+        <w:t xml:space="preserve">, Y., and </w:t>
+      </w:r>
+      <w:proofErr w:type="spellStart"/>
+      <w:r>
+        <w:rPr>
+          <w:rFonts w:ascii="Calibri" w:eastAsiaTheme="minorHAnsi" w:cs="Calibri"/>
+          <w:lang w:val="en-GB"/>
+        </w:rPr>
+        <w:t>Qiao</w:t>
+      </w:r>
+      <w:proofErr w:type="spellEnd"/>
+      <w:r>
+        <w:rPr>
+          <w:rFonts w:ascii="Calibri" w:eastAsiaTheme="minorHAnsi" w:cs="Calibri"/>
+          <w:lang w:val="en-GB"/>
+        </w:rPr>
+        <w:t xml:space="preserve">, L. (2023) ‘A Novel Construction Technology of Microservice Multi-Instance System Automatic Deployment and Upgrade’, in </w:t>
+      </w:r>
+      <w:r>
+        <w:rPr>
+          <w:rFonts w:ascii="Calibri" w:eastAsiaTheme="minorHAnsi" w:cs="Calibri"/>
+          <w:i/>
+          <w:iCs/>
+          <w:lang w:val="en-GB"/>
+        </w:rPr>
+        <w:t xml:space="preserve">2023 International Conference on </w:t>
+      </w:r>
+      <w:r>
+        <w:rPr>
+          <w:rFonts w:ascii="Calibri" w:eastAsiaTheme="minorHAnsi" w:cs="Calibri"/>
+          <w:i/>
+          <w:iCs/>
+          <w:lang w:val="en-GB"/>
+        </w:rPr>
+        <w:lastRenderedPageBreak/>
+        <w:t>Networking and Network Applications (</w:t>
       </w:r>
       <w:proofErr w:type="spellStart"/>
       <w:r>

--- a/Robyn Doyle Dissertation Draft.docx
+++ b/Robyn Doyle Dissertation Draft.docx
@@ -19235,21 +19235,145 @@
           <w:ilvl w:val="0"/>
           <w:numId w:val="0"/>
         </w:numPr>
-      </w:pPr>
-      <w:r>
+        <w:spacing w:line="360" w:lineRule="auto"/>
         <w:rPr>
           <w:rFonts w:asciiTheme="minorHAnsi" w:eastAsiaTheme="minorEastAsia" w:hAnsiTheme="minorHAnsi" w:cstheme="minorBidi"/>
           <w:color w:val="auto"/>
         </w:rPr>
-        <w:t>If data</w:t>
-      </w:r>
+      </w:pPr>
       <w:r>
         <w:rPr>
           <w:rFonts w:asciiTheme="minorHAnsi" w:eastAsiaTheme="minorEastAsia" w:hAnsiTheme="minorHAnsi" w:cstheme="minorBidi"/>
           <w:color w:val="auto"/>
         </w:rPr>
-        <w:t xml:space="preserve"> is lost on the consumer level the history is simply played back from the topic and rebuilt on the local level. </w:t>
-      </w:r>
+        <w:t xml:space="preserve">EDA can be setup to be fault tolerant. Specific implementations of Event Streaming, such as Apache Kafka, </w:t>
+      </w:r>
+      <w:r>
+        <w:rPr>
+          <w:rFonts w:asciiTheme="minorHAnsi" w:eastAsiaTheme="minorEastAsia" w:hAnsiTheme="minorHAnsi" w:cstheme="minorBidi"/>
+          <w:color w:val="auto"/>
+        </w:rPr>
+        <w:t xml:space="preserve">are configured to store events in immutable topics. These topics are partitioned and replicate across brokers which in turn are hosted in redundant cloud instances. This configuration is increasingly becoming the backbone of modern postal </w:t>
+      </w:r>
+      <w:r>
+        <w:rPr>
+          <w:rFonts w:asciiTheme="minorHAnsi" w:eastAsiaTheme="minorEastAsia" w:hAnsiTheme="minorHAnsi" w:cstheme="minorBidi"/>
+          <w:color w:val="auto"/>
+        </w:rPr>
+        <w:t xml:space="preserve">enterprise </w:t>
+      </w:r>
+      <w:r>
+        <w:rPr>
+          <w:rFonts w:asciiTheme="minorHAnsi" w:eastAsiaTheme="minorEastAsia" w:hAnsiTheme="minorHAnsi" w:cstheme="minorBidi"/>
+          <w:color w:val="auto"/>
+        </w:rPr>
+        <w:t xml:space="preserve">event streaming setups. </w:t>
+      </w:r>
+      <w:r>
+        <w:rPr>
+          <w:rFonts w:asciiTheme="minorHAnsi" w:eastAsiaTheme="minorEastAsia" w:hAnsiTheme="minorHAnsi" w:cstheme="minorBidi"/>
+          <w:color w:val="auto"/>
+        </w:rPr>
+        <w:t xml:space="preserve">Even if a node fails the data is available due to the replication feature. </w:t>
+      </w:r>
+      <w:r>
+        <w:rPr>
+          <w:rFonts w:asciiTheme="minorHAnsi" w:eastAsiaTheme="minorEastAsia" w:hAnsiTheme="minorHAnsi" w:cstheme="minorBidi"/>
+          <w:color w:val="auto"/>
+        </w:rPr>
+        <w:t xml:space="preserve">The consuming applications use offsets to determine how much of the topic has been consumed. The events are persisted within the broker for a specific amount of time. This persistence can be configured to remain for months, depending on the needs of the enterprise. If a failure occurs, the data can continue to be processed from the offset once everything is online again. </w:t>
+      </w:r>
+    </w:p>
+    <w:p>
+      <w:pPr>
+        <w:pStyle w:val="Disslevel3"/>
+        <w:numPr>
+          <w:ilvl w:val="0"/>
+          <w:numId w:val="0"/>
+        </w:numPr>
+        <w:spacing w:line="360" w:lineRule="auto"/>
+        <w:rPr>
+          <w:rFonts w:asciiTheme="minorHAnsi" w:eastAsiaTheme="minorEastAsia" w:hAnsiTheme="minorHAnsi" w:cstheme="minorBidi"/>
+          <w:color w:val="auto"/>
+        </w:rPr>
+      </w:pPr>
+    </w:p>
+    <w:p>
+      <w:pPr>
+        <w:pStyle w:val="Disslevel3"/>
+        <w:numPr>
+          <w:ilvl w:val="0"/>
+          <w:numId w:val="0"/>
+        </w:numPr>
+        <w:spacing w:line="360" w:lineRule="auto"/>
+        <w:rPr>
+          <w:rFonts w:asciiTheme="minorHAnsi" w:eastAsiaTheme="minorEastAsia" w:hAnsiTheme="minorHAnsi" w:cstheme="minorBidi"/>
+          <w:color w:val="auto"/>
+        </w:rPr>
+      </w:pPr>
+      <w:r>
+        <w:rPr>
+          <w:rFonts w:asciiTheme="minorHAnsi" w:eastAsiaTheme="minorEastAsia" w:hAnsiTheme="minorHAnsi" w:cstheme="minorBidi"/>
+          <w:color w:val="auto"/>
+        </w:rPr>
+        <w:lastRenderedPageBreak/>
+        <w:t>If the whole data is lost at the consumer level, the history can be played back by simply reading the data from the earliest available record</w:t>
+      </w:r>
+      <w:r>
+        <w:rPr>
+          <w:rFonts w:asciiTheme="minorHAnsi" w:eastAsiaTheme="minorEastAsia" w:hAnsiTheme="minorHAnsi" w:cstheme="minorBidi"/>
+          <w:color w:val="auto"/>
+        </w:rPr>
+        <w:t>, thus rebuilding the local state</w:t>
+      </w:r>
+      <w:r>
+        <w:rPr>
+          <w:rFonts w:asciiTheme="minorHAnsi" w:eastAsiaTheme="minorEastAsia" w:hAnsiTheme="minorHAnsi" w:cstheme="minorBidi"/>
+          <w:color w:val="auto"/>
+        </w:rPr>
+        <w:t xml:space="preserve">. </w:t>
+      </w:r>
+      <w:r>
+        <w:rPr>
+          <w:rFonts w:asciiTheme="minorHAnsi" w:eastAsiaTheme="minorEastAsia" w:hAnsiTheme="minorHAnsi" w:cstheme="minorBidi"/>
+          <w:color w:val="auto"/>
+        </w:rPr>
+        <w:t xml:space="preserve">Being able to replay the data back into the consumer is efficient since the producing application that feeds the Kafka topic does not need to transmit historic data. Everything is already in place and ready to be consumed which enable quick recovery and improves resilience of the system. </w:t>
+      </w:r>
+      <w:r>
+        <w:rPr>
+          <w:rFonts w:asciiTheme="minorHAnsi" w:eastAsiaTheme="minorEastAsia" w:hAnsiTheme="minorHAnsi" w:cstheme="minorBidi"/>
+          <w:color w:val="auto"/>
+        </w:rPr>
+        <w:t xml:space="preserve">The decoupled nature of Event Streaming means that a failure in one consumer does not affect other consumers since they are completely isolated from each other and are independently responsible for creating their own local states from the Events stored in the topic.  </w:t>
+      </w:r>
+      <w:r>
+        <w:rPr>
+          <w:rFonts w:asciiTheme="minorHAnsi" w:eastAsiaTheme="minorEastAsia" w:hAnsiTheme="minorHAnsi" w:cstheme="minorBidi"/>
+          <w:color w:val="auto"/>
+        </w:rPr>
+        <w:t>This improves the fault tolerance of a distributed microservice ecosystem and reduces impact and blast radius that an incident would have on other applications.</w:t>
+      </w:r>
+      <w:r>
+        <w:rPr>
+          <w:rFonts w:asciiTheme="minorHAnsi" w:eastAsiaTheme="minorEastAsia" w:hAnsiTheme="minorHAnsi" w:cstheme="minorBidi"/>
+          <w:color w:val="auto"/>
+        </w:rPr>
+        <w:t xml:space="preserve"> Despite this approach being quite effective for reading data from a single topic, a problem does arise when downstream consumers require a consolidated view of events that originate from multiple topics. Thus, there is a need for events to be aggregated and presented in a searchable format to the consumers. </w:t>
+      </w:r>
+    </w:p>
+    <w:p>
+      <w:pPr>
+        <w:pStyle w:val="Disslevel3"/>
+        <w:numPr>
+          <w:ilvl w:val="0"/>
+          <w:numId w:val="0"/>
+        </w:numPr>
+        <w:rPr>
+          <w:rFonts w:asciiTheme="minorHAnsi" w:eastAsiaTheme="minorEastAsia" w:hAnsiTheme="minorHAnsi" w:cstheme="minorBidi"/>
+          <w:color w:val="auto"/>
+        </w:rPr>
+      </w:pPr>
     </w:p>
     <w:p>
       <w:pPr>
@@ -19428,7 +19552,6 @@
       </w:pPr>
       <w:bookmarkStart w:id="48" w:name="_Toc233796072"/>
       <w:r>
-        <w:lastRenderedPageBreak/>
         <w:t>Cloud-Native Resilience, High Availability and Disaster Recovery</w:t>
       </w:r>
       <w:bookmarkEnd w:id="48"/>
@@ -19799,7 +19922,6 @@
       </w:pPr>
       <w:bookmarkStart w:id="58" w:name="_Toc233796082"/>
       <w:r>
-        <w:lastRenderedPageBreak/>
         <w:t>Research Gap and Conclusion</w:t>
       </w:r>
       <w:bookmarkEnd w:id="58"/>
@@ -20099,6 +20221,7 @@
           <w:sz w:val="24"/>
           <w:szCs w:val="24"/>
         </w:rPr>
+        <w:lastRenderedPageBreak/>
         <w:t xml:space="preserve">What does HA mean?, standard, pick specifics that will be written up in the implementation. You need to ensure there is a backup of this end.  </w:t>
       </w:r>
     </w:p>

--- a/Robyn Doyle Dissertation Draft.docx
+++ b/Robyn Doyle Dissertation Draft.docx
@@ -14412,25 +14412,51 @@
       <w:r>
         <w:t xml:space="preserve">Figure </w:t>
       </w:r>
-      <w:fldSimple w:instr=" STYLEREF 3 \s ">
-        <w:r>
-          <w:rPr>
-            <w:noProof/>
-          </w:rPr>
-          <w:t>1.3.2</w:t>
-        </w:r>
-      </w:fldSimple>
+      <w:r>
+        <w:fldChar w:fldCharType="begin"/>
+      </w:r>
+      <w:r>
+        <w:instrText xml:space="preserve"> STYLEREF 3 \s </w:instrText>
+      </w:r>
+      <w:r>
+        <w:fldChar w:fldCharType="separate"/>
+      </w:r>
+      <w:r>
+        <w:rPr>
+          <w:noProof/>
+        </w:rPr>
+        <w:t>1.3.2</w:t>
+      </w:r>
+      <w:r>
+        <w:rPr>
+          <w:noProof/>
+        </w:rPr>
+        <w:fldChar w:fldCharType="end"/>
+      </w:r>
       <w:r>
         <w:noBreakHyphen/>
       </w:r>
-      <w:fldSimple w:instr=" SEQ Figure \* ARABIC \s 3 ">
-        <w:r>
-          <w:rPr>
-            <w:noProof/>
-          </w:rPr>
-          <w:t>1</w:t>
-        </w:r>
-      </w:fldSimple>
+      <w:r>
+        <w:fldChar w:fldCharType="begin"/>
+      </w:r>
+      <w:r>
+        <w:instrText xml:space="preserve"> SEQ Figure \* ARABIC \s 3 </w:instrText>
+      </w:r>
+      <w:r>
+        <w:fldChar w:fldCharType="separate"/>
+      </w:r>
+      <w:r>
+        <w:rPr>
+          <w:noProof/>
+        </w:rPr>
+        <w:t>1</w:t>
+      </w:r>
+      <w:r>
+        <w:rPr>
+          <w:noProof/>
+        </w:rPr>
+        <w:fldChar w:fldCharType="end"/>
+      </w:r>
       <w:r>
         <w:t xml:space="preserve"> TOGAF ADM Cycle</w:t>
       </w:r>
@@ -19223,6 +19249,8 @@
         <w:pStyle w:val="Disslevel3"/>
       </w:pPr>
       <w:bookmarkStart w:id="40" w:name="_Toc233796064"/>
+      <w:bookmarkStart w:id="41" w:name="OLE_LINK11"/>
+      <w:bookmarkStart w:id="42" w:name="OLE_LINK12"/>
       <w:r>
         <w:t>Event Streaming Systems and fault tolerance</w:t>
       </w:r>
@@ -19246,20 +19274,307 @@
           <w:rFonts w:asciiTheme="minorHAnsi" w:eastAsiaTheme="minorEastAsia" w:hAnsiTheme="minorHAnsi" w:cstheme="minorBidi"/>
           <w:color w:val="auto"/>
         </w:rPr>
-        <w:t xml:space="preserve">EDA can be setup to be fault tolerant. Specific implementations of Event Streaming, such as Apache Kafka, </w:t>
+        <w:t>EDA can be set</w:t>
       </w:r>
       <w:r>
         <w:rPr>
           <w:rFonts w:asciiTheme="minorHAnsi" w:eastAsiaTheme="minorEastAsia" w:hAnsiTheme="minorHAnsi" w:cstheme="minorBidi"/>
           <w:color w:val="auto"/>
         </w:rPr>
-        <w:t xml:space="preserve">are configured to store events in immutable topics. These topics are partitioned and replicate across brokers which in turn are hosted in redundant cloud instances. This configuration is increasingly becoming the backbone of modern postal </w:t>
+        <w:t xml:space="preserve"> </w:t>
       </w:r>
       <w:r>
         <w:rPr>
           <w:rFonts w:asciiTheme="minorHAnsi" w:eastAsiaTheme="minorEastAsia" w:hAnsiTheme="minorHAnsi" w:cstheme="minorBidi"/>
           <w:color w:val="auto"/>
         </w:rPr>
+        <w:t>up to be fault tolerant. Specific implementations of Event Streaming, such as Apache Kafka</w:t>
+      </w:r>
+      <w:r>
+        <w:rPr>
+          <w:rFonts w:asciiTheme="minorHAnsi" w:eastAsiaTheme="minorEastAsia" w:hAnsiTheme="minorHAnsi" w:cstheme="minorBidi"/>
+          <w:color w:val="auto"/>
+        </w:rPr>
+        <w:t>, are configured to store events in topics</w:t>
+      </w:r>
+      <w:r>
+        <w:rPr>
+          <w:rFonts w:asciiTheme="minorHAnsi" w:eastAsiaTheme="minorEastAsia" w:hAnsiTheme="minorHAnsi" w:cstheme="minorBidi"/>
+          <w:color w:val="auto"/>
+        </w:rPr>
+        <w:t xml:space="preserve"> </w:t>
+      </w:r>
+      <w:r>
+        <w:rPr>
+          <w:rFonts w:asciiTheme="minorHAnsi" w:eastAsiaTheme="minorEastAsia" w:hAnsiTheme="minorHAnsi" w:cstheme="minorBidi"/>
+          <w:color w:val="auto"/>
+        </w:rPr>
+        <w:fldChar w:fldCharType="begin"/>
+      </w:r>
+      <w:r>
+        <w:rPr>
+          <w:rFonts w:asciiTheme="minorHAnsi" w:eastAsiaTheme="minorEastAsia" w:hAnsiTheme="minorHAnsi" w:cstheme="minorBidi"/>
+          <w:color w:val="auto"/>
+        </w:rPr>
+        <w:instrText xml:space="preserve"> ADDIN ZOTERO_ITEM CSL_CITATION {"citationID":"hzBLPY48","properties":{"unsorted":false,"formattedCitation":"(Vyas {\\i{}et al.} 2023)","plainCitation":"(Vyas et al. 2023)","noteIndex":0},"citationItems":[{"id":236,"uris":["http://zotero.org/users/local/x6OJxADO/items/CZJIRGL3"],"itemData":{"id":236,"type":"paper-conference","abstract":"Real Time streaming framework enables the availability of data for users in near real time. For achieving the high throughput, low latency and to avoid loss of any events at runtime, real time streaming frameworks has their own methods to accomplish this task of message handling, but there are scenarios when due to huge volume of data at the source or due to other environment or Infrastructure related issues, some of the critical data might get lost in the process. This article evaluates methods to handle data rejections in conjunction with a fault-tolerant error handling recommendations for real time data streaming. There are many frameworks available for streaming the events in real time, in this article Apache Kafka is used to examine most frequent situations when an error can occur. This article will evaluate the key performance factors in terms of capability of the framework to recover when downtime occurs. Apache Kafka [15] is a distributed real time data streaming platform; it was developed by Linked inn and currently used by many applications across the industry. It works in producer consumer fashion and with correct configuration and set up, high Throughput with low latency can be achieved. This article will explain the configurations provided with the framework that can be utilized to design and develop optimized event streaming applications. This article is explaining the different parameters that can be used to design and develop the stream processing applications and what are the available options to handle the errors during the streaming to avoid any negative impact to the application.","container-title":"Proceedings of the 5th International Conference on Information Management &amp; Machine Intelligence","DOI":"10.1145/3647444.3647844","event-title":"ICIMMI 2023: International Conference on Information Management &amp; Machine Intelligence","ISBN":"979-8-4007-0941-8","language":"en","page":"1-5","publisher":"ACM","publisher-place":"Jaipur India","source":"DOI.org (Crossref)","title":"Fault Tolerance and Error Handling Techniques in Apache Kafka","URL":"https://dl.acm.org/doi/10.1145/3647444.3647844","author":[{"family":"Vyas","given":"Shubham"},{"family":"Tyagi","given":"Rajesh Kumar"},{"family":"Sahu","given":"Shashank"}],"accessed":{"date-parts":[["2026",7,22]]},"issued":{"date-parts":[["2023",11,23]]}}}],"schema":"https://github.com/citation-style-language/schema/raw/master/csl-citation.json"} </w:instrText>
+      </w:r>
+      <w:r>
+        <w:rPr>
+          <w:rFonts w:asciiTheme="minorHAnsi" w:eastAsiaTheme="minorEastAsia" w:hAnsiTheme="minorHAnsi" w:cstheme="minorBidi"/>
+          <w:color w:val="auto"/>
+        </w:rPr>
+        <w:fldChar w:fldCharType="separate"/>
+      </w:r>
+      <w:r>
+        <w:rPr>
+          <w:rFonts w:ascii="Calibri" w:eastAsiaTheme="minorHAnsi" w:hAnsiTheme="minorHAnsi" w:cs="Calibri"/>
+          <w:color w:val="auto"/>
+          <w:lang w:val="en-GB"/>
+        </w:rPr>
+        <w:t xml:space="preserve">(Vyas </w:t>
+      </w:r>
+      <w:r>
+        <w:rPr>
+          <w:rFonts w:ascii="Calibri" w:eastAsiaTheme="minorHAnsi" w:hAnsiTheme="minorHAnsi" w:cs="Calibri"/>
+          <w:i/>
+          <w:iCs/>
+          <w:color w:val="auto"/>
+          <w:lang w:val="en-GB"/>
+        </w:rPr>
+        <w:t>et al.</w:t>
+      </w:r>
+      <w:r>
+        <w:rPr>
+          <w:rFonts w:ascii="Calibri" w:eastAsiaTheme="minorHAnsi" w:hAnsiTheme="minorHAnsi" w:cs="Calibri"/>
+          <w:color w:val="auto"/>
+          <w:lang w:val="en-GB"/>
+        </w:rPr>
+        <w:t xml:space="preserve"> 2023)</w:t>
+      </w:r>
+      <w:r>
+        <w:rPr>
+          <w:rFonts w:asciiTheme="minorHAnsi" w:eastAsiaTheme="minorEastAsia" w:hAnsiTheme="minorHAnsi" w:cstheme="minorBidi"/>
+          <w:color w:val="auto"/>
+        </w:rPr>
+        <w:fldChar w:fldCharType="end"/>
+      </w:r>
+      <w:r>
+        <w:rPr>
+          <w:rFonts w:asciiTheme="minorHAnsi" w:eastAsiaTheme="minorEastAsia" w:hAnsiTheme="minorHAnsi" w:cstheme="minorBidi"/>
+          <w:color w:val="auto"/>
+        </w:rPr>
+        <w:t>.</w:t>
+      </w:r>
+      <w:r>
+        <w:rPr>
+          <w:rFonts w:asciiTheme="minorHAnsi" w:eastAsiaTheme="minorEastAsia" w:hAnsiTheme="minorHAnsi" w:cstheme="minorBidi"/>
+          <w:color w:val="auto"/>
+        </w:rPr>
+        <w:t xml:space="preserve"> These topics are partitioned and replicate</w:t>
+      </w:r>
+      <w:r>
+        <w:rPr>
+          <w:rFonts w:asciiTheme="minorHAnsi" w:eastAsiaTheme="minorEastAsia" w:hAnsiTheme="minorHAnsi" w:cstheme="minorBidi"/>
+          <w:color w:val="auto"/>
+        </w:rPr>
+        <w:t>d</w:t>
+      </w:r>
+      <w:r>
+        <w:rPr>
+          <w:rFonts w:asciiTheme="minorHAnsi" w:eastAsiaTheme="minorEastAsia" w:hAnsiTheme="minorHAnsi" w:cstheme="minorBidi"/>
+          <w:color w:val="auto"/>
+        </w:rPr>
+        <w:t xml:space="preserve"> across brokers</w:t>
+      </w:r>
+      <w:r>
+        <w:rPr>
+          <w:rFonts w:asciiTheme="minorHAnsi" w:eastAsiaTheme="minorEastAsia" w:hAnsiTheme="minorHAnsi" w:cstheme="minorBidi"/>
+          <w:color w:val="auto"/>
+        </w:rPr>
+        <w:t xml:space="preserve"> </w:t>
+      </w:r>
+      <w:r>
+        <w:rPr>
+          <w:rFonts w:asciiTheme="minorHAnsi" w:eastAsiaTheme="minorEastAsia" w:hAnsiTheme="minorHAnsi" w:cstheme="minorBidi"/>
+          <w:color w:val="auto"/>
+        </w:rPr>
+        <w:t>which produce</w:t>
+      </w:r>
+      <w:r>
+        <w:rPr>
+          <w:rFonts w:asciiTheme="minorHAnsi" w:eastAsiaTheme="minorEastAsia" w:hAnsiTheme="minorHAnsi" w:cstheme="minorBidi"/>
+          <w:color w:val="auto"/>
+        </w:rPr>
+        <w:t xml:space="preserve">r </w:t>
+      </w:r>
+      <w:r>
+        <w:rPr>
+          <w:rFonts w:asciiTheme="minorHAnsi" w:eastAsiaTheme="minorEastAsia" w:hAnsiTheme="minorHAnsi" w:cstheme="minorBidi"/>
+          <w:color w:val="auto"/>
+        </w:rPr>
+        <w:t>microservices</w:t>
+      </w:r>
+      <w:r>
+        <w:rPr>
+          <w:rFonts w:asciiTheme="minorHAnsi" w:eastAsiaTheme="minorEastAsia" w:hAnsiTheme="minorHAnsi" w:cstheme="minorBidi"/>
+          <w:color w:val="auto"/>
+        </w:rPr>
+        <w:t xml:space="preserve"> </w:t>
+      </w:r>
+      <w:r>
+        <w:rPr>
+          <w:rFonts w:asciiTheme="minorHAnsi" w:eastAsiaTheme="minorEastAsia" w:hAnsiTheme="minorHAnsi" w:cstheme="minorBidi"/>
+          <w:color w:val="auto"/>
+        </w:rPr>
+        <w:t>write into</w:t>
+      </w:r>
+      <w:r>
+        <w:rPr>
+          <w:rFonts w:asciiTheme="minorHAnsi" w:eastAsiaTheme="minorEastAsia" w:hAnsiTheme="minorHAnsi" w:cstheme="minorBidi"/>
+          <w:color w:val="auto"/>
+        </w:rPr>
+        <w:t xml:space="preserve"> and consume</w:t>
+      </w:r>
+      <w:r>
+        <w:rPr>
+          <w:rFonts w:asciiTheme="minorHAnsi" w:eastAsiaTheme="minorEastAsia" w:hAnsiTheme="minorHAnsi" w:cstheme="minorBidi"/>
+          <w:color w:val="auto"/>
+        </w:rPr>
+        <w:t xml:space="preserve">r </w:t>
+      </w:r>
+      <w:r>
+        <w:rPr>
+          <w:rFonts w:asciiTheme="minorHAnsi" w:eastAsiaTheme="minorEastAsia" w:hAnsiTheme="minorHAnsi" w:cstheme="minorBidi"/>
+          <w:color w:val="auto"/>
+        </w:rPr>
+        <w:t>microservices</w:t>
+      </w:r>
+      <w:r>
+        <w:rPr>
+          <w:rFonts w:asciiTheme="minorHAnsi" w:eastAsiaTheme="minorEastAsia" w:hAnsiTheme="minorHAnsi" w:cstheme="minorBidi"/>
+          <w:color w:val="auto"/>
+        </w:rPr>
+        <w:t xml:space="preserve"> </w:t>
+      </w:r>
+      <w:r>
+        <w:rPr>
+          <w:rFonts w:asciiTheme="minorHAnsi" w:eastAsiaTheme="minorEastAsia" w:hAnsiTheme="minorHAnsi" w:cstheme="minorBidi"/>
+          <w:color w:val="auto"/>
+        </w:rPr>
+        <w:t xml:space="preserve">read </w:t>
+      </w:r>
+      <w:r>
+        <w:rPr>
+          <w:rFonts w:asciiTheme="minorHAnsi" w:eastAsiaTheme="minorEastAsia" w:hAnsiTheme="minorHAnsi" w:cstheme="minorBidi"/>
+          <w:color w:val="auto"/>
+        </w:rPr>
+        <w:t>out of by</w:t>
+      </w:r>
+      <w:r>
+        <w:rPr>
+          <w:rFonts w:asciiTheme="minorHAnsi" w:eastAsiaTheme="minorEastAsia" w:hAnsiTheme="minorHAnsi" w:cstheme="minorBidi"/>
+          <w:color w:val="auto"/>
+        </w:rPr>
+        <w:t xml:space="preserve"> </w:t>
+      </w:r>
+      <w:r>
+        <w:rPr>
+          <w:rFonts w:asciiTheme="minorHAnsi" w:eastAsiaTheme="minorEastAsia" w:hAnsiTheme="minorHAnsi" w:cstheme="minorBidi"/>
+          <w:color w:val="auto"/>
+        </w:rPr>
+        <w:fldChar w:fldCharType="begin"/>
+      </w:r>
+      <w:r>
+        <w:rPr>
+          <w:rFonts w:asciiTheme="minorHAnsi" w:eastAsiaTheme="minorEastAsia" w:hAnsiTheme="minorHAnsi" w:cstheme="minorBidi"/>
+          <w:color w:val="auto"/>
+        </w:rPr>
+        <w:instrText xml:space="preserve"> ADDIN ZOTERO_ITEM CSL_CITATION {"citationID":"nydi5GTV","properties":{"unsorted":false,"formattedCitation":"(Ezzeddine {\\i{}et al.} 2021)","plainCitation":"(Ezzeddine et al. 2021)","noteIndex":0},"citationItems":[{"id":237,"uris":["http://zotero.org/users/local/x6OJxADO/items/V3EIKIJN"],"itemData":{"id":237,"type":"paper-conference","abstract":"Event streaming and event driven microservices are gaining more attention for architecting scalable cloud software and data systems. Event driven microservices communicate asynchronously over distributed event bus (also called distributed event broker). In event driven microservice architectures a producer microservice creates an event and pushes it into a distributed event broker. On the other side, a consumer microservice pulls the event out of the broker and performs the required business logic on the event. In this work, we propose a methodology and framework for tail latency (high percentile latency) SLA guarantee of event driven consumer microservices. We show a cost-efficient proactive and reactive horizontal autoscale mechanism of consumer microservices to optimize for tail latency of event processing time. In the proposed framework, each latency-sensitive consumer microservice is configured with a maximum latency for event processing, and the framework guarantees autonomous scale in and out of consumer microservice instances to target the required latency SLA under minimal number of replicas. Moreover, we show and discuss the effect of consumer microservices provisioning and synchronization time on the overall latency SLA guarantee.","container-title":"Proceedings of the Seventh International Workshop on Container Technologies and Container Clouds","DOI":"10.1145/3493649.3493657","event-title":"Middleware '21: 22nd International Middleware Conference","ISBN":"978-1-4503-9171-9","language":"en","page":"25-30","publisher":"ACM","publisher-place":"Virtual Event Canada","source":"DOI.org (Crossref)","title":"On The Design of SLA-Aware and Cost-Efficient Event Driven Microservices","URL":"https://dl.acm.org/doi/10.1145/3493649.3493657","author":[{"family":"Ezzeddine","given":"Mazen"},{"family":"Tauvel","given":"Sébastien"},{"family":"Baude","given":"Françoise"},{"family":"Huer","given":"Fabrice"}],"accessed":{"date-parts":[["2026",7,22]]},"issued":{"date-parts":[["2021",12,6]]}}}],"schema":"https://github.com/citation-style-language/schema/raw/master/csl-citation.json"} </w:instrText>
+      </w:r>
+      <w:r>
+        <w:rPr>
+          <w:rFonts w:asciiTheme="minorHAnsi" w:eastAsiaTheme="minorEastAsia" w:hAnsiTheme="minorHAnsi" w:cstheme="minorBidi"/>
+          <w:color w:val="auto"/>
+        </w:rPr>
+        <w:fldChar w:fldCharType="separate"/>
+      </w:r>
+      <w:r>
+        <w:rPr>
+          <w:rFonts w:ascii="Calibri" w:eastAsiaTheme="minorHAnsi" w:hAnsiTheme="minorHAnsi" w:cs="Calibri"/>
+          <w:color w:val="auto"/>
+          <w:lang w:val="en-GB"/>
+        </w:rPr>
+        <w:t>(</w:t>
+      </w:r>
+      <w:proofErr w:type="spellStart"/>
+      <w:r>
+        <w:rPr>
+          <w:rFonts w:ascii="Calibri" w:eastAsiaTheme="minorHAnsi" w:hAnsiTheme="minorHAnsi" w:cs="Calibri"/>
+          <w:color w:val="auto"/>
+          <w:lang w:val="en-GB"/>
+        </w:rPr>
+        <w:t>Ezzeddine</w:t>
+      </w:r>
+      <w:proofErr w:type="spellEnd"/>
+      <w:r>
+        <w:rPr>
+          <w:rFonts w:ascii="Calibri" w:eastAsiaTheme="minorHAnsi" w:hAnsiTheme="minorHAnsi" w:cs="Calibri"/>
+          <w:color w:val="auto"/>
+          <w:lang w:val="en-GB"/>
+        </w:rPr>
+        <w:t xml:space="preserve"> </w:t>
+      </w:r>
+      <w:r>
+        <w:rPr>
+          <w:rFonts w:ascii="Calibri" w:eastAsiaTheme="minorHAnsi" w:hAnsiTheme="minorHAnsi" w:cs="Calibri"/>
+          <w:i/>
+          <w:iCs/>
+          <w:color w:val="auto"/>
+          <w:lang w:val="en-GB"/>
+        </w:rPr>
+        <w:t>et al.</w:t>
+      </w:r>
+      <w:r>
+        <w:rPr>
+          <w:rFonts w:ascii="Calibri" w:eastAsiaTheme="minorHAnsi" w:hAnsiTheme="minorHAnsi" w:cs="Calibri"/>
+          <w:color w:val="auto"/>
+          <w:lang w:val="en-GB"/>
+        </w:rPr>
+        <w:t xml:space="preserve"> 2021)</w:t>
+      </w:r>
+      <w:r>
+        <w:rPr>
+          <w:rFonts w:asciiTheme="minorHAnsi" w:eastAsiaTheme="minorEastAsia" w:hAnsiTheme="minorHAnsi" w:cstheme="minorBidi"/>
+          <w:color w:val="auto"/>
+        </w:rPr>
+        <w:fldChar w:fldCharType="end"/>
+      </w:r>
+      <w:r>
+        <w:rPr>
+          <w:rFonts w:asciiTheme="minorHAnsi" w:eastAsiaTheme="minorEastAsia" w:hAnsiTheme="minorHAnsi" w:cstheme="minorBidi"/>
+          <w:color w:val="auto"/>
+        </w:rPr>
+        <w:t>.</w:t>
+      </w:r>
+      <w:r>
+        <w:rPr>
+          <w:rFonts w:asciiTheme="minorHAnsi" w:eastAsiaTheme="minorEastAsia" w:hAnsiTheme="minorHAnsi" w:cstheme="minorBidi"/>
+          <w:color w:val="auto"/>
+        </w:rPr>
+        <w:t xml:space="preserve"> </w:t>
+      </w:r>
+      <w:r>
+        <w:rPr>
+          <w:rFonts w:asciiTheme="minorHAnsi" w:eastAsiaTheme="minorEastAsia" w:hAnsiTheme="minorHAnsi" w:cstheme="minorBidi"/>
+          <w:color w:val="auto"/>
+        </w:rPr>
+        <w:t xml:space="preserve">This configuration is increasingly becoming the backbone of modern </w:t>
+      </w:r>
+      <w:r>
+        <w:rPr>
+          <w:rFonts w:asciiTheme="minorHAnsi" w:eastAsiaTheme="minorEastAsia" w:hAnsiTheme="minorHAnsi" w:cstheme="minorBidi"/>
+          <w:color w:val="auto"/>
+        </w:rPr>
         <w:t xml:space="preserve">enterprise </w:t>
       </w:r>
       <w:r>
@@ -19267,13 +19582,99 @@
           <w:rFonts w:asciiTheme="minorHAnsi" w:eastAsiaTheme="minorEastAsia" w:hAnsiTheme="minorHAnsi" w:cstheme="minorBidi"/>
           <w:color w:val="auto"/>
         </w:rPr>
-        <w:t xml:space="preserve">event streaming setups. </w:t>
+        <w:t>event streaming setups</w:t>
       </w:r>
       <w:r>
         <w:rPr>
           <w:rFonts w:asciiTheme="minorHAnsi" w:eastAsiaTheme="minorEastAsia" w:hAnsiTheme="minorHAnsi" w:cstheme="minorBidi"/>
           <w:color w:val="auto"/>
         </w:rPr>
+        <w:t xml:space="preserve"> </w:t>
+      </w:r>
+      <w:r>
+        <w:rPr>
+          <w:rFonts w:asciiTheme="minorHAnsi" w:eastAsiaTheme="minorEastAsia" w:hAnsiTheme="minorHAnsi" w:cstheme="minorBidi"/>
+          <w:color w:val="auto"/>
+        </w:rPr>
+        <w:fldChar w:fldCharType="begin"/>
+      </w:r>
+      <w:r>
+        <w:rPr>
+          <w:rFonts w:asciiTheme="minorHAnsi" w:eastAsiaTheme="minorEastAsia" w:hAnsiTheme="minorHAnsi" w:cstheme="minorBidi"/>
+          <w:color w:val="auto"/>
+        </w:rPr>
+        <w:instrText xml:space="preserve"> ADDIN ZOTERO_ITEM CSL_CITATION {"citationID":"7NTgJuDr","properties":{"unsorted":false,"formattedCitation":"(Prakasha {\\i{}et al.} 2026)","plainCitation":"(Prakasha et al. 2026)","noteIndex":0},"citationItems":[{"id":239,"uris":["http://zotero.org/users/local/x6OJxADO/items/5U6ACR6X"],"itemData":{"id":239,"type":"paper-conference","abstract":"Modern financial applications demand architectures that ensure high throughput, low latency, and strong resilience. Traditional CRUD-based systems often encounter transactional bottlenecks and limited fault tolerance, making them less suitable for real-time workloads. In this work, we design and benchmark a Kafka-based event-sourcing architecture that integrates CQRS, schema-registry-backed versioning, Zstandard compression, dynamic Dead Letter Queue (DLQ) handling, and RocksDB-backed local state caching.","container-title":"2026 18th International Conference on COMmunication Systems and NETworks (COMSNETS)","DOI":"10.1109/COMSNETS67989.2026.11418216","event-title":"2026 18th International Conference on COMmunication Systems and NETworks (COMSNETS)","ISBN":"979-8-3315-9239-4","language":"en","license":"https://doi.org/10.15223/policy-029","page":"1190-1194","publisher":"IEEE","publisher-place":"Bengaluru, India","source":"DOI.org (Crossref)","title":"Event Sourcing with Kafka Streams: A Comprehensive Benchmark Against CRUD for Financial Workloads","title-short":"Event Sourcing with Kafka Streams","URL":"https://ieeexplore.ieee.org/document/11418216/","author":[{"family":"Prakasha","given":"Akshaya"},{"family":"R","given":"Akshay"},{"family":"H V","given":"Akhil"},{"family":"Auradkar","given":"Prafullata K"},{"family":"Rani","given":"Ranjitha"}],"accessed":{"date-parts":[["2026",7,22]]},"issued":{"date-parts":[["2026",1,6]]}}}],"schema":"https://github.com/citation-style-language/schema/raw/master/csl-citation.json"} </w:instrText>
+      </w:r>
+      <w:r>
+        <w:rPr>
+          <w:rFonts w:asciiTheme="minorHAnsi" w:eastAsiaTheme="minorEastAsia" w:hAnsiTheme="minorHAnsi" w:cstheme="minorBidi"/>
+          <w:color w:val="auto"/>
+        </w:rPr>
+        <w:fldChar w:fldCharType="separate"/>
+      </w:r>
+      <w:r>
+        <w:rPr>
+          <w:rFonts w:ascii="Calibri" w:eastAsiaTheme="minorHAnsi" w:hAnsiTheme="minorHAnsi" w:cs="Calibri"/>
+          <w:color w:val="auto"/>
+          <w:lang w:val="en-GB"/>
+        </w:rPr>
+        <w:t>(</w:t>
+      </w:r>
+      <w:proofErr w:type="spellStart"/>
+      <w:r>
+        <w:rPr>
+          <w:rFonts w:ascii="Calibri" w:eastAsiaTheme="minorHAnsi" w:hAnsiTheme="minorHAnsi" w:cs="Calibri"/>
+          <w:color w:val="auto"/>
+          <w:lang w:val="en-GB"/>
+        </w:rPr>
+        <w:t>Prakasha</w:t>
+      </w:r>
+      <w:proofErr w:type="spellEnd"/>
+      <w:r>
+        <w:rPr>
+          <w:rFonts w:ascii="Calibri" w:eastAsiaTheme="minorHAnsi" w:hAnsiTheme="minorHAnsi" w:cs="Calibri"/>
+          <w:color w:val="auto"/>
+          <w:lang w:val="en-GB"/>
+        </w:rPr>
+        <w:t xml:space="preserve"> </w:t>
+      </w:r>
+      <w:r>
+        <w:rPr>
+          <w:rFonts w:ascii="Calibri" w:eastAsiaTheme="minorHAnsi" w:hAnsiTheme="minorHAnsi" w:cs="Calibri"/>
+          <w:i/>
+          <w:iCs/>
+          <w:color w:val="auto"/>
+          <w:lang w:val="en-GB"/>
+        </w:rPr>
+        <w:t>et al.</w:t>
+      </w:r>
+      <w:r>
+        <w:rPr>
+          <w:rFonts w:ascii="Calibri" w:eastAsiaTheme="minorHAnsi" w:hAnsiTheme="minorHAnsi" w:cs="Calibri"/>
+          <w:color w:val="auto"/>
+          <w:lang w:val="en-GB"/>
+        </w:rPr>
+        <w:t xml:space="preserve"> 2026)</w:t>
+      </w:r>
+      <w:r>
+        <w:rPr>
+          <w:rFonts w:asciiTheme="minorHAnsi" w:eastAsiaTheme="minorEastAsia" w:hAnsiTheme="minorHAnsi" w:cstheme="minorBidi"/>
+          <w:color w:val="auto"/>
+        </w:rPr>
+        <w:fldChar w:fldCharType="end"/>
+      </w:r>
+      <w:r>
+        <w:rPr>
+          <w:rFonts w:asciiTheme="minorHAnsi" w:eastAsiaTheme="minorEastAsia" w:hAnsiTheme="minorHAnsi" w:cstheme="minorBidi"/>
+          <w:color w:val="auto"/>
+        </w:rPr>
+        <w:t xml:space="preserve">. </w:t>
+      </w:r>
+      <w:r>
+        <w:rPr>
+          <w:rFonts w:asciiTheme="minorHAnsi" w:eastAsiaTheme="minorEastAsia" w:hAnsiTheme="minorHAnsi" w:cstheme="minorBidi"/>
+          <w:color w:val="auto"/>
+        </w:rPr>
         <w:t xml:space="preserve">Even if a node fails the data is available due to the replication feature. </w:t>
       </w:r>
       <w:r>
@@ -19281,7 +19682,91 @@
           <w:rFonts w:asciiTheme="minorHAnsi" w:eastAsiaTheme="minorEastAsia" w:hAnsiTheme="minorHAnsi" w:cstheme="minorBidi"/>
           <w:color w:val="auto"/>
         </w:rPr>
-        <w:t xml:space="preserve">The consuming applications use offsets to determine how much of the topic has been consumed. The events are persisted within the broker for a specific amount of time. This persistence can be configured to remain for months, depending on the needs of the enterprise. If a failure occurs, the data can continue to be processed from the offset once everything is online again. </w:t>
+        <w:t xml:space="preserve">The consuming applications use offsets to determine how much of the topic has been consumed. The events are </w:t>
+      </w:r>
+      <w:r>
+        <w:rPr>
+          <w:rFonts w:asciiTheme="minorHAnsi" w:eastAsiaTheme="minorEastAsia" w:hAnsiTheme="minorHAnsi" w:cstheme="minorBidi"/>
+          <w:color w:val="auto"/>
+        </w:rPr>
+        <w:t xml:space="preserve">immutable and are </w:t>
+      </w:r>
+      <w:r>
+        <w:rPr>
+          <w:rFonts w:asciiTheme="minorHAnsi" w:eastAsiaTheme="minorEastAsia" w:hAnsiTheme="minorHAnsi" w:cstheme="minorBidi"/>
+          <w:color w:val="auto"/>
+        </w:rPr>
+        <w:t>persisted within the broker for a spec</w:t>
+      </w:r>
+      <w:r>
+        <w:rPr>
+          <w:rFonts w:asciiTheme="minorHAnsi" w:eastAsiaTheme="minorEastAsia" w:hAnsiTheme="minorHAnsi" w:cstheme="minorBidi"/>
+          <w:color w:val="auto"/>
+        </w:rPr>
+        <w:t xml:space="preserve">ified </w:t>
+      </w:r>
+      <w:r>
+        <w:rPr>
+          <w:rFonts w:asciiTheme="minorHAnsi" w:eastAsiaTheme="minorEastAsia" w:hAnsiTheme="minorHAnsi" w:cstheme="minorBidi"/>
+          <w:color w:val="auto"/>
+        </w:rPr>
+        <w:t xml:space="preserve">amount of time. This persistence can be configured to remain for months, depending on the needs of the enterprise. If a failure occurs, the </w:t>
+      </w:r>
+      <w:r>
+        <w:rPr>
+          <w:rFonts w:asciiTheme="minorHAnsi" w:eastAsiaTheme="minorEastAsia" w:hAnsiTheme="minorHAnsi" w:cstheme="minorBidi"/>
+          <w:color w:val="auto"/>
+        </w:rPr>
+        <w:t>consumer can</w:t>
+      </w:r>
+      <w:r>
+        <w:rPr>
+          <w:rFonts w:asciiTheme="minorHAnsi" w:eastAsiaTheme="minorEastAsia" w:hAnsiTheme="minorHAnsi" w:cstheme="minorBidi"/>
+          <w:color w:val="auto"/>
+        </w:rPr>
+        <w:t xml:space="preserve"> continue process</w:t>
+      </w:r>
+      <w:r>
+        <w:rPr>
+          <w:rFonts w:asciiTheme="minorHAnsi" w:eastAsiaTheme="minorEastAsia" w:hAnsiTheme="minorHAnsi" w:cstheme="minorBidi"/>
+          <w:color w:val="auto"/>
+        </w:rPr>
+        <w:t>ing</w:t>
+      </w:r>
+      <w:r>
+        <w:rPr>
+          <w:rFonts w:asciiTheme="minorHAnsi" w:eastAsiaTheme="minorEastAsia" w:hAnsiTheme="minorHAnsi" w:cstheme="minorBidi"/>
+          <w:color w:val="auto"/>
+        </w:rPr>
+        <w:t xml:space="preserve"> from the</w:t>
+      </w:r>
+      <w:r>
+        <w:rPr>
+          <w:rFonts w:asciiTheme="minorHAnsi" w:eastAsiaTheme="minorEastAsia" w:hAnsiTheme="minorHAnsi" w:cstheme="minorBidi"/>
+          <w:color w:val="auto"/>
+        </w:rPr>
+        <w:t xml:space="preserve"> last commit</w:t>
+      </w:r>
+      <w:r>
+        <w:rPr>
+          <w:rFonts w:asciiTheme="minorHAnsi" w:eastAsiaTheme="minorEastAsia" w:hAnsiTheme="minorHAnsi" w:cstheme="minorBidi"/>
+          <w:color w:val="auto"/>
+        </w:rPr>
+        <w:t>t</w:t>
+      </w:r>
+      <w:r>
+        <w:rPr>
+          <w:rFonts w:asciiTheme="minorHAnsi" w:eastAsiaTheme="minorEastAsia" w:hAnsiTheme="minorHAnsi" w:cstheme="minorBidi"/>
+          <w:color w:val="auto"/>
+        </w:rPr>
+        <w:t>ed</w:t>
+      </w:r>
+      <w:r>
+        <w:rPr>
+          <w:rFonts w:asciiTheme="minorHAnsi" w:eastAsiaTheme="minorEastAsia" w:hAnsiTheme="minorHAnsi" w:cstheme="minorBidi"/>
+          <w:color w:val="auto"/>
+        </w:rPr>
+        <w:t xml:space="preserve"> offset once everything is online again. </w:t>
       </w:r>
     </w:p>
     <w:p>
@@ -19338,30 +19823,523 @@
           <w:rFonts w:asciiTheme="minorHAnsi" w:eastAsiaTheme="minorEastAsia" w:hAnsiTheme="minorHAnsi" w:cstheme="minorBidi"/>
           <w:color w:val="auto"/>
         </w:rPr>
-        <w:t xml:space="preserve">Being able to replay the data back into the consumer is efficient since the producing application that feeds the Kafka topic does not need to transmit historic data. Everything is already in place and ready to be consumed which enable quick recovery and improves resilience of the system. </w:t>
+        <w:t xml:space="preserve">Being able to replay the data back into the consumer is efficient since the producing application that feeds the Kafka topic does not need to transmit historic data. </w:t>
       </w:r>
       <w:r>
         <w:rPr>
           <w:rFonts w:asciiTheme="minorHAnsi" w:eastAsiaTheme="minorEastAsia" w:hAnsiTheme="minorHAnsi" w:cstheme="minorBidi"/>
           <w:color w:val="auto"/>
         </w:rPr>
-        <w:t xml:space="preserve">The decoupled nature of Event Streaming means that a failure in one consumer does not affect other consumers since they are completely isolated from each other and are independently responsible for creating their own local states from the Events stored in the topic.  </w:t>
+        <w:t>The data is persisted within the broker</w:t>
       </w:r>
       <w:r>
         <w:rPr>
           <w:rFonts w:asciiTheme="minorHAnsi" w:eastAsiaTheme="minorEastAsia" w:hAnsiTheme="minorHAnsi" w:cstheme="minorBidi"/>
           <w:color w:val="auto"/>
         </w:rPr>
-        <w:t>This improves the fault tolerance of a distributed microservice ecosystem and reduces impact and blast radius that an incident would have on other applications.</w:t>
+        <w:t xml:space="preserve"> </w:t>
       </w:r>
       <w:r>
         <w:rPr>
           <w:rFonts w:asciiTheme="minorHAnsi" w:eastAsiaTheme="minorEastAsia" w:hAnsiTheme="minorHAnsi" w:cstheme="minorBidi"/>
           <w:color w:val="auto"/>
         </w:rPr>
-        <w:t xml:space="preserve"> Despite this approach being quite effective for reading data from a single topic, a problem does arise when downstream consumers require a consolidated view of events that originate from multiple topics. Thus, there is a need for events to be aggregated and presented in a searchable format to the consumers. </w:t>
-      </w:r>
-    </w:p>
+        <w:t xml:space="preserve">which </w:t>
+      </w:r>
+      <w:r>
+        <w:rPr>
+          <w:rFonts w:asciiTheme="minorHAnsi" w:eastAsiaTheme="minorEastAsia" w:hAnsiTheme="minorHAnsi" w:cstheme="minorBidi"/>
+          <w:color w:val="auto"/>
+        </w:rPr>
+        <w:t>enable</w:t>
+      </w:r>
+      <w:r>
+        <w:rPr>
+          <w:rFonts w:asciiTheme="minorHAnsi" w:eastAsiaTheme="minorEastAsia" w:hAnsiTheme="minorHAnsi" w:cstheme="minorBidi"/>
+          <w:color w:val="auto"/>
+        </w:rPr>
+        <w:t>s</w:t>
+      </w:r>
+      <w:r>
+        <w:rPr>
+          <w:rFonts w:asciiTheme="minorHAnsi" w:eastAsiaTheme="minorEastAsia" w:hAnsiTheme="minorHAnsi" w:cstheme="minorBidi"/>
+          <w:color w:val="auto"/>
+        </w:rPr>
+        <w:t xml:space="preserve"> quick recovery and </w:t>
+      </w:r>
+      <w:r>
+        <w:rPr>
+          <w:rFonts w:asciiTheme="minorHAnsi" w:eastAsiaTheme="minorEastAsia" w:hAnsiTheme="minorHAnsi" w:cstheme="minorBidi"/>
+          <w:color w:val="auto"/>
+        </w:rPr>
+        <w:t xml:space="preserve">further </w:t>
+      </w:r>
+      <w:r>
+        <w:rPr>
+          <w:rFonts w:asciiTheme="minorHAnsi" w:eastAsiaTheme="minorEastAsia" w:hAnsiTheme="minorHAnsi" w:cstheme="minorBidi"/>
+          <w:color w:val="auto"/>
+        </w:rPr>
+        <w:t>improves</w:t>
+      </w:r>
+      <w:r>
+        <w:rPr>
+          <w:rFonts w:asciiTheme="minorHAnsi" w:eastAsiaTheme="minorEastAsia" w:hAnsiTheme="minorHAnsi" w:cstheme="minorBidi"/>
+          <w:color w:val="auto"/>
+        </w:rPr>
+        <w:t xml:space="preserve"> what is already an</w:t>
+      </w:r>
+      <w:r>
+        <w:rPr>
+          <w:rFonts w:asciiTheme="minorHAnsi" w:eastAsiaTheme="minorEastAsia" w:hAnsiTheme="minorHAnsi" w:cstheme="minorBidi"/>
+          <w:color w:val="auto"/>
+        </w:rPr>
+        <w:t xml:space="preserve"> </w:t>
+      </w:r>
+      <w:bookmarkStart w:id="43" w:name="OLE_LINK9"/>
+      <w:bookmarkStart w:id="44" w:name="OLE_LINK10"/>
+      <w:r>
+        <w:rPr>
+          <w:rFonts w:asciiTheme="minorHAnsi" w:eastAsiaTheme="minorEastAsia" w:hAnsiTheme="minorHAnsi" w:cstheme="minorBidi"/>
+          <w:color w:val="auto"/>
+        </w:rPr>
+        <w:t>inherent</w:t>
+      </w:r>
+      <w:r>
+        <w:rPr>
+          <w:rFonts w:asciiTheme="minorHAnsi" w:eastAsiaTheme="minorEastAsia" w:hAnsiTheme="minorHAnsi" w:cstheme="minorBidi"/>
+          <w:color w:val="auto"/>
+        </w:rPr>
+        <w:t>ly</w:t>
+      </w:r>
+      <w:r>
+        <w:rPr>
+          <w:rFonts w:asciiTheme="minorHAnsi" w:eastAsiaTheme="minorEastAsia" w:hAnsiTheme="minorHAnsi" w:cstheme="minorBidi"/>
+          <w:color w:val="auto"/>
+        </w:rPr>
+        <w:t xml:space="preserve"> </w:t>
+      </w:r>
+      <w:r>
+        <w:rPr>
+          <w:rFonts w:asciiTheme="minorHAnsi" w:eastAsiaTheme="minorEastAsia" w:hAnsiTheme="minorHAnsi" w:cstheme="minorBidi"/>
+          <w:color w:val="auto"/>
+        </w:rPr>
+        <w:t>resilien</w:t>
+      </w:r>
+      <w:bookmarkEnd w:id="43"/>
+      <w:bookmarkEnd w:id="44"/>
+      <w:r>
+        <w:rPr>
+          <w:rFonts w:asciiTheme="minorHAnsi" w:eastAsiaTheme="minorEastAsia" w:hAnsiTheme="minorHAnsi" w:cstheme="minorBidi"/>
+          <w:color w:val="auto"/>
+        </w:rPr>
+        <w:t>t</w:t>
+      </w:r>
+      <w:r>
+        <w:rPr>
+          <w:rFonts w:asciiTheme="minorHAnsi" w:eastAsiaTheme="minorEastAsia" w:hAnsiTheme="minorHAnsi" w:cstheme="minorBidi"/>
+          <w:color w:val="auto"/>
+        </w:rPr>
+        <w:t xml:space="preserve"> system</w:t>
+      </w:r>
+      <w:r>
+        <w:rPr>
+          <w:rFonts w:asciiTheme="minorHAnsi" w:eastAsiaTheme="minorEastAsia" w:hAnsiTheme="minorHAnsi" w:cstheme="minorBidi"/>
+          <w:color w:val="auto"/>
+        </w:rPr>
+        <w:t xml:space="preserve"> </w:t>
+      </w:r>
+      <w:r>
+        <w:rPr>
+          <w:rFonts w:asciiTheme="minorHAnsi" w:eastAsiaTheme="minorEastAsia" w:hAnsiTheme="minorHAnsi" w:cstheme="minorBidi"/>
+          <w:color w:val="auto"/>
+        </w:rPr>
+        <w:fldChar w:fldCharType="begin"/>
+      </w:r>
+      <w:r>
+        <w:rPr>
+          <w:rFonts w:asciiTheme="minorHAnsi" w:eastAsiaTheme="minorEastAsia" w:hAnsiTheme="minorHAnsi" w:cstheme="minorBidi"/>
+          <w:color w:val="auto"/>
+        </w:rPr>
+        <w:instrText xml:space="preserve"> ADDIN ZOTERO_ITEM CSL_CITATION {"citationID":"1L0IeQSo","properties":{"unsorted":false,"formattedCitation":"(Prakasha {\\i{}et al.} 2026)","plainCitation":"(Prakasha et al. 2026)","noteIndex":0},"citationItems":[{"id":239,"uris":["http://zotero.org/users/local/x6OJxADO/items/5U6ACR6X"],"itemData":{"id":239,"type":"paper-conference","abstract":"Modern financial applications demand architectures that ensure high throughput, low latency, and strong resilience. Traditional CRUD-based systems often encounter transactional bottlenecks and limited fault tolerance, making them less suitable for real-time workloads. In this work, we design and benchmark a Kafka-based event-sourcing architecture that integrates CQRS, schema-registry-backed versioning, Zstandard compression, dynamic Dead Letter Queue (DLQ) handling, and RocksDB-backed local state caching.","container-title":"2026 18th International Conference on COMmunication Systems and NETworks (COMSNETS)","DOI":"10.1109/COMSNETS67989.2026.11418216","event-title":"2026 18th International Conference on COMmunication Systems and NETworks (COMSNETS)","ISBN":"979-8-3315-9239-4","language":"en","license":"https://doi.org/10.15223/policy-029","page":"1190-1194","publisher":"IEEE","publisher-place":"Bengaluru, India","source":"DOI.org (Crossref)","title":"Event Sourcing with Kafka Streams: A Comprehensive Benchmark Against CRUD for Financial Workloads","title-short":"Event Sourcing with Kafka Streams","URL":"https://ieeexplore.ieee.org/document/11418216/","author":[{"family":"Prakasha","given":"Akshaya"},{"family":"R","given":"Akshay"},{"family":"H V","given":"Akhil"},{"family":"Auradkar","given":"Prafullata K"},{"family":"Rani","given":"Ranjitha"}],"accessed":{"date-parts":[["2026",7,22]]},"issued":{"date-parts":[["2026",1,6]]}}}],"schema":"https://github.com/citation-style-language/schema/raw/master/csl-citation.json"} </w:instrText>
+      </w:r>
+      <w:r>
+        <w:rPr>
+          <w:rFonts w:asciiTheme="minorHAnsi" w:eastAsiaTheme="minorEastAsia" w:hAnsiTheme="minorHAnsi" w:cstheme="minorBidi"/>
+          <w:color w:val="auto"/>
+        </w:rPr>
+        <w:fldChar w:fldCharType="separate"/>
+      </w:r>
+      <w:r>
+        <w:rPr>
+          <w:rFonts w:ascii="Calibri" w:eastAsiaTheme="minorHAnsi" w:hAnsiTheme="minorHAnsi" w:cs="Calibri"/>
+          <w:color w:val="auto"/>
+          <w:lang w:val="en-GB"/>
+        </w:rPr>
+        <w:t>(</w:t>
+      </w:r>
+      <w:proofErr w:type="spellStart"/>
+      <w:r>
+        <w:rPr>
+          <w:rFonts w:ascii="Calibri" w:eastAsiaTheme="minorHAnsi" w:hAnsiTheme="minorHAnsi" w:cs="Calibri"/>
+          <w:color w:val="auto"/>
+          <w:lang w:val="en-GB"/>
+        </w:rPr>
+        <w:t>Prakasha</w:t>
+      </w:r>
+      <w:proofErr w:type="spellEnd"/>
+      <w:r>
+        <w:rPr>
+          <w:rFonts w:ascii="Calibri" w:eastAsiaTheme="minorHAnsi" w:hAnsiTheme="minorHAnsi" w:cs="Calibri"/>
+          <w:color w:val="auto"/>
+          <w:lang w:val="en-GB"/>
+        </w:rPr>
+        <w:t xml:space="preserve"> </w:t>
+      </w:r>
+      <w:r>
+        <w:rPr>
+          <w:rFonts w:ascii="Calibri" w:eastAsiaTheme="minorHAnsi" w:hAnsiTheme="minorHAnsi" w:cs="Calibri"/>
+          <w:i/>
+          <w:iCs/>
+          <w:color w:val="auto"/>
+          <w:lang w:val="en-GB"/>
+        </w:rPr>
+        <w:t>et al.</w:t>
+      </w:r>
+      <w:r>
+        <w:rPr>
+          <w:rFonts w:ascii="Calibri" w:eastAsiaTheme="minorHAnsi" w:hAnsiTheme="minorHAnsi" w:cs="Calibri"/>
+          <w:color w:val="auto"/>
+          <w:lang w:val="en-GB"/>
+        </w:rPr>
+        <w:t xml:space="preserve"> 2026)</w:t>
+      </w:r>
+      <w:r>
+        <w:rPr>
+          <w:rFonts w:asciiTheme="minorHAnsi" w:eastAsiaTheme="minorEastAsia" w:hAnsiTheme="minorHAnsi" w:cstheme="minorBidi"/>
+          <w:color w:val="auto"/>
+        </w:rPr>
+        <w:fldChar w:fldCharType="end"/>
+      </w:r>
+      <w:r>
+        <w:rPr>
+          <w:rFonts w:asciiTheme="minorHAnsi" w:eastAsiaTheme="minorEastAsia" w:hAnsiTheme="minorHAnsi" w:cstheme="minorBidi"/>
+          <w:color w:val="auto"/>
+        </w:rPr>
+        <w:t>.</w:t>
+      </w:r>
+      <w:r>
+        <w:rPr>
+          <w:rFonts w:asciiTheme="minorHAnsi" w:eastAsiaTheme="minorEastAsia" w:hAnsiTheme="minorHAnsi" w:cstheme="minorBidi"/>
+          <w:color w:val="auto"/>
+        </w:rPr>
+        <w:t xml:space="preserve"> </w:t>
+      </w:r>
+      <w:r>
+        <w:rPr>
+          <w:rFonts w:asciiTheme="minorHAnsi" w:eastAsiaTheme="minorEastAsia" w:hAnsiTheme="minorHAnsi" w:cstheme="minorBidi"/>
+          <w:color w:val="auto"/>
+        </w:rPr>
+        <w:t>EDA</w:t>
+      </w:r>
+      <w:r>
+        <w:rPr>
+          <w:rFonts w:asciiTheme="minorHAnsi" w:eastAsiaTheme="minorEastAsia" w:hAnsiTheme="minorHAnsi" w:cstheme="minorBidi"/>
+          <w:color w:val="auto"/>
+        </w:rPr>
+        <w:t xml:space="preserve"> approaches</w:t>
+      </w:r>
+      <w:r>
+        <w:rPr>
+          <w:rFonts w:asciiTheme="minorHAnsi" w:eastAsiaTheme="minorEastAsia" w:hAnsiTheme="minorHAnsi" w:cstheme="minorBidi"/>
+          <w:color w:val="auto"/>
+        </w:rPr>
+        <w:t xml:space="preserve"> that utilise Kafka also benefit from a fault tolerant implementation that can handle 100% packet drops by switching to a another partition </w:t>
+      </w:r>
+      <w:r>
+        <w:rPr>
+          <w:rFonts w:asciiTheme="minorHAnsi" w:eastAsiaTheme="minorEastAsia" w:hAnsiTheme="minorHAnsi" w:cstheme="minorBidi"/>
+          <w:color w:val="auto"/>
+        </w:rPr>
+        <w:fldChar w:fldCharType="begin"/>
+      </w:r>
+      <w:r>
+        <w:rPr>
+          <w:rFonts w:asciiTheme="minorHAnsi" w:eastAsiaTheme="minorEastAsia" w:hAnsiTheme="minorHAnsi" w:cstheme="minorBidi"/>
+          <w:color w:val="auto"/>
+        </w:rPr>
+        <w:instrText xml:space="preserve"> ADDIN ZOTERO_ITEM CSL_CITATION {"citationID":"aXc3v2Xv","properties":{"unsorted":false,"formattedCitation":"(Karimov {\\i{}et al.} 2018)","plainCitation":"(Karimov et al. 2018)","noteIndex":0},"citationItems":[{"id":242,"uris":["http://zotero.org/users/local/x6OJxADO/items/DJLL5SC6"],"itemData":{"id":242,"type":"paper-conference","abstract":"Network faults are often transient and hence hard to detect and difficult to resolve. Our study conducts an analysis of Kafka’s network fault tolerance capabilities, one of the widely used distributed stream processing system (DSPS). Across different Kafka configurations, we observed that Kafka is fault-tolerant towards network faults to some degree, and we report observations of its shortcomings. We also define a network fault-tolerance benchmark on which other DSPSs can be evaluated.","container-title":"2018 IEEE 34th International Conference on Data Engineering (ICDE)","DOI":"10.1109/ICDE.2018.00169","event-title":"2018 IEEE 34th International Conference on Data Engineering (ICDE)","ISBN":"978-1-5386-5520-7","language":"en","page":"1507-1518","publisher":"IEEE","publisher-place":"Paris","source":"DOI.org (Crossref)","title":"Benchmarking Distributed Stream Data Processing Systems","URL":"https://ieeexplore.ieee.org/document/8509390/","author":[{"family":"Karimov","given":"Jeyhun"},{"family":"Rabl","given":"Tilmann"},{"family":"Katsifodimos","given":"Asterios"},{"family":"Samarev","given":"Roman"},{"family":"Heiskanen","given":"Henri"},{"family":"Markl","given":"Volker"}],"accessed":{"date-parts":[["2026",7,22]]},"issued":{"date-parts":[["2018",4]]}}}],"schema":"https://github.com/citation-style-language/schema/raw/master/csl-citation.json"} </w:instrText>
+      </w:r>
+      <w:r>
+        <w:rPr>
+          <w:rFonts w:asciiTheme="minorHAnsi" w:eastAsiaTheme="minorEastAsia" w:hAnsiTheme="minorHAnsi" w:cstheme="minorBidi"/>
+          <w:color w:val="auto"/>
+        </w:rPr>
+        <w:fldChar w:fldCharType="separate"/>
+      </w:r>
+      <w:r>
+        <w:rPr>
+          <w:rFonts w:ascii="Calibri" w:eastAsiaTheme="minorHAnsi" w:hAnsiTheme="minorHAnsi" w:cs="Calibri"/>
+          <w:color w:val="auto"/>
+          <w:lang w:val="en-GB"/>
+        </w:rPr>
+        <w:t>(</w:t>
+      </w:r>
+      <w:proofErr w:type="spellStart"/>
+      <w:r>
+        <w:rPr>
+          <w:rFonts w:ascii="Calibri" w:eastAsiaTheme="minorHAnsi" w:hAnsiTheme="minorHAnsi" w:cs="Calibri"/>
+          <w:color w:val="auto"/>
+          <w:lang w:val="en-GB"/>
+        </w:rPr>
+        <w:t>Karimov</w:t>
+      </w:r>
+      <w:proofErr w:type="spellEnd"/>
+      <w:r>
+        <w:rPr>
+          <w:rFonts w:ascii="Calibri" w:eastAsiaTheme="minorHAnsi" w:hAnsiTheme="minorHAnsi" w:cs="Calibri"/>
+          <w:color w:val="auto"/>
+          <w:lang w:val="en-GB"/>
+        </w:rPr>
+        <w:t xml:space="preserve"> </w:t>
+      </w:r>
+      <w:r>
+        <w:rPr>
+          <w:rFonts w:ascii="Calibri" w:eastAsiaTheme="minorHAnsi" w:hAnsiTheme="minorHAnsi" w:cs="Calibri"/>
+          <w:i/>
+          <w:iCs/>
+          <w:color w:val="auto"/>
+          <w:lang w:val="en-GB"/>
+        </w:rPr>
+        <w:t>et al.</w:t>
+      </w:r>
+      <w:r>
+        <w:rPr>
+          <w:rFonts w:ascii="Calibri" w:eastAsiaTheme="minorHAnsi" w:hAnsiTheme="minorHAnsi" w:cs="Calibri"/>
+          <w:color w:val="auto"/>
+          <w:lang w:val="en-GB"/>
+        </w:rPr>
+        <w:t xml:space="preserve"> 2018)</w:t>
+      </w:r>
+      <w:r>
+        <w:rPr>
+          <w:rFonts w:asciiTheme="minorHAnsi" w:eastAsiaTheme="minorEastAsia" w:hAnsiTheme="minorHAnsi" w:cstheme="minorBidi"/>
+          <w:color w:val="auto"/>
+        </w:rPr>
+        <w:fldChar w:fldCharType="end"/>
+      </w:r>
+      <w:r>
+        <w:rPr>
+          <w:rFonts w:asciiTheme="minorHAnsi" w:eastAsiaTheme="minorEastAsia" w:hAnsiTheme="minorHAnsi" w:cstheme="minorBidi"/>
+          <w:color w:val="auto"/>
+        </w:rPr>
+        <w:t xml:space="preserve">. </w:t>
+      </w:r>
+      <w:r>
+        <w:rPr>
+          <w:rFonts w:asciiTheme="minorHAnsi" w:eastAsiaTheme="minorEastAsia" w:hAnsiTheme="minorHAnsi" w:cstheme="minorBidi"/>
+          <w:color w:val="auto"/>
+        </w:rPr>
+        <w:t xml:space="preserve"> </w:t>
+      </w:r>
+      <w:r>
+        <w:rPr>
+          <w:rFonts w:asciiTheme="minorHAnsi" w:eastAsiaTheme="minorEastAsia" w:hAnsiTheme="minorHAnsi" w:cstheme="minorBidi"/>
+          <w:color w:val="auto"/>
+        </w:rPr>
+        <w:t>The</w:t>
+      </w:r>
+      <w:r>
+        <w:rPr>
+          <w:rFonts w:asciiTheme="minorHAnsi" w:eastAsiaTheme="minorEastAsia" w:hAnsiTheme="minorHAnsi" w:cstheme="minorBidi"/>
+          <w:color w:val="auto"/>
+        </w:rPr>
+        <w:t xml:space="preserve"> fault tolerant and</w:t>
+      </w:r>
+      <w:r>
+        <w:rPr>
+          <w:rFonts w:asciiTheme="minorHAnsi" w:eastAsiaTheme="minorEastAsia" w:hAnsiTheme="minorHAnsi" w:cstheme="minorBidi"/>
+          <w:color w:val="auto"/>
+        </w:rPr>
+        <w:t xml:space="preserve"> decoupled nature of Event Streaming means that </w:t>
+      </w:r>
+      <w:r>
+        <w:rPr>
+          <w:rFonts w:asciiTheme="minorHAnsi" w:eastAsiaTheme="minorEastAsia" w:hAnsiTheme="minorHAnsi" w:cstheme="minorBidi"/>
+          <w:color w:val="auto"/>
+        </w:rPr>
+        <w:t>if</w:t>
+      </w:r>
+      <w:r>
+        <w:rPr>
+          <w:rFonts w:asciiTheme="minorHAnsi" w:eastAsiaTheme="minorEastAsia" w:hAnsiTheme="minorHAnsi" w:cstheme="minorBidi"/>
+          <w:color w:val="auto"/>
+        </w:rPr>
+        <w:t xml:space="preserve"> </w:t>
+      </w:r>
+      <w:r>
+        <w:rPr>
+          <w:rFonts w:asciiTheme="minorHAnsi" w:eastAsiaTheme="minorEastAsia" w:hAnsiTheme="minorHAnsi" w:cstheme="minorBidi"/>
+          <w:color w:val="auto"/>
+        </w:rPr>
+        <w:t xml:space="preserve">a </w:t>
+      </w:r>
+      <w:r>
+        <w:rPr>
+          <w:rFonts w:asciiTheme="minorHAnsi" w:eastAsiaTheme="minorEastAsia" w:hAnsiTheme="minorHAnsi" w:cstheme="minorBidi"/>
+          <w:color w:val="auto"/>
+        </w:rPr>
+        <w:t>failur</w:t>
+      </w:r>
+      <w:r>
+        <w:rPr>
+          <w:rFonts w:asciiTheme="minorHAnsi" w:eastAsiaTheme="minorEastAsia" w:hAnsiTheme="minorHAnsi" w:cstheme="minorBidi"/>
+          <w:color w:val="auto"/>
+        </w:rPr>
+        <w:t xml:space="preserve">e </w:t>
+      </w:r>
+      <w:r>
+        <w:rPr>
+          <w:rFonts w:asciiTheme="minorHAnsi" w:eastAsiaTheme="minorEastAsia" w:hAnsiTheme="minorHAnsi" w:cstheme="minorBidi"/>
+          <w:color w:val="auto"/>
+        </w:rPr>
+        <w:t>occurs</w:t>
+      </w:r>
+      <w:r>
+        <w:rPr>
+          <w:rFonts w:asciiTheme="minorHAnsi" w:eastAsiaTheme="minorEastAsia" w:hAnsiTheme="minorHAnsi" w:cstheme="minorBidi"/>
+          <w:color w:val="auto"/>
+        </w:rPr>
+        <w:t xml:space="preserve"> </w:t>
+      </w:r>
+      <w:r>
+        <w:rPr>
+          <w:rFonts w:asciiTheme="minorHAnsi" w:eastAsiaTheme="minorEastAsia" w:hAnsiTheme="minorHAnsi" w:cstheme="minorBidi"/>
+          <w:color w:val="auto"/>
+        </w:rPr>
+        <w:t xml:space="preserve">in one consumer </w:t>
+      </w:r>
+      <w:r>
+        <w:rPr>
+          <w:rFonts w:asciiTheme="minorHAnsi" w:eastAsiaTheme="minorEastAsia" w:hAnsiTheme="minorHAnsi" w:cstheme="minorBidi"/>
+          <w:color w:val="auto"/>
+        </w:rPr>
+        <w:t>is much less likely to</w:t>
+      </w:r>
+      <w:r>
+        <w:rPr>
+          <w:rFonts w:asciiTheme="minorHAnsi" w:eastAsiaTheme="minorEastAsia" w:hAnsiTheme="minorHAnsi" w:cstheme="minorBidi"/>
+          <w:color w:val="auto"/>
+        </w:rPr>
+        <w:t xml:space="preserve"> affect other consumers </w:t>
+      </w:r>
+      <w:r>
+        <w:rPr>
+          <w:rFonts w:asciiTheme="minorHAnsi" w:eastAsiaTheme="minorEastAsia" w:hAnsiTheme="minorHAnsi" w:cstheme="minorBidi"/>
+          <w:color w:val="auto"/>
+        </w:rPr>
+        <w:t xml:space="preserve">as </w:t>
+      </w:r>
+      <w:r>
+        <w:rPr>
+          <w:rFonts w:asciiTheme="minorHAnsi" w:eastAsiaTheme="minorEastAsia" w:hAnsiTheme="minorHAnsi" w:cstheme="minorBidi"/>
+          <w:color w:val="auto"/>
+        </w:rPr>
+        <w:t xml:space="preserve">they are isolated from each other and are independently responsible for creating their own local states from the </w:t>
+      </w:r>
+      <w:r>
+        <w:rPr>
+          <w:rFonts w:asciiTheme="minorHAnsi" w:eastAsiaTheme="minorEastAsia" w:hAnsiTheme="minorHAnsi" w:cstheme="minorBidi"/>
+          <w:color w:val="auto"/>
+        </w:rPr>
+        <w:t>e</w:t>
+      </w:r>
+      <w:r>
+        <w:rPr>
+          <w:rFonts w:asciiTheme="minorHAnsi" w:eastAsiaTheme="minorEastAsia" w:hAnsiTheme="minorHAnsi" w:cstheme="minorBidi"/>
+          <w:color w:val="auto"/>
+        </w:rPr>
+        <w:t>vents stored in the topic.</w:t>
+      </w:r>
+      <w:r>
+        <w:rPr>
+          <w:rFonts w:asciiTheme="minorHAnsi" w:eastAsiaTheme="minorEastAsia" w:hAnsiTheme="minorHAnsi" w:cstheme="minorBidi"/>
+          <w:color w:val="auto"/>
+        </w:rPr>
+        <w:t xml:space="preserve"> </w:t>
+      </w:r>
+      <w:r>
+        <w:rPr>
+          <w:rFonts w:asciiTheme="minorHAnsi" w:eastAsiaTheme="minorEastAsia" w:hAnsiTheme="minorHAnsi" w:cstheme="minorBidi"/>
+          <w:color w:val="auto"/>
+        </w:rPr>
+        <w:t xml:space="preserve">This improves the </w:t>
+      </w:r>
+      <w:r>
+        <w:rPr>
+          <w:rFonts w:asciiTheme="minorHAnsi" w:eastAsiaTheme="minorEastAsia" w:hAnsiTheme="minorHAnsi" w:cstheme="minorBidi"/>
+          <w:color w:val="auto"/>
+        </w:rPr>
+        <w:t xml:space="preserve">resilience </w:t>
+      </w:r>
+      <w:r>
+        <w:rPr>
+          <w:rFonts w:asciiTheme="minorHAnsi" w:eastAsiaTheme="minorEastAsia" w:hAnsiTheme="minorHAnsi" w:cstheme="minorBidi"/>
+          <w:color w:val="auto"/>
+        </w:rPr>
+        <w:t>of a distributed microservice ecosystem and reduces impact and blast radius that an incident would have on other applications.</w:t>
+      </w:r>
+      <w:r>
+        <w:rPr>
+          <w:rFonts w:asciiTheme="minorHAnsi" w:eastAsiaTheme="minorEastAsia" w:hAnsiTheme="minorHAnsi" w:cstheme="minorBidi"/>
+          <w:color w:val="auto"/>
+        </w:rPr>
+        <w:t xml:space="preserve"> Despite this approach being quite effective for reading data from a single topic, a problem arise</w:t>
+      </w:r>
+      <w:r>
+        <w:rPr>
+          <w:rFonts w:asciiTheme="minorHAnsi" w:eastAsiaTheme="minorEastAsia" w:hAnsiTheme="minorHAnsi" w:cstheme="minorBidi"/>
+          <w:color w:val="auto"/>
+        </w:rPr>
+        <w:t>s</w:t>
+      </w:r>
+      <w:r>
+        <w:rPr>
+          <w:rFonts w:asciiTheme="minorHAnsi" w:eastAsiaTheme="minorEastAsia" w:hAnsiTheme="minorHAnsi" w:cstheme="minorBidi"/>
+          <w:color w:val="auto"/>
+        </w:rPr>
+        <w:t xml:space="preserve"> when downstream consumers require a consolidated view of events that originate from multiple topics</w:t>
+      </w:r>
+      <w:r>
+        <w:rPr>
+          <w:rFonts w:asciiTheme="minorHAnsi" w:eastAsiaTheme="minorEastAsia" w:hAnsiTheme="minorHAnsi" w:cstheme="minorBidi"/>
+          <w:color w:val="auto"/>
+        </w:rPr>
+        <w:t xml:space="preserve"> and domains</w:t>
+      </w:r>
+      <w:r>
+        <w:rPr>
+          <w:rFonts w:asciiTheme="minorHAnsi" w:eastAsiaTheme="minorEastAsia" w:hAnsiTheme="minorHAnsi" w:cstheme="minorBidi"/>
+          <w:color w:val="auto"/>
+        </w:rPr>
+        <w:t xml:space="preserve">. Thus, there is a need for events to be aggregated and presented in a searchable format to the </w:t>
+      </w:r>
+      <w:r>
+        <w:rPr>
+          <w:rFonts w:asciiTheme="minorHAnsi" w:eastAsiaTheme="minorEastAsia" w:hAnsiTheme="minorHAnsi" w:cstheme="minorBidi"/>
+          <w:color w:val="auto"/>
+        </w:rPr>
+        <w:t>consumers.</w:t>
+      </w:r>
+      <w:r>
+        <w:rPr>
+          <w:rFonts w:asciiTheme="minorHAnsi" w:eastAsiaTheme="minorEastAsia" w:hAnsiTheme="minorHAnsi" w:cstheme="minorBidi"/>
+          <w:color w:val="auto"/>
+        </w:rPr>
+        <w:t xml:space="preserve"> </w:t>
+      </w:r>
+    </w:p>
+    <w:bookmarkEnd w:id="41"/>
+    <w:bookmarkEnd w:id="42"/>
     <w:p>
       <w:pPr>
         <w:pStyle w:val="Disslevel3"/>
@@ -19379,19 +20357,270 @@
       <w:pPr>
         <w:pStyle w:val="Disslevel3"/>
       </w:pPr>
-      <w:bookmarkStart w:id="41" w:name="_Toc233796065"/>
+      <w:bookmarkStart w:id="45" w:name="_Toc233796065"/>
       <w:r>
         <w:t>Event Aggregation</w:t>
       </w:r>
-      <w:bookmarkEnd w:id="41"/>
-    </w:p>
-    <w:p>
-      <w:r>
+      <w:bookmarkEnd w:id="45"/>
+    </w:p>
+    <w:p>
+      <w:pPr>
+        <w:spacing w:line="360" w:lineRule="auto"/>
+        <w:rPr>
+          <w:sz w:val="24"/>
+          <w:szCs w:val="24"/>
+        </w:rPr>
+      </w:pPr>
+      <w:r>
+        <w:rPr>
+          <w:sz w:val="24"/>
+          <w:szCs w:val="24"/>
+        </w:rPr>
         <w:t>The</w:t>
       </w:r>
+      <w:r>
+        <w:rPr>
+          <w:sz w:val="24"/>
+          <w:szCs w:val="24"/>
+        </w:rPr>
+        <w:t xml:space="preserve"> rise of modern event stream processing set ups </w:t>
+      </w:r>
+      <w:r>
+        <w:rPr>
+          <w:sz w:val="24"/>
+          <w:szCs w:val="24"/>
+        </w:rPr>
+        <w:t>has been accompanied by a move towards the Dataflow model, where independently</w:t>
+      </w:r>
+      <w:r>
+        <w:rPr>
+          <w:sz w:val="24"/>
+          <w:szCs w:val="24"/>
+        </w:rPr>
+        <w:t xml:space="preserve"> operating services</w:t>
+      </w:r>
+      <w:r>
+        <w:rPr>
+          <w:sz w:val="24"/>
+          <w:szCs w:val="24"/>
+        </w:rPr>
+        <w:t xml:space="preserve"> communicate using immutable events that are stored across a distributed infrastructure </w:t>
+      </w:r>
+      <w:r>
+        <w:rPr>
+          <w:sz w:val="24"/>
+          <w:szCs w:val="24"/>
+        </w:rPr>
+        <w:fldChar w:fldCharType="begin"/>
+      </w:r>
+      <w:r>
+        <w:rPr>
+          <w:sz w:val="24"/>
+          <w:szCs w:val="24"/>
+        </w:rPr>
+        <w:instrText xml:space="preserve"> ADDIN ZOTERO_ITEM CSL_CITATION {"citationID":"UPOf6jux","properties":{"unsorted":false,"formattedCitation":"(Gulisano and Margara 2024)","plainCitation":"(Gulisano and Margara 2024)","noteIndex":0},"citationItems":[{"id":245,"uris":["http://zotero.org/users/local/x6OJxADO/items/SJUFGI7N"],"itemData":{"id":245,"type":"paper-conference","abstract":"Emerging as an alternative to databases for continuous data processing, stream processing has evolved significantly since its inception in the early 2000s, leading to the emergence of numerous Stream Processing Engines (SPEs).","container-title":"Proceedings of the 18th ACM International Conference on Distributed and Event-based Systems","DOI":"10.1145/3629104.3666032","event-title":"DEBS '24: The 18th ACM International Conference on Distributed and Event-based Systems","ISBN":"979-8-4007-0443-7","language":"en","page":"66-77","publisher":"ACM","publisher-place":"Villeurbanne France","source":"DOI.org (Crossref)","title":"Aggregates are all you need (to bridge stream processing and Complex Event Recognition)","URL":"https://dl.acm.org/doi/10.1145/3629104.3666032","author":[{"family":"Gulisano","given":"Vincenzo"},{"family":"Margara","given":"Alessandro"}],"accessed":{"date-parts":[["2026",7,22]]},"issued":{"date-parts":[["2024",6,24]]}}}],"schema":"https://github.com/citation-style-language/schema/raw/master/csl-citation.json"} </w:instrText>
+      </w:r>
+      <w:r>
+        <w:rPr>
+          <w:sz w:val="24"/>
+          <w:szCs w:val="24"/>
+        </w:rPr>
+        <w:fldChar w:fldCharType="separate"/>
+      </w:r>
+      <w:r>
+        <w:rPr>
+          <w:sz w:val="24"/>
+          <w:szCs w:val="24"/>
+        </w:rPr>
+        <w:t>(Gulisano and Margara 2024)</w:t>
+      </w:r>
+      <w:r>
+        <w:rPr>
+          <w:sz w:val="24"/>
+          <w:szCs w:val="24"/>
+        </w:rPr>
+        <w:fldChar w:fldCharType="end"/>
+      </w:r>
+      <w:r>
+        <w:rPr>
+          <w:sz w:val="24"/>
+          <w:szCs w:val="24"/>
+        </w:rPr>
+        <w:t xml:space="preserve">. </w:t>
+      </w:r>
+      <w:r>
+        <w:rPr>
+          <w:sz w:val="24"/>
+          <w:szCs w:val="24"/>
+        </w:rPr>
+        <w:t>Despite this model allowing for scalable architecture and fault tolerant operations, consumers often need the data from the independent sources to be aggregated</w:t>
+      </w:r>
+      <w:r>
+        <w:rPr>
+          <w:sz w:val="24"/>
+          <w:szCs w:val="24"/>
+        </w:rPr>
+        <w:t xml:space="preserve"> </w:t>
+      </w:r>
+      <w:r>
+        <w:rPr>
+          <w:sz w:val="24"/>
+          <w:szCs w:val="24"/>
+        </w:rPr>
+        <w:t>with data from</w:t>
+      </w:r>
+      <w:r>
+        <w:rPr>
+          <w:sz w:val="24"/>
+          <w:szCs w:val="24"/>
+        </w:rPr>
+        <w:t xml:space="preserve"> </w:t>
+      </w:r>
+      <w:r>
+        <w:rPr>
+          <w:sz w:val="24"/>
+          <w:szCs w:val="24"/>
+        </w:rPr>
+        <w:t>other</w:t>
+      </w:r>
+      <w:r>
+        <w:rPr>
+          <w:sz w:val="24"/>
+          <w:szCs w:val="24"/>
+        </w:rPr>
+        <w:t xml:space="preserve"> domains</w:t>
+      </w:r>
+      <w:r>
+        <w:rPr>
+          <w:sz w:val="24"/>
+          <w:szCs w:val="24"/>
+        </w:rPr>
+        <w:t xml:space="preserve"> in order to provide real business value. </w:t>
+      </w:r>
+      <w:r>
+        <w:rPr>
+          <w:sz w:val="24"/>
+          <w:szCs w:val="24"/>
+        </w:rPr>
+        <w:t>This data needs to be provided in a consolidated view, and should be searchable</w:t>
+      </w:r>
+      <w:r>
+        <w:rPr>
+          <w:sz w:val="24"/>
+          <w:szCs w:val="24"/>
+        </w:rPr>
+        <w:t xml:space="preserve"> for other consumers</w:t>
+      </w:r>
+      <w:r>
+        <w:rPr>
+          <w:sz w:val="24"/>
+          <w:szCs w:val="24"/>
+        </w:rPr>
+        <w:t>. An example would be a Postal Service Customer App service needing to present events from both the “Parcel Tracking” domain as well as</w:t>
+      </w:r>
+      <w:r>
+        <w:rPr>
+          <w:sz w:val="24"/>
+          <w:szCs w:val="24"/>
+        </w:rPr>
+        <w:t xml:space="preserve"> others, like</w:t>
+      </w:r>
+      <w:r>
+        <w:rPr>
+          <w:sz w:val="24"/>
+          <w:szCs w:val="24"/>
+        </w:rPr>
+        <w:t xml:space="preserve"> the “Delivery Tour” domain</w:t>
+      </w:r>
+      <w:r>
+        <w:rPr>
+          <w:sz w:val="24"/>
+          <w:szCs w:val="24"/>
+        </w:rPr>
+        <w:t>,</w:t>
+      </w:r>
+      <w:r>
+        <w:rPr>
+          <w:sz w:val="24"/>
+          <w:szCs w:val="24"/>
+        </w:rPr>
+        <w:t xml:space="preserve"> so that the end customer gets an end to end lifecycle of the journey of their parcel. </w:t>
+      </w:r>
+      <w:r>
+        <w:rPr>
+          <w:sz w:val="24"/>
+          <w:szCs w:val="24"/>
+        </w:rPr>
+        <w:t xml:space="preserve">Here the “Customer” domain would need to be able to query for all events that relate to a specific shipment and then display this in the User Interface of the </w:t>
+      </w:r>
+      <w:r>
+        <w:rPr>
+          <w:sz w:val="24"/>
+          <w:szCs w:val="24"/>
+        </w:rPr>
+        <w:t xml:space="preserve">Customer </w:t>
+      </w:r>
+      <w:r>
+        <w:rPr>
+          <w:sz w:val="24"/>
+          <w:szCs w:val="24"/>
+        </w:rPr>
+        <w:t>App.</w:t>
+      </w:r>
+      <w:r>
+        <w:rPr>
+          <w:sz w:val="24"/>
+          <w:szCs w:val="24"/>
+        </w:rPr>
+        <w:t xml:space="preserve"> </w:t>
+      </w:r>
+      <w:r>
+        <w:rPr>
+          <w:sz w:val="24"/>
+          <w:szCs w:val="24"/>
+        </w:rPr>
+        <w:t xml:space="preserve">In order to avoid the regular querying and matching of data from multiple event streams it is possible to build an </w:t>
+      </w:r>
+      <w:r>
+        <w:rPr>
+          <w:sz w:val="24"/>
+          <w:szCs w:val="24"/>
+        </w:rPr>
+        <w:lastRenderedPageBreak/>
+        <w:t xml:space="preserve">aggregation service that is dedicated to building a unified view of the data from multiple topics and present it to downstream consumer for consumption. </w:t>
+      </w:r>
     </w:p>
     <w:p/>
-    <w:p/>
+    <w:p>
+      <w:r>
+        <w:t>Why is reading from multiple topics difficult?</w:t>
+      </w:r>
+    </w:p>
+    <w:p>
+      <w:r>
+        <w:t>Why can't clients query Kafka directly?</w:t>
+      </w:r>
+    </w:p>
+    <w:p>
+      <w:r>
+        <w:t>What is an event aggregator?</w:t>
+      </w:r>
+    </w:p>
+    <w:p>
+      <w:r>
+        <w:t>What are materialized views?</w:t>
+      </w:r>
+    </w:p>
+    <w:p>
+      <w:r>
+        <w:t>Why do Redis and GraphQL appear?</w:t>
+      </w:r>
+    </w:p>
+    <w:p>
+      <w:r>
+        <w:t>Why does the aggregation layer become a single point of failure?</w:t>
+      </w:r>
+    </w:p>
     <w:p>
       <w:pPr>
         <w:spacing w:after="0" w:line="360" w:lineRule="auto"/>
@@ -19410,24 +20639,24 @@
           <w:numId w:val="21"/>
         </w:numPr>
       </w:pPr>
-      <w:bookmarkStart w:id="42" w:name="_Toc233796066"/>
+      <w:bookmarkStart w:id="46" w:name="_Toc233796066"/>
       <w:r>
         <w:t xml:space="preserve">Patterns for Data access in </w:t>
       </w:r>
       <w:r>
         <w:t>Distributed Event Systems</w:t>
       </w:r>
-      <w:bookmarkEnd w:id="42"/>
+      <w:bookmarkEnd w:id="46"/>
     </w:p>
     <w:p>
       <w:pPr>
         <w:pStyle w:val="Disslevel3"/>
       </w:pPr>
-      <w:bookmarkStart w:id="43" w:name="_Toc233796067"/>
+      <w:bookmarkStart w:id="47" w:name="_Toc233796067"/>
       <w:r>
         <w:t>Challenges in data access in distributed systems of systems</w:t>
       </w:r>
-      <w:bookmarkEnd w:id="43"/>
+      <w:bookmarkEnd w:id="47"/>
     </w:p>
     <w:p>
       <w:r>
@@ -19438,11 +20667,11 @@
       <w:pPr>
         <w:pStyle w:val="Disslevel3"/>
       </w:pPr>
-      <w:bookmarkStart w:id="44" w:name="_Toc233796068"/>
+      <w:bookmarkStart w:id="48" w:name="_Toc233796068"/>
       <w:r>
         <w:t>Command Query Responsibility Segregation</w:t>
       </w:r>
-      <w:bookmarkEnd w:id="44"/>
+      <w:bookmarkEnd w:id="48"/>
       <w:r>
         <w:t xml:space="preserve"> </w:t>
       </w:r>
@@ -19491,11 +20720,11 @@
       <w:pPr>
         <w:pStyle w:val="Disslevel3"/>
       </w:pPr>
-      <w:bookmarkStart w:id="45" w:name="_Toc233796069"/>
+      <w:bookmarkStart w:id="49" w:name="_Toc233796069"/>
       <w:r>
         <w:t>Materialised View</w:t>
       </w:r>
-      <w:bookmarkEnd w:id="45"/>
+      <w:bookmarkEnd w:id="49"/>
     </w:p>
     <w:p>
       <w:r>
@@ -19506,11 +20735,11 @@
       <w:pPr>
         <w:pStyle w:val="Disslevel3"/>
       </w:pPr>
-      <w:bookmarkStart w:id="46" w:name="_Toc233796070"/>
+      <w:bookmarkStart w:id="50" w:name="_Toc233796070"/>
       <w:r>
         <w:t>Event replay and state reconstruction</w:t>
       </w:r>
-      <w:bookmarkEnd w:id="46"/>
+      <w:bookmarkEnd w:id="50"/>
     </w:p>
     <w:p>
       <w:r>
@@ -19521,11 +20750,11 @@
       <w:pPr>
         <w:pStyle w:val="Disslevel3"/>
       </w:pPr>
-      <w:bookmarkStart w:id="47" w:name="_Toc233796071"/>
+      <w:bookmarkStart w:id="51" w:name="_Toc233796071"/>
       <w:r>
         <w:t>Distributed Caching Techniques</w:t>
       </w:r>
-      <w:bookmarkEnd w:id="47"/>
+      <w:bookmarkEnd w:id="51"/>
     </w:p>
     <w:p>
       <w:r>
@@ -19550,21 +20779,22 @@
           <w:numId w:val="21"/>
         </w:numPr>
       </w:pPr>
-      <w:bookmarkStart w:id="48" w:name="_Toc233796072"/>
+      <w:bookmarkStart w:id="52" w:name="_Toc233796072"/>
       <w:r>
         <w:t>Cloud-Native Resilience, High Availability and Disaster Recovery</w:t>
       </w:r>
-      <w:bookmarkEnd w:id="48"/>
+      <w:bookmarkEnd w:id="52"/>
     </w:p>
     <w:p>
       <w:pPr>
         <w:pStyle w:val="Disslevel3"/>
       </w:pPr>
-      <w:bookmarkStart w:id="49" w:name="_Toc233796073"/>
-      <w:r>
+      <w:bookmarkStart w:id="53" w:name="_Toc233796073"/>
+      <w:r>
+        <w:lastRenderedPageBreak/>
         <w:t>Cloud Native Architecture</w:t>
       </w:r>
-      <w:bookmarkEnd w:id="49"/>
+      <w:bookmarkEnd w:id="53"/>
     </w:p>
     <w:p>
       <w:pPr>
@@ -19586,11 +20816,11 @@
       <w:pPr>
         <w:pStyle w:val="Disslevel3"/>
       </w:pPr>
-      <w:bookmarkStart w:id="50" w:name="_Toc233796074"/>
+      <w:bookmarkStart w:id="54" w:name="_Toc233796074"/>
       <w:r>
         <w:t>High Availability and Resilience</w:t>
       </w:r>
-      <w:bookmarkEnd w:id="50"/>
+      <w:bookmarkEnd w:id="54"/>
     </w:p>
     <w:p>
       <w:pPr>
@@ -19612,11 +20842,11 @@
       <w:pPr>
         <w:pStyle w:val="Disslevel3"/>
       </w:pPr>
-      <w:bookmarkStart w:id="51" w:name="_Toc233796075"/>
+      <w:bookmarkStart w:id="55" w:name="_Toc233796075"/>
       <w:r>
         <w:t>Disaster Recovery Strategies</w:t>
       </w:r>
-      <w:bookmarkEnd w:id="51"/>
+      <w:bookmarkEnd w:id="55"/>
     </w:p>
     <w:p>
       <w:pPr>
@@ -19638,11 +20868,11 @@
       <w:pPr>
         <w:pStyle w:val="Disslevel3"/>
       </w:pPr>
-      <w:bookmarkStart w:id="52" w:name="_Toc233796076"/>
+      <w:bookmarkStart w:id="56" w:name="_Toc233796076"/>
       <w:r>
         <w:t>Cloud Resilience with Kubernetes</w:t>
       </w:r>
-      <w:bookmarkEnd w:id="52"/>
+      <w:bookmarkEnd w:id="56"/>
     </w:p>
     <w:p>
       <w:pPr>
@@ -19711,11 +20941,11 @@
       <w:pPr>
         <w:pStyle w:val="Disslevel3"/>
       </w:pPr>
-      <w:bookmarkStart w:id="53" w:name="_Toc233796077"/>
+      <w:bookmarkStart w:id="57" w:name="_Toc233796077"/>
       <w:r>
         <w:t>Cloud Portability and sovereignty</w:t>
       </w:r>
-      <w:bookmarkEnd w:id="53"/>
+      <w:bookmarkEnd w:id="57"/>
     </w:p>
     <w:p>
       <w:pPr>
@@ -19782,24 +21012,24 @@
           <w:numId w:val="21"/>
         </w:numPr>
       </w:pPr>
-      <w:bookmarkStart w:id="54" w:name="_Toc233796078"/>
+      <w:bookmarkStart w:id="58" w:name="_Toc233796078"/>
       <w:r>
         <w:t>Software Quality standards</w:t>
       </w:r>
-      <w:bookmarkEnd w:id="54"/>
+      <w:bookmarkEnd w:id="58"/>
     </w:p>
     <w:p>
       <w:pPr>
         <w:pStyle w:val="Disslevel3"/>
       </w:pPr>
-      <w:bookmarkStart w:id="55" w:name="_Toc233796079"/>
+      <w:bookmarkStart w:id="59" w:name="_Toc233796079"/>
       <w:r>
         <w:t>Software Quality standards</w:t>
       </w:r>
       <w:r>
         <w:t xml:space="preserve"> and measurement</w:t>
       </w:r>
-      <w:bookmarkEnd w:id="55"/>
+      <w:bookmarkEnd w:id="59"/>
     </w:p>
     <w:p>
       <w:pPr>
@@ -19865,11 +21095,11 @@
       <w:pPr>
         <w:pStyle w:val="Disslevel3"/>
       </w:pPr>
-      <w:bookmarkStart w:id="56" w:name="_Toc233796080"/>
+      <w:bookmarkStart w:id="60" w:name="_Toc233796080"/>
       <w:r>
         <w:t>Reliability</w:t>
       </w:r>
-      <w:bookmarkEnd w:id="56"/>
+      <w:bookmarkEnd w:id="60"/>
     </w:p>
     <w:p>
       <w:pPr>
@@ -19891,11 +21121,11 @@
       <w:pPr>
         <w:pStyle w:val="Disslevel3"/>
       </w:pPr>
-      <w:bookmarkStart w:id="57" w:name="_Toc233796081"/>
+      <w:bookmarkStart w:id="61" w:name="_Toc233796081"/>
       <w:r>
         <w:t>Availability</w:t>
       </w:r>
-      <w:bookmarkEnd w:id="57"/>
+      <w:bookmarkEnd w:id="61"/>
     </w:p>
     <w:p>
       <w:r>
@@ -19920,11 +21150,11 @@
           <w:numId w:val="21"/>
         </w:numPr>
       </w:pPr>
-      <w:bookmarkStart w:id="58" w:name="_Toc233796082"/>
+      <w:bookmarkStart w:id="62" w:name="_Toc233796082"/>
       <w:r>
         <w:t>Research Gap and Conclusion</w:t>
       </w:r>
-      <w:bookmarkEnd w:id="58"/>
+      <w:bookmarkEnd w:id="62"/>
     </w:p>
     <w:p>
       <w:pPr>
@@ -20119,11 +21349,11 @@
           <w:numId w:val="32"/>
         </w:numPr>
       </w:pPr>
-      <w:bookmarkStart w:id="59" w:name="_Toc233796083"/>
+      <w:bookmarkStart w:id="63" w:name="_Toc233796083"/>
       <w:r>
         <w:t>Design</w:t>
       </w:r>
-      <w:bookmarkEnd w:id="59"/>
+      <w:bookmarkEnd w:id="63"/>
     </w:p>
     <w:p>
       <w:pPr>
@@ -20221,7 +21451,6 @@
           <w:sz w:val="24"/>
           <w:szCs w:val="24"/>
         </w:rPr>
-        <w:lastRenderedPageBreak/>
         <w:t xml:space="preserve">What does HA mean?, standard, pick specifics that will be written up in the implementation. You need to ensure there is a backup of this end.  </w:t>
       </w:r>
     </w:p>
@@ -20281,6 +21510,7 @@
           <w:szCs w:val="24"/>
           <w:lang w:val="en-GB"/>
         </w:rPr>
+        <w:lastRenderedPageBreak/>
         <w:t>Design and test a prototype event stream domain-driven setup that:</w:t>
       </w:r>
     </w:p>
@@ -20638,12 +21868,12 @@
         <w:spacing w:before="0" w:line="360" w:lineRule="auto"/>
         <w:ind w:left="567" w:hanging="567"/>
       </w:pPr>
-      <w:bookmarkStart w:id="60" w:name="_Toc233796084"/>
+      <w:bookmarkStart w:id="64" w:name="_Toc233796084"/>
       <w:r>
         <w:lastRenderedPageBreak/>
         <w:t>References</w:t>
       </w:r>
-      <w:bookmarkEnd w:id="60"/>
+      <w:bookmarkEnd w:id="64"/>
     </w:p>
     <w:p>
       <w:pPr>
@@ -20868,20 +22098,13 @@
           <w:lang w:val="en-GB"/>
         </w:rPr>
       </w:pPr>
-      <w:r>
-        <w:rPr>
-          <w:rFonts w:ascii="Calibri" w:eastAsiaTheme="minorHAnsi" w:cs="Calibri"/>
-          <w:lang w:val="en-GB"/>
-        </w:rPr>
-        <w:t xml:space="preserve">Florian Springer and Christoph </w:t>
-      </w:r>
       <w:proofErr w:type="spellStart"/>
       <w:r>
         <w:rPr>
           <w:rFonts w:ascii="Calibri" w:eastAsiaTheme="minorHAnsi" w:cs="Calibri"/>
           <w:lang w:val="en-GB"/>
         </w:rPr>
-        <w:t>Emmersberger</w:t>
+        <w:t>Ezzeddine</w:t>
       </w:r>
       <w:proofErr w:type="spellEnd"/>
       <w:r>
@@ -20889,7 +22112,39 @@
           <w:rFonts w:ascii="Calibri" w:eastAsiaTheme="minorHAnsi" w:cs="Calibri"/>
           <w:lang w:val="en-GB"/>
         </w:rPr>
-        <w:t xml:space="preserve"> (2008) </w:t>
+        <w:t xml:space="preserve">, M., </w:t>
+      </w:r>
+      <w:proofErr w:type="spellStart"/>
+      <w:r>
+        <w:rPr>
+          <w:rFonts w:ascii="Calibri" w:eastAsiaTheme="minorHAnsi" w:cs="Calibri"/>
+          <w:lang w:val="en-GB"/>
+        </w:rPr>
+        <w:t>Tauvel</w:t>
+      </w:r>
+      <w:proofErr w:type="spellEnd"/>
+      <w:r>
+        <w:rPr>
+          <w:rFonts w:ascii="Calibri" w:eastAsiaTheme="minorHAnsi" w:cs="Calibri"/>
+          <w:lang w:val="en-GB"/>
+        </w:rPr>
+        <w:t xml:space="preserve">, S., </w:t>
+      </w:r>
+      <w:proofErr w:type="spellStart"/>
+      <w:r>
+        <w:rPr>
+          <w:rFonts w:ascii="Calibri" w:eastAsiaTheme="minorHAnsi" w:cs="Calibri"/>
+          <w:lang w:val="en-GB"/>
+        </w:rPr>
+        <w:t>Baude</w:t>
+      </w:r>
+      <w:proofErr w:type="spellEnd"/>
+      <w:r>
+        <w:rPr>
+          <w:rFonts w:ascii="Calibri" w:eastAsiaTheme="minorHAnsi" w:cs="Calibri"/>
+          <w:lang w:val="en-GB"/>
+        </w:rPr>
+        <w:t xml:space="preserve">, F., and Huer, F. (2021) ‘On The Design of SLA-Aware and Cost-Efficient Event Driven Microservices’, in </w:t>
       </w:r>
       <w:r>
         <w:rPr>
@@ -20898,14 +22153,14 @@
           <w:iCs/>
           <w:lang w:val="en-GB"/>
         </w:rPr>
-        <w:t>Event Driven Business Process Management Taking the Example of Deutsche Post AG: An Evaluation of the Approach of Oracle and the SOPERA Open Source SOA Framework</w:t>
-      </w:r>
-      <w:r>
-        <w:rPr>
-          <w:rFonts w:ascii="Calibri" w:eastAsiaTheme="minorHAnsi" w:cs="Calibri"/>
-          <w:lang w:val="en-GB"/>
-        </w:rPr>
-        <w:t>, Diploma Thesis.</w:t>
+        <w:t>Proceedings of the Seventh International Workshop on Container Technologies and Container Clouds</w:t>
+      </w:r>
+      <w:r>
+        <w:rPr>
+          <w:rFonts w:ascii="Calibri" w:eastAsiaTheme="minorHAnsi" w:cs="Calibri"/>
+          <w:lang w:val="en-GB"/>
+        </w:rPr>
+        <w:t>, Presented at the Middleware ’21: 22nd International Middleware Conference, Virtual Event Canada: ACM, 25–30, available: https://doi.org/10.1145/3493649.3493657.</w:t>
       </w:r>
     </w:p>
     <w:p>
@@ -20921,7 +22176,23 @@
           <w:rFonts w:ascii="Calibri" w:eastAsiaTheme="minorHAnsi" w:cs="Calibri"/>
           <w:lang w:val="en-GB"/>
         </w:rPr>
-        <w:t xml:space="preserve">Ghosh, A. (2025) ‘Transforming Enterprise Systems through Event-Driven Architecture: Implementation, Benefits, and Future Trends’, </w:t>
+        <w:t xml:space="preserve">Florian Springer and Christoph </w:t>
+      </w:r>
+      <w:proofErr w:type="spellStart"/>
+      <w:r>
+        <w:rPr>
+          <w:rFonts w:ascii="Calibri" w:eastAsiaTheme="minorHAnsi" w:cs="Calibri"/>
+          <w:lang w:val="en-GB"/>
+        </w:rPr>
+        <w:t>Emmersberger</w:t>
+      </w:r>
+      <w:proofErr w:type="spellEnd"/>
+      <w:r>
+        <w:rPr>
+          <w:rFonts w:ascii="Calibri" w:eastAsiaTheme="minorHAnsi" w:cs="Calibri"/>
+          <w:lang w:val="en-GB"/>
+        </w:rPr>
+        <w:t xml:space="preserve"> (2008) </w:t>
       </w:r>
       <w:r>
         <w:rPr>
@@ -20930,14 +22201,14 @@
           <w:iCs/>
           <w:lang w:val="en-GB"/>
         </w:rPr>
-        <w:t>International Journal of Scientific Research in Computer Science, Engineering and Information Technology</w:t>
-      </w:r>
-      <w:r>
-        <w:rPr>
-          <w:rFonts w:ascii="Calibri" w:eastAsiaTheme="minorHAnsi" w:cs="Calibri"/>
-          <w:lang w:val="en-GB"/>
-        </w:rPr>
-        <w:t>, 11(1), 3507–3514, available: https://doi.org/10.32628/CSEIT251112347.</w:t>
+        <w:t>Event Driven Business Process Management Taking the Example of Deutsche Post AG: An Evaluation of the Approach of Oracle and the SOPERA Open Source SOA Framework</w:t>
+      </w:r>
+      <w:r>
+        <w:rPr>
+          <w:rFonts w:ascii="Calibri" w:eastAsiaTheme="minorHAnsi" w:cs="Calibri"/>
+          <w:lang w:val="en-GB"/>
+        </w:rPr>
+        <w:t>, Diploma Thesis.</w:t>
       </w:r>
     </w:p>
     <w:p>
@@ -20953,23 +22224,7 @@
           <w:rFonts w:ascii="Calibri" w:eastAsiaTheme="minorHAnsi" w:cs="Calibri"/>
           <w:lang w:val="en-GB"/>
         </w:rPr>
-        <w:t xml:space="preserve">Hassel, A. and </w:t>
-      </w:r>
-      <w:proofErr w:type="spellStart"/>
-      <w:r>
-        <w:rPr>
-          <w:rFonts w:ascii="Calibri" w:eastAsiaTheme="minorHAnsi" w:cs="Calibri"/>
-          <w:lang w:val="en-GB"/>
-        </w:rPr>
-        <w:t>Sieker</w:t>
-      </w:r>
-      <w:proofErr w:type="spellEnd"/>
-      <w:r>
-        <w:rPr>
-          <w:rFonts w:ascii="Calibri" w:eastAsiaTheme="minorHAnsi" w:cs="Calibri"/>
-          <w:lang w:val="en-GB"/>
-        </w:rPr>
-        <w:t xml:space="preserve">, F. (2022) ‘The platform effect: How Amazon changed work in logistics in Germany, the United States and the United Kingdom’, </w:t>
+        <w:t xml:space="preserve">Ghosh, A. (2025) ‘Transforming Enterprise Systems through Event-Driven Architecture: Implementation, Benefits, and Future Trends’, </w:t>
       </w:r>
       <w:r>
         <w:rPr>
@@ -20978,14 +22233,14 @@
           <w:iCs/>
           <w:lang w:val="en-GB"/>
         </w:rPr>
-        <w:t>European Journal of Industrial Relations</w:t>
-      </w:r>
-      <w:r>
-        <w:rPr>
-          <w:rFonts w:ascii="Calibri" w:eastAsiaTheme="minorHAnsi" w:cs="Calibri"/>
-          <w:lang w:val="en-GB"/>
-        </w:rPr>
-        <w:t>, 28(3), 363–382, available: https://doi.org/10.1177/09596801221082456.</w:t>
+        <w:t>International Journal of Scientific Research in Computer Science, Engineering and Information Technology</w:t>
+      </w:r>
+      <w:r>
+        <w:rPr>
+          <w:rFonts w:ascii="Calibri" w:eastAsiaTheme="minorHAnsi" w:cs="Calibri"/>
+          <w:lang w:val="en-GB"/>
+        </w:rPr>
+        <w:t>, 11(1), 3507–3514, available: https://doi.org/10.32628/CSEIT251112347.</w:t>
       </w:r>
     </w:p>
     <w:p>
@@ -21002,7 +22257,7 @@
           <w:rFonts w:ascii="Calibri" w:eastAsiaTheme="minorHAnsi" w:cs="Calibri"/>
           <w:lang w:val="en-GB"/>
         </w:rPr>
-        <w:t>Hippchen</w:t>
+        <w:t>Gulisano</w:t>
       </w:r>
       <w:proofErr w:type="spellEnd"/>
       <w:r>
@@ -21010,7 +22265,7 @@
           <w:rFonts w:ascii="Calibri" w:eastAsiaTheme="minorHAnsi" w:cs="Calibri"/>
           <w:lang w:val="en-GB"/>
         </w:rPr>
-        <w:t xml:space="preserve">, B., </w:t>
+        <w:t xml:space="preserve">, V. and </w:t>
       </w:r>
       <w:proofErr w:type="spellStart"/>
       <w:r>
@@ -21018,7 +22273,7 @@
           <w:rFonts w:ascii="Calibri" w:eastAsiaTheme="minorHAnsi" w:cs="Calibri"/>
           <w:lang w:val="en-GB"/>
         </w:rPr>
-        <w:t>Giessler</w:t>
+        <w:t>Margara</w:t>
       </w:r>
       <w:proofErr w:type="spellEnd"/>
       <w:r>
@@ -21026,96 +22281,7 @@
           <w:rFonts w:ascii="Calibri" w:eastAsiaTheme="minorHAnsi" w:cs="Calibri"/>
           <w:lang w:val="en-GB"/>
         </w:rPr>
-        <w:t xml:space="preserve">, P., </w:t>
-      </w:r>
-      <w:proofErr w:type="spellStart"/>
-      <w:r>
-        <w:rPr>
-          <w:rFonts w:ascii="Calibri" w:eastAsiaTheme="minorHAnsi" w:cs="Calibri"/>
-          <w:lang w:val="en-GB"/>
-        </w:rPr>
-        <w:t>Steinegger</w:t>
-      </w:r>
-      <w:proofErr w:type="spellEnd"/>
-      <w:r>
-        <w:rPr>
-          <w:rFonts w:ascii="Calibri" w:eastAsiaTheme="minorHAnsi" w:cs="Calibri"/>
-          <w:lang w:val="en-GB"/>
-        </w:rPr>
-        <w:t xml:space="preserve">, R.H., Schneider, M., and </w:t>
-      </w:r>
-      <w:proofErr w:type="spellStart"/>
-      <w:r>
-        <w:rPr>
-          <w:rFonts w:ascii="Calibri" w:eastAsiaTheme="minorHAnsi" w:cs="Calibri"/>
-          <w:lang w:val="en-GB"/>
-        </w:rPr>
-        <w:t>Abeck</w:t>
-      </w:r>
-      <w:proofErr w:type="spellEnd"/>
-      <w:r>
-        <w:rPr>
-          <w:rFonts w:ascii="Calibri" w:eastAsiaTheme="minorHAnsi" w:cs="Calibri"/>
-          <w:lang w:val="en-GB"/>
-        </w:rPr>
-        <w:t>, S. (2017) ‘Designing Microservice-Based Applications by Using a Domain-Driven Design Approach’.</w:t>
-      </w:r>
-    </w:p>
-    <w:p>
-      <w:pPr>
-        <w:pStyle w:val="Bibliography"/>
-        <w:rPr>
-          <w:rFonts w:ascii="Calibri" w:eastAsiaTheme="minorHAnsi" w:cs="Calibri"/>
-          <w:lang w:val="en-GB"/>
-        </w:rPr>
-      </w:pPr>
-      <w:proofErr w:type="spellStart"/>
-      <w:r>
-        <w:rPr>
-          <w:rFonts w:ascii="Calibri" w:eastAsiaTheme="minorHAnsi" w:cs="Calibri"/>
-          <w:lang w:val="en-GB"/>
-        </w:rPr>
-        <w:t>Ijsrset</w:t>
-      </w:r>
-      <w:proofErr w:type="spellEnd"/>
-      <w:r>
-        <w:rPr>
-          <w:rFonts w:ascii="Calibri" w:eastAsiaTheme="minorHAnsi" w:cs="Calibri"/>
-          <w:lang w:val="en-GB"/>
-        </w:rPr>
-        <w:t xml:space="preserve"> and </w:t>
-      </w:r>
-      <w:proofErr w:type="spellStart"/>
-      <w:r>
-        <w:rPr>
-          <w:rFonts w:ascii="Calibri" w:eastAsiaTheme="minorHAnsi" w:cs="Calibri"/>
-          <w:lang w:val="en-GB"/>
-        </w:rPr>
-        <w:t>Dr.</w:t>
-      </w:r>
-      <w:proofErr w:type="spellEnd"/>
-      <w:r>
-        <w:rPr>
-          <w:rFonts w:ascii="Calibri" w:eastAsiaTheme="minorHAnsi" w:cs="Calibri"/>
-          <w:lang w:val="en-GB"/>
-        </w:rPr>
-        <w:t xml:space="preserve"> </w:t>
-      </w:r>
-      <w:proofErr w:type="spellStart"/>
-      <w:r>
-        <w:rPr>
-          <w:rFonts w:ascii="Calibri" w:eastAsiaTheme="minorHAnsi" w:cs="Calibri"/>
-          <w:lang w:val="en-GB"/>
-        </w:rPr>
-        <w:t>Susheel</w:t>
-      </w:r>
-      <w:proofErr w:type="spellEnd"/>
-      <w:r>
-        <w:rPr>
-          <w:rFonts w:ascii="Calibri" w:eastAsiaTheme="minorHAnsi" w:cs="Calibri"/>
-          <w:lang w:val="en-GB"/>
-        </w:rPr>
-        <w:t xml:space="preserve"> Kumar Tiwari (2024) ‘International Journal of Scientific Research in Science, Engineering and Technology’, </w:t>
+        <w:t xml:space="preserve">, A. (2024) ‘Aggregates are all you need (to bridge stream processing and Complex Event Recognition)’, in </w:t>
       </w:r>
       <w:r>
         <w:rPr>
@@ -21124,14 +22290,14 @@
           <w:iCs/>
           <w:lang w:val="en-GB"/>
         </w:rPr>
-        <w:t>International Journal of Scientific Research in Science Engineering and Technology</w:t>
-      </w:r>
-      <w:r>
-        <w:rPr>
-          <w:rFonts w:ascii="Calibri" w:eastAsiaTheme="minorHAnsi" w:cs="Calibri"/>
-          <w:lang w:val="en-GB"/>
-        </w:rPr>
-        <w:t>, 1(1), 1, available: https://doi.org/10.32628/IJSRSET.</w:t>
+        <w:t>Proceedings of the 18th ACM International Conference on Distributed and Event-Based Systems</w:t>
+      </w:r>
+      <w:r>
+        <w:rPr>
+          <w:rFonts w:ascii="Calibri" w:eastAsiaTheme="minorHAnsi" w:cs="Calibri"/>
+          <w:lang w:val="en-GB"/>
+        </w:rPr>
+        <w:t>, Presented at the DEBS ’24: The 18th ACM International Conference on Distributed and Event-based Systems, Villeurbanne France: ACM, 66–77, available: https://doi.org/10.1145/3629104.3666032.</w:t>
       </w:r>
     </w:p>
     <w:p>
@@ -21142,13 +22308,20 @@
           <w:lang w:val="en-GB"/>
         </w:rPr>
       </w:pPr>
+      <w:r>
+        <w:rPr>
+          <w:rFonts w:ascii="Calibri" w:eastAsiaTheme="minorHAnsi" w:cs="Calibri"/>
+          <w:lang w:val="en-GB"/>
+        </w:rPr>
+        <w:t xml:space="preserve">Hassel, A. and </w:t>
+      </w:r>
       <w:proofErr w:type="spellStart"/>
       <w:r>
         <w:rPr>
           <w:rFonts w:ascii="Calibri" w:eastAsiaTheme="minorHAnsi" w:cs="Calibri"/>
           <w:lang w:val="en-GB"/>
         </w:rPr>
-        <w:t>Ilieva</w:t>
+        <w:t>Sieker</w:t>
       </w:r>
       <w:proofErr w:type="spellEnd"/>
       <w:r>
@@ -21156,23 +22329,7 @@
           <w:rFonts w:ascii="Calibri" w:eastAsiaTheme="minorHAnsi" w:cs="Calibri"/>
           <w:lang w:val="en-GB"/>
         </w:rPr>
-        <w:t xml:space="preserve">, D., Kolev, D., and </w:t>
-      </w:r>
-      <w:proofErr w:type="spellStart"/>
-      <w:r>
-        <w:rPr>
-          <w:rFonts w:ascii="Calibri" w:eastAsiaTheme="minorHAnsi" w:cs="Calibri"/>
-          <w:lang w:val="en-GB"/>
-        </w:rPr>
-        <w:t>Gladchenko</w:t>
-      </w:r>
-      <w:proofErr w:type="spellEnd"/>
-      <w:r>
-        <w:rPr>
-          <w:rFonts w:ascii="Calibri" w:eastAsiaTheme="minorHAnsi" w:cs="Calibri"/>
-          <w:lang w:val="en-GB"/>
-        </w:rPr>
-        <w:t xml:space="preserve">, V. (2024) ‘Investigation of the Impact of Artificial Intelligence and Automation in the Postal Services Sector Labour Market’, in </w:t>
+        <w:t xml:space="preserve">, F. (2022) ‘The platform effect: How Amazon changed work in logistics in Germany, the United States and the United Kingdom’, </w:t>
       </w:r>
       <w:r>
         <w:rPr>
@@ -21181,22 +22338,31 @@
           <w:iCs/>
           <w:lang w:val="en-GB"/>
         </w:rPr>
-        <w:t>2024 5th International Conference on Communications, Information, Electronic and Energy Systems (CIEES)</w:t>
-      </w:r>
-      <w:r>
-        <w:rPr>
-          <w:rFonts w:ascii="Calibri" w:eastAsiaTheme="minorHAnsi" w:cs="Calibri"/>
-          <w:lang w:val="en-GB"/>
-        </w:rPr>
-        <w:t xml:space="preserve">, Presented at the 2024 5th International Conference on Communications, Information, Electronic and Energy Systems (CIEES), </w:t>
-      </w:r>
+        <w:t>European Journal of Industrial Relations</w:t>
+      </w:r>
+      <w:r>
+        <w:rPr>
+          <w:rFonts w:ascii="Calibri" w:eastAsiaTheme="minorHAnsi" w:cs="Calibri"/>
+          <w:lang w:val="en-GB"/>
+        </w:rPr>
+        <w:t>, 28(3), 363–382, available: https://doi.org/10.1177/09596801221082456.</w:t>
+      </w:r>
+    </w:p>
+    <w:p>
+      <w:pPr>
+        <w:pStyle w:val="Bibliography"/>
+        <w:rPr>
+          <w:rFonts w:ascii="Calibri" w:eastAsiaTheme="minorHAnsi" w:cs="Calibri"/>
+          <w:lang w:val="en-GB"/>
+        </w:rPr>
+      </w:pPr>
       <w:proofErr w:type="spellStart"/>
       <w:r>
         <w:rPr>
           <w:rFonts w:ascii="Calibri" w:eastAsiaTheme="minorHAnsi" w:cs="Calibri"/>
           <w:lang w:val="en-GB"/>
         </w:rPr>
-        <w:t>Veliko</w:t>
+        <w:t>Hippchen</w:t>
       </w:r>
       <w:proofErr w:type="spellEnd"/>
       <w:r>
@@ -21204,6 +22370,95 @@
           <w:rFonts w:ascii="Calibri" w:eastAsiaTheme="minorHAnsi" w:cs="Calibri"/>
           <w:lang w:val="en-GB"/>
         </w:rPr>
+        <w:t xml:space="preserve">, B., </w:t>
+      </w:r>
+      <w:proofErr w:type="spellStart"/>
+      <w:r>
+        <w:rPr>
+          <w:rFonts w:ascii="Calibri" w:eastAsiaTheme="minorHAnsi" w:cs="Calibri"/>
+          <w:lang w:val="en-GB"/>
+        </w:rPr>
+        <w:t>Giessler</w:t>
+      </w:r>
+      <w:proofErr w:type="spellEnd"/>
+      <w:r>
+        <w:rPr>
+          <w:rFonts w:ascii="Calibri" w:eastAsiaTheme="minorHAnsi" w:cs="Calibri"/>
+          <w:lang w:val="en-GB"/>
+        </w:rPr>
+        <w:t xml:space="preserve">, P., </w:t>
+      </w:r>
+      <w:proofErr w:type="spellStart"/>
+      <w:r>
+        <w:rPr>
+          <w:rFonts w:ascii="Calibri" w:eastAsiaTheme="minorHAnsi" w:cs="Calibri"/>
+          <w:lang w:val="en-GB"/>
+        </w:rPr>
+        <w:t>Steinegger</w:t>
+      </w:r>
+      <w:proofErr w:type="spellEnd"/>
+      <w:r>
+        <w:rPr>
+          <w:rFonts w:ascii="Calibri" w:eastAsiaTheme="minorHAnsi" w:cs="Calibri"/>
+          <w:lang w:val="en-GB"/>
+        </w:rPr>
+        <w:t xml:space="preserve">, R.H., Schneider, M., and </w:t>
+      </w:r>
+      <w:proofErr w:type="spellStart"/>
+      <w:r>
+        <w:rPr>
+          <w:rFonts w:ascii="Calibri" w:eastAsiaTheme="minorHAnsi" w:cs="Calibri"/>
+          <w:lang w:val="en-GB"/>
+        </w:rPr>
+        <w:t>Abeck</w:t>
+      </w:r>
+      <w:proofErr w:type="spellEnd"/>
+      <w:r>
+        <w:rPr>
+          <w:rFonts w:ascii="Calibri" w:eastAsiaTheme="minorHAnsi" w:cs="Calibri"/>
+          <w:lang w:val="en-GB"/>
+        </w:rPr>
+        <w:t>, S. (2017) ‘Designing Microservice-Based Applications by Using a Domain-Driven Design Approach’.</w:t>
+      </w:r>
+    </w:p>
+    <w:p>
+      <w:pPr>
+        <w:pStyle w:val="Bibliography"/>
+        <w:rPr>
+          <w:rFonts w:ascii="Calibri" w:eastAsiaTheme="minorHAnsi" w:cs="Calibri"/>
+          <w:lang w:val="en-GB"/>
+        </w:rPr>
+      </w:pPr>
+      <w:proofErr w:type="spellStart"/>
+      <w:r>
+        <w:rPr>
+          <w:rFonts w:ascii="Calibri" w:eastAsiaTheme="minorHAnsi" w:cs="Calibri"/>
+          <w:lang w:val="en-GB"/>
+        </w:rPr>
+        <w:t>Ijsrset</w:t>
+      </w:r>
+      <w:proofErr w:type="spellEnd"/>
+      <w:r>
+        <w:rPr>
+          <w:rFonts w:ascii="Calibri" w:eastAsiaTheme="minorHAnsi" w:cs="Calibri"/>
+          <w:lang w:val="en-GB"/>
+        </w:rPr>
+        <w:t xml:space="preserve"> and </w:t>
+      </w:r>
+      <w:proofErr w:type="spellStart"/>
+      <w:r>
+        <w:rPr>
+          <w:rFonts w:ascii="Calibri" w:eastAsiaTheme="minorHAnsi" w:cs="Calibri"/>
+          <w:lang w:val="en-GB"/>
+        </w:rPr>
+        <w:t>Dr.</w:t>
+      </w:r>
+      <w:proofErr w:type="spellEnd"/>
+      <w:r>
+        <w:rPr>
+          <w:rFonts w:ascii="Calibri" w:eastAsiaTheme="minorHAnsi" w:cs="Calibri"/>
+          <w:lang w:val="en-GB"/>
+        </w:rPr>
         <w:t xml:space="preserve"> </w:t>
       </w:r>
       <w:proofErr w:type="spellStart"/>
@@ -21212,7 +22467,7 @@
           <w:rFonts w:ascii="Calibri" w:eastAsiaTheme="minorHAnsi" w:cs="Calibri"/>
           <w:lang w:val="en-GB"/>
         </w:rPr>
-        <w:t>Tarnovo</w:t>
+        <w:t>Susheel</w:t>
       </w:r>
       <w:proofErr w:type="spellEnd"/>
       <w:r>
@@ -21220,39 +22475,7 @@
           <w:rFonts w:ascii="Calibri" w:eastAsiaTheme="minorHAnsi" w:cs="Calibri"/>
           <w:lang w:val="en-GB"/>
         </w:rPr>
-        <w:t>, Bulgaria: IEEE, 1–7, available: https://doi.org/10.1109/CIEES62939.2024.10811359.</w:t>
-      </w:r>
-    </w:p>
-    <w:p>
-      <w:pPr>
-        <w:pStyle w:val="Bibliography"/>
-        <w:rPr>
-          <w:rFonts w:ascii="Calibri" w:eastAsiaTheme="minorHAnsi" w:cs="Calibri"/>
-          <w:lang w:val="en-GB"/>
-        </w:rPr>
-      </w:pPr>
-      <w:r>
-        <w:rPr>
-          <w:rFonts w:ascii="Calibri" w:eastAsiaTheme="minorHAnsi" w:cs="Calibri"/>
-          <w:lang w:val="en-GB"/>
-        </w:rPr>
-        <w:t xml:space="preserve">Ivanov, N. and </w:t>
-      </w:r>
-      <w:proofErr w:type="spellStart"/>
-      <w:r>
-        <w:rPr>
-          <w:rFonts w:ascii="Calibri" w:eastAsiaTheme="minorHAnsi" w:cs="Calibri"/>
-          <w:lang w:val="en-GB"/>
-        </w:rPr>
-        <w:t>Tasheva</w:t>
-      </w:r>
-      <w:proofErr w:type="spellEnd"/>
-      <w:r>
-        <w:rPr>
-          <w:rFonts w:ascii="Calibri" w:eastAsiaTheme="minorHAnsi" w:cs="Calibri"/>
-          <w:lang w:val="en-GB"/>
-        </w:rPr>
-        <w:t xml:space="preserve">, A. (2021) ‘A Hot Decomposition Procedure: Operational Monolith System to Microservices’, in </w:t>
+        <w:t xml:space="preserve"> Kumar Tiwari (2024) ‘International Journal of Scientific Research in Science, Engineering and Technology’, </w:t>
       </w:r>
       <w:r>
         <w:rPr>
@@ -21261,14 +22484,14 @@
           <w:iCs/>
           <w:lang w:val="en-GB"/>
         </w:rPr>
-        <w:t>2021 International Conference Automatics and Informatics (ICAI)</w:t>
-      </w:r>
-      <w:r>
-        <w:rPr>
-          <w:rFonts w:ascii="Calibri" w:eastAsiaTheme="minorHAnsi" w:cs="Calibri"/>
-          <w:lang w:val="en-GB"/>
-        </w:rPr>
-        <w:t>, Presented at the 2021 International Conference Automatics and Informatics (ICAI), Varna, Bulgaria: IEEE, 182–187, available: https://doi.org/10.1109/ICAI52893.2021.9639494.</w:t>
+        <w:t>International Journal of Scientific Research in Science Engineering and Technology</w:t>
+      </w:r>
+      <w:r>
+        <w:rPr>
+          <w:rFonts w:ascii="Calibri" w:eastAsiaTheme="minorHAnsi" w:cs="Calibri"/>
+          <w:lang w:val="en-GB"/>
+        </w:rPr>
+        <w:t>, 1(1), 1, available: https://doi.org/10.32628/IJSRSET.</w:t>
       </w:r>
     </w:p>
     <w:p>
@@ -21279,20 +22502,13 @@
           <w:lang w:val="en-GB"/>
         </w:rPr>
       </w:pPr>
-      <w:r>
-        <w:rPr>
-          <w:rFonts w:ascii="Calibri" w:eastAsiaTheme="minorHAnsi" w:cs="Calibri"/>
-          <w:lang w:val="en-GB"/>
-        </w:rPr>
-        <w:t xml:space="preserve">Jovanović, B., </w:t>
-      </w:r>
       <w:proofErr w:type="spellStart"/>
       <w:r>
         <w:rPr>
           <w:rFonts w:ascii="Calibri" w:eastAsiaTheme="minorHAnsi" w:cs="Calibri"/>
           <w:lang w:val="en-GB"/>
         </w:rPr>
-        <w:t>Šarac</w:t>
+        <w:t>Ilieva</w:t>
       </w:r>
       <w:proofErr w:type="spellEnd"/>
       <w:r>
@@ -21300,7 +22516,7 @@
           <w:rFonts w:ascii="Calibri" w:eastAsiaTheme="minorHAnsi" w:cs="Calibri"/>
           <w:lang w:val="en-GB"/>
         </w:rPr>
-        <w:t xml:space="preserve">, D., and </w:t>
+        <w:t xml:space="preserve">, D., Kolev, D., and </w:t>
       </w:r>
       <w:proofErr w:type="spellStart"/>
       <w:r>
@@ -21308,7 +22524,7 @@
           <w:rFonts w:ascii="Calibri" w:eastAsiaTheme="minorHAnsi" w:cs="Calibri"/>
           <w:lang w:val="en-GB"/>
         </w:rPr>
-        <w:t>Čačić</w:t>
+        <w:t>Gladchenko</w:t>
       </w:r>
       <w:proofErr w:type="spellEnd"/>
       <w:r>
@@ -21316,7 +22532,7 @@
           <w:rFonts w:ascii="Calibri" w:eastAsiaTheme="minorHAnsi" w:cs="Calibri"/>
           <w:lang w:val="en-GB"/>
         </w:rPr>
-        <w:t xml:space="preserve">, N. (2025) ‘Delphi and fuzzy TOPSIS approach for redefining the scope of postal universal service obligation’, </w:t>
+        <w:t xml:space="preserve">, V. (2024) ‘Investigation of the Impact of Artificial Intelligence and Automation in the Postal Services Sector Labour Market’, in </w:t>
       </w:r>
       <w:r>
         <w:rPr>
@@ -21325,14 +22541,54 @@
           <w:iCs/>
           <w:lang w:val="en-GB"/>
         </w:rPr>
-        <w:t>Journal of Regulatory Economics</w:t>
-      </w:r>
-      <w:r>
-        <w:rPr>
-          <w:rFonts w:ascii="Calibri" w:eastAsiaTheme="minorHAnsi" w:cs="Calibri"/>
-          <w:lang w:val="en-GB"/>
-        </w:rPr>
-        <w:t>, 68(1), 38–52, available: https://doi.org/10.1007/s11149-025-09489-6.</w:t>
+        <w:t>2024 5th International Conference on Communications, Information, Electronic and Energy Systems (CIEES)</w:t>
+      </w:r>
+      <w:r>
+        <w:rPr>
+          <w:rFonts w:ascii="Calibri" w:eastAsiaTheme="minorHAnsi" w:cs="Calibri"/>
+          <w:lang w:val="en-GB"/>
+        </w:rPr>
+        <w:t xml:space="preserve">, </w:t>
+      </w:r>
+      <w:r>
+        <w:rPr>
+          <w:rFonts w:ascii="Calibri" w:eastAsiaTheme="minorHAnsi" w:cs="Calibri"/>
+          <w:lang w:val="en-GB"/>
+        </w:rPr>
+        <w:lastRenderedPageBreak/>
+        <w:t xml:space="preserve">Presented at the 2024 5th International Conference on Communications, Information, Electronic and Energy Systems (CIEES), </w:t>
+      </w:r>
+      <w:proofErr w:type="spellStart"/>
+      <w:r>
+        <w:rPr>
+          <w:rFonts w:ascii="Calibri" w:eastAsiaTheme="minorHAnsi" w:cs="Calibri"/>
+          <w:lang w:val="en-GB"/>
+        </w:rPr>
+        <w:t>Veliko</w:t>
+      </w:r>
+      <w:proofErr w:type="spellEnd"/>
+      <w:r>
+        <w:rPr>
+          <w:rFonts w:ascii="Calibri" w:eastAsiaTheme="minorHAnsi" w:cs="Calibri"/>
+          <w:lang w:val="en-GB"/>
+        </w:rPr>
+        <w:t xml:space="preserve"> </w:t>
+      </w:r>
+      <w:proofErr w:type="spellStart"/>
+      <w:r>
+        <w:rPr>
+          <w:rFonts w:ascii="Calibri" w:eastAsiaTheme="minorHAnsi" w:cs="Calibri"/>
+          <w:lang w:val="en-GB"/>
+        </w:rPr>
+        <w:t>Tarnovo</w:t>
+      </w:r>
+      <w:proofErr w:type="spellEnd"/>
+      <w:r>
+        <w:rPr>
+          <w:rFonts w:ascii="Calibri" w:eastAsiaTheme="minorHAnsi" w:cs="Calibri"/>
+          <w:lang w:val="en-GB"/>
+        </w:rPr>
+        <w:t>, Bulgaria: IEEE, 1–7, available: https://doi.org/10.1109/CIEES62939.2024.10811359.</w:t>
       </w:r>
     </w:p>
     <w:p>
@@ -21343,14 +22599,20 @@
           <w:lang w:val="en-GB"/>
         </w:rPr>
       </w:pPr>
+      <w:r>
+        <w:rPr>
+          <w:rFonts w:ascii="Calibri" w:eastAsiaTheme="minorHAnsi" w:cs="Calibri"/>
+          <w:lang w:val="en-GB"/>
+        </w:rPr>
+        <w:t xml:space="preserve">Ivanov, N. and </w:t>
+      </w:r>
       <w:proofErr w:type="spellStart"/>
       <w:r>
         <w:rPr>
           <w:rFonts w:ascii="Calibri" w:eastAsiaTheme="minorHAnsi" w:cs="Calibri"/>
           <w:lang w:val="en-GB"/>
         </w:rPr>
-        <w:lastRenderedPageBreak/>
-        <w:t>Kalske</w:t>
+        <w:t>Tasheva</w:t>
       </w:r>
       <w:proofErr w:type="spellEnd"/>
       <w:r>
@@ -21358,71 +22620,7 @@
           <w:rFonts w:ascii="Calibri" w:eastAsiaTheme="minorHAnsi" w:cs="Calibri"/>
           <w:lang w:val="en-GB"/>
         </w:rPr>
-        <w:t xml:space="preserve">, M., </w:t>
-      </w:r>
-      <w:proofErr w:type="spellStart"/>
-      <w:r>
-        <w:rPr>
-          <w:rFonts w:ascii="Calibri" w:eastAsiaTheme="minorHAnsi" w:cs="Calibri"/>
-          <w:lang w:val="en-GB"/>
-        </w:rPr>
-        <w:t>Mäkitalo</w:t>
-      </w:r>
-      <w:proofErr w:type="spellEnd"/>
-      <w:r>
-        <w:rPr>
-          <w:rFonts w:ascii="Calibri" w:eastAsiaTheme="minorHAnsi" w:cs="Calibri"/>
-          <w:lang w:val="en-GB"/>
-        </w:rPr>
-        <w:t xml:space="preserve">, N., and </w:t>
-      </w:r>
-      <w:proofErr w:type="spellStart"/>
-      <w:r>
-        <w:rPr>
-          <w:rFonts w:ascii="Calibri" w:eastAsiaTheme="minorHAnsi" w:cs="Calibri"/>
-          <w:lang w:val="en-GB"/>
-        </w:rPr>
-        <w:t>Mikkonen</w:t>
-      </w:r>
-      <w:proofErr w:type="spellEnd"/>
-      <w:r>
-        <w:rPr>
-          <w:rFonts w:ascii="Calibri" w:eastAsiaTheme="minorHAnsi" w:cs="Calibri"/>
-          <w:lang w:val="en-GB"/>
-        </w:rPr>
-        <w:t xml:space="preserve">, T. (2018) ‘Challenges When Moving from Monolith to Microservice Architecture’, in </w:t>
-      </w:r>
-      <w:proofErr w:type="spellStart"/>
-      <w:r>
-        <w:rPr>
-          <w:rFonts w:ascii="Calibri" w:eastAsiaTheme="minorHAnsi" w:cs="Calibri"/>
-          <w:lang w:val="en-GB"/>
-        </w:rPr>
-        <w:t>Garrigós</w:t>
-      </w:r>
-      <w:proofErr w:type="spellEnd"/>
-      <w:r>
-        <w:rPr>
-          <w:rFonts w:ascii="Calibri" w:eastAsiaTheme="minorHAnsi" w:cs="Calibri"/>
-          <w:lang w:val="en-GB"/>
-        </w:rPr>
-        <w:t xml:space="preserve">, I. and </w:t>
-      </w:r>
-      <w:proofErr w:type="spellStart"/>
-      <w:r>
-        <w:rPr>
-          <w:rFonts w:ascii="Calibri" w:eastAsiaTheme="minorHAnsi" w:cs="Calibri"/>
-          <w:lang w:val="en-GB"/>
-        </w:rPr>
-        <w:t>Wimmer</w:t>
-      </w:r>
-      <w:proofErr w:type="spellEnd"/>
-      <w:r>
-        <w:rPr>
-          <w:rFonts w:ascii="Calibri" w:eastAsiaTheme="minorHAnsi" w:cs="Calibri"/>
-          <w:lang w:val="en-GB"/>
-        </w:rPr>
-        <w:t xml:space="preserve">, M., eds, </w:t>
+        <w:t xml:space="preserve">, A. (2021) ‘A Hot Decomposition Procedure: Operational Monolith System to Microservices’, in </w:t>
       </w:r>
       <w:r>
         <w:rPr>
@@ -21431,14 +22629,14 @@
           <w:iCs/>
           <w:lang w:val="en-GB"/>
         </w:rPr>
-        <w:t>Current Trends in Web Engineering</w:t>
-      </w:r>
-      <w:r>
-        <w:rPr>
-          <w:rFonts w:ascii="Calibri" w:eastAsiaTheme="minorHAnsi" w:cs="Calibri"/>
-          <w:lang w:val="en-GB"/>
-        </w:rPr>
-        <w:t>, Lecture Notes in Computer Science, Cham: Springer International Publishing, 32–47, available: https://doi.org/10.1007/978-3-319-74433-9_3.</w:t>
+        <w:t>2021 International Conference Automatics and Informatics (ICAI)</w:t>
+      </w:r>
+      <w:r>
+        <w:rPr>
+          <w:rFonts w:ascii="Calibri" w:eastAsiaTheme="minorHAnsi" w:cs="Calibri"/>
+          <w:lang w:val="en-GB"/>
+        </w:rPr>
+        <w:t>, Presented at the 2021 International Conference Automatics and Informatics (ICAI), Varna, Bulgaria: IEEE, 182–187, available: https://doi.org/10.1109/ICAI52893.2021.9639494.</w:t>
       </w:r>
     </w:p>
     <w:p>
@@ -21454,7 +22652,7 @@
           <w:rFonts w:ascii="Calibri" w:eastAsiaTheme="minorHAnsi" w:cs="Calibri"/>
           <w:lang w:val="en-GB"/>
         </w:rPr>
-        <w:t xml:space="preserve">Karthik Reddy </w:t>
+        <w:t xml:space="preserve">Jovanović, B., </w:t>
       </w:r>
       <w:proofErr w:type="spellStart"/>
       <w:r>
@@ -21462,7 +22660,7 @@
           <w:rFonts w:ascii="Calibri" w:eastAsiaTheme="minorHAnsi" w:cs="Calibri"/>
           <w:lang w:val="en-GB"/>
         </w:rPr>
-        <w:t>Thondalapally</w:t>
+        <w:t>Šarac</w:t>
       </w:r>
       <w:proofErr w:type="spellEnd"/>
       <w:r>
@@ -21470,7 +22668,23 @@
           <w:rFonts w:ascii="Calibri" w:eastAsiaTheme="minorHAnsi" w:cs="Calibri"/>
           <w:lang w:val="en-GB"/>
         </w:rPr>
-        <w:t xml:space="preserve"> (2025) ‘Event-Driven Architectures: The Foundation of Modern Distributed Systems’, </w:t>
+        <w:t xml:space="preserve">, D., and </w:t>
+      </w:r>
+      <w:proofErr w:type="spellStart"/>
+      <w:r>
+        <w:rPr>
+          <w:rFonts w:ascii="Calibri" w:eastAsiaTheme="minorHAnsi" w:cs="Calibri"/>
+          <w:lang w:val="en-GB"/>
+        </w:rPr>
+        <w:t>Čačić</w:t>
+      </w:r>
+      <w:proofErr w:type="spellEnd"/>
+      <w:r>
+        <w:rPr>
+          <w:rFonts w:ascii="Calibri" w:eastAsiaTheme="minorHAnsi" w:cs="Calibri"/>
+          <w:lang w:val="en-GB"/>
+        </w:rPr>
+        <w:t xml:space="preserve">, N. (2025) ‘Delphi and fuzzy TOPSIS approach for redefining the scope of postal universal service obligation’, </w:t>
       </w:r>
       <w:r>
         <w:rPr>
@@ -21479,14 +22693,14 @@
           <w:iCs/>
           <w:lang w:val="en-GB"/>
         </w:rPr>
-        <w:t>International Journal on Science and Technology</w:t>
-      </w:r>
-      <w:r>
-        <w:rPr>
-          <w:rFonts w:ascii="Calibri" w:eastAsiaTheme="minorHAnsi" w:cs="Calibri"/>
-          <w:lang w:val="en-GB"/>
-        </w:rPr>
-        <w:t>, 16(1), 2907, available: https://doi.org/10.71097/IJSAT.v16.i1.2907.</w:t>
+        <w:t>Journal of Regulatory Economics</w:t>
+      </w:r>
+      <w:r>
+        <w:rPr>
+          <w:rFonts w:ascii="Calibri" w:eastAsiaTheme="minorHAnsi" w:cs="Calibri"/>
+          <w:lang w:val="en-GB"/>
+        </w:rPr>
+        <w:t>, 68(1), 38–52, available: https://doi.org/10.1007/s11149-025-09489-6.</w:t>
       </w:r>
     </w:p>
     <w:p>
@@ -21503,7 +22717,7 @@
           <w:rFonts w:ascii="Calibri" w:eastAsiaTheme="minorHAnsi" w:cs="Calibri"/>
           <w:lang w:val="en-GB"/>
         </w:rPr>
-        <w:t>Kasaram</w:t>
+        <w:t>Kalske</w:t>
       </w:r>
       <w:proofErr w:type="spellEnd"/>
       <w:r>
@@ -21511,7 +22725,71 @@
           <w:rFonts w:ascii="Calibri" w:eastAsiaTheme="minorHAnsi" w:cs="Calibri"/>
           <w:lang w:val="en-GB"/>
         </w:rPr>
-        <w:t xml:space="preserve">, C.R. (2023) ‘Harnessing Asynchronous Patterns with Event Driven Kafka and Microservices Architectures’, </w:t>
+        <w:t xml:space="preserve">, M., </w:t>
+      </w:r>
+      <w:proofErr w:type="spellStart"/>
+      <w:r>
+        <w:rPr>
+          <w:rFonts w:ascii="Calibri" w:eastAsiaTheme="minorHAnsi" w:cs="Calibri"/>
+          <w:lang w:val="en-GB"/>
+        </w:rPr>
+        <w:t>Mäkitalo</w:t>
+      </w:r>
+      <w:proofErr w:type="spellEnd"/>
+      <w:r>
+        <w:rPr>
+          <w:rFonts w:ascii="Calibri" w:eastAsiaTheme="minorHAnsi" w:cs="Calibri"/>
+          <w:lang w:val="en-GB"/>
+        </w:rPr>
+        <w:t xml:space="preserve">, N., and </w:t>
+      </w:r>
+      <w:proofErr w:type="spellStart"/>
+      <w:r>
+        <w:rPr>
+          <w:rFonts w:ascii="Calibri" w:eastAsiaTheme="minorHAnsi" w:cs="Calibri"/>
+          <w:lang w:val="en-GB"/>
+        </w:rPr>
+        <w:t>Mikkonen</w:t>
+      </w:r>
+      <w:proofErr w:type="spellEnd"/>
+      <w:r>
+        <w:rPr>
+          <w:rFonts w:ascii="Calibri" w:eastAsiaTheme="minorHAnsi" w:cs="Calibri"/>
+          <w:lang w:val="en-GB"/>
+        </w:rPr>
+        <w:t xml:space="preserve">, T. (2018) ‘Challenges When Moving from Monolith to Microservice Architecture’, in </w:t>
+      </w:r>
+      <w:proofErr w:type="spellStart"/>
+      <w:r>
+        <w:rPr>
+          <w:rFonts w:ascii="Calibri" w:eastAsiaTheme="minorHAnsi" w:cs="Calibri"/>
+          <w:lang w:val="en-GB"/>
+        </w:rPr>
+        <w:t>Garrigós</w:t>
+      </w:r>
+      <w:proofErr w:type="spellEnd"/>
+      <w:r>
+        <w:rPr>
+          <w:rFonts w:ascii="Calibri" w:eastAsiaTheme="minorHAnsi" w:cs="Calibri"/>
+          <w:lang w:val="en-GB"/>
+        </w:rPr>
+        <w:t xml:space="preserve">, I. and </w:t>
+      </w:r>
+      <w:proofErr w:type="spellStart"/>
+      <w:r>
+        <w:rPr>
+          <w:rFonts w:ascii="Calibri" w:eastAsiaTheme="minorHAnsi" w:cs="Calibri"/>
+          <w:lang w:val="en-GB"/>
+        </w:rPr>
+        <w:t>Wimmer</w:t>
+      </w:r>
+      <w:proofErr w:type="spellEnd"/>
+      <w:r>
+        <w:rPr>
+          <w:rFonts w:ascii="Calibri" w:eastAsiaTheme="minorHAnsi" w:cs="Calibri"/>
+          <w:lang w:val="en-GB"/>
+        </w:rPr>
+        <w:t xml:space="preserve">, M., eds, </w:t>
       </w:r>
       <w:r>
         <w:rPr>
@@ -21520,14 +22798,14 @@
           <w:iCs/>
           <w:lang w:val="en-GB"/>
         </w:rPr>
-        <w:t>Journal of Artificial Intelligence &amp; Cloud Computing</w:t>
-      </w:r>
-      <w:r>
-        <w:rPr>
-          <w:rFonts w:ascii="Calibri" w:eastAsiaTheme="minorHAnsi" w:cs="Calibri"/>
-          <w:lang w:val="en-GB"/>
-        </w:rPr>
-        <w:t>, 2(4), 1, available: https://doi.org/10.47363/JAICC/2023(2)502.</w:t>
+        <w:t>Current Trends in Web Engineering</w:t>
+      </w:r>
+      <w:r>
+        <w:rPr>
+          <w:rFonts w:ascii="Calibri" w:eastAsiaTheme="minorHAnsi" w:cs="Calibri"/>
+          <w:lang w:val="en-GB"/>
+        </w:rPr>
+        <w:t>, Lecture Notes in Computer Science, Cham: Springer International Publishing, 32–47, available: https://doi.org/10.1007/978-3-319-74433-9_3.</w:t>
       </w:r>
     </w:p>
     <w:p>
@@ -21544,7 +22822,7 @@
           <w:rFonts w:ascii="Calibri" w:eastAsiaTheme="minorHAnsi" w:cs="Calibri"/>
           <w:lang w:val="en-GB"/>
         </w:rPr>
-        <w:t>Kiani</w:t>
+        <w:t>Karimov</w:t>
       </w:r>
       <w:proofErr w:type="spellEnd"/>
       <w:r>
@@ -21552,7 +22830,7 @@
           <w:rFonts w:ascii="Calibri" w:eastAsiaTheme="minorHAnsi" w:cs="Calibri"/>
           <w:lang w:val="en-GB"/>
         </w:rPr>
-        <w:t xml:space="preserve">, A.A., Sarwar, A., Arshad, H., Bibi, A., Ahmad, F.B., and Ahmed, W. (2024) ‘Catalysing Monolithic to </w:t>
+        <w:t xml:space="preserve">, J., </w:t>
       </w:r>
       <w:proofErr w:type="spellStart"/>
       <w:r>
@@ -21560,7 +22838,7 @@
           <w:rFonts w:ascii="Calibri" w:eastAsiaTheme="minorHAnsi" w:cs="Calibri"/>
           <w:lang w:val="en-GB"/>
         </w:rPr>
-        <w:t>Microsevices</w:t>
+        <w:t>Rabl</w:t>
       </w:r>
       <w:proofErr w:type="spellEnd"/>
       <w:r>
@@ -21568,7 +22846,71 @@
           <w:rFonts w:ascii="Calibri" w:eastAsiaTheme="minorHAnsi" w:cs="Calibri"/>
           <w:lang w:val="en-GB"/>
         </w:rPr>
-        <w:t xml:space="preserve"> Migration: A Strategic Approach Using Refactoring and Pilot Projects’, in </w:t>
+        <w:t xml:space="preserve">, T., </w:t>
+      </w:r>
+      <w:proofErr w:type="spellStart"/>
+      <w:r>
+        <w:rPr>
+          <w:rFonts w:ascii="Calibri" w:eastAsiaTheme="minorHAnsi" w:cs="Calibri"/>
+          <w:lang w:val="en-GB"/>
+        </w:rPr>
+        <w:t>Katsifodimos</w:t>
+      </w:r>
+      <w:proofErr w:type="spellEnd"/>
+      <w:r>
+        <w:rPr>
+          <w:rFonts w:ascii="Calibri" w:eastAsiaTheme="minorHAnsi" w:cs="Calibri"/>
+          <w:lang w:val="en-GB"/>
+        </w:rPr>
+        <w:t xml:space="preserve">, A., </w:t>
+      </w:r>
+      <w:proofErr w:type="spellStart"/>
+      <w:r>
+        <w:rPr>
+          <w:rFonts w:ascii="Calibri" w:eastAsiaTheme="minorHAnsi" w:cs="Calibri"/>
+          <w:lang w:val="en-GB"/>
+        </w:rPr>
+        <w:t>Samarev</w:t>
+      </w:r>
+      <w:proofErr w:type="spellEnd"/>
+      <w:r>
+        <w:rPr>
+          <w:rFonts w:ascii="Calibri" w:eastAsiaTheme="minorHAnsi" w:cs="Calibri"/>
+          <w:lang w:val="en-GB"/>
+        </w:rPr>
+        <w:t xml:space="preserve">, R., </w:t>
+      </w:r>
+      <w:proofErr w:type="spellStart"/>
+      <w:r>
+        <w:rPr>
+          <w:rFonts w:ascii="Calibri" w:eastAsiaTheme="minorHAnsi" w:cs="Calibri"/>
+          <w:lang w:val="en-GB"/>
+        </w:rPr>
+        <w:t>Heiskanen</w:t>
+      </w:r>
+      <w:proofErr w:type="spellEnd"/>
+      <w:r>
+        <w:rPr>
+          <w:rFonts w:ascii="Calibri" w:eastAsiaTheme="minorHAnsi" w:cs="Calibri"/>
+          <w:lang w:val="en-GB"/>
+        </w:rPr>
+        <w:t xml:space="preserve">, H., and </w:t>
+      </w:r>
+      <w:proofErr w:type="spellStart"/>
+      <w:r>
+        <w:rPr>
+          <w:rFonts w:ascii="Calibri" w:eastAsiaTheme="minorHAnsi" w:cs="Calibri"/>
+          <w:lang w:val="en-GB"/>
+        </w:rPr>
+        <w:t>Markl</w:t>
+      </w:r>
+      <w:proofErr w:type="spellEnd"/>
+      <w:r>
+        <w:rPr>
+          <w:rFonts w:ascii="Calibri" w:eastAsiaTheme="minorHAnsi" w:cs="Calibri"/>
+          <w:lang w:val="en-GB"/>
+        </w:rPr>
+        <w:t xml:space="preserve">, V. (2018) ‘Benchmarking Distributed Stream Data Processing Systems’, in </w:t>
       </w:r>
       <w:r>
         <w:rPr>
@@ -21577,14 +22919,14 @@
           <w:iCs/>
           <w:lang w:val="en-GB"/>
         </w:rPr>
-        <w:t>2024 International Conference on Engineering &amp;amp; Computing Technologies (ICECT)</w:t>
-      </w:r>
-      <w:r>
-        <w:rPr>
-          <w:rFonts w:ascii="Calibri" w:eastAsiaTheme="minorHAnsi" w:cs="Calibri"/>
-          <w:lang w:val="en-GB"/>
-        </w:rPr>
-        <w:t>, Presented at the 2024 International Conference on Engineering &amp;amp; Computing Technologies (ICECT), Islamabad, Pakistan: IEEE, 1–7, available: https://doi.org/10.1109/ICECT61618.2024.10581399.</w:t>
+        <w:t>2018 IEEE 34th International Conference on Data Engineering (ICDE)</w:t>
+      </w:r>
+      <w:r>
+        <w:rPr>
+          <w:rFonts w:ascii="Calibri" w:eastAsiaTheme="minorHAnsi" w:cs="Calibri"/>
+          <w:lang w:val="en-GB"/>
+        </w:rPr>
+        <w:t>, Presented at the 2018 IEEE 34th International Conference on Data Engineering (ICDE), Paris: IEEE, 1507–1518, available: https://doi.org/10.1109/ICDE.2018.00169.</w:t>
       </w:r>
     </w:p>
     <w:p>
@@ -21595,13 +22937,20 @@
           <w:lang w:val="en-GB"/>
         </w:rPr>
       </w:pPr>
+      <w:r>
+        <w:rPr>
+          <w:rFonts w:ascii="Calibri" w:eastAsiaTheme="minorHAnsi" w:cs="Calibri"/>
+          <w:lang w:val="en-GB"/>
+        </w:rPr>
+        <w:t xml:space="preserve">Karthik Reddy </w:t>
+      </w:r>
       <w:proofErr w:type="spellStart"/>
       <w:r>
         <w:rPr>
           <w:rFonts w:ascii="Calibri" w:eastAsiaTheme="minorHAnsi" w:cs="Calibri"/>
           <w:lang w:val="en-GB"/>
         </w:rPr>
-        <w:t>Laigner</w:t>
+        <w:t>Thondalapally</w:t>
       </w:r>
       <w:proofErr w:type="spellEnd"/>
       <w:r>
@@ -21609,48 +22958,7 @@
           <w:rFonts w:ascii="Calibri" w:eastAsiaTheme="minorHAnsi" w:cs="Calibri"/>
           <w:lang w:val="en-GB"/>
         </w:rPr>
-        <w:t xml:space="preserve">, R., Almeida, A.C., </w:t>
-      </w:r>
-      <w:proofErr w:type="spellStart"/>
-      <w:r>
-        <w:rPr>
-          <w:rFonts w:ascii="Calibri" w:eastAsiaTheme="minorHAnsi" w:cs="Calibri"/>
-          <w:lang w:val="en-GB"/>
-        </w:rPr>
-        <w:t>Assunção</w:t>
-      </w:r>
-      <w:proofErr w:type="spellEnd"/>
-      <w:r>
-        <w:rPr>
-          <w:rFonts w:ascii="Calibri" w:eastAsiaTheme="minorHAnsi" w:cs="Calibri"/>
-          <w:lang w:val="en-GB"/>
-        </w:rPr>
-        <w:t>, W.K.G., and Zhou, Y. (2024) ‘An Empirical Study on Challenges of Event Management in Microservice Architectures’, available: https://doi.org/10.48550/arXiv.2408.00440.</w:t>
-      </w:r>
-    </w:p>
-    <w:p>
-      <w:pPr>
-        <w:pStyle w:val="Bibliography"/>
-        <w:rPr>
-          <w:rFonts w:ascii="Calibri" w:eastAsiaTheme="minorHAnsi" w:cs="Calibri"/>
-          <w:lang w:val="en-GB"/>
-        </w:rPr>
-      </w:pPr>
-      <w:proofErr w:type="spellStart"/>
-      <w:r>
-        <w:rPr>
-          <w:rFonts w:ascii="Calibri" w:eastAsiaTheme="minorHAnsi" w:cs="Calibri"/>
-          <w:lang w:val="en-GB"/>
-        </w:rPr>
-        <w:t>Macías</w:t>
-      </w:r>
-      <w:proofErr w:type="spellEnd"/>
-      <w:r>
-        <w:rPr>
-          <w:rFonts w:ascii="Calibri" w:eastAsiaTheme="minorHAnsi" w:cs="Calibri"/>
-          <w:lang w:val="en-GB"/>
-        </w:rPr>
-        <w:t xml:space="preserve">, A., Navarro, E., Cuesta, C.E., and Zdun, U. (2023) ‘Architecting Digital Twins Using a Domain-Driven Design-Based Approach*’, in </w:t>
+        <w:t xml:space="preserve"> (2025) ‘Event-Driven Architectures: The Foundation of Modern Distributed Systems’, </w:t>
       </w:r>
       <w:r>
         <w:rPr>
@@ -21659,14 +22967,14 @@
           <w:iCs/>
           <w:lang w:val="en-GB"/>
         </w:rPr>
-        <w:t>2023 IEEE 20th International Conference on Software Architecture (ICSA)</w:t>
-      </w:r>
-      <w:r>
-        <w:rPr>
-          <w:rFonts w:ascii="Calibri" w:eastAsiaTheme="minorHAnsi" w:cs="Calibri"/>
-          <w:lang w:val="en-GB"/>
-        </w:rPr>
-        <w:t>, Presented at the 2023 IEEE 20th International Conference on Software Architecture (ICSA), L’Aquila, Italy: IEEE, 153–163, available: https://doi.org/10.1109/ICSA56044.2023.00022.</w:t>
+        <w:t>International Journal on Science and Technology</w:t>
+      </w:r>
+      <w:r>
+        <w:rPr>
+          <w:rFonts w:ascii="Calibri" w:eastAsiaTheme="minorHAnsi" w:cs="Calibri"/>
+          <w:lang w:val="en-GB"/>
+        </w:rPr>
+        <w:t>, 16(1), 2907, available: https://doi.org/10.71097/IJSAT.v16.i1.2907.</w:t>
       </w:r>
     </w:p>
     <w:p>
@@ -21677,12 +22985,21 @@
           <w:lang w:val="en-GB"/>
         </w:rPr>
       </w:pPr>
-      <w:r>
-        <w:rPr>
-          <w:rFonts w:ascii="Calibri" w:eastAsiaTheme="minorHAnsi" w:cs="Calibri"/>
-          <w:lang w:val="en-GB"/>
-        </w:rPr>
-        <w:t xml:space="preserve">McIlroy, M.D., Pinson, E.N., and Tague, B.A. (1978) ‘UNIX Time-Sharing System: Foreword’, </w:t>
+      <w:proofErr w:type="spellStart"/>
+      <w:r>
+        <w:rPr>
+          <w:rFonts w:ascii="Calibri" w:eastAsiaTheme="minorHAnsi" w:cs="Calibri"/>
+          <w:lang w:val="en-GB"/>
+        </w:rPr>
+        <w:t>Kasaram</w:t>
+      </w:r>
+      <w:proofErr w:type="spellEnd"/>
+      <w:r>
+        <w:rPr>
+          <w:rFonts w:ascii="Calibri" w:eastAsiaTheme="minorHAnsi" w:cs="Calibri"/>
+          <w:lang w:val="en-GB"/>
+        </w:rPr>
+        <w:t xml:space="preserve">, C.R. (2023) ‘Harnessing Asynchronous Patterns with Event Driven Kafka and Microservices Architectures’, </w:t>
       </w:r>
       <w:r>
         <w:rPr>
@@ -21691,14 +23008,14 @@
           <w:iCs/>
           <w:lang w:val="en-GB"/>
         </w:rPr>
-        <w:t>Bell System Technical Journal</w:t>
-      </w:r>
-      <w:r>
-        <w:rPr>
-          <w:rFonts w:ascii="Calibri" w:eastAsiaTheme="minorHAnsi" w:cs="Calibri"/>
-          <w:lang w:val="en-GB"/>
-        </w:rPr>
-        <w:t>, 57(6), 1899–1904, available: https://doi.org/10.1002/j.1538-7305.1978.tb02135.x.</w:t>
+        <w:t>Journal of Artificial Intelligence &amp; Cloud Computing</w:t>
+      </w:r>
+      <w:r>
+        <w:rPr>
+          <w:rFonts w:ascii="Calibri" w:eastAsiaTheme="minorHAnsi" w:cs="Calibri"/>
+          <w:lang w:val="en-GB"/>
+        </w:rPr>
+        <w:t>, 2(4), 1, available: https://doi.org/10.47363/JAICC/2023(2)502.</w:t>
       </w:r>
     </w:p>
     <w:p>
@@ -21709,20 +23026,13 @@
           <w:lang w:val="en-GB"/>
         </w:rPr>
       </w:pPr>
-      <w:r>
-        <w:rPr>
-          <w:rFonts w:ascii="Calibri" w:eastAsiaTheme="minorHAnsi" w:cs="Calibri"/>
-          <w:lang w:val="en-GB"/>
-        </w:rPr>
-        <w:t xml:space="preserve">Mishra, R., Jaiswal, N., Prakash, R., and </w:t>
-      </w:r>
       <w:proofErr w:type="spellStart"/>
       <w:r>
         <w:rPr>
           <w:rFonts w:ascii="Calibri" w:eastAsiaTheme="minorHAnsi" w:cs="Calibri"/>
           <w:lang w:val="en-GB"/>
         </w:rPr>
-        <w:t>Barwal</w:t>
+        <w:t>Kiani</w:t>
       </w:r>
       <w:proofErr w:type="spellEnd"/>
       <w:r>
@@ -21730,7 +23040,23 @@
           <w:rFonts w:ascii="Calibri" w:eastAsiaTheme="minorHAnsi" w:cs="Calibri"/>
           <w:lang w:val="en-GB"/>
         </w:rPr>
-        <w:t xml:space="preserve">, P.N. (2022) ‘Transition from Monolithic to Microservices Architecture: Need and proposed pipeline’, in </w:t>
+        <w:t xml:space="preserve">, A.A., Sarwar, A., Arshad, H., Bibi, A., Ahmad, F.B., and Ahmed, W. (2024) ‘Catalysing Monolithic to </w:t>
+      </w:r>
+      <w:proofErr w:type="spellStart"/>
+      <w:r>
+        <w:rPr>
+          <w:rFonts w:ascii="Calibri" w:eastAsiaTheme="minorHAnsi" w:cs="Calibri"/>
+          <w:lang w:val="en-GB"/>
+        </w:rPr>
+        <w:t>Microsevices</w:t>
+      </w:r>
+      <w:proofErr w:type="spellEnd"/>
+      <w:r>
+        <w:rPr>
+          <w:rFonts w:ascii="Calibri" w:eastAsiaTheme="minorHAnsi" w:cs="Calibri"/>
+          <w:lang w:val="en-GB"/>
+        </w:rPr>
+        <w:t xml:space="preserve"> Migration: A Strategic Approach Using Refactoring and Pilot Projects’, in </w:t>
       </w:r>
       <w:r>
         <w:rPr>
@@ -21739,14 +23065,14 @@
           <w:iCs/>
           <w:lang w:val="en-GB"/>
         </w:rPr>
-        <w:t>2022 International Conference on Futuristic Technologies (INCOFT)</w:t>
-      </w:r>
-      <w:r>
-        <w:rPr>
-          <w:rFonts w:ascii="Calibri" w:eastAsiaTheme="minorHAnsi" w:cs="Calibri"/>
-          <w:lang w:val="en-GB"/>
-        </w:rPr>
-        <w:t>, Presented at the 2022 International Conference on Futuristic Technologies (INCOFT), Belgaum, India: IEEE, 1–6, available: https://doi.org/10.1109/INCOFT55651.2022.10094556.</w:t>
+        <w:t>2024 International Conference on Engineering &amp;amp; Computing Technologies (ICECT)</w:t>
+      </w:r>
+      <w:r>
+        <w:rPr>
+          <w:rFonts w:ascii="Calibri" w:eastAsiaTheme="minorHAnsi" w:cs="Calibri"/>
+          <w:lang w:val="en-GB"/>
+        </w:rPr>
+        <w:t>, Presented at the 2024 International Conference on Engineering &amp;amp; Computing Technologies (ICECT), Islamabad, Pakistan: IEEE, 1–7, available: https://doi.org/10.1109/ICECT61618.2024.10581399.</w:t>
       </w:r>
     </w:p>
     <w:p>
@@ -21757,12 +23083,62 @@
           <w:lang w:val="en-GB"/>
         </w:rPr>
       </w:pPr>
-      <w:r>
-        <w:rPr>
-          <w:rFonts w:ascii="Calibri" w:eastAsiaTheme="minorHAnsi" w:cs="Calibri"/>
-          <w:lang w:val="en-GB"/>
-        </w:rPr>
-        <w:t xml:space="preserve">Miyachi, C. (2021) ‘The Rise of Kubernetes’, in </w:t>
+      <w:proofErr w:type="spellStart"/>
+      <w:r>
+        <w:rPr>
+          <w:rFonts w:ascii="Calibri" w:eastAsiaTheme="minorHAnsi" w:cs="Calibri"/>
+          <w:lang w:val="en-GB"/>
+        </w:rPr>
+        <w:t>Laigner</w:t>
+      </w:r>
+      <w:proofErr w:type="spellEnd"/>
+      <w:r>
+        <w:rPr>
+          <w:rFonts w:ascii="Calibri" w:eastAsiaTheme="minorHAnsi" w:cs="Calibri"/>
+          <w:lang w:val="en-GB"/>
+        </w:rPr>
+        <w:t xml:space="preserve">, R., Almeida, A.C., </w:t>
+      </w:r>
+      <w:proofErr w:type="spellStart"/>
+      <w:r>
+        <w:rPr>
+          <w:rFonts w:ascii="Calibri" w:eastAsiaTheme="minorHAnsi" w:cs="Calibri"/>
+          <w:lang w:val="en-GB"/>
+        </w:rPr>
+        <w:t>Assunção</w:t>
+      </w:r>
+      <w:proofErr w:type="spellEnd"/>
+      <w:r>
+        <w:rPr>
+          <w:rFonts w:ascii="Calibri" w:eastAsiaTheme="minorHAnsi" w:cs="Calibri"/>
+          <w:lang w:val="en-GB"/>
+        </w:rPr>
+        <w:t>, W.K.G., and Zhou, Y. (2024) ‘An Empirical Study on Challenges of Event Management in Microservice Architectures’, available: https://doi.org/10.48550/arXiv.2408.00440.</w:t>
+      </w:r>
+    </w:p>
+    <w:p>
+      <w:pPr>
+        <w:pStyle w:val="Bibliography"/>
+        <w:rPr>
+          <w:rFonts w:ascii="Calibri" w:eastAsiaTheme="minorHAnsi" w:cs="Calibri"/>
+          <w:lang w:val="en-GB"/>
+        </w:rPr>
+      </w:pPr>
+      <w:proofErr w:type="spellStart"/>
+      <w:r>
+        <w:rPr>
+          <w:rFonts w:ascii="Calibri" w:eastAsiaTheme="minorHAnsi" w:cs="Calibri"/>
+          <w:lang w:val="en-GB"/>
+        </w:rPr>
+        <w:t>Macías</w:t>
+      </w:r>
+      <w:proofErr w:type="spellEnd"/>
+      <w:r>
+        <w:rPr>
+          <w:rFonts w:ascii="Calibri" w:eastAsiaTheme="minorHAnsi" w:cs="Calibri"/>
+          <w:lang w:val="en-GB"/>
+        </w:rPr>
+        <w:t xml:space="preserve">, A., Navarro, E., Cuesta, C.E., and Zdun, U. (2023) ‘Architecting Digital Twins Using a Domain-Driven Design-Based Approach*’, in </w:t>
       </w:r>
       <w:r>
         <w:rPr>
@@ -21771,14 +23147,14 @@
           <w:iCs/>
           <w:lang w:val="en-GB"/>
         </w:rPr>
-        <w:t>2021 Cloud Continuum</w:t>
-      </w:r>
-      <w:r>
-        <w:rPr>
-          <w:rFonts w:ascii="Calibri" w:eastAsiaTheme="minorHAnsi" w:cs="Calibri"/>
-          <w:lang w:val="en-GB"/>
-        </w:rPr>
-        <w:t>, Presented at the 2021 Cloud Continuum, Los Alamitos, CA, USA: IEEE, 1–5, available: https://doi.org/10.1109/CloudContinuum54760.2021.00002.</w:t>
+        <w:t>2023 IEEE 20th International Conference on Software Architecture (ICSA)</w:t>
+      </w:r>
+      <w:r>
+        <w:rPr>
+          <w:rFonts w:ascii="Calibri" w:eastAsiaTheme="minorHAnsi" w:cs="Calibri"/>
+          <w:lang w:val="en-GB"/>
+        </w:rPr>
+        <w:t>, Presented at the 2023 IEEE 20th International Conference on Software Architecture (ICSA), L’Aquila, Italy: IEEE, 153–163, available: https://doi.org/10.1109/ICSA56044.2023.00022.</w:t>
       </w:r>
     </w:p>
     <w:p>
@@ -21789,21 +23165,12 @@
           <w:lang w:val="en-GB"/>
         </w:rPr>
       </w:pPr>
-      <w:proofErr w:type="spellStart"/>
-      <w:r>
-        <w:rPr>
-          <w:rFonts w:ascii="Calibri" w:eastAsiaTheme="minorHAnsi" w:cs="Calibri"/>
-          <w:lang w:val="en-GB"/>
-        </w:rPr>
-        <w:t>Myllynen</w:t>
-      </w:r>
-      <w:proofErr w:type="spellEnd"/>
-      <w:r>
-        <w:rPr>
-          <w:rFonts w:ascii="Calibri" w:eastAsiaTheme="minorHAnsi" w:cs="Calibri"/>
-          <w:lang w:val="en-GB"/>
-        </w:rPr>
-        <w:t xml:space="preserve">, T., Kamau, E., Mustapha, S.D., Babatunde, G.O., and Alabi, A.A. (2023) ‘Developing a Conceptual Model for Cross-Domain Microservices Using Event-Driven and Domain-Driven Design’, </w:t>
+      <w:r>
+        <w:rPr>
+          <w:rFonts w:ascii="Calibri" w:eastAsiaTheme="minorHAnsi" w:cs="Calibri"/>
+          <w:lang w:val="en-GB"/>
+        </w:rPr>
+        <w:t xml:space="preserve">McIlroy, M.D., Pinson, E.N., and Tague, B.A. (1978) ‘UNIX Time-Sharing System: Foreword’, </w:t>
       </w:r>
       <w:r>
         <w:rPr>
@@ -21812,14 +23179,14 @@
           <w:iCs/>
           <w:lang w:val="en-GB"/>
         </w:rPr>
-        <w:t>International Journal of Multidisciplinary Research and Growth Evaluation</w:t>
-      </w:r>
-      <w:r>
-        <w:rPr>
-          <w:rFonts w:ascii="Calibri" w:eastAsiaTheme="minorHAnsi" w:cs="Calibri"/>
-          <w:lang w:val="en-GB"/>
-        </w:rPr>
-        <w:t>, 4(1), 635–638, available: https://doi.org/10.54660/.IJMRGE.2023.4.1.635-638.</w:t>
+        <w:t>Bell System Technical Journal</w:t>
+      </w:r>
+      <w:r>
+        <w:rPr>
+          <w:rFonts w:ascii="Calibri" w:eastAsiaTheme="minorHAnsi" w:cs="Calibri"/>
+          <w:lang w:val="en-GB"/>
+        </w:rPr>
+        <w:t>, 57(6), 1899–1904, available: https://doi.org/10.1002/j.1538-7305.1978.tb02135.x.</w:t>
       </w:r>
     </w:p>
     <w:p>
@@ -21830,13 +23197,20 @@
           <w:lang w:val="en-GB"/>
         </w:rPr>
       </w:pPr>
+      <w:r>
+        <w:rPr>
+          <w:rFonts w:ascii="Calibri" w:eastAsiaTheme="minorHAnsi" w:cs="Calibri"/>
+          <w:lang w:val="en-GB"/>
+        </w:rPr>
+        <w:t xml:space="preserve">Mishra, R., Jaiswal, N., Prakash, R., and </w:t>
+      </w:r>
       <w:proofErr w:type="spellStart"/>
       <w:r>
         <w:rPr>
           <w:rFonts w:ascii="Calibri" w:eastAsiaTheme="minorHAnsi" w:cs="Calibri"/>
           <w:lang w:val="en-GB"/>
         </w:rPr>
-        <w:t>Otsetova</w:t>
+        <w:t>Barwal</w:t>
       </w:r>
       <w:proofErr w:type="spellEnd"/>
       <w:r>
@@ -21844,7 +23218,7 @@
           <w:rFonts w:ascii="Calibri" w:eastAsiaTheme="minorHAnsi" w:cs="Calibri"/>
           <w:lang w:val="en-GB"/>
         </w:rPr>
-        <w:t xml:space="preserve">, A. (2019) ‘Postal Sector Transformation in Digital Economy’, </w:t>
+        <w:t xml:space="preserve">, P.N. (2022) ‘Transition from Monolithic to Microservices Architecture: Need and proposed pipeline’, in </w:t>
       </w:r>
       <w:r>
         <w:rPr>
@@ -21853,14 +23227,14 @@
           <w:iCs/>
           <w:lang w:val="en-GB"/>
         </w:rPr>
-        <w:t>International Journal</w:t>
-      </w:r>
-      <w:r>
-        <w:rPr>
-          <w:rFonts w:ascii="Calibri" w:eastAsiaTheme="minorHAnsi" w:cs="Calibri"/>
-          <w:lang w:val="en-GB"/>
-        </w:rPr>
-        <w:t>, 8(2).</w:t>
+        <w:t>2022 International Conference on Futuristic Technologies (INCOFT)</w:t>
+      </w:r>
+      <w:r>
+        <w:rPr>
+          <w:rFonts w:ascii="Calibri" w:eastAsiaTheme="minorHAnsi" w:cs="Calibri"/>
+          <w:lang w:val="en-GB"/>
+        </w:rPr>
+        <w:t>, Presented at the 2022 International Conference on Futuristic Technologies (INCOFT), Belgaum, India: IEEE, 1–6, available: https://doi.org/10.1109/INCOFT55651.2022.10094556.</w:t>
       </w:r>
     </w:p>
     <w:p>
@@ -21871,37 +23245,12 @@
           <w:lang w:val="en-GB"/>
         </w:rPr>
       </w:pPr>
-      <w:proofErr w:type="spellStart"/>
-      <w:r>
-        <w:rPr>
-          <w:rFonts w:ascii="Calibri" w:eastAsiaTheme="minorHAnsi" w:cs="Calibri"/>
-          <w:lang w:val="en-GB"/>
-        </w:rPr>
-        <w:t>Oumoussa</w:t>
-      </w:r>
-      <w:proofErr w:type="spellEnd"/>
-      <w:r>
-        <w:rPr>
-          <w:rFonts w:ascii="Calibri" w:eastAsiaTheme="minorHAnsi" w:cs="Calibri"/>
-          <w:lang w:val="en-GB"/>
-        </w:rPr>
-        <w:t xml:space="preserve">, I. and </w:t>
-      </w:r>
-      <w:proofErr w:type="spellStart"/>
-      <w:r>
-        <w:rPr>
-          <w:rFonts w:ascii="Calibri" w:eastAsiaTheme="minorHAnsi" w:cs="Calibri"/>
-          <w:lang w:val="en-GB"/>
-        </w:rPr>
-        <w:t>Saidi</w:t>
-      </w:r>
-      <w:proofErr w:type="spellEnd"/>
-      <w:r>
-        <w:rPr>
-          <w:rFonts w:ascii="Calibri" w:eastAsiaTheme="minorHAnsi" w:cs="Calibri"/>
-          <w:lang w:val="en-GB"/>
-        </w:rPr>
-        <w:t xml:space="preserve">, R. (2024) ‘Evolution of Microservices Identification in Monolith Decomposition: A Systematic Review’, </w:t>
+      <w:r>
+        <w:rPr>
+          <w:rFonts w:ascii="Calibri" w:eastAsiaTheme="minorHAnsi" w:cs="Calibri"/>
+          <w:lang w:val="en-GB"/>
+        </w:rPr>
+        <w:t xml:space="preserve">Miyachi, C. (2021) ‘The Rise of Kubernetes’, in </w:t>
       </w:r>
       <w:r>
         <w:rPr>
@@ -21910,14 +23259,14 @@
           <w:iCs/>
           <w:lang w:val="en-GB"/>
         </w:rPr>
-        <w:t>IEEE Access</w:t>
-      </w:r>
-      <w:r>
-        <w:rPr>
-          <w:rFonts w:ascii="Calibri" w:eastAsiaTheme="minorHAnsi" w:cs="Calibri"/>
-          <w:lang w:val="en-GB"/>
-        </w:rPr>
-        <w:t>, 12, 23389–23405, available: https://doi.org/10.1109/ACCESS.2024.3365079.</w:t>
+        <w:t>2021 Cloud Continuum</w:t>
+      </w:r>
+      <w:r>
+        <w:rPr>
+          <w:rFonts w:ascii="Calibri" w:eastAsiaTheme="minorHAnsi" w:cs="Calibri"/>
+          <w:lang w:val="en-GB"/>
+        </w:rPr>
+        <w:t>, Presented at the 2021 Cloud Continuum, Los Alamitos, CA, USA: IEEE, 1–5, available: https://doi.org/10.1109/CloudContinuum54760.2021.00002.</w:t>
       </w:r>
     </w:p>
     <w:p>
@@ -21934,7 +23283,8 @@
           <w:rFonts w:ascii="Calibri" w:eastAsiaTheme="minorHAnsi" w:cs="Calibri"/>
           <w:lang w:val="en-GB"/>
         </w:rPr>
-        <w:t>Pallempati</w:t>
+        <w:lastRenderedPageBreak/>
+        <w:t>Myllynen</w:t>
       </w:r>
       <w:proofErr w:type="spellEnd"/>
       <w:r>
@@ -21942,7 +23292,7 @@
           <w:rFonts w:ascii="Calibri" w:eastAsiaTheme="minorHAnsi" w:cs="Calibri"/>
           <w:lang w:val="en-GB"/>
         </w:rPr>
-        <w:t xml:space="preserve">, I., Lakshmi, D.V., and Das, M.S. (2024) ‘Handwritten Character Recognition and Vehicle Number Recognition using OCR Method’, in </w:t>
+        <w:t xml:space="preserve">, T., Kamau, E., Mustapha, S.D., Babatunde, G.O., and Alabi, A.A. (2023) ‘Developing a Conceptual Model for Cross-Domain Microservices Using Event-Driven and Domain-Driven Design’, </w:t>
       </w:r>
       <w:r>
         <w:rPr>
@@ -21951,14 +23301,14 @@
           <w:iCs/>
           <w:lang w:val="en-GB"/>
         </w:rPr>
-        <w:t>2024 Third International Conference on Trends in Electrical, Electronics, and Computer Engineering (TEECCON)</w:t>
-      </w:r>
-      <w:r>
-        <w:rPr>
-          <w:rFonts w:ascii="Calibri" w:eastAsiaTheme="minorHAnsi" w:cs="Calibri"/>
-          <w:lang w:val="en-GB"/>
-        </w:rPr>
-        <w:t>, Presented at the 2024 Third International Conference on Trends in Electrical, Electronics, and Computer Engineering (TEECCON), Bangalore, India: IEEE, 41–45, available: https://doi.org/10.1109/TEECCON64024.2024.10939189.</w:t>
+        <w:t>International Journal of Multidisciplinary Research and Growth Evaluation</w:t>
+      </w:r>
+      <w:r>
+        <w:rPr>
+          <w:rFonts w:ascii="Calibri" w:eastAsiaTheme="minorHAnsi" w:cs="Calibri"/>
+          <w:lang w:val="en-GB"/>
+        </w:rPr>
+        <w:t>, 4(1), 635–638, available: https://doi.org/10.54660/.IJMRGE.2023.4.1.635-638.</w:t>
       </w:r>
     </w:p>
     <w:p>
@@ -21975,7 +23325,7 @@
           <w:rFonts w:ascii="Calibri" w:eastAsiaTheme="minorHAnsi" w:cs="Calibri"/>
           <w:lang w:val="en-GB"/>
         </w:rPr>
-        <w:t>Platunina</w:t>
+        <w:t>Otsetova</w:t>
       </w:r>
       <w:proofErr w:type="spellEnd"/>
       <w:r>
@@ -21983,39 +23333,7 @@
           <w:rFonts w:ascii="Calibri" w:eastAsiaTheme="minorHAnsi" w:cs="Calibri"/>
           <w:lang w:val="en-GB"/>
         </w:rPr>
-        <w:t xml:space="preserve">, G.P., </w:t>
-      </w:r>
-      <w:proofErr w:type="spellStart"/>
-      <w:r>
-        <w:rPr>
-          <w:rFonts w:ascii="Calibri" w:eastAsiaTheme="minorHAnsi" w:cs="Calibri"/>
-          <w:lang w:val="en-GB"/>
-        </w:rPr>
-        <w:t>Salutina</w:t>
-      </w:r>
-      <w:proofErr w:type="spellEnd"/>
-      <w:r>
-        <w:rPr>
-          <w:rFonts w:ascii="Calibri" w:eastAsiaTheme="minorHAnsi" w:cs="Calibri"/>
-          <w:lang w:val="en-GB"/>
-        </w:rPr>
-        <w:t xml:space="preserve">, T.Y., </w:t>
-      </w:r>
-      <w:proofErr w:type="spellStart"/>
-      <w:r>
-        <w:rPr>
-          <w:rFonts w:ascii="Calibri" w:eastAsiaTheme="minorHAnsi" w:cs="Calibri"/>
-          <w:lang w:val="en-GB"/>
-        </w:rPr>
-        <w:t>Gnezdova</w:t>
-      </w:r>
-      <w:proofErr w:type="spellEnd"/>
-      <w:r>
-        <w:rPr>
-          <w:rFonts w:ascii="Calibri" w:eastAsiaTheme="minorHAnsi" w:cs="Calibri"/>
-          <w:lang w:val="en-GB"/>
-        </w:rPr>
-        <w:t xml:space="preserve">, Y.V., and Frank, I.A. (2025) ‘Technological controlling: digital transformation of management decisions’, in </w:t>
+        <w:t xml:space="preserve">, A. (2019) ‘Postal Sector Transformation in Digital Economy’, </w:t>
       </w:r>
       <w:r>
         <w:rPr>
@@ -22024,7 +23342,55 @@
           <w:iCs/>
           <w:lang w:val="en-GB"/>
         </w:rPr>
-        <w:t xml:space="preserve">2025 International Conference on Engineering </w:t>
+        <w:t>International Journal</w:t>
+      </w:r>
+      <w:r>
+        <w:rPr>
+          <w:rFonts w:ascii="Calibri" w:eastAsiaTheme="minorHAnsi" w:cs="Calibri"/>
+          <w:lang w:val="en-GB"/>
+        </w:rPr>
+        <w:t>, 8(2).</w:t>
+      </w:r>
+    </w:p>
+    <w:p>
+      <w:pPr>
+        <w:pStyle w:val="Bibliography"/>
+        <w:rPr>
+          <w:rFonts w:ascii="Calibri" w:eastAsiaTheme="minorHAnsi" w:cs="Calibri"/>
+          <w:lang w:val="en-GB"/>
+        </w:rPr>
+      </w:pPr>
+      <w:proofErr w:type="spellStart"/>
+      <w:r>
+        <w:rPr>
+          <w:rFonts w:ascii="Calibri" w:eastAsiaTheme="minorHAnsi" w:cs="Calibri"/>
+          <w:lang w:val="en-GB"/>
+        </w:rPr>
+        <w:t>Oumoussa</w:t>
+      </w:r>
+      <w:proofErr w:type="spellEnd"/>
+      <w:r>
+        <w:rPr>
+          <w:rFonts w:ascii="Calibri" w:eastAsiaTheme="minorHAnsi" w:cs="Calibri"/>
+          <w:lang w:val="en-GB"/>
+        </w:rPr>
+        <w:t xml:space="preserve">, I. and </w:t>
+      </w:r>
+      <w:proofErr w:type="spellStart"/>
+      <w:r>
+        <w:rPr>
+          <w:rFonts w:ascii="Calibri" w:eastAsiaTheme="minorHAnsi" w:cs="Calibri"/>
+          <w:lang w:val="en-GB"/>
+        </w:rPr>
+        <w:t>Saidi</w:t>
+      </w:r>
+      <w:proofErr w:type="spellEnd"/>
+      <w:r>
+        <w:rPr>
+          <w:rFonts w:ascii="Calibri" w:eastAsiaTheme="minorHAnsi" w:cs="Calibri"/>
+          <w:lang w:val="en-GB"/>
+        </w:rPr>
+        <w:t xml:space="preserve">, R. (2024) ‘Evolution of Microservices Identification in Monolith Decomposition: A Systematic Review’, </w:t>
       </w:r>
       <w:r>
         <w:rPr>
@@ -22033,15 +23399,14 @@
           <w:iCs/>
           <w:lang w:val="en-GB"/>
         </w:rPr>
-        <w:lastRenderedPageBreak/>
-        <w:t>Management of Communication and Technology (EMCTECH)</w:t>
-      </w:r>
-      <w:r>
-        <w:rPr>
-          <w:rFonts w:ascii="Calibri" w:eastAsiaTheme="minorHAnsi" w:cs="Calibri"/>
-          <w:lang w:val="en-GB"/>
-        </w:rPr>
-        <w:t>, Presented at the 2025 International Conference on Engineering Management of Communication and Technology (EMCTECH), Vienna, Austria: IEEE, 1–5, available: https://doi.org/10.1109/EMCTECH65814.2025.11220558.</w:t>
+        <w:t>IEEE Access</w:t>
+      </w:r>
+      <w:r>
+        <w:rPr>
+          <w:rFonts w:ascii="Calibri" w:eastAsiaTheme="minorHAnsi" w:cs="Calibri"/>
+          <w:lang w:val="en-GB"/>
+        </w:rPr>
+        <w:t>, 12, 23389–23405, available: https://doi.org/10.1109/ACCESS.2024.3365079.</w:t>
       </w:r>
     </w:p>
     <w:p>
@@ -22052,12 +23417,21 @@
           <w:lang w:val="en-GB"/>
         </w:rPr>
       </w:pPr>
-      <w:r>
-        <w:rPr>
-          <w:rFonts w:ascii="Calibri" w:eastAsiaTheme="minorHAnsi" w:cs="Calibri"/>
-          <w:lang w:val="en-GB"/>
-        </w:rPr>
-        <w:t xml:space="preserve">Qi, J., Li, S., Wang, H., Yuan, S., Li, P., Qian, H., Liu, Z., and He, X. (2023) ‘Critical System Design Based on High Availability Cluster Technology’, in </w:t>
+      <w:proofErr w:type="spellStart"/>
+      <w:r>
+        <w:rPr>
+          <w:rFonts w:ascii="Calibri" w:eastAsiaTheme="minorHAnsi" w:cs="Calibri"/>
+          <w:lang w:val="en-GB"/>
+        </w:rPr>
+        <w:t>Pallempati</w:t>
+      </w:r>
+      <w:proofErr w:type="spellEnd"/>
+      <w:r>
+        <w:rPr>
+          <w:rFonts w:ascii="Calibri" w:eastAsiaTheme="minorHAnsi" w:cs="Calibri"/>
+          <w:lang w:val="en-GB"/>
+        </w:rPr>
+        <w:t xml:space="preserve">, I., Lakshmi, D.V., and Das, M.S. (2024) ‘Handwritten Character Recognition and Vehicle Number Recognition using OCR Method’, in </w:t>
       </w:r>
       <w:r>
         <w:rPr>
@@ -22066,14 +23440,14 @@
           <w:iCs/>
           <w:lang w:val="en-GB"/>
         </w:rPr>
-        <w:t>2023 4th International Conference on Big Data &amp; Artificial Intelligence &amp; Software Engineering (ICBASE)</w:t>
-      </w:r>
-      <w:r>
-        <w:rPr>
-          <w:rFonts w:ascii="Calibri" w:eastAsiaTheme="minorHAnsi" w:cs="Calibri"/>
-          <w:lang w:val="en-GB"/>
-        </w:rPr>
-        <w:t>, Presented at the 2023 4th International Conference on Big Data &amp; Artificial Intelligence &amp; Software Engineering (ICBASE), Nanjing, China: IEEE, 439–443, available: https://doi.org/10.1109/ICBASE59196.2023.10303051.</w:t>
+        <w:t>2024 Third International Conference on Trends in Electrical, Electronics, and Computer Engineering (TEECCON)</w:t>
+      </w:r>
+      <w:r>
+        <w:rPr>
+          <w:rFonts w:ascii="Calibri" w:eastAsiaTheme="minorHAnsi" w:cs="Calibri"/>
+          <w:lang w:val="en-GB"/>
+        </w:rPr>
+        <w:t>, Presented at the 2024 Third International Conference on Trends in Electrical, Electronics, and Computer Engineering (TEECCON), Bangalore, India: IEEE, 41–45, available: https://doi.org/10.1109/TEECCON64024.2024.10939189.</w:t>
       </w:r>
     </w:p>
     <w:p>
@@ -22090,7 +23464,7 @@
           <w:rFonts w:ascii="Calibri" w:eastAsiaTheme="minorHAnsi" w:cs="Calibri"/>
           <w:lang w:val="en-GB"/>
         </w:rPr>
-        <w:t>Samambet</w:t>
+        <w:t>Platunina</w:t>
       </w:r>
       <w:proofErr w:type="spellEnd"/>
       <w:r>
@@ -22098,7 +23472,7 @@
           <w:rFonts w:ascii="Calibri" w:eastAsiaTheme="minorHAnsi" w:cs="Calibri"/>
           <w:lang w:val="en-GB"/>
         </w:rPr>
-        <w:t xml:space="preserve">, M. and </w:t>
+        <w:t xml:space="preserve">, G.P., </w:t>
       </w:r>
       <w:proofErr w:type="spellStart"/>
       <w:r>
@@ -22106,7 +23480,7 @@
           <w:rFonts w:ascii="Calibri" w:eastAsiaTheme="minorHAnsi" w:cs="Calibri"/>
           <w:lang w:val="en-GB"/>
         </w:rPr>
-        <w:t>Khouangvichit</w:t>
+        <w:t>Salutina</w:t>
       </w:r>
       <w:proofErr w:type="spellEnd"/>
       <w:r>
@@ -22114,7 +23488,23 @@
           <w:rFonts w:ascii="Calibri" w:eastAsiaTheme="minorHAnsi" w:cs="Calibri"/>
           <w:lang w:val="en-GB"/>
         </w:rPr>
-        <w:t xml:space="preserve">, C. (2025) ‘OUTSMARTING THE HURDLES TO DIGITALIZING THE POSTAL SECTOR: THE CASE OF DEUTSCHE POST, POSTE ITALIANE, AND ROYAL MAIL’, </w:t>
+        <w:t xml:space="preserve">, T.Y., </w:t>
+      </w:r>
+      <w:proofErr w:type="spellStart"/>
+      <w:r>
+        <w:rPr>
+          <w:rFonts w:ascii="Calibri" w:eastAsiaTheme="minorHAnsi" w:cs="Calibri"/>
+          <w:lang w:val="en-GB"/>
+        </w:rPr>
+        <w:t>Gnezdova</w:t>
+      </w:r>
+      <w:proofErr w:type="spellEnd"/>
+      <w:r>
+        <w:rPr>
+          <w:rFonts w:ascii="Calibri" w:eastAsiaTheme="minorHAnsi" w:cs="Calibri"/>
+          <w:lang w:val="en-GB"/>
+        </w:rPr>
+        <w:t xml:space="preserve">, Y.V., and Frank, I.A. (2025) ‘Technological controlling: digital transformation of management decisions’, in </w:t>
       </w:r>
       <w:r>
         <w:rPr>
@@ -22123,14 +23513,14 @@
           <w:iCs/>
           <w:lang w:val="en-GB"/>
         </w:rPr>
-        <w:t>International Journal of Professional Business Review</w:t>
-      </w:r>
-      <w:r>
-        <w:rPr>
-          <w:rFonts w:ascii="Calibri" w:eastAsiaTheme="minorHAnsi" w:cs="Calibri"/>
-          <w:lang w:val="en-GB"/>
-        </w:rPr>
-        <w:t>, 10(3), e05355, available: https://doi.org/10.26668/businessreview/2025.v10i3.5355.</w:t>
+        <w:t>2025 International Conference on Engineering Management of Communication and Technology (EMCTECH)</w:t>
+      </w:r>
+      <w:r>
+        <w:rPr>
+          <w:rFonts w:ascii="Calibri" w:eastAsiaTheme="minorHAnsi" w:cs="Calibri"/>
+          <w:lang w:val="en-GB"/>
+        </w:rPr>
+        <w:t>, Presented at the 2025 International Conference on Engineering Management of Communication and Technology (EMCTECH), Vienna, Austria: IEEE, 1–5, available: https://doi.org/10.1109/EMCTECH65814.2025.11220558.</w:t>
       </w:r>
     </w:p>
     <w:p>
@@ -22141,20 +23531,13 @@
           <w:lang w:val="en-GB"/>
         </w:rPr>
       </w:pPr>
-      <w:r>
-        <w:rPr>
-          <w:rFonts w:ascii="Calibri" w:eastAsiaTheme="minorHAnsi" w:cs="Calibri"/>
-          <w:lang w:val="en-GB"/>
-        </w:rPr>
-        <w:t xml:space="preserve">Saxena, A., Singh, S., Prakash, S., Yang, T., and Rathore, R.S. (2024) ‘DevOps Automation Pipeline Deployment with </w:t>
-      </w:r>
       <w:proofErr w:type="spellStart"/>
       <w:r>
         <w:rPr>
           <w:rFonts w:ascii="Calibri" w:eastAsiaTheme="minorHAnsi" w:cs="Calibri"/>
           <w:lang w:val="en-GB"/>
         </w:rPr>
-        <w:t>IaC</w:t>
+        <w:t>Prakasha</w:t>
       </w:r>
       <w:proofErr w:type="spellEnd"/>
       <w:r>
@@ -22162,7 +23545,23 @@
           <w:rFonts w:ascii="Calibri" w:eastAsiaTheme="minorHAnsi" w:cs="Calibri"/>
           <w:lang w:val="en-GB"/>
         </w:rPr>
-        <w:t xml:space="preserve"> (Infrastructure as Code)’, in </w:t>
+        <w:t xml:space="preserve">, A., R, A., H V, A., </w:t>
+      </w:r>
+      <w:proofErr w:type="spellStart"/>
+      <w:r>
+        <w:rPr>
+          <w:rFonts w:ascii="Calibri" w:eastAsiaTheme="minorHAnsi" w:cs="Calibri"/>
+          <w:lang w:val="en-GB"/>
+        </w:rPr>
+        <w:t>Auradkar</w:t>
+      </w:r>
+      <w:proofErr w:type="spellEnd"/>
+      <w:r>
+        <w:rPr>
+          <w:rFonts w:ascii="Calibri" w:eastAsiaTheme="minorHAnsi" w:cs="Calibri"/>
+          <w:lang w:val="en-GB"/>
+        </w:rPr>
+        <w:t xml:space="preserve">, P.K., and Rani, R. (2026) ‘Event Sourcing with Kafka Streams: A Comprehensive Benchmark Against CRUD for Financial Workloads’, in </w:t>
       </w:r>
       <w:r>
         <w:rPr>
@@ -22171,7 +23570,7 @@
           <w:iCs/>
           <w:lang w:val="en-GB"/>
         </w:rPr>
-        <w:t xml:space="preserve">2024 IEEE </w:t>
+        <w:t xml:space="preserve">2026 18th International Conference on </w:t>
       </w:r>
       <w:proofErr w:type="spellStart"/>
       <w:r>
@@ -22181,7 +23580,7 @@
           <w:iCs/>
           <w:lang w:val="en-GB"/>
         </w:rPr>
-        <w:t>Silchar</w:t>
+        <w:t>COMmunication</w:t>
       </w:r>
       <w:proofErr w:type="spellEnd"/>
       <w:r>
@@ -22191,104 +23590,9 @@
           <w:iCs/>
           <w:lang w:val="en-GB"/>
         </w:rPr>
-        <w:t xml:space="preserve"> Subsection Conference (SILCON 2024)</w:t>
-      </w:r>
-      <w:r>
-        <w:rPr>
-          <w:rFonts w:ascii="Calibri" w:eastAsiaTheme="minorHAnsi" w:cs="Calibri"/>
-          <w:lang w:val="en-GB"/>
-        </w:rPr>
-        <w:t xml:space="preserve">, Presented at the 2024 IEEE </w:t>
+        <w:t xml:space="preserve"> Systems and </w:t>
       </w:r>
       <w:proofErr w:type="spellStart"/>
-      <w:r>
-        <w:rPr>
-          <w:rFonts w:ascii="Calibri" w:eastAsiaTheme="minorHAnsi" w:cs="Calibri"/>
-          <w:lang w:val="en-GB"/>
-        </w:rPr>
-        <w:t>Silchar</w:t>
-      </w:r>
-      <w:proofErr w:type="spellEnd"/>
-      <w:r>
-        <w:rPr>
-          <w:rFonts w:ascii="Calibri" w:eastAsiaTheme="minorHAnsi" w:cs="Calibri"/>
-          <w:lang w:val="en-GB"/>
-        </w:rPr>
-        <w:t xml:space="preserve"> Subsection Conference (SILCON), Agartala, India: IEEE, 1–6, available: https://doi.org/10.1109/SILCON63976.2024.10910699.</w:t>
-      </w:r>
-    </w:p>
-    <w:p>
-      <w:pPr>
-        <w:pStyle w:val="Bibliography"/>
-        <w:rPr>
-          <w:rFonts w:ascii="Calibri" w:eastAsiaTheme="minorHAnsi" w:cs="Calibri"/>
-          <w:lang w:val="en-GB"/>
-        </w:rPr>
-      </w:pPr>
-      <w:proofErr w:type="spellStart"/>
-      <w:r>
-        <w:rPr>
-          <w:rFonts w:ascii="Calibri" w:eastAsiaTheme="minorHAnsi" w:cs="Calibri"/>
-          <w:lang w:val="en-GB"/>
-        </w:rPr>
-        <w:t>Sharavova</w:t>
-      </w:r>
-      <w:proofErr w:type="spellEnd"/>
-      <w:r>
-        <w:rPr>
-          <w:rFonts w:ascii="Calibri" w:eastAsiaTheme="minorHAnsi" w:cs="Calibri"/>
-          <w:lang w:val="en-GB"/>
-        </w:rPr>
-        <w:t xml:space="preserve">, O.I., </w:t>
-      </w:r>
-      <w:proofErr w:type="spellStart"/>
-      <w:r>
-        <w:rPr>
-          <w:rFonts w:ascii="Calibri" w:eastAsiaTheme="minorHAnsi" w:cs="Calibri"/>
-          <w:lang w:val="en-GB"/>
-        </w:rPr>
-        <w:t>Sharavova</w:t>
-      </w:r>
-      <w:proofErr w:type="spellEnd"/>
-      <w:r>
-        <w:rPr>
-          <w:rFonts w:ascii="Calibri" w:eastAsiaTheme="minorHAnsi" w:cs="Calibri"/>
-          <w:lang w:val="en-GB"/>
-        </w:rPr>
-        <w:t xml:space="preserve">, M.M., </w:t>
-      </w:r>
-      <w:proofErr w:type="spellStart"/>
-      <w:r>
-        <w:rPr>
-          <w:rFonts w:ascii="Calibri" w:eastAsiaTheme="minorHAnsi" w:cs="Calibri"/>
-          <w:lang w:val="en-GB"/>
-        </w:rPr>
-        <w:t>Kuzovkova</w:t>
-      </w:r>
-      <w:proofErr w:type="spellEnd"/>
-      <w:r>
-        <w:rPr>
-          <w:rFonts w:ascii="Calibri" w:eastAsiaTheme="minorHAnsi" w:cs="Calibri"/>
-          <w:lang w:val="en-GB"/>
-        </w:rPr>
-        <w:t xml:space="preserve">, T.A., and </w:t>
-      </w:r>
-      <w:proofErr w:type="spellStart"/>
-      <w:r>
-        <w:rPr>
-          <w:rFonts w:ascii="Calibri" w:eastAsiaTheme="minorHAnsi" w:cs="Calibri"/>
-          <w:lang w:val="en-GB"/>
-        </w:rPr>
-        <w:t>Zholtikova</w:t>
-      </w:r>
-      <w:proofErr w:type="spellEnd"/>
-      <w:r>
-        <w:rPr>
-          <w:rFonts w:ascii="Calibri" w:eastAsiaTheme="minorHAnsi" w:cs="Calibri"/>
-          <w:lang w:val="en-GB"/>
-        </w:rPr>
-        <w:t xml:space="preserve">, P.A. (2025) ‘Digital Transformation and the Evolution of its Socio-Economic Consequences’, in </w:t>
-      </w:r>
       <w:r>
         <w:rPr>
           <w:rFonts w:ascii="Calibri" w:eastAsiaTheme="minorHAnsi" w:cs="Calibri"/>
@@ -22296,31 +23600,9 @@
           <w:iCs/>
           <w:lang w:val="en-GB"/>
         </w:rPr>
-        <w:t>2025 International Conference on Engineering Management of Communication and Technology (EMCTECH)</w:t>
-      </w:r>
-      <w:r>
-        <w:rPr>
-          <w:rFonts w:ascii="Calibri" w:eastAsiaTheme="minorHAnsi" w:cs="Calibri"/>
-          <w:lang w:val="en-GB"/>
-        </w:rPr>
-        <w:t>, Presented at the 2025 International Conference on Engineering Management of Communication and Technology (EMCTECH), Vienna, Austria: IEEE, 1–6, available: https://doi.org/10.1109/EMCTECH65814.2025.11220588.</w:t>
-      </w:r>
-    </w:p>
-    <w:p>
-      <w:pPr>
-        <w:pStyle w:val="Bibliography"/>
-        <w:rPr>
-          <w:rFonts w:ascii="Calibri" w:eastAsiaTheme="minorHAnsi" w:cs="Calibri"/>
-          <w:lang w:val="en-GB"/>
-        </w:rPr>
-      </w:pPr>
-      <w:r>
-        <w:rPr>
-          <w:rFonts w:ascii="Calibri" w:eastAsiaTheme="minorHAnsi" w:cs="Calibri"/>
-          <w:lang w:val="en-GB"/>
-        </w:rPr>
-        <w:t xml:space="preserve">Solanki, J.M. (2026) ‘AI Driven Multi Cloud Strategies for Financial Services: Ensuring High Availability with AWS and Kubernetes’, in </w:t>
-      </w:r>
+        <w:t>NETworks</w:t>
+      </w:r>
+      <w:proofErr w:type="spellEnd"/>
       <w:r>
         <w:rPr>
           <w:rFonts w:ascii="Calibri" w:eastAsiaTheme="minorHAnsi" w:cs="Calibri"/>
@@ -22328,14 +23610,46 @@
           <w:iCs/>
           <w:lang w:val="en-GB"/>
         </w:rPr>
-        <w:t>2026 IEEE 5th International Conference on AI in Cybersecurity (ICAIC)</w:t>
-      </w:r>
-      <w:r>
-        <w:rPr>
-          <w:rFonts w:ascii="Calibri" w:eastAsiaTheme="minorHAnsi" w:cs="Calibri"/>
-          <w:lang w:val="en-GB"/>
-        </w:rPr>
-        <w:t>, Presented at the 2026 IEEE 5th International Conference on AI in Cybersecurity (ICAIC), Houston, TX, USA: IEEE, 1–5, available: https://doi.org/10.1109/ICAIC67076.2026.11395684.</w:t>
+        <w:t xml:space="preserve"> (COMSNETS)</w:t>
+      </w:r>
+      <w:r>
+        <w:rPr>
+          <w:rFonts w:ascii="Calibri" w:eastAsiaTheme="minorHAnsi" w:cs="Calibri"/>
+          <w:lang w:val="en-GB"/>
+        </w:rPr>
+        <w:t xml:space="preserve">, Presented at the 2026 18th International Conference on </w:t>
+      </w:r>
+      <w:proofErr w:type="spellStart"/>
+      <w:r>
+        <w:rPr>
+          <w:rFonts w:ascii="Calibri" w:eastAsiaTheme="minorHAnsi" w:cs="Calibri"/>
+          <w:lang w:val="en-GB"/>
+        </w:rPr>
+        <w:t>COMmunication</w:t>
+      </w:r>
+      <w:proofErr w:type="spellEnd"/>
+      <w:r>
+        <w:rPr>
+          <w:rFonts w:ascii="Calibri" w:eastAsiaTheme="minorHAnsi" w:cs="Calibri"/>
+          <w:lang w:val="en-GB"/>
+        </w:rPr>
+        <w:t xml:space="preserve"> Systems and </w:t>
+      </w:r>
+      <w:proofErr w:type="spellStart"/>
+      <w:r>
+        <w:rPr>
+          <w:rFonts w:ascii="Calibri" w:eastAsiaTheme="minorHAnsi" w:cs="Calibri"/>
+          <w:lang w:val="en-GB"/>
+        </w:rPr>
+        <w:t>NETworks</w:t>
+      </w:r>
+      <w:proofErr w:type="spellEnd"/>
+      <w:r>
+        <w:rPr>
+          <w:rFonts w:ascii="Calibri" w:eastAsiaTheme="minorHAnsi" w:cs="Calibri"/>
+          <w:lang w:val="en-GB"/>
+        </w:rPr>
+        <w:t xml:space="preserve"> (COMSNETS), Bengaluru, India: IEEE, 1190–1194, available: https://doi.org/10.1109/COMSNETS67989.2026.11418216.</w:t>
       </w:r>
     </w:p>
     <w:p>
@@ -22346,53 +23660,12 @@
           <w:lang w:val="en-GB"/>
         </w:rPr>
       </w:pPr>
-      <w:proofErr w:type="spellStart"/>
-      <w:r>
-        <w:rPr>
-          <w:rFonts w:ascii="Calibri" w:eastAsiaTheme="minorHAnsi" w:cs="Calibri"/>
-          <w:lang w:val="en-GB"/>
-        </w:rPr>
-        <w:t>Tcukanova</w:t>
-      </w:r>
-      <w:proofErr w:type="spellEnd"/>
-      <w:r>
-        <w:rPr>
-          <w:rFonts w:ascii="Calibri" w:eastAsiaTheme="minorHAnsi" w:cs="Calibri"/>
-          <w:lang w:val="en-GB"/>
-        </w:rPr>
-        <w:t xml:space="preserve">, O.A., Torosyan, E.K., </w:t>
-      </w:r>
-      <w:proofErr w:type="spellStart"/>
-      <w:r>
-        <w:rPr>
-          <w:rFonts w:ascii="Calibri" w:eastAsiaTheme="minorHAnsi" w:cs="Calibri"/>
-          <w:lang w:val="en-GB"/>
-        </w:rPr>
-        <w:t>Kiykova</w:t>
-      </w:r>
-      <w:proofErr w:type="spellEnd"/>
-      <w:r>
-        <w:rPr>
-          <w:rFonts w:ascii="Calibri" w:eastAsiaTheme="minorHAnsi" w:cs="Calibri"/>
-          <w:lang w:val="en-GB"/>
-        </w:rPr>
-        <w:t xml:space="preserve">, D.A., and </w:t>
-      </w:r>
-      <w:proofErr w:type="spellStart"/>
-      <w:r>
-        <w:rPr>
-          <w:rFonts w:ascii="Calibri" w:eastAsiaTheme="minorHAnsi" w:cs="Calibri"/>
-          <w:lang w:val="en-GB"/>
-        </w:rPr>
-        <w:t>Panteleev</w:t>
-      </w:r>
-      <w:proofErr w:type="spellEnd"/>
-      <w:r>
-        <w:rPr>
-          <w:rFonts w:ascii="Calibri" w:eastAsiaTheme="minorHAnsi" w:cs="Calibri"/>
-          <w:lang w:val="en-GB"/>
-        </w:rPr>
-        <w:t xml:space="preserve">, M.V. (2022) ‘Features of Managing the Digital Transformation of Medical Institutions’, in </w:t>
+      <w:r>
+        <w:rPr>
+          <w:rFonts w:ascii="Calibri" w:eastAsiaTheme="minorHAnsi" w:cs="Calibri"/>
+          <w:lang w:val="en-GB"/>
+        </w:rPr>
+        <w:t xml:space="preserve">Qi, J., Li, S., Wang, H., Yuan, S., Li, P., Qian, H., Liu, Z., and He, X. (2023) ‘Critical System Design Based on High Availability Cluster Technology’, in </w:t>
       </w:r>
       <w:r>
         <w:rPr>
@@ -22401,14 +23674,14 @@
           <w:iCs/>
           <w:lang w:val="en-GB"/>
         </w:rPr>
-        <w:t>2022 International Conference on Quality Management, Transport and Information Security, Information Technologies (IT&amp;QM&amp;IS)</w:t>
-      </w:r>
-      <w:r>
-        <w:rPr>
-          <w:rFonts w:ascii="Calibri" w:eastAsiaTheme="minorHAnsi" w:cs="Calibri"/>
-          <w:lang w:val="en-GB"/>
-        </w:rPr>
-        <w:t>, Presented at the 2022 International Conference on Quality Management, Transport and Information Security, Information Technologies (IT&amp;QM&amp;IS), Saint Petersburg, Russian Federation: IEEE, 258–261, available: https://doi.org/10.1109/ITQMIS56172.2022.9976813.</w:t>
+        <w:t>2023 4th International Conference on Big Data &amp; Artificial Intelligence &amp; Software Engineering (ICBASE)</w:t>
+      </w:r>
+      <w:r>
+        <w:rPr>
+          <w:rFonts w:ascii="Calibri" w:eastAsiaTheme="minorHAnsi" w:cs="Calibri"/>
+          <w:lang w:val="en-GB"/>
+        </w:rPr>
+        <w:t>, Presented at the 2023 4th International Conference on Big Data &amp; Artificial Intelligence &amp; Software Engineering (ICBASE), Nanjing, China: IEEE, 439–443, available: https://doi.org/10.1109/ICBASE59196.2023.10303051.</w:t>
       </w:r>
     </w:p>
     <w:p>
@@ -22419,12 +23692,37 @@
           <w:lang w:val="en-GB"/>
         </w:rPr>
       </w:pPr>
-      <w:r>
-        <w:rPr>
-          <w:rFonts w:ascii="Calibri" w:eastAsiaTheme="minorHAnsi" w:cs="Calibri"/>
-          <w:lang w:val="en-GB"/>
-        </w:rPr>
-        <w:t xml:space="preserve">The Open Group (2022a) </w:t>
+      <w:proofErr w:type="spellStart"/>
+      <w:r>
+        <w:rPr>
+          <w:rFonts w:ascii="Calibri" w:eastAsiaTheme="minorHAnsi" w:cs="Calibri"/>
+          <w:lang w:val="en-GB"/>
+        </w:rPr>
+        <w:t>Samambet</w:t>
+      </w:r>
+      <w:proofErr w:type="spellEnd"/>
+      <w:r>
+        <w:rPr>
+          <w:rFonts w:ascii="Calibri" w:eastAsiaTheme="minorHAnsi" w:cs="Calibri"/>
+          <w:lang w:val="en-GB"/>
+        </w:rPr>
+        <w:t xml:space="preserve">, M. and </w:t>
+      </w:r>
+      <w:proofErr w:type="spellStart"/>
+      <w:r>
+        <w:rPr>
+          <w:rFonts w:ascii="Calibri" w:eastAsiaTheme="minorHAnsi" w:cs="Calibri"/>
+          <w:lang w:val="en-GB"/>
+        </w:rPr>
+        <w:t>Khouangvichit</w:t>
+      </w:r>
+      <w:proofErr w:type="spellEnd"/>
+      <w:r>
+        <w:rPr>
+          <w:rFonts w:ascii="Calibri" w:eastAsiaTheme="minorHAnsi" w:cs="Calibri"/>
+          <w:lang w:val="en-GB"/>
+        </w:rPr>
+        <w:t xml:space="preserve">, C. (2025) ‘OUTSMARTING THE HURDLES TO DIGITALIZING THE POSTAL SECTOR: THE CASE OF DEUTSCHE POST, POSTE ITALIANE, AND ROYAL MAIL’, </w:t>
       </w:r>
       <w:r>
         <w:rPr>
@@ -22433,14 +23731,30 @@
           <w:iCs/>
           <w:lang w:val="en-GB"/>
         </w:rPr>
-        <w:t>TOGAF® Standard – Introduction and Core Concepts</w:t>
-      </w:r>
-      <w:r>
-        <w:rPr>
-          <w:rFonts w:ascii="Calibri" w:eastAsiaTheme="minorHAnsi" w:cs="Calibri"/>
-          <w:lang w:val="en-GB"/>
-        </w:rPr>
-        <w:t xml:space="preserve">, 10th </w:t>
+        <w:t>International Journal of Professional Business Review</w:t>
+      </w:r>
+      <w:r>
+        <w:rPr>
+          <w:rFonts w:ascii="Calibri" w:eastAsiaTheme="minorHAnsi" w:cs="Calibri"/>
+          <w:lang w:val="en-GB"/>
+        </w:rPr>
+        <w:t>, 10(3), e05355, available: https://doi.org/10.26668/businessreview/2025.v10i3.5355.</w:t>
+      </w:r>
+    </w:p>
+    <w:p>
+      <w:pPr>
+        <w:pStyle w:val="Bibliography"/>
+        <w:rPr>
+          <w:rFonts w:ascii="Calibri" w:eastAsiaTheme="minorHAnsi" w:cs="Calibri"/>
+          <w:lang w:val="en-GB"/>
+        </w:rPr>
+      </w:pPr>
+      <w:r>
+        <w:rPr>
+          <w:rFonts w:ascii="Calibri" w:eastAsiaTheme="minorHAnsi" w:cs="Calibri"/>
+          <w:lang w:val="en-GB"/>
+        </w:rPr>
+        <w:t xml:space="preserve">Saxena, A., Singh, S., Prakash, S., Yang, T., and Rathore, R.S. (2024) ‘DevOps Automation Pipeline Deployment with </w:t>
       </w:r>
       <w:proofErr w:type="spellStart"/>
       <w:r>
@@ -22448,7 +23762,7 @@
           <w:rFonts w:ascii="Calibri" w:eastAsiaTheme="minorHAnsi" w:cs="Calibri"/>
           <w:lang w:val="en-GB"/>
         </w:rPr>
-        <w:t>edn</w:t>
+        <w:t>IaC</w:t>
       </w:r>
       <w:proofErr w:type="spellEnd"/>
       <w:r>
@@ -22456,23 +23770,7 @@
           <w:rFonts w:ascii="Calibri" w:eastAsiaTheme="minorHAnsi" w:cs="Calibri"/>
           <w:lang w:val="en-GB"/>
         </w:rPr>
-        <w:t>.</w:t>
-      </w:r>
-    </w:p>
-    <w:p>
-      <w:pPr>
-        <w:pStyle w:val="Bibliography"/>
-        <w:rPr>
-          <w:rFonts w:ascii="Calibri" w:eastAsiaTheme="minorHAnsi" w:cs="Calibri"/>
-          <w:lang w:val="en-GB"/>
-        </w:rPr>
-      </w:pPr>
-      <w:r>
-        <w:rPr>
-          <w:rFonts w:ascii="Calibri" w:eastAsiaTheme="minorHAnsi" w:cs="Calibri"/>
-          <w:lang w:val="en-GB"/>
-        </w:rPr>
-        <w:t xml:space="preserve">The Open Group (2022b) </w:t>
+        <w:t xml:space="preserve"> (Infrastructure as Code)’, in </w:t>
       </w:r>
       <w:r>
         <w:rPr>
@@ -22481,72 +23779,9 @@
           <w:iCs/>
           <w:lang w:val="en-GB"/>
         </w:rPr>
-        <w:t>TOGAF® Standard — Architecture Development Method</w:t>
-      </w:r>
-      <w:r>
-        <w:rPr>
-          <w:rFonts w:ascii="Calibri" w:eastAsiaTheme="minorHAnsi" w:cs="Calibri"/>
-          <w:lang w:val="en-GB"/>
-        </w:rPr>
-        <w:t xml:space="preserve">, 10th </w:t>
+        <w:t xml:space="preserve">2024 IEEE </w:t>
       </w:r>
       <w:proofErr w:type="spellStart"/>
-      <w:r>
-        <w:rPr>
-          <w:rFonts w:ascii="Calibri" w:eastAsiaTheme="minorHAnsi" w:cs="Calibri"/>
-          <w:lang w:val="en-GB"/>
-        </w:rPr>
-        <w:t>edn</w:t>
-      </w:r>
-      <w:proofErr w:type="spellEnd"/>
-      <w:r>
-        <w:rPr>
-          <w:rFonts w:ascii="Calibri" w:eastAsiaTheme="minorHAnsi" w:cs="Calibri"/>
-          <w:lang w:val="en-GB"/>
-        </w:rPr>
-        <w:t>.</w:t>
-      </w:r>
-    </w:p>
-    <w:p>
-      <w:pPr>
-        <w:pStyle w:val="Bibliography"/>
-        <w:rPr>
-          <w:rFonts w:ascii="Calibri" w:eastAsiaTheme="minorHAnsi" w:cs="Calibri"/>
-          <w:lang w:val="en-GB"/>
-        </w:rPr>
-      </w:pPr>
-      <w:proofErr w:type="spellStart"/>
-      <w:r>
-        <w:rPr>
-          <w:rFonts w:ascii="Calibri" w:eastAsiaTheme="minorHAnsi" w:cs="Calibri"/>
-          <w:lang w:val="en-GB"/>
-        </w:rPr>
-        <w:t>Vural</w:t>
-      </w:r>
-      <w:proofErr w:type="spellEnd"/>
-      <w:r>
-        <w:rPr>
-          <w:rFonts w:ascii="Calibri" w:eastAsiaTheme="minorHAnsi" w:cs="Calibri"/>
-          <w:lang w:val="en-GB"/>
-        </w:rPr>
-        <w:t xml:space="preserve">, H. and </w:t>
-      </w:r>
-      <w:proofErr w:type="spellStart"/>
-      <w:r>
-        <w:rPr>
-          <w:rFonts w:ascii="Calibri" w:eastAsiaTheme="minorHAnsi" w:cs="Calibri"/>
-          <w:lang w:val="en-GB"/>
-        </w:rPr>
-        <w:t>Koyuncu</w:t>
-      </w:r>
-      <w:proofErr w:type="spellEnd"/>
-      <w:r>
-        <w:rPr>
-          <w:rFonts w:ascii="Calibri" w:eastAsiaTheme="minorHAnsi" w:cs="Calibri"/>
-          <w:lang w:val="en-GB"/>
-        </w:rPr>
-        <w:t xml:space="preserve">, M. (2021) ‘Does Domain-Driven Design Lead to Finding the Optimal Modularity of a Microservice?’, </w:t>
-      </w:r>
       <w:r>
         <w:rPr>
           <w:rFonts w:ascii="Calibri" w:eastAsiaTheme="minorHAnsi" w:cs="Calibri"/>
@@ -22554,120 +23789,9 @@
           <w:iCs/>
           <w:lang w:val="en-GB"/>
         </w:rPr>
-        <w:t>IEEE Access</w:t>
-      </w:r>
-      <w:r>
-        <w:rPr>
-          <w:rFonts w:ascii="Calibri" w:eastAsiaTheme="minorHAnsi" w:cs="Calibri"/>
-          <w:lang w:val="en-GB"/>
-        </w:rPr>
-        <w:t>, 9, 32721–32733, available: https://doi.org/10.1109/ACCESS.2021.3060895.</w:t>
-      </w:r>
-    </w:p>
-    <w:p>
-      <w:pPr>
-        <w:pStyle w:val="Bibliography"/>
-        <w:rPr>
-          <w:rFonts w:ascii="Calibri" w:eastAsiaTheme="minorHAnsi" w:cs="Calibri"/>
-          <w:lang w:val="en-GB"/>
-        </w:rPr>
-      </w:pPr>
-      <w:proofErr w:type="spellStart"/>
-      <w:r>
-        <w:rPr>
-          <w:rFonts w:ascii="Calibri" w:eastAsiaTheme="minorHAnsi" w:cs="Calibri"/>
-          <w:lang w:val="en-GB"/>
-        </w:rPr>
-        <w:t>Wolfart</w:t>
+        <w:t>Silchar</w:t>
       </w:r>
       <w:proofErr w:type="spellEnd"/>
-      <w:r>
-        <w:rPr>
-          <w:rFonts w:ascii="Calibri" w:eastAsiaTheme="minorHAnsi" w:cs="Calibri"/>
-          <w:lang w:val="en-GB"/>
-        </w:rPr>
-        <w:t xml:space="preserve">, D., </w:t>
-      </w:r>
-      <w:proofErr w:type="spellStart"/>
-      <w:r>
-        <w:rPr>
-          <w:rFonts w:ascii="Calibri" w:eastAsiaTheme="minorHAnsi" w:cs="Calibri"/>
-          <w:lang w:val="en-GB"/>
-        </w:rPr>
-        <w:t>Assunção</w:t>
-      </w:r>
-      <w:proofErr w:type="spellEnd"/>
-      <w:r>
-        <w:rPr>
-          <w:rFonts w:ascii="Calibri" w:eastAsiaTheme="minorHAnsi" w:cs="Calibri"/>
-          <w:lang w:val="en-GB"/>
-        </w:rPr>
-        <w:t xml:space="preserve">, W.K.G., Da Silva, I.F., </w:t>
-      </w:r>
-      <w:proofErr w:type="spellStart"/>
-      <w:r>
-        <w:rPr>
-          <w:rFonts w:ascii="Calibri" w:eastAsiaTheme="minorHAnsi" w:cs="Calibri"/>
-          <w:lang w:val="en-GB"/>
-        </w:rPr>
-        <w:t>Domingos</w:t>
-      </w:r>
-      <w:proofErr w:type="spellEnd"/>
-      <w:r>
-        <w:rPr>
-          <w:rFonts w:ascii="Calibri" w:eastAsiaTheme="minorHAnsi" w:cs="Calibri"/>
-          <w:lang w:val="en-GB"/>
-        </w:rPr>
-        <w:t xml:space="preserve">, D.C.P., </w:t>
-      </w:r>
-      <w:proofErr w:type="spellStart"/>
-      <w:r>
-        <w:rPr>
-          <w:rFonts w:ascii="Calibri" w:eastAsiaTheme="minorHAnsi" w:cs="Calibri"/>
-          <w:lang w:val="en-GB"/>
-        </w:rPr>
-        <w:t>Schmeing</w:t>
-      </w:r>
-      <w:proofErr w:type="spellEnd"/>
-      <w:r>
-        <w:rPr>
-          <w:rFonts w:ascii="Calibri" w:eastAsiaTheme="minorHAnsi" w:cs="Calibri"/>
-          <w:lang w:val="en-GB"/>
-        </w:rPr>
-        <w:t xml:space="preserve">, E., </w:t>
-      </w:r>
-      <w:proofErr w:type="spellStart"/>
-      <w:r>
-        <w:rPr>
-          <w:rFonts w:ascii="Calibri" w:eastAsiaTheme="minorHAnsi" w:cs="Calibri"/>
-          <w:lang w:val="en-GB"/>
-        </w:rPr>
-        <w:t>Villaca</w:t>
-      </w:r>
-      <w:proofErr w:type="spellEnd"/>
-      <w:r>
-        <w:rPr>
-          <w:rFonts w:ascii="Calibri" w:eastAsiaTheme="minorHAnsi" w:cs="Calibri"/>
-          <w:lang w:val="en-GB"/>
-        </w:rPr>
-        <w:t xml:space="preserve">, G.L.D., and </w:t>
-      </w:r>
-      <w:proofErr w:type="spellStart"/>
-      <w:r>
-        <w:rPr>
-          <w:rFonts w:ascii="Calibri" w:eastAsiaTheme="minorHAnsi" w:cs="Calibri"/>
-          <w:lang w:val="en-GB"/>
-        </w:rPr>
-        <w:t>Paza</w:t>
-      </w:r>
-      <w:proofErr w:type="spellEnd"/>
-      <w:r>
-        <w:rPr>
-          <w:rFonts w:ascii="Calibri" w:eastAsiaTheme="minorHAnsi" w:cs="Calibri"/>
-          <w:lang w:val="en-GB"/>
-        </w:rPr>
-        <w:t xml:space="preserve">, D.D.N. (2021) ‘Modernizing Legacy Systems with Microservices: A Roadmap’, in </w:t>
-      </w:r>
       <w:r>
         <w:rPr>
           <w:rFonts w:ascii="Calibri" w:eastAsiaTheme="minorHAnsi" w:cs="Calibri"/>
@@ -22675,14 +23799,30 @@
           <w:iCs/>
           <w:lang w:val="en-GB"/>
         </w:rPr>
-        <w:t>Evaluation and Assessment in Software Engineering</w:t>
-      </w:r>
-      <w:r>
-        <w:rPr>
-          <w:rFonts w:ascii="Calibri" w:eastAsiaTheme="minorHAnsi" w:cs="Calibri"/>
-          <w:lang w:val="en-GB"/>
-        </w:rPr>
-        <w:t>, Presented at the EASE 2021: Evaluation and Assessment in Software Engineering, Trondheim Norway: ACM, 149–159, available: https://doi.org/10.1145/3463274.3463334.</w:t>
+        <w:t xml:space="preserve"> Subsection Conference (SILCON 2024)</w:t>
+      </w:r>
+      <w:r>
+        <w:rPr>
+          <w:rFonts w:ascii="Calibri" w:eastAsiaTheme="minorHAnsi" w:cs="Calibri"/>
+          <w:lang w:val="en-GB"/>
+        </w:rPr>
+        <w:t xml:space="preserve">, Presented at the 2024 IEEE </w:t>
+      </w:r>
+      <w:proofErr w:type="spellStart"/>
+      <w:r>
+        <w:rPr>
+          <w:rFonts w:ascii="Calibri" w:eastAsiaTheme="minorHAnsi" w:cs="Calibri"/>
+          <w:lang w:val="en-GB"/>
+        </w:rPr>
+        <w:t>Silchar</w:t>
+      </w:r>
+      <w:proofErr w:type="spellEnd"/>
+      <w:r>
+        <w:rPr>
+          <w:rFonts w:ascii="Calibri" w:eastAsiaTheme="minorHAnsi" w:cs="Calibri"/>
+          <w:lang w:val="en-GB"/>
+        </w:rPr>
+        <w:t xml:space="preserve"> Subsection Conference (SILCON), Agartala, India: IEEE, 1–6, available: https://doi.org/10.1109/SILCON63976.2024.10910699.</w:t>
       </w:r>
     </w:p>
     <w:p>
@@ -22693,12 +23833,69 @@
           <w:lang w:val="en-GB"/>
         </w:rPr>
       </w:pPr>
-      <w:r>
-        <w:rPr>
-          <w:rFonts w:ascii="Calibri" w:eastAsiaTheme="minorHAnsi" w:cs="Calibri"/>
-          <w:lang w:val="en-GB"/>
-        </w:rPr>
-        <w:t xml:space="preserve">Xu, Y. and Villiers, C. (2025) ‘The takeover of Royal Mail: lessons for the new owners from past corporate governance and trust failures’, </w:t>
+      <w:proofErr w:type="spellStart"/>
+      <w:r>
+        <w:rPr>
+          <w:rFonts w:ascii="Calibri" w:eastAsiaTheme="minorHAnsi" w:cs="Calibri"/>
+          <w:lang w:val="en-GB"/>
+        </w:rPr>
+        <w:t>Sharavova</w:t>
+      </w:r>
+      <w:proofErr w:type="spellEnd"/>
+      <w:r>
+        <w:rPr>
+          <w:rFonts w:ascii="Calibri" w:eastAsiaTheme="minorHAnsi" w:cs="Calibri"/>
+          <w:lang w:val="en-GB"/>
+        </w:rPr>
+        <w:t xml:space="preserve">, O.I., </w:t>
+      </w:r>
+      <w:proofErr w:type="spellStart"/>
+      <w:r>
+        <w:rPr>
+          <w:rFonts w:ascii="Calibri" w:eastAsiaTheme="minorHAnsi" w:cs="Calibri"/>
+          <w:lang w:val="en-GB"/>
+        </w:rPr>
+        <w:t>Sharavova</w:t>
+      </w:r>
+      <w:proofErr w:type="spellEnd"/>
+      <w:r>
+        <w:rPr>
+          <w:rFonts w:ascii="Calibri" w:eastAsiaTheme="minorHAnsi" w:cs="Calibri"/>
+          <w:lang w:val="en-GB"/>
+        </w:rPr>
+        <w:t xml:space="preserve">, M.M., </w:t>
+      </w:r>
+      <w:proofErr w:type="spellStart"/>
+      <w:r>
+        <w:rPr>
+          <w:rFonts w:ascii="Calibri" w:eastAsiaTheme="minorHAnsi" w:cs="Calibri"/>
+          <w:lang w:val="en-GB"/>
+        </w:rPr>
+        <w:t>Kuzovkova</w:t>
+      </w:r>
+      <w:proofErr w:type="spellEnd"/>
+      <w:r>
+        <w:rPr>
+          <w:rFonts w:ascii="Calibri" w:eastAsiaTheme="minorHAnsi" w:cs="Calibri"/>
+          <w:lang w:val="en-GB"/>
+        </w:rPr>
+        <w:t xml:space="preserve">, T.A., and </w:t>
+      </w:r>
+      <w:proofErr w:type="spellStart"/>
+      <w:r>
+        <w:rPr>
+          <w:rFonts w:ascii="Calibri" w:eastAsiaTheme="minorHAnsi" w:cs="Calibri"/>
+          <w:lang w:val="en-GB"/>
+        </w:rPr>
+        <w:t>Zholtikova</w:t>
+      </w:r>
+      <w:proofErr w:type="spellEnd"/>
+      <w:r>
+        <w:rPr>
+          <w:rFonts w:ascii="Calibri" w:eastAsiaTheme="minorHAnsi" w:cs="Calibri"/>
+          <w:lang w:val="en-GB"/>
+        </w:rPr>
+        <w:t xml:space="preserve">, P.A. (2025) ‘Digital Transformation and the Evolution of its Socio-Economic Consequences’, in </w:t>
       </w:r>
       <w:r>
         <w:rPr>
@@ -22707,14 +23904,14 @@
           <w:iCs/>
           <w:lang w:val="en-GB"/>
         </w:rPr>
-        <w:t>Journal of Corporate Law Studies</w:t>
-      </w:r>
-      <w:r>
-        <w:rPr>
-          <w:rFonts w:ascii="Calibri" w:eastAsiaTheme="minorHAnsi" w:cs="Calibri"/>
-          <w:lang w:val="en-GB"/>
-        </w:rPr>
-        <w:t>, 1–40, available: https://doi.org/10.1080/14735970.2025.2553430.</w:t>
+        <w:t>2025 International Conference on Engineering Management of Communication and Technology (EMCTECH)</w:t>
+      </w:r>
+      <w:r>
+        <w:rPr>
+          <w:rFonts w:ascii="Calibri" w:eastAsiaTheme="minorHAnsi" w:cs="Calibri"/>
+          <w:lang w:val="en-GB"/>
+        </w:rPr>
+        <w:t>, Presented at the 2025 International Conference on Engineering Management of Communication and Technology (EMCTECH), Vienna, Austria: IEEE, 1–6, available: https://doi.org/10.1109/EMCTECH65814.2025.11220588.</w:t>
       </w:r>
     </w:p>
     <w:p>
@@ -22730,55 +23927,7 @@
           <w:rFonts w:ascii="Calibri" w:eastAsiaTheme="minorHAnsi" w:cs="Calibri"/>
           <w:lang w:val="en-GB"/>
         </w:rPr>
-        <w:t>Yoder, J.W. and Merson, P. (2020) ‘Strangler Patterns’.</w:t>
-      </w:r>
-    </w:p>
-    <w:p>
-      <w:pPr>
-        <w:pStyle w:val="Bibliography"/>
-        <w:rPr>
-          <w:rFonts w:ascii="Calibri" w:eastAsiaTheme="minorHAnsi" w:cs="Calibri"/>
-          <w:lang w:val="en-GB"/>
-        </w:rPr>
-      </w:pPr>
-      <w:r>
-        <w:rPr>
-          <w:rFonts w:ascii="Calibri" w:eastAsiaTheme="minorHAnsi" w:cs="Calibri"/>
-          <w:lang w:val="en-GB"/>
-        </w:rPr>
-        <w:t xml:space="preserve">Zeng, R., </w:t>
-      </w:r>
-      <w:proofErr w:type="spellStart"/>
-      <w:r>
-        <w:rPr>
-          <w:rFonts w:ascii="Calibri" w:eastAsiaTheme="minorHAnsi" w:cs="Calibri"/>
-          <w:lang w:val="en-GB"/>
-        </w:rPr>
-        <w:t>Niu</w:t>
-      </w:r>
-      <w:proofErr w:type="spellEnd"/>
-      <w:r>
-        <w:rPr>
-          <w:rFonts w:ascii="Calibri" w:eastAsiaTheme="minorHAnsi" w:cs="Calibri"/>
-          <w:lang w:val="en-GB"/>
-        </w:rPr>
-        <w:t xml:space="preserve">, Y., and </w:t>
-      </w:r>
-      <w:proofErr w:type="spellStart"/>
-      <w:r>
-        <w:rPr>
-          <w:rFonts w:ascii="Calibri" w:eastAsiaTheme="minorHAnsi" w:cs="Calibri"/>
-          <w:lang w:val="en-GB"/>
-        </w:rPr>
-        <w:t>Qiao</w:t>
-      </w:r>
-      <w:proofErr w:type="spellEnd"/>
-      <w:r>
-        <w:rPr>
-          <w:rFonts w:ascii="Calibri" w:eastAsiaTheme="minorHAnsi" w:cs="Calibri"/>
-          <w:lang w:val="en-GB"/>
-        </w:rPr>
-        <w:t xml:space="preserve">, L. (2023) ‘A Novel Construction Technology of Microservice Multi-Instance System Automatic Deployment and Upgrade’, in </w:t>
+        <w:t xml:space="preserve">Solanki, J.M. (2026) ‘AI Driven Multi Cloud Strategies for Financial Services: Ensuring High Availability with AWS and Kubernetes’, in </w:t>
       </w:r>
       <w:r>
         <w:rPr>
@@ -22787,7 +23936,72 @@
           <w:iCs/>
           <w:lang w:val="en-GB"/>
         </w:rPr>
-        <w:t xml:space="preserve">2023 International Conference on </w:t>
+        <w:t>2026 IEEE 5th International Conference on AI in Cybersecurity (ICAIC)</w:t>
+      </w:r>
+      <w:r>
+        <w:rPr>
+          <w:rFonts w:ascii="Calibri" w:eastAsiaTheme="minorHAnsi" w:cs="Calibri"/>
+          <w:lang w:val="en-GB"/>
+        </w:rPr>
+        <w:t>, Presented at the 2026 IEEE 5th International Conference on AI in Cybersecurity (ICAIC), Houston, TX, USA: IEEE, 1–5, available: https://doi.org/10.1109/ICAIC67076.2026.11395684.</w:t>
+      </w:r>
+    </w:p>
+    <w:p>
+      <w:pPr>
+        <w:pStyle w:val="Bibliography"/>
+        <w:rPr>
+          <w:rFonts w:ascii="Calibri" w:eastAsiaTheme="minorHAnsi" w:cs="Calibri"/>
+          <w:lang w:val="en-GB"/>
+        </w:rPr>
+      </w:pPr>
+      <w:proofErr w:type="spellStart"/>
+      <w:r>
+        <w:rPr>
+          <w:rFonts w:ascii="Calibri" w:eastAsiaTheme="minorHAnsi" w:cs="Calibri"/>
+          <w:lang w:val="en-GB"/>
+        </w:rPr>
+        <w:lastRenderedPageBreak/>
+        <w:t>Tcukanova</w:t>
+      </w:r>
+      <w:proofErr w:type="spellEnd"/>
+      <w:r>
+        <w:rPr>
+          <w:rFonts w:ascii="Calibri" w:eastAsiaTheme="minorHAnsi" w:cs="Calibri"/>
+          <w:lang w:val="en-GB"/>
+        </w:rPr>
+        <w:t xml:space="preserve">, O.A., Torosyan, E.K., </w:t>
+      </w:r>
+      <w:proofErr w:type="spellStart"/>
+      <w:r>
+        <w:rPr>
+          <w:rFonts w:ascii="Calibri" w:eastAsiaTheme="minorHAnsi" w:cs="Calibri"/>
+          <w:lang w:val="en-GB"/>
+        </w:rPr>
+        <w:t>Kiykova</w:t>
+      </w:r>
+      <w:proofErr w:type="spellEnd"/>
+      <w:r>
+        <w:rPr>
+          <w:rFonts w:ascii="Calibri" w:eastAsiaTheme="minorHAnsi" w:cs="Calibri"/>
+          <w:lang w:val="en-GB"/>
+        </w:rPr>
+        <w:t xml:space="preserve">, D.A., and </w:t>
+      </w:r>
+      <w:proofErr w:type="spellStart"/>
+      <w:r>
+        <w:rPr>
+          <w:rFonts w:ascii="Calibri" w:eastAsiaTheme="minorHAnsi" w:cs="Calibri"/>
+          <w:lang w:val="en-GB"/>
+        </w:rPr>
+        <w:t>Panteleev</w:t>
+      </w:r>
+      <w:proofErr w:type="spellEnd"/>
+      <w:r>
+        <w:rPr>
+          <w:rFonts w:ascii="Calibri" w:eastAsiaTheme="minorHAnsi" w:cs="Calibri"/>
+          <w:lang w:val="en-GB"/>
+        </w:rPr>
+        <w:t xml:space="preserve">, M.V. (2022) ‘Features of Managing the Digital Transformation of Medical Institutions’, in </w:t>
       </w:r>
       <w:r>
         <w:rPr>
@@ -22796,10 +24010,31 @@
           <w:iCs/>
           <w:lang w:val="en-GB"/>
         </w:rPr>
-        <w:lastRenderedPageBreak/>
-        <w:t>Networking and Network Applications (</w:t>
-      </w:r>
-      <w:proofErr w:type="spellStart"/>
+        <w:t>2022 International Conference on Quality Management, Transport and Information Security, Information Technologies (IT&amp;QM&amp;IS)</w:t>
+      </w:r>
+      <w:r>
+        <w:rPr>
+          <w:rFonts w:ascii="Calibri" w:eastAsiaTheme="minorHAnsi" w:cs="Calibri"/>
+          <w:lang w:val="en-GB"/>
+        </w:rPr>
+        <w:t>, Presented at the 2022 International Conference on Quality Management, Transport and Information Security, Information Technologies (IT&amp;QM&amp;IS), Saint Petersburg, Russian Federation: IEEE, 258–261, available: https://doi.org/10.1109/ITQMIS56172.2022.9976813.</w:t>
+      </w:r>
+    </w:p>
+    <w:p>
+      <w:pPr>
+        <w:pStyle w:val="Bibliography"/>
+        <w:rPr>
+          <w:rFonts w:ascii="Calibri" w:eastAsiaTheme="minorHAnsi" w:cs="Calibri"/>
+          <w:lang w:val="en-GB"/>
+        </w:rPr>
+      </w:pPr>
+      <w:r>
+        <w:rPr>
+          <w:rFonts w:ascii="Calibri" w:eastAsiaTheme="minorHAnsi" w:cs="Calibri"/>
+          <w:lang w:val="en-GB"/>
+        </w:rPr>
+        <w:t xml:space="preserve">The Open Group (2022a) </w:t>
+      </w:r>
       <w:r>
         <w:rPr>
           <w:rFonts w:ascii="Calibri" w:eastAsiaTheme="minorHAnsi" w:cs="Calibri"/>
@@ -22807,9 +24042,47 @@
           <w:iCs/>
           <w:lang w:val="en-GB"/>
         </w:rPr>
-        <w:t>NaNA</w:t>
+        <w:t>TOGAF® Standard – Introduction and Core Concepts</w:t>
+      </w:r>
+      <w:r>
+        <w:rPr>
+          <w:rFonts w:ascii="Calibri" w:eastAsiaTheme="minorHAnsi" w:cs="Calibri"/>
+          <w:lang w:val="en-GB"/>
+        </w:rPr>
+        <w:t xml:space="preserve">, 10th </w:t>
+      </w:r>
+      <w:proofErr w:type="spellStart"/>
+      <w:r>
+        <w:rPr>
+          <w:rFonts w:ascii="Calibri" w:eastAsiaTheme="minorHAnsi" w:cs="Calibri"/>
+          <w:lang w:val="en-GB"/>
+        </w:rPr>
+        <w:t>edn</w:t>
       </w:r>
       <w:proofErr w:type="spellEnd"/>
+      <w:r>
+        <w:rPr>
+          <w:rFonts w:ascii="Calibri" w:eastAsiaTheme="minorHAnsi" w:cs="Calibri"/>
+          <w:lang w:val="en-GB"/>
+        </w:rPr>
+        <w:t>.</w:t>
+      </w:r>
+    </w:p>
+    <w:p>
+      <w:pPr>
+        <w:pStyle w:val="Bibliography"/>
+        <w:rPr>
+          <w:rFonts w:ascii="Calibri" w:eastAsiaTheme="minorHAnsi" w:cs="Calibri"/>
+          <w:lang w:val="en-GB"/>
+        </w:rPr>
+      </w:pPr>
+      <w:r>
+        <w:rPr>
+          <w:rFonts w:ascii="Calibri" w:eastAsiaTheme="minorHAnsi" w:cs="Calibri"/>
+          <w:lang w:val="en-GB"/>
+        </w:rPr>
+        <w:t xml:space="preserve">The Open Group (2022b) </w:t>
+      </w:r>
       <w:r>
         <w:rPr>
           <w:rFonts w:ascii="Calibri" w:eastAsiaTheme="minorHAnsi" w:cs="Calibri"/>
@@ -22817,14 +24090,14 @@
           <w:iCs/>
           <w:lang w:val="en-GB"/>
         </w:rPr>
-        <w:t>)</w:t>
-      </w:r>
-      <w:r>
-        <w:rPr>
-          <w:rFonts w:ascii="Calibri" w:eastAsiaTheme="minorHAnsi" w:cs="Calibri"/>
-          <w:lang w:val="en-GB"/>
-        </w:rPr>
-        <w:t>, Presented at the 2023 International Conference on Networking and Network Applications (</w:t>
+        <w:t>TOGAF® Standard — Architecture Development Method</w:t>
+      </w:r>
+      <w:r>
+        <w:rPr>
+          <w:rFonts w:ascii="Calibri" w:eastAsiaTheme="minorHAnsi" w:cs="Calibri"/>
+          <w:lang w:val="en-GB"/>
+        </w:rPr>
+        <w:t xml:space="preserve">, 10th </w:t>
       </w:r>
       <w:proofErr w:type="spellStart"/>
       <w:r>
@@ -22832,7 +24105,7 @@
           <w:rFonts w:ascii="Calibri" w:eastAsiaTheme="minorHAnsi" w:cs="Calibri"/>
           <w:lang w:val="en-GB"/>
         </w:rPr>
-        <w:t>NaNA</w:t>
+        <w:t>edn</w:t>
       </w:r>
       <w:proofErr w:type="spellEnd"/>
       <w:r>
@@ -22840,7 +24113,7 @@
           <w:rFonts w:ascii="Calibri" w:eastAsiaTheme="minorHAnsi" w:cs="Calibri"/>
           <w:lang w:val="en-GB"/>
         </w:rPr>
-        <w:t>), Qingdao, China: IEEE, 674–679, available: https://doi.org/10.1109/NaNA60121.2023.00116.</w:t>
+        <w:t>.</w:t>
       </w:r>
     </w:p>
     <w:p>
@@ -22851,12 +24124,37 @@
           <w:lang w:val="en-GB"/>
         </w:rPr>
       </w:pPr>
-      <w:r>
-        <w:rPr>
-          <w:rFonts w:ascii="Calibri" w:eastAsiaTheme="minorHAnsi" w:cs="Calibri"/>
-          <w:lang w:val="en-GB"/>
-        </w:rPr>
-        <w:t xml:space="preserve">Zhong, C., Li, S., Huang, H., Liu, X., Chen, Z., Zhang, Y., and Zhang, H. (2024) ‘Domain-Driven Design for Microservices: An Evidence-Based Investigation’, </w:t>
+      <w:proofErr w:type="spellStart"/>
+      <w:r>
+        <w:rPr>
+          <w:rFonts w:ascii="Calibri" w:eastAsiaTheme="minorHAnsi" w:cs="Calibri"/>
+          <w:lang w:val="en-GB"/>
+        </w:rPr>
+        <w:t>Vural</w:t>
+      </w:r>
+      <w:proofErr w:type="spellEnd"/>
+      <w:r>
+        <w:rPr>
+          <w:rFonts w:ascii="Calibri" w:eastAsiaTheme="minorHAnsi" w:cs="Calibri"/>
+          <w:lang w:val="en-GB"/>
+        </w:rPr>
+        <w:t xml:space="preserve">, H. and </w:t>
+      </w:r>
+      <w:proofErr w:type="spellStart"/>
+      <w:r>
+        <w:rPr>
+          <w:rFonts w:ascii="Calibri" w:eastAsiaTheme="minorHAnsi" w:cs="Calibri"/>
+          <w:lang w:val="en-GB"/>
+        </w:rPr>
+        <w:t>Koyuncu</w:t>
+      </w:r>
+      <w:proofErr w:type="spellEnd"/>
+      <w:r>
+        <w:rPr>
+          <w:rFonts w:ascii="Calibri" w:eastAsiaTheme="minorHAnsi" w:cs="Calibri"/>
+          <w:lang w:val="en-GB"/>
+        </w:rPr>
+        <w:t xml:space="preserve">, M. (2021) ‘Does Domain-Driven Design Lead to Finding the Optimal Modularity of a Microservice?’, </w:t>
       </w:r>
       <w:r>
         <w:rPr>
@@ -22865,6 +24163,355 @@
           <w:iCs/>
           <w:lang w:val="en-GB"/>
         </w:rPr>
+        <w:t>IEEE Access</w:t>
+      </w:r>
+      <w:r>
+        <w:rPr>
+          <w:rFonts w:ascii="Calibri" w:eastAsiaTheme="minorHAnsi" w:cs="Calibri"/>
+          <w:lang w:val="en-GB"/>
+        </w:rPr>
+        <w:t>, 9, 32721–32733, available: https://doi.org/10.1109/ACCESS.2021.3060895.</w:t>
+      </w:r>
+    </w:p>
+    <w:p>
+      <w:pPr>
+        <w:pStyle w:val="Bibliography"/>
+        <w:rPr>
+          <w:rFonts w:ascii="Calibri" w:eastAsiaTheme="minorHAnsi" w:cs="Calibri"/>
+          <w:lang w:val="en-GB"/>
+        </w:rPr>
+      </w:pPr>
+      <w:r>
+        <w:rPr>
+          <w:rFonts w:ascii="Calibri" w:eastAsiaTheme="minorHAnsi" w:cs="Calibri"/>
+          <w:lang w:val="en-GB"/>
+        </w:rPr>
+        <w:t xml:space="preserve">Vyas, S., Tyagi, R.K., and </w:t>
+      </w:r>
+      <w:proofErr w:type="spellStart"/>
+      <w:r>
+        <w:rPr>
+          <w:rFonts w:ascii="Calibri" w:eastAsiaTheme="minorHAnsi" w:cs="Calibri"/>
+          <w:lang w:val="en-GB"/>
+        </w:rPr>
+        <w:t>Sahu</w:t>
+      </w:r>
+      <w:proofErr w:type="spellEnd"/>
+      <w:r>
+        <w:rPr>
+          <w:rFonts w:ascii="Calibri" w:eastAsiaTheme="minorHAnsi" w:cs="Calibri"/>
+          <w:lang w:val="en-GB"/>
+        </w:rPr>
+        <w:t xml:space="preserve">, S. (2023) ‘Fault Tolerance and Error Handling Techniques in Apache Kafka’, in </w:t>
+      </w:r>
+      <w:r>
+        <w:rPr>
+          <w:rFonts w:ascii="Calibri" w:eastAsiaTheme="minorHAnsi" w:cs="Calibri"/>
+          <w:i/>
+          <w:iCs/>
+          <w:lang w:val="en-GB"/>
+        </w:rPr>
+        <w:t>Proceedings of the 5th International Conference on Information Management &amp; Machine Intelligence</w:t>
+      </w:r>
+      <w:r>
+        <w:rPr>
+          <w:rFonts w:ascii="Calibri" w:eastAsiaTheme="minorHAnsi" w:cs="Calibri"/>
+          <w:lang w:val="en-GB"/>
+        </w:rPr>
+        <w:t>, Presented at the ICIMMI 2023: International Conference on Information Management &amp; Machine Intelligence, Jaipur India: ACM, 1–5, available: https://doi.org/10.1145/3647444.3647844.</w:t>
+      </w:r>
+    </w:p>
+    <w:p>
+      <w:pPr>
+        <w:pStyle w:val="Bibliography"/>
+        <w:rPr>
+          <w:rFonts w:ascii="Calibri" w:eastAsiaTheme="minorHAnsi" w:cs="Calibri"/>
+          <w:lang w:val="en-GB"/>
+        </w:rPr>
+      </w:pPr>
+      <w:proofErr w:type="spellStart"/>
+      <w:r>
+        <w:rPr>
+          <w:rFonts w:ascii="Calibri" w:eastAsiaTheme="minorHAnsi" w:cs="Calibri"/>
+          <w:lang w:val="en-GB"/>
+        </w:rPr>
+        <w:t>Wolfart</w:t>
+      </w:r>
+      <w:proofErr w:type="spellEnd"/>
+      <w:r>
+        <w:rPr>
+          <w:rFonts w:ascii="Calibri" w:eastAsiaTheme="minorHAnsi" w:cs="Calibri"/>
+          <w:lang w:val="en-GB"/>
+        </w:rPr>
+        <w:t xml:space="preserve">, D., </w:t>
+      </w:r>
+      <w:proofErr w:type="spellStart"/>
+      <w:r>
+        <w:rPr>
+          <w:rFonts w:ascii="Calibri" w:eastAsiaTheme="minorHAnsi" w:cs="Calibri"/>
+          <w:lang w:val="en-GB"/>
+        </w:rPr>
+        <w:t>Assunção</w:t>
+      </w:r>
+      <w:proofErr w:type="spellEnd"/>
+      <w:r>
+        <w:rPr>
+          <w:rFonts w:ascii="Calibri" w:eastAsiaTheme="minorHAnsi" w:cs="Calibri"/>
+          <w:lang w:val="en-GB"/>
+        </w:rPr>
+        <w:t xml:space="preserve">, W.K.G., Da Silva, I.F., </w:t>
+      </w:r>
+      <w:proofErr w:type="spellStart"/>
+      <w:r>
+        <w:rPr>
+          <w:rFonts w:ascii="Calibri" w:eastAsiaTheme="minorHAnsi" w:cs="Calibri"/>
+          <w:lang w:val="en-GB"/>
+        </w:rPr>
+        <w:t>Domingos</w:t>
+      </w:r>
+      <w:proofErr w:type="spellEnd"/>
+      <w:r>
+        <w:rPr>
+          <w:rFonts w:ascii="Calibri" w:eastAsiaTheme="minorHAnsi" w:cs="Calibri"/>
+          <w:lang w:val="en-GB"/>
+        </w:rPr>
+        <w:t xml:space="preserve">, D.C.P., </w:t>
+      </w:r>
+      <w:proofErr w:type="spellStart"/>
+      <w:r>
+        <w:rPr>
+          <w:rFonts w:ascii="Calibri" w:eastAsiaTheme="minorHAnsi" w:cs="Calibri"/>
+          <w:lang w:val="en-GB"/>
+        </w:rPr>
+        <w:t>Schmeing</w:t>
+      </w:r>
+      <w:proofErr w:type="spellEnd"/>
+      <w:r>
+        <w:rPr>
+          <w:rFonts w:ascii="Calibri" w:eastAsiaTheme="minorHAnsi" w:cs="Calibri"/>
+          <w:lang w:val="en-GB"/>
+        </w:rPr>
+        <w:t xml:space="preserve">, E., </w:t>
+      </w:r>
+      <w:proofErr w:type="spellStart"/>
+      <w:r>
+        <w:rPr>
+          <w:rFonts w:ascii="Calibri" w:eastAsiaTheme="minorHAnsi" w:cs="Calibri"/>
+          <w:lang w:val="en-GB"/>
+        </w:rPr>
+        <w:t>Villaca</w:t>
+      </w:r>
+      <w:proofErr w:type="spellEnd"/>
+      <w:r>
+        <w:rPr>
+          <w:rFonts w:ascii="Calibri" w:eastAsiaTheme="minorHAnsi" w:cs="Calibri"/>
+          <w:lang w:val="en-GB"/>
+        </w:rPr>
+        <w:t xml:space="preserve">, G.L.D., and </w:t>
+      </w:r>
+      <w:proofErr w:type="spellStart"/>
+      <w:r>
+        <w:rPr>
+          <w:rFonts w:ascii="Calibri" w:eastAsiaTheme="minorHAnsi" w:cs="Calibri"/>
+          <w:lang w:val="en-GB"/>
+        </w:rPr>
+        <w:t>Paza</w:t>
+      </w:r>
+      <w:proofErr w:type="spellEnd"/>
+      <w:r>
+        <w:rPr>
+          <w:rFonts w:ascii="Calibri" w:eastAsiaTheme="minorHAnsi" w:cs="Calibri"/>
+          <w:lang w:val="en-GB"/>
+        </w:rPr>
+        <w:t xml:space="preserve">, D.D.N. (2021) ‘Modernizing Legacy Systems with Microservices: A Roadmap’, in </w:t>
+      </w:r>
+      <w:r>
+        <w:rPr>
+          <w:rFonts w:ascii="Calibri" w:eastAsiaTheme="minorHAnsi" w:cs="Calibri"/>
+          <w:i/>
+          <w:iCs/>
+          <w:lang w:val="en-GB"/>
+        </w:rPr>
+        <w:t>Evaluation and Assessment in Software Engineering</w:t>
+      </w:r>
+      <w:r>
+        <w:rPr>
+          <w:rFonts w:ascii="Calibri" w:eastAsiaTheme="minorHAnsi" w:cs="Calibri"/>
+          <w:lang w:val="en-GB"/>
+        </w:rPr>
+        <w:t>, Presented at the EASE 2021: Evaluation and Assessment in Software Engineering, Trondheim Norway: ACM, 149–159, available: https://doi.org/10.1145/3463274.3463334.</w:t>
+      </w:r>
+    </w:p>
+    <w:p>
+      <w:pPr>
+        <w:pStyle w:val="Bibliography"/>
+        <w:rPr>
+          <w:rFonts w:ascii="Calibri" w:eastAsiaTheme="minorHAnsi" w:cs="Calibri"/>
+          <w:lang w:val="en-GB"/>
+        </w:rPr>
+      </w:pPr>
+      <w:r>
+        <w:rPr>
+          <w:rFonts w:ascii="Calibri" w:eastAsiaTheme="minorHAnsi" w:cs="Calibri"/>
+          <w:lang w:val="en-GB"/>
+        </w:rPr>
+        <w:t xml:space="preserve">Xu, Y. and Villiers, C. (2025) ‘The takeover of Royal Mail: lessons for the new owners from past corporate governance and trust failures’, </w:t>
+      </w:r>
+      <w:r>
+        <w:rPr>
+          <w:rFonts w:ascii="Calibri" w:eastAsiaTheme="minorHAnsi" w:cs="Calibri"/>
+          <w:i/>
+          <w:iCs/>
+          <w:lang w:val="en-GB"/>
+        </w:rPr>
+        <w:t>Journal of Corporate Law Studies</w:t>
+      </w:r>
+      <w:r>
+        <w:rPr>
+          <w:rFonts w:ascii="Calibri" w:eastAsiaTheme="minorHAnsi" w:cs="Calibri"/>
+          <w:lang w:val="en-GB"/>
+        </w:rPr>
+        <w:t>, 1–40, available: https://doi.org/10.1080/14735970.2025.2553430.</w:t>
+      </w:r>
+    </w:p>
+    <w:p>
+      <w:pPr>
+        <w:pStyle w:val="Bibliography"/>
+        <w:rPr>
+          <w:rFonts w:ascii="Calibri" w:eastAsiaTheme="minorHAnsi" w:cs="Calibri"/>
+          <w:lang w:val="en-GB"/>
+        </w:rPr>
+      </w:pPr>
+      <w:r>
+        <w:rPr>
+          <w:rFonts w:ascii="Calibri" w:eastAsiaTheme="minorHAnsi" w:cs="Calibri"/>
+          <w:lang w:val="en-GB"/>
+        </w:rPr>
+        <w:t>Yoder, J.W. and Merson, P. (2020) ‘Strangler Patterns’.</w:t>
+      </w:r>
+    </w:p>
+    <w:p>
+      <w:pPr>
+        <w:pStyle w:val="Bibliography"/>
+        <w:rPr>
+          <w:rFonts w:ascii="Calibri" w:eastAsiaTheme="minorHAnsi" w:cs="Calibri"/>
+          <w:lang w:val="en-GB"/>
+        </w:rPr>
+      </w:pPr>
+      <w:r>
+        <w:rPr>
+          <w:rFonts w:ascii="Calibri" w:eastAsiaTheme="minorHAnsi" w:cs="Calibri"/>
+          <w:lang w:val="en-GB"/>
+        </w:rPr>
+        <w:t xml:space="preserve">Zeng, R., </w:t>
+      </w:r>
+      <w:proofErr w:type="spellStart"/>
+      <w:r>
+        <w:rPr>
+          <w:rFonts w:ascii="Calibri" w:eastAsiaTheme="minorHAnsi" w:cs="Calibri"/>
+          <w:lang w:val="en-GB"/>
+        </w:rPr>
+        <w:t>Niu</w:t>
+      </w:r>
+      <w:proofErr w:type="spellEnd"/>
+      <w:r>
+        <w:rPr>
+          <w:rFonts w:ascii="Calibri" w:eastAsiaTheme="minorHAnsi" w:cs="Calibri"/>
+          <w:lang w:val="en-GB"/>
+        </w:rPr>
+        <w:t xml:space="preserve">, Y., and </w:t>
+      </w:r>
+      <w:proofErr w:type="spellStart"/>
+      <w:r>
+        <w:rPr>
+          <w:rFonts w:ascii="Calibri" w:eastAsiaTheme="minorHAnsi" w:cs="Calibri"/>
+          <w:lang w:val="en-GB"/>
+        </w:rPr>
+        <w:t>Qiao</w:t>
+      </w:r>
+      <w:proofErr w:type="spellEnd"/>
+      <w:r>
+        <w:rPr>
+          <w:rFonts w:ascii="Calibri" w:eastAsiaTheme="minorHAnsi" w:cs="Calibri"/>
+          <w:lang w:val="en-GB"/>
+        </w:rPr>
+        <w:t xml:space="preserve">, L. (2023) ‘A Novel Construction Technology of Microservice Multi-Instance System Automatic Deployment and Upgrade’, in </w:t>
+      </w:r>
+      <w:r>
+        <w:rPr>
+          <w:rFonts w:ascii="Calibri" w:eastAsiaTheme="minorHAnsi" w:cs="Calibri"/>
+          <w:i/>
+          <w:iCs/>
+          <w:lang w:val="en-GB"/>
+        </w:rPr>
+        <w:t>2023 International Conference on Networking and Network Applications (</w:t>
+      </w:r>
+      <w:proofErr w:type="spellStart"/>
+      <w:r>
+        <w:rPr>
+          <w:rFonts w:ascii="Calibri" w:eastAsiaTheme="minorHAnsi" w:cs="Calibri"/>
+          <w:i/>
+          <w:iCs/>
+          <w:lang w:val="en-GB"/>
+        </w:rPr>
+        <w:t>NaNA</w:t>
+      </w:r>
+      <w:proofErr w:type="spellEnd"/>
+      <w:r>
+        <w:rPr>
+          <w:rFonts w:ascii="Calibri" w:eastAsiaTheme="minorHAnsi" w:cs="Calibri"/>
+          <w:i/>
+          <w:iCs/>
+          <w:lang w:val="en-GB"/>
+        </w:rPr>
+        <w:t>)</w:t>
+      </w:r>
+      <w:r>
+        <w:rPr>
+          <w:rFonts w:ascii="Calibri" w:eastAsiaTheme="minorHAnsi" w:cs="Calibri"/>
+          <w:lang w:val="en-GB"/>
+        </w:rPr>
+        <w:t>, Presented at the 2023 International Conference on Networking and Network Applications (</w:t>
+      </w:r>
+      <w:proofErr w:type="spellStart"/>
+      <w:r>
+        <w:rPr>
+          <w:rFonts w:ascii="Calibri" w:eastAsiaTheme="minorHAnsi" w:cs="Calibri"/>
+          <w:lang w:val="en-GB"/>
+        </w:rPr>
+        <w:t>NaNA</w:t>
+      </w:r>
+      <w:proofErr w:type="spellEnd"/>
+      <w:r>
+        <w:rPr>
+          <w:rFonts w:ascii="Calibri" w:eastAsiaTheme="minorHAnsi" w:cs="Calibri"/>
+          <w:lang w:val="en-GB"/>
+        </w:rPr>
+        <w:t>), Qingdao, China: IEEE, 674–679, available: https://doi.org/10.1109/NaNA60121.2023.00116.</w:t>
+      </w:r>
+    </w:p>
+    <w:p>
+      <w:pPr>
+        <w:pStyle w:val="Bibliography"/>
+        <w:rPr>
+          <w:rFonts w:ascii="Calibri" w:eastAsiaTheme="minorHAnsi" w:cs="Calibri"/>
+          <w:lang w:val="en-GB"/>
+        </w:rPr>
+      </w:pPr>
+      <w:r>
+        <w:rPr>
+          <w:rFonts w:ascii="Calibri" w:eastAsiaTheme="minorHAnsi" w:cs="Calibri"/>
+          <w:lang w:val="en-GB"/>
+        </w:rPr>
+        <w:t xml:space="preserve">Zhong, C., Li, S., Huang, H., Liu, X., Chen, Z., Zhang, Y., and Zhang, H. (2024) ‘Domain-Driven Design for Microservices: An Evidence-Based Investigation’, </w:t>
+      </w:r>
+      <w:r>
+        <w:rPr>
+          <w:rFonts w:ascii="Calibri" w:eastAsiaTheme="minorHAnsi" w:cs="Calibri"/>
+          <w:i/>
+          <w:iCs/>
+          <w:lang w:val="en-GB"/>
+        </w:rPr>
         <w:t>IEEE Transactions on Software Engineering</w:t>
       </w:r>
       <w:r>
@@ -22910,12 +24557,12 @@
       <w:pPr>
         <w:pStyle w:val="Heading1"/>
       </w:pPr>
-      <w:bookmarkStart w:id="61" w:name="_Toc233796085"/>
+      <w:bookmarkStart w:id="65" w:name="_Toc233796085"/>
       <w:r>
         <w:lastRenderedPageBreak/>
         <w:t>Appendices</w:t>
       </w:r>
-      <w:bookmarkEnd w:id="61"/>
+      <w:bookmarkEnd w:id="65"/>
     </w:p>
     <w:p>
       <w:pPr>
@@ -22936,7 +24583,7 @@
       <w:pPr>
         <w:pStyle w:val="Heading1"/>
       </w:pPr>
-      <w:bookmarkStart w:id="62" w:name="_Toc233796086"/>
+      <w:bookmarkStart w:id="66" w:name="_Toc233796086"/>
       <w:r>
         <w:lastRenderedPageBreak/>
         <w:t xml:space="preserve">Appendix </w:t>
@@ -22947,7 +24594,7 @@
       <w:r>
         <w:t>:  Code Listing</w:t>
       </w:r>
-      <w:bookmarkEnd w:id="62"/>
+      <w:bookmarkEnd w:id="66"/>
     </w:p>
     <w:p/>
     <w:sectPr>
@@ -26368,7 +28015,7 @@
   <w:style w:type="paragraph" w:default="1" w:styleId="Normal">
     <w:name w:val="Normal"/>
     <w:qFormat/>
-    <w:rsid w:val="00E868D1"/>
+    <w:rsid w:val="00AF2544"/>
     <w:pPr>
       <w:spacing w:after="200" w:line="276" w:lineRule="auto"/>
     </w:pPr>

--- a/Robyn Doyle Dissertation Draft.docx
+++ b/Robyn Doyle Dissertation Draft.docx
@@ -2649,6 +2649,16 @@
               </w:rPr>
               <w:t>Event-Driven Architecture</w:t>
             </w:r>
+          </w:p>
+          <w:p>
+            <w:pPr>
+              <w:pStyle w:val="PRBodyText"/>
+              <w:spacing w:line="360" w:lineRule="auto"/>
+              <w:rPr>
+                <w:rFonts w:asciiTheme="minorHAnsi" w:hAnsiTheme="minorHAnsi"/>
+                <w:sz w:val="24"/>
+              </w:rPr>
+            </w:pPr>
           </w:p>
         </w:tc>
         <w:tc>
@@ -20383,7 +20393,21 @@
           <w:sz w:val="24"/>
           <w:szCs w:val="24"/>
         </w:rPr>
-        <w:t xml:space="preserve"> rise of modern event stream processing set ups </w:t>
+        <w:t xml:space="preserve"> rise of modern event stream processing </w:t>
+      </w:r>
+      <w:r>
+        <w:rPr>
+          <w:sz w:val="24"/>
+          <w:szCs w:val="24"/>
+        </w:rPr>
+        <w:t>systems</w:t>
+      </w:r>
+      <w:r>
+        <w:rPr>
+          <w:sz w:val="24"/>
+          <w:szCs w:val="24"/>
+        </w:rPr>
+        <w:t xml:space="preserve"> </w:t>
       </w:r>
       <w:r>
         <w:rPr>
@@ -20574,62 +20598,283 @@
         </w:rPr>
         <w:t xml:space="preserve"> </w:t>
       </w:r>
-      <w:r>
-        <w:rPr>
-          <w:sz w:val="24"/>
-          <w:szCs w:val="24"/>
-        </w:rPr>
-        <w:t xml:space="preserve">In order to avoid the regular querying and matching of data from multiple event streams it is possible to build an </w:t>
-      </w:r>
+    </w:p>
+    <w:p>
+      <w:pPr>
+        <w:spacing w:line="360" w:lineRule="auto"/>
+        <w:rPr>
+          <w:sz w:val="24"/>
+          <w:szCs w:val="24"/>
+        </w:rPr>
+      </w:pPr>
       <w:r>
         <w:rPr>
           <w:sz w:val="24"/>
           <w:szCs w:val="24"/>
         </w:rPr>
         <w:lastRenderedPageBreak/>
-        <w:t xml:space="preserve">aggregation service that is dedicated to building a unified view of the data from multiple topics and present it to downstream consumer for consumption. </w:t>
-      </w:r>
-    </w:p>
-    <w:p/>
-    <w:p>
-      <w:r>
-        <w:t>Why is reading from multiple topics difficult?</w:t>
-      </w:r>
-    </w:p>
-    <w:p>
-      <w:r>
-        <w:t>Why can't clients query Kafka directly?</w:t>
-      </w:r>
-    </w:p>
-    <w:p>
-      <w:r>
-        <w:t>What is an event aggregator?</w:t>
-      </w:r>
-    </w:p>
-    <w:p>
-      <w:r>
-        <w:t>What are materialized views?</w:t>
-      </w:r>
-    </w:p>
-    <w:p>
-      <w:r>
-        <w:t>Why do Redis and GraphQL appear?</w:t>
-      </w:r>
-    </w:p>
-    <w:p>
-      <w:r>
-        <w:t>Why does the aggregation layer become a single point of failure?</w:t>
-      </w:r>
-    </w:p>
-    <w:p>
-      <w:pPr>
-        <w:spacing w:after="0" w:line="360" w:lineRule="auto"/>
-        <w:jc w:val="both"/>
-        <w:rPr>
-          <w:sz w:val="24"/>
-          <w:szCs w:val="24"/>
-        </w:rPr>
-      </w:pPr>
+        <w:t>In order to avoid the regular querying and matching of data from multiple event streams it is possible to build an aggregation service that is dedicated to building a unified view of the data from multiple topics and present it to downstream consumer</w:t>
+      </w:r>
+      <w:r>
+        <w:rPr>
+          <w:sz w:val="24"/>
+          <w:szCs w:val="24"/>
+        </w:rPr>
+        <w:t>s</w:t>
+      </w:r>
+      <w:r>
+        <w:rPr>
+          <w:sz w:val="24"/>
+          <w:szCs w:val="24"/>
+        </w:rPr>
+        <w:t xml:space="preserve"> for </w:t>
+      </w:r>
+      <w:r>
+        <w:rPr>
+          <w:sz w:val="24"/>
+          <w:szCs w:val="24"/>
+        </w:rPr>
+        <w:t>querying</w:t>
+      </w:r>
+      <w:r>
+        <w:rPr>
+          <w:sz w:val="24"/>
+          <w:szCs w:val="24"/>
+        </w:rPr>
+        <w:t xml:space="preserve">. </w:t>
+      </w:r>
+      <w:r>
+        <w:rPr>
+          <w:sz w:val="24"/>
+          <w:szCs w:val="24"/>
+        </w:rPr>
+        <w:t xml:space="preserve">A </w:t>
+      </w:r>
+      <w:r>
+        <w:rPr>
+          <w:sz w:val="24"/>
+          <w:szCs w:val="24"/>
+        </w:rPr>
+        <w:t>“</w:t>
+      </w:r>
+      <w:r>
+        <w:rPr>
+          <w:sz w:val="24"/>
+          <w:szCs w:val="24"/>
+        </w:rPr>
+        <w:t>materialised view</w:t>
+      </w:r>
+      <w:r>
+        <w:rPr>
+          <w:sz w:val="24"/>
+          <w:szCs w:val="24"/>
+        </w:rPr>
+        <w:t xml:space="preserve">” is a technique also known as a read model within Command Query Responsibility Segregation (CQRS) architectures. </w:t>
+      </w:r>
+      <w:r>
+        <w:rPr>
+          <w:sz w:val="24"/>
+          <w:szCs w:val="24"/>
+        </w:rPr>
+        <w:t>Different to the event stream, where every single event that occurs across the lifecycle of the shipment, the materialised view provides the current state of the shipment, allowing for queries like “Where is the parcel right now?” and receive an answer like “In Distribution in Vienna since 10:00</w:t>
+      </w:r>
+      <w:r>
+        <w:rPr>
+          <w:sz w:val="24"/>
+          <w:szCs w:val="24"/>
+        </w:rPr>
+        <w:t xml:space="preserve"> in Truck 55</w:t>
+      </w:r>
+      <w:r>
+        <w:rPr>
+          <w:sz w:val="24"/>
+          <w:szCs w:val="24"/>
+        </w:rPr>
+        <w:t xml:space="preserve"> in</w:t>
+      </w:r>
+      <w:r>
+        <w:rPr>
+          <w:sz w:val="24"/>
+          <w:szCs w:val="24"/>
+        </w:rPr>
+        <w:t xml:space="preserve"> with Driver 345</w:t>
+      </w:r>
+      <w:r>
+        <w:rPr>
+          <w:sz w:val="24"/>
+          <w:szCs w:val="24"/>
+        </w:rPr>
+        <w:t xml:space="preserve">”. This information is updated as soon as the underlying events arrive, making it an efficient way for the systems to understand the state of shipments within the system. </w:t>
+      </w:r>
+      <w:r>
+        <w:rPr>
+          <w:sz w:val="24"/>
+          <w:szCs w:val="24"/>
+        </w:rPr>
+        <w:t xml:space="preserve">In order to make this data quickly accessible for the downstream consumers </w:t>
+      </w:r>
+      <w:r>
+        <w:rPr>
+          <w:sz w:val="24"/>
+          <w:szCs w:val="24"/>
+        </w:rPr>
+        <w:t xml:space="preserve">the data is often stored in high </w:t>
+      </w:r>
+      <w:r>
+        <w:rPr>
+          <w:sz w:val="24"/>
+          <w:szCs w:val="24"/>
+        </w:rPr>
+        <w:t>performance</w:t>
+      </w:r>
+      <w:r>
+        <w:rPr>
+          <w:sz w:val="24"/>
+          <w:szCs w:val="24"/>
+        </w:rPr>
+        <w:t xml:space="preserve"> data</w:t>
+      </w:r>
+      <w:r>
+        <w:rPr>
+          <w:sz w:val="24"/>
+          <w:szCs w:val="24"/>
+        </w:rPr>
+        <w:t xml:space="preserve"> stores like Redis.</w:t>
+      </w:r>
+      <w:r>
+        <w:rPr>
+          <w:sz w:val="24"/>
+          <w:szCs w:val="24"/>
+        </w:rPr>
+        <w:t xml:space="preserve"> </w:t>
+      </w:r>
+      <w:r>
+        <w:rPr>
+          <w:sz w:val="24"/>
+          <w:szCs w:val="24"/>
+        </w:rPr>
+        <w:t xml:space="preserve">An API interface, such as GraphQL or </w:t>
+      </w:r>
+      <w:proofErr w:type="spellStart"/>
+      <w:r>
+        <w:rPr>
+          <w:sz w:val="24"/>
+          <w:szCs w:val="24"/>
+        </w:rPr>
+        <w:t>ReST</w:t>
+      </w:r>
+      <w:proofErr w:type="spellEnd"/>
+      <w:r>
+        <w:rPr>
+          <w:sz w:val="24"/>
+          <w:szCs w:val="24"/>
+        </w:rPr>
+        <w:t>, is required to make the data accessible</w:t>
+      </w:r>
+      <w:r>
+        <w:rPr>
+          <w:sz w:val="24"/>
+          <w:szCs w:val="24"/>
+        </w:rPr>
+        <w:t xml:space="preserve"> and ab</w:t>
+      </w:r>
+      <w:r>
+        <w:rPr>
+          <w:sz w:val="24"/>
+          <w:szCs w:val="24"/>
+        </w:rPr>
+        <w:t>stract the complexity of the underlying event-driven system</w:t>
+      </w:r>
+      <w:r>
+        <w:rPr>
+          <w:sz w:val="24"/>
+          <w:szCs w:val="24"/>
+        </w:rPr>
+        <w:t xml:space="preserve">. </w:t>
+      </w:r>
+    </w:p>
+    <w:p>
+      <w:pPr>
+        <w:spacing w:line="360" w:lineRule="auto"/>
+        <w:rPr>
+          <w:sz w:val="24"/>
+          <w:szCs w:val="24"/>
+        </w:rPr>
+      </w:pPr>
+      <w:r>
+        <w:rPr>
+          <w:sz w:val="24"/>
+          <w:szCs w:val="24"/>
+        </w:rPr>
+        <w:t xml:space="preserve">This system ensures that less effort is required by all consumers that require state information about the specific entity, </w:t>
+      </w:r>
+      <w:proofErr w:type="spellStart"/>
+      <w:r>
+        <w:rPr>
+          <w:sz w:val="24"/>
+          <w:szCs w:val="24"/>
+        </w:rPr>
+        <w:t>eg.</w:t>
+      </w:r>
+      <w:proofErr w:type="spellEnd"/>
+      <w:r>
+        <w:rPr>
+          <w:sz w:val="24"/>
+          <w:szCs w:val="24"/>
+        </w:rPr>
+        <w:t xml:space="preserve"> Shipment, that they are interested in. However, if many applications from many domains consume this aggregation service a clear </w:t>
+      </w:r>
+      <w:proofErr w:type="spellStart"/>
+      <w:r>
+        <w:rPr>
+          <w:sz w:val="24"/>
+          <w:szCs w:val="24"/>
+        </w:rPr>
+        <w:t>SPoF</w:t>
+      </w:r>
+      <w:proofErr w:type="spellEnd"/>
+      <w:r>
+        <w:rPr>
+          <w:sz w:val="24"/>
+          <w:szCs w:val="24"/>
+        </w:rPr>
+        <w:t xml:space="preserve"> materialises that could affect the entire operations of a postal service. If the customer domain </w:t>
+      </w:r>
+      <w:r>
+        <w:rPr>
+          <w:sz w:val="24"/>
+          <w:szCs w:val="24"/>
+        </w:rPr>
+        <w:t>cannot</w:t>
+      </w:r>
+      <w:r>
+        <w:rPr>
+          <w:sz w:val="24"/>
+          <w:szCs w:val="24"/>
+        </w:rPr>
+        <w:t xml:space="preserve"> tell its customers where their parcel is, </w:t>
+      </w:r>
+      <w:r>
+        <w:rPr>
+          <w:sz w:val="24"/>
+          <w:szCs w:val="24"/>
+        </w:rPr>
+        <w:t xml:space="preserve">if a delivery agent cannot confirm a delivery and continue his work, if a customer support call centre cannot give an update on the status of the parcel, </w:t>
+      </w:r>
+      <w:r>
+        <w:rPr>
+          <w:sz w:val="24"/>
+          <w:szCs w:val="24"/>
+        </w:rPr>
+        <w:t xml:space="preserve">the reputational damage would be immense. </w:t>
+      </w:r>
+      <w:r>
+        <w:rPr>
+          <w:sz w:val="24"/>
+          <w:szCs w:val="24"/>
+        </w:rPr>
+        <w:t xml:space="preserve">Even if all other producers and consumer within the event streaming system remain online, this single aggregation service would have a major impact upon the operations of the enterprise. Therefore, it is clear that although an aggregation of event data is extremely useful, it is also important that a service providing aggregated data is highly available. </w:t>
+      </w:r>
     </w:p>
     <w:p>
       <w:pPr>
@@ -20722,6 +20967,7 @@
       </w:pPr>
       <w:bookmarkStart w:id="49" w:name="_Toc233796069"/>
       <w:r>
+        <w:lastRenderedPageBreak/>
         <w:t>Materialised View</w:t>
       </w:r>
       <w:bookmarkEnd w:id="49"/>
@@ -20791,7 +21037,6 @@
       </w:pPr>
       <w:bookmarkStart w:id="53" w:name="_Toc233796073"/>
       <w:r>
-        <w:lastRenderedPageBreak/>
         <w:t>Cloud Native Architecture</w:t>
       </w:r>
       <w:bookmarkEnd w:id="53"/>
@@ -21076,6 +21321,7 @@
           <w:b/>
           <w:bCs/>
         </w:rPr>
+        <w:lastRenderedPageBreak/>
         <w:t>ISO/IEC IEEE 32675</w:t>
       </w:r>
       <w:r>
@@ -21390,7 +21636,14 @@
         <w:rPr>
           <w:sz w:val="24"/>
         </w:rPr>
-        <w:t xml:space="preserve">An Azure hosted Redis database will be utilised as a low latency materialised view for the GraphQL API. This would allow for a Command Query Responsibility Segregation (CQRS) pattern to be implemented allowing for efficient querying. If Redis service were to crash it could be rebuilt by rereading the data in the Kafka topics. Thus it would be self-healing.  </w:t>
+        <w:t xml:space="preserve">An Azure hosted Redis database will be utilised as a low latency materialised view for the GraphQL API. This would allow for a Command Query Responsibility Segregation (CQRS) </w:t>
+      </w:r>
+      <w:r>
+        <w:rPr>
+          <w:sz w:val="24"/>
+        </w:rPr>
+        <w:lastRenderedPageBreak/>
+        <w:t xml:space="preserve">pattern to be implemented allowing for efficient querying. If Redis service were to crash it could be rebuilt by rereading the data in the Kafka topics. Thus it would be self-healing.  </w:t>
       </w:r>
     </w:p>
     <w:p>
@@ -21510,7 +21763,6 @@
           <w:szCs w:val="24"/>
           <w:lang w:val="en-GB"/>
         </w:rPr>
-        <w:lastRenderedPageBreak/>
         <w:t>Design and test a prototype event stream domain-driven setup that:</w:t>
       </w:r>
     </w:p>

--- a/Robyn Doyle Dissertation Draft.docx
+++ b/Robyn Doyle Dissertation Draft.docx
@@ -8658,7 +8658,7 @@
           <w:sz w:val="24"/>
           <w:szCs w:val="24"/>
         </w:rPr>
-        <w:t xml:space="preserve"> as a communication back bone between the </w:t>
+        <w:t xml:space="preserve"> as a communication backbone between the </w:t>
       </w:r>
       <w:r>
         <w:rPr>
@@ -12571,7 +12571,7 @@
           <w:sz w:val="24"/>
           <w:szCs w:val="24"/>
         </w:rPr>
-        <w:t>At the same time the demands from customers have leaned towards digital products and faster processing time, resulting in a drastic changes affecting the postal sector</w:t>
+        <w:t>At the same time the demands from customers have leaned towards digital products and faster processing time, resulting in drastic changes affecting the postal sector</w:t>
       </w:r>
       <w:r>
         <w:rPr>
@@ -12776,7 +12776,14 @@
           <w:sz w:val="24"/>
           <w:szCs w:val="24"/>
         </w:rPr>
-        <w:t xml:space="preserve">The modern </w:t>
+        <w:t xml:space="preserve">For </w:t>
+      </w:r>
+      <w:r>
+        <w:rPr>
+          <w:sz w:val="24"/>
+          <w:szCs w:val="24"/>
+        </w:rPr>
+        <w:t xml:space="preserve">modern </w:t>
       </w:r>
       <w:r>
         <w:rPr>
@@ -12790,14 +12797,14 @@
           <w:sz w:val="24"/>
           <w:szCs w:val="24"/>
         </w:rPr>
-        <w:t xml:space="preserve"> entire </w:t>
-      </w:r>
-      <w:r>
-        <w:rPr>
-          <w:sz w:val="24"/>
-          <w:szCs w:val="24"/>
-        </w:rPr>
-        <w:t xml:space="preserve">the </w:t>
+        <w:t xml:space="preserve"> entire</w:t>
+      </w:r>
+      <w:r>
+        <w:rPr>
+          <w:sz w:val="24"/>
+          <w:szCs w:val="24"/>
+        </w:rPr>
+        <w:t xml:space="preserve"> </w:t>
       </w:r>
       <w:r>
         <w:rPr>
@@ -12818,7 +12825,21 @@
           <w:sz w:val="24"/>
           <w:szCs w:val="24"/>
         </w:rPr>
-        <w:t xml:space="preserve"> online, a single break in the chain can result in financial loss and reputational damage</w:t>
+        <w:t xml:space="preserve"> online, a single </w:t>
+      </w:r>
+      <w:r>
+        <w:rPr>
+          <w:sz w:val="24"/>
+          <w:szCs w:val="24"/>
+        </w:rPr>
+        <w:t>critical issue</w:t>
+      </w:r>
+      <w:r>
+        <w:rPr>
+          <w:sz w:val="24"/>
+          <w:szCs w:val="24"/>
+        </w:rPr>
+        <w:t xml:space="preserve"> can result in financial loss and reputational damage</w:t>
       </w:r>
       <w:r>
         <w:rPr>
@@ -13096,7 +13117,7 @@
           <w:sz w:val="24"/>
           <w:szCs w:val="24"/>
         </w:rPr>
-        <w:t xml:space="preserve">This technology is now a standard for the deployment of modern microservice applications, and thus is a key part of the problem context. Kubernetes, combined with Event Streaming technologies are becoming the back bone of how every application is deployed and how they communicate with each other within a Domain Driven </w:t>
+        <w:t xml:space="preserve">This technology is now a standard for the deployment of modern microservice applications, and thus is a key part of the problem context. Kubernetes, combined with Event Streaming technologies are becoming the backbone of how every application is deployed and how they communicate with each other within a Domain Driven </w:t>
       </w:r>
       <w:r>
         <w:rPr>
@@ -13270,6 +13291,13 @@
           <w:sz w:val="24"/>
           <w:szCs w:val="24"/>
         </w:rPr>
+        <w:t>,</w:t>
+      </w:r>
+      <w:r>
+        <w:rPr>
+          <w:sz w:val="24"/>
+          <w:szCs w:val="24"/>
+        </w:rPr>
         <w:t xml:space="preserve"> a need</w:t>
       </w:r>
       <w:r>
@@ -13717,7 +13745,35 @@
           <w:sz w:val="24"/>
           <w:szCs w:val="24"/>
         </w:rPr>
-        <w:t xml:space="preserve"> transformation some aspect of information technology needs to involved. Example</w:t>
+        <w:t xml:space="preserve"> transformation</w:t>
+      </w:r>
+      <w:r>
+        <w:rPr>
+          <w:sz w:val="24"/>
+          <w:szCs w:val="24"/>
+        </w:rPr>
+        <w:t>,</w:t>
+      </w:r>
+      <w:r>
+        <w:rPr>
+          <w:sz w:val="24"/>
+          <w:szCs w:val="24"/>
+        </w:rPr>
+        <w:t xml:space="preserve"> some aspect of information technology needs to </w:t>
+      </w:r>
+      <w:r>
+        <w:rPr>
+          <w:sz w:val="24"/>
+          <w:szCs w:val="24"/>
+        </w:rPr>
+        <w:t xml:space="preserve">be </w:t>
+      </w:r>
+      <w:r>
+        <w:rPr>
+          <w:sz w:val="24"/>
+          <w:szCs w:val="24"/>
+        </w:rPr>
+        <w:t>involved. Example</w:t>
       </w:r>
       <w:r>
         <w:rPr>
@@ -13841,7 +13897,21 @@
           <w:sz w:val="24"/>
           <w:szCs w:val="24"/>
         </w:rPr>
-        <w:t xml:space="preserve"> a post service updates it legacy parcel tracking system</w:t>
+        <w:t xml:space="preserve"> a post service updates it</w:t>
+      </w:r>
+      <w:r>
+        <w:rPr>
+          <w:sz w:val="24"/>
+          <w:szCs w:val="24"/>
+        </w:rPr>
+        <w:t>s</w:t>
+      </w:r>
+      <w:r>
+        <w:rPr>
+          <w:sz w:val="24"/>
+          <w:szCs w:val="24"/>
+        </w:rPr>
+        <w:t xml:space="preserve"> legacy parcel tracking system</w:t>
       </w:r>
       <w:r>
         <w:rPr>
@@ -13869,7 +13939,21 @@
           <w:sz w:val="24"/>
           <w:szCs w:val="24"/>
         </w:rPr>
-        <w:t xml:space="preserve"> with a real-time event driven tracking platform which allows customer to view regular updates in an app or website. </w:t>
+        <w:t xml:space="preserve"> with a real-time event driven tracking platform which allows customer</w:t>
+      </w:r>
+      <w:r>
+        <w:rPr>
+          <w:sz w:val="24"/>
+          <w:szCs w:val="24"/>
+        </w:rPr>
+        <w:t>s</w:t>
+      </w:r>
+      <w:r>
+        <w:rPr>
+          <w:sz w:val="24"/>
+          <w:szCs w:val="24"/>
+        </w:rPr>
+        <w:t xml:space="preserve"> to view regular updates in an app or website. </w:t>
       </w:r>
       <w:r>
         <w:rPr>
@@ -13933,7 +14017,21 @@
           <w:sz w:val="24"/>
           <w:szCs w:val="24"/>
         </w:rPr>
-        <w:t>Amazons</w:t>
+        <w:t>Amazon</w:t>
+      </w:r>
+      <w:r>
+        <w:rPr>
+          <w:sz w:val="24"/>
+          <w:szCs w:val="24"/>
+        </w:rPr>
+        <w:t>’</w:t>
+      </w:r>
+      <w:r>
+        <w:rPr>
+          <w:sz w:val="24"/>
+          <w:szCs w:val="24"/>
+        </w:rPr>
+        <w:t>s</w:t>
       </w:r>
       <w:r>
         <w:rPr>
@@ -13997,7 +14095,21 @@
           <w:sz w:val="24"/>
           <w:szCs w:val="24"/>
         </w:rPr>
-        <w:t xml:space="preserve"> Understanding why digital transformation occur is necessary before examining </w:t>
+        <w:t xml:space="preserve"> Understanding why digital transformation</w:t>
+      </w:r>
+      <w:r>
+        <w:rPr>
+          <w:sz w:val="24"/>
+          <w:szCs w:val="24"/>
+        </w:rPr>
+        <w:t>s</w:t>
+      </w:r>
+      <w:r>
+        <w:rPr>
+          <w:sz w:val="24"/>
+          <w:szCs w:val="24"/>
+        </w:rPr>
+        <w:t xml:space="preserve"> occur is necessary before examining </w:t>
       </w:r>
       <w:r>
         <w:rPr>
@@ -14077,7 +14189,21 @@
           <w:sz w:val="24"/>
           <w:szCs w:val="24"/>
         </w:rPr>
-        <w:t xml:space="preserve"> which is an IT discipline focused on the translation of corporate strategy into the daily operations</w:t>
+        <w:t xml:space="preserve"> which is an IT discipline focused on the translation of corporate strategy into </w:t>
+      </w:r>
+      <w:r>
+        <w:rPr>
+          <w:sz w:val="24"/>
+          <w:szCs w:val="24"/>
+        </w:rPr>
+        <w:t xml:space="preserve">day-to-day </w:t>
+      </w:r>
+      <w:r>
+        <w:rPr>
+          <w:sz w:val="24"/>
+          <w:szCs w:val="24"/>
+        </w:rPr>
+        <w:t>operations</w:t>
       </w:r>
       <w:r>
         <w:rPr>
@@ -14198,6 +14324,13 @@
           <w:sz w:val="24"/>
           <w:szCs w:val="24"/>
         </w:rPr>
+        <w:t>,</w:t>
+      </w:r>
+      <w:r>
+        <w:rPr>
+          <w:sz w:val="24"/>
+          <w:szCs w:val="24"/>
+        </w:rPr>
         <w:t xml:space="preserve"> </w:t>
       </w:r>
       <w:r>
@@ -14318,7 +14451,35 @@
           <w:sz w:val="24"/>
           <w:szCs w:val="24"/>
         </w:rPr>
-        <w:t xml:space="preserve">These frameworks provide structure to process that support the digital transformation process. </w:t>
+        <w:t xml:space="preserve">These frameworks provide structure to </w:t>
+      </w:r>
+      <w:r>
+        <w:rPr>
+          <w:sz w:val="24"/>
+          <w:szCs w:val="24"/>
+        </w:rPr>
+        <w:t xml:space="preserve">the </w:t>
+      </w:r>
+      <w:r>
+        <w:rPr>
+          <w:sz w:val="24"/>
+          <w:szCs w:val="24"/>
+        </w:rPr>
+        <w:t>process that support</w:t>
+      </w:r>
+      <w:r>
+        <w:rPr>
+          <w:sz w:val="24"/>
+          <w:szCs w:val="24"/>
+        </w:rPr>
+        <w:t>s</w:t>
+      </w:r>
+      <w:r>
+        <w:rPr>
+          <w:sz w:val="24"/>
+          <w:szCs w:val="24"/>
+        </w:rPr>
+        <w:t xml:space="preserve"> the digital transformation process. </w:t>
       </w:r>
     </w:p>
     <w:p>
@@ -14334,7 +14495,70 @@
           <w:sz w:val="24"/>
           <w:szCs w:val="24"/>
         </w:rPr>
-        <w:t xml:space="preserve">The need for an Enterprise Architecture unit in a business arises when it wants to change towards a new target architecture and away from a current “baseline” architecture . These change is often prompted by a desire to create or improve digital services and products. The implementation of such targets effect the underlying architecture at the Business level, the application level, the data level and the technology level. </w:t>
+        <w:t>The need for an Enterprise Architecture unit in a business arises when it wants to change towards a new target architecture and away from a current “baseline” architecture . Th</w:t>
+      </w:r>
+      <w:r>
+        <w:rPr>
+          <w:sz w:val="24"/>
+          <w:szCs w:val="24"/>
+        </w:rPr>
+        <w:t>is</w:t>
+      </w:r>
+      <w:r>
+        <w:rPr>
+          <w:sz w:val="24"/>
+          <w:szCs w:val="24"/>
+        </w:rPr>
+        <w:t xml:space="preserve"> change is often prompted by a desire to create or improve digital services and products. The implementation of</w:t>
+      </w:r>
+      <w:r>
+        <w:rPr>
+          <w:sz w:val="24"/>
+          <w:szCs w:val="24"/>
+        </w:rPr>
+        <w:t xml:space="preserve"> these</w:t>
+      </w:r>
+      <w:r>
+        <w:rPr>
+          <w:sz w:val="24"/>
+          <w:szCs w:val="24"/>
+        </w:rPr>
+        <w:t xml:space="preserve"> targets </w:t>
+      </w:r>
+      <w:r>
+        <w:rPr>
+          <w:sz w:val="24"/>
+          <w:szCs w:val="24"/>
+        </w:rPr>
+        <w:t xml:space="preserve">architectures </w:t>
+      </w:r>
+      <w:r>
+        <w:rPr>
+          <w:sz w:val="24"/>
+          <w:szCs w:val="24"/>
+        </w:rPr>
+        <w:t>a</w:t>
+      </w:r>
+      <w:r>
+        <w:rPr>
+          <w:sz w:val="24"/>
+          <w:szCs w:val="24"/>
+        </w:rPr>
+        <w:t>ffect</w:t>
+      </w:r>
+      <w:r>
+        <w:rPr>
+          <w:sz w:val="24"/>
+          <w:szCs w:val="24"/>
+        </w:rPr>
+        <w:t>s</w:t>
+      </w:r>
+      <w:r>
+        <w:rPr>
+          <w:sz w:val="24"/>
+          <w:szCs w:val="24"/>
+        </w:rPr>
+        <w:t xml:space="preserve"> the underlying architecture at the Business level, the application level, the data level and the technology level. </w:t>
       </w:r>
       <w:r>
         <w:rPr>
@@ -14492,7 +14716,49 @@
           <w:sz w:val="24"/>
           <w:szCs w:val="24"/>
         </w:rPr>
-        <w:t xml:space="preserve">There are various stage in the ADM with the main steps being A to D where requirements are gathered for the specific levels of architecture and target architectures are created. These target architectures are then used as a blueprint for the implementation teams that work on the work packages associated with the digital transformation program. The ADM is an iterative process where a vision is established a stage A, the requirements are collected and targets visualised in B to C, the possible solutions identified in E, a roadmap for implementation developed at F and a governance taskforce setup at G to oversee the transformation </w:t>
+        <w:t>There are various stage</w:t>
+      </w:r>
+      <w:r>
+        <w:rPr>
+          <w:sz w:val="24"/>
+          <w:szCs w:val="24"/>
+        </w:rPr>
+        <w:t>s</w:t>
+      </w:r>
+      <w:r>
+        <w:rPr>
+          <w:sz w:val="24"/>
+          <w:szCs w:val="24"/>
+        </w:rPr>
+        <w:t xml:space="preserve"> in the ADM with the main steps being A to D where requirements are gathered for the specific levels of architecture and target architectures are created. These target architectures are then used as a blueprint for the implementation teams that work on the work packages associated with the digital transformation program. The ADM is an iterative process where a vision is established </w:t>
+      </w:r>
+      <w:r>
+        <w:rPr>
+          <w:sz w:val="24"/>
+          <w:szCs w:val="24"/>
+        </w:rPr>
+        <w:t>in</w:t>
+      </w:r>
+      <w:r>
+        <w:rPr>
+          <w:sz w:val="24"/>
+          <w:szCs w:val="24"/>
+        </w:rPr>
+        <w:t xml:space="preserve"> </w:t>
+      </w:r>
+      <w:r>
+        <w:rPr>
+          <w:sz w:val="24"/>
+          <w:szCs w:val="24"/>
+        </w:rPr>
+        <w:t>S</w:t>
+      </w:r>
+      <w:r>
+        <w:rPr>
+          <w:sz w:val="24"/>
+          <w:szCs w:val="24"/>
+        </w:rPr>
+        <w:t xml:space="preserve">tage A, the requirements are collected and targets visualised in B to C, the possible solutions identified in E, a roadmap for implementation developed at F and a governance taskforce setup at G to oversee the transformation </w:t>
       </w:r>
       <w:r>
         <w:rPr>
@@ -14542,7 +14808,21 @@
           <w:sz w:val="24"/>
           <w:szCs w:val="24"/>
         </w:rPr>
-        <w:t xml:space="preserve">Having a structured framework in place is key in ensuring that a digital transformation has the best chance of success. It must be noted that many digital transformation fail due to the complexity of such initiatives and associated factors like budget overspending and milestones not being reached on time. </w:t>
+        <w:t>Having a structured framework in place is key in ensuring that a digital transformation has the best chance of success. It must be noted that many digital transformation</w:t>
+      </w:r>
+      <w:r>
+        <w:rPr>
+          <w:sz w:val="24"/>
+          <w:szCs w:val="24"/>
+        </w:rPr>
+        <w:t>s</w:t>
+      </w:r>
+      <w:r>
+        <w:rPr>
+          <w:sz w:val="24"/>
+          <w:szCs w:val="24"/>
+        </w:rPr>
+        <w:t xml:space="preserve"> fail due to the complexity of such initiatives and associated factors like budget overspending and milestones not being reached on time. </w:t>
       </w:r>
       <w:r>
         <w:rPr>
@@ -14784,7 +15064,21 @@
           <w:sz w:val="24"/>
           <w:szCs w:val="24"/>
         </w:rPr>
-        <w:t xml:space="preserve">capability within an enterprise. Each enterprise can decide how detailed there domains can be. For a smaller organisation there might be a few core domains </w:t>
+        <w:t>capability within an enterprise. Each enterprise can decide how detailed the</w:t>
+      </w:r>
+      <w:r>
+        <w:rPr>
+          <w:sz w:val="24"/>
+          <w:szCs w:val="24"/>
+        </w:rPr>
+        <w:t>i</w:t>
+      </w:r>
+      <w:r>
+        <w:rPr>
+          <w:sz w:val="24"/>
+          <w:szCs w:val="24"/>
+        </w:rPr>
+        <w:t xml:space="preserve">r domains can be. For a smaller organisation there might be a few core domains </w:t>
       </w:r>
       <w:r>
         <w:rPr>
@@ -14798,7 +15092,21 @@
           <w:sz w:val="24"/>
           <w:szCs w:val="24"/>
         </w:rPr>
-        <w:t xml:space="preserve">such as “Finance”, “Human Relations” or Accounting”. In a larger enterprise there normally is a need for sub domains in order to differentiate between finer core </w:t>
+        <w:t>such as “Finance”, “Human Re</w:t>
+      </w:r>
+      <w:r>
+        <w:rPr>
+          <w:sz w:val="24"/>
+          <w:szCs w:val="24"/>
+        </w:rPr>
+        <w:t>sources</w:t>
+      </w:r>
+      <w:r>
+        <w:rPr>
+          <w:sz w:val="24"/>
+          <w:szCs w:val="24"/>
+        </w:rPr>
+        <w:t xml:space="preserve">” or Accounting”. In a larger enterprise there normally is a need for sub domains in order to differentiate between finer core </w:t>
       </w:r>
       <w:r>
         <w:rPr>
@@ -14812,7 +15120,49 @@
           <w:sz w:val="24"/>
           <w:szCs w:val="24"/>
         </w:rPr>
-        <w:t>capabilities such as “finance/invoice management”. In a postal service there could be domains such as a “</w:t>
+        <w:t>capabilities such as “</w:t>
+      </w:r>
+      <w:r>
+        <w:rPr>
+          <w:sz w:val="24"/>
+          <w:szCs w:val="24"/>
+        </w:rPr>
+        <w:t>F</w:t>
+      </w:r>
+      <w:r>
+        <w:rPr>
+          <w:sz w:val="24"/>
+          <w:szCs w:val="24"/>
+        </w:rPr>
+        <w:t>inance/</w:t>
+      </w:r>
+      <w:r>
+        <w:rPr>
+          <w:sz w:val="24"/>
+          <w:szCs w:val="24"/>
+        </w:rPr>
+        <w:t>I</w:t>
+      </w:r>
+      <w:r>
+        <w:rPr>
+          <w:sz w:val="24"/>
+          <w:szCs w:val="24"/>
+        </w:rPr>
+        <w:t xml:space="preserve">nvoice </w:t>
+      </w:r>
+      <w:r>
+        <w:rPr>
+          <w:sz w:val="24"/>
+          <w:szCs w:val="24"/>
+        </w:rPr>
+        <w:t>M</w:t>
+      </w:r>
+      <w:r>
+        <w:rPr>
+          <w:sz w:val="24"/>
+          <w:szCs w:val="24"/>
+        </w:rPr>
+        <w:t>anagement”. In a postal service there could be domains such as a “</w:t>
       </w:r>
       <w:bookmarkStart w:id="29" w:name="OLE_LINK7"/>
       <w:bookmarkStart w:id="30" w:name="OLE_LINK8"/>
@@ -14962,7 +15312,21 @@
           <w:sz w:val="24"/>
           <w:szCs w:val="24"/>
         </w:rPr>
-        <w:t>Thus all core skills, knowledge and expertise for</w:t>
+        <w:t xml:space="preserve">Thus all </w:t>
+      </w:r>
+      <w:r>
+        <w:rPr>
+          <w:sz w:val="24"/>
+          <w:szCs w:val="24"/>
+        </w:rPr>
+        <w:t xml:space="preserve">of the </w:t>
+      </w:r>
+      <w:r>
+        <w:rPr>
+          <w:sz w:val="24"/>
+          <w:szCs w:val="24"/>
+        </w:rPr>
+        <w:t>core skills, knowledge and expertise for</w:t>
       </w:r>
       <w:r>
         <w:rPr>
@@ -15117,14 +15481,42 @@
           <w:sz w:val="24"/>
           <w:szCs w:val="24"/>
         </w:rPr>
-        <w:t xml:space="preserve"> Instead, if a team working in the “Parcel Tracking” domain needs a reporting tool to visualise shipments they would send their requirements to the “Reporting and Analytics” domain owner. </w:t>
-      </w:r>
-      <w:r>
-        <w:rPr>
-          <w:sz w:val="24"/>
-          <w:szCs w:val="24"/>
-        </w:rPr>
-        <w:t>That domain owner and their team would take the data from a interface provided by the “Parcel Tracking” domain and prepare the dashboard and then hand it over. Operations and hosting of the dashboard as well as preparation of the data would all occur on the platform managed and owned by “Reporting and Analytics”. It is easy to see the value of only having on</w:t>
+        <w:t xml:space="preserve"> Instead, if a team</w:t>
+      </w:r>
+      <w:r>
+        <w:rPr>
+          <w:sz w:val="24"/>
+          <w:szCs w:val="24"/>
+        </w:rPr>
+        <w:t xml:space="preserve"> </w:t>
+      </w:r>
+      <w:r>
+        <w:rPr>
+          <w:sz w:val="24"/>
+          <w:szCs w:val="24"/>
+        </w:rPr>
+        <w:t xml:space="preserve"> working in the “Parcel Tracking” domain needs a reporting tool to visualise shipments they would send their requirements to the “Reporting and Analytics” domain owner. </w:t>
+      </w:r>
+      <w:r>
+        <w:rPr>
+          <w:sz w:val="24"/>
+          <w:szCs w:val="24"/>
+        </w:rPr>
+        <w:t>That domain owner and their team would take the data from a</w:t>
+      </w:r>
+      <w:r>
+        <w:rPr>
+          <w:sz w:val="24"/>
+          <w:szCs w:val="24"/>
+        </w:rPr>
+        <w:t>n</w:t>
+      </w:r>
+      <w:r>
+        <w:rPr>
+          <w:sz w:val="24"/>
+          <w:szCs w:val="24"/>
+        </w:rPr>
+        <w:t xml:space="preserve"> interface provided by the “Parcel Tracking” domain and prepare the dashboard and then hand it over. Operations and hosting of the dashboard as well as preparation of the data would all occur on the platform managed and owned by “Reporting and Analytics”. It is easy to see the value of only having on</w:t>
       </w:r>
       <w:r>
         <w:rPr>
@@ -15734,7 +16126,21 @@
           <w:sz w:val="24"/>
           <w:szCs w:val="24"/>
         </w:rPr>
-        <w:t>A monolithic can have advantages early in its lifetime when it has not become too complex since it requires less deployments and can be worked on centrally. However, this tend</w:t>
+        <w:t xml:space="preserve">A monolithic </w:t>
+      </w:r>
+      <w:r>
+        <w:rPr>
+          <w:sz w:val="24"/>
+          <w:szCs w:val="24"/>
+        </w:rPr>
+        <w:t xml:space="preserve">architecture </w:t>
+      </w:r>
+      <w:r>
+        <w:rPr>
+          <w:sz w:val="24"/>
+          <w:szCs w:val="24"/>
+        </w:rPr>
+        <w:t>can have advantages early in its lifetime when it has not become too complex since it requires less deployments and can be worked on centrally. However, this tend</w:t>
       </w:r>
       <w:r>
         <w:rPr>
@@ -15762,7 +16168,21 @@
           <w:sz w:val="24"/>
           <w:szCs w:val="24"/>
         </w:rPr>
-        <w:t xml:space="preserve">a large amount functionality is often accumulated organically over years </w:t>
+        <w:t xml:space="preserve">a large amount </w:t>
+      </w:r>
+      <w:r>
+        <w:rPr>
+          <w:sz w:val="24"/>
+          <w:szCs w:val="24"/>
+        </w:rPr>
+        <w:t xml:space="preserve">of </w:t>
+      </w:r>
+      <w:r>
+        <w:rPr>
+          <w:sz w:val="24"/>
+          <w:szCs w:val="24"/>
+        </w:rPr>
+        <w:t xml:space="preserve">functionality is often accumulated organically over years </w:t>
       </w:r>
       <w:r>
         <w:rPr>
@@ -16026,14 +16446,7 @@
           <w:sz w:val="24"/>
           <w:szCs w:val="24"/>
         </w:rPr>
-        <w:t xml:space="preserve">. In a fast changing environment the constant threat of hackers and malicious actors is also </w:t>
-      </w:r>
-      <w:r>
-        <w:rPr>
-          <w:sz w:val="24"/>
-          <w:szCs w:val="24"/>
-        </w:rPr>
-        <w:t xml:space="preserve">harder to </w:t>
+        <w:t xml:space="preserve">. In a fast </w:t>
       </w:r>
       <w:r>
         <w:rPr>
@@ -16041,7 +16454,14 @@
           <w:szCs w:val="24"/>
         </w:rPr>
         <w:lastRenderedPageBreak/>
-        <w:t>defend against while using old</w:t>
+        <w:t xml:space="preserve">changing environment the constant threat of hackers and malicious actors is also </w:t>
+      </w:r>
+      <w:r>
+        <w:rPr>
+          <w:sz w:val="24"/>
+          <w:szCs w:val="24"/>
+        </w:rPr>
+        <w:t>harder to defend against while using old</w:t>
       </w:r>
       <w:r>
         <w:rPr>
@@ -16292,7 +16712,21 @@
           <w:sz w:val="24"/>
           <w:szCs w:val="24"/>
         </w:rPr>
-        <w:t xml:space="preserve">MSA allows applications to deployed independently with fully </w:t>
+        <w:t>MSA allows applications to</w:t>
+      </w:r>
+      <w:r>
+        <w:rPr>
+          <w:sz w:val="24"/>
+          <w:szCs w:val="24"/>
+        </w:rPr>
+        <w:t xml:space="preserve"> be</w:t>
+      </w:r>
+      <w:r>
+        <w:rPr>
+          <w:sz w:val="24"/>
+          <w:szCs w:val="24"/>
+        </w:rPr>
+        <w:t xml:space="preserve"> deployed independently with fully </w:t>
       </w:r>
       <w:r>
         <w:rPr>
@@ -16313,7 +16747,7 @@
           <w:sz w:val="24"/>
           <w:szCs w:val="24"/>
         </w:rPr>
-        <w:t xml:space="preserve"> that allows for faster releases and improved maintainability and scalability </w:t>
+        <w:t xml:space="preserve"> that allow for faster releases and improved maintainability and scalability </w:t>
       </w:r>
       <w:r>
         <w:rPr>
@@ -16780,7 +17214,21 @@
           <w:sz w:val="24"/>
           <w:szCs w:val="24"/>
         </w:rPr>
-        <w:t xml:space="preserve">Specifically Continuous Integration and Continuous Deployment (CI/CD) pipelines are set up to allow for the complete automated deployment of the application </w:t>
+        <w:t xml:space="preserve">Specifically Continuous Integration and Continuous Deployment (CI/CD) pipelines are set up to allow for the </w:t>
+      </w:r>
+      <w:r>
+        <w:rPr>
+          <w:sz w:val="24"/>
+          <w:szCs w:val="24"/>
+        </w:rPr>
+        <w:t xml:space="preserve">fully </w:t>
+      </w:r>
+      <w:r>
+        <w:rPr>
+          <w:sz w:val="24"/>
+          <w:szCs w:val="24"/>
+        </w:rPr>
+        <w:t xml:space="preserve">automated deployment of the application </w:t>
       </w:r>
       <w:r>
         <w:rPr>
@@ -17318,7 +17766,21 @@
           <w:sz w:val="24"/>
           <w:szCs w:val="24"/>
         </w:rPr>
-        <w:t xml:space="preserve"> where other domain have been producing events into. There is not request sent to other domains, everything is decoupled. How the EDD</w:t>
+        <w:t xml:space="preserve"> where other domain</w:t>
+      </w:r>
+      <w:r>
+        <w:rPr>
+          <w:sz w:val="24"/>
+          <w:szCs w:val="24"/>
+        </w:rPr>
+        <w:t>s</w:t>
+      </w:r>
+      <w:r>
+        <w:rPr>
+          <w:sz w:val="24"/>
+          <w:szCs w:val="24"/>
+        </w:rPr>
+        <w:t xml:space="preserve"> have been producing events into. There is no request sent to other domains, everything is decoupled. How the EDD</w:t>
       </w:r>
       <w:r>
         <w:rPr>
@@ -17360,7 +17822,21 @@
           <w:sz w:val="24"/>
           <w:szCs w:val="24"/>
         </w:rPr>
-        <w:t>Companies around the world are working to migrate from monolithic applications towards microservice based architecture</w:t>
+        <w:t>Companies around the world are working to migrate from monolithic applications towards microservice</w:t>
+      </w:r>
+      <w:r>
+        <w:rPr>
+          <w:sz w:val="24"/>
+          <w:szCs w:val="24"/>
+        </w:rPr>
+        <w:t>-</w:t>
+      </w:r>
+      <w:r>
+        <w:rPr>
+          <w:sz w:val="24"/>
+          <w:szCs w:val="24"/>
+        </w:rPr>
+        <w:t>based architecture</w:t>
       </w:r>
       <w:r>
         <w:rPr>
@@ -17797,7 +18273,7 @@
           <w:sz w:val="24"/>
           <w:szCs w:val="24"/>
         </w:rPr>
-        <w:t xml:space="preserve"> is </w:t>
+        <w:t xml:space="preserve"> </w:t>
       </w:r>
       <w:r>
         <w:rPr>
@@ -17986,7 +18462,21 @@
           <w:sz w:val="24"/>
           <w:szCs w:val="24"/>
         </w:rPr>
-        <w:t xml:space="preserve">ises transition towards MSA but they do now explain how the newly introduced microservices communicate with each other in a more reliable and scalable way. For that we need to examine </w:t>
+        <w:t>ises transition towards MSA but they do no</w:t>
+      </w:r>
+      <w:r>
+        <w:rPr>
+          <w:sz w:val="24"/>
+          <w:szCs w:val="24"/>
+        </w:rPr>
+        <w:t>t</w:t>
+      </w:r>
+      <w:r>
+        <w:rPr>
+          <w:sz w:val="24"/>
+          <w:szCs w:val="24"/>
+        </w:rPr>
+        <w:t xml:space="preserve"> explain how the newly introduced microservices communicate with each other in a more reliable and scalable way. For that we need to examine </w:t>
       </w:r>
       <w:r>
         <w:rPr>
@@ -18087,7 +18577,35 @@
           <w:rFonts w:asciiTheme="minorHAnsi" w:eastAsiaTheme="minorEastAsia" w:hAnsiTheme="minorHAnsi" w:cstheme="minorBidi"/>
           <w:color w:val="auto"/>
         </w:rPr>
-        <w:t xml:space="preserve">As soon as enterprises think about transitioning towards Domain Driven MSA the question of how these new services will communicate arises. Traditionally Microservices </w:t>
+        <w:t>As soon as enterprises think about transitioning towards Domain Driven MSA the question of how these new services will communicate arises. Traditionally</w:t>
+      </w:r>
+      <w:r>
+        <w:rPr>
+          <w:rFonts w:asciiTheme="minorHAnsi" w:eastAsiaTheme="minorEastAsia" w:hAnsiTheme="minorHAnsi" w:cstheme="minorBidi"/>
+          <w:color w:val="auto"/>
+        </w:rPr>
+        <w:t>,</w:t>
+      </w:r>
+      <w:r>
+        <w:rPr>
+          <w:rFonts w:asciiTheme="minorHAnsi" w:eastAsiaTheme="minorEastAsia" w:hAnsiTheme="minorHAnsi" w:cstheme="minorBidi"/>
+          <w:color w:val="auto"/>
+        </w:rPr>
+        <w:t xml:space="preserve"> </w:t>
+      </w:r>
+      <w:r>
+        <w:rPr>
+          <w:rFonts w:asciiTheme="minorHAnsi" w:eastAsiaTheme="minorEastAsia" w:hAnsiTheme="minorHAnsi" w:cstheme="minorBidi"/>
+          <w:color w:val="auto"/>
+        </w:rPr>
+        <w:t>m</w:t>
+      </w:r>
+      <w:r>
+        <w:rPr>
+          <w:rFonts w:asciiTheme="minorHAnsi" w:eastAsiaTheme="minorEastAsia" w:hAnsiTheme="minorHAnsi" w:cstheme="minorBidi"/>
+          <w:color w:val="auto"/>
+        </w:rPr>
+        <w:t xml:space="preserve">icroservices </w:t>
       </w:r>
       <w:r>
         <w:rPr>
@@ -18227,6 +18745,125 @@
           <w:rFonts w:asciiTheme="minorHAnsi" w:eastAsiaTheme="minorEastAsia" w:hAnsiTheme="minorHAnsi" w:cstheme="minorBidi"/>
           <w:color w:val="auto"/>
         </w:rPr>
+        <w:t>, which</w:t>
+      </w:r>
+      <w:r>
+        <w:rPr>
+          <w:rFonts w:asciiTheme="minorHAnsi" w:eastAsiaTheme="minorEastAsia" w:hAnsiTheme="minorHAnsi" w:cstheme="minorBidi"/>
+          <w:color w:val="auto"/>
+        </w:rPr>
+        <w:t xml:space="preserve"> follow a</w:t>
+      </w:r>
+      <w:r>
+        <w:rPr>
+          <w:rFonts w:asciiTheme="minorHAnsi" w:eastAsiaTheme="minorEastAsia" w:hAnsiTheme="minorHAnsi" w:cstheme="minorBidi"/>
+          <w:color w:val="auto"/>
+        </w:rPr>
+        <w:t xml:space="preserve"> </w:t>
+      </w:r>
+      <w:r>
+        <w:rPr>
+          <w:rFonts w:asciiTheme="minorHAnsi" w:eastAsiaTheme="minorEastAsia" w:hAnsiTheme="minorHAnsi" w:cstheme="minorBidi"/>
+          <w:color w:val="auto"/>
+        </w:rPr>
+        <w:t>traditional</w:t>
+      </w:r>
+      <w:r>
+        <w:rPr>
+          <w:rFonts w:asciiTheme="minorHAnsi" w:eastAsiaTheme="minorEastAsia" w:hAnsiTheme="minorHAnsi" w:cstheme="minorBidi"/>
+          <w:color w:val="auto"/>
+        </w:rPr>
+        <w:t xml:space="preserve"> request</w:t>
+      </w:r>
+      <w:r>
+        <w:rPr>
+          <w:rFonts w:asciiTheme="minorHAnsi" w:eastAsiaTheme="minorEastAsia" w:hAnsiTheme="minorHAnsi" w:cstheme="minorBidi"/>
+          <w:color w:val="auto"/>
+        </w:rPr>
+        <w:t>-</w:t>
+      </w:r>
+      <w:r>
+        <w:rPr>
+          <w:rFonts w:asciiTheme="minorHAnsi" w:eastAsiaTheme="minorEastAsia" w:hAnsiTheme="minorHAnsi" w:cstheme="minorBidi"/>
+          <w:color w:val="auto"/>
+        </w:rPr>
+        <w:t>response architecture</w:t>
+      </w:r>
+      <w:r>
+        <w:rPr>
+          <w:rFonts w:asciiTheme="minorHAnsi" w:eastAsiaTheme="minorEastAsia" w:hAnsiTheme="minorHAnsi" w:cstheme="minorBidi"/>
+          <w:color w:val="auto"/>
+        </w:rPr>
+        <w:t xml:space="preserve"> </w:t>
+      </w:r>
+      <w:r>
+        <w:rPr>
+          <w:rFonts w:asciiTheme="minorHAnsi" w:eastAsiaTheme="minorEastAsia" w:hAnsiTheme="minorHAnsi" w:cstheme="minorBidi"/>
+          <w:color w:val="auto"/>
+        </w:rPr>
+        <w:t>and are typically implemented synchronously</w:t>
+      </w:r>
+      <w:r>
+        <w:rPr>
+          <w:rFonts w:asciiTheme="minorHAnsi" w:eastAsiaTheme="minorEastAsia" w:hAnsiTheme="minorHAnsi" w:cstheme="minorBidi"/>
+          <w:color w:val="auto"/>
+        </w:rPr>
+        <w:t>,</w:t>
+      </w:r>
+      <w:r>
+        <w:rPr>
+          <w:rFonts w:asciiTheme="minorHAnsi" w:eastAsiaTheme="minorEastAsia" w:hAnsiTheme="minorHAnsi" w:cstheme="minorBidi"/>
+          <w:color w:val="auto"/>
+        </w:rPr>
+        <w:t xml:space="preserve"> which force the sender and receiver to wait upon one another</w:t>
+      </w:r>
+      <w:r>
+        <w:rPr>
+          <w:rFonts w:asciiTheme="minorHAnsi" w:eastAsiaTheme="minorEastAsia" w:hAnsiTheme="minorHAnsi" w:cstheme="minorBidi"/>
+          <w:color w:val="auto"/>
+        </w:rPr>
+        <w:t xml:space="preserve"> </w:t>
+      </w:r>
+      <w:r>
+        <w:rPr>
+          <w:rFonts w:asciiTheme="minorHAnsi" w:eastAsiaTheme="minorEastAsia" w:hAnsiTheme="minorHAnsi" w:cstheme="minorBidi"/>
+          <w:color w:val="auto"/>
+        </w:rPr>
+        <w:fldChar w:fldCharType="begin"/>
+      </w:r>
+      <w:r>
+        <w:rPr>
+          <w:rFonts w:asciiTheme="minorHAnsi" w:eastAsiaTheme="minorEastAsia" w:hAnsiTheme="minorHAnsi" w:cstheme="minorBidi"/>
+          <w:color w:val="auto"/>
+        </w:rPr>
+        <w:instrText xml:space="preserve"> ADDIN ZOTERO_ITEM CSL_CITATION {"citationID":"fPSab5Yq","properties":{"unsorted":false,"formattedCitation":"(Choudhary 2025)","plainCitation":"(Choudhary 2025)","noteIndex":0},"citationItems":[{"id":94,"uris":["http://zotero.org/users/local/x6OJxADO/items/XIVLFVRW"],"itemData":{"id":94,"type":"article-journal","abstract":"Event-Driven Architecture (EDA) represents a transformative approach to modern system design, fundamentally changing how organizations process and respond to realtime information. This comprehensive article analysis explores the evolution of EDA from traditional batch processing to real-time event streaming, examining its core principles, implementation patterns, and practical applications across various industries. The article examines real-world implementations and demonstrates how EDA enables organizations to achieve improved scalability, reduced latency, and enhanced system resilience. The article analysis encompasses technical challenges and solutions in data consistency, fault tolerance, and security while addressing emerging trends in serverless computing, edge processing, and artificial intelligence integration.","container-title":"INTERNATIONAL JOURNAL OF COMPUTER ENGINEERING AND TECHNOLOGY","DOI":"10.34218/IJCET_16_01_113","ISSN":"0976-6367, 0976-6375","issue":"1","journalAbbreviation":"IJCET","language":"en","page":"1535-1552","source":"DOI.org (Crossref)","title":"IMPLEMENTING EVENT-DRIVEN ARCHITECTURE FOR REAL-TIME DATA INTEGRATION IN CLOUD ENVIRONMENTS","volume":"16","author":[{"family":"Choudhary","given":"Siddhart Kumar"}],"issued":{"date-parts":[["2025",1,30]]}}}],"schema":"https://github.com/citation-style-language/schema/raw/master/csl-citation.json"} </w:instrText>
+      </w:r>
+      <w:r>
+        <w:rPr>
+          <w:rFonts w:asciiTheme="minorHAnsi" w:eastAsiaTheme="minorEastAsia" w:hAnsiTheme="minorHAnsi" w:cstheme="minorBidi"/>
+          <w:color w:val="auto"/>
+        </w:rPr>
+        <w:fldChar w:fldCharType="separate"/>
+      </w:r>
+      <w:r>
+        <w:rPr>
+          <w:rFonts w:asciiTheme="minorHAnsi" w:eastAsiaTheme="minorEastAsia" w:hAnsiTheme="minorHAnsi" w:cstheme="minorBidi"/>
+          <w:color w:val="auto"/>
+        </w:rPr>
+        <w:t>(Choudhary 2025)</w:t>
+      </w:r>
+      <w:r>
+        <w:rPr>
+          <w:rFonts w:asciiTheme="minorHAnsi" w:eastAsiaTheme="minorEastAsia" w:hAnsiTheme="minorHAnsi" w:cstheme="minorBidi"/>
+          <w:color w:val="auto"/>
+        </w:rPr>
+        <w:fldChar w:fldCharType="end"/>
+      </w:r>
+      <w:r>
+        <w:rPr>
+          <w:rFonts w:asciiTheme="minorHAnsi" w:eastAsiaTheme="minorEastAsia" w:hAnsiTheme="minorHAnsi" w:cstheme="minorBidi"/>
+          <w:color w:val="auto"/>
+        </w:rPr>
         <w:t>.</w:t>
       </w:r>
       <w:r>
@@ -18241,14 +18878,14 @@
           <w:rFonts w:asciiTheme="minorHAnsi" w:eastAsiaTheme="minorEastAsia" w:hAnsiTheme="minorHAnsi" w:cstheme="minorBidi"/>
           <w:color w:val="auto"/>
         </w:rPr>
-        <w:t>These</w:t>
-      </w:r>
-      <w:r>
-        <w:rPr>
-          <w:rFonts w:asciiTheme="minorHAnsi" w:eastAsiaTheme="minorEastAsia" w:hAnsiTheme="minorHAnsi" w:cstheme="minorBidi"/>
-          <w:color w:val="auto"/>
-        </w:rPr>
-        <w:t xml:space="preserve"> follow a</w:t>
+        <w:t xml:space="preserve">For large scale </w:t>
+      </w:r>
+      <w:r>
+        <w:rPr>
+          <w:rFonts w:asciiTheme="minorHAnsi" w:eastAsiaTheme="minorEastAsia" w:hAnsiTheme="minorHAnsi" w:cstheme="minorBidi"/>
+          <w:color w:val="auto"/>
+        </w:rPr>
+        <w:t>domain driven enterprises there is a need for a more scalable</w:t>
       </w:r>
       <w:r>
         <w:rPr>
@@ -18262,49 +18899,7 @@
           <w:rFonts w:asciiTheme="minorHAnsi" w:eastAsiaTheme="minorEastAsia" w:hAnsiTheme="minorHAnsi" w:cstheme="minorBidi"/>
           <w:color w:val="auto"/>
         </w:rPr>
-        <w:t>traditional</w:t>
-      </w:r>
-      <w:r>
-        <w:rPr>
-          <w:rFonts w:asciiTheme="minorHAnsi" w:eastAsiaTheme="minorEastAsia" w:hAnsiTheme="minorHAnsi" w:cstheme="minorBidi"/>
-          <w:color w:val="auto"/>
-        </w:rPr>
-        <w:t xml:space="preserve"> request</w:t>
-      </w:r>
-      <w:r>
-        <w:rPr>
-          <w:rFonts w:asciiTheme="minorHAnsi" w:eastAsiaTheme="minorEastAsia" w:hAnsiTheme="minorHAnsi" w:cstheme="minorBidi"/>
-          <w:color w:val="auto"/>
-        </w:rPr>
-        <w:t>-</w:t>
-      </w:r>
-      <w:r>
-        <w:rPr>
-          <w:rFonts w:asciiTheme="minorHAnsi" w:eastAsiaTheme="minorEastAsia" w:hAnsiTheme="minorHAnsi" w:cstheme="minorBidi"/>
-          <w:color w:val="auto"/>
-        </w:rPr>
-        <w:t>response architecture</w:t>
-      </w:r>
-      <w:r>
-        <w:rPr>
-          <w:rFonts w:asciiTheme="minorHAnsi" w:eastAsiaTheme="minorEastAsia" w:hAnsiTheme="minorHAnsi" w:cstheme="minorBidi"/>
-          <w:color w:val="auto"/>
-        </w:rPr>
-        <w:t xml:space="preserve"> </w:t>
-      </w:r>
-      <w:r>
-        <w:rPr>
-          <w:rFonts w:asciiTheme="minorHAnsi" w:eastAsiaTheme="minorEastAsia" w:hAnsiTheme="minorHAnsi" w:cstheme="minorBidi"/>
-          <w:color w:val="auto"/>
-        </w:rPr>
-        <w:t>and are typically implemented synchronously which force the sender and receiver to wait upon one another</w:t>
-      </w:r>
-      <w:r>
-        <w:rPr>
-          <w:rFonts w:asciiTheme="minorHAnsi" w:eastAsiaTheme="minorEastAsia" w:hAnsiTheme="minorHAnsi" w:cstheme="minorBidi"/>
-          <w:color w:val="auto"/>
-        </w:rPr>
-        <w:t xml:space="preserve"> </w:t>
+        <w:t xml:space="preserve">option where the producer and consumer are not directly coupled </w:t>
       </w:r>
       <w:r>
         <w:rPr>
@@ -18318,7 +18913,7 @@
           <w:rFonts w:asciiTheme="minorHAnsi" w:eastAsiaTheme="minorEastAsia" w:hAnsiTheme="minorHAnsi" w:cstheme="minorBidi"/>
           <w:color w:val="auto"/>
         </w:rPr>
-        <w:instrText xml:space="preserve"> ADDIN ZOTERO_ITEM CSL_CITATION {"citationID":"fPSab5Yq","properties":{"unsorted":false,"formattedCitation":"(Choudhary 2025)","plainCitation":"(Choudhary 2025)","noteIndex":0},"citationItems":[{"id":94,"uris":["http://zotero.org/users/local/x6OJxADO/items/XIVLFVRW"],"itemData":{"id":94,"type":"article-journal","abstract":"Event-Driven Architecture (EDA) represents a transformative approach to modern system design, fundamentally changing how organizations process and respond to realtime information. This comprehensive article analysis explores the evolution of EDA from traditional batch processing to real-time event streaming, examining its core principles, implementation patterns, and practical applications across various industries. The article examines real-world implementations and demonstrates how EDA enables organizations to achieve improved scalability, reduced latency, and enhanced system resilience. The article analysis encompasses technical challenges and solutions in data consistency, fault tolerance, and security while addressing emerging trends in serverless computing, edge processing, and artificial intelligence integration.","container-title":"INTERNATIONAL JOURNAL OF COMPUTER ENGINEERING AND TECHNOLOGY","DOI":"10.34218/IJCET_16_01_113","ISSN":"0976-6367, 0976-6375","issue":"1","journalAbbreviation":"IJCET","language":"en","page":"1535-1552","source":"DOI.org (Crossref)","title":"IMPLEMENTING EVENT-DRIVEN ARCHITECTURE FOR REAL-TIME DATA INTEGRATION IN CLOUD ENVIRONMENTS","volume":"16","author":[{"family":"Choudhary","given":"Siddhart Kumar"}],"issued":{"date-parts":[["2025",1,30]]}}}],"schema":"https://github.com/citation-style-language/schema/raw/master/csl-citation.json"} </w:instrText>
+        <w:instrText xml:space="preserve"> ADDIN ZOTERO_ITEM CSL_CITATION {"citationID":"L4bfwSuK","properties":{"unsorted":false,"formattedCitation":"(Laigner {\\i{}et al.} 2024)","plainCitation":"(Laigner et al. 2024)","noteIndex":0},"citationItems":[{"id":233,"uris":["http://zotero.org/users/local/x6OJxADO/items/UWKL5LZB"],"itemData":{"id":233,"type":"article","abstract":"Microservices emerged as a popular architectural style over the last decade. Although microservices are designed to be self-contained, they must communicate to realize business capabilities, creating dependencies among their data and functionalities. Developers then resort to asynchronous, event-based communication to fulfill such dependencies while reducing coupling. However, developers are often oblivious to the inherent challenges of the asynchronous and event-based paradigm, leading to frustrations and ultimately making them reconsider the adoption of microservices. To make matters worse, there is a scarcity of literature on the practices and challenges of designing, implementing, testing, monitoring, and troubleshooting event-based microservices. To fill this gap, this paper provides the first comprehensive characterization of event management practices and challenges in microservices based on a repository mining study of over 8000 Stack Overflow questions. Moreover, 628 relevant questions were randomly sampled for an in-depth manual investigation of challenges. We find that developers encounter many problems, including large event payloads, modeling event schemas, auditing event flows, and ordering constraints in processing events. This suggests that developers are not sufficiently served by state-of-the-practice technologies. We provide actionable implications to developers, technology providers, and researchers to advance event management in microservices.","DOI":"10.48550/arXiv.2408.00440","language":"en","note":"arXiv:2408.00440 [cs.SE]","number":"arXiv:2408.00440","publisher":"arXiv","source":"arXiv.org","title":"An Empirical Study on Challenges of Event Management in Microservice Architectures","URL":"http://arxiv.org/abs/2408.00440","author":[{"family":"Laigner","given":"Rodrigo"},{"family":"Almeida","given":"Ana Carolina"},{"family":"Assunção","given":"Wesley K. G."},{"family":"Zhou","given":"Yongluan"}],"accessed":{"date-parts":[["2026",7,19]]},"issued":{"date-parts":[["2024",8,1]]}}}],"schema":"https://github.com/citation-style-language/schema/raw/master/csl-citation.json"} </w:instrText>
       </w:r>
       <w:r>
         <w:rPr>
@@ -18332,7 +18927,23 @@
           <w:rFonts w:asciiTheme="minorHAnsi" w:eastAsiaTheme="minorEastAsia" w:hAnsiTheme="minorHAnsi" w:cstheme="minorBidi"/>
           <w:color w:val="auto"/>
         </w:rPr>
-        <w:t>(Choudhary 2025)</w:t>
+        <w:t>(</w:t>
+      </w:r>
+      <w:proofErr w:type="spellStart"/>
+      <w:r>
+        <w:rPr>
+          <w:rFonts w:asciiTheme="minorHAnsi" w:eastAsiaTheme="minorEastAsia" w:hAnsiTheme="minorHAnsi" w:cstheme="minorBidi"/>
+          <w:color w:val="auto"/>
+        </w:rPr>
+        <w:t>Laigner</w:t>
+      </w:r>
+      <w:proofErr w:type="spellEnd"/>
+      <w:r>
+        <w:rPr>
+          <w:rFonts w:asciiTheme="minorHAnsi" w:eastAsiaTheme="minorEastAsia" w:hAnsiTheme="minorHAnsi" w:cstheme="minorBidi"/>
+          <w:color w:val="auto"/>
+        </w:rPr>
+        <w:t xml:space="preserve"> et al. 2024)</w:t>
       </w:r>
       <w:r>
         <w:rPr>
@@ -18353,100 +18964,21 @@
           <w:rFonts w:asciiTheme="minorHAnsi" w:eastAsiaTheme="minorEastAsia" w:hAnsiTheme="minorHAnsi" w:cstheme="minorBidi"/>
           <w:color w:val="auto"/>
         </w:rPr>
-        <w:t xml:space="preserve"> </w:t>
-      </w:r>
-      <w:r>
-        <w:rPr>
-          <w:rFonts w:asciiTheme="minorHAnsi" w:eastAsiaTheme="minorEastAsia" w:hAnsiTheme="minorHAnsi" w:cstheme="minorBidi"/>
-          <w:color w:val="auto"/>
-        </w:rPr>
-        <w:t xml:space="preserve">For large scale </w:t>
-      </w:r>
-      <w:r>
-        <w:rPr>
-          <w:rFonts w:asciiTheme="minorHAnsi" w:eastAsiaTheme="minorEastAsia" w:hAnsiTheme="minorHAnsi" w:cstheme="minorBidi"/>
-          <w:color w:val="auto"/>
-        </w:rPr>
-        <w:t>domain driven enterprises there is a need for a more scalable</w:t>
-      </w:r>
-      <w:r>
-        <w:rPr>
-          <w:rFonts w:asciiTheme="minorHAnsi" w:eastAsiaTheme="minorEastAsia" w:hAnsiTheme="minorHAnsi" w:cstheme="minorBidi"/>
-          <w:color w:val="auto"/>
-        </w:rPr>
-        <w:t xml:space="preserve"> </w:t>
-      </w:r>
-      <w:r>
-        <w:rPr>
-          <w:rFonts w:asciiTheme="minorHAnsi" w:eastAsiaTheme="minorEastAsia" w:hAnsiTheme="minorHAnsi" w:cstheme="minorBidi"/>
-          <w:color w:val="auto"/>
-        </w:rPr>
-        <w:t xml:space="preserve">option where the producer and consumer are not directly coupled </w:t>
-      </w:r>
-      <w:r>
-        <w:rPr>
-          <w:rFonts w:asciiTheme="minorHAnsi" w:eastAsiaTheme="minorEastAsia" w:hAnsiTheme="minorHAnsi" w:cstheme="minorBidi"/>
-          <w:color w:val="auto"/>
-        </w:rPr>
-        <w:fldChar w:fldCharType="begin"/>
-      </w:r>
-      <w:r>
-        <w:rPr>
-          <w:rFonts w:asciiTheme="minorHAnsi" w:eastAsiaTheme="minorEastAsia" w:hAnsiTheme="minorHAnsi" w:cstheme="minorBidi"/>
-          <w:color w:val="auto"/>
-        </w:rPr>
-        <w:instrText xml:space="preserve"> ADDIN ZOTERO_ITEM CSL_CITATION {"citationID":"L4bfwSuK","properties":{"unsorted":false,"formattedCitation":"(Laigner {\\i{}et al.} 2024)","plainCitation":"(Laigner et al. 2024)","noteIndex":0},"citationItems":[{"id":233,"uris":["http://zotero.org/users/local/x6OJxADO/items/UWKL5LZB"],"itemData":{"id":233,"type":"article","abstract":"Microservices emerged as a popular architectural style over the last decade. Although microservices are designed to be self-contained, they must communicate to realize business capabilities, creating dependencies among their data and functionalities. Developers then resort to asynchronous, event-based communication to fulfill such dependencies while reducing coupling. However, developers are often oblivious to the inherent challenges of the asynchronous and event-based paradigm, leading to frustrations and ultimately making them reconsider the adoption of microservices. To make matters worse, there is a scarcity of literature on the practices and challenges of designing, implementing, testing, monitoring, and troubleshooting event-based microservices. To fill this gap, this paper provides the first comprehensive characterization of event management practices and challenges in microservices based on a repository mining study of over 8000 Stack Overflow questions. Moreover, 628 relevant questions were randomly sampled for an in-depth manual investigation of challenges. We find that developers encounter many problems, including large event payloads, modeling event schemas, auditing event flows, and ordering constraints in processing events. This suggests that developers are not sufficiently served by state-of-the-practice technologies. We provide actionable implications to developers, technology providers, and researchers to advance event management in microservices.","DOI":"10.48550/arXiv.2408.00440","language":"en","note":"arXiv:2408.00440 [cs.SE]","number":"arXiv:2408.00440","publisher":"arXiv","source":"arXiv.org","title":"An Empirical Study on Challenges of Event Management in Microservice Architectures","URL":"http://arxiv.org/abs/2408.00440","author":[{"family":"Laigner","given":"Rodrigo"},{"family":"Almeida","given":"Ana Carolina"},{"family":"Assunção","given":"Wesley K. G."},{"family":"Zhou","given":"Yongluan"}],"accessed":{"date-parts":[["2026",7,19]]},"issued":{"date-parts":[["2024",8,1]]}}}],"schema":"https://github.com/citation-style-language/schema/raw/master/csl-citation.json"} </w:instrText>
-      </w:r>
-      <w:r>
-        <w:rPr>
-          <w:rFonts w:asciiTheme="minorHAnsi" w:eastAsiaTheme="minorEastAsia" w:hAnsiTheme="minorHAnsi" w:cstheme="minorBidi"/>
-          <w:color w:val="auto"/>
-        </w:rPr>
-        <w:fldChar w:fldCharType="separate"/>
-      </w:r>
-      <w:r>
-        <w:rPr>
-          <w:rFonts w:asciiTheme="minorHAnsi" w:eastAsiaTheme="minorEastAsia" w:hAnsiTheme="minorHAnsi" w:cstheme="minorBidi"/>
-          <w:color w:val="auto"/>
-        </w:rPr>
-        <w:t>(</w:t>
-      </w:r>
-      <w:proofErr w:type="spellStart"/>
-      <w:r>
-        <w:rPr>
-          <w:rFonts w:asciiTheme="minorHAnsi" w:eastAsiaTheme="minorEastAsia" w:hAnsiTheme="minorHAnsi" w:cstheme="minorBidi"/>
-          <w:color w:val="auto"/>
-        </w:rPr>
-        <w:t>Laigner</w:t>
-      </w:r>
-      <w:proofErr w:type="spellEnd"/>
-      <w:r>
-        <w:rPr>
-          <w:rFonts w:asciiTheme="minorHAnsi" w:eastAsiaTheme="minorEastAsia" w:hAnsiTheme="minorHAnsi" w:cstheme="minorBidi"/>
-          <w:color w:val="auto"/>
-        </w:rPr>
-        <w:t xml:space="preserve"> et al. 2024)</w:t>
-      </w:r>
-      <w:r>
-        <w:rPr>
-          <w:rFonts w:asciiTheme="minorHAnsi" w:eastAsiaTheme="minorEastAsia" w:hAnsiTheme="minorHAnsi" w:cstheme="minorBidi"/>
-          <w:color w:val="auto"/>
-        </w:rPr>
-        <w:fldChar w:fldCharType="end"/>
-      </w:r>
-      <w:r>
-        <w:rPr>
-          <w:rFonts w:asciiTheme="minorHAnsi" w:eastAsiaTheme="minorEastAsia" w:hAnsiTheme="minorHAnsi" w:cstheme="minorBidi"/>
-          <w:color w:val="auto"/>
-        </w:rPr>
-        <w:t>.</w:t>
-      </w:r>
-      <w:r>
-        <w:rPr>
-          <w:rFonts w:asciiTheme="minorHAnsi" w:eastAsiaTheme="minorEastAsia" w:hAnsiTheme="minorHAnsi" w:cstheme="minorBidi"/>
-          <w:color w:val="auto"/>
-        </w:rPr>
-        <w:t xml:space="preserve"> Such an approach should positively influence the future development of the application as well reduce the spread of failures and increase the stability of the applications components </w:t>
+        <w:t xml:space="preserve"> Such an approach should positively influence the future development of the application as well </w:t>
+      </w:r>
+      <w:r>
+        <w:rPr>
+          <w:rFonts w:asciiTheme="minorHAnsi" w:eastAsiaTheme="minorEastAsia" w:hAnsiTheme="minorHAnsi" w:cstheme="minorBidi"/>
+          <w:color w:val="auto"/>
+        </w:rPr>
+        <w:t xml:space="preserve">as </w:t>
+      </w:r>
+      <w:r>
+        <w:rPr>
+          <w:rFonts w:asciiTheme="minorHAnsi" w:eastAsiaTheme="minorEastAsia" w:hAnsiTheme="minorHAnsi" w:cstheme="minorBidi"/>
+          <w:color w:val="auto"/>
+        </w:rPr>
+        <w:t xml:space="preserve">reduce the spread of failures and increase the stability of the applications components </w:t>
       </w:r>
       <w:r>
         <w:rPr>
@@ -18700,7 +19232,21 @@
           <w:rFonts w:asciiTheme="minorHAnsi" w:eastAsiaTheme="minorEastAsia" w:hAnsiTheme="minorHAnsi" w:cstheme="minorBidi"/>
           <w:color w:val="auto"/>
         </w:rPr>
-        <w:t xml:space="preserve">Events are data objects which communicate notable occurrences or significant changes in state within the system </w:t>
+        <w:t xml:space="preserve">Events are data objects which </w:t>
+      </w:r>
+      <w:r>
+        <w:rPr>
+          <w:rFonts w:asciiTheme="minorHAnsi" w:eastAsiaTheme="minorEastAsia" w:hAnsiTheme="minorHAnsi" w:cstheme="minorBidi"/>
+          <w:color w:val="auto"/>
+        </w:rPr>
+        <w:t xml:space="preserve">represent </w:t>
+      </w:r>
+      <w:r>
+        <w:rPr>
+          <w:rFonts w:asciiTheme="minorHAnsi" w:eastAsiaTheme="minorEastAsia" w:hAnsiTheme="minorHAnsi" w:cstheme="minorBidi"/>
+          <w:color w:val="auto"/>
+        </w:rPr>
+        <w:t xml:space="preserve">notable occurrences or significant changes in state within the system </w:t>
       </w:r>
       <w:r>
         <w:rPr>
@@ -19004,7 +19550,21 @@
           <w:color w:val="auto"/>
         </w:rPr>
         <w:lastRenderedPageBreak/>
-        <w:t xml:space="preserve">In comparison to more traditional request-response, where a sender communicates to a specific target, EDA systems typically implement a publish-subscribe pattern </w:t>
+        <w:t>In comparison to more traditional request-response</w:t>
+      </w:r>
+      <w:r>
+        <w:rPr>
+          <w:rFonts w:asciiTheme="minorHAnsi" w:eastAsiaTheme="minorEastAsia" w:hAnsiTheme="minorHAnsi" w:cstheme="minorBidi"/>
+          <w:color w:val="auto"/>
+        </w:rPr>
+        <w:t xml:space="preserve"> architectures</w:t>
+      </w:r>
+      <w:r>
+        <w:rPr>
+          <w:rFonts w:asciiTheme="minorHAnsi" w:eastAsiaTheme="minorEastAsia" w:hAnsiTheme="minorHAnsi" w:cstheme="minorBidi"/>
+          <w:color w:val="auto"/>
+        </w:rPr>
+        <w:t xml:space="preserve">, where a sender communicates to a specific target, EDA systems typically implement a publish-subscribe pattern </w:t>
       </w:r>
       <w:r>
         <w:rPr>
@@ -19095,7 +19655,7 @@
           <w:rFonts w:asciiTheme="minorHAnsi" w:eastAsiaTheme="minorEastAsia" w:hAnsiTheme="minorHAnsi" w:cstheme="minorBidi"/>
           <w:color w:val="auto"/>
         </w:rPr>
-        <w:t xml:space="preserve">Producers publish into </w:t>
+        <w:t xml:space="preserve">Producers publish to </w:t>
       </w:r>
       <w:r>
         <w:rPr>
@@ -19478,7 +20038,7 @@
           <w:rFonts w:asciiTheme="minorHAnsi" w:eastAsiaTheme="minorEastAsia" w:hAnsiTheme="minorHAnsi" w:cstheme="minorBidi"/>
           <w:color w:val="auto"/>
         </w:rPr>
-        <w:t>out of by</w:t>
+        <w:t>out of</w:t>
       </w:r>
       <w:r>
         <w:rPr>
@@ -19812,7 +20372,49 @@
           <w:color w:val="auto"/>
         </w:rPr>
         <w:lastRenderedPageBreak/>
-        <w:t>If the whole data is lost at the consumer level, the history can be played back by simply reading the data from the earliest available record</w:t>
+        <w:t xml:space="preserve">If the </w:t>
+      </w:r>
+      <w:r>
+        <w:rPr>
+          <w:rFonts w:asciiTheme="minorHAnsi" w:eastAsiaTheme="minorEastAsia" w:hAnsiTheme="minorHAnsi" w:cstheme="minorBidi"/>
+          <w:color w:val="auto"/>
+        </w:rPr>
+        <w:t>consumer loses its local state</w:t>
+      </w:r>
+      <w:r>
+        <w:rPr>
+          <w:rFonts w:asciiTheme="minorHAnsi" w:eastAsiaTheme="minorEastAsia" w:hAnsiTheme="minorHAnsi" w:cstheme="minorBidi"/>
+          <w:color w:val="auto"/>
+        </w:rPr>
+        <w:t>, the history can be played back simply</w:t>
+      </w:r>
+      <w:r>
+        <w:rPr>
+          <w:rFonts w:asciiTheme="minorHAnsi" w:eastAsiaTheme="minorEastAsia" w:hAnsiTheme="minorHAnsi" w:cstheme="minorBidi"/>
+          <w:color w:val="auto"/>
+        </w:rPr>
+        <w:t xml:space="preserve"> by</w:t>
+      </w:r>
+      <w:r>
+        <w:rPr>
+          <w:rFonts w:asciiTheme="minorHAnsi" w:eastAsiaTheme="minorEastAsia" w:hAnsiTheme="minorHAnsi" w:cstheme="minorBidi"/>
+          <w:color w:val="auto"/>
+        </w:rPr>
+        <w:t xml:space="preserve"> </w:t>
+      </w:r>
+      <w:r>
+        <w:rPr>
+          <w:rFonts w:asciiTheme="minorHAnsi" w:eastAsiaTheme="minorEastAsia" w:hAnsiTheme="minorHAnsi" w:cstheme="minorBidi"/>
+          <w:color w:val="auto"/>
+        </w:rPr>
+        <w:t>re-</w:t>
+      </w:r>
+      <w:r>
+        <w:rPr>
+          <w:rFonts w:asciiTheme="minorHAnsi" w:eastAsiaTheme="minorEastAsia" w:hAnsiTheme="minorHAnsi" w:cstheme="minorBidi"/>
+          <w:color w:val="auto"/>
+        </w:rPr>
+        <w:t>reading the data from the earliest available record</w:t>
       </w:r>
       <w:r>
         <w:rPr>
@@ -20063,7 +20665,7 @@
           <w:rFonts w:asciiTheme="minorHAnsi" w:eastAsiaTheme="minorEastAsia" w:hAnsiTheme="minorHAnsi" w:cstheme="minorBidi"/>
           <w:color w:val="auto"/>
         </w:rPr>
-        <w:t xml:space="preserve"> that utilise Kafka also benefit from a fault tolerant implementation that can handle 100% packet drops by switching to a another partition </w:t>
+        <w:t xml:space="preserve"> that utilise Kafka also benefit from a fault tolerant implementation that can handle 100% packet drops by switching to another partition </w:t>
       </w:r>
       <w:r>
         <w:rPr>
@@ -20226,7 +20828,21 @@
           <w:rFonts w:asciiTheme="minorHAnsi" w:eastAsiaTheme="minorEastAsia" w:hAnsiTheme="minorHAnsi" w:cstheme="minorBidi"/>
           <w:color w:val="auto"/>
         </w:rPr>
-        <w:t xml:space="preserve">in one consumer </w:t>
+        <w:t>in one consumer</w:t>
+      </w:r>
+      <w:r>
+        <w:rPr>
+          <w:rFonts w:asciiTheme="minorHAnsi" w:eastAsiaTheme="minorEastAsia" w:hAnsiTheme="minorHAnsi" w:cstheme="minorBidi"/>
+          <w:color w:val="auto"/>
+        </w:rPr>
+        <w:t>, it</w:t>
+      </w:r>
+      <w:r>
+        <w:rPr>
+          <w:rFonts w:asciiTheme="minorHAnsi" w:eastAsiaTheme="minorEastAsia" w:hAnsiTheme="minorHAnsi" w:cstheme="minorBidi"/>
+          <w:color w:val="auto"/>
+        </w:rPr>
+        <w:t xml:space="preserve"> </w:t>
       </w:r>
       <w:r>
         <w:rPr>
@@ -20648,42 +21264,182 @@
           <w:sz w:val="24"/>
           <w:szCs w:val="24"/>
         </w:rPr>
-        <w:t xml:space="preserve">A </w:t>
-      </w:r>
-      <w:r>
-        <w:rPr>
-          <w:sz w:val="24"/>
-          <w:szCs w:val="24"/>
-        </w:rPr>
-        <w:t>“</w:t>
-      </w:r>
-      <w:r>
-        <w:rPr>
-          <w:sz w:val="24"/>
-          <w:szCs w:val="24"/>
-        </w:rPr>
-        <w:t>materialised view</w:t>
-      </w:r>
-      <w:r>
-        <w:rPr>
-          <w:sz w:val="24"/>
-          <w:szCs w:val="24"/>
-        </w:rPr>
-        <w:t xml:space="preserve">” is a technique also known as a read model within Command Query Responsibility Segregation (CQRS) architectures. </w:t>
-      </w:r>
-      <w:r>
-        <w:rPr>
-          <w:sz w:val="24"/>
-          <w:szCs w:val="24"/>
-        </w:rPr>
-        <w:t>Different to the event stream, where every single event that occurs across the lifecycle of the shipment, the materialised view provides the current state of the shipment, allowing for queries like “Where is the parcel right now?” and receive an answer like “In Distribution in Vienna since 10:00</w:t>
-      </w:r>
-      <w:r>
-        <w:rPr>
-          <w:sz w:val="24"/>
-          <w:szCs w:val="24"/>
-        </w:rPr>
-        <w:t xml:space="preserve"> in Truck 55</w:t>
+        <w:t>W</w:t>
+      </w:r>
+      <w:r>
+        <w:rPr>
+          <w:sz w:val="24"/>
+          <w:szCs w:val="24"/>
+        </w:rPr>
+        <w:t>ithin Command Query Responsibility Segregation (CQRS) architectures</w:t>
+      </w:r>
+      <w:r>
+        <w:rPr>
+          <w:sz w:val="24"/>
+          <w:szCs w:val="24"/>
+        </w:rPr>
+        <w:t>, materialised view</w:t>
+      </w:r>
+      <w:r>
+        <w:rPr>
+          <w:sz w:val="24"/>
+          <w:szCs w:val="24"/>
+        </w:rPr>
+        <w:t>s are</w:t>
+      </w:r>
+      <w:r>
+        <w:rPr>
+          <w:sz w:val="24"/>
+          <w:szCs w:val="24"/>
+        </w:rPr>
+        <w:t xml:space="preserve"> </w:t>
+      </w:r>
+      <w:r>
+        <w:rPr>
+          <w:sz w:val="24"/>
+          <w:szCs w:val="24"/>
+        </w:rPr>
+        <w:t xml:space="preserve"> commonly</w:t>
+      </w:r>
+      <w:r>
+        <w:rPr>
+          <w:sz w:val="24"/>
+          <w:szCs w:val="24"/>
+        </w:rPr>
+        <w:t xml:space="preserve"> used</w:t>
+      </w:r>
+      <w:r>
+        <w:rPr>
+          <w:sz w:val="24"/>
+          <w:szCs w:val="24"/>
+        </w:rPr>
+        <w:t xml:space="preserve"> as read models </w:t>
+      </w:r>
+      <w:r>
+        <w:rPr>
+          <w:sz w:val="24"/>
+          <w:szCs w:val="24"/>
+        </w:rPr>
+        <w:t xml:space="preserve">that are </w:t>
+      </w:r>
+      <w:r>
+        <w:rPr>
+          <w:sz w:val="24"/>
+          <w:szCs w:val="24"/>
+        </w:rPr>
+        <w:t>constantly updated when new events appear</w:t>
+      </w:r>
+      <w:r>
+        <w:rPr>
+          <w:sz w:val="24"/>
+          <w:szCs w:val="24"/>
+        </w:rPr>
+        <w:t xml:space="preserve">. </w:t>
+      </w:r>
+      <w:r>
+        <w:rPr>
+          <w:sz w:val="24"/>
+          <w:szCs w:val="24"/>
+        </w:rPr>
+        <w:t>Unlike</w:t>
+      </w:r>
+      <w:r>
+        <w:rPr>
+          <w:sz w:val="24"/>
+          <w:szCs w:val="24"/>
+        </w:rPr>
+        <w:t xml:space="preserve"> event stream</w:t>
+      </w:r>
+      <w:r>
+        <w:rPr>
+          <w:sz w:val="24"/>
+          <w:szCs w:val="24"/>
+        </w:rPr>
+        <w:t>s</w:t>
+      </w:r>
+      <w:r>
+        <w:rPr>
+          <w:sz w:val="24"/>
+          <w:szCs w:val="24"/>
+        </w:rPr>
+        <w:t>, where every single event that occurs across the lifecycle of the shipment, the materialised view provides the current state of the shipment, allowing for queries like “Where is the parcel right now?”</w:t>
+      </w:r>
+      <w:r>
+        <w:rPr>
+          <w:sz w:val="24"/>
+          <w:szCs w:val="24"/>
+        </w:rPr>
+        <w:t xml:space="preserve">. </w:t>
+      </w:r>
+      <w:r>
+        <w:rPr>
+          <w:sz w:val="24"/>
+          <w:szCs w:val="24"/>
+        </w:rPr>
+        <w:t>For example, t</w:t>
+      </w:r>
+      <w:r>
+        <w:rPr>
+          <w:sz w:val="24"/>
+          <w:szCs w:val="24"/>
+        </w:rPr>
+        <w:t xml:space="preserve">he </w:t>
+      </w:r>
+      <w:r>
+        <w:rPr>
+          <w:sz w:val="24"/>
+          <w:szCs w:val="24"/>
+        </w:rPr>
+        <w:t>state of a p</w:t>
+      </w:r>
+      <w:r>
+        <w:rPr>
+          <w:sz w:val="24"/>
+          <w:szCs w:val="24"/>
+        </w:rPr>
+        <w:t xml:space="preserve">arcel </w:t>
+      </w:r>
+      <w:r>
+        <w:rPr>
+          <w:sz w:val="24"/>
+          <w:szCs w:val="24"/>
+        </w:rPr>
+        <w:t>could be</w:t>
+      </w:r>
+      <w:r>
+        <w:rPr>
+          <w:sz w:val="24"/>
+          <w:szCs w:val="24"/>
+        </w:rPr>
+        <w:t xml:space="preserve"> </w:t>
+      </w:r>
+      <w:r>
+        <w:rPr>
+          <w:sz w:val="24"/>
+          <w:szCs w:val="24"/>
+        </w:rPr>
+        <w:t>“In Distribution in Vienna since 10:00</w:t>
+      </w:r>
+      <w:r>
+        <w:rPr>
+          <w:sz w:val="24"/>
+          <w:szCs w:val="24"/>
+        </w:rPr>
+        <w:t xml:space="preserve"> </w:t>
+      </w:r>
+      <w:r>
+        <w:rPr>
+          <w:sz w:val="24"/>
+          <w:szCs w:val="24"/>
+        </w:rPr>
+        <w:t>i</w:t>
+      </w:r>
+      <w:r>
+        <w:rPr>
+          <w:sz w:val="24"/>
+          <w:szCs w:val="24"/>
+        </w:rPr>
+        <w:t>n Truck 55</w:t>
       </w:r>
       <w:r>
         <w:rPr>
@@ -20718,7 +21474,14 @@
           <w:sz w:val="24"/>
           <w:szCs w:val="24"/>
         </w:rPr>
-        <w:t xml:space="preserve">the data is often stored in high </w:t>
+        <w:t>the data is often stored in high</w:t>
+      </w:r>
+      <w:r>
+        <w:rPr>
+          <w:sz w:val="24"/>
+          <w:szCs w:val="24"/>
+        </w:rPr>
+        <w:t>-</w:t>
       </w:r>
       <w:r>
         <w:rPr>
@@ -20806,39 +21569,63 @@
           <w:sz w:val="24"/>
           <w:szCs w:val="24"/>
         </w:rPr>
-        <w:t xml:space="preserve">This system ensures that less effort is required by all consumers that require state information about the specific entity, </w:t>
-      </w:r>
-      <w:proofErr w:type="spellStart"/>
-      <w:r>
-        <w:rPr>
-          <w:sz w:val="24"/>
-          <w:szCs w:val="24"/>
-        </w:rPr>
-        <w:t>eg.</w:t>
-      </w:r>
-      <w:proofErr w:type="spellEnd"/>
-      <w:r>
-        <w:rPr>
-          <w:sz w:val="24"/>
-          <w:szCs w:val="24"/>
-        </w:rPr>
-        <w:t xml:space="preserve"> Shipment, that they are interested in. However, if many applications from many domains consume this aggregation service a clear </w:t>
-      </w:r>
-      <w:proofErr w:type="spellStart"/>
-      <w:r>
-        <w:rPr>
-          <w:sz w:val="24"/>
-          <w:szCs w:val="24"/>
-        </w:rPr>
-        <w:t>SPoF</w:t>
-      </w:r>
-      <w:proofErr w:type="spellEnd"/>
-      <w:r>
-        <w:rPr>
-          <w:sz w:val="24"/>
-          <w:szCs w:val="24"/>
-        </w:rPr>
-        <w:t xml:space="preserve"> materialises that could affect the entire operations of a postal service. If the customer domain </w:t>
+        <w:t>This system ensures that less effort is required by all consumers that require state information about the specific entity, e</w:t>
+      </w:r>
+      <w:r>
+        <w:rPr>
+          <w:sz w:val="24"/>
+          <w:szCs w:val="24"/>
+        </w:rPr>
+        <w:t>.</w:t>
+      </w:r>
+      <w:r>
+        <w:rPr>
+          <w:sz w:val="24"/>
+          <w:szCs w:val="24"/>
+        </w:rPr>
+        <w:t>g.</w:t>
+      </w:r>
+      <w:r>
+        <w:rPr>
+          <w:sz w:val="24"/>
+          <w:szCs w:val="24"/>
+        </w:rPr>
+        <w:t>,</w:t>
+      </w:r>
+      <w:r>
+        <w:rPr>
+          <w:sz w:val="24"/>
+          <w:szCs w:val="24"/>
+        </w:rPr>
+        <w:t xml:space="preserve"> Shipment, that they are interested in. However, if many applications from many domains consume this aggregation service a clear SPoF materialises that could affect the entire operation</w:t>
+      </w:r>
+      <w:r>
+        <w:rPr>
+          <w:sz w:val="24"/>
+          <w:szCs w:val="24"/>
+        </w:rPr>
+        <w:t xml:space="preserve"> </w:t>
+      </w:r>
+      <w:r>
+        <w:rPr>
+          <w:sz w:val="24"/>
+          <w:szCs w:val="24"/>
+        </w:rPr>
+        <w:t xml:space="preserve">of </w:t>
+      </w:r>
+      <w:r>
+        <w:rPr>
+          <w:sz w:val="24"/>
+          <w:szCs w:val="24"/>
+        </w:rPr>
+        <w:t>the</w:t>
+      </w:r>
+      <w:r>
+        <w:rPr>
+          <w:sz w:val="24"/>
+          <w:szCs w:val="24"/>
+        </w:rPr>
+        <w:t xml:space="preserve"> postal service. If the customer domain </w:t>
       </w:r>
       <w:r>
         <w:rPr>
@@ -20866,15 +21653,76 @@
           <w:sz w:val="24"/>
           <w:szCs w:val="24"/>
         </w:rPr>
-        <w:t xml:space="preserve">the reputational damage would be immense. </w:t>
-      </w:r>
-      <w:r>
-        <w:rPr>
-          <w:sz w:val="24"/>
-          <w:szCs w:val="24"/>
-        </w:rPr>
-        <w:t xml:space="preserve">Even if all other producers and consumer within the event streaming system remain online, this single aggregation service would have a major impact upon the operations of the enterprise. Therefore, it is clear that although an aggregation of event data is extremely useful, it is also important that a service providing aggregated data is highly available. </w:t>
-      </w:r>
+        <w:t xml:space="preserve">the reputational damage </w:t>
+      </w:r>
+      <w:r>
+        <w:rPr>
+          <w:sz w:val="24"/>
+          <w:szCs w:val="24"/>
+        </w:rPr>
+        <w:t>c</w:t>
+      </w:r>
+      <w:r>
+        <w:rPr>
+          <w:sz w:val="24"/>
+          <w:szCs w:val="24"/>
+        </w:rPr>
+        <w:t xml:space="preserve">ould be immense. </w:t>
+      </w:r>
+      <w:r>
+        <w:rPr>
+          <w:sz w:val="24"/>
+          <w:szCs w:val="24"/>
+        </w:rPr>
+        <w:t>Even if all other producers and consumer</w:t>
+      </w:r>
+      <w:r>
+        <w:rPr>
+          <w:sz w:val="24"/>
+          <w:szCs w:val="24"/>
+        </w:rPr>
+        <w:t>s</w:t>
+      </w:r>
+      <w:r>
+        <w:rPr>
+          <w:sz w:val="24"/>
+          <w:szCs w:val="24"/>
+        </w:rPr>
+        <w:t xml:space="preserve"> within the event streaming system remain online, this single aggregation service would have a major impact upon the operations of the enterprise. Therefore, it is clear that although an aggregation of event data is extremely useful, it </w:t>
+      </w:r>
+      <w:r>
+        <w:rPr>
+          <w:sz w:val="24"/>
+          <w:szCs w:val="24"/>
+        </w:rPr>
+        <w:t>leads to mission</w:t>
+      </w:r>
+      <w:r>
+        <w:rPr>
+          <w:sz w:val="24"/>
+          <w:szCs w:val="24"/>
+        </w:rPr>
+        <w:t>-</w:t>
+      </w:r>
+      <w:r>
+        <w:rPr>
+          <w:sz w:val="24"/>
+          <w:szCs w:val="24"/>
+        </w:rPr>
+        <w:t xml:space="preserve">critical components becoming part of the system and presenting a SPoF. It is important for an enterprise that an aggregation service of this nature is highly available in order to improve the resilience of the EDA. </w:t>
+      </w:r>
+    </w:p>
+    <w:p>
+      <w:pPr>
+        <w:pStyle w:val="Disslevel3"/>
+        <w:numPr>
+          <w:ilvl w:val="0"/>
+          <w:numId w:val="0"/>
+        </w:numPr>
+        <w:spacing w:line="360" w:lineRule="auto"/>
+        <w:ind w:left="1224"/>
+        <w:jc w:val="both"/>
+      </w:pPr>
     </w:p>
     <w:p>
       <w:pPr>
@@ -20884,128 +21732,197 @@
           <w:numId w:val="21"/>
         </w:numPr>
       </w:pPr>
-      <w:bookmarkStart w:id="46" w:name="_Toc233796066"/>
-      <w:r>
-        <w:t xml:space="preserve">Patterns for Data access in </w:t>
-      </w:r>
-      <w:r>
-        <w:t>Distributed Event Systems</w:t>
+      <w:bookmarkStart w:id="46" w:name="_Toc233796072"/>
+      <w:r>
+        <w:t>Cloud-Native Resilience, High Availability and Disaster Recovery</w:t>
       </w:r>
       <w:bookmarkEnd w:id="46"/>
     </w:p>
     <w:p>
       <w:pPr>
         <w:pStyle w:val="Disslevel3"/>
-      </w:pPr>
-      <w:bookmarkStart w:id="47" w:name="_Toc233796067"/>
-      <w:r>
-        <w:t>Challenges in data access in distributed systems of systems</w:t>
+        <w:numPr>
+          <w:ilvl w:val="0"/>
+          <w:numId w:val="0"/>
+        </w:numPr>
+      </w:pPr>
+      <w:r>
+        <w:rPr>
+          <w:rFonts w:asciiTheme="minorHAnsi" w:eastAsiaTheme="minorEastAsia" w:hAnsiTheme="minorHAnsi" w:cstheme="minorBidi"/>
+          <w:color w:val="auto"/>
+        </w:rPr>
+        <w:t>The</w:t>
+      </w:r>
+    </w:p>
+    <w:p>
+      <w:pPr>
+        <w:pStyle w:val="Disslevel3"/>
+      </w:pPr>
+      <w:bookmarkStart w:id="47" w:name="_Toc233796074"/>
+      <w:r>
+        <w:t xml:space="preserve">Cloud-Native </w:t>
       </w:r>
       <w:bookmarkEnd w:id="47"/>
-    </w:p>
-    <w:p>
-      <w:r>
+      <w:r>
+        <w:t>Architecture</w:t>
+      </w:r>
+    </w:p>
+    <w:p>
+      <w:pPr>
+        <w:pStyle w:val="Disslevel3"/>
+        <w:numPr>
+          <w:ilvl w:val="0"/>
+          <w:numId w:val="0"/>
+        </w:numPr>
+      </w:pPr>
+      <w:r>
+        <w:rPr>
+          <w:rFonts w:asciiTheme="minorHAnsi" w:eastAsiaTheme="minorEastAsia" w:hAnsiTheme="minorHAnsi" w:cstheme="minorBidi"/>
+          <w:color w:val="auto"/>
+        </w:rPr>
         <w:t>The</w:t>
       </w:r>
     </w:p>
     <w:p>
       <w:pPr>
+        <w:pStyle w:val="DissChHeading"/>
+        <w:numPr>
+          <w:ilvl w:val="0"/>
+          <w:numId w:val="0"/>
+        </w:numPr>
+        <w:ind w:left="360" w:hanging="360"/>
+      </w:pPr>
+    </w:p>
+    <w:p>
+      <w:pPr>
         <w:pStyle w:val="Disslevel3"/>
       </w:pPr>
-      <w:bookmarkStart w:id="48" w:name="_Toc233796068"/>
-      <w:r>
-        <w:t>Command Query Responsibility Segregation</w:t>
+      <w:r>
+        <w:t>High Availability</w:t>
+      </w:r>
+      <w:r>
+        <w:t>, Resilience</w:t>
+      </w:r>
+      <w:r>
+        <w:t xml:space="preserve"> and Disaster Recovery</w:t>
+      </w:r>
+    </w:p>
+    <w:p>
+      <w:pPr>
+        <w:pStyle w:val="Disslevel3"/>
+        <w:numPr>
+          <w:ilvl w:val="0"/>
+          <w:numId w:val="0"/>
+        </w:numPr>
+        <w:ind w:left="1224"/>
+      </w:pPr>
+    </w:p>
+    <w:p>
+      <w:pPr>
+        <w:pStyle w:val="Disslevel3"/>
+        <w:numPr>
+          <w:ilvl w:val="0"/>
+          <w:numId w:val="0"/>
+        </w:numPr>
+      </w:pPr>
+      <w:r>
+        <w:rPr>
+          <w:rFonts w:asciiTheme="minorHAnsi" w:eastAsiaTheme="minorEastAsia" w:hAnsiTheme="minorHAnsi" w:cstheme="minorBidi"/>
+          <w:color w:val="auto"/>
+        </w:rPr>
+        <w:t>The</w:t>
+      </w:r>
+    </w:p>
+    <w:p>
+      <w:pPr>
+        <w:pStyle w:val="Disslevel3"/>
+      </w:pPr>
+      <w:bookmarkStart w:id="48" w:name="_Toc233796076"/>
+      <w:r>
+        <w:t>Cloud Resilience with Kubernetes</w:t>
       </w:r>
       <w:bookmarkEnd w:id="48"/>
-      <w:r>
+    </w:p>
+    <w:p>
+      <w:pPr>
+        <w:spacing w:after="0" w:line="360" w:lineRule="auto"/>
+        <w:jc w:val="both"/>
+        <w:rPr>
+          <w:sz w:val="24"/>
+          <w:szCs w:val="24"/>
+        </w:rPr>
+      </w:pPr>
+      <w:r>
+        <w:rPr>
+          <w:sz w:val="24"/>
+          <w:szCs w:val="24"/>
+        </w:rPr>
+        <w:t xml:space="preserve">The need for microservices to be deployed in structured and orchestrated manner arose once the number of microservices began to grow within </w:t>
+      </w:r>
+      <w:r>
+        <w:rPr>
+          <w:sz w:val="24"/>
+          <w:szCs w:val="24"/>
+        </w:rPr>
+        <w:t>enterprises</w:t>
+      </w:r>
+      <w:r>
+        <w:rPr>
+          <w:sz w:val="24"/>
+          <w:szCs w:val="24"/>
+        </w:rPr>
+        <w:t>.</w:t>
+      </w:r>
+      <w:r>
+        <w:rPr>
+          <w:sz w:val="24"/>
+          <w:szCs w:val="24"/>
+        </w:rPr>
         <w:t xml:space="preserve"> </w:t>
       </w:r>
     </w:p>
     <w:p>
-      <w:r>
-        <w:fldChar w:fldCharType="begin"/>
-      </w:r>
-      <w:r>
-        <w:instrText xml:space="preserve"> ADDIN ZOTERO_ITEM CSL_CITATION {"citationID":"CMDXNxAV","properties":{"unsorted":false,"formattedCitation":"(Myllynen {\\i{}et al.} 2023)","plainCitation":"(Myllynen et al. 2023)","noteIndex":0},"citationItems":[{"id":66,"uris":["http://zotero.org/users/local/x6OJxADO/items/ASS435NV"],"itemData":{"id":66,"type":"article-journal","abstract":"The growing complexity of modern software systems necessitates architectural approaches that enhance scalability, flexibility, and maintainability. Microservices architecture has emerged as a leading solution, particularly for cross-domain applications. This paper presents a conceptual model for cross-domain microservices by integrating Event-Driven Design (EDD) and DomainDriven Design (DDD) principles. The proposed model focuses on structuring microservices around distinct bounded contexts, enabling modular development and fostering a deep alignment between technical architecture and business objectives. By employing EDD, the model leverages asynchronous communication and event streaming to decouple microservices, ensuring resilience and real-time responsiveness across domains. DDD is utilized to define domain boundaries, prioritize business logic, and establish ubiquitous language, facilitating seamless collaboration between technical and non-technical stakeholders. The model also introduces a unified framework for orchestrating complex interactions across microservices, enhancing system coherence without compromising autonomy. Key components of the conceptual model include event sourcing for maintaining robust data consistency, CQRS (Command Query Responsibility Segregation) to separate read and write operations, and aggregate design to manage domain entities efficiently. The model emphasizes event choreography over centralized orchestration, promoting loose coupling and scalability. Integration challenges, such as data synchronization, eventual consistency, and cross-domain event propagation, are addressed with practical guidelines for implementing resilient patterns. A comparative analysis with traditional service-oriented architectures underscores the model's advantages in supporting diverse business needs and rapid adaptability to changing requirements. The proposed conceptual model is validated through case studies in e-commerce and financial services, demonstrating its potential to optimize operational workflows and enhance user experiences. This research contributes to the growing discourse on microservices by bridging the gap between technical and business domains, offering a robust framework for designing cross-domain systems. Future work will explore extending the model with advanced AI-driven decision-making and monitoring capabilities.","container-title":"International Journal of Multidisciplinary Research and Growth Evaluation","DOI":"10.54660/.IJMRGE.2023.4.1.635-638","ISSN":"25827138","issue":"1","journalAbbreviation":"IJMRGE","language":"en","page":"635-638","source":"DOI.org (Crossref)","title":"Developing a Conceptual Model for Cross-Domain Microservices Using Event-Driven and Domain-Driven Design","volume":"4","author":[{"family":"Myllynen","given":"Teemu"},{"family":"Kamau","given":"Eunice"},{"family":"Mustapha","given":"Sikirat Damilola"},{"family":"Babatunde","given":"Gideon Opeyemi"},{"family":"Alabi","given":"Abidemi Adeleye"}],"issued":{"date-parts":[["2023"]]}}}],"schema":"https://github.com/citation-style-language/schema/raw/master/csl-citation.json"} </w:instrText>
-      </w:r>
-      <w:r>
-        <w:fldChar w:fldCharType="separate"/>
-      </w:r>
-      <w:r>
-        <w:rPr>
-          <w:rFonts w:ascii="Calibri" w:eastAsiaTheme="minorHAnsi" w:cs="Calibri"/>
-          <w:szCs w:val="24"/>
-          <w:lang w:val="en-GB"/>
-        </w:rPr>
-        <w:t xml:space="preserve">(Myllynen </w:t>
-      </w:r>
-      <w:r>
-        <w:rPr>
-          <w:rFonts w:ascii="Calibri" w:eastAsiaTheme="minorHAnsi" w:cs="Calibri"/>
-          <w:i/>
-          <w:iCs/>
-          <w:szCs w:val="24"/>
-          <w:lang w:val="en-GB"/>
-        </w:rPr>
-        <w:t>et al.</w:t>
-      </w:r>
-      <w:r>
-        <w:rPr>
-          <w:rFonts w:ascii="Calibri" w:eastAsiaTheme="minorHAnsi" w:cs="Calibri"/>
-          <w:szCs w:val="24"/>
-          <w:lang w:val="en-GB"/>
-        </w:rPr>
-        <w:t xml:space="preserve"> 2023)</w:t>
-      </w:r>
-      <w:r>
-        <w:fldChar w:fldCharType="end"/>
-      </w:r>
-    </w:p>
-    <w:p>
-      <w:pPr>
-        <w:pStyle w:val="Disslevel3"/>
-      </w:pPr>
-      <w:bookmarkStart w:id="49" w:name="_Toc233796069"/>
-      <w:r>
-        <w:lastRenderedPageBreak/>
-        <w:t>Materialised View</w:t>
-      </w:r>
-      <w:bookmarkEnd w:id="49"/>
-    </w:p>
-    <w:p>
-      <w:r>
-        <w:t>The</w:t>
-      </w:r>
-    </w:p>
-    <w:p>
-      <w:pPr>
-        <w:pStyle w:val="Disslevel3"/>
-      </w:pPr>
-      <w:bookmarkStart w:id="50" w:name="_Toc233796070"/>
-      <w:r>
-        <w:t>Event replay and state reconstruction</w:t>
-      </w:r>
-      <w:bookmarkEnd w:id="50"/>
-    </w:p>
-    <w:p>
-      <w:r>
-        <w:t>The</w:t>
-      </w:r>
-    </w:p>
-    <w:p>
-      <w:pPr>
-        <w:pStyle w:val="Disslevel3"/>
-      </w:pPr>
-      <w:bookmarkStart w:id="51" w:name="_Toc233796071"/>
-      <w:r>
-        <w:t>Distributed Caching Techniques</w:t>
-      </w:r>
-      <w:bookmarkEnd w:id="51"/>
-    </w:p>
-    <w:p>
-      <w:r>
-        <w:t>Redis</w:t>
-      </w:r>
+      <w:pPr>
+        <w:spacing w:after="0" w:line="360" w:lineRule="auto"/>
+        <w:jc w:val="both"/>
+        <w:rPr>
+          <w:sz w:val="24"/>
+          <w:szCs w:val="24"/>
+        </w:rPr>
+      </w:pPr>
+      <w:r>
+        <w:rPr>
+          <w:sz w:val="24"/>
+          <w:szCs w:val="24"/>
+        </w:rPr>
+        <w:t xml:space="preserve"> At the same time a need for IT systems to avoid vendor lock in also arose. Kubernetes became a popular choice since it was open source and could be deployed on various cloud platforms as well as private cloud and it was easy to migrate between them. </w:t>
+      </w:r>
+    </w:p>
+    <w:p>
+      <w:pPr>
+        <w:rPr>
+          <w:sz w:val="24"/>
+          <w:szCs w:val="24"/>
+        </w:rPr>
+      </w:pPr>
+    </w:p>
+    <w:p>
+      <w:pPr>
+        <w:rPr>
+          <w:sz w:val="24"/>
+          <w:szCs w:val="24"/>
+        </w:rPr>
+      </w:pPr>
+    </w:p>
+    <w:p>
+      <w:pPr>
+        <w:spacing w:after="0" w:line="360" w:lineRule="auto"/>
+        <w:jc w:val="both"/>
+        <w:rPr>
+          <w:sz w:val="24"/>
+          <w:szCs w:val="24"/>
+        </w:rPr>
+      </w:pPr>
     </w:p>
     <w:p>
       <w:pPr>
@@ -21025,21 +21942,94 @@
           <w:numId w:val="21"/>
         </w:numPr>
       </w:pPr>
-      <w:bookmarkStart w:id="52" w:name="_Toc233796072"/>
-      <w:r>
-        <w:t>Cloud-Native Resilience, High Availability and Disaster Recovery</w:t>
-      </w:r>
-      <w:bookmarkEnd w:id="52"/>
+      <w:bookmarkStart w:id="49" w:name="_Toc233796078"/>
+      <w:r>
+        <w:t>Software Quality standards</w:t>
+      </w:r>
+      <w:bookmarkEnd w:id="49"/>
     </w:p>
     <w:p>
       <w:pPr>
         <w:pStyle w:val="Disslevel3"/>
       </w:pPr>
-      <w:bookmarkStart w:id="53" w:name="_Toc233796073"/>
-      <w:r>
-        <w:t>Cloud Native Architecture</w:t>
-      </w:r>
-      <w:bookmarkEnd w:id="53"/>
+      <w:bookmarkStart w:id="50" w:name="_Toc233796079"/>
+      <w:r>
+        <w:t>Software Quality standards</w:t>
+      </w:r>
+      <w:r>
+        <w:t xml:space="preserve"> and measurement</w:t>
+      </w:r>
+      <w:bookmarkEnd w:id="50"/>
+    </w:p>
+    <w:p>
+      <w:pPr>
+        <w:rPr>
+          <w:b/>
+          <w:bCs/>
+        </w:rPr>
+      </w:pPr>
+      <w:r>
+        <w:t xml:space="preserve">Square 25000, </w:t>
+      </w:r>
+      <w:r>
+        <w:rPr>
+          <w:b/>
+          <w:bCs/>
+        </w:rPr>
+        <w:t>ISO 25010</w:t>
+      </w:r>
+      <w:r>
+        <w:rPr>
+          <w:b/>
+          <w:bCs/>
+        </w:rPr>
+        <w:t xml:space="preserve">, </w:t>
+      </w:r>
+      <w:r>
+        <w:rPr>
+          <w:b/>
+          <w:bCs/>
+        </w:rPr>
+        <w:t>ISO 250</w:t>
+      </w:r>
+      <w:r>
+        <w:rPr>
+          <w:b/>
+          <w:bCs/>
+        </w:rPr>
+        <w:t>23</w:t>
+      </w:r>
+    </w:p>
+    <w:p>
+      <w:r>
+        <w:rPr>
+          <w:b/>
+          <w:bCs/>
+        </w:rPr>
+        <w:t>ISO/IEC IEEE 32675</w:t>
+      </w:r>
+      <w:r>
+        <w:t xml:space="preserve"> </w:t>
+      </w:r>
+      <w:proofErr w:type="spellStart"/>
+      <w:r>
+        <w:t>devops</w:t>
+      </w:r>
+      <w:proofErr w:type="spellEnd"/>
+      <w:r>
+        <w:t xml:space="preserve"> standard. </w:t>
+      </w:r>
+    </w:p>
+    <w:p/>
+    <w:p>
+      <w:pPr>
+        <w:pStyle w:val="Disslevel3"/>
+      </w:pPr>
+      <w:bookmarkStart w:id="51" w:name="_Toc233796080"/>
+      <w:r>
+        <w:t>Reliability</w:t>
+      </w:r>
+      <w:bookmarkEnd w:id="51"/>
     </w:p>
     <w:p>
       <w:pPr>
@@ -21061,183 +22051,16 @@
       <w:pPr>
         <w:pStyle w:val="Disslevel3"/>
       </w:pPr>
-      <w:bookmarkStart w:id="54" w:name="_Toc233796074"/>
-      <w:r>
-        <w:t>High Availability and Resilience</w:t>
-      </w:r>
-      <w:bookmarkEnd w:id="54"/>
-    </w:p>
-    <w:p>
-      <w:pPr>
-        <w:pStyle w:val="Disslevel3"/>
-        <w:numPr>
-          <w:ilvl w:val="0"/>
-          <w:numId w:val="0"/>
-        </w:numPr>
-      </w:pPr>
-      <w:r>
-        <w:rPr>
-          <w:rFonts w:asciiTheme="minorHAnsi" w:eastAsiaTheme="minorEastAsia" w:hAnsiTheme="minorHAnsi" w:cstheme="minorBidi"/>
-          <w:color w:val="auto"/>
-        </w:rPr>
+      <w:bookmarkStart w:id="52" w:name="_Toc233796081"/>
+      <w:r>
+        <w:t>Availability</w:t>
+      </w:r>
+      <w:bookmarkEnd w:id="52"/>
+    </w:p>
+    <w:p>
+      <w:r>
         <w:t>The</w:t>
       </w:r>
-    </w:p>
-    <w:p>
-      <w:pPr>
-        <w:pStyle w:val="Disslevel3"/>
-      </w:pPr>
-      <w:bookmarkStart w:id="55" w:name="_Toc233796075"/>
-      <w:r>
-        <w:t>Disaster Recovery Strategies</w:t>
-      </w:r>
-      <w:bookmarkEnd w:id="55"/>
-    </w:p>
-    <w:p>
-      <w:pPr>
-        <w:pStyle w:val="Disslevel3"/>
-        <w:numPr>
-          <w:ilvl w:val="0"/>
-          <w:numId w:val="0"/>
-        </w:numPr>
-      </w:pPr>
-      <w:r>
-        <w:rPr>
-          <w:rFonts w:asciiTheme="minorHAnsi" w:eastAsiaTheme="minorEastAsia" w:hAnsiTheme="minorHAnsi" w:cstheme="minorBidi"/>
-          <w:color w:val="auto"/>
-        </w:rPr>
-        <w:t>The</w:t>
-      </w:r>
-    </w:p>
-    <w:p>
-      <w:pPr>
-        <w:pStyle w:val="Disslevel3"/>
-      </w:pPr>
-      <w:bookmarkStart w:id="56" w:name="_Toc233796076"/>
-      <w:r>
-        <w:t>Cloud Resilience with Kubernetes</w:t>
-      </w:r>
-      <w:bookmarkEnd w:id="56"/>
-    </w:p>
-    <w:p>
-      <w:pPr>
-        <w:spacing w:after="0" w:line="360" w:lineRule="auto"/>
-        <w:jc w:val="both"/>
-        <w:rPr>
-          <w:sz w:val="24"/>
-          <w:szCs w:val="24"/>
-        </w:rPr>
-      </w:pPr>
-      <w:r>
-        <w:rPr>
-          <w:sz w:val="24"/>
-          <w:szCs w:val="24"/>
-        </w:rPr>
-        <w:t xml:space="preserve">The need for microservices to be deployed in structured and orchestrated manner arose once the number of microservices began to grow within </w:t>
-      </w:r>
-      <w:r>
-        <w:rPr>
-          <w:sz w:val="24"/>
-          <w:szCs w:val="24"/>
-        </w:rPr>
-        <w:t>enterprises</w:t>
-      </w:r>
-      <w:r>
-        <w:rPr>
-          <w:sz w:val="24"/>
-          <w:szCs w:val="24"/>
-        </w:rPr>
-        <w:t>.</w:t>
-      </w:r>
-      <w:r>
-        <w:rPr>
-          <w:sz w:val="24"/>
-          <w:szCs w:val="24"/>
-        </w:rPr>
-        <w:t xml:space="preserve"> </w:t>
-      </w:r>
-    </w:p>
-    <w:p>
-      <w:pPr>
-        <w:spacing w:after="0" w:line="360" w:lineRule="auto"/>
-        <w:jc w:val="both"/>
-        <w:rPr>
-          <w:sz w:val="24"/>
-          <w:szCs w:val="24"/>
-        </w:rPr>
-      </w:pPr>
-      <w:r>
-        <w:rPr>
-          <w:sz w:val="24"/>
-          <w:szCs w:val="24"/>
-        </w:rPr>
-        <w:t xml:space="preserve"> At the same time a need for IT systems to avoid vendor lock in also arose. Kubernetes became a popular choice since it was open source and could be deployed on various cloud platforms as well as private cloud and it was easy to migrate between them. </w:t>
-      </w:r>
-    </w:p>
-    <w:p>
-      <w:pPr>
-        <w:rPr>
-          <w:sz w:val="24"/>
-          <w:szCs w:val="24"/>
-        </w:rPr>
-      </w:pPr>
-    </w:p>
-    <w:p>
-      <w:pPr>
-        <w:pStyle w:val="Disslevel3"/>
-      </w:pPr>
-      <w:bookmarkStart w:id="57" w:name="_Toc233796077"/>
-      <w:r>
-        <w:t>Cloud Portability and sovereignty</w:t>
-      </w:r>
-      <w:bookmarkEnd w:id="57"/>
-    </w:p>
-    <w:p>
-      <w:pPr>
-        <w:rPr>
-          <w:sz w:val="24"/>
-          <w:szCs w:val="24"/>
-        </w:rPr>
-      </w:pPr>
-      <w:r>
-        <w:rPr>
-          <w:sz w:val="24"/>
-          <w:szCs w:val="24"/>
-        </w:rPr>
-        <w:t>ON multiples clouds just talk about it</w:t>
-      </w:r>
-      <w:r>
-        <w:rPr>
-          <w:sz w:val="24"/>
-          <w:szCs w:val="24"/>
-        </w:rPr>
-        <w:t xml:space="preserve"> don’t need to implement</w:t>
-      </w:r>
-      <w:r>
-        <w:rPr>
-          <w:sz w:val="24"/>
-          <w:szCs w:val="24"/>
-        </w:rPr>
-        <w:t xml:space="preserve">. </w:t>
-      </w:r>
-    </w:p>
-    <w:p>
-      <w:pPr>
-        <w:rPr>
-          <w:sz w:val="24"/>
-          <w:szCs w:val="24"/>
-        </w:rPr>
-      </w:pPr>
-    </w:p>
-    <w:p>
-      <w:pPr>
-        <w:spacing w:after="0" w:line="360" w:lineRule="auto"/>
-        <w:jc w:val="both"/>
-        <w:rPr>
-          <w:sz w:val="24"/>
-          <w:szCs w:val="24"/>
-        </w:rPr>
-      </w:pPr>
     </w:p>
     <w:p>
       <w:pPr>
@@ -21257,150 +22080,11 @@
           <w:numId w:val="21"/>
         </w:numPr>
       </w:pPr>
-      <w:bookmarkStart w:id="58" w:name="_Toc233796078"/>
-      <w:r>
-        <w:t>Software Quality standards</w:t>
-      </w:r>
-      <w:bookmarkEnd w:id="58"/>
-    </w:p>
-    <w:p>
-      <w:pPr>
-        <w:pStyle w:val="Disslevel3"/>
-      </w:pPr>
-      <w:bookmarkStart w:id="59" w:name="_Toc233796079"/>
-      <w:r>
-        <w:t>Software Quality standards</w:t>
-      </w:r>
-      <w:r>
-        <w:t xml:space="preserve"> and measurement</w:t>
-      </w:r>
-      <w:bookmarkEnd w:id="59"/>
-    </w:p>
-    <w:p>
-      <w:pPr>
-        <w:rPr>
-          <w:b/>
-          <w:bCs/>
-        </w:rPr>
-      </w:pPr>
-      <w:r>
-        <w:t xml:space="preserve">Square 25000, </w:t>
-      </w:r>
-      <w:r>
-        <w:rPr>
-          <w:b/>
-          <w:bCs/>
-        </w:rPr>
-        <w:t>ISO 25010</w:t>
-      </w:r>
-      <w:r>
-        <w:rPr>
-          <w:b/>
-          <w:bCs/>
-        </w:rPr>
-        <w:t xml:space="preserve">, </w:t>
-      </w:r>
-      <w:r>
-        <w:rPr>
-          <w:b/>
-          <w:bCs/>
-        </w:rPr>
-        <w:t>ISO 250</w:t>
-      </w:r>
-      <w:r>
-        <w:rPr>
-          <w:b/>
-          <w:bCs/>
-        </w:rPr>
-        <w:t>23</w:t>
-      </w:r>
-    </w:p>
-    <w:p>
-      <w:r>
-        <w:rPr>
-          <w:b/>
-          <w:bCs/>
-        </w:rPr>
-        <w:lastRenderedPageBreak/>
-        <w:t>ISO/IEC IEEE 32675</w:t>
-      </w:r>
-      <w:r>
-        <w:t xml:space="preserve"> </w:t>
-      </w:r>
-      <w:proofErr w:type="spellStart"/>
-      <w:r>
-        <w:t>devops</w:t>
-      </w:r>
-      <w:proofErr w:type="spellEnd"/>
-      <w:r>
-        <w:t xml:space="preserve"> standard. </w:t>
-      </w:r>
-    </w:p>
-    <w:p/>
-    <w:p>
-      <w:pPr>
-        <w:pStyle w:val="Disslevel3"/>
-      </w:pPr>
-      <w:bookmarkStart w:id="60" w:name="_Toc233796080"/>
-      <w:r>
-        <w:t>Reliability</w:t>
-      </w:r>
-      <w:bookmarkEnd w:id="60"/>
-    </w:p>
-    <w:p>
-      <w:pPr>
-        <w:pStyle w:val="Disslevel3"/>
-        <w:numPr>
-          <w:ilvl w:val="0"/>
-          <w:numId w:val="0"/>
-        </w:numPr>
-      </w:pPr>
-      <w:r>
-        <w:rPr>
-          <w:rFonts w:asciiTheme="minorHAnsi" w:eastAsiaTheme="minorEastAsia" w:hAnsiTheme="minorHAnsi" w:cstheme="minorBidi"/>
-          <w:color w:val="auto"/>
-        </w:rPr>
-        <w:t>The</w:t>
-      </w:r>
-    </w:p>
-    <w:p>
-      <w:pPr>
-        <w:pStyle w:val="Disslevel3"/>
-      </w:pPr>
-      <w:bookmarkStart w:id="61" w:name="_Toc233796081"/>
-      <w:r>
-        <w:t>Availability</w:t>
-      </w:r>
-      <w:bookmarkEnd w:id="61"/>
-    </w:p>
-    <w:p>
-      <w:r>
-        <w:t>The</w:t>
-      </w:r>
-    </w:p>
-    <w:p>
-      <w:pPr>
-        <w:spacing w:after="0" w:line="360" w:lineRule="auto"/>
-        <w:jc w:val="both"/>
-        <w:rPr>
-          <w:sz w:val="24"/>
-          <w:szCs w:val="24"/>
-        </w:rPr>
-      </w:pPr>
-    </w:p>
-    <w:p>
-      <w:pPr>
-        <w:pStyle w:val="DissChHeading"/>
-        <w:numPr>
-          <w:ilvl w:val="1"/>
-          <w:numId w:val="21"/>
-        </w:numPr>
-      </w:pPr>
-      <w:bookmarkStart w:id="62" w:name="_Toc233796082"/>
+      <w:bookmarkStart w:id="53" w:name="_Toc233796082"/>
       <w:r>
         <w:t>Research Gap and Conclusion</w:t>
       </w:r>
-      <w:bookmarkEnd w:id="62"/>
+      <w:bookmarkEnd w:id="53"/>
     </w:p>
     <w:p>
       <w:pPr>
@@ -21595,11 +22279,11 @@
           <w:numId w:val="32"/>
         </w:numPr>
       </w:pPr>
-      <w:bookmarkStart w:id="63" w:name="_Toc233796083"/>
+      <w:bookmarkStart w:id="54" w:name="_Toc233796083"/>
       <w:r>
         <w:t>Design</w:t>
       </w:r>
-      <w:bookmarkEnd w:id="63"/>
+      <w:bookmarkEnd w:id="54"/>
     </w:p>
     <w:p>
       <w:pPr>
@@ -21636,14 +22320,7 @@
         <w:rPr>
           <w:sz w:val="24"/>
         </w:rPr>
-        <w:t xml:space="preserve">An Azure hosted Redis database will be utilised as a low latency materialised view for the GraphQL API. This would allow for a Command Query Responsibility Segregation (CQRS) </w:t>
-      </w:r>
-      <w:r>
-        <w:rPr>
-          <w:sz w:val="24"/>
-        </w:rPr>
-        <w:lastRenderedPageBreak/>
-        <w:t xml:space="preserve">pattern to be implemented allowing for efficient querying. If Redis service were to crash it could be rebuilt by rereading the data in the Kafka topics. Thus it would be self-healing.  </w:t>
+        <w:t xml:space="preserve">An Azure hosted Redis database will be utilised as a low latency materialised view for the GraphQL API. This would allow for a Command Query Responsibility Segregation (CQRS) pattern to be implemented allowing for efficient querying. If Redis service were to crash it could be rebuilt by rereading the data in the Kafka topics. Thus it would be self-healing.  </w:t>
       </w:r>
     </w:p>
     <w:p>
@@ -21704,6 +22381,7 @@
           <w:sz w:val="24"/>
           <w:szCs w:val="24"/>
         </w:rPr>
+        <w:lastRenderedPageBreak/>
         <w:t xml:space="preserve">What does HA mean?, standard, pick specifics that will be written up in the implementation. You need to ensure there is a backup of this end.  </w:t>
       </w:r>
     </w:p>
@@ -21928,107 +22606,6 @@
         <w:rPr>
           <w:sz w:val="24"/>
           <w:szCs w:val="24"/>
-        </w:rPr>
-      </w:pPr>
-    </w:p>
-    <w:p>
-      <w:pPr>
-        <w:spacing w:after="0" w:line="360" w:lineRule="auto"/>
-        <w:jc w:val="both"/>
-        <w:rPr>
-          <w:sz w:val="24"/>
-          <w:szCs w:val="24"/>
-        </w:rPr>
-      </w:pPr>
-      <w:r>
-        <w:rPr>
-          <w:sz w:val="24"/>
-          <w:szCs w:val="24"/>
-        </w:rPr>
-        <w:t xml:space="preserve">Sovereignty = Kubernetes get a modern source! Cloud </w:t>
-      </w:r>
-      <w:proofErr w:type="spellStart"/>
-      <w:r>
-        <w:rPr>
-          <w:sz w:val="24"/>
-          <w:szCs w:val="24"/>
-        </w:rPr>
-        <w:t>cloud</w:t>
-      </w:r>
-      <w:proofErr w:type="spellEnd"/>
-      <w:r>
-        <w:rPr>
-          <w:sz w:val="24"/>
-          <w:szCs w:val="24"/>
-        </w:rPr>
-        <w:t xml:space="preserve"> </w:t>
-      </w:r>
-      <w:proofErr w:type="spellStart"/>
-      <w:r>
-        <w:rPr>
-          <w:sz w:val="24"/>
-          <w:szCs w:val="24"/>
-        </w:rPr>
-        <w:t>cloud</w:t>
-      </w:r>
-      <w:proofErr w:type="spellEnd"/>
-    </w:p>
-    <w:p>
-      <w:pPr>
-        <w:spacing w:after="0" w:line="360" w:lineRule="auto"/>
-        <w:jc w:val="both"/>
-        <w:rPr>
-          <w:sz w:val="24"/>
-          <w:szCs w:val="24"/>
-        </w:rPr>
-      </w:pPr>
-    </w:p>
-    <w:p>
-      <w:pPr>
-        <w:spacing w:after="0" w:line="360" w:lineRule="auto"/>
-        <w:jc w:val="both"/>
-        <w:rPr>
-          <w:sz w:val="24"/>
-          <w:szCs w:val="24"/>
-          <w:lang w:val="en-US"/>
-        </w:rPr>
-      </w:pPr>
-      <w:proofErr w:type="spellStart"/>
-      <w:r>
-        <w:rPr>
-          <w:sz w:val="24"/>
-          <w:szCs w:val="24"/>
-        </w:rPr>
-        <w:t>Togaf</w:t>
-      </w:r>
-      <w:proofErr w:type="spellEnd"/>
-      <w:r>
-        <w:rPr>
-          <w:sz w:val="24"/>
-          <w:szCs w:val="24"/>
-        </w:rPr>
-        <w:t>, baseline to target architecture</w:t>
-      </w:r>
-    </w:p>
-    <w:p>
-      <w:pPr>
-        <w:spacing w:after="0" w:line="360" w:lineRule="auto"/>
-        <w:jc w:val="both"/>
-        <w:rPr>
-          <w:sz w:val="24"/>
-          <w:szCs w:val="24"/>
-          <w:lang w:val="en-US"/>
-        </w:rPr>
-      </w:pPr>
-    </w:p>
-    <w:p>
-      <w:pPr>
-        <w:spacing w:after="0" w:line="360" w:lineRule="auto"/>
-        <w:jc w:val="both"/>
-        <w:rPr>
-          <w:sz w:val="24"/>
-          <w:szCs w:val="24"/>
-          <w:lang w:val="en-US"/>
         </w:rPr>
       </w:pPr>
     </w:p>
@@ -22120,12 +22697,12 @@
         <w:spacing w:before="0" w:line="360" w:lineRule="auto"/>
         <w:ind w:left="567" w:hanging="567"/>
       </w:pPr>
-      <w:bookmarkStart w:id="64" w:name="_Toc233796084"/>
+      <w:bookmarkStart w:id="55" w:name="_Toc233796084"/>
       <w:r>
         <w:lastRenderedPageBreak/>
         <w:t>References</w:t>
       </w:r>
-      <w:bookmarkEnd w:id="64"/>
+      <w:bookmarkEnd w:id="55"/>
     </w:p>
     <w:p>
       <w:pPr>
@@ -24809,12 +25386,12 @@
       <w:pPr>
         <w:pStyle w:val="Heading1"/>
       </w:pPr>
-      <w:bookmarkStart w:id="65" w:name="_Toc233796085"/>
+      <w:bookmarkStart w:id="56" w:name="_Toc233796085"/>
       <w:r>
         <w:lastRenderedPageBreak/>
         <w:t>Appendices</w:t>
       </w:r>
-      <w:bookmarkEnd w:id="65"/>
+      <w:bookmarkEnd w:id="56"/>
     </w:p>
     <w:p>
       <w:pPr>
@@ -24835,7 +25412,7 @@
       <w:pPr>
         <w:pStyle w:val="Heading1"/>
       </w:pPr>
-      <w:bookmarkStart w:id="66" w:name="_Toc233796086"/>
+      <w:bookmarkStart w:id="57" w:name="_Toc233796086"/>
       <w:r>
         <w:lastRenderedPageBreak/>
         <w:t xml:space="preserve">Appendix </w:t>
@@ -24846,7 +25423,7 @@
       <w:r>
         <w:t>:  Code Listing</w:t>
       </w:r>
-      <w:bookmarkEnd w:id="66"/>
+      <w:bookmarkEnd w:id="57"/>
     </w:p>
     <w:p/>
     <w:sectPr>

--- a/Robyn Doyle Dissertation Draft.docx
+++ b/Robyn Doyle Dissertation Draft.docx
@@ -23525,6 +23525,7 @@
       </w:pPr>
       <w:bookmarkStart w:id="47" w:name="_Toc233796074"/>
       <w:r>
+        <w:lastRenderedPageBreak/>
         <w:t xml:space="preserve">Cloud-Native </w:t>
       </w:r>
       <w:bookmarkEnd w:id="47"/>
@@ -23898,6 +23899,127 @@
           <w:color w:val="auto"/>
         </w:rPr>
       </w:pPr>
+      <w:r>
+        <w:rPr>
+          <w:rFonts w:asciiTheme="minorHAnsi" w:eastAsiaTheme="minorEastAsia" w:hAnsiTheme="minorHAnsi" w:cstheme="minorBidi"/>
+          <w:color w:val="auto"/>
+        </w:rPr>
+        <w:t>Cloud</w:t>
+      </w:r>
+      <w:r>
+        <w:rPr>
+          <w:rFonts w:asciiTheme="minorHAnsi" w:eastAsiaTheme="minorEastAsia" w:hAnsiTheme="minorHAnsi" w:cstheme="minorBidi"/>
+          <w:color w:val="auto"/>
+        </w:rPr>
+        <w:t xml:space="preserve"> computing</w:t>
+      </w:r>
+      <w:r>
+        <w:rPr>
+          <w:rFonts w:asciiTheme="minorHAnsi" w:eastAsiaTheme="minorEastAsia" w:hAnsiTheme="minorHAnsi" w:cstheme="minorBidi"/>
+          <w:color w:val="auto"/>
+        </w:rPr>
+        <w:t xml:space="preserve"> itself is a term that </w:t>
+      </w:r>
+      <w:r>
+        <w:rPr>
+          <w:rFonts w:asciiTheme="minorHAnsi" w:eastAsiaTheme="minorEastAsia" w:hAnsiTheme="minorHAnsi" w:cstheme="minorBidi"/>
+          <w:color w:val="auto"/>
+        </w:rPr>
+        <w:t xml:space="preserve">refers to </w:t>
+      </w:r>
+      <w:r>
+        <w:rPr>
+          <w:rFonts w:asciiTheme="minorHAnsi" w:eastAsiaTheme="minorEastAsia" w:hAnsiTheme="minorHAnsi" w:cstheme="minorBidi"/>
+          <w:color w:val="auto"/>
+        </w:rPr>
+        <w:t>physical</w:t>
+      </w:r>
+      <w:r>
+        <w:rPr>
+          <w:rFonts w:asciiTheme="minorHAnsi" w:eastAsiaTheme="minorEastAsia" w:hAnsiTheme="minorHAnsi" w:cstheme="minorBidi"/>
+          <w:color w:val="auto"/>
+        </w:rPr>
+        <w:t xml:space="preserve"> infrastructure </w:t>
+      </w:r>
+      <w:r>
+        <w:rPr>
+          <w:rFonts w:asciiTheme="minorHAnsi" w:eastAsiaTheme="minorEastAsia" w:hAnsiTheme="minorHAnsi" w:cstheme="minorBidi"/>
+          <w:color w:val="auto"/>
+        </w:rPr>
+        <w:t xml:space="preserve">hosted </w:t>
+      </w:r>
+      <w:r>
+        <w:rPr>
+          <w:rFonts w:asciiTheme="minorHAnsi" w:eastAsiaTheme="minorEastAsia" w:hAnsiTheme="minorHAnsi" w:cstheme="minorBidi"/>
+          <w:color w:val="auto"/>
+        </w:rPr>
+        <w:t xml:space="preserve">in </w:t>
+      </w:r>
+      <w:proofErr w:type="spellStart"/>
+      <w:r>
+        <w:rPr>
+          <w:rFonts w:asciiTheme="minorHAnsi" w:eastAsiaTheme="minorEastAsia" w:hAnsiTheme="minorHAnsi" w:cstheme="minorBidi"/>
+          <w:color w:val="auto"/>
+        </w:rPr>
+        <w:t xml:space="preserve">data </w:t>
+      </w:r>
+      <w:proofErr w:type="spellEnd"/>
+      <w:r>
+        <w:rPr>
+          <w:rFonts w:asciiTheme="minorHAnsi" w:eastAsiaTheme="minorEastAsia" w:hAnsiTheme="minorHAnsi" w:cstheme="minorBidi"/>
+          <w:color w:val="auto"/>
+        </w:rPr>
+        <w:t xml:space="preserve">centres and provides computing </w:t>
+      </w:r>
+      <w:r>
+        <w:rPr>
+          <w:rFonts w:asciiTheme="minorHAnsi" w:eastAsiaTheme="minorEastAsia" w:hAnsiTheme="minorHAnsi" w:cstheme="minorBidi"/>
+          <w:color w:val="auto"/>
+        </w:rPr>
+        <w:t>resources</w:t>
+      </w:r>
+      <w:r>
+        <w:rPr>
+          <w:rFonts w:asciiTheme="minorHAnsi" w:eastAsiaTheme="minorEastAsia" w:hAnsiTheme="minorHAnsi" w:cstheme="minorBidi"/>
+          <w:color w:val="auto"/>
+        </w:rPr>
+        <w:t xml:space="preserve"> across the world</w:t>
+      </w:r>
+      <w:r>
+        <w:rPr>
+          <w:rFonts w:asciiTheme="minorHAnsi" w:eastAsiaTheme="minorEastAsia" w:hAnsiTheme="minorHAnsi" w:cstheme="minorBidi"/>
+          <w:color w:val="auto"/>
+        </w:rPr>
+        <w:t xml:space="preserve"> via networks</w:t>
+      </w:r>
+      <w:r>
+        <w:rPr>
+          <w:rFonts w:asciiTheme="minorHAnsi" w:eastAsiaTheme="minorEastAsia" w:hAnsiTheme="minorHAnsi" w:cstheme="minorBidi"/>
+          <w:color w:val="auto"/>
+        </w:rPr>
+        <w:t xml:space="preserve">. </w:t>
+      </w:r>
+      <w:r>
+        <w:rPr>
+          <w:rFonts w:asciiTheme="minorHAnsi" w:eastAsiaTheme="minorEastAsia" w:hAnsiTheme="minorHAnsi" w:cstheme="minorBidi"/>
+          <w:color w:val="auto"/>
+        </w:rPr>
+        <w:t>The advent of cloud computing completel</w:t>
+      </w:r>
+      <w:r>
+        <w:rPr>
+          <w:rFonts w:asciiTheme="minorHAnsi" w:eastAsiaTheme="minorEastAsia" w:hAnsiTheme="minorHAnsi" w:cstheme="minorBidi"/>
+          <w:color w:val="auto"/>
+        </w:rPr>
+        <w:t>y changed how the world app</w:t>
+      </w:r>
+      <w:r>
+        <w:rPr>
+          <w:rFonts w:asciiTheme="minorHAnsi" w:eastAsiaTheme="minorEastAsia" w:hAnsiTheme="minorHAnsi" w:cstheme="minorBidi"/>
+          <w:color w:val="auto"/>
+        </w:rPr>
+        <w:t xml:space="preserve">roached IT. </w:t>
+      </w:r>
     </w:p>
     <w:p>
       <w:pPr>
@@ -23917,6 +24039,231 @@
           <w:rFonts w:asciiTheme="minorHAnsi" w:eastAsiaTheme="minorEastAsia" w:hAnsiTheme="minorHAnsi" w:cstheme="minorBidi"/>
           <w:color w:val="auto"/>
         </w:rPr>
+        <w:t xml:space="preserve">According to </w:t>
+      </w:r>
+      <w:proofErr w:type="spellStart"/>
+      <w:r>
+        <w:rPr>
+          <w:rFonts w:ascii="Calibri" w:eastAsiaTheme="minorHAnsi" w:hAnsiTheme="minorHAnsi" w:cs="Calibri"/>
+          <w:color w:val="auto"/>
+          <w:lang w:val="en-GB"/>
+        </w:rPr>
+        <w:t>Khajeh</w:t>
+      </w:r>
+      <w:proofErr w:type="spellEnd"/>
+      <w:r>
+        <w:rPr>
+          <w:rFonts w:ascii="Calibri" w:eastAsiaTheme="minorHAnsi" w:hAnsiTheme="minorHAnsi" w:cs="Calibri"/>
+          <w:color w:val="auto"/>
+          <w:lang w:val="en-GB"/>
+        </w:rPr>
+        <w:t>-Hosseini</w:t>
+      </w:r>
+      <w:r>
+        <w:rPr>
+          <w:rFonts w:ascii="Calibri" w:eastAsiaTheme="minorHAnsi" w:hAnsiTheme="minorHAnsi" w:cs="Calibri"/>
+          <w:color w:val="auto"/>
+          <w:lang w:val="en-GB"/>
+        </w:rPr>
+        <w:t>:</w:t>
+      </w:r>
+    </w:p>
+    <w:p>
+      <w:pPr>
+        <w:pStyle w:val="Disslevel3"/>
+        <w:numPr>
+          <w:ilvl w:val="0"/>
+          <w:numId w:val="0"/>
+        </w:numPr>
+        <w:spacing w:line="360" w:lineRule="auto"/>
+        <w:ind w:left="720"/>
+        <w:rPr>
+          <w:rFonts w:asciiTheme="minorHAnsi" w:eastAsiaTheme="minorEastAsia" w:hAnsiTheme="minorHAnsi" w:cstheme="minorBidi"/>
+          <w:color w:val="auto"/>
+        </w:rPr>
+      </w:pPr>
+      <w:r>
+        <w:rPr>
+          <w:rFonts w:asciiTheme="minorHAnsi" w:eastAsiaTheme="minorEastAsia" w:hAnsiTheme="minorHAnsi" w:cstheme="minorBidi"/>
+          <w:color w:val="auto"/>
+        </w:rPr>
+        <w:t>“</w:t>
+      </w:r>
+      <w:r>
+        <w:rPr>
+          <w:rFonts w:asciiTheme="minorHAnsi" w:eastAsiaTheme="minorEastAsia" w:hAnsiTheme="minorHAnsi" w:cstheme="minorBidi"/>
+          <w:color w:val="auto"/>
+        </w:rPr>
+        <w:t xml:space="preserve">Cloud computing is not just about a technological improvement in data </w:t>
+      </w:r>
+      <w:r>
+        <w:rPr>
+          <w:rFonts w:asciiTheme="minorHAnsi" w:eastAsiaTheme="minorEastAsia" w:hAnsiTheme="minorHAnsi" w:cstheme="minorBidi"/>
+          <w:color w:val="auto"/>
+        </w:rPr>
+        <w:t>centres</w:t>
+      </w:r>
+      <w:r>
+        <w:rPr>
+          <w:rFonts w:asciiTheme="minorHAnsi" w:eastAsiaTheme="minorEastAsia" w:hAnsiTheme="minorHAnsi" w:cstheme="minorBidi"/>
+          <w:color w:val="auto"/>
+        </w:rPr>
+        <w:t>; i</w:t>
+      </w:r>
+      <w:r>
+        <w:rPr>
+          <w:rFonts w:asciiTheme="minorHAnsi" w:eastAsiaTheme="minorEastAsia" w:hAnsiTheme="minorHAnsi" w:cstheme="minorBidi"/>
+          <w:color w:val="auto"/>
+        </w:rPr>
+        <w:t>t</w:t>
+      </w:r>
+      <w:r>
+        <w:rPr>
+          <w:rFonts w:asciiTheme="minorHAnsi" w:eastAsiaTheme="minorEastAsia" w:hAnsiTheme="minorHAnsi" w:cstheme="minorBidi"/>
+          <w:color w:val="auto"/>
+        </w:rPr>
+        <w:tab/>
+      </w:r>
+      <w:r>
+        <w:rPr>
+          <w:rFonts w:asciiTheme="minorHAnsi" w:eastAsiaTheme="minorEastAsia" w:hAnsiTheme="minorHAnsi" w:cstheme="minorBidi"/>
+          <w:color w:val="auto"/>
+        </w:rPr>
+        <w:t xml:space="preserve"> represents a fundamental change in how IT is provisioned and used</w:t>
+      </w:r>
+      <w:r>
+        <w:rPr>
+          <w:rFonts w:asciiTheme="minorHAnsi" w:eastAsiaTheme="minorEastAsia" w:hAnsiTheme="minorHAnsi" w:cstheme="minorBidi"/>
+          <w:color w:val="auto"/>
+        </w:rPr>
+        <w:t>”</w:t>
+      </w:r>
+      <w:r>
+        <w:rPr>
+          <w:rFonts w:asciiTheme="minorHAnsi" w:eastAsiaTheme="minorEastAsia" w:hAnsiTheme="minorHAnsi" w:cstheme="minorBidi"/>
+          <w:color w:val="auto"/>
+        </w:rPr>
+        <w:t xml:space="preserve"> </w:t>
+      </w:r>
+      <w:r>
+        <w:rPr>
+          <w:rFonts w:asciiTheme="minorHAnsi" w:eastAsiaTheme="minorEastAsia" w:hAnsiTheme="minorHAnsi" w:cstheme="minorBidi"/>
+          <w:color w:val="auto"/>
+        </w:rPr>
+        <w:fldChar w:fldCharType="begin"/>
+      </w:r>
+      <w:r>
+        <w:rPr>
+          <w:rFonts w:asciiTheme="minorHAnsi" w:eastAsiaTheme="minorEastAsia" w:hAnsiTheme="minorHAnsi" w:cstheme="minorBidi"/>
+          <w:color w:val="auto"/>
+        </w:rPr>
+        <w:instrText xml:space="preserve"> ADDIN ZOTERO_ITEM CSL_CITATION {"citationID":"nYhZ225K","properties":{"unsorted":false,"formattedCitation":"(Khajeh-Hosseini {\\i{}et al.} 2010)","plainCitation":"(Khajeh-Hosseini et al. 2010)","noteIndex":0},"citationItems":[{"id":257,"uris":["http://zotero.org/users/local/x6OJxADO/items/JZ2EYMQY"],"itemData":{"id":257,"type":"paper-conference","abstract":"This case study illustrates the potential benefits and risks associated with the migration of an IT system in the oil &amp; gas industry from an in-house data center to Amazon EC2 from a broad variety of stakeholder perspectives across the enterprise, thus transcending the typical, yet narrow, financial and technical analysis offered by providers. Our results show that the system infrastructure in the case study would have cost 37% less over 5 years on EC2, and using cloud computing could have potentially eliminated 21% of the support calls for this system. These findings seem significant enough to call for a migration of the system to the cloud but our stakeholder impact analysis revealed that there are significant risks associated with this. Whilst the benefits of using the cloud are attractive, we argue that it is important that enterprise decision-makers consider the overall organizational implications of the changes brought about with cloud computing to avoid implementing local optimizations at the cost of organization-wide performance.","container-title":"2010 IEEE 3rd International Conference on Cloud Computing","DOI":"10.1109/CLOUD.2010.37","event-title":"2010 IEEE International Conference on Cloud Computing (CLOUD)","ISBN":"978-1-4244-8207-8","language":"en","page":"450-457","publisher":"IEEE","publisher-place":"Miami, FL, USA","source":"DOI.org (Crossref)","title":"Cloud Migration: A Case Study of Migrating an Enterprise IT System to IaaS","title-short":"Cloud Migration","URL":"http://ieeexplore.ieee.org/document/5557962/","author":[{"family":"Khajeh-Hosseini","given":"Ali"},{"family":"Greenwood","given":"David"},{"family":"Sommerville","given":"Ian"}],"accessed":{"date-parts":[["2026",7,27]]},"issued":{"date-parts":[["2010",7]]}}}],"schema":"https://github.com/citation-style-language/schema/raw/master/csl-citation.json"} </w:instrText>
+      </w:r>
+      <w:r>
+        <w:rPr>
+          <w:rFonts w:asciiTheme="minorHAnsi" w:eastAsiaTheme="minorEastAsia" w:hAnsiTheme="minorHAnsi" w:cstheme="minorBidi"/>
+          <w:color w:val="auto"/>
+        </w:rPr>
+        <w:fldChar w:fldCharType="separate"/>
+      </w:r>
+      <w:r>
+        <w:rPr>
+          <w:rFonts w:ascii="Calibri" w:eastAsiaTheme="minorHAnsi" w:hAnsiTheme="minorHAnsi" w:cs="Calibri"/>
+          <w:color w:val="auto"/>
+          <w:lang w:val="en-GB"/>
+        </w:rPr>
+        <w:t>(</w:t>
+      </w:r>
+      <w:proofErr w:type="spellStart"/>
+      <w:r>
+        <w:rPr>
+          <w:rFonts w:ascii="Calibri" w:eastAsiaTheme="minorHAnsi" w:hAnsiTheme="minorHAnsi" w:cs="Calibri"/>
+          <w:color w:val="auto"/>
+          <w:lang w:val="en-GB"/>
+        </w:rPr>
+        <w:t>Khajeh</w:t>
+      </w:r>
+      <w:proofErr w:type="spellEnd"/>
+      <w:r>
+        <w:rPr>
+          <w:rFonts w:ascii="Calibri" w:eastAsiaTheme="minorHAnsi" w:hAnsiTheme="minorHAnsi" w:cs="Calibri"/>
+          <w:color w:val="auto"/>
+          <w:lang w:val="en-GB"/>
+        </w:rPr>
+        <w:t xml:space="preserve">-Hosseini </w:t>
+      </w:r>
+      <w:r>
+        <w:rPr>
+          <w:rFonts w:ascii="Calibri" w:eastAsiaTheme="minorHAnsi" w:hAnsiTheme="minorHAnsi" w:cs="Calibri"/>
+          <w:i/>
+          <w:iCs/>
+          <w:color w:val="auto"/>
+          <w:lang w:val="en-GB"/>
+        </w:rPr>
+        <w:t>et al.</w:t>
+      </w:r>
+      <w:r>
+        <w:rPr>
+          <w:rFonts w:ascii="Calibri" w:eastAsiaTheme="minorHAnsi" w:hAnsiTheme="minorHAnsi" w:cs="Calibri"/>
+          <w:color w:val="auto"/>
+          <w:lang w:val="en-GB"/>
+        </w:rPr>
+        <w:t xml:space="preserve"> 2010)</w:t>
+      </w:r>
+      <w:r>
+        <w:rPr>
+          <w:rFonts w:asciiTheme="minorHAnsi" w:eastAsiaTheme="minorEastAsia" w:hAnsiTheme="minorHAnsi" w:cstheme="minorBidi"/>
+          <w:color w:val="auto"/>
+        </w:rPr>
+        <w:fldChar w:fldCharType="end"/>
+      </w:r>
+    </w:p>
+    <w:p>
+      <w:pPr>
+        <w:pStyle w:val="Disslevel3"/>
+        <w:numPr>
+          <w:ilvl w:val="0"/>
+          <w:numId w:val="0"/>
+        </w:numPr>
+        <w:spacing w:line="360" w:lineRule="auto"/>
+        <w:rPr>
+          <w:rFonts w:asciiTheme="minorHAnsi" w:eastAsiaTheme="minorEastAsia" w:hAnsiTheme="minorHAnsi" w:cstheme="minorBidi"/>
+          <w:color w:val="auto"/>
+        </w:rPr>
+      </w:pPr>
+    </w:p>
+    <w:p>
+      <w:pPr>
+        <w:pStyle w:val="Disslevel3"/>
+        <w:numPr>
+          <w:ilvl w:val="0"/>
+          <w:numId w:val="0"/>
+        </w:numPr>
+        <w:spacing w:line="360" w:lineRule="auto"/>
+        <w:rPr>
+          <w:rFonts w:asciiTheme="minorHAnsi" w:eastAsiaTheme="minorEastAsia" w:hAnsiTheme="minorHAnsi" w:cstheme="minorBidi"/>
+          <w:color w:val="auto"/>
+        </w:rPr>
+      </w:pPr>
+    </w:p>
+    <w:p>
+      <w:pPr>
+        <w:pStyle w:val="Disslevel3"/>
+        <w:numPr>
+          <w:ilvl w:val="0"/>
+          <w:numId w:val="0"/>
+        </w:numPr>
+        <w:spacing w:line="360" w:lineRule="auto"/>
+        <w:rPr>
+          <w:rFonts w:asciiTheme="minorHAnsi" w:eastAsiaTheme="minorEastAsia" w:hAnsiTheme="minorHAnsi" w:cstheme="minorBidi"/>
+          <w:color w:val="auto"/>
+        </w:rPr>
+      </w:pPr>
+      <w:r>
+        <w:rPr>
+          <w:rFonts w:asciiTheme="minorHAnsi" w:eastAsiaTheme="minorEastAsia" w:hAnsiTheme="minorHAnsi" w:cstheme="minorBidi"/>
+          <w:color w:val="auto"/>
+        </w:rPr>
         <w:t>Containers</w:t>
       </w:r>
     </w:p>
@@ -24110,7 +24457,6 @@
         <w:pStyle w:val="Disslevel3"/>
       </w:pPr>
       <w:r>
-        <w:lastRenderedPageBreak/>
         <w:t>High Availability</w:t>
       </w:r>
       <w:r>
@@ -24137,6 +24483,10 @@
           <w:ilvl w:val="0"/>
           <w:numId w:val="0"/>
         </w:numPr>
+        <w:rPr>
+          <w:rFonts w:asciiTheme="minorHAnsi" w:eastAsiaTheme="minorEastAsia" w:hAnsiTheme="minorHAnsi" w:cstheme="minorBidi"/>
+          <w:color w:val="auto"/>
+        </w:rPr>
       </w:pPr>
       <w:r>
         <w:rPr>
@@ -24145,6 +24495,122 @@
         </w:rPr>
         <w:t>The</w:t>
       </w:r>
+    </w:p>
+    <w:p>
+      <w:pPr>
+        <w:pStyle w:val="Disslevel3"/>
+        <w:numPr>
+          <w:ilvl w:val="0"/>
+          <w:numId w:val="0"/>
+        </w:numPr>
+        <w:spacing w:line="360" w:lineRule="auto"/>
+        <w:rPr>
+          <w:rFonts w:asciiTheme="minorHAnsi" w:eastAsiaTheme="minorEastAsia" w:hAnsiTheme="minorHAnsi" w:cstheme="minorBidi"/>
+          <w:color w:val="auto"/>
+        </w:rPr>
+      </w:pPr>
+      <w:r>
+        <w:rPr>
+          <w:rFonts w:asciiTheme="minorHAnsi" w:eastAsiaTheme="minorEastAsia" w:hAnsiTheme="minorHAnsi" w:cstheme="minorBidi"/>
+          <w:color w:val="auto"/>
+        </w:rPr>
+        <w:t>Although it has been stated by Deng that:</w:t>
+      </w:r>
+    </w:p>
+    <w:p>
+      <w:pPr>
+        <w:pStyle w:val="Disslevel3"/>
+        <w:numPr>
+          <w:ilvl w:val="0"/>
+          <w:numId w:val="0"/>
+        </w:numPr>
+        <w:spacing w:line="360" w:lineRule="auto"/>
+        <w:ind w:left="1224"/>
+        <w:rPr>
+          <w:rFonts w:asciiTheme="minorHAnsi" w:eastAsiaTheme="minorEastAsia" w:hAnsiTheme="minorHAnsi" w:cstheme="minorBidi"/>
+          <w:color w:val="auto"/>
+        </w:rPr>
+      </w:pPr>
+      <w:r>
+        <w:rPr>
+          <w:rFonts w:asciiTheme="minorHAnsi" w:eastAsiaTheme="minorEastAsia" w:hAnsiTheme="minorHAnsi" w:cstheme="minorBidi"/>
+          <w:color w:val="auto"/>
+        </w:rPr>
+        <w:t>“</w:t>
+      </w:r>
+      <w:r>
+        <w:rPr>
+          <w:rFonts w:asciiTheme="minorHAnsi" w:eastAsiaTheme="minorEastAsia" w:hAnsiTheme="minorHAnsi" w:cstheme="minorBidi"/>
+          <w:color w:val="auto"/>
+        </w:rPr>
+        <w:t>The stability and reliability of cloud computing services have long</w:t>
+      </w:r>
+      <w:r>
+        <w:rPr>
+          <w:rFonts w:asciiTheme="minorHAnsi" w:eastAsiaTheme="minorEastAsia" w:hAnsiTheme="minorHAnsi" w:cstheme="minorBidi"/>
+          <w:color w:val="auto"/>
+        </w:rPr>
+        <w:t xml:space="preserve"> </w:t>
+      </w:r>
+      <w:r>
+        <w:rPr>
+          <w:rFonts w:asciiTheme="minorHAnsi" w:eastAsiaTheme="minorEastAsia" w:hAnsiTheme="minorHAnsi" w:cstheme="minorBidi"/>
+          <w:color w:val="auto"/>
+        </w:rPr>
+        <w:t>been critical concerns in the industry</w:t>
+      </w:r>
+      <w:r>
+        <w:rPr>
+          <w:rFonts w:asciiTheme="minorHAnsi" w:eastAsiaTheme="minorEastAsia" w:hAnsiTheme="minorHAnsi" w:cstheme="minorBidi"/>
+          <w:color w:val="auto"/>
+        </w:rPr>
+        <w:t xml:space="preserve">” </w:t>
+      </w:r>
+      <w:r>
+        <w:rPr>
+          <w:rFonts w:asciiTheme="minorHAnsi" w:eastAsiaTheme="minorEastAsia" w:hAnsiTheme="minorHAnsi" w:cstheme="minorBidi"/>
+          <w:color w:val="auto"/>
+        </w:rPr>
+        <w:fldChar w:fldCharType="begin"/>
+      </w:r>
+      <w:r>
+        <w:rPr>
+          <w:rFonts w:asciiTheme="minorHAnsi" w:eastAsiaTheme="minorEastAsia" w:hAnsiTheme="minorHAnsi" w:cstheme="minorBidi"/>
+          <w:color w:val="auto"/>
+        </w:rPr>
+        <w:instrText xml:space="preserve"> ADDIN ZOTERO_ITEM CSL_CITATION {"citationID":"mLUQkU1d","properties":{"unsorted":false,"formattedCitation":"(Deng 2026)","plainCitation":"(Deng 2026)","noteIndex":0},"citationItems":[{"id":259,"uris":["http://zotero.org/users/local/x6OJxADO/items/M5KFT9ZR"],"itemData":{"id":259,"type":"article-journal","abstract":"Failure prediction is crucial for ensuring the stability of cloud computing systems and has garnered extensive attention from both academia and industry. Generally, data used for prediction includes two modalities: 1) Text data, such as logs; and, 2) Numerical data, such as error counts and monitoring metrics. However, most existing failure prediction algorithms for cloud computing only focus on a single modality. The lack of high-quality multimodal datasets from real-world production environments constrains academic research on multimodal failure prediction. To fill this gap, this paper releases a large multimodal dataset of operation data from the Alibaba cloud computing platform, namely, Logs and Metrics Integration Dataset (LMID). It consists of 100 million pieces of logs (textual data) and 37 dimensions of monitoring metrics (numerical data) from 220,000 physical machines. To our knowledge, it is the first multimodal dataset for cloud computing system failure prediction, and is expected to greatly benefit the community. This paper provides a detailed introduction to the construction of LMID, its contents, and the performance of state-of-the-art algorithms on it. It also conducts extensive experiments to reveal a new insight that cross-modality connections are effective for failure prediction. LMID is now available at https:// huggingface.co/ datasets/ AliyunECSAlgos/ LMID.","language":"en","source":"Zotero","title":"LMID: A Comprehensive Multimodal Dataset for Failure Prediction in Cloud Computing Systems","author":[{"family":"Deng","given":"Lingfei"}],"issued":{"date-parts":[["2026"]]}}}],"schema":"https://github.com/citation-style-language/schema/raw/master/csl-citation.json"} </w:instrText>
+      </w:r>
+      <w:r>
+        <w:rPr>
+          <w:rFonts w:asciiTheme="minorHAnsi" w:eastAsiaTheme="minorEastAsia" w:hAnsiTheme="minorHAnsi" w:cstheme="minorBidi"/>
+          <w:color w:val="auto"/>
+        </w:rPr>
+        <w:fldChar w:fldCharType="separate"/>
+      </w:r>
+      <w:r>
+        <w:rPr>
+          <w:rFonts w:asciiTheme="minorHAnsi" w:eastAsiaTheme="minorEastAsia" w:hAnsiTheme="minorHAnsi" w:cstheme="minorBidi"/>
+          <w:noProof/>
+          <w:color w:val="auto"/>
+        </w:rPr>
+        <w:t>(Deng 2026)</w:t>
+      </w:r>
+      <w:r>
+        <w:rPr>
+          <w:rFonts w:asciiTheme="minorHAnsi" w:eastAsiaTheme="minorEastAsia" w:hAnsiTheme="minorHAnsi" w:cstheme="minorBidi"/>
+          <w:color w:val="auto"/>
+        </w:rPr>
+        <w:fldChar w:fldCharType="end"/>
+      </w:r>
+    </w:p>
+    <w:p>
+      <w:pPr>
+        <w:pStyle w:val="Disslevel3"/>
+        <w:numPr>
+          <w:ilvl w:val="0"/>
+          <w:numId w:val="0"/>
+        </w:numPr>
+      </w:pPr>
     </w:p>
     <w:p>
       <w:pPr>
@@ -24402,6 +24868,7 @@
       </w:pPr>
       <w:bookmarkStart w:id="53" w:name="_Toc233796082"/>
       <w:r>
+        <w:lastRenderedPageBreak/>
         <w:t>Research Gap and Conclusion</w:t>
       </w:r>
       <w:bookmarkEnd w:id="53"/>
@@ -24756,6 +25223,7 @@
           <w:sz w:val="24"/>
           <w:szCs w:val="24"/>
         </w:rPr>
+        <w:lastRenderedPageBreak/>
         <w:t xml:space="preserve">What does HA mean?, standard, pick specifics that will be written up in the implementation. You need to ensure there is a backup of this end.  </w:t>
       </w:r>
     </w:p>
@@ -24838,7 +25306,6 @@
           <w:szCs w:val="24"/>
           <w:lang w:val="en-GB"/>
         </w:rPr>
-        <w:lastRenderedPageBreak/>
         <w:t>Produces data into Azure Event Hubs Kafka topics from two Python microservices hosted in AKS.</w:t>
       </w:r>
     </w:p>
@@ -25088,7 +25555,7 @@
       <w:pPr>
         <w:pStyle w:val="Bibliography"/>
         <w:rPr>
-          <w:rFonts w:ascii="Calibri" w:eastAsiaTheme="minorHAnsi" w:cs="Calibri"/>
+          <w:rFonts w:eastAsiaTheme="minorHAnsi"/>
           <w:lang w:val="en-GB"/>
         </w:rPr>
       </w:pPr>
@@ -25104,7 +25571,7 @@
       <w:proofErr w:type="spellStart"/>
       <w:r>
         <w:rPr>
-          <w:rFonts w:ascii="Calibri" w:eastAsiaTheme="minorHAnsi" w:cs="Calibri"/>
+          <w:rFonts w:eastAsiaTheme="minorHAnsi"/>
           <w:lang w:val="en-GB"/>
         </w:rPr>
         <w:t>Alyahya</w:t>
@@ -25112,7 +25579,7 @@
       <w:proofErr w:type="spellEnd"/>
       <w:r>
         <w:rPr>
-          <w:rFonts w:ascii="Calibri" w:eastAsiaTheme="minorHAnsi" w:cs="Calibri"/>
+          <w:rFonts w:eastAsiaTheme="minorHAnsi"/>
           <w:lang w:val="en-GB"/>
         </w:rPr>
         <w:t xml:space="preserve">, A., Tipper, D., and </w:t>
@@ -25120,7 +25587,7 @@
       <w:proofErr w:type="spellStart"/>
       <w:r>
         <w:rPr>
-          <w:rFonts w:ascii="Calibri" w:eastAsiaTheme="minorHAnsi" w:cs="Calibri"/>
+          <w:rFonts w:eastAsiaTheme="minorHAnsi"/>
           <w:lang w:val="en-GB"/>
         </w:rPr>
         <w:t>Babay</w:t>
@@ -25128,14 +25595,14 @@
       <w:proofErr w:type="spellEnd"/>
       <w:r>
         <w:rPr>
-          <w:rFonts w:ascii="Calibri" w:eastAsiaTheme="minorHAnsi" w:cs="Calibri"/>
+          <w:rFonts w:eastAsiaTheme="minorHAnsi"/>
           <w:lang w:val="en-GB"/>
         </w:rPr>
         <w:t xml:space="preserve">, A. (2025) ‘Availability and Cost Analysis of Network-Attack-Resilient Byzantine Fault Tolerant Systems’, </w:t>
       </w:r>
       <w:r>
         <w:rPr>
-          <w:rFonts w:ascii="Calibri" w:eastAsiaTheme="minorHAnsi" w:cs="Calibri"/>
+          <w:rFonts w:eastAsiaTheme="minorHAnsi"/>
           <w:i/>
           <w:iCs/>
           <w:lang w:val="en-GB"/>
@@ -25144,7 +25611,7 @@
       </w:r>
       <w:r>
         <w:rPr>
-          <w:rFonts w:ascii="Calibri" w:eastAsiaTheme="minorHAnsi" w:cs="Calibri"/>
+          <w:rFonts w:eastAsiaTheme="minorHAnsi"/>
           <w:lang w:val="en-GB"/>
         </w:rPr>
         <w:t>, 22(5), 3895–3908, available: https://doi.org/10.1109/TNSM.2025.3589936.</w:t>
@@ -25154,20 +25621,20 @@
       <w:pPr>
         <w:pStyle w:val="Bibliography"/>
         <w:rPr>
-          <w:rFonts w:ascii="Calibri" w:eastAsiaTheme="minorHAnsi" w:cs="Calibri"/>
-          <w:lang w:val="en-GB"/>
-        </w:rPr>
-      </w:pPr>
-      <w:r>
-        <w:rPr>
-          <w:rFonts w:ascii="Calibri" w:eastAsiaTheme="minorHAnsi" w:cs="Calibri"/>
+          <w:rFonts w:eastAsiaTheme="minorHAnsi"/>
+          <w:lang w:val="en-GB"/>
+        </w:rPr>
+      </w:pPr>
+      <w:r>
+        <w:rPr>
+          <w:rFonts w:eastAsiaTheme="minorHAnsi"/>
           <w:lang w:val="en-GB"/>
         </w:rPr>
         <w:t xml:space="preserve">Angela Dawn Lawson (2020) </w:t>
       </w:r>
       <w:r>
         <w:rPr>
-          <w:rFonts w:ascii="Calibri" w:eastAsiaTheme="minorHAnsi" w:cs="Calibri"/>
+          <w:rFonts w:eastAsiaTheme="minorHAnsi"/>
           <w:i/>
           <w:iCs/>
           <w:lang w:val="en-GB"/>
@@ -25176,7 +25643,7 @@
       </w:r>
       <w:r>
         <w:rPr>
-          <w:rFonts w:ascii="Calibri" w:eastAsiaTheme="minorHAnsi" w:cs="Calibri"/>
+          <w:rFonts w:eastAsiaTheme="minorHAnsi"/>
           <w:lang w:val="en-GB"/>
         </w:rPr>
         <w:t>, Thesis.</w:t>
@@ -25186,13 +25653,13 @@
       <w:pPr>
         <w:pStyle w:val="Bibliography"/>
         <w:rPr>
-          <w:rFonts w:ascii="Calibri" w:eastAsiaTheme="minorHAnsi" w:cs="Calibri"/>
-          <w:lang w:val="en-GB"/>
-        </w:rPr>
-      </w:pPr>
-      <w:r>
-        <w:rPr>
-          <w:rFonts w:ascii="Calibri" w:eastAsiaTheme="minorHAnsi" w:cs="Calibri"/>
+          <w:rFonts w:eastAsiaTheme="minorHAnsi"/>
+          <w:lang w:val="en-GB"/>
+        </w:rPr>
+      </w:pPr>
+      <w:r>
+        <w:rPr>
+          <w:rFonts w:eastAsiaTheme="minorHAnsi"/>
           <w:lang w:val="en-GB"/>
         </w:rPr>
         <w:t>Aung, T. and Maw, A.H. (2017) ‘Analytics of Reliability for Real-Time Big Data Pipeline Architecture’, Presented at the 1st International Conference on Advanced Information Technologies, Yangon, Myanmar, available: https://meral.edu.mm/records/6257 [accessed 28 May 2026].</w:t>
@@ -25202,20 +25669,20 @@
       <w:pPr>
         <w:pStyle w:val="Bibliography"/>
         <w:rPr>
-          <w:rFonts w:ascii="Calibri" w:eastAsiaTheme="minorHAnsi" w:cs="Calibri"/>
-          <w:lang w:val="en-GB"/>
-        </w:rPr>
-      </w:pPr>
-      <w:r>
-        <w:rPr>
-          <w:rFonts w:ascii="Calibri" w:eastAsiaTheme="minorHAnsi" w:cs="Calibri"/>
+          <w:rFonts w:eastAsiaTheme="minorHAnsi"/>
+          <w:lang w:val="en-GB"/>
+        </w:rPr>
+      </w:pPr>
+      <w:r>
+        <w:rPr>
+          <w:rFonts w:eastAsiaTheme="minorHAnsi"/>
           <w:lang w:val="en-GB"/>
         </w:rPr>
         <w:t xml:space="preserve">Choudhary, S.K. (2025) ‘IMPLEMENTING EVENT-DRIVEN ARCHITECTURE FOR REAL-TIME DATA INTEGRATION IN CLOUD ENVIRONMENTS’, </w:t>
       </w:r>
       <w:r>
         <w:rPr>
-          <w:rFonts w:ascii="Calibri" w:eastAsiaTheme="minorHAnsi" w:cs="Calibri"/>
+          <w:rFonts w:eastAsiaTheme="minorHAnsi"/>
           <w:i/>
           <w:iCs/>
           <w:lang w:val="en-GB"/>
@@ -25224,7 +25691,7 @@
       </w:r>
       <w:r>
         <w:rPr>
-          <w:rFonts w:ascii="Calibri" w:eastAsiaTheme="minorHAnsi" w:cs="Calibri"/>
+          <w:rFonts w:eastAsiaTheme="minorHAnsi"/>
           <w:lang w:val="en-GB"/>
         </w:rPr>
         <w:t>, 16(1), 1535–1552, available: https://doi.org/10.34218/IJCET_16_01_113.</w:t>
@@ -25234,20 +25701,20 @@
       <w:pPr>
         <w:pStyle w:val="Bibliography"/>
         <w:rPr>
-          <w:rFonts w:ascii="Calibri" w:eastAsiaTheme="minorHAnsi" w:cs="Calibri"/>
-          <w:lang w:val="en-GB"/>
-        </w:rPr>
-      </w:pPr>
-      <w:r>
-        <w:rPr>
-          <w:rFonts w:ascii="Calibri" w:eastAsiaTheme="minorHAnsi" w:cs="Calibri"/>
+          <w:rFonts w:eastAsiaTheme="minorHAnsi"/>
+          <w:lang w:val="en-GB"/>
+        </w:rPr>
+      </w:pPr>
+      <w:r>
+        <w:rPr>
+          <w:rFonts w:eastAsiaTheme="minorHAnsi"/>
           <w:lang w:val="en-GB"/>
         </w:rPr>
         <w:t xml:space="preserve">Costa, A.B. and Brito, M.A. (2022) ‘Enterprise Architecture Management : Constant maintenance and updating of the Enterprise Architecture’, in </w:t>
       </w:r>
       <w:r>
         <w:rPr>
-          <w:rFonts w:ascii="Calibri" w:eastAsiaTheme="minorHAnsi" w:cs="Calibri"/>
+          <w:rFonts w:eastAsiaTheme="minorHAnsi"/>
           <w:i/>
           <w:iCs/>
           <w:lang w:val="en-GB"/>
@@ -25256,7 +25723,7 @@
       </w:r>
       <w:r>
         <w:rPr>
-          <w:rFonts w:ascii="Calibri" w:eastAsiaTheme="minorHAnsi" w:cs="Calibri"/>
+          <w:rFonts w:eastAsiaTheme="minorHAnsi"/>
           <w:lang w:val="en-GB"/>
         </w:rPr>
         <w:t>, Presented at the 2022 17th Iberian Conference on Information Systems and Technologies (CISTI), Madrid, Spain: IEEE, 1–5, available: https://doi.org/10.23919/CISTI54924.2022.9820068.</w:t>
@@ -25266,20 +25733,36 @@
       <w:pPr>
         <w:pStyle w:val="Bibliography"/>
         <w:rPr>
-          <w:rFonts w:ascii="Calibri" w:eastAsiaTheme="minorHAnsi" w:cs="Calibri"/>
-          <w:lang w:val="en-GB"/>
-        </w:rPr>
-      </w:pPr>
-      <w:r>
-        <w:rPr>
-          <w:rFonts w:ascii="Calibri" w:eastAsiaTheme="minorHAnsi" w:cs="Calibri"/>
+          <w:rFonts w:eastAsiaTheme="minorHAnsi"/>
+          <w:lang w:val="en-GB"/>
+        </w:rPr>
+      </w:pPr>
+      <w:r>
+        <w:rPr>
+          <w:rFonts w:eastAsiaTheme="minorHAnsi"/>
+          <w:lang w:val="en-GB"/>
+        </w:rPr>
+        <w:t>Deng, L. (2026) ‘LMID: A Comprehensive Multimodal Dataset for Failure Prediction in Cloud Computing Systems’.</w:t>
+      </w:r>
+    </w:p>
+    <w:p>
+      <w:pPr>
+        <w:pStyle w:val="Bibliography"/>
+        <w:rPr>
+          <w:rFonts w:eastAsiaTheme="minorHAnsi"/>
+          <w:lang w:val="en-GB"/>
+        </w:rPr>
+      </w:pPr>
+      <w:r>
+        <w:rPr>
+          <w:rFonts w:eastAsiaTheme="minorHAnsi"/>
           <w:lang w:val="en-GB"/>
         </w:rPr>
         <w:t xml:space="preserve">Evans, E. (2004) </w:t>
       </w:r>
       <w:r>
         <w:rPr>
-          <w:rFonts w:ascii="Calibri" w:eastAsiaTheme="minorHAnsi" w:cs="Calibri"/>
+          <w:rFonts w:eastAsiaTheme="minorHAnsi"/>
           <w:i/>
           <w:iCs/>
           <w:lang w:val="en-GB"/>
@@ -25288,7 +25771,7 @@
       </w:r>
       <w:r>
         <w:rPr>
-          <w:rFonts w:ascii="Calibri" w:eastAsiaTheme="minorHAnsi" w:cs="Calibri"/>
+          <w:rFonts w:eastAsiaTheme="minorHAnsi"/>
           <w:lang w:val="en-GB"/>
         </w:rPr>
         <w:t>, Boston: Addison-Wesley.</w:t>
@@ -25298,14 +25781,14 @@
       <w:pPr>
         <w:pStyle w:val="Bibliography"/>
         <w:rPr>
-          <w:rFonts w:ascii="Calibri" w:eastAsiaTheme="minorHAnsi" w:cs="Calibri"/>
+          <w:rFonts w:eastAsiaTheme="minorHAnsi"/>
           <w:lang w:val="en-GB"/>
         </w:rPr>
       </w:pPr>
       <w:proofErr w:type="spellStart"/>
       <w:r>
         <w:rPr>
-          <w:rFonts w:ascii="Calibri" w:eastAsiaTheme="minorHAnsi" w:cs="Calibri"/>
+          <w:rFonts w:eastAsiaTheme="minorHAnsi"/>
           <w:lang w:val="en-GB"/>
         </w:rPr>
         <w:t>Ezzeddine</w:t>
@@ -25313,7 +25796,7 @@
       <w:proofErr w:type="spellEnd"/>
       <w:r>
         <w:rPr>
-          <w:rFonts w:ascii="Calibri" w:eastAsiaTheme="minorHAnsi" w:cs="Calibri"/>
+          <w:rFonts w:eastAsiaTheme="minorHAnsi"/>
           <w:lang w:val="en-GB"/>
         </w:rPr>
         <w:t xml:space="preserve">, M., </w:t>
@@ -25321,7 +25804,7 @@
       <w:proofErr w:type="spellStart"/>
       <w:r>
         <w:rPr>
-          <w:rFonts w:ascii="Calibri" w:eastAsiaTheme="minorHAnsi" w:cs="Calibri"/>
+          <w:rFonts w:eastAsiaTheme="minorHAnsi"/>
           <w:lang w:val="en-GB"/>
         </w:rPr>
         <w:t>Tauvel</w:t>
@@ -25329,7 +25812,7 @@
       <w:proofErr w:type="spellEnd"/>
       <w:r>
         <w:rPr>
-          <w:rFonts w:ascii="Calibri" w:eastAsiaTheme="minorHAnsi" w:cs="Calibri"/>
+          <w:rFonts w:eastAsiaTheme="minorHAnsi"/>
           <w:lang w:val="en-GB"/>
         </w:rPr>
         <w:t xml:space="preserve">, S., </w:t>
@@ -25337,7 +25820,7 @@
       <w:proofErr w:type="spellStart"/>
       <w:r>
         <w:rPr>
-          <w:rFonts w:ascii="Calibri" w:eastAsiaTheme="minorHAnsi" w:cs="Calibri"/>
+          <w:rFonts w:eastAsiaTheme="minorHAnsi"/>
           <w:lang w:val="en-GB"/>
         </w:rPr>
         <w:t>Baude</w:t>
@@ -25345,14 +25828,14 @@
       <w:proofErr w:type="spellEnd"/>
       <w:r>
         <w:rPr>
-          <w:rFonts w:ascii="Calibri" w:eastAsiaTheme="minorHAnsi" w:cs="Calibri"/>
+          <w:rFonts w:eastAsiaTheme="minorHAnsi"/>
           <w:lang w:val="en-GB"/>
         </w:rPr>
         <w:t xml:space="preserve">, F., and Huer, F. (2021) ‘On The Design of SLA-Aware and Cost-Efficient Event Driven Microservices’, in </w:t>
       </w:r>
       <w:r>
         <w:rPr>
-          <w:rFonts w:ascii="Calibri" w:eastAsiaTheme="minorHAnsi" w:cs="Calibri"/>
+          <w:rFonts w:eastAsiaTheme="minorHAnsi"/>
           <w:i/>
           <w:iCs/>
           <w:lang w:val="en-GB"/>
@@ -25361,7 +25844,7 @@
       </w:r>
       <w:r>
         <w:rPr>
-          <w:rFonts w:ascii="Calibri" w:eastAsiaTheme="minorHAnsi" w:cs="Calibri"/>
+          <w:rFonts w:eastAsiaTheme="minorHAnsi"/>
           <w:lang w:val="en-GB"/>
         </w:rPr>
         <w:t>, Presented at the Middleware ’21: 22nd International Middleware Conference, Virtual Event Canada: ACM, 25–30, available: https://doi.org/10.1145/3493649.3493657.</w:t>
@@ -25371,13 +25854,13 @@
       <w:pPr>
         <w:pStyle w:val="Bibliography"/>
         <w:rPr>
-          <w:rFonts w:ascii="Calibri" w:eastAsiaTheme="minorHAnsi" w:cs="Calibri"/>
-          <w:lang w:val="en-GB"/>
-        </w:rPr>
-      </w:pPr>
-      <w:r>
-        <w:rPr>
-          <w:rFonts w:ascii="Calibri" w:eastAsiaTheme="minorHAnsi" w:cs="Calibri"/>
+          <w:rFonts w:eastAsiaTheme="minorHAnsi"/>
+          <w:lang w:val="en-GB"/>
+        </w:rPr>
+      </w:pPr>
+      <w:r>
+        <w:rPr>
+          <w:rFonts w:eastAsiaTheme="minorHAnsi"/>
           <w:lang w:val="en-GB"/>
         </w:rPr>
         <w:t xml:space="preserve">Florian Springer and Christoph </w:t>
@@ -25385,7 +25868,7 @@
       <w:proofErr w:type="spellStart"/>
       <w:r>
         <w:rPr>
-          <w:rFonts w:ascii="Calibri" w:eastAsiaTheme="minorHAnsi" w:cs="Calibri"/>
+          <w:rFonts w:eastAsiaTheme="minorHAnsi"/>
           <w:lang w:val="en-GB"/>
         </w:rPr>
         <w:t>Emmersberger</w:t>
@@ -25393,14 +25876,14 @@
       <w:proofErr w:type="spellEnd"/>
       <w:r>
         <w:rPr>
-          <w:rFonts w:ascii="Calibri" w:eastAsiaTheme="minorHAnsi" w:cs="Calibri"/>
+          <w:rFonts w:eastAsiaTheme="minorHAnsi"/>
           <w:lang w:val="en-GB"/>
         </w:rPr>
         <w:t xml:space="preserve"> (2008) </w:t>
       </w:r>
       <w:r>
         <w:rPr>
-          <w:rFonts w:ascii="Calibri" w:eastAsiaTheme="minorHAnsi" w:cs="Calibri"/>
+          <w:rFonts w:eastAsiaTheme="minorHAnsi"/>
           <w:i/>
           <w:iCs/>
           <w:lang w:val="en-GB"/>
@@ -25409,7 +25892,7 @@
       </w:r>
       <w:r>
         <w:rPr>
-          <w:rFonts w:ascii="Calibri" w:eastAsiaTheme="minorHAnsi" w:cs="Calibri"/>
+          <w:rFonts w:eastAsiaTheme="minorHAnsi"/>
           <w:lang w:val="en-GB"/>
         </w:rPr>
         <w:t>, Diploma Thesis.</w:t>
@@ -25419,20 +25902,20 @@
       <w:pPr>
         <w:pStyle w:val="Bibliography"/>
         <w:rPr>
-          <w:rFonts w:ascii="Calibri" w:eastAsiaTheme="minorHAnsi" w:cs="Calibri"/>
-          <w:lang w:val="en-GB"/>
-        </w:rPr>
-      </w:pPr>
-      <w:r>
-        <w:rPr>
-          <w:rFonts w:ascii="Calibri" w:eastAsiaTheme="minorHAnsi" w:cs="Calibri"/>
+          <w:rFonts w:eastAsiaTheme="minorHAnsi"/>
+          <w:lang w:val="en-GB"/>
+        </w:rPr>
+      </w:pPr>
+      <w:r>
+        <w:rPr>
+          <w:rFonts w:eastAsiaTheme="minorHAnsi"/>
           <w:lang w:val="en-GB"/>
         </w:rPr>
         <w:t xml:space="preserve">Ghosh, A. (2025) ‘Transforming Enterprise Systems through Event-Driven Architecture: Implementation, Benefits, and Future Trends’, </w:t>
       </w:r>
       <w:r>
         <w:rPr>
-          <w:rFonts w:ascii="Calibri" w:eastAsiaTheme="minorHAnsi" w:cs="Calibri"/>
+          <w:rFonts w:eastAsiaTheme="minorHAnsi"/>
           <w:i/>
           <w:iCs/>
           <w:lang w:val="en-GB"/>
@@ -25441,7 +25924,7 @@
       </w:r>
       <w:r>
         <w:rPr>
-          <w:rFonts w:ascii="Calibri" w:eastAsiaTheme="minorHAnsi" w:cs="Calibri"/>
+          <w:rFonts w:eastAsiaTheme="minorHAnsi"/>
           <w:lang w:val="en-GB"/>
         </w:rPr>
         <w:t>, 11(1), 3507–3514, available: https://doi.org/10.32628/CSEIT251112347.</w:t>
@@ -25451,14 +25934,14 @@
       <w:pPr>
         <w:pStyle w:val="Bibliography"/>
         <w:rPr>
-          <w:rFonts w:ascii="Calibri" w:eastAsiaTheme="minorHAnsi" w:cs="Calibri"/>
+          <w:rFonts w:eastAsiaTheme="minorHAnsi"/>
           <w:lang w:val="en-GB"/>
         </w:rPr>
       </w:pPr>
       <w:proofErr w:type="spellStart"/>
       <w:r>
         <w:rPr>
-          <w:rFonts w:ascii="Calibri" w:eastAsiaTheme="minorHAnsi" w:cs="Calibri"/>
+          <w:rFonts w:eastAsiaTheme="minorHAnsi"/>
           <w:lang w:val="en-GB"/>
         </w:rPr>
         <w:t>Gulisano</w:t>
@@ -25466,7 +25949,7 @@
       <w:proofErr w:type="spellEnd"/>
       <w:r>
         <w:rPr>
-          <w:rFonts w:ascii="Calibri" w:eastAsiaTheme="minorHAnsi" w:cs="Calibri"/>
+          <w:rFonts w:eastAsiaTheme="minorHAnsi"/>
           <w:lang w:val="en-GB"/>
         </w:rPr>
         <w:t xml:space="preserve">, V. and </w:t>
@@ -25474,7 +25957,7 @@
       <w:proofErr w:type="spellStart"/>
       <w:r>
         <w:rPr>
-          <w:rFonts w:ascii="Calibri" w:eastAsiaTheme="minorHAnsi" w:cs="Calibri"/>
+          <w:rFonts w:eastAsiaTheme="minorHAnsi"/>
           <w:lang w:val="en-GB"/>
         </w:rPr>
         <w:t>Margara</w:t>
@@ -25482,14 +25965,14 @@
       <w:proofErr w:type="spellEnd"/>
       <w:r>
         <w:rPr>
-          <w:rFonts w:ascii="Calibri" w:eastAsiaTheme="minorHAnsi" w:cs="Calibri"/>
+          <w:rFonts w:eastAsiaTheme="minorHAnsi"/>
           <w:lang w:val="en-GB"/>
         </w:rPr>
         <w:t xml:space="preserve">, A. (2024) ‘Aggregates are all you need (to bridge stream processing and Complex Event Recognition)’, in </w:t>
       </w:r>
       <w:r>
         <w:rPr>
-          <w:rFonts w:ascii="Calibri" w:eastAsiaTheme="minorHAnsi" w:cs="Calibri"/>
+          <w:rFonts w:eastAsiaTheme="minorHAnsi"/>
           <w:i/>
           <w:iCs/>
           <w:lang w:val="en-GB"/>
@@ -25498,7 +25981,7 @@
       </w:r>
       <w:r>
         <w:rPr>
-          <w:rFonts w:ascii="Calibri" w:eastAsiaTheme="minorHAnsi" w:cs="Calibri"/>
+          <w:rFonts w:eastAsiaTheme="minorHAnsi"/>
           <w:lang w:val="en-GB"/>
         </w:rPr>
         <w:t>, Presented at the DEBS ’24: The 18th ACM International Conference on Distributed and Event-based Systems, Villeurbanne France: ACM, 66–77, available: https://doi.org/10.1145/3629104.3666032.</w:t>
@@ -25508,13 +25991,13 @@
       <w:pPr>
         <w:pStyle w:val="Bibliography"/>
         <w:rPr>
-          <w:rFonts w:ascii="Calibri" w:eastAsiaTheme="minorHAnsi" w:cs="Calibri"/>
-          <w:lang w:val="en-GB"/>
-        </w:rPr>
-      </w:pPr>
-      <w:r>
-        <w:rPr>
-          <w:rFonts w:ascii="Calibri" w:eastAsiaTheme="minorHAnsi" w:cs="Calibri"/>
+          <w:rFonts w:eastAsiaTheme="minorHAnsi"/>
+          <w:lang w:val="en-GB"/>
+        </w:rPr>
+      </w:pPr>
+      <w:r>
+        <w:rPr>
+          <w:rFonts w:eastAsiaTheme="minorHAnsi"/>
           <w:lang w:val="en-GB"/>
         </w:rPr>
         <w:t xml:space="preserve">Hassel, A. and </w:t>
@@ -25522,7 +26005,7 @@
       <w:proofErr w:type="spellStart"/>
       <w:r>
         <w:rPr>
-          <w:rFonts w:ascii="Calibri" w:eastAsiaTheme="minorHAnsi" w:cs="Calibri"/>
+          <w:rFonts w:eastAsiaTheme="minorHAnsi"/>
           <w:lang w:val="en-GB"/>
         </w:rPr>
         <w:t>Sieker</w:t>
@@ -25530,14 +26013,14 @@
       <w:proofErr w:type="spellEnd"/>
       <w:r>
         <w:rPr>
-          <w:rFonts w:ascii="Calibri" w:eastAsiaTheme="minorHAnsi" w:cs="Calibri"/>
+          <w:rFonts w:eastAsiaTheme="minorHAnsi"/>
           <w:lang w:val="en-GB"/>
         </w:rPr>
         <w:t xml:space="preserve">, F. (2022) ‘The platform effect: How Amazon changed work in logistics in Germany, the United States and the United Kingdom’, </w:t>
       </w:r>
       <w:r>
         <w:rPr>
-          <w:rFonts w:ascii="Calibri" w:eastAsiaTheme="minorHAnsi" w:cs="Calibri"/>
+          <w:rFonts w:eastAsiaTheme="minorHAnsi"/>
           <w:i/>
           <w:iCs/>
           <w:lang w:val="en-GB"/>
@@ -25546,7 +26029,7 @@
       </w:r>
       <w:r>
         <w:rPr>
-          <w:rFonts w:ascii="Calibri" w:eastAsiaTheme="minorHAnsi" w:cs="Calibri"/>
+          <w:rFonts w:eastAsiaTheme="minorHAnsi"/>
           <w:lang w:val="en-GB"/>
         </w:rPr>
         <w:t>, 28(3), 363–382, available: https://doi.org/10.1177/09596801221082456.</w:t>
@@ -25556,14 +26039,14 @@
       <w:pPr>
         <w:pStyle w:val="Bibliography"/>
         <w:rPr>
-          <w:rFonts w:ascii="Calibri" w:eastAsiaTheme="minorHAnsi" w:cs="Calibri"/>
+          <w:rFonts w:eastAsiaTheme="minorHAnsi"/>
           <w:lang w:val="en-GB"/>
         </w:rPr>
       </w:pPr>
       <w:proofErr w:type="spellStart"/>
       <w:r>
         <w:rPr>
-          <w:rFonts w:ascii="Calibri" w:eastAsiaTheme="minorHAnsi" w:cs="Calibri"/>
+          <w:rFonts w:eastAsiaTheme="minorHAnsi"/>
           <w:lang w:val="en-GB"/>
         </w:rPr>
         <w:t>Hippchen</w:t>
@@ -25571,7 +26054,7 @@
       <w:proofErr w:type="spellEnd"/>
       <w:r>
         <w:rPr>
-          <w:rFonts w:ascii="Calibri" w:eastAsiaTheme="minorHAnsi" w:cs="Calibri"/>
+          <w:rFonts w:eastAsiaTheme="minorHAnsi"/>
           <w:lang w:val="en-GB"/>
         </w:rPr>
         <w:t xml:space="preserve">, B., </w:t>
@@ -25579,7 +26062,7 @@
       <w:proofErr w:type="spellStart"/>
       <w:r>
         <w:rPr>
-          <w:rFonts w:ascii="Calibri" w:eastAsiaTheme="minorHAnsi" w:cs="Calibri"/>
+          <w:rFonts w:eastAsiaTheme="minorHAnsi"/>
           <w:lang w:val="en-GB"/>
         </w:rPr>
         <w:t>Giessler</w:t>
@@ -25587,7 +26070,7 @@
       <w:proofErr w:type="spellEnd"/>
       <w:r>
         <w:rPr>
-          <w:rFonts w:ascii="Calibri" w:eastAsiaTheme="minorHAnsi" w:cs="Calibri"/>
+          <w:rFonts w:eastAsiaTheme="minorHAnsi"/>
           <w:lang w:val="en-GB"/>
         </w:rPr>
         <w:t xml:space="preserve">, P., </w:t>
@@ -25595,7 +26078,7 @@
       <w:proofErr w:type="spellStart"/>
       <w:r>
         <w:rPr>
-          <w:rFonts w:ascii="Calibri" w:eastAsiaTheme="minorHAnsi" w:cs="Calibri"/>
+          <w:rFonts w:eastAsiaTheme="minorHAnsi"/>
           <w:lang w:val="en-GB"/>
         </w:rPr>
         <w:t>Steinegger</w:t>
@@ -25603,7 +26086,7 @@
       <w:proofErr w:type="spellEnd"/>
       <w:r>
         <w:rPr>
-          <w:rFonts w:ascii="Calibri" w:eastAsiaTheme="minorHAnsi" w:cs="Calibri"/>
+          <w:rFonts w:eastAsiaTheme="minorHAnsi"/>
           <w:lang w:val="en-GB"/>
         </w:rPr>
         <w:t xml:space="preserve">, R.H., Schneider, M., and </w:t>
@@ -25611,7 +26094,7 @@
       <w:proofErr w:type="spellStart"/>
       <w:r>
         <w:rPr>
-          <w:rFonts w:ascii="Calibri" w:eastAsiaTheme="minorHAnsi" w:cs="Calibri"/>
+          <w:rFonts w:eastAsiaTheme="minorHAnsi"/>
           <w:lang w:val="en-GB"/>
         </w:rPr>
         <w:t>Abeck</w:t>
@@ -25619,7 +26102,7 @@
       <w:proofErr w:type="spellEnd"/>
       <w:r>
         <w:rPr>
-          <w:rFonts w:ascii="Calibri" w:eastAsiaTheme="minorHAnsi" w:cs="Calibri"/>
+          <w:rFonts w:eastAsiaTheme="minorHAnsi"/>
           <w:lang w:val="en-GB"/>
         </w:rPr>
         <w:t>, S. (2017) ‘Designing Microservice-Based Applications by Using a Domain-Driven Design Approach’.</w:t>
@@ -25629,14 +26112,14 @@
       <w:pPr>
         <w:pStyle w:val="Bibliography"/>
         <w:rPr>
-          <w:rFonts w:ascii="Calibri" w:eastAsiaTheme="minorHAnsi" w:cs="Calibri"/>
+          <w:rFonts w:eastAsiaTheme="minorHAnsi"/>
           <w:lang w:val="en-GB"/>
         </w:rPr>
       </w:pPr>
       <w:proofErr w:type="spellStart"/>
       <w:r>
         <w:rPr>
-          <w:rFonts w:ascii="Calibri" w:eastAsiaTheme="minorHAnsi" w:cs="Calibri"/>
+          <w:rFonts w:eastAsiaTheme="minorHAnsi"/>
           <w:lang w:val="en-GB"/>
         </w:rPr>
         <w:t>Hongyu</w:t>
@@ -25644,7 +26127,7 @@
       <w:proofErr w:type="spellEnd"/>
       <w:r>
         <w:rPr>
-          <w:rFonts w:ascii="Calibri" w:eastAsiaTheme="minorHAnsi" w:cs="Calibri"/>
+          <w:rFonts w:eastAsiaTheme="minorHAnsi"/>
           <w:lang w:val="en-GB"/>
         </w:rPr>
         <w:t xml:space="preserve">, Y. and </w:t>
@@ -25652,7 +26135,7 @@
       <w:proofErr w:type="spellStart"/>
       <w:r>
         <w:rPr>
-          <w:rFonts w:ascii="Calibri" w:eastAsiaTheme="minorHAnsi" w:cs="Calibri"/>
+          <w:rFonts w:eastAsiaTheme="minorHAnsi"/>
           <w:lang w:val="en-GB"/>
         </w:rPr>
         <w:t>Anming</w:t>
@@ -25660,14 +26143,14 @@
       <w:proofErr w:type="spellEnd"/>
       <w:r>
         <w:rPr>
-          <w:rFonts w:ascii="Calibri" w:eastAsiaTheme="minorHAnsi" w:cs="Calibri"/>
+          <w:rFonts w:eastAsiaTheme="minorHAnsi"/>
           <w:lang w:val="en-GB"/>
         </w:rPr>
         <w:t xml:space="preserve">, W. (2023) ‘Migrating from Monolithic Applications to Cloud Native Applications’, in </w:t>
       </w:r>
       <w:r>
         <w:rPr>
-          <w:rFonts w:ascii="Calibri" w:eastAsiaTheme="minorHAnsi" w:cs="Calibri"/>
+          <w:rFonts w:eastAsiaTheme="minorHAnsi"/>
           <w:i/>
           <w:iCs/>
           <w:lang w:val="en-GB"/>
@@ -25676,33 +26159,40 @@
       </w:r>
       <w:r>
         <w:rPr>
-          <w:rFonts w:ascii="Calibri" w:eastAsiaTheme="minorHAnsi" w:cs="Calibri"/>
-          <w:lang w:val="en-GB"/>
-        </w:rPr>
-        <w:t>, Presented at the 2023 8th International Conference on Computer and Communication Systems (ICCCS), Guangzhou, China: IEEE, 775–779, available: https://doi.org/10.1109/ICCCS57501.2023.10150977.</w:t>
+          <w:rFonts w:eastAsiaTheme="minorHAnsi"/>
+          <w:lang w:val="en-GB"/>
+        </w:rPr>
+        <w:t xml:space="preserve">, Presented at the 2023 8th International Conference on Computer and </w:t>
+      </w:r>
+      <w:r>
+        <w:rPr>
+          <w:rFonts w:eastAsiaTheme="minorHAnsi"/>
+          <w:lang w:val="en-GB"/>
+        </w:rPr>
+        <w:lastRenderedPageBreak/>
+        <w:t>Communication Systems (ICCCS), Guangzhou, China: IEEE, 775–779, available: https://doi.org/10.1109/ICCCS57501.2023.10150977.</w:t>
       </w:r>
     </w:p>
     <w:p>
       <w:pPr>
         <w:pStyle w:val="Bibliography"/>
         <w:rPr>
-          <w:rFonts w:ascii="Calibri" w:eastAsiaTheme="minorHAnsi" w:cs="Calibri"/>
+          <w:rFonts w:eastAsiaTheme="minorHAnsi"/>
           <w:lang w:val="en-GB"/>
         </w:rPr>
       </w:pPr>
       <w:proofErr w:type="spellStart"/>
       <w:r>
         <w:rPr>
-          <w:rFonts w:ascii="Calibri" w:eastAsiaTheme="minorHAnsi" w:cs="Calibri"/>
-          <w:lang w:val="en-GB"/>
-        </w:rPr>
-        <w:lastRenderedPageBreak/>
+          <w:rFonts w:eastAsiaTheme="minorHAnsi"/>
+          <w:lang w:val="en-GB"/>
+        </w:rPr>
         <w:t>Ijsrset</w:t>
       </w:r>
       <w:proofErr w:type="spellEnd"/>
       <w:r>
         <w:rPr>
-          <w:rFonts w:ascii="Calibri" w:eastAsiaTheme="minorHAnsi" w:cs="Calibri"/>
+          <w:rFonts w:eastAsiaTheme="minorHAnsi"/>
           <w:lang w:val="en-GB"/>
         </w:rPr>
         <w:t xml:space="preserve"> and </w:t>
@@ -25710,7 +26200,7 @@
       <w:proofErr w:type="spellStart"/>
       <w:r>
         <w:rPr>
-          <w:rFonts w:ascii="Calibri" w:eastAsiaTheme="minorHAnsi" w:cs="Calibri"/>
+          <w:rFonts w:eastAsiaTheme="minorHAnsi"/>
           <w:lang w:val="en-GB"/>
         </w:rPr>
         <w:t>Dr.</w:t>
@@ -25718,7 +26208,7 @@
       <w:proofErr w:type="spellEnd"/>
       <w:r>
         <w:rPr>
-          <w:rFonts w:ascii="Calibri" w:eastAsiaTheme="minorHAnsi" w:cs="Calibri"/>
+          <w:rFonts w:eastAsiaTheme="minorHAnsi"/>
           <w:lang w:val="en-GB"/>
         </w:rPr>
         <w:t xml:space="preserve"> </w:t>
@@ -25726,7 +26216,7 @@
       <w:proofErr w:type="spellStart"/>
       <w:r>
         <w:rPr>
-          <w:rFonts w:ascii="Calibri" w:eastAsiaTheme="minorHAnsi" w:cs="Calibri"/>
+          <w:rFonts w:eastAsiaTheme="minorHAnsi"/>
           <w:lang w:val="en-GB"/>
         </w:rPr>
         <w:t>Susheel</w:t>
@@ -25734,14 +26224,14 @@
       <w:proofErr w:type="spellEnd"/>
       <w:r>
         <w:rPr>
-          <w:rFonts w:ascii="Calibri" w:eastAsiaTheme="minorHAnsi" w:cs="Calibri"/>
+          <w:rFonts w:eastAsiaTheme="minorHAnsi"/>
           <w:lang w:val="en-GB"/>
         </w:rPr>
         <w:t xml:space="preserve"> Kumar Tiwari (2024) ‘International Journal of Scientific Research in Science, Engineering and Technology’, </w:t>
       </w:r>
       <w:r>
         <w:rPr>
-          <w:rFonts w:ascii="Calibri" w:eastAsiaTheme="minorHAnsi" w:cs="Calibri"/>
+          <w:rFonts w:eastAsiaTheme="minorHAnsi"/>
           <w:i/>
           <w:iCs/>
           <w:lang w:val="en-GB"/>
@@ -25750,7 +26240,7 @@
       </w:r>
       <w:r>
         <w:rPr>
-          <w:rFonts w:ascii="Calibri" w:eastAsiaTheme="minorHAnsi" w:cs="Calibri"/>
+          <w:rFonts w:eastAsiaTheme="minorHAnsi"/>
           <w:lang w:val="en-GB"/>
         </w:rPr>
         <w:t>, 1(1), 1, available: https://doi.org/10.32628/IJSRSET.</w:t>
@@ -25760,14 +26250,14 @@
       <w:pPr>
         <w:pStyle w:val="Bibliography"/>
         <w:rPr>
-          <w:rFonts w:ascii="Calibri" w:eastAsiaTheme="minorHAnsi" w:cs="Calibri"/>
+          <w:rFonts w:eastAsiaTheme="minorHAnsi"/>
           <w:lang w:val="en-GB"/>
         </w:rPr>
       </w:pPr>
       <w:proofErr w:type="spellStart"/>
       <w:r>
         <w:rPr>
-          <w:rFonts w:ascii="Calibri" w:eastAsiaTheme="minorHAnsi" w:cs="Calibri"/>
+          <w:rFonts w:eastAsiaTheme="minorHAnsi"/>
           <w:lang w:val="en-GB"/>
         </w:rPr>
         <w:t>Ilieva</w:t>
@@ -25775,7 +26265,7 @@
       <w:proofErr w:type="spellEnd"/>
       <w:r>
         <w:rPr>
-          <w:rFonts w:ascii="Calibri" w:eastAsiaTheme="minorHAnsi" w:cs="Calibri"/>
+          <w:rFonts w:eastAsiaTheme="minorHAnsi"/>
           <w:lang w:val="en-GB"/>
         </w:rPr>
         <w:t xml:space="preserve">, D., Kolev, D., and </w:t>
@@ -25783,7 +26273,7 @@
       <w:proofErr w:type="spellStart"/>
       <w:r>
         <w:rPr>
-          <w:rFonts w:ascii="Calibri" w:eastAsiaTheme="minorHAnsi" w:cs="Calibri"/>
+          <w:rFonts w:eastAsiaTheme="minorHAnsi"/>
           <w:lang w:val="en-GB"/>
         </w:rPr>
         <w:t>Gladchenko</w:t>
@@ -25791,14 +26281,14 @@
       <w:proofErr w:type="spellEnd"/>
       <w:r>
         <w:rPr>
-          <w:rFonts w:ascii="Calibri" w:eastAsiaTheme="minorHAnsi" w:cs="Calibri"/>
+          <w:rFonts w:eastAsiaTheme="minorHAnsi"/>
           <w:lang w:val="en-GB"/>
         </w:rPr>
         <w:t xml:space="preserve">, V. (2024) ‘Investigation of the Impact of Artificial Intelligence and Automation in the Postal Services Sector Labour Market’, in </w:t>
       </w:r>
       <w:r>
         <w:rPr>
-          <w:rFonts w:ascii="Calibri" w:eastAsiaTheme="minorHAnsi" w:cs="Calibri"/>
+          <w:rFonts w:eastAsiaTheme="minorHAnsi"/>
           <w:i/>
           <w:iCs/>
           <w:lang w:val="en-GB"/>
@@ -25807,7 +26297,7 @@
       </w:r>
       <w:r>
         <w:rPr>
-          <w:rFonts w:ascii="Calibri" w:eastAsiaTheme="minorHAnsi" w:cs="Calibri"/>
+          <w:rFonts w:eastAsiaTheme="minorHAnsi"/>
           <w:lang w:val="en-GB"/>
         </w:rPr>
         <w:t xml:space="preserve">, Presented at the 2024 5th International Conference on Communications, Information, Electronic and Energy Systems (CIEES), </w:t>
@@ -25815,7 +26305,7 @@
       <w:proofErr w:type="spellStart"/>
       <w:r>
         <w:rPr>
-          <w:rFonts w:ascii="Calibri" w:eastAsiaTheme="minorHAnsi" w:cs="Calibri"/>
+          <w:rFonts w:eastAsiaTheme="minorHAnsi"/>
           <w:lang w:val="en-GB"/>
         </w:rPr>
         <w:t>Veliko</w:t>
@@ -25823,7 +26313,7 @@
       <w:proofErr w:type="spellEnd"/>
       <w:r>
         <w:rPr>
-          <w:rFonts w:ascii="Calibri" w:eastAsiaTheme="minorHAnsi" w:cs="Calibri"/>
+          <w:rFonts w:eastAsiaTheme="minorHAnsi"/>
           <w:lang w:val="en-GB"/>
         </w:rPr>
         <w:t xml:space="preserve"> </w:t>
@@ -25831,7 +26321,7 @@
       <w:proofErr w:type="spellStart"/>
       <w:r>
         <w:rPr>
-          <w:rFonts w:ascii="Calibri" w:eastAsiaTheme="minorHAnsi" w:cs="Calibri"/>
+          <w:rFonts w:eastAsiaTheme="minorHAnsi"/>
           <w:lang w:val="en-GB"/>
         </w:rPr>
         <w:t>Tarnovo</w:t>
@@ -25839,7 +26329,7 @@
       <w:proofErr w:type="spellEnd"/>
       <w:r>
         <w:rPr>
-          <w:rFonts w:ascii="Calibri" w:eastAsiaTheme="minorHAnsi" w:cs="Calibri"/>
+          <w:rFonts w:eastAsiaTheme="minorHAnsi"/>
           <w:lang w:val="en-GB"/>
         </w:rPr>
         <w:t>, Bulgaria: IEEE, 1–7, available: https://doi.org/10.1109/CIEES62939.2024.10811359.</w:t>
@@ -25849,13 +26339,13 @@
       <w:pPr>
         <w:pStyle w:val="Bibliography"/>
         <w:rPr>
-          <w:rFonts w:ascii="Calibri" w:eastAsiaTheme="minorHAnsi" w:cs="Calibri"/>
-          <w:lang w:val="en-GB"/>
-        </w:rPr>
-      </w:pPr>
-      <w:r>
-        <w:rPr>
-          <w:rFonts w:ascii="Calibri" w:eastAsiaTheme="minorHAnsi" w:cs="Calibri"/>
+          <w:rFonts w:eastAsiaTheme="minorHAnsi"/>
+          <w:lang w:val="en-GB"/>
+        </w:rPr>
+      </w:pPr>
+      <w:r>
+        <w:rPr>
+          <w:rFonts w:eastAsiaTheme="minorHAnsi"/>
           <w:lang w:val="en-GB"/>
         </w:rPr>
         <w:t xml:space="preserve">Ivanov, N. and </w:t>
@@ -25863,7 +26353,7 @@
       <w:proofErr w:type="spellStart"/>
       <w:r>
         <w:rPr>
-          <w:rFonts w:ascii="Calibri" w:eastAsiaTheme="minorHAnsi" w:cs="Calibri"/>
+          <w:rFonts w:eastAsiaTheme="minorHAnsi"/>
           <w:lang w:val="en-GB"/>
         </w:rPr>
         <w:t>Tasheva</w:t>
@@ -25871,14 +26361,14 @@
       <w:proofErr w:type="spellEnd"/>
       <w:r>
         <w:rPr>
-          <w:rFonts w:ascii="Calibri" w:eastAsiaTheme="minorHAnsi" w:cs="Calibri"/>
+          <w:rFonts w:eastAsiaTheme="minorHAnsi"/>
           <w:lang w:val="en-GB"/>
         </w:rPr>
         <w:t xml:space="preserve">, A. (2021) ‘A Hot Decomposition Procedure: Operational Monolith System to Microservices’, in </w:t>
       </w:r>
       <w:r>
         <w:rPr>
-          <w:rFonts w:ascii="Calibri" w:eastAsiaTheme="minorHAnsi" w:cs="Calibri"/>
+          <w:rFonts w:eastAsiaTheme="minorHAnsi"/>
           <w:i/>
           <w:iCs/>
           <w:lang w:val="en-GB"/>
@@ -25887,7 +26377,7 @@
       </w:r>
       <w:r>
         <w:rPr>
-          <w:rFonts w:ascii="Calibri" w:eastAsiaTheme="minorHAnsi" w:cs="Calibri"/>
+          <w:rFonts w:eastAsiaTheme="minorHAnsi"/>
           <w:lang w:val="en-GB"/>
         </w:rPr>
         <w:t>, Presented at the 2021 International Conference Automatics and Informatics (ICAI), Varna, Bulgaria: IEEE, 182–187, available: https://doi.org/10.1109/ICAI52893.2021.9639494.</w:t>
@@ -25897,13 +26387,13 @@
       <w:pPr>
         <w:pStyle w:val="Bibliography"/>
         <w:rPr>
-          <w:rFonts w:ascii="Calibri" w:eastAsiaTheme="minorHAnsi" w:cs="Calibri"/>
-          <w:lang w:val="en-GB"/>
-        </w:rPr>
-      </w:pPr>
-      <w:r>
-        <w:rPr>
-          <w:rFonts w:ascii="Calibri" w:eastAsiaTheme="minorHAnsi" w:cs="Calibri"/>
+          <w:rFonts w:eastAsiaTheme="minorHAnsi"/>
+          <w:lang w:val="en-GB"/>
+        </w:rPr>
+      </w:pPr>
+      <w:r>
+        <w:rPr>
+          <w:rFonts w:eastAsiaTheme="minorHAnsi"/>
           <w:lang w:val="en-GB"/>
         </w:rPr>
         <w:t xml:space="preserve">Jovanović, B., </w:t>
@@ -25911,7 +26401,7 @@
       <w:proofErr w:type="spellStart"/>
       <w:r>
         <w:rPr>
-          <w:rFonts w:ascii="Calibri" w:eastAsiaTheme="minorHAnsi" w:cs="Calibri"/>
+          <w:rFonts w:eastAsiaTheme="minorHAnsi"/>
           <w:lang w:val="en-GB"/>
         </w:rPr>
         <w:t>Šarac</w:t>
@@ -25919,7 +26409,7 @@
       <w:proofErr w:type="spellEnd"/>
       <w:r>
         <w:rPr>
-          <w:rFonts w:ascii="Calibri" w:eastAsiaTheme="minorHAnsi" w:cs="Calibri"/>
+          <w:rFonts w:eastAsiaTheme="minorHAnsi"/>
           <w:lang w:val="en-GB"/>
         </w:rPr>
         <w:t xml:space="preserve">, D., and </w:t>
@@ -25927,7 +26417,7 @@
       <w:proofErr w:type="spellStart"/>
       <w:r>
         <w:rPr>
-          <w:rFonts w:ascii="Calibri" w:eastAsiaTheme="minorHAnsi" w:cs="Calibri"/>
+          <w:rFonts w:eastAsiaTheme="minorHAnsi"/>
           <w:lang w:val="en-GB"/>
         </w:rPr>
         <w:t>Čačić</w:t>
@@ -25935,14 +26425,14 @@
       <w:proofErr w:type="spellEnd"/>
       <w:r>
         <w:rPr>
-          <w:rFonts w:ascii="Calibri" w:eastAsiaTheme="minorHAnsi" w:cs="Calibri"/>
+          <w:rFonts w:eastAsiaTheme="minorHAnsi"/>
           <w:lang w:val="en-GB"/>
         </w:rPr>
         <w:t xml:space="preserve">, N. (2025) ‘Delphi and fuzzy TOPSIS approach for redefining the scope of postal universal service obligation’, </w:t>
       </w:r>
       <w:r>
         <w:rPr>
-          <w:rFonts w:ascii="Calibri" w:eastAsiaTheme="minorHAnsi" w:cs="Calibri"/>
+          <w:rFonts w:eastAsiaTheme="minorHAnsi"/>
           <w:i/>
           <w:iCs/>
           <w:lang w:val="en-GB"/>
@@ -25951,7 +26441,7 @@
       </w:r>
       <w:r>
         <w:rPr>
-          <w:rFonts w:ascii="Calibri" w:eastAsiaTheme="minorHAnsi" w:cs="Calibri"/>
+          <w:rFonts w:eastAsiaTheme="minorHAnsi"/>
           <w:lang w:val="en-GB"/>
         </w:rPr>
         <w:t>, 68(1), 38–52, available: https://doi.org/10.1007/s11149-025-09489-6.</w:t>
@@ -25961,14 +26451,14 @@
       <w:pPr>
         <w:pStyle w:val="Bibliography"/>
         <w:rPr>
-          <w:rFonts w:ascii="Calibri" w:eastAsiaTheme="minorHAnsi" w:cs="Calibri"/>
+          <w:rFonts w:eastAsiaTheme="minorHAnsi"/>
           <w:lang w:val="en-GB"/>
         </w:rPr>
       </w:pPr>
       <w:proofErr w:type="spellStart"/>
       <w:r>
         <w:rPr>
-          <w:rFonts w:ascii="Calibri" w:eastAsiaTheme="minorHAnsi" w:cs="Calibri"/>
+          <w:rFonts w:eastAsiaTheme="minorHAnsi"/>
           <w:lang w:val="en-GB"/>
         </w:rPr>
         <w:t>Kalske</w:t>
@@ -25976,7 +26466,7 @@
       <w:proofErr w:type="spellEnd"/>
       <w:r>
         <w:rPr>
-          <w:rFonts w:ascii="Calibri" w:eastAsiaTheme="minorHAnsi" w:cs="Calibri"/>
+          <w:rFonts w:eastAsiaTheme="minorHAnsi"/>
           <w:lang w:val="en-GB"/>
         </w:rPr>
         <w:t xml:space="preserve">, M., </w:t>
@@ -25984,7 +26474,7 @@
       <w:proofErr w:type="spellStart"/>
       <w:r>
         <w:rPr>
-          <w:rFonts w:ascii="Calibri" w:eastAsiaTheme="minorHAnsi" w:cs="Calibri"/>
+          <w:rFonts w:eastAsiaTheme="minorHAnsi"/>
           <w:lang w:val="en-GB"/>
         </w:rPr>
         <w:t>Mäkitalo</w:t>
@@ -25992,7 +26482,7 @@
       <w:proofErr w:type="spellEnd"/>
       <w:r>
         <w:rPr>
-          <w:rFonts w:ascii="Calibri" w:eastAsiaTheme="minorHAnsi" w:cs="Calibri"/>
+          <w:rFonts w:eastAsiaTheme="minorHAnsi"/>
           <w:lang w:val="en-GB"/>
         </w:rPr>
         <w:t xml:space="preserve">, N., and </w:t>
@@ -26000,7 +26490,7 @@
       <w:proofErr w:type="spellStart"/>
       <w:r>
         <w:rPr>
-          <w:rFonts w:ascii="Calibri" w:eastAsiaTheme="minorHAnsi" w:cs="Calibri"/>
+          <w:rFonts w:eastAsiaTheme="minorHAnsi"/>
           <w:lang w:val="en-GB"/>
         </w:rPr>
         <w:t>Mikkonen</w:t>
@@ -26008,7 +26498,7 @@
       <w:proofErr w:type="spellEnd"/>
       <w:r>
         <w:rPr>
-          <w:rFonts w:ascii="Calibri" w:eastAsiaTheme="minorHAnsi" w:cs="Calibri"/>
+          <w:rFonts w:eastAsiaTheme="minorHAnsi"/>
           <w:lang w:val="en-GB"/>
         </w:rPr>
         <w:t xml:space="preserve">, T. (2018) ‘Challenges When Moving from Monolith to Microservice Architecture’, in </w:t>
@@ -26016,7 +26506,7 @@
       <w:proofErr w:type="spellStart"/>
       <w:r>
         <w:rPr>
-          <w:rFonts w:ascii="Calibri" w:eastAsiaTheme="minorHAnsi" w:cs="Calibri"/>
+          <w:rFonts w:eastAsiaTheme="minorHAnsi"/>
           <w:lang w:val="en-GB"/>
         </w:rPr>
         <w:t>Garrigós</w:t>
@@ -26024,7 +26514,7 @@
       <w:proofErr w:type="spellEnd"/>
       <w:r>
         <w:rPr>
-          <w:rFonts w:ascii="Calibri" w:eastAsiaTheme="minorHAnsi" w:cs="Calibri"/>
+          <w:rFonts w:eastAsiaTheme="minorHAnsi"/>
           <w:lang w:val="en-GB"/>
         </w:rPr>
         <w:t xml:space="preserve">, I. and </w:t>
@@ -26032,7 +26522,7 @@
       <w:proofErr w:type="spellStart"/>
       <w:r>
         <w:rPr>
-          <w:rFonts w:ascii="Calibri" w:eastAsiaTheme="minorHAnsi" w:cs="Calibri"/>
+          <w:rFonts w:eastAsiaTheme="minorHAnsi"/>
           <w:lang w:val="en-GB"/>
         </w:rPr>
         <w:t>Wimmer</w:t>
@@ -26040,14 +26530,14 @@
       <w:proofErr w:type="spellEnd"/>
       <w:r>
         <w:rPr>
-          <w:rFonts w:ascii="Calibri" w:eastAsiaTheme="minorHAnsi" w:cs="Calibri"/>
+          <w:rFonts w:eastAsiaTheme="minorHAnsi"/>
           <w:lang w:val="en-GB"/>
         </w:rPr>
         <w:t xml:space="preserve">, M., eds, </w:t>
       </w:r>
       <w:r>
         <w:rPr>
-          <w:rFonts w:ascii="Calibri" w:eastAsiaTheme="minorHAnsi" w:cs="Calibri"/>
+          <w:rFonts w:eastAsiaTheme="minorHAnsi"/>
           <w:i/>
           <w:iCs/>
           <w:lang w:val="en-GB"/>
@@ -26056,7 +26546,7 @@
       </w:r>
       <w:r>
         <w:rPr>
-          <w:rFonts w:ascii="Calibri" w:eastAsiaTheme="minorHAnsi" w:cs="Calibri"/>
+          <w:rFonts w:eastAsiaTheme="minorHAnsi"/>
           <w:lang w:val="en-GB"/>
         </w:rPr>
         <w:t>, Lecture Notes in Computer Science, Cham: Springer International Publishing, 32–47, available: https://doi.org/10.1007/978-3-319-74433-9_3.</w:t>
@@ -26066,14 +26556,14 @@
       <w:pPr>
         <w:pStyle w:val="Bibliography"/>
         <w:rPr>
-          <w:rFonts w:ascii="Calibri" w:eastAsiaTheme="minorHAnsi" w:cs="Calibri"/>
+          <w:rFonts w:eastAsiaTheme="minorHAnsi"/>
           <w:lang w:val="en-GB"/>
         </w:rPr>
       </w:pPr>
       <w:proofErr w:type="spellStart"/>
       <w:r>
         <w:rPr>
-          <w:rFonts w:ascii="Calibri" w:eastAsiaTheme="minorHAnsi" w:cs="Calibri"/>
+          <w:rFonts w:eastAsiaTheme="minorHAnsi"/>
           <w:lang w:val="en-GB"/>
         </w:rPr>
         <w:t>Karimov</w:t>
@@ -26081,7 +26571,7 @@
       <w:proofErr w:type="spellEnd"/>
       <w:r>
         <w:rPr>
-          <w:rFonts w:ascii="Calibri" w:eastAsiaTheme="minorHAnsi" w:cs="Calibri"/>
+          <w:rFonts w:eastAsiaTheme="minorHAnsi"/>
           <w:lang w:val="en-GB"/>
         </w:rPr>
         <w:t xml:space="preserve">, J., </w:t>
@@ -26089,7 +26579,7 @@
       <w:proofErr w:type="spellStart"/>
       <w:r>
         <w:rPr>
-          <w:rFonts w:ascii="Calibri" w:eastAsiaTheme="minorHAnsi" w:cs="Calibri"/>
+          <w:rFonts w:eastAsiaTheme="minorHAnsi"/>
           <w:lang w:val="en-GB"/>
         </w:rPr>
         <w:t>Rabl</w:t>
@@ -26097,7 +26587,7 @@
       <w:proofErr w:type="spellEnd"/>
       <w:r>
         <w:rPr>
-          <w:rFonts w:ascii="Calibri" w:eastAsiaTheme="minorHAnsi" w:cs="Calibri"/>
+          <w:rFonts w:eastAsiaTheme="minorHAnsi"/>
           <w:lang w:val="en-GB"/>
         </w:rPr>
         <w:t xml:space="preserve">, T., </w:t>
@@ -26105,7 +26595,7 @@
       <w:proofErr w:type="spellStart"/>
       <w:r>
         <w:rPr>
-          <w:rFonts w:ascii="Calibri" w:eastAsiaTheme="minorHAnsi" w:cs="Calibri"/>
+          <w:rFonts w:eastAsiaTheme="minorHAnsi"/>
           <w:lang w:val="en-GB"/>
         </w:rPr>
         <w:t>Katsifodimos</w:t>
@@ -26113,7 +26603,7 @@
       <w:proofErr w:type="spellEnd"/>
       <w:r>
         <w:rPr>
-          <w:rFonts w:ascii="Calibri" w:eastAsiaTheme="minorHAnsi" w:cs="Calibri"/>
+          <w:rFonts w:eastAsiaTheme="minorHAnsi"/>
           <w:lang w:val="en-GB"/>
         </w:rPr>
         <w:t xml:space="preserve">, A., </w:t>
@@ -26121,7 +26611,7 @@
       <w:proofErr w:type="spellStart"/>
       <w:r>
         <w:rPr>
-          <w:rFonts w:ascii="Calibri" w:eastAsiaTheme="minorHAnsi" w:cs="Calibri"/>
+          <w:rFonts w:eastAsiaTheme="minorHAnsi"/>
           <w:lang w:val="en-GB"/>
         </w:rPr>
         <w:t>Samarev</w:t>
@@ -26129,7 +26619,7 @@
       <w:proofErr w:type="spellEnd"/>
       <w:r>
         <w:rPr>
-          <w:rFonts w:ascii="Calibri" w:eastAsiaTheme="minorHAnsi" w:cs="Calibri"/>
+          <w:rFonts w:eastAsiaTheme="minorHAnsi"/>
           <w:lang w:val="en-GB"/>
         </w:rPr>
         <w:t xml:space="preserve">, R., </w:t>
@@ -26137,7 +26627,7 @@
       <w:proofErr w:type="spellStart"/>
       <w:r>
         <w:rPr>
-          <w:rFonts w:ascii="Calibri" w:eastAsiaTheme="minorHAnsi" w:cs="Calibri"/>
+          <w:rFonts w:eastAsiaTheme="minorHAnsi"/>
           <w:lang w:val="en-GB"/>
         </w:rPr>
         <w:t>Heiskanen</w:t>
@@ -26145,7 +26635,7 @@
       <w:proofErr w:type="spellEnd"/>
       <w:r>
         <w:rPr>
-          <w:rFonts w:ascii="Calibri" w:eastAsiaTheme="minorHAnsi" w:cs="Calibri"/>
+          <w:rFonts w:eastAsiaTheme="minorHAnsi"/>
           <w:lang w:val="en-GB"/>
         </w:rPr>
         <w:t xml:space="preserve">, H., and </w:t>
@@ -26153,7 +26643,7 @@
       <w:proofErr w:type="spellStart"/>
       <w:r>
         <w:rPr>
-          <w:rFonts w:ascii="Calibri" w:eastAsiaTheme="minorHAnsi" w:cs="Calibri"/>
+          <w:rFonts w:eastAsiaTheme="minorHAnsi"/>
           <w:lang w:val="en-GB"/>
         </w:rPr>
         <w:t>Markl</w:t>
@@ -26161,14 +26651,14 @@
       <w:proofErr w:type="spellEnd"/>
       <w:r>
         <w:rPr>
-          <w:rFonts w:ascii="Calibri" w:eastAsiaTheme="minorHAnsi" w:cs="Calibri"/>
+          <w:rFonts w:eastAsiaTheme="minorHAnsi"/>
           <w:lang w:val="en-GB"/>
         </w:rPr>
         <w:t xml:space="preserve">, V. (2018) ‘Benchmarking Distributed Stream Data Processing Systems’, in </w:t>
       </w:r>
       <w:r>
         <w:rPr>
-          <w:rFonts w:ascii="Calibri" w:eastAsiaTheme="minorHAnsi" w:cs="Calibri"/>
+          <w:rFonts w:eastAsiaTheme="minorHAnsi"/>
           <w:i/>
           <w:iCs/>
           <w:lang w:val="en-GB"/>
@@ -26177,7 +26667,7 @@
       </w:r>
       <w:r>
         <w:rPr>
-          <w:rFonts w:ascii="Calibri" w:eastAsiaTheme="minorHAnsi" w:cs="Calibri"/>
+          <w:rFonts w:eastAsiaTheme="minorHAnsi"/>
           <w:lang w:val="en-GB"/>
         </w:rPr>
         <w:t>, Presented at the 2018 IEEE 34th International Conference on Data Engineering (ICDE), Paris: IEEE, 1507–1518, available: https://doi.org/10.1109/ICDE.2018.00169.</w:t>
@@ -26187,13 +26677,13 @@
       <w:pPr>
         <w:pStyle w:val="Bibliography"/>
         <w:rPr>
-          <w:rFonts w:ascii="Calibri" w:eastAsiaTheme="minorHAnsi" w:cs="Calibri"/>
-          <w:lang w:val="en-GB"/>
-        </w:rPr>
-      </w:pPr>
-      <w:r>
-        <w:rPr>
-          <w:rFonts w:ascii="Calibri" w:eastAsiaTheme="minorHAnsi" w:cs="Calibri"/>
+          <w:rFonts w:eastAsiaTheme="minorHAnsi"/>
+          <w:lang w:val="en-GB"/>
+        </w:rPr>
+      </w:pPr>
+      <w:r>
+        <w:rPr>
+          <w:rFonts w:eastAsiaTheme="minorHAnsi"/>
           <w:lang w:val="en-GB"/>
         </w:rPr>
         <w:t xml:space="preserve">Karthik Reddy </w:t>
@@ -26201,7 +26691,7 @@
       <w:proofErr w:type="spellStart"/>
       <w:r>
         <w:rPr>
-          <w:rFonts w:ascii="Calibri" w:eastAsiaTheme="minorHAnsi" w:cs="Calibri"/>
+          <w:rFonts w:eastAsiaTheme="minorHAnsi"/>
           <w:lang w:val="en-GB"/>
         </w:rPr>
         <w:t>Thondalapally</w:t>
@@ -26209,14 +26699,14 @@
       <w:proofErr w:type="spellEnd"/>
       <w:r>
         <w:rPr>
-          <w:rFonts w:ascii="Calibri" w:eastAsiaTheme="minorHAnsi" w:cs="Calibri"/>
+          <w:rFonts w:eastAsiaTheme="minorHAnsi"/>
           <w:lang w:val="en-GB"/>
         </w:rPr>
         <w:t xml:space="preserve"> (2025) ‘Event-Driven Architectures: The Foundation of Modern Distributed Systems’, </w:t>
       </w:r>
       <w:r>
         <w:rPr>
-          <w:rFonts w:ascii="Calibri" w:eastAsiaTheme="minorHAnsi" w:cs="Calibri"/>
+          <w:rFonts w:eastAsiaTheme="minorHAnsi"/>
           <w:i/>
           <w:iCs/>
           <w:lang w:val="en-GB"/>
@@ -26225,7 +26715,7 @@
       </w:r>
       <w:r>
         <w:rPr>
-          <w:rFonts w:ascii="Calibri" w:eastAsiaTheme="minorHAnsi" w:cs="Calibri"/>
+          <w:rFonts w:eastAsiaTheme="minorHAnsi"/>
           <w:lang w:val="en-GB"/>
         </w:rPr>
         <w:t>, 16(1), 2907, available: https://doi.org/10.71097/IJSAT.v16.i1.2907.</w:t>
@@ -26235,14 +26725,14 @@
       <w:pPr>
         <w:pStyle w:val="Bibliography"/>
         <w:rPr>
-          <w:rFonts w:ascii="Calibri" w:eastAsiaTheme="minorHAnsi" w:cs="Calibri"/>
+          <w:rFonts w:eastAsiaTheme="minorHAnsi"/>
           <w:lang w:val="en-GB"/>
         </w:rPr>
       </w:pPr>
       <w:proofErr w:type="spellStart"/>
       <w:r>
         <w:rPr>
-          <w:rFonts w:ascii="Calibri" w:eastAsiaTheme="minorHAnsi" w:cs="Calibri"/>
+          <w:rFonts w:eastAsiaTheme="minorHAnsi"/>
           <w:lang w:val="en-GB"/>
         </w:rPr>
         <w:t>Kasaram</w:t>
@@ -26250,14 +26740,14 @@
       <w:proofErr w:type="spellEnd"/>
       <w:r>
         <w:rPr>
-          <w:rFonts w:ascii="Calibri" w:eastAsiaTheme="minorHAnsi" w:cs="Calibri"/>
+          <w:rFonts w:eastAsiaTheme="minorHAnsi"/>
           <w:lang w:val="en-GB"/>
         </w:rPr>
         <w:t xml:space="preserve">, C.R. (2023) ‘Harnessing Asynchronous Patterns with Event Driven Kafka and Microservices Architectures’, </w:t>
       </w:r>
       <w:r>
         <w:rPr>
-          <w:rFonts w:ascii="Calibri" w:eastAsiaTheme="minorHAnsi" w:cs="Calibri"/>
+          <w:rFonts w:eastAsiaTheme="minorHAnsi"/>
           <w:i/>
           <w:iCs/>
           <w:lang w:val="en-GB"/>
@@ -26266,7 +26756,7 @@
       </w:r>
       <w:r>
         <w:rPr>
-          <w:rFonts w:ascii="Calibri" w:eastAsiaTheme="minorHAnsi" w:cs="Calibri"/>
+          <w:rFonts w:eastAsiaTheme="minorHAnsi"/>
           <w:lang w:val="en-GB"/>
         </w:rPr>
         <w:t>, 2(4), 1, available: https://doi.org/10.47363/JAICC/2023(2)502.</w:t>
@@ -26276,1255 +26766,1248 @@
       <w:pPr>
         <w:pStyle w:val="Bibliography"/>
         <w:rPr>
-          <w:rFonts w:ascii="Calibri" w:eastAsiaTheme="minorHAnsi" w:cs="Calibri"/>
+          <w:rFonts w:eastAsiaTheme="minorHAnsi"/>
           <w:lang w:val="en-GB"/>
         </w:rPr>
       </w:pPr>
       <w:proofErr w:type="spellStart"/>
       <w:r>
         <w:rPr>
-          <w:rFonts w:ascii="Calibri" w:eastAsiaTheme="minorHAnsi" w:cs="Calibri"/>
-          <w:lang w:val="en-GB"/>
-        </w:rPr>
-        <w:t>Kiani</w:t>
+          <w:rFonts w:eastAsiaTheme="minorHAnsi"/>
+          <w:lang w:val="en-GB"/>
+        </w:rPr>
+        <w:t>Khajeh</w:t>
       </w:r>
       <w:proofErr w:type="spellEnd"/>
       <w:r>
         <w:rPr>
-          <w:rFonts w:ascii="Calibri" w:eastAsiaTheme="minorHAnsi" w:cs="Calibri"/>
-          <w:lang w:val="en-GB"/>
-        </w:rPr>
-        <w:t xml:space="preserve">, A.A., Sarwar, A., Arshad, H., Bibi, A., Ahmad, F.B., and Ahmed, W. (2024) ‘Catalysing Monolithic to </w:t>
-      </w:r>
-      <w:proofErr w:type="spellStart"/>
-      <w:r>
-        <w:rPr>
-          <w:rFonts w:ascii="Calibri" w:eastAsiaTheme="minorHAnsi" w:cs="Calibri"/>
-          <w:lang w:val="en-GB"/>
-        </w:rPr>
-        <w:t>Microsevices</w:t>
-      </w:r>
-      <w:proofErr w:type="spellEnd"/>
-      <w:r>
-        <w:rPr>
-          <w:rFonts w:ascii="Calibri" w:eastAsiaTheme="minorHAnsi" w:cs="Calibri"/>
-          <w:lang w:val="en-GB"/>
-        </w:rPr>
-        <w:t xml:space="preserve"> Migration: A Strategic Approach Using Refactoring and Pilot Projects’, in </w:t>
-      </w:r>
-      <w:r>
-        <w:rPr>
-          <w:rFonts w:ascii="Calibri" w:eastAsiaTheme="minorHAnsi" w:cs="Calibri"/>
+          <w:rFonts w:eastAsiaTheme="minorHAnsi"/>
+          <w:lang w:val="en-GB"/>
+        </w:rPr>
+        <w:t xml:space="preserve">-Hosseini, A., Greenwood, D., and Sommerville, I. (2010) ‘Cloud Migration: A Case Study of Migrating an Enterprise IT System to IaaS’, in </w:t>
+      </w:r>
+      <w:r>
+        <w:rPr>
+          <w:rFonts w:eastAsiaTheme="minorHAnsi"/>
           <w:i/>
           <w:iCs/>
           <w:lang w:val="en-GB"/>
         </w:rPr>
-        <w:t>2024 International Conference on Engineering &amp;amp; Computing Technologies (ICECT)</w:t>
-      </w:r>
-      <w:r>
-        <w:rPr>
-          <w:rFonts w:ascii="Calibri" w:eastAsiaTheme="minorHAnsi" w:cs="Calibri"/>
-          <w:lang w:val="en-GB"/>
-        </w:rPr>
-        <w:t>, Presented at the 2024 International Conference on Engineering &amp;amp; Computing Technologies (ICECT), Islamabad, Pakistan: IEEE, 1–7, available: https://doi.org/10.1109/ICECT61618.2024.10581399.</w:t>
+        <w:t>2010 IEEE 3rd International Conference on Cloud Computing</w:t>
+      </w:r>
+      <w:r>
+        <w:rPr>
+          <w:rFonts w:eastAsiaTheme="minorHAnsi"/>
+          <w:lang w:val="en-GB"/>
+        </w:rPr>
+        <w:t>, Presented at the 2010 IEEE International Conference on Cloud Computing (CLOUD), Miami, FL, USA: IEEE, 450–457, available: https://doi.org/10.1109/CLOUD.2010.37.</w:t>
       </w:r>
     </w:p>
     <w:p>
       <w:pPr>
         <w:pStyle w:val="Bibliography"/>
         <w:rPr>
-          <w:rFonts w:ascii="Calibri" w:eastAsiaTheme="minorHAnsi" w:cs="Calibri"/>
+          <w:rFonts w:eastAsiaTheme="minorHAnsi"/>
           <w:lang w:val="en-GB"/>
         </w:rPr>
       </w:pPr>
       <w:proofErr w:type="spellStart"/>
       <w:r>
         <w:rPr>
-          <w:rFonts w:ascii="Calibri" w:eastAsiaTheme="minorHAnsi" w:cs="Calibri"/>
-          <w:lang w:val="en-GB"/>
-        </w:rPr>
-        <w:t>Laigner</w:t>
+          <w:rFonts w:eastAsiaTheme="minorHAnsi"/>
+          <w:lang w:val="en-GB"/>
+        </w:rPr>
+        <w:t>Kiani</w:t>
       </w:r>
       <w:proofErr w:type="spellEnd"/>
       <w:r>
         <w:rPr>
-          <w:rFonts w:ascii="Calibri" w:eastAsiaTheme="minorHAnsi" w:cs="Calibri"/>
-          <w:lang w:val="en-GB"/>
-        </w:rPr>
-        <w:t xml:space="preserve">, R., Almeida, A.C., </w:t>
+          <w:rFonts w:eastAsiaTheme="minorHAnsi"/>
+          <w:lang w:val="en-GB"/>
+        </w:rPr>
+        <w:t xml:space="preserve">, A.A., Sarwar, A., Arshad, H., Bibi, A., Ahmad, F.B., and Ahmed, W. (2024) ‘Catalysing Monolithic to </w:t>
       </w:r>
       <w:proofErr w:type="spellStart"/>
       <w:r>
         <w:rPr>
-          <w:rFonts w:ascii="Calibri" w:eastAsiaTheme="minorHAnsi" w:cs="Calibri"/>
-          <w:lang w:val="en-GB"/>
-        </w:rPr>
-        <w:t>Assunção</w:t>
+          <w:rFonts w:eastAsiaTheme="minorHAnsi"/>
+          <w:lang w:val="en-GB"/>
+        </w:rPr>
+        <w:t>Microsevices</w:t>
       </w:r>
       <w:proofErr w:type="spellEnd"/>
       <w:r>
         <w:rPr>
-          <w:rFonts w:ascii="Calibri" w:eastAsiaTheme="minorHAnsi" w:cs="Calibri"/>
-          <w:lang w:val="en-GB"/>
-        </w:rPr>
-        <w:t>, W.K.G., and Zhou, Y. (2024) ‘An Empirical Study on Challenges of Event Management in Microservice Architectures’, available: https://doi.org/10.48550/arXiv.2408.00440.</w:t>
-      </w:r>
-    </w:p>
-    <w:p>
-      <w:pPr>
-        <w:pStyle w:val="Bibliography"/>
-        <w:rPr>
-          <w:rFonts w:ascii="Calibri" w:eastAsiaTheme="minorHAnsi" w:cs="Calibri"/>
-          <w:lang w:val="en-GB"/>
-        </w:rPr>
-      </w:pPr>
-      <w:proofErr w:type="spellStart"/>
-      <w:r>
-        <w:rPr>
-          <w:rFonts w:ascii="Calibri" w:eastAsiaTheme="minorHAnsi" w:cs="Calibri"/>
-          <w:lang w:val="en-GB"/>
-        </w:rPr>
-        <w:t>Macías</w:t>
-      </w:r>
-      <w:proofErr w:type="spellEnd"/>
-      <w:r>
-        <w:rPr>
-          <w:rFonts w:ascii="Calibri" w:eastAsiaTheme="minorHAnsi" w:cs="Calibri"/>
-          <w:lang w:val="en-GB"/>
-        </w:rPr>
-        <w:t xml:space="preserve">, A., Navarro, E., Cuesta, C.E., and Zdun, U. (2023) ‘Architecting Digital Twins Using a Domain-Driven Design-Based Approach*’, in </w:t>
-      </w:r>
-      <w:r>
-        <w:rPr>
-          <w:rFonts w:ascii="Calibri" w:eastAsiaTheme="minorHAnsi" w:cs="Calibri"/>
+          <w:rFonts w:eastAsiaTheme="minorHAnsi"/>
+          <w:lang w:val="en-GB"/>
+        </w:rPr>
+        <w:t xml:space="preserve"> Migration: A Strategic Approach Using Refactoring and Pilot Projects’, in </w:t>
+      </w:r>
+      <w:r>
+        <w:rPr>
+          <w:rFonts w:eastAsiaTheme="minorHAnsi"/>
           <w:i/>
           <w:iCs/>
           <w:lang w:val="en-GB"/>
         </w:rPr>
-        <w:t>2023 IEEE 20th International Conference on Software Architecture (ICSA)</w:t>
-      </w:r>
-      <w:r>
-        <w:rPr>
-          <w:rFonts w:ascii="Calibri" w:eastAsiaTheme="minorHAnsi" w:cs="Calibri"/>
-          <w:lang w:val="en-GB"/>
-        </w:rPr>
-        <w:t>, Presented at the 2023 IEEE 20th International Conference on Software Architecture (ICSA), L’Aquila, Italy: IEEE, 153–163, available: https://doi.org/10.1109/ICSA56044.2023.00022.</w:t>
+        <w:t>2024 International Conference on Engineering &amp;amp; Computing Technologies (ICECT)</w:t>
+      </w:r>
+      <w:r>
+        <w:rPr>
+          <w:rFonts w:eastAsiaTheme="minorHAnsi"/>
+          <w:lang w:val="en-GB"/>
+        </w:rPr>
+        <w:t>, Presented at the 2024 International Conference on Engineering &amp;amp; Computing Technologies (ICECT), Islamabad, Pakistan: IEEE, 1–7, available: https://doi.org/10.1109/ICECT61618.2024.10581399.</w:t>
       </w:r>
     </w:p>
     <w:p>
       <w:pPr>
         <w:pStyle w:val="Bibliography"/>
         <w:rPr>
-          <w:rFonts w:ascii="Calibri" w:eastAsiaTheme="minorHAnsi" w:cs="Calibri"/>
-          <w:lang w:val="en-GB"/>
-        </w:rPr>
-      </w:pPr>
-      <w:r>
-        <w:rPr>
-          <w:rFonts w:ascii="Calibri" w:eastAsiaTheme="minorHAnsi" w:cs="Calibri"/>
-          <w:lang w:val="en-GB"/>
-        </w:rPr>
-        <w:t xml:space="preserve">McIlroy, M.D., Pinson, E.N., and Tague, B.A. (1978) ‘UNIX Time-Sharing System: Foreword’, </w:t>
-      </w:r>
-      <w:r>
-        <w:rPr>
-          <w:rFonts w:ascii="Calibri" w:eastAsiaTheme="minorHAnsi" w:cs="Calibri"/>
+          <w:rFonts w:eastAsiaTheme="minorHAnsi"/>
+          <w:lang w:val="en-GB"/>
+        </w:rPr>
+      </w:pPr>
+      <w:proofErr w:type="spellStart"/>
+      <w:r>
+        <w:rPr>
+          <w:rFonts w:eastAsiaTheme="minorHAnsi"/>
+          <w:lang w:val="en-GB"/>
+        </w:rPr>
+        <w:t>Laigner</w:t>
+      </w:r>
+      <w:proofErr w:type="spellEnd"/>
+      <w:r>
+        <w:rPr>
+          <w:rFonts w:eastAsiaTheme="minorHAnsi"/>
+          <w:lang w:val="en-GB"/>
+        </w:rPr>
+        <w:t xml:space="preserve">, R., Almeida, A.C., </w:t>
+      </w:r>
+      <w:proofErr w:type="spellStart"/>
+      <w:r>
+        <w:rPr>
+          <w:rFonts w:eastAsiaTheme="minorHAnsi"/>
+          <w:lang w:val="en-GB"/>
+        </w:rPr>
+        <w:t>Assunção</w:t>
+      </w:r>
+      <w:proofErr w:type="spellEnd"/>
+      <w:r>
+        <w:rPr>
+          <w:rFonts w:eastAsiaTheme="minorHAnsi"/>
+          <w:lang w:val="en-GB"/>
+        </w:rPr>
+        <w:t>, W.K.G., and Zhou, Y. (2024) ‘An Empirical Study on Challenges of Event Management in Microservice Architectures’, available: https://doi.org/10.48550/arXiv.2408.00440.</w:t>
+      </w:r>
+    </w:p>
+    <w:p>
+      <w:pPr>
+        <w:pStyle w:val="Bibliography"/>
+        <w:rPr>
+          <w:rFonts w:eastAsiaTheme="minorHAnsi"/>
+          <w:lang w:val="en-GB"/>
+        </w:rPr>
+      </w:pPr>
+      <w:proofErr w:type="spellStart"/>
+      <w:r>
+        <w:rPr>
+          <w:rFonts w:eastAsiaTheme="minorHAnsi"/>
+          <w:lang w:val="en-GB"/>
+        </w:rPr>
+        <w:t>Macías</w:t>
+      </w:r>
+      <w:proofErr w:type="spellEnd"/>
+      <w:r>
+        <w:rPr>
+          <w:rFonts w:eastAsiaTheme="minorHAnsi"/>
+          <w:lang w:val="en-GB"/>
+        </w:rPr>
+        <w:t xml:space="preserve">, A., Navarro, E., Cuesta, C.E., and Zdun, U. (2023) ‘Architecting Digital Twins Using a Domain-Driven Design-Based Approach*’, in </w:t>
+      </w:r>
+      <w:r>
+        <w:rPr>
+          <w:rFonts w:eastAsiaTheme="minorHAnsi"/>
           <w:i/>
           <w:iCs/>
           <w:lang w:val="en-GB"/>
         </w:rPr>
-        <w:t>Bell System Technical Journal</w:t>
-      </w:r>
-      <w:r>
-        <w:rPr>
-          <w:rFonts w:ascii="Calibri" w:eastAsiaTheme="minorHAnsi" w:cs="Calibri"/>
-          <w:lang w:val="en-GB"/>
-        </w:rPr>
-        <w:t>, 57(6), 1899–1904, available: https://doi.org/10.1002/j.1538-7305.1978.tb02135.x.</w:t>
+        <w:t>2023 IEEE 20th International Conference on Software Architecture (ICSA)</w:t>
+      </w:r>
+      <w:r>
+        <w:rPr>
+          <w:rFonts w:eastAsiaTheme="minorHAnsi"/>
+          <w:lang w:val="en-GB"/>
+        </w:rPr>
+        <w:t>, Presented at the 2023 IEEE 20th International Conference on Software Architecture (ICSA), L’Aquila, Italy: IEEE, 153–163, available: https://doi.org/10.1109/ICSA56044.2023.00022.</w:t>
       </w:r>
     </w:p>
     <w:p>
       <w:pPr>
         <w:pStyle w:val="Bibliography"/>
         <w:rPr>
-          <w:rFonts w:ascii="Calibri" w:eastAsiaTheme="minorHAnsi" w:cs="Calibri"/>
-          <w:lang w:val="en-GB"/>
-        </w:rPr>
-      </w:pPr>
-      <w:r>
-        <w:rPr>
-          <w:rFonts w:ascii="Calibri" w:eastAsiaTheme="minorHAnsi" w:cs="Calibri"/>
-          <w:lang w:val="en-GB"/>
-        </w:rPr>
-        <w:t xml:space="preserve">Mishra, R., Jaiswal, N., Prakash, R., and </w:t>
-      </w:r>
-      <w:proofErr w:type="spellStart"/>
-      <w:r>
-        <w:rPr>
-          <w:rFonts w:ascii="Calibri" w:eastAsiaTheme="minorHAnsi" w:cs="Calibri"/>
-          <w:lang w:val="en-GB"/>
-        </w:rPr>
-        <w:t>Barwal</w:t>
-      </w:r>
-      <w:proofErr w:type="spellEnd"/>
-      <w:r>
-        <w:rPr>
-          <w:rFonts w:ascii="Calibri" w:eastAsiaTheme="minorHAnsi" w:cs="Calibri"/>
-          <w:lang w:val="en-GB"/>
-        </w:rPr>
-        <w:t xml:space="preserve">, P.N. (2022) ‘Transition from Monolithic to Microservices Architecture: Need and proposed pipeline’, in </w:t>
-      </w:r>
-      <w:r>
-        <w:rPr>
-          <w:rFonts w:ascii="Calibri" w:eastAsiaTheme="minorHAnsi" w:cs="Calibri"/>
+          <w:rFonts w:eastAsiaTheme="minorHAnsi"/>
+          <w:lang w:val="en-GB"/>
+        </w:rPr>
+      </w:pPr>
+      <w:r>
+        <w:rPr>
+          <w:rFonts w:eastAsiaTheme="minorHAnsi"/>
+          <w:lang w:val="en-GB"/>
+        </w:rPr>
+        <w:lastRenderedPageBreak/>
+        <w:t xml:space="preserve">McIlroy, M.D., Pinson, E.N., and Tague, B.A. (1978) ‘UNIX Time-Sharing System: Foreword’, </w:t>
+      </w:r>
+      <w:r>
+        <w:rPr>
+          <w:rFonts w:eastAsiaTheme="minorHAnsi"/>
           <w:i/>
           <w:iCs/>
           <w:lang w:val="en-GB"/>
         </w:rPr>
-        <w:t>2022 International Conference on Futuristic Technologies (INCOFT)</w:t>
-      </w:r>
-      <w:r>
-        <w:rPr>
-          <w:rFonts w:ascii="Calibri" w:eastAsiaTheme="minorHAnsi" w:cs="Calibri"/>
-          <w:lang w:val="en-GB"/>
-        </w:rPr>
-        <w:t xml:space="preserve">, Presented at the 2022 International Conference on </w:t>
-      </w:r>
-      <w:r>
-        <w:rPr>
-          <w:rFonts w:ascii="Calibri" w:eastAsiaTheme="minorHAnsi" w:cs="Calibri"/>
-          <w:lang w:val="en-GB"/>
-        </w:rPr>
-        <w:lastRenderedPageBreak/>
-        <w:t>Futuristic Technologies (INCOFT), Belgaum, India: IEEE, 1–6, available: https://doi.org/10.1109/INCOFT55651.2022.10094556.</w:t>
+        <w:t>Bell System Technical Journal</w:t>
+      </w:r>
+      <w:r>
+        <w:rPr>
+          <w:rFonts w:eastAsiaTheme="minorHAnsi"/>
+          <w:lang w:val="en-GB"/>
+        </w:rPr>
+        <w:t>, 57(6), 1899–1904, available: https://doi.org/10.1002/j.1538-7305.1978.tb02135.x.</w:t>
       </w:r>
     </w:p>
     <w:p>
       <w:pPr>
         <w:pStyle w:val="Bibliography"/>
         <w:rPr>
-          <w:rFonts w:ascii="Calibri" w:eastAsiaTheme="minorHAnsi" w:cs="Calibri"/>
-          <w:lang w:val="en-GB"/>
-        </w:rPr>
-      </w:pPr>
-      <w:r>
-        <w:rPr>
-          <w:rFonts w:ascii="Calibri" w:eastAsiaTheme="minorHAnsi" w:cs="Calibri"/>
-          <w:lang w:val="en-GB"/>
-        </w:rPr>
-        <w:t xml:space="preserve">Miyachi, C. (2021) ‘The Rise of Kubernetes’, in </w:t>
-      </w:r>
-      <w:r>
-        <w:rPr>
-          <w:rFonts w:ascii="Calibri" w:eastAsiaTheme="minorHAnsi" w:cs="Calibri"/>
+          <w:rFonts w:eastAsiaTheme="minorHAnsi"/>
+          <w:lang w:val="en-GB"/>
+        </w:rPr>
+      </w:pPr>
+      <w:r>
+        <w:rPr>
+          <w:rFonts w:eastAsiaTheme="minorHAnsi"/>
+          <w:lang w:val="en-GB"/>
+        </w:rPr>
+        <w:t xml:space="preserve">Mishra, R., Jaiswal, N., Prakash, R., and </w:t>
+      </w:r>
+      <w:proofErr w:type="spellStart"/>
+      <w:r>
+        <w:rPr>
+          <w:rFonts w:eastAsiaTheme="minorHAnsi"/>
+          <w:lang w:val="en-GB"/>
+        </w:rPr>
+        <w:t>Barwal</w:t>
+      </w:r>
+      <w:proofErr w:type="spellEnd"/>
+      <w:r>
+        <w:rPr>
+          <w:rFonts w:eastAsiaTheme="minorHAnsi"/>
+          <w:lang w:val="en-GB"/>
+        </w:rPr>
+        <w:t xml:space="preserve">, P.N. (2022) ‘Transition from Monolithic to Microservices Architecture: Need and proposed pipeline’, in </w:t>
+      </w:r>
+      <w:r>
+        <w:rPr>
+          <w:rFonts w:eastAsiaTheme="minorHAnsi"/>
           <w:i/>
           <w:iCs/>
           <w:lang w:val="en-GB"/>
         </w:rPr>
-        <w:t>2021 Cloud Continuum</w:t>
-      </w:r>
-      <w:r>
-        <w:rPr>
-          <w:rFonts w:ascii="Calibri" w:eastAsiaTheme="minorHAnsi" w:cs="Calibri"/>
-          <w:lang w:val="en-GB"/>
-        </w:rPr>
-        <w:t>, Presented at the 2021 Cloud Continuum, Los Alamitos, CA, USA: IEEE, 1–5, available: https://doi.org/10.1109/CloudContinuum54760.2021.00002.</w:t>
+        <w:t>2022 International Conference on Futuristic Technologies (INCOFT)</w:t>
+      </w:r>
+      <w:r>
+        <w:rPr>
+          <w:rFonts w:eastAsiaTheme="minorHAnsi"/>
+          <w:lang w:val="en-GB"/>
+        </w:rPr>
+        <w:t>, Presented at the 2022 International Conference on Futuristic Technologies (INCOFT), Belgaum, India: IEEE, 1–6, available: https://doi.org/10.1109/INCOFT55651.2022.10094556.</w:t>
       </w:r>
     </w:p>
     <w:p>
       <w:pPr>
         <w:pStyle w:val="Bibliography"/>
         <w:rPr>
-          <w:rFonts w:ascii="Calibri" w:eastAsiaTheme="minorHAnsi" w:cs="Calibri"/>
-          <w:lang w:val="en-GB"/>
-        </w:rPr>
-      </w:pPr>
-      <w:proofErr w:type="spellStart"/>
-      <w:r>
-        <w:rPr>
-          <w:rFonts w:ascii="Calibri" w:eastAsiaTheme="minorHAnsi" w:cs="Calibri"/>
-          <w:lang w:val="en-GB"/>
-        </w:rPr>
-        <w:t>Myllynen</w:t>
-      </w:r>
-      <w:proofErr w:type="spellEnd"/>
-      <w:r>
-        <w:rPr>
-          <w:rFonts w:ascii="Calibri" w:eastAsiaTheme="minorHAnsi" w:cs="Calibri"/>
-          <w:lang w:val="en-GB"/>
-        </w:rPr>
-        <w:t xml:space="preserve">, T., Kamau, E., Mustapha, S.D., Babatunde, G.O., and Alabi, A.A. (2023) ‘Developing a Conceptual Model for Cross-Domain Microservices Using Event-Driven and Domain-Driven Design’, </w:t>
-      </w:r>
-      <w:r>
-        <w:rPr>
-          <w:rFonts w:ascii="Calibri" w:eastAsiaTheme="minorHAnsi" w:cs="Calibri"/>
+          <w:rFonts w:eastAsiaTheme="minorHAnsi"/>
+          <w:lang w:val="en-GB"/>
+        </w:rPr>
+      </w:pPr>
+      <w:r>
+        <w:rPr>
+          <w:rFonts w:eastAsiaTheme="minorHAnsi"/>
+          <w:lang w:val="en-GB"/>
+        </w:rPr>
+        <w:t xml:space="preserve">Miyachi, C. (2021) ‘The Rise of Kubernetes’, in </w:t>
+      </w:r>
+      <w:r>
+        <w:rPr>
+          <w:rFonts w:eastAsiaTheme="minorHAnsi"/>
           <w:i/>
           <w:iCs/>
           <w:lang w:val="en-GB"/>
         </w:rPr>
-        <w:t>International Journal of Multidisciplinary Research and Growth Evaluation</w:t>
-      </w:r>
-      <w:r>
-        <w:rPr>
-          <w:rFonts w:ascii="Calibri" w:eastAsiaTheme="minorHAnsi" w:cs="Calibri"/>
-          <w:lang w:val="en-GB"/>
-        </w:rPr>
-        <w:t>, 4(1), 635–638, available: https://doi.org/10.54660/.IJMRGE.2023.4.1.635-638.</w:t>
+        <w:t>2021 Cloud Continuum</w:t>
+      </w:r>
+      <w:r>
+        <w:rPr>
+          <w:rFonts w:eastAsiaTheme="minorHAnsi"/>
+          <w:lang w:val="en-GB"/>
+        </w:rPr>
+        <w:t>, Presented at the 2021 Cloud Continuum, Los Alamitos, CA, USA: IEEE, 1–5, available: https://doi.org/10.1109/CloudContinuum54760.2021.00002.</w:t>
       </w:r>
     </w:p>
     <w:p>
       <w:pPr>
         <w:pStyle w:val="Bibliography"/>
         <w:rPr>
-          <w:rFonts w:ascii="Calibri" w:eastAsiaTheme="minorHAnsi" w:cs="Calibri"/>
+          <w:rFonts w:eastAsiaTheme="minorHAnsi"/>
           <w:lang w:val="en-GB"/>
         </w:rPr>
       </w:pPr>
       <w:proofErr w:type="spellStart"/>
       <w:r>
         <w:rPr>
-          <w:rFonts w:ascii="Calibri" w:eastAsiaTheme="minorHAnsi" w:cs="Calibri"/>
-          <w:lang w:val="en-GB"/>
-        </w:rPr>
-        <w:t>Otsetova</w:t>
+          <w:rFonts w:eastAsiaTheme="minorHAnsi"/>
+          <w:lang w:val="en-GB"/>
+        </w:rPr>
+        <w:t>Myllynen</w:t>
       </w:r>
       <w:proofErr w:type="spellEnd"/>
       <w:r>
         <w:rPr>
-          <w:rFonts w:ascii="Calibri" w:eastAsiaTheme="minorHAnsi" w:cs="Calibri"/>
-          <w:lang w:val="en-GB"/>
-        </w:rPr>
-        <w:t xml:space="preserve">, A. (2019) ‘Postal Sector Transformation in Digital Economy’, </w:t>
-      </w:r>
-      <w:r>
-        <w:rPr>
-          <w:rFonts w:ascii="Calibri" w:eastAsiaTheme="minorHAnsi" w:cs="Calibri"/>
+          <w:rFonts w:eastAsiaTheme="minorHAnsi"/>
+          <w:lang w:val="en-GB"/>
+        </w:rPr>
+        <w:t xml:space="preserve">, T., Kamau, E., Mustapha, S.D., Babatunde, G.O., and Alabi, A.A. (2023) ‘Developing a Conceptual Model for Cross-Domain Microservices Using Event-Driven and Domain-Driven Design’, </w:t>
+      </w:r>
+      <w:r>
+        <w:rPr>
+          <w:rFonts w:eastAsiaTheme="minorHAnsi"/>
           <w:i/>
           <w:iCs/>
           <w:lang w:val="en-GB"/>
         </w:rPr>
-        <w:t>International Journal</w:t>
-      </w:r>
-      <w:r>
-        <w:rPr>
-          <w:rFonts w:ascii="Calibri" w:eastAsiaTheme="minorHAnsi" w:cs="Calibri"/>
-          <w:lang w:val="en-GB"/>
-        </w:rPr>
-        <w:t>, 8(2).</w:t>
+        <w:t>International Journal of Multidisciplinary Research and Growth Evaluation</w:t>
+      </w:r>
+      <w:r>
+        <w:rPr>
+          <w:rFonts w:eastAsiaTheme="minorHAnsi"/>
+          <w:lang w:val="en-GB"/>
+        </w:rPr>
+        <w:t>, 4(1), 635–638, available: https://doi.org/10.54660/.IJMRGE.2023.4.1.635-638.</w:t>
       </w:r>
     </w:p>
     <w:p>
       <w:pPr>
         <w:pStyle w:val="Bibliography"/>
         <w:rPr>
-          <w:rFonts w:ascii="Calibri" w:eastAsiaTheme="minorHAnsi" w:cs="Calibri"/>
+          <w:rFonts w:eastAsiaTheme="minorHAnsi"/>
           <w:lang w:val="en-GB"/>
         </w:rPr>
       </w:pPr>
       <w:proofErr w:type="spellStart"/>
       <w:r>
         <w:rPr>
-          <w:rFonts w:ascii="Calibri" w:eastAsiaTheme="minorHAnsi" w:cs="Calibri"/>
-          <w:lang w:val="en-GB"/>
-        </w:rPr>
-        <w:t>Oumoussa</w:t>
+          <w:rFonts w:eastAsiaTheme="minorHAnsi"/>
+          <w:lang w:val="en-GB"/>
+        </w:rPr>
+        <w:t>Otsetova</w:t>
       </w:r>
       <w:proofErr w:type="spellEnd"/>
       <w:r>
         <w:rPr>
-          <w:rFonts w:ascii="Calibri" w:eastAsiaTheme="minorHAnsi" w:cs="Calibri"/>
-          <w:lang w:val="en-GB"/>
-        </w:rPr>
-        <w:t xml:space="preserve">, I. and </w:t>
-      </w:r>
-      <w:proofErr w:type="spellStart"/>
-      <w:r>
-        <w:rPr>
-          <w:rFonts w:ascii="Calibri" w:eastAsiaTheme="minorHAnsi" w:cs="Calibri"/>
-          <w:lang w:val="en-GB"/>
-        </w:rPr>
-        <w:t>Saidi</w:t>
-      </w:r>
-      <w:proofErr w:type="spellEnd"/>
-      <w:r>
-        <w:rPr>
-          <w:rFonts w:ascii="Calibri" w:eastAsiaTheme="minorHAnsi" w:cs="Calibri"/>
-          <w:lang w:val="en-GB"/>
-        </w:rPr>
-        <w:t xml:space="preserve">, R. (2024) ‘Evolution of Microservices Identification in Monolith Decomposition: A Systematic Review’, </w:t>
-      </w:r>
-      <w:r>
-        <w:rPr>
-          <w:rFonts w:ascii="Calibri" w:eastAsiaTheme="minorHAnsi" w:cs="Calibri"/>
+          <w:rFonts w:eastAsiaTheme="minorHAnsi"/>
+          <w:lang w:val="en-GB"/>
+        </w:rPr>
+        <w:t xml:space="preserve">, A. (2019) ‘Postal Sector Transformation in Digital Economy’, </w:t>
+      </w:r>
+      <w:r>
+        <w:rPr>
+          <w:rFonts w:eastAsiaTheme="minorHAnsi"/>
           <w:i/>
           <w:iCs/>
           <w:lang w:val="en-GB"/>
         </w:rPr>
-        <w:t>IEEE Access</w:t>
-      </w:r>
-      <w:r>
-        <w:rPr>
-          <w:rFonts w:ascii="Calibri" w:eastAsiaTheme="minorHAnsi" w:cs="Calibri"/>
-          <w:lang w:val="en-GB"/>
-        </w:rPr>
-        <w:t>, 12, 23389–23405, available: https://doi.org/10.1109/ACCESS.2024.3365079.</w:t>
+        <w:t>International Journal</w:t>
+      </w:r>
+      <w:r>
+        <w:rPr>
+          <w:rFonts w:eastAsiaTheme="minorHAnsi"/>
+          <w:lang w:val="en-GB"/>
+        </w:rPr>
+        <w:t>, 8(2).</w:t>
       </w:r>
     </w:p>
     <w:p>
       <w:pPr>
         <w:pStyle w:val="Bibliography"/>
         <w:rPr>
-          <w:rFonts w:ascii="Calibri" w:eastAsiaTheme="minorHAnsi" w:cs="Calibri"/>
+          <w:rFonts w:eastAsiaTheme="minorHAnsi"/>
           <w:lang w:val="en-GB"/>
         </w:rPr>
       </w:pPr>
       <w:proofErr w:type="spellStart"/>
       <w:r>
         <w:rPr>
-          <w:rFonts w:ascii="Calibri" w:eastAsiaTheme="minorHAnsi" w:cs="Calibri"/>
-          <w:lang w:val="en-GB"/>
-        </w:rPr>
-        <w:t>Pallempati</w:t>
+          <w:rFonts w:eastAsiaTheme="minorHAnsi"/>
+          <w:lang w:val="en-GB"/>
+        </w:rPr>
+        <w:t>Oumoussa</w:t>
       </w:r>
       <w:proofErr w:type="spellEnd"/>
       <w:r>
         <w:rPr>
-          <w:rFonts w:ascii="Calibri" w:eastAsiaTheme="minorHAnsi" w:cs="Calibri"/>
-          <w:lang w:val="en-GB"/>
-        </w:rPr>
-        <w:t xml:space="preserve">, I., Lakshmi, D.V., and Das, M.S. (2024) ‘Handwritten Character Recognition and Vehicle Number Recognition using OCR Method’, in </w:t>
-      </w:r>
-      <w:r>
-        <w:rPr>
-          <w:rFonts w:ascii="Calibri" w:eastAsiaTheme="minorHAnsi" w:cs="Calibri"/>
+          <w:rFonts w:eastAsiaTheme="minorHAnsi"/>
+          <w:lang w:val="en-GB"/>
+        </w:rPr>
+        <w:t xml:space="preserve">, I. and </w:t>
+      </w:r>
+      <w:proofErr w:type="spellStart"/>
+      <w:r>
+        <w:rPr>
+          <w:rFonts w:eastAsiaTheme="minorHAnsi"/>
+          <w:lang w:val="en-GB"/>
+        </w:rPr>
+        <w:t>Saidi</w:t>
+      </w:r>
+      <w:proofErr w:type="spellEnd"/>
+      <w:r>
+        <w:rPr>
+          <w:rFonts w:eastAsiaTheme="minorHAnsi"/>
+          <w:lang w:val="en-GB"/>
+        </w:rPr>
+        <w:t xml:space="preserve">, R. (2024) ‘Evolution of Microservices Identification in Monolith Decomposition: A Systematic Review’, </w:t>
+      </w:r>
+      <w:r>
+        <w:rPr>
+          <w:rFonts w:eastAsiaTheme="minorHAnsi"/>
           <w:i/>
           <w:iCs/>
           <w:lang w:val="en-GB"/>
         </w:rPr>
-        <w:t>2024 Third International Conference on Trends in Electrical, Electronics, and Computer Engineering (TEECCON)</w:t>
-      </w:r>
-      <w:r>
-        <w:rPr>
-          <w:rFonts w:ascii="Calibri" w:eastAsiaTheme="minorHAnsi" w:cs="Calibri"/>
-          <w:lang w:val="en-GB"/>
-        </w:rPr>
-        <w:t>, Presented at the 2024 Third International Conference on Trends in Electrical, Electronics, and Computer Engineering (TEECCON), Bangalore, India: IEEE, 41–45, available: https://doi.org/10.1109/TEECCON64024.2024.10939189.</w:t>
+        <w:t>IEEE Access</w:t>
+      </w:r>
+      <w:r>
+        <w:rPr>
+          <w:rFonts w:eastAsiaTheme="minorHAnsi"/>
+          <w:lang w:val="en-GB"/>
+        </w:rPr>
+        <w:t>, 12, 23389–23405, available: https://doi.org/10.1109/ACCESS.2024.3365079.</w:t>
       </w:r>
     </w:p>
     <w:p>
       <w:pPr>
         <w:pStyle w:val="Bibliography"/>
         <w:rPr>
-          <w:rFonts w:ascii="Calibri" w:eastAsiaTheme="minorHAnsi" w:cs="Calibri"/>
-          <w:lang w:val="en-GB"/>
-        </w:rPr>
-      </w:pPr>
-      <w:r>
-        <w:rPr>
-          <w:rFonts w:ascii="Calibri" w:eastAsiaTheme="minorHAnsi" w:cs="Calibri"/>
-          <w:lang w:val="en-GB"/>
-        </w:rPr>
-        <w:t xml:space="preserve">Pan, H., Chard, R., Zhou, S., </w:t>
-      </w:r>
+          <w:rFonts w:eastAsiaTheme="minorHAnsi"/>
+          <w:lang w:val="en-GB"/>
+        </w:rPr>
+      </w:pPr>
       <w:proofErr w:type="spellStart"/>
       <w:r>
         <w:rPr>
-          <w:rFonts w:ascii="Calibri" w:eastAsiaTheme="minorHAnsi" w:cs="Calibri"/>
-          <w:lang w:val="en-GB"/>
-        </w:rPr>
-        <w:t>Kamatar</w:t>
+          <w:rFonts w:eastAsiaTheme="minorHAnsi"/>
+          <w:lang w:val="en-GB"/>
+        </w:rPr>
+        <w:t>Pallempati</w:t>
       </w:r>
       <w:proofErr w:type="spellEnd"/>
       <w:r>
         <w:rPr>
-          <w:rFonts w:ascii="Calibri" w:eastAsiaTheme="minorHAnsi" w:cs="Calibri"/>
-          <w:lang w:val="en-GB"/>
-        </w:rPr>
-        <w:t xml:space="preserve">, A., </w:t>
-      </w:r>
-      <w:proofErr w:type="spellStart"/>
-      <w:r>
-        <w:rPr>
-          <w:rFonts w:ascii="Calibri" w:eastAsiaTheme="minorHAnsi" w:cs="Calibri"/>
-          <w:lang w:val="en-GB"/>
-        </w:rPr>
-        <w:t>Vescovi</w:t>
-      </w:r>
-      <w:proofErr w:type="spellEnd"/>
-      <w:r>
-        <w:rPr>
-          <w:rFonts w:ascii="Calibri" w:eastAsiaTheme="minorHAnsi" w:cs="Calibri"/>
-          <w:lang w:val="en-GB"/>
-        </w:rPr>
-        <w:t xml:space="preserve">, R., </w:t>
-      </w:r>
-      <w:proofErr w:type="spellStart"/>
-      <w:r>
-        <w:rPr>
-          <w:rFonts w:ascii="Calibri" w:eastAsiaTheme="minorHAnsi" w:cs="Calibri"/>
-          <w:lang w:val="en-GB"/>
-        </w:rPr>
-        <w:t>Hayot-Sasson</w:t>
-      </w:r>
-      <w:proofErr w:type="spellEnd"/>
-      <w:r>
-        <w:rPr>
-          <w:rFonts w:ascii="Calibri" w:eastAsiaTheme="minorHAnsi" w:cs="Calibri"/>
-          <w:lang w:val="en-GB"/>
-        </w:rPr>
-        <w:t xml:space="preserve">, V., Bauer, A., </w:t>
-      </w:r>
-      <w:proofErr w:type="spellStart"/>
-      <w:r>
-        <w:rPr>
-          <w:rFonts w:ascii="Calibri" w:eastAsiaTheme="minorHAnsi" w:cs="Calibri"/>
-          <w:lang w:val="en-GB"/>
-        </w:rPr>
-        <w:t>Gonthier</w:t>
-      </w:r>
-      <w:proofErr w:type="spellEnd"/>
-      <w:r>
-        <w:rPr>
-          <w:rFonts w:ascii="Calibri" w:eastAsiaTheme="minorHAnsi" w:cs="Calibri"/>
-          <w:lang w:val="en-GB"/>
-        </w:rPr>
-        <w:t xml:space="preserve">, M., Chard, K., and Foster, I. (2024) ‘Octopus: Experiences with a Hybrid Event-Driven Architecture for Distributed Scientific Computing’, in </w:t>
-      </w:r>
-      <w:r>
-        <w:rPr>
-          <w:rFonts w:ascii="Calibri" w:eastAsiaTheme="minorHAnsi" w:cs="Calibri"/>
+          <w:rFonts w:eastAsiaTheme="minorHAnsi"/>
+          <w:lang w:val="en-GB"/>
+        </w:rPr>
+        <w:t xml:space="preserve">, I., Lakshmi, D.V., and Das, M.S. (2024) ‘Handwritten Character Recognition and Vehicle Number Recognition using OCR Method’, in </w:t>
+      </w:r>
+      <w:r>
+        <w:rPr>
+          <w:rFonts w:eastAsiaTheme="minorHAnsi"/>
           <w:i/>
           <w:iCs/>
           <w:lang w:val="en-GB"/>
         </w:rPr>
-        <w:t>SC24-W: Workshops of the International Conference for High Performance Computing, Networking, Storage and Analysis</w:t>
-      </w:r>
-      <w:r>
-        <w:rPr>
-          <w:rFonts w:ascii="Calibri" w:eastAsiaTheme="minorHAnsi" w:cs="Calibri"/>
-          <w:lang w:val="en-GB"/>
-        </w:rPr>
-        <w:t>, Presented at the SC24-W: Workshops of the International Conference for High Performance Computing, Networking, Storage and Analysis, Atlanta, GA, USA: IEEE, 496–507, available: https://doi.org/10.1109/SCW63240.2024.00071.</w:t>
+        <w:t>2024 Third International Conference on Trends in Electrical, Electronics, and Computer Engineering (TEECCON)</w:t>
+      </w:r>
+      <w:r>
+        <w:rPr>
+          <w:rFonts w:eastAsiaTheme="minorHAnsi"/>
+          <w:lang w:val="en-GB"/>
+        </w:rPr>
+        <w:t>, Presented at the 2024 Third International Conference on Trends in Electrical, Electronics, and Computer Engineering (TEECCON), Bangalore, India: IEEE, 41–45, available: https://doi.org/10.1109/TEECCON64024.2024.10939189.</w:t>
       </w:r>
     </w:p>
     <w:p>
       <w:pPr>
         <w:pStyle w:val="Bibliography"/>
         <w:rPr>
-          <w:rFonts w:ascii="Calibri" w:eastAsiaTheme="minorHAnsi" w:cs="Calibri"/>
-          <w:lang w:val="en-GB"/>
-        </w:rPr>
-      </w:pPr>
+          <w:rFonts w:eastAsiaTheme="minorHAnsi"/>
+          <w:lang w:val="en-GB"/>
+        </w:rPr>
+      </w:pPr>
+      <w:r>
+        <w:rPr>
+          <w:rFonts w:eastAsiaTheme="minorHAnsi"/>
+          <w:lang w:val="en-GB"/>
+        </w:rPr>
+        <w:t xml:space="preserve">Pan, H., Chard, R., Zhou, S., </w:t>
+      </w:r>
       <w:proofErr w:type="spellStart"/>
       <w:r>
         <w:rPr>
-          <w:rFonts w:ascii="Calibri" w:eastAsiaTheme="minorHAnsi" w:cs="Calibri"/>
-          <w:lang w:val="en-GB"/>
-        </w:rPr>
-        <w:t>Platunina</w:t>
+          <w:rFonts w:eastAsiaTheme="minorHAnsi"/>
+          <w:lang w:val="en-GB"/>
+        </w:rPr>
+        <w:t>Kamatar</w:t>
       </w:r>
       <w:proofErr w:type="spellEnd"/>
       <w:r>
         <w:rPr>
-          <w:rFonts w:ascii="Calibri" w:eastAsiaTheme="minorHAnsi" w:cs="Calibri"/>
-          <w:lang w:val="en-GB"/>
-        </w:rPr>
-        <w:t xml:space="preserve">, G.P., </w:t>
+          <w:rFonts w:eastAsiaTheme="minorHAnsi"/>
+          <w:lang w:val="en-GB"/>
+        </w:rPr>
+        <w:t xml:space="preserve">, A., </w:t>
       </w:r>
       <w:proofErr w:type="spellStart"/>
       <w:r>
         <w:rPr>
-          <w:rFonts w:ascii="Calibri" w:eastAsiaTheme="minorHAnsi" w:cs="Calibri"/>
-          <w:lang w:val="en-GB"/>
-        </w:rPr>
-        <w:t>Salutina</w:t>
+          <w:rFonts w:eastAsiaTheme="minorHAnsi"/>
+          <w:lang w:val="en-GB"/>
+        </w:rPr>
+        <w:t>Vescovi</w:t>
       </w:r>
       <w:proofErr w:type="spellEnd"/>
       <w:r>
         <w:rPr>
-          <w:rFonts w:ascii="Calibri" w:eastAsiaTheme="minorHAnsi" w:cs="Calibri"/>
-          <w:lang w:val="en-GB"/>
-        </w:rPr>
-        <w:t xml:space="preserve">, T.Y., </w:t>
+          <w:rFonts w:eastAsiaTheme="minorHAnsi"/>
+          <w:lang w:val="en-GB"/>
+        </w:rPr>
+        <w:t xml:space="preserve">, R., </w:t>
       </w:r>
       <w:proofErr w:type="spellStart"/>
       <w:r>
         <w:rPr>
-          <w:rFonts w:ascii="Calibri" w:eastAsiaTheme="minorHAnsi" w:cs="Calibri"/>
-          <w:lang w:val="en-GB"/>
-        </w:rPr>
-        <w:t>Gnezdova</w:t>
+          <w:rFonts w:eastAsiaTheme="minorHAnsi"/>
+          <w:lang w:val="en-GB"/>
+        </w:rPr>
+        <w:t>Hayot-Sasson</w:t>
       </w:r>
       <w:proofErr w:type="spellEnd"/>
       <w:r>
         <w:rPr>
-          <w:rFonts w:ascii="Calibri" w:eastAsiaTheme="minorHAnsi" w:cs="Calibri"/>
-          <w:lang w:val="en-GB"/>
-        </w:rPr>
-        <w:t xml:space="preserve">, Y.V., and Frank, I.A. (2025) ‘Technological controlling: digital transformation of management decisions’, in </w:t>
-      </w:r>
-      <w:r>
-        <w:rPr>
-          <w:rFonts w:ascii="Calibri" w:eastAsiaTheme="minorHAnsi" w:cs="Calibri"/>
+          <w:rFonts w:eastAsiaTheme="minorHAnsi"/>
+          <w:lang w:val="en-GB"/>
+        </w:rPr>
+        <w:t xml:space="preserve">, V., Bauer, A., </w:t>
+      </w:r>
+      <w:proofErr w:type="spellStart"/>
+      <w:r>
+        <w:rPr>
+          <w:rFonts w:eastAsiaTheme="minorHAnsi"/>
+          <w:lang w:val="en-GB"/>
+        </w:rPr>
+        <w:t>Gonthier</w:t>
+      </w:r>
+      <w:proofErr w:type="spellEnd"/>
+      <w:r>
+        <w:rPr>
+          <w:rFonts w:eastAsiaTheme="minorHAnsi"/>
+          <w:lang w:val="en-GB"/>
+        </w:rPr>
+        <w:t xml:space="preserve">, M., Chard, K., and Foster, I. (2024) ‘Octopus: Experiences with a Hybrid Event-Driven Architecture for Distributed Scientific Computing’, in </w:t>
+      </w:r>
+      <w:r>
+        <w:rPr>
+          <w:rFonts w:eastAsiaTheme="minorHAnsi"/>
           <w:i/>
           <w:iCs/>
           <w:lang w:val="en-GB"/>
         </w:rPr>
-        <w:t>2025 International Conference on Engineering Management of Communication and Technology (EMCTECH)</w:t>
-      </w:r>
-      <w:r>
-        <w:rPr>
-          <w:rFonts w:ascii="Calibri" w:eastAsiaTheme="minorHAnsi" w:cs="Calibri"/>
-          <w:lang w:val="en-GB"/>
-        </w:rPr>
-        <w:t>, Presented at the 2025 International Conference on Engineering Management of Communication and Technology (EMCTECH), Vienna, Austria: IEEE, 1–5, available: https://doi.org/10.1109/EMCTECH65814.2025.11220558.</w:t>
+        <w:t>SC24-W: Workshops of the International Conference for High Performance Computing, Networking, Storage and Analysis</w:t>
+      </w:r>
+      <w:r>
+        <w:rPr>
+          <w:rFonts w:eastAsiaTheme="minorHAnsi"/>
+          <w:lang w:val="en-GB"/>
+        </w:rPr>
+        <w:t>, Presented at the SC24-W: Workshops of the International Conference for High Performance Computing, Networking, Storage and Analysis, Atlanta, GA, USA: IEEE, 496–507, available: https://doi.org/10.1109/SCW63240.2024.00071.</w:t>
       </w:r>
     </w:p>
     <w:p>
       <w:pPr>
         <w:pStyle w:val="Bibliography"/>
         <w:rPr>
-          <w:rFonts w:ascii="Calibri" w:eastAsiaTheme="minorHAnsi" w:cs="Calibri"/>
+          <w:rFonts w:eastAsiaTheme="minorHAnsi"/>
           <w:lang w:val="en-GB"/>
         </w:rPr>
       </w:pPr>
       <w:proofErr w:type="spellStart"/>
       <w:r>
         <w:rPr>
-          <w:rFonts w:ascii="Calibri" w:eastAsiaTheme="minorHAnsi" w:cs="Calibri"/>
-          <w:lang w:val="en-GB"/>
-        </w:rPr>
-        <w:t>Pourmajidi</w:t>
+          <w:rFonts w:eastAsiaTheme="minorHAnsi"/>
+          <w:lang w:val="en-GB"/>
+        </w:rPr>
+        <w:t>Platunina</w:t>
       </w:r>
       <w:proofErr w:type="spellEnd"/>
       <w:r>
         <w:rPr>
-          <w:rFonts w:ascii="Calibri" w:eastAsiaTheme="minorHAnsi" w:cs="Calibri"/>
-          <w:lang w:val="en-GB"/>
-        </w:rPr>
-        <w:t xml:space="preserve">, W., Zhang, L., </w:t>
+          <w:rFonts w:eastAsiaTheme="minorHAnsi"/>
+          <w:lang w:val="en-GB"/>
+        </w:rPr>
+        <w:t xml:space="preserve">, G.P., </w:t>
       </w:r>
       <w:proofErr w:type="spellStart"/>
       <w:r>
         <w:rPr>
-          <w:rFonts w:ascii="Calibri" w:eastAsiaTheme="minorHAnsi" w:cs="Calibri"/>
-          <w:lang w:val="en-GB"/>
-        </w:rPr>
-        <w:t>Steinbacher</w:t>
+          <w:rFonts w:eastAsiaTheme="minorHAnsi"/>
+          <w:lang w:val="en-GB"/>
+        </w:rPr>
+        <w:t>Salutina</w:t>
       </w:r>
       <w:proofErr w:type="spellEnd"/>
       <w:r>
         <w:rPr>
-          <w:rFonts w:ascii="Calibri" w:eastAsiaTheme="minorHAnsi" w:cs="Calibri"/>
-          <w:lang w:val="en-GB"/>
-        </w:rPr>
-        <w:t xml:space="preserve">, J., Erwin, T., and </w:t>
+          <w:rFonts w:eastAsiaTheme="minorHAnsi"/>
+          <w:lang w:val="en-GB"/>
+        </w:rPr>
+        <w:t xml:space="preserve">, T.Y., </w:t>
       </w:r>
       <w:proofErr w:type="spellStart"/>
       <w:r>
         <w:rPr>
-          <w:rFonts w:ascii="Calibri" w:eastAsiaTheme="minorHAnsi" w:cs="Calibri"/>
-          <w:lang w:val="en-GB"/>
-        </w:rPr>
-        <w:t>Miranskyy</w:t>
+          <w:rFonts w:eastAsiaTheme="minorHAnsi"/>
+          <w:lang w:val="en-GB"/>
+        </w:rPr>
+        <w:t>Gnezdova</w:t>
       </w:r>
       <w:proofErr w:type="spellEnd"/>
       <w:r>
         <w:rPr>
-          <w:rFonts w:ascii="Calibri" w:eastAsiaTheme="minorHAnsi" w:cs="Calibri"/>
-          <w:lang w:val="en-GB"/>
-        </w:rPr>
-        <w:t xml:space="preserve">, A. (2025) ‘A Reference Architecture for Governance of Cloud Native Applications’, </w:t>
-      </w:r>
-      <w:r>
-        <w:rPr>
-          <w:rFonts w:ascii="Calibri" w:eastAsiaTheme="minorHAnsi" w:cs="Calibri"/>
+          <w:rFonts w:eastAsiaTheme="minorHAnsi"/>
+          <w:lang w:val="en-GB"/>
+        </w:rPr>
+        <w:t xml:space="preserve">, Y.V., and Frank, I.A. (2025) ‘Technological controlling: digital transformation of management decisions’, in </w:t>
+      </w:r>
+      <w:r>
+        <w:rPr>
+          <w:rFonts w:eastAsiaTheme="minorHAnsi"/>
           <w:i/>
           <w:iCs/>
           <w:lang w:val="en-GB"/>
         </w:rPr>
-        <w:t>IEEE Transactions on Cloud Computing</w:t>
-      </w:r>
-      <w:r>
-        <w:rPr>
-          <w:rFonts w:ascii="Calibri" w:eastAsiaTheme="minorHAnsi" w:cs="Calibri"/>
-          <w:lang w:val="en-GB"/>
-        </w:rPr>
-        <w:t>, 13(3), 935–952, available: https://doi.org/10.1109/TCC.2025.3578557.</w:t>
+        <w:t>2025 International Conference on Engineering Management of Communication and Technology (EMCTECH)</w:t>
+      </w:r>
+      <w:r>
+        <w:rPr>
+          <w:rFonts w:eastAsiaTheme="minorHAnsi"/>
+          <w:lang w:val="en-GB"/>
+        </w:rPr>
+        <w:t>, Presented at the 2025 International Conference on Engineering Management of Communication and Technology (EMCTECH), Vienna, Austria: IEEE, 1–5, available: https://doi.org/10.1109/EMCTECH65814.2025.11220558.</w:t>
       </w:r>
     </w:p>
     <w:p>
       <w:pPr>
         <w:pStyle w:val="Bibliography"/>
         <w:rPr>
-          <w:rFonts w:ascii="Calibri" w:eastAsiaTheme="minorHAnsi" w:cs="Calibri"/>
+          <w:rFonts w:eastAsiaTheme="minorHAnsi"/>
           <w:lang w:val="en-GB"/>
         </w:rPr>
       </w:pPr>
       <w:proofErr w:type="spellStart"/>
       <w:r>
         <w:rPr>
-          <w:rFonts w:ascii="Calibri" w:eastAsiaTheme="minorHAnsi" w:cs="Calibri"/>
-          <w:lang w:val="en-GB"/>
-        </w:rPr>
-        <w:t>Prakasha</w:t>
+          <w:rFonts w:eastAsiaTheme="minorHAnsi"/>
+          <w:lang w:val="en-GB"/>
+        </w:rPr>
+        <w:t>Pourmajidi</w:t>
       </w:r>
       <w:proofErr w:type="spellEnd"/>
       <w:r>
         <w:rPr>
-          <w:rFonts w:ascii="Calibri" w:eastAsiaTheme="minorHAnsi" w:cs="Calibri"/>
-          <w:lang w:val="en-GB"/>
-        </w:rPr>
-        <w:t xml:space="preserve">, A., R, A., H V, A., </w:t>
+          <w:rFonts w:eastAsiaTheme="minorHAnsi"/>
+          <w:lang w:val="en-GB"/>
+        </w:rPr>
+        <w:t xml:space="preserve">, W., Zhang, L., </w:t>
       </w:r>
       <w:proofErr w:type="spellStart"/>
       <w:r>
         <w:rPr>
-          <w:rFonts w:ascii="Calibri" w:eastAsiaTheme="minorHAnsi" w:cs="Calibri"/>
-          <w:lang w:val="en-GB"/>
-        </w:rPr>
-        <w:t>Auradkar</w:t>
+          <w:rFonts w:eastAsiaTheme="minorHAnsi"/>
+          <w:lang w:val="en-GB"/>
+        </w:rPr>
+        <w:t>Steinbacher</w:t>
       </w:r>
       <w:proofErr w:type="spellEnd"/>
       <w:r>
         <w:rPr>
-          <w:rFonts w:ascii="Calibri" w:eastAsiaTheme="minorHAnsi" w:cs="Calibri"/>
-          <w:lang w:val="en-GB"/>
-        </w:rPr>
-        <w:t xml:space="preserve">, P.K., and Rani, R. (2026) ‘Event Sourcing with Kafka Streams: A Comprehensive Benchmark Against CRUD for Financial Workloads’, in </w:t>
-      </w:r>
-      <w:r>
-        <w:rPr>
-          <w:rFonts w:ascii="Calibri" w:eastAsiaTheme="minorHAnsi" w:cs="Calibri"/>
+          <w:rFonts w:eastAsiaTheme="minorHAnsi"/>
+          <w:lang w:val="en-GB"/>
+        </w:rPr>
+        <w:t xml:space="preserve">, J., Erwin, T., and </w:t>
+      </w:r>
+      <w:proofErr w:type="spellStart"/>
+      <w:r>
+        <w:rPr>
+          <w:rFonts w:eastAsiaTheme="minorHAnsi"/>
+          <w:lang w:val="en-GB"/>
+        </w:rPr>
+        <w:t>Miranskyy</w:t>
+      </w:r>
+      <w:proofErr w:type="spellEnd"/>
+      <w:r>
+        <w:rPr>
+          <w:rFonts w:eastAsiaTheme="minorHAnsi"/>
+          <w:lang w:val="en-GB"/>
+        </w:rPr>
+        <w:t xml:space="preserve">, A. (2025) ‘A Reference Architecture for Governance of Cloud Native Applications’, </w:t>
+      </w:r>
+      <w:r>
+        <w:rPr>
+          <w:rFonts w:eastAsiaTheme="minorHAnsi"/>
           <w:i/>
           <w:iCs/>
           <w:lang w:val="en-GB"/>
         </w:rPr>
-        <w:t xml:space="preserve">2026 18th International Conference on </w:t>
-      </w:r>
+        <w:t>IEEE Transactions on Cloud Computing</w:t>
+      </w:r>
+      <w:r>
+        <w:rPr>
+          <w:rFonts w:eastAsiaTheme="minorHAnsi"/>
+          <w:lang w:val="en-GB"/>
+        </w:rPr>
+        <w:t>, 13(3), 935–952, available: https://doi.org/10.1109/TCC.2025.3578557.</w:t>
+      </w:r>
+    </w:p>
+    <w:p>
+      <w:pPr>
+        <w:pStyle w:val="Bibliography"/>
+        <w:rPr>
+          <w:rFonts w:eastAsiaTheme="minorHAnsi"/>
+          <w:lang w:val="en-GB"/>
+        </w:rPr>
+      </w:pPr>
       <w:proofErr w:type="spellStart"/>
       <w:r>
         <w:rPr>
-          <w:rFonts w:ascii="Calibri" w:eastAsiaTheme="minorHAnsi" w:cs="Calibri"/>
+          <w:rFonts w:eastAsiaTheme="minorHAnsi"/>
+          <w:lang w:val="en-GB"/>
+        </w:rPr>
+        <w:t>Prakasha</w:t>
+      </w:r>
+      <w:proofErr w:type="spellEnd"/>
+      <w:r>
+        <w:rPr>
+          <w:rFonts w:eastAsiaTheme="minorHAnsi"/>
+          <w:lang w:val="en-GB"/>
+        </w:rPr>
+        <w:t xml:space="preserve">, A., R, A., H V, A., </w:t>
+      </w:r>
+      <w:proofErr w:type="spellStart"/>
+      <w:r>
+        <w:rPr>
+          <w:rFonts w:eastAsiaTheme="minorHAnsi"/>
+          <w:lang w:val="en-GB"/>
+        </w:rPr>
+        <w:t>Auradkar</w:t>
+      </w:r>
+      <w:proofErr w:type="spellEnd"/>
+      <w:r>
+        <w:rPr>
+          <w:rFonts w:eastAsiaTheme="minorHAnsi"/>
+          <w:lang w:val="en-GB"/>
+        </w:rPr>
+        <w:t xml:space="preserve">, P.K., and Rani, R. (2026) ‘Event Sourcing with Kafka Streams: A Comprehensive Benchmark Against CRUD for Financial Workloads’, in </w:t>
+      </w:r>
+      <w:r>
+        <w:rPr>
+          <w:rFonts w:eastAsiaTheme="minorHAnsi"/>
           <w:i/>
           <w:iCs/>
           <w:lang w:val="en-GB"/>
         </w:rPr>
-        <w:t>COMmunication</w:t>
-      </w:r>
-      <w:proofErr w:type="spellEnd"/>
-      <w:r>
-        <w:rPr>
-          <w:rFonts w:ascii="Calibri" w:eastAsiaTheme="minorHAnsi" w:cs="Calibri"/>
+        <w:t xml:space="preserve">2026 18th International Conference on </w:t>
+      </w:r>
+      <w:proofErr w:type="spellStart"/>
+      <w:r>
+        <w:rPr>
+          <w:rFonts w:eastAsiaTheme="minorHAnsi"/>
           <w:i/>
           <w:iCs/>
           <w:lang w:val="en-GB"/>
         </w:rPr>
-        <w:t xml:space="preserve"> Systems and </w:t>
-      </w:r>
-      <w:proofErr w:type="spellStart"/>
-      <w:r>
-        <w:rPr>
-          <w:rFonts w:ascii="Calibri" w:eastAsiaTheme="minorHAnsi" w:cs="Calibri"/>
+        <w:t>COMmunication</w:t>
+      </w:r>
+      <w:proofErr w:type="spellEnd"/>
+      <w:r>
+        <w:rPr>
+          <w:rFonts w:eastAsiaTheme="minorHAnsi"/>
           <w:i/>
           <w:iCs/>
           <w:lang w:val="en-GB"/>
         </w:rPr>
-        <w:t>NETworks</w:t>
-      </w:r>
-      <w:proofErr w:type="spellEnd"/>
-      <w:r>
-        <w:rPr>
-          <w:rFonts w:ascii="Calibri" w:eastAsiaTheme="minorHAnsi" w:cs="Calibri"/>
+        <w:t xml:space="preserve"> Systems and </w:t>
+      </w:r>
+      <w:proofErr w:type="spellStart"/>
+      <w:r>
+        <w:rPr>
+          <w:rFonts w:eastAsiaTheme="minorHAnsi"/>
           <w:i/>
           <w:iCs/>
           <w:lang w:val="en-GB"/>
         </w:rPr>
-        <w:t xml:space="preserve"> (COMSNETS)</w:t>
-      </w:r>
-      <w:r>
-        <w:rPr>
-          <w:rFonts w:ascii="Calibri" w:eastAsiaTheme="minorHAnsi" w:cs="Calibri"/>
-          <w:lang w:val="en-GB"/>
-        </w:rPr>
-        <w:t xml:space="preserve">, Presented at the 2026 18th International Conference on </w:t>
-      </w:r>
-      <w:proofErr w:type="spellStart"/>
-      <w:r>
-        <w:rPr>
-          <w:rFonts w:ascii="Calibri" w:eastAsiaTheme="minorHAnsi" w:cs="Calibri"/>
-          <w:lang w:val="en-GB"/>
-        </w:rPr>
-        <w:t>COMmunication</w:t>
+        <w:t>NETworks</w:t>
       </w:r>
       <w:proofErr w:type="spellEnd"/>
       <w:r>
         <w:rPr>
-          <w:rFonts w:ascii="Calibri" w:eastAsiaTheme="minorHAnsi" w:cs="Calibri"/>
-          <w:lang w:val="en-GB"/>
-        </w:rPr>
-        <w:t xml:space="preserve"> Systems and </w:t>
-      </w:r>
-      <w:proofErr w:type="spellStart"/>
-      <w:r>
-        <w:rPr>
-          <w:rFonts w:ascii="Calibri" w:eastAsiaTheme="minorHAnsi" w:cs="Calibri"/>
-          <w:lang w:val="en-GB"/>
-        </w:rPr>
-        <w:t>NETworks</w:t>
-      </w:r>
-      <w:proofErr w:type="spellEnd"/>
-      <w:r>
-        <w:rPr>
-          <w:rFonts w:ascii="Calibri" w:eastAsiaTheme="minorHAnsi" w:cs="Calibri"/>
-          <w:lang w:val="en-GB"/>
-        </w:rPr>
-        <w:t xml:space="preserve"> (COMSNETS), Bengaluru, India: IEEE, 1190–1194, available: https://doi.org/10.1109/COMSNETS67989.2026.11418216.</w:t>
-      </w:r>
-    </w:p>
-    <w:p>
-      <w:pPr>
-        <w:pStyle w:val="Bibliography"/>
-        <w:rPr>
-          <w:rFonts w:ascii="Calibri" w:eastAsiaTheme="minorHAnsi" w:cs="Calibri"/>
-          <w:lang w:val="en-GB"/>
-        </w:rPr>
-      </w:pPr>
-      <w:r>
-        <w:rPr>
-          <w:rFonts w:ascii="Calibri" w:eastAsiaTheme="minorHAnsi" w:cs="Calibri"/>
-          <w:lang w:val="en-GB"/>
-        </w:rPr>
-        <w:t xml:space="preserve">Qi, J., Li, S., Wang, H., Yuan, S., Li, P., Qian, H., Liu, Z., and He, X. (2023) ‘Critical System Design Based on High Availability Cluster Technology’, in </w:t>
-      </w:r>
-      <w:r>
-        <w:rPr>
-          <w:rFonts w:ascii="Calibri" w:eastAsiaTheme="minorHAnsi" w:cs="Calibri"/>
+          <w:rFonts w:eastAsiaTheme="minorHAnsi"/>
           <w:i/>
           <w:iCs/>
           <w:lang w:val="en-GB"/>
         </w:rPr>
-        <w:t>2023 4th International Conference on Big Data &amp; Artificial Intelligence &amp; Software Engineering (ICBASE)</w:t>
-      </w:r>
-      <w:r>
-        <w:rPr>
-          <w:rFonts w:ascii="Calibri" w:eastAsiaTheme="minorHAnsi" w:cs="Calibri"/>
-          <w:lang w:val="en-GB"/>
-        </w:rPr>
-        <w:t>, Presented at the 2023 4th International Conference on Big Data &amp; Artificial Intelligence &amp; Software Engineering (ICBASE), Nanjing, China: IEEE, 439–443, available: https://doi.org/10.1109/ICBASE59196.2023.10303051.</w:t>
+        <w:t xml:space="preserve"> (COMSNETS)</w:t>
+      </w:r>
+      <w:r>
+        <w:rPr>
+          <w:rFonts w:eastAsiaTheme="minorHAnsi"/>
+          <w:lang w:val="en-GB"/>
+        </w:rPr>
+        <w:t xml:space="preserve">, Presented at the 2026 18th International Conference on </w:t>
+      </w:r>
+      <w:proofErr w:type="spellStart"/>
+      <w:r>
+        <w:rPr>
+          <w:rFonts w:eastAsiaTheme="minorHAnsi"/>
+          <w:lang w:val="en-GB"/>
+        </w:rPr>
+        <w:t>COMmunication</w:t>
+      </w:r>
+      <w:proofErr w:type="spellEnd"/>
+      <w:r>
+        <w:rPr>
+          <w:rFonts w:eastAsiaTheme="minorHAnsi"/>
+          <w:lang w:val="en-GB"/>
+        </w:rPr>
+        <w:t xml:space="preserve"> Systems and </w:t>
+      </w:r>
+      <w:proofErr w:type="spellStart"/>
+      <w:r>
+        <w:rPr>
+          <w:rFonts w:eastAsiaTheme="minorHAnsi"/>
+          <w:lang w:val="en-GB"/>
+        </w:rPr>
+        <w:t>NETworks</w:t>
+      </w:r>
+      <w:proofErr w:type="spellEnd"/>
+      <w:r>
+        <w:rPr>
+          <w:rFonts w:eastAsiaTheme="minorHAnsi"/>
+          <w:lang w:val="en-GB"/>
+        </w:rPr>
+        <w:t xml:space="preserve"> (COMSNETS), Bengaluru, India: IEEE, 1190–1194, available: https://doi.org/10.1109/COMSNETS67989.2026.11418216.</w:t>
       </w:r>
     </w:p>
     <w:p>
       <w:pPr>
         <w:pStyle w:val="Bibliography"/>
         <w:rPr>
-          <w:rFonts w:ascii="Calibri" w:eastAsiaTheme="minorHAnsi" w:cs="Calibri"/>
-          <w:lang w:val="en-GB"/>
-        </w:rPr>
-      </w:pPr>
-      <w:proofErr w:type="spellStart"/>
-      <w:r>
-        <w:rPr>
-          <w:rFonts w:ascii="Calibri" w:eastAsiaTheme="minorHAnsi" w:cs="Calibri"/>
-          <w:lang w:val="en-GB"/>
-        </w:rPr>
-        <w:t>Samambet</w:t>
-      </w:r>
-      <w:proofErr w:type="spellEnd"/>
-      <w:r>
-        <w:rPr>
-          <w:rFonts w:ascii="Calibri" w:eastAsiaTheme="minorHAnsi" w:cs="Calibri"/>
-          <w:lang w:val="en-GB"/>
-        </w:rPr>
-        <w:t xml:space="preserve">, M. and </w:t>
-      </w:r>
-      <w:proofErr w:type="spellStart"/>
-      <w:r>
-        <w:rPr>
-          <w:rFonts w:ascii="Calibri" w:eastAsiaTheme="minorHAnsi" w:cs="Calibri"/>
-          <w:lang w:val="en-GB"/>
-        </w:rPr>
-        <w:t>Khouangvichit</w:t>
-      </w:r>
-      <w:proofErr w:type="spellEnd"/>
-      <w:r>
-        <w:rPr>
-          <w:rFonts w:ascii="Calibri" w:eastAsiaTheme="minorHAnsi" w:cs="Calibri"/>
-          <w:lang w:val="en-GB"/>
-        </w:rPr>
-        <w:t xml:space="preserve">, C. (2025) ‘OUTSMARTING THE HURDLES TO DIGITALIZING THE POSTAL SECTOR: THE CASE OF DEUTSCHE POST, POSTE ITALIANE, AND ROYAL MAIL’, </w:t>
-      </w:r>
-      <w:r>
-        <w:rPr>
-          <w:rFonts w:ascii="Calibri" w:eastAsiaTheme="minorHAnsi" w:cs="Calibri"/>
+          <w:rFonts w:eastAsiaTheme="minorHAnsi"/>
+          <w:lang w:val="en-GB"/>
+        </w:rPr>
+      </w:pPr>
+      <w:r>
+        <w:rPr>
+          <w:rFonts w:eastAsiaTheme="minorHAnsi"/>
+          <w:lang w:val="en-GB"/>
+        </w:rPr>
+        <w:t xml:space="preserve">Qi, J., Li, S., Wang, H., Yuan, S., Li, P., Qian, H., Liu, Z., and He, X. (2023) ‘Critical System Design Based on High Availability Cluster Technology’, in </w:t>
+      </w:r>
+      <w:r>
+        <w:rPr>
+          <w:rFonts w:eastAsiaTheme="minorHAnsi"/>
           <w:i/>
           <w:iCs/>
           <w:lang w:val="en-GB"/>
         </w:rPr>
-        <w:t>International Journal of Professional Business Review</w:t>
-      </w:r>
-      <w:r>
-        <w:rPr>
-          <w:rFonts w:ascii="Calibri" w:eastAsiaTheme="minorHAnsi" w:cs="Calibri"/>
-          <w:lang w:val="en-GB"/>
-        </w:rPr>
-        <w:t>, 10(3), e05355, available: https://doi.org/10.26668/businessreview/2025.v10i3.5355.</w:t>
+        <w:t>2023 4th International Conference on Big Data &amp; Artificial Intelligence &amp; Software Engineering (ICBASE)</w:t>
+      </w:r>
+      <w:r>
+        <w:rPr>
+          <w:rFonts w:eastAsiaTheme="minorHAnsi"/>
+          <w:lang w:val="en-GB"/>
+        </w:rPr>
+        <w:t xml:space="preserve">, Presented at the 2023 4th International Conference on Big Data &amp; Artificial Intelligence &amp; Software Engineering </w:t>
+      </w:r>
+      <w:r>
+        <w:rPr>
+          <w:rFonts w:eastAsiaTheme="minorHAnsi"/>
+          <w:lang w:val="en-GB"/>
+        </w:rPr>
+        <w:lastRenderedPageBreak/>
+        <w:t>(ICBASE), Nanjing, China: IEEE, 439–443, available: https://doi.org/10.1109/ICBASE59196.2023.10303051.</w:t>
       </w:r>
     </w:p>
     <w:p>
       <w:pPr>
         <w:pStyle w:val="Bibliography"/>
         <w:rPr>
-          <w:rFonts w:ascii="Calibri" w:eastAsiaTheme="minorHAnsi" w:cs="Calibri"/>
-          <w:lang w:val="en-GB"/>
-        </w:rPr>
-      </w:pPr>
-      <w:r>
-        <w:rPr>
-          <w:rFonts w:ascii="Calibri" w:eastAsiaTheme="minorHAnsi" w:cs="Calibri"/>
-          <w:lang w:val="en-GB"/>
-        </w:rPr>
-        <w:lastRenderedPageBreak/>
-        <w:t xml:space="preserve">Saxena, A., Singh, S., Prakash, S., Yang, T., and Rathore, R.S. (2024) ‘DevOps Automation Pipeline Deployment with </w:t>
-      </w:r>
+          <w:rFonts w:eastAsiaTheme="minorHAnsi"/>
+          <w:lang w:val="en-GB"/>
+        </w:rPr>
+      </w:pPr>
       <w:proofErr w:type="spellStart"/>
       <w:r>
         <w:rPr>
-          <w:rFonts w:ascii="Calibri" w:eastAsiaTheme="minorHAnsi" w:cs="Calibri"/>
-          <w:lang w:val="en-GB"/>
-        </w:rPr>
-        <w:t>IaC</w:t>
+          <w:rFonts w:eastAsiaTheme="minorHAnsi"/>
+          <w:lang w:val="en-GB"/>
+        </w:rPr>
+        <w:t>Samambet</w:t>
       </w:r>
       <w:proofErr w:type="spellEnd"/>
       <w:r>
         <w:rPr>
-          <w:rFonts w:ascii="Calibri" w:eastAsiaTheme="minorHAnsi" w:cs="Calibri"/>
-          <w:lang w:val="en-GB"/>
-        </w:rPr>
-        <w:t xml:space="preserve"> (Infrastructure as Code)’, in </w:t>
-      </w:r>
-      <w:r>
-        <w:rPr>
-          <w:rFonts w:ascii="Calibri" w:eastAsiaTheme="minorHAnsi" w:cs="Calibri"/>
+          <w:rFonts w:eastAsiaTheme="minorHAnsi"/>
+          <w:lang w:val="en-GB"/>
+        </w:rPr>
+        <w:t xml:space="preserve">, M. and </w:t>
+      </w:r>
+      <w:proofErr w:type="spellStart"/>
+      <w:r>
+        <w:rPr>
+          <w:rFonts w:eastAsiaTheme="minorHAnsi"/>
+          <w:lang w:val="en-GB"/>
+        </w:rPr>
+        <w:t>Khouangvichit</w:t>
+      </w:r>
+      <w:proofErr w:type="spellEnd"/>
+      <w:r>
+        <w:rPr>
+          <w:rFonts w:eastAsiaTheme="minorHAnsi"/>
+          <w:lang w:val="en-GB"/>
+        </w:rPr>
+        <w:t xml:space="preserve">, C. (2025) ‘OUTSMARTING THE HURDLES TO DIGITALIZING THE POSTAL SECTOR: THE CASE OF DEUTSCHE POST, POSTE ITALIANE, AND ROYAL MAIL’, </w:t>
+      </w:r>
+      <w:r>
+        <w:rPr>
+          <w:rFonts w:eastAsiaTheme="minorHAnsi"/>
           <w:i/>
           <w:iCs/>
           <w:lang w:val="en-GB"/>
         </w:rPr>
-        <w:t xml:space="preserve">2024 IEEE </w:t>
+        <w:t>International Journal of Professional Business Review</w:t>
+      </w:r>
+      <w:r>
+        <w:rPr>
+          <w:rFonts w:eastAsiaTheme="minorHAnsi"/>
+          <w:lang w:val="en-GB"/>
+        </w:rPr>
+        <w:t>, 10(3), e05355, available: https://doi.org/10.26668/businessreview/2025.v10i3.5355.</w:t>
+      </w:r>
+    </w:p>
+    <w:p>
+      <w:pPr>
+        <w:pStyle w:val="Bibliography"/>
+        <w:rPr>
+          <w:rFonts w:eastAsiaTheme="minorHAnsi"/>
+          <w:lang w:val="en-GB"/>
+        </w:rPr>
+      </w:pPr>
+      <w:r>
+        <w:rPr>
+          <w:rFonts w:eastAsiaTheme="minorHAnsi"/>
+          <w:lang w:val="en-GB"/>
+        </w:rPr>
+        <w:t xml:space="preserve">Saxena, A., Singh, S., Prakash, S., Yang, T., and Rathore, R.S. (2024) ‘DevOps Automation Pipeline Deployment with </w:t>
       </w:r>
       <w:proofErr w:type="spellStart"/>
       <w:r>
         <w:rPr>
-          <w:rFonts w:ascii="Calibri" w:eastAsiaTheme="minorHAnsi" w:cs="Calibri"/>
+          <w:rFonts w:eastAsiaTheme="minorHAnsi"/>
+          <w:lang w:val="en-GB"/>
+        </w:rPr>
+        <w:t>IaC</w:t>
+      </w:r>
+      <w:proofErr w:type="spellEnd"/>
+      <w:r>
+        <w:rPr>
+          <w:rFonts w:eastAsiaTheme="minorHAnsi"/>
+          <w:lang w:val="en-GB"/>
+        </w:rPr>
+        <w:t xml:space="preserve"> (Infrastructure as Code)’, in </w:t>
+      </w:r>
+      <w:r>
+        <w:rPr>
+          <w:rFonts w:eastAsiaTheme="minorHAnsi"/>
           <w:i/>
           <w:iCs/>
           <w:lang w:val="en-GB"/>
         </w:rPr>
-        <w:t>Silchar</w:t>
-      </w:r>
-      <w:proofErr w:type="spellEnd"/>
-      <w:r>
-        <w:rPr>
-          <w:rFonts w:ascii="Calibri" w:eastAsiaTheme="minorHAnsi" w:cs="Calibri"/>
+        <w:t xml:space="preserve">2024 IEEE </w:t>
+      </w:r>
+      <w:proofErr w:type="spellStart"/>
+      <w:r>
+        <w:rPr>
+          <w:rFonts w:eastAsiaTheme="minorHAnsi"/>
           <w:i/>
           <w:iCs/>
           <w:lang w:val="en-GB"/>
         </w:rPr>
-        <w:t xml:space="preserve"> Subsection Conference (SILCON 2024)</w:t>
-      </w:r>
-      <w:r>
-        <w:rPr>
-          <w:rFonts w:ascii="Calibri" w:eastAsiaTheme="minorHAnsi" w:cs="Calibri"/>
-          <w:lang w:val="en-GB"/>
-        </w:rPr>
-        <w:t xml:space="preserve">, Presented at the 2024 IEEE </w:t>
-      </w:r>
-      <w:proofErr w:type="spellStart"/>
-      <w:r>
-        <w:rPr>
-          <w:rFonts w:ascii="Calibri" w:eastAsiaTheme="minorHAnsi" w:cs="Calibri"/>
-          <w:lang w:val="en-GB"/>
-        </w:rPr>
         <w:t>Silchar</w:t>
       </w:r>
       <w:proofErr w:type="spellEnd"/>
       <w:r>
         <w:rPr>
-          <w:rFonts w:ascii="Calibri" w:eastAsiaTheme="minorHAnsi" w:cs="Calibri"/>
-          <w:lang w:val="en-GB"/>
-        </w:rPr>
-        <w:t xml:space="preserve"> Subsection Conference (SILCON), Agartala, India: IEEE, 1–6, available: https://doi.org/10.1109/SILCON63976.2024.10910699.</w:t>
-      </w:r>
-    </w:p>
-    <w:p>
-      <w:pPr>
-        <w:pStyle w:val="Bibliography"/>
-        <w:rPr>
-          <w:rFonts w:ascii="Calibri" w:eastAsiaTheme="minorHAnsi" w:cs="Calibri"/>
-          <w:lang w:val="en-GB"/>
-        </w:rPr>
-      </w:pPr>
-      <w:proofErr w:type="spellStart"/>
-      <w:r>
-        <w:rPr>
-          <w:rFonts w:ascii="Calibri" w:eastAsiaTheme="minorHAnsi" w:cs="Calibri"/>
-          <w:lang w:val="en-GB"/>
-        </w:rPr>
-        <w:t>Sharavova</w:t>
-      </w:r>
-      <w:proofErr w:type="spellEnd"/>
-      <w:r>
-        <w:rPr>
-          <w:rFonts w:ascii="Calibri" w:eastAsiaTheme="minorHAnsi" w:cs="Calibri"/>
-          <w:lang w:val="en-GB"/>
-        </w:rPr>
-        <w:t xml:space="preserve">, O.I., </w:t>
-      </w:r>
-      <w:proofErr w:type="spellStart"/>
-      <w:r>
-        <w:rPr>
-          <w:rFonts w:ascii="Calibri" w:eastAsiaTheme="minorHAnsi" w:cs="Calibri"/>
-          <w:lang w:val="en-GB"/>
-        </w:rPr>
-        <w:t>Sharavova</w:t>
-      </w:r>
-      <w:proofErr w:type="spellEnd"/>
-      <w:r>
-        <w:rPr>
-          <w:rFonts w:ascii="Calibri" w:eastAsiaTheme="minorHAnsi" w:cs="Calibri"/>
-          <w:lang w:val="en-GB"/>
-        </w:rPr>
-        <w:t xml:space="preserve">, M.M., </w:t>
-      </w:r>
-      <w:proofErr w:type="spellStart"/>
-      <w:r>
-        <w:rPr>
-          <w:rFonts w:ascii="Calibri" w:eastAsiaTheme="minorHAnsi" w:cs="Calibri"/>
-          <w:lang w:val="en-GB"/>
-        </w:rPr>
-        <w:t>Kuzovkova</w:t>
-      </w:r>
-      <w:proofErr w:type="spellEnd"/>
-      <w:r>
-        <w:rPr>
-          <w:rFonts w:ascii="Calibri" w:eastAsiaTheme="minorHAnsi" w:cs="Calibri"/>
-          <w:lang w:val="en-GB"/>
-        </w:rPr>
-        <w:t xml:space="preserve">, T.A., and </w:t>
-      </w:r>
-      <w:proofErr w:type="spellStart"/>
-      <w:r>
-        <w:rPr>
-          <w:rFonts w:ascii="Calibri" w:eastAsiaTheme="minorHAnsi" w:cs="Calibri"/>
-          <w:lang w:val="en-GB"/>
-        </w:rPr>
-        <w:t>Zholtikova</w:t>
-      </w:r>
-      <w:proofErr w:type="spellEnd"/>
-      <w:r>
-        <w:rPr>
-          <w:rFonts w:ascii="Calibri" w:eastAsiaTheme="minorHAnsi" w:cs="Calibri"/>
-          <w:lang w:val="en-GB"/>
-        </w:rPr>
-        <w:t xml:space="preserve">, P.A. (2025) ‘Digital Transformation and the Evolution of its Socio-Economic Consequences’, in </w:t>
-      </w:r>
-      <w:r>
-        <w:rPr>
-          <w:rFonts w:ascii="Calibri" w:eastAsiaTheme="minorHAnsi" w:cs="Calibri"/>
+          <w:rFonts w:eastAsiaTheme="minorHAnsi"/>
           <w:i/>
           <w:iCs/>
           <w:lang w:val="en-GB"/>
         </w:rPr>
-        <w:t>2025 International Conference on Engineering Management of Communication and Technology (EMCTECH)</w:t>
-      </w:r>
-      <w:r>
-        <w:rPr>
-          <w:rFonts w:ascii="Calibri" w:eastAsiaTheme="minorHAnsi" w:cs="Calibri"/>
-          <w:lang w:val="en-GB"/>
-        </w:rPr>
-        <w:t>, Presented at the 2025 International Conference on Engineering Management of Communication and Technology (EMCTECH), Vienna, Austria: IEEE, 1–6, available: https://doi.org/10.1109/EMCTECH65814.2025.11220588.</w:t>
+        <w:t xml:space="preserve"> Subsection Conference (SILCON 2024)</w:t>
+      </w:r>
+      <w:r>
+        <w:rPr>
+          <w:rFonts w:eastAsiaTheme="minorHAnsi"/>
+          <w:lang w:val="en-GB"/>
+        </w:rPr>
+        <w:t xml:space="preserve">, Presented at the 2024 IEEE </w:t>
+      </w:r>
+      <w:proofErr w:type="spellStart"/>
+      <w:r>
+        <w:rPr>
+          <w:rFonts w:eastAsiaTheme="minorHAnsi"/>
+          <w:lang w:val="en-GB"/>
+        </w:rPr>
+        <w:t>Silchar</w:t>
+      </w:r>
+      <w:proofErr w:type="spellEnd"/>
+      <w:r>
+        <w:rPr>
+          <w:rFonts w:eastAsiaTheme="minorHAnsi"/>
+          <w:lang w:val="en-GB"/>
+        </w:rPr>
+        <w:t xml:space="preserve"> Subsection Conference (SILCON), Agartala, India: IEEE, 1–6, available: https://doi.org/10.1109/SILCON63976.2024.10910699.</w:t>
       </w:r>
     </w:p>
     <w:p>
       <w:pPr>
         <w:pStyle w:val="Bibliography"/>
         <w:rPr>
-          <w:rFonts w:ascii="Calibri" w:eastAsiaTheme="minorHAnsi" w:cs="Calibri"/>
-          <w:lang w:val="en-GB"/>
-        </w:rPr>
-      </w:pPr>
-      <w:r>
-        <w:rPr>
-          <w:rFonts w:ascii="Calibri" w:eastAsiaTheme="minorHAnsi" w:cs="Calibri"/>
-          <w:lang w:val="en-GB"/>
-        </w:rPr>
-        <w:t xml:space="preserve">Solanki, J.M. (2026) ‘AI Driven Multi Cloud Strategies for Financial Services: Ensuring High Availability with AWS and Kubernetes’, in </w:t>
-      </w:r>
-      <w:r>
-        <w:rPr>
-          <w:rFonts w:ascii="Calibri" w:eastAsiaTheme="minorHAnsi" w:cs="Calibri"/>
+          <w:rFonts w:eastAsiaTheme="minorHAnsi"/>
+          <w:lang w:val="en-GB"/>
+        </w:rPr>
+      </w:pPr>
+      <w:proofErr w:type="spellStart"/>
+      <w:r>
+        <w:rPr>
+          <w:rFonts w:eastAsiaTheme="minorHAnsi"/>
+          <w:lang w:val="en-GB"/>
+        </w:rPr>
+        <w:t>Sharavova</w:t>
+      </w:r>
+      <w:proofErr w:type="spellEnd"/>
+      <w:r>
+        <w:rPr>
+          <w:rFonts w:eastAsiaTheme="minorHAnsi"/>
+          <w:lang w:val="en-GB"/>
+        </w:rPr>
+        <w:t xml:space="preserve">, O.I., </w:t>
+      </w:r>
+      <w:proofErr w:type="spellStart"/>
+      <w:r>
+        <w:rPr>
+          <w:rFonts w:eastAsiaTheme="minorHAnsi"/>
+          <w:lang w:val="en-GB"/>
+        </w:rPr>
+        <w:t>Sharavova</w:t>
+      </w:r>
+      <w:proofErr w:type="spellEnd"/>
+      <w:r>
+        <w:rPr>
+          <w:rFonts w:eastAsiaTheme="minorHAnsi"/>
+          <w:lang w:val="en-GB"/>
+        </w:rPr>
+        <w:t xml:space="preserve">, M.M., </w:t>
+      </w:r>
+      <w:proofErr w:type="spellStart"/>
+      <w:r>
+        <w:rPr>
+          <w:rFonts w:eastAsiaTheme="minorHAnsi"/>
+          <w:lang w:val="en-GB"/>
+        </w:rPr>
+        <w:t>Kuzovkova</w:t>
+      </w:r>
+      <w:proofErr w:type="spellEnd"/>
+      <w:r>
+        <w:rPr>
+          <w:rFonts w:eastAsiaTheme="minorHAnsi"/>
+          <w:lang w:val="en-GB"/>
+        </w:rPr>
+        <w:t xml:space="preserve">, T.A., and </w:t>
+      </w:r>
+      <w:proofErr w:type="spellStart"/>
+      <w:r>
+        <w:rPr>
+          <w:rFonts w:eastAsiaTheme="minorHAnsi"/>
+          <w:lang w:val="en-GB"/>
+        </w:rPr>
+        <w:t>Zholtikova</w:t>
+      </w:r>
+      <w:proofErr w:type="spellEnd"/>
+      <w:r>
+        <w:rPr>
+          <w:rFonts w:eastAsiaTheme="minorHAnsi"/>
+          <w:lang w:val="en-GB"/>
+        </w:rPr>
+        <w:t xml:space="preserve">, P.A. (2025) ‘Digital Transformation and the Evolution of its Socio-Economic Consequences’, in </w:t>
+      </w:r>
+      <w:r>
+        <w:rPr>
+          <w:rFonts w:eastAsiaTheme="minorHAnsi"/>
           <w:i/>
           <w:iCs/>
           <w:lang w:val="en-GB"/>
         </w:rPr>
-        <w:t>2026 IEEE 5th International Conference on AI in Cybersecurity (ICAIC)</w:t>
-      </w:r>
-      <w:r>
-        <w:rPr>
-          <w:rFonts w:ascii="Calibri" w:eastAsiaTheme="minorHAnsi" w:cs="Calibri"/>
-          <w:lang w:val="en-GB"/>
-        </w:rPr>
-        <w:t>, Presented at the 2026 IEEE 5th International Conference on AI in Cybersecurity (ICAIC), Houston, TX, USA: IEEE, 1–5, available: https://doi.org/10.1109/ICAIC67076.2026.11395684.</w:t>
+        <w:t>2025 International Conference on Engineering Management of Communication and Technology (EMCTECH)</w:t>
+      </w:r>
+      <w:r>
+        <w:rPr>
+          <w:rFonts w:eastAsiaTheme="minorHAnsi"/>
+          <w:lang w:val="en-GB"/>
+        </w:rPr>
+        <w:t>, Presented at the 2025 International Conference on Engineering Management of Communication and Technology (EMCTECH), Vienna, Austria: IEEE, 1–6, available: https://doi.org/10.1109/EMCTECH65814.2025.11220588.</w:t>
       </w:r>
     </w:p>
     <w:p>
       <w:pPr>
         <w:pStyle w:val="Bibliography"/>
         <w:rPr>
-          <w:rFonts w:ascii="Calibri" w:eastAsiaTheme="minorHAnsi" w:cs="Calibri"/>
-          <w:lang w:val="en-GB"/>
-        </w:rPr>
-      </w:pPr>
-      <w:proofErr w:type="spellStart"/>
-      <w:r>
-        <w:rPr>
-          <w:rFonts w:ascii="Calibri" w:eastAsiaTheme="minorHAnsi" w:cs="Calibri"/>
-          <w:lang w:val="en-GB"/>
-        </w:rPr>
-        <w:t>Tcukanova</w:t>
-      </w:r>
-      <w:proofErr w:type="spellEnd"/>
-      <w:r>
-        <w:rPr>
-          <w:rFonts w:ascii="Calibri" w:eastAsiaTheme="minorHAnsi" w:cs="Calibri"/>
-          <w:lang w:val="en-GB"/>
-        </w:rPr>
-        <w:t xml:space="preserve">, O.A., Torosyan, E.K., </w:t>
-      </w:r>
-      <w:proofErr w:type="spellStart"/>
-      <w:r>
-        <w:rPr>
-          <w:rFonts w:ascii="Calibri" w:eastAsiaTheme="minorHAnsi" w:cs="Calibri"/>
-          <w:lang w:val="en-GB"/>
-        </w:rPr>
-        <w:t>Kiykova</w:t>
-      </w:r>
-      <w:proofErr w:type="spellEnd"/>
-      <w:r>
-        <w:rPr>
-          <w:rFonts w:ascii="Calibri" w:eastAsiaTheme="minorHAnsi" w:cs="Calibri"/>
-          <w:lang w:val="en-GB"/>
-        </w:rPr>
-        <w:t xml:space="preserve">, D.A., and </w:t>
-      </w:r>
-      <w:proofErr w:type="spellStart"/>
-      <w:r>
-        <w:rPr>
-          <w:rFonts w:ascii="Calibri" w:eastAsiaTheme="minorHAnsi" w:cs="Calibri"/>
-          <w:lang w:val="en-GB"/>
-        </w:rPr>
-        <w:t>Panteleev</w:t>
-      </w:r>
-      <w:proofErr w:type="spellEnd"/>
-      <w:r>
-        <w:rPr>
-          <w:rFonts w:ascii="Calibri" w:eastAsiaTheme="minorHAnsi" w:cs="Calibri"/>
-          <w:lang w:val="en-GB"/>
-        </w:rPr>
-        <w:t xml:space="preserve">, M.V. (2022) ‘Features of Managing the Digital Transformation of Medical Institutions’, in </w:t>
-      </w:r>
-      <w:r>
-        <w:rPr>
-          <w:rFonts w:ascii="Calibri" w:eastAsiaTheme="minorHAnsi" w:cs="Calibri"/>
+          <w:rFonts w:eastAsiaTheme="minorHAnsi"/>
+          <w:lang w:val="en-GB"/>
+        </w:rPr>
+      </w:pPr>
+      <w:r>
+        <w:rPr>
+          <w:rFonts w:eastAsiaTheme="minorHAnsi"/>
+          <w:lang w:val="en-GB"/>
+        </w:rPr>
+        <w:t xml:space="preserve">Solanki, J.M. (2026) ‘AI Driven Multi Cloud Strategies for Financial Services: Ensuring High Availability with AWS and Kubernetes’, in </w:t>
+      </w:r>
+      <w:r>
+        <w:rPr>
+          <w:rFonts w:eastAsiaTheme="minorHAnsi"/>
           <w:i/>
           <w:iCs/>
           <w:lang w:val="en-GB"/>
         </w:rPr>
-        <w:t>2022 International Conference on Quality Management, Transport and Information Security, Information Technologies (IT&amp;QM&amp;IS)</w:t>
-      </w:r>
-      <w:r>
-        <w:rPr>
-          <w:rFonts w:ascii="Calibri" w:eastAsiaTheme="minorHAnsi" w:cs="Calibri"/>
-          <w:lang w:val="en-GB"/>
-        </w:rPr>
-        <w:t>, Presented at the 2022 International Conference on Quality Management, Transport and Information Security, Information Technologies (IT&amp;QM&amp;IS), Saint Petersburg, Russian Federation: IEEE, 258–261, available: https://doi.org/10.1109/ITQMIS56172.2022.9976813.</w:t>
+        <w:t>2026 IEEE 5th International Conference on AI in Cybersecurity (ICAIC)</w:t>
+      </w:r>
+      <w:r>
+        <w:rPr>
+          <w:rFonts w:eastAsiaTheme="minorHAnsi"/>
+          <w:lang w:val="en-GB"/>
+        </w:rPr>
+        <w:t>, Presented at the 2026 IEEE 5th International Conference on AI in Cybersecurity (ICAIC), Houston, TX, USA: IEEE, 1–5, available: https://doi.org/10.1109/ICAIC67076.2026.11395684.</w:t>
       </w:r>
     </w:p>
     <w:p>
       <w:pPr>
         <w:pStyle w:val="Bibliography"/>
         <w:rPr>
-          <w:rFonts w:ascii="Calibri" w:eastAsiaTheme="minorHAnsi" w:cs="Calibri"/>
-          <w:lang w:val="en-GB"/>
-        </w:rPr>
-      </w:pPr>
-      <w:r>
-        <w:rPr>
-          <w:rFonts w:ascii="Calibri" w:eastAsiaTheme="minorHAnsi" w:cs="Calibri"/>
-          <w:lang w:val="en-GB"/>
-        </w:rPr>
-        <w:t xml:space="preserve">The Open Group (2022a) </w:t>
-      </w:r>
-      <w:r>
-        <w:rPr>
-          <w:rFonts w:ascii="Calibri" w:eastAsiaTheme="minorHAnsi" w:cs="Calibri"/>
+          <w:rFonts w:eastAsiaTheme="minorHAnsi"/>
+          <w:lang w:val="en-GB"/>
+        </w:rPr>
+      </w:pPr>
+      <w:proofErr w:type="spellStart"/>
+      <w:r>
+        <w:rPr>
+          <w:rFonts w:eastAsiaTheme="minorHAnsi"/>
+          <w:lang w:val="en-GB"/>
+        </w:rPr>
+        <w:t>Tcukanova</w:t>
+      </w:r>
+      <w:proofErr w:type="spellEnd"/>
+      <w:r>
+        <w:rPr>
+          <w:rFonts w:eastAsiaTheme="minorHAnsi"/>
+          <w:lang w:val="en-GB"/>
+        </w:rPr>
+        <w:t xml:space="preserve">, O.A., Torosyan, E.K., </w:t>
+      </w:r>
+      <w:proofErr w:type="spellStart"/>
+      <w:r>
+        <w:rPr>
+          <w:rFonts w:eastAsiaTheme="minorHAnsi"/>
+          <w:lang w:val="en-GB"/>
+        </w:rPr>
+        <w:t>Kiykova</w:t>
+      </w:r>
+      <w:proofErr w:type="spellEnd"/>
+      <w:r>
+        <w:rPr>
+          <w:rFonts w:eastAsiaTheme="minorHAnsi"/>
+          <w:lang w:val="en-GB"/>
+        </w:rPr>
+        <w:t xml:space="preserve">, D.A., and </w:t>
+      </w:r>
+      <w:proofErr w:type="spellStart"/>
+      <w:r>
+        <w:rPr>
+          <w:rFonts w:eastAsiaTheme="minorHAnsi"/>
+          <w:lang w:val="en-GB"/>
+        </w:rPr>
+        <w:t>Panteleev</w:t>
+      </w:r>
+      <w:proofErr w:type="spellEnd"/>
+      <w:r>
+        <w:rPr>
+          <w:rFonts w:eastAsiaTheme="minorHAnsi"/>
+          <w:lang w:val="en-GB"/>
+        </w:rPr>
+        <w:t xml:space="preserve">, M.V. (2022) ‘Features of Managing the Digital Transformation of Medical Institutions’, in </w:t>
+      </w:r>
+      <w:r>
+        <w:rPr>
+          <w:rFonts w:eastAsiaTheme="minorHAnsi"/>
           <w:i/>
           <w:iCs/>
           <w:lang w:val="en-GB"/>
         </w:rPr>
-        <w:t>TOGAF® Standard – Introduction and Core Concepts</w:t>
-      </w:r>
-      <w:r>
-        <w:rPr>
-          <w:rFonts w:ascii="Calibri" w:eastAsiaTheme="minorHAnsi" w:cs="Calibri"/>
-          <w:lang w:val="en-GB"/>
-        </w:rPr>
-        <w:t xml:space="preserve">, 10th </w:t>
-      </w:r>
-      <w:proofErr w:type="spellStart"/>
-      <w:r>
-        <w:rPr>
-          <w:rFonts w:ascii="Calibri" w:eastAsiaTheme="minorHAnsi" w:cs="Calibri"/>
-          <w:lang w:val="en-GB"/>
-        </w:rPr>
-        <w:t>edn</w:t>
-      </w:r>
-      <w:proofErr w:type="spellEnd"/>
-      <w:r>
-        <w:rPr>
-          <w:rFonts w:ascii="Calibri" w:eastAsiaTheme="minorHAnsi" w:cs="Calibri"/>
-          <w:lang w:val="en-GB"/>
-        </w:rPr>
-        <w:t>.</w:t>
+        <w:t>2022 International Conference on Quality Management, Transport and Information Security, Information Technologies (IT&amp;QM&amp;IS)</w:t>
+      </w:r>
+      <w:r>
+        <w:rPr>
+          <w:rFonts w:eastAsiaTheme="minorHAnsi"/>
+          <w:lang w:val="en-GB"/>
+        </w:rPr>
+        <w:t>, Presented at the 2022 International Conference on Quality Management, Transport and Information Security, Information Technologies (IT&amp;QM&amp;IS), Saint Petersburg, Russian Federation: IEEE, 258–261, available: https://doi.org/10.1109/ITQMIS56172.2022.9976813.</w:t>
       </w:r>
     </w:p>
     <w:p>
       <w:pPr>
         <w:pStyle w:val="Bibliography"/>
         <w:rPr>
-          <w:rFonts w:ascii="Calibri" w:eastAsiaTheme="minorHAnsi" w:cs="Calibri"/>
-          <w:lang w:val="en-GB"/>
-        </w:rPr>
-      </w:pPr>
-      <w:r>
-        <w:rPr>
-          <w:rFonts w:ascii="Calibri" w:eastAsiaTheme="minorHAnsi" w:cs="Calibri"/>
-          <w:lang w:val="en-GB"/>
-        </w:rPr>
-        <w:t xml:space="preserve">The Open Group (2022b) </w:t>
-      </w:r>
-      <w:r>
-        <w:rPr>
-          <w:rFonts w:ascii="Calibri" w:eastAsiaTheme="minorHAnsi" w:cs="Calibri"/>
+          <w:rFonts w:eastAsiaTheme="minorHAnsi"/>
+          <w:lang w:val="en-GB"/>
+        </w:rPr>
+      </w:pPr>
+      <w:r>
+        <w:rPr>
+          <w:rFonts w:eastAsiaTheme="minorHAnsi"/>
+          <w:lang w:val="en-GB"/>
+        </w:rPr>
+        <w:t xml:space="preserve">The Open Group (2022a) </w:t>
+      </w:r>
+      <w:r>
+        <w:rPr>
+          <w:rFonts w:eastAsiaTheme="minorHAnsi"/>
           <w:i/>
           <w:iCs/>
           <w:lang w:val="en-GB"/>
         </w:rPr>
-        <w:t>TOGAF® Standard — Architecture Development Method</w:t>
-      </w:r>
-      <w:r>
-        <w:rPr>
-          <w:rFonts w:ascii="Calibri" w:eastAsiaTheme="minorHAnsi" w:cs="Calibri"/>
+        <w:t>TOGAF® Standard – Introduction and Core Concepts</w:t>
+      </w:r>
+      <w:r>
+        <w:rPr>
+          <w:rFonts w:eastAsiaTheme="minorHAnsi"/>
           <w:lang w:val="en-GB"/>
         </w:rPr>
         <w:t xml:space="preserve">, 10th </w:t>
@@ -27532,7 +28015,7 @@
       <w:proofErr w:type="spellStart"/>
       <w:r>
         <w:rPr>
-          <w:rFonts w:ascii="Calibri" w:eastAsiaTheme="minorHAnsi" w:cs="Calibri"/>
+          <w:rFonts w:eastAsiaTheme="minorHAnsi"/>
           <w:lang w:val="en-GB"/>
         </w:rPr>
         <w:t>edn</w:t>
@@ -27540,7 +28023,7 @@
       <w:proofErr w:type="spellEnd"/>
       <w:r>
         <w:rPr>
-          <w:rFonts w:ascii="Calibri" w:eastAsiaTheme="minorHAnsi" w:cs="Calibri"/>
+          <w:rFonts w:eastAsiaTheme="minorHAnsi"/>
           <w:lang w:val="en-GB"/>
         </w:rPr>
         <w:t>.</w:t>
@@ -27550,403 +28033,452 @@
       <w:pPr>
         <w:pStyle w:val="Bibliography"/>
         <w:rPr>
-          <w:rFonts w:ascii="Calibri" w:eastAsiaTheme="minorHAnsi" w:cs="Calibri"/>
-          <w:lang w:val="en-GB"/>
-        </w:rPr>
-      </w:pPr>
-      <w:proofErr w:type="spellStart"/>
-      <w:r>
-        <w:rPr>
-          <w:rFonts w:ascii="Calibri" w:eastAsiaTheme="minorHAnsi" w:cs="Calibri"/>
-          <w:lang w:val="en-GB"/>
-        </w:rPr>
-        <w:t>Vural</w:t>
-      </w:r>
-      <w:proofErr w:type="spellEnd"/>
-      <w:r>
-        <w:rPr>
-          <w:rFonts w:ascii="Calibri" w:eastAsiaTheme="minorHAnsi" w:cs="Calibri"/>
-          <w:lang w:val="en-GB"/>
-        </w:rPr>
-        <w:t xml:space="preserve">, H. and </w:t>
-      </w:r>
-      <w:proofErr w:type="spellStart"/>
-      <w:r>
-        <w:rPr>
-          <w:rFonts w:ascii="Calibri" w:eastAsiaTheme="minorHAnsi" w:cs="Calibri"/>
-          <w:lang w:val="en-GB"/>
-        </w:rPr>
-        <w:t>Koyuncu</w:t>
-      </w:r>
-      <w:proofErr w:type="spellEnd"/>
-      <w:r>
-        <w:rPr>
-          <w:rFonts w:ascii="Calibri" w:eastAsiaTheme="minorHAnsi" w:cs="Calibri"/>
-          <w:lang w:val="en-GB"/>
-        </w:rPr>
-        <w:t xml:space="preserve">, M. (2021) ‘Does Domain-Driven Design Lead to Finding the Optimal Modularity of a Microservice?’, </w:t>
-      </w:r>
-      <w:r>
-        <w:rPr>
-          <w:rFonts w:ascii="Calibri" w:eastAsiaTheme="minorHAnsi" w:cs="Calibri"/>
+          <w:rFonts w:eastAsiaTheme="minorHAnsi"/>
+          <w:lang w:val="en-GB"/>
+        </w:rPr>
+      </w:pPr>
+      <w:r>
+        <w:rPr>
+          <w:rFonts w:eastAsiaTheme="minorHAnsi"/>
+          <w:lang w:val="en-GB"/>
+        </w:rPr>
+        <w:t xml:space="preserve">The Open Group (2022b) </w:t>
+      </w:r>
+      <w:r>
+        <w:rPr>
+          <w:rFonts w:eastAsiaTheme="minorHAnsi"/>
           <w:i/>
           <w:iCs/>
           <w:lang w:val="en-GB"/>
         </w:rPr>
-        <w:t>IEEE Access</w:t>
-      </w:r>
-      <w:r>
-        <w:rPr>
-          <w:rFonts w:ascii="Calibri" w:eastAsiaTheme="minorHAnsi" w:cs="Calibri"/>
-          <w:lang w:val="en-GB"/>
-        </w:rPr>
-        <w:t>, 9, 32721–32733, available: https://doi.org/10.1109/ACCESS.2021.3060895.</w:t>
+        <w:t>TOGAF® Standard — Architecture Development Method</w:t>
+      </w:r>
+      <w:r>
+        <w:rPr>
+          <w:rFonts w:eastAsiaTheme="minorHAnsi"/>
+          <w:lang w:val="en-GB"/>
+        </w:rPr>
+        <w:t xml:space="preserve">, 10th </w:t>
+      </w:r>
+      <w:proofErr w:type="spellStart"/>
+      <w:r>
+        <w:rPr>
+          <w:rFonts w:eastAsiaTheme="minorHAnsi"/>
+          <w:lang w:val="en-GB"/>
+        </w:rPr>
+        <w:t>edn</w:t>
+      </w:r>
+      <w:proofErr w:type="spellEnd"/>
+      <w:r>
+        <w:rPr>
+          <w:rFonts w:eastAsiaTheme="minorHAnsi"/>
+          <w:lang w:val="en-GB"/>
+        </w:rPr>
+        <w:t>.</w:t>
       </w:r>
     </w:p>
     <w:p>
       <w:pPr>
         <w:pStyle w:val="Bibliography"/>
         <w:rPr>
-          <w:rFonts w:ascii="Calibri" w:eastAsiaTheme="minorHAnsi" w:cs="Calibri"/>
-          <w:lang w:val="en-GB"/>
-        </w:rPr>
-      </w:pPr>
-      <w:r>
-        <w:rPr>
-          <w:rFonts w:ascii="Calibri" w:eastAsiaTheme="minorHAnsi" w:cs="Calibri"/>
-          <w:lang w:val="en-GB"/>
-        </w:rPr>
-        <w:t xml:space="preserve">Vyas, S., Tyagi, R.K., and </w:t>
-      </w:r>
+          <w:rFonts w:eastAsiaTheme="minorHAnsi"/>
+          <w:lang w:val="en-GB"/>
+        </w:rPr>
+      </w:pPr>
       <w:proofErr w:type="spellStart"/>
       <w:r>
         <w:rPr>
-          <w:rFonts w:ascii="Calibri" w:eastAsiaTheme="minorHAnsi" w:cs="Calibri"/>
-          <w:lang w:val="en-GB"/>
-        </w:rPr>
-        <w:t>Sahu</w:t>
+          <w:rFonts w:eastAsiaTheme="minorHAnsi"/>
+          <w:lang w:val="en-GB"/>
+        </w:rPr>
+        <w:t>Vural</w:t>
       </w:r>
       <w:proofErr w:type="spellEnd"/>
       <w:r>
         <w:rPr>
-          <w:rFonts w:ascii="Calibri" w:eastAsiaTheme="minorHAnsi" w:cs="Calibri"/>
-          <w:lang w:val="en-GB"/>
-        </w:rPr>
-        <w:t xml:space="preserve">, S. (2023) ‘Fault Tolerance and Error Handling Techniques in Apache Kafka’, in </w:t>
-      </w:r>
-      <w:r>
-        <w:rPr>
-          <w:rFonts w:ascii="Calibri" w:eastAsiaTheme="minorHAnsi" w:cs="Calibri"/>
+          <w:rFonts w:eastAsiaTheme="minorHAnsi"/>
+          <w:lang w:val="en-GB"/>
+        </w:rPr>
+        <w:t xml:space="preserve">, H. and </w:t>
+      </w:r>
+      <w:proofErr w:type="spellStart"/>
+      <w:r>
+        <w:rPr>
+          <w:rFonts w:eastAsiaTheme="minorHAnsi"/>
+          <w:lang w:val="en-GB"/>
+        </w:rPr>
+        <w:t>Koyuncu</w:t>
+      </w:r>
+      <w:proofErr w:type="spellEnd"/>
+      <w:r>
+        <w:rPr>
+          <w:rFonts w:eastAsiaTheme="minorHAnsi"/>
+          <w:lang w:val="en-GB"/>
+        </w:rPr>
+        <w:t xml:space="preserve">, M. (2021) ‘Does Domain-Driven Design Lead to Finding the Optimal Modularity of a Microservice?’, </w:t>
+      </w:r>
+      <w:r>
+        <w:rPr>
+          <w:rFonts w:eastAsiaTheme="minorHAnsi"/>
           <w:i/>
           <w:iCs/>
           <w:lang w:val="en-GB"/>
         </w:rPr>
-        <w:t>Proceedings of the 5th International Conference on Information Management &amp; Machine Intelligence</w:t>
-      </w:r>
-      <w:r>
-        <w:rPr>
-          <w:rFonts w:ascii="Calibri" w:eastAsiaTheme="minorHAnsi" w:cs="Calibri"/>
-          <w:lang w:val="en-GB"/>
-        </w:rPr>
-        <w:t>, Presented at the ICIMMI 2023: International Conference on Information Management &amp; Machine Intelligence, Jaipur India: ACM, 1–5, available: https://doi.org/10.1145/3647444.3647844.</w:t>
+        <w:t>IEEE Access</w:t>
+      </w:r>
+      <w:r>
+        <w:rPr>
+          <w:rFonts w:eastAsiaTheme="minorHAnsi"/>
+          <w:lang w:val="en-GB"/>
+        </w:rPr>
+        <w:t>, 9, 32721–32733, available: https://doi.org/10.1109/ACCESS.2021.3060895.</w:t>
       </w:r>
     </w:p>
     <w:p>
       <w:pPr>
         <w:pStyle w:val="Bibliography"/>
         <w:rPr>
-          <w:rFonts w:ascii="Calibri" w:eastAsiaTheme="minorHAnsi" w:cs="Calibri"/>
-          <w:lang w:val="en-GB"/>
-        </w:rPr>
-      </w:pPr>
+          <w:rFonts w:eastAsiaTheme="minorHAnsi"/>
+          <w:lang w:val="en-GB"/>
+        </w:rPr>
+      </w:pPr>
+      <w:r>
+        <w:rPr>
+          <w:rFonts w:eastAsiaTheme="minorHAnsi"/>
+          <w:lang w:val="en-GB"/>
+        </w:rPr>
+        <w:t xml:space="preserve">Vyas, S., Tyagi, R.K., and </w:t>
+      </w:r>
       <w:proofErr w:type="spellStart"/>
       <w:r>
         <w:rPr>
-          <w:rFonts w:ascii="Calibri" w:eastAsiaTheme="minorHAnsi" w:cs="Calibri"/>
-          <w:lang w:val="en-GB"/>
-        </w:rPr>
-        <w:t>Wolfart</w:t>
+          <w:rFonts w:eastAsiaTheme="minorHAnsi"/>
+          <w:lang w:val="en-GB"/>
+        </w:rPr>
+        <w:t>Sahu</w:t>
       </w:r>
       <w:proofErr w:type="spellEnd"/>
       <w:r>
         <w:rPr>
-          <w:rFonts w:ascii="Calibri" w:eastAsiaTheme="minorHAnsi" w:cs="Calibri"/>
-          <w:lang w:val="en-GB"/>
-        </w:rPr>
-        <w:t xml:space="preserve">, D., </w:t>
-      </w:r>
-      <w:proofErr w:type="spellStart"/>
-      <w:r>
-        <w:rPr>
-          <w:rFonts w:ascii="Calibri" w:eastAsiaTheme="minorHAnsi" w:cs="Calibri"/>
-          <w:lang w:val="en-GB"/>
-        </w:rPr>
-        <w:t>Assunção</w:t>
-      </w:r>
-      <w:proofErr w:type="spellEnd"/>
-      <w:r>
-        <w:rPr>
-          <w:rFonts w:ascii="Calibri" w:eastAsiaTheme="minorHAnsi" w:cs="Calibri"/>
-          <w:lang w:val="en-GB"/>
-        </w:rPr>
-        <w:t xml:space="preserve">, W.K.G., Da Silva, I.F., </w:t>
-      </w:r>
-      <w:proofErr w:type="spellStart"/>
-      <w:r>
-        <w:rPr>
-          <w:rFonts w:ascii="Calibri" w:eastAsiaTheme="minorHAnsi" w:cs="Calibri"/>
-          <w:lang w:val="en-GB"/>
-        </w:rPr>
-        <w:t>Domingos</w:t>
-      </w:r>
-      <w:proofErr w:type="spellEnd"/>
-      <w:r>
-        <w:rPr>
-          <w:rFonts w:ascii="Calibri" w:eastAsiaTheme="minorHAnsi" w:cs="Calibri"/>
-          <w:lang w:val="en-GB"/>
-        </w:rPr>
-        <w:t xml:space="preserve">, D.C.P., </w:t>
-      </w:r>
-      <w:proofErr w:type="spellStart"/>
-      <w:r>
-        <w:rPr>
-          <w:rFonts w:ascii="Calibri" w:eastAsiaTheme="minorHAnsi" w:cs="Calibri"/>
-          <w:lang w:val="en-GB"/>
-        </w:rPr>
-        <w:t>Schmeing</w:t>
-      </w:r>
-      <w:proofErr w:type="spellEnd"/>
-      <w:r>
-        <w:rPr>
-          <w:rFonts w:ascii="Calibri" w:eastAsiaTheme="minorHAnsi" w:cs="Calibri"/>
-          <w:lang w:val="en-GB"/>
-        </w:rPr>
-        <w:t xml:space="preserve">, E., </w:t>
-      </w:r>
-      <w:proofErr w:type="spellStart"/>
-      <w:r>
-        <w:rPr>
-          <w:rFonts w:ascii="Calibri" w:eastAsiaTheme="minorHAnsi" w:cs="Calibri"/>
-          <w:lang w:val="en-GB"/>
-        </w:rPr>
-        <w:t>Villaca</w:t>
-      </w:r>
-      <w:proofErr w:type="spellEnd"/>
-      <w:r>
-        <w:rPr>
-          <w:rFonts w:ascii="Calibri" w:eastAsiaTheme="minorHAnsi" w:cs="Calibri"/>
-          <w:lang w:val="en-GB"/>
-        </w:rPr>
-        <w:t xml:space="preserve">, G.L.D., and </w:t>
-      </w:r>
-      <w:proofErr w:type="spellStart"/>
-      <w:r>
-        <w:rPr>
-          <w:rFonts w:ascii="Calibri" w:eastAsiaTheme="minorHAnsi" w:cs="Calibri"/>
-          <w:lang w:val="en-GB"/>
-        </w:rPr>
-        <w:t>Paza</w:t>
-      </w:r>
-      <w:proofErr w:type="spellEnd"/>
-      <w:r>
-        <w:rPr>
-          <w:rFonts w:ascii="Calibri" w:eastAsiaTheme="minorHAnsi" w:cs="Calibri"/>
-          <w:lang w:val="en-GB"/>
-        </w:rPr>
-        <w:t xml:space="preserve">, D.D.N. (2021) ‘Modernizing Legacy Systems with Microservices: A Roadmap’, in </w:t>
-      </w:r>
-      <w:r>
-        <w:rPr>
-          <w:rFonts w:ascii="Calibri" w:eastAsiaTheme="minorHAnsi" w:cs="Calibri"/>
+          <w:rFonts w:eastAsiaTheme="minorHAnsi"/>
+          <w:lang w:val="en-GB"/>
+        </w:rPr>
+        <w:t xml:space="preserve">, S. (2023) ‘Fault Tolerance and Error Handling Techniques in Apache Kafka’, in </w:t>
+      </w:r>
+      <w:r>
+        <w:rPr>
+          <w:rFonts w:eastAsiaTheme="minorHAnsi"/>
           <w:i/>
           <w:iCs/>
           <w:lang w:val="en-GB"/>
         </w:rPr>
-        <w:t>Evaluation and Assessment in Software Engineering</w:t>
-      </w:r>
-      <w:r>
-        <w:rPr>
-          <w:rFonts w:ascii="Calibri" w:eastAsiaTheme="minorHAnsi" w:cs="Calibri"/>
-          <w:lang w:val="en-GB"/>
-        </w:rPr>
-        <w:t>, Presented at the EASE 2021: Evaluation and Assessment in Software Engineering, Trondheim Norway: ACM, 149–159, available: https://doi.org/10.1145/3463274.3463334.</w:t>
+        <w:t>Proceedings of the 5th International Conference on Information Management &amp; Machine Intelligence</w:t>
+      </w:r>
+      <w:r>
+        <w:rPr>
+          <w:rFonts w:eastAsiaTheme="minorHAnsi"/>
+          <w:lang w:val="en-GB"/>
+        </w:rPr>
+        <w:t>, Presented at the ICIMMI 2023: International Conference on Information Management &amp; Machine Intelligence, Jaipur India: ACM, 1–5, available: https://doi.org/10.1145/3647444.3647844.</w:t>
       </w:r>
     </w:p>
     <w:p>
       <w:pPr>
         <w:pStyle w:val="Bibliography"/>
         <w:rPr>
-          <w:rFonts w:ascii="Calibri" w:eastAsiaTheme="minorHAnsi" w:cs="Calibri"/>
-          <w:lang w:val="en-GB"/>
-        </w:rPr>
-      </w:pPr>
-      <w:r>
-        <w:rPr>
-          <w:rFonts w:ascii="Calibri" w:eastAsiaTheme="minorHAnsi" w:cs="Calibri"/>
-          <w:lang w:val="en-GB"/>
-        </w:rPr>
-        <w:t xml:space="preserve">Xu, Y. and Villiers, C. (2025) ‘The takeover of Royal Mail: lessons for the new owners from past corporate governance and trust failures’, </w:t>
-      </w:r>
-      <w:r>
-        <w:rPr>
-          <w:rFonts w:ascii="Calibri" w:eastAsiaTheme="minorHAnsi" w:cs="Calibri"/>
+          <w:rFonts w:eastAsiaTheme="minorHAnsi"/>
+          <w:lang w:val="en-GB"/>
+        </w:rPr>
+      </w:pPr>
+      <w:proofErr w:type="spellStart"/>
+      <w:r>
+        <w:rPr>
+          <w:rFonts w:eastAsiaTheme="minorHAnsi"/>
+          <w:lang w:val="en-GB"/>
+        </w:rPr>
+        <w:t>Wolfart</w:t>
+      </w:r>
+      <w:proofErr w:type="spellEnd"/>
+      <w:r>
+        <w:rPr>
+          <w:rFonts w:eastAsiaTheme="minorHAnsi"/>
+          <w:lang w:val="en-GB"/>
+        </w:rPr>
+        <w:t xml:space="preserve">, D., </w:t>
+      </w:r>
+      <w:proofErr w:type="spellStart"/>
+      <w:r>
+        <w:rPr>
+          <w:rFonts w:eastAsiaTheme="minorHAnsi"/>
+          <w:lang w:val="en-GB"/>
+        </w:rPr>
+        <w:t>Assunção</w:t>
+      </w:r>
+      <w:proofErr w:type="spellEnd"/>
+      <w:r>
+        <w:rPr>
+          <w:rFonts w:eastAsiaTheme="minorHAnsi"/>
+          <w:lang w:val="en-GB"/>
+        </w:rPr>
+        <w:t xml:space="preserve">, W.K.G., Da Silva, I.F., </w:t>
+      </w:r>
+      <w:proofErr w:type="spellStart"/>
+      <w:r>
+        <w:rPr>
+          <w:rFonts w:eastAsiaTheme="minorHAnsi"/>
+          <w:lang w:val="en-GB"/>
+        </w:rPr>
+        <w:t>Domingos</w:t>
+      </w:r>
+      <w:proofErr w:type="spellEnd"/>
+      <w:r>
+        <w:rPr>
+          <w:rFonts w:eastAsiaTheme="minorHAnsi"/>
+          <w:lang w:val="en-GB"/>
+        </w:rPr>
+        <w:t xml:space="preserve">, D.C.P., </w:t>
+      </w:r>
+      <w:proofErr w:type="spellStart"/>
+      <w:r>
+        <w:rPr>
+          <w:rFonts w:eastAsiaTheme="minorHAnsi"/>
+          <w:lang w:val="en-GB"/>
+        </w:rPr>
+        <w:t>Schmeing</w:t>
+      </w:r>
+      <w:proofErr w:type="spellEnd"/>
+      <w:r>
+        <w:rPr>
+          <w:rFonts w:eastAsiaTheme="minorHAnsi"/>
+          <w:lang w:val="en-GB"/>
+        </w:rPr>
+        <w:t xml:space="preserve">, E., </w:t>
+      </w:r>
+      <w:proofErr w:type="spellStart"/>
+      <w:r>
+        <w:rPr>
+          <w:rFonts w:eastAsiaTheme="minorHAnsi"/>
+          <w:lang w:val="en-GB"/>
+        </w:rPr>
+        <w:t>Villaca</w:t>
+      </w:r>
+      <w:proofErr w:type="spellEnd"/>
+      <w:r>
+        <w:rPr>
+          <w:rFonts w:eastAsiaTheme="minorHAnsi"/>
+          <w:lang w:val="en-GB"/>
+        </w:rPr>
+        <w:t xml:space="preserve">, G.L.D., and </w:t>
+      </w:r>
+      <w:proofErr w:type="spellStart"/>
+      <w:r>
+        <w:rPr>
+          <w:rFonts w:eastAsiaTheme="minorHAnsi"/>
+          <w:lang w:val="en-GB"/>
+        </w:rPr>
+        <w:t>Paza</w:t>
+      </w:r>
+      <w:proofErr w:type="spellEnd"/>
+      <w:r>
+        <w:rPr>
+          <w:rFonts w:eastAsiaTheme="minorHAnsi"/>
+          <w:lang w:val="en-GB"/>
+        </w:rPr>
+        <w:t xml:space="preserve">, D.D.N. (2021) ‘Modernizing Legacy Systems with Microservices: A Roadmap’, in </w:t>
+      </w:r>
+      <w:r>
+        <w:rPr>
+          <w:rFonts w:eastAsiaTheme="minorHAnsi"/>
           <w:i/>
           <w:iCs/>
           <w:lang w:val="en-GB"/>
         </w:rPr>
-        <w:t>Journal of Corporate Law Studies</w:t>
-      </w:r>
-      <w:r>
-        <w:rPr>
-          <w:rFonts w:ascii="Calibri" w:eastAsiaTheme="minorHAnsi" w:cs="Calibri"/>
-          <w:lang w:val="en-GB"/>
-        </w:rPr>
-        <w:t>, 1–40, available: https://doi.org/10.1080/14735970.2025.2553430.</w:t>
+        <w:t>Evaluation and Assessment in Software Engineering</w:t>
+      </w:r>
+      <w:r>
+        <w:rPr>
+          <w:rFonts w:eastAsiaTheme="minorHAnsi"/>
+          <w:lang w:val="en-GB"/>
+        </w:rPr>
+        <w:t>, Presented at the EASE 2021: Evaluation and Assessment in Software Engineering, Trondheim Norway: ACM, 149–159, available: https://doi.org/10.1145/3463274.3463334.</w:t>
       </w:r>
     </w:p>
     <w:p>
       <w:pPr>
         <w:pStyle w:val="Bibliography"/>
         <w:rPr>
-          <w:rFonts w:ascii="Calibri" w:eastAsiaTheme="minorHAnsi" w:cs="Calibri"/>
-          <w:lang w:val="en-GB"/>
-        </w:rPr>
-      </w:pPr>
-      <w:r>
-        <w:rPr>
-          <w:rFonts w:ascii="Calibri" w:eastAsiaTheme="minorHAnsi" w:cs="Calibri"/>
-          <w:lang w:val="en-GB"/>
-        </w:rPr>
-        <w:t>Yoder, J.W. and Merson, P. (2020) ‘Strangler Patterns’.</w:t>
-      </w:r>
-    </w:p>
-    <w:p>
-      <w:pPr>
-        <w:pStyle w:val="Bibliography"/>
-        <w:rPr>
-          <w:rFonts w:ascii="Calibri" w:eastAsiaTheme="minorHAnsi" w:cs="Calibri"/>
-          <w:lang w:val="en-GB"/>
-        </w:rPr>
-      </w:pPr>
-      <w:r>
-        <w:rPr>
-          <w:rFonts w:ascii="Calibri" w:eastAsiaTheme="minorHAnsi" w:cs="Calibri"/>
-          <w:lang w:val="en-GB"/>
-        </w:rPr>
-        <w:t xml:space="preserve">Zeng, R., </w:t>
-      </w:r>
-      <w:proofErr w:type="spellStart"/>
-      <w:r>
-        <w:rPr>
-          <w:rFonts w:ascii="Calibri" w:eastAsiaTheme="minorHAnsi" w:cs="Calibri"/>
-          <w:lang w:val="en-GB"/>
-        </w:rPr>
-        <w:t>Niu</w:t>
-      </w:r>
-      <w:proofErr w:type="spellEnd"/>
-      <w:r>
-        <w:rPr>
-          <w:rFonts w:ascii="Calibri" w:eastAsiaTheme="minorHAnsi" w:cs="Calibri"/>
-          <w:lang w:val="en-GB"/>
-        </w:rPr>
-        <w:t xml:space="preserve">, Y., and </w:t>
-      </w:r>
-      <w:proofErr w:type="spellStart"/>
-      <w:r>
-        <w:rPr>
-          <w:rFonts w:ascii="Calibri" w:eastAsiaTheme="minorHAnsi" w:cs="Calibri"/>
-          <w:lang w:val="en-GB"/>
-        </w:rPr>
-        <w:t>Qiao</w:t>
-      </w:r>
-      <w:proofErr w:type="spellEnd"/>
-      <w:r>
-        <w:rPr>
-          <w:rFonts w:ascii="Calibri" w:eastAsiaTheme="minorHAnsi" w:cs="Calibri"/>
-          <w:lang w:val="en-GB"/>
-        </w:rPr>
-        <w:t xml:space="preserve">, L. (2023) ‘A Novel Construction Technology of Microservice Multi-Instance System Automatic Deployment and Upgrade’, in </w:t>
-      </w:r>
-      <w:r>
-        <w:rPr>
-          <w:rFonts w:ascii="Calibri" w:eastAsiaTheme="minorHAnsi" w:cs="Calibri"/>
+          <w:rFonts w:eastAsiaTheme="minorHAnsi"/>
+          <w:lang w:val="en-GB"/>
+        </w:rPr>
+      </w:pPr>
+      <w:r>
+        <w:rPr>
+          <w:rFonts w:eastAsiaTheme="minorHAnsi"/>
+          <w:lang w:val="en-GB"/>
+        </w:rPr>
+        <w:t xml:space="preserve">Xu, Y. and Villiers, C. (2025) ‘The takeover of Royal Mail: lessons for the new owners from past corporate governance and trust failures’, </w:t>
+      </w:r>
+      <w:r>
+        <w:rPr>
+          <w:rFonts w:eastAsiaTheme="minorHAnsi"/>
           <w:i/>
           <w:iCs/>
           <w:lang w:val="en-GB"/>
         </w:rPr>
-        <w:t>2023 International Conference on Networking and Network Applications (</w:t>
+        <w:t>Journal of Corporate Law Studies</w:t>
+      </w:r>
+      <w:r>
+        <w:rPr>
+          <w:rFonts w:eastAsiaTheme="minorHAnsi"/>
+          <w:lang w:val="en-GB"/>
+        </w:rPr>
+        <w:t>, 1–40, available: https://doi.org/10.1080/14735970.2025.2553430.</w:t>
+      </w:r>
+    </w:p>
+    <w:p>
+      <w:pPr>
+        <w:pStyle w:val="Bibliography"/>
+        <w:rPr>
+          <w:rFonts w:eastAsiaTheme="minorHAnsi"/>
+          <w:lang w:val="en-GB"/>
+        </w:rPr>
+      </w:pPr>
+      <w:r>
+        <w:rPr>
+          <w:rFonts w:eastAsiaTheme="minorHAnsi"/>
+          <w:lang w:val="en-GB"/>
+        </w:rPr>
+        <w:t>Yoder, J.W. and Merson, P. (2020) ‘Strangler Patterns’.</w:t>
+      </w:r>
+    </w:p>
+    <w:p>
+      <w:pPr>
+        <w:pStyle w:val="Bibliography"/>
+        <w:rPr>
+          <w:rFonts w:eastAsiaTheme="minorHAnsi"/>
+          <w:lang w:val="en-GB"/>
+        </w:rPr>
+      </w:pPr>
+      <w:r>
+        <w:rPr>
+          <w:rFonts w:eastAsiaTheme="minorHAnsi"/>
+          <w:lang w:val="en-GB"/>
+        </w:rPr>
+        <w:t xml:space="preserve">Zeng, R., </w:t>
       </w:r>
       <w:proofErr w:type="spellStart"/>
       <w:r>
         <w:rPr>
-          <w:rFonts w:ascii="Calibri" w:eastAsiaTheme="minorHAnsi" w:cs="Calibri"/>
+          <w:rFonts w:eastAsiaTheme="minorHAnsi"/>
+          <w:lang w:val="en-GB"/>
+        </w:rPr>
+        <w:t>Niu</w:t>
+      </w:r>
+      <w:proofErr w:type="spellEnd"/>
+      <w:r>
+        <w:rPr>
+          <w:rFonts w:eastAsiaTheme="minorHAnsi"/>
+          <w:lang w:val="en-GB"/>
+        </w:rPr>
+        <w:t xml:space="preserve">, Y., and </w:t>
+      </w:r>
+      <w:proofErr w:type="spellStart"/>
+      <w:r>
+        <w:rPr>
+          <w:rFonts w:eastAsiaTheme="minorHAnsi"/>
+          <w:lang w:val="en-GB"/>
+        </w:rPr>
+        <w:t>Qiao</w:t>
+      </w:r>
+      <w:proofErr w:type="spellEnd"/>
+      <w:r>
+        <w:rPr>
+          <w:rFonts w:eastAsiaTheme="minorHAnsi"/>
+          <w:lang w:val="en-GB"/>
+        </w:rPr>
+        <w:t xml:space="preserve">, L. (2023) ‘A Novel Construction Technology of Microservice Multi-Instance System Automatic Deployment and Upgrade’, in </w:t>
+      </w:r>
+      <w:r>
+        <w:rPr>
+          <w:rFonts w:eastAsiaTheme="minorHAnsi"/>
           <w:i/>
           <w:iCs/>
           <w:lang w:val="en-GB"/>
         </w:rPr>
-        <w:t>NaNA</w:t>
-      </w:r>
-      <w:proofErr w:type="spellEnd"/>
-      <w:r>
-        <w:rPr>
-          <w:rFonts w:ascii="Calibri" w:eastAsiaTheme="minorHAnsi" w:cs="Calibri"/>
+        <w:t>2023 International Conference on Networking and Network Applications (</w:t>
+      </w:r>
+      <w:proofErr w:type="spellStart"/>
+      <w:r>
+        <w:rPr>
+          <w:rFonts w:eastAsiaTheme="minorHAnsi"/>
           <w:i/>
           <w:iCs/>
           <w:lang w:val="en-GB"/>
         </w:rPr>
-        <w:t>)</w:t>
-      </w:r>
-      <w:r>
-        <w:rPr>
-          <w:rFonts w:ascii="Calibri" w:eastAsiaTheme="minorHAnsi" w:cs="Calibri"/>
-          <w:lang w:val="en-GB"/>
-        </w:rPr>
-        <w:t>, Presented at the 2023 International Conference on Networking and Network Applications (</w:t>
-      </w:r>
-      <w:proofErr w:type="spellStart"/>
-      <w:r>
-        <w:rPr>
-          <w:rFonts w:ascii="Calibri" w:eastAsiaTheme="minorHAnsi" w:cs="Calibri"/>
-          <w:lang w:val="en-GB"/>
-        </w:rPr>
         <w:t>NaNA</w:t>
       </w:r>
       <w:proofErr w:type="spellEnd"/>
       <w:r>
         <w:rPr>
-          <w:rFonts w:ascii="Calibri" w:eastAsiaTheme="minorHAnsi" w:cs="Calibri"/>
-          <w:lang w:val="en-GB"/>
-        </w:rPr>
-        <w:t>), Qingdao, China: IEEE, 674–679, available: https://doi.org/10.1109/NaNA60121.2023.00116.</w:t>
-      </w:r>
-    </w:p>
-    <w:p>
-      <w:pPr>
-        <w:pStyle w:val="Bibliography"/>
-        <w:rPr>
-          <w:rFonts w:ascii="Calibri" w:eastAsiaTheme="minorHAnsi" w:cs="Calibri"/>
-          <w:lang w:val="en-GB"/>
-        </w:rPr>
-      </w:pPr>
-      <w:r>
-        <w:rPr>
-          <w:rFonts w:ascii="Calibri" w:eastAsiaTheme="minorHAnsi" w:cs="Calibri"/>
-          <w:lang w:val="en-GB"/>
-        </w:rPr>
-        <w:t xml:space="preserve">Zhong, C., Li, S., Huang, H., Liu, X., Chen, Z., Zhang, Y., and Zhang, H. (2024) ‘Domain-Driven Design for Microservices: An Evidence-Based Investigation’, </w:t>
-      </w:r>
-      <w:r>
-        <w:rPr>
-          <w:rFonts w:ascii="Calibri" w:eastAsiaTheme="minorHAnsi" w:cs="Calibri"/>
+          <w:rFonts w:eastAsiaTheme="minorHAnsi"/>
           <w:i/>
           <w:iCs/>
           <w:lang w:val="en-GB"/>
         </w:rPr>
+        <w:t>)</w:t>
+      </w:r>
+      <w:r>
+        <w:rPr>
+          <w:rFonts w:eastAsiaTheme="minorHAnsi"/>
+          <w:lang w:val="en-GB"/>
+        </w:rPr>
+        <w:t>, Presented at the 2023 International Conference on Networking and Network Applications (</w:t>
+      </w:r>
+      <w:proofErr w:type="spellStart"/>
+      <w:r>
+        <w:rPr>
+          <w:rFonts w:eastAsiaTheme="minorHAnsi"/>
+          <w:lang w:val="en-GB"/>
+        </w:rPr>
+        <w:t>NaNA</w:t>
+      </w:r>
+      <w:proofErr w:type="spellEnd"/>
+      <w:r>
+        <w:rPr>
+          <w:rFonts w:eastAsiaTheme="minorHAnsi"/>
+          <w:lang w:val="en-GB"/>
+        </w:rPr>
+        <w:t>), Qingdao, China: IEEE, 674–679, available: https://doi.org/10.1109/NaNA60121.2023.00116.</w:t>
+      </w:r>
+    </w:p>
+    <w:p>
+      <w:pPr>
+        <w:pStyle w:val="Bibliography"/>
+        <w:rPr>
+          <w:rFonts w:eastAsiaTheme="minorHAnsi"/>
+          <w:lang w:val="en-GB"/>
+        </w:rPr>
+      </w:pPr>
+      <w:r>
+        <w:rPr>
+          <w:rFonts w:eastAsiaTheme="minorHAnsi"/>
+          <w:lang w:val="en-GB"/>
+        </w:rPr>
+        <w:lastRenderedPageBreak/>
+        <w:t xml:space="preserve">Zhong, C., Li, S., Huang, H., Liu, X., Chen, Z., Zhang, Y., and Zhang, H. (2024) ‘Domain-Driven Design for Microservices: An Evidence-Based Investigation’, </w:t>
+      </w:r>
+      <w:r>
+        <w:rPr>
+          <w:rFonts w:eastAsiaTheme="minorHAnsi"/>
+          <w:i/>
+          <w:iCs/>
+          <w:lang w:val="en-GB"/>
+        </w:rPr>
         <w:t>IEEE Transactions on Software Engineering</w:t>
       </w:r>
       <w:r>
         <w:rPr>
-          <w:rFonts w:ascii="Calibri" w:eastAsiaTheme="minorHAnsi" w:cs="Calibri"/>
+          <w:rFonts w:eastAsiaTheme="minorHAnsi"/>
           <w:lang w:val="en-GB"/>
         </w:rPr>
         <w:t>, 50(6), 1425–1449, available: https://doi.org/10.1109/TSE.2024.3385835.</w:t>

--- a/Robyn Doyle Dissertation Draft.docx
+++ b/Robyn Doyle Dissertation Draft.docx
@@ -12703,7 +12703,10 @@
         <w:t xml:space="preserve">. </w:t>
       </w:r>
       <w:r>
-        <w:t>Virtual machines could be used in order to make those servers more efficient, but there was still</w:t>
+        <w:t>Virtual machines could be used in order to make those servers more efficient, but there still</w:t>
+      </w:r>
+      <w:r>
+        <w:t xml:space="preserve"> is</w:t>
       </w:r>
       <w:r>
         <w:t xml:space="preserve"> considerable</w:t>
@@ -12712,7 +12715,13 @@
         <w:t xml:space="preserve"> overhead</w:t>
       </w:r>
       <w:r>
-        <w:t xml:space="preserve"> per workload since an entire operating system was required for each instance.</w:t>
+        <w:t xml:space="preserve"> per workload since an entire operating system </w:t>
+      </w:r>
+      <w:r>
+        <w:t>is</w:t>
+      </w:r>
+      <w:r>
+        <w:t xml:space="preserve"> required for each instance.</w:t>
       </w:r>
       <w:r>
         <w:t xml:space="preserve"> </w:t>
@@ -12727,11 +12736,11 @@
         <w:t>s</w:t>
       </w:r>
       <w:r>
-        <w:t xml:space="preserve"> in </w:t>
+        <w:t xml:space="preserve"> in comparison </w:t>
       </w:r>
       <w:r>
         <w:lastRenderedPageBreak/>
-        <w:t>comparison offer a different approach. They tend to provide improved scalability, elasticity, automation and programmable deployments</w:t>
+        <w:t>offer a different approach. They tend to provide improved scalability, elasticity, automation and programmable deployments</w:t>
       </w:r>
       <w:r>
         <w:t xml:space="preserve"> </w:t>
@@ -12839,7 +12848,7 @@
         <w:fldChar w:fldCharType="end"/>
       </w:r>
       <w:r>
-        <w:t xml:space="preserve">.  </w:t>
+        <w:t xml:space="preserve">. </w:t>
       </w:r>
     </w:p>
     <w:p/>
@@ -12866,16 +12875,28 @@
         <w:t xml:space="preserve">hosted </w:t>
       </w:r>
       <w:r>
-        <w:t xml:space="preserve">in data centres and provides computing </w:t>
+        <w:t xml:space="preserve">in </w:t>
+      </w:r>
+      <w:r>
+        <w:t xml:space="preserve">internationally distributed </w:t>
+      </w:r>
+      <w:r>
+        <w:t>data centres and provides computing</w:t>
+      </w:r>
+      <w:r>
+        <w:t xml:space="preserve">, processing, storage and </w:t>
+      </w:r>
+      <w:r>
+        <w:t>networking</w:t>
+      </w:r>
+      <w:r>
+        <w:t xml:space="preserve"> </w:t>
       </w:r>
       <w:r>
         <w:t>resources</w:t>
       </w:r>
       <w:r>
-        <w:t xml:space="preserve"> across the world</w:t>
-      </w:r>
-      <w:r>
-        <w:t xml:space="preserve"> via networks</w:t>
+        <w:t xml:space="preserve"> that power the internet</w:t>
       </w:r>
       <w:r>
         <w:t xml:space="preserve">. </w:t>
@@ -12887,10 +12908,20 @@
         <w:t>y changed how the world app</w:t>
       </w:r>
       <w:r>
-        <w:t xml:space="preserve">roached IT. </w:t>
-      </w:r>
-    </w:p>
-    <w:p>
+        <w:t xml:space="preserve">roached </w:t>
+      </w:r>
+      <w:r>
+        <w:t xml:space="preserve">and thought about the possibilities associated with </w:t>
+      </w:r>
+      <w:r>
+        <w:t>IT</w:t>
+      </w:r>
+      <w:r>
+        <w:t xml:space="preserve"> and digitalisation</w:t>
+      </w:r>
+      <w:r>
+        <w:t xml:space="preserve">. </w:t>
+      </w:r>
       <w:r>
         <w:t xml:space="preserve">According to </w:t>
       </w:r>
@@ -12919,6 +12950,9 @@
       </w:r>
     </w:p>
     <w:p>
+      <w:pPr>
+        <w:ind w:left="720"/>
+      </w:pPr>
       <w:r>
         <w:t>“</w:t>
       </w:r>
@@ -12998,48 +13032,334 @@
         <w:fldChar w:fldCharType="end"/>
       </w:r>
     </w:p>
+    <w:p>
+      <w:r>
+        <w:t>One of the biggest advantages is th</w:t>
+      </w:r>
+      <w:r>
+        <w:t>at</w:t>
+      </w:r>
+      <w:r>
+        <w:t xml:space="preserve"> individual businesses no longer need to buy the all the infrastructure that they </w:t>
+      </w:r>
+      <w:r>
+        <w:t>would normally require</w:t>
+      </w:r>
+      <w:r>
+        <w:t xml:space="preserve"> and can instead dynamically consume cloud resources like a utility</w:t>
+      </w:r>
+      <w:r>
+        <w:t xml:space="preserve"> </w:t>
+      </w:r>
+      <w:r>
+        <w:fldChar w:fldCharType="begin"/>
+      </w:r>
+      <w:r>
+        <w:instrText xml:space="preserve"> ADDIN ZOTERO_ITEM CSL_CITATION {"citationID":"cuv3ACzj","properties":{"unsorted":false,"formattedCitation":"(Armbrust {\\i{}et al.} 2009)","plainCitation":"(Armbrust et al. 2009)","noteIndex":0},"citationItems":[{"id":261,"uris":["http://zotero.org/users/local/x6OJxADO/items/RAGMIGAS"],"itemData":{"id":261,"type":"report","language":"en","publisher":"University of California at Berkeley","source":"Zotero","title":"Above the Clouds: A Berkeley View of Cloud Computing","author":[{"family":"Armbrust","given":"Michael"},{"family":"Fox","given":"Armando"},{"family":"Griffith","given":"Rean"},{"family":"Joseph","given":"Anthony D"},{"family":"Katz","given":"Randy H"},{"family":"Konwinski","given":"Andrew"},{"family":"Lee","given":"Gunho"},{"family":"Patterson","given":"David A"},{"family":"Rabkin","given":"Ariel"},{"family":"Stoica","given":"Ion"},{"family":"Zaharia","given":"Matei"}],"issued":{"date-parts":[["2009"]]}}}],"schema":"https://github.com/citation-style-language/schema/raw/master/csl-citation.json"} </w:instrText>
+      </w:r>
+      <w:r>
+        <w:fldChar w:fldCharType="separate"/>
+      </w:r>
+      <w:r>
+        <w:rPr>
+          <w:rFonts w:ascii="Calibri" w:eastAsiaTheme="minorHAnsi" w:cs="Calibri"/>
+          <w:lang w:val="en-GB"/>
+        </w:rPr>
+        <w:t>(</w:t>
+      </w:r>
+      <w:proofErr w:type="spellStart"/>
+      <w:r>
+        <w:rPr>
+          <w:rFonts w:ascii="Calibri" w:eastAsiaTheme="minorHAnsi" w:cs="Calibri"/>
+          <w:lang w:val="en-GB"/>
+        </w:rPr>
+        <w:t>Armbrust</w:t>
+      </w:r>
+      <w:proofErr w:type="spellEnd"/>
+      <w:r>
+        <w:rPr>
+          <w:rFonts w:ascii="Calibri" w:eastAsiaTheme="minorHAnsi" w:cs="Calibri"/>
+          <w:lang w:val="en-GB"/>
+        </w:rPr>
+        <w:t xml:space="preserve"> </w:t>
+      </w:r>
+      <w:r>
+        <w:rPr>
+          <w:rFonts w:ascii="Calibri" w:eastAsiaTheme="minorHAnsi" w:cs="Calibri"/>
+          <w:i/>
+          <w:iCs/>
+          <w:lang w:val="en-GB"/>
+        </w:rPr>
+        <w:t>et al.</w:t>
+      </w:r>
+      <w:r>
+        <w:rPr>
+          <w:rFonts w:ascii="Calibri" w:eastAsiaTheme="minorHAnsi" w:cs="Calibri"/>
+          <w:lang w:val="en-GB"/>
+        </w:rPr>
+        <w:t xml:space="preserve"> 2009)</w:t>
+      </w:r>
+      <w:r>
+        <w:fldChar w:fldCharType="end"/>
+      </w:r>
+      <w:r>
+        <w:t xml:space="preserve">. For the postal sector this means that more cloud resources can be provisioned during the peak times of the year, such as key shopping dates in the calendar, when more shipments are in the logistic chain and more IT resources are required. </w:t>
+      </w:r>
+      <w:r>
+        <w:t xml:space="preserve">The result it that </w:t>
+      </w:r>
+      <w:r>
+        <w:t xml:space="preserve">an enterprise no longer needs to worry about over-provisioning a service where predictions might be inaccurate, thus saving capital expenditure costs </w:t>
+      </w:r>
+      <w:r>
+        <w:fldChar w:fldCharType="begin"/>
+      </w:r>
+      <w:r>
+        <w:instrText xml:space="preserve"> ADDIN ZOTERO_ITEM CSL_CITATION {"citationID":"8SmY0UEs","properties":{"unsorted":false,"formattedCitation":"(Armbrust {\\i{}et al.} 2009)","plainCitation":"(Armbrust et al. 2009)","noteIndex":0},"citationItems":[{"id":261,"uris":["http://zotero.org/users/local/x6OJxADO/items/RAGMIGAS"],"itemData":{"id":261,"type":"report","language":"en","publisher":"University of California at Berkeley","source":"Zotero","title":"Above the Clouds: A Berkeley View of Cloud Computing","author":[{"family":"Armbrust","given":"Michael"},{"family":"Fox","given":"Armando"},{"family":"Griffith","given":"Rean"},{"family":"Joseph","given":"Anthony D"},{"family":"Katz","given":"Randy H"},{"family":"Konwinski","given":"Andrew"},{"family":"Lee","given":"Gunho"},{"family":"Patterson","given":"David A"},{"family":"Rabkin","given":"Ariel"},{"family":"Stoica","given":"Ion"},{"family":"Zaharia","given":"Matei"}],"issued":{"date-parts":[["2009"]]}}}],"schema":"https://github.com/citation-style-language/schema/raw/master/csl-citation.json"} </w:instrText>
+      </w:r>
+      <w:r>
+        <w:fldChar w:fldCharType="separate"/>
+      </w:r>
+      <w:r>
+        <w:rPr>
+          <w:rFonts w:ascii="Calibri" w:eastAsiaTheme="minorHAnsi" w:cs="Calibri"/>
+          <w:lang w:val="en-GB"/>
+        </w:rPr>
+        <w:t>(</w:t>
+      </w:r>
+      <w:proofErr w:type="spellStart"/>
+      <w:r>
+        <w:rPr>
+          <w:rFonts w:ascii="Calibri" w:eastAsiaTheme="minorHAnsi" w:cs="Calibri"/>
+          <w:lang w:val="en-GB"/>
+        </w:rPr>
+        <w:t>Armbrust</w:t>
+      </w:r>
+      <w:proofErr w:type="spellEnd"/>
+      <w:r>
+        <w:rPr>
+          <w:rFonts w:ascii="Calibri" w:eastAsiaTheme="minorHAnsi" w:cs="Calibri"/>
+          <w:lang w:val="en-GB"/>
+        </w:rPr>
+        <w:t xml:space="preserve"> </w:t>
+      </w:r>
+      <w:r>
+        <w:rPr>
+          <w:rFonts w:ascii="Calibri" w:eastAsiaTheme="minorHAnsi" w:cs="Calibri"/>
+          <w:i/>
+          <w:iCs/>
+          <w:lang w:val="en-GB"/>
+        </w:rPr>
+        <w:t>et al.</w:t>
+      </w:r>
+      <w:r>
+        <w:rPr>
+          <w:rFonts w:ascii="Calibri" w:eastAsiaTheme="minorHAnsi" w:cs="Calibri"/>
+          <w:lang w:val="en-GB"/>
+        </w:rPr>
+        <w:t xml:space="preserve"> 2009)</w:t>
+      </w:r>
+      <w:r>
+        <w:fldChar w:fldCharType="end"/>
+      </w:r>
+      <w:r>
+        <w:t>.</w:t>
+      </w:r>
+      <w:r>
+        <w:t xml:space="preserve"> This also means that the enterprise does need to be worried about under-provisioning and missing sales or be disrupted by operational overload, since more resources can be </w:t>
+      </w:r>
+      <w:r>
+        <w:t xml:space="preserve">provided whenever they are required </w:t>
+      </w:r>
+      <w:r>
+        <w:fldChar w:fldCharType="begin"/>
+      </w:r>
+      <w:r>
+        <w:instrText xml:space="preserve"> ADDIN ZOTERO_ITEM CSL_CITATION {"citationID":"sQLO4eo4","properties":{"unsorted":false,"formattedCitation":"(Armbrust {\\i{}et al.} 2009)","plainCitation":"(Armbrust et al. 2009)","noteIndex":0},"citationItems":[{"id":261,"uris":["http://zotero.org/users/local/x6OJxADO/items/RAGMIGAS"],"itemData":{"id":261,"type":"report","language":"en","publisher":"University of California at Berkeley","source":"Zotero","title":"Above the Clouds: A Berkeley View of Cloud Computing","author":[{"family":"Armbrust","given":"Michael"},{"family":"Fox","given":"Armando"},{"family":"Griffith","given":"Rean"},{"family":"Joseph","given":"Anthony D"},{"family":"Katz","given":"Randy H"},{"family":"Konwinski","given":"Andrew"},{"family":"Lee","given":"Gunho"},{"family":"Patterson","given":"David A"},{"family":"Rabkin","given":"Ariel"},{"family":"Stoica","given":"Ion"},{"family":"Zaharia","given":"Matei"}],"issued":{"date-parts":[["2009"]]}}}],"schema":"https://github.com/citation-style-language/schema/raw/master/csl-citation.json"} </w:instrText>
+      </w:r>
+      <w:r>
+        <w:fldChar w:fldCharType="separate"/>
+      </w:r>
+      <w:r>
+        <w:rPr>
+          <w:rFonts w:ascii="Calibri" w:eastAsiaTheme="minorHAnsi" w:cs="Calibri"/>
+          <w:lang w:val="en-GB"/>
+        </w:rPr>
+        <w:t>(</w:t>
+      </w:r>
+      <w:proofErr w:type="spellStart"/>
+      <w:r>
+        <w:rPr>
+          <w:rFonts w:ascii="Calibri" w:eastAsiaTheme="minorHAnsi" w:cs="Calibri"/>
+          <w:lang w:val="en-GB"/>
+        </w:rPr>
+        <w:t>Armbrust</w:t>
+      </w:r>
+      <w:proofErr w:type="spellEnd"/>
+      <w:r>
+        <w:rPr>
+          <w:rFonts w:ascii="Calibri" w:eastAsiaTheme="minorHAnsi" w:cs="Calibri"/>
+          <w:lang w:val="en-GB"/>
+        </w:rPr>
+        <w:t xml:space="preserve"> </w:t>
+      </w:r>
+      <w:r>
+        <w:rPr>
+          <w:rFonts w:ascii="Calibri" w:eastAsiaTheme="minorHAnsi" w:cs="Calibri"/>
+          <w:i/>
+          <w:iCs/>
+          <w:lang w:val="en-GB"/>
+        </w:rPr>
+        <w:t>et al.</w:t>
+      </w:r>
+      <w:r>
+        <w:rPr>
+          <w:rFonts w:ascii="Calibri" w:eastAsiaTheme="minorHAnsi" w:cs="Calibri"/>
+          <w:lang w:val="en-GB"/>
+        </w:rPr>
+        <w:t xml:space="preserve"> 2009)</w:t>
+      </w:r>
+      <w:r>
+        <w:fldChar w:fldCharType="end"/>
+      </w:r>
+      <w:r>
+        <w:t xml:space="preserve">. </w:t>
+      </w:r>
+      <w:r>
+        <w:t xml:space="preserve">Such a monumental shift in provisioning technology has changed how enterprises approach software development, enabling the dynamic allocation of infrastructure, scaled and configured automatically to match application demand. </w:t>
+      </w:r>
+    </w:p>
+    <w:p/>
+    <w:p>
+      <w:r>
+        <w:t xml:space="preserve">Cloud computing provides the infrastructure that cloud native architecture is designed upon. </w:t>
+      </w:r>
+    </w:p>
+    <w:p>
+      <w:pPr>
+        <w:ind w:left="720"/>
+      </w:pPr>
+    </w:p>
+    <w:p>
+      <w:pPr>
+        <w:ind w:left="720"/>
+      </w:pPr>
+    </w:p>
+    <w:p>
+      <w:r>
+        <w:t xml:space="preserve">Specifically the rise of containerisation has led to workloads becoming much easier and efficient to deploy on </w:t>
+      </w:r>
+      <w:r>
+        <w:t xml:space="preserve">cloud based </w:t>
+      </w:r>
+      <w:r>
+        <w:t>infrastructure.</w:t>
+      </w:r>
+    </w:p>
+    <w:p/>
+    <w:p>
+      <w:r>
+        <w:t>Containers</w:t>
+      </w:r>
+    </w:p>
     <w:p/>
     <w:p/>
     <w:p>
       <w:r>
-        <w:t>Containers</w:t>
+        <w:t xml:space="preserve">What cloud-native means </w:t>
+      </w:r>
+    </w:p>
+    <w:p>
+      <w:r>
+        <w:t xml:space="preserve">Containers </w:t>
+      </w:r>
+    </w:p>
+    <w:p>
+      <w:r>
+        <w:t xml:space="preserve">Container orchestration </w:t>
+      </w:r>
+    </w:p>
+    <w:p>
+      <w:r>
+        <w:t xml:space="preserve">Elasticity </w:t>
+      </w:r>
+    </w:p>
+    <w:p>
+      <w:r>
+        <w:t xml:space="preserve">Self-healing </w:t>
+      </w:r>
+    </w:p>
+    <w:p>
+      <w:r>
+        <w:t xml:space="preserve">Declarative infrastructure </w:t>
+      </w:r>
+    </w:p>
+    <w:p>
+      <w:r>
+        <w:t>Why cloud-native is better suited to microservices than VMs</w:t>
       </w:r>
     </w:p>
     <w:p/>
+    <w:p>
+      <w:pPr>
+        <w:pStyle w:val="Disslevel3"/>
+      </w:pPr>
+      <w:bookmarkStart w:id="50" w:name="_Toc236119806"/>
+      <w:r>
+        <w:t>High Availability</w:t>
+      </w:r>
+      <w:r>
+        <w:t>, Resilience</w:t>
+      </w:r>
+      <w:r>
+        <w:t xml:space="preserve"> and Disaster Recovery</w:t>
+      </w:r>
+      <w:bookmarkEnd w:id="50"/>
+    </w:p>
     <w:p/>
     <w:p>
       <w:r>
-        <w:t xml:space="preserve">What cloud-native means </w:t>
-      </w:r>
-    </w:p>
-    <w:p>
-      <w:r>
-        <w:t xml:space="preserve">Containers </w:t>
-      </w:r>
-    </w:p>
-    <w:p>
-      <w:r>
-        <w:t xml:space="preserve">Container orchestration </w:t>
-      </w:r>
-    </w:p>
-    <w:p>
-      <w:r>
-        <w:t xml:space="preserve">Elasticity </w:t>
-      </w:r>
-    </w:p>
-    <w:p>
-      <w:r>
-        <w:t xml:space="preserve">Self-healing </w:t>
-      </w:r>
-    </w:p>
-    <w:p>
-      <w:r>
-        <w:t xml:space="preserve">Declarative infrastructure </w:t>
-      </w:r>
-    </w:p>
-    <w:p>
-      <w:r>
-        <w:t>Why cloud-native is better suited to microservices than VMs</w:t>
+        <w:t>The</w:t>
+      </w:r>
+    </w:p>
+    <w:p>
+      <w:r>
+        <w:t>Although it has been stated by Deng that:</w:t>
+      </w:r>
+    </w:p>
+    <w:p>
+      <w:r>
+        <w:t>“</w:t>
+      </w:r>
+      <w:r>
+        <w:t>The stability and reliability of cloud computing services have long</w:t>
+      </w:r>
+      <w:r>
+        <w:t xml:space="preserve"> </w:t>
+      </w:r>
+      <w:r>
+        <w:t>been critical concerns in the industry</w:t>
+      </w:r>
+      <w:r>
+        <w:t xml:space="preserve">” </w:t>
+      </w:r>
+      <w:r>
+        <w:fldChar w:fldCharType="begin"/>
+      </w:r>
+      <w:r>
+        <w:instrText xml:space="preserve"> ADDIN ZOTERO_ITEM CSL_CITATION {"citationID":"mLUQkU1d","properties":{"unsorted":false,"formattedCitation":"(Deng 2026)","plainCitation":"(Deng 2026)","noteIndex":0},"citationItems":[{"id":259,"uris":["http://zotero.org/users/local/x6OJxADO/items/M5KFT9ZR"],"itemData":{"id":259,"type":"article-journal","abstract":"Failure prediction is crucial for ensuring the stability of cloud computing systems and has garnered extensive attention from both academia and industry. Generally, data used for prediction includes two modalities: 1) Text data, such as logs; and, 2) Numerical data, such as error counts and monitoring metrics. However, most existing failure prediction algorithms for cloud computing only focus on a single modality. The lack of high-quality multimodal datasets from real-world production environments constrains academic research on multimodal failure prediction. To fill this gap, this paper releases a large multimodal dataset of operation data from the Alibaba cloud computing platform, namely, Logs and Metrics Integration Dataset (LMID). It consists of 100 million pieces of logs (textual data) and 37 dimensions of monitoring metrics (numerical data) from 220,000 physical machines. To our knowledge, it is the first multimodal dataset for cloud computing system failure prediction, and is expected to greatly benefit the community. This paper provides a detailed introduction to the construction of LMID, its contents, and the performance of state-of-the-art algorithms on it. It also conducts extensive experiments to reveal a new insight that cross-modality connections are effective for failure prediction. LMID is now available at https:// huggingface.co/ datasets/ AliyunECSAlgos/ LMID.","language":"en","source":"Zotero","title":"LMID: A Comprehensive Multimodal Dataset for Failure Prediction in Cloud Computing Systems","author":[{"family":"Deng","given":"Lingfei"}],"issued":{"date-parts":[["2026"]]}}}],"schema":"https://github.com/citation-style-language/schema/raw/master/csl-citation.json"} </w:instrText>
+      </w:r>
+      <w:r>
+        <w:fldChar w:fldCharType="separate"/>
+      </w:r>
+      <w:r>
+        <w:rPr>
+          <w:noProof/>
+        </w:rPr>
+        <w:t>(Deng 2026)</w:t>
+      </w:r>
+      <w:r>
+        <w:fldChar w:fldCharType="end"/>
       </w:r>
     </w:p>
     <w:p/>
@@ -13047,71 +13367,9 @@
       <w:pPr>
         <w:pStyle w:val="Disslevel3"/>
       </w:pPr>
-      <w:bookmarkStart w:id="50" w:name="_Toc236119806"/>
-      <w:r>
-        <w:t>High Availability</w:t>
-      </w:r>
-      <w:r>
-        <w:t>, Resilience</w:t>
-      </w:r>
-      <w:r>
-        <w:t xml:space="preserve"> and Disaster Recovery</w:t>
-      </w:r>
-      <w:bookmarkEnd w:id="50"/>
-    </w:p>
-    <w:p/>
-    <w:p>
-      <w:r>
-        <w:t>The</w:t>
-      </w:r>
-    </w:p>
-    <w:p>
-      <w:r>
-        <w:t>Although it has been stated by Deng that:</w:t>
-      </w:r>
-    </w:p>
-    <w:p>
-      <w:r>
-        <w:t>“</w:t>
-      </w:r>
-      <w:r>
-        <w:t>The stability and reliability of cloud computing services have long</w:t>
-      </w:r>
-      <w:r>
-        <w:t xml:space="preserve"> </w:t>
-      </w:r>
-      <w:r>
-        <w:t>been critical concerns in the industry</w:t>
-      </w:r>
-      <w:r>
-        <w:t xml:space="preserve">” </w:t>
-      </w:r>
-      <w:r>
-        <w:fldChar w:fldCharType="begin"/>
-      </w:r>
-      <w:r>
-        <w:instrText xml:space="preserve"> ADDIN ZOTERO_ITEM CSL_CITATION {"citationID":"mLUQkU1d","properties":{"unsorted":false,"formattedCitation":"(Deng 2026)","plainCitation":"(Deng 2026)","noteIndex":0},"citationItems":[{"id":259,"uris":["http://zotero.org/users/local/x6OJxADO/items/M5KFT9ZR"],"itemData":{"id":259,"type":"article-journal","abstract":"Failure prediction is crucial for ensuring the stability of cloud computing systems and has garnered extensive attention from both academia and industry. Generally, data used for prediction includes two modalities: 1) Text data, such as logs; and, 2) Numerical data, such as error counts and monitoring metrics. However, most existing failure prediction algorithms for cloud computing only focus on a single modality. The lack of high-quality multimodal datasets from real-world production environments constrains academic research on multimodal failure prediction. To fill this gap, this paper releases a large multimodal dataset of operation data from the Alibaba cloud computing platform, namely, Logs and Metrics Integration Dataset (LMID). It consists of 100 million pieces of logs (textual data) and 37 dimensions of monitoring metrics (numerical data) from 220,000 physical machines. To our knowledge, it is the first multimodal dataset for cloud computing system failure prediction, and is expected to greatly benefit the community. This paper provides a detailed introduction to the construction of LMID, its contents, and the performance of state-of-the-art algorithms on it. It also conducts extensive experiments to reveal a new insight that cross-modality connections are effective for failure prediction. LMID is now available at https:// huggingface.co/ datasets/ AliyunECSAlgos/ LMID.","language":"en","source":"Zotero","title":"LMID: A Comprehensive Multimodal Dataset for Failure Prediction in Cloud Computing Systems","author":[{"family":"Deng","given":"Lingfei"}],"issued":{"date-parts":[["2026"]]}}}],"schema":"https://github.com/citation-style-language/schema/raw/master/csl-citation.json"} </w:instrText>
-      </w:r>
-      <w:r>
-        <w:fldChar w:fldCharType="separate"/>
-      </w:r>
-      <w:r>
-        <w:rPr>
-          <w:noProof/>
-        </w:rPr>
-        <w:t>(Deng 2026)</w:t>
-      </w:r>
-      <w:r>
-        <w:fldChar w:fldCharType="end"/>
-      </w:r>
-    </w:p>
-    <w:p/>
-    <w:p>
-      <w:pPr>
-        <w:pStyle w:val="Disslevel3"/>
-      </w:pPr>
       <w:bookmarkStart w:id="51" w:name="_Toc236119807"/>
       <w:r>
+        <w:lastRenderedPageBreak/>
         <w:t>Cloud Resilience with Kubernetes</w:t>
       </w:r>
       <w:bookmarkEnd w:id="51"/>
@@ -13207,7 +13465,6 @@
       </w:pPr>
       <w:bookmarkStart w:id="54" w:name="_Toc236119810"/>
       <w:r>
-        <w:lastRenderedPageBreak/>
         <w:t>Reliability</w:t>
       </w:r>
       <w:bookmarkEnd w:id="54"/>
@@ -13254,6 +13511,7 @@
     <w:p/>
     <w:p>
       <w:r>
+        <w:lastRenderedPageBreak/>
         <w:t xml:space="preserve">There is little research on how to </w:t>
       </w:r>
       <w:r>
@@ -13315,7 +13573,11 @@
     </w:p>
     <w:p>
       <w:r>
-        <w:t xml:space="preserve">An Azure hosted Redis database will be utilised as a low latency materialised view for the GraphQL API. This would allow for a Command Query Responsibility Segregation (CQRS) pattern to be implemented allowing for efficient querying. If Redis service were to crash it could be rebuilt by rereading the data in the Kafka topics. Thus it would be self-healing.  </w:t>
+        <w:t xml:space="preserve">An Azure hosted Redis database will be utilised as a low latency materialised view for the GraphQL API. This would allow for a Command Query Responsibility Segregation (CQRS) </w:t>
+      </w:r>
+      <w:r>
+        <w:lastRenderedPageBreak/>
+        <w:t xml:space="preserve">pattern to be implemented allowing for efficient querying. If Redis service were to crash it could be rebuilt by rereading the data in the Kafka topics. Thus it would be self-healing.  </w:t>
       </w:r>
     </w:p>
     <w:p/>
@@ -13450,7 +13712,6 @@
         <w:rPr>
           <w:lang w:val="en-GB"/>
         </w:rPr>
-        <w:lastRenderedPageBreak/>
         <w:t xml:space="preserve">Calls the </w:t>
       </w:r>
       <w:proofErr w:type="spellStart"/>
@@ -13639,39 +13900,7 @@
           <w:rFonts w:eastAsiaTheme="minorHAnsi"/>
           <w:lang w:val="en-GB"/>
         </w:rPr>
-        <w:t>Angela Dawn Lawson (2020) Deploying the Right Technology- a Framework for Digital Strategy and Selection at the United States Postal Service to Shape the Future of Work, Thesis.</w:t>
-      </w:r>
-    </w:p>
-    <w:p>
-      <w:pPr>
-        <w:pStyle w:val="Bibliography"/>
-        <w:rPr>
-          <w:rFonts w:eastAsiaTheme="minorHAnsi"/>
-          <w:lang w:val="en-GB"/>
-        </w:rPr>
-      </w:pPr>
-      <w:r>
-        <w:rPr>
-          <w:rFonts w:eastAsiaTheme="minorHAnsi"/>
-          <w:lang w:val="en-GB"/>
-        </w:rPr>
-        <w:t>Aung, T. and Maw, A.H. (2017) ‘Analytics of Reliability for Real-Time Big Data Pipeline Architecture’, Presented at the 1st International Conference on Advanced Information Technologies, Yangon, Myanmar, available: https://meral.edu.mm/records/6257 [accessed 28 May 2026].</w:t>
-      </w:r>
-    </w:p>
-    <w:p>
-      <w:pPr>
-        <w:pStyle w:val="Bibliography"/>
-        <w:rPr>
-          <w:rFonts w:eastAsiaTheme="minorHAnsi"/>
-          <w:lang w:val="en-GB"/>
-        </w:rPr>
-      </w:pPr>
-      <w:r>
-        <w:rPr>
-          <w:rFonts w:eastAsiaTheme="minorHAnsi"/>
-          <w:lang w:val="en-GB"/>
-        </w:rPr>
-        <w:t xml:space="preserve">Choudhary, S.K. (2025) ‘IMPLEMENTING EVENT-DRIVEN ARCHITECTURE FOR REAL-TIME DATA INTEGRATION IN CLOUD ENVIRONMENTS’, </w:t>
+        <w:t xml:space="preserve">Angela Dawn Lawson (2020) </w:t>
       </w:r>
       <w:r>
         <w:rPr>
@@ -13680,14 +13909,14 @@
           <w:iCs/>
           <w:lang w:val="en-GB"/>
         </w:rPr>
-        <w:t>INTERNATIONAL JOURNAL OF COMPUTER ENGINEERING AND TECHNOLOGY</w:t>
-      </w:r>
-      <w:r>
-        <w:rPr>
-          <w:rFonts w:eastAsiaTheme="minorHAnsi"/>
-          <w:lang w:val="en-GB"/>
-        </w:rPr>
-        <w:t>, 16(1), 1535–1552, available: https://doi.org/10.34218/IJCET_16_01_113.</w:t>
+        <w:t>Deploying the Right Technology- a Framework for Digital Strategy and Selection at the United States Postal Service to Shape the Future of Work</w:t>
+      </w:r>
+      <w:r>
+        <w:rPr>
+          <w:rFonts w:eastAsiaTheme="minorHAnsi"/>
+          <w:lang w:val="en-GB"/>
+        </w:rPr>
+        <w:t>, Thesis.</w:t>
       </w:r>
     </w:p>
     <w:p>
@@ -13698,12 +13927,85 @@
           <w:lang w:val="en-GB"/>
         </w:rPr>
       </w:pPr>
-      <w:r>
-        <w:rPr>
-          <w:rFonts w:eastAsiaTheme="minorHAnsi"/>
-          <w:lang w:val="en-GB"/>
-        </w:rPr>
-        <w:t xml:space="preserve">Costa, A.B. and Brito, M.A. (2022) ‘Enterprise Architecture Management : Constant maintenance and updating of the Enterprise Architecture’, in </w:t>
+      <w:proofErr w:type="spellStart"/>
+      <w:r>
+        <w:rPr>
+          <w:rFonts w:eastAsiaTheme="minorHAnsi"/>
+          <w:lang w:val="en-GB"/>
+        </w:rPr>
+        <w:t>Armbrust</w:t>
+      </w:r>
+      <w:proofErr w:type="spellEnd"/>
+      <w:r>
+        <w:rPr>
+          <w:rFonts w:eastAsiaTheme="minorHAnsi"/>
+          <w:lang w:val="en-GB"/>
+        </w:rPr>
+        <w:t xml:space="preserve">, M., Fox, A., Griffith, R., Joseph, A.D., Katz, R.H., </w:t>
+      </w:r>
+      <w:proofErr w:type="spellStart"/>
+      <w:r>
+        <w:rPr>
+          <w:rFonts w:eastAsiaTheme="minorHAnsi"/>
+          <w:lang w:val="en-GB"/>
+        </w:rPr>
+        <w:t>Konwinski</w:t>
+      </w:r>
+      <w:proofErr w:type="spellEnd"/>
+      <w:r>
+        <w:rPr>
+          <w:rFonts w:eastAsiaTheme="minorHAnsi"/>
+          <w:lang w:val="en-GB"/>
+        </w:rPr>
+        <w:t xml:space="preserve">, A., Lee, G., Patterson, D.A., </w:t>
+      </w:r>
+      <w:proofErr w:type="spellStart"/>
+      <w:r>
+        <w:rPr>
+          <w:rFonts w:eastAsiaTheme="minorHAnsi"/>
+          <w:lang w:val="en-GB"/>
+        </w:rPr>
+        <w:t>Rabkin</w:t>
+      </w:r>
+      <w:proofErr w:type="spellEnd"/>
+      <w:r>
+        <w:rPr>
+          <w:rFonts w:eastAsiaTheme="minorHAnsi"/>
+          <w:lang w:val="en-GB"/>
+        </w:rPr>
+        <w:t xml:space="preserve">, A., </w:t>
+      </w:r>
+      <w:proofErr w:type="spellStart"/>
+      <w:r>
+        <w:rPr>
+          <w:rFonts w:eastAsiaTheme="minorHAnsi"/>
+          <w:lang w:val="en-GB"/>
+        </w:rPr>
+        <w:t>Stoica</w:t>
+      </w:r>
+      <w:proofErr w:type="spellEnd"/>
+      <w:r>
+        <w:rPr>
+          <w:rFonts w:eastAsiaTheme="minorHAnsi"/>
+          <w:lang w:val="en-GB"/>
+        </w:rPr>
+        <w:t xml:space="preserve">, I., and </w:t>
+      </w:r>
+      <w:proofErr w:type="spellStart"/>
+      <w:r>
+        <w:rPr>
+          <w:rFonts w:eastAsiaTheme="minorHAnsi"/>
+          <w:lang w:val="en-GB"/>
+        </w:rPr>
+        <w:t>Zaharia</w:t>
+      </w:r>
+      <w:proofErr w:type="spellEnd"/>
+      <w:r>
+        <w:rPr>
+          <w:rFonts w:eastAsiaTheme="minorHAnsi"/>
+          <w:lang w:val="en-GB"/>
+        </w:rPr>
+        <w:t xml:space="preserve">, M. (2009) </w:t>
       </w:r>
       <w:r>
         <w:rPr>
@@ -13712,14 +14014,14 @@
           <w:iCs/>
           <w:lang w:val="en-GB"/>
         </w:rPr>
-        <w:t>2022 17th Iberian Conference on Information Systems and Technologies (CISTI)</w:t>
-      </w:r>
-      <w:r>
-        <w:rPr>
-          <w:rFonts w:eastAsiaTheme="minorHAnsi"/>
-          <w:lang w:val="en-GB"/>
-        </w:rPr>
-        <w:t>, Presented at the 2022 17th Iberian Conference on Information Systems and Technologies (CISTI), Madrid, Spain: IEEE, 1–5, available: https://doi.org/10.23919/CISTI54924.2022.9820068.</w:t>
+        <w:t>Above the Clouds: A Berkeley View of Cloud Computing</w:t>
+      </w:r>
+      <w:r>
+        <w:rPr>
+          <w:rFonts w:eastAsiaTheme="minorHAnsi"/>
+          <w:lang w:val="en-GB"/>
+        </w:rPr>
+        <w:t>, University of California at Berkeley.</w:t>
       </w:r>
     </w:p>
     <w:p>
@@ -13735,7 +14037,7 @@
           <w:rFonts w:eastAsiaTheme="minorHAnsi"/>
           <w:lang w:val="en-GB"/>
         </w:rPr>
-        <w:t>Deng, L. (2026) ‘LMID: A Comprehensive Multimodal Dataset for Failure Prediction in Cloud Computing Systems’.</w:t>
+        <w:t>Aung, T. and Maw, A.H. (2017) ‘Analytics of Reliability for Real-Time Big Data Pipeline Architecture’, Presented at the 1st International Conference on Advanced Information Technologies, Yangon, Myanmar, available: https://meral.edu.mm/records/6257 [accessed 28 May 2026].</w:t>
       </w:r>
     </w:p>
     <w:p>
@@ -13751,64 +14053,7 @@
           <w:rFonts w:eastAsiaTheme="minorHAnsi"/>
           <w:lang w:val="en-GB"/>
         </w:rPr>
-        <w:t>Evans, E. (2004) Domain-Driven Design: Tackling Complexity in the Heart of Software, Boston: Addison-Wesley.</w:t>
-      </w:r>
-    </w:p>
-    <w:p>
-      <w:pPr>
-        <w:pStyle w:val="Bibliography"/>
-        <w:rPr>
-          <w:rFonts w:eastAsiaTheme="minorHAnsi"/>
-          <w:lang w:val="en-GB"/>
-        </w:rPr>
-      </w:pPr>
-      <w:proofErr w:type="spellStart"/>
-      <w:r>
-        <w:rPr>
-          <w:rFonts w:eastAsiaTheme="minorHAnsi"/>
-          <w:lang w:val="en-GB"/>
-        </w:rPr>
-        <w:t>Ezzeddine</w:t>
-      </w:r>
-      <w:proofErr w:type="spellEnd"/>
-      <w:r>
-        <w:rPr>
-          <w:rFonts w:eastAsiaTheme="minorHAnsi"/>
-          <w:lang w:val="en-GB"/>
-        </w:rPr>
-        <w:t xml:space="preserve">, M., </w:t>
-      </w:r>
-      <w:proofErr w:type="spellStart"/>
-      <w:r>
-        <w:rPr>
-          <w:rFonts w:eastAsiaTheme="minorHAnsi"/>
-          <w:lang w:val="en-GB"/>
-        </w:rPr>
-        <w:t>Tauvel</w:t>
-      </w:r>
-      <w:proofErr w:type="spellEnd"/>
-      <w:r>
-        <w:rPr>
-          <w:rFonts w:eastAsiaTheme="minorHAnsi"/>
-          <w:lang w:val="en-GB"/>
-        </w:rPr>
-        <w:t xml:space="preserve">, S., </w:t>
-      </w:r>
-      <w:proofErr w:type="spellStart"/>
-      <w:r>
-        <w:rPr>
-          <w:rFonts w:eastAsiaTheme="minorHAnsi"/>
-          <w:lang w:val="en-GB"/>
-        </w:rPr>
-        <w:t>Baude</w:t>
-      </w:r>
-      <w:proofErr w:type="spellEnd"/>
-      <w:r>
-        <w:rPr>
-          <w:rFonts w:eastAsiaTheme="minorHAnsi"/>
-          <w:lang w:val="en-GB"/>
-        </w:rPr>
-        <w:t xml:space="preserve">, F., and Huer, F. (2021) ‘On The Design of SLA-Aware and Cost-Efficient Event Driven Microservices’, in </w:t>
+        <w:t xml:space="preserve">Choudhary, S.K. (2025) ‘IMPLEMENTING EVENT-DRIVEN ARCHITECTURE FOR REAL-TIME DATA INTEGRATION IN CLOUD ENVIRONMENTS’, </w:t>
       </w:r>
       <w:r>
         <w:rPr>
@@ -13817,14 +14062,14 @@
           <w:iCs/>
           <w:lang w:val="en-GB"/>
         </w:rPr>
-        <w:t>Proceedings of the Seventh International Workshop on Container Technologies and Container Clouds</w:t>
-      </w:r>
-      <w:r>
-        <w:rPr>
-          <w:rFonts w:eastAsiaTheme="minorHAnsi"/>
-          <w:lang w:val="en-GB"/>
-        </w:rPr>
-        <w:t>, Presented at the Middleware ’21: 22nd International Middleware Conference, Virtual Event Canada: ACM, 25–30, available: https://doi.org/10.1145/3493649.3493657.</w:t>
+        <w:t>INTERNATIONAL JOURNAL OF COMPUTER ENGINEERING AND TECHNOLOGY</w:t>
+      </w:r>
+      <w:r>
+        <w:rPr>
+          <w:rFonts w:eastAsiaTheme="minorHAnsi"/>
+          <w:lang w:val="en-GB"/>
+        </w:rPr>
+        <w:t>, 16(1), 1535–1552, available: https://doi.org/10.34218/IJCET_16_01_113.</w:t>
       </w:r>
     </w:p>
     <w:p>
@@ -13840,39 +14085,7 @@
           <w:rFonts w:eastAsiaTheme="minorHAnsi"/>
           <w:lang w:val="en-GB"/>
         </w:rPr>
-        <w:t xml:space="preserve">Florian Springer and Christoph </w:t>
-      </w:r>
-      <w:proofErr w:type="spellStart"/>
-      <w:r>
-        <w:rPr>
-          <w:rFonts w:eastAsiaTheme="minorHAnsi"/>
-          <w:lang w:val="en-GB"/>
-        </w:rPr>
-        <w:t>Emmersberger</w:t>
-      </w:r>
-      <w:proofErr w:type="spellEnd"/>
-      <w:r>
-        <w:rPr>
-          <w:rFonts w:eastAsiaTheme="minorHAnsi"/>
-          <w:lang w:val="en-GB"/>
-        </w:rPr>
-        <w:t xml:space="preserve"> (2008) Event Driven Business Process Management Taking the Example of Deutsche Post AG: An Evaluation of the Approach of Oracle and the SOPERA Open Source SOA Framework, Diploma Thesis.</w:t>
-      </w:r>
-    </w:p>
-    <w:p>
-      <w:pPr>
-        <w:pStyle w:val="Bibliography"/>
-        <w:rPr>
-          <w:rFonts w:eastAsiaTheme="minorHAnsi"/>
-          <w:lang w:val="en-GB"/>
-        </w:rPr>
-      </w:pPr>
-      <w:r>
-        <w:rPr>
-          <w:rFonts w:eastAsiaTheme="minorHAnsi"/>
-          <w:lang w:val="en-GB"/>
-        </w:rPr>
-        <w:t xml:space="preserve">Ghosh, A. (2025) ‘Transforming Enterprise Systems through Event-Driven Architecture: Implementation, Benefits, and Future Trends’, </w:t>
+        <w:t xml:space="preserve">Costa, A.B. and Brito, M.A. (2022) ‘Enterprise Architecture Management : Constant maintenance and updating of the Enterprise Architecture’, in </w:t>
       </w:r>
       <w:r>
         <w:rPr>
@@ -13881,14 +14094,14 @@
           <w:iCs/>
           <w:lang w:val="en-GB"/>
         </w:rPr>
-        <w:t>International Journal of Scientific Research in Computer Science, Engineering and Information Technology</w:t>
-      </w:r>
-      <w:r>
-        <w:rPr>
-          <w:rFonts w:eastAsiaTheme="minorHAnsi"/>
-          <w:lang w:val="en-GB"/>
-        </w:rPr>
-        <w:t>, 11(1), 3507–3514, available: https://doi.org/10.32628/CSEIT251112347.</w:t>
+        <w:t>2022 17th Iberian Conference on Information Systems and Technologies (CISTI)</w:t>
+      </w:r>
+      <w:r>
+        <w:rPr>
+          <w:rFonts w:eastAsiaTheme="minorHAnsi"/>
+          <w:lang w:val="en-GB"/>
+        </w:rPr>
+        <w:t>, Presented at the 2022 17th Iberian Conference on Information Systems and Technologies (CISTI), Madrid, Spain: IEEE, 1–5, available: https://doi.org/10.23919/CISTI54924.2022.9820068.</w:t>
       </w:r>
     </w:p>
     <w:p>
@@ -13899,37 +14112,28 @@
           <w:lang w:val="en-GB"/>
         </w:rPr>
       </w:pPr>
-      <w:proofErr w:type="spellStart"/>
-      <w:r>
-        <w:rPr>
-          <w:rFonts w:eastAsiaTheme="minorHAnsi"/>
-          <w:lang w:val="en-GB"/>
-        </w:rPr>
-        <w:t>Gulisano</w:t>
-      </w:r>
-      <w:proofErr w:type="spellEnd"/>
-      <w:r>
-        <w:rPr>
-          <w:rFonts w:eastAsiaTheme="minorHAnsi"/>
-          <w:lang w:val="en-GB"/>
-        </w:rPr>
-        <w:t xml:space="preserve">, V. and </w:t>
-      </w:r>
-      <w:proofErr w:type="spellStart"/>
-      <w:r>
-        <w:rPr>
-          <w:rFonts w:eastAsiaTheme="minorHAnsi"/>
-          <w:lang w:val="en-GB"/>
-        </w:rPr>
-        <w:t>Margara</w:t>
-      </w:r>
-      <w:proofErr w:type="spellEnd"/>
-      <w:r>
-        <w:rPr>
-          <w:rFonts w:eastAsiaTheme="minorHAnsi"/>
-          <w:lang w:val="en-GB"/>
-        </w:rPr>
-        <w:t xml:space="preserve">, A. (2024) ‘Aggregates are all you need (to bridge stream processing and Complex Event Recognition)’, in </w:t>
+      <w:r>
+        <w:rPr>
+          <w:rFonts w:eastAsiaTheme="minorHAnsi"/>
+          <w:lang w:val="en-GB"/>
+        </w:rPr>
+        <w:t>Deng, L. (2026) ‘LMID: A Comprehensive Multimodal Dataset for Failure Prediction in Cloud Computing Systems’.</w:t>
+      </w:r>
+    </w:p>
+    <w:p>
+      <w:pPr>
+        <w:pStyle w:val="Bibliography"/>
+        <w:rPr>
+          <w:rFonts w:eastAsiaTheme="minorHAnsi"/>
+          <w:lang w:val="en-GB"/>
+        </w:rPr>
+      </w:pPr>
+      <w:r>
+        <w:rPr>
+          <w:rFonts w:eastAsiaTheme="minorHAnsi"/>
+          <w:lang w:val="en-GB"/>
+        </w:rPr>
+        <w:t xml:space="preserve">Evans, E. (2004) </w:t>
       </w:r>
       <w:r>
         <w:rPr>
@@ -13938,14 +14142,14 @@
           <w:iCs/>
           <w:lang w:val="en-GB"/>
         </w:rPr>
-        <w:t>Proceedings of the 18th ACM International Conference on Distributed and Event-Based Systems</w:t>
-      </w:r>
-      <w:r>
-        <w:rPr>
-          <w:rFonts w:eastAsiaTheme="minorHAnsi"/>
-          <w:lang w:val="en-GB"/>
-        </w:rPr>
-        <w:t>, Presented at the DEBS ’24: The 18th ACM International Conference on Distributed and Event-based Systems, Villeurbanne France: ACM, 66–77, available: https://doi.org/10.1145/3629104.3666032.</w:t>
+        <w:t>Domain-Driven Design: Tackling Complexity in the Heart of Software</w:t>
+      </w:r>
+      <w:r>
+        <w:rPr>
+          <w:rFonts w:eastAsiaTheme="minorHAnsi"/>
+          <w:lang w:val="en-GB"/>
+        </w:rPr>
+        <w:t>, Boston: Addison-Wesley.</w:t>
       </w:r>
     </w:p>
     <w:p>
@@ -13956,21 +14160,13 @@
           <w:lang w:val="en-GB"/>
         </w:rPr>
       </w:pPr>
-      <w:r>
-        <w:rPr>
-          <w:rFonts w:eastAsiaTheme="minorHAnsi"/>
-          <w:lang w:val="en-GB"/>
-        </w:rPr>
-        <w:lastRenderedPageBreak/>
-        <w:t xml:space="preserve">Hassel, A. and </w:t>
-      </w:r>
       <w:proofErr w:type="spellStart"/>
       <w:r>
         <w:rPr>
           <w:rFonts w:eastAsiaTheme="minorHAnsi"/>
           <w:lang w:val="en-GB"/>
         </w:rPr>
-        <w:t>Sieker</w:t>
+        <w:t>Ezzeddine</w:t>
       </w:r>
       <w:proofErr w:type="spellEnd"/>
       <w:r>
@@ -13978,7 +14174,39 @@
           <w:rFonts w:eastAsiaTheme="minorHAnsi"/>
           <w:lang w:val="en-GB"/>
         </w:rPr>
-        <w:t xml:space="preserve">, F. (2022) ‘The platform effect: How Amazon changed work in logistics in Germany, the United States and the United Kingdom’, </w:t>
+        <w:t xml:space="preserve">, M., </w:t>
+      </w:r>
+      <w:proofErr w:type="spellStart"/>
+      <w:r>
+        <w:rPr>
+          <w:rFonts w:eastAsiaTheme="minorHAnsi"/>
+          <w:lang w:val="en-GB"/>
+        </w:rPr>
+        <w:t>Tauvel</w:t>
+      </w:r>
+      <w:proofErr w:type="spellEnd"/>
+      <w:r>
+        <w:rPr>
+          <w:rFonts w:eastAsiaTheme="minorHAnsi"/>
+          <w:lang w:val="en-GB"/>
+        </w:rPr>
+        <w:t xml:space="preserve">, S., </w:t>
+      </w:r>
+      <w:proofErr w:type="spellStart"/>
+      <w:r>
+        <w:rPr>
+          <w:rFonts w:eastAsiaTheme="minorHAnsi"/>
+          <w:lang w:val="en-GB"/>
+        </w:rPr>
+        <w:t>Baude</w:t>
+      </w:r>
+      <w:proofErr w:type="spellEnd"/>
+      <w:r>
+        <w:rPr>
+          <w:rFonts w:eastAsiaTheme="minorHAnsi"/>
+          <w:lang w:val="en-GB"/>
+        </w:rPr>
+        <w:t xml:space="preserve">, F., and Huer, F. (2021) ‘On The Design of SLA-Aware and Cost-Efficient Event Driven Microservices’, in </w:t>
       </w:r>
       <w:r>
         <w:rPr>
@@ -13987,14 +14215,14 @@
           <w:iCs/>
           <w:lang w:val="en-GB"/>
         </w:rPr>
-        <w:t>European Journal of Industrial Relations</w:t>
-      </w:r>
-      <w:r>
-        <w:rPr>
-          <w:rFonts w:eastAsiaTheme="minorHAnsi"/>
-          <w:lang w:val="en-GB"/>
-        </w:rPr>
-        <w:t>, 28(3), 363–382, available: https://doi.org/10.1177/09596801221082456.</w:t>
+        <w:t>Proceedings of the Seventh International Workshop on Container Technologies and Container Clouds</w:t>
+      </w:r>
+      <w:r>
+        <w:rPr>
+          <w:rFonts w:eastAsiaTheme="minorHAnsi"/>
+          <w:lang w:val="en-GB"/>
+        </w:rPr>
+        <w:t>, Presented at the Middleware ’21: 22nd International Middleware Conference, Virtual Event Canada: ACM, 25–30, available: https://doi.org/10.1145/3493649.3493657.</w:t>
       </w:r>
     </w:p>
     <w:p>
@@ -14005,13 +14233,20 @@
           <w:lang w:val="en-GB"/>
         </w:rPr>
       </w:pPr>
+      <w:r>
+        <w:rPr>
+          <w:rFonts w:eastAsiaTheme="minorHAnsi"/>
+          <w:lang w:val="en-GB"/>
+        </w:rPr>
+        <w:t xml:space="preserve">Florian Springer and Christoph </w:t>
+      </w:r>
       <w:proofErr w:type="spellStart"/>
       <w:r>
         <w:rPr>
           <w:rFonts w:eastAsiaTheme="minorHAnsi"/>
           <w:lang w:val="en-GB"/>
         </w:rPr>
-        <w:t>Hippchen</w:t>
+        <w:t>Emmersberger</w:t>
       </w:r>
       <w:proofErr w:type="spellEnd"/>
       <w:r>
@@ -14019,96 +14254,7 @@
           <w:rFonts w:eastAsiaTheme="minorHAnsi"/>
           <w:lang w:val="en-GB"/>
         </w:rPr>
-        <w:t xml:space="preserve">, B., </w:t>
-      </w:r>
-      <w:proofErr w:type="spellStart"/>
-      <w:r>
-        <w:rPr>
-          <w:rFonts w:eastAsiaTheme="minorHAnsi"/>
-          <w:lang w:val="en-GB"/>
-        </w:rPr>
-        <w:t>Giessler</w:t>
-      </w:r>
-      <w:proofErr w:type="spellEnd"/>
-      <w:r>
-        <w:rPr>
-          <w:rFonts w:eastAsiaTheme="minorHAnsi"/>
-          <w:lang w:val="en-GB"/>
-        </w:rPr>
-        <w:t xml:space="preserve">, P., </w:t>
-      </w:r>
-      <w:proofErr w:type="spellStart"/>
-      <w:r>
-        <w:rPr>
-          <w:rFonts w:eastAsiaTheme="minorHAnsi"/>
-          <w:lang w:val="en-GB"/>
-        </w:rPr>
-        <w:t>Steinegger</w:t>
-      </w:r>
-      <w:proofErr w:type="spellEnd"/>
-      <w:r>
-        <w:rPr>
-          <w:rFonts w:eastAsiaTheme="minorHAnsi"/>
-          <w:lang w:val="en-GB"/>
-        </w:rPr>
-        <w:t xml:space="preserve">, R.H., Schneider, M., and </w:t>
-      </w:r>
-      <w:proofErr w:type="spellStart"/>
-      <w:r>
-        <w:rPr>
-          <w:rFonts w:eastAsiaTheme="minorHAnsi"/>
-          <w:lang w:val="en-GB"/>
-        </w:rPr>
-        <w:t>Abeck</w:t>
-      </w:r>
-      <w:proofErr w:type="spellEnd"/>
-      <w:r>
-        <w:rPr>
-          <w:rFonts w:eastAsiaTheme="minorHAnsi"/>
-          <w:lang w:val="en-GB"/>
-        </w:rPr>
-        <w:t>, S. (2017) ‘Designing Microservice-Based Applications by Using a Domain-Driven Design Approach’.</w:t>
-      </w:r>
-    </w:p>
-    <w:p>
-      <w:pPr>
-        <w:pStyle w:val="Bibliography"/>
-        <w:rPr>
-          <w:rFonts w:eastAsiaTheme="minorHAnsi"/>
-          <w:lang w:val="en-GB"/>
-        </w:rPr>
-      </w:pPr>
-      <w:proofErr w:type="spellStart"/>
-      <w:r>
-        <w:rPr>
-          <w:rFonts w:eastAsiaTheme="minorHAnsi"/>
-          <w:lang w:val="en-GB"/>
-        </w:rPr>
-        <w:t>Hongyu</w:t>
-      </w:r>
-      <w:proofErr w:type="spellEnd"/>
-      <w:r>
-        <w:rPr>
-          <w:rFonts w:eastAsiaTheme="minorHAnsi"/>
-          <w:lang w:val="en-GB"/>
-        </w:rPr>
-        <w:t xml:space="preserve">, Y. and </w:t>
-      </w:r>
-      <w:proofErr w:type="spellStart"/>
-      <w:r>
-        <w:rPr>
-          <w:rFonts w:eastAsiaTheme="minorHAnsi"/>
-          <w:lang w:val="en-GB"/>
-        </w:rPr>
-        <w:t>Anming</w:t>
-      </w:r>
-      <w:proofErr w:type="spellEnd"/>
-      <w:r>
-        <w:rPr>
-          <w:rFonts w:eastAsiaTheme="minorHAnsi"/>
-          <w:lang w:val="en-GB"/>
-        </w:rPr>
-        <w:t xml:space="preserve">, W. (2023) ‘Migrating from Monolithic Applications to Cloud Native Applications’, in </w:t>
+        <w:t xml:space="preserve"> (2008) </w:t>
       </w:r>
       <w:r>
         <w:rPr>
@@ -14117,14 +14263,14 @@
           <w:iCs/>
           <w:lang w:val="en-GB"/>
         </w:rPr>
-        <w:t>2023 8th International Conference on Computer and Communication Systems (ICCCS)</w:t>
-      </w:r>
-      <w:r>
-        <w:rPr>
-          <w:rFonts w:eastAsiaTheme="minorHAnsi"/>
-          <w:lang w:val="en-GB"/>
-        </w:rPr>
-        <w:t>, Presented at the 2023 8th International Conference on Computer and Communication Systems (ICCCS), Guangzhou, China: IEEE, 775–779, available: https://doi.org/10.1109/ICCCS57501.2023.10150977.</w:t>
+        <w:t>Event Driven Business Process Management Taking the Example of Deutsche Post AG: An Evaluation of the Approach of Oracle and the SOPERA Open Source SOA Framework</w:t>
+      </w:r>
+      <w:r>
+        <w:rPr>
+          <w:rFonts w:eastAsiaTheme="minorHAnsi"/>
+          <w:lang w:val="en-GB"/>
+        </w:rPr>
+        <w:t>, Diploma Thesis.</w:t>
       </w:r>
     </w:p>
     <w:p>
@@ -14135,53 +14281,12 @@
           <w:lang w:val="en-GB"/>
         </w:rPr>
       </w:pPr>
-      <w:proofErr w:type="spellStart"/>
-      <w:r>
-        <w:rPr>
-          <w:rFonts w:eastAsiaTheme="minorHAnsi"/>
-          <w:lang w:val="en-GB"/>
-        </w:rPr>
-        <w:t>Ijsrset</w:t>
-      </w:r>
-      <w:proofErr w:type="spellEnd"/>
-      <w:r>
-        <w:rPr>
-          <w:rFonts w:eastAsiaTheme="minorHAnsi"/>
-          <w:lang w:val="en-GB"/>
-        </w:rPr>
-        <w:t xml:space="preserve"> and </w:t>
-      </w:r>
-      <w:proofErr w:type="spellStart"/>
-      <w:r>
-        <w:rPr>
-          <w:rFonts w:eastAsiaTheme="minorHAnsi"/>
-          <w:lang w:val="en-GB"/>
-        </w:rPr>
-        <w:t>Dr.</w:t>
-      </w:r>
-      <w:proofErr w:type="spellEnd"/>
-      <w:r>
-        <w:rPr>
-          <w:rFonts w:eastAsiaTheme="minorHAnsi"/>
-          <w:lang w:val="en-GB"/>
-        </w:rPr>
-        <w:t xml:space="preserve"> </w:t>
-      </w:r>
-      <w:proofErr w:type="spellStart"/>
-      <w:r>
-        <w:rPr>
-          <w:rFonts w:eastAsiaTheme="minorHAnsi"/>
-          <w:lang w:val="en-GB"/>
-        </w:rPr>
-        <w:t>Susheel</w:t>
-      </w:r>
-      <w:proofErr w:type="spellEnd"/>
-      <w:r>
-        <w:rPr>
-          <w:rFonts w:eastAsiaTheme="minorHAnsi"/>
-          <w:lang w:val="en-GB"/>
-        </w:rPr>
-        <w:t xml:space="preserve"> Kumar Tiwari (2024) ‘International Journal of Scientific Research in Science, Engineering and Technology’, </w:t>
+      <w:r>
+        <w:rPr>
+          <w:rFonts w:eastAsiaTheme="minorHAnsi"/>
+          <w:lang w:val="en-GB"/>
+        </w:rPr>
+        <w:t xml:space="preserve">Ghosh, A. (2025) ‘Transforming Enterprise Systems through Event-Driven Architecture: Implementation, Benefits, and Future Trends’, </w:t>
       </w:r>
       <w:r>
         <w:rPr>
@@ -14190,14 +14295,14 @@
           <w:iCs/>
           <w:lang w:val="en-GB"/>
         </w:rPr>
-        <w:t>International Journal of Scientific Research in Science Engineering and Technology</w:t>
-      </w:r>
-      <w:r>
-        <w:rPr>
-          <w:rFonts w:eastAsiaTheme="minorHAnsi"/>
-          <w:lang w:val="en-GB"/>
-        </w:rPr>
-        <w:t>, 1(1), 1, available: https://doi.org/10.32628/IJSRSET.</w:t>
+        <w:t>International Journal of Scientific Research in Computer Science, Engineering and Information Technology</w:t>
+      </w:r>
+      <w:r>
+        <w:rPr>
+          <w:rFonts w:eastAsiaTheme="minorHAnsi"/>
+          <w:lang w:val="en-GB"/>
+        </w:rPr>
+        <w:t>, 11(1), 3507–3514, available: https://doi.org/10.32628/CSEIT251112347.</w:t>
       </w:r>
     </w:p>
     <w:p>
@@ -14214,7 +14319,7 @@
           <w:rFonts w:eastAsiaTheme="minorHAnsi"/>
           <w:lang w:val="en-GB"/>
         </w:rPr>
-        <w:t>Ilieva</w:t>
+        <w:t>Gulisano</w:t>
       </w:r>
       <w:proofErr w:type="spellEnd"/>
       <w:r>
@@ -14222,7 +14327,7 @@
           <w:rFonts w:eastAsiaTheme="minorHAnsi"/>
           <w:lang w:val="en-GB"/>
         </w:rPr>
-        <w:t xml:space="preserve">, D., Kolev, D., and </w:t>
+        <w:t xml:space="preserve">, V. and </w:t>
       </w:r>
       <w:proofErr w:type="spellStart"/>
       <w:r>
@@ -14230,7 +14335,7 @@
           <w:rFonts w:eastAsiaTheme="minorHAnsi"/>
           <w:lang w:val="en-GB"/>
         </w:rPr>
-        <w:t>Gladchenko</w:t>
+        <w:t>Margara</w:t>
       </w:r>
       <w:proofErr w:type="spellEnd"/>
       <w:r>
@@ -14238,7 +14343,7 @@
           <w:rFonts w:eastAsiaTheme="minorHAnsi"/>
           <w:lang w:val="en-GB"/>
         </w:rPr>
-        <w:t xml:space="preserve">, V. (2024) ‘Investigation of the Impact of Artificial Intelligence and Automation in the Postal Services Sector Labour Market’, in </w:t>
+        <w:t xml:space="preserve">, A. (2024) ‘Aggregates are all you need (to bridge stream processing and Complex Event Recognition)’, in </w:t>
       </w:r>
       <w:r>
         <w:rPr>
@@ -14247,14 +14352,38 @@
           <w:iCs/>
           <w:lang w:val="en-GB"/>
         </w:rPr>
-        <w:t>2024 5th International Conference on Communications, Information, Electronic and Energy Systems (CIEES)</w:t>
-      </w:r>
-      <w:r>
-        <w:rPr>
-          <w:rFonts w:eastAsiaTheme="minorHAnsi"/>
-          <w:lang w:val="en-GB"/>
-        </w:rPr>
-        <w:t xml:space="preserve">, Presented at the 2024 5th International Conference on Communications, Information, Electronic and Energy Systems (CIEES), </w:t>
+        <w:t>Proceedings of the 18th ACM International Conference on Distributed and Event-Based Systems</w:t>
+      </w:r>
+      <w:r>
+        <w:rPr>
+          <w:rFonts w:eastAsiaTheme="minorHAnsi"/>
+          <w:lang w:val="en-GB"/>
+        </w:rPr>
+        <w:t xml:space="preserve">, Presented at the DEBS ’24: The </w:t>
+      </w:r>
+      <w:r>
+        <w:rPr>
+          <w:rFonts w:eastAsiaTheme="minorHAnsi"/>
+          <w:lang w:val="en-GB"/>
+        </w:rPr>
+        <w:lastRenderedPageBreak/>
+        <w:t>18th ACM International Conference on Distributed and Event-based Systems, Villeurbanne France: ACM, 66–77, available: https://doi.org/10.1145/3629104.3666032.</w:t>
+      </w:r>
+    </w:p>
+    <w:p>
+      <w:pPr>
+        <w:pStyle w:val="Bibliography"/>
+        <w:rPr>
+          <w:rFonts w:eastAsiaTheme="minorHAnsi"/>
+          <w:lang w:val="en-GB"/>
+        </w:rPr>
+      </w:pPr>
+      <w:r>
+        <w:rPr>
+          <w:rFonts w:eastAsiaTheme="minorHAnsi"/>
+          <w:lang w:val="en-GB"/>
+        </w:rPr>
+        <w:t xml:space="preserve">Hassel, A. and </w:t>
       </w:r>
       <w:proofErr w:type="spellStart"/>
       <w:r>
@@ -14262,7 +14391,7 @@
           <w:rFonts w:eastAsiaTheme="minorHAnsi"/>
           <w:lang w:val="en-GB"/>
         </w:rPr>
-        <w:t>Veliko</w:t>
+        <w:t>Sieker</w:t>
       </w:r>
       <w:proofErr w:type="spellEnd"/>
       <w:r>
@@ -14270,55 +14399,7 @@
           <w:rFonts w:eastAsiaTheme="minorHAnsi"/>
           <w:lang w:val="en-GB"/>
         </w:rPr>
-        <w:t xml:space="preserve"> </w:t>
-      </w:r>
-      <w:proofErr w:type="spellStart"/>
-      <w:r>
-        <w:rPr>
-          <w:rFonts w:eastAsiaTheme="minorHAnsi"/>
-          <w:lang w:val="en-GB"/>
-        </w:rPr>
-        <w:t>Tarnovo</w:t>
-      </w:r>
-      <w:proofErr w:type="spellEnd"/>
-      <w:r>
-        <w:rPr>
-          <w:rFonts w:eastAsiaTheme="minorHAnsi"/>
-          <w:lang w:val="en-GB"/>
-        </w:rPr>
-        <w:t>, Bulgaria: IEEE, 1–7, available: https://doi.org/10.1109/CIEES62939.2024.10811359.</w:t>
-      </w:r>
-    </w:p>
-    <w:p>
-      <w:pPr>
-        <w:pStyle w:val="Bibliography"/>
-        <w:rPr>
-          <w:rFonts w:eastAsiaTheme="minorHAnsi"/>
-          <w:lang w:val="en-GB"/>
-        </w:rPr>
-      </w:pPr>
-      <w:r>
-        <w:rPr>
-          <w:rFonts w:eastAsiaTheme="minorHAnsi"/>
-          <w:lang w:val="en-GB"/>
-        </w:rPr>
-        <w:t xml:space="preserve">Ivanov, N. and </w:t>
-      </w:r>
-      <w:proofErr w:type="spellStart"/>
-      <w:r>
-        <w:rPr>
-          <w:rFonts w:eastAsiaTheme="minorHAnsi"/>
-          <w:lang w:val="en-GB"/>
-        </w:rPr>
-        <w:t>Tasheva</w:t>
-      </w:r>
-      <w:proofErr w:type="spellEnd"/>
-      <w:r>
-        <w:rPr>
-          <w:rFonts w:eastAsiaTheme="minorHAnsi"/>
-          <w:lang w:val="en-GB"/>
-        </w:rPr>
-        <w:t xml:space="preserve">, A. (2021) ‘A Hot Decomposition Procedure: Operational Monolith System to Microservices’, in </w:t>
+        <w:t xml:space="preserve">, F. (2022) ‘The platform effect: How Amazon changed work in logistics in Germany, the United States and the United Kingdom’, </w:t>
       </w:r>
       <w:r>
         <w:rPr>
@@ -14327,14 +14408,14 @@
           <w:iCs/>
           <w:lang w:val="en-GB"/>
         </w:rPr>
-        <w:t>2021 International Conference Automatics and Informatics (ICAI)</w:t>
-      </w:r>
-      <w:r>
-        <w:rPr>
-          <w:rFonts w:eastAsiaTheme="minorHAnsi"/>
-          <w:lang w:val="en-GB"/>
-        </w:rPr>
-        <w:t>, Presented at the 2021 International Conference Automatics and Informatics (ICAI), Varna, Bulgaria: IEEE, 182–187, available: https://doi.org/10.1109/ICAI52893.2021.9639494.</w:t>
+        <w:t>European Journal of Industrial Relations</w:t>
+      </w:r>
+      <w:r>
+        <w:rPr>
+          <w:rFonts w:eastAsiaTheme="minorHAnsi"/>
+          <w:lang w:val="en-GB"/>
+        </w:rPr>
+        <w:t>, 28(3), 363–382, available: https://doi.org/10.1177/09596801221082456.</w:t>
       </w:r>
     </w:p>
     <w:p>
@@ -14345,20 +14426,13 @@
           <w:lang w:val="en-GB"/>
         </w:rPr>
       </w:pPr>
-      <w:r>
-        <w:rPr>
-          <w:rFonts w:eastAsiaTheme="minorHAnsi"/>
-          <w:lang w:val="en-GB"/>
-        </w:rPr>
-        <w:t xml:space="preserve">Jovanović, B., </w:t>
-      </w:r>
       <w:proofErr w:type="spellStart"/>
       <w:r>
         <w:rPr>
           <w:rFonts w:eastAsiaTheme="minorHAnsi"/>
           <w:lang w:val="en-GB"/>
         </w:rPr>
-        <w:t>Šarac</w:t>
+        <w:t>Hippchen</w:t>
       </w:r>
       <w:proofErr w:type="spellEnd"/>
       <w:r>
@@ -14366,7 +14440,7 @@
           <w:rFonts w:eastAsiaTheme="minorHAnsi"/>
           <w:lang w:val="en-GB"/>
         </w:rPr>
-        <w:t xml:space="preserve">, D., and </w:t>
+        <w:t xml:space="preserve">, B., </w:t>
       </w:r>
       <w:proofErr w:type="spellStart"/>
       <w:r>
@@ -14374,7 +14448,7 @@
           <w:rFonts w:eastAsiaTheme="minorHAnsi"/>
           <w:lang w:val="en-GB"/>
         </w:rPr>
-        <w:t>Čačić</w:t>
+        <w:t>Giessler</w:t>
       </w:r>
       <w:proofErr w:type="spellEnd"/>
       <w:r>
@@ -14382,7 +14456,80 @@
           <w:rFonts w:eastAsiaTheme="minorHAnsi"/>
           <w:lang w:val="en-GB"/>
         </w:rPr>
-        <w:t xml:space="preserve">, N. (2025) ‘Delphi and fuzzy TOPSIS approach for redefining the scope of postal universal service obligation’, </w:t>
+        <w:t xml:space="preserve">, P., </w:t>
+      </w:r>
+      <w:proofErr w:type="spellStart"/>
+      <w:r>
+        <w:rPr>
+          <w:rFonts w:eastAsiaTheme="minorHAnsi"/>
+          <w:lang w:val="en-GB"/>
+        </w:rPr>
+        <w:t>Steinegger</w:t>
+      </w:r>
+      <w:proofErr w:type="spellEnd"/>
+      <w:r>
+        <w:rPr>
+          <w:rFonts w:eastAsiaTheme="minorHAnsi"/>
+          <w:lang w:val="en-GB"/>
+        </w:rPr>
+        <w:t xml:space="preserve">, R.H., Schneider, M., and </w:t>
+      </w:r>
+      <w:proofErr w:type="spellStart"/>
+      <w:r>
+        <w:rPr>
+          <w:rFonts w:eastAsiaTheme="minorHAnsi"/>
+          <w:lang w:val="en-GB"/>
+        </w:rPr>
+        <w:t>Abeck</w:t>
+      </w:r>
+      <w:proofErr w:type="spellEnd"/>
+      <w:r>
+        <w:rPr>
+          <w:rFonts w:eastAsiaTheme="minorHAnsi"/>
+          <w:lang w:val="en-GB"/>
+        </w:rPr>
+        <w:t>, S. (2017) ‘Designing Microservice-Based Applications by Using a Domain-Driven Design Approach’.</w:t>
+      </w:r>
+    </w:p>
+    <w:p>
+      <w:pPr>
+        <w:pStyle w:val="Bibliography"/>
+        <w:rPr>
+          <w:rFonts w:eastAsiaTheme="minorHAnsi"/>
+          <w:lang w:val="en-GB"/>
+        </w:rPr>
+      </w:pPr>
+      <w:proofErr w:type="spellStart"/>
+      <w:r>
+        <w:rPr>
+          <w:rFonts w:eastAsiaTheme="minorHAnsi"/>
+          <w:lang w:val="en-GB"/>
+        </w:rPr>
+        <w:t>Hongyu</w:t>
+      </w:r>
+      <w:proofErr w:type="spellEnd"/>
+      <w:r>
+        <w:rPr>
+          <w:rFonts w:eastAsiaTheme="minorHAnsi"/>
+          <w:lang w:val="en-GB"/>
+        </w:rPr>
+        <w:t xml:space="preserve">, Y. and </w:t>
+      </w:r>
+      <w:proofErr w:type="spellStart"/>
+      <w:r>
+        <w:rPr>
+          <w:rFonts w:eastAsiaTheme="minorHAnsi"/>
+          <w:lang w:val="en-GB"/>
+        </w:rPr>
+        <w:t>Anming</w:t>
+      </w:r>
+      <w:proofErr w:type="spellEnd"/>
+      <w:r>
+        <w:rPr>
+          <w:rFonts w:eastAsiaTheme="minorHAnsi"/>
+          <w:lang w:val="en-GB"/>
+        </w:rPr>
+        <w:t xml:space="preserve">, W. (2023) ‘Migrating from Monolithic Applications to Cloud Native Applications’, in </w:t>
       </w:r>
       <w:r>
         <w:rPr>
@@ -14391,14 +14538,14 @@
           <w:iCs/>
           <w:lang w:val="en-GB"/>
         </w:rPr>
-        <w:t>Journal of Regulatory Economics</w:t>
-      </w:r>
-      <w:r>
-        <w:rPr>
-          <w:rFonts w:eastAsiaTheme="minorHAnsi"/>
-          <w:lang w:val="en-GB"/>
-        </w:rPr>
-        <w:t>, 68(1), 38–52, available: https://doi.org/10.1007/s11149-025-09489-6.</w:t>
+        <w:t>2023 8th International Conference on Computer and Communication Systems (ICCCS)</w:t>
+      </w:r>
+      <w:r>
+        <w:rPr>
+          <w:rFonts w:eastAsiaTheme="minorHAnsi"/>
+          <w:lang w:val="en-GB"/>
+        </w:rPr>
+        <w:t>, Presented at the 2023 8th International Conference on Computer and Communication Systems (ICCCS), Guangzhou, China: IEEE, 775–779, available: https://doi.org/10.1109/ICCCS57501.2023.10150977.</w:t>
       </w:r>
     </w:p>
     <w:p>
@@ -14415,7 +14562,7 @@
           <w:rFonts w:eastAsiaTheme="minorHAnsi"/>
           <w:lang w:val="en-GB"/>
         </w:rPr>
-        <w:t>Kalske</w:t>
+        <w:t>Ijsrset</w:t>
       </w:r>
       <w:proofErr w:type="spellEnd"/>
       <w:r>
@@ -14423,7 +14570,7 @@
           <w:rFonts w:eastAsiaTheme="minorHAnsi"/>
           <w:lang w:val="en-GB"/>
         </w:rPr>
-        <w:t xml:space="preserve">, M., </w:t>
+        <w:t xml:space="preserve"> and </w:t>
       </w:r>
       <w:proofErr w:type="spellStart"/>
       <w:r>
@@ -14431,7 +14578,7 @@
           <w:rFonts w:eastAsiaTheme="minorHAnsi"/>
           <w:lang w:val="en-GB"/>
         </w:rPr>
-        <w:t>Mäkitalo</w:t>
+        <w:t>Dr.</w:t>
       </w:r>
       <w:proofErr w:type="spellEnd"/>
       <w:r>
@@ -14439,7 +14586,7 @@
           <w:rFonts w:eastAsiaTheme="minorHAnsi"/>
           <w:lang w:val="en-GB"/>
         </w:rPr>
-        <w:t xml:space="preserve">, N., and </w:t>
+        <w:t xml:space="preserve"> </w:t>
       </w:r>
       <w:proofErr w:type="spellStart"/>
       <w:r>
@@ -14447,7 +14594,7 @@
           <w:rFonts w:eastAsiaTheme="minorHAnsi"/>
           <w:lang w:val="en-GB"/>
         </w:rPr>
-        <w:t>Mikkonen</w:t>
+        <w:t>Susheel</w:t>
       </w:r>
       <w:proofErr w:type="spellEnd"/>
       <w:r>
@@ -14455,39 +14602,7 @@
           <w:rFonts w:eastAsiaTheme="minorHAnsi"/>
           <w:lang w:val="en-GB"/>
         </w:rPr>
-        <w:t xml:space="preserve">, T. (2018) ‘Challenges When Moving from Monolith to Microservice Architecture’, in </w:t>
-      </w:r>
-      <w:proofErr w:type="spellStart"/>
-      <w:r>
-        <w:rPr>
-          <w:rFonts w:eastAsiaTheme="minorHAnsi"/>
-          <w:lang w:val="en-GB"/>
-        </w:rPr>
-        <w:t>Garrigós</w:t>
-      </w:r>
-      <w:proofErr w:type="spellEnd"/>
-      <w:r>
-        <w:rPr>
-          <w:rFonts w:eastAsiaTheme="minorHAnsi"/>
-          <w:lang w:val="en-GB"/>
-        </w:rPr>
-        <w:t xml:space="preserve">, I. and </w:t>
-      </w:r>
-      <w:proofErr w:type="spellStart"/>
-      <w:r>
-        <w:rPr>
-          <w:rFonts w:eastAsiaTheme="minorHAnsi"/>
-          <w:lang w:val="en-GB"/>
-        </w:rPr>
-        <w:t>Wimmer</w:t>
-      </w:r>
-      <w:proofErr w:type="spellEnd"/>
-      <w:r>
-        <w:rPr>
-          <w:rFonts w:eastAsiaTheme="minorHAnsi"/>
-          <w:lang w:val="en-GB"/>
-        </w:rPr>
-        <w:t xml:space="preserve">, M., eds, </w:t>
+        <w:t xml:space="preserve"> Kumar Tiwari (2024) ‘International Journal of Scientific Research in Science, Engineering and Technology’, </w:t>
       </w:r>
       <w:r>
         <w:rPr>
@@ -14496,14 +14611,14 @@
           <w:iCs/>
           <w:lang w:val="en-GB"/>
         </w:rPr>
-        <w:t>Current Trends in Web Engineering</w:t>
-      </w:r>
-      <w:r>
-        <w:rPr>
-          <w:rFonts w:eastAsiaTheme="minorHAnsi"/>
-          <w:lang w:val="en-GB"/>
-        </w:rPr>
-        <w:t>, Lecture Notes in Computer Science, Cham: Springer International Publishing, 32–47, available: https://doi.org/10.1007/978-3-319-74433-9_3.</w:t>
+        <w:t>International Journal of Scientific Research in Science Engineering and Technology</w:t>
+      </w:r>
+      <w:r>
+        <w:rPr>
+          <w:rFonts w:eastAsiaTheme="minorHAnsi"/>
+          <w:lang w:val="en-GB"/>
+        </w:rPr>
+        <w:t>, 1(1), 1, available: https://doi.org/10.32628/IJSRSET.</w:t>
       </w:r>
     </w:p>
     <w:p>
@@ -14520,7 +14635,7 @@
           <w:rFonts w:eastAsiaTheme="minorHAnsi"/>
           <w:lang w:val="en-GB"/>
         </w:rPr>
-        <w:t>Karimov</w:t>
+        <w:t>Ilieva</w:t>
       </w:r>
       <w:proofErr w:type="spellEnd"/>
       <w:r>
@@ -14528,7 +14643,7 @@
           <w:rFonts w:eastAsiaTheme="minorHAnsi"/>
           <w:lang w:val="en-GB"/>
         </w:rPr>
-        <w:t xml:space="preserve">, J., </w:t>
+        <w:t xml:space="preserve">, D., Kolev, D., and </w:t>
       </w:r>
       <w:proofErr w:type="spellStart"/>
       <w:r>
@@ -14536,7 +14651,7 @@
           <w:rFonts w:eastAsiaTheme="minorHAnsi"/>
           <w:lang w:val="en-GB"/>
         </w:rPr>
-        <w:t>Rabl</w:t>
+        <w:t>Gladchenko</w:t>
       </w:r>
       <w:proofErr w:type="spellEnd"/>
       <w:r>
@@ -14544,71 +14659,7 @@
           <w:rFonts w:eastAsiaTheme="minorHAnsi"/>
           <w:lang w:val="en-GB"/>
         </w:rPr>
-        <w:t xml:space="preserve">, T., </w:t>
-      </w:r>
-      <w:proofErr w:type="spellStart"/>
-      <w:r>
-        <w:rPr>
-          <w:rFonts w:eastAsiaTheme="minorHAnsi"/>
-          <w:lang w:val="en-GB"/>
-        </w:rPr>
-        <w:t>Katsifodimos</w:t>
-      </w:r>
-      <w:proofErr w:type="spellEnd"/>
-      <w:r>
-        <w:rPr>
-          <w:rFonts w:eastAsiaTheme="minorHAnsi"/>
-          <w:lang w:val="en-GB"/>
-        </w:rPr>
-        <w:t xml:space="preserve">, A., </w:t>
-      </w:r>
-      <w:proofErr w:type="spellStart"/>
-      <w:r>
-        <w:rPr>
-          <w:rFonts w:eastAsiaTheme="minorHAnsi"/>
-          <w:lang w:val="en-GB"/>
-        </w:rPr>
-        <w:t>Samarev</w:t>
-      </w:r>
-      <w:proofErr w:type="spellEnd"/>
-      <w:r>
-        <w:rPr>
-          <w:rFonts w:eastAsiaTheme="minorHAnsi"/>
-          <w:lang w:val="en-GB"/>
-        </w:rPr>
-        <w:t xml:space="preserve">, R., </w:t>
-      </w:r>
-      <w:proofErr w:type="spellStart"/>
-      <w:r>
-        <w:rPr>
-          <w:rFonts w:eastAsiaTheme="minorHAnsi"/>
-          <w:lang w:val="en-GB"/>
-        </w:rPr>
-        <w:t>Heiskanen</w:t>
-      </w:r>
-      <w:proofErr w:type="spellEnd"/>
-      <w:r>
-        <w:rPr>
-          <w:rFonts w:eastAsiaTheme="minorHAnsi"/>
-          <w:lang w:val="en-GB"/>
-        </w:rPr>
-        <w:t xml:space="preserve">, H., and </w:t>
-      </w:r>
-      <w:proofErr w:type="spellStart"/>
-      <w:r>
-        <w:rPr>
-          <w:rFonts w:eastAsiaTheme="minorHAnsi"/>
-          <w:lang w:val="en-GB"/>
-        </w:rPr>
-        <w:t>Markl</w:t>
-      </w:r>
-      <w:proofErr w:type="spellEnd"/>
-      <w:r>
-        <w:rPr>
-          <w:rFonts w:eastAsiaTheme="minorHAnsi"/>
-          <w:lang w:val="en-GB"/>
-        </w:rPr>
-        <w:t xml:space="preserve">, V. (2018) ‘Benchmarking Distributed Stream Data Processing Systems’, in </w:t>
+        <w:t xml:space="preserve">, V. (2024) ‘Investigation of the Impact of Artificial Intelligence and Automation in the Postal Services Sector Labour Market’, in </w:t>
       </w:r>
       <w:r>
         <w:rPr>
@@ -14617,14 +14668,46 @@
           <w:iCs/>
           <w:lang w:val="en-GB"/>
         </w:rPr>
-        <w:t>2018 IEEE 34th International Conference on Data Engineering (ICDE)</w:t>
-      </w:r>
-      <w:r>
-        <w:rPr>
-          <w:rFonts w:eastAsiaTheme="minorHAnsi"/>
-          <w:lang w:val="en-GB"/>
-        </w:rPr>
-        <w:t>, Presented at the 2018 IEEE 34th International Conference on Data Engineering (ICDE), Paris: IEEE, 1507–1518, available: https://doi.org/10.1109/ICDE.2018.00169.</w:t>
+        <w:t>2024 5th International Conference on Communications, Information, Electronic and Energy Systems (CIEES)</w:t>
+      </w:r>
+      <w:r>
+        <w:rPr>
+          <w:rFonts w:eastAsiaTheme="minorHAnsi"/>
+          <w:lang w:val="en-GB"/>
+        </w:rPr>
+        <w:t xml:space="preserve">, Presented at the 2024 5th International Conference on Communications, Information, Electronic and Energy Systems (CIEES), </w:t>
+      </w:r>
+      <w:proofErr w:type="spellStart"/>
+      <w:r>
+        <w:rPr>
+          <w:rFonts w:eastAsiaTheme="minorHAnsi"/>
+          <w:lang w:val="en-GB"/>
+        </w:rPr>
+        <w:t>Veliko</w:t>
+      </w:r>
+      <w:proofErr w:type="spellEnd"/>
+      <w:r>
+        <w:rPr>
+          <w:rFonts w:eastAsiaTheme="minorHAnsi"/>
+          <w:lang w:val="en-GB"/>
+        </w:rPr>
+        <w:t xml:space="preserve"> </w:t>
+      </w:r>
+      <w:proofErr w:type="spellStart"/>
+      <w:r>
+        <w:rPr>
+          <w:rFonts w:eastAsiaTheme="minorHAnsi"/>
+          <w:lang w:val="en-GB"/>
+        </w:rPr>
+        <w:t>Tarnovo</w:t>
+      </w:r>
+      <w:proofErr w:type="spellEnd"/>
+      <w:r>
+        <w:rPr>
+          <w:rFonts w:eastAsiaTheme="minorHAnsi"/>
+          <w:lang w:val="en-GB"/>
+        </w:rPr>
+        <w:t>, Bulgaria: IEEE, 1–7, available: https://doi.org/10.1109/CIEES62939.2024.10811359.</w:t>
       </w:r>
     </w:p>
     <w:p>
@@ -14640,7 +14723,7 @@
           <w:rFonts w:eastAsiaTheme="minorHAnsi"/>
           <w:lang w:val="en-GB"/>
         </w:rPr>
-        <w:t xml:space="preserve">Karthik Reddy </w:t>
+        <w:t xml:space="preserve">Ivanov, N. and </w:t>
       </w:r>
       <w:proofErr w:type="spellStart"/>
       <w:r>
@@ -14648,7 +14731,7 @@
           <w:rFonts w:eastAsiaTheme="minorHAnsi"/>
           <w:lang w:val="en-GB"/>
         </w:rPr>
-        <w:t>Thondalapally</w:t>
+        <w:t>Tasheva</w:t>
       </w:r>
       <w:proofErr w:type="spellEnd"/>
       <w:r>
@@ -14656,7 +14739,7 @@
           <w:rFonts w:eastAsiaTheme="minorHAnsi"/>
           <w:lang w:val="en-GB"/>
         </w:rPr>
-        <w:t xml:space="preserve"> (2025) ‘Event-Driven Architectures: The Foundation of Modern Distributed Systems’, </w:t>
+        <w:t xml:space="preserve">, A. (2021) ‘A Hot Decomposition Procedure: Operational Monolith System to Microservices’, in </w:t>
       </w:r>
       <w:r>
         <w:rPr>
@@ -14665,14 +14748,14 @@
           <w:iCs/>
           <w:lang w:val="en-GB"/>
         </w:rPr>
-        <w:t>International Journal on Science and Technology</w:t>
-      </w:r>
-      <w:r>
-        <w:rPr>
-          <w:rFonts w:eastAsiaTheme="minorHAnsi"/>
-          <w:lang w:val="en-GB"/>
-        </w:rPr>
-        <w:t>, 16(1), 2907, available: https://doi.org/10.71097/IJSAT.v16.i1.2907.</w:t>
+        <w:t>2021 International Conference Automatics and Informatics (ICAI)</w:t>
+      </w:r>
+      <w:r>
+        <w:rPr>
+          <w:rFonts w:eastAsiaTheme="minorHAnsi"/>
+          <w:lang w:val="en-GB"/>
+        </w:rPr>
+        <w:t>, Presented at the 2021 International Conference Automatics and Informatics (ICAI), Varna, Bulgaria: IEEE, 182–187, available: https://doi.org/10.1109/ICAI52893.2021.9639494.</w:t>
       </w:r>
     </w:p>
     <w:p>
@@ -14683,13 +14766,20 @@
           <w:lang w:val="en-GB"/>
         </w:rPr>
       </w:pPr>
+      <w:r>
+        <w:rPr>
+          <w:rFonts w:eastAsiaTheme="minorHAnsi"/>
+          <w:lang w:val="en-GB"/>
+        </w:rPr>
+        <w:t xml:space="preserve">Jovanović, B., </w:t>
+      </w:r>
       <w:proofErr w:type="spellStart"/>
       <w:r>
         <w:rPr>
           <w:rFonts w:eastAsiaTheme="minorHAnsi"/>
           <w:lang w:val="en-GB"/>
         </w:rPr>
-        <w:t>Kasaram</w:t>
+        <w:t>Šarac</w:t>
       </w:r>
       <w:proofErr w:type="spellEnd"/>
       <w:r>
@@ -14697,7 +14787,23 @@
           <w:rFonts w:eastAsiaTheme="minorHAnsi"/>
           <w:lang w:val="en-GB"/>
         </w:rPr>
-        <w:t xml:space="preserve">, C.R. (2023) ‘Harnessing Asynchronous Patterns with Event Driven Kafka and Microservices Architectures’, </w:t>
+        <w:t xml:space="preserve">, D., and </w:t>
+      </w:r>
+      <w:proofErr w:type="spellStart"/>
+      <w:r>
+        <w:rPr>
+          <w:rFonts w:eastAsiaTheme="minorHAnsi"/>
+          <w:lang w:val="en-GB"/>
+        </w:rPr>
+        <w:t>Čačić</w:t>
+      </w:r>
+      <w:proofErr w:type="spellEnd"/>
+      <w:r>
+        <w:rPr>
+          <w:rFonts w:eastAsiaTheme="minorHAnsi"/>
+          <w:lang w:val="en-GB"/>
+        </w:rPr>
+        <w:t xml:space="preserve">, N. (2025) ‘Delphi and fuzzy TOPSIS approach for redefining the scope of postal universal service obligation’, </w:t>
       </w:r>
       <w:r>
         <w:rPr>
@@ -14706,14 +14812,14 @@
           <w:iCs/>
           <w:lang w:val="en-GB"/>
         </w:rPr>
-        <w:t>Journal of Artificial Intelligence &amp; Cloud Computing</w:t>
-      </w:r>
-      <w:r>
-        <w:rPr>
-          <w:rFonts w:eastAsiaTheme="minorHAnsi"/>
-          <w:lang w:val="en-GB"/>
-        </w:rPr>
-        <w:t>, 2(4), 1, available: https://doi.org/10.47363/JAICC/2023(2)502.</w:t>
+        <w:t>Journal of Regulatory Economics</w:t>
+      </w:r>
+      <w:r>
+        <w:rPr>
+          <w:rFonts w:eastAsiaTheme="minorHAnsi"/>
+          <w:lang w:val="en-GB"/>
+        </w:rPr>
+        <w:t>, 68(1), 38–52, available: https://doi.org/10.1007/s11149-025-09489-6.</w:t>
       </w:r>
     </w:p>
     <w:p>
@@ -14730,7 +14836,7 @@
           <w:rFonts w:eastAsiaTheme="minorHAnsi"/>
           <w:lang w:val="en-GB"/>
         </w:rPr>
-        <w:t>Khajeh</w:t>
+        <w:t>Kalske</w:t>
       </w:r>
       <w:proofErr w:type="spellEnd"/>
       <w:r>
@@ -14738,7 +14844,71 @@
           <w:rFonts w:eastAsiaTheme="minorHAnsi"/>
           <w:lang w:val="en-GB"/>
         </w:rPr>
-        <w:t xml:space="preserve">-Hosseini, A., Greenwood, D., and Sommerville, I. (2010) ‘Cloud Migration: A Case Study of Migrating an Enterprise IT System to IaaS’, in </w:t>
+        <w:t xml:space="preserve">, M., </w:t>
+      </w:r>
+      <w:proofErr w:type="spellStart"/>
+      <w:r>
+        <w:rPr>
+          <w:rFonts w:eastAsiaTheme="minorHAnsi"/>
+          <w:lang w:val="en-GB"/>
+        </w:rPr>
+        <w:t>Mäkitalo</w:t>
+      </w:r>
+      <w:proofErr w:type="spellEnd"/>
+      <w:r>
+        <w:rPr>
+          <w:rFonts w:eastAsiaTheme="minorHAnsi"/>
+          <w:lang w:val="en-GB"/>
+        </w:rPr>
+        <w:t xml:space="preserve">, N., and </w:t>
+      </w:r>
+      <w:proofErr w:type="spellStart"/>
+      <w:r>
+        <w:rPr>
+          <w:rFonts w:eastAsiaTheme="minorHAnsi"/>
+          <w:lang w:val="en-GB"/>
+        </w:rPr>
+        <w:t>Mikkonen</w:t>
+      </w:r>
+      <w:proofErr w:type="spellEnd"/>
+      <w:r>
+        <w:rPr>
+          <w:rFonts w:eastAsiaTheme="minorHAnsi"/>
+          <w:lang w:val="en-GB"/>
+        </w:rPr>
+        <w:t xml:space="preserve">, T. (2018) ‘Challenges When Moving from Monolith to Microservice Architecture’, in </w:t>
+      </w:r>
+      <w:proofErr w:type="spellStart"/>
+      <w:r>
+        <w:rPr>
+          <w:rFonts w:eastAsiaTheme="minorHAnsi"/>
+          <w:lang w:val="en-GB"/>
+        </w:rPr>
+        <w:t>Garrigós</w:t>
+      </w:r>
+      <w:proofErr w:type="spellEnd"/>
+      <w:r>
+        <w:rPr>
+          <w:rFonts w:eastAsiaTheme="minorHAnsi"/>
+          <w:lang w:val="en-GB"/>
+        </w:rPr>
+        <w:t xml:space="preserve">, I. and </w:t>
+      </w:r>
+      <w:proofErr w:type="spellStart"/>
+      <w:r>
+        <w:rPr>
+          <w:rFonts w:eastAsiaTheme="minorHAnsi"/>
+          <w:lang w:val="en-GB"/>
+        </w:rPr>
+        <w:t>Wimmer</w:t>
+      </w:r>
+      <w:proofErr w:type="spellEnd"/>
+      <w:r>
+        <w:rPr>
+          <w:rFonts w:eastAsiaTheme="minorHAnsi"/>
+          <w:lang w:val="en-GB"/>
+        </w:rPr>
+        <w:t xml:space="preserve">, M., eds, </w:t>
       </w:r>
       <w:r>
         <w:rPr>
@@ -14747,22 +14917,14 @@
           <w:iCs/>
           <w:lang w:val="en-GB"/>
         </w:rPr>
-        <w:t>2010 IEEE 3rd International Conference on Cloud Computing</w:t>
-      </w:r>
-      <w:r>
-        <w:rPr>
-          <w:rFonts w:eastAsiaTheme="minorHAnsi"/>
-          <w:lang w:val="en-GB"/>
-        </w:rPr>
-        <w:t xml:space="preserve">, Presented at the 2010 IEEE International Conference </w:t>
-      </w:r>
-      <w:r>
-        <w:rPr>
-          <w:rFonts w:eastAsiaTheme="minorHAnsi"/>
-          <w:lang w:val="en-GB"/>
-        </w:rPr>
-        <w:lastRenderedPageBreak/>
-        <w:t>on Cloud Computing (CLOUD), Miami, FL, USA: IEEE, 450–457, available: https://doi.org/10.1109/CLOUD.2010.37.</w:t>
+        <w:t>Current Trends in Web Engineering</w:t>
+      </w:r>
+      <w:r>
+        <w:rPr>
+          <w:rFonts w:eastAsiaTheme="minorHAnsi"/>
+          <w:lang w:val="en-GB"/>
+        </w:rPr>
+        <w:t>, Lecture Notes in Computer Science, Cham: Springer International Publishing, 32–47, available: https://doi.org/10.1007/978-3-319-74433-9_3.</w:t>
       </w:r>
     </w:p>
     <w:p>
@@ -14779,7 +14941,7 @@
           <w:rFonts w:eastAsiaTheme="minorHAnsi"/>
           <w:lang w:val="en-GB"/>
         </w:rPr>
-        <w:t>Kiani</w:t>
+        <w:t>Karimov</w:t>
       </w:r>
       <w:proofErr w:type="spellEnd"/>
       <w:r>
@@ -14787,7 +14949,7 @@
           <w:rFonts w:eastAsiaTheme="minorHAnsi"/>
           <w:lang w:val="en-GB"/>
         </w:rPr>
-        <w:t xml:space="preserve">, A.A., Sarwar, A., Arshad, H., Bibi, A., Ahmad, F.B., and Ahmed, W. (2024) ‘Catalysing Monolithic to </w:t>
+        <w:t xml:space="preserve">, J., </w:t>
       </w:r>
       <w:proofErr w:type="spellStart"/>
       <w:r>
@@ -14795,7 +14957,7 @@
           <w:rFonts w:eastAsiaTheme="minorHAnsi"/>
           <w:lang w:val="en-GB"/>
         </w:rPr>
-        <w:t>Microsevices</w:t>
+        <w:t>Rabl</w:t>
       </w:r>
       <w:proofErr w:type="spellEnd"/>
       <w:r>
@@ -14803,7 +14965,71 @@
           <w:rFonts w:eastAsiaTheme="minorHAnsi"/>
           <w:lang w:val="en-GB"/>
         </w:rPr>
-        <w:t xml:space="preserve"> Migration: A Strategic Approach Using Refactoring and Pilot Projects’, in </w:t>
+        <w:t xml:space="preserve">, T., </w:t>
+      </w:r>
+      <w:proofErr w:type="spellStart"/>
+      <w:r>
+        <w:rPr>
+          <w:rFonts w:eastAsiaTheme="minorHAnsi"/>
+          <w:lang w:val="en-GB"/>
+        </w:rPr>
+        <w:t>Katsifodimos</w:t>
+      </w:r>
+      <w:proofErr w:type="spellEnd"/>
+      <w:r>
+        <w:rPr>
+          <w:rFonts w:eastAsiaTheme="minorHAnsi"/>
+          <w:lang w:val="en-GB"/>
+        </w:rPr>
+        <w:t xml:space="preserve">, A., </w:t>
+      </w:r>
+      <w:proofErr w:type="spellStart"/>
+      <w:r>
+        <w:rPr>
+          <w:rFonts w:eastAsiaTheme="minorHAnsi"/>
+          <w:lang w:val="en-GB"/>
+        </w:rPr>
+        <w:t>Samarev</w:t>
+      </w:r>
+      <w:proofErr w:type="spellEnd"/>
+      <w:r>
+        <w:rPr>
+          <w:rFonts w:eastAsiaTheme="minorHAnsi"/>
+          <w:lang w:val="en-GB"/>
+        </w:rPr>
+        <w:t xml:space="preserve">, R., </w:t>
+      </w:r>
+      <w:proofErr w:type="spellStart"/>
+      <w:r>
+        <w:rPr>
+          <w:rFonts w:eastAsiaTheme="minorHAnsi"/>
+          <w:lang w:val="en-GB"/>
+        </w:rPr>
+        <w:t>Heiskanen</w:t>
+      </w:r>
+      <w:proofErr w:type="spellEnd"/>
+      <w:r>
+        <w:rPr>
+          <w:rFonts w:eastAsiaTheme="minorHAnsi"/>
+          <w:lang w:val="en-GB"/>
+        </w:rPr>
+        <w:t xml:space="preserve">, H., and </w:t>
+      </w:r>
+      <w:proofErr w:type="spellStart"/>
+      <w:r>
+        <w:rPr>
+          <w:rFonts w:eastAsiaTheme="minorHAnsi"/>
+          <w:lang w:val="en-GB"/>
+        </w:rPr>
+        <w:t>Markl</w:t>
+      </w:r>
+      <w:proofErr w:type="spellEnd"/>
+      <w:r>
+        <w:rPr>
+          <w:rFonts w:eastAsiaTheme="minorHAnsi"/>
+          <w:lang w:val="en-GB"/>
+        </w:rPr>
+        <w:t xml:space="preserve">, V. (2018) ‘Benchmarking Distributed Stream Data Processing Systems’, in </w:t>
       </w:r>
       <w:r>
         <w:rPr>
@@ -14812,14 +15038,14 @@
           <w:iCs/>
           <w:lang w:val="en-GB"/>
         </w:rPr>
-        <w:t>2024 International Conference on Engineering &amp;amp; Computing Technologies (ICECT)</w:t>
-      </w:r>
-      <w:r>
-        <w:rPr>
-          <w:rFonts w:eastAsiaTheme="minorHAnsi"/>
-          <w:lang w:val="en-GB"/>
-        </w:rPr>
-        <w:t>, Presented at the 2024 International Conference on Engineering &amp;amp; Computing Technologies (ICECT), Islamabad, Pakistan: IEEE, 1–7, available: https://doi.org/10.1109/ICECT61618.2024.10581399.</w:t>
+        <w:t>2018 IEEE 34th International Conference on Data Engineering (ICDE)</w:t>
+      </w:r>
+      <w:r>
+        <w:rPr>
+          <w:rFonts w:eastAsiaTheme="minorHAnsi"/>
+          <w:lang w:val="en-GB"/>
+        </w:rPr>
+        <w:t>, Presented at the 2018 IEEE 34th International Conference on Data Engineering (ICDE), Paris: IEEE, 1507–1518, available: https://doi.org/10.1109/ICDE.2018.00169.</w:t>
       </w:r>
     </w:p>
     <w:p>
@@ -14830,13 +15056,20 @@
           <w:lang w:val="en-GB"/>
         </w:rPr>
       </w:pPr>
+      <w:r>
+        <w:rPr>
+          <w:rFonts w:eastAsiaTheme="minorHAnsi"/>
+          <w:lang w:val="en-GB"/>
+        </w:rPr>
+        <w:t xml:space="preserve">Karthik Reddy </w:t>
+      </w:r>
       <w:proofErr w:type="spellStart"/>
       <w:r>
         <w:rPr>
           <w:rFonts w:eastAsiaTheme="minorHAnsi"/>
           <w:lang w:val="en-GB"/>
         </w:rPr>
-        <w:t>Laigner</w:t>
+        <w:t>Thondalapally</w:t>
       </w:r>
       <w:proofErr w:type="spellEnd"/>
       <w:r>
@@ -14844,48 +15077,7 @@
           <w:rFonts w:eastAsiaTheme="minorHAnsi"/>
           <w:lang w:val="en-GB"/>
         </w:rPr>
-        <w:t xml:space="preserve">, R., Almeida, A.C., </w:t>
-      </w:r>
-      <w:proofErr w:type="spellStart"/>
-      <w:r>
-        <w:rPr>
-          <w:rFonts w:eastAsiaTheme="minorHAnsi"/>
-          <w:lang w:val="en-GB"/>
-        </w:rPr>
-        <w:t>Assunção</w:t>
-      </w:r>
-      <w:proofErr w:type="spellEnd"/>
-      <w:r>
-        <w:rPr>
-          <w:rFonts w:eastAsiaTheme="minorHAnsi"/>
-          <w:lang w:val="en-GB"/>
-        </w:rPr>
-        <w:t>, W.K.G., and Zhou, Y. (2024) ‘An Empirical Study on Challenges of Event Management in Microservice Architectures’, available: https://doi.org/10.48550/arXiv.2408.00440.</w:t>
-      </w:r>
-    </w:p>
-    <w:p>
-      <w:pPr>
-        <w:pStyle w:val="Bibliography"/>
-        <w:rPr>
-          <w:rFonts w:eastAsiaTheme="minorHAnsi"/>
-          <w:lang w:val="en-GB"/>
-        </w:rPr>
-      </w:pPr>
-      <w:proofErr w:type="spellStart"/>
-      <w:r>
-        <w:rPr>
-          <w:rFonts w:eastAsiaTheme="minorHAnsi"/>
-          <w:lang w:val="en-GB"/>
-        </w:rPr>
-        <w:t>Macías</w:t>
-      </w:r>
-      <w:proofErr w:type="spellEnd"/>
-      <w:r>
-        <w:rPr>
-          <w:rFonts w:eastAsiaTheme="minorHAnsi"/>
-          <w:lang w:val="en-GB"/>
-        </w:rPr>
-        <w:t xml:space="preserve">, A., Navarro, E., Cuesta, C.E., and Zdun, U. (2023) ‘Architecting Digital Twins Using a Domain-Driven Design-Based Approach*’, in </w:t>
+        <w:t xml:space="preserve"> (2025) ‘Event-Driven Architectures: The Foundation of Modern Distributed Systems’, </w:t>
       </w:r>
       <w:r>
         <w:rPr>
@@ -14894,14 +15086,14 @@
           <w:iCs/>
           <w:lang w:val="en-GB"/>
         </w:rPr>
-        <w:t>2023 IEEE 20th International Conference on Software Architecture (ICSA)</w:t>
-      </w:r>
-      <w:r>
-        <w:rPr>
-          <w:rFonts w:eastAsiaTheme="minorHAnsi"/>
-          <w:lang w:val="en-GB"/>
-        </w:rPr>
-        <w:t>, Presented at the 2023 IEEE 20th International Conference on Software Architecture (ICSA), L’Aquila, Italy: IEEE, 153–163, available: https://doi.org/10.1109/ICSA56044.2023.00022.</w:t>
+        <w:t>International Journal on Science and Technology</w:t>
+      </w:r>
+      <w:r>
+        <w:rPr>
+          <w:rFonts w:eastAsiaTheme="minorHAnsi"/>
+          <w:lang w:val="en-GB"/>
+        </w:rPr>
+        <w:t>, 16(1), 2907, available: https://doi.org/10.71097/IJSAT.v16.i1.2907.</w:t>
       </w:r>
     </w:p>
     <w:p>
@@ -14912,12 +15104,21 @@
           <w:lang w:val="en-GB"/>
         </w:rPr>
       </w:pPr>
-      <w:r>
-        <w:rPr>
-          <w:rFonts w:eastAsiaTheme="minorHAnsi"/>
-          <w:lang w:val="en-GB"/>
-        </w:rPr>
-        <w:t xml:space="preserve">McIlroy, M.D., Pinson, E.N., and Tague, B.A. (1978) ‘UNIX Time-Sharing System: Foreword’, </w:t>
+      <w:proofErr w:type="spellStart"/>
+      <w:r>
+        <w:rPr>
+          <w:rFonts w:eastAsiaTheme="minorHAnsi"/>
+          <w:lang w:val="en-GB"/>
+        </w:rPr>
+        <w:t>Kasaram</w:t>
+      </w:r>
+      <w:proofErr w:type="spellEnd"/>
+      <w:r>
+        <w:rPr>
+          <w:rFonts w:eastAsiaTheme="minorHAnsi"/>
+          <w:lang w:val="en-GB"/>
+        </w:rPr>
+        <w:t xml:space="preserve">, C.R. (2023) ‘Harnessing Asynchronous Patterns with Event Driven Kafka and Microservices Architectures’, </w:t>
       </w:r>
       <w:r>
         <w:rPr>
@@ -14926,14 +15127,14 @@
           <w:iCs/>
           <w:lang w:val="en-GB"/>
         </w:rPr>
-        <w:t>Bell System Technical Journal</w:t>
-      </w:r>
-      <w:r>
-        <w:rPr>
-          <w:rFonts w:eastAsiaTheme="minorHAnsi"/>
-          <w:lang w:val="en-GB"/>
-        </w:rPr>
-        <w:t>, 57(6), 1899–1904, available: https://doi.org/10.1002/j.1538-7305.1978.tb02135.x.</w:t>
+        <w:t>Journal of Artificial Intelligence &amp; Cloud Computing</w:t>
+      </w:r>
+      <w:r>
+        <w:rPr>
+          <w:rFonts w:eastAsiaTheme="minorHAnsi"/>
+          <w:lang w:val="en-GB"/>
+        </w:rPr>
+        <w:t>, 2(4), 1, available: https://doi.org/10.47363/JAICC/2023(2)502.</w:t>
       </w:r>
     </w:p>
     <w:p>
@@ -14944,20 +15145,14 @@
           <w:lang w:val="en-GB"/>
         </w:rPr>
       </w:pPr>
-      <w:r>
-        <w:rPr>
-          <w:rFonts w:eastAsiaTheme="minorHAnsi"/>
-          <w:lang w:val="en-GB"/>
-        </w:rPr>
-        <w:t xml:space="preserve">Mishra, R., Jaiswal, N., Prakash, R., and </w:t>
-      </w:r>
       <w:proofErr w:type="spellStart"/>
       <w:r>
         <w:rPr>
           <w:rFonts w:eastAsiaTheme="minorHAnsi"/>
           <w:lang w:val="en-GB"/>
         </w:rPr>
-        <w:t>Barwal</w:t>
+        <w:lastRenderedPageBreak/>
+        <w:t>Khajeh</w:t>
       </w:r>
       <w:proofErr w:type="spellEnd"/>
       <w:r>
@@ -14965,7 +15160,7 @@
           <w:rFonts w:eastAsiaTheme="minorHAnsi"/>
           <w:lang w:val="en-GB"/>
         </w:rPr>
-        <w:t xml:space="preserve">, P.N. (2022) ‘Transition from Monolithic to Microservices Architecture: Need and proposed pipeline’, in </w:t>
+        <w:t xml:space="preserve">-Hosseini, A., Greenwood, D., and Sommerville, I. (2010) ‘Cloud Migration: A Case Study of Migrating an Enterprise IT System to IaaS’, in </w:t>
       </w:r>
       <w:r>
         <w:rPr>
@@ -14974,14 +15169,14 @@
           <w:iCs/>
           <w:lang w:val="en-GB"/>
         </w:rPr>
-        <w:t>2022 International Conference on Futuristic Technologies (INCOFT)</w:t>
-      </w:r>
-      <w:r>
-        <w:rPr>
-          <w:rFonts w:eastAsiaTheme="minorHAnsi"/>
-          <w:lang w:val="en-GB"/>
-        </w:rPr>
-        <w:t>, Presented at the 2022 International Conference on Futuristic Technologies (INCOFT), Belgaum, India: IEEE, 1–6, available: https://doi.org/10.1109/INCOFT55651.2022.10094556.</w:t>
+        <w:t>2010 IEEE 3rd International Conference on Cloud Computing</w:t>
+      </w:r>
+      <w:r>
+        <w:rPr>
+          <w:rFonts w:eastAsiaTheme="minorHAnsi"/>
+          <w:lang w:val="en-GB"/>
+        </w:rPr>
+        <w:t>, Presented at the 2010 IEEE International Conference on Cloud Computing (CLOUD), Miami, FL, USA: IEEE, 450–457, available: https://doi.org/10.1109/CLOUD.2010.37.</w:t>
       </w:r>
     </w:p>
     <w:p>
@@ -14992,12 +15187,37 @@
           <w:lang w:val="en-GB"/>
         </w:rPr>
       </w:pPr>
-      <w:r>
-        <w:rPr>
-          <w:rFonts w:eastAsiaTheme="minorHAnsi"/>
-          <w:lang w:val="en-GB"/>
-        </w:rPr>
-        <w:t xml:space="preserve">Miyachi, C. (2021) ‘The Rise of Kubernetes’, in </w:t>
+      <w:proofErr w:type="spellStart"/>
+      <w:r>
+        <w:rPr>
+          <w:rFonts w:eastAsiaTheme="minorHAnsi"/>
+          <w:lang w:val="en-GB"/>
+        </w:rPr>
+        <w:t>Kiani</w:t>
+      </w:r>
+      <w:proofErr w:type="spellEnd"/>
+      <w:r>
+        <w:rPr>
+          <w:rFonts w:eastAsiaTheme="minorHAnsi"/>
+          <w:lang w:val="en-GB"/>
+        </w:rPr>
+        <w:t xml:space="preserve">, A.A., Sarwar, A., Arshad, H., Bibi, A., Ahmad, F.B., and Ahmed, W. (2024) ‘Catalysing Monolithic to </w:t>
+      </w:r>
+      <w:proofErr w:type="spellStart"/>
+      <w:r>
+        <w:rPr>
+          <w:rFonts w:eastAsiaTheme="minorHAnsi"/>
+          <w:lang w:val="en-GB"/>
+        </w:rPr>
+        <w:t>Microsevices</w:t>
+      </w:r>
+      <w:proofErr w:type="spellEnd"/>
+      <w:r>
+        <w:rPr>
+          <w:rFonts w:eastAsiaTheme="minorHAnsi"/>
+          <w:lang w:val="en-GB"/>
+        </w:rPr>
+        <w:t xml:space="preserve"> Migration: A Strategic Approach Using Refactoring and Pilot Projects’, in </w:t>
       </w:r>
       <w:r>
         <w:rPr>
@@ -15006,14 +15226,14 @@
           <w:iCs/>
           <w:lang w:val="en-GB"/>
         </w:rPr>
-        <w:t>2021 Cloud Continuum</w:t>
-      </w:r>
-      <w:r>
-        <w:rPr>
-          <w:rFonts w:eastAsiaTheme="minorHAnsi"/>
-          <w:lang w:val="en-GB"/>
-        </w:rPr>
-        <w:t>, Presented at the 2021 Cloud Continuum, Los Alamitos, CA, USA: IEEE, 1–5, available: https://doi.org/10.1109/CloudContinuum54760.2021.00002.</w:t>
+        <w:t>2024 International Conference on Engineering &amp;amp; Computing Technologies (ICECT)</w:t>
+      </w:r>
+      <w:r>
+        <w:rPr>
+          <w:rFonts w:eastAsiaTheme="minorHAnsi"/>
+          <w:lang w:val="en-GB"/>
+        </w:rPr>
+        <w:t>, Presented at the 2024 International Conference on Engineering &amp;amp; Computing Technologies (ICECT), Islamabad, Pakistan: IEEE, 1–7, available: https://doi.org/10.1109/ICECT61618.2024.10581399.</w:t>
       </w:r>
     </w:p>
     <w:p>
@@ -15030,7 +15250,7 @@
           <w:rFonts w:eastAsiaTheme="minorHAnsi"/>
           <w:lang w:val="en-GB"/>
         </w:rPr>
-        <w:t>Myllynen</w:t>
+        <w:t>Laigner</w:t>
       </w:r>
       <w:proofErr w:type="spellEnd"/>
       <w:r>
@@ -15038,7 +15258,48 @@
           <w:rFonts w:eastAsiaTheme="minorHAnsi"/>
           <w:lang w:val="en-GB"/>
         </w:rPr>
-        <w:t xml:space="preserve">, T., Kamau, E., Mustapha, S.D., Babatunde, G.O., and Alabi, A.A. (2023) ‘Developing a Conceptual Model for Cross-Domain Microservices Using Event-Driven and Domain-Driven Design’, </w:t>
+        <w:t xml:space="preserve">, R., Almeida, A.C., </w:t>
+      </w:r>
+      <w:proofErr w:type="spellStart"/>
+      <w:r>
+        <w:rPr>
+          <w:rFonts w:eastAsiaTheme="minorHAnsi"/>
+          <w:lang w:val="en-GB"/>
+        </w:rPr>
+        <w:t>Assunção</w:t>
+      </w:r>
+      <w:proofErr w:type="spellEnd"/>
+      <w:r>
+        <w:rPr>
+          <w:rFonts w:eastAsiaTheme="minorHAnsi"/>
+          <w:lang w:val="en-GB"/>
+        </w:rPr>
+        <w:t>, W.K.G., and Zhou, Y. (2024) ‘An Empirical Study on Challenges of Event Management in Microservice Architectures’, available: https://doi.org/10.48550/arXiv.2408.00440.</w:t>
+      </w:r>
+    </w:p>
+    <w:p>
+      <w:pPr>
+        <w:pStyle w:val="Bibliography"/>
+        <w:rPr>
+          <w:rFonts w:eastAsiaTheme="minorHAnsi"/>
+          <w:lang w:val="en-GB"/>
+        </w:rPr>
+      </w:pPr>
+      <w:proofErr w:type="spellStart"/>
+      <w:r>
+        <w:rPr>
+          <w:rFonts w:eastAsiaTheme="minorHAnsi"/>
+          <w:lang w:val="en-GB"/>
+        </w:rPr>
+        <w:t>Macías</w:t>
+      </w:r>
+      <w:proofErr w:type="spellEnd"/>
+      <w:r>
+        <w:rPr>
+          <w:rFonts w:eastAsiaTheme="minorHAnsi"/>
+          <w:lang w:val="en-GB"/>
+        </w:rPr>
+        <w:t xml:space="preserve">, A., Navarro, E., Cuesta, C.E., and Zdun, U. (2023) ‘Architecting Digital Twins Using a Domain-Driven Design-Based Approach*’, in </w:t>
       </w:r>
       <w:r>
         <w:rPr>
@@ -15047,14 +15308,14 @@
           <w:iCs/>
           <w:lang w:val="en-GB"/>
         </w:rPr>
-        <w:t>International Journal of Multidisciplinary Research and Growth Evaluation</w:t>
-      </w:r>
-      <w:r>
-        <w:rPr>
-          <w:rFonts w:eastAsiaTheme="minorHAnsi"/>
-          <w:lang w:val="en-GB"/>
-        </w:rPr>
-        <w:t>, 4(1), 635–638, available: https://doi.org/10.54660/.IJMRGE.2023.4.1.635-638.</w:t>
+        <w:t>2023 IEEE 20th International Conference on Software Architecture (ICSA)</w:t>
+      </w:r>
+      <w:r>
+        <w:rPr>
+          <w:rFonts w:eastAsiaTheme="minorHAnsi"/>
+          <w:lang w:val="en-GB"/>
+        </w:rPr>
+        <w:t>, Presented at the 2023 IEEE 20th International Conference on Software Architecture (ICSA), L’Aquila, Italy: IEEE, 153–163, available: https://doi.org/10.1109/ICSA56044.2023.00022.</w:t>
       </w:r>
     </w:p>
     <w:p>
@@ -15065,21 +15326,12 @@
           <w:lang w:val="en-GB"/>
         </w:rPr>
       </w:pPr>
-      <w:proofErr w:type="spellStart"/>
-      <w:r>
-        <w:rPr>
-          <w:rFonts w:eastAsiaTheme="minorHAnsi"/>
-          <w:lang w:val="en-GB"/>
-        </w:rPr>
-        <w:t>Otsetova</w:t>
-      </w:r>
-      <w:proofErr w:type="spellEnd"/>
-      <w:r>
-        <w:rPr>
-          <w:rFonts w:eastAsiaTheme="minorHAnsi"/>
-          <w:lang w:val="en-GB"/>
-        </w:rPr>
-        <w:t xml:space="preserve">, A. (2019) ‘Postal Sector Transformation in Digital Economy’, </w:t>
+      <w:r>
+        <w:rPr>
+          <w:rFonts w:eastAsiaTheme="minorHAnsi"/>
+          <w:lang w:val="en-GB"/>
+        </w:rPr>
+        <w:t xml:space="preserve">McIlroy, M.D., Pinson, E.N., and Tague, B.A. (1978) ‘UNIX Time-Sharing System: Foreword’, </w:t>
       </w:r>
       <w:r>
         <w:rPr>
@@ -15088,14 +15340,14 @@
           <w:iCs/>
           <w:lang w:val="en-GB"/>
         </w:rPr>
-        <w:t>International Journal</w:t>
-      </w:r>
-      <w:r>
-        <w:rPr>
-          <w:rFonts w:eastAsiaTheme="minorHAnsi"/>
-          <w:lang w:val="en-GB"/>
-        </w:rPr>
-        <w:t>, 8(2).</w:t>
+        <w:t>Bell System Technical Journal</w:t>
+      </w:r>
+      <w:r>
+        <w:rPr>
+          <w:rFonts w:eastAsiaTheme="minorHAnsi"/>
+          <w:lang w:val="en-GB"/>
+        </w:rPr>
+        <w:t>, 57(6), 1899–1904, available: https://doi.org/10.1002/j.1538-7305.1978.tb02135.x.</w:t>
       </w:r>
     </w:p>
     <w:p>
@@ -15106,13 +15358,20 @@
           <w:lang w:val="en-GB"/>
         </w:rPr>
       </w:pPr>
+      <w:r>
+        <w:rPr>
+          <w:rFonts w:eastAsiaTheme="minorHAnsi"/>
+          <w:lang w:val="en-GB"/>
+        </w:rPr>
+        <w:t xml:space="preserve">Mishra, R., Jaiswal, N., Prakash, R., and </w:t>
+      </w:r>
       <w:proofErr w:type="spellStart"/>
       <w:r>
         <w:rPr>
           <w:rFonts w:eastAsiaTheme="minorHAnsi"/>
           <w:lang w:val="en-GB"/>
         </w:rPr>
-        <w:t>Oumoussa</w:t>
+        <w:t>Barwal</w:t>
       </w:r>
       <w:proofErr w:type="spellEnd"/>
       <w:r>
@@ -15120,23 +15379,7 @@
           <w:rFonts w:eastAsiaTheme="minorHAnsi"/>
           <w:lang w:val="en-GB"/>
         </w:rPr>
-        <w:t xml:space="preserve">, I. and </w:t>
-      </w:r>
-      <w:proofErr w:type="spellStart"/>
-      <w:r>
-        <w:rPr>
-          <w:rFonts w:eastAsiaTheme="minorHAnsi"/>
-          <w:lang w:val="en-GB"/>
-        </w:rPr>
-        <w:t>Saidi</w:t>
-      </w:r>
-      <w:proofErr w:type="spellEnd"/>
-      <w:r>
-        <w:rPr>
-          <w:rFonts w:eastAsiaTheme="minorHAnsi"/>
-          <w:lang w:val="en-GB"/>
-        </w:rPr>
-        <w:t xml:space="preserve">, R. (2024) ‘Evolution of Microservices Identification in Monolith Decomposition: A Systematic Review’, </w:t>
+        <w:t xml:space="preserve">, P.N. (2022) ‘Transition from Monolithic to Microservices Architecture: Need and proposed pipeline’, in </w:t>
       </w:r>
       <w:r>
         <w:rPr>
@@ -15145,14 +15388,14 @@
           <w:iCs/>
           <w:lang w:val="en-GB"/>
         </w:rPr>
-        <w:t>IEEE Access</w:t>
-      </w:r>
-      <w:r>
-        <w:rPr>
-          <w:rFonts w:eastAsiaTheme="minorHAnsi"/>
-          <w:lang w:val="en-GB"/>
-        </w:rPr>
-        <w:t>, 12, 23389–23405, available: https://doi.org/10.1109/ACCESS.2024.3365079.</w:t>
+        <w:t>2022 International Conference on Futuristic Technologies (INCOFT)</w:t>
+      </w:r>
+      <w:r>
+        <w:rPr>
+          <w:rFonts w:eastAsiaTheme="minorHAnsi"/>
+          <w:lang w:val="en-GB"/>
+        </w:rPr>
+        <w:t>, Presented at the 2022 International Conference on Futuristic Technologies (INCOFT), Belgaum, India: IEEE, 1–6, available: https://doi.org/10.1109/INCOFT55651.2022.10094556.</w:t>
       </w:r>
     </w:p>
     <w:p>
@@ -15163,21 +15406,12 @@
           <w:lang w:val="en-GB"/>
         </w:rPr>
       </w:pPr>
-      <w:proofErr w:type="spellStart"/>
-      <w:r>
-        <w:rPr>
-          <w:rFonts w:eastAsiaTheme="minorHAnsi"/>
-          <w:lang w:val="en-GB"/>
-        </w:rPr>
-        <w:t>Pallempati</w:t>
-      </w:r>
-      <w:proofErr w:type="spellEnd"/>
-      <w:r>
-        <w:rPr>
-          <w:rFonts w:eastAsiaTheme="minorHAnsi"/>
-          <w:lang w:val="en-GB"/>
-        </w:rPr>
-        <w:t xml:space="preserve">, I., Lakshmi, D.V., and Das, M.S. (2024) ‘Handwritten Character Recognition and Vehicle Number Recognition using OCR Method’, in </w:t>
+      <w:r>
+        <w:rPr>
+          <w:rFonts w:eastAsiaTheme="minorHAnsi"/>
+          <w:lang w:val="en-GB"/>
+        </w:rPr>
+        <w:t xml:space="preserve">Miyachi, C. (2021) ‘The Rise of Kubernetes’, in </w:t>
       </w:r>
       <w:r>
         <w:rPr>
@@ -15186,14 +15420,14 @@
           <w:iCs/>
           <w:lang w:val="en-GB"/>
         </w:rPr>
-        <w:t>2024 Third International Conference on Trends in Electrical, Electronics, and Computer Engineering (TEECCON)</w:t>
-      </w:r>
-      <w:r>
-        <w:rPr>
-          <w:rFonts w:eastAsiaTheme="minorHAnsi"/>
-          <w:lang w:val="en-GB"/>
-        </w:rPr>
-        <w:t>, Presented at the 2024 Third International Conference on Trends in Electrical, Electronics, and Computer Engineering (TEECCON), Bangalore, India: IEEE, 41–45, available: https://doi.org/10.1109/TEECCON64024.2024.10939189.</w:t>
+        <w:t>2021 Cloud Continuum</w:t>
+      </w:r>
+      <w:r>
+        <w:rPr>
+          <w:rFonts w:eastAsiaTheme="minorHAnsi"/>
+          <w:lang w:val="en-GB"/>
+        </w:rPr>
+        <w:t>, Presented at the 2021 Cloud Continuum, Los Alamitos, CA, USA: IEEE, 1–5, available: https://doi.org/10.1109/CloudContinuum54760.2021.00002.</w:t>
       </w:r>
     </w:p>
     <w:p>
@@ -15204,20 +15438,13 @@
           <w:lang w:val="en-GB"/>
         </w:rPr>
       </w:pPr>
-      <w:r>
-        <w:rPr>
-          <w:rFonts w:eastAsiaTheme="minorHAnsi"/>
-          <w:lang w:val="en-GB"/>
-        </w:rPr>
-        <w:t xml:space="preserve">Pan, H., Chard, R., Zhou, S., </w:t>
-      </w:r>
       <w:proofErr w:type="spellStart"/>
       <w:r>
         <w:rPr>
           <w:rFonts w:eastAsiaTheme="minorHAnsi"/>
           <w:lang w:val="en-GB"/>
         </w:rPr>
-        <w:t>Kamatar</w:t>
+        <w:t>Myllynen</w:t>
       </w:r>
       <w:proofErr w:type="spellEnd"/>
       <w:r>
@@ -15225,55 +15452,7 @@
           <w:rFonts w:eastAsiaTheme="minorHAnsi"/>
           <w:lang w:val="en-GB"/>
         </w:rPr>
-        <w:t xml:space="preserve">, A., </w:t>
-      </w:r>
-      <w:proofErr w:type="spellStart"/>
-      <w:r>
-        <w:rPr>
-          <w:rFonts w:eastAsiaTheme="minorHAnsi"/>
-          <w:lang w:val="en-GB"/>
-        </w:rPr>
-        <w:t>Vescovi</w:t>
-      </w:r>
-      <w:proofErr w:type="spellEnd"/>
-      <w:r>
-        <w:rPr>
-          <w:rFonts w:eastAsiaTheme="minorHAnsi"/>
-          <w:lang w:val="en-GB"/>
-        </w:rPr>
-        <w:t xml:space="preserve">, R., </w:t>
-      </w:r>
-      <w:proofErr w:type="spellStart"/>
-      <w:r>
-        <w:rPr>
-          <w:rFonts w:eastAsiaTheme="minorHAnsi"/>
-          <w:lang w:val="en-GB"/>
-        </w:rPr>
-        <w:t>Hayot-Sasson</w:t>
-      </w:r>
-      <w:proofErr w:type="spellEnd"/>
-      <w:r>
-        <w:rPr>
-          <w:rFonts w:eastAsiaTheme="minorHAnsi"/>
-          <w:lang w:val="en-GB"/>
-        </w:rPr>
-        <w:t xml:space="preserve">, V., Bauer, A., </w:t>
-      </w:r>
-      <w:proofErr w:type="spellStart"/>
-      <w:r>
-        <w:rPr>
-          <w:rFonts w:eastAsiaTheme="minorHAnsi"/>
-          <w:lang w:val="en-GB"/>
-        </w:rPr>
-        <w:t>Gonthier</w:t>
-      </w:r>
-      <w:proofErr w:type="spellEnd"/>
-      <w:r>
-        <w:rPr>
-          <w:rFonts w:eastAsiaTheme="minorHAnsi"/>
-          <w:lang w:val="en-GB"/>
-        </w:rPr>
-        <w:t xml:space="preserve">, M., Chard, K., and Foster, I. (2024) ‘Octopus: Experiences with a Hybrid Event-Driven Architecture for Distributed Scientific Computing’, in </w:t>
+        <w:t xml:space="preserve">, T., Kamau, E., Mustapha, S.D., Babatunde, G.O., and Alabi, A.A. (2023) ‘Developing a Conceptual Model for Cross-Domain Microservices Using Event-Driven and Domain-Driven Design’, </w:t>
       </w:r>
       <w:r>
         <w:rPr>
@@ -15282,7 +15461,39 @@
           <w:iCs/>
           <w:lang w:val="en-GB"/>
         </w:rPr>
-        <w:t xml:space="preserve">SC24-W: Workshops of the International Conference for High Performance Computing, Networking, Storage and </w:t>
+        <w:t>International Journal of Multidisciplinary Research and Growth Evaluation</w:t>
+      </w:r>
+      <w:r>
+        <w:rPr>
+          <w:rFonts w:eastAsiaTheme="minorHAnsi"/>
+          <w:lang w:val="en-GB"/>
+        </w:rPr>
+        <w:t>, 4(1), 635–638, available: https://doi.org/10.54660/.IJMRGE.2023.4.1.635-638.</w:t>
+      </w:r>
+    </w:p>
+    <w:p>
+      <w:pPr>
+        <w:pStyle w:val="Bibliography"/>
+        <w:rPr>
+          <w:rFonts w:eastAsiaTheme="minorHAnsi"/>
+          <w:lang w:val="en-GB"/>
+        </w:rPr>
+      </w:pPr>
+      <w:proofErr w:type="spellStart"/>
+      <w:r>
+        <w:rPr>
+          <w:rFonts w:eastAsiaTheme="minorHAnsi"/>
+          <w:lang w:val="en-GB"/>
+        </w:rPr>
+        <w:t>Otsetova</w:t>
+      </w:r>
+      <w:proofErr w:type="spellEnd"/>
+      <w:r>
+        <w:rPr>
+          <w:rFonts w:eastAsiaTheme="minorHAnsi"/>
+          <w:lang w:val="en-GB"/>
+        </w:rPr>
+        <w:t xml:space="preserve">, A. (2019) ‘Postal Sector Transformation in Digital Economy’, </w:t>
       </w:r>
       <w:r>
         <w:rPr>
@@ -15291,15 +15502,14 @@
           <w:iCs/>
           <w:lang w:val="en-GB"/>
         </w:rPr>
-        <w:lastRenderedPageBreak/>
-        <w:t>Analysis</w:t>
-      </w:r>
-      <w:r>
-        <w:rPr>
-          <w:rFonts w:eastAsiaTheme="minorHAnsi"/>
-          <w:lang w:val="en-GB"/>
-        </w:rPr>
-        <w:t>, Presented at the SC24-W: Workshops of the International Conference for High Performance Computing, Networking, Storage and Analysis, Atlanta, GA, USA: IEEE, 496–507, available: https://doi.org/10.1109/SCW63240.2024.00071.</w:t>
+        <w:t>International Journal</w:t>
+      </w:r>
+      <w:r>
+        <w:rPr>
+          <w:rFonts w:eastAsiaTheme="minorHAnsi"/>
+          <w:lang w:val="en-GB"/>
+        </w:rPr>
+        <w:t>, 8(2).</w:t>
       </w:r>
     </w:p>
     <w:p>
@@ -15316,7 +15526,7 @@
           <w:rFonts w:eastAsiaTheme="minorHAnsi"/>
           <w:lang w:val="en-GB"/>
         </w:rPr>
-        <w:t>Platunina</w:t>
+        <w:t>Oumoussa</w:t>
       </w:r>
       <w:proofErr w:type="spellEnd"/>
       <w:r>
@@ -15324,7 +15534,7 @@
           <w:rFonts w:eastAsiaTheme="minorHAnsi"/>
           <w:lang w:val="en-GB"/>
         </w:rPr>
-        <w:t xml:space="preserve">, G.P., </w:t>
+        <w:t xml:space="preserve">, I. and </w:t>
       </w:r>
       <w:proofErr w:type="spellStart"/>
       <w:r>
@@ -15332,7 +15542,7 @@
           <w:rFonts w:eastAsiaTheme="minorHAnsi"/>
           <w:lang w:val="en-GB"/>
         </w:rPr>
-        <w:t>Salutina</w:t>
+        <w:t>Saidi</w:t>
       </w:r>
       <w:proofErr w:type="spellEnd"/>
       <w:r>
@@ -15340,23 +15550,7 @@
           <w:rFonts w:eastAsiaTheme="minorHAnsi"/>
           <w:lang w:val="en-GB"/>
         </w:rPr>
-        <w:t xml:space="preserve">, T.Y., </w:t>
-      </w:r>
-      <w:proofErr w:type="spellStart"/>
-      <w:r>
-        <w:rPr>
-          <w:rFonts w:eastAsiaTheme="minorHAnsi"/>
-          <w:lang w:val="en-GB"/>
-        </w:rPr>
-        <w:t>Gnezdova</w:t>
-      </w:r>
-      <w:proofErr w:type="spellEnd"/>
-      <w:r>
-        <w:rPr>
-          <w:rFonts w:eastAsiaTheme="minorHAnsi"/>
-          <w:lang w:val="en-GB"/>
-        </w:rPr>
-        <w:t xml:space="preserve">, Y.V., and Frank, I.A. (2025) ‘Technological controlling: digital transformation of management decisions’, in </w:t>
+        <w:t xml:space="preserve">, R. (2024) ‘Evolution of Microservices Identification in Monolith Decomposition: A Systematic Review’, </w:t>
       </w:r>
       <w:r>
         <w:rPr>
@@ -15365,14 +15559,14 @@
           <w:iCs/>
           <w:lang w:val="en-GB"/>
         </w:rPr>
-        <w:t>2025 International Conference on Engineering Management of Communication and Technology (EMCTECH)</w:t>
-      </w:r>
-      <w:r>
-        <w:rPr>
-          <w:rFonts w:eastAsiaTheme="minorHAnsi"/>
-          <w:lang w:val="en-GB"/>
-        </w:rPr>
-        <w:t>, Presented at the 2025 International Conference on Engineering Management of Communication and Technology (EMCTECH), Vienna, Austria: IEEE, 1–5, available: https://doi.org/10.1109/EMCTECH65814.2025.11220558.</w:t>
+        <w:t>IEEE Access</w:t>
+      </w:r>
+      <w:r>
+        <w:rPr>
+          <w:rFonts w:eastAsiaTheme="minorHAnsi"/>
+          <w:lang w:val="en-GB"/>
+        </w:rPr>
+        <w:t>, 12, 23389–23405, available: https://doi.org/10.1109/ACCESS.2024.3365079.</w:t>
       </w:r>
     </w:p>
     <w:p>
@@ -15389,7 +15583,7 @@
           <w:rFonts w:eastAsiaTheme="minorHAnsi"/>
           <w:lang w:val="en-GB"/>
         </w:rPr>
-        <w:t>Pourmajidi</w:t>
+        <w:t>Pallempati</w:t>
       </w:r>
       <w:proofErr w:type="spellEnd"/>
       <w:r>
@@ -15397,39 +15591,7 @@
           <w:rFonts w:eastAsiaTheme="minorHAnsi"/>
           <w:lang w:val="en-GB"/>
         </w:rPr>
-        <w:t xml:space="preserve">, W., Zhang, L., </w:t>
-      </w:r>
-      <w:proofErr w:type="spellStart"/>
-      <w:r>
-        <w:rPr>
-          <w:rFonts w:eastAsiaTheme="minorHAnsi"/>
-          <w:lang w:val="en-GB"/>
-        </w:rPr>
-        <w:t>Steinbacher</w:t>
-      </w:r>
-      <w:proofErr w:type="spellEnd"/>
-      <w:r>
-        <w:rPr>
-          <w:rFonts w:eastAsiaTheme="minorHAnsi"/>
-          <w:lang w:val="en-GB"/>
-        </w:rPr>
-        <w:t xml:space="preserve">, J., Erwin, T., and </w:t>
-      </w:r>
-      <w:proofErr w:type="spellStart"/>
-      <w:r>
-        <w:rPr>
-          <w:rFonts w:eastAsiaTheme="minorHAnsi"/>
-          <w:lang w:val="en-GB"/>
-        </w:rPr>
-        <w:t>Miranskyy</w:t>
-      </w:r>
-      <w:proofErr w:type="spellEnd"/>
-      <w:r>
-        <w:rPr>
-          <w:rFonts w:eastAsiaTheme="minorHAnsi"/>
-          <w:lang w:val="en-GB"/>
-        </w:rPr>
-        <w:t xml:space="preserve">, A. (2025) ‘A Reference Architecture for Governance of Cloud Native Applications’, </w:t>
+        <w:t xml:space="preserve">, I., Lakshmi, D.V., and Das, M.S. (2024) ‘Handwritten Character Recognition and Vehicle Number Recognition using OCR Method’, in </w:t>
       </w:r>
       <w:r>
         <w:rPr>
@@ -15438,14 +15600,14 @@
           <w:iCs/>
           <w:lang w:val="en-GB"/>
         </w:rPr>
-        <w:t>IEEE Transactions on Cloud Computing</w:t>
-      </w:r>
-      <w:r>
-        <w:rPr>
-          <w:rFonts w:eastAsiaTheme="minorHAnsi"/>
-          <w:lang w:val="en-GB"/>
-        </w:rPr>
-        <w:t>, 13(3), 935–952, available: https://doi.org/10.1109/TCC.2025.3578557.</w:t>
+        <w:t>2024 Third International Conference on Trends in Electrical, Electronics, and Computer Engineering (TEECCON)</w:t>
+      </w:r>
+      <w:r>
+        <w:rPr>
+          <w:rFonts w:eastAsiaTheme="minorHAnsi"/>
+          <w:lang w:val="en-GB"/>
+        </w:rPr>
+        <w:t>, Presented at the 2024 Third International Conference on Trends in Electrical, Electronics, and Computer Engineering (TEECCON), Bangalore, India: IEEE, 41–45, available: https://doi.org/10.1109/TEECCON64024.2024.10939189.</w:t>
       </w:r>
     </w:p>
     <w:p>
@@ -15456,13 +15618,21 @@
           <w:lang w:val="en-GB"/>
         </w:rPr>
       </w:pPr>
+      <w:r>
+        <w:rPr>
+          <w:rFonts w:eastAsiaTheme="minorHAnsi"/>
+          <w:lang w:val="en-GB"/>
+        </w:rPr>
+        <w:lastRenderedPageBreak/>
+        <w:t xml:space="preserve">Pan, H., Chard, R., Zhou, S., </w:t>
+      </w:r>
       <w:proofErr w:type="spellStart"/>
       <w:r>
         <w:rPr>
           <w:rFonts w:eastAsiaTheme="minorHAnsi"/>
           <w:lang w:val="en-GB"/>
         </w:rPr>
-        <w:t>Prakasha</w:t>
+        <w:t>Kamatar</w:t>
       </w:r>
       <w:proofErr w:type="spellEnd"/>
       <w:r>
@@ -15470,7 +15640,7 @@
           <w:rFonts w:eastAsiaTheme="minorHAnsi"/>
           <w:lang w:val="en-GB"/>
         </w:rPr>
-        <w:t xml:space="preserve">, A., R, A., H V, A., </w:t>
+        <w:t xml:space="preserve">, A., </w:t>
       </w:r>
       <w:proofErr w:type="spellStart"/>
       <w:r>
@@ -15478,7 +15648,7 @@
           <w:rFonts w:eastAsiaTheme="minorHAnsi"/>
           <w:lang w:val="en-GB"/>
         </w:rPr>
-        <w:t>Auradkar</w:t>
+        <w:t>Vescovi</w:t>
       </w:r>
       <w:proofErr w:type="spellEnd"/>
       <w:r>
@@ -15486,7 +15656,39 @@
           <w:rFonts w:eastAsiaTheme="minorHAnsi"/>
           <w:lang w:val="en-GB"/>
         </w:rPr>
-        <w:t xml:space="preserve">, P.K., and Rani, R. (2026) ‘Event Sourcing with Kafka Streams: A Comprehensive Benchmark Against CRUD for Financial Workloads’, in </w:t>
+        <w:t xml:space="preserve">, R., </w:t>
+      </w:r>
+      <w:proofErr w:type="spellStart"/>
+      <w:r>
+        <w:rPr>
+          <w:rFonts w:eastAsiaTheme="minorHAnsi"/>
+          <w:lang w:val="en-GB"/>
+        </w:rPr>
+        <w:t>Hayot-Sasson</w:t>
+      </w:r>
+      <w:proofErr w:type="spellEnd"/>
+      <w:r>
+        <w:rPr>
+          <w:rFonts w:eastAsiaTheme="minorHAnsi"/>
+          <w:lang w:val="en-GB"/>
+        </w:rPr>
+        <w:t xml:space="preserve">, V., Bauer, A., </w:t>
+      </w:r>
+      <w:proofErr w:type="spellStart"/>
+      <w:r>
+        <w:rPr>
+          <w:rFonts w:eastAsiaTheme="minorHAnsi"/>
+          <w:lang w:val="en-GB"/>
+        </w:rPr>
+        <w:t>Gonthier</w:t>
+      </w:r>
+      <w:proofErr w:type="spellEnd"/>
+      <w:r>
+        <w:rPr>
+          <w:rFonts w:eastAsiaTheme="minorHAnsi"/>
+          <w:lang w:val="en-GB"/>
+        </w:rPr>
+        <w:t xml:space="preserve">, M., Chard, K., and Foster, I. (2024) ‘Octopus: Experiences with a Hybrid Event-Driven Architecture for Distributed Scientific Computing’, in </w:t>
       </w:r>
       <w:r>
         <w:rPr>
@@ -15495,9 +15697,72 @@
           <w:iCs/>
           <w:lang w:val="en-GB"/>
         </w:rPr>
-        <w:t xml:space="preserve">2026 18th International Conference on </w:t>
-      </w:r>
+        <w:t>SC24-W: Workshops of the International Conference for High Performance Computing, Networking, Storage and Analysis</w:t>
+      </w:r>
+      <w:r>
+        <w:rPr>
+          <w:rFonts w:eastAsiaTheme="minorHAnsi"/>
+          <w:lang w:val="en-GB"/>
+        </w:rPr>
+        <w:t>, Presented at the SC24-W: Workshops of the International Conference for High Performance Computing, Networking, Storage and Analysis, Atlanta, GA, USA: IEEE, 496–507, available: https://doi.org/10.1109/SCW63240.2024.00071.</w:t>
+      </w:r>
+    </w:p>
+    <w:p>
+      <w:pPr>
+        <w:pStyle w:val="Bibliography"/>
+        <w:rPr>
+          <w:rFonts w:eastAsiaTheme="minorHAnsi"/>
+          <w:lang w:val="en-GB"/>
+        </w:rPr>
+      </w:pPr>
       <w:proofErr w:type="spellStart"/>
+      <w:r>
+        <w:rPr>
+          <w:rFonts w:eastAsiaTheme="minorHAnsi"/>
+          <w:lang w:val="en-GB"/>
+        </w:rPr>
+        <w:t>Platunina</w:t>
+      </w:r>
+      <w:proofErr w:type="spellEnd"/>
+      <w:r>
+        <w:rPr>
+          <w:rFonts w:eastAsiaTheme="minorHAnsi"/>
+          <w:lang w:val="en-GB"/>
+        </w:rPr>
+        <w:t xml:space="preserve">, G.P., </w:t>
+      </w:r>
+      <w:proofErr w:type="spellStart"/>
+      <w:r>
+        <w:rPr>
+          <w:rFonts w:eastAsiaTheme="minorHAnsi"/>
+          <w:lang w:val="en-GB"/>
+        </w:rPr>
+        <w:t>Salutina</w:t>
+      </w:r>
+      <w:proofErr w:type="spellEnd"/>
+      <w:r>
+        <w:rPr>
+          <w:rFonts w:eastAsiaTheme="minorHAnsi"/>
+          <w:lang w:val="en-GB"/>
+        </w:rPr>
+        <w:t xml:space="preserve">, T.Y., </w:t>
+      </w:r>
+      <w:proofErr w:type="spellStart"/>
+      <w:r>
+        <w:rPr>
+          <w:rFonts w:eastAsiaTheme="minorHAnsi"/>
+          <w:lang w:val="en-GB"/>
+        </w:rPr>
+        <w:t>Gnezdova</w:t>
+      </w:r>
+      <w:proofErr w:type="spellEnd"/>
+      <w:r>
+        <w:rPr>
+          <w:rFonts w:eastAsiaTheme="minorHAnsi"/>
+          <w:lang w:val="en-GB"/>
+        </w:rPr>
+        <w:t xml:space="preserve">, Y.V., and Frank, I.A. (2025) ‘Technological controlling: digital transformation of management decisions’, in </w:t>
+      </w:r>
       <w:r>
         <w:rPr>
           <w:rFonts w:eastAsiaTheme="minorHAnsi"/>
@@ -15505,9 +15770,72 @@
           <w:iCs/>
           <w:lang w:val="en-GB"/>
         </w:rPr>
-        <w:t>COMmunication</w:t>
+        <w:t>2025 International Conference on Engineering Management of Communication and Technology (EMCTECH)</w:t>
+      </w:r>
+      <w:r>
+        <w:rPr>
+          <w:rFonts w:eastAsiaTheme="minorHAnsi"/>
+          <w:lang w:val="en-GB"/>
+        </w:rPr>
+        <w:t>, Presented at the 2025 International Conference on Engineering Management of Communication and Technology (EMCTECH), Vienna, Austria: IEEE, 1–5, available: https://doi.org/10.1109/EMCTECH65814.2025.11220558.</w:t>
+      </w:r>
+    </w:p>
+    <w:p>
+      <w:pPr>
+        <w:pStyle w:val="Bibliography"/>
+        <w:rPr>
+          <w:rFonts w:eastAsiaTheme="minorHAnsi"/>
+          <w:lang w:val="en-GB"/>
+        </w:rPr>
+      </w:pPr>
+      <w:proofErr w:type="spellStart"/>
+      <w:r>
+        <w:rPr>
+          <w:rFonts w:eastAsiaTheme="minorHAnsi"/>
+          <w:lang w:val="en-GB"/>
+        </w:rPr>
+        <w:t>Pourmajidi</w:t>
       </w:r>
       <w:proofErr w:type="spellEnd"/>
+      <w:r>
+        <w:rPr>
+          <w:rFonts w:eastAsiaTheme="minorHAnsi"/>
+          <w:lang w:val="en-GB"/>
+        </w:rPr>
+        <w:t xml:space="preserve">, W., Zhang, L., </w:t>
+      </w:r>
+      <w:proofErr w:type="spellStart"/>
+      <w:r>
+        <w:rPr>
+          <w:rFonts w:eastAsiaTheme="minorHAnsi"/>
+          <w:lang w:val="en-GB"/>
+        </w:rPr>
+        <w:t>Steinbacher</w:t>
+      </w:r>
+      <w:proofErr w:type="spellEnd"/>
+      <w:r>
+        <w:rPr>
+          <w:rFonts w:eastAsiaTheme="minorHAnsi"/>
+          <w:lang w:val="en-GB"/>
+        </w:rPr>
+        <w:t xml:space="preserve">, J., Erwin, T., and </w:t>
+      </w:r>
+      <w:proofErr w:type="spellStart"/>
+      <w:r>
+        <w:rPr>
+          <w:rFonts w:eastAsiaTheme="minorHAnsi"/>
+          <w:lang w:val="en-GB"/>
+        </w:rPr>
+        <w:t>Miranskyy</w:t>
+      </w:r>
+      <w:proofErr w:type="spellEnd"/>
+      <w:r>
+        <w:rPr>
+          <w:rFonts w:eastAsiaTheme="minorHAnsi"/>
+          <w:lang w:val="en-GB"/>
+        </w:rPr>
+        <w:t xml:space="preserve">, A. (2025) ‘A Reference Architecture for Governance of Cloud Native Applications’, </w:t>
+      </w:r>
       <w:r>
         <w:rPr>
           <w:rFonts w:eastAsiaTheme="minorHAnsi"/>
@@ -15515,9 +15843,56 @@
           <w:iCs/>
           <w:lang w:val="en-GB"/>
         </w:rPr>
-        <w:t xml:space="preserve"> Systems and </w:t>
-      </w:r>
+        <w:t>IEEE Transactions on Cloud Computing</w:t>
+      </w:r>
+      <w:r>
+        <w:rPr>
+          <w:rFonts w:eastAsiaTheme="minorHAnsi"/>
+          <w:lang w:val="en-GB"/>
+        </w:rPr>
+        <w:t>, 13(3), 935–952, available: https://doi.org/10.1109/TCC.2025.3578557.</w:t>
+      </w:r>
+    </w:p>
+    <w:p>
+      <w:pPr>
+        <w:pStyle w:val="Bibliography"/>
+        <w:rPr>
+          <w:rFonts w:eastAsiaTheme="minorHAnsi"/>
+          <w:lang w:val="en-GB"/>
+        </w:rPr>
+      </w:pPr>
       <w:proofErr w:type="spellStart"/>
+      <w:r>
+        <w:rPr>
+          <w:rFonts w:eastAsiaTheme="minorHAnsi"/>
+          <w:lang w:val="en-GB"/>
+        </w:rPr>
+        <w:t>Prakasha</w:t>
+      </w:r>
+      <w:proofErr w:type="spellEnd"/>
+      <w:r>
+        <w:rPr>
+          <w:rFonts w:eastAsiaTheme="minorHAnsi"/>
+          <w:lang w:val="en-GB"/>
+        </w:rPr>
+        <w:t xml:space="preserve">, A., R, A., H V, A., </w:t>
+      </w:r>
+      <w:proofErr w:type="spellStart"/>
+      <w:r>
+        <w:rPr>
+          <w:rFonts w:eastAsiaTheme="minorHAnsi"/>
+          <w:lang w:val="en-GB"/>
+        </w:rPr>
+        <w:t>Auradkar</w:t>
+      </w:r>
+      <w:proofErr w:type="spellEnd"/>
+      <w:r>
+        <w:rPr>
+          <w:rFonts w:eastAsiaTheme="minorHAnsi"/>
+          <w:lang w:val="en-GB"/>
+        </w:rPr>
+        <w:t xml:space="preserve">, P.K., and Rani, R. (2026) ‘Event Sourcing with Kafka Streams: A Comprehensive Benchmark Against CRUD for Financial Workloads’, in </w:t>
+      </w:r>
       <w:r>
         <w:rPr>
           <w:rFonts w:eastAsiaTheme="minorHAnsi"/>
@@ -15525,9 +15900,9 @@
           <w:iCs/>
           <w:lang w:val="en-GB"/>
         </w:rPr>
-        <w:t>NETworks</w:t>
-      </w:r>
-      <w:proofErr w:type="spellEnd"/>
+        <w:t xml:space="preserve">2026 18th International Conference on </w:t>
+      </w:r>
+      <w:proofErr w:type="spellStart"/>
       <w:r>
         <w:rPr>
           <w:rFonts w:eastAsiaTheme="minorHAnsi"/>
@@ -15535,63 +15910,9 @@
           <w:iCs/>
           <w:lang w:val="en-GB"/>
         </w:rPr>
-        <w:t xml:space="preserve"> (COMSNETS)</w:t>
-      </w:r>
-      <w:r>
-        <w:rPr>
-          <w:rFonts w:eastAsiaTheme="minorHAnsi"/>
-          <w:lang w:val="en-GB"/>
-        </w:rPr>
-        <w:t xml:space="preserve">, Presented at the 2026 18th International Conference on </w:t>
-      </w:r>
-      <w:proofErr w:type="spellStart"/>
-      <w:r>
-        <w:rPr>
-          <w:rFonts w:eastAsiaTheme="minorHAnsi"/>
-          <w:lang w:val="en-GB"/>
-        </w:rPr>
         <w:t>COMmunication</w:t>
       </w:r>
       <w:proofErr w:type="spellEnd"/>
-      <w:r>
-        <w:rPr>
-          <w:rFonts w:eastAsiaTheme="minorHAnsi"/>
-          <w:lang w:val="en-GB"/>
-        </w:rPr>
-        <w:t xml:space="preserve"> Systems and </w:t>
-      </w:r>
-      <w:proofErr w:type="spellStart"/>
-      <w:r>
-        <w:rPr>
-          <w:rFonts w:eastAsiaTheme="minorHAnsi"/>
-          <w:lang w:val="en-GB"/>
-        </w:rPr>
-        <w:t>NETworks</w:t>
-      </w:r>
-      <w:proofErr w:type="spellEnd"/>
-      <w:r>
-        <w:rPr>
-          <w:rFonts w:eastAsiaTheme="minorHAnsi"/>
-          <w:lang w:val="en-GB"/>
-        </w:rPr>
-        <w:t xml:space="preserve"> (COMSNETS), Bengaluru, India: IEEE, 1190–1194, available: https://doi.org/10.1109/COMSNETS67989.2026.11418216.</w:t>
-      </w:r>
-    </w:p>
-    <w:p>
-      <w:pPr>
-        <w:pStyle w:val="Bibliography"/>
-        <w:rPr>
-          <w:rFonts w:eastAsiaTheme="minorHAnsi"/>
-          <w:lang w:val="en-GB"/>
-        </w:rPr>
-      </w:pPr>
-      <w:r>
-        <w:rPr>
-          <w:rFonts w:eastAsiaTheme="minorHAnsi"/>
-          <w:lang w:val="en-GB"/>
-        </w:rPr>
-        <w:t xml:space="preserve">Qi, J., Li, S., Wang, H., Yuan, S., Li, P., Qian, H., Liu, Z., and He, X. (2023) ‘Critical System Design Based on High Availability Cluster Technology’, in </w:t>
-      </w:r>
       <w:r>
         <w:rPr>
           <w:rFonts w:eastAsiaTheme="minorHAnsi"/>
@@ -15599,56 +15920,9 @@
           <w:iCs/>
           <w:lang w:val="en-GB"/>
         </w:rPr>
-        <w:t>2023 4th International Conference on Big Data &amp; Artificial Intelligence &amp; Software Engineering (ICBASE)</w:t>
-      </w:r>
-      <w:r>
-        <w:rPr>
-          <w:rFonts w:eastAsiaTheme="minorHAnsi"/>
-          <w:lang w:val="en-GB"/>
-        </w:rPr>
-        <w:t>, Presented at the 2023 4th International Conference on Big Data &amp; Artificial Intelligence &amp; Software Engineering (ICBASE), Nanjing, China: IEEE, 439–443, available: https://doi.org/10.1109/ICBASE59196.2023.10303051.</w:t>
-      </w:r>
-    </w:p>
-    <w:p>
-      <w:pPr>
-        <w:pStyle w:val="Bibliography"/>
-        <w:rPr>
-          <w:rFonts w:eastAsiaTheme="minorHAnsi"/>
-          <w:lang w:val="en-GB"/>
-        </w:rPr>
-      </w:pPr>
+        <w:t xml:space="preserve"> Systems and </w:t>
+      </w:r>
       <w:proofErr w:type="spellStart"/>
-      <w:r>
-        <w:rPr>
-          <w:rFonts w:eastAsiaTheme="minorHAnsi"/>
-          <w:lang w:val="en-GB"/>
-        </w:rPr>
-        <w:t>Samambet</w:t>
-      </w:r>
-      <w:proofErr w:type="spellEnd"/>
-      <w:r>
-        <w:rPr>
-          <w:rFonts w:eastAsiaTheme="minorHAnsi"/>
-          <w:lang w:val="en-GB"/>
-        </w:rPr>
-        <w:t xml:space="preserve">, M. and </w:t>
-      </w:r>
-      <w:proofErr w:type="spellStart"/>
-      <w:r>
-        <w:rPr>
-          <w:rFonts w:eastAsiaTheme="minorHAnsi"/>
-          <w:lang w:val="en-GB"/>
-        </w:rPr>
-        <w:t>Khouangvichit</w:t>
-      </w:r>
-      <w:proofErr w:type="spellEnd"/>
-      <w:r>
-        <w:rPr>
-          <w:rFonts w:eastAsiaTheme="minorHAnsi"/>
-          <w:lang w:val="en-GB"/>
-        </w:rPr>
-        <w:t xml:space="preserve">, C. (2025) ‘OUTSMARTING THE HURDLES TO DIGITALIZING THE POSTAL SECTOR: THE CASE OF DEUTSCHE POST, POSTE ITALIANE, AND ROYAL MAIL’, </w:t>
-      </w:r>
       <w:r>
         <w:rPr>
           <w:rFonts w:eastAsiaTheme="minorHAnsi"/>
@@ -15656,47 +15930,9 @@
           <w:iCs/>
           <w:lang w:val="en-GB"/>
         </w:rPr>
-        <w:t>International Journal of Professional Business Review</w:t>
-      </w:r>
-      <w:r>
-        <w:rPr>
-          <w:rFonts w:eastAsiaTheme="minorHAnsi"/>
-          <w:lang w:val="en-GB"/>
-        </w:rPr>
-        <w:t>, 10(3), e05355, available: https://doi.org/10.26668/businessreview/2025.v10i3.5355.</w:t>
-      </w:r>
-    </w:p>
-    <w:p>
-      <w:pPr>
-        <w:pStyle w:val="Bibliography"/>
-        <w:rPr>
-          <w:rFonts w:eastAsiaTheme="minorHAnsi"/>
-          <w:lang w:val="en-GB"/>
-        </w:rPr>
-      </w:pPr>
-      <w:r>
-        <w:rPr>
-          <w:rFonts w:eastAsiaTheme="minorHAnsi"/>
-          <w:lang w:val="en-GB"/>
-        </w:rPr>
-        <w:t xml:space="preserve">Saxena, A., Singh, S., Prakash, S., Yang, T., and Rathore, R.S. (2024) ‘DevOps Automation Pipeline Deployment with </w:t>
-      </w:r>
-      <w:proofErr w:type="spellStart"/>
-      <w:r>
-        <w:rPr>
-          <w:rFonts w:eastAsiaTheme="minorHAnsi"/>
-          <w:lang w:val="en-GB"/>
-        </w:rPr>
-        <w:t>IaC</w:t>
+        <w:t>NETworks</w:t>
       </w:r>
       <w:proofErr w:type="spellEnd"/>
-      <w:r>
-        <w:rPr>
-          <w:rFonts w:eastAsiaTheme="minorHAnsi"/>
-          <w:lang w:val="en-GB"/>
-        </w:rPr>
-        <w:t xml:space="preserve"> (Infrastructure as Code)’, in </w:t>
-      </w:r>
       <w:r>
         <w:rPr>
           <w:rFonts w:eastAsiaTheme="minorHAnsi"/>
@@ -15704,9 +15940,63 @@
           <w:iCs/>
           <w:lang w:val="en-GB"/>
         </w:rPr>
-        <w:t xml:space="preserve">2024 IEEE </w:t>
+        <w:t xml:space="preserve"> (COMSNETS)</w:t>
+      </w:r>
+      <w:r>
+        <w:rPr>
+          <w:rFonts w:eastAsiaTheme="minorHAnsi"/>
+          <w:lang w:val="en-GB"/>
+        </w:rPr>
+        <w:t xml:space="preserve">, Presented at the 2026 18th International Conference on </w:t>
       </w:r>
       <w:proofErr w:type="spellStart"/>
+      <w:r>
+        <w:rPr>
+          <w:rFonts w:eastAsiaTheme="minorHAnsi"/>
+          <w:lang w:val="en-GB"/>
+        </w:rPr>
+        <w:t>COMmunication</w:t>
+      </w:r>
+      <w:proofErr w:type="spellEnd"/>
+      <w:r>
+        <w:rPr>
+          <w:rFonts w:eastAsiaTheme="minorHAnsi"/>
+          <w:lang w:val="en-GB"/>
+        </w:rPr>
+        <w:t xml:space="preserve"> Systems and </w:t>
+      </w:r>
+      <w:proofErr w:type="spellStart"/>
+      <w:r>
+        <w:rPr>
+          <w:rFonts w:eastAsiaTheme="minorHAnsi"/>
+          <w:lang w:val="en-GB"/>
+        </w:rPr>
+        <w:t>NETworks</w:t>
+      </w:r>
+      <w:proofErr w:type="spellEnd"/>
+      <w:r>
+        <w:rPr>
+          <w:rFonts w:eastAsiaTheme="minorHAnsi"/>
+          <w:lang w:val="en-GB"/>
+        </w:rPr>
+        <w:t xml:space="preserve"> (COMSNETS), Bengaluru, India: IEEE, 1190–1194, available: https://doi.org/10.1109/COMSNETS67989.2026.11418216.</w:t>
+      </w:r>
+    </w:p>
+    <w:p>
+      <w:pPr>
+        <w:pStyle w:val="Bibliography"/>
+        <w:rPr>
+          <w:rFonts w:eastAsiaTheme="minorHAnsi"/>
+          <w:lang w:val="en-GB"/>
+        </w:rPr>
+      </w:pPr>
+      <w:r>
+        <w:rPr>
+          <w:rFonts w:eastAsiaTheme="minorHAnsi"/>
+          <w:lang w:val="en-GB"/>
+        </w:rPr>
+        <w:t xml:space="preserve">Qi, J., Li, S., Wang, H., Yuan, S., Li, P., Qian, H., Liu, Z., and He, X. (2023) ‘Critical System Design Based on High Availability Cluster Technology’, in </w:t>
+      </w:r>
       <w:r>
         <w:rPr>
           <w:rFonts w:eastAsiaTheme="minorHAnsi"/>
@@ -15714,9 +16004,56 @@
           <w:iCs/>
           <w:lang w:val="en-GB"/>
         </w:rPr>
-        <w:t>Silchar</w:t>
+        <w:t>2023 4th International Conference on Big Data &amp; Artificial Intelligence &amp; Software Engineering (ICBASE)</w:t>
+      </w:r>
+      <w:r>
+        <w:rPr>
+          <w:rFonts w:eastAsiaTheme="minorHAnsi"/>
+          <w:lang w:val="en-GB"/>
+        </w:rPr>
+        <w:t>, Presented at the 2023 4th International Conference on Big Data &amp; Artificial Intelligence &amp; Software Engineering (ICBASE), Nanjing, China: IEEE, 439–443, available: https://doi.org/10.1109/ICBASE59196.2023.10303051.</w:t>
+      </w:r>
+    </w:p>
+    <w:p>
+      <w:pPr>
+        <w:pStyle w:val="Bibliography"/>
+        <w:rPr>
+          <w:rFonts w:eastAsiaTheme="minorHAnsi"/>
+          <w:lang w:val="en-GB"/>
+        </w:rPr>
+      </w:pPr>
+      <w:proofErr w:type="spellStart"/>
+      <w:r>
+        <w:rPr>
+          <w:rFonts w:eastAsiaTheme="minorHAnsi"/>
+          <w:lang w:val="en-GB"/>
+        </w:rPr>
+        <w:t>Samambet</w:t>
       </w:r>
       <w:proofErr w:type="spellEnd"/>
+      <w:r>
+        <w:rPr>
+          <w:rFonts w:eastAsiaTheme="minorHAnsi"/>
+          <w:lang w:val="en-GB"/>
+        </w:rPr>
+        <w:t xml:space="preserve">, M. and </w:t>
+      </w:r>
+      <w:proofErr w:type="spellStart"/>
+      <w:r>
+        <w:rPr>
+          <w:rFonts w:eastAsiaTheme="minorHAnsi"/>
+          <w:lang w:val="en-GB"/>
+        </w:rPr>
+        <w:t>Khouangvichit</w:t>
+      </w:r>
+      <w:proofErr w:type="spellEnd"/>
+      <w:r>
+        <w:rPr>
+          <w:rFonts w:eastAsiaTheme="minorHAnsi"/>
+          <w:lang w:val="en-GB"/>
+        </w:rPr>
+        <w:t xml:space="preserve">, C. (2025) ‘OUTSMARTING THE HURDLES TO DIGITALIZING THE POSTAL SECTOR: THE CASE OF DEUTSCHE POST, POSTE ITALIANE, AND ROYAL MAIL’, </w:t>
+      </w:r>
       <w:r>
         <w:rPr>
           <w:rFonts w:eastAsiaTheme="minorHAnsi"/>
@@ -15724,14 +16061,30 @@
           <w:iCs/>
           <w:lang w:val="en-GB"/>
         </w:rPr>
-        <w:t xml:space="preserve"> Subsection Conference (SILCON 2024)</w:t>
-      </w:r>
-      <w:r>
-        <w:rPr>
-          <w:rFonts w:eastAsiaTheme="minorHAnsi"/>
-          <w:lang w:val="en-GB"/>
-        </w:rPr>
-        <w:t xml:space="preserve">, Presented at the 2024 IEEE </w:t>
+        <w:t>International Journal of Professional Business Review</w:t>
+      </w:r>
+      <w:r>
+        <w:rPr>
+          <w:rFonts w:eastAsiaTheme="minorHAnsi"/>
+          <w:lang w:val="en-GB"/>
+        </w:rPr>
+        <w:t>, 10(3), e05355, available: https://doi.org/10.26668/businessreview/2025.v10i3.5355.</w:t>
+      </w:r>
+    </w:p>
+    <w:p>
+      <w:pPr>
+        <w:pStyle w:val="Bibliography"/>
+        <w:rPr>
+          <w:rFonts w:eastAsiaTheme="minorHAnsi"/>
+          <w:lang w:val="en-GB"/>
+        </w:rPr>
+      </w:pPr>
+      <w:r>
+        <w:rPr>
+          <w:rFonts w:eastAsiaTheme="minorHAnsi"/>
+          <w:lang w:val="en-GB"/>
+        </w:rPr>
+        <w:t xml:space="preserve">Saxena, A., Singh, S., Prakash, S., Yang, T., and Rathore, R.S. (2024) ‘DevOps Automation Pipeline Deployment with </w:t>
       </w:r>
       <w:proofErr w:type="spellStart"/>
       <w:r>
@@ -15739,7 +16092,7 @@
           <w:rFonts w:eastAsiaTheme="minorHAnsi"/>
           <w:lang w:val="en-GB"/>
         </w:rPr>
-        <w:t>Silchar</w:t>
+        <w:t>IaC</w:t>
       </w:r>
       <w:proofErr w:type="spellEnd"/>
       <w:r>
@@ -15747,80 +16100,7 @@
           <w:rFonts w:eastAsiaTheme="minorHAnsi"/>
           <w:lang w:val="en-GB"/>
         </w:rPr>
-        <w:t xml:space="preserve"> Subsection Conference (SILCON), Agartala, India: IEEE, 1–6, available: https://doi.org/10.1109/SILCON63976.2024.10910699.</w:t>
-      </w:r>
-    </w:p>
-    <w:p>
-      <w:pPr>
-        <w:pStyle w:val="Bibliography"/>
-        <w:rPr>
-          <w:rFonts w:eastAsiaTheme="minorHAnsi"/>
-          <w:lang w:val="en-GB"/>
-        </w:rPr>
-      </w:pPr>
-      <w:proofErr w:type="spellStart"/>
-      <w:r>
-        <w:rPr>
-          <w:rFonts w:eastAsiaTheme="minorHAnsi"/>
-          <w:lang w:val="en-GB"/>
-        </w:rPr>
-        <w:t>Sharavova</w:t>
-      </w:r>
-      <w:proofErr w:type="spellEnd"/>
-      <w:r>
-        <w:rPr>
-          <w:rFonts w:eastAsiaTheme="minorHAnsi"/>
-          <w:lang w:val="en-GB"/>
-        </w:rPr>
-        <w:t xml:space="preserve">, O.I., </w:t>
-      </w:r>
-      <w:proofErr w:type="spellStart"/>
-      <w:r>
-        <w:rPr>
-          <w:rFonts w:eastAsiaTheme="minorHAnsi"/>
-          <w:lang w:val="en-GB"/>
-        </w:rPr>
-        <w:t>Sharavova</w:t>
-      </w:r>
-      <w:proofErr w:type="spellEnd"/>
-      <w:r>
-        <w:rPr>
-          <w:rFonts w:eastAsiaTheme="minorHAnsi"/>
-          <w:lang w:val="en-GB"/>
-        </w:rPr>
-        <w:t xml:space="preserve">, M.M., </w:t>
-      </w:r>
-      <w:proofErr w:type="spellStart"/>
-      <w:r>
-        <w:rPr>
-          <w:rFonts w:eastAsiaTheme="minorHAnsi"/>
-          <w:lang w:val="en-GB"/>
-        </w:rPr>
-        <w:t>Kuzovkova</w:t>
-      </w:r>
-      <w:proofErr w:type="spellEnd"/>
-      <w:r>
-        <w:rPr>
-          <w:rFonts w:eastAsiaTheme="minorHAnsi"/>
-          <w:lang w:val="en-GB"/>
-        </w:rPr>
-        <w:t xml:space="preserve">, T.A., and </w:t>
-      </w:r>
-      <w:proofErr w:type="spellStart"/>
-      <w:r>
-        <w:rPr>
-          <w:rFonts w:eastAsiaTheme="minorHAnsi"/>
-          <w:lang w:val="en-GB"/>
-        </w:rPr>
-        <w:t>Zholtikova</w:t>
-      </w:r>
-      <w:proofErr w:type="spellEnd"/>
-      <w:r>
-        <w:rPr>
-          <w:rFonts w:eastAsiaTheme="minorHAnsi"/>
-          <w:lang w:val="en-GB"/>
-        </w:rPr>
-        <w:t xml:space="preserve">, P.A. (2025) ‘Digital Transformation and the Evolution of its Socio-Economic Consequences’, in </w:t>
+        <w:t xml:space="preserve"> (Infrastructure as Code)’, in </w:t>
       </w:r>
       <w:r>
         <w:rPr>
@@ -15829,31 +16109,9 @@
           <w:iCs/>
           <w:lang w:val="en-GB"/>
         </w:rPr>
-        <w:t>2025 International Conference on Engineering Management of Communication and Technology (EMCTECH)</w:t>
-      </w:r>
-      <w:r>
-        <w:rPr>
-          <w:rFonts w:eastAsiaTheme="minorHAnsi"/>
-          <w:lang w:val="en-GB"/>
-        </w:rPr>
-        <w:t>, Presented at the 2025 International Conference on Engineering Management of Communication and Technology (EMCTECH), Vienna, Austria: IEEE, 1–6, available: https://doi.org/10.1109/EMCTECH65814.2025.11220588.</w:t>
-      </w:r>
-    </w:p>
-    <w:p>
-      <w:pPr>
-        <w:pStyle w:val="Bibliography"/>
-        <w:rPr>
-          <w:rFonts w:eastAsiaTheme="minorHAnsi"/>
-          <w:lang w:val="en-GB"/>
-        </w:rPr>
-      </w:pPr>
-      <w:r>
-        <w:rPr>
-          <w:rFonts w:eastAsiaTheme="minorHAnsi"/>
-          <w:lang w:val="en-GB"/>
-        </w:rPr>
-        <w:t xml:space="preserve">Solanki, J.M. (2026) ‘AI Driven Multi Cloud Strategies for Financial Services: Ensuring High Availability with AWS and Kubernetes’, in </w:t>
-      </w:r>
+        <w:t xml:space="preserve">2024 IEEE </w:t>
+      </w:r>
+      <w:proofErr w:type="spellStart"/>
       <w:r>
         <w:rPr>
           <w:rFonts w:eastAsiaTheme="minorHAnsi"/>
@@ -15861,72 +16119,9 @@
           <w:iCs/>
           <w:lang w:val="en-GB"/>
         </w:rPr>
-        <w:t>2026 IEEE 5th International Conference on AI in Cybersecurity (ICAIC)</w:t>
-      </w:r>
-      <w:r>
-        <w:rPr>
-          <w:rFonts w:eastAsiaTheme="minorHAnsi"/>
-          <w:lang w:val="en-GB"/>
-        </w:rPr>
-        <w:t>, Presented at the 2026 IEEE 5th International Conference on AI in Cybersecurity (ICAIC), Houston, TX, USA: IEEE, 1–5, available: https://doi.org/10.1109/ICAIC67076.2026.11395684.</w:t>
-      </w:r>
-    </w:p>
-    <w:p>
-      <w:pPr>
-        <w:pStyle w:val="Bibliography"/>
-        <w:rPr>
-          <w:rFonts w:eastAsiaTheme="minorHAnsi"/>
-          <w:lang w:val="en-GB"/>
-        </w:rPr>
-      </w:pPr>
-      <w:proofErr w:type="spellStart"/>
-      <w:r>
-        <w:rPr>
-          <w:rFonts w:eastAsiaTheme="minorHAnsi"/>
-          <w:lang w:val="en-GB"/>
-        </w:rPr>
-        <w:t>Tcukanova</w:t>
+        <w:t>Silchar</w:t>
       </w:r>
       <w:proofErr w:type="spellEnd"/>
-      <w:r>
-        <w:rPr>
-          <w:rFonts w:eastAsiaTheme="minorHAnsi"/>
-          <w:lang w:val="en-GB"/>
-        </w:rPr>
-        <w:t xml:space="preserve">, O.A., Torosyan, E.K., </w:t>
-      </w:r>
-      <w:proofErr w:type="spellStart"/>
-      <w:r>
-        <w:rPr>
-          <w:rFonts w:eastAsiaTheme="minorHAnsi"/>
-          <w:lang w:val="en-GB"/>
-        </w:rPr>
-        <w:t>Kiykova</w:t>
-      </w:r>
-      <w:proofErr w:type="spellEnd"/>
-      <w:r>
-        <w:rPr>
-          <w:rFonts w:eastAsiaTheme="minorHAnsi"/>
-          <w:lang w:val="en-GB"/>
-        </w:rPr>
-        <w:t xml:space="preserve">, D.A., and </w:t>
-      </w:r>
-      <w:proofErr w:type="spellStart"/>
-      <w:r>
-        <w:rPr>
-          <w:rFonts w:eastAsiaTheme="minorHAnsi"/>
-          <w:lang w:val="en-GB"/>
-        </w:rPr>
-        <w:t>Panteleev</w:t>
-      </w:r>
-      <w:proofErr w:type="spellEnd"/>
-      <w:r>
-        <w:rPr>
-          <w:rFonts w:eastAsiaTheme="minorHAnsi"/>
-          <w:lang w:val="en-GB"/>
-        </w:rPr>
-        <w:t xml:space="preserve">, M.V. (2022) ‘Features of Managing the Digital Transformation of Medical Institutions’, in </w:t>
-      </w:r>
       <w:r>
         <w:rPr>
           <w:rFonts w:eastAsiaTheme="minorHAnsi"/>
@@ -15934,7 +16129,103 @@
           <w:iCs/>
           <w:lang w:val="en-GB"/>
         </w:rPr>
-        <w:t xml:space="preserve">2022 International </w:t>
+        <w:t xml:space="preserve"> Subsection Conference (SILCON 2024)</w:t>
+      </w:r>
+      <w:r>
+        <w:rPr>
+          <w:rFonts w:eastAsiaTheme="minorHAnsi"/>
+          <w:lang w:val="en-GB"/>
+        </w:rPr>
+        <w:t xml:space="preserve">, Presented at the 2024 IEEE </w:t>
+      </w:r>
+      <w:proofErr w:type="spellStart"/>
+      <w:r>
+        <w:rPr>
+          <w:rFonts w:eastAsiaTheme="minorHAnsi"/>
+          <w:lang w:val="en-GB"/>
+        </w:rPr>
+        <w:t>Silchar</w:t>
+      </w:r>
+      <w:proofErr w:type="spellEnd"/>
+      <w:r>
+        <w:rPr>
+          <w:rFonts w:eastAsiaTheme="minorHAnsi"/>
+          <w:lang w:val="en-GB"/>
+        </w:rPr>
+        <w:t xml:space="preserve"> Subsection Conference (SILCON), Agartala, India: IEEE, 1–6, available: https://doi.org/10.1109/SILCON63976.2024.10910699.</w:t>
+      </w:r>
+    </w:p>
+    <w:p>
+      <w:pPr>
+        <w:pStyle w:val="Bibliography"/>
+        <w:rPr>
+          <w:rFonts w:eastAsiaTheme="minorHAnsi"/>
+          <w:lang w:val="en-GB"/>
+        </w:rPr>
+      </w:pPr>
+      <w:proofErr w:type="spellStart"/>
+      <w:r>
+        <w:rPr>
+          <w:rFonts w:eastAsiaTheme="minorHAnsi"/>
+          <w:lang w:val="en-GB"/>
+        </w:rPr>
+        <w:t>Sharavova</w:t>
+      </w:r>
+      <w:proofErr w:type="spellEnd"/>
+      <w:r>
+        <w:rPr>
+          <w:rFonts w:eastAsiaTheme="minorHAnsi"/>
+          <w:lang w:val="en-GB"/>
+        </w:rPr>
+        <w:t xml:space="preserve">, O.I., </w:t>
+      </w:r>
+      <w:proofErr w:type="spellStart"/>
+      <w:r>
+        <w:rPr>
+          <w:rFonts w:eastAsiaTheme="minorHAnsi"/>
+          <w:lang w:val="en-GB"/>
+        </w:rPr>
+        <w:t>Sharavova</w:t>
+      </w:r>
+      <w:proofErr w:type="spellEnd"/>
+      <w:r>
+        <w:rPr>
+          <w:rFonts w:eastAsiaTheme="minorHAnsi"/>
+          <w:lang w:val="en-GB"/>
+        </w:rPr>
+        <w:t xml:space="preserve">, M.M., </w:t>
+      </w:r>
+      <w:proofErr w:type="spellStart"/>
+      <w:r>
+        <w:rPr>
+          <w:rFonts w:eastAsiaTheme="minorHAnsi"/>
+          <w:lang w:val="en-GB"/>
+        </w:rPr>
+        <w:t>Kuzovkova</w:t>
+      </w:r>
+      <w:proofErr w:type="spellEnd"/>
+      <w:r>
+        <w:rPr>
+          <w:rFonts w:eastAsiaTheme="minorHAnsi"/>
+          <w:lang w:val="en-GB"/>
+        </w:rPr>
+        <w:t xml:space="preserve">, T.A., and </w:t>
+      </w:r>
+      <w:proofErr w:type="spellStart"/>
+      <w:r>
+        <w:rPr>
+          <w:rFonts w:eastAsiaTheme="minorHAnsi"/>
+          <w:lang w:val="en-GB"/>
+        </w:rPr>
+        <w:t>Zholtikova</w:t>
+      </w:r>
+      <w:proofErr w:type="spellEnd"/>
+      <w:r>
+        <w:rPr>
+          <w:rFonts w:eastAsiaTheme="minorHAnsi"/>
+          <w:lang w:val="en-GB"/>
+        </w:rPr>
+        <w:t xml:space="preserve">, P.A. (2025) ‘Digital Transformation and the Evolution of its Socio-Economic Consequences’, in </w:t>
       </w:r>
       <w:r>
         <w:rPr>
@@ -15943,8 +16234,120 @@
           <w:iCs/>
           <w:lang w:val="en-GB"/>
         </w:rPr>
+        <w:t>2025 International Conference on Engineering Management of Communication and Technology (EMCTECH)</w:t>
+      </w:r>
+      <w:r>
+        <w:rPr>
+          <w:rFonts w:eastAsiaTheme="minorHAnsi"/>
+          <w:lang w:val="en-GB"/>
+        </w:rPr>
+        <w:t>, Presented at the 2025 International Conference on Engineering Management of Communication and Technology (EMCTECH), Vienna, Austria: IEEE, 1–6, available: https://doi.org/10.1109/EMCTECH65814.2025.11220588.</w:t>
+      </w:r>
+    </w:p>
+    <w:p>
+      <w:pPr>
+        <w:pStyle w:val="Bibliography"/>
+        <w:rPr>
+          <w:rFonts w:eastAsiaTheme="minorHAnsi"/>
+          <w:lang w:val="en-GB"/>
+        </w:rPr>
+      </w:pPr>
+      <w:r>
+        <w:rPr>
+          <w:rFonts w:eastAsiaTheme="minorHAnsi"/>
+          <w:lang w:val="en-GB"/>
+        </w:rPr>
+        <w:t xml:space="preserve">Solanki, J.M. (2026) ‘AI Driven Multi Cloud Strategies for Financial Services: Ensuring High Availability with AWS and Kubernetes’, in </w:t>
+      </w:r>
+      <w:r>
+        <w:rPr>
+          <w:rFonts w:eastAsiaTheme="minorHAnsi"/>
+          <w:i/>
+          <w:iCs/>
+          <w:lang w:val="en-GB"/>
+        </w:rPr>
+        <w:t>2026 IEEE 5th International Conference on AI in Cybersecurity (ICAIC)</w:t>
+      </w:r>
+      <w:r>
+        <w:rPr>
+          <w:rFonts w:eastAsiaTheme="minorHAnsi"/>
+          <w:lang w:val="en-GB"/>
+        </w:rPr>
+        <w:t xml:space="preserve">, Presented at the 2026 IEEE 5th International Conference </w:t>
+      </w:r>
+      <w:r>
+        <w:rPr>
+          <w:rFonts w:eastAsiaTheme="minorHAnsi"/>
+          <w:lang w:val="en-GB"/>
+        </w:rPr>
         <w:lastRenderedPageBreak/>
-        <w:t>Conference on Quality Management, Transport and Information Security, Information Technologies (IT&amp;QM&amp;IS)</w:t>
+        <w:t>on AI in Cybersecurity (ICAIC), Houston, TX, USA: IEEE, 1–5, available: https://doi.org/10.1109/ICAIC67076.2026.11395684.</w:t>
+      </w:r>
+    </w:p>
+    <w:p>
+      <w:pPr>
+        <w:pStyle w:val="Bibliography"/>
+        <w:rPr>
+          <w:rFonts w:eastAsiaTheme="minorHAnsi"/>
+          <w:lang w:val="en-GB"/>
+        </w:rPr>
+      </w:pPr>
+      <w:proofErr w:type="spellStart"/>
+      <w:r>
+        <w:rPr>
+          <w:rFonts w:eastAsiaTheme="minorHAnsi"/>
+          <w:lang w:val="en-GB"/>
+        </w:rPr>
+        <w:t>Tcukanova</w:t>
+      </w:r>
+      <w:proofErr w:type="spellEnd"/>
+      <w:r>
+        <w:rPr>
+          <w:rFonts w:eastAsiaTheme="minorHAnsi"/>
+          <w:lang w:val="en-GB"/>
+        </w:rPr>
+        <w:t xml:space="preserve">, O.A., Torosyan, E.K., </w:t>
+      </w:r>
+      <w:proofErr w:type="spellStart"/>
+      <w:r>
+        <w:rPr>
+          <w:rFonts w:eastAsiaTheme="minorHAnsi"/>
+          <w:lang w:val="en-GB"/>
+        </w:rPr>
+        <w:t>Kiykova</w:t>
+      </w:r>
+      <w:proofErr w:type="spellEnd"/>
+      <w:r>
+        <w:rPr>
+          <w:rFonts w:eastAsiaTheme="minorHAnsi"/>
+          <w:lang w:val="en-GB"/>
+        </w:rPr>
+        <w:t xml:space="preserve">, D.A., and </w:t>
+      </w:r>
+      <w:proofErr w:type="spellStart"/>
+      <w:r>
+        <w:rPr>
+          <w:rFonts w:eastAsiaTheme="minorHAnsi"/>
+          <w:lang w:val="en-GB"/>
+        </w:rPr>
+        <w:t>Panteleev</w:t>
+      </w:r>
+      <w:proofErr w:type="spellEnd"/>
+      <w:r>
+        <w:rPr>
+          <w:rFonts w:eastAsiaTheme="minorHAnsi"/>
+          <w:lang w:val="en-GB"/>
+        </w:rPr>
+        <w:t xml:space="preserve">, M.V. (2022) ‘Features of Managing the Digital Transformation of Medical Institutions’, in </w:t>
+      </w:r>
+      <w:r>
+        <w:rPr>
+          <w:rFonts w:eastAsiaTheme="minorHAnsi"/>
+          <w:i/>
+          <w:iCs/>
+          <w:lang w:val="en-GB"/>
+        </w:rPr>
+        <w:t>2022 International Conference on Quality Management, Transport and Information Security, Information Technologies (IT&amp;QM&amp;IS)</w:t>
       </w:r>
       <w:r>
         <w:rPr>
@@ -15967,7 +16370,23 @@
           <w:rFonts w:eastAsiaTheme="minorHAnsi"/>
           <w:lang w:val="en-GB"/>
         </w:rPr>
-        <w:t xml:space="preserve">The Open Group (2022a) TOGAF® Standard – Introduction and Core Concepts, 10th </w:t>
+        <w:t xml:space="preserve">The Open Group (2022a) </w:t>
+      </w:r>
+      <w:r>
+        <w:rPr>
+          <w:rFonts w:eastAsiaTheme="minorHAnsi"/>
+          <w:i/>
+          <w:iCs/>
+          <w:lang w:val="en-GB"/>
+        </w:rPr>
+        <w:t>TOGAF® Standard – Introduction and Core Concepts</w:t>
+      </w:r>
+      <w:r>
+        <w:rPr>
+          <w:rFonts w:eastAsiaTheme="minorHAnsi"/>
+          <w:lang w:val="en-GB"/>
+        </w:rPr>
+        <w:t xml:space="preserve">, 10th </w:t>
       </w:r>
       <w:proofErr w:type="spellStart"/>
       <w:r>
@@ -15999,7 +16418,23 @@
           <w:rFonts w:eastAsiaTheme="minorHAnsi"/>
           <w:lang w:val="en-GB"/>
         </w:rPr>
-        <w:t xml:space="preserve">The Open Group (2022b) TOGAF® Standard — Architecture Development Method, 10th </w:t>
+        <w:t xml:space="preserve">The Open Group (2022b) </w:t>
+      </w:r>
+      <w:r>
+        <w:rPr>
+          <w:rFonts w:eastAsiaTheme="minorHAnsi"/>
+          <w:i/>
+          <w:iCs/>
+          <w:lang w:val="en-GB"/>
+        </w:rPr>
+        <w:t>TOGAF® Standard — Architecture Development Method</w:t>
+      </w:r>
+      <w:r>
+        <w:rPr>
+          <w:rFonts w:eastAsiaTheme="minorHAnsi"/>
+          <w:lang w:val="en-GB"/>
+        </w:rPr>
+        <w:t xml:space="preserve">, 10th </w:t>
       </w:r>
       <w:proofErr w:type="spellStart"/>
       <w:r>

--- a/Robyn Doyle Dissertation Draft.docx
+++ b/Robyn Doyle Dissertation Draft.docx
@@ -225,45 +225,8 @@
     </w:p>
     <w:p>
       <w:r>
-        <w:t xml:space="preserve">Arna chur </w:t>
-      </w:r>
-      <w:proofErr w:type="spellStart"/>
-      <w:r>
-        <w:t>isteach</w:t>
-      </w:r>
-      <w:proofErr w:type="spellEnd"/>
-      <w:r>
-        <w:t xml:space="preserve"> </w:t>
-      </w:r>
-      <w:proofErr w:type="spellStart"/>
-      <w:r>
-        <w:t>chuig</w:t>
-      </w:r>
-      <w:proofErr w:type="spellEnd"/>
-      <w:r>
-        <w:t xml:space="preserve"> </w:t>
-      </w:r>
-      <w:proofErr w:type="spellStart"/>
-      <w:r>
-        <w:t>Ollscoil</w:t>
-      </w:r>
-      <w:proofErr w:type="spellEnd"/>
-      <w:r>
-        <w:t xml:space="preserve"> </w:t>
-      </w:r>
-      <w:proofErr w:type="spellStart"/>
-      <w:r>
-        <w:t>Teicneolaiochta</w:t>
-      </w:r>
-      <w:proofErr w:type="spellEnd"/>
-      <w:r>
-        <w:t xml:space="preserve"> an </w:t>
-      </w:r>
-      <w:proofErr w:type="spellStart"/>
-      <w:r>
-        <w:t>Atlantaigh</w:t>
-      </w:r>
-      <w:proofErr w:type="spellEnd"/>
+        <w:t>Arna chur isteach chuig Ollscoil Teicneolaiochta an Atlantaigh</w:t>
+      </w:r>
       <w:r>
         <w:tab/>
       </w:r>
@@ -531,21 +494,7 @@
         <w:rPr>
           <w:rFonts w:eastAsia="Times New Roman"/>
         </w:rPr>
-        <w:t>historically used for their Information technology (IT) processes. These monolith systems have large code bases which many functionalities that are complicated to separate from one another. Not only have these systems become difficult to maintain, they are also limiting potential growth for new capabilities. For this reason there has been trend in large enterprises to break out the functionality of these monoliths into independent systems of systems (</w:t>
-      </w:r>
-      <w:proofErr w:type="spellStart"/>
-      <w:r>
-        <w:rPr>
-          <w:rFonts w:eastAsia="Times New Roman"/>
-        </w:rPr>
-        <w:t>SoS</w:t>
-      </w:r>
-      <w:proofErr w:type="spellEnd"/>
-      <w:r>
-        <w:rPr>
-          <w:rFonts w:eastAsia="Times New Roman"/>
-        </w:rPr>
-        <w:t>) using technologies like event streaming and microservice orchestration tools.</w:t>
+        <w:t>historically used for their Information technology (IT) processes. These monolith systems have large code bases which many functionalities that are complicated to separate from one another. Not only have these systems become difficult to maintain, they are also limiting potential growth for new capabilities. For this reason there has been trend in large enterprises to break out the functionality of these monoliths into independent systems of systems (SoS) using technologies like event streaming and microservice orchestration tools.</w:t>
       </w:r>
       <w:r>
         <w:rPr>
@@ -999,11 +948,9 @@
             <w:pPr>
               <w:pStyle w:val="PRBodyText"/>
             </w:pPr>
-            <w:proofErr w:type="spellStart"/>
             <w:r>
               <w:t>SoS</w:t>
             </w:r>
-            <w:proofErr w:type="spellEnd"/>
           </w:p>
           <w:p>
             <w:pPr>
@@ -5748,13 +5695,8 @@
         <w:t xml:space="preserve"> that would be easier to maintain and replac</w:t>
       </w:r>
       <w:r>
-        <w:t xml:space="preserve">e, leading to an enterprise of interconnected </w:t>
-      </w:r>
-      <w:proofErr w:type="spellStart"/>
-      <w:r>
-        <w:t>SoS</w:t>
-      </w:r>
-      <w:proofErr w:type="spellEnd"/>
+        <w:t>e, leading to an enterprise of interconnected SoS</w:t>
+      </w:r>
       <w:r>
         <w:t>.</w:t>
       </w:r>
@@ -5830,13 +5772,8 @@
         <w:t>of</w:t>
       </w:r>
       <w:r>
-        <w:t xml:space="preserve"> the </w:t>
-      </w:r>
-      <w:proofErr w:type="spellStart"/>
-      <w:r>
-        <w:t>SoS</w:t>
-      </w:r>
-      <w:proofErr w:type="spellEnd"/>
+        <w:t xml:space="preserve"> the SoS</w:t>
+      </w:r>
       <w:r>
         <w:t xml:space="preserve">. </w:t>
       </w:r>
@@ -6176,15 +6113,7 @@
         <w:t>driven system</w:t>
       </w:r>
       <w:r>
-        <w:t xml:space="preserve"> during a transition from monoliths towards </w:t>
-      </w:r>
-      <w:proofErr w:type="spellStart"/>
-      <w:r>
-        <w:t>SoS</w:t>
-      </w:r>
-      <w:proofErr w:type="spellEnd"/>
-      <w:r>
-        <w:t xml:space="preserve"> in large enterprises like those found in the postal sector</w:t>
+        <w:t xml:space="preserve"> during a transition from monoliths towards SoS in large enterprises like those found in the postal sector</w:t>
       </w:r>
       <w:r>
         <w:t xml:space="preserve">. </w:t>
@@ -6381,19 +6310,11 @@
         </w:rPr>
         <w:t xml:space="preserve">Deploy the </w:t>
       </w:r>
-      <w:proofErr w:type="spellStart"/>
-      <w:r>
-        <w:rPr>
-          <w:lang w:val="en-GB"/>
-        </w:rPr>
-        <w:t>SPoF</w:t>
-      </w:r>
-      <w:proofErr w:type="spellEnd"/>
-      <w:r>
-        <w:rPr>
-          <w:lang w:val="en-GB"/>
-        </w:rPr>
-        <w:t xml:space="preserve"> components of the </w:t>
+      <w:r>
+        <w:rPr>
+          <w:lang w:val="en-GB"/>
+        </w:rPr>
+        <w:t xml:space="preserve">SPoF components of the </w:t>
       </w:r>
       <w:r>
         <w:rPr>
@@ -6737,15 +6658,7 @@
         <w:t xml:space="preserve">and autonomous eco system where development could happen in an agile way with clearly defined ownership. </w:t>
       </w:r>
       <w:r>
-        <w:t xml:space="preserve">The architectural shift associated with this transition sets the enterprise up with an interconnected </w:t>
-      </w:r>
-      <w:proofErr w:type="spellStart"/>
-      <w:r>
-        <w:t>SoS</w:t>
-      </w:r>
-      <w:proofErr w:type="spellEnd"/>
-      <w:r>
-        <w:t xml:space="preserve"> and away from a centralised core. Since the postal sector provides critical services that should never go offline, the legacy monolith systems need to be incrementally dismantled using the Strangler Fig Pattern. This allows the new system to be built up in stages without any downtime</w:t>
+        <w:t>The architectural shift associated with this transition sets the enterprise up with an interconnected SoS and away from a centralised core. Since the postal sector provides critical services that should never go offline, the legacy monolith systems need to be incrementally dismantled using the Strangler Fig Pattern. This allows the new system to be built up in stages without any downtime</w:t>
       </w:r>
       <w:r>
         <w:t xml:space="preserve"> of the actual service being provided to the customers</w:t>
@@ -7002,23 +6915,7 @@
         <w:t xml:space="preserve">During a transition away from monolithic structures and towards </w:t>
       </w:r>
       <w:r>
-        <w:t xml:space="preserve">an orchestrated </w:t>
-      </w:r>
-      <w:proofErr w:type="spellStart"/>
-      <w:r>
-        <w:t>SoS</w:t>
-      </w:r>
-      <w:proofErr w:type="spellEnd"/>
-      <w:r>
-        <w:t xml:space="preserve"> is when the risk increases if a wrong setup is pursued. Engineering teams lack a framework to benchmark the infrastructure architecture decisions with </w:t>
-      </w:r>
-      <w:proofErr w:type="spellStart"/>
-      <w:r>
-        <w:t>a</w:t>
-      </w:r>
-      <w:proofErr w:type="spellEnd"/>
-      <w:r>
-        <w:t xml:space="preserve"> internationally defined software quality metrics. </w:t>
+        <w:t xml:space="preserve">an orchestrated SoS is when the risk increases if a wrong setup is pursued. Engineering teams lack a framework to benchmark the infrastructure architecture decisions with a internationally defined software quality metrics. </w:t>
       </w:r>
     </w:p>
     <w:p/>
@@ -7310,23 +7207,7 @@
           <w:rFonts w:ascii="Calibri" w:eastAsiaTheme="minorHAnsi" w:cs="Calibri"/>
           <w:lang w:val="en-GB"/>
         </w:rPr>
-        <w:t>(</w:t>
-      </w:r>
-      <w:proofErr w:type="spellStart"/>
-      <w:r>
-        <w:rPr>
-          <w:rFonts w:ascii="Calibri" w:eastAsiaTheme="minorHAnsi" w:cs="Calibri"/>
-          <w:lang w:val="en-GB"/>
-        </w:rPr>
-        <w:t>Kalske</w:t>
-      </w:r>
-      <w:proofErr w:type="spellEnd"/>
-      <w:r>
-        <w:rPr>
-          <w:rFonts w:ascii="Calibri" w:eastAsiaTheme="minorHAnsi" w:cs="Calibri"/>
-          <w:lang w:val="en-GB"/>
-        </w:rPr>
-        <w:t xml:space="preserve"> </w:t>
+        <w:t xml:space="preserve">(Kalske </w:t>
       </w:r>
       <w:r>
         <w:rPr>
@@ -7400,15 +7281,7 @@
         <w:t xml:space="preserve"> p</w:t>
       </w:r>
       <w:r>
-        <w:t xml:space="preserve">revious research highlights that postal services are creators of large datasets (Marsh and </w:t>
-      </w:r>
-      <w:proofErr w:type="spellStart"/>
-      <w:r>
-        <w:t>Piscioneri</w:t>
-      </w:r>
-      <w:proofErr w:type="spellEnd"/>
-      <w:r>
-        <w:t xml:space="preserve"> 2015), </w:t>
+        <w:t xml:space="preserve">revious research highlights that postal services are creators of large datasets (Marsh and Piscioneri 2015), </w:t>
       </w:r>
       <w:r>
         <w:t>which can be utilised for the</w:t>
@@ -7550,23 +7423,7 @@
           <w:rFonts w:ascii="Calibri" w:eastAsiaTheme="minorHAnsi" w:cs="Calibri"/>
           <w:lang w:val="en-GB"/>
         </w:rPr>
-        <w:t>(</w:t>
-      </w:r>
-      <w:proofErr w:type="spellStart"/>
-      <w:r>
-        <w:rPr>
-          <w:rFonts w:ascii="Calibri" w:eastAsiaTheme="minorHAnsi" w:cs="Calibri"/>
-          <w:lang w:val="en-GB"/>
-        </w:rPr>
-        <w:t>Ilieva</w:t>
-      </w:r>
-      <w:proofErr w:type="spellEnd"/>
-      <w:r>
-        <w:rPr>
-          <w:rFonts w:ascii="Calibri" w:eastAsiaTheme="minorHAnsi" w:cs="Calibri"/>
-          <w:lang w:val="en-GB"/>
-        </w:rPr>
-        <w:t xml:space="preserve"> </w:t>
+        <w:t xml:space="preserve">(Ilieva </w:t>
       </w:r>
       <w:r>
         <w:rPr>
@@ -7910,23 +7767,7 @@
           <w:rFonts w:ascii="Calibri" w:eastAsiaTheme="minorHAnsi" w:cs="Calibri"/>
           <w:lang w:val="en-GB"/>
         </w:rPr>
-        <w:t>(</w:t>
-      </w:r>
-      <w:proofErr w:type="spellStart"/>
-      <w:r>
-        <w:rPr>
-          <w:rFonts w:ascii="Calibri" w:eastAsiaTheme="minorHAnsi" w:cs="Calibri"/>
-          <w:lang w:val="en-GB"/>
-        </w:rPr>
-        <w:t>Alyahya</w:t>
-      </w:r>
-      <w:proofErr w:type="spellEnd"/>
-      <w:r>
-        <w:rPr>
-          <w:rFonts w:ascii="Calibri" w:eastAsiaTheme="minorHAnsi" w:cs="Calibri"/>
-          <w:lang w:val="en-GB"/>
-        </w:rPr>
-        <w:t xml:space="preserve"> </w:t>
+        <w:t xml:space="preserve">(Alyahya </w:t>
       </w:r>
       <w:r>
         <w:rPr>
@@ -8036,23 +7877,7 @@
           <w:rFonts w:ascii="Calibri" w:eastAsiaTheme="minorHAnsi" w:cs="Calibri"/>
           <w:lang w:val="en-GB"/>
         </w:rPr>
-        <w:t>(</w:t>
-      </w:r>
-      <w:proofErr w:type="spellStart"/>
-      <w:r>
-        <w:rPr>
-          <w:rFonts w:ascii="Calibri" w:eastAsiaTheme="minorHAnsi" w:cs="Calibri"/>
-          <w:lang w:val="en-GB"/>
-        </w:rPr>
-        <w:t>Myllynen</w:t>
-      </w:r>
-      <w:proofErr w:type="spellEnd"/>
-      <w:r>
-        <w:rPr>
-          <w:rFonts w:ascii="Calibri" w:eastAsiaTheme="minorHAnsi" w:cs="Calibri"/>
-          <w:lang w:val="en-GB"/>
-        </w:rPr>
-        <w:t xml:space="preserve"> </w:t>
+        <w:t xml:space="preserve">(Myllynen </w:t>
       </w:r>
       <w:r>
         <w:rPr>
@@ -8162,23 +7987,7 @@
           <w:rFonts w:ascii="Calibri" w:eastAsiaTheme="minorHAnsi" w:cs="Calibri"/>
           <w:lang w:val="en-GB"/>
         </w:rPr>
-        <w:t>(</w:t>
-      </w:r>
-      <w:proofErr w:type="spellStart"/>
-      <w:r>
-        <w:rPr>
-          <w:rFonts w:ascii="Calibri" w:eastAsiaTheme="minorHAnsi" w:cs="Calibri"/>
-          <w:lang w:val="en-GB"/>
-        </w:rPr>
-        <w:t>Sharavova</w:t>
-      </w:r>
-      <w:proofErr w:type="spellEnd"/>
-      <w:r>
-        <w:rPr>
-          <w:rFonts w:ascii="Calibri" w:eastAsiaTheme="minorHAnsi" w:cs="Calibri"/>
-          <w:lang w:val="en-GB"/>
-        </w:rPr>
-        <w:t xml:space="preserve"> </w:t>
+        <w:t xml:space="preserve">(Sharavova </w:t>
       </w:r>
       <w:r>
         <w:rPr>
@@ -8255,23 +8064,7 @@
           <w:rFonts w:ascii="Calibri" w:eastAsiaTheme="minorHAnsi" w:cs="Calibri"/>
           <w:lang w:val="en-GB"/>
         </w:rPr>
-        <w:t>(</w:t>
-      </w:r>
-      <w:proofErr w:type="spellStart"/>
-      <w:r>
-        <w:rPr>
-          <w:rFonts w:ascii="Calibri" w:eastAsiaTheme="minorHAnsi" w:cs="Calibri"/>
-          <w:lang w:val="en-GB"/>
-        </w:rPr>
-        <w:t>Tcukanova</w:t>
-      </w:r>
-      <w:proofErr w:type="spellEnd"/>
-      <w:r>
-        <w:rPr>
-          <w:rFonts w:ascii="Calibri" w:eastAsiaTheme="minorHAnsi" w:cs="Calibri"/>
-          <w:lang w:val="en-GB"/>
-        </w:rPr>
-        <w:t xml:space="preserve"> </w:t>
+        <w:t xml:space="preserve">(Tcukanova </w:t>
       </w:r>
       <w:r>
         <w:rPr>
@@ -8312,23 +8105,7 @@
           <w:rFonts w:ascii="Calibri" w:eastAsiaTheme="minorHAnsi" w:cs="Calibri"/>
           <w:lang w:val="en-GB"/>
         </w:rPr>
-        <w:t>(</w:t>
-      </w:r>
-      <w:proofErr w:type="spellStart"/>
-      <w:r>
-        <w:rPr>
-          <w:rFonts w:ascii="Calibri" w:eastAsiaTheme="minorHAnsi" w:cs="Calibri"/>
-          <w:lang w:val="en-GB"/>
-        </w:rPr>
-        <w:t>Platunina</w:t>
-      </w:r>
-      <w:proofErr w:type="spellEnd"/>
-      <w:r>
-        <w:rPr>
-          <w:rFonts w:ascii="Calibri" w:eastAsiaTheme="minorHAnsi" w:cs="Calibri"/>
-          <w:lang w:val="en-GB"/>
-        </w:rPr>
-        <w:t xml:space="preserve"> </w:t>
+        <w:t xml:space="preserve">(Platunina </w:t>
       </w:r>
       <w:r>
         <w:rPr>
@@ -8457,23 +8234,7 @@
           <w:rFonts w:ascii="Calibri" w:eastAsiaTheme="minorHAnsi" w:cs="Calibri"/>
           <w:lang w:val="en-GB"/>
         </w:rPr>
-        <w:t>(</w:t>
-      </w:r>
-      <w:proofErr w:type="spellStart"/>
-      <w:r>
-        <w:rPr>
-          <w:rFonts w:ascii="Calibri" w:eastAsiaTheme="minorHAnsi" w:cs="Calibri"/>
-          <w:lang w:val="en-GB"/>
-        </w:rPr>
-        <w:t>Pallempati</w:t>
-      </w:r>
-      <w:proofErr w:type="spellEnd"/>
-      <w:r>
-        <w:rPr>
-          <w:rFonts w:ascii="Calibri" w:eastAsiaTheme="minorHAnsi" w:cs="Calibri"/>
-          <w:lang w:val="en-GB"/>
-        </w:rPr>
-        <w:t xml:space="preserve"> </w:t>
+        <w:t xml:space="preserve">(Pallempati </w:t>
       </w:r>
       <w:r>
         <w:rPr>
@@ -9276,23 +9037,7 @@
           <w:rFonts w:ascii="Calibri" w:eastAsiaTheme="minorHAnsi" w:cs="Calibri"/>
           <w:lang w:val="en-GB"/>
         </w:rPr>
-        <w:t>(</w:t>
-      </w:r>
-      <w:proofErr w:type="spellStart"/>
-      <w:r>
-        <w:rPr>
-          <w:rFonts w:ascii="Calibri" w:eastAsiaTheme="minorHAnsi" w:cs="Calibri"/>
-          <w:lang w:val="en-GB"/>
-        </w:rPr>
-        <w:t>Hippchen</w:t>
-      </w:r>
-      <w:proofErr w:type="spellEnd"/>
-      <w:r>
-        <w:rPr>
-          <w:rFonts w:ascii="Calibri" w:eastAsiaTheme="minorHAnsi" w:cs="Calibri"/>
-          <w:lang w:val="en-GB"/>
-        </w:rPr>
-        <w:t xml:space="preserve"> </w:t>
+        <w:t xml:space="preserve">(Hippchen </w:t>
       </w:r>
       <w:r>
         <w:rPr>
@@ -9416,23 +9161,7 @@
           <w:rFonts w:ascii="Calibri" w:eastAsiaTheme="minorHAnsi" w:cs="Calibri"/>
           <w:lang w:val="en-GB"/>
         </w:rPr>
-        <w:t>(</w:t>
-      </w:r>
-      <w:proofErr w:type="spellStart"/>
-      <w:r>
-        <w:rPr>
-          <w:rFonts w:ascii="Calibri" w:eastAsiaTheme="minorHAnsi" w:cs="Calibri"/>
-          <w:lang w:val="en-GB"/>
-        </w:rPr>
-        <w:t>Macías</w:t>
-      </w:r>
-      <w:proofErr w:type="spellEnd"/>
-      <w:r>
-        <w:rPr>
-          <w:rFonts w:ascii="Calibri" w:eastAsiaTheme="minorHAnsi" w:cs="Calibri"/>
-          <w:lang w:val="en-GB"/>
-        </w:rPr>
-        <w:t xml:space="preserve"> </w:t>
+        <w:t xml:space="preserve">(Macías </w:t>
       </w:r>
       <w:r>
         <w:rPr>
@@ -9619,23 +9348,7 @@
           <w:rFonts w:ascii="Calibri" w:eastAsiaTheme="minorHAnsi" w:cs="Calibri"/>
           <w:lang w:val="en-GB"/>
         </w:rPr>
-        <w:t>(</w:t>
-      </w:r>
-      <w:proofErr w:type="spellStart"/>
-      <w:r>
-        <w:rPr>
-          <w:rFonts w:ascii="Calibri" w:eastAsiaTheme="minorHAnsi" w:cs="Calibri"/>
-          <w:lang w:val="en-GB"/>
-        </w:rPr>
-        <w:t>Kiani</w:t>
-      </w:r>
-      <w:proofErr w:type="spellEnd"/>
-      <w:r>
-        <w:rPr>
-          <w:rFonts w:ascii="Calibri" w:eastAsiaTheme="minorHAnsi" w:cs="Calibri"/>
-          <w:lang w:val="en-GB"/>
-        </w:rPr>
-        <w:t xml:space="preserve"> </w:t>
+        <w:t xml:space="preserve">(Kiani </w:t>
       </w:r>
       <w:r>
         <w:rPr>
@@ -9748,23 +9461,7 @@
           <w:rFonts w:ascii="Calibri" w:eastAsiaTheme="minorHAnsi" w:cs="Calibri"/>
           <w:lang w:val="en-GB"/>
         </w:rPr>
-        <w:t>(</w:t>
-      </w:r>
-      <w:proofErr w:type="spellStart"/>
-      <w:r>
-        <w:rPr>
-          <w:rFonts w:ascii="Calibri" w:eastAsiaTheme="minorHAnsi" w:cs="Calibri"/>
-          <w:lang w:val="en-GB"/>
-        </w:rPr>
-        <w:t>Kiani</w:t>
-      </w:r>
-      <w:proofErr w:type="spellEnd"/>
-      <w:r>
-        <w:rPr>
-          <w:rFonts w:ascii="Calibri" w:eastAsiaTheme="minorHAnsi" w:cs="Calibri"/>
-          <w:lang w:val="en-GB"/>
-        </w:rPr>
-        <w:t xml:space="preserve"> </w:t>
+        <w:t xml:space="preserve">(Kiani </w:t>
       </w:r>
       <w:r>
         <w:rPr>
@@ -9939,23 +9636,7 @@
           <w:rFonts w:ascii="Calibri" w:eastAsiaTheme="minorHAnsi" w:cs="Calibri"/>
           <w:lang w:val="en-GB"/>
         </w:rPr>
-        <w:t>(</w:t>
-      </w:r>
-      <w:proofErr w:type="spellStart"/>
-      <w:r>
-        <w:rPr>
-          <w:rFonts w:ascii="Calibri" w:eastAsiaTheme="minorHAnsi" w:cs="Calibri"/>
-          <w:lang w:val="en-GB"/>
-        </w:rPr>
-        <w:t>Kiani</w:t>
-      </w:r>
-      <w:proofErr w:type="spellEnd"/>
-      <w:r>
-        <w:rPr>
-          <w:rFonts w:ascii="Calibri" w:eastAsiaTheme="minorHAnsi" w:cs="Calibri"/>
-          <w:lang w:val="en-GB"/>
-        </w:rPr>
-        <w:t xml:space="preserve"> </w:t>
+        <w:t xml:space="preserve">(Kiani </w:t>
       </w:r>
       <w:r>
         <w:rPr>
@@ -10100,23 +9781,7 @@
           <w:rFonts w:ascii="Calibri" w:eastAsiaTheme="minorHAnsi" w:cs="Calibri"/>
           <w:lang w:val="en-GB"/>
         </w:rPr>
-        <w:t>(</w:t>
-      </w:r>
-      <w:proofErr w:type="spellStart"/>
-      <w:r>
-        <w:rPr>
-          <w:rFonts w:ascii="Calibri" w:eastAsiaTheme="minorHAnsi" w:cs="Calibri"/>
-          <w:lang w:val="en-GB"/>
-        </w:rPr>
-        <w:t>Kalske</w:t>
-      </w:r>
-      <w:proofErr w:type="spellEnd"/>
-      <w:r>
-        <w:rPr>
-          <w:rFonts w:ascii="Calibri" w:eastAsiaTheme="minorHAnsi" w:cs="Calibri"/>
-          <w:lang w:val="en-GB"/>
-        </w:rPr>
-        <w:t xml:space="preserve"> </w:t>
+        <w:t xml:space="preserve">(Kalske </w:t>
       </w:r>
       <w:r>
         <w:rPr>
@@ -10429,23 +10094,7 @@
           <w:rFonts w:ascii="Calibri" w:eastAsiaTheme="minorHAnsi" w:cs="Calibri"/>
           <w:lang w:val="en-GB"/>
         </w:rPr>
-        <w:t>(</w:t>
-      </w:r>
-      <w:proofErr w:type="spellStart"/>
-      <w:r>
-        <w:rPr>
-          <w:rFonts w:ascii="Calibri" w:eastAsiaTheme="minorHAnsi" w:cs="Calibri"/>
-          <w:lang w:val="en-GB"/>
-        </w:rPr>
-        <w:t>Myllynen</w:t>
-      </w:r>
-      <w:proofErr w:type="spellEnd"/>
-      <w:r>
-        <w:rPr>
-          <w:rFonts w:ascii="Calibri" w:eastAsiaTheme="minorHAnsi" w:cs="Calibri"/>
-          <w:lang w:val="en-GB"/>
-        </w:rPr>
-        <w:t xml:space="preserve"> </w:t>
+        <w:t xml:space="preserve">(Myllynen </w:t>
       </w:r>
       <w:r>
         <w:rPr>
@@ -10490,23 +10139,7 @@
           <w:rFonts w:ascii="Calibri" w:eastAsiaTheme="minorHAnsi" w:cs="Calibri"/>
           <w:lang w:val="en-GB"/>
         </w:rPr>
-        <w:t>(</w:t>
-      </w:r>
-      <w:proofErr w:type="spellStart"/>
-      <w:r>
-        <w:rPr>
-          <w:rFonts w:ascii="Calibri" w:eastAsiaTheme="minorHAnsi" w:cs="Calibri"/>
-          <w:lang w:val="en-GB"/>
-        </w:rPr>
-        <w:t>Myllynen</w:t>
-      </w:r>
-      <w:proofErr w:type="spellEnd"/>
-      <w:r>
-        <w:rPr>
-          <w:rFonts w:ascii="Calibri" w:eastAsiaTheme="minorHAnsi" w:cs="Calibri"/>
-          <w:lang w:val="en-GB"/>
-        </w:rPr>
-        <w:t xml:space="preserve"> </w:t>
+        <w:t xml:space="preserve">(Myllynen </w:t>
       </w:r>
       <w:r>
         <w:rPr>
@@ -10696,23 +10329,7 @@
           <w:rFonts w:ascii="Calibri" w:eastAsiaTheme="minorHAnsi" w:cs="Calibri"/>
           <w:lang w:val="en-GB"/>
         </w:rPr>
-        <w:t>(</w:t>
-      </w:r>
-      <w:proofErr w:type="spellStart"/>
-      <w:r>
-        <w:rPr>
-          <w:rFonts w:ascii="Calibri" w:eastAsiaTheme="minorHAnsi" w:cs="Calibri"/>
-          <w:lang w:val="en-GB"/>
-        </w:rPr>
-        <w:t>Wolfart</w:t>
-      </w:r>
-      <w:proofErr w:type="spellEnd"/>
-      <w:r>
-        <w:rPr>
-          <w:rFonts w:ascii="Calibri" w:eastAsiaTheme="minorHAnsi" w:cs="Calibri"/>
-          <w:lang w:val="en-GB"/>
-        </w:rPr>
-        <w:t xml:space="preserve"> </w:t>
+        <w:t xml:space="preserve">(Wolfart </w:t>
       </w:r>
       <w:r>
         <w:rPr>
@@ -10845,57 +10462,31 @@
       <w:r>
         <w:t xml:space="preserve"> to the original monolith if the new microservice has any initial issues </w:t>
       </w:r>
-      <w:r>
-        <w:fldChar w:fldCharType="begin"/>
-      </w:r>
-      <w:r>
-        <w:instrText xml:space="preserve"> ADDIN ZOTERO_TEMP </w:instrText>
-      </w:r>
-      <w:r>
-        <w:fldChar w:fldCharType="separate"/>
-      </w:r>
-      <w:r>
-        <w:rPr>
-          <w:rFonts w:ascii="Calibri" w:eastAsiaTheme="minorHAnsi" w:cs="Calibri"/>
-          <w:lang w:val="en-GB"/>
-        </w:rPr>
-        <w:t>(</w:t>
-      </w:r>
-      <w:proofErr w:type="spellStart"/>
-      <w:r>
-        <w:rPr>
-          <w:rFonts w:ascii="Calibri" w:eastAsiaTheme="minorHAnsi" w:cs="Calibri"/>
-          <w:lang w:val="en-GB"/>
-        </w:rPr>
-        <w:t>Daya</w:t>
-      </w:r>
-      <w:proofErr w:type="spellEnd"/>
-      <w:r>
-        <w:rPr>
-          <w:rFonts w:ascii="Calibri" w:eastAsiaTheme="minorHAnsi" w:cs="Calibri"/>
-          <w:lang w:val="en-GB"/>
-        </w:rPr>
-        <w:t xml:space="preserve"> </w:t>
-      </w:r>
-      <w:r>
-        <w:rPr>
-          <w:rFonts w:ascii="Calibri" w:eastAsiaTheme="minorHAnsi" w:cs="Calibri"/>
-          <w:i/>
-          <w:iCs/>
-          <w:lang w:val="en-GB"/>
-        </w:rPr>
-        <w:t>et al.</w:t>
-      </w:r>
-      <w:r>
-        <w:rPr>
-          <w:rFonts w:ascii="Calibri" w:eastAsiaTheme="minorHAnsi" w:cs="Calibri"/>
-          <w:lang w:val="en-GB"/>
-        </w:rPr>
-        <w:t xml:space="preserve"> 2021)</w:t>
-      </w:r>
-      <w:r>
-        <w:fldChar w:fldCharType="end"/>
-      </w:r>
+      <w:fldSimple w:instr=" ADDIN ZOTERO_TEMP ">
+        <w:r>
+          <w:rPr>
+            <w:rFonts w:ascii="Calibri" w:eastAsiaTheme="minorHAnsi" w:cs="Calibri"/>
+            <w:lang w:val="en-GB"/>
+          </w:rPr>
+          <w:t xml:space="preserve">(Daya </w:t>
+        </w:r>
+        <w:r>
+          <w:rPr>
+            <w:rFonts w:ascii="Calibri" w:eastAsiaTheme="minorHAnsi" w:cs="Calibri"/>
+            <w:i/>
+            <w:iCs/>
+            <w:lang w:val="en-GB"/>
+          </w:rPr>
+          <w:t>et al.</w:t>
+        </w:r>
+        <w:r>
+          <w:rPr>
+            <w:rFonts w:ascii="Calibri" w:eastAsiaTheme="minorHAnsi" w:cs="Calibri"/>
+            <w:lang w:val="en-GB"/>
+          </w:rPr>
+          <w:t xml:space="preserve"> 2021)</w:t>
+        </w:r>
+      </w:fldSimple>
       <w:r>
         <w:t xml:space="preserve">. </w:t>
       </w:r>
@@ -11115,15 +10706,7 @@
         <w:fldChar w:fldCharType="separate"/>
       </w:r>
       <w:r>
-        <w:t>(</w:t>
-      </w:r>
-      <w:proofErr w:type="spellStart"/>
-      <w:r>
-        <w:t>Laigner</w:t>
-      </w:r>
-      <w:proofErr w:type="spellEnd"/>
-      <w:r>
-        <w:t xml:space="preserve"> et al. 2024)</w:t>
+        <w:t>(Laigner et al. 2024)</w:t>
       </w:r>
       <w:r>
         <w:fldChar w:fldCharType="end"/>
@@ -11150,15 +10733,7 @@
         <w:fldChar w:fldCharType="separate"/>
       </w:r>
       <w:r>
-        <w:t>(</w:t>
-      </w:r>
-      <w:proofErr w:type="spellStart"/>
-      <w:r>
-        <w:t>Laigner</w:t>
-      </w:r>
-      <w:proofErr w:type="spellEnd"/>
-      <w:r>
-        <w:t xml:space="preserve"> et al. 2024)</w:t>
+        <w:t>(Laigner et al. 2024)</w:t>
       </w:r>
       <w:r>
         <w:fldChar w:fldCharType="end"/>
@@ -11256,15 +10831,7 @@
         <w:fldChar w:fldCharType="separate"/>
       </w:r>
       <w:r>
-        <w:t xml:space="preserve">(Karthik Reddy </w:t>
-      </w:r>
-      <w:proofErr w:type="spellStart"/>
-      <w:r>
-        <w:t>Thondalapally</w:t>
-      </w:r>
-      <w:proofErr w:type="spellEnd"/>
-      <w:r>
-        <w:t xml:space="preserve"> 2025)</w:t>
+        <w:t>(Karthik Reddy Thondalapally 2025)</w:t>
       </w:r>
       <w:r>
         <w:fldChar w:fldCharType="end"/>
@@ -11354,15 +10921,7 @@
         <w:fldChar w:fldCharType="separate"/>
       </w:r>
       <w:r>
-        <w:t xml:space="preserve">(Karthik Reddy </w:t>
-      </w:r>
-      <w:proofErr w:type="spellStart"/>
-      <w:r>
-        <w:t>Thondalapally</w:t>
-      </w:r>
-      <w:proofErr w:type="spellEnd"/>
-      <w:r>
-        <w:t xml:space="preserve"> 2025)</w:t>
+        <w:t>(Karthik Reddy Thondalapally 2025)</w:t>
       </w:r>
       <w:r>
         <w:fldChar w:fldCharType="end"/>
@@ -11610,23 +11169,7 @@
           <w:rFonts w:ascii="Calibri" w:eastAsiaTheme="minorHAnsi" w:cs="Calibri"/>
           <w:lang w:val="en-GB"/>
         </w:rPr>
-        <w:t>(</w:t>
-      </w:r>
-      <w:proofErr w:type="spellStart"/>
-      <w:r>
-        <w:rPr>
-          <w:rFonts w:ascii="Calibri" w:eastAsiaTheme="minorHAnsi" w:cs="Calibri"/>
-          <w:lang w:val="en-GB"/>
-        </w:rPr>
-        <w:t>Ezzeddine</w:t>
-      </w:r>
-      <w:proofErr w:type="spellEnd"/>
-      <w:r>
-        <w:rPr>
-          <w:rFonts w:ascii="Calibri" w:eastAsiaTheme="minorHAnsi" w:cs="Calibri"/>
-          <w:lang w:val="en-GB"/>
-        </w:rPr>
-        <w:t xml:space="preserve"> </w:t>
+        <w:t xml:space="preserve">(Ezzeddine </w:t>
       </w:r>
       <w:r>
         <w:rPr>
@@ -11679,23 +11222,7 @@
           <w:rFonts w:ascii="Calibri" w:eastAsiaTheme="minorHAnsi" w:cs="Calibri"/>
           <w:lang w:val="en-GB"/>
         </w:rPr>
-        <w:t>(</w:t>
-      </w:r>
-      <w:proofErr w:type="spellStart"/>
-      <w:r>
-        <w:rPr>
-          <w:rFonts w:ascii="Calibri" w:eastAsiaTheme="minorHAnsi" w:cs="Calibri"/>
-          <w:lang w:val="en-GB"/>
-        </w:rPr>
-        <w:t>Prakasha</w:t>
-      </w:r>
-      <w:proofErr w:type="spellEnd"/>
-      <w:r>
-        <w:rPr>
-          <w:rFonts w:ascii="Calibri" w:eastAsiaTheme="minorHAnsi" w:cs="Calibri"/>
-          <w:lang w:val="en-GB"/>
-        </w:rPr>
-        <w:t xml:space="preserve"> </w:t>
+        <w:t xml:space="preserve">(Prakasha </w:t>
       </w:r>
       <w:r>
         <w:rPr>
@@ -11810,23 +11337,7 @@
           <w:rFonts w:ascii="Calibri" w:eastAsiaTheme="minorHAnsi" w:cs="Calibri"/>
           <w:lang w:val="en-GB"/>
         </w:rPr>
-        <w:t>(</w:t>
-      </w:r>
-      <w:proofErr w:type="spellStart"/>
-      <w:r>
-        <w:rPr>
-          <w:rFonts w:ascii="Calibri" w:eastAsiaTheme="minorHAnsi" w:cs="Calibri"/>
-          <w:lang w:val="en-GB"/>
-        </w:rPr>
-        <w:t>Laigner</w:t>
-      </w:r>
-      <w:proofErr w:type="spellEnd"/>
-      <w:r>
-        <w:rPr>
-          <w:rFonts w:ascii="Calibri" w:eastAsiaTheme="minorHAnsi" w:cs="Calibri"/>
-          <w:lang w:val="en-GB"/>
-        </w:rPr>
-        <w:t xml:space="preserve"> </w:t>
+        <w:t xml:space="preserve">(Laigner </w:t>
       </w:r>
       <w:r>
         <w:rPr>
@@ -11922,23 +11433,7 @@
           <w:rFonts w:ascii="Calibri" w:eastAsiaTheme="minorHAnsi" w:cs="Calibri"/>
           <w:lang w:val="en-GB"/>
         </w:rPr>
-        <w:t>(</w:t>
-      </w:r>
-      <w:proofErr w:type="spellStart"/>
-      <w:r>
-        <w:rPr>
-          <w:rFonts w:ascii="Calibri" w:eastAsiaTheme="minorHAnsi" w:cs="Calibri"/>
-          <w:lang w:val="en-GB"/>
-        </w:rPr>
-        <w:t>Prakasha</w:t>
-      </w:r>
-      <w:proofErr w:type="spellEnd"/>
-      <w:r>
-        <w:rPr>
-          <w:rFonts w:ascii="Calibri" w:eastAsiaTheme="minorHAnsi" w:cs="Calibri"/>
-          <w:lang w:val="en-GB"/>
-        </w:rPr>
-        <w:t xml:space="preserve"> </w:t>
+        <w:t xml:space="preserve">(Prakasha </w:t>
       </w:r>
       <w:r>
         <w:rPr>
@@ -11988,23 +11483,7 @@
           <w:rFonts w:ascii="Calibri" w:eastAsiaTheme="minorHAnsi" w:cs="Calibri"/>
           <w:lang w:val="en-GB"/>
         </w:rPr>
-        <w:t>(</w:t>
-      </w:r>
-      <w:proofErr w:type="spellStart"/>
-      <w:r>
-        <w:rPr>
-          <w:rFonts w:ascii="Calibri" w:eastAsiaTheme="minorHAnsi" w:cs="Calibri"/>
-          <w:lang w:val="en-GB"/>
-        </w:rPr>
-        <w:t>Karimov</w:t>
-      </w:r>
-      <w:proofErr w:type="spellEnd"/>
-      <w:r>
-        <w:rPr>
-          <w:rFonts w:ascii="Calibri" w:eastAsiaTheme="minorHAnsi" w:cs="Calibri"/>
-          <w:lang w:val="en-GB"/>
-        </w:rPr>
-        <w:t xml:space="preserve"> </w:t>
+        <w:t xml:space="preserve">(Karimov </w:t>
       </w:r>
       <w:r>
         <w:rPr>
@@ -12180,23 +11659,7 @@
         <w:fldChar w:fldCharType="separate"/>
       </w:r>
       <w:r>
-        <w:t>(</w:t>
-      </w:r>
-      <w:proofErr w:type="spellStart"/>
-      <w:r>
-        <w:t>Gulisano</w:t>
-      </w:r>
-      <w:proofErr w:type="spellEnd"/>
-      <w:r>
-        <w:t xml:space="preserve"> and </w:t>
-      </w:r>
-      <w:proofErr w:type="spellStart"/>
-      <w:r>
-        <w:t>Margara</w:t>
-      </w:r>
-      <w:proofErr w:type="spellEnd"/>
-      <w:r>
-        <w:t xml:space="preserve"> 2024)</w:t>
+        <w:t>(Gulisano and Margara 2024)</w:t>
       </w:r>
       <w:r>
         <w:fldChar w:fldCharType="end"/>
@@ -12289,23 +11752,7 @@
           <w:rFonts w:ascii="Calibri" w:eastAsiaTheme="minorHAnsi" w:cs="Calibri"/>
           <w:lang w:val="en-GB"/>
         </w:rPr>
-        <w:t>(</w:t>
-      </w:r>
-      <w:proofErr w:type="spellStart"/>
-      <w:r>
-        <w:rPr>
-          <w:rFonts w:ascii="Calibri" w:eastAsiaTheme="minorHAnsi" w:cs="Calibri"/>
-          <w:lang w:val="en-GB"/>
-        </w:rPr>
-        <w:t>Laigner</w:t>
-      </w:r>
-      <w:proofErr w:type="spellEnd"/>
-      <w:r>
-        <w:rPr>
-          <w:rFonts w:ascii="Calibri" w:eastAsiaTheme="minorHAnsi" w:cs="Calibri"/>
-          <w:lang w:val="en-GB"/>
-        </w:rPr>
-        <w:t xml:space="preserve"> </w:t>
+        <w:t xml:space="preserve">(Laigner </w:t>
       </w:r>
       <w:r>
         <w:rPr>
@@ -12439,15 +11886,7 @@
         <w:t xml:space="preserve"> </w:t>
       </w:r>
       <w:r>
-        <w:t xml:space="preserve">An API interface, such as GraphQL or </w:t>
-      </w:r>
-      <w:proofErr w:type="spellStart"/>
-      <w:r>
-        <w:t>ReST</w:t>
-      </w:r>
-      <w:proofErr w:type="spellEnd"/>
-      <w:r>
-        <w:t>, is required to make the data accessible</w:t>
+        <w:t>An API interface, such as GraphQL or ReST, is required to make the data accessible</w:t>
       </w:r>
       <w:r>
         <w:t xml:space="preserve"> and ab</w:t>
@@ -12667,6 +12106,9 @@
       </w:pPr>
       <w:bookmarkStart w:id="49" w:name="_Toc236119805"/>
       <w:r>
+        <w:t xml:space="preserve">Cloud Computing and </w:t>
+      </w:r>
+      <w:r>
         <w:t xml:space="preserve">Cloud-Native </w:t>
       </w:r>
       <w:r>
@@ -12679,7 +12121,13 @@
         <w:t>The</w:t>
       </w:r>
       <w:r>
-        <w:t xml:space="preserve"> enterprises that choose to transition their monolith applications towards a microservice architecture also need to consider where these new applications will run. </w:t>
+        <w:t xml:space="preserve"> enterprises that choose to transition their monolith</w:t>
+      </w:r>
+      <w:r>
+        <w:t>ic</w:t>
+      </w:r>
+      <w:r>
+        <w:t xml:space="preserve"> applications towards a microservice architecture also need to consider where these new applications will run. </w:t>
       </w:r>
       <w:r>
         <w:t>To deploy them efficiently a scalable and modern solution is required. Traditionally applications were deployed on</w:t>
@@ -12703,10 +12151,13 @@
         <w:t xml:space="preserve">. </w:t>
       </w:r>
       <w:r>
-        <w:t>Virtual machines could be used in order to make those servers more efficient, but there still</w:t>
-      </w:r>
-      <w:r>
-        <w:t xml:space="preserve"> is</w:t>
+        <w:t xml:space="preserve">Virtual machines could be used in order to make those servers more efficient, but </w:t>
+      </w:r>
+      <w:r>
+        <w:t xml:space="preserve">there is </w:t>
+      </w:r>
+      <w:r>
+        <w:t>still</w:t>
       </w:r>
       <w:r>
         <w:t xml:space="preserve"> considerable</w:t>
@@ -12759,23 +12210,7 @@
           <w:rFonts w:ascii="Calibri" w:eastAsiaTheme="minorHAnsi" w:cs="Calibri"/>
           <w:lang w:val="en-GB"/>
         </w:rPr>
-        <w:t>(</w:t>
-      </w:r>
-      <w:proofErr w:type="spellStart"/>
-      <w:r>
-        <w:rPr>
-          <w:rFonts w:ascii="Calibri" w:eastAsiaTheme="minorHAnsi" w:cs="Calibri"/>
-          <w:lang w:val="en-GB"/>
-        </w:rPr>
-        <w:t>Pourmajidi</w:t>
-      </w:r>
-      <w:proofErr w:type="spellEnd"/>
-      <w:r>
-        <w:rPr>
-          <w:rFonts w:ascii="Calibri" w:eastAsiaTheme="minorHAnsi" w:cs="Calibri"/>
-          <w:lang w:val="en-GB"/>
-        </w:rPr>
-        <w:t xml:space="preserve"> </w:t>
+        <w:t xml:space="preserve">(Pourmajidi </w:t>
       </w:r>
       <w:r>
         <w:rPr>
@@ -12850,103 +12285,14 @@
       <w:r>
         <w:t xml:space="preserve">. </w:t>
       </w:r>
-    </w:p>
-    <w:p/>
-    <w:p>
-      <w:r>
-        <w:t>Cloud</w:t>
-      </w:r>
-      <w:r>
-        <w:t xml:space="preserve"> computing</w:t>
-      </w:r>
-      <w:r>
-        <w:t xml:space="preserve"> itself is a term that </w:t>
-      </w:r>
-      <w:r>
-        <w:t xml:space="preserve">refers to </w:t>
-      </w:r>
-      <w:r>
-        <w:t>physical</w:t>
-      </w:r>
-      <w:r>
-        <w:t xml:space="preserve"> infrastructure </w:t>
-      </w:r>
-      <w:r>
-        <w:t xml:space="preserve">hosted </w:t>
-      </w:r>
-      <w:r>
-        <w:t xml:space="preserve">in </w:t>
-      </w:r>
-      <w:r>
-        <w:t xml:space="preserve">internationally distributed </w:t>
-      </w:r>
-      <w:r>
-        <w:t>data centres and provides computing</w:t>
-      </w:r>
-      <w:r>
-        <w:t xml:space="preserve">, processing, storage and </w:t>
-      </w:r>
-      <w:r>
-        <w:t>networking</w:t>
-      </w:r>
-      <w:r>
-        <w:t xml:space="preserve"> </w:t>
-      </w:r>
-      <w:r>
-        <w:t>resources</w:t>
-      </w:r>
-      <w:r>
-        <w:t xml:space="preserve"> that power the internet</w:t>
-      </w:r>
-      <w:r>
-        <w:t xml:space="preserve">. </w:t>
-      </w:r>
-      <w:r>
-        <w:t>The advent of cloud computing completel</w:t>
-      </w:r>
-      <w:r>
-        <w:t>y changed how the world app</w:t>
-      </w:r>
-      <w:r>
-        <w:t xml:space="preserve">roached </w:t>
-      </w:r>
-      <w:r>
-        <w:t xml:space="preserve">and thought about the possibilities associated with </w:t>
-      </w:r>
-      <w:r>
-        <w:t>IT</w:t>
-      </w:r>
-      <w:r>
-        <w:t xml:space="preserve"> and digitalisation</w:t>
-      </w:r>
-      <w:r>
-        <w:t xml:space="preserve">. </w:t>
-      </w:r>
-      <w:r>
-        <w:t xml:space="preserve">According to </w:t>
-      </w:r>
-      <w:proofErr w:type="spellStart"/>
-      <w:r>
-        <w:rPr>
-          <w:rFonts w:eastAsiaTheme="minorHAnsi"/>
-          <w:lang w:val="en-GB"/>
-        </w:rPr>
-        <w:t>Khajeh</w:t>
-      </w:r>
-      <w:proofErr w:type="spellEnd"/>
-      <w:r>
-        <w:rPr>
-          <w:rFonts w:eastAsiaTheme="minorHAnsi"/>
-          <w:lang w:val="en-GB"/>
-        </w:rPr>
-        <w:t>-Hosseini</w:t>
-      </w:r>
-      <w:r>
-        <w:rPr>
-          <w:rFonts w:eastAsiaTheme="minorHAnsi"/>
-          <w:lang w:val="en-GB"/>
-        </w:rPr>
-        <w:t>:</w:t>
+      <w:r>
+        <w:t xml:space="preserve">Cloud computing’s impact has been so immense that is been described by </w:t>
+      </w:r>
+      <w:r>
+        <w:t>Mahapatra</w:t>
+      </w:r>
+      <w:r>
+        <w:t xml:space="preserve"> et al. as:</w:t>
       </w:r>
     </w:p>
     <w:p>
@@ -12957,34 +12303,16 @@
         <w:t>“</w:t>
       </w:r>
       <w:r>
-        <w:t xml:space="preserve">Cloud computing is not just about a technological improvement in data </w:t>
-      </w:r>
-      <w:r>
-        <w:t>centres</w:t>
-      </w:r>
-      <w:r>
-        <w:t>; i</w:t>
-      </w:r>
-      <w:r>
-        <w:t>t</w:t>
-      </w:r>
-      <w:r>
-        <w:tab/>
-      </w:r>
-      <w:r>
-        <w:t xml:space="preserve"> represents a fundamental change in how IT is provisioned and used</w:t>
-      </w:r>
-      <w:r>
-        <w:t>”</w:t>
-      </w:r>
-      <w:r>
-        <w:t xml:space="preserve"> </w:t>
+        <w:t>as a pillar of the contemporary digital infrastructure since it is scalable, flexible, and cost-effective.</w:t>
+      </w:r>
+      <w:r>
+        <w:t xml:space="preserve">” </w:t>
       </w:r>
       <w:r>
         <w:fldChar w:fldCharType="begin"/>
       </w:r>
       <w:r>
-        <w:instrText xml:space="preserve"> ADDIN ZOTERO_ITEM CSL_CITATION {"citationID":"nYhZ225K","properties":{"unsorted":false,"formattedCitation":"(Khajeh-Hosseini {\\i{}et al.} 2010)","plainCitation":"(Khajeh-Hosseini et al. 2010)","noteIndex":0},"citationItems":[{"id":257,"uris":["http://zotero.org/users/local/x6OJxADO/items/JZ2EYMQY"],"itemData":{"id":257,"type":"paper-conference","abstract":"This case study illustrates the potential benefits and risks associated with the migration of an IT system in the oil &amp; gas industry from an in-house data center to Amazon EC2 from a broad variety of stakeholder perspectives across the enterprise, thus transcending the typical, yet narrow, financial and technical analysis offered by providers. Our results show that the system infrastructure in the case study would have cost 37% less over 5 years on EC2, and using cloud computing could have potentially eliminated 21% of the support calls for this system. These findings seem significant enough to call for a migration of the system to the cloud but our stakeholder impact analysis revealed that there are significant risks associated with this. Whilst the benefits of using the cloud are attractive, we argue that it is important that enterprise decision-makers consider the overall organizational implications of the changes brought about with cloud computing to avoid implementing local optimizations at the cost of organization-wide performance.","container-title":"2010 IEEE 3rd International Conference on Cloud Computing","DOI":"10.1109/CLOUD.2010.37","event-title":"2010 IEEE International Conference on Cloud Computing (CLOUD)","ISBN":"978-1-4244-8207-8","language":"en","page":"450-457","publisher":"IEEE","publisher-place":"Miami, FL, USA","source":"DOI.org (Crossref)","title":"Cloud Migration: A Case Study of Migrating an Enterprise IT System to IaaS","title-short":"Cloud Migration","URL":"http://ieeexplore.ieee.org/document/5557962/","author":[{"family":"Khajeh-Hosseini","given":"Ali"},{"family":"Greenwood","given":"David"},{"family":"Sommerville","given":"Ian"}],"accessed":{"date-parts":[["2026",7,27]]},"issued":{"date-parts":[["2010",7]]}}}],"schema":"https://github.com/citation-style-language/schema/raw/master/csl-citation.json"} </w:instrText>
+        <w:instrText xml:space="preserve"> ADDIN ZOTERO_ITEM CSL_CITATION {"citationID":"7CI5Z24a","properties":{"unsorted":false,"formattedCitation":"(Mahapatra {\\i{}et al.} 2026)","plainCitation":"(Mahapatra et al. 2026)","noteIndex":0},"citationItems":[{"id":265,"uris":["http://zotero.org/users/local/x6OJxADO/items/W9Y27P3F"],"itemData":{"id":265,"type":"paper-conference","abstract":"Cloud computing has emerged as a pillar of the contemporary digital infrastructure since it is scalable, flexible, and cost-effective. Nevertheless, switching to hybrid and multiclouds has increased the intensity of security and management threats, such as including data breaches, insider threats, multitenancy risks, misconfigurations, regulatory non-compliance and weak operational visibility. The paper provides a critical review of the literature on cloud computing security and management published in the year 2021 to 2025. It is a systematic study of changing threat environments and a comparison of modern prevention strategies, especially artificial intelligence and machine learning-based threat detection, identity-oriented security frameworks, and Zero Trust Architecture. Also, governance, compliance enforcement and resource-management issues affecting organizational resilience and cloud sustainability are discussed. The comparative analysis of the latest surveys shows that the current limitations include disjointed security models, lack of empirical validation, and inadequate integration of security automation and compliance tools. This survey has shown that there are gaps that exist in terms of security and management that need to be filled by having unified, intelligent, and cloud- native security and management solutions that integrate continuous verification of identity, automated policy execution and dynamic threat intelligence. The results will be useful to researchers and practitioners to develop scalable, interoperable and future-ready cloud security solutions.","container-title":"2026 International Conference on Intelligent Computing, Networks, and Security (IC-ICNS)","DOI":"10.1109/IC-ICNS68863.2026.11537438","event-title":"2026 International Conference on Intelligent Computing, Networks, and Security (IC-ICNS)","ISBN":"979-8-3315-8337-8","language":"en","license":"https://doi.org/10.15223/policy-029","page":"1-5","publisher":"IEEE","publisher-place":"Bhubaneswar, India","source":"DOI.org (Crossref)","title":"Emerging Challenges in Cloud Computing: Addressing Security and Management Concerns","title-short":"Emerging Challenges in Cloud Computing","URL":"https://ieeexplore.ieee.org/document/11537438/","author":[{"family":"Mahapatra","given":"Chhabirani"},{"family":"Mishra","given":"Bibhu Kalyan"},{"family":"Dash","given":"Prasant Kumar"},{"family":"Samantaray","given":"Manas Ranjan"}],"accessed":{"date-parts":[["2026",7,28]]},"issued":{"date-parts":[["2026",3,26]]}}}],"schema":"https://github.com/citation-style-language/schema/raw/master/csl-citation.json"} </w:instrText>
       </w:r>
       <w:r>
         <w:fldChar w:fldCharType="separate"/>
@@ -12994,23 +12322,7 @@
           <w:rFonts w:ascii="Calibri" w:eastAsiaTheme="minorHAnsi" w:cs="Calibri"/>
           <w:lang w:val="en-GB"/>
         </w:rPr>
-        <w:t>(</w:t>
-      </w:r>
-      <w:proofErr w:type="spellStart"/>
-      <w:r>
-        <w:rPr>
-          <w:rFonts w:ascii="Calibri" w:eastAsiaTheme="minorHAnsi" w:cs="Calibri"/>
-          <w:lang w:val="en-GB"/>
-        </w:rPr>
-        <w:t>Khajeh</w:t>
-      </w:r>
-      <w:proofErr w:type="spellEnd"/>
-      <w:r>
-        <w:rPr>
-          <w:rFonts w:ascii="Calibri" w:eastAsiaTheme="minorHAnsi" w:cs="Calibri"/>
-          <w:lang w:val="en-GB"/>
-        </w:rPr>
-        <w:t xml:space="preserve">-Hosseini </w:t>
+        <w:t xml:space="preserve">(Mahapatra </w:t>
       </w:r>
       <w:r>
         <w:rPr>
@@ -13026,7 +12338,7 @@
           <w:rFonts w:ascii="Calibri" w:eastAsiaTheme="minorHAnsi" w:cs="Calibri"/>
           <w:lang w:val="en-GB"/>
         </w:rPr>
-        <w:t xml:space="preserve"> 2010)</w:t>
+        <w:t xml:space="preserve"> 2026)</w:t>
       </w:r>
       <w:r>
         <w:fldChar w:fldCharType="end"/>
@@ -13034,54 +12346,171 @@
     </w:p>
     <w:p>
       <w:r>
-        <w:t>One of the biggest advantages is th</w:t>
-      </w:r>
-      <w:r>
-        <w:t>at</w:t>
-      </w:r>
-      <w:r>
-        <w:t xml:space="preserve"> individual businesses no longer need to buy the all the infrastructure that they </w:t>
-      </w:r>
-      <w:r>
-        <w:t>would normally require</w:t>
-      </w:r>
-      <w:r>
-        <w:t xml:space="preserve"> and can instead dynamically consume cloud resources like a utility</w:t>
+        <w:t>Cloud</w:t>
+      </w:r>
+      <w:r>
+        <w:t xml:space="preserve"> computing</w:t>
+      </w:r>
+      <w:r>
+        <w:t xml:space="preserve"> itself is a term that </w:t>
+      </w:r>
+      <w:r>
+        <w:t xml:space="preserve">refers to </w:t>
+      </w:r>
+      <w:r>
+        <w:t>physical</w:t>
+      </w:r>
+      <w:r>
+        <w:t xml:space="preserve"> infrastructure </w:t>
+      </w:r>
+      <w:r>
+        <w:t xml:space="preserve">hosted </w:t>
+      </w:r>
+      <w:r>
+        <w:t xml:space="preserve">in </w:t>
+      </w:r>
+      <w:r>
+        <w:t xml:space="preserve">internationally distributed </w:t>
+      </w:r>
+      <w:r>
+        <w:t>data centres and provides computing</w:t>
+      </w:r>
+      <w:r>
+        <w:t xml:space="preserve">, processing, storage and </w:t>
+      </w:r>
+      <w:r>
+        <w:t>networking</w:t>
       </w:r>
       <w:r>
         <w:t xml:space="preserve"> </w:t>
       </w:r>
       <w:r>
+        <w:t>resources</w:t>
+      </w:r>
+      <w:r>
+        <w:t xml:space="preserve"> that power the internet</w:t>
+      </w:r>
+      <w:r>
+        <w:t xml:space="preserve">. </w:t>
+      </w:r>
+      <w:r>
+        <w:t>These resources are virtualised and can provide diverse features such as on demand computing, utility computing, application service provisioning and service</w:t>
+      </w:r>
+      <w:r>
+        <w:t>-</w:t>
+      </w:r>
+      <w:r>
+        <w:t>orientate architecture amongst many more</w:t>
+      </w:r>
+      <w:r>
+        <w:t xml:space="preserve"> </w:t>
+      </w:r>
+      <w:r>
         <w:fldChar w:fldCharType="begin"/>
       </w:r>
       <w:r>
-        <w:instrText xml:space="preserve"> ADDIN ZOTERO_ITEM CSL_CITATION {"citationID":"cuv3ACzj","properties":{"unsorted":false,"formattedCitation":"(Armbrust {\\i{}et al.} 2009)","plainCitation":"(Armbrust et al. 2009)","noteIndex":0},"citationItems":[{"id":261,"uris":["http://zotero.org/users/local/x6OJxADO/items/RAGMIGAS"],"itemData":{"id":261,"type":"report","language":"en","publisher":"University of California at Berkeley","source":"Zotero","title":"Above the Clouds: A Berkeley View of Cloud Computing","author":[{"family":"Armbrust","given":"Michael"},{"family":"Fox","given":"Armando"},{"family":"Griffith","given":"Rean"},{"family":"Joseph","given":"Anthony D"},{"family":"Katz","given":"Randy H"},{"family":"Konwinski","given":"Andrew"},{"family":"Lee","given":"Gunho"},{"family":"Patterson","given":"David A"},{"family":"Rabkin","given":"Ariel"},{"family":"Stoica","given":"Ion"},{"family":"Zaharia","given":"Matei"}],"issued":{"date-parts":[["2009"]]}}}],"schema":"https://github.com/citation-style-language/schema/raw/master/csl-citation.json"} </w:instrText>
+        <w:instrText xml:space="preserve"> ADDIN ZOTERO_ITEM CSL_CITATION {"citationID":"a8xurpU1","properties":{"unsorted":false,"formattedCitation":"(Erdogmus 2009)","plainCitation":"(Erdogmus 2009)","noteIndex":0},"citationItems":[{"id":263,"uris":["http://zotero.org/users/local/x6OJxADO/items/RP45PI7H"],"itemData":{"id":263,"type":"article-journal","container-title":"IEEE Software","DOI":"10.1109/MS.2009.31","ISSN":"0740-7459, 1937-4194","issue":"2","journalAbbreviation":"IEEE Softw.","language":"en","license":"https://ieeexplore.ieee.org/Xplorehelp/downloads/license-information/Crown.html","page":"4-6","source":"DOI.org (Crossref)","title":"Cloud Computing: Does Nirvana Hide behind the Nebula?","title-short":"Cloud Computing","volume":"26","author":[{"family":"Erdogmus","given":"Hakan"}],"issued":{"date-parts":[["2009",3]]}}}],"schema":"https://github.com/citation-style-language/schema/raw/master/csl-citation.json"} </w:instrText>
       </w:r>
       <w:r>
         <w:fldChar w:fldCharType="separate"/>
       </w:r>
       <w:r>
         <w:rPr>
+          <w:noProof/>
+        </w:rPr>
+        <w:t>(Erdogmus 2009)</w:t>
+      </w:r>
+      <w:r>
+        <w:fldChar w:fldCharType="end"/>
+      </w:r>
+      <w:r>
+        <w:t xml:space="preserve">. </w:t>
+      </w:r>
+      <w:r>
+        <w:t>The advent of cloud computing completel</w:t>
+      </w:r>
+      <w:r>
+        <w:t>y changed how the world app</w:t>
+      </w:r>
+      <w:r>
+        <w:t xml:space="preserve">roached </w:t>
+      </w:r>
+      <w:r>
+        <w:t xml:space="preserve">and thought about the possibilities associated with </w:t>
+      </w:r>
+      <w:r>
+        <w:t>IT</w:t>
+      </w:r>
+      <w:r>
+        <w:t xml:space="preserve"> and digitalisation</w:t>
+      </w:r>
+      <w:r>
+        <w:t xml:space="preserve">. </w:t>
+      </w:r>
+      <w:r>
+        <w:t xml:space="preserve">According to </w:t>
+      </w:r>
+      <w:r>
+        <w:rPr>
+          <w:rFonts w:eastAsiaTheme="minorHAnsi"/>
+          <w:lang w:val="en-GB"/>
+        </w:rPr>
+        <w:t>Khajeh-Hosseini</w:t>
+      </w:r>
+      <w:r>
+        <w:rPr>
+          <w:rFonts w:eastAsiaTheme="minorHAnsi"/>
+          <w:lang w:val="en-GB"/>
+        </w:rPr>
+        <w:t>:</w:t>
+      </w:r>
+    </w:p>
+    <w:p>
+      <w:pPr>
+        <w:ind w:left="720"/>
+      </w:pPr>
+      <w:r>
+        <w:t>“</w:t>
+      </w:r>
+      <w:r>
+        <w:t xml:space="preserve">Cloud computing is not just about a technological improvement in data </w:t>
+      </w:r>
+      <w:r>
+        <w:t>centres</w:t>
+      </w:r>
+      <w:r>
+        <w:t>; i</w:t>
+      </w:r>
+      <w:r>
+        <w:t>t</w:t>
+      </w:r>
+      <w:r>
+        <w:tab/>
+      </w:r>
+      <w:r>
+        <w:t xml:space="preserve"> represents a fundamental change in how IT is provisioned and used</w:t>
+      </w:r>
+      <w:r>
+        <w:t>”</w:t>
+      </w:r>
+      <w:r>
+        <w:t xml:space="preserve"> </w:t>
+      </w:r>
+      <w:r>
+        <w:fldChar w:fldCharType="begin"/>
+      </w:r>
+      <w:r>
+        <w:instrText xml:space="preserve"> ADDIN ZOTERO_ITEM CSL_CITATION {"citationID":"nYhZ225K","properties":{"unsorted":false,"formattedCitation":"(Khajeh-Hosseini {\\i{}et al.} 2010)","plainCitation":"(Khajeh-Hosseini et al. 2010)","noteIndex":0},"citationItems":[{"id":257,"uris":["http://zotero.org/users/local/x6OJxADO/items/JZ2EYMQY"],"itemData":{"id":257,"type":"paper-conference","abstract":"This case study illustrates the potential benefits and risks associated with the migration of an IT system in the oil &amp; gas industry from an in-house data center to Amazon EC2 from a broad variety of stakeholder perspectives across the enterprise, thus transcending the typical, yet narrow, financial and technical analysis offered by providers. Our results show that the system infrastructure in the case study would have cost 37% less over 5 years on EC2, and using cloud computing could have potentially eliminated 21% of the support calls for this system. These findings seem significant enough to call for a migration of the system to the cloud but our stakeholder impact analysis revealed that there are significant risks associated with this. Whilst the benefits of using the cloud are attractive, we argue that it is important that enterprise decision-makers consider the overall organizational implications of the changes brought about with cloud computing to avoid implementing local optimizations at the cost of organization-wide performance.","container-title":"2010 IEEE 3rd International Conference on Cloud Computing","DOI":"10.1109/CLOUD.2010.37","event-title":"2010 IEEE International Conference on Cloud Computing (CLOUD)","ISBN":"978-1-4244-8207-8","language":"en","page":"450-457","publisher":"IEEE","publisher-place":"Miami, FL, USA","source":"DOI.org (Crossref)","title":"Cloud Migration: A Case Study of Migrating an Enterprise IT System to IaaS","title-short":"Cloud Migration","URL":"http://ieeexplore.ieee.org/document/5557962/","author":[{"family":"Khajeh-Hosseini","given":"Ali"},{"family":"Greenwood","given":"David"},{"family":"Sommerville","given":"Ian"}],"accessed":{"date-parts":[["2026",7,27]]},"issued":{"date-parts":[["2010",7]]}}}],"schema":"https://github.com/citation-style-language/schema/raw/master/csl-citation.json"} </w:instrText>
+      </w:r>
+      <w:r>
+        <w:fldChar w:fldCharType="separate"/>
+      </w:r>
+      <w:r>
+        <w:rPr>
           <w:rFonts w:ascii="Calibri" w:eastAsiaTheme="minorHAnsi" w:cs="Calibri"/>
           <w:lang w:val="en-GB"/>
         </w:rPr>
-        <w:t>(</w:t>
-      </w:r>
-      <w:proofErr w:type="spellStart"/>
-      <w:r>
-        <w:rPr>
-          <w:rFonts w:ascii="Calibri" w:eastAsiaTheme="minorHAnsi" w:cs="Calibri"/>
-          <w:lang w:val="en-GB"/>
-        </w:rPr>
-        <w:t>Armbrust</w:t>
-      </w:r>
-      <w:proofErr w:type="spellEnd"/>
-      <w:r>
-        <w:rPr>
-          <w:rFonts w:ascii="Calibri" w:eastAsiaTheme="minorHAnsi" w:cs="Calibri"/>
-          <w:lang w:val="en-GB"/>
-        </w:rPr>
-        <w:t xml:space="preserve"> </w:t>
+        <w:t xml:space="preserve">(Khajeh-Hosseini </w:t>
       </w:r>
       <w:r>
         <w:rPr>
@@ -13097,25 +12526,36 @@
           <w:rFonts w:ascii="Calibri" w:eastAsiaTheme="minorHAnsi" w:cs="Calibri"/>
           <w:lang w:val="en-GB"/>
         </w:rPr>
-        <w:t xml:space="preserve"> 2009)</w:t>
+        <w:t xml:space="preserve"> 2010)</w:t>
       </w:r>
       <w:r>
         <w:fldChar w:fldCharType="end"/>
       </w:r>
-      <w:r>
-        <w:t xml:space="preserve">. For the postal sector this means that more cloud resources can be provisioned during the peak times of the year, such as key shopping dates in the calendar, when more shipments are in the logistic chain and more IT resources are required. </w:t>
-      </w:r>
-      <w:r>
-        <w:t xml:space="preserve">The result it that </w:t>
-      </w:r>
-      <w:r>
-        <w:t xml:space="preserve">an enterprise no longer needs to worry about over-provisioning a service where predictions might be inaccurate, thus saving capital expenditure costs </w:t>
+    </w:p>
+    <w:p>
+      <w:r>
+        <w:t>One of the biggest advantages is th</w:t>
+      </w:r>
+      <w:r>
+        <w:t>at</w:t>
+      </w:r>
+      <w:r>
+        <w:t xml:space="preserve"> individual businesses no longer need to buy the all the infrastructure that they </w:t>
+      </w:r>
+      <w:r>
+        <w:t>would normally require</w:t>
+      </w:r>
+      <w:r>
+        <w:t xml:space="preserve"> and can instead dynamically consume cloud resources like a utility</w:t>
+      </w:r>
+      <w:r>
+        <w:t xml:space="preserve"> </w:t>
       </w:r>
       <w:r>
         <w:fldChar w:fldCharType="begin"/>
       </w:r>
       <w:r>
-        <w:instrText xml:space="preserve"> ADDIN ZOTERO_ITEM CSL_CITATION {"citationID":"8SmY0UEs","properties":{"unsorted":false,"formattedCitation":"(Armbrust {\\i{}et al.} 2009)","plainCitation":"(Armbrust et al. 2009)","noteIndex":0},"citationItems":[{"id":261,"uris":["http://zotero.org/users/local/x6OJxADO/items/RAGMIGAS"],"itemData":{"id":261,"type":"report","language":"en","publisher":"University of California at Berkeley","source":"Zotero","title":"Above the Clouds: A Berkeley View of Cloud Computing","author":[{"family":"Armbrust","given":"Michael"},{"family":"Fox","given":"Armando"},{"family":"Griffith","given":"Rean"},{"family":"Joseph","given":"Anthony D"},{"family":"Katz","given":"Randy H"},{"family":"Konwinski","given":"Andrew"},{"family":"Lee","given":"Gunho"},{"family":"Patterson","given":"David A"},{"family":"Rabkin","given":"Ariel"},{"family":"Stoica","given":"Ion"},{"family":"Zaharia","given":"Matei"}],"issued":{"date-parts":[["2009"]]}}}],"schema":"https://github.com/citation-style-language/schema/raw/master/csl-citation.json"} </w:instrText>
+        <w:instrText xml:space="preserve"> ADDIN ZOTERO_ITEM CSL_CITATION {"citationID":"cuv3ACzj","properties":{"unsorted":false,"formattedCitation":"(Armbrust {\\i{}et al.} 2009)","plainCitation":"(Armbrust et al. 2009)","noteIndex":0},"citationItems":[{"id":261,"uris":["http://zotero.org/users/local/x6OJxADO/items/RAGMIGAS"],"itemData":{"id":261,"type":"report","language":"en","publisher":"University of California at Berkeley","source":"Zotero","title":"Above the Clouds: A Berkeley View of Cloud Computing","author":[{"family":"Armbrust","given":"Michael"},{"family":"Fox","given":"Armando"},{"family":"Griffith","given":"Rean"},{"family":"Joseph","given":"Anthony D"},{"family":"Katz","given":"Randy H"},{"family":"Konwinski","given":"Andrew"},{"family":"Lee","given":"Gunho"},{"family":"Patterson","given":"David A"},{"family":"Rabkin","given":"Ariel"},{"family":"Stoica","given":"Ion"},{"family":"Zaharia","given":"Matei"}],"issued":{"date-parts":[["2009"]]}}}],"schema":"https://github.com/citation-style-language/schema/raw/master/csl-citation.json"} </w:instrText>
       </w:r>
       <w:r>
         <w:fldChar w:fldCharType="separate"/>
@@ -13125,23 +12565,7 @@
           <w:rFonts w:ascii="Calibri" w:eastAsiaTheme="minorHAnsi" w:cs="Calibri"/>
           <w:lang w:val="en-GB"/>
         </w:rPr>
-        <w:t>(</w:t>
-      </w:r>
-      <w:proofErr w:type="spellStart"/>
-      <w:r>
-        <w:rPr>
-          <w:rFonts w:ascii="Calibri" w:eastAsiaTheme="minorHAnsi" w:cs="Calibri"/>
-          <w:lang w:val="en-GB"/>
-        </w:rPr>
-        <w:t>Armbrust</w:t>
-      </w:r>
-      <w:proofErr w:type="spellEnd"/>
-      <w:r>
-        <w:rPr>
-          <w:rFonts w:ascii="Calibri" w:eastAsiaTheme="minorHAnsi" w:cs="Calibri"/>
-          <w:lang w:val="en-GB"/>
-        </w:rPr>
-        <w:t xml:space="preserve"> </w:t>
+        <w:t xml:space="preserve">(Armbrust </w:t>
       </w:r>
       <w:r>
         <w:rPr>
@@ -13163,19 +12587,25 @@
         <w:fldChar w:fldCharType="end"/>
       </w:r>
       <w:r>
-        <w:t>.</w:t>
-      </w:r>
-      <w:r>
-        <w:t xml:space="preserve"> This also means that the enterprise does need to be worried about under-provisioning and missing sales or be disrupted by operational overload, since more resources can be </w:t>
-      </w:r>
-      <w:r>
-        <w:t xml:space="preserve">provided whenever they are required </w:t>
+        <w:t xml:space="preserve">. For the postal sector this means that more cloud resources can be provisioned during the peak times of the year, such as key shopping dates in the calendar, when more shipments are in the logistic chain and more IT resources are required. </w:t>
+      </w:r>
+      <w:r>
+        <w:t>The result i</w:t>
+      </w:r>
+      <w:r>
+        <w:t>s</w:t>
+      </w:r>
+      <w:r>
+        <w:t xml:space="preserve"> that </w:t>
+      </w:r>
+      <w:r>
+        <w:t xml:space="preserve">an enterprise no longer needs to worry about over-provisioning a service where predictions might be inaccurate, thus saving capital expenditure costs </w:t>
       </w:r>
       <w:r>
         <w:fldChar w:fldCharType="begin"/>
       </w:r>
       <w:r>
-        <w:instrText xml:space="preserve"> ADDIN ZOTERO_ITEM CSL_CITATION {"citationID":"sQLO4eo4","properties":{"unsorted":false,"formattedCitation":"(Armbrust {\\i{}et al.} 2009)","plainCitation":"(Armbrust et al. 2009)","noteIndex":0},"citationItems":[{"id":261,"uris":["http://zotero.org/users/local/x6OJxADO/items/RAGMIGAS"],"itemData":{"id":261,"type":"report","language":"en","publisher":"University of California at Berkeley","source":"Zotero","title":"Above the Clouds: A Berkeley View of Cloud Computing","author":[{"family":"Armbrust","given":"Michael"},{"family":"Fox","given":"Armando"},{"family":"Griffith","given":"Rean"},{"family":"Joseph","given":"Anthony D"},{"family":"Katz","given":"Randy H"},{"family":"Konwinski","given":"Andrew"},{"family":"Lee","given":"Gunho"},{"family":"Patterson","given":"David A"},{"family":"Rabkin","given":"Ariel"},{"family":"Stoica","given":"Ion"},{"family":"Zaharia","given":"Matei"}],"issued":{"date-parts":[["2009"]]}}}],"schema":"https://github.com/citation-style-language/schema/raw/master/csl-citation.json"} </w:instrText>
+        <w:instrText xml:space="preserve"> ADDIN ZOTERO_ITEM CSL_CITATION {"citationID":"8SmY0UEs","properties":{"unsorted":false,"formattedCitation":"(Armbrust {\\i{}et al.} 2009)","plainCitation":"(Armbrust et al. 2009)","noteIndex":0},"citationItems":[{"id":261,"uris":["http://zotero.org/users/local/x6OJxADO/items/RAGMIGAS"],"itemData":{"id":261,"type":"report","language":"en","publisher":"University of California at Berkeley","source":"Zotero","title":"Above the Clouds: A Berkeley View of Cloud Computing","author":[{"family":"Armbrust","given":"Michael"},{"family":"Fox","given":"Armando"},{"family":"Griffith","given":"Rean"},{"family":"Joseph","given":"Anthony D"},{"family":"Katz","given":"Randy H"},{"family":"Konwinski","given":"Andrew"},{"family":"Lee","given":"Gunho"},{"family":"Patterson","given":"David A"},{"family":"Rabkin","given":"Ariel"},{"family":"Stoica","given":"Ion"},{"family":"Zaharia","given":"Matei"}],"issued":{"date-parts":[["2009"]]}}}],"schema":"https://github.com/citation-style-language/schema/raw/master/csl-citation.json"} </w:instrText>
       </w:r>
       <w:r>
         <w:fldChar w:fldCharType="separate"/>
@@ -13185,23 +12615,7 @@
           <w:rFonts w:ascii="Calibri" w:eastAsiaTheme="minorHAnsi" w:cs="Calibri"/>
           <w:lang w:val="en-GB"/>
         </w:rPr>
-        <w:t>(</w:t>
-      </w:r>
-      <w:proofErr w:type="spellStart"/>
-      <w:r>
-        <w:rPr>
-          <w:rFonts w:ascii="Calibri" w:eastAsiaTheme="minorHAnsi" w:cs="Calibri"/>
-          <w:lang w:val="en-GB"/>
-        </w:rPr>
-        <w:t>Armbrust</w:t>
-      </w:r>
-      <w:proofErr w:type="spellEnd"/>
-      <w:r>
-        <w:rPr>
-          <w:rFonts w:ascii="Calibri" w:eastAsiaTheme="minorHAnsi" w:cs="Calibri"/>
-          <w:lang w:val="en-GB"/>
-        </w:rPr>
-        <w:t xml:space="preserve"> </w:t>
+        <w:t xml:space="preserve">(Armbrust </w:t>
       </w:r>
       <w:r>
         <w:rPr>
@@ -13223,38 +12637,219 @@
         <w:fldChar w:fldCharType="end"/>
       </w:r>
       <w:r>
+        <w:t>.</w:t>
+      </w:r>
+      <w:r>
+        <w:t xml:space="preserve"> This also means that the enterprise does </w:t>
+      </w:r>
+      <w:r>
+        <w:t xml:space="preserve">not </w:t>
+      </w:r>
+      <w:r>
+        <w:t>need to</w:t>
+      </w:r>
+      <w:r>
+        <w:t xml:space="preserve"> </w:t>
+      </w:r>
+      <w:r>
+        <w:t>worr</w:t>
+      </w:r>
+      <w:r>
+        <w:t>y</w:t>
+      </w:r>
+      <w:r>
+        <w:t xml:space="preserve"> about under-provisioning and missing sales or be disrupted by operational overload, since more resources can be </w:t>
+      </w:r>
+      <w:r>
+        <w:t xml:space="preserve">provided whenever they are required </w:t>
+      </w:r>
+      <w:r>
+        <w:fldChar w:fldCharType="begin"/>
+      </w:r>
+      <w:r>
+        <w:instrText xml:space="preserve"> ADDIN ZOTERO_ITEM CSL_CITATION {"citationID":"sQLO4eo4","properties":{"unsorted":false,"formattedCitation":"(Armbrust {\\i{}et al.} 2009)","plainCitation":"(Armbrust et al. 2009)","noteIndex":0},"citationItems":[{"id":261,"uris":["http://zotero.org/users/local/x6OJxADO/items/RAGMIGAS"],"itemData":{"id":261,"type":"report","language":"en","publisher":"University of California at Berkeley","source":"Zotero","title":"Above the Clouds: A Berkeley View of Cloud Computing","author":[{"family":"Armbrust","given":"Michael"},{"family":"Fox","given":"Armando"},{"family":"Griffith","given":"Rean"},{"family":"Joseph","given":"Anthony D"},{"family":"Katz","given":"Randy H"},{"family":"Konwinski","given":"Andrew"},{"family":"Lee","given":"Gunho"},{"family":"Patterson","given":"David A"},{"family":"Rabkin","given":"Ariel"},{"family":"Stoica","given":"Ion"},{"family":"Zaharia","given":"Matei"}],"issued":{"date-parts":[["2009"]]}}}],"schema":"https://github.com/citation-style-language/schema/raw/master/csl-citation.json"} </w:instrText>
+      </w:r>
+      <w:r>
+        <w:fldChar w:fldCharType="separate"/>
+      </w:r>
+      <w:r>
+        <w:rPr>
+          <w:rFonts w:ascii="Calibri" w:eastAsiaTheme="minorHAnsi" w:cs="Calibri"/>
+          <w:lang w:val="en-GB"/>
+        </w:rPr>
+        <w:t xml:space="preserve">(Armbrust </w:t>
+      </w:r>
+      <w:r>
+        <w:rPr>
+          <w:rFonts w:ascii="Calibri" w:eastAsiaTheme="minorHAnsi" w:cs="Calibri"/>
+          <w:i/>
+          <w:iCs/>
+          <w:lang w:val="en-GB"/>
+        </w:rPr>
+        <w:t>et al.</w:t>
+      </w:r>
+      <w:r>
+        <w:rPr>
+          <w:rFonts w:ascii="Calibri" w:eastAsiaTheme="minorHAnsi" w:cs="Calibri"/>
+          <w:lang w:val="en-GB"/>
+        </w:rPr>
+        <w:t xml:space="preserve"> 2009)</w:t>
+      </w:r>
+      <w:r>
+        <w:fldChar w:fldCharType="end"/>
+      </w:r>
+      <w:r>
         <w:t xml:space="preserve">. </w:t>
       </w:r>
       <w:r>
-        <w:t xml:space="preserve">Such a monumental shift in provisioning technology has changed how enterprises approach software development, enabling the dynamic allocation of infrastructure, scaled and configured automatically to match application demand. </w:t>
-      </w:r>
-    </w:p>
-    <w:p/>
-    <w:p>
-      <w:r>
-        <w:t xml:space="preserve">Cloud computing provides the infrastructure that cloud native architecture is designed upon. </w:t>
+        <w:t xml:space="preserve">Such a monumental shift in provisioning technology has changed how enterprises approach software </w:t>
+      </w:r>
+      <w:r>
+        <w:lastRenderedPageBreak/>
+        <w:t xml:space="preserve">development, enabling the dynamic allocation of infrastructure, scaled and configured automatically to match application demand. </w:t>
+      </w:r>
+    </w:p>
+    <w:p>
+      <w:r>
+        <w:t>Cloud computing provides the infrastructure that cloud</w:t>
+      </w:r>
+      <w:r>
+        <w:t>-</w:t>
+      </w:r>
+      <w:r>
+        <w:t xml:space="preserve">native architecture is designed upon. </w:t>
+      </w:r>
+      <w:r>
+        <w:t>Such architectures are designed to specifically exploit the benefits of cloud environments. Cloud-native applications make use of the elasticity offered by cloud platforms as well as distributed resource management and automated provisioning</w:t>
+      </w:r>
+      <w:r>
+        <w:t xml:space="preserve"> </w:t>
+      </w:r>
+      <w:r>
+        <w:fldChar w:fldCharType="begin"/>
+      </w:r>
+      <w:r>
+        <w:instrText xml:space="preserve"> ADDIN ZOTERO_ITEM CSL_CITATION {"citationID":"FNMgdAH1","properties":{"unsorted":false,"formattedCitation":"(Pourmajidi {\\i{}et al.} 2025)","plainCitation":"(Pourmajidi et al. 2025)","noteIndex":0},"citationItems":[{"id":255,"uris":["http://zotero.org/users/local/x6OJxADO/items/ZH2EZLHP"],"itemData":{"id":255,"type":"article-journal","abstract":"The evolution of cloud computing has given rise to Cloud Native Applications (CNAs), presenting new challenges in governance, particularly when faced with strict compliance requirements. This work explores the unique characteristics of CNAs and their impact on governance. We introduce a comprehensive reference architecture designed to streamline governance across CNAs, along with a sample implementation, offering insights for both single and multi-cloud environments. Our architecture seamlessly integrates governance within the CNA framework, adhering to a “battery-included” philosophy. Tailored for both expansive and compact CNA deployments across various industries, this design enables cloud practitioners to prioritize product development by alleviating the complexities associated with governance. In addition, it provides a building block for academic exploration of generic CNA frameworks, highlighting their relevance in the evolving cloud computing landscape.","container-title":"IEEE Transactions on Cloud Computing","DOI":"10.1109/TCC.2025.3578557","ISSN":"2168-7161, 2372-0018","issue":"3","journalAbbreviation":"IEEE Trans. Cloud Comput.","language":"en","license":"https://ieeexplore.ieee.org/Xplorehelp/downloads/license-information/IEEE.html","page":"935-952","source":"DOI.org (Crossref)","title":"A Reference Architecture for Governance of Cloud Native Applications","volume":"13","author":[{"family":"Pourmajidi","given":"William"},{"family":"Zhang","given":"Lei"},{"family":"Steinbacher","given":"John"},{"family":"Erwin","given":"Tony"},{"family":"Miranskyy","given":"Andriy"}],"issued":{"date-parts":[["2025",7]]}}}],"schema":"https://github.com/citation-style-language/schema/raw/master/csl-citation.json"} </w:instrText>
+      </w:r>
+      <w:r>
+        <w:fldChar w:fldCharType="separate"/>
+      </w:r>
+      <w:r>
+        <w:rPr>
+          <w:rFonts w:ascii="Calibri" w:eastAsiaTheme="minorHAnsi" w:cs="Calibri"/>
+          <w:lang w:val="en-GB"/>
+        </w:rPr>
+        <w:t xml:space="preserve">(Pourmajidi </w:t>
+      </w:r>
+      <w:r>
+        <w:rPr>
+          <w:rFonts w:ascii="Calibri" w:eastAsiaTheme="minorHAnsi" w:cs="Calibri"/>
+          <w:i/>
+          <w:iCs/>
+          <w:lang w:val="en-GB"/>
+        </w:rPr>
+        <w:t>et al.</w:t>
+      </w:r>
+      <w:r>
+        <w:rPr>
+          <w:rFonts w:ascii="Calibri" w:eastAsiaTheme="minorHAnsi" w:cs="Calibri"/>
+          <w:lang w:val="en-GB"/>
+        </w:rPr>
+        <w:t xml:space="preserve"> 2025)</w:t>
+      </w:r>
+      <w:r>
+        <w:fldChar w:fldCharType="end"/>
+      </w:r>
+      <w:r>
+        <w:t xml:space="preserve">. </w:t>
+      </w:r>
+      <w:r>
+        <w:t xml:space="preserve">Cloud applications have shifted from monolithic to more dynamic microservices based architectures that make better use of the possibilities of the clouds flexibility and scalability </w:t>
+      </w:r>
+      <w:r>
+        <w:fldChar w:fldCharType="begin"/>
+      </w:r>
+      <w:r>
+        <w:instrText xml:space="preserve"> ADDIN ZOTERO_ITEM CSL_CITATION {"citationID":"xttrufPh","properties":{"unsorted":false,"formattedCitation":"(Pourmajidi {\\i{}et al.} 2025)","plainCitation":"(Pourmajidi et al. 2025)","noteIndex":0},"citationItems":[{"id":255,"uris":["http://zotero.org/users/local/x6OJxADO/items/ZH2EZLHP"],"itemData":{"id":255,"type":"article-journal","abstract":"The evolution of cloud computing has given rise to Cloud Native Applications (CNAs), presenting new challenges in governance, particularly when faced with strict compliance requirements. This work explores the unique characteristics of CNAs and their impact on governance. We introduce a comprehensive reference architecture designed to streamline governance across CNAs, along with a sample implementation, offering insights for both single and multi-cloud environments. Our architecture seamlessly integrates governance within the CNA framework, adhering to a “battery-included” philosophy. Tailored for both expansive and compact CNA deployments across various industries, this design enables cloud practitioners to prioritize product development by alleviating the complexities associated with governance. In addition, it provides a building block for academic exploration of generic CNA frameworks, highlighting their relevance in the evolving cloud computing landscape.","container-title":"IEEE Transactions on Cloud Computing","DOI":"10.1109/TCC.2025.3578557","ISSN":"2168-7161, 2372-0018","issue":"3","journalAbbreviation":"IEEE Trans. Cloud Comput.","language":"en","license":"https://ieeexplore.ieee.org/Xplorehelp/downloads/license-information/IEEE.html","page":"935-952","source":"DOI.org (Crossref)","title":"A Reference Architecture for Governance of Cloud Native Applications","volume":"13","author":[{"family":"Pourmajidi","given":"William"},{"family":"Zhang","given":"Lei"},{"family":"Steinbacher","given":"John"},{"family":"Erwin","given":"Tony"},{"family":"Miranskyy","given":"Andriy"}],"issued":{"date-parts":[["2025",7]]}}}],"schema":"https://github.com/citation-style-language/schema/raw/master/csl-citation.json"} </w:instrText>
+      </w:r>
+      <w:r>
+        <w:fldChar w:fldCharType="separate"/>
+      </w:r>
+      <w:r>
+        <w:rPr>
+          <w:rFonts w:ascii="Calibri" w:eastAsiaTheme="minorHAnsi" w:cs="Calibri"/>
+          <w:lang w:val="en-GB"/>
+        </w:rPr>
+        <w:t xml:space="preserve">(Pourmajidi </w:t>
+      </w:r>
+      <w:r>
+        <w:rPr>
+          <w:rFonts w:ascii="Calibri" w:eastAsiaTheme="minorHAnsi" w:cs="Calibri"/>
+          <w:i/>
+          <w:iCs/>
+          <w:lang w:val="en-GB"/>
+        </w:rPr>
+        <w:t>et al.</w:t>
+      </w:r>
+      <w:r>
+        <w:rPr>
+          <w:rFonts w:ascii="Calibri" w:eastAsiaTheme="minorHAnsi" w:cs="Calibri"/>
+          <w:lang w:val="en-GB"/>
+        </w:rPr>
+        <w:t xml:space="preserve"> 2025)</w:t>
+      </w:r>
+      <w:r>
+        <w:fldChar w:fldCharType="end"/>
+      </w:r>
+      <w:r>
+        <w:t>. This change requires efficient and lightweight computing, which has led to containerisation becoming the standard for modern application deployment</w:t>
+      </w:r>
+      <w:r>
+        <w:t xml:space="preserve"> </w:t>
+      </w:r>
+      <w:r>
+        <w:fldChar w:fldCharType="begin"/>
+      </w:r>
+      <w:r>
+        <w:instrText xml:space="preserve"> ADDIN ZOTERO_ITEM CSL_CITATION {"citationID":"1rsqJ8sP","properties":{"unsorted":false,"formattedCitation":"(Liu {\\i{}et al.} 2020)","plainCitation":"(Liu et al. 2020)","noteIndex":0},"citationItems":[{"id":267,"uris":["http://zotero.org/users/local/x6OJxADO/items/TMR3VB2V"],"itemData":{"id":267,"type":"paper-conference","abstract":"Microservices are emerging as a new computing paradigm which is a suitable complementation of cloud computing. Microservices will decompose traditional monolithic applications into a set of fine-grained services, which can be independently developed, tested, and deployed. However, there are many challenges of microservices. This paper provides a comprehensive overview of microservices. More specifically, firstly, we systematically compare traditional monolithic architecture, service-oriented architecture (SOA), and microservices architecture. Secondly, we give an overview of the container technology. Finally, we outline the technical challenges of microservices, such as performance, debugging and data consistency.","container-title":"2020 IEEE 20th International Conference on Software Quality, Reliability and Security Companion (QRS-C)","DOI":"10.1109/QRS-C51114.2020.00107","event-title":"2020 IEEE 20th International Conference on Software Quality, Reliability and Security Companion (QRS-C)","ISBN":"978-1-7281-8915-4","language":"en","license":"https://ieeexplore.ieee.org/Xplorehelp/downloads/license-information/IEEE.html","page":"629-635","publisher":"IEEE","publisher-place":"Macau, China","source":"DOI.org (Crossref)","title":"Microservices: architecture, container, and challenges","title-short":"Microservices","URL":"https://ieeexplore.ieee.org/document/9282637/","author":[{"family":"Liu","given":"Guozhi"},{"family":"Huang","given":"Bi"},{"family":"Liang","given":"Zhihong"},{"family":"Qin","given":"Minmin"},{"family":"Zhou","given":"Hua"},{"family":"Li","given":"Zhang"}],"accessed":{"date-parts":[["2026",7,28]]},"issued":{"date-parts":[["2020",12]]}}}],"schema":"https://github.com/citation-style-language/schema/raw/master/csl-citation.json"} </w:instrText>
+      </w:r>
+      <w:r>
+        <w:fldChar w:fldCharType="separate"/>
+      </w:r>
+      <w:r>
+        <w:rPr>
+          <w:rFonts w:ascii="Calibri" w:eastAsiaTheme="minorHAnsi" w:cs="Calibri"/>
+          <w:lang w:val="en-GB"/>
+        </w:rPr>
+        <w:t xml:space="preserve">(Liu </w:t>
+      </w:r>
+      <w:r>
+        <w:rPr>
+          <w:rFonts w:ascii="Calibri" w:eastAsiaTheme="minorHAnsi" w:cs="Calibri"/>
+          <w:i/>
+          <w:iCs/>
+          <w:lang w:val="en-GB"/>
+        </w:rPr>
+        <w:t>et al.</w:t>
+      </w:r>
+      <w:r>
+        <w:rPr>
+          <w:rFonts w:ascii="Calibri" w:eastAsiaTheme="minorHAnsi" w:cs="Calibri"/>
+          <w:lang w:val="en-GB"/>
+        </w:rPr>
+        <w:t xml:space="preserve"> 2020)</w:t>
+      </w:r>
+      <w:r>
+        <w:fldChar w:fldCharType="end"/>
+      </w:r>
+      <w:r>
+        <w:t>.</w:t>
       </w:r>
     </w:p>
     <w:p>
       <w:pPr>
         <w:ind w:left="720"/>
       </w:pPr>
-    </w:p>
-    <w:p>
-      <w:pPr>
-        <w:ind w:left="720"/>
-      </w:pPr>
-    </w:p>
-    <w:p>
-      <w:r>
-        <w:t xml:space="preserve">Specifically the rise of containerisation has led to workloads becoming much easier and efficient to deploy on </w:t>
-      </w:r>
-      <w:r>
-        <w:t xml:space="preserve">cloud based </w:t>
-      </w:r>
-      <w:r>
-        <w:t>infrastructure.</w:t>
-      </w:r>
     </w:p>
     <w:p/>
     <w:p>
@@ -13306,6 +12901,7 @@
       </w:pPr>
       <w:bookmarkStart w:id="50" w:name="_Toc236119806"/>
       <w:r>
+        <w:lastRenderedPageBreak/>
         <w:t>High Availability</w:t>
       </w:r>
       <w:r>
@@ -13369,7 +12965,6 @@
       </w:pPr>
       <w:bookmarkStart w:id="51" w:name="_Toc236119807"/>
       <w:r>
-        <w:lastRenderedPageBreak/>
         <w:t>Cloud Resilience with Kubernetes</w:t>
       </w:r>
       <w:bookmarkEnd w:id="51"/>
@@ -13447,15 +13042,7 @@
         <w:t>ISO/IEC IEEE 32675</w:t>
       </w:r>
       <w:r>
-        <w:t xml:space="preserve"> </w:t>
-      </w:r>
-      <w:proofErr w:type="spellStart"/>
-      <w:r>
-        <w:t>devops</w:t>
-      </w:r>
-      <w:proofErr w:type="spellEnd"/>
-      <w:r>
-        <w:t xml:space="preserve"> standard. </w:t>
+        <w:t xml:space="preserve"> devops standard. </w:t>
       </w:r>
     </w:p>
     <w:p/>
@@ -13480,6 +13067,7 @@
       </w:pPr>
       <w:bookmarkStart w:id="55" w:name="_Toc236119811"/>
       <w:r>
+        <w:lastRenderedPageBreak/>
         <w:t>Availability</w:t>
       </w:r>
       <w:bookmarkEnd w:id="55"/>
@@ -13511,7 +13099,6 @@
     <w:p/>
     <w:p>
       <w:r>
-        <w:lastRenderedPageBreak/>
         <w:t xml:space="preserve">There is little research on how to </w:t>
       </w:r>
       <w:r>
@@ -13573,11 +13160,7 @@
     </w:p>
     <w:p>
       <w:r>
-        <w:t xml:space="preserve">An Azure hosted Redis database will be utilised as a low latency materialised view for the GraphQL API. This would allow for a Command Query Responsibility Segregation (CQRS) </w:t>
-      </w:r>
-      <w:r>
-        <w:lastRenderedPageBreak/>
-        <w:t xml:space="preserve">pattern to be implemented allowing for efficient querying. If Redis service were to crash it could be rebuilt by rereading the data in the Kafka topics. Thus it would be self-healing.  </w:t>
+        <w:t xml:space="preserve">An Azure hosted Redis database will be utilised as a low latency materialised view for the GraphQL API. This would allow for a Command Query Responsibility Segregation (CQRS) pattern to be implemented allowing for efficient querying. If Redis service were to crash it could be rebuilt by rereading the data in the Kafka topics. Thus it would be self-healing.  </w:t>
       </w:r>
     </w:p>
     <w:p/>
@@ -13680,21 +13263,7 @@
         <w:rPr>
           <w:lang w:val="en-GB"/>
         </w:rPr>
-        <w:t xml:space="preserve">Persists the aggregated data in an Azure hosted Redis which acts as a materialised view for a AKS hosted </w:t>
-      </w:r>
-      <w:proofErr w:type="spellStart"/>
-      <w:r>
-        <w:rPr>
-          <w:lang w:val="en-GB"/>
-        </w:rPr>
-        <w:t>GraphQL</w:t>
-      </w:r>
-      <w:proofErr w:type="spellEnd"/>
-      <w:r>
-        <w:rPr>
-          <w:lang w:val="en-GB"/>
-        </w:rPr>
-        <w:t xml:space="preserve"> API. </w:t>
+        <w:t xml:space="preserve">Persists the aggregated data in an Azure hosted Redis which acts as a materialised view for a AKS hosted GraphQL API. </w:t>
       </w:r>
     </w:p>
     <w:p>
@@ -13712,21 +13281,7 @@
         <w:rPr>
           <w:lang w:val="en-GB"/>
         </w:rPr>
-        <w:t xml:space="preserve">Calls the </w:t>
-      </w:r>
-      <w:proofErr w:type="spellStart"/>
-      <w:r>
-        <w:rPr>
-          <w:lang w:val="en-GB"/>
-        </w:rPr>
-        <w:t>GraphQL</w:t>
-      </w:r>
-      <w:proofErr w:type="spellEnd"/>
-      <w:r>
-        <w:rPr>
-          <w:lang w:val="en-GB"/>
-        </w:rPr>
-        <w:t xml:space="preserve"> from a downstream consumer microservice that displays real-time shipment data on a frontend user interface.</w:t>
+        <w:t>Calls the GraphQL from a downstream consumer microservice that displays real-time shipment data on a frontend user interface.</w:t>
       </w:r>
     </w:p>
     <w:p>
@@ -13838,37 +13393,12 @@
       <w:r>
         <w:fldChar w:fldCharType="separate"/>
       </w:r>
-      <w:proofErr w:type="spellStart"/>
-      <w:r>
-        <w:rPr>
-          <w:rFonts w:eastAsiaTheme="minorHAnsi"/>
-          <w:lang w:val="en-GB"/>
-        </w:rPr>
-        <w:t>Alyahya</w:t>
-      </w:r>
-      <w:proofErr w:type="spellEnd"/>
-      <w:r>
-        <w:rPr>
-          <w:rFonts w:eastAsiaTheme="minorHAnsi"/>
-          <w:lang w:val="en-GB"/>
-        </w:rPr>
-        <w:t xml:space="preserve">, A., Tipper, D., and </w:t>
-      </w:r>
-      <w:proofErr w:type="spellStart"/>
-      <w:r>
-        <w:rPr>
-          <w:rFonts w:eastAsiaTheme="minorHAnsi"/>
-          <w:lang w:val="en-GB"/>
-        </w:rPr>
-        <w:t>Babay</w:t>
-      </w:r>
-      <w:proofErr w:type="spellEnd"/>
-      <w:r>
-        <w:rPr>
-          <w:rFonts w:eastAsiaTheme="minorHAnsi"/>
-          <w:lang w:val="en-GB"/>
-        </w:rPr>
-        <w:t xml:space="preserve">, A. (2025) ‘Availability and Cost Analysis of Network-Attack-Resilient Byzantine Fault Tolerant Systems’, </w:t>
+      <w:r>
+        <w:rPr>
+          <w:rFonts w:eastAsiaTheme="minorHAnsi"/>
+          <w:lang w:val="en-GB"/>
+        </w:rPr>
+        <w:t xml:space="preserve">Alyahya, A., Tipper, D., and Babay, A. (2025) ‘Availability and Cost Analysis of Network-Attack-Resilient Byzantine Fault Tolerant Systems’, </w:t>
       </w:r>
       <w:r>
         <w:rPr>
@@ -13927,85 +13457,12 @@
           <w:lang w:val="en-GB"/>
         </w:rPr>
       </w:pPr>
-      <w:proofErr w:type="spellStart"/>
-      <w:r>
-        <w:rPr>
-          <w:rFonts w:eastAsiaTheme="minorHAnsi"/>
-          <w:lang w:val="en-GB"/>
-        </w:rPr>
-        <w:t>Armbrust</w:t>
-      </w:r>
-      <w:proofErr w:type="spellEnd"/>
-      <w:r>
-        <w:rPr>
-          <w:rFonts w:eastAsiaTheme="minorHAnsi"/>
-          <w:lang w:val="en-GB"/>
-        </w:rPr>
-        <w:t xml:space="preserve">, M., Fox, A., Griffith, R., Joseph, A.D., Katz, R.H., </w:t>
-      </w:r>
-      <w:proofErr w:type="spellStart"/>
-      <w:r>
-        <w:rPr>
-          <w:rFonts w:eastAsiaTheme="minorHAnsi"/>
-          <w:lang w:val="en-GB"/>
-        </w:rPr>
-        <w:t>Konwinski</w:t>
-      </w:r>
-      <w:proofErr w:type="spellEnd"/>
-      <w:r>
-        <w:rPr>
-          <w:rFonts w:eastAsiaTheme="minorHAnsi"/>
-          <w:lang w:val="en-GB"/>
-        </w:rPr>
-        <w:t xml:space="preserve">, A., Lee, G., Patterson, D.A., </w:t>
-      </w:r>
-      <w:proofErr w:type="spellStart"/>
-      <w:r>
-        <w:rPr>
-          <w:rFonts w:eastAsiaTheme="minorHAnsi"/>
-          <w:lang w:val="en-GB"/>
-        </w:rPr>
-        <w:t>Rabkin</w:t>
-      </w:r>
-      <w:proofErr w:type="spellEnd"/>
-      <w:r>
-        <w:rPr>
-          <w:rFonts w:eastAsiaTheme="minorHAnsi"/>
-          <w:lang w:val="en-GB"/>
-        </w:rPr>
-        <w:t xml:space="preserve">, A., </w:t>
-      </w:r>
-      <w:proofErr w:type="spellStart"/>
-      <w:r>
-        <w:rPr>
-          <w:rFonts w:eastAsiaTheme="minorHAnsi"/>
-          <w:lang w:val="en-GB"/>
-        </w:rPr>
-        <w:t>Stoica</w:t>
-      </w:r>
-      <w:proofErr w:type="spellEnd"/>
-      <w:r>
-        <w:rPr>
-          <w:rFonts w:eastAsiaTheme="minorHAnsi"/>
-          <w:lang w:val="en-GB"/>
-        </w:rPr>
-        <w:t xml:space="preserve">, I., and </w:t>
-      </w:r>
-      <w:proofErr w:type="spellStart"/>
-      <w:r>
-        <w:rPr>
-          <w:rFonts w:eastAsiaTheme="minorHAnsi"/>
-          <w:lang w:val="en-GB"/>
-        </w:rPr>
-        <w:t>Zaharia</w:t>
-      </w:r>
-      <w:proofErr w:type="spellEnd"/>
-      <w:r>
-        <w:rPr>
-          <w:rFonts w:eastAsiaTheme="minorHAnsi"/>
-          <w:lang w:val="en-GB"/>
-        </w:rPr>
-        <w:t xml:space="preserve">, M. (2009) </w:t>
+      <w:r>
+        <w:rPr>
+          <w:rFonts w:eastAsiaTheme="minorHAnsi"/>
+          <w:lang w:val="en-GB"/>
+        </w:rPr>
+        <w:t xml:space="preserve">Armbrust, M., Fox, A., Griffith, R., Joseph, A.D., Katz, R.H., Konwinski, A., Lee, G., Patterson, D.A., Rabkin, A., Stoica, I., and Zaharia, M. (2009) </w:t>
       </w:r>
       <w:r>
         <w:rPr>
@@ -14133,7 +13590,7 @@
           <w:rFonts w:eastAsiaTheme="minorHAnsi"/>
           <w:lang w:val="en-GB"/>
         </w:rPr>
-        <w:t xml:space="preserve">Evans, E. (2004) </w:t>
+        <w:t xml:space="preserve">Erdogmus, H. (2009) ‘Cloud Computing: Does Nirvana Hide behind the Nebula?’, </w:t>
       </w:r>
       <w:r>
         <w:rPr>
@@ -14142,14 +13599,14 @@
           <w:iCs/>
           <w:lang w:val="en-GB"/>
         </w:rPr>
-        <w:t>Domain-Driven Design: Tackling Complexity in the Heart of Software</w:t>
-      </w:r>
-      <w:r>
-        <w:rPr>
-          <w:rFonts w:eastAsiaTheme="minorHAnsi"/>
-          <w:lang w:val="en-GB"/>
-        </w:rPr>
-        <w:t>, Boston: Addison-Wesley.</w:t>
+        <w:t>IEEE Software</w:t>
+      </w:r>
+      <w:r>
+        <w:rPr>
+          <w:rFonts w:eastAsiaTheme="minorHAnsi"/>
+          <w:lang w:val="en-GB"/>
+        </w:rPr>
+        <w:t>, 26(2), 4–6, available: https://doi.org/10.1109/MS.2009.31.</w:t>
       </w:r>
     </w:p>
     <w:p>
@@ -14160,53 +13617,12 @@
           <w:lang w:val="en-GB"/>
         </w:rPr>
       </w:pPr>
-      <w:proofErr w:type="spellStart"/>
-      <w:r>
-        <w:rPr>
-          <w:rFonts w:eastAsiaTheme="minorHAnsi"/>
-          <w:lang w:val="en-GB"/>
-        </w:rPr>
-        <w:t>Ezzeddine</w:t>
-      </w:r>
-      <w:proofErr w:type="spellEnd"/>
-      <w:r>
-        <w:rPr>
-          <w:rFonts w:eastAsiaTheme="minorHAnsi"/>
-          <w:lang w:val="en-GB"/>
-        </w:rPr>
-        <w:t xml:space="preserve">, M., </w:t>
-      </w:r>
-      <w:proofErr w:type="spellStart"/>
-      <w:r>
-        <w:rPr>
-          <w:rFonts w:eastAsiaTheme="minorHAnsi"/>
-          <w:lang w:val="en-GB"/>
-        </w:rPr>
-        <w:t>Tauvel</w:t>
-      </w:r>
-      <w:proofErr w:type="spellEnd"/>
-      <w:r>
-        <w:rPr>
-          <w:rFonts w:eastAsiaTheme="minorHAnsi"/>
-          <w:lang w:val="en-GB"/>
-        </w:rPr>
-        <w:t xml:space="preserve">, S., </w:t>
-      </w:r>
-      <w:proofErr w:type="spellStart"/>
-      <w:r>
-        <w:rPr>
-          <w:rFonts w:eastAsiaTheme="minorHAnsi"/>
-          <w:lang w:val="en-GB"/>
-        </w:rPr>
-        <w:t>Baude</w:t>
-      </w:r>
-      <w:proofErr w:type="spellEnd"/>
-      <w:r>
-        <w:rPr>
-          <w:rFonts w:eastAsiaTheme="minorHAnsi"/>
-          <w:lang w:val="en-GB"/>
-        </w:rPr>
-        <w:t xml:space="preserve">, F., and Huer, F. (2021) ‘On The Design of SLA-Aware and Cost-Efficient Event Driven Microservices’, in </w:t>
+      <w:r>
+        <w:rPr>
+          <w:rFonts w:eastAsiaTheme="minorHAnsi"/>
+          <w:lang w:val="en-GB"/>
+        </w:rPr>
+        <w:t xml:space="preserve">Evans, E. (2004) </w:t>
       </w:r>
       <w:r>
         <w:rPr>
@@ -14215,14 +13631,14 @@
           <w:iCs/>
           <w:lang w:val="en-GB"/>
         </w:rPr>
-        <w:t>Proceedings of the Seventh International Workshop on Container Technologies and Container Clouds</w:t>
-      </w:r>
-      <w:r>
-        <w:rPr>
-          <w:rFonts w:eastAsiaTheme="minorHAnsi"/>
-          <w:lang w:val="en-GB"/>
-        </w:rPr>
-        <w:t>, Presented at the Middleware ’21: 22nd International Middleware Conference, Virtual Event Canada: ACM, 25–30, available: https://doi.org/10.1145/3493649.3493657.</w:t>
+        <w:t>Domain-Driven Design: Tackling Complexity in the Heart of Software</w:t>
+      </w:r>
+      <w:r>
+        <w:rPr>
+          <w:rFonts w:eastAsiaTheme="minorHAnsi"/>
+          <w:lang w:val="en-GB"/>
+        </w:rPr>
+        <w:t>, Boston: Addison-Wesley.</w:t>
       </w:r>
     </w:p>
     <w:p>
@@ -14238,23 +13654,7 @@
           <w:rFonts w:eastAsiaTheme="minorHAnsi"/>
           <w:lang w:val="en-GB"/>
         </w:rPr>
-        <w:t xml:space="preserve">Florian Springer and Christoph </w:t>
-      </w:r>
-      <w:proofErr w:type="spellStart"/>
-      <w:r>
-        <w:rPr>
-          <w:rFonts w:eastAsiaTheme="minorHAnsi"/>
-          <w:lang w:val="en-GB"/>
-        </w:rPr>
-        <w:t>Emmersberger</w:t>
-      </w:r>
-      <w:proofErr w:type="spellEnd"/>
-      <w:r>
-        <w:rPr>
-          <w:rFonts w:eastAsiaTheme="minorHAnsi"/>
-          <w:lang w:val="en-GB"/>
-        </w:rPr>
-        <w:t xml:space="preserve"> (2008) </w:t>
+        <w:t xml:space="preserve">Ezzeddine, M., Tauvel, S., Baude, F., and Huer, F. (2021) ‘On The Design of SLA-Aware and Cost-Efficient Event Driven Microservices’, in </w:t>
       </w:r>
       <w:r>
         <w:rPr>
@@ -14263,14 +13663,14 @@
           <w:iCs/>
           <w:lang w:val="en-GB"/>
         </w:rPr>
-        <w:t>Event Driven Business Process Management Taking the Example of Deutsche Post AG: An Evaluation of the Approach of Oracle and the SOPERA Open Source SOA Framework</w:t>
-      </w:r>
-      <w:r>
-        <w:rPr>
-          <w:rFonts w:eastAsiaTheme="minorHAnsi"/>
-          <w:lang w:val="en-GB"/>
-        </w:rPr>
-        <w:t>, Diploma Thesis.</w:t>
+        <w:t>Proceedings of the Seventh International Workshop on Container Technologies and Container Clouds</w:t>
+      </w:r>
+      <w:r>
+        <w:rPr>
+          <w:rFonts w:eastAsiaTheme="minorHAnsi"/>
+          <w:lang w:val="en-GB"/>
+        </w:rPr>
+        <w:t>, Presented at the Middleware ’21: 22nd International Middleware Conference, Virtual Event Canada: ACM, 25–30, available: https://doi.org/10.1145/3493649.3493657.</w:t>
       </w:r>
     </w:p>
     <w:p>
@@ -14286,7 +13686,7 @@
           <w:rFonts w:eastAsiaTheme="minorHAnsi"/>
           <w:lang w:val="en-GB"/>
         </w:rPr>
-        <w:t xml:space="preserve">Ghosh, A. (2025) ‘Transforming Enterprise Systems through Event-Driven Architecture: Implementation, Benefits, and Future Trends’, </w:t>
+        <w:t xml:space="preserve">Florian Springer and Christoph Emmersberger (2008) </w:t>
       </w:r>
       <w:r>
         <w:rPr>
@@ -14295,14 +13695,14 @@
           <w:iCs/>
           <w:lang w:val="en-GB"/>
         </w:rPr>
-        <w:t>International Journal of Scientific Research in Computer Science, Engineering and Information Technology</w:t>
-      </w:r>
-      <w:r>
-        <w:rPr>
-          <w:rFonts w:eastAsiaTheme="minorHAnsi"/>
-          <w:lang w:val="en-GB"/>
-        </w:rPr>
-        <w:t>, 11(1), 3507–3514, available: https://doi.org/10.32628/CSEIT251112347.</w:t>
+        <w:t>Event Driven Business Process Management Taking the Example of Deutsche Post AG: An Evaluation of the Approach of Oracle and the SOPERA Open Source SOA Framework</w:t>
+      </w:r>
+      <w:r>
+        <w:rPr>
+          <w:rFonts w:eastAsiaTheme="minorHAnsi"/>
+          <w:lang w:val="en-GB"/>
+        </w:rPr>
+        <w:t>, Diploma Thesis.</w:t>
       </w:r>
     </w:p>
     <w:p>
@@ -14313,37 +13713,12 @@
           <w:lang w:val="en-GB"/>
         </w:rPr>
       </w:pPr>
-      <w:proofErr w:type="spellStart"/>
-      <w:r>
-        <w:rPr>
-          <w:rFonts w:eastAsiaTheme="minorHAnsi"/>
-          <w:lang w:val="en-GB"/>
-        </w:rPr>
-        <w:t>Gulisano</w:t>
-      </w:r>
-      <w:proofErr w:type="spellEnd"/>
-      <w:r>
-        <w:rPr>
-          <w:rFonts w:eastAsiaTheme="minorHAnsi"/>
-          <w:lang w:val="en-GB"/>
-        </w:rPr>
-        <w:t xml:space="preserve">, V. and </w:t>
-      </w:r>
-      <w:proofErr w:type="spellStart"/>
-      <w:r>
-        <w:rPr>
-          <w:rFonts w:eastAsiaTheme="minorHAnsi"/>
-          <w:lang w:val="en-GB"/>
-        </w:rPr>
-        <w:t>Margara</w:t>
-      </w:r>
-      <w:proofErr w:type="spellEnd"/>
-      <w:r>
-        <w:rPr>
-          <w:rFonts w:eastAsiaTheme="minorHAnsi"/>
-          <w:lang w:val="en-GB"/>
-        </w:rPr>
-        <w:t xml:space="preserve">, A. (2024) ‘Aggregates are all you need (to bridge stream processing and Complex Event Recognition)’, in </w:t>
+      <w:r>
+        <w:rPr>
+          <w:rFonts w:eastAsiaTheme="minorHAnsi"/>
+          <w:lang w:val="en-GB"/>
+        </w:rPr>
+        <w:t xml:space="preserve">Ghosh, A. (2025) ‘Transforming Enterprise Systems through Event-Driven Architecture: Implementation, Benefits, and Future Trends’, </w:t>
       </w:r>
       <w:r>
         <w:rPr>
@@ -14352,54 +13727,31 @@
           <w:iCs/>
           <w:lang w:val="en-GB"/>
         </w:rPr>
-        <w:t>Proceedings of the 18th ACM International Conference on Distributed and Event-Based Systems</w:t>
-      </w:r>
-      <w:r>
-        <w:rPr>
-          <w:rFonts w:eastAsiaTheme="minorHAnsi"/>
-          <w:lang w:val="en-GB"/>
-        </w:rPr>
-        <w:t xml:space="preserve">, Presented at the DEBS ’24: The </w:t>
-      </w:r>
+        <w:t>International Journal of Scientific Research in Computer Science, Engineering and Information Technology</w:t>
+      </w:r>
+      <w:r>
+        <w:rPr>
+          <w:rFonts w:eastAsiaTheme="minorHAnsi"/>
+          <w:lang w:val="en-GB"/>
+        </w:rPr>
+        <w:t>, 11(1), 3507–3514, available: https://doi.org/10.32628/CSEIT251112347.</w:t>
+      </w:r>
+    </w:p>
+    <w:p>
+      <w:pPr>
+        <w:pStyle w:val="Bibliography"/>
+        <w:rPr>
+          <w:rFonts w:eastAsiaTheme="minorHAnsi"/>
+          <w:lang w:val="en-GB"/>
+        </w:rPr>
+      </w:pPr>
       <w:r>
         <w:rPr>
           <w:rFonts w:eastAsiaTheme="minorHAnsi"/>
           <w:lang w:val="en-GB"/>
         </w:rPr>
         <w:lastRenderedPageBreak/>
-        <w:t>18th ACM International Conference on Distributed and Event-based Systems, Villeurbanne France: ACM, 66–77, available: https://doi.org/10.1145/3629104.3666032.</w:t>
-      </w:r>
-    </w:p>
-    <w:p>
-      <w:pPr>
-        <w:pStyle w:val="Bibliography"/>
-        <w:rPr>
-          <w:rFonts w:eastAsiaTheme="minorHAnsi"/>
-          <w:lang w:val="en-GB"/>
-        </w:rPr>
-      </w:pPr>
-      <w:r>
-        <w:rPr>
-          <w:rFonts w:eastAsiaTheme="minorHAnsi"/>
-          <w:lang w:val="en-GB"/>
-        </w:rPr>
-        <w:t xml:space="preserve">Hassel, A. and </w:t>
-      </w:r>
-      <w:proofErr w:type="spellStart"/>
-      <w:r>
-        <w:rPr>
-          <w:rFonts w:eastAsiaTheme="minorHAnsi"/>
-          <w:lang w:val="en-GB"/>
-        </w:rPr>
-        <w:t>Sieker</w:t>
-      </w:r>
-      <w:proofErr w:type="spellEnd"/>
-      <w:r>
-        <w:rPr>
-          <w:rFonts w:eastAsiaTheme="minorHAnsi"/>
-          <w:lang w:val="en-GB"/>
-        </w:rPr>
-        <w:t xml:space="preserve">, F. (2022) ‘The platform effect: How Amazon changed work in logistics in Germany, the United States and the United Kingdom’, </w:t>
+        <w:t xml:space="preserve">Gulisano, V. and Margara, A. (2024) ‘Aggregates are all you need (to bridge stream processing and Complex Event Recognition)’, in </w:t>
       </w:r>
       <w:r>
         <w:rPr>
@@ -14408,14 +13760,14 @@
           <w:iCs/>
           <w:lang w:val="en-GB"/>
         </w:rPr>
-        <w:t>European Journal of Industrial Relations</w:t>
-      </w:r>
-      <w:r>
-        <w:rPr>
-          <w:rFonts w:eastAsiaTheme="minorHAnsi"/>
-          <w:lang w:val="en-GB"/>
-        </w:rPr>
-        <w:t>, 28(3), 363–382, available: https://doi.org/10.1177/09596801221082456.</w:t>
+        <w:t>Proceedings of the 18th ACM International Conference on Distributed and Event-Based Systems</w:t>
+      </w:r>
+      <w:r>
+        <w:rPr>
+          <w:rFonts w:eastAsiaTheme="minorHAnsi"/>
+          <w:lang w:val="en-GB"/>
+        </w:rPr>
+        <w:t>, Presented at the DEBS ’24: The 18th ACM International Conference on Distributed and Event-based Systems, Villeurbanne France: ACM, 66–77, available: https://doi.org/10.1145/3629104.3666032.</w:t>
       </w:r>
     </w:p>
     <w:p>
@@ -14426,110 +13778,12 @@
           <w:lang w:val="en-GB"/>
         </w:rPr>
       </w:pPr>
-      <w:proofErr w:type="spellStart"/>
-      <w:r>
-        <w:rPr>
-          <w:rFonts w:eastAsiaTheme="minorHAnsi"/>
-          <w:lang w:val="en-GB"/>
-        </w:rPr>
-        <w:t>Hippchen</w:t>
-      </w:r>
-      <w:proofErr w:type="spellEnd"/>
-      <w:r>
-        <w:rPr>
-          <w:rFonts w:eastAsiaTheme="minorHAnsi"/>
-          <w:lang w:val="en-GB"/>
-        </w:rPr>
-        <w:t xml:space="preserve">, B., </w:t>
-      </w:r>
-      <w:proofErr w:type="spellStart"/>
-      <w:r>
-        <w:rPr>
-          <w:rFonts w:eastAsiaTheme="minorHAnsi"/>
-          <w:lang w:val="en-GB"/>
-        </w:rPr>
-        <w:t>Giessler</w:t>
-      </w:r>
-      <w:proofErr w:type="spellEnd"/>
-      <w:r>
-        <w:rPr>
-          <w:rFonts w:eastAsiaTheme="minorHAnsi"/>
-          <w:lang w:val="en-GB"/>
-        </w:rPr>
-        <w:t xml:space="preserve">, P., </w:t>
-      </w:r>
-      <w:proofErr w:type="spellStart"/>
-      <w:r>
-        <w:rPr>
-          <w:rFonts w:eastAsiaTheme="minorHAnsi"/>
-          <w:lang w:val="en-GB"/>
-        </w:rPr>
-        <w:t>Steinegger</w:t>
-      </w:r>
-      <w:proofErr w:type="spellEnd"/>
-      <w:r>
-        <w:rPr>
-          <w:rFonts w:eastAsiaTheme="minorHAnsi"/>
-          <w:lang w:val="en-GB"/>
-        </w:rPr>
-        <w:t xml:space="preserve">, R.H., Schneider, M., and </w:t>
-      </w:r>
-      <w:proofErr w:type="spellStart"/>
-      <w:r>
-        <w:rPr>
-          <w:rFonts w:eastAsiaTheme="minorHAnsi"/>
-          <w:lang w:val="en-GB"/>
-        </w:rPr>
-        <w:t>Abeck</w:t>
-      </w:r>
-      <w:proofErr w:type="spellEnd"/>
-      <w:r>
-        <w:rPr>
-          <w:rFonts w:eastAsiaTheme="minorHAnsi"/>
-          <w:lang w:val="en-GB"/>
-        </w:rPr>
-        <w:t>, S. (2017) ‘Designing Microservice-Based Applications by Using a Domain-Driven Design Approach’.</w:t>
-      </w:r>
-    </w:p>
-    <w:p>
-      <w:pPr>
-        <w:pStyle w:val="Bibliography"/>
-        <w:rPr>
-          <w:rFonts w:eastAsiaTheme="minorHAnsi"/>
-          <w:lang w:val="en-GB"/>
-        </w:rPr>
-      </w:pPr>
-      <w:proofErr w:type="spellStart"/>
-      <w:r>
-        <w:rPr>
-          <w:rFonts w:eastAsiaTheme="minorHAnsi"/>
-          <w:lang w:val="en-GB"/>
-        </w:rPr>
-        <w:t>Hongyu</w:t>
-      </w:r>
-      <w:proofErr w:type="spellEnd"/>
-      <w:r>
-        <w:rPr>
-          <w:rFonts w:eastAsiaTheme="minorHAnsi"/>
-          <w:lang w:val="en-GB"/>
-        </w:rPr>
-        <w:t xml:space="preserve">, Y. and </w:t>
-      </w:r>
-      <w:proofErr w:type="spellStart"/>
-      <w:r>
-        <w:rPr>
-          <w:rFonts w:eastAsiaTheme="minorHAnsi"/>
-          <w:lang w:val="en-GB"/>
-        </w:rPr>
-        <w:t>Anming</w:t>
-      </w:r>
-      <w:proofErr w:type="spellEnd"/>
-      <w:r>
-        <w:rPr>
-          <w:rFonts w:eastAsiaTheme="minorHAnsi"/>
-          <w:lang w:val="en-GB"/>
-        </w:rPr>
-        <w:t xml:space="preserve">, W. (2023) ‘Migrating from Monolithic Applications to Cloud Native Applications’, in </w:t>
+      <w:r>
+        <w:rPr>
+          <w:rFonts w:eastAsiaTheme="minorHAnsi"/>
+          <w:lang w:val="en-GB"/>
+        </w:rPr>
+        <w:t xml:space="preserve">Hassel, A. and Sieker, F. (2022) ‘The platform effect: How Amazon changed work in logistics in Germany, the United States and the United Kingdom’, </w:t>
       </w:r>
       <w:r>
         <w:rPr>
@@ -14538,14 +13792,14 @@
           <w:iCs/>
           <w:lang w:val="en-GB"/>
         </w:rPr>
-        <w:t>2023 8th International Conference on Computer and Communication Systems (ICCCS)</w:t>
-      </w:r>
-      <w:r>
-        <w:rPr>
-          <w:rFonts w:eastAsiaTheme="minorHAnsi"/>
-          <w:lang w:val="en-GB"/>
-        </w:rPr>
-        <w:t>, Presented at the 2023 8th International Conference on Computer and Communication Systems (ICCCS), Guangzhou, China: IEEE, 775–779, available: https://doi.org/10.1109/ICCCS57501.2023.10150977.</w:t>
+        <w:t>European Journal of Industrial Relations</w:t>
+      </w:r>
+      <w:r>
+        <w:rPr>
+          <w:rFonts w:eastAsiaTheme="minorHAnsi"/>
+          <w:lang w:val="en-GB"/>
+        </w:rPr>
+        <w:t>, 28(3), 363–382, available: https://doi.org/10.1177/09596801221082456.</w:t>
       </w:r>
     </w:p>
     <w:p>
@@ -14556,53 +13810,28 @@
           <w:lang w:val="en-GB"/>
         </w:rPr>
       </w:pPr>
-      <w:proofErr w:type="spellStart"/>
-      <w:r>
-        <w:rPr>
-          <w:rFonts w:eastAsiaTheme="minorHAnsi"/>
-          <w:lang w:val="en-GB"/>
-        </w:rPr>
-        <w:t>Ijsrset</w:t>
-      </w:r>
-      <w:proofErr w:type="spellEnd"/>
-      <w:r>
-        <w:rPr>
-          <w:rFonts w:eastAsiaTheme="minorHAnsi"/>
-          <w:lang w:val="en-GB"/>
-        </w:rPr>
-        <w:t xml:space="preserve"> and </w:t>
-      </w:r>
-      <w:proofErr w:type="spellStart"/>
-      <w:r>
-        <w:rPr>
-          <w:rFonts w:eastAsiaTheme="minorHAnsi"/>
-          <w:lang w:val="en-GB"/>
-        </w:rPr>
-        <w:t>Dr.</w:t>
-      </w:r>
-      <w:proofErr w:type="spellEnd"/>
-      <w:r>
-        <w:rPr>
-          <w:rFonts w:eastAsiaTheme="minorHAnsi"/>
-          <w:lang w:val="en-GB"/>
-        </w:rPr>
-        <w:t xml:space="preserve"> </w:t>
-      </w:r>
-      <w:proofErr w:type="spellStart"/>
-      <w:r>
-        <w:rPr>
-          <w:rFonts w:eastAsiaTheme="minorHAnsi"/>
-          <w:lang w:val="en-GB"/>
-        </w:rPr>
-        <w:t>Susheel</w:t>
-      </w:r>
-      <w:proofErr w:type="spellEnd"/>
-      <w:r>
-        <w:rPr>
-          <w:rFonts w:eastAsiaTheme="minorHAnsi"/>
-          <w:lang w:val="en-GB"/>
-        </w:rPr>
-        <w:t xml:space="preserve"> Kumar Tiwari (2024) ‘International Journal of Scientific Research in Science, Engineering and Technology’, </w:t>
+      <w:r>
+        <w:rPr>
+          <w:rFonts w:eastAsiaTheme="minorHAnsi"/>
+          <w:lang w:val="en-GB"/>
+        </w:rPr>
+        <w:t>Hippchen, B., Giessler, P., Steinegger, R.H., Schneider, M., and Abeck, S. (2017) ‘Designing Microservice-Based Applications by Using a Domain-Driven Design Approach’.</w:t>
+      </w:r>
+    </w:p>
+    <w:p>
+      <w:pPr>
+        <w:pStyle w:val="Bibliography"/>
+        <w:rPr>
+          <w:rFonts w:eastAsiaTheme="minorHAnsi"/>
+          <w:lang w:val="en-GB"/>
+        </w:rPr>
+      </w:pPr>
+      <w:r>
+        <w:rPr>
+          <w:rFonts w:eastAsiaTheme="minorHAnsi"/>
+          <w:lang w:val="en-GB"/>
+        </w:rPr>
+        <w:t xml:space="preserve">Hongyu, Y. and Anming, W. (2023) ‘Migrating from Monolithic Applications to Cloud Native Applications’, in </w:t>
       </w:r>
       <w:r>
         <w:rPr>
@@ -14611,14 +13840,14 @@
           <w:iCs/>
           <w:lang w:val="en-GB"/>
         </w:rPr>
-        <w:t>International Journal of Scientific Research in Science Engineering and Technology</w:t>
-      </w:r>
-      <w:r>
-        <w:rPr>
-          <w:rFonts w:eastAsiaTheme="minorHAnsi"/>
-          <w:lang w:val="en-GB"/>
-        </w:rPr>
-        <w:t>, 1(1), 1, available: https://doi.org/10.32628/IJSRSET.</w:t>
+        <w:t>2023 8th International Conference on Computer and Communication Systems (ICCCS)</w:t>
+      </w:r>
+      <w:r>
+        <w:rPr>
+          <w:rFonts w:eastAsiaTheme="minorHAnsi"/>
+          <w:lang w:val="en-GB"/>
+        </w:rPr>
+        <w:t>, Presented at the 2023 8th International Conference on Computer and Communication Systems (ICCCS), Guangzhou, China: IEEE, 775–779, available: https://doi.org/10.1109/ICCCS57501.2023.10150977.</w:t>
       </w:r>
     </w:p>
     <w:p>
@@ -14629,37 +13858,12 @@
           <w:lang w:val="en-GB"/>
         </w:rPr>
       </w:pPr>
-      <w:proofErr w:type="spellStart"/>
-      <w:r>
-        <w:rPr>
-          <w:rFonts w:eastAsiaTheme="minorHAnsi"/>
-          <w:lang w:val="en-GB"/>
-        </w:rPr>
-        <w:t>Ilieva</w:t>
-      </w:r>
-      <w:proofErr w:type="spellEnd"/>
-      <w:r>
-        <w:rPr>
-          <w:rFonts w:eastAsiaTheme="minorHAnsi"/>
-          <w:lang w:val="en-GB"/>
-        </w:rPr>
-        <w:t xml:space="preserve">, D., Kolev, D., and </w:t>
-      </w:r>
-      <w:proofErr w:type="spellStart"/>
-      <w:r>
-        <w:rPr>
-          <w:rFonts w:eastAsiaTheme="minorHAnsi"/>
-          <w:lang w:val="en-GB"/>
-        </w:rPr>
-        <w:t>Gladchenko</w:t>
-      </w:r>
-      <w:proofErr w:type="spellEnd"/>
-      <w:r>
-        <w:rPr>
-          <w:rFonts w:eastAsiaTheme="minorHAnsi"/>
-          <w:lang w:val="en-GB"/>
-        </w:rPr>
-        <w:t xml:space="preserve">, V. (2024) ‘Investigation of the Impact of Artificial Intelligence and Automation in the Postal Services Sector Labour Market’, in </w:t>
+      <w:r>
+        <w:rPr>
+          <w:rFonts w:eastAsiaTheme="minorHAnsi"/>
+          <w:lang w:val="en-GB"/>
+        </w:rPr>
+        <w:t xml:space="preserve">Ijsrset and Dr. Susheel Kumar Tiwari (2024) ‘International Journal of Scientific Research in Science, Engineering and Technology’, </w:t>
       </w:r>
       <w:r>
         <w:rPr>
@@ -14668,46 +13872,14 @@
           <w:iCs/>
           <w:lang w:val="en-GB"/>
         </w:rPr>
-        <w:t>2024 5th International Conference on Communications, Information, Electronic and Energy Systems (CIEES)</w:t>
-      </w:r>
-      <w:r>
-        <w:rPr>
-          <w:rFonts w:eastAsiaTheme="minorHAnsi"/>
-          <w:lang w:val="en-GB"/>
-        </w:rPr>
-        <w:t xml:space="preserve">, Presented at the 2024 5th International Conference on Communications, Information, Electronic and Energy Systems (CIEES), </w:t>
-      </w:r>
-      <w:proofErr w:type="spellStart"/>
-      <w:r>
-        <w:rPr>
-          <w:rFonts w:eastAsiaTheme="minorHAnsi"/>
-          <w:lang w:val="en-GB"/>
-        </w:rPr>
-        <w:t>Veliko</w:t>
-      </w:r>
-      <w:proofErr w:type="spellEnd"/>
-      <w:r>
-        <w:rPr>
-          <w:rFonts w:eastAsiaTheme="minorHAnsi"/>
-          <w:lang w:val="en-GB"/>
-        </w:rPr>
-        <w:t xml:space="preserve"> </w:t>
-      </w:r>
-      <w:proofErr w:type="spellStart"/>
-      <w:r>
-        <w:rPr>
-          <w:rFonts w:eastAsiaTheme="minorHAnsi"/>
-          <w:lang w:val="en-GB"/>
-        </w:rPr>
-        <w:t>Tarnovo</w:t>
-      </w:r>
-      <w:proofErr w:type="spellEnd"/>
-      <w:r>
-        <w:rPr>
-          <w:rFonts w:eastAsiaTheme="minorHAnsi"/>
-          <w:lang w:val="en-GB"/>
-        </w:rPr>
-        <w:t>, Bulgaria: IEEE, 1–7, available: https://doi.org/10.1109/CIEES62939.2024.10811359.</w:t>
+        <w:t>International Journal of Scientific Research in Science Engineering and Technology</w:t>
+      </w:r>
+      <w:r>
+        <w:rPr>
+          <w:rFonts w:eastAsiaTheme="minorHAnsi"/>
+          <w:lang w:val="en-GB"/>
+        </w:rPr>
+        <w:t>, 1(1), 1, available: https://doi.org/10.32628/IJSRSET.</w:t>
       </w:r>
     </w:p>
     <w:p>
@@ -14723,23 +13895,7 @@
           <w:rFonts w:eastAsiaTheme="minorHAnsi"/>
           <w:lang w:val="en-GB"/>
         </w:rPr>
-        <w:t xml:space="preserve">Ivanov, N. and </w:t>
-      </w:r>
-      <w:proofErr w:type="spellStart"/>
-      <w:r>
-        <w:rPr>
-          <w:rFonts w:eastAsiaTheme="minorHAnsi"/>
-          <w:lang w:val="en-GB"/>
-        </w:rPr>
-        <w:t>Tasheva</w:t>
-      </w:r>
-      <w:proofErr w:type="spellEnd"/>
-      <w:r>
-        <w:rPr>
-          <w:rFonts w:eastAsiaTheme="minorHAnsi"/>
-          <w:lang w:val="en-GB"/>
-        </w:rPr>
-        <w:t xml:space="preserve">, A. (2021) ‘A Hot Decomposition Procedure: Operational Monolith System to Microservices’, in </w:t>
+        <w:t xml:space="preserve">Ilieva, D., Kolev, D., and Gladchenko, V. (2024) ‘Investigation of the Impact of Artificial Intelligence and Automation in the Postal Services Sector Labour Market’, in </w:t>
       </w:r>
       <w:r>
         <w:rPr>
@@ -14748,14 +13904,14 @@
           <w:iCs/>
           <w:lang w:val="en-GB"/>
         </w:rPr>
-        <w:t>2021 International Conference Automatics and Informatics (ICAI)</w:t>
-      </w:r>
-      <w:r>
-        <w:rPr>
-          <w:rFonts w:eastAsiaTheme="minorHAnsi"/>
-          <w:lang w:val="en-GB"/>
-        </w:rPr>
-        <w:t>, Presented at the 2021 International Conference Automatics and Informatics (ICAI), Varna, Bulgaria: IEEE, 182–187, available: https://doi.org/10.1109/ICAI52893.2021.9639494.</w:t>
+        <w:t>2024 5th International Conference on Communications, Information, Electronic and Energy Systems (CIEES)</w:t>
+      </w:r>
+      <w:r>
+        <w:rPr>
+          <w:rFonts w:eastAsiaTheme="minorHAnsi"/>
+          <w:lang w:val="en-GB"/>
+        </w:rPr>
+        <w:t>, Presented at the 2024 5th International Conference on Communications, Information, Electronic and Energy Systems (CIEES), Veliko Tarnovo, Bulgaria: IEEE, 1–7, available: https://doi.org/10.1109/CIEES62939.2024.10811359.</w:t>
       </w:r>
     </w:p>
     <w:p>
@@ -14771,39 +13927,7 @@
           <w:rFonts w:eastAsiaTheme="minorHAnsi"/>
           <w:lang w:val="en-GB"/>
         </w:rPr>
-        <w:t xml:space="preserve">Jovanović, B., </w:t>
-      </w:r>
-      <w:proofErr w:type="spellStart"/>
-      <w:r>
-        <w:rPr>
-          <w:rFonts w:eastAsiaTheme="minorHAnsi"/>
-          <w:lang w:val="en-GB"/>
-        </w:rPr>
-        <w:t>Šarac</w:t>
-      </w:r>
-      <w:proofErr w:type="spellEnd"/>
-      <w:r>
-        <w:rPr>
-          <w:rFonts w:eastAsiaTheme="minorHAnsi"/>
-          <w:lang w:val="en-GB"/>
-        </w:rPr>
-        <w:t xml:space="preserve">, D., and </w:t>
-      </w:r>
-      <w:proofErr w:type="spellStart"/>
-      <w:r>
-        <w:rPr>
-          <w:rFonts w:eastAsiaTheme="minorHAnsi"/>
-          <w:lang w:val="en-GB"/>
-        </w:rPr>
-        <w:t>Čačić</w:t>
-      </w:r>
-      <w:proofErr w:type="spellEnd"/>
-      <w:r>
-        <w:rPr>
-          <w:rFonts w:eastAsiaTheme="minorHAnsi"/>
-          <w:lang w:val="en-GB"/>
-        </w:rPr>
-        <w:t xml:space="preserve">, N. (2025) ‘Delphi and fuzzy TOPSIS approach for redefining the scope of postal universal service obligation’, </w:t>
+        <w:t xml:space="preserve">Ivanov, N. and Tasheva, A. (2021) ‘A Hot Decomposition Procedure: Operational Monolith System to Microservices’, in </w:t>
       </w:r>
       <w:r>
         <w:rPr>
@@ -14812,14 +13936,14 @@
           <w:iCs/>
           <w:lang w:val="en-GB"/>
         </w:rPr>
-        <w:t>Journal of Regulatory Economics</w:t>
-      </w:r>
-      <w:r>
-        <w:rPr>
-          <w:rFonts w:eastAsiaTheme="minorHAnsi"/>
-          <w:lang w:val="en-GB"/>
-        </w:rPr>
-        <w:t>, 68(1), 38–52, available: https://doi.org/10.1007/s11149-025-09489-6.</w:t>
+        <w:t>2021 International Conference Automatics and Informatics (ICAI)</w:t>
+      </w:r>
+      <w:r>
+        <w:rPr>
+          <w:rFonts w:eastAsiaTheme="minorHAnsi"/>
+          <w:lang w:val="en-GB"/>
+        </w:rPr>
+        <w:t>, Presented at the 2021 International Conference Automatics and Informatics (ICAI), Varna, Bulgaria: IEEE, 182–187, available: https://doi.org/10.1109/ICAI52893.2021.9639494.</w:t>
       </w:r>
     </w:p>
     <w:p>
@@ -14830,85 +13954,12 @@
           <w:lang w:val="en-GB"/>
         </w:rPr>
       </w:pPr>
-      <w:proofErr w:type="spellStart"/>
-      <w:r>
-        <w:rPr>
-          <w:rFonts w:eastAsiaTheme="minorHAnsi"/>
-          <w:lang w:val="en-GB"/>
-        </w:rPr>
-        <w:t>Kalske</w:t>
-      </w:r>
-      <w:proofErr w:type="spellEnd"/>
-      <w:r>
-        <w:rPr>
-          <w:rFonts w:eastAsiaTheme="minorHAnsi"/>
-          <w:lang w:val="en-GB"/>
-        </w:rPr>
-        <w:t xml:space="preserve">, M., </w:t>
-      </w:r>
-      <w:proofErr w:type="spellStart"/>
-      <w:r>
-        <w:rPr>
-          <w:rFonts w:eastAsiaTheme="minorHAnsi"/>
-          <w:lang w:val="en-GB"/>
-        </w:rPr>
-        <w:t>Mäkitalo</w:t>
-      </w:r>
-      <w:proofErr w:type="spellEnd"/>
-      <w:r>
-        <w:rPr>
-          <w:rFonts w:eastAsiaTheme="minorHAnsi"/>
-          <w:lang w:val="en-GB"/>
-        </w:rPr>
-        <w:t xml:space="preserve">, N., and </w:t>
-      </w:r>
-      <w:proofErr w:type="spellStart"/>
-      <w:r>
-        <w:rPr>
-          <w:rFonts w:eastAsiaTheme="minorHAnsi"/>
-          <w:lang w:val="en-GB"/>
-        </w:rPr>
-        <w:t>Mikkonen</w:t>
-      </w:r>
-      <w:proofErr w:type="spellEnd"/>
-      <w:r>
-        <w:rPr>
-          <w:rFonts w:eastAsiaTheme="minorHAnsi"/>
-          <w:lang w:val="en-GB"/>
-        </w:rPr>
-        <w:t xml:space="preserve">, T. (2018) ‘Challenges When Moving from Monolith to Microservice Architecture’, in </w:t>
-      </w:r>
-      <w:proofErr w:type="spellStart"/>
-      <w:r>
-        <w:rPr>
-          <w:rFonts w:eastAsiaTheme="minorHAnsi"/>
-          <w:lang w:val="en-GB"/>
-        </w:rPr>
-        <w:t>Garrigós</w:t>
-      </w:r>
-      <w:proofErr w:type="spellEnd"/>
-      <w:r>
-        <w:rPr>
-          <w:rFonts w:eastAsiaTheme="minorHAnsi"/>
-          <w:lang w:val="en-GB"/>
-        </w:rPr>
-        <w:t xml:space="preserve">, I. and </w:t>
-      </w:r>
-      <w:proofErr w:type="spellStart"/>
-      <w:r>
-        <w:rPr>
-          <w:rFonts w:eastAsiaTheme="minorHAnsi"/>
-          <w:lang w:val="en-GB"/>
-        </w:rPr>
-        <w:t>Wimmer</w:t>
-      </w:r>
-      <w:proofErr w:type="spellEnd"/>
-      <w:r>
-        <w:rPr>
-          <w:rFonts w:eastAsiaTheme="minorHAnsi"/>
-          <w:lang w:val="en-GB"/>
-        </w:rPr>
-        <w:t xml:space="preserve">, M., eds, </w:t>
+      <w:r>
+        <w:rPr>
+          <w:rFonts w:eastAsiaTheme="minorHAnsi"/>
+          <w:lang w:val="en-GB"/>
+        </w:rPr>
+        <w:t xml:space="preserve">Jovanović, B., Šarac, D., and Čačić, N. (2025) ‘Delphi and fuzzy TOPSIS approach for redefining the scope of postal universal service obligation’, </w:t>
       </w:r>
       <w:r>
         <w:rPr>
@@ -14917,14 +13968,14 @@
           <w:iCs/>
           <w:lang w:val="en-GB"/>
         </w:rPr>
-        <w:t>Current Trends in Web Engineering</w:t>
-      </w:r>
-      <w:r>
-        <w:rPr>
-          <w:rFonts w:eastAsiaTheme="minorHAnsi"/>
-          <w:lang w:val="en-GB"/>
-        </w:rPr>
-        <w:t>, Lecture Notes in Computer Science, Cham: Springer International Publishing, 32–47, available: https://doi.org/10.1007/978-3-319-74433-9_3.</w:t>
+        <w:t>Journal of Regulatory Economics</w:t>
+      </w:r>
+      <w:r>
+        <w:rPr>
+          <w:rFonts w:eastAsiaTheme="minorHAnsi"/>
+          <w:lang w:val="en-GB"/>
+        </w:rPr>
+        <w:t>, 68(1), 38–52, available: https://doi.org/10.1007/s11149-025-09489-6.</w:t>
       </w:r>
     </w:p>
     <w:p>
@@ -14935,101 +13986,12 @@
           <w:lang w:val="en-GB"/>
         </w:rPr>
       </w:pPr>
-      <w:proofErr w:type="spellStart"/>
-      <w:r>
-        <w:rPr>
-          <w:rFonts w:eastAsiaTheme="minorHAnsi"/>
-          <w:lang w:val="en-GB"/>
-        </w:rPr>
-        <w:t>Karimov</w:t>
-      </w:r>
-      <w:proofErr w:type="spellEnd"/>
-      <w:r>
-        <w:rPr>
-          <w:rFonts w:eastAsiaTheme="minorHAnsi"/>
-          <w:lang w:val="en-GB"/>
-        </w:rPr>
-        <w:t xml:space="preserve">, J., </w:t>
-      </w:r>
-      <w:proofErr w:type="spellStart"/>
-      <w:r>
-        <w:rPr>
-          <w:rFonts w:eastAsiaTheme="minorHAnsi"/>
-          <w:lang w:val="en-GB"/>
-        </w:rPr>
-        <w:t>Rabl</w:t>
-      </w:r>
-      <w:proofErr w:type="spellEnd"/>
-      <w:r>
-        <w:rPr>
-          <w:rFonts w:eastAsiaTheme="minorHAnsi"/>
-          <w:lang w:val="en-GB"/>
-        </w:rPr>
-        <w:t xml:space="preserve">, T., </w:t>
-      </w:r>
-      <w:proofErr w:type="spellStart"/>
-      <w:r>
-        <w:rPr>
-          <w:rFonts w:eastAsiaTheme="minorHAnsi"/>
-          <w:lang w:val="en-GB"/>
-        </w:rPr>
-        <w:t>Katsifodimos</w:t>
-      </w:r>
-      <w:proofErr w:type="spellEnd"/>
-      <w:r>
-        <w:rPr>
-          <w:rFonts w:eastAsiaTheme="minorHAnsi"/>
-          <w:lang w:val="en-GB"/>
-        </w:rPr>
-        <w:t xml:space="preserve">, A., </w:t>
-      </w:r>
-      <w:proofErr w:type="spellStart"/>
-      <w:r>
-        <w:rPr>
-          <w:rFonts w:eastAsiaTheme="minorHAnsi"/>
-          <w:lang w:val="en-GB"/>
-        </w:rPr>
-        <w:t>Samarev</w:t>
-      </w:r>
-      <w:proofErr w:type="spellEnd"/>
-      <w:r>
-        <w:rPr>
-          <w:rFonts w:eastAsiaTheme="minorHAnsi"/>
-          <w:lang w:val="en-GB"/>
-        </w:rPr>
-        <w:t xml:space="preserve">, R., </w:t>
-      </w:r>
-      <w:proofErr w:type="spellStart"/>
-      <w:r>
-        <w:rPr>
-          <w:rFonts w:eastAsiaTheme="minorHAnsi"/>
-          <w:lang w:val="en-GB"/>
-        </w:rPr>
-        <w:t>Heiskanen</w:t>
-      </w:r>
-      <w:proofErr w:type="spellEnd"/>
-      <w:r>
-        <w:rPr>
-          <w:rFonts w:eastAsiaTheme="minorHAnsi"/>
-          <w:lang w:val="en-GB"/>
-        </w:rPr>
-        <w:t xml:space="preserve">, H., and </w:t>
-      </w:r>
-      <w:proofErr w:type="spellStart"/>
-      <w:r>
-        <w:rPr>
-          <w:rFonts w:eastAsiaTheme="minorHAnsi"/>
-          <w:lang w:val="en-GB"/>
-        </w:rPr>
-        <w:t>Markl</w:t>
-      </w:r>
-      <w:proofErr w:type="spellEnd"/>
-      <w:r>
-        <w:rPr>
-          <w:rFonts w:eastAsiaTheme="minorHAnsi"/>
-          <w:lang w:val="en-GB"/>
-        </w:rPr>
-        <w:t xml:space="preserve">, V. (2018) ‘Benchmarking Distributed Stream Data Processing Systems’, in </w:t>
+      <w:r>
+        <w:rPr>
+          <w:rFonts w:eastAsiaTheme="minorHAnsi"/>
+          <w:lang w:val="en-GB"/>
+        </w:rPr>
+        <w:t xml:space="preserve">Kalske, M., Mäkitalo, N., and Mikkonen, T. (2018) ‘Challenges When Moving from Monolith to Microservice Architecture’, in Garrigós, I. and Wimmer, M., eds, </w:t>
       </w:r>
       <w:r>
         <w:rPr>
@@ -15038,14 +14000,14 @@
           <w:iCs/>
           <w:lang w:val="en-GB"/>
         </w:rPr>
-        <w:t>2018 IEEE 34th International Conference on Data Engineering (ICDE)</w:t>
-      </w:r>
-      <w:r>
-        <w:rPr>
-          <w:rFonts w:eastAsiaTheme="minorHAnsi"/>
-          <w:lang w:val="en-GB"/>
-        </w:rPr>
-        <w:t>, Presented at the 2018 IEEE 34th International Conference on Data Engineering (ICDE), Paris: IEEE, 1507–1518, available: https://doi.org/10.1109/ICDE.2018.00169.</w:t>
+        <w:t>Current Trends in Web Engineering</w:t>
+      </w:r>
+      <w:r>
+        <w:rPr>
+          <w:rFonts w:eastAsiaTheme="minorHAnsi"/>
+          <w:lang w:val="en-GB"/>
+        </w:rPr>
+        <w:t>, Lecture Notes in Computer Science, Cham: Springer International Publishing, 32–47, available: https://doi.org/10.1007/978-3-319-74433-9_3.</w:t>
       </w:r>
     </w:p>
     <w:p>
@@ -15061,23 +14023,7 @@
           <w:rFonts w:eastAsiaTheme="minorHAnsi"/>
           <w:lang w:val="en-GB"/>
         </w:rPr>
-        <w:t xml:space="preserve">Karthik Reddy </w:t>
-      </w:r>
-      <w:proofErr w:type="spellStart"/>
-      <w:r>
-        <w:rPr>
-          <w:rFonts w:eastAsiaTheme="minorHAnsi"/>
-          <w:lang w:val="en-GB"/>
-        </w:rPr>
-        <w:t>Thondalapally</w:t>
-      </w:r>
-      <w:proofErr w:type="spellEnd"/>
-      <w:r>
-        <w:rPr>
-          <w:rFonts w:eastAsiaTheme="minorHAnsi"/>
-          <w:lang w:val="en-GB"/>
-        </w:rPr>
-        <w:t xml:space="preserve"> (2025) ‘Event-Driven Architectures: The Foundation of Modern Distributed Systems’, </w:t>
+        <w:t xml:space="preserve">Karimov, J., Rabl, T., Katsifodimos, A., Samarev, R., Heiskanen, H., and Markl, V. (2018) ‘Benchmarking Distributed Stream Data Processing Systems’, in </w:t>
       </w:r>
       <w:r>
         <w:rPr>
@@ -15086,14 +14032,14 @@
           <w:iCs/>
           <w:lang w:val="en-GB"/>
         </w:rPr>
-        <w:t>International Journal on Science and Technology</w:t>
-      </w:r>
-      <w:r>
-        <w:rPr>
-          <w:rFonts w:eastAsiaTheme="minorHAnsi"/>
-          <w:lang w:val="en-GB"/>
-        </w:rPr>
-        <w:t>, 16(1), 2907, available: https://doi.org/10.71097/IJSAT.v16.i1.2907.</w:t>
+        <w:t>2018 IEEE 34th International Conference on Data Engineering (ICDE)</w:t>
+      </w:r>
+      <w:r>
+        <w:rPr>
+          <w:rFonts w:eastAsiaTheme="minorHAnsi"/>
+          <w:lang w:val="en-GB"/>
+        </w:rPr>
+        <w:t>, Presented at the 2018 IEEE 34th International Conference on Data Engineering (ICDE), Paris: IEEE, 1507–1518, available: https://doi.org/10.1109/ICDE.2018.00169.</w:t>
       </w:r>
     </w:p>
     <w:p>
@@ -15104,21 +14050,12 @@
           <w:lang w:val="en-GB"/>
         </w:rPr>
       </w:pPr>
-      <w:proofErr w:type="spellStart"/>
-      <w:r>
-        <w:rPr>
-          <w:rFonts w:eastAsiaTheme="minorHAnsi"/>
-          <w:lang w:val="en-GB"/>
-        </w:rPr>
-        <w:t>Kasaram</w:t>
-      </w:r>
-      <w:proofErr w:type="spellEnd"/>
-      <w:r>
-        <w:rPr>
-          <w:rFonts w:eastAsiaTheme="minorHAnsi"/>
-          <w:lang w:val="en-GB"/>
-        </w:rPr>
-        <w:t xml:space="preserve">, C.R. (2023) ‘Harnessing Asynchronous Patterns with Event Driven Kafka and Microservices Architectures’, </w:t>
+      <w:r>
+        <w:rPr>
+          <w:rFonts w:eastAsiaTheme="minorHAnsi"/>
+          <w:lang w:val="en-GB"/>
+        </w:rPr>
+        <w:t xml:space="preserve">Karthik Reddy Thondalapally (2025) ‘Event-Driven Architectures: The Foundation of Modern Distributed Systems’, </w:t>
       </w:r>
       <w:r>
         <w:rPr>
@@ -15127,14 +14064,14 @@
           <w:iCs/>
           <w:lang w:val="en-GB"/>
         </w:rPr>
-        <w:t>Journal of Artificial Intelligence &amp; Cloud Computing</w:t>
-      </w:r>
-      <w:r>
-        <w:rPr>
-          <w:rFonts w:eastAsiaTheme="minorHAnsi"/>
-          <w:lang w:val="en-GB"/>
-        </w:rPr>
-        <w:t>, 2(4), 1, available: https://doi.org/10.47363/JAICC/2023(2)502.</w:t>
+        <w:t>International Journal on Science and Technology</w:t>
+      </w:r>
+      <w:r>
+        <w:rPr>
+          <w:rFonts w:eastAsiaTheme="minorHAnsi"/>
+          <w:lang w:val="en-GB"/>
+        </w:rPr>
+        <w:t>, 16(1), 2907, available: https://doi.org/10.71097/IJSAT.v16.i1.2907.</w:t>
       </w:r>
     </w:p>
     <w:p>
@@ -15145,22 +14082,13 @@
           <w:lang w:val="en-GB"/>
         </w:rPr>
       </w:pPr>
-      <w:proofErr w:type="spellStart"/>
       <w:r>
         <w:rPr>
           <w:rFonts w:eastAsiaTheme="minorHAnsi"/>
           <w:lang w:val="en-GB"/>
         </w:rPr>
         <w:lastRenderedPageBreak/>
-        <w:t>Khajeh</w:t>
-      </w:r>
-      <w:proofErr w:type="spellEnd"/>
-      <w:r>
-        <w:rPr>
-          <w:rFonts w:eastAsiaTheme="minorHAnsi"/>
-          <w:lang w:val="en-GB"/>
-        </w:rPr>
-        <w:t xml:space="preserve">-Hosseini, A., Greenwood, D., and Sommerville, I. (2010) ‘Cloud Migration: A Case Study of Migrating an Enterprise IT System to IaaS’, in </w:t>
+        <w:t xml:space="preserve">Kasaram, C.R. (2023) ‘Harnessing Asynchronous Patterns with Event Driven Kafka and Microservices Architectures’, </w:t>
       </w:r>
       <w:r>
         <w:rPr>
@@ -15169,14 +14097,14 @@
           <w:iCs/>
           <w:lang w:val="en-GB"/>
         </w:rPr>
-        <w:t>2010 IEEE 3rd International Conference on Cloud Computing</w:t>
-      </w:r>
-      <w:r>
-        <w:rPr>
-          <w:rFonts w:eastAsiaTheme="minorHAnsi"/>
-          <w:lang w:val="en-GB"/>
-        </w:rPr>
-        <w:t>, Presented at the 2010 IEEE International Conference on Cloud Computing (CLOUD), Miami, FL, USA: IEEE, 450–457, available: https://doi.org/10.1109/CLOUD.2010.37.</w:t>
+        <w:t>Journal of Artificial Intelligence &amp; Cloud Computing</w:t>
+      </w:r>
+      <w:r>
+        <w:rPr>
+          <w:rFonts w:eastAsiaTheme="minorHAnsi"/>
+          <w:lang w:val="en-GB"/>
+        </w:rPr>
+        <w:t>, 2(4), 1, available: https://doi.org/10.47363/JAICC/2023(2)502.</w:t>
       </w:r>
     </w:p>
     <w:p>
@@ -15187,37 +14115,12 @@
           <w:lang w:val="en-GB"/>
         </w:rPr>
       </w:pPr>
-      <w:proofErr w:type="spellStart"/>
-      <w:r>
-        <w:rPr>
-          <w:rFonts w:eastAsiaTheme="minorHAnsi"/>
-          <w:lang w:val="en-GB"/>
-        </w:rPr>
-        <w:t>Kiani</w:t>
-      </w:r>
-      <w:proofErr w:type="spellEnd"/>
-      <w:r>
-        <w:rPr>
-          <w:rFonts w:eastAsiaTheme="minorHAnsi"/>
-          <w:lang w:val="en-GB"/>
-        </w:rPr>
-        <w:t xml:space="preserve">, A.A., Sarwar, A., Arshad, H., Bibi, A., Ahmad, F.B., and Ahmed, W. (2024) ‘Catalysing Monolithic to </w:t>
-      </w:r>
-      <w:proofErr w:type="spellStart"/>
-      <w:r>
-        <w:rPr>
-          <w:rFonts w:eastAsiaTheme="minorHAnsi"/>
-          <w:lang w:val="en-GB"/>
-        </w:rPr>
-        <w:t>Microsevices</w:t>
-      </w:r>
-      <w:proofErr w:type="spellEnd"/>
-      <w:r>
-        <w:rPr>
-          <w:rFonts w:eastAsiaTheme="minorHAnsi"/>
-          <w:lang w:val="en-GB"/>
-        </w:rPr>
-        <w:t xml:space="preserve"> Migration: A Strategic Approach Using Refactoring and Pilot Projects’, in </w:t>
+      <w:r>
+        <w:rPr>
+          <w:rFonts w:eastAsiaTheme="minorHAnsi"/>
+          <w:lang w:val="en-GB"/>
+        </w:rPr>
+        <w:t xml:space="preserve">Khajeh-Hosseini, A., Greenwood, D., and Sommerville, I. (2010) ‘Cloud Migration: A Case Study of Migrating an Enterprise IT System to IaaS’, in </w:t>
       </w:r>
       <w:r>
         <w:rPr>
@@ -15226,14 +14129,14 @@
           <w:iCs/>
           <w:lang w:val="en-GB"/>
         </w:rPr>
-        <w:t>2024 International Conference on Engineering &amp;amp; Computing Technologies (ICECT)</w:t>
-      </w:r>
-      <w:r>
-        <w:rPr>
-          <w:rFonts w:eastAsiaTheme="minorHAnsi"/>
-          <w:lang w:val="en-GB"/>
-        </w:rPr>
-        <w:t>, Presented at the 2024 International Conference on Engineering &amp;amp; Computing Technologies (ICECT), Islamabad, Pakistan: IEEE, 1–7, available: https://doi.org/10.1109/ICECT61618.2024.10581399.</w:t>
+        <w:t>2010 IEEE 3rd International Conference on Cloud Computing</w:t>
+      </w:r>
+      <w:r>
+        <w:rPr>
+          <w:rFonts w:eastAsiaTheme="minorHAnsi"/>
+          <w:lang w:val="en-GB"/>
+        </w:rPr>
+        <w:t>, Presented at the 2010 IEEE International Conference on Cloud Computing (CLOUD), Miami, FL, USA: IEEE, 450–457, available: https://doi.org/10.1109/CLOUD.2010.37.</w:t>
       </w:r>
     </w:p>
     <w:p>
@@ -15244,62 +14147,12 @@
           <w:lang w:val="en-GB"/>
         </w:rPr>
       </w:pPr>
-      <w:proofErr w:type="spellStart"/>
-      <w:r>
-        <w:rPr>
-          <w:rFonts w:eastAsiaTheme="minorHAnsi"/>
-          <w:lang w:val="en-GB"/>
-        </w:rPr>
-        <w:t>Laigner</w:t>
-      </w:r>
-      <w:proofErr w:type="spellEnd"/>
-      <w:r>
-        <w:rPr>
-          <w:rFonts w:eastAsiaTheme="minorHAnsi"/>
-          <w:lang w:val="en-GB"/>
-        </w:rPr>
-        <w:t xml:space="preserve">, R., Almeida, A.C., </w:t>
-      </w:r>
-      <w:proofErr w:type="spellStart"/>
-      <w:r>
-        <w:rPr>
-          <w:rFonts w:eastAsiaTheme="minorHAnsi"/>
-          <w:lang w:val="en-GB"/>
-        </w:rPr>
-        <w:t>Assunção</w:t>
-      </w:r>
-      <w:proofErr w:type="spellEnd"/>
-      <w:r>
-        <w:rPr>
-          <w:rFonts w:eastAsiaTheme="minorHAnsi"/>
-          <w:lang w:val="en-GB"/>
-        </w:rPr>
-        <w:t>, W.K.G., and Zhou, Y. (2024) ‘An Empirical Study on Challenges of Event Management in Microservice Architectures’, available: https://doi.org/10.48550/arXiv.2408.00440.</w:t>
-      </w:r>
-    </w:p>
-    <w:p>
-      <w:pPr>
-        <w:pStyle w:val="Bibliography"/>
-        <w:rPr>
-          <w:rFonts w:eastAsiaTheme="minorHAnsi"/>
-          <w:lang w:val="en-GB"/>
-        </w:rPr>
-      </w:pPr>
-      <w:proofErr w:type="spellStart"/>
-      <w:r>
-        <w:rPr>
-          <w:rFonts w:eastAsiaTheme="minorHAnsi"/>
-          <w:lang w:val="en-GB"/>
-        </w:rPr>
-        <w:t>Macías</w:t>
-      </w:r>
-      <w:proofErr w:type="spellEnd"/>
-      <w:r>
-        <w:rPr>
-          <w:rFonts w:eastAsiaTheme="minorHAnsi"/>
-          <w:lang w:val="en-GB"/>
-        </w:rPr>
-        <w:t xml:space="preserve">, A., Navarro, E., Cuesta, C.E., and Zdun, U. (2023) ‘Architecting Digital Twins Using a Domain-Driven Design-Based Approach*’, in </w:t>
+      <w:r>
+        <w:rPr>
+          <w:rFonts w:eastAsiaTheme="minorHAnsi"/>
+          <w:lang w:val="en-GB"/>
+        </w:rPr>
+        <w:t xml:space="preserve">Kiani, A.A., Sarwar, A., Arshad, H., Bibi, A., Ahmad, F.B., and Ahmed, W. (2024) ‘Catalysing Monolithic to Microsevices Migration: A Strategic Approach Using Refactoring and Pilot Projects’, in </w:t>
       </w:r>
       <w:r>
         <w:rPr>
@@ -15308,14 +14161,14 @@
           <w:iCs/>
           <w:lang w:val="en-GB"/>
         </w:rPr>
-        <w:t>2023 IEEE 20th International Conference on Software Architecture (ICSA)</w:t>
-      </w:r>
-      <w:r>
-        <w:rPr>
-          <w:rFonts w:eastAsiaTheme="minorHAnsi"/>
-          <w:lang w:val="en-GB"/>
-        </w:rPr>
-        <w:t>, Presented at the 2023 IEEE 20th International Conference on Software Architecture (ICSA), L’Aquila, Italy: IEEE, 153–163, available: https://doi.org/10.1109/ICSA56044.2023.00022.</w:t>
+        <w:t>2024 International Conference on Engineering &amp;amp; Computing Technologies (ICECT)</w:t>
+      </w:r>
+      <w:r>
+        <w:rPr>
+          <w:rFonts w:eastAsiaTheme="minorHAnsi"/>
+          <w:lang w:val="en-GB"/>
+        </w:rPr>
+        <w:t>, Presented at the 2024 International Conference on Engineering &amp;amp; Computing Technologies (ICECT), Islamabad, Pakistan: IEEE, 1–7, available: https://doi.org/10.1109/ICECT61618.2024.10581399.</w:t>
       </w:r>
     </w:p>
     <w:p>
@@ -15331,7 +14184,31 @@
           <w:rFonts w:eastAsiaTheme="minorHAnsi"/>
           <w:lang w:val="en-GB"/>
         </w:rPr>
-        <w:t xml:space="preserve">McIlroy, M.D., Pinson, E.N., and Tague, B.A. (1978) ‘UNIX Time-Sharing System: Foreword’, </w:t>
+        <w:t>Laigner, R., Almeida, A.C., Assunção, W.K.G., and Zhou, Y. (2024) ‘An Empirical Study on Challenges of Event Management in Microservice Architectures’, available: https://doi.org/10.48550/arX</w:t>
+      </w:r>
+      <w:r>
+        <w:rPr>
+          <w:rFonts w:eastAsiaTheme="minorHAnsi"/>
+          <w:lang w:val="en-GB"/>
+        </w:rPr>
+        <w:lastRenderedPageBreak/>
+        <w:t>iv.2408.00440.</w:t>
+      </w:r>
+    </w:p>
+    <w:p>
+      <w:pPr>
+        <w:pStyle w:val="Bibliography"/>
+        <w:rPr>
+          <w:rFonts w:eastAsiaTheme="minorHAnsi"/>
+          <w:lang w:val="en-GB"/>
+        </w:rPr>
+      </w:pPr>
+      <w:r>
+        <w:rPr>
+          <w:rFonts w:eastAsiaTheme="minorHAnsi"/>
+          <w:lang w:val="en-GB"/>
+        </w:rPr>
+        <w:t xml:space="preserve">Liu, G., Huang, B., Liang, Z., Qin, M., Zhou, H., and Li, Z. (2020) ‘Microservices: architecture, container, and challenges’, in </w:t>
       </w:r>
       <w:r>
         <w:rPr>
@@ -15340,14 +14217,14 @@
           <w:iCs/>
           <w:lang w:val="en-GB"/>
         </w:rPr>
-        <w:t>Bell System Technical Journal</w:t>
-      </w:r>
-      <w:r>
-        <w:rPr>
-          <w:rFonts w:eastAsiaTheme="minorHAnsi"/>
-          <w:lang w:val="en-GB"/>
-        </w:rPr>
-        <w:t>, 57(6), 1899–1904, available: https://doi.org/10.1002/j.1538-7305.1978.tb02135.x.</w:t>
+        <w:t>2020 IEEE 20th International Conference on Software Quality, Reliability and Security Companion (QRS-C)</w:t>
+      </w:r>
+      <w:r>
+        <w:rPr>
+          <w:rFonts w:eastAsiaTheme="minorHAnsi"/>
+          <w:lang w:val="en-GB"/>
+        </w:rPr>
+        <w:t>, Presented at the 2020 IEEE 20th International Conference on Software Quality, Reliability and Security Companion (QRS-C), Macau, China: IEEE, 629–635, available: https://doi.org/10.1109/QRS-C51114.2020.00107.</w:t>
       </w:r>
     </w:p>
     <w:p>
@@ -15363,23 +14240,7 @@
           <w:rFonts w:eastAsiaTheme="minorHAnsi"/>
           <w:lang w:val="en-GB"/>
         </w:rPr>
-        <w:t xml:space="preserve">Mishra, R., Jaiswal, N., Prakash, R., and </w:t>
-      </w:r>
-      <w:proofErr w:type="spellStart"/>
-      <w:r>
-        <w:rPr>
-          <w:rFonts w:eastAsiaTheme="minorHAnsi"/>
-          <w:lang w:val="en-GB"/>
-        </w:rPr>
-        <w:t>Barwal</w:t>
-      </w:r>
-      <w:proofErr w:type="spellEnd"/>
-      <w:r>
-        <w:rPr>
-          <w:rFonts w:eastAsiaTheme="minorHAnsi"/>
-          <w:lang w:val="en-GB"/>
-        </w:rPr>
-        <w:t xml:space="preserve">, P.N. (2022) ‘Transition from Monolithic to Microservices Architecture: Need and proposed pipeline’, in </w:t>
+        <w:t xml:space="preserve">Macías, A., Navarro, E., Cuesta, C.E., and Zdun, U. (2023) ‘Architecting Digital Twins Using a Domain-Driven Design-Based Approach*’, in </w:t>
       </w:r>
       <w:r>
         <w:rPr>
@@ -15388,14 +14249,14 @@
           <w:iCs/>
           <w:lang w:val="en-GB"/>
         </w:rPr>
-        <w:t>2022 International Conference on Futuristic Technologies (INCOFT)</w:t>
-      </w:r>
-      <w:r>
-        <w:rPr>
-          <w:rFonts w:eastAsiaTheme="minorHAnsi"/>
-          <w:lang w:val="en-GB"/>
-        </w:rPr>
-        <w:t>, Presented at the 2022 International Conference on Futuristic Technologies (INCOFT), Belgaum, India: IEEE, 1–6, available: https://doi.org/10.1109/INCOFT55651.2022.10094556.</w:t>
+        <w:t>2023 IEEE 20th International Conference on Software Architecture (ICSA)</w:t>
+      </w:r>
+      <w:r>
+        <w:rPr>
+          <w:rFonts w:eastAsiaTheme="minorHAnsi"/>
+          <w:lang w:val="en-GB"/>
+        </w:rPr>
+        <w:t>, Presented at the 2023 IEEE 20th International Conference on Software Architecture (ICSA), L’Aquila, Italy: IEEE, 153–163, available: https://doi.org/10.1109/ICSA56044.2023.00022.</w:t>
       </w:r>
     </w:p>
     <w:p>
@@ -15411,7 +14272,7 @@
           <w:rFonts w:eastAsiaTheme="minorHAnsi"/>
           <w:lang w:val="en-GB"/>
         </w:rPr>
-        <w:t xml:space="preserve">Miyachi, C. (2021) ‘The Rise of Kubernetes’, in </w:t>
+        <w:t xml:space="preserve">Mahapatra, C., Mishra, B.K., Dash, P.K., and Samantaray, M.R. (2026) ‘Emerging Challenges in Cloud Computing: Addressing Security and Management Concerns’, in </w:t>
       </w:r>
       <w:r>
         <w:rPr>
@@ -15420,14 +14281,14 @@
           <w:iCs/>
           <w:lang w:val="en-GB"/>
         </w:rPr>
-        <w:t>2021 Cloud Continuum</w:t>
-      </w:r>
-      <w:r>
-        <w:rPr>
-          <w:rFonts w:eastAsiaTheme="minorHAnsi"/>
-          <w:lang w:val="en-GB"/>
-        </w:rPr>
-        <w:t>, Presented at the 2021 Cloud Continuum, Los Alamitos, CA, USA: IEEE, 1–5, available: https://doi.org/10.1109/CloudContinuum54760.2021.00002.</w:t>
+        <w:t>2026 International Conference on Intelligent Computing, Networks, and Security (IC-ICNS)</w:t>
+      </w:r>
+      <w:r>
+        <w:rPr>
+          <w:rFonts w:eastAsiaTheme="minorHAnsi"/>
+          <w:lang w:val="en-GB"/>
+        </w:rPr>
+        <w:t>, Presented at the 2026 International Conference on Intelligent Computing, Networks, and Security (IC-ICNS), Bhubaneswar, India: IEEE, 1–5, available: https://doi.org/10.1109/IC-ICNS68863.2026.11537438.</w:t>
       </w:r>
     </w:p>
     <w:p>
@@ -15438,21 +14299,12 @@
           <w:lang w:val="en-GB"/>
         </w:rPr>
       </w:pPr>
-      <w:proofErr w:type="spellStart"/>
-      <w:r>
-        <w:rPr>
-          <w:rFonts w:eastAsiaTheme="minorHAnsi"/>
-          <w:lang w:val="en-GB"/>
-        </w:rPr>
-        <w:t>Myllynen</w:t>
-      </w:r>
-      <w:proofErr w:type="spellEnd"/>
-      <w:r>
-        <w:rPr>
-          <w:rFonts w:eastAsiaTheme="minorHAnsi"/>
-          <w:lang w:val="en-GB"/>
-        </w:rPr>
-        <w:t xml:space="preserve">, T., Kamau, E., Mustapha, S.D., Babatunde, G.O., and Alabi, A.A. (2023) ‘Developing a Conceptual Model for Cross-Domain Microservices Using Event-Driven and Domain-Driven Design’, </w:t>
+      <w:r>
+        <w:rPr>
+          <w:rFonts w:eastAsiaTheme="minorHAnsi"/>
+          <w:lang w:val="en-GB"/>
+        </w:rPr>
+        <w:t xml:space="preserve">McIlroy, M.D., Pinson, E.N., and Tague, B.A. (1978) ‘UNIX Time-Sharing System: Foreword’, </w:t>
       </w:r>
       <w:r>
         <w:rPr>
@@ -15461,14 +14313,14 @@
           <w:iCs/>
           <w:lang w:val="en-GB"/>
         </w:rPr>
-        <w:t>International Journal of Multidisciplinary Research and Growth Evaluation</w:t>
-      </w:r>
-      <w:r>
-        <w:rPr>
-          <w:rFonts w:eastAsiaTheme="minorHAnsi"/>
-          <w:lang w:val="en-GB"/>
-        </w:rPr>
-        <w:t>, 4(1), 635–638, available: https://doi.org/10.54660/.IJMRGE.2023.4.1.635-638.</w:t>
+        <w:t>Bell System Technical Journal</w:t>
+      </w:r>
+      <w:r>
+        <w:rPr>
+          <w:rFonts w:eastAsiaTheme="minorHAnsi"/>
+          <w:lang w:val="en-GB"/>
+        </w:rPr>
+        <w:t>, 57(6), 1899–1904, available: https://doi.org/10.1002/j.1538-7305.1978.tb02135.x.</w:t>
       </w:r>
     </w:p>
     <w:p>
@@ -15479,21 +14331,12 @@
           <w:lang w:val="en-GB"/>
         </w:rPr>
       </w:pPr>
-      <w:proofErr w:type="spellStart"/>
-      <w:r>
-        <w:rPr>
-          <w:rFonts w:eastAsiaTheme="minorHAnsi"/>
-          <w:lang w:val="en-GB"/>
-        </w:rPr>
-        <w:t>Otsetova</w:t>
-      </w:r>
-      <w:proofErr w:type="spellEnd"/>
-      <w:r>
-        <w:rPr>
-          <w:rFonts w:eastAsiaTheme="minorHAnsi"/>
-          <w:lang w:val="en-GB"/>
-        </w:rPr>
-        <w:t xml:space="preserve">, A. (2019) ‘Postal Sector Transformation in Digital Economy’, </w:t>
+      <w:r>
+        <w:rPr>
+          <w:rFonts w:eastAsiaTheme="minorHAnsi"/>
+          <w:lang w:val="en-GB"/>
+        </w:rPr>
+        <w:t xml:space="preserve">Mishra, R., Jaiswal, N., Prakash, R., and Barwal, P.N. (2022) ‘Transition from Monolithic to Microservices Architecture: Need and proposed pipeline’, in </w:t>
       </w:r>
       <w:r>
         <w:rPr>
@@ -15502,14 +14345,14 @@
           <w:iCs/>
           <w:lang w:val="en-GB"/>
         </w:rPr>
-        <w:t>International Journal</w:t>
-      </w:r>
-      <w:r>
-        <w:rPr>
-          <w:rFonts w:eastAsiaTheme="minorHAnsi"/>
-          <w:lang w:val="en-GB"/>
-        </w:rPr>
-        <w:t>, 8(2).</w:t>
+        <w:t>2022 International Conference on Futuristic Technologies (INCOFT)</w:t>
+      </w:r>
+      <w:r>
+        <w:rPr>
+          <w:rFonts w:eastAsiaTheme="minorHAnsi"/>
+          <w:lang w:val="en-GB"/>
+        </w:rPr>
+        <w:t>, Presented at the 2022 International Conference on Futuristic Technologies (INCOFT), Belgaum, India: IEEE, 1–6, available: https://doi.org/10.1109/INCOFT55651.2022.10094556.</w:t>
       </w:r>
     </w:p>
     <w:p>
@@ -15520,37 +14363,12 @@
           <w:lang w:val="en-GB"/>
         </w:rPr>
       </w:pPr>
-      <w:proofErr w:type="spellStart"/>
-      <w:r>
-        <w:rPr>
-          <w:rFonts w:eastAsiaTheme="minorHAnsi"/>
-          <w:lang w:val="en-GB"/>
-        </w:rPr>
-        <w:t>Oumoussa</w:t>
-      </w:r>
-      <w:proofErr w:type="spellEnd"/>
-      <w:r>
-        <w:rPr>
-          <w:rFonts w:eastAsiaTheme="minorHAnsi"/>
-          <w:lang w:val="en-GB"/>
-        </w:rPr>
-        <w:t xml:space="preserve">, I. and </w:t>
-      </w:r>
-      <w:proofErr w:type="spellStart"/>
-      <w:r>
-        <w:rPr>
-          <w:rFonts w:eastAsiaTheme="minorHAnsi"/>
-          <w:lang w:val="en-GB"/>
-        </w:rPr>
-        <w:t>Saidi</w:t>
-      </w:r>
-      <w:proofErr w:type="spellEnd"/>
-      <w:r>
-        <w:rPr>
-          <w:rFonts w:eastAsiaTheme="minorHAnsi"/>
-          <w:lang w:val="en-GB"/>
-        </w:rPr>
-        <w:t xml:space="preserve">, R. (2024) ‘Evolution of Microservices Identification in Monolith Decomposition: A Systematic Review’, </w:t>
+      <w:r>
+        <w:rPr>
+          <w:rFonts w:eastAsiaTheme="minorHAnsi"/>
+          <w:lang w:val="en-GB"/>
+        </w:rPr>
+        <w:t xml:space="preserve">Miyachi, C. (2021) ‘The Rise of Kubernetes’, in </w:t>
       </w:r>
       <w:r>
         <w:rPr>
@@ -15559,14 +14377,14 @@
           <w:iCs/>
           <w:lang w:val="en-GB"/>
         </w:rPr>
-        <w:t>IEEE Access</w:t>
-      </w:r>
-      <w:r>
-        <w:rPr>
-          <w:rFonts w:eastAsiaTheme="minorHAnsi"/>
-          <w:lang w:val="en-GB"/>
-        </w:rPr>
-        <w:t>, 12, 23389–23405, available: https://doi.org/10.1109/ACCESS.2024.3365079.</w:t>
+        <w:t>2021 Cloud Continuum</w:t>
+      </w:r>
+      <w:r>
+        <w:rPr>
+          <w:rFonts w:eastAsiaTheme="minorHAnsi"/>
+          <w:lang w:val="en-GB"/>
+        </w:rPr>
+        <w:t>, Presented at the 2021 Cloud Continuum, Los Alamitos, CA, USA: IEEE, 1–5, available: https://doi.org/10.1109/CloudContinuum54760.2021.00002.</w:t>
       </w:r>
     </w:p>
     <w:p>
@@ -15577,21 +14395,12 @@
           <w:lang w:val="en-GB"/>
         </w:rPr>
       </w:pPr>
-      <w:proofErr w:type="spellStart"/>
-      <w:r>
-        <w:rPr>
-          <w:rFonts w:eastAsiaTheme="minorHAnsi"/>
-          <w:lang w:val="en-GB"/>
-        </w:rPr>
-        <w:t>Pallempati</w:t>
-      </w:r>
-      <w:proofErr w:type="spellEnd"/>
-      <w:r>
-        <w:rPr>
-          <w:rFonts w:eastAsiaTheme="minorHAnsi"/>
-          <w:lang w:val="en-GB"/>
-        </w:rPr>
-        <w:t xml:space="preserve">, I., Lakshmi, D.V., and Das, M.S. (2024) ‘Handwritten Character Recognition and Vehicle Number Recognition using OCR Method’, in </w:t>
+      <w:r>
+        <w:rPr>
+          <w:rFonts w:eastAsiaTheme="minorHAnsi"/>
+          <w:lang w:val="en-GB"/>
+        </w:rPr>
+        <w:t xml:space="preserve">Myllynen, T., Kamau, E., Mustapha, S.D., Babatunde, G.O., and Alabi, A.A. (2023) ‘Developing a Conceptual Model for Cross-Domain Microservices Using Event-Driven and Domain-Driven Design’, </w:t>
       </w:r>
       <w:r>
         <w:rPr>
@@ -15600,14 +14409,14 @@
           <w:iCs/>
           <w:lang w:val="en-GB"/>
         </w:rPr>
-        <w:t>2024 Third International Conference on Trends in Electrical, Electronics, and Computer Engineering (TEECCON)</w:t>
-      </w:r>
-      <w:r>
-        <w:rPr>
-          <w:rFonts w:eastAsiaTheme="minorHAnsi"/>
-          <w:lang w:val="en-GB"/>
-        </w:rPr>
-        <w:t>, Presented at the 2024 Third International Conference on Trends in Electrical, Electronics, and Computer Engineering (TEECCON), Bangalore, India: IEEE, 41–45, available: https://doi.org/10.1109/TEECCON64024.2024.10939189.</w:t>
+        <w:t>International Journal of Multidisciplinary Research and Growth Evaluation</w:t>
+      </w:r>
+      <w:r>
+        <w:rPr>
+          <w:rFonts w:eastAsiaTheme="minorHAnsi"/>
+          <w:lang w:val="en-GB"/>
+        </w:rPr>
+        <w:t>, 4(1), 635–638, available: https://doi.org/10.54660/.IJMRGE.2023.4.1.635-638.</w:t>
       </w:r>
     </w:p>
     <w:p>
@@ -15623,72 +14432,7 @@
           <w:rFonts w:eastAsiaTheme="minorHAnsi"/>
           <w:lang w:val="en-GB"/>
         </w:rPr>
-        <w:lastRenderedPageBreak/>
-        <w:t xml:space="preserve">Pan, H., Chard, R., Zhou, S., </w:t>
-      </w:r>
-      <w:proofErr w:type="spellStart"/>
-      <w:r>
-        <w:rPr>
-          <w:rFonts w:eastAsiaTheme="minorHAnsi"/>
-          <w:lang w:val="en-GB"/>
-        </w:rPr>
-        <w:t>Kamatar</w:t>
-      </w:r>
-      <w:proofErr w:type="spellEnd"/>
-      <w:r>
-        <w:rPr>
-          <w:rFonts w:eastAsiaTheme="minorHAnsi"/>
-          <w:lang w:val="en-GB"/>
-        </w:rPr>
-        <w:t xml:space="preserve">, A., </w:t>
-      </w:r>
-      <w:proofErr w:type="spellStart"/>
-      <w:r>
-        <w:rPr>
-          <w:rFonts w:eastAsiaTheme="minorHAnsi"/>
-          <w:lang w:val="en-GB"/>
-        </w:rPr>
-        <w:t>Vescovi</w:t>
-      </w:r>
-      <w:proofErr w:type="spellEnd"/>
-      <w:r>
-        <w:rPr>
-          <w:rFonts w:eastAsiaTheme="minorHAnsi"/>
-          <w:lang w:val="en-GB"/>
-        </w:rPr>
-        <w:t xml:space="preserve">, R., </w:t>
-      </w:r>
-      <w:proofErr w:type="spellStart"/>
-      <w:r>
-        <w:rPr>
-          <w:rFonts w:eastAsiaTheme="minorHAnsi"/>
-          <w:lang w:val="en-GB"/>
-        </w:rPr>
-        <w:t>Hayot-Sasson</w:t>
-      </w:r>
-      <w:proofErr w:type="spellEnd"/>
-      <w:r>
-        <w:rPr>
-          <w:rFonts w:eastAsiaTheme="minorHAnsi"/>
-          <w:lang w:val="en-GB"/>
-        </w:rPr>
-        <w:t xml:space="preserve">, V., Bauer, A., </w:t>
-      </w:r>
-      <w:proofErr w:type="spellStart"/>
-      <w:r>
-        <w:rPr>
-          <w:rFonts w:eastAsiaTheme="minorHAnsi"/>
-          <w:lang w:val="en-GB"/>
-        </w:rPr>
-        <w:t>Gonthier</w:t>
-      </w:r>
-      <w:proofErr w:type="spellEnd"/>
-      <w:r>
-        <w:rPr>
-          <w:rFonts w:eastAsiaTheme="minorHAnsi"/>
-          <w:lang w:val="en-GB"/>
-        </w:rPr>
-        <w:t xml:space="preserve">, M., Chard, K., and Foster, I. (2024) ‘Octopus: Experiences with a Hybrid Event-Driven Architecture for Distributed Scientific Computing’, in </w:t>
+        <w:t xml:space="preserve">Otsetova, A. (2019) ‘Postal Sector Transformation in Digital Economy’, </w:t>
       </w:r>
       <w:r>
         <w:rPr>
@@ -15697,14 +14441,14 @@
           <w:iCs/>
           <w:lang w:val="en-GB"/>
         </w:rPr>
-        <w:t>SC24-W: Workshops of the International Conference for High Performance Computing, Networking, Storage and Analysis</w:t>
-      </w:r>
-      <w:r>
-        <w:rPr>
-          <w:rFonts w:eastAsiaTheme="minorHAnsi"/>
-          <w:lang w:val="en-GB"/>
-        </w:rPr>
-        <w:t>, Presented at the SC24-W: Workshops of the International Conference for High Performance Computing, Networking, Storage and Analysis, Atlanta, GA, USA: IEEE, 496–507, available: https://doi.org/10.1109/SCW63240.2024.00071.</w:t>
+        <w:t>International Journal</w:t>
+      </w:r>
+      <w:r>
+        <w:rPr>
+          <w:rFonts w:eastAsiaTheme="minorHAnsi"/>
+          <w:lang w:val="en-GB"/>
+        </w:rPr>
+        <w:t>, 8(2).</w:t>
       </w:r>
     </w:p>
     <w:p>
@@ -15715,53 +14459,12 @@
           <w:lang w:val="en-GB"/>
         </w:rPr>
       </w:pPr>
-      <w:proofErr w:type="spellStart"/>
-      <w:r>
-        <w:rPr>
-          <w:rFonts w:eastAsiaTheme="minorHAnsi"/>
-          <w:lang w:val="en-GB"/>
-        </w:rPr>
-        <w:t>Platunina</w:t>
-      </w:r>
-      <w:proofErr w:type="spellEnd"/>
-      <w:r>
-        <w:rPr>
-          <w:rFonts w:eastAsiaTheme="minorHAnsi"/>
-          <w:lang w:val="en-GB"/>
-        </w:rPr>
-        <w:t xml:space="preserve">, G.P., </w:t>
-      </w:r>
-      <w:proofErr w:type="spellStart"/>
-      <w:r>
-        <w:rPr>
-          <w:rFonts w:eastAsiaTheme="minorHAnsi"/>
-          <w:lang w:val="en-GB"/>
-        </w:rPr>
-        <w:t>Salutina</w:t>
-      </w:r>
-      <w:proofErr w:type="spellEnd"/>
-      <w:r>
-        <w:rPr>
-          <w:rFonts w:eastAsiaTheme="minorHAnsi"/>
-          <w:lang w:val="en-GB"/>
-        </w:rPr>
-        <w:t xml:space="preserve">, T.Y., </w:t>
-      </w:r>
-      <w:proofErr w:type="spellStart"/>
-      <w:r>
-        <w:rPr>
-          <w:rFonts w:eastAsiaTheme="minorHAnsi"/>
-          <w:lang w:val="en-GB"/>
-        </w:rPr>
-        <w:t>Gnezdova</w:t>
-      </w:r>
-      <w:proofErr w:type="spellEnd"/>
-      <w:r>
-        <w:rPr>
-          <w:rFonts w:eastAsiaTheme="minorHAnsi"/>
-          <w:lang w:val="en-GB"/>
-        </w:rPr>
-        <w:t xml:space="preserve">, Y.V., and Frank, I.A. (2025) ‘Technological controlling: digital transformation of management decisions’, in </w:t>
+      <w:r>
+        <w:rPr>
+          <w:rFonts w:eastAsiaTheme="minorHAnsi"/>
+          <w:lang w:val="en-GB"/>
+        </w:rPr>
+        <w:t xml:space="preserve">Oumoussa, I. and Saidi, R. (2024) ‘Evolution of Microservices Identification in Monolith Decomposition: A Systematic Review’, </w:t>
       </w:r>
       <w:r>
         <w:rPr>
@@ -15770,14 +14473,14 @@
           <w:iCs/>
           <w:lang w:val="en-GB"/>
         </w:rPr>
-        <w:t>2025 International Conference on Engineering Management of Communication and Technology (EMCTECH)</w:t>
-      </w:r>
-      <w:r>
-        <w:rPr>
-          <w:rFonts w:eastAsiaTheme="minorHAnsi"/>
-          <w:lang w:val="en-GB"/>
-        </w:rPr>
-        <w:t>, Presented at the 2025 International Conference on Engineering Management of Communication and Technology (EMCTECH), Vienna, Austria: IEEE, 1–5, available: https://doi.org/10.1109/EMCTECH65814.2025.11220558.</w:t>
+        <w:t>IEEE Access</w:t>
+      </w:r>
+      <w:r>
+        <w:rPr>
+          <w:rFonts w:eastAsiaTheme="minorHAnsi"/>
+          <w:lang w:val="en-GB"/>
+        </w:rPr>
+        <w:t>, 12, 23389–23405, available: https://doi.org/10.1109/ACCESS.2024.3365079.</w:t>
       </w:r>
     </w:p>
     <w:p>
@@ -15788,53 +14491,12 @@
           <w:lang w:val="en-GB"/>
         </w:rPr>
       </w:pPr>
-      <w:proofErr w:type="spellStart"/>
-      <w:r>
-        <w:rPr>
-          <w:rFonts w:eastAsiaTheme="minorHAnsi"/>
-          <w:lang w:val="en-GB"/>
-        </w:rPr>
-        <w:t>Pourmajidi</w:t>
-      </w:r>
-      <w:proofErr w:type="spellEnd"/>
-      <w:r>
-        <w:rPr>
-          <w:rFonts w:eastAsiaTheme="minorHAnsi"/>
-          <w:lang w:val="en-GB"/>
-        </w:rPr>
-        <w:t xml:space="preserve">, W., Zhang, L., </w:t>
-      </w:r>
-      <w:proofErr w:type="spellStart"/>
-      <w:r>
-        <w:rPr>
-          <w:rFonts w:eastAsiaTheme="minorHAnsi"/>
-          <w:lang w:val="en-GB"/>
-        </w:rPr>
-        <w:t>Steinbacher</w:t>
-      </w:r>
-      <w:proofErr w:type="spellEnd"/>
-      <w:r>
-        <w:rPr>
-          <w:rFonts w:eastAsiaTheme="minorHAnsi"/>
-          <w:lang w:val="en-GB"/>
-        </w:rPr>
-        <w:t xml:space="preserve">, J., Erwin, T., and </w:t>
-      </w:r>
-      <w:proofErr w:type="spellStart"/>
-      <w:r>
-        <w:rPr>
-          <w:rFonts w:eastAsiaTheme="minorHAnsi"/>
-          <w:lang w:val="en-GB"/>
-        </w:rPr>
-        <w:t>Miranskyy</w:t>
-      </w:r>
-      <w:proofErr w:type="spellEnd"/>
-      <w:r>
-        <w:rPr>
-          <w:rFonts w:eastAsiaTheme="minorHAnsi"/>
-          <w:lang w:val="en-GB"/>
-        </w:rPr>
-        <w:t xml:space="preserve">, A. (2025) ‘A Reference Architecture for Governance of Cloud Native Applications’, </w:t>
+      <w:r>
+        <w:rPr>
+          <w:rFonts w:eastAsiaTheme="minorHAnsi"/>
+          <w:lang w:val="en-GB"/>
+        </w:rPr>
+        <w:t xml:space="preserve">Pallempati, I., Lakshmi, D.V., and Das, M.S. (2024) ‘Handwritten Character Recognition and Vehicle Number Recognition using OCR Method’, in </w:t>
       </w:r>
       <w:r>
         <w:rPr>
@@ -15843,14 +14505,14 @@
           <w:iCs/>
           <w:lang w:val="en-GB"/>
         </w:rPr>
-        <w:t>IEEE Transactions on Cloud Computing</w:t>
-      </w:r>
-      <w:r>
-        <w:rPr>
-          <w:rFonts w:eastAsiaTheme="minorHAnsi"/>
-          <w:lang w:val="en-GB"/>
-        </w:rPr>
-        <w:t>, 13(3), 935–952, available: https://doi.org/10.1109/TCC.2025.3578557.</w:t>
+        <w:t>2024 Third International Conference on Trends in Electrical, Electronics, and Computer Engineering (TEECCON)</w:t>
+      </w:r>
+      <w:r>
+        <w:rPr>
+          <w:rFonts w:eastAsiaTheme="minorHAnsi"/>
+          <w:lang w:val="en-GB"/>
+        </w:rPr>
+        <w:t>, Presented at the 2024 Third International Conference on Trends in Electrical, Electronics, and Computer Engineering (TEECCON), Bangalore, India: IEEE, 41–45, available: https://doi.org/10.1109/TEECCON64024.2024.10939189.</w:t>
       </w:r>
     </w:p>
     <w:p>
@@ -15861,37 +14523,12 @@
           <w:lang w:val="en-GB"/>
         </w:rPr>
       </w:pPr>
-      <w:proofErr w:type="spellStart"/>
-      <w:r>
-        <w:rPr>
-          <w:rFonts w:eastAsiaTheme="minorHAnsi"/>
-          <w:lang w:val="en-GB"/>
-        </w:rPr>
-        <w:t>Prakasha</w:t>
-      </w:r>
-      <w:proofErr w:type="spellEnd"/>
-      <w:r>
-        <w:rPr>
-          <w:rFonts w:eastAsiaTheme="minorHAnsi"/>
-          <w:lang w:val="en-GB"/>
-        </w:rPr>
-        <w:t xml:space="preserve">, A., R, A., H V, A., </w:t>
-      </w:r>
-      <w:proofErr w:type="spellStart"/>
-      <w:r>
-        <w:rPr>
-          <w:rFonts w:eastAsiaTheme="minorHAnsi"/>
-          <w:lang w:val="en-GB"/>
-        </w:rPr>
-        <w:t>Auradkar</w:t>
-      </w:r>
-      <w:proofErr w:type="spellEnd"/>
-      <w:r>
-        <w:rPr>
-          <w:rFonts w:eastAsiaTheme="minorHAnsi"/>
-          <w:lang w:val="en-GB"/>
-        </w:rPr>
-        <w:t xml:space="preserve">, P.K., and Rani, R. (2026) ‘Event Sourcing with Kafka Streams: A Comprehensive Benchmark Against CRUD for Financial Workloads’, in </w:t>
+      <w:r>
+        <w:rPr>
+          <w:rFonts w:eastAsiaTheme="minorHAnsi"/>
+          <w:lang w:val="en-GB"/>
+        </w:rPr>
+        <w:t xml:space="preserve">Pan, H., Chard, R., Zhou, S., Kamatar, A., Vescovi, R., Hayot-Sasson, V., Bauer, A., Gonthier, M., Chard, K., and Foster, I. (2024) ‘Octopus: Experiences with a Hybrid Event-Driven Architecture for Distributed Scientific Computing’, in </w:t>
       </w:r>
       <w:r>
         <w:rPr>
@@ -15900,9 +14537,8 @@
           <w:iCs/>
           <w:lang w:val="en-GB"/>
         </w:rPr>
-        <w:t xml:space="preserve">2026 18th International Conference on </w:t>
-      </w:r>
-      <w:proofErr w:type="spellStart"/>
+        <w:t>SC24-W: Workshops of the International Conference for High Performance Computing, Networking, Storage and</w:t>
+      </w:r>
       <w:r>
         <w:rPr>
           <w:rFonts w:eastAsiaTheme="minorHAnsi"/>
@@ -15910,9 +14546,32 @@
           <w:iCs/>
           <w:lang w:val="en-GB"/>
         </w:rPr>
-        <w:t>COMmunication</w:t>
-      </w:r>
-      <w:proofErr w:type="spellEnd"/>
+        <w:lastRenderedPageBreak/>
+        <w:t xml:space="preserve"> Analysis</w:t>
+      </w:r>
+      <w:r>
+        <w:rPr>
+          <w:rFonts w:eastAsiaTheme="minorHAnsi"/>
+          <w:lang w:val="en-GB"/>
+        </w:rPr>
+        <w:t>, Presented at the SC24-W: Workshops of the International Conference for High Performance Computing, Networking, Storage and Analysis, Atlanta, GA, USA: IEEE, 496–507, available: https://doi.org/10.1109/SCW63240.2024.00071.</w:t>
+      </w:r>
+    </w:p>
+    <w:p>
+      <w:pPr>
+        <w:pStyle w:val="Bibliography"/>
+        <w:rPr>
+          <w:rFonts w:eastAsiaTheme="minorHAnsi"/>
+          <w:lang w:val="en-GB"/>
+        </w:rPr>
+      </w:pPr>
+      <w:r>
+        <w:rPr>
+          <w:rFonts w:eastAsiaTheme="minorHAnsi"/>
+          <w:lang w:val="en-GB"/>
+        </w:rPr>
+        <w:t xml:space="preserve">Platunina, G.P., Salutina, T.Y., Gnezdova, Y.V., and Frank, I.A. (2025) ‘Technological controlling: digital transformation of management decisions’, in </w:t>
+      </w:r>
       <w:r>
         <w:rPr>
           <w:rFonts w:eastAsiaTheme="minorHAnsi"/>
@@ -15920,9 +14579,31 @@
           <w:iCs/>
           <w:lang w:val="en-GB"/>
         </w:rPr>
-        <w:t xml:space="preserve"> Systems and </w:t>
-      </w:r>
-      <w:proofErr w:type="spellStart"/>
+        <w:t>2025 International Conference on Engineering Management of Communication and Technology (EMCTECH)</w:t>
+      </w:r>
+      <w:r>
+        <w:rPr>
+          <w:rFonts w:eastAsiaTheme="minorHAnsi"/>
+          <w:lang w:val="en-GB"/>
+        </w:rPr>
+        <w:t>, Presented at the 2025 International Conference on Engineering Management of Communication and Technology (EMCTECH), Vienna, Austria: IEEE, 1–5, available: https://doi.org/10.1109/EMCTECH65814.2025.11220558.</w:t>
+      </w:r>
+    </w:p>
+    <w:p>
+      <w:pPr>
+        <w:pStyle w:val="Bibliography"/>
+        <w:rPr>
+          <w:rFonts w:eastAsiaTheme="minorHAnsi"/>
+          <w:lang w:val="en-GB"/>
+        </w:rPr>
+      </w:pPr>
+      <w:r>
+        <w:rPr>
+          <w:rFonts w:eastAsiaTheme="minorHAnsi"/>
+          <w:lang w:val="en-GB"/>
+        </w:rPr>
+        <w:t xml:space="preserve">Pourmajidi, W., Zhang, L., Steinbacher, J., Erwin, T., and Miranskyy, A. (2025) ‘A Reference Architecture for Governance of Cloud Native Applications’, </w:t>
+      </w:r>
       <w:r>
         <w:rPr>
           <w:rFonts w:eastAsiaTheme="minorHAnsi"/>
@@ -15930,9 +14611,31 @@
           <w:iCs/>
           <w:lang w:val="en-GB"/>
         </w:rPr>
-        <w:t>NETworks</w:t>
-      </w:r>
-      <w:proofErr w:type="spellEnd"/>
+        <w:t>IEEE Transactions on Cloud Computing</w:t>
+      </w:r>
+      <w:r>
+        <w:rPr>
+          <w:rFonts w:eastAsiaTheme="minorHAnsi"/>
+          <w:lang w:val="en-GB"/>
+        </w:rPr>
+        <w:t>, 13(3), 935–952, available: https://doi.org/10.1109/TCC.2025.3578557.</w:t>
+      </w:r>
+    </w:p>
+    <w:p>
+      <w:pPr>
+        <w:pStyle w:val="Bibliography"/>
+        <w:rPr>
+          <w:rFonts w:eastAsiaTheme="minorHAnsi"/>
+          <w:lang w:val="en-GB"/>
+        </w:rPr>
+      </w:pPr>
+      <w:r>
+        <w:rPr>
+          <w:rFonts w:eastAsiaTheme="minorHAnsi"/>
+          <w:lang w:val="en-GB"/>
+        </w:rPr>
+        <w:t xml:space="preserve">Prakasha, A., R, A., H V, A., Auradkar, P.K., and Rani, R. (2026) ‘Event Sourcing with Kafka Streams: A Comprehensive Benchmark Against CRUD for Financial Workloads’, in </w:t>
+      </w:r>
       <w:r>
         <w:rPr>
           <w:rFonts w:eastAsiaTheme="minorHAnsi"/>
@@ -15940,46 +14643,14 @@
           <w:iCs/>
           <w:lang w:val="en-GB"/>
         </w:rPr>
-        <w:t xml:space="preserve"> (COMSNETS)</w:t>
-      </w:r>
-      <w:r>
-        <w:rPr>
-          <w:rFonts w:eastAsiaTheme="minorHAnsi"/>
-          <w:lang w:val="en-GB"/>
-        </w:rPr>
-        <w:t xml:space="preserve">, Presented at the 2026 18th International Conference on </w:t>
-      </w:r>
-      <w:proofErr w:type="spellStart"/>
-      <w:r>
-        <w:rPr>
-          <w:rFonts w:eastAsiaTheme="minorHAnsi"/>
-          <w:lang w:val="en-GB"/>
-        </w:rPr>
-        <w:t>COMmunication</w:t>
-      </w:r>
-      <w:proofErr w:type="spellEnd"/>
-      <w:r>
-        <w:rPr>
-          <w:rFonts w:eastAsiaTheme="minorHAnsi"/>
-          <w:lang w:val="en-GB"/>
-        </w:rPr>
-        <w:t xml:space="preserve"> Systems and </w:t>
-      </w:r>
-      <w:proofErr w:type="spellStart"/>
-      <w:r>
-        <w:rPr>
-          <w:rFonts w:eastAsiaTheme="minorHAnsi"/>
-          <w:lang w:val="en-GB"/>
-        </w:rPr>
-        <w:t>NETworks</w:t>
-      </w:r>
-      <w:proofErr w:type="spellEnd"/>
-      <w:r>
-        <w:rPr>
-          <w:rFonts w:eastAsiaTheme="minorHAnsi"/>
-          <w:lang w:val="en-GB"/>
-        </w:rPr>
-        <w:t xml:space="preserve"> (COMSNETS), Bengaluru, India: IEEE, 1190–1194, available: https://doi.org/10.1109/COMSNETS67989.2026.11418216.</w:t>
+        <w:t>2026 18th International Conference on COMmunication Systems and NETworks (COMSNETS)</w:t>
+      </w:r>
+      <w:r>
+        <w:rPr>
+          <w:rFonts w:eastAsiaTheme="minorHAnsi"/>
+          <w:lang w:val="en-GB"/>
+        </w:rPr>
+        <w:t>, Presented at the 2026 18th International Conference on COMmunication Systems and NETworks (COMSNETS), Bengaluru, India: IEEE, 1190–1194, available: https://doi.org/10.1109/COMSNETS67989.2026.11418216.</w:t>
       </w:r>
     </w:p>
     <w:p>
@@ -16022,37 +14693,12 @@
           <w:lang w:val="en-GB"/>
         </w:rPr>
       </w:pPr>
-      <w:proofErr w:type="spellStart"/>
-      <w:r>
-        <w:rPr>
-          <w:rFonts w:eastAsiaTheme="minorHAnsi"/>
-          <w:lang w:val="en-GB"/>
-        </w:rPr>
-        <w:t>Samambet</w:t>
-      </w:r>
-      <w:proofErr w:type="spellEnd"/>
-      <w:r>
-        <w:rPr>
-          <w:rFonts w:eastAsiaTheme="minorHAnsi"/>
-          <w:lang w:val="en-GB"/>
-        </w:rPr>
-        <w:t xml:space="preserve">, M. and </w:t>
-      </w:r>
-      <w:proofErr w:type="spellStart"/>
-      <w:r>
-        <w:rPr>
-          <w:rFonts w:eastAsiaTheme="minorHAnsi"/>
-          <w:lang w:val="en-GB"/>
-        </w:rPr>
-        <w:t>Khouangvichit</w:t>
-      </w:r>
-      <w:proofErr w:type="spellEnd"/>
-      <w:r>
-        <w:rPr>
-          <w:rFonts w:eastAsiaTheme="minorHAnsi"/>
-          <w:lang w:val="en-GB"/>
-        </w:rPr>
-        <w:t xml:space="preserve">, C. (2025) ‘OUTSMARTING THE HURDLES TO DIGITALIZING THE POSTAL SECTOR: THE CASE OF DEUTSCHE POST, POSTE ITALIANE, AND ROYAL MAIL’, </w:t>
+      <w:r>
+        <w:rPr>
+          <w:rFonts w:eastAsiaTheme="minorHAnsi"/>
+          <w:lang w:val="en-GB"/>
+        </w:rPr>
+        <w:t xml:space="preserve">Samambet, M. and Khouangvichit, C. (2025) ‘OUTSMARTING THE HURDLES TO DIGITALIZING THE POSTAL SECTOR: THE CASE OF DEUTSCHE POST, POSTE ITALIANE, AND ROYAL MAIL’, </w:t>
       </w:r>
       <w:r>
         <w:rPr>
@@ -16084,23 +14730,7 @@
           <w:rFonts w:eastAsiaTheme="minorHAnsi"/>
           <w:lang w:val="en-GB"/>
         </w:rPr>
-        <w:t xml:space="preserve">Saxena, A., Singh, S., Prakash, S., Yang, T., and Rathore, R.S. (2024) ‘DevOps Automation Pipeline Deployment with </w:t>
-      </w:r>
-      <w:proofErr w:type="spellStart"/>
-      <w:r>
-        <w:rPr>
-          <w:rFonts w:eastAsiaTheme="minorHAnsi"/>
-          <w:lang w:val="en-GB"/>
-        </w:rPr>
-        <w:t>IaC</w:t>
-      </w:r>
-      <w:proofErr w:type="spellEnd"/>
-      <w:r>
-        <w:rPr>
-          <w:rFonts w:eastAsiaTheme="minorHAnsi"/>
-          <w:lang w:val="en-GB"/>
-        </w:rPr>
-        <w:t xml:space="preserve"> (Infrastructure as Code)’, in </w:t>
+        <w:t xml:space="preserve">Saxena, A., Singh, S., Prakash, S., Yang, T., and Rathore, R.S. (2024) ‘DevOps Automation Pipeline Deployment with IaC (Infrastructure as Code)’, in </w:t>
       </w:r>
       <w:r>
         <w:rPr>
@@ -16109,9 +14739,31 @@
           <w:iCs/>
           <w:lang w:val="en-GB"/>
         </w:rPr>
-        <w:t xml:space="preserve">2024 IEEE </w:t>
-      </w:r>
-      <w:proofErr w:type="spellStart"/>
+        <w:t>2024 IEEE Silchar Subsection Conference (SILCON 2024)</w:t>
+      </w:r>
+      <w:r>
+        <w:rPr>
+          <w:rFonts w:eastAsiaTheme="minorHAnsi"/>
+          <w:lang w:val="en-GB"/>
+        </w:rPr>
+        <w:t>, Presented at the 2024 IEEE Silchar Subsection Conference (SILCON), Agartala, India: IEEE, 1–6, available: https://doi.org/10.1109/SILCON63976.2024.10910699.</w:t>
+      </w:r>
+    </w:p>
+    <w:p>
+      <w:pPr>
+        <w:pStyle w:val="Bibliography"/>
+        <w:rPr>
+          <w:rFonts w:eastAsiaTheme="minorHAnsi"/>
+          <w:lang w:val="en-GB"/>
+        </w:rPr>
+      </w:pPr>
+      <w:r>
+        <w:rPr>
+          <w:rFonts w:eastAsiaTheme="minorHAnsi"/>
+          <w:lang w:val="en-GB"/>
+        </w:rPr>
+        <w:t xml:space="preserve">Sharavova, O.I., Sharavova, M.M., Kuzovkova, T.A., and Zholtikova, P.A. (2025) ‘Digital Transformation and the Evolution of its Socio-Economic Consequences’, in </w:t>
+      </w:r>
       <w:r>
         <w:rPr>
           <w:rFonts w:eastAsiaTheme="minorHAnsi"/>
@@ -16119,9 +14771,31 @@
           <w:iCs/>
           <w:lang w:val="en-GB"/>
         </w:rPr>
-        <w:t>Silchar</w:t>
-      </w:r>
-      <w:proofErr w:type="spellEnd"/>
+        <w:t>2025 International Conference on Engineering Management of Communication and Technology (EMCTECH)</w:t>
+      </w:r>
+      <w:r>
+        <w:rPr>
+          <w:rFonts w:eastAsiaTheme="minorHAnsi"/>
+          <w:lang w:val="en-GB"/>
+        </w:rPr>
+        <w:t>, Presented at the 2025 International Conference on Engineering Management of Communication and Technology (EMCTECH), Vienna, Austria: IEEE, 1–6, available: https://doi.org/10.1109/EMCTECH65814.2025.11220588.</w:t>
+      </w:r>
+    </w:p>
+    <w:p>
+      <w:pPr>
+        <w:pStyle w:val="Bibliography"/>
+        <w:rPr>
+          <w:rFonts w:eastAsiaTheme="minorHAnsi"/>
+          <w:lang w:val="en-GB"/>
+        </w:rPr>
+      </w:pPr>
+      <w:r>
+        <w:rPr>
+          <w:rFonts w:eastAsiaTheme="minorHAnsi"/>
+          <w:lang w:val="en-GB"/>
+        </w:rPr>
+        <w:t xml:space="preserve">Solanki, J.M. (2026) ‘AI Driven Multi Cloud Strategies for Financial Services: Ensuring High Availability with AWS and Kubernetes’, in </w:t>
+      </w:r>
       <w:r>
         <w:rPr>
           <w:rFonts w:eastAsiaTheme="minorHAnsi"/>
@@ -16129,30 +14803,14 @@
           <w:iCs/>
           <w:lang w:val="en-GB"/>
         </w:rPr>
-        <w:t xml:space="preserve"> Subsection Conference (SILCON 2024)</w:t>
-      </w:r>
-      <w:r>
-        <w:rPr>
-          <w:rFonts w:eastAsiaTheme="minorHAnsi"/>
-          <w:lang w:val="en-GB"/>
-        </w:rPr>
-        <w:t xml:space="preserve">, Presented at the 2024 IEEE </w:t>
-      </w:r>
-      <w:proofErr w:type="spellStart"/>
-      <w:r>
-        <w:rPr>
-          <w:rFonts w:eastAsiaTheme="minorHAnsi"/>
-          <w:lang w:val="en-GB"/>
-        </w:rPr>
-        <w:t>Silchar</w:t>
-      </w:r>
-      <w:proofErr w:type="spellEnd"/>
-      <w:r>
-        <w:rPr>
-          <w:rFonts w:eastAsiaTheme="minorHAnsi"/>
-          <w:lang w:val="en-GB"/>
-        </w:rPr>
-        <w:t xml:space="preserve"> Subsection Conference (SILCON), Agartala, India: IEEE, 1–6, available: https://doi.org/10.1109/SILCON63976.2024.10910699.</w:t>
+        <w:t>2026 IEEE 5th International Conference on AI in Cybersecurity (ICAIC)</w:t>
+      </w:r>
+      <w:r>
+        <w:rPr>
+          <w:rFonts w:eastAsiaTheme="minorHAnsi"/>
+          <w:lang w:val="en-GB"/>
+        </w:rPr>
+        <w:t>, Presented at the 2026 IEEE 5th International Conference on AI in Cybersecurity (ICAIC), Houston, TX, USA: IEEE, 1–5, available: https://doi.org/10.1109/ICAIC67076.2026.11395684.</w:t>
       </w:r>
     </w:p>
     <w:p>
@@ -16163,69 +14821,20 @@
           <w:lang w:val="en-GB"/>
         </w:rPr>
       </w:pPr>
-      <w:proofErr w:type="spellStart"/>
-      <w:r>
-        <w:rPr>
-          <w:rFonts w:eastAsiaTheme="minorHAnsi"/>
-          <w:lang w:val="en-GB"/>
-        </w:rPr>
-        <w:t>Sharavova</w:t>
-      </w:r>
-      <w:proofErr w:type="spellEnd"/>
-      <w:r>
-        <w:rPr>
-          <w:rFonts w:eastAsiaTheme="minorHAnsi"/>
-          <w:lang w:val="en-GB"/>
-        </w:rPr>
-        <w:t xml:space="preserve">, O.I., </w:t>
-      </w:r>
-      <w:proofErr w:type="spellStart"/>
-      <w:r>
-        <w:rPr>
-          <w:rFonts w:eastAsiaTheme="minorHAnsi"/>
-          <w:lang w:val="en-GB"/>
-        </w:rPr>
-        <w:t>Sharavova</w:t>
-      </w:r>
-      <w:proofErr w:type="spellEnd"/>
-      <w:r>
-        <w:rPr>
-          <w:rFonts w:eastAsiaTheme="minorHAnsi"/>
-          <w:lang w:val="en-GB"/>
-        </w:rPr>
-        <w:t xml:space="preserve">, M.M., </w:t>
-      </w:r>
-      <w:proofErr w:type="spellStart"/>
-      <w:r>
-        <w:rPr>
-          <w:rFonts w:eastAsiaTheme="minorHAnsi"/>
-          <w:lang w:val="en-GB"/>
-        </w:rPr>
-        <w:t>Kuzovkova</w:t>
-      </w:r>
-      <w:proofErr w:type="spellEnd"/>
-      <w:r>
-        <w:rPr>
-          <w:rFonts w:eastAsiaTheme="minorHAnsi"/>
-          <w:lang w:val="en-GB"/>
-        </w:rPr>
-        <w:t xml:space="preserve">, T.A., and </w:t>
-      </w:r>
-      <w:proofErr w:type="spellStart"/>
-      <w:r>
-        <w:rPr>
-          <w:rFonts w:eastAsiaTheme="minorHAnsi"/>
-          <w:lang w:val="en-GB"/>
-        </w:rPr>
-        <w:t>Zholtikova</w:t>
-      </w:r>
-      <w:proofErr w:type="spellEnd"/>
-      <w:r>
-        <w:rPr>
-          <w:rFonts w:eastAsiaTheme="minorHAnsi"/>
-          <w:lang w:val="en-GB"/>
-        </w:rPr>
-        <w:t xml:space="preserve">, P.A. (2025) ‘Digital Transformation and the Evolution of its Socio-Economic Consequences’, in </w:t>
+      <w:r>
+        <w:rPr>
+          <w:rFonts w:eastAsiaTheme="minorHAnsi"/>
+          <w:lang w:val="en-GB"/>
+        </w:rPr>
+        <w:t>Tcukanova, O.A., Torosyan, E.K., Kiykova, D.A., and Panteleev, M.V. (2022) ‘Features of Managing the Digital Transformatio</w:t>
+      </w:r>
+      <w:r>
+        <w:rPr>
+          <w:rFonts w:eastAsiaTheme="minorHAnsi"/>
+          <w:lang w:val="en-GB"/>
+        </w:rPr>
+        <w:lastRenderedPageBreak/>
+        <w:t xml:space="preserve">n of Medical Institutions’, in </w:t>
       </w:r>
       <w:r>
         <w:rPr>
@@ -16234,14 +14843,14 @@
           <w:iCs/>
           <w:lang w:val="en-GB"/>
         </w:rPr>
-        <w:t>2025 International Conference on Engineering Management of Communication and Technology (EMCTECH)</w:t>
-      </w:r>
-      <w:r>
-        <w:rPr>
-          <w:rFonts w:eastAsiaTheme="minorHAnsi"/>
-          <w:lang w:val="en-GB"/>
-        </w:rPr>
-        <w:t>, Presented at the 2025 International Conference on Engineering Management of Communication and Technology (EMCTECH), Vienna, Austria: IEEE, 1–6, available: https://doi.org/10.1109/EMCTECH65814.2025.11220588.</w:t>
+        <w:t>2022 International Conference on Quality Management, Transport and Information Security, Information Technologies (IT&amp;QM&amp;IS)</w:t>
+      </w:r>
+      <w:r>
+        <w:rPr>
+          <w:rFonts w:eastAsiaTheme="minorHAnsi"/>
+          <w:lang w:val="en-GB"/>
+        </w:rPr>
+        <w:t>, Presented at the 2022 International Conference on Quality Management, Transport and Information Security, Information Technologies (IT&amp;QM&amp;IS), Saint Petersburg, Russian Federation: IEEE, 258–261, available: https://doi.org/10.1109/ITQMIS56172.2022.9976813.</w:t>
       </w:r>
     </w:p>
     <w:p>
@@ -16257,7 +14866,7 @@
           <w:rFonts w:eastAsiaTheme="minorHAnsi"/>
           <w:lang w:val="en-GB"/>
         </w:rPr>
-        <w:t xml:space="preserve">Solanki, J.M. (2026) ‘AI Driven Multi Cloud Strategies for Financial Services: Ensuring High Availability with AWS and Kubernetes’, in </w:t>
+        <w:t xml:space="preserve">The Open Group (2022a) </w:t>
       </w:r>
       <w:r>
         <w:rPr>
@@ -16266,22 +14875,14 @@
           <w:iCs/>
           <w:lang w:val="en-GB"/>
         </w:rPr>
-        <w:t>2026 IEEE 5th International Conference on AI in Cybersecurity (ICAIC)</w:t>
-      </w:r>
-      <w:r>
-        <w:rPr>
-          <w:rFonts w:eastAsiaTheme="minorHAnsi"/>
-          <w:lang w:val="en-GB"/>
-        </w:rPr>
-        <w:t xml:space="preserve">, Presented at the 2026 IEEE 5th International Conference </w:t>
-      </w:r>
-      <w:r>
-        <w:rPr>
-          <w:rFonts w:eastAsiaTheme="minorHAnsi"/>
-          <w:lang w:val="en-GB"/>
-        </w:rPr>
-        <w:lastRenderedPageBreak/>
-        <w:t>on AI in Cybersecurity (ICAIC), Houston, TX, USA: IEEE, 1–5, available: https://doi.org/10.1109/ICAIC67076.2026.11395684.</w:t>
+        <w:t>TOGAF® Standard – Introduction and Core Concepts</w:t>
+      </w:r>
+      <w:r>
+        <w:rPr>
+          <w:rFonts w:eastAsiaTheme="minorHAnsi"/>
+          <w:lang w:val="en-GB"/>
+        </w:rPr>
+        <w:t>, 10th edn.</w:t>
       </w:r>
     </w:p>
     <w:p>
@@ -16292,53 +14893,12 @@
           <w:lang w:val="en-GB"/>
         </w:rPr>
       </w:pPr>
-      <w:proofErr w:type="spellStart"/>
-      <w:r>
-        <w:rPr>
-          <w:rFonts w:eastAsiaTheme="minorHAnsi"/>
-          <w:lang w:val="en-GB"/>
-        </w:rPr>
-        <w:t>Tcukanova</w:t>
-      </w:r>
-      <w:proofErr w:type="spellEnd"/>
-      <w:r>
-        <w:rPr>
-          <w:rFonts w:eastAsiaTheme="minorHAnsi"/>
-          <w:lang w:val="en-GB"/>
-        </w:rPr>
-        <w:t xml:space="preserve">, O.A., Torosyan, E.K., </w:t>
-      </w:r>
-      <w:proofErr w:type="spellStart"/>
-      <w:r>
-        <w:rPr>
-          <w:rFonts w:eastAsiaTheme="minorHAnsi"/>
-          <w:lang w:val="en-GB"/>
-        </w:rPr>
-        <w:t>Kiykova</w:t>
-      </w:r>
-      <w:proofErr w:type="spellEnd"/>
-      <w:r>
-        <w:rPr>
-          <w:rFonts w:eastAsiaTheme="minorHAnsi"/>
-          <w:lang w:val="en-GB"/>
-        </w:rPr>
-        <w:t xml:space="preserve">, D.A., and </w:t>
-      </w:r>
-      <w:proofErr w:type="spellStart"/>
-      <w:r>
-        <w:rPr>
-          <w:rFonts w:eastAsiaTheme="minorHAnsi"/>
-          <w:lang w:val="en-GB"/>
-        </w:rPr>
-        <w:t>Panteleev</w:t>
-      </w:r>
-      <w:proofErr w:type="spellEnd"/>
-      <w:r>
-        <w:rPr>
-          <w:rFonts w:eastAsiaTheme="minorHAnsi"/>
-          <w:lang w:val="en-GB"/>
-        </w:rPr>
-        <w:t xml:space="preserve">, M.V. (2022) ‘Features of Managing the Digital Transformation of Medical Institutions’, in </w:t>
+      <w:r>
+        <w:rPr>
+          <w:rFonts w:eastAsiaTheme="minorHAnsi"/>
+          <w:lang w:val="en-GB"/>
+        </w:rPr>
+        <w:t xml:space="preserve">The Open Group (2022b) </w:t>
       </w:r>
       <w:r>
         <w:rPr>
@@ -16347,14 +14907,14 @@
           <w:iCs/>
           <w:lang w:val="en-GB"/>
         </w:rPr>
-        <w:t>2022 International Conference on Quality Management, Transport and Information Security, Information Technologies (IT&amp;QM&amp;IS)</w:t>
-      </w:r>
-      <w:r>
-        <w:rPr>
-          <w:rFonts w:eastAsiaTheme="minorHAnsi"/>
-          <w:lang w:val="en-GB"/>
-        </w:rPr>
-        <w:t>, Presented at the 2022 International Conference on Quality Management, Transport and Information Security, Information Technologies (IT&amp;QM&amp;IS), Saint Petersburg, Russian Federation: IEEE, 258–261, available: https://doi.org/10.1109/ITQMIS56172.2022.9976813.</w:t>
+        <w:t>TOGAF® Standard — Architecture Development Method</w:t>
+      </w:r>
+      <w:r>
+        <w:rPr>
+          <w:rFonts w:eastAsiaTheme="minorHAnsi"/>
+          <w:lang w:val="en-GB"/>
+        </w:rPr>
+        <w:t>, 10th edn.</w:t>
       </w:r>
     </w:p>
     <w:p>
@@ -16370,7 +14930,7 @@
           <w:rFonts w:eastAsiaTheme="minorHAnsi"/>
           <w:lang w:val="en-GB"/>
         </w:rPr>
-        <w:t xml:space="preserve">The Open Group (2022a) </w:t>
+        <w:t xml:space="preserve">Vural, H. and Koyuncu, M. (2021) ‘Does Domain-Driven Design Lead to Finding the Optimal Modularity of a Microservice?’, </w:t>
       </w:r>
       <w:r>
         <w:rPr>
@@ -16379,30 +14939,14 @@
           <w:iCs/>
           <w:lang w:val="en-GB"/>
         </w:rPr>
-        <w:t>TOGAF® Standard – Introduction and Core Concepts</w:t>
-      </w:r>
-      <w:r>
-        <w:rPr>
-          <w:rFonts w:eastAsiaTheme="minorHAnsi"/>
-          <w:lang w:val="en-GB"/>
-        </w:rPr>
-        <w:t xml:space="preserve">, 10th </w:t>
-      </w:r>
-      <w:proofErr w:type="spellStart"/>
-      <w:r>
-        <w:rPr>
-          <w:rFonts w:eastAsiaTheme="minorHAnsi"/>
-          <w:lang w:val="en-GB"/>
-        </w:rPr>
-        <w:t>edn</w:t>
-      </w:r>
-      <w:proofErr w:type="spellEnd"/>
-      <w:r>
-        <w:rPr>
-          <w:rFonts w:eastAsiaTheme="minorHAnsi"/>
-          <w:lang w:val="en-GB"/>
-        </w:rPr>
-        <w:t>.</w:t>
+        <w:t>IEEE Access</w:t>
+      </w:r>
+      <w:r>
+        <w:rPr>
+          <w:rFonts w:eastAsiaTheme="minorHAnsi"/>
+          <w:lang w:val="en-GB"/>
+        </w:rPr>
+        <w:t>, 9, 32721–32733, available: https://doi.org/10.1109/ACCESS.2021.3060895.</w:t>
       </w:r>
     </w:p>
     <w:p>
@@ -16418,7 +14962,7 @@
           <w:rFonts w:eastAsiaTheme="minorHAnsi"/>
           <w:lang w:val="en-GB"/>
         </w:rPr>
-        <w:t xml:space="preserve">The Open Group (2022b) </w:t>
+        <w:t xml:space="preserve">Vyas, S., Tyagi, R.K., and Sahu, S. (2023) ‘Fault Tolerance and Error Handling Techniques in Apache Kafka’, in </w:t>
       </w:r>
       <w:r>
         <w:rPr>
@@ -16427,30 +14971,14 @@
           <w:iCs/>
           <w:lang w:val="en-GB"/>
         </w:rPr>
-        <w:t>TOGAF® Standard — Architecture Development Method</w:t>
-      </w:r>
-      <w:r>
-        <w:rPr>
-          <w:rFonts w:eastAsiaTheme="minorHAnsi"/>
-          <w:lang w:val="en-GB"/>
-        </w:rPr>
-        <w:t xml:space="preserve">, 10th </w:t>
-      </w:r>
-      <w:proofErr w:type="spellStart"/>
-      <w:r>
-        <w:rPr>
-          <w:rFonts w:eastAsiaTheme="minorHAnsi"/>
-          <w:lang w:val="en-GB"/>
-        </w:rPr>
-        <w:t>edn</w:t>
-      </w:r>
-      <w:proofErr w:type="spellEnd"/>
-      <w:r>
-        <w:rPr>
-          <w:rFonts w:eastAsiaTheme="minorHAnsi"/>
-          <w:lang w:val="en-GB"/>
-        </w:rPr>
-        <w:t>.</w:t>
+        <w:t>Proceedings of the 5th International Conference on Information Management &amp; Machine Intelligence</w:t>
+      </w:r>
+      <w:r>
+        <w:rPr>
+          <w:rFonts w:eastAsiaTheme="minorHAnsi"/>
+          <w:lang w:val="en-GB"/>
+        </w:rPr>
+        <w:t>, Presented at the ICIMMI 2023: International Conference on Information Management &amp; Machine Intelligence, Jaipur India: ACM, 1–5, available: https://doi.org/10.1145/3647444.3647844.</w:t>
       </w:r>
     </w:p>
     <w:p>
@@ -16461,37 +14989,12 @@
           <w:lang w:val="en-GB"/>
         </w:rPr>
       </w:pPr>
-      <w:proofErr w:type="spellStart"/>
-      <w:r>
-        <w:rPr>
-          <w:rFonts w:eastAsiaTheme="minorHAnsi"/>
-          <w:lang w:val="en-GB"/>
-        </w:rPr>
-        <w:t>Vural</w:t>
-      </w:r>
-      <w:proofErr w:type="spellEnd"/>
-      <w:r>
-        <w:rPr>
-          <w:rFonts w:eastAsiaTheme="minorHAnsi"/>
-          <w:lang w:val="en-GB"/>
-        </w:rPr>
-        <w:t xml:space="preserve">, H. and </w:t>
-      </w:r>
-      <w:proofErr w:type="spellStart"/>
-      <w:r>
-        <w:rPr>
-          <w:rFonts w:eastAsiaTheme="minorHAnsi"/>
-          <w:lang w:val="en-GB"/>
-        </w:rPr>
-        <w:t>Koyuncu</w:t>
-      </w:r>
-      <w:proofErr w:type="spellEnd"/>
-      <w:r>
-        <w:rPr>
-          <w:rFonts w:eastAsiaTheme="minorHAnsi"/>
-          <w:lang w:val="en-GB"/>
-        </w:rPr>
-        <w:t xml:space="preserve">, M. (2021) ‘Does Domain-Driven Design Lead to Finding the Optimal Modularity of a Microservice?’, </w:t>
+      <w:r>
+        <w:rPr>
+          <w:rFonts w:eastAsiaTheme="minorHAnsi"/>
+          <w:lang w:val="en-GB"/>
+        </w:rPr>
+        <w:t xml:space="preserve">Wolfart, D., Assunção, W.K.G., Da Silva, I.F., Domingos, D.C.P., Schmeing, E., Villaca, G.L.D., and Paza, D.D.N. (2021) ‘Modernizing Legacy Systems with Microservices: A Roadmap’, in </w:t>
       </w:r>
       <w:r>
         <w:rPr>
@@ -16500,14 +15003,14 @@
           <w:iCs/>
           <w:lang w:val="en-GB"/>
         </w:rPr>
-        <w:t>IEEE Access</w:t>
-      </w:r>
-      <w:r>
-        <w:rPr>
-          <w:rFonts w:eastAsiaTheme="minorHAnsi"/>
-          <w:lang w:val="en-GB"/>
-        </w:rPr>
-        <w:t>, 9, 32721–32733, available: https://doi.org/10.1109/ACCESS.2021.3060895.</w:t>
+        <w:t>Evaluation and Assessment in Software Engineering</w:t>
+      </w:r>
+      <w:r>
+        <w:rPr>
+          <w:rFonts w:eastAsiaTheme="minorHAnsi"/>
+          <w:lang w:val="en-GB"/>
+        </w:rPr>
+        <w:t>, Presented at the EASE 2021: Evaluation and Assessment in Software Engineering, Trondheim Norway: ACM, 149–159, available: https://doi.org/10.1145/3463274.3463334.</w:t>
       </w:r>
     </w:p>
     <w:p>
@@ -16523,23 +15026,7 @@
           <w:rFonts w:eastAsiaTheme="minorHAnsi"/>
           <w:lang w:val="en-GB"/>
         </w:rPr>
-        <w:t xml:space="preserve">Vyas, S., Tyagi, R.K., and </w:t>
-      </w:r>
-      <w:proofErr w:type="spellStart"/>
-      <w:r>
-        <w:rPr>
-          <w:rFonts w:eastAsiaTheme="minorHAnsi"/>
-          <w:lang w:val="en-GB"/>
-        </w:rPr>
-        <w:t>Sahu</w:t>
-      </w:r>
-      <w:proofErr w:type="spellEnd"/>
-      <w:r>
-        <w:rPr>
-          <w:rFonts w:eastAsiaTheme="minorHAnsi"/>
-          <w:lang w:val="en-GB"/>
-        </w:rPr>
-        <w:t xml:space="preserve">, S. (2023) ‘Fault Tolerance and Error Handling Techniques in Apache Kafka’, in </w:t>
+        <w:t xml:space="preserve">Xu, Y. and Villiers, C. (2025) ‘The takeover of Royal Mail: lessons for the new owners from past corporate governance and trust failures’, </w:t>
       </w:r>
       <w:r>
         <w:rPr>
@@ -16548,14 +15035,14 @@
           <w:iCs/>
           <w:lang w:val="en-GB"/>
         </w:rPr>
-        <w:t>Proceedings of the 5th International Conference on Information Management &amp; Machine Intelligence</w:t>
-      </w:r>
-      <w:r>
-        <w:rPr>
-          <w:rFonts w:eastAsiaTheme="minorHAnsi"/>
-          <w:lang w:val="en-GB"/>
-        </w:rPr>
-        <w:t>, Presented at the ICIMMI 2023: International Conference on Information Management &amp; Machine Intelligence, Jaipur India: ACM, 1–5, available: https://doi.org/10.1145/3647444.3647844.</w:t>
+        <w:t>Journal of Corporate Law Studies</w:t>
+      </w:r>
+      <w:r>
+        <w:rPr>
+          <w:rFonts w:eastAsiaTheme="minorHAnsi"/>
+          <w:lang w:val="en-GB"/>
+        </w:rPr>
+        <w:t>, 1–40, available: https://doi.org/10.1080/14735970.2025.2553430.</w:t>
       </w:r>
     </w:p>
     <w:p>
@@ -16566,101 +15053,28 @@
           <w:lang w:val="en-GB"/>
         </w:rPr>
       </w:pPr>
-      <w:proofErr w:type="spellStart"/>
-      <w:r>
-        <w:rPr>
-          <w:rFonts w:eastAsiaTheme="minorHAnsi"/>
-          <w:lang w:val="en-GB"/>
-        </w:rPr>
-        <w:t>Wolfart</w:t>
-      </w:r>
-      <w:proofErr w:type="spellEnd"/>
-      <w:r>
-        <w:rPr>
-          <w:rFonts w:eastAsiaTheme="minorHAnsi"/>
-          <w:lang w:val="en-GB"/>
-        </w:rPr>
-        <w:t xml:space="preserve">, D., </w:t>
-      </w:r>
-      <w:proofErr w:type="spellStart"/>
-      <w:r>
-        <w:rPr>
-          <w:rFonts w:eastAsiaTheme="minorHAnsi"/>
-          <w:lang w:val="en-GB"/>
-        </w:rPr>
-        <w:t>Assunção</w:t>
-      </w:r>
-      <w:proofErr w:type="spellEnd"/>
-      <w:r>
-        <w:rPr>
-          <w:rFonts w:eastAsiaTheme="minorHAnsi"/>
-          <w:lang w:val="en-GB"/>
-        </w:rPr>
-        <w:t xml:space="preserve">, W.K.G., Da Silva, I.F., </w:t>
-      </w:r>
-      <w:proofErr w:type="spellStart"/>
-      <w:r>
-        <w:rPr>
-          <w:rFonts w:eastAsiaTheme="minorHAnsi"/>
-          <w:lang w:val="en-GB"/>
-        </w:rPr>
-        <w:t>Domingos</w:t>
-      </w:r>
-      <w:proofErr w:type="spellEnd"/>
-      <w:r>
-        <w:rPr>
-          <w:rFonts w:eastAsiaTheme="minorHAnsi"/>
-          <w:lang w:val="en-GB"/>
-        </w:rPr>
-        <w:t xml:space="preserve">, D.C.P., </w:t>
-      </w:r>
-      <w:proofErr w:type="spellStart"/>
-      <w:r>
-        <w:rPr>
-          <w:rFonts w:eastAsiaTheme="minorHAnsi"/>
-          <w:lang w:val="en-GB"/>
-        </w:rPr>
-        <w:t>Schmeing</w:t>
-      </w:r>
-      <w:proofErr w:type="spellEnd"/>
-      <w:r>
-        <w:rPr>
-          <w:rFonts w:eastAsiaTheme="minorHAnsi"/>
-          <w:lang w:val="en-GB"/>
-        </w:rPr>
-        <w:t xml:space="preserve">, E., </w:t>
-      </w:r>
-      <w:proofErr w:type="spellStart"/>
-      <w:r>
-        <w:rPr>
-          <w:rFonts w:eastAsiaTheme="minorHAnsi"/>
-          <w:lang w:val="en-GB"/>
-        </w:rPr>
-        <w:t>Villaca</w:t>
-      </w:r>
-      <w:proofErr w:type="spellEnd"/>
-      <w:r>
-        <w:rPr>
-          <w:rFonts w:eastAsiaTheme="minorHAnsi"/>
-          <w:lang w:val="en-GB"/>
-        </w:rPr>
-        <w:t xml:space="preserve">, G.L.D., and </w:t>
-      </w:r>
-      <w:proofErr w:type="spellStart"/>
-      <w:r>
-        <w:rPr>
-          <w:rFonts w:eastAsiaTheme="minorHAnsi"/>
-          <w:lang w:val="en-GB"/>
-        </w:rPr>
-        <w:t>Paza</w:t>
-      </w:r>
-      <w:proofErr w:type="spellEnd"/>
-      <w:r>
-        <w:rPr>
-          <w:rFonts w:eastAsiaTheme="minorHAnsi"/>
-          <w:lang w:val="en-GB"/>
-        </w:rPr>
-        <w:t xml:space="preserve">, D.D.N. (2021) ‘Modernizing Legacy Systems with Microservices: A Roadmap’, in </w:t>
+      <w:r>
+        <w:rPr>
+          <w:rFonts w:eastAsiaTheme="minorHAnsi"/>
+          <w:lang w:val="en-GB"/>
+        </w:rPr>
+        <w:t>Yoder, J.W. and Merson, P. (2020) ‘Strangler Patterns’.</w:t>
+      </w:r>
+    </w:p>
+    <w:p>
+      <w:pPr>
+        <w:pStyle w:val="Bibliography"/>
+        <w:rPr>
+          <w:rFonts w:eastAsiaTheme="minorHAnsi"/>
+          <w:lang w:val="en-GB"/>
+        </w:rPr>
+      </w:pPr>
+      <w:r>
+        <w:rPr>
+          <w:rFonts w:eastAsiaTheme="minorHAnsi"/>
+          <w:lang w:val="en-GB"/>
+        </w:rPr>
+        <w:t xml:space="preserve">Zeng, R., Niu, Y., and Qiao, L. (2023) ‘A Novel Construction Technology of Microservice Multi-Instance System Automatic Deployment and Upgrade’, in </w:t>
       </w:r>
       <w:r>
         <w:rPr>
@@ -16669,162 +15083,14 @@
           <w:iCs/>
           <w:lang w:val="en-GB"/>
         </w:rPr>
-        <w:t>Evaluation and Assessment in Software Engineering</w:t>
-      </w:r>
-      <w:r>
-        <w:rPr>
-          <w:rFonts w:eastAsiaTheme="minorHAnsi"/>
-          <w:lang w:val="en-GB"/>
-        </w:rPr>
-        <w:t>, Presented at the EASE 2021: Evaluation and Assessment in Software Engineering, Trondheim Norway: ACM, 149–159, available: https://doi.org/10.1145/3463274.3463334.</w:t>
-      </w:r>
-    </w:p>
-    <w:p>
-      <w:pPr>
-        <w:pStyle w:val="Bibliography"/>
-        <w:rPr>
-          <w:rFonts w:eastAsiaTheme="minorHAnsi"/>
-          <w:lang w:val="en-GB"/>
-        </w:rPr>
-      </w:pPr>
-      <w:r>
-        <w:rPr>
-          <w:rFonts w:eastAsiaTheme="minorHAnsi"/>
-          <w:lang w:val="en-GB"/>
-        </w:rPr>
-        <w:t xml:space="preserve">Xu, Y. and Villiers, C. (2025) ‘The takeover of Royal Mail: lessons for the new owners from past corporate governance and trust failures’, </w:t>
-      </w:r>
-      <w:r>
-        <w:rPr>
-          <w:rFonts w:eastAsiaTheme="minorHAnsi"/>
-          <w:i/>
-          <w:iCs/>
-          <w:lang w:val="en-GB"/>
-        </w:rPr>
-        <w:t>Journal of Corporate Law Studies</w:t>
-      </w:r>
-      <w:r>
-        <w:rPr>
-          <w:rFonts w:eastAsiaTheme="minorHAnsi"/>
-          <w:lang w:val="en-GB"/>
-        </w:rPr>
-        <w:t>, 1–40, available: https://doi.org/10.1080/14735970.2025.2553430.</w:t>
-      </w:r>
-    </w:p>
-    <w:p>
-      <w:pPr>
-        <w:pStyle w:val="Bibliography"/>
-        <w:rPr>
-          <w:rFonts w:eastAsiaTheme="minorHAnsi"/>
-          <w:lang w:val="en-GB"/>
-        </w:rPr>
-      </w:pPr>
-      <w:r>
-        <w:rPr>
-          <w:rFonts w:eastAsiaTheme="minorHAnsi"/>
-          <w:lang w:val="en-GB"/>
-        </w:rPr>
-        <w:t>Yoder, J.W. and Merson, P. (2020) ‘Strangler Patterns’.</w:t>
-      </w:r>
-    </w:p>
-    <w:p>
-      <w:pPr>
-        <w:pStyle w:val="Bibliography"/>
-        <w:rPr>
-          <w:rFonts w:eastAsiaTheme="minorHAnsi"/>
-          <w:lang w:val="en-GB"/>
-        </w:rPr>
-      </w:pPr>
-      <w:r>
-        <w:rPr>
-          <w:rFonts w:eastAsiaTheme="minorHAnsi"/>
-          <w:lang w:val="en-GB"/>
-        </w:rPr>
-        <w:t xml:space="preserve">Zeng, R., </w:t>
-      </w:r>
-      <w:proofErr w:type="spellStart"/>
-      <w:r>
-        <w:rPr>
-          <w:rFonts w:eastAsiaTheme="minorHAnsi"/>
-          <w:lang w:val="en-GB"/>
-        </w:rPr>
-        <w:t>Niu</w:t>
-      </w:r>
-      <w:proofErr w:type="spellEnd"/>
-      <w:r>
-        <w:rPr>
-          <w:rFonts w:eastAsiaTheme="minorHAnsi"/>
-          <w:lang w:val="en-GB"/>
-        </w:rPr>
-        <w:t xml:space="preserve">, Y., and </w:t>
-      </w:r>
-      <w:proofErr w:type="spellStart"/>
-      <w:r>
-        <w:rPr>
-          <w:rFonts w:eastAsiaTheme="minorHAnsi"/>
-          <w:lang w:val="en-GB"/>
-        </w:rPr>
-        <w:t>Qiao</w:t>
-      </w:r>
-      <w:proofErr w:type="spellEnd"/>
-      <w:r>
-        <w:rPr>
-          <w:rFonts w:eastAsiaTheme="minorHAnsi"/>
-          <w:lang w:val="en-GB"/>
-        </w:rPr>
-        <w:t xml:space="preserve">, L. (2023) ‘A Novel Construction Technology of Microservice Multi-Instance System Automatic Deployment and Upgrade’, in </w:t>
-      </w:r>
-      <w:r>
-        <w:rPr>
-          <w:rFonts w:eastAsiaTheme="minorHAnsi"/>
-          <w:i/>
-          <w:iCs/>
-          <w:lang w:val="en-GB"/>
-        </w:rPr>
-        <w:t>2023 International Conference on Networking and Network Applications (</w:t>
-      </w:r>
-      <w:proofErr w:type="spellStart"/>
-      <w:r>
-        <w:rPr>
-          <w:rFonts w:eastAsiaTheme="minorHAnsi"/>
-          <w:i/>
-          <w:iCs/>
-          <w:lang w:val="en-GB"/>
-        </w:rPr>
-        <w:t>NaNA</w:t>
-      </w:r>
-      <w:proofErr w:type="spellEnd"/>
-      <w:r>
-        <w:rPr>
-          <w:rFonts w:eastAsiaTheme="minorHAnsi"/>
-          <w:i/>
-          <w:iCs/>
-          <w:lang w:val="en-GB"/>
-        </w:rPr>
-        <w:t>)</w:t>
-      </w:r>
-      <w:r>
-        <w:rPr>
-          <w:rFonts w:eastAsiaTheme="minorHAnsi"/>
-          <w:lang w:val="en-GB"/>
-        </w:rPr>
-        <w:t>, Presented at the 2023 International Conference on Networking and Network Applications (</w:t>
-      </w:r>
-      <w:proofErr w:type="spellStart"/>
-      <w:r>
-        <w:rPr>
-          <w:rFonts w:eastAsiaTheme="minorHAnsi"/>
-          <w:lang w:val="en-GB"/>
-        </w:rPr>
-        <w:t>NaNA</w:t>
-      </w:r>
-      <w:proofErr w:type="spellEnd"/>
-      <w:r>
-        <w:rPr>
-          <w:rFonts w:eastAsiaTheme="minorHAnsi"/>
-          <w:lang w:val="en-GB"/>
-        </w:rPr>
-        <w:t>), Qingdao, China: IEEE, 674–679, available: https://doi.org/10.1109/NaNA60121.2023.00116.</w:t>
+        <w:t>2023 International Conference on Networking and Network Applications (NaNA)</w:t>
+      </w:r>
+      <w:r>
+        <w:rPr>
+          <w:rFonts w:eastAsiaTheme="minorHAnsi"/>
+          <w:lang w:val="en-GB"/>
+        </w:rPr>
+        <w:t>, Presented at the 2023 International Conference on Networking and Network Applications (NaNA), Qingdao, China: IEEE, 674–679, available: https://doi.org/10.1109/NaNA60121.2023.00116.</w:t>
       </w:r>
     </w:p>
     <w:p>

--- a/Robyn Doyle Dissertation Draft.docx
+++ b/Robyn Doyle Dissertation Draft.docx
@@ -225,8 +225,45 @@
     </w:p>
     <w:p>
       <w:r>
-        <w:t>Arna chur isteach chuig Ollscoil Teicneolaiochta an Atlantaigh</w:t>
-      </w:r>
+        <w:t xml:space="preserve">Arna chur </w:t>
+      </w:r>
+      <w:proofErr w:type="spellStart"/>
+      <w:r>
+        <w:t>isteach</w:t>
+      </w:r>
+      <w:proofErr w:type="spellEnd"/>
+      <w:r>
+        <w:t xml:space="preserve"> </w:t>
+      </w:r>
+      <w:proofErr w:type="spellStart"/>
+      <w:r>
+        <w:t>chuig</w:t>
+      </w:r>
+      <w:proofErr w:type="spellEnd"/>
+      <w:r>
+        <w:t xml:space="preserve"> </w:t>
+      </w:r>
+      <w:proofErr w:type="spellStart"/>
+      <w:r>
+        <w:t>Ollscoil</w:t>
+      </w:r>
+      <w:proofErr w:type="spellEnd"/>
+      <w:r>
+        <w:t xml:space="preserve"> </w:t>
+      </w:r>
+      <w:proofErr w:type="spellStart"/>
+      <w:r>
+        <w:t>Teicneolaiochta</w:t>
+      </w:r>
+      <w:proofErr w:type="spellEnd"/>
+      <w:r>
+        <w:t xml:space="preserve"> an </w:t>
+      </w:r>
+      <w:proofErr w:type="spellStart"/>
+      <w:r>
+        <w:t>Atlantaigh</w:t>
+      </w:r>
+      <w:proofErr w:type="spellEnd"/>
       <w:r>
         <w:tab/>
       </w:r>
@@ -494,7 +531,21 @@
         <w:rPr>
           <w:rFonts w:eastAsia="Times New Roman"/>
         </w:rPr>
-        <w:t>historically used for their Information technology (IT) processes. These monolith systems have large code bases which many functionalities that are complicated to separate from one another. Not only have these systems become difficult to maintain, they are also limiting potential growth for new capabilities. For this reason there has been trend in large enterprises to break out the functionality of these monoliths into independent systems of systems (SoS) using technologies like event streaming and microservice orchestration tools.</w:t>
+        <w:t>historically used for their Information technology (IT) processes. These monolith systems have large code bases which many functionalities that are complicated to separate from one another. Not only have these systems become difficult to maintain, they are also limiting potential growth for new capabilities. For this reason there has been trend in large enterprises to break out the functionality of these monoliths into independent systems of systems (</w:t>
+      </w:r>
+      <w:proofErr w:type="spellStart"/>
+      <w:r>
+        <w:rPr>
+          <w:rFonts w:eastAsia="Times New Roman"/>
+        </w:rPr>
+        <w:t>SoS</w:t>
+      </w:r>
+      <w:proofErr w:type="spellEnd"/>
+      <w:r>
+        <w:rPr>
+          <w:rFonts w:eastAsia="Times New Roman"/>
+        </w:rPr>
+        <w:t>) using technologies like event streaming and microservice orchestration tools.</w:t>
       </w:r>
       <w:r>
         <w:rPr>
@@ -948,9 +999,11 @@
             <w:pPr>
               <w:pStyle w:val="PRBodyText"/>
             </w:pPr>
+            <w:proofErr w:type="spellStart"/>
             <w:r>
               <w:t>SoS</w:t>
             </w:r>
+            <w:proofErr w:type="spellEnd"/>
           </w:p>
           <w:p>
             <w:pPr>
@@ -1020,6 +1073,22 @@
             </w:pPr>
             <w:r>
               <w:t>EDA</w:t>
+            </w:r>
+          </w:p>
+          <w:p>
+            <w:pPr>
+              <w:pStyle w:val="PRBodyText"/>
+            </w:pPr>
+            <w:r>
+              <w:t>CSPs</w:t>
+            </w:r>
+          </w:p>
+          <w:p>
+            <w:pPr>
+              <w:pStyle w:val="PRBodyText"/>
+            </w:pPr>
+            <w:r>
+              <w:t>OS</w:t>
             </w:r>
           </w:p>
         </w:tc>
@@ -1168,6 +1237,22 @@
             </w:pPr>
             <w:r>
               <w:t>Event-Driven Architecture</w:t>
+            </w:r>
+          </w:p>
+          <w:p>
+            <w:pPr>
+              <w:pStyle w:val="PRBodyText"/>
+            </w:pPr>
+            <w:r>
+              <w:t>Cloud Service Providers</w:t>
+            </w:r>
+          </w:p>
+          <w:p>
+            <w:pPr>
+              <w:pStyle w:val="PRBodyText"/>
+            </w:pPr>
+            <w:r>
+              <w:t>Operating System</w:t>
             </w:r>
           </w:p>
           <w:p>
@@ -5695,8 +5780,13 @@
         <w:t xml:space="preserve"> that would be easier to maintain and replac</w:t>
       </w:r>
       <w:r>
-        <w:t>e, leading to an enterprise of interconnected SoS</w:t>
-      </w:r>
+        <w:t xml:space="preserve">e, leading to an enterprise of interconnected </w:t>
+      </w:r>
+      <w:proofErr w:type="spellStart"/>
+      <w:r>
+        <w:t>SoS</w:t>
+      </w:r>
+      <w:proofErr w:type="spellEnd"/>
       <w:r>
         <w:t>.</w:t>
       </w:r>
@@ -5772,8 +5862,13 @@
         <w:t>of</w:t>
       </w:r>
       <w:r>
-        <w:t xml:space="preserve"> the SoS</w:t>
-      </w:r>
+        <w:t xml:space="preserve"> the </w:t>
+      </w:r>
+      <w:proofErr w:type="spellStart"/>
+      <w:r>
+        <w:t>SoS</w:t>
+      </w:r>
+      <w:proofErr w:type="spellEnd"/>
       <w:r>
         <w:t xml:space="preserve">. </w:t>
       </w:r>
@@ -6113,7 +6208,15 @@
         <w:t>driven system</w:t>
       </w:r>
       <w:r>
-        <w:t xml:space="preserve"> during a transition from monoliths towards SoS in large enterprises like those found in the postal sector</w:t>
+        <w:t xml:space="preserve"> during a transition from monoliths towards </w:t>
+      </w:r>
+      <w:proofErr w:type="spellStart"/>
+      <w:r>
+        <w:t>SoS</w:t>
+      </w:r>
+      <w:proofErr w:type="spellEnd"/>
+      <w:r>
+        <w:t xml:space="preserve"> in large enterprises like those found in the postal sector</w:t>
       </w:r>
       <w:r>
         <w:t xml:space="preserve">. </w:t>
@@ -6310,11 +6413,19 @@
         </w:rPr>
         <w:t xml:space="preserve">Deploy the </w:t>
       </w:r>
-      <w:r>
-        <w:rPr>
-          <w:lang w:val="en-GB"/>
-        </w:rPr>
-        <w:t xml:space="preserve">SPoF components of the </w:t>
+      <w:proofErr w:type="spellStart"/>
+      <w:r>
+        <w:rPr>
+          <w:lang w:val="en-GB"/>
+        </w:rPr>
+        <w:t>SPoF</w:t>
+      </w:r>
+      <w:proofErr w:type="spellEnd"/>
+      <w:r>
+        <w:rPr>
+          <w:lang w:val="en-GB"/>
+        </w:rPr>
+        <w:t xml:space="preserve"> components of the </w:t>
       </w:r>
       <w:r>
         <w:rPr>
@@ -6658,7 +6769,15 @@
         <w:t xml:space="preserve">and autonomous eco system where development could happen in an agile way with clearly defined ownership. </w:t>
       </w:r>
       <w:r>
-        <w:t>The architectural shift associated with this transition sets the enterprise up with an interconnected SoS and away from a centralised core. Since the postal sector provides critical services that should never go offline, the legacy monolith systems need to be incrementally dismantled using the Strangler Fig Pattern. This allows the new system to be built up in stages without any downtime</w:t>
+        <w:t xml:space="preserve">The architectural shift associated with this transition sets the enterprise up with an interconnected </w:t>
+      </w:r>
+      <w:proofErr w:type="spellStart"/>
+      <w:r>
+        <w:t>SoS</w:t>
+      </w:r>
+      <w:proofErr w:type="spellEnd"/>
+      <w:r>
+        <w:t xml:space="preserve"> and away from a centralised core. Since the postal sector provides critical services that should never go offline, the legacy monolith systems need to be incrementally dismantled using the Strangler Fig Pattern. This allows the new system to be built up in stages without any downtime</w:t>
       </w:r>
       <w:r>
         <w:t xml:space="preserve"> of the actual service being provided to the customers</w:t>
@@ -6915,7 +7034,23 @@
         <w:t xml:space="preserve">During a transition away from monolithic structures and towards </w:t>
       </w:r>
       <w:r>
-        <w:t xml:space="preserve">an orchestrated SoS is when the risk increases if a wrong setup is pursued. Engineering teams lack a framework to benchmark the infrastructure architecture decisions with a internationally defined software quality metrics. </w:t>
+        <w:t xml:space="preserve">an orchestrated </w:t>
+      </w:r>
+      <w:proofErr w:type="spellStart"/>
+      <w:r>
+        <w:t>SoS</w:t>
+      </w:r>
+      <w:proofErr w:type="spellEnd"/>
+      <w:r>
+        <w:t xml:space="preserve"> is when the risk increases if a wrong setup is pursued. Engineering teams lack a framework to benchmark the infrastructure architecture decisions with </w:t>
+      </w:r>
+      <w:proofErr w:type="spellStart"/>
+      <w:r>
+        <w:t>a</w:t>
+      </w:r>
+      <w:proofErr w:type="spellEnd"/>
+      <w:r>
+        <w:t xml:space="preserve"> internationally defined software quality metrics. </w:t>
       </w:r>
     </w:p>
     <w:p/>
@@ -7207,7 +7342,23 @@
           <w:rFonts w:ascii="Calibri" w:eastAsiaTheme="minorHAnsi" w:cs="Calibri"/>
           <w:lang w:val="en-GB"/>
         </w:rPr>
-        <w:t xml:space="preserve">(Kalske </w:t>
+        <w:t>(</w:t>
+      </w:r>
+      <w:proofErr w:type="spellStart"/>
+      <w:r>
+        <w:rPr>
+          <w:rFonts w:ascii="Calibri" w:eastAsiaTheme="minorHAnsi" w:cs="Calibri"/>
+          <w:lang w:val="en-GB"/>
+        </w:rPr>
+        <w:t>Kalske</w:t>
+      </w:r>
+      <w:proofErr w:type="spellEnd"/>
+      <w:r>
+        <w:rPr>
+          <w:rFonts w:ascii="Calibri" w:eastAsiaTheme="minorHAnsi" w:cs="Calibri"/>
+          <w:lang w:val="en-GB"/>
+        </w:rPr>
+        <w:t xml:space="preserve"> </w:t>
       </w:r>
       <w:r>
         <w:rPr>
@@ -7281,7 +7432,15 @@
         <w:t xml:space="preserve"> p</w:t>
       </w:r>
       <w:r>
-        <w:t xml:space="preserve">revious research highlights that postal services are creators of large datasets (Marsh and Piscioneri 2015), </w:t>
+        <w:t xml:space="preserve">revious research highlights that postal services are creators of large datasets (Marsh and </w:t>
+      </w:r>
+      <w:proofErr w:type="spellStart"/>
+      <w:r>
+        <w:t>Piscioneri</w:t>
+      </w:r>
+      <w:proofErr w:type="spellEnd"/>
+      <w:r>
+        <w:t xml:space="preserve"> 2015), </w:t>
       </w:r>
       <w:r>
         <w:t>which can be utilised for the</w:t>
@@ -7423,7 +7582,23 @@
           <w:rFonts w:ascii="Calibri" w:eastAsiaTheme="minorHAnsi" w:cs="Calibri"/>
           <w:lang w:val="en-GB"/>
         </w:rPr>
-        <w:t xml:space="preserve">(Ilieva </w:t>
+        <w:t>(</w:t>
+      </w:r>
+      <w:proofErr w:type="spellStart"/>
+      <w:r>
+        <w:rPr>
+          <w:rFonts w:ascii="Calibri" w:eastAsiaTheme="minorHAnsi" w:cs="Calibri"/>
+          <w:lang w:val="en-GB"/>
+        </w:rPr>
+        <w:t>Ilieva</w:t>
+      </w:r>
+      <w:proofErr w:type="spellEnd"/>
+      <w:r>
+        <w:rPr>
+          <w:rFonts w:ascii="Calibri" w:eastAsiaTheme="minorHAnsi" w:cs="Calibri"/>
+          <w:lang w:val="en-GB"/>
+        </w:rPr>
+        <w:t xml:space="preserve"> </w:t>
       </w:r>
       <w:r>
         <w:rPr>
@@ -7767,7 +7942,23 @@
           <w:rFonts w:ascii="Calibri" w:eastAsiaTheme="minorHAnsi" w:cs="Calibri"/>
           <w:lang w:val="en-GB"/>
         </w:rPr>
-        <w:t xml:space="preserve">(Alyahya </w:t>
+        <w:t>(</w:t>
+      </w:r>
+      <w:proofErr w:type="spellStart"/>
+      <w:r>
+        <w:rPr>
+          <w:rFonts w:ascii="Calibri" w:eastAsiaTheme="minorHAnsi" w:cs="Calibri"/>
+          <w:lang w:val="en-GB"/>
+        </w:rPr>
+        <w:t>Alyahya</w:t>
+      </w:r>
+      <w:proofErr w:type="spellEnd"/>
+      <w:r>
+        <w:rPr>
+          <w:rFonts w:ascii="Calibri" w:eastAsiaTheme="minorHAnsi" w:cs="Calibri"/>
+          <w:lang w:val="en-GB"/>
+        </w:rPr>
+        <w:t xml:space="preserve"> </w:t>
       </w:r>
       <w:r>
         <w:rPr>
@@ -7877,7 +8068,23 @@
           <w:rFonts w:ascii="Calibri" w:eastAsiaTheme="minorHAnsi" w:cs="Calibri"/>
           <w:lang w:val="en-GB"/>
         </w:rPr>
-        <w:t xml:space="preserve">(Myllynen </w:t>
+        <w:t>(</w:t>
+      </w:r>
+      <w:proofErr w:type="spellStart"/>
+      <w:r>
+        <w:rPr>
+          <w:rFonts w:ascii="Calibri" w:eastAsiaTheme="minorHAnsi" w:cs="Calibri"/>
+          <w:lang w:val="en-GB"/>
+        </w:rPr>
+        <w:t>Myllynen</w:t>
+      </w:r>
+      <w:proofErr w:type="spellEnd"/>
+      <w:r>
+        <w:rPr>
+          <w:rFonts w:ascii="Calibri" w:eastAsiaTheme="minorHAnsi" w:cs="Calibri"/>
+          <w:lang w:val="en-GB"/>
+        </w:rPr>
+        <w:t xml:space="preserve"> </w:t>
       </w:r>
       <w:r>
         <w:rPr>
@@ -7987,7 +8194,23 @@
           <w:rFonts w:ascii="Calibri" w:eastAsiaTheme="minorHAnsi" w:cs="Calibri"/>
           <w:lang w:val="en-GB"/>
         </w:rPr>
-        <w:t xml:space="preserve">(Sharavova </w:t>
+        <w:t>(</w:t>
+      </w:r>
+      <w:proofErr w:type="spellStart"/>
+      <w:r>
+        <w:rPr>
+          <w:rFonts w:ascii="Calibri" w:eastAsiaTheme="minorHAnsi" w:cs="Calibri"/>
+          <w:lang w:val="en-GB"/>
+        </w:rPr>
+        <w:t>Sharavova</w:t>
+      </w:r>
+      <w:proofErr w:type="spellEnd"/>
+      <w:r>
+        <w:rPr>
+          <w:rFonts w:ascii="Calibri" w:eastAsiaTheme="minorHAnsi" w:cs="Calibri"/>
+          <w:lang w:val="en-GB"/>
+        </w:rPr>
+        <w:t xml:space="preserve"> </w:t>
       </w:r>
       <w:r>
         <w:rPr>
@@ -8064,7 +8287,23 @@
           <w:rFonts w:ascii="Calibri" w:eastAsiaTheme="minorHAnsi" w:cs="Calibri"/>
           <w:lang w:val="en-GB"/>
         </w:rPr>
-        <w:t xml:space="preserve">(Tcukanova </w:t>
+        <w:t>(</w:t>
+      </w:r>
+      <w:proofErr w:type="spellStart"/>
+      <w:r>
+        <w:rPr>
+          <w:rFonts w:ascii="Calibri" w:eastAsiaTheme="minorHAnsi" w:cs="Calibri"/>
+          <w:lang w:val="en-GB"/>
+        </w:rPr>
+        <w:t>Tcukanova</w:t>
+      </w:r>
+      <w:proofErr w:type="spellEnd"/>
+      <w:r>
+        <w:rPr>
+          <w:rFonts w:ascii="Calibri" w:eastAsiaTheme="minorHAnsi" w:cs="Calibri"/>
+          <w:lang w:val="en-GB"/>
+        </w:rPr>
+        <w:t xml:space="preserve"> </w:t>
       </w:r>
       <w:r>
         <w:rPr>
@@ -8105,7 +8344,23 @@
           <w:rFonts w:ascii="Calibri" w:eastAsiaTheme="minorHAnsi" w:cs="Calibri"/>
           <w:lang w:val="en-GB"/>
         </w:rPr>
-        <w:t xml:space="preserve">(Platunina </w:t>
+        <w:t>(</w:t>
+      </w:r>
+      <w:proofErr w:type="spellStart"/>
+      <w:r>
+        <w:rPr>
+          <w:rFonts w:ascii="Calibri" w:eastAsiaTheme="minorHAnsi" w:cs="Calibri"/>
+          <w:lang w:val="en-GB"/>
+        </w:rPr>
+        <w:t>Platunina</w:t>
+      </w:r>
+      <w:proofErr w:type="spellEnd"/>
+      <w:r>
+        <w:rPr>
+          <w:rFonts w:ascii="Calibri" w:eastAsiaTheme="minorHAnsi" w:cs="Calibri"/>
+          <w:lang w:val="en-GB"/>
+        </w:rPr>
+        <w:t xml:space="preserve"> </w:t>
       </w:r>
       <w:r>
         <w:rPr>
@@ -8234,7 +8489,23 @@
           <w:rFonts w:ascii="Calibri" w:eastAsiaTheme="minorHAnsi" w:cs="Calibri"/>
           <w:lang w:val="en-GB"/>
         </w:rPr>
-        <w:t xml:space="preserve">(Pallempati </w:t>
+        <w:t>(</w:t>
+      </w:r>
+      <w:proofErr w:type="spellStart"/>
+      <w:r>
+        <w:rPr>
+          <w:rFonts w:ascii="Calibri" w:eastAsiaTheme="minorHAnsi" w:cs="Calibri"/>
+          <w:lang w:val="en-GB"/>
+        </w:rPr>
+        <w:t>Pallempati</w:t>
+      </w:r>
+      <w:proofErr w:type="spellEnd"/>
+      <w:r>
+        <w:rPr>
+          <w:rFonts w:ascii="Calibri" w:eastAsiaTheme="minorHAnsi" w:cs="Calibri"/>
+          <w:lang w:val="en-GB"/>
+        </w:rPr>
+        <w:t xml:space="preserve"> </w:t>
       </w:r>
       <w:r>
         <w:rPr>
@@ -9037,7 +9308,23 @@
           <w:rFonts w:ascii="Calibri" w:eastAsiaTheme="minorHAnsi" w:cs="Calibri"/>
           <w:lang w:val="en-GB"/>
         </w:rPr>
-        <w:t xml:space="preserve">(Hippchen </w:t>
+        <w:t>(</w:t>
+      </w:r>
+      <w:proofErr w:type="spellStart"/>
+      <w:r>
+     